--- a/templates/docxRPD/rpd.docx
+++ b/templates/docxRPD/rpd.docx
@@ -4,27 +4,986 @@
   <w:body>
     <w:p>
       <w:pPr>
+        <w:spacing w:after="50" w:line="240" w:lineRule="auto"/>
+        <w:jc w:val="center"/>
+      </w:pPr>
+      <w:r>
+        <w:rPr>
+          <w:b/>
+          <w:bCs/>
+        </w:rPr>
+        <w:t>Министерство науки и высшего образования Российской Федерации</w:t>
+      </w:r>
+    </w:p>
+    <w:p>
+      <w:pPr>
+        <w:spacing w:after="50" w:line="240" w:lineRule="auto"/>
+        <w:jc w:val="center"/>
+      </w:pPr>
+      <w:r>
+        <w:rPr>
+          <w:b/>
+          <w:bCs/>
+        </w:rPr>
+        <w:t>Федеральное государственное бюджетное образовательное учреждение высшего образования</w:t>
+      </w:r>
+    </w:p>
+    <w:p>
+      <w:pPr>
+        <w:spacing w:after="200" w:line="240" w:lineRule="auto"/>
+        <w:jc w:val="center"/>
+      </w:pPr>
+      <w:r>
+        <w:rPr>
+          <w:b/>
+          <w:bCs/>
+        </w:rPr>
+        <w:t>«ИРКУТСКИЙ НАЦИОНАЛЬНЫЙ ИССЛЕДОВАТЕЛЬСКИЙ ТЕХНИЧЕСКИЙ УНИВЕРСИТЕТ»</w:t>
+      </w:r>
+    </w:p>
+    <w:p>
+      <w:pPr>
+        <w:spacing w:after="200" w:line="255" w:lineRule="auto"/>
+        <w:jc w:val="center"/>
+      </w:pPr>
+      <w:r>
+        <w:t xml:space="preserve">Структурное подразделение </w:t>
+      </w:r>
+      <w:r>
+        <w:t xml:space="preserve">{{ </w:t>
+      </w:r>
+      <w:r>
         <w:rPr>
           <w:lang w:val="en-US"/>
         </w:rPr>
-      </w:pPr>
+        <w:t>kaf</w:t>
+      </w:r>
+      <w:r>
+        <w:t>_</w:t>
+      </w:r>
       <w:r>
         <w:rPr>
           <w:lang w:val="en-US"/>
         </w:rPr>
-        <w:t>{{ name }}</w:t>
-      </w:r>
-      <w:bookmarkStart w:id="0" w:name="_GoBack"/>
+        <w:t>name</w:t>
+      </w:r>
+      <w:r>
+        <w:t xml:space="preserve"> }} </w:t>
+      </w:r>
+    </w:p>
+    <w:p>
+      <w:pPr>
+        <w:spacing w:after="0" w:line="276" w:lineRule="auto"/>
+        <w:jc w:val="right"/>
+      </w:pPr>
+      <w:r>
+        <w:rPr>
+          <w:b/>
+          <w:bCs/>
+          <w:caps/>
+        </w:rPr>
+        <w:t>утверждена:</w:t>
+      </w:r>
+    </w:p>
+    <w:p>
+      <w:pPr>
+        <w:spacing w:after="0" w:line="276" w:lineRule="auto"/>
+        <w:jc w:val="right"/>
+      </w:pPr>
+      <w:r>
+        <w:t>на заседании __________________</w:t>
+      </w:r>
+    </w:p>
+    <w:p>
+      <w:pPr>
+        <w:spacing w:after="0" w:line="276" w:lineRule="auto"/>
+        <w:jc w:val="right"/>
+      </w:pPr>
+      <w:r>
+        <w:t>Протокол №___ от «____»</w:t>
+      </w:r>
+      <w:r>
+        <w:t xml:space="preserve"> {{</w:t>
+      </w:r>
+      <w:r>
+        <w:rPr>
+          <w:lang w:val="en-US"/>
+        </w:rPr>
+        <w:t>current</w:t>
+      </w:r>
+      <w:r>
+        <w:t>_</w:t>
+      </w:r>
+      <w:r>
+        <w:rPr>
+          <w:lang w:val="en-US"/>
+        </w:rPr>
+        <w:t>year</w:t>
+      </w:r>
+      <w:r>
+        <w:t xml:space="preserve">}} </w:t>
+      </w:r>
+      <w:r>
+        <w:t>г.</w:t>
+      </w:r>
+    </w:p>
+    <w:p>
+      <w:pPr>
+        <w:spacing w:before="450" w:after="170" w:line="300" w:lineRule="auto"/>
+        <w:jc w:val="center"/>
+      </w:pPr>
+      <w:r>
+        <w:rPr>
+          <w:b/>
+          <w:bCs/>
+          <w:sz w:val="28"/>
+          <w:szCs w:val="28"/>
+        </w:rPr>
+        <w:t>Рабочая программа дисциплины</w:t>
+      </w:r>
+    </w:p>
+    <w:tbl>
+      <w:tblPr>
+        <w:tblW w:w="0" w:type="auto"/>
+        <w:tblInd w:w="10" w:type="dxa"/>
+        <w:tblBorders>
+          <w:bottom w:val="single" w:sz="15" w:space="0" w:color="000000"/>
+        </w:tblBorders>
+        <w:tblCellMar>
+          <w:left w:w="10" w:type="dxa"/>
+          <w:right w:w="10" w:type="dxa"/>
+        </w:tblCellMar>
+        <w:tblLook w:val="0000" w:firstRow="0" w:lastRow="0" w:firstColumn="0" w:lastColumn="0" w:noHBand="0" w:noVBand="0"/>
+      </w:tblPr>
+      <w:tblGrid>
+        <w:gridCol w:w="9345"/>
+      </w:tblGrid>
+      <w:tr>
+        <w:trPr>
+          <w:trHeight w:val="100"/>
+        </w:trPr>
+        <w:tc>
+          <w:tcPr>
+            <w:tcW w:w="12000" w:type="dxa"/>
+            <w:vAlign w:val="center"/>
+          </w:tcPr>
+          <w:p>
+            <w:pPr>
+              <w:spacing w:after="0" w:line="240" w:lineRule="auto"/>
+              <w:jc w:val="center"/>
+            </w:pPr>
+            <w:r>
+              <w:rPr>
+                <w:caps/>
+              </w:rPr>
+              <w:t>«</w:t>
+            </w:r>
+            <w:r>
+              <w:rPr>
+                <w:caps/>
+                <w:lang w:val="en-US"/>
+              </w:rPr>
+              <w:t>{{</w:t>
+            </w:r>
+            <w:r>
+              <w:rPr>
+                <w:caps/>
+                <w:lang w:val="en-US"/>
+              </w:rPr>
+              <w:t>discipline</w:t>
+            </w:r>
+            <w:r>
+              <w:rPr>
+                <w:caps/>
+                <w:lang w:val="en-US"/>
+              </w:rPr>
+              <w:t>}}</w:t>
+            </w:r>
+            <w:r>
+              <w:rPr>
+                <w:caps/>
+              </w:rPr>
+              <w:t>»</w:t>
+            </w:r>
+          </w:p>
+        </w:tc>
+      </w:tr>
+    </w:tbl>
+    <w:p>
+      <w:pPr>
+        <w:spacing w:after="0" w:line="285" w:lineRule="auto"/>
+        <w:jc w:val="center"/>
+      </w:pPr>
+    </w:p>
+    <w:tbl>
+      <w:tblPr>
+        <w:tblW w:w="0" w:type="auto"/>
+        <w:tblInd w:w="10" w:type="dxa"/>
+        <w:tblBorders>
+          <w:bottom w:val="single" w:sz="6" w:space="0" w:color="000000"/>
+        </w:tblBorders>
+        <w:tblCellMar>
+          <w:left w:w="10" w:type="dxa"/>
+          <w:right w:w="10" w:type="dxa"/>
+        </w:tblCellMar>
+        <w:tblLook w:val="0000" w:firstRow="0" w:lastRow="0" w:firstColumn="0" w:lastColumn="0" w:noHBand="0" w:noVBand="0"/>
+      </w:tblPr>
+      <w:tblGrid>
+        <w:gridCol w:w="9345"/>
+      </w:tblGrid>
+      <w:tr>
+        <w:trPr>
+          <w:trHeight w:val="100"/>
+        </w:trPr>
+        <w:tc>
+          <w:tcPr>
+            <w:tcW w:w="12000" w:type="dxa"/>
+            <w:vAlign w:val="center"/>
+          </w:tcPr>
+          <w:p>
+            <w:pPr>
+              <w:spacing w:after="0" w:line="240" w:lineRule="auto"/>
+              <w:jc w:val="center"/>
+              <w:rPr>
+                <w:lang w:val="en-US"/>
+              </w:rPr>
+            </w:pPr>
+            <w:r>
+              <w:rPr>
+                <w:lang w:val="en-US"/>
+              </w:rPr>
+              <w:t>{{ kind_direct }}: {{ direction_code }} {{ direction }}</w:t>
+            </w:r>
+          </w:p>
+        </w:tc>
+      </w:tr>
+    </w:tbl>
+    <w:p>
+      <w:pPr>
+        <w:spacing w:after="0" w:line="285" w:lineRule="auto"/>
+        <w:jc w:val="center"/>
+        <w:rPr>
+          <w:lang w:val="en-US"/>
+        </w:rPr>
+      </w:pPr>
+    </w:p>
+    <w:tbl>
+      <w:tblPr>
+        <w:tblW w:w="0" w:type="auto"/>
+        <w:tblInd w:w="10" w:type="dxa"/>
+        <w:tblBorders>
+          <w:bottom w:val="single" w:sz="6" w:space="0" w:color="000000"/>
+        </w:tblBorders>
+        <w:tblCellMar>
+          <w:left w:w="10" w:type="dxa"/>
+          <w:right w:w="10" w:type="dxa"/>
+        </w:tblCellMar>
+        <w:tblLook w:val="0000" w:firstRow="0" w:lastRow="0" w:firstColumn="0" w:lastColumn="0" w:noHBand="0" w:noVBand="0"/>
+      </w:tblPr>
+      <w:tblGrid>
+        <w:gridCol w:w="9345"/>
+      </w:tblGrid>
+      <w:tr>
+        <w:trPr>
+          <w:trHeight w:val="100"/>
+        </w:trPr>
+        <w:tc>
+          <w:tcPr>
+            <w:tcW w:w="12000" w:type="dxa"/>
+            <w:vAlign w:val="center"/>
+          </w:tcPr>
+          <w:p>
+            <w:pPr>
+              <w:spacing w:after="0" w:line="240" w:lineRule="auto"/>
+              <w:jc w:val="center"/>
+              <w:rPr>
+                <w:lang w:val="en-US"/>
+              </w:rPr>
+            </w:pPr>
+            <w:r>
+              <w:rPr>
+                <w:lang w:val="en-US"/>
+              </w:rPr>
+              <w:t xml:space="preserve">{{ spec_name }} </w:t>
+            </w:r>
+          </w:p>
+        </w:tc>
+      </w:tr>
+    </w:tbl>
+    <w:p>
+      <w:pPr>
+        <w:spacing w:after="0" w:line="285" w:lineRule="auto"/>
+        <w:jc w:val="center"/>
+        <w:rPr>
+          <w:lang w:val="en-US"/>
+        </w:rPr>
+      </w:pPr>
+    </w:p>
+    <w:tbl>
+      <w:tblPr>
+        <w:tblW w:w="0" w:type="auto"/>
+        <w:tblInd w:w="10" w:type="dxa"/>
+        <w:tblBorders>
+          <w:bottom w:val="single" w:sz="6" w:space="0" w:color="000000"/>
+        </w:tblBorders>
+        <w:tblCellMar>
+          <w:left w:w="10" w:type="dxa"/>
+          <w:right w:w="10" w:type="dxa"/>
+        </w:tblCellMar>
+        <w:tblLook w:val="0000" w:firstRow="0" w:lastRow="0" w:firstColumn="0" w:lastColumn="0" w:noHBand="0" w:noVBand="0"/>
+      </w:tblPr>
+      <w:tblGrid>
+        <w:gridCol w:w="9345"/>
+      </w:tblGrid>
+      <w:tr>
+        <w:trPr>
+          <w:trHeight w:val="100"/>
+        </w:trPr>
+        <w:tc>
+          <w:tcPr>
+            <w:tcW w:w="12000" w:type="dxa"/>
+            <w:vAlign w:val="center"/>
+          </w:tcPr>
+          <w:p>
+            <w:pPr>
+              <w:spacing w:after="0" w:line="240" w:lineRule="auto"/>
+              <w:jc w:val="center"/>
+              <w:rPr>
+                <w:lang w:val="en-US"/>
+              </w:rPr>
+            </w:pPr>
+            <w:r>
+              <w:t xml:space="preserve">Квалификация: </w:t>
+            </w:r>
+            <w:r>
+              <w:rPr>
+                <w:lang w:val="en-US"/>
+              </w:rPr>
+              <w:t>{{ kvalif }}</w:t>
+            </w:r>
+          </w:p>
+        </w:tc>
+      </w:tr>
+    </w:tbl>
+    <w:p>
+      <w:pPr>
+        <w:spacing w:after="0" w:line="285" w:lineRule="auto"/>
+        <w:jc w:val="center"/>
+      </w:pPr>
+    </w:p>
+    <w:tbl>
+      <w:tblPr>
+        <w:tblW w:w="0" w:type="auto"/>
+        <w:tblInd w:w="10" w:type="dxa"/>
+        <w:tblBorders>
+          <w:bottom w:val="single" w:sz="6" w:space="0" w:color="000000"/>
+        </w:tblBorders>
+        <w:tblCellMar>
+          <w:left w:w="10" w:type="dxa"/>
+          <w:right w:w="10" w:type="dxa"/>
+        </w:tblCellMar>
+        <w:tblLook w:val="0000" w:firstRow="0" w:lastRow="0" w:firstColumn="0" w:lastColumn="0" w:noHBand="0" w:noVBand="0"/>
+      </w:tblPr>
+      <w:tblGrid>
+        <w:gridCol w:w="9345"/>
+      </w:tblGrid>
+      <w:tr>
+        <w:trPr>
+          <w:trHeight w:val="100"/>
+        </w:trPr>
+        <w:tc>
+          <w:tcPr>
+            <w:tcW w:w="9345" w:type="dxa"/>
+            <w:vAlign w:val="center"/>
+          </w:tcPr>
+          <w:p>
+            <w:pPr>
+              <w:spacing w:after="0" w:line="240" w:lineRule="auto"/>
+              <w:jc w:val="center"/>
+              <w:rPr>
+                <w:lang w:val="en-US"/>
+              </w:rPr>
+            </w:pPr>
+            <w:r>
+              <w:t xml:space="preserve">Форма обучения: </w:t>
+            </w:r>
+            <w:r>
+              <w:rPr>
+                <w:lang w:val="en-US"/>
+              </w:rPr>
+              <w:t>{{ fob__name }}</w:t>
+            </w:r>
+          </w:p>
+        </w:tc>
+      </w:tr>
+    </w:tbl>
+    <w:p>
+      <w:pPr>
+        <w:spacing w:before="850" w:after="150" w:line="300" w:lineRule="auto"/>
+      </w:pPr>
+      <w:r>
+        <w:rPr>
+          <w:b/>
+          <w:bCs/>
+        </w:rPr>
+        <w:t>Составитель программы:</w:t>
+      </w:r>
+    </w:p>
+    <w:tbl>
+      <w:tblPr>
+        <w:tblW w:w="0" w:type="auto"/>
+        <w:tblInd w:w="10" w:type="dxa"/>
+        <w:tblCellMar>
+          <w:left w:w="10" w:type="dxa"/>
+          <w:right w:w="10" w:type="dxa"/>
+        </w:tblCellMar>
+        <w:tblLook w:val="0000" w:firstRow="0" w:lastRow="0" w:firstColumn="0" w:lastColumn="0" w:noHBand="0" w:noVBand="0"/>
+      </w:tblPr>
+      <w:tblGrid>
+        <w:gridCol w:w="2650"/>
+        <w:gridCol w:w="230"/>
+        <w:gridCol w:w="1150"/>
+        <w:gridCol w:w="575"/>
+        <w:gridCol w:w="500"/>
+        <w:gridCol w:w="230"/>
+        <w:gridCol w:w="1150"/>
+        <w:gridCol w:w="1727"/>
+      </w:tblGrid>
+      <w:tr>
+        <w:trPr>
+          <w:trHeight w:val="80"/>
+        </w:trPr>
+        <w:tc>
+          <w:tcPr>
+            <w:tcW w:w="2650" w:type="dxa"/>
+            <w:tcBorders>
+              <w:bottom w:val="single" w:sz="6" w:space="0" w:color="000000"/>
+            </w:tcBorders>
+            <w:vAlign w:val="center"/>
+          </w:tcPr>
+          <w:p>
+            <w:pPr>
+              <w:spacing w:after="0" w:line="240" w:lineRule="auto"/>
+              <w:jc w:val="center"/>
+              <w:rPr>
+                <w:lang w:val="en-US"/>
+              </w:rPr>
+            </w:pPr>
+            <w:r>
+              <w:rPr>
+                <w:lang w:val="en-US"/>
+              </w:rPr>
+              <w:t>{{ person_name }}</w:t>
+            </w:r>
+          </w:p>
+        </w:tc>
+        <w:tc>
+          <w:tcPr>
+            <w:tcW w:w="230" w:type="dxa"/>
+            <w:vAlign w:val="center"/>
+          </w:tcPr>
+          <w:p>
+            <w:pPr>
+              <w:spacing w:after="0" w:line="240" w:lineRule="auto"/>
+              <w:jc w:val="center"/>
+            </w:pPr>
+            <w:r>
+              <w:t>/</w:t>
+            </w:r>
+          </w:p>
+        </w:tc>
+        <w:tc>
+          <w:tcPr>
+            <w:tcW w:w="1150" w:type="dxa"/>
+            <w:tcBorders>
+              <w:bottom w:val="single" w:sz="6" w:space="0" w:color="000000"/>
+            </w:tcBorders>
+            <w:vAlign w:val="center"/>
+          </w:tcPr>
+          <w:p>
+            <w:pPr>
+              <w:spacing w:after="0" w:line="240" w:lineRule="auto"/>
+              <w:jc w:val="center"/>
+            </w:pPr>
+          </w:p>
+        </w:tc>
+        <w:tc>
+          <w:tcPr>
+            <w:tcW w:w="575" w:type="dxa"/>
+            <w:vAlign w:val="center"/>
+          </w:tcPr>
+          <w:p>
+            <w:pPr>
+              <w:spacing w:after="0" w:line="240" w:lineRule="auto"/>
+              <w:jc w:val="center"/>
+            </w:pPr>
+            <w:r>
+              <w:t>/   “</w:t>
+            </w:r>
+          </w:p>
+        </w:tc>
+        <w:tc>
+          <w:tcPr>
+            <w:tcW w:w="500" w:type="dxa"/>
+            <w:tcBorders>
+              <w:bottom w:val="single" w:sz="6" w:space="0" w:color="000000"/>
+            </w:tcBorders>
+            <w:vAlign w:val="center"/>
+          </w:tcPr>
+          <w:p>
+            <w:pPr>
+              <w:spacing w:after="0" w:line="240" w:lineRule="auto"/>
+              <w:jc w:val="center"/>
+            </w:pPr>
+          </w:p>
+        </w:tc>
+        <w:tc>
+          <w:tcPr>
+            <w:tcW w:w="230" w:type="dxa"/>
+            <w:vAlign w:val="center"/>
+          </w:tcPr>
+          <w:p>
+            <w:pPr>
+              <w:spacing w:after="0" w:line="240" w:lineRule="auto"/>
+              <w:jc w:val="center"/>
+            </w:pPr>
+            <w:r>
+              <w:t>”</w:t>
+            </w:r>
+          </w:p>
+        </w:tc>
+        <w:tc>
+          <w:tcPr>
+            <w:tcW w:w="1150" w:type="dxa"/>
+            <w:tcBorders>
+              <w:bottom w:val="single" w:sz="6" w:space="0" w:color="000000"/>
+            </w:tcBorders>
+            <w:vAlign w:val="center"/>
+          </w:tcPr>
+          <w:p>
+            <w:pPr>
+              <w:spacing w:after="0" w:line="240" w:lineRule="auto"/>
+              <w:jc w:val="center"/>
+            </w:pPr>
+          </w:p>
+        </w:tc>
+        <w:tc>
+          <w:tcPr>
+            <w:tcW w:w="1727" w:type="dxa"/>
+            <w:vAlign w:val="bottom"/>
+          </w:tcPr>
+          <w:p>
+            <w:pPr>
+              <w:spacing w:after="0" w:line="240" w:lineRule="auto"/>
+            </w:pPr>
+            <w:r>
+              <w:rPr>
+                <w:lang w:val="en-US"/>
+              </w:rPr>
+              <w:t xml:space="preserve">{{current_year}} </w:t>
+            </w:r>
+            <w:r>
+              <w:t>г.</w:t>
+            </w:r>
+          </w:p>
+        </w:tc>
+      </w:tr>
+    </w:tbl>
+    <w:p>
+      <w:pPr>
+        <w:spacing w:before="350" w:after="150" w:line="300" w:lineRule="auto"/>
+      </w:pPr>
+      <w:r>
+        <w:rPr>
+          <w:b/>
+          <w:bCs/>
+        </w:rPr>
+        <w:t xml:space="preserve">Руководитель ООП: </w:t>
+      </w:r>
+    </w:p>
+    <w:tbl>
+      <w:tblPr>
+        <w:tblW w:w="0" w:type="auto"/>
+        <w:tblInd w:w="10" w:type="dxa"/>
+        <w:tblCellMar>
+          <w:left w:w="10" w:type="dxa"/>
+          <w:right w:w="10" w:type="dxa"/>
+        </w:tblCellMar>
+        <w:tblLook w:val="0000" w:firstRow="0" w:lastRow="0" w:firstColumn="0" w:lastColumn="0" w:noHBand="0" w:noVBand="0"/>
+      </w:tblPr>
+      <w:tblGrid>
+        <w:gridCol w:w="2650"/>
+        <w:gridCol w:w="230"/>
+        <w:gridCol w:w="1150"/>
+        <w:gridCol w:w="575"/>
+        <w:gridCol w:w="500"/>
+        <w:gridCol w:w="230"/>
+        <w:gridCol w:w="1150"/>
+        <w:gridCol w:w="1727"/>
+      </w:tblGrid>
+      <w:tr>
+        <w:trPr>
+          <w:trHeight w:val="80"/>
+        </w:trPr>
+        <w:tc>
+          <w:tcPr>
+            <w:tcW w:w="2650" w:type="dxa"/>
+            <w:tcBorders>
+              <w:bottom w:val="single" w:sz="6" w:space="0" w:color="000000"/>
+            </w:tcBorders>
+            <w:vAlign w:val="center"/>
+          </w:tcPr>
+          <w:p>
+            <w:pPr>
+              <w:spacing w:after="0" w:line="240" w:lineRule="auto"/>
+              <w:jc w:val="center"/>
+            </w:pPr>
+            <w:bookmarkStart w:id="0" w:name="_GoBack" w:colFirst="7" w:colLast="7"/>
+          </w:p>
+        </w:tc>
+        <w:tc>
+          <w:tcPr>
+            <w:tcW w:w="230" w:type="dxa"/>
+            <w:vAlign w:val="center"/>
+          </w:tcPr>
+          <w:p>
+            <w:pPr>
+              <w:spacing w:after="0" w:line="240" w:lineRule="auto"/>
+              <w:jc w:val="center"/>
+            </w:pPr>
+            <w:r>
+              <w:t>/</w:t>
+            </w:r>
+          </w:p>
+        </w:tc>
+        <w:tc>
+          <w:tcPr>
+            <w:tcW w:w="1150" w:type="dxa"/>
+            <w:tcBorders>
+              <w:bottom w:val="single" w:sz="6" w:space="0" w:color="000000"/>
+            </w:tcBorders>
+            <w:vAlign w:val="center"/>
+          </w:tcPr>
+          <w:p>
+            <w:pPr>
+              <w:spacing w:after="0" w:line="240" w:lineRule="auto"/>
+              <w:jc w:val="center"/>
+            </w:pPr>
+          </w:p>
+        </w:tc>
+        <w:tc>
+          <w:tcPr>
+            <w:tcW w:w="575" w:type="dxa"/>
+            <w:vAlign w:val="center"/>
+          </w:tcPr>
+          <w:p>
+            <w:pPr>
+              <w:spacing w:after="0" w:line="240" w:lineRule="auto"/>
+              <w:jc w:val="center"/>
+            </w:pPr>
+            <w:r>
+              <w:t>/   “</w:t>
+            </w:r>
+          </w:p>
+        </w:tc>
+        <w:tc>
+          <w:tcPr>
+            <w:tcW w:w="500" w:type="dxa"/>
+            <w:tcBorders>
+              <w:bottom w:val="single" w:sz="6" w:space="0" w:color="000000"/>
+            </w:tcBorders>
+            <w:vAlign w:val="center"/>
+          </w:tcPr>
+          <w:p>
+            <w:pPr>
+              <w:spacing w:after="0" w:line="240" w:lineRule="auto"/>
+              <w:jc w:val="center"/>
+            </w:pPr>
+          </w:p>
+        </w:tc>
+        <w:tc>
+          <w:tcPr>
+            <w:tcW w:w="230" w:type="dxa"/>
+            <w:vAlign w:val="center"/>
+          </w:tcPr>
+          <w:p>
+            <w:pPr>
+              <w:spacing w:after="0" w:line="240" w:lineRule="auto"/>
+              <w:jc w:val="center"/>
+            </w:pPr>
+            <w:r>
+              <w:t>”</w:t>
+            </w:r>
+          </w:p>
+        </w:tc>
+        <w:tc>
+          <w:tcPr>
+            <w:tcW w:w="1150" w:type="dxa"/>
+            <w:tcBorders>
+              <w:bottom w:val="single" w:sz="6" w:space="0" w:color="000000"/>
+            </w:tcBorders>
+            <w:vAlign w:val="center"/>
+          </w:tcPr>
+          <w:p>
+            <w:pPr>
+              <w:spacing w:after="0" w:line="240" w:lineRule="auto"/>
+              <w:jc w:val="center"/>
+            </w:pPr>
+          </w:p>
+        </w:tc>
+        <w:tc>
+          <w:tcPr>
+            <w:tcW w:w="1727" w:type="dxa"/>
+            <w:vAlign w:val="bottom"/>
+          </w:tcPr>
+          <w:p>
+            <w:pPr>
+              <w:spacing w:after="0" w:line="240" w:lineRule="auto"/>
+            </w:pPr>
+            <w:r>
+              <w:rPr>
+                <w:lang w:val="en-US"/>
+              </w:rPr>
+              <w:t xml:space="preserve">{{current_year}} </w:t>
+            </w:r>
+            <w:r>
+              <w:t>г.</w:t>
+            </w:r>
+          </w:p>
+        </w:tc>
+      </w:tr>
       <w:bookmarkEnd w:id="0"/>
-    </w:p>
+    </w:tbl>
+    <w:p>
+      <w:pPr>
+        <w:jc w:val="center"/>
+      </w:pPr>
+    </w:p>
+    <w:p/>
     <w:sectPr>
+      <w:footerReference w:type="default" r:id="rId7"/>
+      <w:footerReference w:type="first" r:id="rId8"/>
       <w:pgSz w:w="11906" w:h="16838"/>
       <w:pgMar w:top="1134" w:right="850" w:bottom="1134" w:left="1701" w:header="708" w:footer="708" w:gutter="0"/>
       <w:cols w:space="708"/>
+      <w:titlePg/>
       <w:docGrid w:linePitch="360"/>
     </w:sectPr>
   </w:body>
 </w:document>
+</file>
+
+<file path=word/endnotes.xml><?xml version="1.0" encoding="utf-8"?>
+<w:endnotes xmlns:wpc="http://schemas.microsoft.com/office/word/2010/wordprocessingCanvas" xmlns:mc="http://schemas.openxmlformats.org/markup-compatibility/2006" xmlns:o="urn:schemas-microsoft-com:office:office" xmlns:r="http://schemas.openxmlformats.org/officeDocument/2006/relationships" xmlns:m="http://schemas.openxmlformats.org/officeDocument/2006/math" xmlns:v="urn:schemas-microsoft-com:vml" xmlns:wp14="http://schemas.microsoft.com/office/word/2010/wordprocessingDrawing" xmlns:wp="http://schemas.openxmlformats.org/drawingml/2006/wordprocessingDrawing" xmlns:w10="urn:schemas-microsoft-com:office:word" xmlns:w="http://schemas.openxmlformats.org/wordprocessingml/2006/main" xmlns:w14="http://schemas.microsoft.com/office/word/2010/wordml" xmlns:w15="http://schemas.microsoft.com/office/word/2012/wordml" xmlns:wpg="http://schemas.microsoft.com/office/word/2010/wordprocessingGroup" xmlns:wpi="http://schemas.microsoft.com/office/word/2010/wordprocessingInk" xmlns:wne="http://schemas.microsoft.com/office/word/2006/wordml" xmlns:wps="http://schemas.microsoft.com/office/word/2010/wordprocessingShape" mc:Ignorable="w14 w15 wp14">
+  <w:endnote w:type="separator" w:id="-1">
+    <w:p>
+      <w:pPr>
+        <w:spacing w:after="0" w:line="240" w:lineRule="auto"/>
+      </w:pPr>
+      <w:r>
+        <w:separator/>
+      </w:r>
+    </w:p>
+  </w:endnote>
+  <w:endnote w:type="continuationSeparator" w:id="0">
+    <w:p>
+      <w:pPr>
+        <w:spacing w:after="0" w:line="240" w:lineRule="auto"/>
+      </w:pPr>
+      <w:r>
+        <w:continuationSeparator/>
+      </w:r>
+    </w:p>
+  </w:endnote>
+</w:endnotes>
+</file>
+
+<file path=word/footer1.xml><?xml version="1.0" encoding="utf-8"?>
+<w:ftr xmlns:wpc="http://schemas.microsoft.com/office/word/2010/wordprocessingCanvas" xmlns:mc="http://schemas.openxmlformats.org/markup-compatibility/2006" xmlns:o="urn:schemas-microsoft-com:office:office" xmlns:r="http://schemas.openxmlformats.org/officeDocument/2006/relationships" xmlns:m="http://schemas.openxmlformats.org/officeDocument/2006/math" xmlns:v="urn:schemas-microsoft-com:vml" xmlns:wp14="http://schemas.microsoft.com/office/word/2010/wordprocessingDrawing" xmlns:wp="http://schemas.openxmlformats.org/drawingml/2006/wordprocessingDrawing" xmlns:w10="urn:schemas-microsoft-com:office:word" xmlns:w="http://schemas.openxmlformats.org/wordprocessingml/2006/main" xmlns:w14="http://schemas.microsoft.com/office/word/2010/wordml" xmlns:w15="http://schemas.microsoft.com/office/word/2012/wordml" xmlns:wpg="http://schemas.microsoft.com/office/word/2010/wordprocessingGroup" xmlns:wpi="http://schemas.microsoft.com/office/word/2010/wordprocessingInk" xmlns:wne="http://schemas.microsoft.com/office/word/2006/wordml" xmlns:wps="http://schemas.microsoft.com/office/word/2010/wordprocessingShape" mc:Ignorable="w14 w15 wp14">
+  <w:p>
+    <w:pPr>
+      <w:jc w:val="center"/>
+    </w:pPr>
+    <w:r>
+      <w:t xml:space="preserve">Год набора – </w:t>
+    </w:r>
+    <w:r>
+      <w:t xml:space="preserve">{{ </w:t>
+    </w:r>
+    <w:r>
+      <w:rPr>
+        <w:lang w:val="en-US"/>
+      </w:rPr>
+      <w:t>year</w:t>
+    </w:r>
+    <w:r>
+      <w:t>_</w:t>
+    </w:r>
+    <w:r>
+      <w:rPr>
+        <w:lang w:val="en-US"/>
+      </w:rPr>
+      <w:t>post</w:t>
+    </w:r>
+    <w:r>
+      <w:t xml:space="preserve"> </w:t>
+    </w:r>
+    <w:r>
+      <w:t>}}</w:t>
+    </w:r>
+  </w:p>
+  <w:p>
+    <w:pPr>
+      <w:spacing w:before="100" w:after="0" w:line="276" w:lineRule="auto"/>
+      <w:jc w:val="center"/>
+      <w:rPr>
+        <w:rStyle w:val="a3"/>
+      </w:rPr>
+    </w:pPr>
+    <w:r>
+      <w:t xml:space="preserve">Иркутск, </w:t>
+    </w:r>
+    <w:r>
+      <w:t xml:space="preserve"> </w:t>
+    </w:r>
+    <w:r>
+      <w:t xml:space="preserve">{{ </w:t>
+    </w:r>
+    <w:r>
+      <w:rPr>
+        <w:lang w:val="en-US"/>
+      </w:rPr>
+      <w:t>current</w:t>
+    </w:r>
+    <w:r>
+      <w:t>_</w:t>
+    </w:r>
+    <w:r>
+      <w:rPr>
+        <w:lang w:val="en-US"/>
+      </w:rPr>
+      <w:t>year</w:t>
+    </w:r>
+    <w:r>
+      <w:t xml:space="preserve"> }} </w:t>
+    </w:r>
+    <w:r>
+      <w:t>г.</w:t>
+    </w:r>
+  </w:p>
+</w:ftr>
+</file>
+
+<file path=word/footer2.xml><?xml version="1.0" encoding="utf-8"?>
+<w:ftr xmlns:wpc="http://schemas.microsoft.com/office/word/2010/wordprocessingCanvas" xmlns:mc="http://schemas.openxmlformats.org/markup-compatibility/2006" xmlns:o="urn:schemas-microsoft-com:office:office" xmlns:r="http://schemas.openxmlformats.org/officeDocument/2006/relationships" xmlns:m="http://schemas.openxmlformats.org/officeDocument/2006/math" xmlns:v="urn:schemas-microsoft-com:vml" xmlns:wp14="http://schemas.microsoft.com/office/word/2010/wordprocessingDrawing" xmlns:wp="http://schemas.openxmlformats.org/drawingml/2006/wordprocessingDrawing" xmlns:w10="urn:schemas-microsoft-com:office:word" xmlns:w="http://schemas.openxmlformats.org/wordprocessingml/2006/main" xmlns:w14="http://schemas.microsoft.com/office/word/2010/wordml" xmlns:w15="http://schemas.microsoft.com/office/word/2012/wordml" xmlns:wpg="http://schemas.microsoft.com/office/word/2010/wordprocessingGroup" xmlns:wpi="http://schemas.microsoft.com/office/word/2010/wordprocessingInk" xmlns:wne="http://schemas.microsoft.com/office/word/2006/wordml" xmlns:wps="http://schemas.microsoft.com/office/word/2010/wordprocessingShape" mc:Ignorable="w14 w15 wp14">
+  <w:p>
+    <w:pPr>
+      <w:jc w:val="center"/>
+      <w:rPr>
+        <w:color w:val="000000" w:themeColor="text1"/>
+      </w:rPr>
+    </w:pPr>
+    <w:r>
+      <w:rPr>
+        <w:color w:val="000000" w:themeColor="text1"/>
+      </w:rPr>
+      <w:t xml:space="preserve">Год набора – {{ </w:t>
+    </w:r>
+    <w:r>
+      <w:rPr>
+        <w:color w:val="000000" w:themeColor="text1"/>
+        <w:lang w:val="en-US"/>
+      </w:rPr>
+      <w:t>year</w:t>
+    </w:r>
+    <w:r>
+      <w:rPr>
+        <w:color w:val="000000" w:themeColor="text1"/>
+      </w:rPr>
+      <w:t>_</w:t>
+    </w:r>
+    <w:r>
+      <w:rPr>
+        <w:color w:val="000000" w:themeColor="text1"/>
+        <w:lang w:val="en-US"/>
+      </w:rPr>
+      <w:t>post</w:t>
+    </w:r>
+    <w:r>
+      <w:rPr>
+        <w:color w:val="000000" w:themeColor="text1"/>
+      </w:rPr>
+      <w:t xml:space="preserve"> }}</w:t>
+    </w:r>
+  </w:p>
+  <w:p>
+    <w:pPr>
+      <w:spacing w:before="100" w:after="0" w:line="276" w:lineRule="auto"/>
+      <w:jc w:val="center"/>
+      <w:rPr>
+        <w:rStyle w:val="a3"/>
+        <w:color w:val="000000" w:themeColor="text1"/>
+      </w:rPr>
+    </w:pPr>
+    <w:r>
+      <w:rPr>
+        <w:color w:val="000000" w:themeColor="text1"/>
+      </w:rPr>
+      <w:t xml:space="preserve">Иркутск,  {{ </w:t>
+    </w:r>
+    <w:r>
+      <w:rPr>
+        <w:color w:val="000000" w:themeColor="text1"/>
+        <w:lang w:val="en-US"/>
+      </w:rPr>
+      <w:t>current</w:t>
+    </w:r>
+    <w:r>
+      <w:rPr>
+        <w:color w:val="000000" w:themeColor="text1"/>
+      </w:rPr>
+      <w:t>_</w:t>
+    </w:r>
+    <w:r>
+      <w:rPr>
+        <w:color w:val="000000" w:themeColor="text1"/>
+        <w:lang w:val="en-US"/>
+      </w:rPr>
+      <w:t>year</w:t>
+    </w:r>
+    <w:r>
+      <w:rPr>
+        <w:color w:val="000000" w:themeColor="text1"/>
+      </w:rPr>
+      <w:t xml:space="preserve"> }} г.</w:t>
+    </w:r>
+  </w:p>
+</w:ftr>
+</file>
+
+<file path=word/footnotes.xml><?xml version="1.0" encoding="utf-8"?>
+<w:footnotes xmlns:wpc="http://schemas.microsoft.com/office/word/2010/wordprocessingCanvas" xmlns:mc="http://schemas.openxmlformats.org/markup-compatibility/2006" xmlns:o="urn:schemas-microsoft-com:office:office" xmlns:r="http://schemas.openxmlformats.org/officeDocument/2006/relationships" xmlns:m="http://schemas.openxmlformats.org/officeDocument/2006/math" xmlns:v="urn:schemas-microsoft-com:vml" xmlns:wp14="http://schemas.microsoft.com/office/word/2010/wordprocessingDrawing" xmlns:wp="http://schemas.openxmlformats.org/drawingml/2006/wordprocessingDrawing" xmlns:w10="urn:schemas-microsoft-com:office:word" xmlns:w="http://schemas.openxmlformats.org/wordprocessingml/2006/main" xmlns:w14="http://schemas.microsoft.com/office/word/2010/wordml" xmlns:w15="http://schemas.microsoft.com/office/word/2012/wordml" xmlns:wpg="http://schemas.microsoft.com/office/word/2010/wordprocessingGroup" xmlns:wpi="http://schemas.microsoft.com/office/word/2010/wordprocessingInk" xmlns:wne="http://schemas.microsoft.com/office/word/2006/wordml" xmlns:wps="http://schemas.microsoft.com/office/word/2010/wordprocessingShape" mc:Ignorable="w14 w15 wp14">
+  <w:footnote w:type="separator" w:id="-1">
+    <w:p>
+      <w:pPr>
+        <w:spacing w:after="0" w:line="240" w:lineRule="auto"/>
+      </w:pPr>
+      <w:r>
+        <w:separator/>
+      </w:r>
+    </w:p>
+  </w:footnote>
+  <w:footnote w:type="continuationSeparator" w:id="0">
+    <w:p>
+      <w:pPr>
+        <w:spacing w:after="0" w:line="240" w:lineRule="auto"/>
+      </w:pPr>
+      <w:r>
+        <w:continuationSeparator/>
+      </w:r>
+    </w:p>
+  </w:footnote>
+</w:footnotes>
 </file>
 
 <file path=word/styles.xml><?xml version="1.0" encoding="utf-8"?>
@@ -448,6 +1407,101 @@
     <w:semiHidden/>
     <w:unhideWhenUsed/>
   </w:style>
+  <w:style w:type="character" w:styleId="a3">
+    <w:name w:val="Intense Emphasis"/>
+    <w:basedOn w:val="a0"/>
+    <w:uiPriority w:val="21"/>
+    <w:qFormat/>
+    <w:rsid w:val="008F62B4"/>
+    <w:rPr>
+      <w:i/>
+      <w:iCs/>
+      <w:color w:val="5B9BD5" w:themeColor="accent1"/>
+    </w:rPr>
+  </w:style>
+  <w:style w:type="paragraph" w:styleId="a4">
+    <w:name w:val="footnote text"/>
+    <w:basedOn w:val="a"/>
+    <w:link w:val="a5"/>
+    <w:uiPriority w:val="99"/>
+    <w:semiHidden/>
+    <w:unhideWhenUsed/>
+    <w:rsid w:val="0089460A"/>
+    <w:pPr>
+      <w:spacing w:after="0" w:line="240" w:lineRule="auto"/>
+    </w:pPr>
+    <w:rPr>
+      <w:sz w:val="20"/>
+      <w:szCs w:val="20"/>
+    </w:rPr>
+  </w:style>
+  <w:style w:type="character" w:customStyle="1" w:styleId="a5">
+    <w:name w:val="Текст сноски Знак"/>
+    <w:basedOn w:val="a0"/>
+    <w:link w:val="a4"/>
+    <w:uiPriority w:val="99"/>
+    <w:semiHidden/>
+    <w:rsid w:val="0089460A"/>
+    <w:rPr>
+      <w:sz w:val="20"/>
+      <w:szCs w:val="20"/>
+    </w:rPr>
+  </w:style>
+  <w:style w:type="character" w:styleId="a6">
+    <w:name w:val="footnote reference"/>
+    <w:basedOn w:val="a0"/>
+    <w:uiPriority w:val="99"/>
+    <w:semiHidden/>
+    <w:unhideWhenUsed/>
+    <w:rsid w:val="0089460A"/>
+    <w:rPr>
+      <w:vertAlign w:val="superscript"/>
+    </w:rPr>
+  </w:style>
+  <w:style w:type="paragraph" w:styleId="a7">
+    <w:name w:val="header"/>
+    <w:basedOn w:val="a"/>
+    <w:link w:val="a8"/>
+    <w:uiPriority w:val="99"/>
+    <w:unhideWhenUsed/>
+    <w:rsid w:val="0089460A"/>
+    <w:pPr>
+      <w:tabs>
+        <w:tab w:val="center" w:pos="4677"/>
+        <w:tab w:val="right" w:pos="9355"/>
+      </w:tabs>
+      <w:spacing w:after="0" w:line="240" w:lineRule="auto"/>
+    </w:pPr>
+  </w:style>
+  <w:style w:type="character" w:customStyle="1" w:styleId="a8">
+    <w:name w:val="Верхний колонтитул Знак"/>
+    <w:basedOn w:val="a0"/>
+    <w:link w:val="a7"/>
+    <w:uiPriority w:val="99"/>
+    <w:rsid w:val="0089460A"/>
+  </w:style>
+  <w:style w:type="paragraph" w:styleId="a9">
+    <w:name w:val="footer"/>
+    <w:basedOn w:val="a"/>
+    <w:link w:val="aa"/>
+    <w:uiPriority w:val="99"/>
+    <w:unhideWhenUsed/>
+    <w:rsid w:val="0089460A"/>
+    <w:pPr>
+      <w:tabs>
+        <w:tab w:val="center" w:pos="4677"/>
+        <w:tab w:val="right" w:pos="9355"/>
+      </w:tabs>
+      <w:spacing w:after="0" w:line="240" w:lineRule="auto"/>
+    </w:pPr>
+  </w:style>
+  <w:style w:type="character" w:customStyle="1" w:styleId="aa">
+    <w:name w:val="Нижний колонтитул Знак"/>
+    <w:basedOn w:val="a0"/>
+    <w:link w:val="a9"/>
+    <w:uiPriority w:val="99"/>
+    <w:rsid w:val="0089460A"/>
+  </w:style>
 </w:styles>
 </file>
 
@@ -710,4 +1764,16 @@
     </a:ext>
   </a:extLst>
 </a:theme>
+</file>
+
+<file path=customXml/item1.xml><?xml version="1.0" encoding="utf-8"?>
+<b:Sources xmlns:b="http://schemas.openxmlformats.org/officeDocument/2006/bibliography" xmlns="http://schemas.openxmlformats.org/officeDocument/2006/bibliography" SelectedStyle="\APASixthEditionOfficeOnline.xsl" StyleName="APA" Version="6"/>
+</file>
+
+<file path=customXml/itemProps1.xml><?xml version="1.0" encoding="utf-8"?>
+<ds:datastoreItem xmlns:ds="http://schemas.openxmlformats.org/officeDocument/2006/customXml" ds:itemID="{6CE41027-8716-4E75-A5AF-8E69AB692029}">
+  <ds:schemaRefs>
+    <ds:schemaRef ds:uri="http://schemas.openxmlformats.org/officeDocument/2006/bibliography"/>
+  </ds:schemaRefs>
+</ds:datastoreItem>
 </file>
--- a/templates/docxRPD/rpd.docx
+++ b/templates/docxRPD/rpd.docx
@@ -638,7 +638,6 @@
               <w:spacing w:after="0" w:line="240" w:lineRule="auto"/>
               <w:jc w:val="center"/>
             </w:pPr>
-            <w:bookmarkStart w:id="0" w:name="_GoBack" w:colFirst="7" w:colLast="7"/>
           </w:p>
         </w:tc>
         <w:tc>
@@ -752,14 +751,373 @@
           </w:p>
         </w:tc>
       </w:tr>
-      <w:bookmarkEnd w:id="0"/>
     </w:tbl>
     <w:p>
       <w:pPr>
         <w:jc w:val="center"/>
       </w:pPr>
     </w:p>
-    <w:p/>
+    <w:p>
+      <w:r>
+        <w:br w:type="page"/>
+      </w:r>
+    </w:p>
+    <w:p>
+      <w:pPr>
+        <w:spacing w:before="200" w:after="200" w:line="240" w:lineRule="auto"/>
+        <w:jc w:val="both"/>
+        <w:rPr>
+          <w:b/>
+          <w:bCs/>
+        </w:rPr>
+      </w:pPr>
+      <w:r>
+        <w:rPr>
+          <w:b/>
+          <w:bCs/>
+        </w:rPr>
+        <w:lastRenderedPageBreak/>
+        <w:t xml:space="preserve">1. </w:t>
+      </w:r>
+      <w:r>
+        <w:rPr>
+          <w:b/>
+          <w:bCs/>
+        </w:rPr>
+        <w:t>Перечень планируемых результатов обучения по дисциплине, соотнесённых с планируемыми результатами освоения образовательной программы</w:t>
+      </w:r>
+    </w:p>
+    <w:p>
+      <w:pPr>
+        <w:spacing w:before="200" w:after="200" w:line="240" w:lineRule="auto"/>
+        <w:jc w:val="both"/>
+        <w:rPr>
+          <w:b/>
+          <w:bCs/>
+        </w:rPr>
+      </w:pPr>
+      <w:r>
+        <w:rPr>
+          <w:b/>
+          <w:bCs/>
+        </w:rPr>
+        <w:t xml:space="preserve">1.1. </w:t>
+      </w:r>
+      <w:r>
+        <w:rPr>
+          <w:b/>
+          <w:bCs/>
+        </w:rPr>
+        <w:t>Дисциплина «</w:t>
+      </w:r>
+      <w:r>
+        <w:rPr>
+          <w:b/>
+          <w:bCs/>
+        </w:rPr>
+        <w:t>{{</w:t>
+      </w:r>
+      <w:r>
+        <w:rPr>
+          <w:b/>
+          <w:bCs/>
+          <w:lang w:val="en-US"/>
+        </w:rPr>
+        <w:t>discipline</w:t>
+      </w:r>
+      <w:r>
+        <w:rPr>
+          <w:b/>
+          <w:bCs/>
+        </w:rPr>
+        <w:t>}}</w:t>
+      </w:r>
+      <w:r>
+        <w:rPr>
+          <w:b/>
+          <w:bCs/>
+        </w:rPr>
+        <w:t>» обеспечивает формирование следующих компетенций с учётом индикаторов их достижения</w:t>
+      </w:r>
+    </w:p>
+    <w:tbl>
+      <w:tblPr>
+        <w:tblStyle w:val="ab"/>
+        <w:tblW w:w="0" w:type="auto"/>
+        <w:tblLook w:val="04A0" w:firstRow="1" w:lastRow="0" w:firstColumn="1" w:lastColumn="0" w:noHBand="0" w:noVBand="1"/>
+      </w:tblPr>
+      <w:tblGrid>
+        <w:gridCol w:w="4672"/>
+        <w:gridCol w:w="4673"/>
+      </w:tblGrid>
+      <w:tr>
+        <w:trPr>
+          <w:trHeight w:val="363"/>
+        </w:trPr>
+        <w:tc>
+          <w:tcPr>
+            <w:tcW w:w="4672" w:type="dxa"/>
+            <w:vAlign w:val="center"/>
+          </w:tcPr>
+          <w:p>
+            <w:pPr>
+              <w:jc w:val="center"/>
+              <w:rPr>
+                <w:b/>
+              </w:rPr>
+            </w:pPr>
+            <w:r>
+              <w:rPr>
+                <w:b/>
+              </w:rPr>
+              <w:t>Код, этапа освоения компетенции</w:t>
+            </w:r>
+          </w:p>
+        </w:tc>
+        <w:tc>
+          <w:tcPr>
+            <w:tcW w:w="4673" w:type="dxa"/>
+            <w:vAlign w:val="center"/>
+          </w:tcPr>
+          <w:p>
+            <w:pPr>
+              <w:jc w:val="center"/>
+              <w:rPr>
+                <w:b/>
+              </w:rPr>
+            </w:pPr>
+            <w:r>
+              <w:rPr>
+                <w:b/>
+              </w:rPr>
+              <w:t>Код, наименования компетенции</w:t>
+            </w:r>
+          </w:p>
+        </w:tc>
+      </w:tr>
+      <w:tr>
+        <w:tc>
+          <w:tcPr>
+            <w:tcW w:w="4672" w:type="dxa"/>
+          </w:tcPr>
+          <w:p>
+            <w:pPr>
+              <w:rPr>
+                <w:lang w:val="en-US"/>
+              </w:rPr>
+            </w:pPr>
+            <w:r>
+              <w:rPr>
+                <w:lang w:val="en-US"/>
+              </w:rPr>
+              <w:t>{%t</w:t>
+            </w:r>
+            <w:r>
+              <w:rPr>
+                <w:lang w:val="en-US"/>
+              </w:rPr>
+              <w:t>r</w:t>
+            </w:r>
+            <w:r>
+              <w:rPr>
+                <w:lang w:val="en-US"/>
+              </w:rPr>
+              <w:t xml:space="preserve"> for item in competence%}</w:t>
+            </w:r>
+          </w:p>
+        </w:tc>
+        <w:tc>
+          <w:tcPr>
+            <w:tcW w:w="4673" w:type="dxa"/>
+            <w:vAlign w:val="center"/>
+          </w:tcPr>
+          <w:p>
+            <w:pPr>
+              <w:jc w:val="center"/>
+              <w:rPr>
+                <w:lang w:val="en-US"/>
+              </w:rPr>
+            </w:pPr>
+            <w:r>
+              <w:rPr>
+                <w:lang w:val="en-US"/>
+              </w:rPr>
+              <w:t>{%t</w:t>
+            </w:r>
+            <w:r>
+              <w:rPr>
+                <w:lang w:val="en-US"/>
+              </w:rPr>
+              <w:t>r</w:t>
+            </w:r>
+            <w:r>
+              <w:rPr>
+                <w:lang w:val="en-US"/>
+              </w:rPr>
+              <w:t xml:space="preserve"> for item in competence%}</w:t>
+            </w:r>
+          </w:p>
+        </w:tc>
+      </w:tr>
+      <w:tr>
+        <w:tc>
+          <w:tcPr>
+            <w:tcW w:w="4672" w:type="dxa"/>
+          </w:tcPr>
+          <w:p>
+            <w:pPr>
+              <w:rPr>
+                <w:lang w:val="en-US"/>
+              </w:rPr>
+            </w:pPr>
+            <w:r>
+              <w:rPr>
+                <w:lang w:val="en-US"/>
+              </w:rPr>
+              <w:t>{{</w:t>
+            </w:r>
+            <w:r>
+              <w:rPr>
+                <w:lang w:val="en-US"/>
+              </w:rPr>
+              <w:t>item.</w:t>
+            </w:r>
+            <w:r>
+              <w:rPr>
+                <w:lang w:val="en-US"/>
+              </w:rPr>
+              <w:t>index}} {{</w:t>
+            </w:r>
+            <w:r>
+              <w:rPr>
+                <w:lang w:val="en-US"/>
+              </w:rPr>
+              <w:t>item.</w:t>
+            </w:r>
+            <w:r>
+              <w:rPr>
+                <w:lang w:val="en-US"/>
+              </w:rPr>
+              <w:t>label}}</w:t>
+            </w:r>
+          </w:p>
+        </w:tc>
+        <w:tc>
+          <w:tcPr>
+            <w:tcW w:w="4673" w:type="dxa"/>
+            <w:vAlign w:val="center"/>
+          </w:tcPr>
+          <w:p>
+            <w:pPr>
+              <w:jc w:val="center"/>
+              <w:rPr>
+                <w:lang w:val="en-US"/>
+              </w:rPr>
+            </w:pPr>
+            <w:r>
+              <w:rPr>
+                <w:lang w:val="en-US"/>
+              </w:rPr>
+              <w:t xml:space="preserve">{{ </w:t>
+            </w:r>
+            <w:r>
+              <w:rPr>
+                <w:lang w:val="en-US"/>
+              </w:rPr>
+              <w:t>item.</w:t>
+            </w:r>
+            <w:bookmarkStart w:id="0" w:name="_GoBack"/>
+            <w:bookmarkEnd w:id="0"/>
+            <w:r>
+              <w:rPr>
+                <w:lang w:val="en-US"/>
+              </w:rPr>
+              <w:t>indicators }}</w:t>
+            </w:r>
+          </w:p>
+        </w:tc>
+      </w:tr>
+      <w:tr>
+        <w:tc>
+          <w:tcPr>
+            <w:tcW w:w="4672" w:type="dxa"/>
+          </w:tcPr>
+          <w:p>
+            <w:pPr>
+              <w:rPr>
+                <w:lang w:val="en-US"/>
+              </w:rPr>
+            </w:pPr>
+            <w:r>
+              <w:rPr>
+                <w:lang w:val="en-US"/>
+              </w:rPr>
+              <w:t>{%t</w:t>
+            </w:r>
+            <w:r>
+              <w:rPr>
+                <w:lang w:val="en-US"/>
+              </w:rPr>
+              <w:t>r</w:t>
+            </w:r>
+            <w:r>
+              <w:rPr>
+                <w:lang w:val="en-US"/>
+              </w:rPr>
+              <w:t xml:space="preserve"> endfor %}</w:t>
+            </w:r>
+          </w:p>
+        </w:tc>
+        <w:tc>
+          <w:tcPr>
+            <w:tcW w:w="4673" w:type="dxa"/>
+            <w:vAlign w:val="center"/>
+          </w:tcPr>
+          <w:p>
+            <w:pPr>
+              <w:jc w:val="center"/>
+              <w:rPr>
+                <w:lang w:val="en-US"/>
+              </w:rPr>
+            </w:pPr>
+            <w:r>
+              <w:rPr>
+                <w:lang w:val="en-US"/>
+              </w:rPr>
+              <w:t>{%t</w:t>
+            </w:r>
+            <w:r>
+              <w:rPr>
+                <w:lang w:val="en-US"/>
+              </w:rPr>
+              <w:t>r</w:t>
+            </w:r>
+            <w:r>
+              <w:rPr>
+                <w:lang w:val="en-US"/>
+              </w:rPr>
+              <w:t xml:space="preserve"> endfor %}</w:t>
+            </w:r>
+          </w:p>
+        </w:tc>
+      </w:tr>
+    </w:tbl>
+    <w:p>
+      <w:pPr>
+        <w:spacing w:before="200" w:after="200" w:line="240" w:lineRule="auto"/>
+        <w:jc w:val="both"/>
+        <w:rPr>
+          <w:lang w:val="en-US"/>
+        </w:rPr>
+      </w:pPr>
+    </w:p>
+    <w:p>
+      <w:pPr>
+        <w:rPr>
+          <w:lang w:val="en-US"/>
+        </w:rPr>
+      </w:pPr>
+    </w:p>
     <w:sectPr>
       <w:footerReference w:type="default" r:id="rId7"/>
       <w:footerReference w:type="first" r:id="rId8"/>
@@ -800,38 +1158,41 @@
 
 <file path=word/footer1.xml><?xml version="1.0" encoding="utf-8"?>
 <w:ftr xmlns:wpc="http://schemas.microsoft.com/office/word/2010/wordprocessingCanvas" xmlns:mc="http://schemas.openxmlformats.org/markup-compatibility/2006" xmlns:o="urn:schemas-microsoft-com:office:office" xmlns:r="http://schemas.openxmlformats.org/officeDocument/2006/relationships" xmlns:m="http://schemas.openxmlformats.org/officeDocument/2006/math" xmlns:v="urn:schemas-microsoft-com:vml" xmlns:wp14="http://schemas.microsoft.com/office/word/2010/wordprocessingDrawing" xmlns:wp="http://schemas.openxmlformats.org/drawingml/2006/wordprocessingDrawing" xmlns:w10="urn:schemas-microsoft-com:office:word" xmlns:w="http://schemas.openxmlformats.org/wordprocessingml/2006/main" xmlns:w14="http://schemas.microsoft.com/office/word/2010/wordml" xmlns:w15="http://schemas.microsoft.com/office/word/2012/wordml" xmlns:wpg="http://schemas.microsoft.com/office/word/2010/wordprocessingGroup" xmlns:wpi="http://schemas.microsoft.com/office/word/2010/wordprocessingInk" xmlns:wne="http://schemas.microsoft.com/office/word/2006/wordml" xmlns:wps="http://schemas.microsoft.com/office/word/2010/wordprocessingShape" mc:Ignorable="w14 w15 wp14">
-  <w:p>
-    <w:pPr>
-      <w:jc w:val="center"/>
-    </w:pPr>
-    <w:r>
-      <w:t xml:space="preserve">Год набора – </w:t>
-    </w:r>
-    <w:r>
-      <w:t xml:space="preserve">{{ </w:t>
-    </w:r>
-    <w:r>
-      <w:rPr>
-        <w:lang w:val="en-US"/>
-      </w:rPr>
-      <w:t>year</w:t>
-    </w:r>
-    <w:r>
-      <w:t>_</w:t>
-    </w:r>
-    <w:r>
-      <w:rPr>
-        <w:lang w:val="en-US"/>
-      </w:rPr>
-      <w:t>post</w:t>
-    </w:r>
-    <w:r>
-      <w:t xml:space="preserve"> </w:t>
-    </w:r>
-    <w:r>
-      <w:t>}}</w:t>
-    </w:r>
-  </w:p>
+  <w:sdt>
+    <w:sdtPr>
+      <w:id w:val="1344050656"/>
+      <w:docPartObj>
+        <w:docPartGallery w:val="Page Numbers (Bottom of Page)"/>
+        <w:docPartUnique/>
+      </w:docPartObj>
+    </w:sdtPr>
+    <w:sdtContent>
+      <w:p>
+        <w:pPr>
+          <w:pStyle w:val="a9"/>
+          <w:jc w:val="center"/>
+        </w:pPr>
+        <w:r>
+          <w:fldChar w:fldCharType="begin"/>
+        </w:r>
+        <w:r>
+          <w:instrText>PAGE   \* MERGEFORMAT</w:instrText>
+        </w:r>
+        <w:r>
+          <w:fldChar w:fldCharType="separate"/>
+        </w:r>
+        <w:r>
+          <w:rPr>
+            <w:noProof/>
+          </w:rPr>
+          <w:t>2</w:t>
+        </w:r>
+        <w:r>
+          <w:fldChar w:fldCharType="end"/>
+        </w:r>
+      </w:p>
+    </w:sdtContent>
+  </w:sdt>
   <w:p>
     <w:pPr>
       <w:spacing w:before="100" w:after="0" w:line="276" w:lineRule="auto"/>
@@ -840,36 +1201,6 @@
         <w:rStyle w:val="a3"/>
       </w:rPr>
     </w:pPr>
-    <w:r>
-      <w:t xml:space="preserve">Иркутск, </w:t>
-    </w:r>
-    <w:r>
-      <w:t xml:space="preserve"> </w:t>
-    </w:r>
-    <w:r>
-      <w:t xml:space="preserve">{{ </w:t>
-    </w:r>
-    <w:r>
-      <w:rPr>
-        <w:lang w:val="en-US"/>
-      </w:rPr>
-      <w:t>current</w:t>
-    </w:r>
-    <w:r>
-      <w:t>_</w:t>
-    </w:r>
-    <w:r>
-      <w:rPr>
-        <w:lang w:val="en-US"/>
-      </w:rPr>
-      <w:t>year</w:t>
-    </w:r>
-    <w:r>
-      <w:t xml:space="preserve"> }} </w:t>
-    </w:r>
-    <w:r>
-      <w:t>г.</w:t>
-    </w:r>
   </w:p>
 </w:ftr>
 </file>
@@ -1502,6 +1833,25 @@
     <w:uiPriority w:val="99"/>
     <w:rsid w:val="0089460A"/>
   </w:style>
+  <w:style w:type="table" w:styleId="ab">
+    <w:name w:val="Table Grid"/>
+    <w:basedOn w:val="a1"/>
+    <w:uiPriority w:val="39"/>
+    <w:rsid w:val="00A760BB"/>
+    <w:pPr>
+      <w:spacing w:after="0" w:line="240" w:lineRule="auto"/>
+    </w:pPr>
+    <w:tblPr>
+      <w:tblBorders>
+        <w:top w:val="single" w:sz="4" w:space="0" w:color="auto"/>
+        <w:left w:val="single" w:sz="4" w:space="0" w:color="auto"/>
+        <w:bottom w:val="single" w:sz="4" w:space="0" w:color="auto"/>
+        <w:right w:val="single" w:sz="4" w:space="0" w:color="auto"/>
+        <w:insideH w:val="single" w:sz="4" w:space="0" w:color="auto"/>
+        <w:insideV w:val="single" w:sz="4" w:space="0" w:color="auto"/>
+      </w:tblBorders>
+    </w:tblPr>
+  </w:style>
 </w:styles>
 </file>
 
@@ -1771,7 +2121,7 @@
 </file>
 
 <file path=customXml/itemProps1.xml><?xml version="1.0" encoding="utf-8"?>
-<ds:datastoreItem xmlns:ds="http://schemas.openxmlformats.org/officeDocument/2006/customXml" ds:itemID="{6CE41027-8716-4E75-A5AF-8E69AB692029}">
+<ds:datastoreItem xmlns:ds="http://schemas.openxmlformats.org/officeDocument/2006/customXml" ds:itemID="{C46877CB-D650-43C7-A6EB-2CC1212B14CA}">
   <ds:schemaRefs>
     <ds:schemaRef ds:uri="http://schemas.openxmlformats.org/officeDocument/2006/bibliography"/>
   </ds:schemaRefs>

--- a/templates/docxRPD/rpd.docx
+++ b/templates/docxRPD/rpd.docx
@@ -6,11 +6,19 @@
       <w:pPr>
         <w:spacing w:after="50" w:line="240" w:lineRule="auto"/>
         <w:jc w:val="center"/>
+        <w:rPr>
+          <w:rFonts w:ascii="Times New Roman" w:hAnsi="Times New Roman" w:cs="Times New Roman"/>
+          <w:sz w:val="24"/>
+          <w:szCs w:val="24"/>
+        </w:rPr>
       </w:pPr>
       <w:r>
         <w:rPr>
+          <w:rFonts w:ascii="Times New Roman" w:hAnsi="Times New Roman" w:cs="Times New Roman"/>
           <w:b/>
           <w:bCs/>
+          <w:sz w:val="24"/>
+          <w:szCs w:val="24"/>
         </w:rPr>
         <w:t>Министерство науки и высшего образования Российской Федерации</w:t>
       </w:r>
@@ -19,11 +27,19 @@
       <w:pPr>
         <w:spacing w:after="50" w:line="240" w:lineRule="auto"/>
         <w:jc w:val="center"/>
+        <w:rPr>
+          <w:rFonts w:ascii="Times New Roman" w:hAnsi="Times New Roman" w:cs="Times New Roman"/>
+          <w:sz w:val="24"/>
+          <w:szCs w:val="24"/>
+        </w:rPr>
       </w:pPr>
       <w:r>
         <w:rPr>
+          <w:rFonts w:ascii="Times New Roman" w:hAnsi="Times New Roman" w:cs="Times New Roman"/>
           <w:b/>
           <w:bCs/>
+          <w:sz w:val="24"/>
+          <w:szCs w:val="24"/>
         </w:rPr>
         <w:t>Федеральное государственное бюджетное образовательное учреждение высшего образования</w:t>
       </w:r>
@@ -32,11 +48,19 @@
       <w:pPr>
         <w:spacing w:after="200" w:line="240" w:lineRule="auto"/>
         <w:jc w:val="center"/>
+        <w:rPr>
+          <w:rFonts w:ascii="Times New Roman" w:hAnsi="Times New Roman" w:cs="Times New Roman"/>
+          <w:sz w:val="24"/>
+          <w:szCs w:val="24"/>
+        </w:rPr>
       </w:pPr>
       <w:r>
         <w:rPr>
+          <w:rFonts w:ascii="Times New Roman" w:hAnsi="Times New Roman" w:cs="Times New Roman"/>
           <w:b/>
           <w:bCs/>
+          <w:sz w:val="24"/>
+          <w:szCs w:val="24"/>
         </w:rPr>
         <w:t>«ИРКУТСКИЙ НАЦИОНАЛЬНЫЙ ИССЛЕДОВАТЕЛЬСКИЙ ТЕХНИЧЕСКИЙ УНИВЕРСИТЕТ»</w:t>
       </w:r>
@@ -45,29 +69,60 @@
       <w:pPr>
         <w:spacing w:after="200" w:line="255" w:lineRule="auto"/>
         <w:jc w:val="center"/>
+        <w:rPr>
+          <w:rFonts w:ascii="Times New Roman" w:hAnsi="Times New Roman" w:cs="Times New Roman"/>
+          <w:sz w:val="24"/>
+          <w:szCs w:val="24"/>
+        </w:rPr>
       </w:pPr>
       <w:r>
+        <w:rPr>
+          <w:rFonts w:ascii="Times New Roman" w:hAnsi="Times New Roman" w:cs="Times New Roman"/>
+          <w:sz w:val="24"/>
+          <w:szCs w:val="24"/>
+        </w:rPr>
         <w:t xml:space="preserve">Структурное подразделение </w:t>
       </w:r>
       <w:r>
+        <w:rPr>
+          <w:rFonts w:ascii="Times New Roman" w:hAnsi="Times New Roman" w:cs="Times New Roman"/>
+          <w:sz w:val="24"/>
+          <w:szCs w:val="24"/>
+        </w:rPr>
         <w:t xml:space="preserve">{{ </w:t>
       </w:r>
       <w:r>
         <w:rPr>
+          <w:rFonts w:ascii="Times New Roman" w:hAnsi="Times New Roman" w:cs="Times New Roman"/>
+          <w:sz w:val="24"/>
+          <w:szCs w:val="24"/>
           <w:lang w:val="en-US"/>
         </w:rPr>
         <w:t>kaf</w:t>
       </w:r>
       <w:r>
+        <w:rPr>
+          <w:rFonts w:ascii="Times New Roman" w:hAnsi="Times New Roman" w:cs="Times New Roman"/>
+          <w:sz w:val="24"/>
+          <w:szCs w:val="24"/>
+        </w:rPr>
         <w:t>_</w:t>
       </w:r>
       <w:r>
         <w:rPr>
+          <w:rFonts w:ascii="Times New Roman" w:hAnsi="Times New Roman" w:cs="Times New Roman"/>
+          <w:sz w:val="24"/>
+          <w:szCs w:val="24"/>
           <w:lang w:val="en-US"/>
         </w:rPr>
         <w:t>name</w:t>
       </w:r>
       <w:r>
+        <w:rPr>
+          <w:rFonts w:ascii="Times New Roman" w:hAnsi="Times New Roman" w:cs="Times New Roman"/>
+          <w:sz w:val="24"/>
+          <w:szCs w:val="24"/>
+        </w:rPr>
         <w:t xml:space="preserve"> }} </w:t>
       </w:r>
     </w:p>
@@ -75,12 +130,20 @@
       <w:pPr>
         <w:spacing w:after="0" w:line="276" w:lineRule="auto"/>
         <w:jc w:val="right"/>
+        <w:rPr>
+          <w:rFonts w:ascii="Times New Roman" w:hAnsi="Times New Roman" w:cs="Times New Roman"/>
+          <w:sz w:val="24"/>
+          <w:szCs w:val="24"/>
+        </w:rPr>
       </w:pPr>
       <w:r>
         <w:rPr>
+          <w:rFonts w:ascii="Times New Roman" w:hAnsi="Times New Roman" w:cs="Times New Roman"/>
           <w:b/>
           <w:bCs/>
           <w:caps/>
+          <w:sz w:val="24"/>
+          <w:szCs w:val="24"/>
         </w:rPr>
         <w:t>утверждена:</w:t>
       </w:r>
@@ -89,8 +152,18 @@
       <w:pPr>
         <w:spacing w:after="0" w:line="276" w:lineRule="auto"/>
         <w:jc w:val="right"/>
+        <w:rPr>
+          <w:rFonts w:ascii="Times New Roman" w:hAnsi="Times New Roman" w:cs="Times New Roman"/>
+          <w:sz w:val="24"/>
+          <w:szCs w:val="24"/>
+        </w:rPr>
       </w:pPr>
       <w:r>
+        <w:rPr>
+          <w:rFonts w:ascii="Times New Roman" w:hAnsi="Times New Roman" w:cs="Times New Roman"/>
+          <w:sz w:val="24"/>
+          <w:szCs w:val="24"/>
+        </w:rPr>
         <w:t>на заседании __________________</w:t>
       </w:r>
     </w:p>
@@ -98,32 +171,68 @@
       <w:pPr>
         <w:spacing w:after="0" w:line="276" w:lineRule="auto"/>
         <w:jc w:val="right"/>
+        <w:rPr>
+          <w:rFonts w:ascii="Times New Roman" w:hAnsi="Times New Roman" w:cs="Times New Roman"/>
+          <w:sz w:val="24"/>
+          <w:szCs w:val="24"/>
+        </w:rPr>
       </w:pPr>
       <w:r>
+        <w:rPr>
+          <w:rFonts w:ascii="Times New Roman" w:hAnsi="Times New Roman" w:cs="Times New Roman"/>
+          <w:sz w:val="24"/>
+          <w:szCs w:val="24"/>
+        </w:rPr>
         <w:t>Протокол №___ от «____»</w:t>
       </w:r>
       <w:r>
+        <w:rPr>
+          <w:rFonts w:ascii="Times New Roman" w:hAnsi="Times New Roman" w:cs="Times New Roman"/>
+          <w:sz w:val="24"/>
+          <w:szCs w:val="24"/>
+        </w:rPr>
         <w:t xml:space="preserve"> {{</w:t>
       </w:r>
       <w:r>
         <w:rPr>
+          <w:rFonts w:ascii="Times New Roman" w:hAnsi="Times New Roman" w:cs="Times New Roman"/>
+          <w:sz w:val="24"/>
+          <w:szCs w:val="24"/>
           <w:lang w:val="en-US"/>
         </w:rPr>
         <w:t>current</w:t>
       </w:r>
       <w:r>
+        <w:rPr>
+          <w:rFonts w:ascii="Times New Roman" w:hAnsi="Times New Roman" w:cs="Times New Roman"/>
+          <w:sz w:val="24"/>
+          <w:szCs w:val="24"/>
+        </w:rPr>
         <w:t>_</w:t>
       </w:r>
       <w:r>
         <w:rPr>
+          <w:rFonts w:ascii="Times New Roman" w:hAnsi="Times New Roman" w:cs="Times New Roman"/>
+          <w:sz w:val="24"/>
+          <w:szCs w:val="24"/>
           <w:lang w:val="en-US"/>
         </w:rPr>
         <w:t>year</w:t>
       </w:r>
       <w:r>
+        <w:rPr>
+          <w:rFonts w:ascii="Times New Roman" w:hAnsi="Times New Roman" w:cs="Times New Roman"/>
+          <w:sz w:val="24"/>
+          <w:szCs w:val="24"/>
+        </w:rPr>
         <w:t xml:space="preserve">}} </w:t>
       </w:r>
       <w:r>
+        <w:rPr>
+          <w:rFonts w:ascii="Times New Roman" w:hAnsi="Times New Roman" w:cs="Times New Roman"/>
+          <w:sz w:val="24"/>
+          <w:szCs w:val="24"/>
+        </w:rPr>
         <w:t>г.</w:t>
       </w:r>
     </w:p>
@@ -131,13 +240,19 @@
       <w:pPr>
         <w:spacing w:before="450" w:after="170" w:line="300" w:lineRule="auto"/>
         <w:jc w:val="center"/>
+        <w:rPr>
+          <w:rFonts w:ascii="Times New Roman" w:hAnsi="Times New Roman" w:cs="Times New Roman"/>
+          <w:sz w:val="24"/>
+          <w:szCs w:val="24"/>
+        </w:rPr>
       </w:pPr>
       <w:r>
         <w:rPr>
+          <w:rFonts w:ascii="Times New Roman" w:hAnsi="Times New Roman" w:cs="Times New Roman"/>
           <w:b/>
           <w:bCs/>
-          <w:sz w:val="28"/>
-          <w:szCs w:val="28"/>
+          <w:sz w:val="24"/>
+          <w:szCs w:val="24"/>
         </w:rPr>
         <w:t>Рабочая программа дисциплины</w:t>
       </w:r>
@@ -171,37 +286,57 @@
             <w:pPr>
               <w:spacing w:after="0" w:line="240" w:lineRule="auto"/>
               <w:jc w:val="center"/>
-            </w:pPr>
-            <w:r>
-              <w:rPr>
+              <w:rPr>
+                <w:rFonts w:ascii="Times New Roman" w:hAnsi="Times New Roman" w:cs="Times New Roman"/>
+                <w:sz w:val="24"/>
+                <w:szCs w:val="24"/>
+              </w:rPr>
+            </w:pPr>
+            <w:r>
+              <w:rPr>
+                <w:rFonts w:ascii="Times New Roman" w:hAnsi="Times New Roman" w:cs="Times New Roman"/>
                 <w:caps/>
+                <w:sz w:val="24"/>
+                <w:szCs w:val="24"/>
               </w:rPr>
               <w:t>«</w:t>
             </w:r>
             <w:r>
               <w:rPr>
+                <w:rFonts w:ascii="Times New Roman" w:hAnsi="Times New Roman" w:cs="Times New Roman"/>
                 <w:caps/>
+                <w:sz w:val="24"/>
+                <w:szCs w:val="24"/>
                 <w:lang w:val="en-US"/>
               </w:rPr>
               <w:t>{{</w:t>
             </w:r>
             <w:r>
               <w:rPr>
+                <w:rFonts w:ascii="Times New Roman" w:hAnsi="Times New Roman" w:cs="Times New Roman"/>
                 <w:caps/>
+                <w:sz w:val="24"/>
+                <w:szCs w:val="24"/>
                 <w:lang w:val="en-US"/>
               </w:rPr>
               <w:t>discipline</w:t>
             </w:r>
             <w:r>
               <w:rPr>
+                <w:rFonts w:ascii="Times New Roman" w:hAnsi="Times New Roman" w:cs="Times New Roman"/>
                 <w:caps/>
+                <w:sz w:val="24"/>
+                <w:szCs w:val="24"/>
                 <w:lang w:val="en-US"/>
               </w:rPr>
               <w:t>}}</w:t>
             </w:r>
             <w:r>
               <w:rPr>
+                <w:rFonts w:ascii="Times New Roman" w:hAnsi="Times New Roman" w:cs="Times New Roman"/>
                 <w:caps/>
+                <w:sz w:val="24"/>
+                <w:szCs w:val="24"/>
               </w:rPr>
               <w:t>»</w:t>
             </w:r>
@@ -213,6 +348,11 @@
       <w:pPr>
         <w:spacing w:after="0" w:line="285" w:lineRule="auto"/>
         <w:jc w:val="center"/>
+        <w:rPr>
+          <w:rFonts w:ascii="Times New Roman" w:hAnsi="Times New Roman" w:cs="Times New Roman"/>
+          <w:sz w:val="24"/>
+          <w:szCs w:val="24"/>
+        </w:rPr>
       </w:pPr>
     </w:p>
     <w:tbl>
@@ -245,11 +385,17 @@
               <w:spacing w:after="0" w:line="240" w:lineRule="auto"/>
               <w:jc w:val="center"/>
               <w:rPr>
-                <w:lang w:val="en-US"/>
-              </w:rPr>
-            </w:pPr>
-            <w:r>
-              <w:rPr>
+                <w:rFonts w:ascii="Times New Roman" w:hAnsi="Times New Roman" w:cs="Times New Roman"/>
+                <w:sz w:val="24"/>
+                <w:szCs w:val="24"/>
+                <w:lang w:val="en-US"/>
+              </w:rPr>
+            </w:pPr>
+            <w:r>
+              <w:rPr>
+                <w:rFonts w:ascii="Times New Roman" w:hAnsi="Times New Roman" w:cs="Times New Roman"/>
+                <w:sz w:val="24"/>
+                <w:szCs w:val="24"/>
                 <w:lang w:val="en-US"/>
               </w:rPr>
               <w:t>{{ kind_direct }}: {{ direction_code }} {{ direction }}</w:t>
@@ -263,6 +409,9 @@
         <w:spacing w:after="0" w:line="285" w:lineRule="auto"/>
         <w:jc w:val="center"/>
         <w:rPr>
+          <w:rFonts w:ascii="Times New Roman" w:hAnsi="Times New Roman" w:cs="Times New Roman"/>
+          <w:sz w:val="24"/>
+          <w:szCs w:val="24"/>
           <w:lang w:val="en-US"/>
         </w:rPr>
       </w:pPr>
@@ -297,11 +446,17 @@
               <w:spacing w:after="0" w:line="240" w:lineRule="auto"/>
               <w:jc w:val="center"/>
               <w:rPr>
-                <w:lang w:val="en-US"/>
-              </w:rPr>
-            </w:pPr>
-            <w:r>
-              <w:rPr>
+                <w:rFonts w:ascii="Times New Roman" w:hAnsi="Times New Roman" w:cs="Times New Roman"/>
+                <w:sz w:val="24"/>
+                <w:szCs w:val="24"/>
+                <w:lang w:val="en-US"/>
+              </w:rPr>
+            </w:pPr>
+            <w:r>
+              <w:rPr>
+                <w:rFonts w:ascii="Times New Roman" w:hAnsi="Times New Roman" w:cs="Times New Roman"/>
+                <w:sz w:val="24"/>
+                <w:szCs w:val="24"/>
                 <w:lang w:val="en-US"/>
               </w:rPr>
               <w:t xml:space="preserve">{{ spec_name }} </w:t>
@@ -315,6 +470,9 @@
         <w:spacing w:after="0" w:line="285" w:lineRule="auto"/>
         <w:jc w:val="center"/>
         <w:rPr>
+          <w:rFonts w:ascii="Times New Roman" w:hAnsi="Times New Roman" w:cs="Times New Roman"/>
+          <w:sz w:val="24"/>
+          <w:szCs w:val="24"/>
           <w:lang w:val="en-US"/>
         </w:rPr>
       </w:pPr>
@@ -349,14 +507,25 @@
               <w:spacing w:after="0" w:line="240" w:lineRule="auto"/>
               <w:jc w:val="center"/>
               <w:rPr>
-                <w:lang w:val="en-US"/>
-              </w:rPr>
-            </w:pPr>
-            <w:r>
+                <w:rFonts w:ascii="Times New Roman" w:hAnsi="Times New Roman" w:cs="Times New Roman"/>
+                <w:sz w:val="24"/>
+                <w:szCs w:val="24"/>
+                <w:lang w:val="en-US"/>
+              </w:rPr>
+            </w:pPr>
+            <w:r>
+              <w:rPr>
+                <w:rFonts w:ascii="Times New Roman" w:hAnsi="Times New Roman" w:cs="Times New Roman"/>
+                <w:sz w:val="24"/>
+                <w:szCs w:val="24"/>
+              </w:rPr>
               <w:t xml:space="preserve">Квалификация: </w:t>
             </w:r>
             <w:r>
               <w:rPr>
+                <w:rFonts w:ascii="Times New Roman" w:hAnsi="Times New Roman" w:cs="Times New Roman"/>
+                <w:sz w:val="24"/>
+                <w:szCs w:val="24"/>
                 <w:lang w:val="en-US"/>
               </w:rPr>
               <w:t>{{ kvalif }}</w:t>
@@ -369,6 +538,11 @@
       <w:pPr>
         <w:spacing w:after="0" w:line="285" w:lineRule="auto"/>
         <w:jc w:val="center"/>
+        <w:rPr>
+          <w:rFonts w:ascii="Times New Roman" w:hAnsi="Times New Roman" w:cs="Times New Roman"/>
+          <w:sz w:val="24"/>
+          <w:szCs w:val="24"/>
+        </w:rPr>
       </w:pPr>
     </w:p>
     <w:tbl>
@@ -401,14 +575,25 @@
               <w:spacing w:after="0" w:line="240" w:lineRule="auto"/>
               <w:jc w:val="center"/>
               <w:rPr>
-                <w:lang w:val="en-US"/>
-              </w:rPr>
-            </w:pPr>
-            <w:r>
+                <w:rFonts w:ascii="Times New Roman" w:hAnsi="Times New Roman" w:cs="Times New Roman"/>
+                <w:sz w:val="24"/>
+                <w:szCs w:val="24"/>
+                <w:lang w:val="en-US"/>
+              </w:rPr>
+            </w:pPr>
+            <w:r>
+              <w:rPr>
+                <w:rFonts w:ascii="Times New Roman" w:hAnsi="Times New Roman" w:cs="Times New Roman"/>
+                <w:sz w:val="24"/>
+                <w:szCs w:val="24"/>
+              </w:rPr>
               <w:t xml:space="preserve">Форма обучения: </w:t>
             </w:r>
             <w:r>
               <w:rPr>
+                <w:rFonts w:ascii="Times New Roman" w:hAnsi="Times New Roman" w:cs="Times New Roman"/>
+                <w:sz w:val="24"/>
+                <w:szCs w:val="24"/>
                 <w:lang w:val="en-US"/>
               </w:rPr>
               <w:t>{{ fob__name }}</w:t>
@@ -420,11 +605,19 @@
     <w:p>
       <w:pPr>
         <w:spacing w:before="850" w:after="150" w:line="300" w:lineRule="auto"/>
+        <w:rPr>
+          <w:rFonts w:ascii="Times New Roman" w:hAnsi="Times New Roman" w:cs="Times New Roman"/>
+          <w:sz w:val="24"/>
+          <w:szCs w:val="24"/>
+        </w:rPr>
       </w:pPr>
       <w:r>
         <w:rPr>
+          <w:rFonts w:ascii="Times New Roman" w:hAnsi="Times New Roman" w:cs="Times New Roman"/>
           <w:b/>
           <w:bCs/>
+          <w:sz w:val="24"/>
+          <w:szCs w:val="24"/>
         </w:rPr>
         <w:t>Составитель программы:</w:t>
       </w:r>
@@ -466,11 +659,17 @@
               <w:spacing w:after="0" w:line="240" w:lineRule="auto"/>
               <w:jc w:val="center"/>
               <w:rPr>
-                <w:lang w:val="en-US"/>
-              </w:rPr>
-            </w:pPr>
-            <w:r>
-              <w:rPr>
+                <w:rFonts w:ascii="Times New Roman" w:hAnsi="Times New Roman" w:cs="Times New Roman"/>
+                <w:sz w:val="24"/>
+                <w:szCs w:val="24"/>
+                <w:lang w:val="en-US"/>
+              </w:rPr>
+            </w:pPr>
+            <w:r>
+              <w:rPr>
+                <w:rFonts w:ascii="Times New Roman" w:hAnsi="Times New Roman" w:cs="Times New Roman"/>
+                <w:sz w:val="24"/>
+                <w:szCs w:val="24"/>
                 <w:lang w:val="en-US"/>
               </w:rPr>
               <w:t>{{ person_name }}</w:t>
@@ -486,8 +685,18 @@
             <w:pPr>
               <w:spacing w:after="0" w:line="240" w:lineRule="auto"/>
               <w:jc w:val="center"/>
-            </w:pPr>
-            <w:r>
+              <w:rPr>
+                <w:rFonts w:ascii="Times New Roman" w:hAnsi="Times New Roman" w:cs="Times New Roman"/>
+                <w:sz w:val="24"/>
+                <w:szCs w:val="24"/>
+              </w:rPr>
+            </w:pPr>
+            <w:r>
+              <w:rPr>
+                <w:rFonts w:ascii="Times New Roman" w:hAnsi="Times New Roman" w:cs="Times New Roman"/>
+                <w:sz w:val="24"/>
+                <w:szCs w:val="24"/>
+              </w:rPr>
               <w:t>/</w:t>
             </w:r>
           </w:p>
@@ -504,6 +713,11 @@
             <w:pPr>
               <w:spacing w:after="0" w:line="240" w:lineRule="auto"/>
               <w:jc w:val="center"/>
+              <w:rPr>
+                <w:rFonts w:ascii="Times New Roman" w:hAnsi="Times New Roman" w:cs="Times New Roman"/>
+                <w:sz w:val="24"/>
+                <w:szCs w:val="24"/>
+              </w:rPr>
             </w:pPr>
           </w:p>
         </w:tc>
@@ -516,8 +730,18 @@
             <w:pPr>
               <w:spacing w:after="0" w:line="240" w:lineRule="auto"/>
               <w:jc w:val="center"/>
-            </w:pPr>
-            <w:r>
+              <w:rPr>
+                <w:rFonts w:ascii="Times New Roman" w:hAnsi="Times New Roman" w:cs="Times New Roman"/>
+                <w:sz w:val="24"/>
+                <w:szCs w:val="24"/>
+              </w:rPr>
+            </w:pPr>
+            <w:r>
+              <w:rPr>
+                <w:rFonts w:ascii="Times New Roman" w:hAnsi="Times New Roman" w:cs="Times New Roman"/>
+                <w:sz w:val="24"/>
+                <w:szCs w:val="24"/>
+              </w:rPr>
               <w:t>/   “</w:t>
             </w:r>
           </w:p>
@@ -534,6 +758,11 @@
             <w:pPr>
               <w:spacing w:after="0" w:line="240" w:lineRule="auto"/>
               <w:jc w:val="center"/>
+              <w:rPr>
+                <w:rFonts w:ascii="Times New Roman" w:hAnsi="Times New Roman" w:cs="Times New Roman"/>
+                <w:sz w:val="24"/>
+                <w:szCs w:val="24"/>
+              </w:rPr>
             </w:pPr>
           </w:p>
         </w:tc>
@@ -546,8 +775,18 @@
             <w:pPr>
               <w:spacing w:after="0" w:line="240" w:lineRule="auto"/>
               <w:jc w:val="center"/>
-            </w:pPr>
-            <w:r>
+              <w:rPr>
+                <w:rFonts w:ascii="Times New Roman" w:hAnsi="Times New Roman" w:cs="Times New Roman"/>
+                <w:sz w:val="24"/>
+                <w:szCs w:val="24"/>
+              </w:rPr>
+            </w:pPr>
+            <w:r>
+              <w:rPr>
+                <w:rFonts w:ascii="Times New Roman" w:hAnsi="Times New Roman" w:cs="Times New Roman"/>
+                <w:sz w:val="24"/>
+                <w:szCs w:val="24"/>
+              </w:rPr>
               <w:t>”</w:t>
             </w:r>
           </w:p>
@@ -564,6 +803,11 @@
             <w:pPr>
               <w:spacing w:after="0" w:line="240" w:lineRule="auto"/>
               <w:jc w:val="center"/>
+              <w:rPr>
+                <w:rFonts w:ascii="Times New Roman" w:hAnsi="Times New Roman" w:cs="Times New Roman"/>
+                <w:sz w:val="24"/>
+                <w:szCs w:val="24"/>
+              </w:rPr>
             </w:pPr>
           </w:p>
         </w:tc>
@@ -575,14 +819,27 @@
           <w:p>
             <w:pPr>
               <w:spacing w:after="0" w:line="240" w:lineRule="auto"/>
-            </w:pPr>
-            <w:r>
-              <w:rPr>
+              <w:rPr>
+                <w:rFonts w:ascii="Times New Roman" w:hAnsi="Times New Roman" w:cs="Times New Roman"/>
+                <w:sz w:val="24"/>
+                <w:szCs w:val="24"/>
+              </w:rPr>
+            </w:pPr>
+            <w:r>
+              <w:rPr>
+                <w:rFonts w:ascii="Times New Roman" w:hAnsi="Times New Roman" w:cs="Times New Roman"/>
+                <w:sz w:val="24"/>
+                <w:szCs w:val="24"/>
                 <w:lang w:val="en-US"/>
               </w:rPr>
               <w:t xml:space="preserve">{{current_year}} </w:t>
             </w:r>
             <w:r>
+              <w:rPr>
+                <w:rFonts w:ascii="Times New Roman" w:hAnsi="Times New Roman" w:cs="Times New Roman"/>
+                <w:sz w:val="24"/>
+                <w:szCs w:val="24"/>
+              </w:rPr>
               <w:t>г.</w:t>
             </w:r>
           </w:p>
@@ -592,11 +849,19 @@
     <w:p>
       <w:pPr>
         <w:spacing w:before="350" w:after="150" w:line="300" w:lineRule="auto"/>
+        <w:rPr>
+          <w:rFonts w:ascii="Times New Roman" w:hAnsi="Times New Roman" w:cs="Times New Roman"/>
+          <w:sz w:val="24"/>
+          <w:szCs w:val="24"/>
+        </w:rPr>
       </w:pPr>
       <w:r>
         <w:rPr>
+          <w:rFonts w:ascii="Times New Roman" w:hAnsi="Times New Roman" w:cs="Times New Roman"/>
           <w:b/>
           <w:bCs/>
+          <w:sz w:val="24"/>
+          <w:szCs w:val="24"/>
         </w:rPr>
         <w:t xml:space="preserve">Руководитель ООП: </w:t>
       </w:r>
@@ -637,6 +902,11 @@
             <w:pPr>
               <w:spacing w:after="0" w:line="240" w:lineRule="auto"/>
               <w:jc w:val="center"/>
+              <w:rPr>
+                <w:rFonts w:ascii="Times New Roman" w:hAnsi="Times New Roman" w:cs="Times New Roman"/>
+                <w:sz w:val="24"/>
+                <w:szCs w:val="24"/>
+              </w:rPr>
             </w:pPr>
           </w:p>
         </w:tc>
@@ -649,8 +919,18 @@
             <w:pPr>
               <w:spacing w:after="0" w:line="240" w:lineRule="auto"/>
               <w:jc w:val="center"/>
-            </w:pPr>
-            <w:r>
+              <w:rPr>
+                <w:rFonts w:ascii="Times New Roman" w:hAnsi="Times New Roman" w:cs="Times New Roman"/>
+                <w:sz w:val="24"/>
+                <w:szCs w:val="24"/>
+              </w:rPr>
+            </w:pPr>
+            <w:r>
+              <w:rPr>
+                <w:rFonts w:ascii="Times New Roman" w:hAnsi="Times New Roman" w:cs="Times New Roman"/>
+                <w:sz w:val="24"/>
+                <w:szCs w:val="24"/>
+              </w:rPr>
               <w:t>/</w:t>
             </w:r>
           </w:p>
@@ -667,6 +947,11 @@
             <w:pPr>
               <w:spacing w:after="0" w:line="240" w:lineRule="auto"/>
               <w:jc w:val="center"/>
+              <w:rPr>
+                <w:rFonts w:ascii="Times New Roman" w:hAnsi="Times New Roman" w:cs="Times New Roman"/>
+                <w:sz w:val="24"/>
+                <w:szCs w:val="24"/>
+              </w:rPr>
             </w:pPr>
           </w:p>
         </w:tc>
@@ -679,8 +964,18 @@
             <w:pPr>
               <w:spacing w:after="0" w:line="240" w:lineRule="auto"/>
               <w:jc w:val="center"/>
-            </w:pPr>
-            <w:r>
+              <w:rPr>
+                <w:rFonts w:ascii="Times New Roman" w:hAnsi="Times New Roman" w:cs="Times New Roman"/>
+                <w:sz w:val="24"/>
+                <w:szCs w:val="24"/>
+              </w:rPr>
+            </w:pPr>
+            <w:r>
+              <w:rPr>
+                <w:rFonts w:ascii="Times New Roman" w:hAnsi="Times New Roman" w:cs="Times New Roman"/>
+                <w:sz w:val="24"/>
+                <w:szCs w:val="24"/>
+              </w:rPr>
               <w:t>/   “</w:t>
             </w:r>
           </w:p>
@@ -697,6 +992,11 @@
             <w:pPr>
               <w:spacing w:after="0" w:line="240" w:lineRule="auto"/>
               <w:jc w:val="center"/>
+              <w:rPr>
+                <w:rFonts w:ascii="Times New Roman" w:hAnsi="Times New Roman" w:cs="Times New Roman"/>
+                <w:sz w:val="24"/>
+                <w:szCs w:val="24"/>
+              </w:rPr>
             </w:pPr>
           </w:p>
         </w:tc>
@@ -709,8 +1009,18 @@
             <w:pPr>
               <w:spacing w:after="0" w:line="240" w:lineRule="auto"/>
               <w:jc w:val="center"/>
-            </w:pPr>
-            <w:r>
+              <w:rPr>
+                <w:rFonts w:ascii="Times New Roman" w:hAnsi="Times New Roman" w:cs="Times New Roman"/>
+                <w:sz w:val="24"/>
+                <w:szCs w:val="24"/>
+              </w:rPr>
+            </w:pPr>
+            <w:r>
+              <w:rPr>
+                <w:rFonts w:ascii="Times New Roman" w:hAnsi="Times New Roman" w:cs="Times New Roman"/>
+                <w:sz w:val="24"/>
+                <w:szCs w:val="24"/>
+              </w:rPr>
               <w:t>”</w:t>
             </w:r>
           </w:p>
@@ -727,6 +1037,11 @@
             <w:pPr>
               <w:spacing w:after="0" w:line="240" w:lineRule="auto"/>
               <w:jc w:val="center"/>
+              <w:rPr>
+                <w:rFonts w:ascii="Times New Roman" w:hAnsi="Times New Roman" w:cs="Times New Roman"/>
+                <w:sz w:val="24"/>
+                <w:szCs w:val="24"/>
+              </w:rPr>
             </w:pPr>
           </w:p>
         </w:tc>
@@ -738,14 +1053,27 @@
           <w:p>
             <w:pPr>
               <w:spacing w:after="0" w:line="240" w:lineRule="auto"/>
-            </w:pPr>
-            <w:r>
-              <w:rPr>
+              <w:rPr>
+                <w:rFonts w:ascii="Times New Roman" w:hAnsi="Times New Roman" w:cs="Times New Roman"/>
+                <w:sz w:val="24"/>
+                <w:szCs w:val="24"/>
+              </w:rPr>
+            </w:pPr>
+            <w:r>
+              <w:rPr>
+                <w:rFonts w:ascii="Times New Roman" w:hAnsi="Times New Roman" w:cs="Times New Roman"/>
+                <w:sz w:val="24"/>
+                <w:szCs w:val="24"/>
                 <w:lang w:val="en-US"/>
               </w:rPr>
               <w:t xml:space="preserve">{{current_year}} </w:t>
             </w:r>
             <w:r>
+              <w:rPr>
+                <w:rFonts w:ascii="Times New Roman" w:hAnsi="Times New Roman" w:cs="Times New Roman"/>
+                <w:sz w:val="24"/>
+                <w:szCs w:val="24"/>
+              </w:rPr>
               <w:t>г.</w:t>
             </w:r>
           </w:p>
@@ -755,10 +1083,27 @@
     <w:p>
       <w:pPr>
         <w:jc w:val="center"/>
+        <w:rPr>
+          <w:rFonts w:ascii="Times New Roman" w:hAnsi="Times New Roman" w:cs="Times New Roman"/>
+          <w:sz w:val="24"/>
+          <w:szCs w:val="24"/>
+        </w:rPr>
       </w:pPr>
     </w:p>
     <w:p>
-      <w:r>
+      <w:pPr>
+        <w:rPr>
+          <w:rFonts w:ascii="Times New Roman" w:hAnsi="Times New Roman" w:cs="Times New Roman"/>
+          <w:sz w:val="24"/>
+          <w:szCs w:val="24"/>
+        </w:rPr>
+      </w:pPr>
+      <w:r>
+        <w:rPr>
+          <w:rFonts w:ascii="Times New Roman" w:hAnsi="Times New Roman" w:cs="Times New Roman"/>
+          <w:sz w:val="24"/>
+          <w:szCs w:val="24"/>
+        </w:rPr>
         <w:br w:type="page"/>
       </w:r>
     </w:p>
@@ -767,22 +1112,41 @@
         <w:spacing w:before="200" w:after="200" w:line="240" w:lineRule="auto"/>
         <w:jc w:val="both"/>
         <w:rPr>
+          <w:rFonts w:ascii="Times New Roman" w:hAnsi="Times New Roman" w:cs="Times New Roman"/>
           <w:b/>
           <w:bCs/>
+          <w:sz w:val="24"/>
+          <w:szCs w:val="24"/>
         </w:rPr>
       </w:pPr>
       <w:r>
         <w:rPr>
+          <w:rFonts w:ascii="Times New Roman" w:hAnsi="Times New Roman" w:cs="Times New Roman"/>
           <w:b/>
           <w:bCs/>
+          <w:sz w:val="24"/>
+          <w:szCs w:val="24"/>
         </w:rPr>
         <w:lastRenderedPageBreak/>
-        <w:t xml:space="preserve">1. </w:t>
-      </w:r>
-      <w:r>
-        <w:rPr>
+        <w:t>1</w:t>
+      </w:r>
+      <w:r>
+        <w:rPr>
+          <w:rFonts w:ascii="Times New Roman" w:hAnsi="Times New Roman" w:cs="Times New Roman"/>
           <w:b/>
           <w:bCs/>
+          <w:sz w:val="24"/>
+          <w:szCs w:val="24"/>
+        </w:rPr>
+        <w:t xml:space="preserve"> </w:t>
+      </w:r>
+      <w:r>
+        <w:rPr>
+          <w:rFonts w:ascii="Times New Roman" w:hAnsi="Times New Roman" w:cs="Times New Roman"/>
+          <w:b/>
+          <w:bCs/>
+          <w:sz w:val="24"/>
+          <w:szCs w:val="24"/>
         </w:rPr>
         <w:t>Перечень планируемых результатов обучения по дисциплине, соотнесённых с планируемыми результатами освоения образовательной программы</w:t>
       </w:r>
@@ -792,50 +1156,71 @@
         <w:spacing w:before="200" w:after="200" w:line="240" w:lineRule="auto"/>
         <w:jc w:val="both"/>
         <w:rPr>
+          <w:rFonts w:ascii="Times New Roman" w:hAnsi="Times New Roman" w:cs="Times New Roman"/>
           <w:b/>
           <w:bCs/>
+          <w:sz w:val="24"/>
+          <w:szCs w:val="24"/>
         </w:rPr>
       </w:pPr>
       <w:r>
         <w:rPr>
+          <w:rFonts w:ascii="Times New Roman" w:hAnsi="Times New Roman" w:cs="Times New Roman"/>
           <w:b/>
           <w:bCs/>
-        </w:rPr>
-        <w:t xml:space="preserve">1.1. </w:t>
-      </w:r>
-      <w:r>
-        <w:rPr>
+          <w:sz w:val="24"/>
+          <w:szCs w:val="24"/>
+        </w:rPr>
+        <w:t xml:space="preserve">1.1 </w:t>
+      </w:r>
+      <w:r>
+        <w:rPr>
+          <w:rFonts w:ascii="Times New Roman" w:hAnsi="Times New Roman" w:cs="Times New Roman"/>
           <w:b/>
           <w:bCs/>
+          <w:sz w:val="24"/>
+          <w:szCs w:val="24"/>
         </w:rPr>
         <w:t>Дисциплина «</w:t>
       </w:r>
       <w:r>
         <w:rPr>
+          <w:rFonts w:ascii="Times New Roman" w:hAnsi="Times New Roman" w:cs="Times New Roman"/>
           <w:b/>
           <w:bCs/>
+          <w:sz w:val="24"/>
+          <w:szCs w:val="24"/>
         </w:rPr>
         <w:t>{{</w:t>
       </w:r>
       <w:r>
         <w:rPr>
+          <w:rFonts w:ascii="Times New Roman" w:hAnsi="Times New Roman" w:cs="Times New Roman"/>
           <w:b/>
           <w:bCs/>
+          <w:sz w:val="24"/>
+          <w:szCs w:val="24"/>
           <w:lang w:val="en-US"/>
         </w:rPr>
         <w:t>discipline</w:t>
       </w:r>
       <w:r>
         <w:rPr>
+          <w:rFonts w:ascii="Times New Roman" w:hAnsi="Times New Roman" w:cs="Times New Roman"/>
           <w:b/>
           <w:bCs/>
+          <w:sz w:val="24"/>
+          <w:szCs w:val="24"/>
         </w:rPr>
         <w:t>}}</w:t>
       </w:r>
       <w:r>
         <w:rPr>
+          <w:rFonts w:ascii="Times New Roman" w:hAnsi="Times New Roman" w:cs="Times New Roman"/>
           <w:b/>
           <w:bCs/>
+          <w:sz w:val="24"/>
+          <w:szCs w:val="24"/>
         </w:rPr>
         <w:t>» обеспечивает формирование следующих компетенций с учётом индикаторов их достижения</w:t>
       </w:r>
@@ -857,18 +1242,30 @@
         <w:tc>
           <w:tcPr>
             <w:tcW w:w="4672" w:type="dxa"/>
+            <w:tcBorders>
+              <w:top w:val="single" w:sz="4" w:space="0" w:color="auto"/>
+              <w:left w:val="single" w:sz="4" w:space="0" w:color="auto"/>
+              <w:bottom w:val="single" w:sz="4" w:space="0" w:color="auto"/>
+              <w:right w:val="single" w:sz="4" w:space="0" w:color="auto"/>
+            </w:tcBorders>
             <w:vAlign w:val="center"/>
           </w:tcPr>
           <w:p>
             <w:pPr>
               <w:jc w:val="center"/>
               <w:rPr>
+                <w:rFonts w:ascii="Times New Roman" w:hAnsi="Times New Roman" w:cs="Times New Roman"/>
                 <w:b/>
-              </w:rPr>
-            </w:pPr>
-            <w:r>
-              <w:rPr>
+                <w:sz w:val="24"/>
+                <w:szCs w:val="24"/>
+              </w:rPr>
+            </w:pPr>
+            <w:r>
+              <w:rPr>
+                <w:rFonts w:ascii="Times New Roman" w:hAnsi="Times New Roman" w:cs="Times New Roman"/>
                 <w:b/>
+                <w:sz w:val="24"/>
+                <w:szCs w:val="24"/>
               </w:rPr>
               <w:t>Код, этапа освоения компетенции</w:t>
             </w:r>
@@ -877,18 +1274,29 @@
         <w:tc>
           <w:tcPr>
             <w:tcW w:w="4673" w:type="dxa"/>
+            <w:tcBorders>
+              <w:top w:val="single" w:sz="4" w:space="0" w:color="auto"/>
+              <w:left w:val="single" w:sz="4" w:space="0" w:color="auto"/>
+              <w:bottom w:val="single" w:sz="4" w:space="0" w:color="auto"/>
+            </w:tcBorders>
             <w:vAlign w:val="center"/>
           </w:tcPr>
           <w:p>
             <w:pPr>
               <w:jc w:val="center"/>
               <w:rPr>
+                <w:rFonts w:ascii="Times New Roman" w:hAnsi="Times New Roman" w:cs="Times New Roman"/>
                 <w:b/>
-              </w:rPr>
-            </w:pPr>
-            <w:r>
-              <w:rPr>
+                <w:sz w:val="24"/>
+                <w:szCs w:val="24"/>
+              </w:rPr>
+            </w:pPr>
+            <w:r>
+              <w:rPr>
+                <w:rFonts w:ascii="Times New Roman" w:hAnsi="Times New Roman" w:cs="Times New Roman"/>
                 <w:b/>
+                <w:sz w:val="24"/>
+                <w:szCs w:val="24"/>
               </w:rPr>
               <w:t>Код, наименования компетенции</w:t>
             </w:r>
@@ -898,60 +1306,47 @@
       <w:tr>
         <w:tc>
           <w:tcPr>
-            <w:tcW w:w="4672" w:type="dxa"/>
-          </w:tcPr>
-          <w:p>
-            <w:pPr>
-              <w:rPr>
-                <w:lang w:val="en-US"/>
-              </w:rPr>
-            </w:pPr>
-            <w:r>
-              <w:rPr>
+            <w:tcW w:w="9345" w:type="dxa"/>
+            <w:gridSpan w:val="2"/>
+            <w:tcBorders>
+              <w:top w:val="single" w:sz="4" w:space="0" w:color="auto"/>
+              <w:left w:val="single" w:sz="4" w:space="0" w:color="auto"/>
+              <w:bottom w:val="single" w:sz="4" w:space="0" w:color="auto"/>
+            </w:tcBorders>
+          </w:tcPr>
+          <w:p>
+            <w:pPr>
+              <w:jc w:val="center"/>
+              <w:rPr>
+                <w:rFonts w:ascii="Times New Roman" w:hAnsi="Times New Roman" w:cs="Times New Roman"/>
+                <w:sz w:val="24"/>
+                <w:szCs w:val="24"/>
+                <w:lang w:val="en-US"/>
+              </w:rPr>
+            </w:pPr>
+            <w:r>
+              <w:rPr>
+                <w:rFonts w:ascii="Times New Roman" w:hAnsi="Times New Roman" w:cs="Times New Roman"/>
+                <w:sz w:val="24"/>
+                <w:szCs w:val="24"/>
                 <w:lang w:val="en-US"/>
               </w:rPr>
               <w:t>{%t</w:t>
             </w:r>
             <w:r>
               <w:rPr>
+                <w:rFonts w:ascii="Times New Roman" w:hAnsi="Times New Roman" w:cs="Times New Roman"/>
+                <w:sz w:val="24"/>
+                <w:szCs w:val="24"/>
                 <w:lang w:val="en-US"/>
               </w:rPr>
               <w:t>r</w:t>
             </w:r>
             <w:r>
               <w:rPr>
-                <w:lang w:val="en-US"/>
-              </w:rPr>
-              <w:t xml:space="preserve"> for item in competence%}</w:t>
-            </w:r>
-          </w:p>
-        </w:tc>
-        <w:tc>
-          <w:tcPr>
-            <w:tcW w:w="4673" w:type="dxa"/>
-            <w:vAlign w:val="center"/>
-          </w:tcPr>
-          <w:p>
-            <w:pPr>
-              <w:jc w:val="center"/>
-              <w:rPr>
-                <w:lang w:val="en-US"/>
-              </w:rPr>
-            </w:pPr>
-            <w:r>
-              <w:rPr>
-                <w:lang w:val="en-US"/>
-              </w:rPr>
-              <w:t>{%t</w:t>
-            </w:r>
-            <w:r>
-              <w:rPr>
-                <w:lang w:val="en-US"/>
-              </w:rPr>
-              <w:t>r</w:t>
-            </w:r>
-            <w:r>
-              <w:rPr>
+                <w:rFonts w:ascii="Times New Roman" w:hAnsi="Times New Roman" w:cs="Times New Roman"/>
+                <w:sz w:val="24"/>
+                <w:szCs w:val="24"/>
                 <w:lang w:val="en-US"/>
               </w:rPr>
               <w:t xml:space="preserve"> for item in competence%}</w:t>
@@ -963,73 +1358,121 @@
         <w:tc>
           <w:tcPr>
             <w:tcW w:w="4672" w:type="dxa"/>
-          </w:tcPr>
-          <w:p>
-            <w:pPr>
-              <w:rPr>
-                <w:lang w:val="en-US"/>
-              </w:rPr>
-            </w:pPr>
-            <w:r>
-              <w:rPr>
+            <w:tcBorders>
+              <w:top w:val="single" w:sz="4" w:space="0" w:color="auto"/>
+              <w:left w:val="single" w:sz="4" w:space="0" w:color="auto"/>
+              <w:bottom w:val="single" w:sz="4" w:space="0" w:color="auto"/>
+              <w:right w:val="single" w:sz="4" w:space="0" w:color="auto"/>
+            </w:tcBorders>
+          </w:tcPr>
+          <w:p>
+            <w:pPr>
+              <w:rPr>
+                <w:rFonts w:ascii="Times New Roman" w:hAnsi="Times New Roman" w:cs="Times New Roman"/>
+                <w:sz w:val="24"/>
+                <w:szCs w:val="24"/>
+                <w:lang w:val="en-US"/>
+              </w:rPr>
+            </w:pPr>
+            <w:r>
+              <w:rPr>
+                <w:rFonts w:ascii="Times New Roman" w:hAnsi="Times New Roman" w:cs="Times New Roman"/>
+                <w:sz w:val="24"/>
+                <w:szCs w:val="24"/>
                 <w:lang w:val="en-US"/>
               </w:rPr>
               <w:t>{{</w:t>
             </w:r>
             <w:r>
               <w:rPr>
+                <w:rFonts w:ascii="Times New Roman" w:hAnsi="Times New Roman" w:cs="Times New Roman"/>
+                <w:sz w:val="24"/>
+                <w:szCs w:val="24"/>
                 <w:lang w:val="en-US"/>
               </w:rPr>
               <w:t>item.</w:t>
             </w:r>
             <w:r>
               <w:rPr>
+                <w:rFonts w:ascii="Times New Roman" w:hAnsi="Times New Roman" w:cs="Times New Roman"/>
+                <w:sz w:val="24"/>
+                <w:szCs w:val="24"/>
                 <w:lang w:val="en-US"/>
               </w:rPr>
               <w:t>index}} {{</w:t>
             </w:r>
             <w:r>
               <w:rPr>
+                <w:rFonts w:ascii="Times New Roman" w:hAnsi="Times New Roman" w:cs="Times New Roman"/>
+                <w:sz w:val="24"/>
+                <w:szCs w:val="24"/>
                 <w:lang w:val="en-US"/>
               </w:rPr>
               <w:t>item.</w:t>
             </w:r>
             <w:r>
               <w:rPr>
-                <w:lang w:val="en-US"/>
-              </w:rPr>
-              <w:t>label}}</w:t>
+                <w:rFonts w:ascii="Times New Roman" w:hAnsi="Times New Roman" w:cs="Times New Roman"/>
+                <w:sz w:val="24"/>
+                <w:szCs w:val="24"/>
+                <w:lang w:val="en-US"/>
+              </w:rPr>
+              <w:t>content</w:t>
+            </w:r>
+            <w:r>
+              <w:rPr>
+                <w:rFonts w:ascii="Times New Roman" w:hAnsi="Times New Roman" w:cs="Times New Roman"/>
+                <w:sz w:val="24"/>
+                <w:szCs w:val="24"/>
+                <w:lang w:val="en-US"/>
+              </w:rPr>
+              <w:t>}}</w:t>
             </w:r>
           </w:p>
         </w:tc>
         <w:tc>
           <w:tcPr>
             <w:tcW w:w="4673" w:type="dxa"/>
+            <w:tcBorders>
+              <w:top w:val="single" w:sz="4" w:space="0" w:color="auto"/>
+              <w:left w:val="single" w:sz="4" w:space="0" w:color="auto"/>
+              <w:bottom w:val="single" w:sz="4" w:space="0" w:color="auto"/>
+            </w:tcBorders>
             <w:vAlign w:val="center"/>
           </w:tcPr>
           <w:p>
             <w:pPr>
               <w:jc w:val="center"/>
               <w:rPr>
-                <w:lang w:val="en-US"/>
-              </w:rPr>
-            </w:pPr>
-            <w:r>
-              <w:rPr>
+                <w:rFonts w:ascii="Times New Roman" w:hAnsi="Times New Roman" w:cs="Times New Roman"/>
+                <w:sz w:val="24"/>
+                <w:szCs w:val="24"/>
+                <w:lang w:val="en-US"/>
+              </w:rPr>
+            </w:pPr>
+            <w:r>
+              <w:rPr>
+                <w:rFonts w:ascii="Times New Roman" w:hAnsi="Times New Roman" w:cs="Times New Roman"/>
+                <w:sz w:val="24"/>
+                <w:szCs w:val="24"/>
                 <w:lang w:val="en-US"/>
               </w:rPr>
               <w:t xml:space="preserve">{{ </w:t>
             </w:r>
             <w:r>
               <w:rPr>
+                <w:rFonts w:ascii="Times New Roman" w:hAnsi="Times New Roman" w:cs="Times New Roman"/>
+                <w:sz w:val="24"/>
+                <w:szCs w:val="24"/>
                 <w:lang w:val="en-US"/>
               </w:rPr>
               <w:t>item.</w:t>
             </w:r>
-            <w:bookmarkStart w:id="0" w:name="_GoBack"/>
-            <w:bookmarkEnd w:id="0"/>
-            <w:r>
-              <w:rPr>
+            <w:r>
+              <w:rPr>
+                <w:rFonts w:ascii="Times New Roman" w:hAnsi="Times New Roman" w:cs="Times New Roman"/>
+                <w:sz w:val="24"/>
+                <w:szCs w:val="24"/>
                 <w:lang w:val="en-US"/>
               </w:rPr>
               <w:t>indicators }}</w:t>
@@ -1040,60 +1483,47 @@
       <w:tr>
         <w:tc>
           <w:tcPr>
-            <w:tcW w:w="4672" w:type="dxa"/>
-          </w:tcPr>
-          <w:p>
-            <w:pPr>
-              <w:rPr>
-                <w:lang w:val="en-US"/>
-              </w:rPr>
-            </w:pPr>
-            <w:r>
-              <w:rPr>
+            <w:tcW w:w="9345" w:type="dxa"/>
+            <w:gridSpan w:val="2"/>
+            <w:tcBorders>
+              <w:top w:val="single" w:sz="4" w:space="0" w:color="auto"/>
+              <w:left w:val="single" w:sz="4" w:space="0" w:color="auto"/>
+              <w:bottom w:val="single" w:sz="4" w:space="0" w:color="auto"/>
+            </w:tcBorders>
+          </w:tcPr>
+          <w:p>
+            <w:pPr>
+              <w:jc w:val="center"/>
+              <w:rPr>
+                <w:rFonts w:ascii="Times New Roman" w:hAnsi="Times New Roman" w:cs="Times New Roman"/>
+                <w:sz w:val="24"/>
+                <w:szCs w:val="24"/>
+                <w:lang w:val="en-US"/>
+              </w:rPr>
+            </w:pPr>
+            <w:r>
+              <w:rPr>
+                <w:rFonts w:ascii="Times New Roman" w:hAnsi="Times New Roman" w:cs="Times New Roman"/>
+                <w:sz w:val="24"/>
+                <w:szCs w:val="24"/>
                 <w:lang w:val="en-US"/>
               </w:rPr>
               <w:t>{%t</w:t>
             </w:r>
             <w:r>
               <w:rPr>
+                <w:rFonts w:ascii="Times New Roman" w:hAnsi="Times New Roman" w:cs="Times New Roman"/>
+                <w:sz w:val="24"/>
+                <w:szCs w:val="24"/>
                 <w:lang w:val="en-US"/>
               </w:rPr>
               <w:t>r</w:t>
             </w:r>
             <w:r>
               <w:rPr>
-                <w:lang w:val="en-US"/>
-              </w:rPr>
-              <w:t xml:space="preserve"> endfor %}</w:t>
-            </w:r>
-          </w:p>
-        </w:tc>
-        <w:tc>
-          <w:tcPr>
-            <w:tcW w:w="4673" w:type="dxa"/>
-            <w:vAlign w:val="center"/>
-          </w:tcPr>
-          <w:p>
-            <w:pPr>
-              <w:jc w:val="center"/>
-              <w:rPr>
-                <w:lang w:val="en-US"/>
-              </w:rPr>
-            </w:pPr>
-            <w:r>
-              <w:rPr>
-                <w:lang w:val="en-US"/>
-              </w:rPr>
-              <w:t>{%t</w:t>
-            </w:r>
-            <w:r>
-              <w:rPr>
-                <w:lang w:val="en-US"/>
-              </w:rPr>
-              <w:t>r</w:t>
-            </w:r>
-            <w:r>
-              <w:rPr>
+                <w:rFonts w:ascii="Times New Roman" w:hAnsi="Times New Roman" w:cs="Times New Roman"/>
+                <w:sz w:val="24"/>
+                <w:szCs w:val="24"/>
                 <w:lang w:val="en-US"/>
               </w:rPr>
               <w:t xml:space="preserve"> endfor %}</w:t>
@@ -1107,14 +1537,526 @@
         <w:spacing w:before="200" w:after="200" w:line="240" w:lineRule="auto"/>
         <w:jc w:val="both"/>
         <w:rPr>
-          <w:lang w:val="en-US"/>
+          <w:rFonts w:ascii="Times New Roman" w:hAnsi="Times New Roman" w:cs="Times New Roman"/>
+          <w:sz w:val="24"/>
+          <w:szCs w:val="24"/>
         </w:rPr>
       </w:pPr>
+      <w:r>
+        <w:rPr>
+          <w:rFonts w:ascii="Times New Roman" w:hAnsi="Times New Roman" w:cs="Times New Roman"/>
+          <w:b/>
+          <w:bCs/>
+          <w:sz w:val="24"/>
+          <w:szCs w:val="24"/>
+        </w:rPr>
+        <w:t>1.2 В</w:t>
+      </w:r>
+      <w:r>
+        <w:rPr>
+          <w:rFonts w:ascii="Times New Roman" w:hAnsi="Times New Roman" w:cs="Times New Roman"/>
+          <w:b/>
+          <w:bCs/>
+          <w:sz w:val="24"/>
+          <w:szCs w:val="24"/>
+        </w:rPr>
+        <w:t xml:space="preserve"> результате освоения дисциплины у обучающихся должны быть сформированы</w:t>
+      </w:r>
+    </w:p>
+    <w:tbl>
+      <w:tblPr>
+        <w:tblW w:w="0" w:type="auto"/>
+        <w:tblInd w:w="100" w:type="dxa"/>
+        <w:tblBorders>
+          <w:top w:val="single" w:sz="6" w:space="0" w:color="999999"/>
+          <w:left w:val="single" w:sz="6" w:space="0" w:color="999999"/>
+          <w:bottom w:val="single" w:sz="6" w:space="0" w:color="999999"/>
+          <w:right w:val="single" w:sz="6" w:space="0" w:color="999999"/>
+          <w:insideH w:val="single" w:sz="6" w:space="0" w:color="999999"/>
+          <w:insideV w:val="single" w:sz="6" w:space="0" w:color="999999"/>
+        </w:tblBorders>
+        <w:tblCellMar>
+          <w:left w:w="100" w:type="dxa"/>
+          <w:right w:w="100" w:type="dxa"/>
+        </w:tblCellMar>
+        <w:tblLook w:val="04A0" w:firstRow="1" w:lastRow="0" w:firstColumn="1" w:lastColumn="0" w:noHBand="0" w:noVBand="1"/>
+      </w:tblPr>
+      <w:tblGrid>
+        <w:gridCol w:w="1681"/>
+        <w:gridCol w:w="3584"/>
+        <w:gridCol w:w="3980"/>
+      </w:tblGrid>
+      <w:tr>
+        <w:trPr>
+          <w:trHeight w:val="100"/>
+        </w:trPr>
+        <w:tc>
+          <w:tcPr>
+            <w:tcW w:w="1681" w:type="dxa"/>
+            <w:tcBorders>
+              <w:top w:val="single" w:sz="4" w:space="0" w:color="auto"/>
+              <w:left w:val="single" w:sz="4" w:space="0" w:color="auto"/>
+              <w:bottom w:val="single" w:sz="4" w:space="0" w:color="auto"/>
+              <w:right w:val="single" w:sz="4" w:space="0" w:color="auto"/>
+            </w:tcBorders>
+            <w:vAlign w:val="center"/>
+          </w:tcPr>
+          <w:p>
+            <w:pPr>
+              <w:spacing w:after="0" w:line="240" w:lineRule="auto"/>
+              <w:jc w:val="center"/>
+              <w:rPr>
+                <w:rFonts w:ascii="Times New Roman" w:hAnsi="Times New Roman" w:cs="Times New Roman"/>
+                <w:color w:val="000000" w:themeColor="text1"/>
+                <w:sz w:val="24"/>
+                <w:szCs w:val="24"/>
+              </w:rPr>
+            </w:pPr>
+            <w:r>
+              <w:rPr>
+                <w:rFonts w:ascii="Times New Roman" w:hAnsi="Times New Roman" w:cs="Times New Roman"/>
+                <w:b/>
+                <w:bCs/>
+                <w:color w:val="000000" w:themeColor="text1"/>
+                <w:sz w:val="24"/>
+                <w:szCs w:val="24"/>
+              </w:rPr>
+              <w:t>Код индикатора</w:t>
+            </w:r>
+          </w:p>
+        </w:tc>
+        <w:tc>
+          <w:tcPr>
+            <w:tcW w:w="3584" w:type="dxa"/>
+            <w:tcBorders>
+              <w:top w:val="single" w:sz="4" w:space="0" w:color="auto"/>
+              <w:left w:val="single" w:sz="4" w:space="0" w:color="auto"/>
+              <w:bottom w:val="single" w:sz="4" w:space="0" w:color="auto"/>
+              <w:right w:val="single" w:sz="4" w:space="0" w:color="auto"/>
+            </w:tcBorders>
+            <w:vAlign w:val="center"/>
+          </w:tcPr>
+          <w:p>
+            <w:pPr>
+              <w:spacing w:after="0" w:line="240" w:lineRule="auto"/>
+              <w:jc w:val="center"/>
+              <w:rPr>
+                <w:rFonts w:ascii="Times New Roman" w:hAnsi="Times New Roman" w:cs="Times New Roman"/>
+                <w:color w:val="000000" w:themeColor="text1"/>
+                <w:sz w:val="24"/>
+                <w:szCs w:val="24"/>
+              </w:rPr>
+            </w:pPr>
+            <w:r>
+              <w:rPr>
+                <w:rFonts w:ascii="Times New Roman" w:hAnsi="Times New Roman" w:cs="Times New Roman"/>
+                <w:b/>
+                <w:bCs/>
+                <w:color w:val="000000" w:themeColor="text1"/>
+                <w:sz w:val="24"/>
+                <w:szCs w:val="24"/>
+              </w:rPr>
+              <w:t>Содержание индикатора</w:t>
+            </w:r>
+          </w:p>
+        </w:tc>
+        <w:tc>
+          <w:tcPr>
+            <w:tcW w:w="3980" w:type="dxa"/>
+            <w:tcBorders>
+              <w:top w:val="single" w:sz="4" w:space="0" w:color="auto"/>
+              <w:left w:val="single" w:sz="4" w:space="0" w:color="auto"/>
+              <w:bottom w:val="single" w:sz="4" w:space="0" w:color="auto"/>
+              <w:right w:val="single" w:sz="4" w:space="0" w:color="auto"/>
+            </w:tcBorders>
+            <w:vAlign w:val="center"/>
+          </w:tcPr>
+          <w:p>
+            <w:pPr>
+              <w:spacing w:after="0" w:line="240" w:lineRule="auto"/>
+              <w:jc w:val="center"/>
+              <w:rPr>
+                <w:rFonts w:ascii="Times New Roman" w:hAnsi="Times New Roman" w:cs="Times New Roman"/>
+                <w:color w:val="000000" w:themeColor="text1"/>
+                <w:sz w:val="24"/>
+                <w:szCs w:val="24"/>
+              </w:rPr>
+            </w:pPr>
+            <w:r>
+              <w:rPr>
+                <w:rFonts w:ascii="Times New Roman" w:hAnsi="Times New Roman" w:cs="Times New Roman"/>
+                <w:b/>
+                <w:bCs/>
+                <w:color w:val="000000" w:themeColor="text1"/>
+                <w:sz w:val="24"/>
+                <w:szCs w:val="24"/>
+              </w:rPr>
+              <w:t>Результат обучения</w:t>
+            </w:r>
+          </w:p>
+        </w:tc>
+      </w:tr>
+      <w:tr>
+        <w:trPr>
+          <w:trHeight w:val="100"/>
+        </w:trPr>
+        <w:tc>
+          <w:tcPr>
+            <w:tcW w:w="9245" w:type="dxa"/>
+            <w:gridSpan w:val="3"/>
+            <w:tcBorders>
+              <w:top w:val="single" w:sz="4" w:space="0" w:color="auto"/>
+              <w:left w:val="single" w:sz="4" w:space="0" w:color="auto"/>
+              <w:bottom w:val="single" w:sz="4" w:space="0" w:color="auto"/>
+              <w:right w:val="single" w:sz="4" w:space="0" w:color="auto"/>
+            </w:tcBorders>
+          </w:tcPr>
+          <w:p>
+            <w:pPr>
+              <w:rPr>
+                <w:rFonts w:ascii="Times New Roman" w:hAnsi="Times New Roman" w:cs="Times New Roman"/>
+                <w:color w:val="000000" w:themeColor="text1"/>
+                <w:sz w:val="24"/>
+                <w:szCs w:val="24"/>
+                <w:lang w:val="en-US"/>
+              </w:rPr>
+            </w:pPr>
+            <w:r>
+              <w:rPr>
+                <w:rFonts w:ascii="Times New Roman" w:hAnsi="Times New Roman" w:cs="Times New Roman"/>
+                <w:color w:val="000000" w:themeColor="text1"/>
+                <w:sz w:val="24"/>
+                <w:szCs w:val="24"/>
+                <w:lang w:val="en-US"/>
+              </w:rPr>
+              <w:t>{%t</w:t>
+            </w:r>
+            <w:r>
+              <w:rPr>
+                <w:rFonts w:ascii="Times New Roman" w:hAnsi="Times New Roman" w:cs="Times New Roman"/>
+                <w:color w:val="000000" w:themeColor="text1"/>
+                <w:sz w:val="24"/>
+                <w:szCs w:val="24"/>
+                <w:lang w:val="en-US"/>
+              </w:rPr>
+              <w:t>r</w:t>
+            </w:r>
+            <w:r>
+              <w:rPr>
+                <w:rFonts w:ascii="Times New Roman" w:hAnsi="Times New Roman" w:cs="Times New Roman"/>
+                <w:color w:val="000000" w:themeColor="text1"/>
+                <w:sz w:val="24"/>
+                <w:szCs w:val="24"/>
+                <w:lang w:val="en-US"/>
+              </w:rPr>
+              <w:t xml:space="preserve"> for item in indicators</w:t>
+            </w:r>
+            <w:r>
+              <w:rPr>
+                <w:rFonts w:ascii="Times New Roman" w:hAnsi="Times New Roman" w:cs="Times New Roman"/>
+                <w:color w:val="000000" w:themeColor="text1"/>
+                <w:sz w:val="24"/>
+                <w:szCs w:val="24"/>
+                <w:lang w:val="en-US"/>
+              </w:rPr>
+              <w:t xml:space="preserve"> </w:t>
+            </w:r>
+            <w:r>
+              <w:rPr>
+                <w:rFonts w:ascii="Times New Roman" w:hAnsi="Times New Roman" w:cs="Times New Roman"/>
+                <w:color w:val="000000" w:themeColor="text1"/>
+                <w:sz w:val="24"/>
+                <w:szCs w:val="24"/>
+                <w:lang w:val="en-US"/>
+              </w:rPr>
+              <w:t>%}</w:t>
+            </w:r>
+          </w:p>
+        </w:tc>
+      </w:tr>
+      <w:tr>
+        <w:trPr>
+          <w:trHeight w:val="100"/>
+        </w:trPr>
+        <w:tc>
+          <w:tcPr>
+            <w:tcW w:w="1681" w:type="dxa"/>
+            <w:tcBorders>
+              <w:top w:val="single" w:sz="4" w:space="0" w:color="auto"/>
+              <w:left w:val="single" w:sz="4" w:space="0" w:color="auto"/>
+              <w:bottom w:val="single" w:sz="4" w:space="0" w:color="auto"/>
+              <w:right w:val="single" w:sz="4" w:space="0" w:color="auto"/>
+            </w:tcBorders>
+            <w:vAlign w:val="center"/>
+          </w:tcPr>
+          <w:p>
+            <w:pPr>
+              <w:spacing w:after="0" w:line="240" w:lineRule="auto"/>
+              <w:jc w:val="center"/>
+              <w:rPr>
+                <w:rFonts w:ascii="Times New Roman" w:hAnsi="Times New Roman" w:cs="Times New Roman"/>
+                <w:bCs/>
+                <w:color w:val="000000" w:themeColor="text1"/>
+                <w:sz w:val="24"/>
+                <w:szCs w:val="24"/>
+                <w:lang w:val="en-US"/>
+              </w:rPr>
+            </w:pPr>
+            <w:r>
+              <w:rPr>
+                <w:rFonts w:ascii="Times New Roman" w:hAnsi="Times New Roman" w:cs="Times New Roman"/>
+                <w:bCs/>
+                <w:color w:val="000000" w:themeColor="text1"/>
+                <w:sz w:val="24"/>
+                <w:szCs w:val="24"/>
+                <w:lang w:val="en-US"/>
+              </w:rPr>
+              <w:t>{{item.index}}</w:t>
+            </w:r>
+          </w:p>
+        </w:tc>
+        <w:tc>
+          <w:tcPr>
+            <w:tcW w:w="3584" w:type="dxa"/>
+            <w:tcBorders>
+              <w:top w:val="single" w:sz="4" w:space="0" w:color="auto"/>
+              <w:left w:val="single" w:sz="4" w:space="0" w:color="auto"/>
+              <w:bottom w:val="single" w:sz="4" w:space="0" w:color="auto"/>
+              <w:right w:val="single" w:sz="4" w:space="0" w:color="auto"/>
+            </w:tcBorders>
+            <w:vAlign w:val="center"/>
+          </w:tcPr>
+          <w:p>
+            <w:pPr>
+              <w:spacing w:after="0" w:line="240" w:lineRule="auto"/>
+              <w:jc w:val="center"/>
+              <w:rPr>
+                <w:rFonts w:ascii="Times New Roman" w:hAnsi="Times New Roman" w:cs="Times New Roman"/>
+                <w:bCs/>
+                <w:color w:val="000000" w:themeColor="text1"/>
+                <w:sz w:val="24"/>
+                <w:szCs w:val="24"/>
+                <w:lang w:val="en-US"/>
+              </w:rPr>
+            </w:pPr>
+            <w:r>
+              <w:rPr>
+                <w:rFonts w:ascii="Times New Roman" w:hAnsi="Times New Roman" w:cs="Times New Roman"/>
+                <w:bCs/>
+                <w:color w:val="000000" w:themeColor="text1"/>
+                <w:sz w:val="24"/>
+                <w:szCs w:val="24"/>
+                <w:lang w:val="en-US"/>
+              </w:rPr>
+              <w:t>{{item.content}}</w:t>
+            </w:r>
+          </w:p>
+        </w:tc>
+        <w:tc>
+          <w:tcPr>
+            <w:tcW w:w="3980" w:type="dxa"/>
+            <w:tcBorders>
+              <w:top w:val="single" w:sz="4" w:space="0" w:color="auto"/>
+              <w:left w:val="single" w:sz="4" w:space="0" w:color="auto"/>
+              <w:bottom w:val="single" w:sz="4" w:space="0" w:color="auto"/>
+              <w:right w:val="single" w:sz="4" w:space="0" w:color="auto"/>
+            </w:tcBorders>
+          </w:tcPr>
+          <w:p>
+            <w:pPr>
+              <w:spacing w:after="0" w:line="240" w:lineRule="auto"/>
+              <w:rPr>
+                <w:rFonts w:ascii="Times New Roman" w:hAnsi="Times New Roman" w:cs="Times New Roman"/>
+                <w:bCs/>
+                <w:color w:val="000000" w:themeColor="text1"/>
+                <w:sz w:val="24"/>
+                <w:szCs w:val="24"/>
+                <w:lang w:val="en-US"/>
+              </w:rPr>
+            </w:pPr>
+            <w:r>
+              <w:rPr>
+                <w:rFonts w:ascii="Times New Roman" w:hAnsi="Times New Roman" w:cs="Times New Roman"/>
+                <w:b/>
+                <w:bCs/>
+                <w:color w:val="000000" w:themeColor="text1"/>
+                <w:sz w:val="24"/>
+                <w:szCs w:val="24"/>
+              </w:rPr>
+              <w:t>Знать</w:t>
+            </w:r>
+            <w:r>
+              <w:rPr>
+                <w:rFonts w:ascii="Times New Roman" w:hAnsi="Times New Roman" w:cs="Times New Roman"/>
+                <w:bCs/>
+                <w:color w:val="000000" w:themeColor="text1"/>
+                <w:sz w:val="24"/>
+                <w:szCs w:val="24"/>
+                <w:lang w:val="en-US"/>
+              </w:rPr>
+              <w:t xml:space="preserve"> {{item.know}}</w:t>
+            </w:r>
+          </w:p>
+          <w:p>
+            <w:pPr>
+              <w:spacing w:after="0" w:line="240" w:lineRule="auto"/>
+              <w:rPr>
+                <w:rFonts w:ascii="Times New Roman" w:hAnsi="Times New Roman" w:cs="Times New Roman"/>
+                <w:bCs/>
+                <w:color w:val="000000" w:themeColor="text1"/>
+                <w:sz w:val="24"/>
+                <w:szCs w:val="24"/>
+                <w:lang w:val="en-US"/>
+              </w:rPr>
+            </w:pPr>
+            <w:r>
+              <w:rPr>
+                <w:rFonts w:ascii="Times New Roman" w:hAnsi="Times New Roman" w:cs="Times New Roman"/>
+                <w:b/>
+                <w:bCs/>
+                <w:color w:val="000000" w:themeColor="text1"/>
+                <w:sz w:val="24"/>
+                <w:szCs w:val="24"/>
+              </w:rPr>
+              <w:t>Уметь</w:t>
+            </w:r>
+            <w:r>
+              <w:rPr>
+                <w:rFonts w:ascii="Times New Roman" w:hAnsi="Times New Roman" w:cs="Times New Roman"/>
+                <w:bCs/>
+                <w:color w:val="000000" w:themeColor="text1"/>
+                <w:sz w:val="24"/>
+                <w:szCs w:val="24"/>
+              </w:rPr>
+              <w:t xml:space="preserve"> </w:t>
+            </w:r>
+            <w:r>
+              <w:rPr>
+                <w:rFonts w:ascii="Times New Roman" w:hAnsi="Times New Roman" w:cs="Times New Roman"/>
+                <w:bCs/>
+                <w:color w:val="000000" w:themeColor="text1"/>
+                <w:sz w:val="24"/>
+                <w:szCs w:val="24"/>
+                <w:lang w:val="en-US"/>
+              </w:rPr>
+              <w:t>{{item.able}}</w:t>
+            </w:r>
+          </w:p>
+          <w:p>
+            <w:pPr>
+              <w:spacing w:after="0" w:line="240" w:lineRule="auto"/>
+              <w:rPr>
+                <w:rFonts w:ascii="Times New Roman" w:hAnsi="Times New Roman" w:cs="Times New Roman"/>
+                <w:bCs/>
+                <w:color w:val="000000" w:themeColor="text1"/>
+                <w:sz w:val="24"/>
+                <w:szCs w:val="24"/>
+                <w:lang w:val="en-US"/>
+              </w:rPr>
+            </w:pPr>
+            <w:r>
+              <w:rPr>
+                <w:rFonts w:ascii="Times New Roman" w:hAnsi="Times New Roman" w:cs="Times New Roman"/>
+                <w:b/>
+                <w:bCs/>
+                <w:color w:val="000000" w:themeColor="text1"/>
+                <w:sz w:val="24"/>
+                <w:szCs w:val="24"/>
+              </w:rPr>
+              <w:t>Владеть</w:t>
+            </w:r>
+            <w:r>
+              <w:rPr>
+                <w:rFonts w:ascii="Times New Roman" w:hAnsi="Times New Roman" w:cs="Times New Roman"/>
+                <w:bCs/>
+                <w:color w:val="000000" w:themeColor="text1"/>
+                <w:sz w:val="24"/>
+                <w:szCs w:val="24"/>
+                <w:lang w:val="en-US"/>
+              </w:rPr>
+              <w:t xml:space="preserve"> {{item.own}}</w:t>
+            </w:r>
+          </w:p>
+        </w:tc>
+      </w:tr>
+      <w:tr>
+        <w:trPr>
+          <w:trHeight w:val="100"/>
+        </w:trPr>
+        <w:tc>
+          <w:tcPr>
+            <w:tcW w:w="9245" w:type="dxa"/>
+            <w:gridSpan w:val="3"/>
+            <w:tcBorders>
+              <w:top w:val="single" w:sz="4" w:space="0" w:color="auto"/>
+              <w:left w:val="single" w:sz="4" w:space="0" w:color="auto"/>
+              <w:bottom w:val="single" w:sz="4" w:space="0" w:color="auto"/>
+              <w:right w:val="single" w:sz="4" w:space="0" w:color="auto"/>
+            </w:tcBorders>
+          </w:tcPr>
+          <w:p>
+            <w:pPr>
+              <w:rPr>
+                <w:rFonts w:ascii="Times New Roman" w:hAnsi="Times New Roman" w:cs="Times New Roman"/>
+                <w:color w:val="000000" w:themeColor="text1"/>
+                <w:sz w:val="24"/>
+                <w:szCs w:val="24"/>
+                <w:lang w:val="en-US"/>
+              </w:rPr>
+            </w:pPr>
+            <w:r>
+              <w:rPr>
+                <w:rFonts w:ascii="Times New Roman" w:hAnsi="Times New Roman" w:cs="Times New Roman"/>
+                <w:color w:val="000000" w:themeColor="text1"/>
+                <w:sz w:val="24"/>
+                <w:szCs w:val="24"/>
+                <w:lang w:val="en-US"/>
+              </w:rPr>
+              <w:t>{%t</w:t>
+            </w:r>
+            <w:r>
+              <w:rPr>
+                <w:rFonts w:ascii="Times New Roman" w:hAnsi="Times New Roman" w:cs="Times New Roman"/>
+                <w:color w:val="000000" w:themeColor="text1"/>
+                <w:sz w:val="24"/>
+                <w:szCs w:val="24"/>
+                <w:lang w:val="en-US"/>
+              </w:rPr>
+              <w:t>r</w:t>
+            </w:r>
+            <w:r>
+              <w:rPr>
+                <w:rFonts w:ascii="Times New Roman" w:hAnsi="Times New Roman" w:cs="Times New Roman"/>
+                <w:color w:val="000000" w:themeColor="text1"/>
+                <w:sz w:val="24"/>
+                <w:szCs w:val="24"/>
+                <w:lang w:val="en-US"/>
+              </w:rPr>
+              <w:t xml:space="preserve"> endfor %}</w:t>
+            </w:r>
+          </w:p>
+        </w:tc>
+      </w:tr>
+    </w:tbl>
+    <w:p>
+      <w:pPr>
+        <w:spacing w:before="200" w:after="200" w:line="240" w:lineRule="auto"/>
+        <w:jc w:val="both"/>
+        <w:rPr>
+          <w:rFonts w:ascii="Times New Roman" w:hAnsi="Times New Roman" w:cs="Times New Roman"/>
+          <w:sz w:val="24"/>
+          <w:szCs w:val="24"/>
+        </w:rPr>
+      </w:pPr>
+      <w:bookmarkStart w:id="0" w:name="_GoBack"/>
+      <w:bookmarkEnd w:id="0"/>
     </w:p>
     <w:p>
       <w:pPr>
         <w:rPr>
-          <w:lang w:val="en-US"/>
+          <w:rFonts w:ascii="Times New Roman" w:hAnsi="Times New Roman" w:cs="Times New Roman"/>
+          <w:sz w:val="24"/>
+          <w:szCs w:val="24"/>
         </w:rPr>
       </w:pPr>
     </w:p>
@@ -1173,21 +2115,39 @@
           <w:jc w:val="center"/>
         </w:pPr>
         <w:r>
+          <w:rPr>
+            <w:rFonts w:ascii="Times New Roman" w:hAnsi="Times New Roman" w:cs="Times New Roman"/>
+            <w:sz w:val="24"/>
+          </w:rPr>
           <w:fldChar w:fldCharType="begin"/>
         </w:r>
         <w:r>
+          <w:rPr>
+            <w:rFonts w:ascii="Times New Roman" w:hAnsi="Times New Roman" w:cs="Times New Roman"/>
+            <w:sz w:val="24"/>
+          </w:rPr>
           <w:instrText>PAGE   \* MERGEFORMAT</w:instrText>
         </w:r>
         <w:r>
+          <w:rPr>
+            <w:rFonts w:ascii="Times New Roman" w:hAnsi="Times New Roman" w:cs="Times New Roman"/>
+            <w:sz w:val="24"/>
+          </w:rPr>
           <w:fldChar w:fldCharType="separate"/>
         </w:r>
         <w:r>
           <w:rPr>
+            <w:rFonts w:ascii="Times New Roman" w:hAnsi="Times New Roman" w:cs="Times New Roman"/>
             <w:noProof/>
+            <w:sz w:val="24"/>
           </w:rPr>
           <w:t>2</w:t>
         </w:r>
         <w:r>
+          <w:rPr>
+            <w:rFonts w:ascii="Times New Roman" w:hAnsi="Times New Roman" w:cs="Times New Roman"/>
+            <w:sz w:val="24"/>
+          </w:rPr>
           <w:fldChar w:fldCharType="end"/>
         </w:r>
       </w:p>
@@ -1211,38 +2171,50 @@
     <w:pPr>
       <w:jc w:val="center"/>
       <w:rPr>
+        <w:rFonts w:ascii="Times New Roman" w:hAnsi="Times New Roman" w:cs="Times New Roman"/>
         <w:color w:val="000000" w:themeColor="text1"/>
+        <w:sz w:val="24"/>
       </w:rPr>
     </w:pPr>
     <w:r>
       <w:rPr>
+        <w:rFonts w:ascii="Times New Roman" w:hAnsi="Times New Roman" w:cs="Times New Roman"/>
         <w:color w:val="000000" w:themeColor="text1"/>
+        <w:sz w:val="24"/>
       </w:rPr>
       <w:t xml:space="preserve">Год набора – {{ </w:t>
     </w:r>
     <w:r>
       <w:rPr>
+        <w:rFonts w:ascii="Times New Roman" w:hAnsi="Times New Roman" w:cs="Times New Roman"/>
         <w:color w:val="000000" w:themeColor="text1"/>
+        <w:sz w:val="24"/>
         <w:lang w:val="en-US"/>
       </w:rPr>
       <w:t>year</w:t>
     </w:r>
     <w:r>
       <w:rPr>
+        <w:rFonts w:ascii="Times New Roman" w:hAnsi="Times New Roman" w:cs="Times New Roman"/>
         <w:color w:val="000000" w:themeColor="text1"/>
+        <w:sz w:val="24"/>
       </w:rPr>
       <w:t>_</w:t>
     </w:r>
     <w:r>
       <w:rPr>
+        <w:rFonts w:ascii="Times New Roman" w:hAnsi="Times New Roman" w:cs="Times New Roman"/>
         <w:color w:val="000000" w:themeColor="text1"/>
+        <w:sz w:val="24"/>
         <w:lang w:val="en-US"/>
       </w:rPr>
       <w:t>post</w:t>
     </w:r>
     <w:r>
       <w:rPr>
+        <w:rFonts w:ascii="Times New Roman" w:hAnsi="Times New Roman" w:cs="Times New Roman"/>
         <w:color w:val="000000" w:themeColor="text1"/>
+        <w:sz w:val="24"/>
       </w:rPr>
       <w:t xml:space="preserve"> }}</w:t>
     </w:r>
@@ -1253,38 +2225,50 @@
       <w:jc w:val="center"/>
       <w:rPr>
         <w:rStyle w:val="a3"/>
+        <w:rFonts w:ascii="Times New Roman" w:hAnsi="Times New Roman" w:cs="Times New Roman"/>
         <w:color w:val="000000" w:themeColor="text1"/>
+        <w:sz w:val="24"/>
       </w:rPr>
     </w:pPr>
     <w:r>
       <w:rPr>
+        <w:rFonts w:ascii="Times New Roman" w:hAnsi="Times New Roman" w:cs="Times New Roman"/>
         <w:color w:val="000000" w:themeColor="text1"/>
+        <w:sz w:val="24"/>
       </w:rPr>
       <w:t xml:space="preserve">Иркутск,  {{ </w:t>
     </w:r>
     <w:r>
       <w:rPr>
+        <w:rFonts w:ascii="Times New Roman" w:hAnsi="Times New Roman" w:cs="Times New Roman"/>
         <w:color w:val="000000" w:themeColor="text1"/>
+        <w:sz w:val="24"/>
         <w:lang w:val="en-US"/>
       </w:rPr>
       <w:t>current</w:t>
     </w:r>
     <w:r>
       <w:rPr>
+        <w:rFonts w:ascii="Times New Roman" w:hAnsi="Times New Roman" w:cs="Times New Roman"/>
         <w:color w:val="000000" w:themeColor="text1"/>
+        <w:sz w:val="24"/>
       </w:rPr>
       <w:t>_</w:t>
     </w:r>
     <w:r>
       <w:rPr>
+        <w:rFonts w:ascii="Times New Roman" w:hAnsi="Times New Roman" w:cs="Times New Roman"/>
         <w:color w:val="000000" w:themeColor="text1"/>
+        <w:sz w:val="24"/>
         <w:lang w:val="en-US"/>
       </w:rPr>
       <w:t>year</w:t>
     </w:r>
     <w:r>
       <w:rPr>
+        <w:rFonts w:ascii="Times New Roman" w:hAnsi="Times New Roman" w:cs="Times New Roman"/>
         <w:color w:val="000000" w:themeColor="text1"/>
+        <w:sz w:val="24"/>
       </w:rPr>
       <w:t xml:space="preserve"> }} г.</w:t>
     </w:r>
@@ -2121,7 +3105,7 @@
 </file>
 
 <file path=customXml/itemProps1.xml><?xml version="1.0" encoding="utf-8"?>
-<ds:datastoreItem xmlns:ds="http://schemas.openxmlformats.org/officeDocument/2006/customXml" ds:itemID="{C46877CB-D650-43C7-A6EB-2CC1212B14CA}">
+<ds:datastoreItem xmlns:ds="http://schemas.openxmlformats.org/officeDocument/2006/customXml" ds:itemID="{7E1F07F9-AFB1-45C9-8E2C-D66260D9CFBA}">
   <ds:schemaRefs>
     <ds:schemaRef ds:uri="http://schemas.openxmlformats.org/officeDocument/2006/bibliography"/>
   </ds:schemaRefs>

--- a/templates/docxRPD/rpd.docx
+++ b/templates/docxRPD/rpd.docx
@@ -640,7 +640,7 @@
         <w:gridCol w:w="500"/>
         <w:gridCol w:w="230"/>
         <w:gridCol w:w="1150"/>
-        <w:gridCol w:w="1727"/>
+        <w:gridCol w:w="2010"/>
       </w:tblGrid>
       <w:tr>
         <w:trPr>
@@ -813,7 +813,7 @@
         </w:tc>
         <w:tc>
           <w:tcPr>
-            <w:tcW w:w="1727" w:type="dxa"/>
+            <w:tcW w:w="2010" w:type="dxa"/>
             <w:vAlign w:val="bottom"/>
           </w:tcPr>
           <w:p>
@@ -884,7 +884,7 @@
         <w:gridCol w:w="500"/>
         <w:gridCol w:w="230"/>
         <w:gridCol w:w="1150"/>
-        <w:gridCol w:w="1727"/>
+        <w:gridCol w:w="2010"/>
       </w:tblGrid>
       <w:tr>
         <w:trPr>
@@ -1047,7 +1047,7 @@
         </w:tc>
         <w:tc>
           <w:tcPr>
-            <w:tcW w:w="1727" w:type="dxa"/>
+            <w:tcW w:w="2010" w:type="dxa"/>
             <w:vAlign w:val="bottom"/>
           </w:tcPr>
           <w:p>
@@ -1713,6 +1713,7 @@
           </w:tcPr>
           <w:p>
             <w:pPr>
+              <w:jc w:val="center"/>
               <w:rPr>
                 <w:rFonts w:ascii="Times New Roman" w:hAnsi="Times New Roman" w:cs="Times New Roman"/>
                 <w:color w:val="000000" w:themeColor="text1"/>
@@ -1996,6 +1997,7 @@
           </w:tcPr>
           <w:p>
             <w:pPr>
+              <w:jc w:val="center"/>
               <w:rPr>
                 <w:rFonts w:ascii="Times New Roman" w:hAnsi="Times New Roman" w:cs="Times New Roman"/>
                 <w:color w:val="000000" w:themeColor="text1"/>
@@ -2044,21 +2046,190 @@
         <w:jc w:val="both"/>
         <w:rPr>
           <w:rFonts w:ascii="Times New Roman" w:hAnsi="Times New Roman" w:cs="Times New Roman"/>
+          <w:b/>
+          <w:bCs/>
+          <w:sz w:val="24"/>
+          <w:szCs w:val="24"/>
+        </w:rPr>
+      </w:pPr>
+      <w:r>
+        <w:rPr>
+          <w:rFonts w:ascii="Times New Roman" w:hAnsi="Times New Roman" w:cs="Times New Roman"/>
+          <w:b/>
+          <w:bCs/>
+          <w:sz w:val="24"/>
+          <w:szCs w:val="24"/>
+        </w:rPr>
+        <w:t>2</w:t>
+      </w:r>
+      <w:r>
+        <w:rPr>
+          <w:rFonts w:ascii="Times New Roman" w:hAnsi="Times New Roman" w:cs="Times New Roman"/>
+          <w:b/>
+          <w:bCs/>
+          <w:sz w:val="24"/>
+          <w:szCs w:val="24"/>
+        </w:rPr>
+        <w:t xml:space="preserve"> </w:t>
+      </w:r>
+      <w:r>
+        <w:rPr>
+          <w:rFonts w:ascii="Times New Roman" w:hAnsi="Times New Roman" w:cs="Times New Roman"/>
+          <w:b/>
+          <w:bCs/>
+          <w:sz w:val="24"/>
+          <w:szCs w:val="24"/>
+        </w:rPr>
+        <w:t>Место дисциплины в структуре ООП</w:t>
+      </w:r>
+    </w:p>
+    <w:p>
+      <w:pPr>
+        <w:spacing w:before="200" w:after="200" w:line="240" w:lineRule="auto"/>
+        <w:ind w:firstLine="708"/>
+        <w:jc w:val="both"/>
+        <w:rPr>
+          <w:rFonts w:ascii="Times New Roman" w:hAnsi="Times New Roman" w:cs="Times New Roman"/>
+          <w:sz w:val="24"/>
+          <w:szCs w:val="24"/>
+        </w:rPr>
+      </w:pPr>
+      <w:r>
+        <w:rPr>
+          <w:rFonts w:ascii="Times New Roman" w:hAnsi="Times New Roman" w:cs="Times New Roman"/>
+          <w:sz w:val="24"/>
+          <w:szCs w:val="24"/>
+        </w:rPr>
+        <w:t>Изучение дисциплины «{{</w:t>
+      </w:r>
+      <w:r>
+        <w:rPr>
+          <w:rFonts w:ascii="Times New Roman" w:hAnsi="Times New Roman" w:cs="Times New Roman"/>
+          <w:sz w:val="24"/>
+          <w:szCs w:val="24"/>
+          <w:lang w:val="en-US"/>
+        </w:rPr>
+        <w:t>discipline</w:t>
+      </w:r>
+      <w:r>
+        <w:rPr>
+          <w:rFonts w:ascii="Times New Roman" w:hAnsi="Times New Roman" w:cs="Times New Roman"/>
+          <w:sz w:val="24"/>
+          <w:szCs w:val="24"/>
+        </w:rPr>
+        <w:t xml:space="preserve">}}» базируется на результатах освоения следующих дисциплин: </w:t>
+      </w:r>
+      <w:r>
+        <w:rPr>
+          <w:rFonts w:ascii="Times New Roman" w:hAnsi="Times New Roman" w:cs="Times New Roman"/>
+          <w:sz w:val="24"/>
+          <w:szCs w:val="24"/>
+        </w:rPr>
+        <w:t>{{</w:t>
+      </w:r>
+      <w:r>
+        <w:t xml:space="preserve"> </w:t>
+      </w:r>
+      <w:r>
+        <w:rPr>
+          <w:rFonts w:ascii="Times New Roman" w:hAnsi="Times New Roman" w:cs="Times New Roman"/>
+          <w:sz w:val="24"/>
+          <w:szCs w:val="24"/>
+        </w:rPr>
+        <w:t>subsequent }}</w:t>
+      </w:r>
+    </w:p>
+    <w:p>
+      <w:pPr>
+        <w:spacing w:before="200" w:after="200" w:line="240" w:lineRule="auto"/>
+        <w:jc w:val="both"/>
+        <w:rPr>
+          <w:rFonts w:ascii="Times New Roman" w:hAnsi="Times New Roman" w:cs="Times New Roman"/>
+          <w:sz w:val="24"/>
+          <w:szCs w:val="24"/>
+        </w:rPr>
+      </w:pPr>
+      <w:r>
+        <w:rPr>
+          <w:rFonts w:ascii="Times New Roman" w:hAnsi="Times New Roman" w:cs="Times New Roman"/>
+          <w:sz w:val="24"/>
+          <w:szCs w:val="24"/>
+        </w:rPr>
+        <w:tab/>
+        <w:t xml:space="preserve">Дисциплина является предшествующей для дисциплин: </w:t>
+      </w:r>
+      <w:r>
+        <w:rPr>
+          <w:rFonts w:ascii="Times New Roman" w:hAnsi="Times New Roman" w:cs="Times New Roman"/>
+          <w:sz w:val="24"/>
+          <w:szCs w:val="24"/>
+        </w:rPr>
+        <w:t>{{ precedence }}</w:t>
+      </w:r>
+    </w:p>
+    <w:p>
+      <w:pPr>
+        <w:spacing w:before="200" w:after="200" w:line="240" w:lineRule="auto"/>
+        <w:jc w:val="both"/>
+        <w:rPr>
+          <w:rFonts w:ascii="Times New Roman" w:hAnsi="Times New Roman" w:cs="Times New Roman"/>
+          <w:b/>
+          <w:bCs/>
+          <w:sz w:val="24"/>
+          <w:szCs w:val="24"/>
+        </w:rPr>
+      </w:pPr>
+      <w:r>
+        <w:rPr>
+          <w:rFonts w:ascii="Times New Roman" w:hAnsi="Times New Roman" w:cs="Times New Roman"/>
+          <w:b/>
+          <w:bCs/>
+          <w:sz w:val="24"/>
+          <w:szCs w:val="24"/>
+        </w:rPr>
+        <w:t>3</w:t>
+      </w:r>
+      <w:r>
+        <w:rPr>
+          <w:rFonts w:ascii="Times New Roman" w:hAnsi="Times New Roman" w:cs="Times New Roman"/>
+          <w:b/>
+          <w:bCs/>
+          <w:sz w:val="24"/>
+          <w:szCs w:val="24"/>
+        </w:rPr>
+        <w:t xml:space="preserve"> </w:t>
+      </w:r>
+      <w:r>
+        <w:rPr>
+          <w:rFonts w:ascii="Times New Roman" w:hAnsi="Times New Roman" w:cs="Times New Roman"/>
+          <w:b/>
+          <w:bCs/>
+          <w:sz w:val="24"/>
+          <w:szCs w:val="24"/>
+        </w:rPr>
+        <w:t>О</w:t>
+      </w:r>
+      <w:r>
+        <w:rPr>
+          <w:rFonts w:ascii="Times New Roman" w:hAnsi="Times New Roman" w:cs="Times New Roman"/>
+          <w:b/>
+          <w:bCs/>
+          <w:sz w:val="24"/>
+          <w:szCs w:val="24"/>
+        </w:rPr>
+        <w:t>бъем дисциплины</w:t>
+      </w:r>
+    </w:p>
+    <w:p>
+      <w:pPr>
+        <w:rPr>
+          <w:rFonts w:ascii="Times New Roman" w:hAnsi="Times New Roman" w:cs="Times New Roman"/>
           <w:sz w:val="24"/>
           <w:szCs w:val="24"/>
         </w:rPr>
       </w:pPr>
       <w:bookmarkStart w:id="0" w:name="_GoBack"/>
       <w:bookmarkEnd w:id="0"/>
-    </w:p>
-    <w:p>
-      <w:pPr>
-        <w:rPr>
-          <w:rFonts w:ascii="Times New Roman" w:hAnsi="Times New Roman" w:cs="Times New Roman"/>
-          <w:sz w:val="24"/>
-          <w:szCs w:val="24"/>
-        </w:rPr>
-      </w:pPr>
     </w:p>
     <w:sectPr>
       <w:footerReference w:type="default" r:id="rId7"/>
@@ -2694,6 +2865,7 @@
   <w:style w:type="paragraph" w:default="1" w:styleId="a">
     <w:name w:val="Normal"/>
     <w:qFormat/>
+    <w:rsid w:val="00082B42"/>
   </w:style>
   <w:style w:type="character" w:default="1" w:styleId="a0">
     <w:name w:val="Default Paragraph Font"/>
@@ -3105,7 +3277,7 @@
 </file>
 
 <file path=customXml/itemProps1.xml><?xml version="1.0" encoding="utf-8"?>
-<ds:datastoreItem xmlns:ds="http://schemas.openxmlformats.org/officeDocument/2006/customXml" ds:itemID="{7E1F07F9-AFB1-45C9-8E2C-D66260D9CFBA}">
+<ds:datastoreItem xmlns:ds="http://schemas.openxmlformats.org/officeDocument/2006/customXml" ds:itemID="{FCFEC6E7-8754-49B0-910D-6E927C837CDB}">
   <ds:schemaRefs>
     <ds:schemaRef ds:uri="http://schemas.openxmlformats.org/officeDocument/2006/bibliography"/>
   </ds:schemaRefs>

--- a/templates/docxRPD/rpd.docx
+++ b/templates/docxRPD/rpd.docx
@@ -596,7 +596,25 @@
                 <w:szCs w:val="24"/>
                 <w:lang w:val="en-US"/>
               </w:rPr>
-              <w:t>{{ fob__name }}</w:t>
+              <w:t xml:space="preserve">{{ </w:t>
+            </w:r>
+            <w:r>
+              <w:rPr>
+                <w:rFonts w:ascii="Times New Roman" w:hAnsi="Times New Roman" w:cs="Times New Roman"/>
+                <w:sz w:val="24"/>
+                <w:szCs w:val="24"/>
+                <w:lang w:val="en-US"/>
+              </w:rPr>
+              <w:t>fob</w:t>
+            </w:r>
+            <w:r>
+              <w:rPr>
+                <w:rFonts w:ascii="Times New Roman" w:hAnsi="Times New Roman" w:cs="Times New Roman"/>
+                <w:sz w:val="24"/>
+                <w:szCs w:val="24"/>
+                <w:lang w:val="en-US"/>
+              </w:rPr>
+              <w:t xml:space="preserve"> }}</w:t>
             </w:r>
           </w:p>
         </w:tc>
@@ -2228,8 +2246,958 @@
           <w:szCs w:val="24"/>
         </w:rPr>
       </w:pPr>
-      <w:bookmarkStart w:id="0" w:name="_GoBack"/>
-      <w:bookmarkEnd w:id="0"/>
+      <w:r>
+        <w:rPr>
+          <w:rFonts w:ascii="Times New Roman" w:hAnsi="Times New Roman" w:cs="Times New Roman"/>
+          <w:sz w:val="24"/>
+          <w:szCs w:val="24"/>
+        </w:rPr>
+        <w:t>Объем дисциплины составляет –</w:t>
+      </w:r>
+      <w:r>
+        <w:rPr>
+          <w:rFonts w:ascii="Times New Roman" w:hAnsi="Times New Roman" w:cs="Times New Roman"/>
+          <w:sz w:val="24"/>
+          <w:szCs w:val="24"/>
+        </w:rPr>
+        <w:t xml:space="preserve"> </w:t>
+      </w:r>
+      <w:r>
+        <w:rPr>
+          <w:rFonts w:ascii="Times New Roman" w:hAnsi="Times New Roman" w:cs="Times New Roman"/>
+          <w:sz w:val="24"/>
+          <w:szCs w:val="24"/>
+        </w:rPr>
+        <w:t>{</w:t>
+      </w:r>
+      <w:r>
+        <w:rPr>
+          <w:rFonts w:ascii="Times New Roman" w:hAnsi="Times New Roman" w:cs="Times New Roman"/>
+          <w:sz w:val="24"/>
+          <w:szCs w:val="24"/>
+        </w:rPr>
+        <w:t xml:space="preserve">{ </w:t>
+      </w:r>
+      <w:r>
+        <w:rPr>
+          <w:rFonts w:ascii="Times New Roman" w:hAnsi="Times New Roman" w:cs="Times New Roman"/>
+          <w:sz w:val="24"/>
+          <w:szCs w:val="24"/>
+          <w:lang w:val="en-US"/>
+        </w:rPr>
+        <w:t>sum</w:t>
+      </w:r>
+      <w:r>
+        <w:rPr>
+          <w:rFonts w:ascii="Times New Roman" w:hAnsi="Times New Roman" w:cs="Times New Roman"/>
+          <w:sz w:val="24"/>
+          <w:szCs w:val="24"/>
+        </w:rPr>
+        <w:t>_</w:t>
+      </w:r>
+      <w:r>
+        <w:rPr>
+          <w:rFonts w:ascii="Times New Roman" w:hAnsi="Times New Roman" w:cs="Times New Roman"/>
+          <w:sz w:val="24"/>
+          <w:szCs w:val="24"/>
+          <w:lang w:val="en-US"/>
+        </w:rPr>
+        <w:t>zet</w:t>
+      </w:r>
+      <w:r>
+        <w:rPr>
+          <w:rFonts w:ascii="Times New Roman" w:hAnsi="Times New Roman" w:cs="Times New Roman"/>
+          <w:sz w:val="24"/>
+          <w:szCs w:val="24"/>
+        </w:rPr>
+        <w:t>}} ЗЕТ</w:t>
+      </w:r>
+    </w:p>
+    <w:tbl>
+      <w:tblPr>
+        <w:tblStyle w:val="ab"/>
+        <w:tblW w:w="0" w:type="auto"/>
+        <w:tblLook w:val="04A0" w:firstRow="1" w:lastRow="0" w:firstColumn="1" w:lastColumn="0" w:noHBand="0" w:noVBand="1"/>
+      </w:tblPr>
+      <w:tblGrid>
+        <w:gridCol w:w="4503"/>
+        <w:gridCol w:w="2384"/>
+        <w:gridCol w:w="2458"/>
+      </w:tblGrid>
+      <w:tr>
+        <w:tc>
+          <w:tcPr>
+            <w:tcW w:w="4503" w:type="dxa"/>
+            <w:vAlign w:val="center"/>
+          </w:tcPr>
+          <w:p>
+            <w:pPr>
+              <w:jc w:val="center"/>
+              <w:rPr>
+                <w:rFonts w:ascii="Times New Roman" w:hAnsi="Times New Roman" w:cs="Times New Roman"/>
+                <w:b/>
+                <w:sz w:val="24"/>
+                <w:szCs w:val="24"/>
+              </w:rPr>
+            </w:pPr>
+            <w:r>
+              <w:rPr>
+                <w:rFonts w:ascii="Times New Roman" w:hAnsi="Times New Roman" w:cs="Times New Roman"/>
+                <w:b/>
+                <w:sz w:val="24"/>
+                <w:szCs w:val="24"/>
+              </w:rPr>
+              <w:t>Вид учебной работы</w:t>
+            </w:r>
+          </w:p>
+        </w:tc>
+        <w:tc>
+          <w:tcPr>
+            <w:tcW w:w="4842" w:type="dxa"/>
+            <w:gridSpan w:val="2"/>
+            <w:vAlign w:val="center"/>
+          </w:tcPr>
+          <w:p>
+            <w:pPr>
+              <w:rPr>
+                <w:rFonts w:ascii="Times New Roman" w:hAnsi="Times New Roman" w:cs="Times New Roman"/>
+                <w:sz w:val="24"/>
+                <w:szCs w:val="24"/>
+              </w:rPr>
+            </w:pPr>
+            <w:r>
+              <w:rPr>
+                <w:rFonts w:ascii="Times New Roman" w:hAnsi="Times New Roman" w:cs="Times New Roman"/>
+                <w:sz w:val="24"/>
+                <w:szCs w:val="24"/>
+              </w:rPr>
+              <w:t xml:space="preserve">{% </w:t>
+            </w:r>
+            <w:r>
+              <w:rPr>
+                <w:rFonts w:ascii="Times New Roman" w:hAnsi="Times New Roman" w:cs="Times New Roman"/>
+                <w:sz w:val="24"/>
+                <w:szCs w:val="24"/>
+                <w:lang w:val="en-US"/>
+              </w:rPr>
+              <w:t>colspan</w:t>
+            </w:r>
+            <w:r>
+              <w:rPr>
+                <w:rFonts w:ascii="Times New Roman" w:hAnsi="Times New Roman" w:cs="Times New Roman"/>
+                <w:sz w:val="24"/>
+                <w:szCs w:val="24"/>
+              </w:rPr>
+              <w:t xml:space="preserve"> </w:t>
+            </w:r>
+            <w:r>
+              <w:rPr>
+                <w:rFonts w:ascii="Times New Roman" w:hAnsi="Times New Roman" w:cs="Times New Roman"/>
+                <w:sz w:val="24"/>
+                <w:szCs w:val="24"/>
+              </w:rPr>
+              <w:t>semester_hours</w:t>
+            </w:r>
+            <w:r>
+              <w:rPr>
+                <w:rFonts w:ascii="Times New Roman" w:hAnsi="Times New Roman" w:cs="Times New Roman"/>
+                <w:sz w:val="24"/>
+                <w:szCs w:val="24"/>
+              </w:rPr>
+              <w:t>|</w:t>
+            </w:r>
+            <w:r>
+              <w:rPr>
+                <w:rFonts w:ascii="Times New Roman" w:hAnsi="Times New Roman" w:cs="Times New Roman"/>
+                <w:sz w:val="24"/>
+                <w:szCs w:val="24"/>
+                <w:lang w:val="en-US"/>
+              </w:rPr>
+              <w:t>count</w:t>
+            </w:r>
+            <w:r>
+              <w:rPr>
+                <w:rFonts w:ascii="Times New Roman" w:hAnsi="Times New Roman" w:cs="Times New Roman"/>
+                <w:sz w:val="24"/>
+                <w:szCs w:val="24"/>
+              </w:rPr>
+              <w:t>%}Трудоемкость в академических часах (Один академический час соответствует 45 минутам астрономического часа)</w:t>
+            </w:r>
+          </w:p>
+        </w:tc>
+      </w:tr>
+      <w:tr>
+        <w:tc>
+          <w:tcPr>
+            <w:tcW w:w="4503" w:type="dxa"/>
+          </w:tcPr>
+          <w:p>
+            <w:pPr>
+              <w:rPr>
+                <w:rFonts w:ascii="Times New Roman" w:hAnsi="Times New Roman" w:cs="Times New Roman"/>
+                <w:sz w:val="24"/>
+                <w:szCs w:val="24"/>
+              </w:rPr>
+            </w:pPr>
+            <w:r>
+              <w:rPr>
+                <w:rFonts w:ascii="Times New Roman" w:hAnsi="Times New Roman" w:cs="Times New Roman"/>
+                <w:sz w:val="24"/>
+                <w:szCs w:val="24"/>
+              </w:rPr>
+              <w:t>Общая трудоемкость дисциплины</w:t>
+            </w:r>
+          </w:p>
+        </w:tc>
+        <w:tc>
+          <w:tcPr>
+            <w:tcW w:w="2384" w:type="dxa"/>
+            <w:vAlign w:val="center"/>
+          </w:tcPr>
+          <w:p>
+            <w:pPr>
+              <w:jc w:val="center"/>
+              <w:rPr>
+                <w:rFonts w:ascii="Times New Roman" w:hAnsi="Times New Roman" w:cs="Times New Roman"/>
+                <w:sz w:val="24"/>
+                <w:szCs w:val="24"/>
+              </w:rPr>
+            </w:pPr>
+            <w:r>
+              <w:rPr>
+                <w:rFonts w:ascii="Times New Roman" w:hAnsi="Times New Roman" w:cs="Times New Roman"/>
+                <w:sz w:val="24"/>
+                <w:szCs w:val="24"/>
+              </w:rPr>
+              <w:t>Всего</w:t>
+            </w:r>
+          </w:p>
+        </w:tc>
+        <w:tc>
+          <w:tcPr>
+            <w:tcW w:w="2458" w:type="dxa"/>
+            <w:vAlign w:val="center"/>
+          </w:tcPr>
+          <w:p>
+            <w:pPr>
+              <w:jc w:val="center"/>
+              <w:rPr>
+                <w:rFonts w:ascii="Times New Roman" w:hAnsi="Times New Roman" w:cs="Times New Roman"/>
+                <w:sz w:val="24"/>
+                <w:szCs w:val="24"/>
+              </w:rPr>
+            </w:pPr>
+          </w:p>
+        </w:tc>
+      </w:tr>
+      <w:tr>
+        <w:tc>
+          <w:tcPr>
+            <w:tcW w:w="4503" w:type="dxa"/>
+          </w:tcPr>
+          <w:p>
+            <w:pPr>
+              <w:rPr>
+                <w:rFonts w:ascii="Times New Roman" w:hAnsi="Times New Roman" w:cs="Times New Roman"/>
+                <w:sz w:val="24"/>
+                <w:szCs w:val="24"/>
+              </w:rPr>
+            </w:pPr>
+            <w:r>
+              <w:rPr>
+                <w:rFonts w:ascii="Times New Roman" w:hAnsi="Times New Roman" w:cs="Times New Roman"/>
+                <w:sz w:val="24"/>
+                <w:szCs w:val="24"/>
+              </w:rPr>
+              <w:t>Аудиторные занятия, в том числе:</w:t>
+            </w:r>
+          </w:p>
+        </w:tc>
+        <w:tc>
+          <w:tcPr>
+            <w:tcW w:w="2384" w:type="dxa"/>
+            <w:vAlign w:val="center"/>
+          </w:tcPr>
+          <w:p>
+            <w:pPr>
+              <w:jc w:val="center"/>
+              <w:rPr>
+                <w:rFonts w:ascii="Times New Roman" w:hAnsi="Times New Roman" w:cs="Times New Roman"/>
+                <w:sz w:val="24"/>
+                <w:szCs w:val="24"/>
+                <w:lang w:val="en-US"/>
+              </w:rPr>
+            </w:pPr>
+            <w:r>
+              <w:rPr>
+                <w:rFonts w:ascii="Times New Roman" w:hAnsi="Times New Roman" w:cs="Times New Roman"/>
+                <w:sz w:val="24"/>
+                <w:szCs w:val="24"/>
+                <w:lang w:val="en-US"/>
+              </w:rPr>
+              <w:t>{{</w:t>
+            </w:r>
+            <w:r>
+              <w:t xml:space="preserve"> </w:t>
+            </w:r>
+            <w:r>
+              <w:rPr>
+                <w:rFonts w:ascii="Times New Roman" w:hAnsi="Times New Roman" w:cs="Times New Roman"/>
+                <w:sz w:val="24"/>
+                <w:szCs w:val="24"/>
+                <w:lang w:val="en-US"/>
+              </w:rPr>
+              <w:t>sha</w:t>
+            </w:r>
+            <w:r>
+              <w:rPr>
+                <w:rFonts w:ascii="Times New Roman" w:hAnsi="Times New Roman" w:cs="Times New Roman"/>
+                <w:sz w:val="24"/>
+                <w:szCs w:val="24"/>
+                <w:lang w:val="en-US"/>
+              </w:rPr>
+              <w:t>.</w:t>
+            </w:r>
+            <w:r>
+              <w:rPr>
+                <w:rFonts w:ascii="Times New Roman" w:hAnsi="Times New Roman" w:cs="Times New Roman"/>
+                <w:sz w:val="24"/>
+                <w:szCs w:val="24"/>
+                <w:lang w:val="en-US"/>
+              </w:rPr>
+              <w:t>hours_all</w:t>
+            </w:r>
+            <w:bookmarkStart w:id="0" w:name="_GoBack"/>
+            <w:bookmarkEnd w:id="0"/>
+            <w:r>
+              <w:rPr>
+                <w:rFonts w:ascii="Times New Roman" w:hAnsi="Times New Roman" w:cs="Times New Roman"/>
+                <w:sz w:val="24"/>
+                <w:szCs w:val="24"/>
+                <w:lang w:val="en-US"/>
+              </w:rPr>
+              <w:t>}}</w:t>
+            </w:r>
+          </w:p>
+        </w:tc>
+        <w:tc>
+          <w:tcPr>
+            <w:tcW w:w="2458" w:type="dxa"/>
+            <w:vAlign w:val="center"/>
+          </w:tcPr>
+          <w:p>
+            <w:pPr>
+              <w:jc w:val="center"/>
+              <w:rPr>
+                <w:rFonts w:ascii="Times New Roman" w:hAnsi="Times New Roman" w:cs="Times New Roman"/>
+                <w:sz w:val="24"/>
+                <w:szCs w:val="24"/>
+                <w:lang w:val="en-US"/>
+              </w:rPr>
+            </w:pPr>
+            <w:r>
+              <w:rPr>
+                <w:rFonts w:ascii="Times New Roman" w:hAnsi="Times New Roman" w:cs="Times New Roman"/>
+                <w:sz w:val="24"/>
+                <w:szCs w:val="24"/>
+                <w:lang w:val="en-US"/>
+              </w:rPr>
+              <w:t>{{ hours }}</w:t>
+            </w:r>
+          </w:p>
+        </w:tc>
+      </w:tr>
+      <w:tr>
+        <w:tc>
+          <w:tcPr>
+            <w:tcW w:w="4503" w:type="dxa"/>
+          </w:tcPr>
+          <w:p>
+            <w:pPr>
+              <w:rPr>
+                <w:rFonts w:ascii="Times New Roman" w:hAnsi="Times New Roman" w:cs="Times New Roman"/>
+                <w:sz w:val="24"/>
+                <w:szCs w:val="24"/>
+              </w:rPr>
+            </w:pPr>
+            <w:r>
+              <w:rPr>
+                <w:rFonts w:ascii="Times New Roman" w:hAnsi="Times New Roman" w:cs="Times New Roman"/>
+                <w:sz w:val="24"/>
+                <w:szCs w:val="24"/>
+              </w:rPr>
+              <w:t xml:space="preserve">    лекции</w:t>
+            </w:r>
+          </w:p>
+        </w:tc>
+        <w:tc>
+          <w:tcPr>
+            <w:tcW w:w="2384" w:type="dxa"/>
+            <w:vAlign w:val="center"/>
+          </w:tcPr>
+          <w:p>
+            <w:pPr>
+              <w:jc w:val="center"/>
+              <w:rPr>
+                <w:rFonts w:ascii="Times New Roman" w:hAnsi="Times New Roman" w:cs="Times New Roman"/>
+                <w:sz w:val="24"/>
+                <w:szCs w:val="24"/>
+                <w:lang w:val="en-US"/>
+              </w:rPr>
+            </w:pPr>
+            <w:r>
+              <w:rPr>
+                <w:rFonts w:ascii="Times New Roman" w:hAnsi="Times New Roman" w:cs="Times New Roman"/>
+                <w:sz w:val="24"/>
+                <w:szCs w:val="24"/>
+                <w:lang w:val="en-US"/>
+              </w:rPr>
+              <w:t>{{</w:t>
+            </w:r>
+            <w:r>
+              <w:rPr>
+                <w:rFonts w:ascii="Times New Roman" w:hAnsi="Times New Roman" w:cs="Times New Roman"/>
+                <w:sz w:val="24"/>
+                <w:szCs w:val="24"/>
+                <w:lang w:val="en-US"/>
+              </w:rPr>
+              <w:t xml:space="preserve"> </w:t>
+            </w:r>
+            <w:r>
+              <w:rPr>
+                <w:rFonts w:ascii="Times New Roman" w:hAnsi="Times New Roman" w:cs="Times New Roman"/>
+                <w:sz w:val="24"/>
+                <w:szCs w:val="24"/>
+                <w:lang w:val="en-US"/>
+              </w:rPr>
+              <w:t>sha</w:t>
+            </w:r>
+            <w:r>
+              <w:rPr>
+                <w:rFonts w:ascii="Times New Roman" w:hAnsi="Times New Roman" w:cs="Times New Roman"/>
+                <w:sz w:val="24"/>
+                <w:szCs w:val="24"/>
+                <w:lang w:val="en-US"/>
+              </w:rPr>
+              <w:t>.</w:t>
+            </w:r>
+            <w:r>
+              <w:rPr>
+                <w:rFonts w:ascii="Times New Roman" w:hAnsi="Times New Roman" w:cs="Times New Roman"/>
+                <w:sz w:val="24"/>
+                <w:szCs w:val="24"/>
+                <w:lang w:val="en-US"/>
+              </w:rPr>
+              <w:t>aud_hours_all }}</w:t>
+            </w:r>
+          </w:p>
+        </w:tc>
+        <w:tc>
+          <w:tcPr>
+            <w:tcW w:w="2458" w:type="dxa"/>
+            <w:vAlign w:val="center"/>
+          </w:tcPr>
+          <w:p>
+            <w:pPr>
+              <w:jc w:val="center"/>
+              <w:rPr>
+                <w:rFonts w:ascii="Times New Roman" w:hAnsi="Times New Roman" w:cs="Times New Roman"/>
+                <w:sz w:val="24"/>
+                <w:szCs w:val="24"/>
+                <w:lang w:val="en-US"/>
+              </w:rPr>
+            </w:pPr>
+            <w:r>
+              <w:rPr>
+                <w:rFonts w:ascii="Times New Roman" w:hAnsi="Times New Roman" w:cs="Times New Roman"/>
+                <w:sz w:val="24"/>
+                <w:szCs w:val="24"/>
+                <w:lang w:val="en-US"/>
+              </w:rPr>
+              <w:t>{{ aud_hours }}</w:t>
+            </w:r>
+          </w:p>
+        </w:tc>
+      </w:tr>
+      <w:tr>
+        <w:tc>
+          <w:tcPr>
+            <w:tcW w:w="4503" w:type="dxa"/>
+          </w:tcPr>
+          <w:p>
+            <w:pPr>
+              <w:rPr>
+                <w:rFonts w:ascii="Times New Roman" w:hAnsi="Times New Roman" w:cs="Times New Roman"/>
+                <w:sz w:val="24"/>
+                <w:szCs w:val="24"/>
+              </w:rPr>
+            </w:pPr>
+            <w:r>
+              <w:rPr>
+                <w:rFonts w:ascii="Times New Roman" w:hAnsi="Times New Roman" w:cs="Times New Roman"/>
+                <w:sz w:val="24"/>
+                <w:szCs w:val="24"/>
+              </w:rPr>
+              <w:t xml:space="preserve">    лабораторные работы</w:t>
+            </w:r>
+          </w:p>
+        </w:tc>
+        <w:tc>
+          <w:tcPr>
+            <w:tcW w:w="2384" w:type="dxa"/>
+            <w:vAlign w:val="center"/>
+          </w:tcPr>
+          <w:p>
+            <w:pPr>
+              <w:jc w:val="center"/>
+              <w:rPr>
+                <w:rFonts w:ascii="Times New Roman" w:hAnsi="Times New Roman" w:cs="Times New Roman"/>
+                <w:sz w:val="24"/>
+                <w:szCs w:val="24"/>
+                <w:lang w:val="en-US"/>
+              </w:rPr>
+            </w:pPr>
+            <w:r>
+              <w:rPr>
+                <w:rFonts w:ascii="Times New Roman" w:hAnsi="Times New Roman" w:cs="Times New Roman"/>
+                <w:sz w:val="24"/>
+                <w:szCs w:val="24"/>
+                <w:lang w:val="en-US"/>
+              </w:rPr>
+              <w:t xml:space="preserve">{{ </w:t>
+            </w:r>
+            <w:r>
+              <w:rPr>
+                <w:rFonts w:ascii="Times New Roman" w:hAnsi="Times New Roman" w:cs="Times New Roman"/>
+                <w:sz w:val="24"/>
+                <w:szCs w:val="24"/>
+                <w:lang w:val="en-US"/>
+              </w:rPr>
+              <w:t>sha</w:t>
+            </w:r>
+            <w:r>
+              <w:rPr>
+                <w:rFonts w:ascii="Times New Roman" w:hAnsi="Times New Roman" w:cs="Times New Roman"/>
+                <w:sz w:val="24"/>
+                <w:szCs w:val="24"/>
+                <w:lang w:val="en-US"/>
+              </w:rPr>
+              <w:t>.</w:t>
+            </w:r>
+            <w:r>
+              <w:rPr>
+                <w:rFonts w:ascii="Times New Roman" w:hAnsi="Times New Roman" w:cs="Times New Roman"/>
+                <w:sz w:val="24"/>
+                <w:szCs w:val="24"/>
+                <w:lang w:val="en-US"/>
+              </w:rPr>
+              <w:t>lab_hours_all }}</w:t>
+            </w:r>
+          </w:p>
+        </w:tc>
+        <w:tc>
+          <w:tcPr>
+            <w:tcW w:w="2458" w:type="dxa"/>
+            <w:vAlign w:val="center"/>
+          </w:tcPr>
+          <w:p>
+            <w:pPr>
+              <w:jc w:val="center"/>
+              <w:rPr>
+                <w:rFonts w:ascii="Times New Roman" w:hAnsi="Times New Roman" w:cs="Times New Roman"/>
+                <w:sz w:val="24"/>
+                <w:szCs w:val="24"/>
+                <w:lang w:val="en-US"/>
+              </w:rPr>
+            </w:pPr>
+            <w:r>
+              <w:rPr>
+                <w:rFonts w:ascii="Times New Roman" w:hAnsi="Times New Roman" w:cs="Times New Roman"/>
+                <w:sz w:val="24"/>
+                <w:szCs w:val="24"/>
+                <w:lang w:val="en-US"/>
+              </w:rPr>
+              <w:t>{{ lab_hours }}</w:t>
+            </w:r>
+          </w:p>
+        </w:tc>
+      </w:tr>
+      <w:tr>
+        <w:tc>
+          <w:tcPr>
+            <w:tcW w:w="4503" w:type="dxa"/>
+          </w:tcPr>
+          <w:p>
+            <w:pPr>
+              <w:rPr>
+                <w:rFonts w:ascii="Times New Roman" w:hAnsi="Times New Roman" w:cs="Times New Roman"/>
+                <w:sz w:val="24"/>
+                <w:szCs w:val="24"/>
+              </w:rPr>
+            </w:pPr>
+            <w:r>
+              <w:rPr>
+                <w:rFonts w:ascii="Times New Roman" w:hAnsi="Times New Roman" w:cs="Times New Roman"/>
+                <w:sz w:val="24"/>
+                <w:szCs w:val="24"/>
+              </w:rPr>
+              <w:t xml:space="preserve">    практические/семинарские занятия</w:t>
+            </w:r>
+          </w:p>
+        </w:tc>
+        <w:tc>
+          <w:tcPr>
+            <w:tcW w:w="2384" w:type="dxa"/>
+            <w:vAlign w:val="center"/>
+          </w:tcPr>
+          <w:p>
+            <w:pPr>
+              <w:jc w:val="center"/>
+              <w:rPr>
+                <w:rFonts w:ascii="Times New Roman" w:hAnsi="Times New Roman" w:cs="Times New Roman"/>
+                <w:sz w:val="24"/>
+                <w:szCs w:val="24"/>
+                <w:lang w:val="en-US"/>
+              </w:rPr>
+            </w:pPr>
+            <w:r>
+              <w:rPr>
+                <w:rFonts w:ascii="Times New Roman" w:hAnsi="Times New Roman" w:cs="Times New Roman"/>
+                <w:sz w:val="24"/>
+                <w:szCs w:val="24"/>
+                <w:lang w:val="en-US"/>
+              </w:rPr>
+              <w:t xml:space="preserve">{{ </w:t>
+            </w:r>
+            <w:r>
+              <w:rPr>
+                <w:rFonts w:ascii="Times New Roman" w:hAnsi="Times New Roman" w:cs="Times New Roman"/>
+                <w:sz w:val="24"/>
+                <w:szCs w:val="24"/>
+                <w:lang w:val="en-US"/>
+              </w:rPr>
+              <w:t>sha</w:t>
+            </w:r>
+            <w:r>
+              <w:rPr>
+                <w:rFonts w:ascii="Times New Roman" w:hAnsi="Times New Roman" w:cs="Times New Roman"/>
+                <w:sz w:val="24"/>
+                <w:szCs w:val="24"/>
+                <w:lang w:val="en-US"/>
+              </w:rPr>
+              <w:t>.</w:t>
+            </w:r>
+            <w:r>
+              <w:rPr>
+                <w:rFonts w:ascii="Times New Roman" w:hAnsi="Times New Roman" w:cs="Times New Roman"/>
+                <w:sz w:val="24"/>
+                <w:szCs w:val="24"/>
+                <w:lang w:val="en-US"/>
+              </w:rPr>
+              <w:t>pr_hours_all }}</w:t>
+            </w:r>
+          </w:p>
+        </w:tc>
+        <w:tc>
+          <w:tcPr>
+            <w:tcW w:w="2458" w:type="dxa"/>
+            <w:vAlign w:val="center"/>
+          </w:tcPr>
+          <w:p>
+            <w:pPr>
+              <w:jc w:val="center"/>
+              <w:rPr>
+                <w:rFonts w:ascii="Times New Roman" w:hAnsi="Times New Roman" w:cs="Times New Roman"/>
+                <w:sz w:val="24"/>
+                <w:szCs w:val="24"/>
+                <w:lang w:val="en-US"/>
+              </w:rPr>
+            </w:pPr>
+            <w:r>
+              <w:rPr>
+                <w:rFonts w:ascii="Times New Roman" w:hAnsi="Times New Roman" w:cs="Times New Roman"/>
+                <w:sz w:val="24"/>
+                <w:szCs w:val="24"/>
+                <w:lang w:val="en-US"/>
+              </w:rPr>
+              <w:t>{{ pr_hours }}</w:t>
+            </w:r>
+          </w:p>
+        </w:tc>
+      </w:tr>
+      <w:tr>
+        <w:tc>
+          <w:tcPr>
+            <w:tcW w:w="4503" w:type="dxa"/>
+          </w:tcPr>
+          <w:p>
+            <w:pPr>
+              <w:rPr>
+                <w:rFonts w:ascii="Times New Roman" w:hAnsi="Times New Roman" w:cs="Times New Roman"/>
+                <w:sz w:val="24"/>
+                <w:szCs w:val="24"/>
+              </w:rPr>
+            </w:pPr>
+            <w:r>
+              <w:rPr>
+                <w:rFonts w:ascii="Times New Roman" w:hAnsi="Times New Roman" w:cs="Times New Roman"/>
+                <w:sz w:val="24"/>
+                <w:szCs w:val="24"/>
+              </w:rPr>
+              <w:t>Самостоятельная работа (в т.ч. курсовое проектирование)</w:t>
+            </w:r>
+          </w:p>
+        </w:tc>
+        <w:tc>
+          <w:tcPr>
+            <w:tcW w:w="2384" w:type="dxa"/>
+            <w:vAlign w:val="center"/>
+          </w:tcPr>
+          <w:p>
+            <w:pPr>
+              <w:jc w:val="center"/>
+              <w:rPr>
+                <w:rFonts w:ascii="Times New Roman" w:hAnsi="Times New Roman" w:cs="Times New Roman"/>
+                <w:sz w:val="24"/>
+                <w:szCs w:val="24"/>
+                <w:lang w:val="en-US"/>
+              </w:rPr>
+            </w:pPr>
+            <w:r>
+              <w:rPr>
+                <w:rFonts w:ascii="Times New Roman" w:hAnsi="Times New Roman" w:cs="Times New Roman"/>
+                <w:sz w:val="24"/>
+                <w:szCs w:val="24"/>
+                <w:lang w:val="en-US"/>
+              </w:rPr>
+              <w:t xml:space="preserve">{{ </w:t>
+            </w:r>
+            <w:r>
+              <w:rPr>
+                <w:rFonts w:ascii="Times New Roman" w:hAnsi="Times New Roman" w:cs="Times New Roman"/>
+                <w:sz w:val="24"/>
+                <w:szCs w:val="24"/>
+                <w:lang w:val="en-US"/>
+              </w:rPr>
+              <w:t>sha</w:t>
+            </w:r>
+            <w:r>
+              <w:rPr>
+                <w:rFonts w:ascii="Times New Roman" w:hAnsi="Times New Roman" w:cs="Times New Roman"/>
+                <w:sz w:val="24"/>
+                <w:szCs w:val="24"/>
+                <w:lang w:val="en-US"/>
+              </w:rPr>
+              <w:t>.</w:t>
+            </w:r>
+            <w:r>
+              <w:rPr>
+                <w:rFonts w:ascii="Times New Roman" w:hAnsi="Times New Roman" w:cs="Times New Roman"/>
+                <w:sz w:val="24"/>
+                <w:szCs w:val="24"/>
+                <w:lang w:val="en-US"/>
+              </w:rPr>
+              <w:t>srs_hours_all }}</w:t>
+            </w:r>
+          </w:p>
+        </w:tc>
+        <w:tc>
+          <w:tcPr>
+            <w:tcW w:w="2458" w:type="dxa"/>
+            <w:vAlign w:val="center"/>
+          </w:tcPr>
+          <w:p>
+            <w:pPr>
+              <w:jc w:val="center"/>
+              <w:rPr>
+                <w:rFonts w:ascii="Times New Roman" w:hAnsi="Times New Roman" w:cs="Times New Roman"/>
+                <w:sz w:val="24"/>
+                <w:szCs w:val="24"/>
+                <w:lang w:val="en-US"/>
+              </w:rPr>
+            </w:pPr>
+            <w:r>
+              <w:rPr>
+                <w:rFonts w:ascii="Times New Roman" w:hAnsi="Times New Roman" w:cs="Times New Roman"/>
+                <w:sz w:val="24"/>
+                <w:szCs w:val="24"/>
+                <w:lang w:val="en-US"/>
+              </w:rPr>
+              <w:t>{{ srs_hours }}</w:t>
+            </w:r>
+          </w:p>
+        </w:tc>
+      </w:tr>
+      <w:tr>
+        <w:tc>
+          <w:tcPr>
+            <w:tcW w:w="4503" w:type="dxa"/>
+          </w:tcPr>
+          <w:p>
+            <w:pPr>
+              <w:rPr>
+                <w:rFonts w:ascii="Times New Roman" w:hAnsi="Times New Roman" w:cs="Times New Roman"/>
+                <w:sz w:val="24"/>
+                <w:szCs w:val="24"/>
+              </w:rPr>
+            </w:pPr>
+            <w:r>
+              <w:rPr>
+                <w:rFonts w:ascii="Times New Roman" w:hAnsi="Times New Roman" w:cs="Times New Roman"/>
+                <w:sz w:val="24"/>
+                <w:szCs w:val="24"/>
+              </w:rPr>
+              <w:t>Трудоемкость промежуточной аттестации</w:t>
+            </w:r>
+          </w:p>
+        </w:tc>
+        <w:tc>
+          <w:tcPr>
+            <w:tcW w:w="2384" w:type="dxa"/>
+            <w:vAlign w:val="center"/>
+          </w:tcPr>
+          <w:p>
+            <w:pPr>
+              <w:jc w:val="center"/>
+              <w:rPr>
+                <w:rFonts w:ascii="Times New Roman" w:hAnsi="Times New Roman" w:cs="Times New Roman"/>
+                <w:sz w:val="24"/>
+                <w:szCs w:val="24"/>
+                <w:lang w:val="en-US"/>
+              </w:rPr>
+            </w:pPr>
+          </w:p>
+        </w:tc>
+        <w:tc>
+          <w:tcPr>
+            <w:tcW w:w="2458" w:type="dxa"/>
+            <w:vAlign w:val="center"/>
+          </w:tcPr>
+          <w:p>
+            <w:pPr>
+              <w:jc w:val="center"/>
+              <w:rPr>
+                <w:rFonts w:ascii="Times New Roman" w:hAnsi="Times New Roman" w:cs="Times New Roman"/>
+                <w:sz w:val="24"/>
+                <w:szCs w:val="24"/>
+                <w:lang w:val="en-US"/>
+              </w:rPr>
+            </w:pPr>
+          </w:p>
+        </w:tc>
+      </w:tr>
+      <w:tr>
+        <w:tc>
+          <w:tcPr>
+            <w:tcW w:w="4503" w:type="dxa"/>
+          </w:tcPr>
+          <w:p>
+            <w:pPr>
+              <w:rPr>
+                <w:rFonts w:ascii="Times New Roman" w:hAnsi="Times New Roman" w:cs="Times New Roman"/>
+                <w:sz w:val="24"/>
+                <w:szCs w:val="24"/>
+              </w:rPr>
+            </w:pPr>
+            <w:r>
+              <w:rPr>
+                <w:rFonts w:ascii="Times New Roman" w:hAnsi="Times New Roman" w:cs="Times New Roman"/>
+                <w:sz w:val="24"/>
+                <w:szCs w:val="24"/>
+              </w:rPr>
+              <w:t>Вид промежуточной аттестации (итогового контроля по дисциплине)</w:t>
+            </w:r>
+          </w:p>
+        </w:tc>
+        <w:tc>
+          <w:tcPr>
+            <w:tcW w:w="2384" w:type="dxa"/>
+            <w:vAlign w:val="center"/>
+          </w:tcPr>
+          <w:p>
+            <w:pPr>
+              <w:jc w:val="center"/>
+              <w:rPr>
+                <w:rFonts w:ascii="Times New Roman" w:hAnsi="Times New Roman" w:cs="Times New Roman"/>
+                <w:sz w:val="24"/>
+                <w:szCs w:val="24"/>
+                <w:lang w:val="en-US"/>
+              </w:rPr>
+            </w:pPr>
+            <w:r>
+              <w:rPr>
+                <w:rFonts w:ascii="Times New Roman" w:hAnsi="Times New Roman" w:cs="Times New Roman"/>
+                <w:sz w:val="24"/>
+                <w:szCs w:val="24"/>
+                <w:lang w:val="en-US"/>
+              </w:rPr>
+              <w:t xml:space="preserve">{{ </w:t>
+            </w:r>
+            <w:r>
+              <w:rPr>
+                <w:rFonts w:ascii="Times New Roman" w:hAnsi="Times New Roman" w:cs="Times New Roman"/>
+                <w:sz w:val="24"/>
+                <w:szCs w:val="24"/>
+                <w:lang w:val="en-US"/>
+              </w:rPr>
+              <w:t>sha</w:t>
+            </w:r>
+            <w:r>
+              <w:rPr>
+                <w:rFonts w:ascii="Times New Roman" w:hAnsi="Times New Roman" w:cs="Times New Roman"/>
+                <w:sz w:val="24"/>
+                <w:szCs w:val="24"/>
+                <w:lang w:val="en-US"/>
+              </w:rPr>
+              <w:t>.</w:t>
+            </w:r>
+            <w:r>
+              <w:rPr>
+                <w:rFonts w:ascii="Times New Roman" w:hAnsi="Times New Roman" w:cs="Times New Roman"/>
+                <w:sz w:val="24"/>
+                <w:szCs w:val="24"/>
+                <w:lang w:val="en-US"/>
+              </w:rPr>
+              <w:t>tic_all }}</w:t>
+            </w:r>
+          </w:p>
+        </w:tc>
+        <w:tc>
+          <w:tcPr>
+            <w:tcW w:w="2458" w:type="dxa"/>
+            <w:vAlign w:val="center"/>
+          </w:tcPr>
+          <w:p>
+            <w:pPr>
+              <w:jc w:val="center"/>
+              <w:rPr>
+                <w:rFonts w:ascii="Times New Roman" w:hAnsi="Times New Roman" w:cs="Times New Roman"/>
+                <w:sz w:val="24"/>
+                <w:szCs w:val="24"/>
+                <w:lang w:val="en-US"/>
+              </w:rPr>
+            </w:pPr>
+            <w:r>
+              <w:rPr>
+                <w:rFonts w:ascii="Times New Roman" w:hAnsi="Times New Roman" w:cs="Times New Roman"/>
+                <w:sz w:val="24"/>
+                <w:szCs w:val="24"/>
+                <w:lang w:val="en-US"/>
+              </w:rPr>
+              <w:t>{{ tic }}</w:t>
+            </w:r>
+          </w:p>
+        </w:tc>
+      </w:tr>
+    </w:tbl>
+    <w:p>
+      <w:pPr>
+        <w:rPr>
+          <w:rFonts w:ascii="Times New Roman" w:hAnsi="Times New Roman" w:cs="Times New Roman"/>
+          <w:sz w:val="24"/>
+          <w:szCs w:val="24"/>
+        </w:rPr>
+      </w:pPr>
     </w:p>
     <w:sectPr>
       <w:footerReference w:type="default" r:id="rId7"/>
@@ -3277,7 +4245,7 @@
 </file>
 
 <file path=customXml/itemProps1.xml><?xml version="1.0" encoding="utf-8"?>
-<ds:datastoreItem xmlns:ds="http://schemas.openxmlformats.org/officeDocument/2006/customXml" ds:itemID="{FCFEC6E7-8754-49B0-910D-6E927C837CDB}">
+<ds:datastoreItem xmlns:ds="http://schemas.openxmlformats.org/officeDocument/2006/customXml" ds:itemID="{CA6FFDDE-D925-445D-8172-2324116DAE8D}">
   <ds:schemaRefs>
     <ds:schemaRef ds:uri="http://schemas.openxmlformats.org/officeDocument/2006/bibliography"/>
   </ds:schemaRefs>

--- a/templates/docxRPD/rpd.docx
+++ b/templates/docxRPD/rpd.docx
@@ -2317,17 +2317,20 @@
       <w:tblPr>
         <w:tblStyle w:val="ab"/>
         <w:tblW w:w="0" w:type="auto"/>
+        <w:tblLayout w:type="fixed"/>
         <w:tblLook w:val="04A0" w:firstRow="1" w:lastRow="0" w:firstColumn="1" w:lastColumn="0" w:noHBand="0" w:noVBand="1"/>
       </w:tblPr>
       <w:tblGrid>
-        <w:gridCol w:w="4503"/>
-        <w:gridCol w:w="2384"/>
-        <w:gridCol w:w="2458"/>
+        <w:gridCol w:w="3681"/>
+        <w:gridCol w:w="1843"/>
+        <w:gridCol w:w="814"/>
+        <w:gridCol w:w="2164"/>
+        <w:gridCol w:w="843"/>
       </w:tblGrid>
       <w:tr>
         <w:tc>
           <w:tcPr>
-            <w:tcW w:w="4503" w:type="dxa"/>
+            <w:tcW w:w="3681" w:type="dxa"/>
             <w:vAlign w:val="center"/>
           </w:tcPr>
           <w:p>
@@ -2353,12 +2356,13 @@
         </w:tc>
         <w:tc>
           <w:tcPr>
-            <w:tcW w:w="4842" w:type="dxa"/>
-            <w:gridSpan w:val="2"/>
-            <w:vAlign w:val="center"/>
-          </w:tcPr>
-          <w:p>
-            <w:pPr>
+            <w:tcW w:w="5664" w:type="dxa"/>
+            <w:gridSpan w:val="4"/>
+            <w:vAlign w:val="center"/>
+          </w:tcPr>
+          <w:p>
+            <w:pPr>
+              <w:jc w:val="center"/>
               <w:rPr>
                 <w:rFonts w:ascii="Times New Roman" w:hAnsi="Times New Roman" w:cs="Times New Roman"/>
                 <w:sz w:val="24"/>
@@ -2395,8 +2399,9 @@
                 <w:rFonts w:ascii="Times New Roman" w:hAnsi="Times New Roman" w:cs="Times New Roman"/>
                 <w:sz w:val="24"/>
                 <w:szCs w:val="24"/>
-              </w:rPr>
-              <w:t>semester_hours</w:t>
+                <w:lang w:val="en-US"/>
+              </w:rPr>
+              <w:t>sh</w:t>
             </w:r>
             <w:r>
               <w:rPr>
@@ -2414,6 +2419,22 @@
                 <w:lang w:val="en-US"/>
               </w:rPr>
               <w:t>count</w:t>
+            </w:r>
+            <w:r>
+              <w:rPr>
+                <w:rFonts w:ascii="Times New Roman" w:hAnsi="Times New Roman" w:cs="Times New Roman"/>
+                <w:sz w:val="24"/>
+                <w:szCs w:val="24"/>
+              </w:rPr>
+              <w:t>+1</w:t>
+            </w:r>
+            <w:r>
+              <w:rPr>
+                <w:rFonts w:ascii="Times New Roman" w:hAnsi="Times New Roman" w:cs="Times New Roman"/>
+                <w:sz w:val="24"/>
+                <w:szCs w:val="24"/>
+              </w:rPr>
+              <w:t xml:space="preserve"> </w:t>
             </w:r>
             <w:r>
               <w:rPr>
@@ -2429,7 +2450,7 @@
       <w:tr>
         <w:tc>
           <w:tcPr>
-            <w:tcW w:w="4503" w:type="dxa"/>
+            <w:tcW w:w="3681" w:type="dxa"/>
           </w:tcPr>
           <w:p>
             <w:pPr>
@@ -2451,7 +2472,7 @@
         </w:tc>
         <w:tc>
           <w:tcPr>
-            <w:tcW w:w="2384" w:type="dxa"/>
+            <w:tcW w:w="1843" w:type="dxa"/>
             <w:vAlign w:val="center"/>
           </w:tcPr>
           <w:p>
@@ -2475,25 +2496,122 @@
         </w:tc>
         <w:tc>
           <w:tcPr>
-            <w:tcW w:w="2458" w:type="dxa"/>
-            <w:vAlign w:val="center"/>
-          </w:tcPr>
-          <w:p>
-            <w:pPr>
-              <w:jc w:val="center"/>
-              <w:rPr>
-                <w:rFonts w:ascii="Times New Roman" w:hAnsi="Times New Roman" w:cs="Times New Roman"/>
-                <w:sz w:val="24"/>
-                <w:szCs w:val="24"/>
-              </w:rPr>
-            </w:pPr>
+            <w:tcW w:w="814" w:type="dxa"/>
+            <w:vAlign w:val="center"/>
+          </w:tcPr>
+          <w:p>
+            <w:pPr>
+              <w:jc w:val="center"/>
+              <w:rPr>
+                <w:rFonts w:ascii="Times New Roman" w:hAnsi="Times New Roman" w:cs="Times New Roman"/>
+                <w:sz w:val="24"/>
+                <w:szCs w:val="24"/>
+                <w:lang w:val="en-US"/>
+              </w:rPr>
+            </w:pPr>
+            <w:r>
+              <w:rPr>
+                <w:rFonts w:ascii="Times New Roman" w:hAnsi="Times New Roman" w:cs="Times New Roman"/>
+                <w:sz w:val="24"/>
+                <w:szCs w:val="24"/>
+                <w:lang w:val="en-US"/>
+              </w:rPr>
+              <w:t>{%tc for item in sh %}</w:t>
+            </w:r>
+          </w:p>
+        </w:tc>
+        <w:tc>
+          <w:tcPr>
+            <w:tcW w:w="2164" w:type="dxa"/>
+            <w:vAlign w:val="center"/>
+          </w:tcPr>
+          <w:p>
+            <w:pPr>
+              <w:jc w:val="center"/>
+              <w:rPr>
+                <w:rFonts w:ascii="Times New Roman" w:hAnsi="Times New Roman" w:cs="Times New Roman"/>
+                <w:sz w:val="24"/>
+                <w:szCs w:val="24"/>
+                <w:lang w:val="en-US"/>
+              </w:rPr>
+            </w:pPr>
+            <w:r>
+              <w:rPr>
+                <w:rFonts w:ascii="Times New Roman" w:hAnsi="Times New Roman" w:cs="Times New Roman"/>
+                <w:sz w:val="24"/>
+                <w:szCs w:val="24"/>
+              </w:rPr>
+              <w:t>Семестр</w:t>
+            </w:r>
+            <w:r>
+              <w:rPr>
+                <w:rFonts w:ascii="Times New Roman" w:hAnsi="Times New Roman" w:cs="Times New Roman"/>
+                <w:sz w:val="24"/>
+                <w:szCs w:val="24"/>
+                <w:lang w:val="en-US"/>
+              </w:rPr>
+              <w:t xml:space="preserve"> № </w:t>
+            </w:r>
+            <w:r>
+              <w:rPr>
+                <w:rFonts w:ascii="Times New Roman" w:hAnsi="Times New Roman" w:cs="Times New Roman"/>
+                <w:sz w:val="24"/>
+                <w:szCs w:val="24"/>
+                <w:lang w:val="en-US"/>
+              </w:rPr>
+              <w:t>{{item.num</w:t>
+            </w:r>
+            <w:r>
+              <w:rPr>
+                <w:rFonts w:ascii="Times New Roman" w:hAnsi="Times New Roman" w:cs="Times New Roman"/>
+                <w:sz w:val="24"/>
+                <w:szCs w:val="24"/>
+                <w:lang w:val="en-US"/>
+              </w:rPr>
+              <w:t>}</w:t>
+            </w:r>
+            <w:r>
+              <w:rPr>
+                <w:rFonts w:ascii="Times New Roman" w:hAnsi="Times New Roman" w:cs="Times New Roman"/>
+                <w:sz w:val="24"/>
+                <w:szCs w:val="24"/>
+                <w:lang w:val="en-US"/>
+              </w:rPr>
+              <w:t>}</w:t>
+            </w:r>
+          </w:p>
+        </w:tc>
+        <w:tc>
+          <w:tcPr>
+            <w:tcW w:w="843" w:type="dxa"/>
+            <w:vAlign w:val="center"/>
+          </w:tcPr>
+          <w:p>
+            <w:pPr>
+              <w:jc w:val="center"/>
+              <w:rPr>
+                <w:rFonts w:ascii="Times New Roman" w:hAnsi="Times New Roman" w:cs="Times New Roman"/>
+                <w:sz w:val="24"/>
+                <w:szCs w:val="24"/>
+                <w:lang w:val="en-US"/>
+              </w:rPr>
+            </w:pPr>
+            <w:r>
+              <w:rPr>
+                <w:rFonts w:ascii="Times New Roman" w:hAnsi="Times New Roman" w:cs="Times New Roman"/>
+                <w:sz w:val="24"/>
+                <w:szCs w:val="24"/>
+                <w:lang w:val="en-US"/>
+              </w:rPr>
+              <w:t>{%tc endfor %}</w:t>
+            </w:r>
           </w:p>
         </w:tc>
       </w:tr>
       <w:tr>
         <w:tc>
           <w:tcPr>
-            <w:tcW w:w="4503" w:type="dxa"/>
+            <w:tcW w:w="3681" w:type="dxa"/>
           </w:tcPr>
           <w:p>
             <w:pPr>
@@ -2515,7 +2633,7 @@
         </w:tc>
         <w:tc>
           <w:tcPr>
-            <w:tcW w:w="2384" w:type="dxa"/>
+            <w:tcW w:w="1843" w:type="dxa"/>
             <w:vAlign w:val="center"/>
           </w:tcPr>
           <w:p>
@@ -2565,44 +2683,95 @@
                 <w:szCs w:val="24"/>
                 <w:lang w:val="en-US"/>
               </w:rPr>
-              <w:t>hours_all</w:t>
+              <w:t>aud_</w:t>
+            </w:r>
+            <w:r>
+              <w:rPr>
+                <w:rFonts w:ascii="Times New Roman" w:hAnsi="Times New Roman" w:cs="Times New Roman"/>
+                <w:sz w:val="24"/>
+                <w:szCs w:val="24"/>
+                <w:lang w:val="en-US"/>
+              </w:rPr>
+              <w:t>hours_all}}</w:t>
+            </w:r>
+          </w:p>
+        </w:tc>
+        <w:tc>
+          <w:tcPr>
+            <w:tcW w:w="814" w:type="dxa"/>
+            <w:vAlign w:val="center"/>
+          </w:tcPr>
+          <w:p>
+            <w:pPr>
+              <w:jc w:val="center"/>
+              <w:rPr>
+                <w:rFonts w:ascii="Times New Roman" w:hAnsi="Times New Roman" w:cs="Times New Roman"/>
+                <w:sz w:val="24"/>
+                <w:szCs w:val="24"/>
+                <w:lang w:val="en-US"/>
+              </w:rPr>
+            </w:pPr>
+            <w:r>
+              <w:rPr>
+                <w:rFonts w:ascii="Times New Roman" w:hAnsi="Times New Roman" w:cs="Times New Roman"/>
+                <w:sz w:val="24"/>
+                <w:szCs w:val="24"/>
+                <w:lang w:val="en-US"/>
+              </w:rPr>
+              <w:t>{%tc for item in sh %}</w:t>
+            </w:r>
+          </w:p>
+        </w:tc>
+        <w:tc>
+          <w:tcPr>
+            <w:tcW w:w="2164" w:type="dxa"/>
+            <w:vAlign w:val="center"/>
+          </w:tcPr>
+          <w:p>
+            <w:pPr>
+              <w:jc w:val="center"/>
+              <w:rPr>
+                <w:rFonts w:ascii="Times New Roman" w:hAnsi="Times New Roman" w:cs="Times New Roman"/>
+                <w:sz w:val="24"/>
+                <w:szCs w:val="24"/>
+                <w:lang w:val="en-US"/>
+              </w:rPr>
+            </w:pPr>
+            <w:r>
+              <w:rPr>
+                <w:rFonts w:ascii="Times New Roman" w:hAnsi="Times New Roman" w:cs="Times New Roman"/>
+                <w:sz w:val="24"/>
+                <w:szCs w:val="24"/>
+                <w:lang w:val="en-US"/>
+              </w:rPr>
+              <w:t>{{item.aud_hours}}</w:t>
             </w:r>
             <w:bookmarkStart w:id="0" w:name="_GoBack"/>
             <w:bookmarkEnd w:id="0"/>
-            <w:r>
-              <w:rPr>
-                <w:rFonts w:ascii="Times New Roman" w:hAnsi="Times New Roman" w:cs="Times New Roman"/>
-                <w:sz w:val="24"/>
-                <w:szCs w:val="24"/>
-                <w:lang w:val="en-US"/>
-              </w:rPr>
-              <w:t>}}</w:t>
-            </w:r>
-          </w:p>
-        </w:tc>
-        <w:tc>
-          <w:tcPr>
-            <w:tcW w:w="2458" w:type="dxa"/>
-            <w:vAlign w:val="center"/>
-          </w:tcPr>
-          <w:p>
-            <w:pPr>
-              <w:jc w:val="center"/>
-              <w:rPr>
-                <w:rFonts w:ascii="Times New Roman" w:hAnsi="Times New Roman" w:cs="Times New Roman"/>
-                <w:sz w:val="24"/>
-                <w:szCs w:val="24"/>
-                <w:lang w:val="en-US"/>
-              </w:rPr>
-            </w:pPr>
-            <w:r>
-              <w:rPr>
-                <w:rFonts w:ascii="Times New Roman" w:hAnsi="Times New Roman" w:cs="Times New Roman"/>
-                <w:sz w:val="24"/>
-                <w:szCs w:val="24"/>
-                <w:lang w:val="en-US"/>
-              </w:rPr>
-              <w:t>{{ hours }}</w:t>
+          </w:p>
+        </w:tc>
+        <w:tc>
+          <w:tcPr>
+            <w:tcW w:w="843" w:type="dxa"/>
+          </w:tcPr>
+          <w:p>
+            <w:pPr>
+              <w:jc w:val="center"/>
+              <w:rPr>
+                <w:rFonts w:ascii="Times New Roman" w:hAnsi="Times New Roman" w:cs="Times New Roman"/>
+                <w:sz w:val="24"/>
+                <w:szCs w:val="24"/>
+                <w:lang w:val="en-US"/>
+              </w:rPr>
+            </w:pPr>
+            <w:r>
+              <w:rPr>
+                <w:rFonts w:ascii="Times New Roman" w:hAnsi="Times New Roman" w:cs="Times New Roman"/>
+                <w:sz w:val="24"/>
+                <w:szCs w:val="24"/>
+                <w:lang w:val="en-US"/>
+              </w:rPr>
+              <w:t>{%tc endfor %}</w:t>
             </w:r>
           </w:p>
         </w:tc>
@@ -2610,7 +2779,7 @@
       <w:tr>
         <w:tc>
           <w:tcPr>
-            <w:tcW w:w="4503" w:type="dxa"/>
+            <w:tcW w:w="3681" w:type="dxa"/>
           </w:tcPr>
           <w:p>
             <w:pPr>
@@ -2632,25 +2801,224 @@
         </w:tc>
         <w:tc>
           <w:tcPr>
-            <w:tcW w:w="2384" w:type="dxa"/>
-            <w:vAlign w:val="center"/>
-          </w:tcPr>
-          <w:p>
-            <w:pPr>
-              <w:jc w:val="center"/>
-              <w:rPr>
-                <w:rFonts w:ascii="Times New Roman" w:hAnsi="Times New Roman" w:cs="Times New Roman"/>
-                <w:sz w:val="24"/>
-                <w:szCs w:val="24"/>
-                <w:lang w:val="en-US"/>
-              </w:rPr>
-            </w:pPr>
-            <w:r>
-              <w:rPr>
-                <w:rFonts w:ascii="Times New Roman" w:hAnsi="Times New Roman" w:cs="Times New Roman"/>
-                <w:sz w:val="24"/>
-                <w:szCs w:val="24"/>
-                <w:lang w:val="en-US"/>
+            <w:tcW w:w="1843" w:type="dxa"/>
+            <w:vAlign w:val="center"/>
+          </w:tcPr>
+          <w:p>
+            <w:pPr>
+              <w:jc w:val="center"/>
+              <w:rPr>
+                <w:rFonts w:ascii="Times New Roman" w:hAnsi="Times New Roman" w:cs="Times New Roman"/>
+                <w:sz w:val="24"/>
+                <w:szCs w:val="24"/>
+              </w:rPr>
+            </w:pPr>
+            <w:r>
+              <w:rPr>
+                <w:rFonts w:ascii="Times New Roman" w:hAnsi="Times New Roman" w:cs="Times New Roman"/>
+                <w:sz w:val="24"/>
+                <w:szCs w:val="24"/>
+              </w:rPr>
+              <w:t xml:space="preserve">{{ </w:t>
+            </w:r>
+            <w:r>
+              <w:rPr>
+                <w:rFonts w:ascii="Times New Roman" w:hAnsi="Times New Roman" w:cs="Times New Roman"/>
+                <w:sz w:val="24"/>
+                <w:szCs w:val="24"/>
+                <w:lang w:val="en-US"/>
+              </w:rPr>
+              <w:t>sha</w:t>
+            </w:r>
+            <w:r>
+              <w:rPr>
+                <w:rFonts w:ascii="Times New Roman" w:hAnsi="Times New Roman" w:cs="Times New Roman"/>
+                <w:sz w:val="24"/>
+                <w:szCs w:val="24"/>
+              </w:rPr>
+              <w:t>.</w:t>
+            </w:r>
+            <w:r>
+              <w:rPr>
+                <w:rFonts w:ascii="Times New Roman" w:hAnsi="Times New Roman" w:cs="Times New Roman"/>
+                <w:sz w:val="24"/>
+                <w:szCs w:val="24"/>
+                <w:lang w:val="en-US"/>
+              </w:rPr>
+              <w:t>lekc</w:t>
+            </w:r>
+            <w:r>
+              <w:rPr>
+                <w:rFonts w:ascii="Times New Roman" w:hAnsi="Times New Roman" w:cs="Times New Roman"/>
+                <w:sz w:val="24"/>
+                <w:szCs w:val="24"/>
+              </w:rPr>
+              <w:t>_</w:t>
+            </w:r>
+            <w:r>
+              <w:rPr>
+                <w:rFonts w:ascii="Times New Roman" w:hAnsi="Times New Roman" w:cs="Times New Roman"/>
+                <w:sz w:val="24"/>
+                <w:szCs w:val="24"/>
+                <w:lang w:val="en-US"/>
+              </w:rPr>
+              <w:t>hours</w:t>
+            </w:r>
+            <w:r>
+              <w:rPr>
+                <w:rFonts w:ascii="Times New Roman" w:hAnsi="Times New Roman" w:cs="Times New Roman"/>
+                <w:sz w:val="24"/>
+                <w:szCs w:val="24"/>
+              </w:rPr>
+              <w:t>_</w:t>
+            </w:r>
+            <w:r>
+              <w:rPr>
+                <w:rFonts w:ascii="Times New Roman" w:hAnsi="Times New Roman" w:cs="Times New Roman"/>
+                <w:sz w:val="24"/>
+                <w:szCs w:val="24"/>
+                <w:lang w:val="en-US"/>
+              </w:rPr>
+              <w:t>all</w:t>
+            </w:r>
+            <w:r>
+              <w:rPr>
+                <w:rFonts w:ascii="Times New Roman" w:hAnsi="Times New Roman" w:cs="Times New Roman"/>
+                <w:sz w:val="24"/>
+                <w:szCs w:val="24"/>
+              </w:rPr>
+              <w:t xml:space="preserve"> }}</w:t>
+            </w:r>
+          </w:p>
+        </w:tc>
+        <w:tc>
+          <w:tcPr>
+            <w:tcW w:w="814" w:type="dxa"/>
+            <w:vAlign w:val="center"/>
+          </w:tcPr>
+          <w:p>
+            <w:pPr>
+              <w:jc w:val="center"/>
+              <w:rPr>
+                <w:rFonts w:ascii="Times New Roman" w:hAnsi="Times New Roman" w:cs="Times New Roman"/>
+                <w:sz w:val="24"/>
+                <w:szCs w:val="24"/>
+              </w:rPr>
+            </w:pPr>
+            <w:r>
+              <w:rPr>
+                <w:rFonts w:ascii="Times New Roman" w:hAnsi="Times New Roman" w:cs="Times New Roman"/>
+                <w:sz w:val="24"/>
+                <w:szCs w:val="24"/>
+              </w:rPr>
+              <w:t>{%</w:t>
+            </w:r>
+            <w:r>
+              <w:rPr>
+                <w:rFonts w:ascii="Times New Roman" w:hAnsi="Times New Roman" w:cs="Times New Roman"/>
+                <w:sz w:val="24"/>
+                <w:szCs w:val="24"/>
+                <w:lang w:val="en-US"/>
+              </w:rPr>
+              <w:t>tc</w:t>
+            </w:r>
+            <w:r>
+              <w:rPr>
+                <w:rFonts w:ascii="Times New Roman" w:hAnsi="Times New Roman" w:cs="Times New Roman"/>
+                <w:sz w:val="24"/>
+                <w:szCs w:val="24"/>
+              </w:rPr>
+              <w:t xml:space="preserve"> </w:t>
+            </w:r>
+            <w:r>
+              <w:rPr>
+                <w:rFonts w:ascii="Times New Roman" w:hAnsi="Times New Roman" w:cs="Times New Roman"/>
+                <w:sz w:val="24"/>
+                <w:szCs w:val="24"/>
+                <w:lang w:val="en-US"/>
+              </w:rPr>
+              <w:t>for</w:t>
+            </w:r>
+            <w:r>
+              <w:rPr>
+                <w:rFonts w:ascii="Times New Roman" w:hAnsi="Times New Roman" w:cs="Times New Roman"/>
+                <w:sz w:val="24"/>
+                <w:szCs w:val="24"/>
+              </w:rPr>
+              <w:t xml:space="preserve"> </w:t>
+            </w:r>
+            <w:r>
+              <w:rPr>
+                <w:rFonts w:ascii="Times New Roman" w:hAnsi="Times New Roman" w:cs="Times New Roman"/>
+                <w:sz w:val="24"/>
+                <w:szCs w:val="24"/>
+                <w:lang w:val="en-US"/>
+              </w:rPr>
+              <w:t>item</w:t>
+            </w:r>
+            <w:r>
+              <w:rPr>
+                <w:rFonts w:ascii="Times New Roman" w:hAnsi="Times New Roman" w:cs="Times New Roman"/>
+                <w:sz w:val="24"/>
+                <w:szCs w:val="24"/>
+              </w:rPr>
+              <w:t xml:space="preserve"> </w:t>
+            </w:r>
+            <w:r>
+              <w:rPr>
+                <w:rFonts w:ascii="Times New Roman" w:hAnsi="Times New Roman" w:cs="Times New Roman"/>
+                <w:sz w:val="24"/>
+                <w:szCs w:val="24"/>
+                <w:lang w:val="en-US"/>
+              </w:rPr>
+              <w:t>in</w:t>
+            </w:r>
+            <w:r>
+              <w:rPr>
+                <w:rFonts w:ascii="Times New Roman" w:hAnsi="Times New Roman" w:cs="Times New Roman"/>
+                <w:sz w:val="24"/>
+                <w:szCs w:val="24"/>
+              </w:rPr>
+              <w:t xml:space="preserve"> </w:t>
+            </w:r>
+            <w:r>
+              <w:rPr>
+                <w:rFonts w:ascii="Times New Roman" w:hAnsi="Times New Roman" w:cs="Times New Roman"/>
+                <w:sz w:val="24"/>
+                <w:szCs w:val="24"/>
+                <w:lang w:val="en-US"/>
+              </w:rPr>
+              <w:t>sh</w:t>
+            </w:r>
+            <w:r>
+              <w:rPr>
+                <w:rFonts w:ascii="Times New Roman" w:hAnsi="Times New Roman" w:cs="Times New Roman"/>
+                <w:sz w:val="24"/>
+                <w:szCs w:val="24"/>
+              </w:rPr>
+              <w:t xml:space="preserve"> %}</w:t>
+            </w:r>
+          </w:p>
+        </w:tc>
+        <w:tc>
+          <w:tcPr>
+            <w:tcW w:w="2164" w:type="dxa"/>
+            <w:vAlign w:val="center"/>
+          </w:tcPr>
+          <w:p>
+            <w:pPr>
+              <w:jc w:val="center"/>
+              <w:rPr>
+                <w:rFonts w:ascii="Times New Roman" w:hAnsi="Times New Roman" w:cs="Times New Roman"/>
+                <w:sz w:val="24"/>
+                <w:szCs w:val="24"/>
+              </w:rPr>
+            </w:pPr>
+            <w:r>
+              <w:rPr>
+                <w:rFonts w:ascii="Times New Roman" w:hAnsi="Times New Roman" w:cs="Times New Roman"/>
+                <w:sz w:val="24"/>
+                <w:szCs w:val="24"/>
               </w:rPr>
               <w:t>{{</w:t>
             </w:r>
@@ -2661,6 +3029,97 @@
                 <w:szCs w:val="24"/>
                 <w:lang w:val="en-US"/>
               </w:rPr>
+              <w:t>item</w:t>
+            </w:r>
+            <w:r>
+              <w:rPr>
+                <w:rFonts w:ascii="Times New Roman" w:hAnsi="Times New Roman" w:cs="Times New Roman"/>
+                <w:sz w:val="24"/>
+                <w:szCs w:val="24"/>
+              </w:rPr>
+              <w:t>.</w:t>
+            </w:r>
+            <w:r>
+              <w:rPr>
+                <w:rFonts w:ascii="Times New Roman" w:hAnsi="Times New Roman" w:cs="Times New Roman"/>
+                <w:sz w:val="24"/>
+                <w:szCs w:val="24"/>
+                <w:lang w:val="en-US"/>
+              </w:rPr>
+              <w:t>lekc</w:t>
+            </w:r>
+            <w:r>
+              <w:rPr>
+                <w:rFonts w:ascii="Times New Roman" w:hAnsi="Times New Roman" w:cs="Times New Roman"/>
+                <w:sz w:val="24"/>
+                <w:szCs w:val="24"/>
+              </w:rPr>
+              <w:t>_</w:t>
+            </w:r>
+            <w:r>
+              <w:rPr>
+                <w:rFonts w:ascii="Times New Roman" w:hAnsi="Times New Roman" w:cs="Times New Roman"/>
+                <w:sz w:val="24"/>
+                <w:szCs w:val="24"/>
+                <w:lang w:val="en-US"/>
+              </w:rPr>
+              <w:t>hour</w:t>
+            </w:r>
+            <w:r>
+              <w:rPr>
+                <w:rFonts w:ascii="Times New Roman" w:hAnsi="Times New Roman" w:cs="Times New Roman"/>
+                <w:sz w:val="24"/>
+                <w:szCs w:val="24"/>
+                <w:lang w:val="en-US"/>
+              </w:rPr>
+              <w:t>s</w:t>
+            </w:r>
+            <w:r>
+              <w:rPr>
+                <w:rFonts w:ascii="Times New Roman" w:hAnsi="Times New Roman" w:cs="Times New Roman"/>
+                <w:sz w:val="24"/>
+                <w:szCs w:val="24"/>
+              </w:rPr>
+              <w:t>}}</w:t>
+            </w:r>
+          </w:p>
+        </w:tc>
+        <w:tc>
+          <w:tcPr>
+            <w:tcW w:w="843" w:type="dxa"/>
+          </w:tcPr>
+          <w:p>
+            <w:pPr>
+              <w:jc w:val="center"/>
+              <w:rPr>
+                <w:rFonts w:ascii="Times New Roman" w:hAnsi="Times New Roman" w:cs="Times New Roman"/>
+                <w:sz w:val="24"/>
+                <w:szCs w:val="24"/>
+              </w:rPr>
+            </w:pPr>
+            <w:r>
+              <w:rPr>
+                <w:rFonts w:ascii="Times New Roman" w:hAnsi="Times New Roman" w:cs="Times New Roman"/>
+                <w:sz w:val="24"/>
+                <w:szCs w:val="24"/>
+              </w:rPr>
+              <w:t>{%</w:t>
+            </w:r>
+            <w:r>
+              <w:rPr>
+                <w:rFonts w:ascii="Times New Roman" w:hAnsi="Times New Roman" w:cs="Times New Roman"/>
+                <w:sz w:val="24"/>
+                <w:szCs w:val="24"/>
+                <w:lang w:val="en-US"/>
+              </w:rPr>
+              <w:t>tc</w:t>
+            </w:r>
+            <w:r>
+              <w:rPr>
+                <w:rFonts w:ascii="Times New Roman" w:hAnsi="Times New Roman" w:cs="Times New Roman"/>
+                <w:sz w:val="24"/>
+                <w:szCs w:val="24"/>
+              </w:rPr>
               <w:t xml:space="preserve"> </w:t>
             </w:r>
             <w:r>
@@ -2670,51 +3129,15 @@
                 <w:szCs w:val="24"/>
                 <w:lang w:val="en-US"/>
               </w:rPr>
-              <w:t>sha</w:t>
-            </w:r>
-            <w:r>
-              <w:rPr>
-                <w:rFonts w:ascii="Times New Roman" w:hAnsi="Times New Roman" w:cs="Times New Roman"/>
-                <w:sz w:val="24"/>
-                <w:szCs w:val="24"/>
-                <w:lang w:val="en-US"/>
-              </w:rPr>
-              <w:t>.</w:t>
-            </w:r>
-            <w:r>
-              <w:rPr>
-                <w:rFonts w:ascii="Times New Roman" w:hAnsi="Times New Roman" w:cs="Times New Roman"/>
-                <w:sz w:val="24"/>
-                <w:szCs w:val="24"/>
-                <w:lang w:val="en-US"/>
-              </w:rPr>
-              <w:t>aud_hours_all }}</w:t>
-            </w:r>
-          </w:p>
-        </w:tc>
-        <w:tc>
-          <w:tcPr>
-            <w:tcW w:w="2458" w:type="dxa"/>
-            <w:vAlign w:val="center"/>
-          </w:tcPr>
-          <w:p>
-            <w:pPr>
-              <w:jc w:val="center"/>
-              <w:rPr>
-                <w:rFonts w:ascii="Times New Roman" w:hAnsi="Times New Roman" w:cs="Times New Roman"/>
-                <w:sz w:val="24"/>
-                <w:szCs w:val="24"/>
-                <w:lang w:val="en-US"/>
-              </w:rPr>
-            </w:pPr>
-            <w:r>
-              <w:rPr>
-                <w:rFonts w:ascii="Times New Roman" w:hAnsi="Times New Roman" w:cs="Times New Roman"/>
-                <w:sz w:val="24"/>
-                <w:szCs w:val="24"/>
-                <w:lang w:val="en-US"/>
-              </w:rPr>
-              <w:t>{{ aud_hours }}</w:t>
+              <w:t>endfor</w:t>
+            </w:r>
+            <w:r>
+              <w:rPr>
+                <w:rFonts w:ascii="Times New Roman" w:hAnsi="Times New Roman" w:cs="Times New Roman"/>
+                <w:sz w:val="24"/>
+                <w:szCs w:val="24"/>
+              </w:rPr>
+              <w:t xml:space="preserve"> %}</w:t>
             </w:r>
           </w:p>
         </w:tc>
@@ -2722,47 +3145,70 @@
       <w:tr>
         <w:tc>
           <w:tcPr>
-            <w:tcW w:w="4503" w:type="dxa"/>
-          </w:tcPr>
-          <w:p>
-            <w:pPr>
-              <w:rPr>
-                <w:rFonts w:ascii="Times New Roman" w:hAnsi="Times New Roman" w:cs="Times New Roman"/>
-                <w:sz w:val="24"/>
-                <w:szCs w:val="24"/>
-              </w:rPr>
-            </w:pPr>
-            <w:r>
-              <w:rPr>
-                <w:rFonts w:ascii="Times New Roman" w:hAnsi="Times New Roman" w:cs="Times New Roman"/>
-                <w:sz w:val="24"/>
-                <w:szCs w:val="24"/>
-              </w:rPr>
-              <w:t xml:space="preserve">    лабораторные работы</w:t>
-            </w:r>
-          </w:p>
-        </w:tc>
-        <w:tc>
-          <w:tcPr>
-            <w:tcW w:w="2384" w:type="dxa"/>
-            <w:vAlign w:val="center"/>
-          </w:tcPr>
-          <w:p>
-            <w:pPr>
-              <w:jc w:val="center"/>
-              <w:rPr>
-                <w:rFonts w:ascii="Times New Roman" w:hAnsi="Times New Roman" w:cs="Times New Roman"/>
-                <w:sz w:val="24"/>
-                <w:szCs w:val="24"/>
-                <w:lang w:val="en-US"/>
-              </w:rPr>
-            </w:pPr>
-            <w:r>
-              <w:rPr>
-                <w:rFonts w:ascii="Times New Roman" w:hAnsi="Times New Roman" w:cs="Times New Roman"/>
-                <w:sz w:val="24"/>
-                <w:szCs w:val="24"/>
-                <w:lang w:val="en-US"/>
+            <w:tcW w:w="3681" w:type="dxa"/>
+          </w:tcPr>
+          <w:p>
+            <w:pPr>
+              <w:rPr>
+                <w:rFonts w:ascii="Times New Roman" w:hAnsi="Times New Roman" w:cs="Times New Roman"/>
+                <w:sz w:val="24"/>
+                <w:szCs w:val="24"/>
+              </w:rPr>
+            </w:pPr>
+            <w:r>
+              <w:rPr>
+                <w:rFonts w:ascii="Times New Roman" w:hAnsi="Times New Roman" w:cs="Times New Roman"/>
+                <w:sz w:val="24"/>
+                <w:szCs w:val="24"/>
+              </w:rPr>
+              <w:lastRenderedPageBreak/>
+              <w:t xml:space="preserve">    </w:t>
+            </w:r>
+            <w:r>
+              <w:rPr>
+                <w:rFonts w:ascii="Times New Roman" w:hAnsi="Times New Roman" w:cs="Times New Roman"/>
+                <w:sz w:val="24"/>
+                <w:szCs w:val="24"/>
+              </w:rPr>
+              <w:t>лабораторные</w:t>
+            </w:r>
+            <w:r>
+              <w:rPr>
+                <w:rFonts w:ascii="Times New Roman" w:hAnsi="Times New Roman" w:cs="Times New Roman"/>
+                <w:sz w:val="24"/>
+                <w:szCs w:val="24"/>
+              </w:rPr>
+              <w:t xml:space="preserve"> </w:t>
+            </w:r>
+            <w:r>
+              <w:rPr>
+                <w:rFonts w:ascii="Times New Roman" w:hAnsi="Times New Roman" w:cs="Times New Roman"/>
+                <w:sz w:val="24"/>
+                <w:szCs w:val="24"/>
+              </w:rPr>
+              <w:t>работы</w:t>
+            </w:r>
+          </w:p>
+        </w:tc>
+        <w:tc>
+          <w:tcPr>
+            <w:tcW w:w="1843" w:type="dxa"/>
+            <w:vAlign w:val="center"/>
+          </w:tcPr>
+          <w:p>
+            <w:pPr>
+              <w:jc w:val="center"/>
+              <w:rPr>
+                <w:rFonts w:ascii="Times New Roman" w:hAnsi="Times New Roman" w:cs="Times New Roman"/>
+                <w:sz w:val="24"/>
+                <w:szCs w:val="24"/>
+              </w:rPr>
+            </w:pPr>
+            <w:r>
+              <w:rPr>
+                <w:rFonts w:ascii="Times New Roman" w:hAnsi="Times New Roman" w:cs="Times New Roman"/>
+                <w:sz w:val="24"/>
+                <w:szCs w:val="24"/>
               </w:rPr>
               <w:t xml:space="preserve">{{ </w:t>
             </w:r>
@@ -2780,7 +3226,6 @@
                 <w:rFonts w:ascii="Times New Roman" w:hAnsi="Times New Roman" w:cs="Times New Roman"/>
                 <w:sz w:val="24"/>
                 <w:szCs w:val="24"/>
-                <w:lang w:val="en-US"/>
               </w:rPr>
               <w:t>.</w:t>
             </w:r>
@@ -2791,33 +3236,237 @@
                 <w:szCs w:val="24"/>
                 <w:lang w:val="en-US"/>
               </w:rPr>
-              <w:t>lab_hours_all }}</w:t>
-            </w:r>
-          </w:p>
-        </w:tc>
-        <w:tc>
-          <w:tcPr>
-            <w:tcW w:w="2458" w:type="dxa"/>
-            <w:vAlign w:val="center"/>
-          </w:tcPr>
-          <w:p>
-            <w:pPr>
-              <w:jc w:val="center"/>
-              <w:rPr>
-                <w:rFonts w:ascii="Times New Roman" w:hAnsi="Times New Roman" w:cs="Times New Roman"/>
-                <w:sz w:val="24"/>
-                <w:szCs w:val="24"/>
-                <w:lang w:val="en-US"/>
-              </w:rPr>
-            </w:pPr>
-            <w:r>
-              <w:rPr>
-                <w:rFonts w:ascii="Times New Roman" w:hAnsi="Times New Roman" w:cs="Times New Roman"/>
-                <w:sz w:val="24"/>
-                <w:szCs w:val="24"/>
-                <w:lang w:val="en-US"/>
-              </w:rPr>
-              <w:t>{{ lab_hours }}</w:t>
+              <w:t>lab</w:t>
+            </w:r>
+            <w:r>
+              <w:rPr>
+                <w:rFonts w:ascii="Times New Roman" w:hAnsi="Times New Roman" w:cs="Times New Roman"/>
+                <w:sz w:val="24"/>
+                <w:szCs w:val="24"/>
+              </w:rPr>
+              <w:t>_</w:t>
+            </w:r>
+            <w:r>
+              <w:rPr>
+                <w:rFonts w:ascii="Times New Roman" w:hAnsi="Times New Roman" w:cs="Times New Roman"/>
+                <w:sz w:val="24"/>
+                <w:szCs w:val="24"/>
+                <w:lang w:val="en-US"/>
+              </w:rPr>
+              <w:t>hours</w:t>
+            </w:r>
+            <w:r>
+              <w:rPr>
+                <w:rFonts w:ascii="Times New Roman" w:hAnsi="Times New Roman" w:cs="Times New Roman"/>
+                <w:sz w:val="24"/>
+                <w:szCs w:val="24"/>
+              </w:rPr>
+              <w:t>_</w:t>
+            </w:r>
+            <w:r>
+              <w:rPr>
+                <w:rFonts w:ascii="Times New Roman" w:hAnsi="Times New Roman" w:cs="Times New Roman"/>
+                <w:sz w:val="24"/>
+                <w:szCs w:val="24"/>
+                <w:lang w:val="en-US"/>
+              </w:rPr>
+              <w:t>all</w:t>
+            </w:r>
+            <w:r>
+              <w:rPr>
+                <w:rFonts w:ascii="Times New Roman" w:hAnsi="Times New Roman" w:cs="Times New Roman"/>
+                <w:sz w:val="24"/>
+                <w:szCs w:val="24"/>
+              </w:rPr>
+              <w:t xml:space="preserve"> }}</w:t>
+            </w:r>
+          </w:p>
+        </w:tc>
+        <w:tc>
+          <w:tcPr>
+            <w:tcW w:w="814" w:type="dxa"/>
+            <w:vAlign w:val="center"/>
+          </w:tcPr>
+          <w:p>
+            <w:pPr>
+              <w:jc w:val="center"/>
+              <w:rPr>
+                <w:rFonts w:ascii="Times New Roman" w:hAnsi="Times New Roman" w:cs="Times New Roman"/>
+                <w:sz w:val="24"/>
+                <w:szCs w:val="24"/>
+                <w:lang w:val="en-US"/>
+              </w:rPr>
+            </w:pPr>
+            <w:r>
+              <w:rPr>
+                <w:rFonts w:ascii="Times New Roman" w:hAnsi="Times New Roman" w:cs="Times New Roman"/>
+                <w:sz w:val="24"/>
+                <w:szCs w:val="24"/>
+              </w:rPr>
+              <w:t>{%</w:t>
+            </w:r>
+            <w:r>
+              <w:rPr>
+                <w:rFonts w:ascii="Times New Roman" w:hAnsi="Times New Roman" w:cs="Times New Roman"/>
+                <w:sz w:val="24"/>
+                <w:szCs w:val="24"/>
+                <w:lang w:val="en-US"/>
+              </w:rPr>
+              <w:t>tc</w:t>
+            </w:r>
+            <w:r>
+              <w:rPr>
+                <w:rFonts w:ascii="Times New Roman" w:hAnsi="Times New Roman" w:cs="Times New Roman"/>
+                <w:sz w:val="24"/>
+                <w:szCs w:val="24"/>
+              </w:rPr>
+              <w:t xml:space="preserve"> </w:t>
+            </w:r>
+            <w:r>
+              <w:rPr>
+                <w:rFonts w:ascii="Times New Roman" w:hAnsi="Times New Roman" w:cs="Times New Roman"/>
+                <w:sz w:val="24"/>
+                <w:szCs w:val="24"/>
+                <w:lang w:val="en-US"/>
+              </w:rPr>
+              <w:t>for</w:t>
+            </w:r>
+            <w:r>
+              <w:rPr>
+                <w:rFonts w:ascii="Times New Roman" w:hAnsi="Times New Roman" w:cs="Times New Roman"/>
+                <w:sz w:val="24"/>
+                <w:szCs w:val="24"/>
+              </w:rPr>
+              <w:t xml:space="preserve"> </w:t>
+            </w:r>
+            <w:r>
+              <w:rPr>
+                <w:rFonts w:ascii="Times New Roman" w:hAnsi="Times New Roman" w:cs="Times New Roman"/>
+                <w:sz w:val="24"/>
+                <w:szCs w:val="24"/>
+                <w:lang w:val="en-US"/>
+              </w:rPr>
+              <w:t>item</w:t>
+            </w:r>
+            <w:r>
+              <w:rPr>
+                <w:rFonts w:ascii="Times New Roman" w:hAnsi="Times New Roman" w:cs="Times New Roman"/>
+                <w:sz w:val="24"/>
+                <w:szCs w:val="24"/>
+              </w:rPr>
+              <w:t xml:space="preserve"> </w:t>
+            </w:r>
+            <w:r>
+              <w:rPr>
+                <w:rFonts w:ascii="Times New Roman" w:hAnsi="Times New Roman" w:cs="Times New Roman"/>
+                <w:sz w:val="24"/>
+                <w:szCs w:val="24"/>
+                <w:lang w:val="en-US"/>
+              </w:rPr>
+              <w:t>in</w:t>
+            </w:r>
+            <w:r>
+              <w:rPr>
+                <w:rFonts w:ascii="Times New Roman" w:hAnsi="Times New Roman" w:cs="Times New Roman"/>
+                <w:sz w:val="24"/>
+                <w:szCs w:val="24"/>
+              </w:rPr>
+              <w:t xml:space="preserve"> </w:t>
+            </w:r>
+            <w:r>
+              <w:rPr>
+                <w:rFonts w:ascii="Times New Roman" w:hAnsi="Times New Roman" w:cs="Times New Roman"/>
+                <w:sz w:val="24"/>
+                <w:szCs w:val="24"/>
+                <w:lang w:val="en-US"/>
+              </w:rPr>
+              <w:t>sh</w:t>
+            </w:r>
+            <w:r>
+              <w:rPr>
+                <w:rFonts w:ascii="Times New Roman" w:hAnsi="Times New Roman" w:cs="Times New Roman"/>
+                <w:sz w:val="24"/>
+                <w:szCs w:val="24"/>
+              </w:rPr>
+              <w:t xml:space="preserve"> %</w:t>
+            </w:r>
+            <w:r>
+              <w:rPr>
+                <w:rFonts w:ascii="Times New Roman" w:hAnsi="Times New Roman" w:cs="Times New Roman"/>
+                <w:sz w:val="24"/>
+                <w:szCs w:val="24"/>
+                <w:lang w:val="en-US"/>
+              </w:rPr>
+              <w:t>}</w:t>
+            </w:r>
+          </w:p>
+        </w:tc>
+        <w:tc>
+          <w:tcPr>
+            <w:tcW w:w="2164" w:type="dxa"/>
+            <w:vAlign w:val="center"/>
+          </w:tcPr>
+          <w:p>
+            <w:pPr>
+              <w:jc w:val="center"/>
+              <w:rPr>
+                <w:rFonts w:ascii="Times New Roman" w:hAnsi="Times New Roman" w:cs="Times New Roman"/>
+                <w:sz w:val="24"/>
+                <w:szCs w:val="24"/>
+                <w:lang w:val="en-US"/>
+              </w:rPr>
+            </w:pPr>
+            <w:r>
+              <w:rPr>
+                <w:rFonts w:ascii="Times New Roman" w:hAnsi="Times New Roman" w:cs="Times New Roman"/>
+                <w:sz w:val="24"/>
+                <w:szCs w:val="24"/>
+                <w:lang w:val="en-US"/>
+              </w:rPr>
+              <w:t>{{item.lab_hour</w:t>
+            </w:r>
+            <w:r>
+              <w:rPr>
+                <w:rFonts w:ascii="Times New Roman" w:hAnsi="Times New Roman" w:cs="Times New Roman"/>
+                <w:sz w:val="24"/>
+                <w:szCs w:val="24"/>
+                <w:lang w:val="en-US"/>
+              </w:rPr>
+              <w:t>s</w:t>
+            </w:r>
+            <w:r>
+              <w:rPr>
+                <w:rFonts w:ascii="Times New Roman" w:hAnsi="Times New Roman" w:cs="Times New Roman"/>
+                <w:sz w:val="24"/>
+                <w:szCs w:val="24"/>
+                <w:lang w:val="en-US"/>
+              </w:rPr>
+              <w:t>}}</w:t>
+            </w:r>
+          </w:p>
+        </w:tc>
+        <w:tc>
+          <w:tcPr>
+            <w:tcW w:w="843" w:type="dxa"/>
+          </w:tcPr>
+          <w:p>
+            <w:pPr>
+              <w:jc w:val="center"/>
+              <w:rPr>
+                <w:rFonts w:ascii="Times New Roman" w:hAnsi="Times New Roman" w:cs="Times New Roman"/>
+                <w:sz w:val="24"/>
+                <w:szCs w:val="24"/>
+                <w:lang w:val="en-US"/>
+              </w:rPr>
+            </w:pPr>
+            <w:r>
+              <w:rPr>
+                <w:rFonts w:ascii="Times New Roman" w:hAnsi="Times New Roman" w:cs="Times New Roman"/>
+                <w:sz w:val="24"/>
+                <w:szCs w:val="24"/>
+                <w:lang w:val="en-US"/>
+              </w:rPr>
+              <w:t>{%tc endfor %}</w:t>
             </w:r>
           </w:p>
         </w:tc>
@@ -2825,29 +3474,38 @@
       <w:tr>
         <w:tc>
           <w:tcPr>
-            <w:tcW w:w="4503" w:type="dxa"/>
-          </w:tcPr>
-          <w:p>
-            <w:pPr>
-              <w:rPr>
-                <w:rFonts w:ascii="Times New Roman" w:hAnsi="Times New Roman" w:cs="Times New Roman"/>
-                <w:sz w:val="24"/>
-                <w:szCs w:val="24"/>
-              </w:rPr>
-            </w:pPr>
-            <w:r>
-              <w:rPr>
-                <w:rFonts w:ascii="Times New Roman" w:hAnsi="Times New Roman" w:cs="Times New Roman"/>
-                <w:sz w:val="24"/>
-                <w:szCs w:val="24"/>
-              </w:rPr>
-              <w:t xml:space="preserve">    практические/семинарские занятия</w:t>
-            </w:r>
-          </w:p>
-        </w:tc>
-        <w:tc>
-          <w:tcPr>
-            <w:tcW w:w="2384" w:type="dxa"/>
+            <w:tcW w:w="3681" w:type="dxa"/>
+          </w:tcPr>
+          <w:p>
+            <w:pPr>
+              <w:rPr>
+                <w:rFonts w:ascii="Times New Roman" w:hAnsi="Times New Roman" w:cs="Times New Roman"/>
+                <w:sz w:val="24"/>
+                <w:szCs w:val="24"/>
+              </w:rPr>
+            </w:pPr>
+            <w:r>
+              <w:rPr>
+                <w:rFonts w:ascii="Times New Roman" w:hAnsi="Times New Roman" w:cs="Times New Roman"/>
+                <w:sz w:val="24"/>
+                <w:szCs w:val="24"/>
+                <w:lang w:val="en-US"/>
+              </w:rPr>
+              <w:t xml:space="preserve">    </w:t>
+            </w:r>
+            <w:r>
+              <w:rPr>
+                <w:rFonts w:ascii="Times New Roman" w:hAnsi="Times New Roman" w:cs="Times New Roman"/>
+                <w:sz w:val="24"/>
+                <w:szCs w:val="24"/>
+              </w:rPr>
+              <w:t>практические/семинарские занятия</w:t>
+            </w:r>
+          </w:p>
+        </w:tc>
+        <w:tc>
+          <w:tcPr>
+            <w:tcW w:w="1843" w:type="dxa"/>
             <w:vAlign w:val="center"/>
           </w:tcPr>
           <w:p>
@@ -2900,27 +3558,96 @@
         </w:tc>
         <w:tc>
           <w:tcPr>
-            <w:tcW w:w="2458" w:type="dxa"/>
-            <w:vAlign w:val="center"/>
-          </w:tcPr>
-          <w:p>
-            <w:pPr>
-              <w:jc w:val="center"/>
-              <w:rPr>
-                <w:rFonts w:ascii="Times New Roman" w:hAnsi="Times New Roman" w:cs="Times New Roman"/>
-                <w:sz w:val="24"/>
-                <w:szCs w:val="24"/>
-                <w:lang w:val="en-US"/>
-              </w:rPr>
-            </w:pPr>
-            <w:r>
-              <w:rPr>
-                <w:rFonts w:ascii="Times New Roman" w:hAnsi="Times New Roman" w:cs="Times New Roman"/>
-                <w:sz w:val="24"/>
-                <w:szCs w:val="24"/>
-                <w:lang w:val="en-US"/>
-              </w:rPr>
-              <w:t>{{ pr_hours }}</w:t>
+            <w:tcW w:w="814" w:type="dxa"/>
+            <w:vAlign w:val="center"/>
+          </w:tcPr>
+          <w:p>
+            <w:pPr>
+              <w:jc w:val="center"/>
+              <w:rPr>
+                <w:rFonts w:ascii="Times New Roman" w:hAnsi="Times New Roman" w:cs="Times New Roman"/>
+                <w:sz w:val="24"/>
+                <w:szCs w:val="24"/>
+                <w:lang w:val="en-US"/>
+              </w:rPr>
+            </w:pPr>
+            <w:r>
+              <w:rPr>
+                <w:rFonts w:ascii="Times New Roman" w:hAnsi="Times New Roman" w:cs="Times New Roman"/>
+                <w:sz w:val="24"/>
+                <w:szCs w:val="24"/>
+                <w:lang w:val="en-US"/>
+              </w:rPr>
+              <w:t>{%tc for item in sh %}</w:t>
+            </w:r>
+          </w:p>
+        </w:tc>
+        <w:tc>
+          <w:tcPr>
+            <w:tcW w:w="2164" w:type="dxa"/>
+            <w:vAlign w:val="center"/>
+          </w:tcPr>
+          <w:p>
+            <w:pPr>
+              <w:jc w:val="center"/>
+              <w:rPr>
+                <w:rFonts w:ascii="Times New Roman" w:hAnsi="Times New Roman" w:cs="Times New Roman"/>
+                <w:sz w:val="24"/>
+                <w:szCs w:val="24"/>
+                <w:lang w:val="en-US"/>
+              </w:rPr>
+            </w:pPr>
+            <w:r>
+              <w:rPr>
+                <w:rFonts w:ascii="Times New Roman" w:hAnsi="Times New Roman" w:cs="Times New Roman"/>
+                <w:sz w:val="24"/>
+                <w:szCs w:val="24"/>
+                <w:lang w:val="en-US"/>
+              </w:rPr>
+              <w:t>{{item.pr_hour</w:t>
+            </w:r>
+            <w:r>
+              <w:rPr>
+                <w:rFonts w:ascii="Times New Roman" w:hAnsi="Times New Roman" w:cs="Times New Roman"/>
+                <w:sz w:val="24"/>
+                <w:szCs w:val="24"/>
+                <w:lang w:val="en-US"/>
+              </w:rPr>
+              <w:t>s</w:t>
+            </w:r>
+            <w:r>
+              <w:rPr>
+                <w:rFonts w:ascii="Times New Roman" w:hAnsi="Times New Roman" w:cs="Times New Roman"/>
+                <w:sz w:val="24"/>
+                <w:szCs w:val="24"/>
+                <w:lang w:val="en-US"/>
+              </w:rPr>
+              <w:t>}}</w:t>
+            </w:r>
+          </w:p>
+        </w:tc>
+        <w:tc>
+          <w:tcPr>
+            <w:tcW w:w="843" w:type="dxa"/>
+          </w:tcPr>
+          <w:p>
+            <w:pPr>
+              <w:jc w:val="center"/>
+              <w:rPr>
+                <w:rFonts w:ascii="Times New Roman" w:hAnsi="Times New Roman" w:cs="Times New Roman"/>
+                <w:sz w:val="24"/>
+                <w:szCs w:val="24"/>
+                <w:lang w:val="en-US"/>
+              </w:rPr>
+            </w:pPr>
+            <w:r>
+              <w:rPr>
+                <w:rFonts w:ascii="Times New Roman" w:hAnsi="Times New Roman" w:cs="Times New Roman"/>
+                <w:sz w:val="24"/>
+                <w:szCs w:val="24"/>
+                <w:lang w:val="en-US"/>
+              </w:rPr>
+              <w:t>{%tc endfor %}</w:t>
             </w:r>
           </w:p>
         </w:tc>
@@ -2928,7 +3655,7 @@
       <w:tr>
         <w:tc>
           <w:tcPr>
-            <w:tcW w:w="4503" w:type="dxa"/>
+            <w:tcW w:w="3681" w:type="dxa"/>
           </w:tcPr>
           <w:p>
             <w:pPr>
@@ -2950,7 +3677,7 @@
         </w:tc>
         <w:tc>
           <w:tcPr>
-            <w:tcW w:w="2384" w:type="dxa"/>
+            <w:tcW w:w="1843" w:type="dxa"/>
             <w:vAlign w:val="center"/>
           </w:tcPr>
           <w:p>
@@ -3003,27 +3730,96 @@
         </w:tc>
         <w:tc>
           <w:tcPr>
-            <w:tcW w:w="2458" w:type="dxa"/>
-            <w:vAlign w:val="center"/>
-          </w:tcPr>
-          <w:p>
-            <w:pPr>
-              <w:jc w:val="center"/>
-              <w:rPr>
-                <w:rFonts w:ascii="Times New Roman" w:hAnsi="Times New Roman" w:cs="Times New Roman"/>
-                <w:sz w:val="24"/>
-                <w:szCs w:val="24"/>
-                <w:lang w:val="en-US"/>
-              </w:rPr>
-            </w:pPr>
-            <w:r>
-              <w:rPr>
-                <w:rFonts w:ascii="Times New Roman" w:hAnsi="Times New Roman" w:cs="Times New Roman"/>
-                <w:sz w:val="24"/>
-                <w:szCs w:val="24"/>
-                <w:lang w:val="en-US"/>
-              </w:rPr>
-              <w:t>{{ srs_hours }}</w:t>
+            <w:tcW w:w="814" w:type="dxa"/>
+            <w:vAlign w:val="center"/>
+          </w:tcPr>
+          <w:p>
+            <w:pPr>
+              <w:jc w:val="center"/>
+              <w:rPr>
+                <w:rFonts w:ascii="Times New Roman" w:hAnsi="Times New Roman" w:cs="Times New Roman"/>
+                <w:sz w:val="24"/>
+                <w:szCs w:val="24"/>
+                <w:lang w:val="en-US"/>
+              </w:rPr>
+            </w:pPr>
+            <w:r>
+              <w:rPr>
+                <w:rFonts w:ascii="Times New Roman" w:hAnsi="Times New Roman" w:cs="Times New Roman"/>
+                <w:sz w:val="24"/>
+                <w:szCs w:val="24"/>
+                <w:lang w:val="en-US"/>
+              </w:rPr>
+              <w:t>{%tc for item in sh %}</w:t>
+            </w:r>
+          </w:p>
+        </w:tc>
+        <w:tc>
+          <w:tcPr>
+            <w:tcW w:w="2164" w:type="dxa"/>
+            <w:vAlign w:val="center"/>
+          </w:tcPr>
+          <w:p>
+            <w:pPr>
+              <w:jc w:val="center"/>
+              <w:rPr>
+                <w:rFonts w:ascii="Times New Roman" w:hAnsi="Times New Roman" w:cs="Times New Roman"/>
+                <w:sz w:val="24"/>
+                <w:szCs w:val="24"/>
+                <w:lang w:val="en-US"/>
+              </w:rPr>
+            </w:pPr>
+            <w:r>
+              <w:rPr>
+                <w:rFonts w:ascii="Times New Roman" w:hAnsi="Times New Roman" w:cs="Times New Roman"/>
+                <w:sz w:val="24"/>
+                <w:szCs w:val="24"/>
+                <w:lang w:val="en-US"/>
+              </w:rPr>
+              <w:t>{{item.srs_hour</w:t>
+            </w:r>
+            <w:r>
+              <w:rPr>
+                <w:rFonts w:ascii="Times New Roman" w:hAnsi="Times New Roman" w:cs="Times New Roman"/>
+                <w:sz w:val="24"/>
+                <w:szCs w:val="24"/>
+                <w:lang w:val="en-US"/>
+              </w:rPr>
+              <w:t>s</w:t>
+            </w:r>
+            <w:r>
+              <w:rPr>
+                <w:rFonts w:ascii="Times New Roman" w:hAnsi="Times New Roman" w:cs="Times New Roman"/>
+                <w:sz w:val="24"/>
+                <w:szCs w:val="24"/>
+                <w:lang w:val="en-US"/>
+              </w:rPr>
+              <w:t>}}</w:t>
+            </w:r>
+          </w:p>
+        </w:tc>
+        <w:tc>
+          <w:tcPr>
+            <w:tcW w:w="843" w:type="dxa"/>
+          </w:tcPr>
+          <w:p>
+            <w:pPr>
+              <w:jc w:val="center"/>
+              <w:rPr>
+                <w:rFonts w:ascii="Times New Roman" w:hAnsi="Times New Roman" w:cs="Times New Roman"/>
+                <w:sz w:val="24"/>
+                <w:szCs w:val="24"/>
+                <w:lang w:val="en-US"/>
+              </w:rPr>
+            </w:pPr>
+            <w:r>
+              <w:rPr>
+                <w:rFonts w:ascii="Times New Roman" w:hAnsi="Times New Roman" w:cs="Times New Roman"/>
+                <w:sz w:val="24"/>
+                <w:szCs w:val="24"/>
+                <w:lang w:val="en-US"/>
+              </w:rPr>
+              <w:t>{%tc endfor %}</w:t>
             </w:r>
           </w:p>
         </w:tc>
@@ -3031,7 +3827,7 @@
       <w:tr>
         <w:tc>
           <w:tcPr>
-            <w:tcW w:w="4503" w:type="dxa"/>
+            <w:tcW w:w="3681" w:type="dxa"/>
           </w:tcPr>
           <w:p>
             <w:pPr>
@@ -3053,43 +3849,112 @@
         </w:tc>
         <w:tc>
           <w:tcPr>
-            <w:tcW w:w="2384" w:type="dxa"/>
-            <w:vAlign w:val="center"/>
-          </w:tcPr>
-          <w:p>
-            <w:pPr>
-              <w:jc w:val="center"/>
-              <w:rPr>
-                <w:rFonts w:ascii="Times New Roman" w:hAnsi="Times New Roman" w:cs="Times New Roman"/>
-                <w:sz w:val="24"/>
-                <w:szCs w:val="24"/>
-                <w:lang w:val="en-US"/>
-              </w:rPr>
-            </w:pPr>
-          </w:p>
-        </w:tc>
-        <w:tc>
-          <w:tcPr>
-            <w:tcW w:w="2458" w:type="dxa"/>
-            <w:vAlign w:val="center"/>
-          </w:tcPr>
-          <w:p>
-            <w:pPr>
-              <w:jc w:val="center"/>
-              <w:rPr>
-                <w:rFonts w:ascii="Times New Roman" w:hAnsi="Times New Roman" w:cs="Times New Roman"/>
-                <w:sz w:val="24"/>
-                <w:szCs w:val="24"/>
-                <w:lang w:val="en-US"/>
-              </w:rPr>
-            </w:pPr>
+            <w:tcW w:w="1843" w:type="dxa"/>
+            <w:vAlign w:val="center"/>
+          </w:tcPr>
+          <w:p>
+            <w:pPr>
+              <w:jc w:val="center"/>
+              <w:rPr>
+                <w:rFonts w:ascii="Times New Roman" w:hAnsi="Times New Roman" w:cs="Times New Roman"/>
+                <w:sz w:val="24"/>
+                <w:szCs w:val="24"/>
+                <w:lang w:val="en-US"/>
+              </w:rPr>
+            </w:pPr>
+            <w:r>
+              <w:rPr>
+                <w:rFonts w:ascii="Times New Roman" w:hAnsi="Times New Roman" w:cs="Times New Roman"/>
+                <w:sz w:val="24"/>
+                <w:szCs w:val="24"/>
+                <w:lang w:val="en-US"/>
+              </w:rPr>
+              <w:t>{{ sha.ekz_hours_all}}</w:t>
+            </w:r>
+          </w:p>
+        </w:tc>
+        <w:tc>
+          <w:tcPr>
+            <w:tcW w:w="814" w:type="dxa"/>
+            <w:vAlign w:val="center"/>
+          </w:tcPr>
+          <w:p>
+            <w:pPr>
+              <w:jc w:val="center"/>
+              <w:rPr>
+                <w:rFonts w:ascii="Times New Roman" w:hAnsi="Times New Roman" w:cs="Times New Roman"/>
+                <w:sz w:val="24"/>
+                <w:szCs w:val="24"/>
+                <w:lang w:val="en-US"/>
+              </w:rPr>
+            </w:pPr>
+            <w:r>
+              <w:rPr>
+                <w:rFonts w:ascii="Times New Roman" w:hAnsi="Times New Roman" w:cs="Times New Roman"/>
+                <w:sz w:val="24"/>
+                <w:szCs w:val="24"/>
+                <w:lang w:val="en-US"/>
+              </w:rPr>
+              <w:t>{%tc for item in sh %}</w:t>
+            </w:r>
+          </w:p>
+        </w:tc>
+        <w:tc>
+          <w:tcPr>
+            <w:tcW w:w="2164" w:type="dxa"/>
+            <w:vAlign w:val="center"/>
+          </w:tcPr>
+          <w:p>
+            <w:pPr>
+              <w:jc w:val="center"/>
+              <w:rPr>
+                <w:rFonts w:ascii="Times New Roman" w:hAnsi="Times New Roman" w:cs="Times New Roman"/>
+                <w:sz w:val="24"/>
+                <w:szCs w:val="24"/>
+                <w:lang w:val="en-US"/>
+              </w:rPr>
+            </w:pPr>
+            <w:r>
+              <w:rPr>
+                <w:rFonts w:ascii="Times New Roman" w:hAnsi="Times New Roman" w:cs="Times New Roman"/>
+                <w:sz w:val="24"/>
+                <w:szCs w:val="24"/>
+                <w:lang w:val="en-US"/>
+              </w:rPr>
+              <w:t>{{item.ekz_hours}}</w:t>
+            </w:r>
+          </w:p>
+        </w:tc>
+        <w:tc>
+          <w:tcPr>
+            <w:tcW w:w="843" w:type="dxa"/>
+          </w:tcPr>
+          <w:p>
+            <w:pPr>
+              <w:jc w:val="center"/>
+              <w:rPr>
+                <w:rFonts w:ascii="Times New Roman" w:hAnsi="Times New Roman" w:cs="Times New Roman"/>
+                <w:sz w:val="24"/>
+                <w:szCs w:val="24"/>
+                <w:lang w:val="en-US"/>
+              </w:rPr>
+            </w:pPr>
+            <w:r>
+              <w:rPr>
+                <w:rFonts w:ascii="Times New Roman" w:hAnsi="Times New Roman" w:cs="Times New Roman"/>
+                <w:sz w:val="24"/>
+                <w:szCs w:val="24"/>
+                <w:lang w:val="en-US"/>
+              </w:rPr>
+              <w:t>{%tc endfor %}</w:t>
+            </w:r>
           </w:p>
         </w:tc>
       </w:tr>
       <w:tr>
         <w:tc>
           <w:tcPr>
-            <w:tcW w:w="4503" w:type="dxa"/>
+            <w:tcW w:w="3681" w:type="dxa"/>
           </w:tcPr>
           <w:p>
             <w:pPr>
@@ -3111,7 +3976,7 @@
         </w:tc>
         <w:tc>
           <w:tcPr>
-            <w:tcW w:w="2384" w:type="dxa"/>
+            <w:tcW w:w="1843" w:type="dxa"/>
             <w:vAlign w:val="center"/>
           </w:tcPr>
           <w:p>
@@ -3164,27 +4029,78 @@
         </w:tc>
         <w:tc>
           <w:tcPr>
-            <w:tcW w:w="2458" w:type="dxa"/>
-            <w:vAlign w:val="center"/>
-          </w:tcPr>
-          <w:p>
-            <w:pPr>
-              <w:jc w:val="center"/>
-              <w:rPr>
-                <w:rFonts w:ascii="Times New Roman" w:hAnsi="Times New Roman" w:cs="Times New Roman"/>
-                <w:sz w:val="24"/>
-                <w:szCs w:val="24"/>
-                <w:lang w:val="en-US"/>
-              </w:rPr>
-            </w:pPr>
-            <w:r>
-              <w:rPr>
-                <w:rFonts w:ascii="Times New Roman" w:hAnsi="Times New Roman" w:cs="Times New Roman"/>
-                <w:sz w:val="24"/>
-                <w:szCs w:val="24"/>
-                <w:lang w:val="en-US"/>
-              </w:rPr>
-              <w:t>{{ tic }}</w:t>
+            <w:tcW w:w="814" w:type="dxa"/>
+            <w:vAlign w:val="center"/>
+          </w:tcPr>
+          <w:p>
+            <w:pPr>
+              <w:jc w:val="center"/>
+              <w:rPr>
+                <w:rFonts w:ascii="Times New Roman" w:hAnsi="Times New Roman" w:cs="Times New Roman"/>
+                <w:sz w:val="24"/>
+                <w:szCs w:val="24"/>
+                <w:lang w:val="en-US"/>
+              </w:rPr>
+            </w:pPr>
+            <w:r>
+              <w:rPr>
+                <w:rFonts w:ascii="Times New Roman" w:hAnsi="Times New Roman" w:cs="Times New Roman"/>
+                <w:sz w:val="24"/>
+                <w:szCs w:val="24"/>
+                <w:lang w:val="en-US"/>
+              </w:rPr>
+              <w:t>{%tc for item in sh %}</w:t>
+            </w:r>
+          </w:p>
+        </w:tc>
+        <w:tc>
+          <w:tcPr>
+            <w:tcW w:w="2164" w:type="dxa"/>
+            <w:vAlign w:val="center"/>
+          </w:tcPr>
+          <w:p>
+            <w:pPr>
+              <w:jc w:val="center"/>
+              <w:rPr>
+                <w:rFonts w:ascii="Times New Roman" w:hAnsi="Times New Roman" w:cs="Times New Roman"/>
+                <w:sz w:val="24"/>
+                <w:szCs w:val="24"/>
+                <w:lang w:val="en-US"/>
+              </w:rPr>
+            </w:pPr>
+            <w:r>
+              <w:rPr>
+                <w:rFonts w:ascii="Times New Roman" w:hAnsi="Times New Roman" w:cs="Times New Roman"/>
+                <w:sz w:val="24"/>
+                <w:szCs w:val="24"/>
+                <w:lang w:val="en-US"/>
+              </w:rPr>
+              <w:t>{{item.tic}}</w:t>
+            </w:r>
+          </w:p>
+        </w:tc>
+        <w:tc>
+          <w:tcPr>
+            <w:tcW w:w="843" w:type="dxa"/>
+          </w:tcPr>
+          <w:p>
+            <w:pPr>
+              <w:jc w:val="center"/>
+              <w:rPr>
+                <w:rFonts w:ascii="Times New Roman" w:hAnsi="Times New Roman" w:cs="Times New Roman"/>
+                <w:sz w:val="24"/>
+                <w:szCs w:val="24"/>
+                <w:lang w:val="en-US"/>
+              </w:rPr>
+            </w:pPr>
+            <w:r>
+              <w:rPr>
+                <w:rFonts w:ascii="Times New Roman" w:hAnsi="Times New Roman" w:cs="Times New Roman"/>
+                <w:sz w:val="24"/>
+                <w:szCs w:val="24"/>
+                <w:lang w:val="en-US"/>
+              </w:rPr>
+              <w:t>{%tc endfor %}</w:t>
             </w:r>
           </w:p>
         </w:tc>
@@ -3280,7 +4196,7 @@
             <w:noProof/>
             <w:sz w:val="24"/>
           </w:rPr>
-          <w:t>2</w:t>
+          <w:t>3</w:t>
         </w:r>
         <w:r>
           <w:rPr>
@@ -4245,7 +5161,7 @@
 </file>
 
 <file path=customXml/itemProps1.xml><?xml version="1.0" encoding="utf-8"?>
-<ds:datastoreItem xmlns:ds="http://schemas.openxmlformats.org/officeDocument/2006/customXml" ds:itemID="{CA6FFDDE-D925-445D-8172-2324116DAE8D}">
+<ds:datastoreItem xmlns:ds="http://schemas.openxmlformats.org/officeDocument/2006/customXml" ds:itemID="{C8CAB185-8F2E-477B-8624-AD60FB7A0F20}">
   <ds:schemaRefs>
     <ds:schemaRef ds:uri="http://schemas.openxmlformats.org/officeDocument/2006/bibliography"/>
   </ds:schemaRefs>

--- a/templates/docxRPD/rpd.docx
+++ b/templates/docxRPD/rpd.docx
@@ -2746,8 +2746,6 @@
               </w:rPr>
               <w:t>{{item.aud_hours}}</w:t>
             </w:r>
-            <w:bookmarkStart w:id="0" w:name="_GoBack"/>
-            <w:bookmarkEnd w:id="0"/>
           </w:p>
         </w:tc>
         <w:tc>
@@ -4108,12 +4106,1338 @@
     </w:tbl>
     <w:p>
       <w:pPr>
-        <w:rPr>
-          <w:rFonts w:ascii="Times New Roman" w:hAnsi="Times New Roman" w:cs="Times New Roman"/>
+        <w:spacing w:before="200" w:after="200" w:line="240" w:lineRule="auto"/>
+        <w:jc w:val="both"/>
+        <w:rPr>
+          <w:rFonts w:ascii="Times New Roman" w:hAnsi="Times New Roman" w:cs="Times New Roman"/>
+          <w:b/>
+          <w:bCs/>
           <w:sz w:val="24"/>
           <w:szCs w:val="24"/>
         </w:rPr>
       </w:pPr>
+      <w:r>
+        <w:rPr>
+          <w:rFonts w:ascii="Times New Roman" w:hAnsi="Times New Roman" w:cs="Times New Roman"/>
+          <w:b/>
+          <w:bCs/>
+          <w:sz w:val="24"/>
+          <w:szCs w:val="24"/>
+        </w:rPr>
+        <w:t>4</w:t>
+      </w:r>
+      <w:r>
+        <w:rPr>
+          <w:rFonts w:ascii="Times New Roman" w:hAnsi="Times New Roman" w:cs="Times New Roman"/>
+          <w:b/>
+          <w:bCs/>
+          <w:sz w:val="24"/>
+          <w:szCs w:val="24"/>
+        </w:rPr>
+        <w:t xml:space="preserve"> </w:t>
+      </w:r>
+      <w:r>
+        <w:rPr>
+          <w:rFonts w:ascii="Times New Roman" w:hAnsi="Times New Roman" w:cs="Times New Roman"/>
+          <w:b/>
+          <w:bCs/>
+          <w:sz w:val="24"/>
+          <w:szCs w:val="24"/>
+        </w:rPr>
+        <w:t>Структура и содержание дисциплины</w:t>
+      </w:r>
+    </w:p>
+    <w:p>
+      <w:pPr>
+        <w:spacing w:before="200" w:after="200" w:line="240" w:lineRule="auto"/>
+        <w:jc w:val="both"/>
+        <w:rPr>
+          <w:rFonts w:ascii="Times New Roman" w:hAnsi="Times New Roman" w:cs="Times New Roman"/>
+          <w:b/>
+          <w:bCs/>
+          <w:sz w:val="24"/>
+          <w:szCs w:val="24"/>
+        </w:rPr>
+      </w:pPr>
+      <w:r>
+        <w:rPr>
+          <w:rFonts w:ascii="Times New Roman" w:hAnsi="Times New Roman" w:cs="Times New Roman"/>
+          <w:b/>
+          <w:bCs/>
+          <w:sz w:val="24"/>
+          <w:szCs w:val="24"/>
+        </w:rPr>
+        <w:t>4</w:t>
+      </w:r>
+      <w:r>
+        <w:rPr>
+          <w:rFonts w:ascii="Times New Roman" w:hAnsi="Times New Roman" w:cs="Times New Roman"/>
+          <w:b/>
+          <w:bCs/>
+          <w:sz w:val="24"/>
+          <w:szCs w:val="24"/>
+        </w:rPr>
+        <w:t xml:space="preserve">.1 </w:t>
+      </w:r>
+      <w:r>
+        <w:rPr>
+          <w:rFonts w:ascii="Times New Roman" w:hAnsi="Times New Roman" w:cs="Times New Roman"/>
+          <w:b/>
+          <w:bCs/>
+          <w:sz w:val="24"/>
+          <w:szCs w:val="24"/>
+        </w:rPr>
+        <w:t>Сводные данные по содержанию дисциплины</w:t>
+      </w:r>
+    </w:p>
+    <w:p>
+      <w:pPr>
+        <w:spacing w:before="200" w:after="0" w:line="240" w:lineRule="auto"/>
+        <w:jc w:val="both"/>
+        <w:rPr>
+          <w:rFonts w:ascii="Times New Roman" w:hAnsi="Times New Roman" w:cs="Times New Roman"/>
+          <w:b/>
+          <w:bCs/>
+          <w:sz w:val="24"/>
+          <w:szCs w:val="24"/>
+          <w:lang w:val="en-US"/>
+        </w:rPr>
+      </w:pPr>
+      <w:r>
+        <w:rPr>
+          <w:rFonts w:ascii="Times New Roman" w:hAnsi="Times New Roman" w:cs="Times New Roman"/>
+          <w:b/>
+          <w:bCs/>
+          <w:sz w:val="24"/>
+          <w:szCs w:val="24"/>
+          <w:lang w:val="en-US"/>
+        </w:rPr>
+        <w:t>{%  %}</w:t>
+      </w:r>
+    </w:p>
+    <w:p>
+      <w:pPr>
+        <w:spacing w:before="200" w:after="0" w:line="240" w:lineRule="auto"/>
+        <w:jc w:val="both"/>
+        <w:rPr>
+          <w:rFonts w:ascii="Times New Roman" w:hAnsi="Times New Roman" w:cs="Times New Roman"/>
+          <w:b/>
+          <w:bCs/>
+          <w:sz w:val="24"/>
+          <w:szCs w:val="24"/>
+        </w:rPr>
+      </w:pPr>
+      <w:r>
+        <w:rPr>
+          <w:rFonts w:ascii="Times New Roman" w:hAnsi="Times New Roman" w:cs="Times New Roman"/>
+          <w:b/>
+          <w:bCs/>
+          <w:sz w:val="24"/>
+          <w:szCs w:val="24"/>
+        </w:rPr>
+        <w:t xml:space="preserve">Семестр № </w:t>
+      </w:r>
+    </w:p>
+    <w:tbl>
+      <w:tblPr>
+        <w:tblStyle w:val="ab"/>
+        <w:tblW w:w="0" w:type="auto"/>
+        <w:tblLook w:val="04A0" w:firstRow="1" w:lastRow="0" w:firstColumn="1" w:lastColumn="0" w:noHBand="0" w:noVBand="1"/>
+      </w:tblPr>
+      <w:tblGrid>
+        <w:gridCol w:w="780"/>
+        <w:gridCol w:w="1715"/>
+        <w:gridCol w:w="708"/>
+        <w:gridCol w:w="709"/>
+        <w:gridCol w:w="709"/>
+        <w:gridCol w:w="710"/>
+        <w:gridCol w:w="710"/>
+        <w:gridCol w:w="710"/>
+        <w:gridCol w:w="710"/>
+        <w:gridCol w:w="710"/>
+        <w:gridCol w:w="1174"/>
+      </w:tblGrid>
+      <w:tr>
+        <w:tc>
+          <w:tcPr>
+            <w:tcW w:w="780" w:type="dxa"/>
+            <w:vMerge w:val="restart"/>
+            <w:vAlign w:val="center"/>
+          </w:tcPr>
+          <w:p>
+            <w:pPr>
+              <w:jc w:val="center"/>
+              <w:rPr>
+                <w:rFonts w:ascii="Times New Roman" w:hAnsi="Times New Roman" w:cs="Times New Roman"/>
+                <w:b/>
+                <w:sz w:val="20"/>
+                <w:szCs w:val="20"/>
+              </w:rPr>
+            </w:pPr>
+            <w:r>
+              <w:rPr>
+                <w:rFonts w:ascii="Times New Roman" w:hAnsi="Times New Roman" w:cs="Times New Roman"/>
+                <w:b/>
+                <w:sz w:val="20"/>
+                <w:szCs w:val="20"/>
+              </w:rPr>
+              <w:t>№</w:t>
+            </w:r>
+          </w:p>
+          <w:p>
+            <w:pPr>
+              <w:jc w:val="center"/>
+              <w:rPr>
+                <w:rFonts w:ascii="Times New Roman" w:hAnsi="Times New Roman" w:cs="Times New Roman"/>
+                <w:b/>
+                <w:sz w:val="20"/>
+                <w:szCs w:val="20"/>
+              </w:rPr>
+            </w:pPr>
+            <w:r>
+              <w:rPr>
+                <w:rFonts w:ascii="Times New Roman" w:hAnsi="Times New Roman" w:cs="Times New Roman"/>
+                <w:b/>
+                <w:sz w:val="20"/>
+                <w:szCs w:val="20"/>
+              </w:rPr>
+              <w:t>п/п</w:t>
+            </w:r>
+          </w:p>
+        </w:tc>
+        <w:tc>
+          <w:tcPr>
+            <w:tcW w:w="1715" w:type="dxa"/>
+            <w:vMerge w:val="restart"/>
+            <w:vAlign w:val="center"/>
+          </w:tcPr>
+          <w:p>
+            <w:pPr>
+              <w:jc w:val="center"/>
+              <w:rPr>
+                <w:rFonts w:ascii="Times New Roman" w:hAnsi="Times New Roman" w:cs="Times New Roman"/>
+                <w:b/>
+                <w:sz w:val="20"/>
+                <w:szCs w:val="20"/>
+              </w:rPr>
+            </w:pPr>
+            <w:r>
+              <w:rPr>
+                <w:rFonts w:ascii="Times New Roman" w:hAnsi="Times New Roman" w:cs="Times New Roman"/>
+                <w:b/>
+                <w:sz w:val="20"/>
+                <w:szCs w:val="20"/>
+              </w:rPr>
+              <w:t>Наименование раздела и темы дисциплины</w:t>
+            </w:r>
+          </w:p>
+        </w:tc>
+        <w:tc>
+          <w:tcPr>
+            <w:tcW w:w="5676" w:type="dxa"/>
+            <w:gridSpan w:val="8"/>
+            <w:vAlign w:val="center"/>
+          </w:tcPr>
+          <w:p>
+            <w:pPr>
+              <w:jc w:val="center"/>
+              <w:rPr>
+                <w:rFonts w:ascii="Times New Roman" w:hAnsi="Times New Roman" w:cs="Times New Roman"/>
+                <w:b/>
+                <w:sz w:val="20"/>
+                <w:szCs w:val="20"/>
+              </w:rPr>
+            </w:pPr>
+            <w:r>
+              <w:rPr>
+                <w:rFonts w:ascii="Times New Roman" w:hAnsi="Times New Roman" w:cs="Times New Roman"/>
+                <w:b/>
+                <w:sz w:val="20"/>
+                <w:szCs w:val="20"/>
+              </w:rPr>
+              <w:t>Виды контактной работы</w:t>
+            </w:r>
+          </w:p>
+        </w:tc>
+        <w:tc>
+          <w:tcPr>
+            <w:tcW w:w="1174" w:type="dxa"/>
+            <w:vMerge w:val="restart"/>
+            <w:vAlign w:val="center"/>
+          </w:tcPr>
+          <w:p>
+            <w:pPr>
+              <w:jc w:val="center"/>
+              <w:rPr>
+                <w:rFonts w:ascii="Times New Roman" w:hAnsi="Times New Roman" w:cs="Times New Roman"/>
+                <w:b/>
+                <w:sz w:val="20"/>
+                <w:szCs w:val="20"/>
+              </w:rPr>
+            </w:pPr>
+            <w:r>
+              <w:rPr>
+                <w:rFonts w:ascii="Times New Roman" w:hAnsi="Times New Roman" w:cs="Times New Roman"/>
+                <w:b/>
+                <w:sz w:val="20"/>
+                <w:szCs w:val="20"/>
+              </w:rPr>
+              <w:t>Форма текущего контроля</w:t>
+            </w:r>
+          </w:p>
+        </w:tc>
+      </w:tr>
+      <w:tr>
+        <w:tc>
+          <w:tcPr>
+            <w:tcW w:w="780" w:type="dxa"/>
+            <w:vMerge/>
+            <w:vAlign w:val="center"/>
+          </w:tcPr>
+          <w:p>
+            <w:pPr>
+              <w:jc w:val="center"/>
+              <w:rPr>
+                <w:rFonts w:ascii="Times New Roman" w:hAnsi="Times New Roman" w:cs="Times New Roman"/>
+                <w:sz w:val="20"/>
+                <w:szCs w:val="20"/>
+              </w:rPr>
+            </w:pPr>
+          </w:p>
+        </w:tc>
+        <w:tc>
+          <w:tcPr>
+            <w:tcW w:w="1715" w:type="dxa"/>
+            <w:vMerge/>
+            <w:vAlign w:val="center"/>
+          </w:tcPr>
+          <w:p>
+            <w:pPr>
+              <w:jc w:val="center"/>
+              <w:rPr>
+                <w:rFonts w:ascii="Times New Roman" w:hAnsi="Times New Roman" w:cs="Times New Roman"/>
+                <w:sz w:val="20"/>
+                <w:szCs w:val="20"/>
+              </w:rPr>
+            </w:pPr>
+          </w:p>
+        </w:tc>
+        <w:tc>
+          <w:tcPr>
+            <w:tcW w:w="1417" w:type="dxa"/>
+            <w:gridSpan w:val="2"/>
+            <w:vAlign w:val="center"/>
+          </w:tcPr>
+          <w:p>
+            <w:pPr>
+              <w:jc w:val="center"/>
+              <w:rPr>
+                <w:rFonts w:ascii="Times New Roman" w:hAnsi="Times New Roman" w:cs="Times New Roman"/>
+                <w:sz w:val="20"/>
+                <w:szCs w:val="20"/>
+              </w:rPr>
+            </w:pPr>
+            <w:r>
+              <w:rPr>
+                <w:rFonts w:ascii="Times New Roman" w:hAnsi="Times New Roman" w:cs="Times New Roman"/>
+                <w:sz w:val="20"/>
+                <w:szCs w:val="20"/>
+              </w:rPr>
+              <w:t>Лекции</w:t>
+            </w:r>
+          </w:p>
+        </w:tc>
+        <w:tc>
+          <w:tcPr>
+            <w:tcW w:w="1419" w:type="dxa"/>
+            <w:gridSpan w:val="2"/>
+            <w:vAlign w:val="center"/>
+          </w:tcPr>
+          <w:p>
+            <w:pPr>
+              <w:jc w:val="center"/>
+              <w:rPr>
+                <w:rFonts w:ascii="Times New Roman" w:hAnsi="Times New Roman" w:cs="Times New Roman"/>
+                <w:sz w:val="20"/>
+                <w:szCs w:val="20"/>
+              </w:rPr>
+            </w:pPr>
+            <w:r>
+              <w:rPr>
+                <w:rFonts w:ascii="Times New Roman" w:hAnsi="Times New Roman" w:cs="Times New Roman"/>
+                <w:sz w:val="20"/>
+                <w:szCs w:val="20"/>
+              </w:rPr>
+              <w:t>ЛР</w:t>
+            </w:r>
+          </w:p>
+        </w:tc>
+        <w:tc>
+          <w:tcPr>
+            <w:tcW w:w="1420" w:type="dxa"/>
+            <w:gridSpan w:val="2"/>
+            <w:vAlign w:val="center"/>
+          </w:tcPr>
+          <w:p>
+            <w:pPr>
+              <w:jc w:val="center"/>
+              <w:rPr>
+                <w:rFonts w:ascii="Times New Roman" w:hAnsi="Times New Roman" w:cs="Times New Roman"/>
+                <w:sz w:val="20"/>
+                <w:szCs w:val="20"/>
+              </w:rPr>
+            </w:pPr>
+            <w:r>
+              <w:rPr>
+                <w:rFonts w:ascii="Times New Roman" w:hAnsi="Times New Roman" w:cs="Times New Roman"/>
+                <w:sz w:val="20"/>
+                <w:szCs w:val="20"/>
+              </w:rPr>
+              <w:t>ПЗ(СЕМ)</w:t>
+            </w:r>
+          </w:p>
+        </w:tc>
+        <w:tc>
+          <w:tcPr>
+            <w:tcW w:w="1420" w:type="dxa"/>
+            <w:gridSpan w:val="2"/>
+            <w:vAlign w:val="center"/>
+          </w:tcPr>
+          <w:p>
+            <w:pPr>
+              <w:jc w:val="center"/>
+              <w:rPr>
+                <w:rFonts w:ascii="Times New Roman" w:hAnsi="Times New Roman" w:cs="Times New Roman"/>
+                <w:sz w:val="20"/>
+                <w:szCs w:val="20"/>
+              </w:rPr>
+            </w:pPr>
+            <w:r>
+              <w:rPr>
+                <w:rFonts w:ascii="Times New Roman" w:hAnsi="Times New Roman" w:cs="Times New Roman"/>
+                <w:sz w:val="20"/>
+                <w:szCs w:val="20"/>
+              </w:rPr>
+              <w:t>СРС</w:t>
+            </w:r>
+          </w:p>
+        </w:tc>
+        <w:tc>
+          <w:tcPr>
+            <w:tcW w:w="1174" w:type="dxa"/>
+            <w:vMerge/>
+            <w:vAlign w:val="center"/>
+          </w:tcPr>
+          <w:p>
+            <w:pPr>
+              <w:jc w:val="center"/>
+              <w:rPr>
+                <w:rFonts w:ascii="Times New Roman" w:hAnsi="Times New Roman" w:cs="Times New Roman"/>
+                <w:sz w:val="20"/>
+                <w:szCs w:val="20"/>
+              </w:rPr>
+            </w:pPr>
+          </w:p>
+        </w:tc>
+      </w:tr>
+      <w:tr>
+        <w:tc>
+          <w:tcPr>
+            <w:tcW w:w="780" w:type="dxa"/>
+            <w:vMerge/>
+            <w:vAlign w:val="center"/>
+          </w:tcPr>
+          <w:p>
+            <w:pPr>
+              <w:jc w:val="center"/>
+              <w:rPr>
+                <w:rFonts w:ascii="Times New Roman" w:hAnsi="Times New Roman" w:cs="Times New Roman"/>
+                <w:sz w:val="20"/>
+                <w:szCs w:val="20"/>
+              </w:rPr>
+            </w:pPr>
+          </w:p>
+        </w:tc>
+        <w:tc>
+          <w:tcPr>
+            <w:tcW w:w="1715" w:type="dxa"/>
+            <w:vMerge/>
+            <w:vAlign w:val="center"/>
+          </w:tcPr>
+          <w:p>
+            <w:pPr>
+              <w:jc w:val="center"/>
+              <w:rPr>
+                <w:rFonts w:ascii="Times New Roman" w:hAnsi="Times New Roman" w:cs="Times New Roman"/>
+                <w:sz w:val="20"/>
+                <w:szCs w:val="20"/>
+              </w:rPr>
+            </w:pPr>
+          </w:p>
+        </w:tc>
+        <w:tc>
+          <w:tcPr>
+            <w:tcW w:w="708" w:type="dxa"/>
+            <w:vAlign w:val="center"/>
+          </w:tcPr>
+          <w:p>
+            <w:pPr>
+              <w:jc w:val="center"/>
+              <w:rPr>
+                <w:rFonts w:ascii="Times New Roman" w:hAnsi="Times New Roman" w:cs="Times New Roman"/>
+                <w:sz w:val="20"/>
+                <w:szCs w:val="20"/>
+              </w:rPr>
+            </w:pPr>
+            <w:r>
+              <w:rPr>
+                <w:rFonts w:ascii="Times New Roman" w:hAnsi="Times New Roman" w:cs="Times New Roman"/>
+                <w:sz w:val="20"/>
+                <w:szCs w:val="20"/>
+              </w:rPr>
+              <w:t>№</w:t>
+            </w:r>
+          </w:p>
+        </w:tc>
+        <w:tc>
+          <w:tcPr>
+            <w:tcW w:w="709" w:type="dxa"/>
+            <w:vAlign w:val="center"/>
+          </w:tcPr>
+          <w:p>
+            <w:pPr>
+              <w:jc w:val="center"/>
+              <w:rPr>
+                <w:rFonts w:ascii="Times New Roman" w:hAnsi="Times New Roman" w:cs="Times New Roman"/>
+                <w:sz w:val="20"/>
+                <w:szCs w:val="20"/>
+              </w:rPr>
+            </w:pPr>
+            <w:r>
+              <w:rPr>
+                <w:rFonts w:ascii="Times New Roman" w:hAnsi="Times New Roman" w:cs="Times New Roman"/>
+                <w:sz w:val="20"/>
+                <w:szCs w:val="20"/>
+              </w:rPr>
+              <w:t>Кол. Час.</w:t>
+            </w:r>
+          </w:p>
+        </w:tc>
+        <w:tc>
+          <w:tcPr>
+            <w:tcW w:w="709" w:type="dxa"/>
+            <w:vAlign w:val="center"/>
+          </w:tcPr>
+          <w:p>
+            <w:pPr>
+              <w:jc w:val="center"/>
+              <w:rPr>
+                <w:rFonts w:ascii="Times New Roman" w:hAnsi="Times New Roman" w:cs="Times New Roman"/>
+                <w:sz w:val="20"/>
+                <w:szCs w:val="20"/>
+              </w:rPr>
+            </w:pPr>
+            <w:r>
+              <w:rPr>
+                <w:rFonts w:ascii="Times New Roman" w:hAnsi="Times New Roman" w:cs="Times New Roman"/>
+                <w:sz w:val="20"/>
+                <w:szCs w:val="20"/>
+              </w:rPr>
+              <w:t>№</w:t>
+            </w:r>
+          </w:p>
+        </w:tc>
+        <w:tc>
+          <w:tcPr>
+            <w:tcW w:w="710" w:type="dxa"/>
+            <w:vAlign w:val="center"/>
+          </w:tcPr>
+          <w:p>
+            <w:pPr>
+              <w:jc w:val="center"/>
+              <w:rPr>
+                <w:rFonts w:ascii="Times New Roman" w:hAnsi="Times New Roman" w:cs="Times New Roman"/>
+                <w:sz w:val="20"/>
+                <w:szCs w:val="20"/>
+              </w:rPr>
+            </w:pPr>
+            <w:r>
+              <w:rPr>
+                <w:rFonts w:ascii="Times New Roman" w:hAnsi="Times New Roman" w:cs="Times New Roman"/>
+                <w:sz w:val="20"/>
+                <w:szCs w:val="20"/>
+              </w:rPr>
+              <w:t>Кол. Час.</w:t>
+            </w:r>
+          </w:p>
+        </w:tc>
+        <w:tc>
+          <w:tcPr>
+            <w:tcW w:w="710" w:type="dxa"/>
+            <w:vAlign w:val="center"/>
+          </w:tcPr>
+          <w:p>
+            <w:pPr>
+              <w:jc w:val="center"/>
+              <w:rPr>
+                <w:rFonts w:ascii="Times New Roman" w:hAnsi="Times New Roman" w:cs="Times New Roman"/>
+                <w:sz w:val="20"/>
+                <w:szCs w:val="20"/>
+              </w:rPr>
+            </w:pPr>
+            <w:r>
+              <w:rPr>
+                <w:rFonts w:ascii="Times New Roman" w:hAnsi="Times New Roman" w:cs="Times New Roman"/>
+                <w:sz w:val="20"/>
+                <w:szCs w:val="20"/>
+              </w:rPr>
+              <w:t>№</w:t>
+            </w:r>
+          </w:p>
+        </w:tc>
+        <w:tc>
+          <w:tcPr>
+            <w:tcW w:w="710" w:type="dxa"/>
+            <w:vAlign w:val="center"/>
+          </w:tcPr>
+          <w:p>
+            <w:pPr>
+              <w:jc w:val="center"/>
+              <w:rPr>
+                <w:rFonts w:ascii="Times New Roman" w:hAnsi="Times New Roman" w:cs="Times New Roman"/>
+                <w:sz w:val="20"/>
+                <w:szCs w:val="20"/>
+              </w:rPr>
+            </w:pPr>
+            <w:r>
+              <w:rPr>
+                <w:rFonts w:ascii="Times New Roman" w:hAnsi="Times New Roman" w:cs="Times New Roman"/>
+                <w:sz w:val="20"/>
+                <w:szCs w:val="20"/>
+              </w:rPr>
+              <w:t>Кол. Час.</w:t>
+            </w:r>
+          </w:p>
+        </w:tc>
+        <w:tc>
+          <w:tcPr>
+            <w:tcW w:w="710" w:type="dxa"/>
+            <w:vAlign w:val="center"/>
+          </w:tcPr>
+          <w:p>
+            <w:pPr>
+              <w:jc w:val="center"/>
+              <w:rPr>
+                <w:rFonts w:ascii="Times New Roman" w:hAnsi="Times New Roman" w:cs="Times New Roman"/>
+                <w:sz w:val="20"/>
+                <w:szCs w:val="20"/>
+              </w:rPr>
+            </w:pPr>
+            <w:r>
+              <w:rPr>
+                <w:rFonts w:ascii="Times New Roman" w:hAnsi="Times New Roman" w:cs="Times New Roman"/>
+                <w:sz w:val="20"/>
+                <w:szCs w:val="20"/>
+              </w:rPr>
+              <w:t>№</w:t>
+            </w:r>
+          </w:p>
+        </w:tc>
+        <w:tc>
+          <w:tcPr>
+            <w:tcW w:w="710" w:type="dxa"/>
+            <w:vAlign w:val="center"/>
+          </w:tcPr>
+          <w:p>
+            <w:pPr>
+              <w:jc w:val="center"/>
+              <w:rPr>
+                <w:rFonts w:ascii="Times New Roman" w:hAnsi="Times New Roman" w:cs="Times New Roman"/>
+                <w:sz w:val="20"/>
+                <w:szCs w:val="20"/>
+              </w:rPr>
+            </w:pPr>
+            <w:r>
+              <w:rPr>
+                <w:rFonts w:ascii="Times New Roman" w:hAnsi="Times New Roman" w:cs="Times New Roman"/>
+                <w:sz w:val="20"/>
+                <w:szCs w:val="20"/>
+              </w:rPr>
+              <w:t>Кол. Час.</w:t>
+            </w:r>
+          </w:p>
+        </w:tc>
+        <w:tc>
+          <w:tcPr>
+            <w:tcW w:w="1174" w:type="dxa"/>
+            <w:vMerge/>
+            <w:vAlign w:val="center"/>
+          </w:tcPr>
+          <w:p>
+            <w:pPr>
+              <w:jc w:val="center"/>
+              <w:rPr>
+                <w:rFonts w:ascii="Times New Roman" w:hAnsi="Times New Roman" w:cs="Times New Roman"/>
+                <w:sz w:val="20"/>
+                <w:szCs w:val="20"/>
+              </w:rPr>
+            </w:pPr>
+          </w:p>
+        </w:tc>
+      </w:tr>
+      <w:tr>
+        <w:tc>
+          <w:tcPr>
+            <w:tcW w:w="780" w:type="dxa"/>
+            <w:vAlign w:val="center"/>
+          </w:tcPr>
+          <w:p>
+            <w:pPr>
+              <w:jc w:val="center"/>
+              <w:rPr>
+                <w:rFonts w:ascii="Times New Roman" w:hAnsi="Times New Roman" w:cs="Times New Roman"/>
+                <w:sz w:val="20"/>
+                <w:szCs w:val="20"/>
+              </w:rPr>
+            </w:pPr>
+            <w:r>
+              <w:rPr>
+                <w:rFonts w:ascii="Times New Roman" w:hAnsi="Times New Roman" w:cs="Times New Roman"/>
+                <w:sz w:val="20"/>
+                <w:szCs w:val="20"/>
+              </w:rPr>
+              <w:t>1</w:t>
+            </w:r>
+          </w:p>
+        </w:tc>
+        <w:tc>
+          <w:tcPr>
+            <w:tcW w:w="1715" w:type="dxa"/>
+            <w:vAlign w:val="center"/>
+          </w:tcPr>
+          <w:p>
+            <w:pPr>
+              <w:jc w:val="center"/>
+              <w:rPr>
+                <w:rFonts w:ascii="Times New Roman" w:hAnsi="Times New Roman" w:cs="Times New Roman"/>
+                <w:sz w:val="20"/>
+                <w:szCs w:val="20"/>
+              </w:rPr>
+            </w:pPr>
+            <w:r>
+              <w:rPr>
+                <w:rFonts w:ascii="Times New Roman" w:hAnsi="Times New Roman" w:cs="Times New Roman"/>
+                <w:sz w:val="20"/>
+                <w:szCs w:val="20"/>
+              </w:rPr>
+              <w:t>2</w:t>
+            </w:r>
+          </w:p>
+        </w:tc>
+        <w:tc>
+          <w:tcPr>
+            <w:tcW w:w="708" w:type="dxa"/>
+            <w:vAlign w:val="center"/>
+          </w:tcPr>
+          <w:p>
+            <w:pPr>
+              <w:jc w:val="center"/>
+              <w:rPr>
+                <w:rFonts w:ascii="Times New Roman" w:hAnsi="Times New Roman" w:cs="Times New Roman"/>
+                <w:sz w:val="20"/>
+                <w:szCs w:val="20"/>
+              </w:rPr>
+            </w:pPr>
+            <w:r>
+              <w:rPr>
+                <w:rFonts w:ascii="Times New Roman" w:hAnsi="Times New Roman" w:cs="Times New Roman"/>
+                <w:sz w:val="20"/>
+                <w:szCs w:val="20"/>
+              </w:rPr>
+              <w:t>3</w:t>
+            </w:r>
+          </w:p>
+        </w:tc>
+        <w:tc>
+          <w:tcPr>
+            <w:tcW w:w="709" w:type="dxa"/>
+            <w:vAlign w:val="center"/>
+          </w:tcPr>
+          <w:p>
+            <w:pPr>
+              <w:jc w:val="center"/>
+              <w:rPr>
+                <w:rFonts w:ascii="Times New Roman" w:hAnsi="Times New Roman" w:cs="Times New Roman"/>
+                <w:sz w:val="20"/>
+                <w:szCs w:val="20"/>
+              </w:rPr>
+            </w:pPr>
+            <w:r>
+              <w:rPr>
+                <w:rFonts w:ascii="Times New Roman" w:hAnsi="Times New Roman" w:cs="Times New Roman"/>
+                <w:sz w:val="20"/>
+                <w:szCs w:val="20"/>
+              </w:rPr>
+              <w:t>4</w:t>
+            </w:r>
+          </w:p>
+        </w:tc>
+        <w:tc>
+          <w:tcPr>
+            <w:tcW w:w="709" w:type="dxa"/>
+            <w:vAlign w:val="center"/>
+          </w:tcPr>
+          <w:p>
+            <w:pPr>
+              <w:jc w:val="center"/>
+              <w:rPr>
+                <w:rFonts w:ascii="Times New Roman" w:hAnsi="Times New Roman" w:cs="Times New Roman"/>
+                <w:sz w:val="20"/>
+                <w:szCs w:val="20"/>
+              </w:rPr>
+            </w:pPr>
+            <w:r>
+              <w:rPr>
+                <w:rFonts w:ascii="Times New Roman" w:hAnsi="Times New Roman" w:cs="Times New Roman"/>
+                <w:sz w:val="20"/>
+                <w:szCs w:val="20"/>
+              </w:rPr>
+              <w:t>5</w:t>
+            </w:r>
+          </w:p>
+        </w:tc>
+        <w:tc>
+          <w:tcPr>
+            <w:tcW w:w="710" w:type="dxa"/>
+            <w:vAlign w:val="center"/>
+          </w:tcPr>
+          <w:p>
+            <w:pPr>
+              <w:jc w:val="center"/>
+              <w:rPr>
+                <w:rFonts w:ascii="Times New Roman" w:hAnsi="Times New Roman" w:cs="Times New Roman"/>
+                <w:sz w:val="20"/>
+                <w:szCs w:val="20"/>
+              </w:rPr>
+            </w:pPr>
+            <w:r>
+              <w:rPr>
+                <w:rFonts w:ascii="Times New Roman" w:hAnsi="Times New Roman" w:cs="Times New Roman"/>
+                <w:sz w:val="20"/>
+                <w:szCs w:val="20"/>
+              </w:rPr>
+              <w:t>6</w:t>
+            </w:r>
+          </w:p>
+        </w:tc>
+        <w:tc>
+          <w:tcPr>
+            <w:tcW w:w="710" w:type="dxa"/>
+            <w:vAlign w:val="center"/>
+          </w:tcPr>
+          <w:p>
+            <w:pPr>
+              <w:jc w:val="center"/>
+              <w:rPr>
+                <w:rFonts w:ascii="Times New Roman" w:hAnsi="Times New Roman" w:cs="Times New Roman"/>
+                <w:sz w:val="20"/>
+                <w:szCs w:val="20"/>
+              </w:rPr>
+            </w:pPr>
+            <w:r>
+              <w:rPr>
+                <w:rFonts w:ascii="Times New Roman" w:hAnsi="Times New Roman" w:cs="Times New Roman"/>
+                <w:sz w:val="20"/>
+                <w:szCs w:val="20"/>
+              </w:rPr>
+              <w:t>7</w:t>
+            </w:r>
+          </w:p>
+        </w:tc>
+        <w:tc>
+          <w:tcPr>
+            <w:tcW w:w="710" w:type="dxa"/>
+            <w:vAlign w:val="center"/>
+          </w:tcPr>
+          <w:p>
+            <w:pPr>
+              <w:jc w:val="center"/>
+              <w:rPr>
+                <w:rFonts w:ascii="Times New Roman" w:hAnsi="Times New Roman" w:cs="Times New Roman"/>
+                <w:sz w:val="20"/>
+                <w:szCs w:val="20"/>
+              </w:rPr>
+            </w:pPr>
+            <w:r>
+              <w:rPr>
+                <w:rFonts w:ascii="Times New Roman" w:hAnsi="Times New Roman" w:cs="Times New Roman"/>
+                <w:sz w:val="20"/>
+                <w:szCs w:val="20"/>
+              </w:rPr>
+              <w:t>8</w:t>
+            </w:r>
+          </w:p>
+        </w:tc>
+        <w:tc>
+          <w:tcPr>
+            <w:tcW w:w="710" w:type="dxa"/>
+            <w:vAlign w:val="center"/>
+          </w:tcPr>
+          <w:p>
+            <w:pPr>
+              <w:jc w:val="center"/>
+              <w:rPr>
+                <w:rFonts w:ascii="Times New Roman" w:hAnsi="Times New Roman" w:cs="Times New Roman"/>
+                <w:sz w:val="20"/>
+                <w:szCs w:val="20"/>
+              </w:rPr>
+            </w:pPr>
+            <w:r>
+              <w:rPr>
+                <w:rFonts w:ascii="Times New Roman" w:hAnsi="Times New Roman" w:cs="Times New Roman"/>
+                <w:sz w:val="20"/>
+                <w:szCs w:val="20"/>
+              </w:rPr>
+              <w:t>9</w:t>
+            </w:r>
+          </w:p>
+        </w:tc>
+        <w:tc>
+          <w:tcPr>
+            <w:tcW w:w="710" w:type="dxa"/>
+            <w:vAlign w:val="center"/>
+          </w:tcPr>
+          <w:p>
+            <w:pPr>
+              <w:jc w:val="center"/>
+              <w:rPr>
+                <w:rFonts w:ascii="Times New Roman" w:hAnsi="Times New Roman" w:cs="Times New Roman"/>
+                <w:sz w:val="20"/>
+                <w:szCs w:val="20"/>
+              </w:rPr>
+            </w:pPr>
+            <w:r>
+              <w:rPr>
+                <w:rFonts w:ascii="Times New Roman" w:hAnsi="Times New Roman" w:cs="Times New Roman"/>
+                <w:sz w:val="20"/>
+                <w:szCs w:val="20"/>
+              </w:rPr>
+              <w:t>10</w:t>
+            </w:r>
+          </w:p>
+        </w:tc>
+        <w:tc>
+          <w:tcPr>
+            <w:tcW w:w="1174" w:type="dxa"/>
+            <w:vAlign w:val="center"/>
+          </w:tcPr>
+          <w:p>
+            <w:pPr>
+              <w:jc w:val="center"/>
+              <w:rPr>
+                <w:rFonts w:ascii="Times New Roman" w:hAnsi="Times New Roman" w:cs="Times New Roman"/>
+                <w:sz w:val="20"/>
+                <w:szCs w:val="20"/>
+              </w:rPr>
+            </w:pPr>
+            <w:r>
+              <w:rPr>
+                <w:rFonts w:ascii="Times New Roman" w:hAnsi="Times New Roman" w:cs="Times New Roman"/>
+                <w:sz w:val="20"/>
+                <w:szCs w:val="20"/>
+              </w:rPr>
+              <w:t>11</w:t>
+            </w:r>
+          </w:p>
+        </w:tc>
+      </w:tr>
+      <w:tr>
+        <w:tc>
+          <w:tcPr>
+            <w:tcW w:w="780" w:type="dxa"/>
+            <w:vAlign w:val="center"/>
+          </w:tcPr>
+          <w:p>
+            <w:pPr>
+              <w:jc w:val="center"/>
+              <w:rPr>
+                <w:rFonts w:ascii="Times New Roman" w:hAnsi="Times New Roman" w:cs="Times New Roman"/>
+                <w:sz w:val="20"/>
+                <w:szCs w:val="20"/>
+              </w:rPr>
+            </w:pPr>
+          </w:p>
+        </w:tc>
+        <w:tc>
+          <w:tcPr>
+            <w:tcW w:w="1715" w:type="dxa"/>
+          </w:tcPr>
+          <w:p>
+            <w:pPr>
+              <w:rPr>
+                <w:rFonts w:ascii="Times New Roman" w:hAnsi="Times New Roman" w:cs="Times New Roman"/>
+                <w:sz w:val="20"/>
+                <w:szCs w:val="20"/>
+              </w:rPr>
+            </w:pPr>
+            <w:r>
+              <w:rPr>
+                <w:rFonts w:ascii="Times New Roman" w:hAnsi="Times New Roman" w:cs="Times New Roman"/>
+                <w:sz w:val="20"/>
+                <w:szCs w:val="20"/>
+              </w:rPr>
+              <w:t>Промежуточная аттестация</w:t>
+            </w:r>
+          </w:p>
+        </w:tc>
+        <w:tc>
+          <w:tcPr>
+            <w:tcW w:w="708" w:type="dxa"/>
+            <w:vAlign w:val="center"/>
+          </w:tcPr>
+          <w:p>
+            <w:pPr>
+              <w:jc w:val="center"/>
+              <w:rPr>
+                <w:rFonts w:ascii="Times New Roman" w:hAnsi="Times New Roman" w:cs="Times New Roman"/>
+                <w:sz w:val="20"/>
+                <w:szCs w:val="20"/>
+              </w:rPr>
+            </w:pPr>
+          </w:p>
+        </w:tc>
+        <w:tc>
+          <w:tcPr>
+            <w:tcW w:w="709" w:type="dxa"/>
+            <w:vAlign w:val="center"/>
+          </w:tcPr>
+          <w:p>
+            <w:pPr>
+              <w:jc w:val="center"/>
+              <w:rPr>
+                <w:rFonts w:ascii="Times New Roman" w:hAnsi="Times New Roman" w:cs="Times New Roman"/>
+                <w:sz w:val="20"/>
+                <w:szCs w:val="20"/>
+              </w:rPr>
+            </w:pPr>
+          </w:p>
+        </w:tc>
+        <w:tc>
+          <w:tcPr>
+            <w:tcW w:w="709" w:type="dxa"/>
+            <w:vAlign w:val="center"/>
+          </w:tcPr>
+          <w:p>
+            <w:pPr>
+              <w:jc w:val="center"/>
+              <w:rPr>
+                <w:rFonts w:ascii="Times New Roman" w:hAnsi="Times New Roman" w:cs="Times New Roman"/>
+                <w:sz w:val="20"/>
+                <w:szCs w:val="20"/>
+              </w:rPr>
+            </w:pPr>
+          </w:p>
+        </w:tc>
+        <w:tc>
+          <w:tcPr>
+            <w:tcW w:w="710" w:type="dxa"/>
+            <w:vAlign w:val="center"/>
+          </w:tcPr>
+          <w:p>
+            <w:pPr>
+              <w:jc w:val="center"/>
+              <w:rPr>
+                <w:rFonts w:ascii="Times New Roman" w:hAnsi="Times New Roman" w:cs="Times New Roman"/>
+                <w:sz w:val="20"/>
+                <w:szCs w:val="20"/>
+              </w:rPr>
+            </w:pPr>
+          </w:p>
+        </w:tc>
+        <w:tc>
+          <w:tcPr>
+            <w:tcW w:w="710" w:type="dxa"/>
+            <w:vAlign w:val="center"/>
+          </w:tcPr>
+          <w:p>
+            <w:pPr>
+              <w:jc w:val="center"/>
+              <w:rPr>
+                <w:rFonts w:ascii="Times New Roman" w:hAnsi="Times New Roman" w:cs="Times New Roman"/>
+                <w:sz w:val="20"/>
+                <w:szCs w:val="20"/>
+              </w:rPr>
+            </w:pPr>
+          </w:p>
+        </w:tc>
+        <w:tc>
+          <w:tcPr>
+            <w:tcW w:w="710" w:type="dxa"/>
+            <w:vAlign w:val="center"/>
+          </w:tcPr>
+          <w:p>
+            <w:pPr>
+              <w:jc w:val="center"/>
+              <w:rPr>
+                <w:rFonts w:ascii="Times New Roman" w:hAnsi="Times New Roman" w:cs="Times New Roman"/>
+                <w:sz w:val="20"/>
+                <w:szCs w:val="20"/>
+              </w:rPr>
+            </w:pPr>
+          </w:p>
+        </w:tc>
+        <w:tc>
+          <w:tcPr>
+            <w:tcW w:w="710" w:type="dxa"/>
+            <w:vAlign w:val="center"/>
+          </w:tcPr>
+          <w:p>
+            <w:pPr>
+              <w:jc w:val="center"/>
+              <w:rPr>
+                <w:rFonts w:ascii="Times New Roman" w:hAnsi="Times New Roman" w:cs="Times New Roman"/>
+                <w:sz w:val="20"/>
+                <w:szCs w:val="20"/>
+              </w:rPr>
+            </w:pPr>
+          </w:p>
+        </w:tc>
+        <w:tc>
+          <w:tcPr>
+            <w:tcW w:w="710" w:type="dxa"/>
+            <w:vAlign w:val="center"/>
+          </w:tcPr>
+          <w:p>
+            <w:pPr>
+              <w:jc w:val="center"/>
+              <w:rPr>
+                <w:rFonts w:ascii="Times New Roman" w:hAnsi="Times New Roman" w:cs="Times New Roman"/>
+                <w:sz w:val="20"/>
+                <w:szCs w:val="20"/>
+              </w:rPr>
+            </w:pPr>
+          </w:p>
+        </w:tc>
+        <w:tc>
+          <w:tcPr>
+            <w:tcW w:w="1174" w:type="dxa"/>
+          </w:tcPr>
+          <w:p>
+            <w:pPr>
+              <w:rPr>
+                <w:rFonts w:ascii="Times New Roman" w:hAnsi="Times New Roman" w:cs="Times New Roman"/>
+                <w:sz w:val="20"/>
+                <w:szCs w:val="20"/>
+              </w:rPr>
+            </w:pPr>
+          </w:p>
+        </w:tc>
+      </w:tr>
+      <w:tr>
+        <w:tc>
+          <w:tcPr>
+            <w:tcW w:w="780" w:type="dxa"/>
+            <w:vAlign w:val="center"/>
+          </w:tcPr>
+          <w:p>
+            <w:pPr>
+              <w:jc w:val="center"/>
+              <w:rPr>
+                <w:rFonts w:ascii="Times New Roman" w:hAnsi="Times New Roman" w:cs="Times New Roman"/>
+                <w:sz w:val="20"/>
+                <w:szCs w:val="20"/>
+              </w:rPr>
+            </w:pPr>
+          </w:p>
+        </w:tc>
+        <w:tc>
+          <w:tcPr>
+            <w:tcW w:w="1715" w:type="dxa"/>
+          </w:tcPr>
+          <w:p>
+            <w:pPr>
+              <w:rPr>
+                <w:rFonts w:ascii="Times New Roman" w:hAnsi="Times New Roman" w:cs="Times New Roman"/>
+                <w:sz w:val="20"/>
+                <w:szCs w:val="20"/>
+              </w:rPr>
+            </w:pPr>
+            <w:r>
+              <w:rPr>
+                <w:rFonts w:ascii="Times New Roman" w:hAnsi="Times New Roman" w:cs="Times New Roman"/>
+                <w:sz w:val="20"/>
+                <w:szCs w:val="20"/>
+              </w:rPr>
+              <w:t>Всего</w:t>
+            </w:r>
+          </w:p>
+        </w:tc>
+        <w:tc>
+          <w:tcPr>
+            <w:tcW w:w="708" w:type="dxa"/>
+            <w:vAlign w:val="center"/>
+          </w:tcPr>
+          <w:p>
+            <w:pPr>
+              <w:jc w:val="center"/>
+              <w:rPr>
+                <w:rFonts w:ascii="Times New Roman" w:hAnsi="Times New Roman" w:cs="Times New Roman"/>
+                <w:sz w:val="20"/>
+                <w:szCs w:val="20"/>
+              </w:rPr>
+            </w:pPr>
+          </w:p>
+        </w:tc>
+        <w:tc>
+          <w:tcPr>
+            <w:tcW w:w="709" w:type="dxa"/>
+            <w:vAlign w:val="center"/>
+          </w:tcPr>
+          <w:p>
+            <w:pPr>
+              <w:jc w:val="center"/>
+              <w:rPr>
+                <w:rFonts w:ascii="Times New Roman" w:hAnsi="Times New Roman" w:cs="Times New Roman"/>
+                <w:sz w:val="20"/>
+                <w:szCs w:val="20"/>
+              </w:rPr>
+            </w:pPr>
+          </w:p>
+        </w:tc>
+        <w:tc>
+          <w:tcPr>
+            <w:tcW w:w="709" w:type="dxa"/>
+            <w:vAlign w:val="center"/>
+          </w:tcPr>
+          <w:p>
+            <w:pPr>
+              <w:jc w:val="center"/>
+              <w:rPr>
+                <w:rFonts w:ascii="Times New Roman" w:hAnsi="Times New Roman" w:cs="Times New Roman"/>
+                <w:sz w:val="20"/>
+                <w:szCs w:val="20"/>
+              </w:rPr>
+            </w:pPr>
+          </w:p>
+        </w:tc>
+        <w:tc>
+          <w:tcPr>
+            <w:tcW w:w="710" w:type="dxa"/>
+            <w:vAlign w:val="center"/>
+          </w:tcPr>
+          <w:p>
+            <w:pPr>
+              <w:jc w:val="center"/>
+              <w:rPr>
+                <w:rFonts w:ascii="Times New Roman" w:hAnsi="Times New Roman" w:cs="Times New Roman"/>
+                <w:sz w:val="20"/>
+                <w:szCs w:val="20"/>
+              </w:rPr>
+            </w:pPr>
+          </w:p>
+        </w:tc>
+        <w:tc>
+          <w:tcPr>
+            <w:tcW w:w="710" w:type="dxa"/>
+            <w:vAlign w:val="center"/>
+          </w:tcPr>
+          <w:p>
+            <w:pPr>
+              <w:jc w:val="center"/>
+              <w:rPr>
+                <w:rFonts w:ascii="Times New Roman" w:hAnsi="Times New Roman" w:cs="Times New Roman"/>
+                <w:sz w:val="20"/>
+                <w:szCs w:val="20"/>
+              </w:rPr>
+            </w:pPr>
+          </w:p>
+        </w:tc>
+        <w:tc>
+          <w:tcPr>
+            <w:tcW w:w="710" w:type="dxa"/>
+            <w:vAlign w:val="center"/>
+          </w:tcPr>
+          <w:p>
+            <w:pPr>
+              <w:jc w:val="center"/>
+              <w:rPr>
+                <w:rFonts w:ascii="Times New Roman" w:hAnsi="Times New Roman" w:cs="Times New Roman"/>
+                <w:sz w:val="20"/>
+                <w:szCs w:val="20"/>
+              </w:rPr>
+            </w:pPr>
+          </w:p>
+        </w:tc>
+        <w:tc>
+          <w:tcPr>
+            <w:tcW w:w="710" w:type="dxa"/>
+            <w:vAlign w:val="center"/>
+          </w:tcPr>
+          <w:p>
+            <w:pPr>
+              <w:jc w:val="center"/>
+              <w:rPr>
+                <w:rFonts w:ascii="Times New Roman" w:hAnsi="Times New Roman" w:cs="Times New Roman"/>
+                <w:sz w:val="20"/>
+                <w:szCs w:val="20"/>
+              </w:rPr>
+            </w:pPr>
+          </w:p>
+        </w:tc>
+        <w:tc>
+          <w:tcPr>
+            <w:tcW w:w="710" w:type="dxa"/>
+            <w:vAlign w:val="center"/>
+          </w:tcPr>
+          <w:p>
+            <w:pPr>
+              <w:jc w:val="center"/>
+              <w:rPr>
+                <w:rFonts w:ascii="Times New Roman" w:hAnsi="Times New Roman" w:cs="Times New Roman"/>
+                <w:sz w:val="20"/>
+                <w:szCs w:val="20"/>
+              </w:rPr>
+            </w:pPr>
+          </w:p>
+        </w:tc>
+        <w:tc>
+          <w:tcPr>
+            <w:tcW w:w="1174" w:type="dxa"/>
+            <w:vAlign w:val="center"/>
+          </w:tcPr>
+          <w:p>
+            <w:pPr>
+              <w:jc w:val="center"/>
+              <w:rPr>
+                <w:rFonts w:ascii="Times New Roman" w:hAnsi="Times New Roman" w:cs="Times New Roman"/>
+                <w:sz w:val="20"/>
+                <w:szCs w:val="20"/>
+              </w:rPr>
+            </w:pPr>
+          </w:p>
+        </w:tc>
+      </w:tr>
+    </w:tbl>
+    <w:p>
+      <w:pPr>
+        <w:rPr>
+          <w:rFonts w:ascii="Times New Roman" w:hAnsi="Times New Roman" w:cs="Times New Roman"/>
+          <w:sz w:val="24"/>
+          <w:szCs w:val="24"/>
+          <w:lang w:val="en-US"/>
+        </w:rPr>
+      </w:pPr>
+      <w:r>
+        <w:rPr>
+          <w:rFonts w:ascii="Times New Roman" w:hAnsi="Times New Roman" w:cs="Times New Roman"/>
+          <w:sz w:val="24"/>
+          <w:szCs w:val="24"/>
+          <w:lang w:val="en-US"/>
+        </w:rPr>
+        <w:t>{% endfor %}</w:t>
+      </w:r>
+      <w:bookmarkStart w:id="0" w:name="_GoBack"/>
+      <w:bookmarkEnd w:id="0"/>
     </w:p>
     <w:sectPr>
       <w:footerReference w:type="default" r:id="rId7"/>
@@ -4749,7 +6073,7 @@
   <w:style w:type="paragraph" w:default="1" w:styleId="a">
     <w:name w:val="Normal"/>
     <w:qFormat/>
-    <w:rsid w:val="00082B42"/>
+    <w:rsid w:val="001E6663"/>
   </w:style>
   <w:style w:type="character" w:default="1" w:styleId="a0">
     <w:name w:val="Default Paragraph Font"/>
@@ -5161,7 +6485,7 @@
 </file>
 
 <file path=customXml/itemProps1.xml><?xml version="1.0" encoding="utf-8"?>
-<ds:datastoreItem xmlns:ds="http://schemas.openxmlformats.org/officeDocument/2006/customXml" ds:itemID="{C8CAB185-8F2E-477B-8624-AD60FB7A0F20}">
+<ds:datastoreItem xmlns:ds="http://schemas.openxmlformats.org/officeDocument/2006/customXml" ds:itemID="{E6649C00-9924-42D2-8E73-A284D351182C}">
   <ds:schemaRefs>
     <ds:schemaRef ds:uri="http://schemas.openxmlformats.org/officeDocument/2006/bibliography"/>
   </ds:schemaRefs>

--- a/templates/docxRPD/rpd.docx
+++ b/templates/docxRPD/rpd.docx
@@ -83,6 +83,7 @@
         </w:rPr>
         <w:t xml:space="preserve">Структурное подразделение </w:t>
       </w:r>
+      <w:proofErr w:type="gramStart"/>
       <w:r>
         <w:rPr>
           <w:rFonts w:ascii="Times New Roman" w:hAnsi="Times New Roman" w:cs="Times New Roman"/>
@@ -91,6 +92,7 @@
         </w:rPr>
         <w:t xml:space="preserve">{{ </w:t>
       </w:r>
+      <w:proofErr w:type="spellStart"/>
       <w:r>
         <w:rPr>
           <w:rFonts w:ascii="Times New Roman" w:hAnsi="Times New Roman" w:cs="Times New Roman"/>
@@ -100,6 +102,8 @@
         </w:rPr>
         <w:t>kaf</w:t>
       </w:r>
+      <w:proofErr w:type="spellEnd"/>
+      <w:proofErr w:type="gramEnd"/>
       <w:r>
         <w:rPr>
           <w:rFonts w:ascii="Times New Roman" w:hAnsi="Times New Roman" w:cs="Times New Roman"/>
@@ -398,7 +402,47 @@
                 <w:szCs w:val="24"/>
                 <w:lang w:val="en-US"/>
               </w:rPr>
-              <w:t>{{ kind_direct }}: {{ direction_code }} {{ direction }}</w:t>
+              <w:t xml:space="preserve">{{ </w:t>
+            </w:r>
+            <w:proofErr w:type="spellStart"/>
+            <w:r>
+              <w:rPr>
+                <w:rFonts w:ascii="Times New Roman" w:hAnsi="Times New Roman" w:cs="Times New Roman"/>
+                <w:sz w:val="24"/>
+                <w:szCs w:val="24"/>
+                <w:lang w:val="en-US"/>
+              </w:rPr>
+              <w:t>kind_direct</w:t>
+            </w:r>
+            <w:proofErr w:type="spellEnd"/>
+            <w:r>
+              <w:rPr>
+                <w:rFonts w:ascii="Times New Roman" w:hAnsi="Times New Roman" w:cs="Times New Roman"/>
+                <w:sz w:val="24"/>
+                <w:szCs w:val="24"/>
+                <w:lang w:val="en-US"/>
+              </w:rPr>
+              <w:t xml:space="preserve"> }}: {{ </w:t>
+            </w:r>
+            <w:proofErr w:type="spellStart"/>
+            <w:r>
+              <w:rPr>
+                <w:rFonts w:ascii="Times New Roman" w:hAnsi="Times New Roman" w:cs="Times New Roman"/>
+                <w:sz w:val="24"/>
+                <w:szCs w:val="24"/>
+                <w:lang w:val="en-US"/>
+              </w:rPr>
+              <w:t>direction_code</w:t>
+            </w:r>
+            <w:proofErr w:type="spellEnd"/>
+            <w:r>
+              <w:rPr>
+                <w:rFonts w:ascii="Times New Roman" w:hAnsi="Times New Roman" w:cs="Times New Roman"/>
+                <w:sz w:val="24"/>
+                <w:szCs w:val="24"/>
+                <w:lang w:val="en-US"/>
+              </w:rPr>
+              <w:t xml:space="preserve"> }} {{ direction }}</w:t>
             </w:r>
           </w:p>
         </w:tc>
@@ -459,7 +503,27 @@
                 <w:szCs w:val="24"/>
                 <w:lang w:val="en-US"/>
               </w:rPr>
-              <w:t xml:space="preserve">{{ spec_name }} </w:t>
+              <w:t xml:space="preserve">{{ </w:t>
+            </w:r>
+            <w:proofErr w:type="spellStart"/>
+            <w:r>
+              <w:rPr>
+                <w:rFonts w:ascii="Times New Roman" w:hAnsi="Times New Roman" w:cs="Times New Roman"/>
+                <w:sz w:val="24"/>
+                <w:szCs w:val="24"/>
+                <w:lang w:val="en-US"/>
+              </w:rPr>
+              <w:t>spec_name</w:t>
+            </w:r>
+            <w:proofErr w:type="spellEnd"/>
+            <w:r>
+              <w:rPr>
+                <w:rFonts w:ascii="Times New Roman" w:hAnsi="Times New Roman" w:cs="Times New Roman"/>
+                <w:sz w:val="24"/>
+                <w:szCs w:val="24"/>
+                <w:lang w:val="en-US"/>
+              </w:rPr>
+              <w:t xml:space="preserve"> }} </w:t>
             </w:r>
           </w:p>
         </w:tc>
@@ -521,14 +585,36 @@
               </w:rPr>
               <w:t xml:space="preserve">Квалификация: </w:t>
             </w:r>
-            <w:r>
-              <w:rPr>
-                <w:rFonts w:ascii="Times New Roman" w:hAnsi="Times New Roman" w:cs="Times New Roman"/>
-                <w:sz w:val="24"/>
-                <w:szCs w:val="24"/>
-                <w:lang w:val="en-US"/>
-              </w:rPr>
-              <w:t>{{ kvalif }}</w:t>
+            <w:proofErr w:type="gramStart"/>
+            <w:r>
+              <w:rPr>
+                <w:rFonts w:ascii="Times New Roman" w:hAnsi="Times New Roman" w:cs="Times New Roman"/>
+                <w:sz w:val="24"/>
+                <w:szCs w:val="24"/>
+                <w:lang w:val="en-US"/>
+              </w:rPr>
+              <w:t xml:space="preserve">{{ </w:t>
+            </w:r>
+            <w:proofErr w:type="spellStart"/>
+            <w:r>
+              <w:rPr>
+                <w:rFonts w:ascii="Times New Roman" w:hAnsi="Times New Roman" w:cs="Times New Roman"/>
+                <w:sz w:val="24"/>
+                <w:szCs w:val="24"/>
+                <w:lang w:val="en-US"/>
+              </w:rPr>
+              <w:t>kvalif</w:t>
+            </w:r>
+            <w:proofErr w:type="spellEnd"/>
+            <w:proofErr w:type="gramEnd"/>
+            <w:r>
+              <w:rPr>
+                <w:rFonts w:ascii="Times New Roman" w:hAnsi="Times New Roman" w:cs="Times New Roman"/>
+                <w:sz w:val="24"/>
+                <w:szCs w:val="24"/>
+                <w:lang w:val="en-US"/>
+              </w:rPr>
+              <w:t xml:space="preserve"> }}</w:t>
             </w:r>
           </w:p>
         </w:tc>
@@ -589,6 +675,7 @@
               </w:rPr>
               <w:t xml:space="preserve">Форма обучения: </w:t>
             </w:r>
+            <w:proofErr w:type="gramStart"/>
             <w:r>
               <w:rPr>
                 <w:rFonts w:ascii="Times New Roman" w:hAnsi="Times New Roman" w:cs="Times New Roman"/>
@@ -607,6 +694,7 @@
               </w:rPr>
               <w:t>fob</w:t>
             </w:r>
+            <w:proofErr w:type="gramEnd"/>
             <w:r>
               <w:rPr>
                 <w:rFonts w:ascii="Times New Roman" w:hAnsi="Times New Roman" w:cs="Times New Roman"/>
@@ -690,7 +778,27 @@
                 <w:szCs w:val="24"/>
                 <w:lang w:val="en-US"/>
               </w:rPr>
-              <w:t>{{ person_name }}</w:t>
+              <w:t xml:space="preserve">{{ </w:t>
+            </w:r>
+            <w:proofErr w:type="spellStart"/>
+            <w:r>
+              <w:rPr>
+                <w:rFonts w:ascii="Times New Roman" w:hAnsi="Times New Roman" w:cs="Times New Roman"/>
+                <w:sz w:val="24"/>
+                <w:szCs w:val="24"/>
+                <w:lang w:val="en-US"/>
+              </w:rPr>
+              <w:t>person_name</w:t>
+            </w:r>
+            <w:proofErr w:type="spellEnd"/>
+            <w:r>
+              <w:rPr>
+                <w:rFonts w:ascii="Times New Roman" w:hAnsi="Times New Roman" w:cs="Times New Roman"/>
+                <w:sz w:val="24"/>
+                <w:szCs w:val="24"/>
+                <w:lang w:val="en-US"/>
+              </w:rPr>
+              <w:t xml:space="preserve"> }}</w:t>
             </w:r>
           </w:p>
         </w:tc>
@@ -850,7 +958,27 @@
                 <w:szCs w:val="24"/>
                 <w:lang w:val="en-US"/>
               </w:rPr>
-              <w:t xml:space="preserve">{{current_year}} </w:t>
+              <w:t>{{</w:t>
+            </w:r>
+            <w:proofErr w:type="spellStart"/>
+            <w:r>
+              <w:rPr>
+                <w:rFonts w:ascii="Times New Roman" w:hAnsi="Times New Roman" w:cs="Times New Roman"/>
+                <w:sz w:val="24"/>
+                <w:szCs w:val="24"/>
+                <w:lang w:val="en-US"/>
+              </w:rPr>
+              <w:t>current_year</w:t>
+            </w:r>
+            <w:proofErr w:type="spellEnd"/>
+            <w:r>
+              <w:rPr>
+                <w:rFonts w:ascii="Times New Roman" w:hAnsi="Times New Roman" w:cs="Times New Roman"/>
+                <w:sz w:val="24"/>
+                <w:szCs w:val="24"/>
+                <w:lang w:val="en-US"/>
+              </w:rPr>
+              <w:t xml:space="preserve">}} </w:t>
             </w:r>
             <w:r>
               <w:rPr>
@@ -1084,7 +1212,27 @@
                 <w:szCs w:val="24"/>
                 <w:lang w:val="en-US"/>
               </w:rPr>
-              <w:t xml:space="preserve">{{current_year}} </w:t>
+              <w:t>{{</w:t>
+            </w:r>
+            <w:proofErr w:type="spellStart"/>
+            <w:r>
+              <w:rPr>
+                <w:rFonts w:ascii="Times New Roman" w:hAnsi="Times New Roman" w:cs="Times New Roman"/>
+                <w:sz w:val="24"/>
+                <w:szCs w:val="24"/>
+                <w:lang w:val="en-US"/>
+              </w:rPr>
+              <w:t>current_year</w:t>
+            </w:r>
+            <w:proofErr w:type="spellEnd"/>
+            <w:r>
+              <w:rPr>
+                <w:rFonts w:ascii="Times New Roman" w:hAnsi="Times New Roman" w:cs="Times New Roman"/>
+                <w:sz w:val="24"/>
+                <w:szCs w:val="24"/>
+                <w:lang w:val="en-US"/>
+              </w:rPr>
+              <w:t xml:space="preserve">}} </w:t>
             </w:r>
             <w:r>
               <w:rPr>
@@ -1156,17 +1304,7 @@
           <w:sz w:val="24"/>
           <w:szCs w:val="24"/>
         </w:rPr>
-        <w:t xml:space="preserve"> </w:t>
-      </w:r>
-      <w:r>
-        <w:rPr>
-          <w:rFonts w:ascii="Times New Roman" w:hAnsi="Times New Roman" w:cs="Times New Roman"/>
-          <w:b/>
-          <w:bCs/>
-          <w:sz w:val="24"/>
-          <w:szCs w:val="24"/>
-        </w:rPr>
-        <w:t>Перечень планируемых результатов обучения по дисциплине, соотнесённых с планируемыми результатами освоения образовательной программы</w:t>
+        <w:t xml:space="preserve"> Перечень планируемых результатов обучения по дисциплине, соотнесённых с планируемыми результатами освоения образовательной программы</w:t>
       </w:r>
     </w:p>
     <w:p>
@@ -1189,17 +1327,7 @@
           <w:sz w:val="24"/>
           <w:szCs w:val="24"/>
         </w:rPr>
-        <w:t xml:space="preserve">1.1 </w:t>
-      </w:r>
-      <w:r>
-        <w:rPr>
-          <w:rFonts w:ascii="Times New Roman" w:hAnsi="Times New Roman" w:cs="Times New Roman"/>
-          <w:b/>
-          <w:bCs/>
-          <w:sz w:val="24"/>
-          <w:szCs w:val="24"/>
-        </w:rPr>
-        <w:t>Дисциплина «</w:t>
+        <w:t>1.1 Дисциплина «</w:t>
       </w:r>
       <w:r>
         <w:rPr>
@@ -1349,17 +1477,19 @@
                 <w:szCs w:val="24"/>
                 <w:lang w:val="en-US"/>
               </w:rPr>
-              <w:t>{%t</w:t>
-            </w:r>
-            <w:r>
-              <w:rPr>
-                <w:rFonts w:ascii="Times New Roman" w:hAnsi="Times New Roman" w:cs="Times New Roman"/>
-                <w:sz w:val="24"/>
-                <w:szCs w:val="24"/>
-                <w:lang w:val="en-US"/>
-              </w:rPr>
-              <w:t>r</w:t>
-            </w:r>
+              <w:t>{%</w:t>
+            </w:r>
+            <w:proofErr w:type="spellStart"/>
+            <w:r>
+              <w:rPr>
+                <w:rFonts w:ascii="Times New Roman" w:hAnsi="Times New Roman" w:cs="Times New Roman"/>
+                <w:sz w:val="24"/>
+                <w:szCs w:val="24"/>
+                <w:lang w:val="en-US"/>
+              </w:rPr>
+              <w:t>tr</w:t>
+            </w:r>
+            <w:proofErr w:type="spellEnd"/>
             <w:r>
               <w:rPr>
                 <w:rFonts w:ascii="Times New Roman" w:hAnsi="Times New Roman" w:cs="Times New Roman"/>
@@ -1401,6 +1531,7 @@
               </w:rPr>
               <w:t>{{</w:t>
             </w:r>
+            <w:proofErr w:type="spellStart"/>
             <w:r>
               <w:rPr>
                 <w:rFonts w:ascii="Times New Roman" w:hAnsi="Times New Roman" w:cs="Times New Roman"/>
@@ -1417,8 +1548,19 @@
                 <w:szCs w:val="24"/>
                 <w:lang w:val="en-US"/>
               </w:rPr>
-              <w:t>index}} {{</w:t>
-            </w:r>
+              <w:t>index</w:t>
+            </w:r>
+            <w:proofErr w:type="spellEnd"/>
+            <w:r>
+              <w:rPr>
+                <w:rFonts w:ascii="Times New Roman" w:hAnsi="Times New Roman" w:cs="Times New Roman"/>
+                <w:sz w:val="24"/>
+                <w:szCs w:val="24"/>
+                <w:lang w:val="en-US"/>
+              </w:rPr>
+              <w:t>}} {{</w:t>
+            </w:r>
+            <w:proofErr w:type="spellStart"/>
             <w:r>
               <w:rPr>
                 <w:rFonts w:ascii="Times New Roman" w:hAnsi="Times New Roman" w:cs="Times New Roman"/>
@@ -1437,6 +1579,7 @@
               </w:rPr>
               <w:t>content</w:t>
             </w:r>
+            <w:proofErr w:type="spellEnd"/>
             <w:r>
               <w:rPr>
                 <w:rFonts w:ascii="Times New Roman" w:hAnsi="Times New Roman" w:cs="Times New Roman"/>
@@ -1477,6 +1620,7 @@
               </w:rPr>
               <w:t xml:space="preserve">{{ </w:t>
             </w:r>
+            <w:proofErr w:type="spellStart"/>
             <w:r>
               <w:rPr>
                 <w:rFonts w:ascii="Times New Roman" w:hAnsi="Times New Roman" w:cs="Times New Roman"/>
@@ -1493,7 +1637,17 @@
                 <w:szCs w:val="24"/>
                 <w:lang w:val="en-US"/>
               </w:rPr>
-              <w:t>indicators }}</w:t>
+              <w:t>indicators</w:t>
+            </w:r>
+            <w:proofErr w:type="spellEnd"/>
+            <w:r>
+              <w:rPr>
+                <w:rFonts w:ascii="Times New Roman" w:hAnsi="Times New Roman" w:cs="Times New Roman"/>
+                <w:sz w:val="24"/>
+                <w:szCs w:val="24"/>
+                <w:lang w:val="en-US"/>
+              </w:rPr>
+              <w:t xml:space="preserve"> }}</w:t>
             </w:r>
           </w:p>
         </w:tc>
@@ -1526,25 +1680,47 @@
                 <w:szCs w:val="24"/>
                 <w:lang w:val="en-US"/>
               </w:rPr>
-              <w:t>{%t</w:t>
-            </w:r>
-            <w:r>
-              <w:rPr>
-                <w:rFonts w:ascii="Times New Roman" w:hAnsi="Times New Roman" w:cs="Times New Roman"/>
-                <w:sz w:val="24"/>
-                <w:szCs w:val="24"/>
-                <w:lang w:val="en-US"/>
-              </w:rPr>
-              <w:t>r</w:t>
-            </w:r>
-            <w:r>
-              <w:rPr>
-                <w:rFonts w:ascii="Times New Roman" w:hAnsi="Times New Roman" w:cs="Times New Roman"/>
-                <w:sz w:val="24"/>
-                <w:szCs w:val="24"/>
-                <w:lang w:val="en-US"/>
-              </w:rPr>
-              <w:t xml:space="preserve"> endfor %}</w:t>
+              <w:t>{%</w:t>
+            </w:r>
+            <w:proofErr w:type="spellStart"/>
+            <w:r>
+              <w:rPr>
+                <w:rFonts w:ascii="Times New Roman" w:hAnsi="Times New Roman" w:cs="Times New Roman"/>
+                <w:sz w:val="24"/>
+                <w:szCs w:val="24"/>
+                <w:lang w:val="en-US"/>
+              </w:rPr>
+              <w:t>tr</w:t>
+            </w:r>
+            <w:proofErr w:type="spellEnd"/>
+            <w:r>
+              <w:rPr>
+                <w:rFonts w:ascii="Times New Roman" w:hAnsi="Times New Roman" w:cs="Times New Roman"/>
+                <w:sz w:val="24"/>
+                <w:szCs w:val="24"/>
+                <w:lang w:val="en-US"/>
+              </w:rPr>
+              <w:t xml:space="preserve"> </w:t>
+            </w:r>
+            <w:proofErr w:type="spellStart"/>
+            <w:r>
+              <w:rPr>
+                <w:rFonts w:ascii="Times New Roman" w:hAnsi="Times New Roman" w:cs="Times New Roman"/>
+                <w:sz w:val="24"/>
+                <w:szCs w:val="24"/>
+                <w:lang w:val="en-US"/>
+              </w:rPr>
+              <w:t>endfor</w:t>
+            </w:r>
+            <w:proofErr w:type="spellEnd"/>
+            <w:r>
+              <w:rPr>
+                <w:rFonts w:ascii="Times New Roman" w:hAnsi="Times New Roman" w:cs="Times New Roman"/>
+                <w:sz w:val="24"/>
+                <w:szCs w:val="24"/>
+                <w:lang w:val="en-US"/>
+              </w:rPr>
+              <w:t xml:space="preserve"> %}</w:t>
             </w:r>
           </w:p>
         </w:tc>
@@ -1568,8 +1744,20 @@
           <w:sz w:val="24"/>
           <w:szCs w:val="24"/>
         </w:rPr>
-        <w:t>1.2 В</w:t>
-      </w:r>
+        <w:t xml:space="preserve">1.2 </w:t>
+      </w:r>
+      <w:proofErr w:type="gramStart"/>
+      <w:r>
+        <w:rPr>
+          <w:rFonts w:ascii="Times New Roman" w:hAnsi="Times New Roman" w:cs="Times New Roman"/>
+          <w:b/>
+          <w:bCs/>
+          <w:sz w:val="24"/>
+          <w:szCs w:val="24"/>
+        </w:rPr>
+        <w:t>В</w:t>
+      </w:r>
+      <w:proofErr w:type="gramEnd"/>
       <w:r>
         <w:rPr>
           <w:rFonts w:ascii="Times New Roman" w:hAnsi="Times New Roman" w:cs="Times New Roman"/>
@@ -1748,8 +1936,9 @@
                 <w:szCs w:val="24"/>
                 <w:lang w:val="en-US"/>
               </w:rPr>
-              <w:t>{%t</w:t>
-            </w:r>
+              <w:t>{%</w:t>
+            </w:r>
+            <w:proofErr w:type="spellStart"/>
             <w:r>
               <w:rPr>
                 <w:rFonts w:ascii="Times New Roman" w:hAnsi="Times New Roman" w:cs="Times New Roman"/>
@@ -1758,8 +1947,9 @@
                 <w:szCs w:val="24"/>
                 <w:lang w:val="en-US"/>
               </w:rPr>
-              <w:t>r</w:t>
-            </w:r>
+              <w:t>tr</w:t>
+            </w:r>
+            <w:proofErr w:type="spellEnd"/>
             <w:r>
               <w:rPr>
                 <w:rFonts w:ascii="Times New Roman" w:hAnsi="Times New Roman" w:cs="Times New Roman"/>
@@ -1768,27 +1958,7 @@
                 <w:szCs w:val="24"/>
                 <w:lang w:val="en-US"/>
               </w:rPr>
-              <w:t xml:space="preserve"> for item in indicators</w:t>
-            </w:r>
-            <w:r>
-              <w:rPr>
-                <w:rFonts w:ascii="Times New Roman" w:hAnsi="Times New Roman" w:cs="Times New Roman"/>
-                <w:color w:val="000000" w:themeColor="text1"/>
-                <w:sz w:val="24"/>
-                <w:szCs w:val="24"/>
-                <w:lang w:val="en-US"/>
-              </w:rPr>
-              <w:t xml:space="preserve"> </w:t>
-            </w:r>
-            <w:r>
-              <w:rPr>
-                <w:rFonts w:ascii="Times New Roman" w:hAnsi="Times New Roman" w:cs="Times New Roman"/>
-                <w:color w:val="000000" w:themeColor="text1"/>
-                <w:sz w:val="24"/>
-                <w:szCs w:val="24"/>
-                <w:lang w:val="en-US"/>
-              </w:rPr>
-              <w:t>%}</w:t>
+              <w:t xml:space="preserve"> for item in indicators %}</w:t>
             </w:r>
           </w:p>
         </w:tc>
@@ -1830,7 +2000,31 @@
                 <w:szCs w:val="24"/>
                 <w:lang w:val="en-US"/>
               </w:rPr>
-              <w:t>{{item.index}}</w:t>
+              <w:t>{{</w:t>
+            </w:r>
+            <w:proofErr w:type="spellStart"/>
+            <w:r>
+              <w:rPr>
+                <w:rFonts w:ascii="Times New Roman" w:hAnsi="Times New Roman" w:cs="Times New Roman"/>
+                <w:bCs/>
+                <w:color w:val="000000" w:themeColor="text1"/>
+                <w:sz w:val="24"/>
+                <w:szCs w:val="24"/>
+                <w:lang w:val="en-US"/>
+              </w:rPr>
+              <w:t>item.index</w:t>
+            </w:r>
+            <w:proofErr w:type="spellEnd"/>
+            <w:r>
+              <w:rPr>
+                <w:rFonts w:ascii="Times New Roman" w:hAnsi="Times New Roman" w:cs="Times New Roman"/>
+                <w:bCs/>
+                <w:color w:val="000000" w:themeColor="text1"/>
+                <w:sz w:val="24"/>
+                <w:szCs w:val="24"/>
+                <w:lang w:val="en-US"/>
+              </w:rPr>
+              <w:t>}}</w:t>
             </w:r>
           </w:p>
         </w:tc>
@@ -1867,7 +2061,31 @@
                 <w:szCs w:val="24"/>
                 <w:lang w:val="en-US"/>
               </w:rPr>
-              <w:t>{{item.content}}</w:t>
+              <w:t>{{</w:t>
+            </w:r>
+            <w:proofErr w:type="spellStart"/>
+            <w:r>
+              <w:rPr>
+                <w:rFonts w:ascii="Times New Roman" w:hAnsi="Times New Roman" w:cs="Times New Roman"/>
+                <w:bCs/>
+                <w:color w:val="000000" w:themeColor="text1"/>
+                <w:sz w:val="24"/>
+                <w:szCs w:val="24"/>
+                <w:lang w:val="en-US"/>
+              </w:rPr>
+              <w:t>item.content</w:t>
+            </w:r>
+            <w:proofErr w:type="spellEnd"/>
+            <w:r>
+              <w:rPr>
+                <w:rFonts w:ascii="Times New Roman" w:hAnsi="Times New Roman" w:cs="Times New Roman"/>
+                <w:bCs/>
+                <w:color w:val="000000" w:themeColor="text1"/>
+                <w:sz w:val="24"/>
+                <w:szCs w:val="24"/>
+                <w:lang w:val="en-US"/>
+              </w:rPr>
+              <w:t>}}</w:t>
             </w:r>
           </w:p>
         </w:tc>
@@ -1913,7 +2131,31 @@
                 <w:szCs w:val="24"/>
                 <w:lang w:val="en-US"/>
               </w:rPr>
-              <w:t xml:space="preserve"> {{item.know}}</w:t>
+              <w:t xml:space="preserve"> {{</w:t>
+            </w:r>
+            <w:proofErr w:type="spellStart"/>
+            <w:r>
+              <w:rPr>
+                <w:rFonts w:ascii="Times New Roman" w:hAnsi="Times New Roman" w:cs="Times New Roman"/>
+                <w:bCs/>
+                <w:color w:val="000000" w:themeColor="text1"/>
+                <w:sz w:val="24"/>
+                <w:szCs w:val="24"/>
+                <w:lang w:val="en-US"/>
+              </w:rPr>
+              <w:t>item.know</w:t>
+            </w:r>
+            <w:proofErr w:type="spellEnd"/>
+            <w:r>
+              <w:rPr>
+                <w:rFonts w:ascii="Times New Roman" w:hAnsi="Times New Roman" w:cs="Times New Roman"/>
+                <w:bCs/>
+                <w:color w:val="000000" w:themeColor="text1"/>
+                <w:sz w:val="24"/>
+                <w:szCs w:val="24"/>
+                <w:lang w:val="en-US"/>
+              </w:rPr>
+              <w:t>}}</w:t>
             </w:r>
           </w:p>
           <w:p>
@@ -1946,6 +2188,7 @@
                 <w:color w:val="000000" w:themeColor="text1"/>
                 <w:sz w:val="24"/>
                 <w:szCs w:val="24"/>
+                <w:lang w:val="en-US"/>
               </w:rPr>
               <w:t xml:space="preserve"> </w:t>
             </w:r>
@@ -1958,7 +2201,31 @@
                 <w:szCs w:val="24"/>
                 <w:lang w:val="en-US"/>
               </w:rPr>
-              <w:t>{{item.able}}</w:t>
+              <w:t>{{</w:t>
+            </w:r>
+            <w:proofErr w:type="spellStart"/>
+            <w:r>
+              <w:rPr>
+                <w:rFonts w:ascii="Times New Roman" w:hAnsi="Times New Roman" w:cs="Times New Roman"/>
+                <w:bCs/>
+                <w:color w:val="000000" w:themeColor="text1"/>
+                <w:sz w:val="24"/>
+                <w:szCs w:val="24"/>
+                <w:lang w:val="en-US"/>
+              </w:rPr>
+              <w:t>item.able</w:t>
+            </w:r>
+            <w:proofErr w:type="spellEnd"/>
+            <w:r>
+              <w:rPr>
+                <w:rFonts w:ascii="Times New Roman" w:hAnsi="Times New Roman" w:cs="Times New Roman"/>
+                <w:bCs/>
+                <w:color w:val="000000" w:themeColor="text1"/>
+                <w:sz w:val="24"/>
+                <w:szCs w:val="24"/>
+                <w:lang w:val="en-US"/>
+              </w:rPr>
+              <w:t>}}</w:t>
             </w:r>
           </w:p>
           <w:p>
@@ -1993,7 +2260,31 @@
                 <w:szCs w:val="24"/>
                 <w:lang w:val="en-US"/>
               </w:rPr>
-              <w:t xml:space="preserve"> {{item.own}}</w:t>
+              <w:t xml:space="preserve"> {{</w:t>
+            </w:r>
+            <w:proofErr w:type="spellStart"/>
+            <w:r>
+              <w:rPr>
+                <w:rFonts w:ascii="Times New Roman" w:hAnsi="Times New Roman" w:cs="Times New Roman"/>
+                <w:bCs/>
+                <w:color w:val="000000" w:themeColor="text1"/>
+                <w:sz w:val="24"/>
+                <w:szCs w:val="24"/>
+                <w:lang w:val="en-US"/>
+              </w:rPr>
+              <w:t>item.own</w:t>
+            </w:r>
+            <w:proofErr w:type="spellEnd"/>
+            <w:r>
+              <w:rPr>
+                <w:rFonts w:ascii="Times New Roman" w:hAnsi="Times New Roman" w:cs="Times New Roman"/>
+                <w:bCs/>
+                <w:color w:val="000000" w:themeColor="text1"/>
+                <w:sz w:val="24"/>
+                <w:szCs w:val="24"/>
+                <w:lang w:val="en-US"/>
+              </w:rPr>
+              <w:t>}}</w:t>
             </w:r>
           </w:p>
         </w:tc>
@@ -2032,8 +2323,9 @@
                 <w:szCs w:val="24"/>
                 <w:lang w:val="en-US"/>
               </w:rPr>
-              <w:t>{%t</w:t>
-            </w:r>
+              <w:t>{%</w:t>
+            </w:r>
+            <w:proofErr w:type="spellStart"/>
             <w:r>
               <w:rPr>
                 <w:rFonts w:ascii="Times New Roman" w:hAnsi="Times New Roman" w:cs="Times New Roman"/>
@@ -2042,8 +2334,9 @@
                 <w:szCs w:val="24"/>
                 <w:lang w:val="en-US"/>
               </w:rPr>
-              <w:t>r</w:t>
-            </w:r>
+              <w:t>tr</w:t>
+            </w:r>
+            <w:proofErr w:type="spellEnd"/>
             <w:r>
               <w:rPr>
                 <w:rFonts w:ascii="Times New Roman" w:hAnsi="Times New Roman" w:cs="Times New Roman"/>
@@ -2052,7 +2345,29 @@
                 <w:szCs w:val="24"/>
                 <w:lang w:val="en-US"/>
               </w:rPr>
-              <w:t xml:space="preserve"> endfor %}</w:t>
+              <w:t xml:space="preserve"> </w:t>
+            </w:r>
+            <w:proofErr w:type="spellStart"/>
+            <w:r>
+              <w:rPr>
+                <w:rFonts w:ascii="Times New Roman" w:hAnsi="Times New Roman" w:cs="Times New Roman"/>
+                <w:color w:val="000000" w:themeColor="text1"/>
+                <w:sz w:val="24"/>
+                <w:szCs w:val="24"/>
+                <w:lang w:val="en-US"/>
+              </w:rPr>
+              <w:t>endfor</w:t>
+            </w:r>
+            <w:proofErr w:type="spellEnd"/>
+            <w:r>
+              <w:rPr>
+                <w:rFonts w:ascii="Times New Roman" w:hAnsi="Times New Roman" w:cs="Times New Roman"/>
+                <w:color w:val="000000" w:themeColor="text1"/>
+                <w:sz w:val="24"/>
+                <w:szCs w:val="24"/>
+                <w:lang w:val="en-US"/>
+              </w:rPr>
+              <w:t xml:space="preserve"> %}</w:t>
             </w:r>
           </w:p>
         </w:tc>
@@ -2137,6 +2452,7 @@
         </w:rPr>
         <w:t xml:space="preserve">}}» базируется на результатах освоения следующих дисциплин: </w:t>
       </w:r>
+      <w:proofErr w:type="gramStart"/>
       <w:r>
         <w:rPr>
           <w:rFonts w:ascii="Times New Roman" w:hAnsi="Times New Roman" w:cs="Times New Roman"/>
@@ -2148,13 +2464,24 @@
       <w:r>
         <w:t xml:space="preserve"> </w:t>
       </w:r>
-      <w:r>
-        <w:rPr>
-          <w:rFonts w:ascii="Times New Roman" w:hAnsi="Times New Roman" w:cs="Times New Roman"/>
-          <w:sz w:val="24"/>
-          <w:szCs w:val="24"/>
-        </w:rPr>
-        <w:t>subsequent }}</w:t>
+      <w:proofErr w:type="spellStart"/>
+      <w:r>
+        <w:rPr>
+          <w:rFonts w:ascii="Times New Roman" w:hAnsi="Times New Roman" w:cs="Times New Roman"/>
+          <w:sz w:val="24"/>
+          <w:szCs w:val="24"/>
+        </w:rPr>
+        <w:t>subsequent</w:t>
+      </w:r>
+      <w:proofErr w:type="spellEnd"/>
+      <w:proofErr w:type="gramEnd"/>
+      <w:r>
+        <w:rPr>
+          <w:rFonts w:ascii="Times New Roman" w:hAnsi="Times New Roman" w:cs="Times New Roman"/>
+          <w:sz w:val="24"/>
+          <w:szCs w:val="24"/>
+        </w:rPr>
+        <w:t xml:space="preserve"> }}</w:t>
       </w:r>
     </w:p>
     <w:p>
@@ -2176,13 +2503,33 @@
         <w:tab/>
         <w:t xml:space="preserve">Дисциплина является предшествующей для дисциплин: </w:t>
       </w:r>
-      <w:r>
-        <w:rPr>
-          <w:rFonts w:ascii="Times New Roman" w:hAnsi="Times New Roman" w:cs="Times New Roman"/>
-          <w:sz w:val="24"/>
-          <w:szCs w:val="24"/>
-        </w:rPr>
-        <w:t>{{ precedence }}</w:t>
+      <w:proofErr w:type="gramStart"/>
+      <w:r>
+        <w:rPr>
+          <w:rFonts w:ascii="Times New Roman" w:hAnsi="Times New Roman" w:cs="Times New Roman"/>
+          <w:sz w:val="24"/>
+          <w:szCs w:val="24"/>
+        </w:rPr>
+        <w:t xml:space="preserve">{{ </w:t>
+      </w:r>
+      <w:proofErr w:type="spellStart"/>
+      <w:r>
+        <w:rPr>
+          <w:rFonts w:ascii="Times New Roman" w:hAnsi="Times New Roman" w:cs="Times New Roman"/>
+          <w:sz w:val="24"/>
+          <w:szCs w:val="24"/>
+        </w:rPr>
+        <w:t>precedence</w:t>
+      </w:r>
+      <w:proofErr w:type="spellEnd"/>
+      <w:proofErr w:type="gramEnd"/>
+      <w:r>
+        <w:rPr>
+          <w:rFonts w:ascii="Times New Roman" w:hAnsi="Times New Roman" w:cs="Times New Roman"/>
+          <w:sz w:val="24"/>
+          <w:szCs w:val="24"/>
+        </w:rPr>
+        <w:t xml:space="preserve"> }}</w:t>
       </w:r>
     </w:p>
     <w:p>
@@ -2262,6 +2609,7 @@
         </w:rPr>
         <w:t xml:space="preserve"> </w:t>
       </w:r>
+      <w:proofErr w:type="gramStart"/>
       <w:r>
         <w:rPr>
           <w:rFonts w:ascii="Times New Roman" w:hAnsi="Times New Roman" w:cs="Times New Roman"/>
@@ -2287,6 +2635,7 @@
         </w:rPr>
         <w:t>sum</w:t>
       </w:r>
+      <w:proofErr w:type="gramEnd"/>
       <w:r>
         <w:rPr>
           <w:rFonts w:ascii="Times New Roman" w:hAnsi="Times New Roman" w:cs="Times New Roman"/>
@@ -2295,6 +2644,7 @@
         </w:rPr>
         <w:t>_</w:t>
       </w:r>
+      <w:proofErr w:type="spellStart"/>
       <w:r>
         <w:rPr>
           <w:rFonts w:ascii="Times New Roman" w:hAnsi="Times New Roman" w:cs="Times New Roman"/>
@@ -2304,6 +2654,7 @@
         </w:rPr>
         <w:t>zet</w:t>
       </w:r>
+      <w:proofErr w:type="spellEnd"/>
       <w:r>
         <w:rPr>
           <w:rFonts w:ascii="Times New Roman" w:hAnsi="Times New Roman" w:cs="Times New Roman"/>
@@ -2377,6 +2728,7 @@
               </w:rPr>
               <w:t xml:space="preserve">{% </w:t>
             </w:r>
+            <w:proofErr w:type="spellStart"/>
             <w:r>
               <w:rPr>
                 <w:rFonts w:ascii="Times New Roman" w:hAnsi="Times New Roman" w:cs="Times New Roman"/>
@@ -2386,6 +2738,7 @@
               </w:rPr>
               <w:t>colspan</w:t>
             </w:r>
+            <w:proofErr w:type="spellEnd"/>
             <w:r>
               <w:rPr>
                 <w:rFonts w:ascii="Times New Roman" w:hAnsi="Times New Roman" w:cs="Times New Roman"/>
@@ -2394,6 +2747,7 @@
               </w:rPr>
               <w:t xml:space="preserve"> </w:t>
             </w:r>
+            <w:proofErr w:type="spellStart"/>
             <w:r>
               <w:rPr>
                 <w:rFonts w:ascii="Times New Roman" w:hAnsi="Times New Roman" w:cs="Times New Roman"/>
@@ -2403,6 +2757,7 @@
               </w:rPr>
               <w:t>sh</w:t>
             </w:r>
+            <w:proofErr w:type="spellEnd"/>
             <w:r>
               <w:rPr>
                 <w:rFonts w:ascii="Times New Roman" w:hAnsi="Times New Roman" w:cs="Times New Roman"/>
@@ -2436,13 +2791,23 @@
               </w:rPr>
               <w:t xml:space="preserve"> </w:t>
             </w:r>
-            <w:r>
-              <w:rPr>
-                <w:rFonts w:ascii="Times New Roman" w:hAnsi="Times New Roman" w:cs="Times New Roman"/>
-                <w:sz w:val="24"/>
-                <w:szCs w:val="24"/>
-              </w:rPr>
-              <w:t>%}Трудоемкость в академических часах (Один академический час соответствует 45 минутам астрономического часа)</w:t>
+            <w:proofErr w:type="gramStart"/>
+            <w:r>
+              <w:rPr>
+                <w:rFonts w:ascii="Times New Roman" w:hAnsi="Times New Roman" w:cs="Times New Roman"/>
+                <w:sz w:val="24"/>
+                <w:szCs w:val="24"/>
+              </w:rPr>
+              <w:t>%}Трудоемкость</w:t>
+            </w:r>
+            <w:proofErr w:type="gramEnd"/>
+            <w:r>
+              <w:rPr>
+                <w:rFonts w:ascii="Times New Roman" w:hAnsi="Times New Roman" w:cs="Times New Roman"/>
+                <w:sz w:val="24"/>
+                <w:szCs w:val="24"/>
+              </w:rPr>
+              <w:t xml:space="preserve"> в академических часах (Один академический час соответствует 45 минутам астрономического часа)</w:t>
             </w:r>
           </w:p>
         </w:tc>
@@ -2516,7 +2881,47 @@
                 <w:szCs w:val="24"/>
                 <w:lang w:val="en-US"/>
               </w:rPr>
-              <w:t>{%tc for item in sh %}</w:t>
+              <w:t>{%</w:t>
+            </w:r>
+            <w:proofErr w:type="spellStart"/>
+            <w:r>
+              <w:rPr>
+                <w:rFonts w:ascii="Times New Roman" w:hAnsi="Times New Roman" w:cs="Times New Roman"/>
+                <w:sz w:val="24"/>
+                <w:szCs w:val="24"/>
+                <w:lang w:val="en-US"/>
+              </w:rPr>
+              <w:t>tc</w:t>
+            </w:r>
+            <w:proofErr w:type="spellEnd"/>
+            <w:r>
+              <w:rPr>
+                <w:rFonts w:ascii="Times New Roman" w:hAnsi="Times New Roman" w:cs="Times New Roman"/>
+                <w:sz w:val="24"/>
+                <w:szCs w:val="24"/>
+                <w:lang w:val="en-US"/>
+              </w:rPr>
+              <w:t xml:space="preserve"> for item in </w:t>
+            </w:r>
+            <w:proofErr w:type="spellStart"/>
+            <w:r>
+              <w:rPr>
+                <w:rFonts w:ascii="Times New Roman" w:hAnsi="Times New Roman" w:cs="Times New Roman"/>
+                <w:sz w:val="24"/>
+                <w:szCs w:val="24"/>
+                <w:lang w:val="en-US"/>
+              </w:rPr>
+              <w:t>sh</w:t>
+            </w:r>
+            <w:proofErr w:type="spellEnd"/>
+            <w:r>
+              <w:rPr>
+                <w:rFonts w:ascii="Times New Roman" w:hAnsi="Times New Roman" w:cs="Times New Roman"/>
+                <w:sz w:val="24"/>
+                <w:szCs w:val="24"/>
+                <w:lang w:val="en-US"/>
+              </w:rPr>
+              <w:t xml:space="preserve"> %}</w:t>
             </w:r>
           </w:p>
         </w:tc>
@@ -2559,8 +2964,19 @@
                 <w:szCs w:val="24"/>
                 <w:lang w:val="en-US"/>
               </w:rPr>
-              <w:t>{{item.num</w:t>
-            </w:r>
+              <w:t>{{</w:t>
+            </w:r>
+            <w:proofErr w:type="spellStart"/>
+            <w:r>
+              <w:rPr>
+                <w:rFonts w:ascii="Times New Roman" w:hAnsi="Times New Roman" w:cs="Times New Roman"/>
+                <w:sz w:val="24"/>
+                <w:szCs w:val="24"/>
+                <w:lang w:val="en-US"/>
+              </w:rPr>
+              <w:t>item.num</w:t>
+            </w:r>
+            <w:proofErr w:type="spellEnd"/>
             <w:r>
               <w:rPr>
                 <w:rFonts w:ascii="Times New Roman" w:hAnsi="Times New Roman" w:cs="Times New Roman"/>
@@ -2603,7 +3019,47 @@
                 <w:szCs w:val="24"/>
                 <w:lang w:val="en-US"/>
               </w:rPr>
-              <w:t>{%tc endfor %}</w:t>
+              <w:t>{%</w:t>
+            </w:r>
+            <w:proofErr w:type="spellStart"/>
+            <w:r>
+              <w:rPr>
+                <w:rFonts w:ascii="Times New Roman" w:hAnsi="Times New Roman" w:cs="Times New Roman"/>
+                <w:sz w:val="24"/>
+                <w:szCs w:val="24"/>
+                <w:lang w:val="en-US"/>
+              </w:rPr>
+              <w:t>tc</w:t>
+            </w:r>
+            <w:proofErr w:type="spellEnd"/>
+            <w:r>
+              <w:rPr>
+                <w:rFonts w:ascii="Times New Roman" w:hAnsi="Times New Roman" w:cs="Times New Roman"/>
+                <w:sz w:val="24"/>
+                <w:szCs w:val="24"/>
+                <w:lang w:val="en-US"/>
+              </w:rPr>
+              <w:t xml:space="preserve"> </w:t>
+            </w:r>
+            <w:proofErr w:type="spellStart"/>
+            <w:r>
+              <w:rPr>
+                <w:rFonts w:ascii="Times New Roman" w:hAnsi="Times New Roman" w:cs="Times New Roman"/>
+                <w:sz w:val="24"/>
+                <w:szCs w:val="24"/>
+                <w:lang w:val="en-US"/>
+              </w:rPr>
+              <w:t>endfor</w:t>
+            </w:r>
+            <w:proofErr w:type="spellEnd"/>
+            <w:r>
+              <w:rPr>
+                <w:rFonts w:ascii="Times New Roman" w:hAnsi="Times New Roman" w:cs="Times New Roman"/>
+                <w:sz w:val="24"/>
+                <w:szCs w:val="24"/>
+                <w:lang w:val="en-US"/>
+              </w:rPr>
+              <w:t xml:space="preserve"> %}</w:t>
             </w:r>
           </w:p>
         </w:tc>
@@ -2658,6 +3114,7 @@
             <w:r>
               <w:t xml:space="preserve"> </w:t>
             </w:r>
+            <w:proofErr w:type="spellStart"/>
             <w:r>
               <w:rPr>
                 <w:rFonts w:ascii="Times New Roman" w:hAnsi="Times New Roman" w:cs="Times New Roman"/>
@@ -2692,7 +3149,17 @@
                 <w:szCs w:val="24"/>
                 <w:lang w:val="en-US"/>
               </w:rPr>
-              <w:t>hours_all}}</w:t>
+              <w:t>hours_all</w:t>
+            </w:r>
+            <w:proofErr w:type="spellEnd"/>
+            <w:r>
+              <w:rPr>
+                <w:rFonts w:ascii="Times New Roman" w:hAnsi="Times New Roman" w:cs="Times New Roman"/>
+                <w:sz w:val="24"/>
+                <w:szCs w:val="24"/>
+                <w:lang w:val="en-US"/>
+              </w:rPr>
+              <w:t>}}</w:t>
             </w:r>
           </w:p>
         </w:tc>
@@ -2718,7 +3185,47 @@
                 <w:szCs w:val="24"/>
                 <w:lang w:val="en-US"/>
               </w:rPr>
-              <w:t>{%tc for item in sh %}</w:t>
+              <w:t>{%</w:t>
+            </w:r>
+            <w:proofErr w:type="spellStart"/>
+            <w:r>
+              <w:rPr>
+                <w:rFonts w:ascii="Times New Roman" w:hAnsi="Times New Roman" w:cs="Times New Roman"/>
+                <w:sz w:val="24"/>
+                <w:szCs w:val="24"/>
+                <w:lang w:val="en-US"/>
+              </w:rPr>
+              <w:t>tc</w:t>
+            </w:r>
+            <w:proofErr w:type="spellEnd"/>
+            <w:r>
+              <w:rPr>
+                <w:rFonts w:ascii="Times New Roman" w:hAnsi="Times New Roman" w:cs="Times New Roman"/>
+                <w:sz w:val="24"/>
+                <w:szCs w:val="24"/>
+                <w:lang w:val="en-US"/>
+              </w:rPr>
+              <w:t xml:space="preserve"> for item in </w:t>
+            </w:r>
+            <w:proofErr w:type="spellStart"/>
+            <w:r>
+              <w:rPr>
+                <w:rFonts w:ascii="Times New Roman" w:hAnsi="Times New Roman" w:cs="Times New Roman"/>
+                <w:sz w:val="24"/>
+                <w:szCs w:val="24"/>
+                <w:lang w:val="en-US"/>
+              </w:rPr>
+              <w:t>sh</w:t>
+            </w:r>
+            <w:proofErr w:type="spellEnd"/>
+            <w:r>
+              <w:rPr>
+                <w:rFonts w:ascii="Times New Roman" w:hAnsi="Times New Roman" w:cs="Times New Roman"/>
+                <w:sz w:val="24"/>
+                <w:szCs w:val="24"/>
+                <w:lang w:val="en-US"/>
+              </w:rPr>
+              <w:t xml:space="preserve"> %}</w:t>
             </w:r>
           </w:p>
         </w:tc>
@@ -2744,7 +3251,27 @@
                 <w:szCs w:val="24"/>
                 <w:lang w:val="en-US"/>
               </w:rPr>
-              <w:t>{{item.aud_hours}}</w:t>
+              <w:t>{{</w:t>
+            </w:r>
+            <w:proofErr w:type="spellStart"/>
+            <w:r>
+              <w:rPr>
+                <w:rFonts w:ascii="Times New Roman" w:hAnsi="Times New Roman" w:cs="Times New Roman"/>
+                <w:sz w:val="24"/>
+                <w:szCs w:val="24"/>
+                <w:lang w:val="en-US"/>
+              </w:rPr>
+              <w:t>item.aud_hours</w:t>
+            </w:r>
+            <w:proofErr w:type="spellEnd"/>
+            <w:r>
+              <w:rPr>
+                <w:rFonts w:ascii="Times New Roman" w:hAnsi="Times New Roman" w:cs="Times New Roman"/>
+                <w:sz w:val="24"/>
+                <w:szCs w:val="24"/>
+                <w:lang w:val="en-US"/>
+              </w:rPr>
+              <w:t>}}</w:t>
             </w:r>
           </w:p>
         </w:tc>
@@ -2769,7 +3296,47 @@
                 <w:szCs w:val="24"/>
                 <w:lang w:val="en-US"/>
               </w:rPr>
-              <w:t>{%tc endfor %}</w:t>
+              <w:t>{%</w:t>
+            </w:r>
+            <w:proofErr w:type="spellStart"/>
+            <w:r>
+              <w:rPr>
+                <w:rFonts w:ascii="Times New Roman" w:hAnsi="Times New Roman" w:cs="Times New Roman"/>
+                <w:sz w:val="24"/>
+                <w:szCs w:val="24"/>
+                <w:lang w:val="en-US"/>
+              </w:rPr>
+              <w:t>tc</w:t>
+            </w:r>
+            <w:proofErr w:type="spellEnd"/>
+            <w:r>
+              <w:rPr>
+                <w:rFonts w:ascii="Times New Roman" w:hAnsi="Times New Roman" w:cs="Times New Roman"/>
+                <w:sz w:val="24"/>
+                <w:szCs w:val="24"/>
+                <w:lang w:val="en-US"/>
+              </w:rPr>
+              <w:t xml:space="preserve"> </w:t>
+            </w:r>
+            <w:proofErr w:type="spellStart"/>
+            <w:r>
+              <w:rPr>
+                <w:rFonts w:ascii="Times New Roman" w:hAnsi="Times New Roman" w:cs="Times New Roman"/>
+                <w:sz w:val="24"/>
+                <w:szCs w:val="24"/>
+                <w:lang w:val="en-US"/>
+              </w:rPr>
+              <w:t>endfor</w:t>
+            </w:r>
+            <w:proofErr w:type="spellEnd"/>
+            <w:r>
+              <w:rPr>
+                <w:rFonts w:ascii="Times New Roman" w:hAnsi="Times New Roman" w:cs="Times New Roman"/>
+                <w:sz w:val="24"/>
+                <w:szCs w:val="24"/>
+                <w:lang w:val="en-US"/>
+              </w:rPr>
+              <w:t xml:space="preserve"> %}</w:t>
             </w:r>
           </w:p>
         </w:tc>
@@ -2811,6 +3378,7 @@
                 <w:szCs w:val="24"/>
               </w:rPr>
             </w:pPr>
+            <w:proofErr w:type="gramStart"/>
             <w:r>
               <w:rPr>
                 <w:rFonts w:ascii="Times New Roman" w:hAnsi="Times New Roman" w:cs="Times New Roman"/>
@@ -2819,6 +3387,7 @@
               </w:rPr>
               <w:t xml:space="preserve">{{ </w:t>
             </w:r>
+            <w:proofErr w:type="spellStart"/>
             <w:r>
               <w:rPr>
                 <w:rFonts w:ascii="Times New Roman" w:hAnsi="Times New Roman" w:cs="Times New Roman"/>
@@ -2828,6 +3397,7 @@
               </w:rPr>
               <w:t>sha</w:t>
             </w:r>
+            <w:proofErr w:type="spellEnd"/>
             <w:r>
               <w:rPr>
                 <w:rFonts w:ascii="Times New Roman" w:hAnsi="Times New Roman" w:cs="Times New Roman"/>
@@ -2836,6 +3406,7 @@
               </w:rPr>
               <w:t>.</w:t>
             </w:r>
+            <w:proofErr w:type="spellStart"/>
             <w:r>
               <w:rPr>
                 <w:rFonts w:ascii="Times New Roman" w:hAnsi="Times New Roman" w:cs="Times New Roman"/>
@@ -2845,6 +3416,8 @@
               </w:rPr>
               <w:t>lekc</w:t>
             </w:r>
+            <w:proofErr w:type="spellEnd"/>
+            <w:proofErr w:type="gramEnd"/>
             <w:r>
               <w:rPr>
                 <w:rFonts w:ascii="Times New Roman" w:hAnsi="Times New Roman" w:cs="Times New Roman"/>
@@ -2901,16 +3474,19 @@
                 <w:rFonts w:ascii="Times New Roman" w:hAnsi="Times New Roman" w:cs="Times New Roman"/>
                 <w:sz w:val="24"/>
                 <w:szCs w:val="24"/>
-              </w:rPr>
-            </w:pPr>
-            <w:r>
-              <w:rPr>
-                <w:rFonts w:ascii="Times New Roman" w:hAnsi="Times New Roman" w:cs="Times New Roman"/>
-                <w:sz w:val="24"/>
-                <w:szCs w:val="24"/>
+                <w:lang w:val="en-US"/>
+              </w:rPr>
+            </w:pPr>
+            <w:r>
+              <w:rPr>
+                <w:rFonts w:ascii="Times New Roman" w:hAnsi="Times New Roman" w:cs="Times New Roman"/>
+                <w:sz w:val="24"/>
+                <w:szCs w:val="24"/>
+                <w:lang w:val="en-US"/>
               </w:rPr>
               <w:t>{%</w:t>
             </w:r>
+            <w:proofErr w:type="spellStart"/>
             <w:r>
               <w:rPr>
                 <w:rFonts w:ascii="Times New Roman" w:hAnsi="Times New Roman" w:cs="Times New Roman"/>
@@ -2920,11 +3496,13 @@
               </w:rPr>
               <w:t>tc</w:t>
             </w:r>
-            <w:r>
-              <w:rPr>
-                <w:rFonts w:ascii="Times New Roman" w:hAnsi="Times New Roman" w:cs="Times New Roman"/>
-                <w:sz w:val="24"/>
-                <w:szCs w:val="24"/>
+            <w:proofErr w:type="spellEnd"/>
+            <w:r>
+              <w:rPr>
+                <w:rFonts w:ascii="Times New Roman" w:hAnsi="Times New Roman" w:cs="Times New Roman"/>
+                <w:sz w:val="24"/>
+                <w:szCs w:val="24"/>
+                <w:lang w:val="en-US"/>
               </w:rPr>
               <w:t xml:space="preserve"> </w:t>
             </w:r>
@@ -2942,6 +3520,7 @@
                 <w:rFonts w:ascii="Times New Roman" w:hAnsi="Times New Roman" w:cs="Times New Roman"/>
                 <w:sz w:val="24"/>
                 <w:szCs w:val="24"/>
+                <w:lang w:val="en-US"/>
               </w:rPr>
               <w:t xml:space="preserve"> </w:t>
             </w:r>
@@ -2959,6 +3538,7 @@
                 <w:rFonts w:ascii="Times New Roman" w:hAnsi="Times New Roman" w:cs="Times New Roman"/>
                 <w:sz w:val="24"/>
                 <w:szCs w:val="24"/>
+                <w:lang w:val="en-US"/>
               </w:rPr>
               <w:t xml:space="preserve"> </w:t>
             </w:r>
@@ -2976,9 +3556,11 @@
                 <w:rFonts w:ascii="Times New Roman" w:hAnsi="Times New Roman" w:cs="Times New Roman"/>
                 <w:sz w:val="24"/>
                 <w:szCs w:val="24"/>
+                <w:lang w:val="en-US"/>
               </w:rPr>
               <w:t xml:space="preserve"> </w:t>
             </w:r>
+            <w:proofErr w:type="spellStart"/>
             <w:r>
               <w:rPr>
                 <w:rFonts w:ascii="Times New Roman" w:hAnsi="Times New Roman" w:cs="Times New Roman"/>
@@ -2988,11 +3570,13 @@
               </w:rPr>
               <w:t>sh</w:t>
             </w:r>
-            <w:r>
-              <w:rPr>
-                <w:rFonts w:ascii="Times New Roman" w:hAnsi="Times New Roman" w:cs="Times New Roman"/>
-                <w:sz w:val="24"/>
-                <w:szCs w:val="24"/>
+            <w:proofErr w:type="spellEnd"/>
+            <w:r>
+              <w:rPr>
+                <w:rFonts w:ascii="Times New Roman" w:hAnsi="Times New Roman" w:cs="Times New Roman"/>
+                <w:sz w:val="24"/>
+                <w:szCs w:val="24"/>
+                <w:lang w:val="en-US"/>
               </w:rPr>
               <w:t xml:space="preserve"> %}</w:t>
             </w:r>
@@ -3037,6 +3621,7 @@
               </w:rPr>
               <w:t>.</w:t>
             </w:r>
+            <w:proofErr w:type="spellStart"/>
             <w:r>
               <w:rPr>
                 <w:rFonts w:ascii="Times New Roman" w:hAnsi="Times New Roman" w:cs="Times New Roman"/>
@@ -3046,6 +3631,7 @@
               </w:rPr>
               <w:t>lekc</w:t>
             </w:r>
+            <w:proofErr w:type="spellEnd"/>
             <w:r>
               <w:rPr>
                 <w:rFonts w:ascii="Times New Roman" w:hAnsi="Times New Roman" w:cs="Times New Roman"/>
@@ -3103,6 +3689,7 @@
               </w:rPr>
               <w:t>{%</w:t>
             </w:r>
+            <w:proofErr w:type="spellStart"/>
             <w:r>
               <w:rPr>
                 <w:rFonts w:ascii="Times New Roman" w:hAnsi="Times New Roman" w:cs="Times New Roman"/>
@@ -3112,6 +3699,7 @@
               </w:rPr>
               <w:t>tc</w:t>
             </w:r>
+            <w:proofErr w:type="spellEnd"/>
             <w:r>
               <w:rPr>
                 <w:rFonts w:ascii="Times New Roman" w:hAnsi="Times New Roman" w:cs="Times New Roman"/>
@@ -3120,6 +3708,7 @@
               </w:rPr>
               <w:t xml:space="preserve"> </w:t>
             </w:r>
+            <w:proofErr w:type="spellStart"/>
             <w:r>
               <w:rPr>
                 <w:rFonts w:ascii="Times New Roman" w:hAnsi="Times New Roman" w:cs="Times New Roman"/>
@@ -3129,6 +3718,7 @@
               </w:rPr>
               <w:t>endfor</w:t>
             </w:r>
+            <w:proofErr w:type="spellEnd"/>
             <w:r>
               <w:rPr>
                 <w:rFonts w:ascii="Times New Roman" w:hAnsi="Times New Roman" w:cs="Times New Roman"/>
@@ -3202,6 +3792,7 @@
                 <w:szCs w:val="24"/>
               </w:rPr>
             </w:pPr>
+            <w:proofErr w:type="gramStart"/>
             <w:r>
               <w:rPr>
                 <w:rFonts w:ascii="Times New Roman" w:hAnsi="Times New Roman" w:cs="Times New Roman"/>
@@ -3210,6 +3801,7 @@
               </w:rPr>
               <w:t xml:space="preserve">{{ </w:t>
             </w:r>
+            <w:proofErr w:type="spellStart"/>
             <w:r>
               <w:rPr>
                 <w:rFonts w:ascii="Times New Roman" w:hAnsi="Times New Roman" w:cs="Times New Roman"/>
@@ -3219,6 +3811,7 @@
               </w:rPr>
               <w:t>sha</w:t>
             </w:r>
+            <w:proofErr w:type="spellEnd"/>
             <w:r>
               <w:rPr>
                 <w:rFonts w:ascii="Times New Roman" w:hAnsi="Times New Roman" w:cs="Times New Roman"/>
@@ -3236,6 +3829,7 @@
               </w:rPr>
               <w:t>lab</w:t>
             </w:r>
+            <w:proofErr w:type="gramEnd"/>
             <w:r>
               <w:rPr>
                 <w:rFonts w:ascii="Times New Roman" w:hAnsi="Times New Roman" w:cs="Times New Roman"/>
@@ -3300,9 +3894,11 @@
                 <w:rFonts w:ascii="Times New Roman" w:hAnsi="Times New Roman" w:cs="Times New Roman"/>
                 <w:sz w:val="24"/>
                 <w:szCs w:val="24"/>
+                <w:lang w:val="en-US"/>
               </w:rPr>
               <w:t>{%</w:t>
             </w:r>
+            <w:proofErr w:type="spellStart"/>
             <w:r>
               <w:rPr>
                 <w:rFonts w:ascii="Times New Roman" w:hAnsi="Times New Roman" w:cs="Times New Roman"/>
@@ -3312,11 +3908,13 @@
               </w:rPr>
               <w:t>tc</w:t>
             </w:r>
-            <w:r>
-              <w:rPr>
-                <w:rFonts w:ascii="Times New Roman" w:hAnsi="Times New Roman" w:cs="Times New Roman"/>
-                <w:sz w:val="24"/>
-                <w:szCs w:val="24"/>
+            <w:proofErr w:type="spellEnd"/>
+            <w:r>
+              <w:rPr>
+                <w:rFonts w:ascii="Times New Roman" w:hAnsi="Times New Roman" w:cs="Times New Roman"/>
+                <w:sz w:val="24"/>
+                <w:szCs w:val="24"/>
+                <w:lang w:val="en-US"/>
               </w:rPr>
               <w:t xml:space="preserve"> </w:t>
             </w:r>
@@ -3334,6 +3932,7 @@
                 <w:rFonts w:ascii="Times New Roman" w:hAnsi="Times New Roman" w:cs="Times New Roman"/>
                 <w:sz w:val="24"/>
                 <w:szCs w:val="24"/>
+                <w:lang w:val="en-US"/>
               </w:rPr>
               <w:t xml:space="preserve"> </w:t>
             </w:r>
@@ -3351,6 +3950,7 @@
                 <w:rFonts w:ascii="Times New Roman" w:hAnsi="Times New Roman" w:cs="Times New Roman"/>
                 <w:sz w:val="24"/>
                 <w:szCs w:val="24"/>
+                <w:lang w:val="en-US"/>
               </w:rPr>
               <w:t xml:space="preserve"> </w:t>
             </w:r>
@@ -3368,9 +3968,11 @@
                 <w:rFonts w:ascii="Times New Roman" w:hAnsi="Times New Roman" w:cs="Times New Roman"/>
                 <w:sz w:val="24"/>
                 <w:szCs w:val="24"/>
+                <w:lang w:val="en-US"/>
               </w:rPr>
               <w:t xml:space="preserve"> </w:t>
             </w:r>
+            <w:proofErr w:type="spellStart"/>
             <w:r>
               <w:rPr>
                 <w:rFonts w:ascii="Times New Roman" w:hAnsi="Times New Roman" w:cs="Times New Roman"/>
@@ -3380,11 +3982,13 @@
               </w:rPr>
               <w:t>sh</w:t>
             </w:r>
-            <w:r>
-              <w:rPr>
-                <w:rFonts w:ascii="Times New Roman" w:hAnsi="Times New Roman" w:cs="Times New Roman"/>
-                <w:sz w:val="24"/>
-                <w:szCs w:val="24"/>
+            <w:proofErr w:type="spellEnd"/>
+            <w:r>
+              <w:rPr>
+                <w:rFonts w:ascii="Times New Roman" w:hAnsi="Times New Roman" w:cs="Times New Roman"/>
+                <w:sz w:val="24"/>
+                <w:szCs w:val="24"/>
+                <w:lang w:val="en-US"/>
               </w:rPr>
               <w:t xml:space="preserve"> %</w:t>
             </w:r>
@@ -3421,7 +4025,17 @@
                 <w:szCs w:val="24"/>
                 <w:lang w:val="en-US"/>
               </w:rPr>
-              <w:t>{{item.lab_hour</w:t>
+              <w:t>{{</w:t>
+            </w:r>
+            <w:proofErr w:type="spellStart"/>
+            <w:r>
+              <w:rPr>
+                <w:rFonts w:ascii="Times New Roman" w:hAnsi="Times New Roman" w:cs="Times New Roman"/>
+                <w:sz w:val="24"/>
+                <w:szCs w:val="24"/>
+                <w:lang w:val="en-US"/>
+              </w:rPr>
+              <w:t>item.lab_hour</w:t>
             </w:r>
             <w:r>
               <w:rPr>
@@ -3432,6 +4046,7 @@
               </w:rPr>
               <w:t>s</w:t>
             </w:r>
+            <w:proofErr w:type="spellEnd"/>
             <w:r>
               <w:rPr>
                 <w:rFonts w:ascii="Times New Roman" w:hAnsi="Times New Roman" w:cs="Times New Roman"/>
@@ -3464,7 +4079,47 @@
                 <w:szCs w:val="24"/>
                 <w:lang w:val="en-US"/>
               </w:rPr>
-              <w:t>{%tc endfor %}</w:t>
+              <w:t>{%</w:t>
+            </w:r>
+            <w:proofErr w:type="spellStart"/>
+            <w:r>
+              <w:rPr>
+                <w:rFonts w:ascii="Times New Roman" w:hAnsi="Times New Roman" w:cs="Times New Roman"/>
+                <w:sz w:val="24"/>
+                <w:szCs w:val="24"/>
+                <w:lang w:val="en-US"/>
+              </w:rPr>
+              <w:t>tc</w:t>
+            </w:r>
+            <w:proofErr w:type="spellEnd"/>
+            <w:r>
+              <w:rPr>
+                <w:rFonts w:ascii="Times New Roman" w:hAnsi="Times New Roman" w:cs="Times New Roman"/>
+                <w:sz w:val="24"/>
+                <w:szCs w:val="24"/>
+                <w:lang w:val="en-US"/>
+              </w:rPr>
+              <w:t xml:space="preserve"> </w:t>
+            </w:r>
+            <w:proofErr w:type="spellStart"/>
+            <w:r>
+              <w:rPr>
+                <w:rFonts w:ascii="Times New Roman" w:hAnsi="Times New Roman" w:cs="Times New Roman"/>
+                <w:sz w:val="24"/>
+                <w:szCs w:val="24"/>
+                <w:lang w:val="en-US"/>
+              </w:rPr>
+              <w:t>endfor</w:t>
+            </w:r>
+            <w:proofErr w:type="spellEnd"/>
+            <w:r>
+              <w:rPr>
+                <w:rFonts w:ascii="Times New Roman" w:hAnsi="Times New Roman" w:cs="Times New Roman"/>
+                <w:sz w:val="24"/>
+                <w:szCs w:val="24"/>
+                <w:lang w:val="en-US"/>
+              </w:rPr>
+              <w:t xml:space="preserve"> %}</w:t>
             </w:r>
           </w:p>
         </w:tc>
@@ -3525,6 +4180,7 @@
               </w:rPr>
               <w:t xml:space="preserve">{{ </w:t>
             </w:r>
+            <w:proofErr w:type="spellStart"/>
             <w:r>
               <w:rPr>
                 <w:rFonts w:ascii="Times New Roman" w:hAnsi="Times New Roman" w:cs="Times New Roman"/>
@@ -3541,16 +4197,17 @@
                 <w:szCs w:val="24"/>
                 <w:lang w:val="en-US"/>
               </w:rPr>
-              <w:t>.</w:t>
-            </w:r>
-            <w:r>
-              <w:rPr>
-                <w:rFonts w:ascii="Times New Roman" w:hAnsi="Times New Roman" w:cs="Times New Roman"/>
-                <w:sz w:val="24"/>
-                <w:szCs w:val="24"/>
-                <w:lang w:val="en-US"/>
-              </w:rPr>
-              <w:t>pr_hours_all }}</w:t>
+              <w:t>.pr_hours_all</w:t>
+            </w:r>
+            <w:proofErr w:type="spellEnd"/>
+            <w:r>
+              <w:rPr>
+                <w:rFonts w:ascii="Times New Roman" w:hAnsi="Times New Roman" w:cs="Times New Roman"/>
+                <w:sz w:val="24"/>
+                <w:szCs w:val="24"/>
+                <w:lang w:val="en-US"/>
+              </w:rPr>
+              <w:t xml:space="preserve"> }}</w:t>
             </w:r>
           </w:p>
         </w:tc>
@@ -3576,7 +4233,47 @@
                 <w:szCs w:val="24"/>
                 <w:lang w:val="en-US"/>
               </w:rPr>
-              <w:t>{%tc for item in sh %}</w:t>
+              <w:t>{%</w:t>
+            </w:r>
+            <w:proofErr w:type="spellStart"/>
+            <w:r>
+              <w:rPr>
+                <w:rFonts w:ascii="Times New Roman" w:hAnsi="Times New Roman" w:cs="Times New Roman"/>
+                <w:sz w:val="24"/>
+                <w:szCs w:val="24"/>
+                <w:lang w:val="en-US"/>
+              </w:rPr>
+              <w:t>tc</w:t>
+            </w:r>
+            <w:proofErr w:type="spellEnd"/>
+            <w:r>
+              <w:rPr>
+                <w:rFonts w:ascii="Times New Roman" w:hAnsi="Times New Roman" w:cs="Times New Roman"/>
+                <w:sz w:val="24"/>
+                <w:szCs w:val="24"/>
+                <w:lang w:val="en-US"/>
+              </w:rPr>
+              <w:t xml:space="preserve"> for item in </w:t>
+            </w:r>
+            <w:proofErr w:type="spellStart"/>
+            <w:r>
+              <w:rPr>
+                <w:rFonts w:ascii="Times New Roman" w:hAnsi="Times New Roman" w:cs="Times New Roman"/>
+                <w:sz w:val="24"/>
+                <w:szCs w:val="24"/>
+                <w:lang w:val="en-US"/>
+              </w:rPr>
+              <w:t>sh</w:t>
+            </w:r>
+            <w:proofErr w:type="spellEnd"/>
+            <w:r>
+              <w:rPr>
+                <w:rFonts w:ascii="Times New Roman" w:hAnsi="Times New Roman" w:cs="Times New Roman"/>
+                <w:sz w:val="24"/>
+                <w:szCs w:val="24"/>
+                <w:lang w:val="en-US"/>
+              </w:rPr>
+              <w:t xml:space="preserve"> %}</w:t>
             </w:r>
           </w:p>
         </w:tc>
@@ -3602,7 +4299,17 @@
                 <w:szCs w:val="24"/>
                 <w:lang w:val="en-US"/>
               </w:rPr>
-              <w:t>{{item.pr_hour</w:t>
+              <w:t>{{</w:t>
+            </w:r>
+            <w:proofErr w:type="spellStart"/>
+            <w:r>
+              <w:rPr>
+                <w:rFonts w:ascii="Times New Roman" w:hAnsi="Times New Roman" w:cs="Times New Roman"/>
+                <w:sz w:val="24"/>
+                <w:szCs w:val="24"/>
+                <w:lang w:val="en-US"/>
+              </w:rPr>
+              <w:t>item.pr_hour</w:t>
             </w:r>
             <w:r>
               <w:rPr>
@@ -3613,6 +4320,7 @@
               </w:rPr>
               <w:t>s</w:t>
             </w:r>
+            <w:proofErr w:type="spellEnd"/>
             <w:r>
               <w:rPr>
                 <w:rFonts w:ascii="Times New Roman" w:hAnsi="Times New Roman" w:cs="Times New Roman"/>
@@ -3645,7 +4353,47 @@
                 <w:szCs w:val="24"/>
                 <w:lang w:val="en-US"/>
               </w:rPr>
-              <w:t>{%tc endfor %}</w:t>
+              <w:t>{%</w:t>
+            </w:r>
+            <w:proofErr w:type="spellStart"/>
+            <w:r>
+              <w:rPr>
+                <w:rFonts w:ascii="Times New Roman" w:hAnsi="Times New Roman" w:cs="Times New Roman"/>
+                <w:sz w:val="24"/>
+                <w:szCs w:val="24"/>
+                <w:lang w:val="en-US"/>
+              </w:rPr>
+              <w:t>tc</w:t>
+            </w:r>
+            <w:proofErr w:type="spellEnd"/>
+            <w:r>
+              <w:rPr>
+                <w:rFonts w:ascii="Times New Roman" w:hAnsi="Times New Roman" w:cs="Times New Roman"/>
+                <w:sz w:val="24"/>
+                <w:szCs w:val="24"/>
+                <w:lang w:val="en-US"/>
+              </w:rPr>
+              <w:t xml:space="preserve"> </w:t>
+            </w:r>
+            <w:proofErr w:type="spellStart"/>
+            <w:r>
+              <w:rPr>
+                <w:rFonts w:ascii="Times New Roman" w:hAnsi="Times New Roman" w:cs="Times New Roman"/>
+                <w:sz w:val="24"/>
+                <w:szCs w:val="24"/>
+                <w:lang w:val="en-US"/>
+              </w:rPr>
+              <w:t>endfor</w:t>
+            </w:r>
+            <w:proofErr w:type="spellEnd"/>
+            <w:r>
+              <w:rPr>
+                <w:rFonts w:ascii="Times New Roman" w:hAnsi="Times New Roman" w:cs="Times New Roman"/>
+                <w:sz w:val="24"/>
+                <w:szCs w:val="24"/>
+                <w:lang w:val="en-US"/>
+              </w:rPr>
+              <w:t xml:space="preserve"> %}</w:t>
             </w:r>
           </w:p>
         </w:tc>
@@ -3669,7 +4417,25 @@
                 <w:sz w:val="24"/>
                 <w:szCs w:val="24"/>
               </w:rPr>
-              <w:t>Самостоятельная работа (в т.ч. курсовое проектирование)</w:t>
+              <w:t xml:space="preserve">Самостоятельная работа (в </w:t>
+            </w:r>
+            <w:proofErr w:type="spellStart"/>
+            <w:r>
+              <w:rPr>
+                <w:rFonts w:ascii="Times New Roman" w:hAnsi="Times New Roman" w:cs="Times New Roman"/>
+                <w:sz w:val="24"/>
+                <w:szCs w:val="24"/>
+              </w:rPr>
+              <w:t>т.ч</w:t>
+            </w:r>
+            <w:proofErr w:type="spellEnd"/>
+            <w:r>
+              <w:rPr>
+                <w:rFonts w:ascii="Times New Roman" w:hAnsi="Times New Roman" w:cs="Times New Roman"/>
+                <w:sz w:val="24"/>
+                <w:szCs w:val="24"/>
+              </w:rPr>
+              <w:t>. курсовое проектирование)</w:t>
             </w:r>
           </w:p>
         </w:tc>
@@ -3697,6 +4463,7 @@
               </w:rPr>
               <w:t xml:space="preserve">{{ </w:t>
             </w:r>
+            <w:proofErr w:type="spellStart"/>
             <w:r>
               <w:rPr>
                 <w:rFonts w:ascii="Times New Roman" w:hAnsi="Times New Roman" w:cs="Times New Roman"/>
@@ -3713,16 +4480,17 @@
                 <w:szCs w:val="24"/>
                 <w:lang w:val="en-US"/>
               </w:rPr>
-              <w:t>.</w:t>
-            </w:r>
-            <w:r>
-              <w:rPr>
-                <w:rFonts w:ascii="Times New Roman" w:hAnsi="Times New Roman" w:cs="Times New Roman"/>
-                <w:sz w:val="24"/>
-                <w:szCs w:val="24"/>
-                <w:lang w:val="en-US"/>
-              </w:rPr>
-              <w:t>srs_hours_all }}</w:t>
+              <w:t>.srs_hours_all</w:t>
+            </w:r>
+            <w:proofErr w:type="spellEnd"/>
+            <w:r>
+              <w:rPr>
+                <w:rFonts w:ascii="Times New Roman" w:hAnsi="Times New Roman" w:cs="Times New Roman"/>
+                <w:sz w:val="24"/>
+                <w:szCs w:val="24"/>
+                <w:lang w:val="en-US"/>
+              </w:rPr>
+              <w:t xml:space="preserve"> }}</w:t>
             </w:r>
           </w:p>
         </w:tc>
@@ -3748,7 +4516,47 @@
                 <w:szCs w:val="24"/>
                 <w:lang w:val="en-US"/>
               </w:rPr>
-              <w:t>{%tc for item in sh %}</w:t>
+              <w:t>{%</w:t>
+            </w:r>
+            <w:proofErr w:type="spellStart"/>
+            <w:r>
+              <w:rPr>
+                <w:rFonts w:ascii="Times New Roman" w:hAnsi="Times New Roman" w:cs="Times New Roman"/>
+                <w:sz w:val="24"/>
+                <w:szCs w:val="24"/>
+                <w:lang w:val="en-US"/>
+              </w:rPr>
+              <w:t>tc</w:t>
+            </w:r>
+            <w:proofErr w:type="spellEnd"/>
+            <w:r>
+              <w:rPr>
+                <w:rFonts w:ascii="Times New Roman" w:hAnsi="Times New Roman" w:cs="Times New Roman"/>
+                <w:sz w:val="24"/>
+                <w:szCs w:val="24"/>
+                <w:lang w:val="en-US"/>
+              </w:rPr>
+              <w:t xml:space="preserve"> for item in </w:t>
+            </w:r>
+            <w:proofErr w:type="spellStart"/>
+            <w:r>
+              <w:rPr>
+                <w:rFonts w:ascii="Times New Roman" w:hAnsi="Times New Roman" w:cs="Times New Roman"/>
+                <w:sz w:val="24"/>
+                <w:szCs w:val="24"/>
+                <w:lang w:val="en-US"/>
+              </w:rPr>
+              <w:t>sh</w:t>
+            </w:r>
+            <w:proofErr w:type="spellEnd"/>
+            <w:r>
+              <w:rPr>
+                <w:rFonts w:ascii="Times New Roman" w:hAnsi="Times New Roman" w:cs="Times New Roman"/>
+                <w:sz w:val="24"/>
+                <w:szCs w:val="24"/>
+                <w:lang w:val="en-US"/>
+              </w:rPr>
+              <w:t xml:space="preserve"> %}</w:t>
             </w:r>
           </w:p>
         </w:tc>
@@ -3774,7 +4582,17 @@
                 <w:szCs w:val="24"/>
                 <w:lang w:val="en-US"/>
               </w:rPr>
-              <w:t>{{item.srs_hour</w:t>
+              <w:t>{{</w:t>
+            </w:r>
+            <w:proofErr w:type="spellStart"/>
+            <w:r>
+              <w:rPr>
+                <w:rFonts w:ascii="Times New Roman" w:hAnsi="Times New Roman" w:cs="Times New Roman"/>
+                <w:sz w:val="24"/>
+                <w:szCs w:val="24"/>
+                <w:lang w:val="en-US"/>
+              </w:rPr>
+              <w:t>item.srs_hour</w:t>
             </w:r>
             <w:r>
               <w:rPr>
@@ -3785,6 +4603,7 @@
               </w:rPr>
               <w:t>s</w:t>
             </w:r>
+            <w:proofErr w:type="spellEnd"/>
             <w:r>
               <w:rPr>
                 <w:rFonts w:ascii="Times New Roman" w:hAnsi="Times New Roman" w:cs="Times New Roman"/>
@@ -3817,7 +4636,47 @@
                 <w:szCs w:val="24"/>
                 <w:lang w:val="en-US"/>
               </w:rPr>
-              <w:t>{%tc endfor %}</w:t>
+              <w:t>{%</w:t>
+            </w:r>
+            <w:proofErr w:type="spellStart"/>
+            <w:r>
+              <w:rPr>
+                <w:rFonts w:ascii="Times New Roman" w:hAnsi="Times New Roman" w:cs="Times New Roman"/>
+                <w:sz w:val="24"/>
+                <w:szCs w:val="24"/>
+                <w:lang w:val="en-US"/>
+              </w:rPr>
+              <w:t>tc</w:t>
+            </w:r>
+            <w:proofErr w:type="spellEnd"/>
+            <w:r>
+              <w:rPr>
+                <w:rFonts w:ascii="Times New Roman" w:hAnsi="Times New Roman" w:cs="Times New Roman"/>
+                <w:sz w:val="24"/>
+                <w:szCs w:val="24"/>
+                <w:lang w:val="en-US"/>
+              </w:rPr>
+              <w:t xml:space="preserve"> </w:t>
+            </w:r>
+            <w:proofErr w:type="spellStart"/>
+            <w:r>
+              <w:rPr>
+                <w:rFonts w:ascii="Times New Roman" w:hAnsi="Times New Roman" w:cs="Times New Roman"/>
+                <w:sz w:val="24"/>
+                <w:szCs w:val="24"/>
+                <w:lang w:val="en-US"/>
+              </w:rPr>
+              <w:t>endfor</w:t>
+            </w:r>
+            <w:proofErr w:type="spellEnd"/>
+            <w:r>
+              <w:rPr>
+                <w:rFonts w:ascii="Times New Roman" w:hAnsi="Times New Roman" w:cs="Times New Roman"/>
+                <w:sz w:val="24"/>
+                <w:szCs w:val="24"/>
+                <w:lang w:val="en-US"/>
+              </w:rPr>
+              <w:t xml:space="preserve"> %}</w:t>
             </w:r>
           </w:p>
         </w:tc>
@@ -3867,7 +4726,27 @@
                 <w:szCs w:val="24"/>
                 <w:lang w:val="en-US"/>
               </w:rPr>
-              <w:t>{{ sha.ekz_hours_all}}</w:t>
+              <w:t xml:space="preserve">{{ </w:t>
+            </w:r>
+            <w:proofErr w:type="spellStart"/>
+            <w:r>
+              <w:rPr>
+                <w:rFonts w:ascii="Times New Roman" w:hAnsi="Times New Roman" w:cs="Times New Roman"/>
+                <w:sz w:val="24"/>
+                <w:szCs w:val="24"/>
+                <w:lang w:val="en-US"/>
+              </w:rPr>
+              <w:t>sha.ekz_hours_all</w:t>
+            </w:r>
+            <w:proofErr w:type="spellEnd"/>
+            <w:r>
+              <w:rPr>
+                <w:rFonts w:ascii="Times New Roman" w:hAnsi="Times New Roman" w:cs="Times New Roman"/>
+                <w:sz w:val="24"/>
+                <w:szCs w:val="24"/>
+                <w:lang w:val="en-US"/>
+              </w:rPr>
+              <w:t>}}</w:t>
             </w:r>
           </w:p>
         </w:tc>
@@ -3893,7 +4772,47 @@
                 <w:szCs w:val="24"/>
                 <w:lang w:val="en-US"/>
               </w:rPr>
-              <w:t>{%tc for item in sh %}</w:t>
+              <w:t>{%</w:t>
+            </w:r>
+            <w:proofErr w:type="spellStart"/>
+            <w:r>
+              <w:rPr>
+                <w:rFonts w:ascii="Times New Roman" w:hAnsi="Times New Roman" w:cs="Times New Roman"/>
+                <w:sz w:val="24"/>
+                <w:szCs w:val="24"/>
+                <w:lang w:val="en-US"/>
+              </w:rPr>
+              <w:t>tc</w:t>
+            </w:r>
+            <w:proofErr w:type="spellEnd"/>
+            <w:r>
+              <w:rPr>
+                <w:rFonts w:ascii="Times New Roman" w:hAnsi="Times New Roman" w:cs="Times New Roman"/>
+                <w:sz w:val="24"/>
+                <w:szCs w:val="24"/>
+                <w:lang w:val="en-US"/>
+              </w:rPr>
+              <w:t xml:space="preserve"> for item in </w:t>
+            </w:r>
+            <w:proofErr w:type="spellStart"/>
+            <w:r>
+              <w:rPr>
+                <w:rFonts w:ascii="Times New Roman" w:hAnsi="Times New Roman" w:cs="Times New Roman"/>
+                <w:sz w:val="24"/>
+                <w:szCs w:val="24"/>
+                <w:lang w:val="en-US"/>
+              </w:rPr>
+              <w:t>sh</w:t>
+            </w:r>
+            <w:proofErr w:type="spellEnd"/>
+            <w:r>
+              <w:rPr>
+                <w:rFonts w:ascii="Times New Roman" w:hAnsi="Times New Roman" w:cs="Times New Roman"/>
+                <w:sz w:val="24"/>
+                <w:szCs w:val="24"/>
+                <w:lang w:val="en-US"/>
+              </w:rPr>
+              <w:t xml:space="preserve"> %}</w:t>
             </w:r>
           </w:p>
         </w:tc>
@@ -3919,7 +4838,27 @@
                 <w:szCs w:val="24"/>
                 <w:lang w:val="en-US"/>
               </w:rPr>
-              <w:t>{{item.ekz_hours}}</w:t>
+              <w:t>{{</w:t>
+            </w:r>
+            <w:proofErr w:type="spellStart"/>
+            <w:r>
+              <w:rPr>
+                <w:rFonts w:ascii="Times New Roman" w:hAnsi="Times New Roman" w:cs="Times New Roman"/>
+                <w:sz w:val="24"/>
+                <w:szCs w:val="24"/>
+                <w:lang w:val="en-US"/>
+              </w:rPr>
+              <w:t>item.ekz_hours</w:t>
+            </w:r>
+            <w:proofErr w:type="spellEnd"/>
+            <w:r>
+              <w:rPr>
+                <w:rFonts w:ascii="Times New Roman" w:hAnsi="Times New Roman" w:cs="Times New Roman"/>
+                <w:sz w:val="24"/>
+                <w:szCs w:val="24"/>
+                <w:lang w:val="en-US"/>
+              </w:rPr>
+              <w:t>}}</w:t>
             </w:r>
           </w:p>
         </w:tc>
@@ -3944,7 +4883,47 @@
                 <w:szCs w:val="24"/>
                 <w:lang w:val="en-US"/>
               </w:rPr>
-              <w:t>{%tc endfor %}</w:t>
+              <w:t>{%</w:t>
+            </w:r>
+            <w:proofErr w:type="spellStart"/>
+            <w:r>
+              <w:rPr>
+                <w:rFonts w:ascii="Times New Roman" w:hAnsi="Times New Roman" w:cs="Times New Roman"/>
+                <w:sz w:val="24"/>
+                <w:szCs w:val="24"/>
+                <w:lang w:val="en-US"/>
+              </w:rPr>
+              <w:t>tc</w:t>
+            </w:r>
+            <w:proofErr w:type="spellEnd"/>
+            <w:r>
+              <w:rPr>
+                <w:rFonts w:ascii="Times New Roman" w:hAnsi="Times New Roman" w:cs="Times New Roman"/>
+                <w:sz w:val="24"/>
+                <w:szCs w:val="24"/>
+                <w:lang w:val="en-US"/>
+              </w:rPr>
+              <w:t xml:space="preserve"> </w:t>
+            </w:r>
+            <w:proofErr w:type="spellStart"/>
+            <w:r>
+              <w:rPr>
+                <w:rFonts w:ascii="Times New Roman" w:hAnsi="Times New Roman" w:cs="Times New Roman"/>
+                <w:sz w:val="24"/>
+                <w:szCs w:val="24"/>
+                <w:lang w:val="en-US"/>
+              </w:rPr>
+              <w:t>endfor</w:t>
+            </w:r>
+            <w:proofErr w:type="spellEnd"/>
+            <w:r>
+              <w:rPr>
+                <w:rFonts w:ascii="Times New Roman" w:hAnsi="Times New Roman" w:cs="Times New Roman"/>
+                <w:sz w:val="24"/>
+                <w:szCs w:val="24"/>
+                <w:lang w:val="en-US"/>
+              </w:rPr>
+              <w:t xml:space="preserve"> %}</w:t>
             </w:r>
           </w:p>
         </w:tc>
@@ -3996,6 +4975,7 @@
               </w:rPr>
               <w:t xml:space="preserve">{{ </w:t>
             </w:r>
+            <w:proofErr w:type="spellStart"/>
             <w:r>
               <w:rPr>
                 <w:rFonts w:ascii="Times New Roman" w:hAnsi="Times New Roman" w:cs="Times New Roman"/>
@@ -4012,16 +4992,17 @@
                 <w:szCs w:val="24"/>
                 <w:lang w:val="en-US"/>
               </w:rPr>
-              <w:t>.</w:t>
-            </w:r>
-            <w:r>
-              <w:rPr>
-                <w:rFonts w:ascii="Times New Roman" w:hAnsi="Times New Roman" w:cs="Times New Roman"/>
-                <w:sz w:val="24"/>
-                <w:szCs w:val="24"/>
-                <w:lang w:val="en-US"/>
-              </w:rPr>
-              <w:t>tic_all }}</w:t>
+              <w:t>.tic_all</w:t>
+            </w:r>
+            <w:proofErr w:type="spellEnd"/>
+            <w:r>
+              <w:rPr>
+                <w:rFonts w:ascii="Times New Roman" w:hAnsi="Times New Roman" w:cs="Times New Roman"/>
+                <w:sz w:val="24"/>
+                <w:szCs w:val="24"/>
+                <w:lang w:val="en-US"/>
+              </w:rPr>
+              <w:t xml:space="preserve"> }}</w:t>
             </w:r>
           </w:p>
         </w:tc>
@@ -4047,7 +5028,47 @@
                 <w:szCs w:val="24"/>
                 <w:lang w:val="en-US"/>
               </w:rPr>
-              <w:t>{%tc for item in sh %}</w:t>
+              <w:t>{%</w:t>
+            </w:r>
+            <w:proofErr w:type="spellStart"/>
+            <w:r>
+              <w:rPr>
+                <w:rFonts w:ascii="Times New Roman" w:hAnsi="Times New Roman" w:cs="Times New Roman"/>
+                <w:sz w:val="24"/>
+                <w:szCs w:val="24"/>
+                <w:lang w:val="en-US"/>
+              </w:rPr>
+              <w:t>tc</w:t>
+            </w:r>
+            <w:proofErr w:type="spellEnd"/>
+            <w:r>
+              <w:rPr>
+                <w:rFonts w:ascii="Times New Roman" w:hAnsi="Times New Roman" w:cs="Times New Roman"/>
+                <w:sz w:val="24"/>
+                <w:szCs w:val="24"/>
+                <w:lang w:val="en-US"/>
+              </w:rPr>
+              <w:t xml:space="preserve"> for item in </w:t>
+            </w:r>
+            <w:proofErr w:type="spellStart"/>
+            <w:r>
+              <w:rPr>
+                <w:rFonts w:ascii="Times New Roman" w:hAnsi="Times New Roman" w:cs="Times New Roman"/>
+                <w:sz w:val="24"/>
+                <w:szCs w:val="24"/>
+                <w:lang w:val="en-US"/>
+              </w:rPr>
+              <w:t>sh</w:t>
+            </w:r>
+            <w:proofErr w:type="spellEnd"/>
+            <w:r>
+              <w:rPr>
+                <w:rFonts w:ascii="Times New Roman" w:hAnsi="Times New Roman" w:cs="Times New Roman"/>
+                <w:sz w:val="24"/>
+                <w:szCs w:val="24"/>
+                <w:lang w:val="en-US"/>
+              </w:rPr>
+              <w:t xml:space="preserve"> %}</w:t>
             </w:r>
           </w:p>
         </w:tc>
@@ -4073,7 +5094,27 @@
                 <w:szCs w:val="24"/>
                 <w:lang w:val="en-US"/>
               </w:rPr>
-              <w:t>{{item.tic}}</w:t>
+              <w:t>{{</w:t>
+            </w:r>
+            <w:proofErr w:type="spellStart"/>
+            <w:r>
+              <w:rPr>
+                <w:rFonts w:ascii="Times New Roman" w:hAnsi="Times New Roman" w:cs="Times New Roman"/>
+                <w:sz w:val="24"/>
+                <w:szCs w:val="24"/>
+                <w:lang w:val="en-US"/>
+              </w:rPr>
+              <w:t>item.tic</w:t>
+            </w:r>
+            <w:proofErr w:type="spellEnd"/>
+            <w:r>
+              <w:rPr>
+                <w:rFonts w:ascii="Times New Roman" w:hAnsi="Times New Roman" w:cs="Times New Roman"/>
+                <w:sz w:val="24"/>
+                <w:szCs w:val="24"/>
+                <w:lang w:val="en-US"/>
+              </w:rPr>
+              <w:t>}}</w:t>
             </w:r>
           </w:p>
         </w:tc>
@@ -4098,7 +5139,47 @@
                 <w:szCs w:val="24"/>
                 <w:lang w:val="en-US"/>
               </w:rPr>
-              <w:t>{%tc endfor %}</w:t>
+              <w:t>{%</w:t>
+            </w:r>
+            <w:proofErr w:type="spellStart"/>
+            <w:r>
+              <w:rPr>
+                <w:rFonts w:ascii="Times New Roman" w:hAnsi="Times New Roman" w:cs="Times New Roman"/>
+                <w:sz w:val="24"/>
+                <w:szCs w:val="24"/>
+                <w:lang w:val="en-US"/>
+              </w:rPr>
+              <w:t>tc</w:t>
+            </w:r>
+            <w:proofErr w:type="spellEnd"/>
+            <w:r>
+              <w:rPr>
+                <w:rFonts w:ascii="Times New Roman" w:hAnsi="Times New Roman" w:cs="Times New Roman"/>
+                <w:sz w:val="24"/>
+                <w:szCs w:val="24"/>
+                <w:lang w:val="en-US"/>
+              </w:rPr>
+              <w:t xml:space="preserve"> </w:t>
+            </w:r>
+            <w:proofErr w:type="spellStart"/>
+            <w:r>
+              <w:rPr>
+                <w:rFonts w:ascii="Times New Roman" w:hAnsi="Times New Roman" w:cs="Times New Roman"/>
+                <w:sz w:val="24"/>
+                <w:szCs w:val="24"/>
+                <w:lang w:val="en-US"/>
+              </w:rPr>
+              <w:t>endfor</w:t>
+            </w:r>
+            <w:proofErr w:type="spellEnd"/>
+            <w:r>
+              <w:rPr>
+                <w:rFonts w:ascii="Times New Roman" w:hAnsi="Times New Roman" w:cs="Times New Roman"/>
+                <w:sz w:val="24"/>
+                <w:szCs w:val="24"/>
+                <w:lang w:val="en-US"/>
+              </w:rPr>
+              <w:t xml:space="preserve"> %}</w:t>
             </w:r>
           </w:p>
         </w:tc>
@@ -4212,7 +5293,42 @@
           <w:szCs w:val="24"/>
           <w:lang w:val="en-US"/>
         </w:rPr>
-        <w:t>{%  %}</w:t>
+        <w:t xml:space="preserve">{% </w:t>
+      </w:r>
+      <w:r>
+        <w:rPr>
+          <w:rFonts w:ascii="Times New Roman" w:hAnsi="Times New Roman" w:cs="Times New Roman"/>
+          <w:b/>
+          <w:bCs/>
+          <w:sz w:val="24"/>
+          <w:szCs w:val="24"/>
+          <w:lang w:val="en-US"/>
+        </w:rPr>
+        <w:t xml:space="preserve">for item in </w:t>
+      </w:r>
+      <w:proofErr w:type="spellStart"/>
+      <w:r>
+        <w:rPr>
+          <w:rFonts w:ascii="Times New Roman" w:hAnsi="Times New Roman" w:cs="Times New Roman"/>
+          <w:b/>
+          <w:bCs/>
+          <w:sz w:val="24"/>
+          <w:szCs w:val="24"/>
+          <w:lang w:val="en-US"/>
+        </w:rPr>
+        <w:t>wk</w:t>
+      </w:r>
+      <w:proofErr w:type="spellEnd"/>
+      <w:r>
+        <w:rPr>
+          <w:rFonts w:ascii="Times New Roman" w:hAnsi="Times New Roman" w:cs="Times New Roman"/>
+          <w:b/>
+          <w:bCs/>
+          <w:sz w:val="24"/>
+          <w:szCs w:val="24"/>
+          <w:lang w:val="en-US"/>
+        </w:rPr>
+        <w:t xml:space="preserve"> %}</w:t>
       </w:r>
     </w:p>
     <w:p>
@@ -4225,6 +5341,7 @@
           <w:bCs/>
           <w:sz w:val="24"/>
           <w:szCs w:val="24"/>
+          <w:lang w:val="en-US"/>
         </w:rPr>
       </w:pPr>
       <w:r>
@@ -4237,6 +5354,19 @@
         </w:rPr>
         <w:t xml:space="preserve">Семестр № </w:t>
       </w:r>
+      <w:proofErr w:type="spellStart"/>
+      <w:r>
+        <w:rPr>
+          <w:rFonts w:ascii="Times New Roman" w:hAnsi="Times New Roman" w:cs="Times New Roman"/>
+          <w:b/>
+          <w:bCs/>
+          <w:sz w:val="24"/>
+          <w:szCs w:val="24"/>
+          <w:lang w:val="en-US"/>
+        </w:rPr>
+        <w:t>item.num</w:t>
+      </w:r>
+      <w:proofErr w:type="spellEnd"/>
     </w:p>
     <w:tbl>
       <w:tblPr>
@@ -5434,10 +6564,39 @@
           <w:szCs w:val="24"/>
           <w:lang w:val="en-US"/>
         </w:rPr>
-        <w:t>{% endfor %}</w:t>
+        <w:t xml:space="preserve">{% </w:t>
+      </w:r>
+      <w:proofErr w:type="spellStart"/>
+      <w:r>
+        <w:rPr>
+          <w:rFonts w:ascii="Times New Roman" w:hAnsi="Times New Roman" w:cs="Times New Roman"/>
+          <w:sz w:val="24"/>
+          <w:szCs w:val="24"/>
+          <w:lang w:val="en-US"/>
+        </w:rPr>
+        <w:t>endfor</w:t>
+      </w:r>
+      <w:proofErr w:type="spellEnd"/>
+      <w:r>
+        <w:rPr>
+          <w:rFonts w:ascii="Times New Roman" w:hAnsi="Times New Roman" w:cs="Times New Roman"/>
+          <w:sz w:val="24"/>
+          <w:szCs w:val="24"/>
+          <w:lang w:val="en-US"/>
+        </w:rPr>
+        <w:t xml:space="preserve"> </w:t>
       </w:r>
       <w:bookmarkStart w:id="0" w:name="_GoBack"/>
       <w:bookmarkEnd w:id="0"/>
+      <w:r>
+        <w:rPr>
+          <w:rFonts w:ascii="Times New Roman" w:hAnsi="Times New Roman" w:cs="Times New Roman"/>
+          <w:sz w:val="24"/>
+          <w:szCs w:val="24"/>
+          <w:lang w:val="en-US"/>
+        </w:rPr>
+        <w:t>%}</w:t>
+      </w:r>
     </w:p>
     <w:sectPr>
       <w:footerReference w:type="default" r:id="rId7"/>
@@ -5487,6 +6646,7 @@
         <w:docPartUnique/>
       </w:docPartObj>
     </w:sdtPr>
+    <w:sdtEndPr/>
     <w:sdtContent>
       <w:p>
         <w:pPr>
@@ -5561,7 +6721,16 @@
         <w:color w:val="000000" w:themeColor="text1"/>
         <w:sz w:val="24"/>
       </w:rPr>
-      <w:t xml:space="preserve">Год набора – {{ </w:t>
+      <w:t xml:space="preserve">Год набора – </w:t>
+    </w:r>
+    <w:proofErr w:type="gramStart"/>
+    <w:r>
+      <w:rPr>
+        <w:rFonts w:ascii="Times New Roman" w:hAnsi="Times New Roman" w:cs="Times New Roman"/>
+        <w:color w:val="000000" w:themeColor="text1"/>
+        <w:sz w:val="24"/>
+      </w:rPr>
+      <w:t xml:space="preserve">{{ </w:t>
     </w:r>
     <w:r>
       <w:rPr>
@@ -5572,6 +6741,7 @@
       </w:rPr>
       <w:t>year</w:t>
     </w:r>
+    <w:proofErr w:type="gramEnd"/>
     <w:r>
       <w:rPr>
         <w:rFonts w:ascii="Times New Roman" w:hAnsi="Times New Roman" w:cs="Times New Roman"/>
@@ -5609,13 +6779,23 @@
         <w:sz w:val="24"/>
       </w:rPr>
     </w:pPr>
+    <w:proofErr w:type="gramStart"/>
     <w:r>
       <w:rPr>
         <w:rFonts w:ascii="Times New Roman" w:hAnsi="Times New Roman" w:cs="Times New Roman"/>
         <w:color w:val="000000" w:themeColor="text1"/>
         <w:sz w:val="24"/>
       </w:rPr>
-      <w:t xml:space="preserve">Иркутск,  {{ </w:t>
+      <w:t>Иркутск,  {</w:t>
+    </w:r>
+    <w:proofErr w:type="gramEnd"/>
+    <w:r>
+      <w:rPr>
+        <w:rFonts w:ascii="Times New Roman" w:hAnsi="Times New Roman" w:cs="Times New Roman"/>
+        <w:color w:val="000000" w:themeColor="text1"/>
+        <w:sz w:val="24"/>
+      </w:rPr>
+      <w:t xml:space="preserve">{ </w:t>
     </w:r>
     <w:r>
       <w:rPr>
@@ -6485,7 +7665,7 @@
 </file>
 
 <file path=customXml/itemProps1.xml><?xml version="1.0" encoding="utf-8"?>
-<ds:datastoreItem xmlns:ds="http://schemas.openxmlformats.org/officeDocument/2006/customXml" ds:itemID="{E6649C00-9924-42D2-8E73-A284D351182C}">
+<ds:datastoreItem xmlns:ds="http://schemas.openxmlformats.org/officeDocument/2006/customXml" ds:itemID="{F0451813-F812-4B37-A3A9-356CAF31FC4C}">
   <ds:schemaRefs>
     <ds:schemaRef ds:uri="http://schemas.openxmlformats.org/officeDocument/2006/bibliography"/>
   </ds:schemaRefs>

--- a/templates/docxRPD/rpd.docx
+++ b/templates/docxRPD/rpd.docx
@@ -5352,7 +5352,30 @@
           <w:sz w:val="24"/>
           <w:szCs w:val="24"/>
         </w:rPr>
-        <w:t xml:space="preserve">Семестр № </w:t>
+        <w:t>Семестр</w:t>
+      </w:r>
+      <w:r>
+        <w:rPr>
+          <w:rFonts w:ascii="Times New Roman" w:hAnsi="Times New Roman" w:cs="Times New Roman"/>
+          <w:b/>
+          <w:bCs/>
+          <w:sz w:val="24"/>
+          <w:szCs w:val="24"/>
+          <w:lang w:val="en-US"/>
+        </w:rPr>
+        <w:t xml:space="preserve"> № </w:t>
+      </w:r>
+      <w:proofErr w:type="gramStart"/>
+      <w:r>
+        <w:rPr>
+          <w:rFonts w:ascii="Times New Roman" w:hAnsi="Times New Roman" w:cs="Times New Roman"/>
+          <w:b/>
+          <w:bCs/>
+          <w:sz w:val="24"/>
+          <w:szCs w:val="24"/>
+          <w:lang w:val="en-US"/>
+        </w:rPr>
+        <w:t xml:space="preserve">{{ </w:t>
       </w:r>
       <w:proofErr w:type="spellStart"/>
       <w:r>
@@ -5364,9 +5387,43 @@
           <w:szCs w:val="24"/>
           <w:lang w:val="en-US"/>
         </w:rPr>
-        <w:t>item.num</w:t>
+        <w:t>item</w:t>
+      </w:r>
+      <w:r>
+        <w:rPr>
+          <w:rFonts w:ascii="Times New Roman" w:hAnsi="Times New Roman" w:cs="Times New Roman"/>
+          <w:b/>
+          <w:bCs/>
+          <w:sz w:val="24"/>
+          <w:szCs w:val="24"/>
+          <w:lang w:val="en-US"/>
+        </w:rPr>
+        <w:t>.</w:t>
+      </w:r>
+      <w:r>
+        <w:rPr>
+          <w:rFonts w:ascii="Times New Roman" w:hAnsi="Times New Roman" w:cs="Times New Roman"/>
+          <w:b/>
+          <w:bCs/>
+          <w:sz w:val="24"/>
+          <w:szCs w:val="24"/>
+          <w:lang w:val="en-US"/>
+        </w:rPr>
+        <w:t>num</w:t>
       </w:r>
       <w:proofErr w:type="spellEnd"/>
+      <w:proofErr w:type="gramEnd"/>
+      <w:r>
+        <w:rPr>
+          <w:rFonts w:ascii="Times New Roman" w:hAnsi="Times New Roman" w:cs="Times New Roman"/>
+          <w:b/>
+          <w:bCs/>
+          <w:sz w:val="24"/>
+          <w:szCs w:val="24"/>
+          <w:lang w:val="en-US"/>
+        </w:rPr>
+        <w:t xml:space="preserve"> }}</w:t>
+      </w:r>
     </w:p>
     <w:tbl>
       <w:tblPr>
@@ -5375,17 +5432,17 @@
         <w:tblLook w:val="04A0" w:firstRow="1" w:lastRow="0" w:firstColumn="1" w:lastColumn="0" w:noHBand="0" w:noVBand="1"/>
       </w:tblPr>
       <w:tblGrid>
-        <w:gridCol w:w="780"/>
-        <w:gridCol w:w="1715"/>
-        <w:gridCol w:w="708"/>
-        <w:gridCol w:w="709"/>
-        <w:gridCol w:w="709"/>
-        <w:gridCol w:w="710"/>
-        <w:gridCol w:w="710"/>
-        <w:gridCol w:w="710"/>
-        <w:gridCol w:w="710"/>
-        <w:gridCol w:w="710"/>
-        <w:gridCol w:w="1174"/>
+        <w:gridCol w:w="955"/>
+        <w:gridCol w:w="1703"/>
+        <w:gridCol w:w="680"/>
+        <w:gridCol w:w="699"/>
+        <w:gridCol w:w="680"/>
+        <w:gridCol w:w="700"/>
+        <w:gridCol w:w="682"/>
+        <w:gridCol w:w="700"/>
+        <w:gridCol w:w="681"/>
+        <w:gridCol w:w="700"/>
+        <w:gridCol w:w="1165"/>
       </w:tblGrid>
       <w:tr>
         <w:tc>
@@ -6184,182 +6241,188 @@
       <w:tr>
         <w:tc>
           <w:tcPr>
-            <w:tcW w:w="780" w:type="dxa"/>
-            <w:vAlign w:val="center"/>
-          </w:tcPr>
-          <w:p>
-            <w:pPr>
-              <w:jc w:val="center"/>
-              <w:rPr>
-                <w:rFonts w:ascii="Times New Roman" w:hAnsi="Times New Roman" w:cs="Times New Roman"/>
-                <w:sz w:val="20"/>
-                <w:szCs w:val="20"/>
-              </w:rPr>
-            </w:pPr>
-          </w:p>
-        </w:tc>
-        <w:tc>
-          <w:tcPr>
-            <w:tcW w:w="1715" w:type="dxa"/>
-          </w:tcPr>
-          <w:p>
-            <w:pPr>
-              <w:rPr>
-                <w:rFonts w:ascii="Times New Roman" w:hAnsi="Times New Roman" w:cs="Times New Roman"/>
-                <w:sz w:val="20"/>
-                <w:szCs w:val="20"/>
-              </w:rPr>
-            </w:pPr>
-            <w:r>
-              <w:rPr>
-                <w:rFonts w:ascii="Times New Roman" w:hAnsi="Times New Roman" w:cs="Times New Roman"/>
-                <w:sz w:val="20"/>
-                <w:szCs w:val="20"/>
-              </w:rPr>
-              <w:t>Промежуточная аттестация</w:t>
-            </w:r>
-          </w:p>
-        </w:tc>
-        <w:tc>
-          <w:tcPr>
-            <w:tcW w:w="708" w:type="dxa"/>
-            <w:vAlign w:val="center"/>
-          </w:tcPr>
-          <w:p>
-            <w:pPr>
-              <w:jc w:val="center"/>
-              <w:rPr>
-                <w:rFonts w:ascii="Times New Roman" w:hAnsi="Times New Roman" w:cs="Times New Roman"/>
-                <w:sz w:val="20"/>
-                <w:szCs w:val="20"/>
-              </w:rPr>
-            </w:pPr>
-          </w:p>
-        </w:tc>
-        <w:tc>
-          <w:tcPr>
-            <w:tcW w:w="709" w:type="dxa"/>
-            <w:vAlign w:val="center"/>
-          </w:tcPr>
-          <w:p>
-            <w:pPr>
-              <w:jc w:val="center"/>
-              <w:rPr>
-                <w:rFonts w:ascii="Times New Roman" w:hAnsi="Times New Roman" w:cs="Times New Roman"/>
-                <w:sz w:val="20"/>
-                <w:szCs w:val="20"/>
-              </w:rPr>
-            </w:pPr>
-          </w:p>
-        </w:tc>
-        <w:tc>
-          <w:tcPr>
-            <w:tcW w:w="709" w:type="dxa"/>
-            <w:vAlign w:val="center"/>
-          </w:tcPr>
-          <w:p>
-            <w:pPr>
-              <w:jc w:val="center"/>
-              <w:rPr>
-                <w:rFonts w:ascii="Times New Roman" w:hAnsi="Times New Roman" w:cs="Times New Roman"/>
-                <w:sz w:val="20"/>
-                <w:szCs w:val="20"/>
-              </w:rPr>
-            </w:pPr>
-          </w:p>
-        </w:tc>
-        <w:tc>
-          <w:tcPr>
-            <w:tcW w:w="710" w:type="dxa"/>
-            <w:vAlign w:val="center"/>
-          </w:tcPr>
-          <w:p>
-            <w:pPr>
-              <w:jc w:val="center"/>
-              <w:rPr>
-                <w:rFonts w:ascii="Times New Roman" w:hAnsi="Times New Roman" w:cs="Times New Roman"/>
-                <w:sz w:val="20"/>
-                <w:szCs w:val="20"/>
-              </w:rPr>
-            </w:pPr>
-          </w:p>
-        </w:tc>
-        <w:tc>
-          <w:tcPr>
-            <w:tcW w:w="710" w:type="dxa"/>
-            <w:vAlign w:val="center"/>
-          </w:tcPr>
-          <w:p>
-            <w:pPr>
-              <w:jc w:val="center"/>
-              <w:rPr>
-                <w:rFonts w:ascii="Times New Roman" w:hAnsi="Times New Roman" w:cs="Times New Roman"/>
-                <w:sz w:val="20"/>
-                <w:szCs w:val="20"/>
-              </w:rPr>
-            </w:pPr>
-          </w:p>
-        </w:tc>
-        <w:tc>
-          <w:tcPr>
-            <w:tcW w:w="710" w:type="dxa"/>
-            <w:vAlign w:val="center"/>
-          </w:tcPr>
-          <w:p>
-            <w:pPr>
-              <w:jc w:val="center"/>
-              <w:rPr>
-                <w:rFonts w:ascii="Times New Roman" w:hAnsi="Times New Roman" w:cs="Times New Roman"/>
-                <w:sz w:val="20"/>
-                <w:szCs w:val="20"/>
-              </w:rPr>
-            </w:pPr>
-          </w:p>
-        </w:tc>
-        <w:tc>
-          <w:tcPr>
-            <w:tcW w:w="710" w:type="dxa"/>
-            <w:vAlign w:val="center"/>
-          </w:tcPr>
-          <w:p>
-            <w:pPr>
-              <w:jc w:val="center"/>
-              <w:rPr>
-                <w:rFonts w:ascii="Times New Roman" w:hAnsi="Times New Roman" w:cs="Times New Roman"/>
-                <w:sz w:val="20"/>
-                <w:szCs w:val="20"/>
-              </w:rPr>
-            </w:pPr>
-          </w:p>
-        </w:tc>
-        <w:tc>
-          <w:tcPr>
-            <w:tcW w:w="710" w:type="dxa"/>
-            <w:vAlign w:val="center"/>
-          </w:tcPr>
-          <w:p>
-            <w:pPr>
-              <w:jc w:val="center"/>
-              <w:rPr>
-                <w:rFonts w:ascii="Times New Roman" w:hAnsi="Times New Roman" w:cs="Times New Roman"/>
-                <w:sz w:val="20"/>
-                <w:szCs w:val="20"/>
-              </w:rPr>
-            </w:pPr>
-          </w:p>
-        </w:tc>
-        <w:tc>
-          <w:tcPr>
-            <w:tcW w:w="1174" w:type="dxa"/>
-          </w:tcPr>
-          <w:p>
-            <w:pPr>
-              <w:rPr>
-                <w:rFonts w:ascii="Times New Roman" w:hAnsi="Times New Roman" w:cs="Times New Roman"/>
-                <w:sz w:val="20"/>
-                <w:szCs w:val="20"/>
-              </w:rPr>
-            </w:pPr>
+            <w:tcW w:w="9345" w:type="dxa"/>
+            <w:gridSpan w:val="11"/>
+            <w:vAlign w:val="center"/>
+          </w:tcPr>
+          <w:p>
+            <w:pPr>
+              <w:jc w:val="center"/>
+              <w:rPr>
+                <w:rFonts w:ascii="Times New Roman" w:hAnsi="Times New Roman" w:cs="Times New Roman"/>
+                <w:sz w:val="20"/>
+                <w:szCs w:val="20"/>
+                <w:lang w:val="en-US"/>
+              </w:rPr>
+            </w:pPr>
+            <w:r>
+              <w:rPr>
+                <w:rFonts w:ascii="Times New Roman" w:hAnsi="Times New Roman" w:cs="Times New Roman"/>
+                <w:sz w:val="20"/>
+                <w:szCs w:val="20"/>
+                <w:lang w:val="en-US"/>
+              </w:rPr>
+              <w:t>{%</w:t>
+            </w:r>
+            <w:proofErr w:type="spellStart"/>
+            <w:r>
+              <w:rPr>
+                <w:rFonts w:ascii="Times New Roman" w:hAnsi="Times New Roman" w:cs="Times New Roman"/>
+                <w:sz w:val="20"/>
+                <w:szCs w:val="20"/>
+                <w:lang w:val="en-US"/>
+              </w:rPr>
+              <w:t>tr</w:t>
+            </w:r>
+            <w:proofErr w:type="spellEnd"/>
+            <w:r>
+              <w:rPr>
+                <w:rFonts w:ascii="Times New Roman" w:hAnsi="Times New Roman" w:cs="Times New Roman"/>
+                <w:sz w:val="20"/>
+                <w:szCs w:val="20"/>
+                <w:lang w:val="en-US"/>
+              </w:rPr>
+              <w:t xml:space="preserve"> </w:t>
+            </w:r>
+            <w:r>
+              <w:rPr>
+                <w:rFonts w:ascii="Times New Roman" w:hAnsi="Times New Roman" w:cs="Times New Roman"/>
+                <w:sz w:val="20"/>
+                <w:szCs w:val="20"/>
+                <w:lang w:val="en-US"/>
+              </w:rPr>
+              <w:t>for</w:t>
+            </w:r>
+            <w:r>
+              <w:rPr>
+                <w:rFonts w:ascii="Times New Roman" w:hAnsi="Times New Roman" w:cs="Times New Roman"/>
+                <w:sz w:val="20"/>
+                <w:szCs w:val="20"/>
+                <w:lang w:val="en-US"/>
+              </w:rPr>
+              <w:t xml:space="preserve"> </w:t>
+            </w:r>
+            <w:r>
+              <w:rPr>
+                <w:rFonts w:ascii="Times New Roman" w:hAnsi="Times New Roman" w:cs="Times New Roman"/>
+                <w:sz w:val="20"/>
+                <w:szCs w:val="20"/>
+                <w:lang w:val="en-US"/>
+              </w:rPr>
+              <w:t>k</w:t>
+            </w:r>
+            <w:r>
+              <w:rPr>
+                <w:rFonts w:ascii="Times New Roman" w:hAnsi="Times New Roman" w:cs="Times New Roman"/>
+                <w:sz w:val="20"/>
+                <w:szCs w:val="20"/>
+                <w:lang w:val="en-US"/>
+              </w:rPr>
+              <w:t xml:space="preserve">, </w:t>
+            </w:r>
+            <w:r>
+              <w:rPr>
+                <w:rFonts w:ascii="Times New Roman" w:hAnsi="Times New Roman" w:cs="Times New Roman"/>
+                <w:sz w:val="20"/>
+                <w:szCs w:val="20"/>
+                <w:lang w:val="en-US"/>
+              </w:rPr>
+              <w:t>v</w:t>
+            </w:r>
+            <w:r>
+              <w:rPr>
+                <w:rFonts w:ascii="Times New Roman" w:hAnsi="Times New Roman" w:cs="Times New Roman"/>
+                <w:sz w:val="20"/>
+                <w:szCs w:val="20"/>
+                <w:lang w:val="en-US"/>
+              </w:rPr>
+              <w:t xml:space="preserve"> </w:t>
+            </w:r>
+            <w:r>
+              <w:rPr>
+                <w:rFonts w:ascii="Times New Roman" w:hAnsi="Times New Roman" w:cs="Times New Roman"/>
+                <w:sz w:val="20"/>
+                <w:szCs w:val="20"/>
+                <w:lang w:val="en-US"/>
+              </w:rPr>
+              <w:t>in</w:t>
+            </w:r>
+            <w:r>
+              <w:rPr>
+                <w:rFonts w:ascii="Times New Roman" w:hAnsi="Times New Roman" w:cs="Times New Roman"/>
+                <w:sz w:val="20"/>
+                <w:szCs w:val="20"/>
+                <w:lang w:val="en-US"/>
+              </w:rPr>
+              <w:t xml:space="preserve"> </w:t>
+            </w:r>
+            <w:proofErr w:type="spellStart"/>
+            <w:r>
+              <w:rPr>
+                <w:rFonts w:ascii="Times New Roman" w:hAnsi="Times New Roman" w:cs="Times New Roman"/>
+                <w:sz w:val="20"/>
+                <w:szCs w:val="20"/>
+                <w:lang w:val="en-US"/>
+              </w:rPr>
+              <w:t>item</w:t>
+            </w:r>
+            <w:proofErr w:type="spellEnd"/>
+            <w:r>
+              <w:rPr>
+                <w:rFonts w:ascii="Times New Roman" w:hAnsi="Times New Roman" w:cs="Times New Roman"/>
+                <w:sz w:val="20"/>
+                <w:szCs w:val="20"/>
+                <w:lang w:val="en-US"/>
+              </w:rPr>
+              <w:t>.</w:t>
+            </w:r>
+            <w:proofErr w:type="spellStart"/>
+            <w:r>
+              <w:rPr>
+                <w:rFonts w:ascii="Times New Roman" w:hAnsi="Times New Roman" w:cs="Times New Roman"/>
+                <w:sz w:val="20"/>
+                <w:szCs w:val="20"/>
+                <w:lang w:val="en-US"/>
+              </w:rPr>
+              <w:t>it</w:t>
+            </w:r>
+            <w:proofErr w:type="spellEnd"/>
+            <w:r>
+              <w:rPr>
+                <w:rFonts w:ascii="Times New Roman" w:hAnsi="Times New Roman" w:cs="Times New Roman"/>
+                <w:sz w:val="20"/>
+                <w:szCs w:val="20"/>
+                <w:lang w:val="en-US"/>
+              </w:rPr>
+              <w:t>.</w:t>
+            </w:r>
+            <w:r>
+              <w:rPr>
+                <w:rFonts w:ascii="Times New Roman" w:hAnsi="Times New Roman" w:cs="Times New Roman"/>
+                <w:sz w:val="20"/>
+                <w:szCs w:val="20"/>
+                <w:lang w:val="en-US"/>
+              </w:rPr>
+              <w:t>items()</w:t>
+            </w:r>
+            <w:r>
+              <w:rPr>
+                <w:rFonts w:ascii="Times New Roman" w:hAnsi="Times New Roman" w:cs="Times New Roman"/>
+                <w:sz w:val="20"/>
+                <w:szCs w:val="20"/>
+                <w:lang w:val="en-US"/>
+              </w:rPr>
+              <w:t xml:space="preserve"> </w:t>
+            </w:r>
+            <w:r>
+              <w:rPr>
+                <w:rFonts w:ascii="Times New Roman" w:hAnsi="Times New Roman" w:cs="Times New Roman"/>
+                <w:sz w:val="20"/>
+                <w:szCs w:val="20"/>
+                <w:lang w:val="en-US"/>
+              </w:rPr>
+              <w:t>%}</w:t>
+            </w:r>
           </w:p>
         </w:tc>
       </w:tr>
@@ -6376,20 +6439,564 @@
                 <w:rFonts w:ascii="Times New Roman" w:hAnsi="Times New Roman" w:cs="Times New Roman"/>
                 <w:sz w:val="20"/>
                 <w:szCs w:val="20"/>
-              </w:rPr>
-            </w:pPr>
+                <w:lang w:val="en-US"/>
+              </w:rPr>
+            </w:pPr>
+            <w:r>
+              <w:rPr>
+                <w:rFonts w:ascii="Times New Roman" w:hAnsi="Times New Roman" w:cs="Times New Roman"/>
+                <w:sz w:val="20"/>
+                <w:szCs w:val="20"/>
+                <w:lang w:val="en-US"/>
+              </w:rPr>
+              <w:t xml:space="preserve">{{ </w:t>
+            </w:r>
+            <w:r>
+              <w:rPr>
+                <w:rFonts w:ascii="Times New Roman" w:hAnsi="Times New Roman" w:cs="Times New Roman"/>
+                <w:sz w:val="20"/>
+                <w:szCs w:val="20"/>
+                <w:lang w:val="en-US"/>
+              </w:rPr>
+              <w:t>v</w:t>
+            </w:r>
+            <w:r>
+              <w:rPr>
+                <w:rFonts w:ascii="Times New Roman" w:hAnsi="Times New Roman" w:cs="Times New Roman"/>
+                <w:sz w:val="20"/>
+                <w:szCs w:val="20"/>
+                <w:lang w:val="en-US"/>
+              </w:rPr>
+              <w:t>[0]</w:t>
+            </w:r>
+            <w:bookmarkStart w:id="0" w:name="_GoBack"/>
+            <w:bookmarkEnd w:id="0"/>
+            <w:r>
+              <w:rPr>
+                <w:rFonts w:ascii="Times New Roman" w:hAnsi="Times New Roman" w:cs="Times New Roman"/>
+                <w:sz w:val="20"/>
+                <w:szCs w:val="20"/>
+                <w:lang w:val="en-US"/>
+              </w:rPr>
+              <w:t>.num</w:t>
+            </w:r>
+            <w:r>
+              <w:rPr>
+                <w:rFonts w:ascii="Times New Roman" w:hAnsi="Times New Roman" w:cs="Times New Roman"/>
+                <w:sz w:val="20"/>
+                <w:szCs w:val="20"/>
+                <w:lang w:val="en-US"/>
+              </w:rPr>
+              <w:t xml:space="preserve"> }}</w:t>
+            </w:r>
           </w:p>
         </w:tc>
         <w:tc>
           <w:tcPr>
             <w:tcW w:w="1715" w:type="dxa"/>
-          </w:tcPr>
-          <w:p>
-            <w:pPr>
-              <w:rPr>
-                <w:rFonts w:ascii="Times New Roman" w:hAnsi="Times New Roman" w:cs="Times New Roman"/>
-                <w:sz w:val="20"/>
-                <w:szCs w:val="20"/>
+            <w:vAlign w:val="center"/>
+          </w:tcPr>
+          <w:p>
+            <w:pPr>
+              <w:jc w:val="center"/>
+              <w:rPr>
+                <w:rFonts w:ascii="Times New Roman" w:hAnsi="Times New Roman" w:cs="Times New Roman"/>
+                <w:sz w:val="20"/>
+                <w:szCs w:val="20"/>
+                <w:lang w:val="en-US"/>
+              </w:rPr>
+            </w:pPr>
+            <w:r>
+              <w:rPr>
+                <w:rFonts w:ascii="Times New Roman" w:hAnsi="Times New Roman" w:cs="Times New Roman"/>
+                <w:sz w:val="20"/>
+                <w:szCs w:val="20"/>
+                <w:lang w:val="en-US"/>
+              </w:rPr>
+              <w:t xml:space="preserve">{{ </w:t>
+            </w:r>
+            <w:r>
+              <w:rPr>
+                <w:rFonts w:ascii="Times New Roman" w:hAnsi="Times New Roman" w:cs="Times New Roman"/>
+                <w:sz w:val="20"/>
+                <w:szCs w:val="20"/>
+                <w:lang w:val="en-US"/>
+              </w:rPr>
+              <w:t>k</w:t>
+            </w:r>
+            <w:r>
+              <w:rPr>
+                <w:rFonts w:ascii="Times New Roman" w:hAnsi="Times New Roman" w:cs="Times New Roman"/>
+                <w:sz w:val="20"/>
+                <w:szCs w:val="20"/>
+                <w:lang w:val="en-US"/>
+              </w:rPr>
+              <w:t xml:space="preserve"> }}</w:t>
+            </w:r>
+          </w:p>
+        </w:tc>
+        <w:tc>
+          <w:tcPr>
+            <w:tcW w:w="708" w:type="dxa"/>
+            <w:vAlign w:val="center"/>
+          </w:tcPr>
+          <w:p>
+            <w:pPr>
+              <w:jc w:val="center"/>
+              <w:rPr>
+                <w:rFonts w:ascii="Times New Roman" w:hAnsi="Times New Roman" w:cs="Times New Roman"/>
+                <w:sz w:val="20"/>
+                <w:szCs w:val="20"/>
+                <w:lang w:val="en-US"/>
+              </w:rPr>
+            </w:pPr>
+          </w:p>
+        </w:tc>
+        <w:tc>
+          <w:tcPr>
+            <w:tcW w:w="709" w:type="dxa"/>
+            <w:vAlign w:val="center"/>
+          </w:tcPr>
+          <w:p>
+            <w:pPr>
+              <w:jc w:val="center"/>
+              <w:rPr>
+                <w:rFonts w:ascii="Times New Roman" w:hAnsi="Times New Roman" w:cs="Times New Roman"/>
+                <w:sz w:val="20"/>
+                <w:szCs w:val="20"/>
+                <w:lang w:val="en-US"/>
+              </w:rPr>
+            </w:pPr>
+          </w:p>
+        </w:tc>
+        <w:tc>
+          <w:tcPr>
+            <w:tcW w:w="709" w:type="dxa"/>
+            <w:vAlign w:val="center"/>
+          </w:tcPr>
+          <w:p>
+            <w:pPr>
+              <w:jc w:val="center"/>
+              <w:rPr>
+                <w:rFonts w:ascii="Times New Roman" w:hAnsi="Times New Roman" w:cs="Times New Roman"/>
+                <w:sz w:val="20"/>
+                <w:szCs w:val="20"/>
+                <w:lang w:val="en-US"/>
+              </w:rPr>
+            </w:pPr>
+          </w:p>
+        </w:tc>
+        <w:tc>
+          <w:tcPr>
+            <w:tcW w:w="710" w:type="dxa"/>
+            <w:vAlign w:val="center"/>
+          </w:tcPr>
+          <w:p>
+            <w:pPr>
+              <w:jc w:val="center"/>
+              <w:rPr>
+                <w:rFonts w:ascii="Times New Roman" w:hAnsi="Times New Roman" w:cs="Times New Roman"/>
+                <w:sz w:val="20"/>
+                <w:szCs w:val="20"/>
+                <w:lang w:val="en-US"/>
+              </w:rPr>
+            </w:pPr>
+          </w:p>
+        </w:tc>
+        <w:tc>
+          <w:tcPr>
+            <w:tcW w:w="710" w:type="dxa"/>
+            <w:vAlign w:val="center"/>
+          </w:tcPr>
+          <w:p>
+            <w:pPr>
+              <w:jc w:val="center"/>
+              <w:rPr>
+                <w:rFonts w:ascii="Times New Roman" w:hAnsi="Times New Roman" w:cs="Times New Roman"/>
+                <w:sz w:val="20"/>
+                <w:szCs w:val="20"/>
+                <w:lang w:val="en-US"/>
+              </w:rPr>
+            </w:pPr>
+          </w:p>
+        </w:tc>
+        <w:tc>
+          <w:tcPr>
+            <w:tcW w:w="710" w:type="dxa"/>
+            <w:vAlign w:val="center"/>
+          </w:tcPr>
+          <w:p>
+            <w:pPr>
+              <w:jc w:val="center"/>
+              <w:rPr>
+                <w:rFonts w:ascii="Times New Roman" w:hAnsi="Times New Roman" w:cs="Times New Roman"/>
+                <w:sz w:val="20"/>
+                <w:szCs w:val="20"/>
+                <w:lang w:val="en-US"/>
+              </w:rPr>
+            </w:pPr>
+          </w:p>
+        </w:tc>
+        <w:tc>
+          <w:tcPr>
+            <w:tcW w:w="710" w:type="dxa"/>
+            <w:vAlign w:val="center"/>
+          </w:tcPr>
+          <w:p>
+            <w:pPr>
+              <w:jc w:val="center"/>
+              <w:rPr>
+                <w:rFonts w:ascii="Times New Roman" w:hAnsi="Times New Roman" w:cs="Times New Roman"/>
+                <w:sz w:val="20"/>
+                <w:szCs w:val="20"/>
+                <w:lang w:val="en-US"/>
+              </w:rPr>
+            </w:pPr>
+          </w:p>
+        </w:tc>
+        <w:tc>
+          <w:tcPr>
+            <w:tcW w:w="710" w:type="dxa"/>
+            <w:vAlign w:val="center"/>
+          </w:tcPr>
+          <w:p>
+            <w:pPr>
+              <w:jc w:val="center"/>
+              <w:rPr>
+                <w:rFonts w:ascii="Times New Roman" w:hAnsi="Times New Roman" w:cs="Times New Roman"/>
+                <w:sz w:val="20"/>
+                <w:szCs w:val="20"/>
+                <w:lang w:val="en-US"/>
+              </w:rPr>
+            </w:pPr>
+          </w:p>
+        </w:tc>
+        <w:tc>
+          <w:tcPr>
+            <w:tcW w:w="1174" w:type="dxa"/>
+            <w:vAlign w:val="center"/>
+          </w:tcPr>
+          <w:p>
+            <w:pPr>
+              <w:jc w:val="center"/>
+              <w:rPr>
+                <w:rFonts w:ascii="Times New Roman" w:hAnsi="Times New Roman" w:cs="Times New Roman"/>
+                <w:sz w:val="20"/>
+                <w:szCs w:val="20"/>
+                <w:lang w:val="en-US"/>
+              </w:rPr>
+            </w:pPr>
+          </w:p>
+        </w:tc>
+      </w:tr>
+      <w:tr>
+        <w:tc>
+          <w:tcPr>
+            <w:tcW w:w="9345" w:type="dxa"/>
+            <w:gridSpan w:val="11"/>
+            <w:vAlign w:val="center"/>
+          </w:tcPr>
+          <w:p>
+            <w:pPr>
+              <w:jc w:val="center"/>
+              <w:rPr>
+                <w:rFonts w:ascii="Times New Roman" w:hAnsi="Times New Roman" w:cs="Times New Roman"/>
+                <w:sz w:val="20"/>
+                <w:szCs w:val="20"/>
+                <w:lang w:val="en-US"/>
+              </w:rPr>
+            </w:pPr>
+            <w:r>
+              <w:rPr>
+                <w:rFonts w:ascii="Times New Roman" w:hAnsi="Times New Roman" w:cs="Times New Roman"/>
+                <w:sz w:val="20"/>
+                <w:szCs w:val="20"/>
+                <w:lang w:val="en-US"/>
+              </w:rPr>
+              <w:t>{%</w:t>
+            </w:r>
+            <w:proofErr w:type="spellStart"/>
+            <w:r>
+              <w:rPr>
+                <w:rFonts w:ascii="Times New Roman" w:hAnsi="Times New Roman" w:cs="Times New Roman"/>
+                <w:sz w:val="20"/>
+                <w:szCs w:val="20"/>
+                <w:lang w:val="en-US"/>
+              </w:rPr>
+              <w:t>tr</w:t>
+            </w:r>
+            <w:proofErr w:type="spellEnd"/>
+            <w:r>
+              <w:rPr>
+                <w:rFonts w:ascii="Times New Roman" w:hAnsi="Times New Roman" w:cs="Times New Roman"/>
+                <w:sz w:val="20"/>
+                <w:szCs w:val="20"/>
+                <w:lang w:val="en-US"/>
+              </w:rPr>
+              <w:t xml:space="preserve"> </w:t>
+            </w:r>
+            <w:proofErr w:type="spellStart"/>
+            <w:r>
+              <w:rPr>
+                <w:rFonts w:ascii="Times New Roman" w:hAnsi="Times New Roman" w:cs="Times New Roman"/>
+                <w:sz w:val="20"/>
+                <w:szCs w:val="20"/>
+                <w:lang w:val="en-US"/>
+              </w:rPr>
+              <w:t>endfor</w:t>
+            </w:r>
+            <w:proofErr w:type="spellEnd"/>
+            <w:r>
+              <w:rPr>
+                <w:rFonts w:ascii="Times New Roman" w:hAnsi="Times New Roman" w:cs="Times New Roman"/>
+                <w:sz w:val="20"/>
+                <w:szCs w:val="20"/>
+                <w:lang w:val="en-US"/>
+              </w:rPr>
+              <w:t xml:space="preserve"> %}</w:t>
+            </w:r>
+          </w:p>
+        </w:tc>
+      </w:tr>
+      <w:tr>
+        <w:tc>
+          <w:tcPr>
+            <w:tcW w:w="780" w:type="dxa"/>
+            <w:vAlign w:val="center"/>
+          </w:tcPr>
+          <w:p>
+            <w:pPr>
+              <w:jc w:val="center"/>
+              <w:rPr>
+                <w:rFonts w:ascii="Times New Roman" w:hAnsi="Times New Roman" w:cs="Times New Roman"/>
+                <w:sz w:val="20"/>
+                <w:szCs w:val="20"/>
+                <w:lang w:val="en-US"/>
+              </w:rPr>
+            </w:pPr>
+          </w:p>
+        </w:tc>
+        <w:tc>
+          <w:tcPr>
+            <w:tcW w:w="1715" w:type="dxa"/>
+          </w:tcPr>
+          <w:p>
+            <w:pPr>
+              <w:rPr>
+                <w:rFonts w:ascii="Times New Roman" w:hAnsi="Times New Roman" w:cs="Times New Roman"/>
+                <w:sz w:val="20"/>
+                <w:szCs w:val="20"/>
+                <w:lang w:val="en-US"/>
+              </w:rPr>
+            </w:pPr>
+            <w:r>
+              <w:rPr>
+                <w:rFonts w:ascii="Times New Roman" w:hAnsi="Times New Roman" w:cs="Times New Roman"/>
+                <w:sz w:val="20"/>
+                <w:szCs w:val="20"/>
+              </w:rPr>
+              <w:t>Промежуточная</w:t>
+            </w:r>
+            <w:r>
+              <w:rPr>
+                <w:rFonts w:ascii="Times New Roman" w:hAnsi="Times New Roman" w:cs="Times New Roman"/>
+                <w:sz w:val="20"/>
+                <w:szCs w:val="20"/>
+                <w:lang w:val="en-US"/>
+              </w:rPr>
+              <w:t xml:space="preserve"> </w:t>
+            </w:r>
+            <w:r>
+              <w:rPr>
+                <w:rFonts w:ascii="Times New Roman" w:hAnsi="Times New Roman" w:cs="Times New Roman"/>
+                <w:sz w:val="20"/>
+                <w:szCs w:val="20"/>
+              </w:rPr>
+              <w:t>аттестация</w:t>
+            </w:r>
+          </w:p>
+        </w:tc>
+        <w:tc>
+          <w:tcPr>
+            <w:tcW w:w="708" w:type="dxa"/>
+            <w:vAlign w:val="center"/>
+          </w:tcPr>
+          <w:p>
+            <w:pPr>
+              <w:jc w:val="center"/>
+              <w:rPr>
+                <w:rFonts w:ascii="Times New Roman" w:hAnsi="Times New Roman" w:cs="Times New Roman"/>
+                <w:sz w:val="20"/>
+                <w:szCs w:val="20"/>
+                <w:lang w:val="en-US"/>
+              </w:rPr>
+            </w:pPr>
+          </w:p>
+        </w:tc>
+        <w:tc>
+          <w:tcPr>
+            <w:tcW w:w="709" w:type="dxa"/>
+            <w:vAlign w:val="center"/>
+          </w:tcPr>
+          <w:p>
+            <w:pPr>
+              <w:jc w:val="center"/>
+              <w:rPr>
+                <w:rFonts w:ascii="Times New Roman" w:hAnsi="Times New Roman" w:cs="Times New Roman"/>
+                <w:sz w:val="20"/>
+                <w:szCs w:val="20"/>
+                <w:lang w:val="en-US"/>
+              </w:rPr>
+            </w:pPr>
+          </w:p>
+        </w:tc>
+        <w:tc>
+          <w:tcPr>
+            <w:tcW w:w="709" w:type="dxa"/>
+            <w:vAlign w:val="center"/>
+          </w:tcPr>
+          <w:p>
+            <w:pPr>
+              <w:jc w:val="center"/>
+              <w:rPr>
+                <w:rFonts w:ascii="Times New Roman" w:hAnsi="Times New Roman" w:cs="Times New Roman"/>
+                <w:sz w:val="20"/>
+                <w:szCs w:val="20"/>
+                <w:lang w:val="en-US"/>
+              </w:rPr>
+            </w:pPr>
+          </w:p>
+        </w:tc>
+        <w:tc>
+          <w:tcPr>
+            <w:tcW w:w="710" w:type="dxa"/>
+            <w:vAlign w:val="center"/>
+          </w:tcPr>
+          <w:p>
+            <w:pPr>
+              <w:jc w:val="center"/>
+              <w:rPr>
+                <w:rFonts w:ascii="Times New Roman" w:hAnsi="Times New Roman" w:cs="Times New Roman"/>
+                <w:sz w:val="20"/>
+                <w:szCs w:val="20"/>
+                <w:lang w:val="en-US"/>
+              </w:rPr>
+            </w:pPr>
+          </w:p>
+        </w:tc>
+        <w:tc>
+          <w:tcPr>
+            <w:tcW w:w="710" w:type="dxa"/>
+            <w:vAlign w:val="center"/>
+          </w:tcPr>
+          <w:p>
+            <w:pPr>
+              <w:jc w:val="center"/>
+              <w:rPr>
+                <w:rFonts w:ascii="Times New Roman" w:hAnsi="Times New Roman" w:cs="Times New Roman"/>
+                <w:sz w:val="20"/>
+                <w:szCs w:val="20"/>
+                <w:lang w:val="en-US"/>
+              </w:rPr>
+            </w:pPr>
+          </w:p>
+        </w:tc>
+        <w:tc>
+          <w:tcPr>
+            <w:tcW w:w="710" w:type="dxa"/>
+            <w:vAlign w:val="center"/>
+          </w:tcPr>
+          <w:p>
+            <w:pPr>
+              <w:jc w:val="center"/>
+              <w:rPr>
+                <w:rFonts w:ascii="Times New Roman" w:hAnsi="Times New Roman" w:cs="Times New Roman"/>
+                <w:sz w:val="20"/>
+                <w:szCs w:val="20"/>
+                <w:lang w:val="en-US"/>
+              </w:rPr>
+            </w:pPr>
+          </w:p>
+        </w:tc>
+        <w:tc>
+          <w:tcPr>
+            <w:tcW w:w="710" w:type="dxa"/>
+            <w:vAlign w:val="center"/>
+          </w:tcPr>
+          <w:p>
+            <w:pPr>
+              <w:jc w:val="center"/>
+              <w:rPr>
+                <w:rFonts w:ascii="Times New Roman" w:hAnsi="Times New Roman" w:cs="Times New Roman"/>
+                <w:sz w:val="20"/>
+                <w:szCs w:val="20"/>
+                <w:lang w:val="en-US"/>
+              </w:rPr>
+            </w:pPr>
+          </w:p>
+        </w:tc>
+        <w:tc>
+          <w:tcPr>
+            <w:tcW w:w="710" w:type="dxa"/>
+            <w:vAlign w:val="center"/>
+          </w:tcPr>
+          <w:p>
+            <w:pPr>
+              <w:jc w:val="center"/>
+              <w:rPr>
+                <w:rFonts w:ascii="Times New Roman" w:hAnsi="Times New Roman" w:cs="Times New Roman"/>
+                <w:sz w:val="20"/>
+                <w:szCs w:val="20"/>
+                <w:lang w:val="en-US"/>
+              </w:rPr>
+            </w:pPr>
+          </w:p>
+        </w:tc>
+        <w:tc>
+          <w:tcPr>
+            <w:tcW w:w="1174" w:type="dxa"/>
+          </w:tcPr>
+          <w:p>
+            <w:pPr>
+              <w:rPr>
+                <w:rFonts w:ascii="Times New Roman" w:hAnsi="Times New Roman" w:cs="Times New Roman"/>
+                <w:sz w:val="20"/>
+                <w:szCs w:val="20"/>
+                <w:lang w:val="en-US"/>
+              </w:rPr>
+            </w:pPr>
+          </w:p>
+        </w:tc>
+      </w:tr>
+      <w:tr>
+        <w:tc>
+          <w:tcPr>
+            <w:tcW w:w="780" w:type="dxa"/>
+            <w:vAlign w:val="center"/>
+          </w:tcPr>
+          <w:p>
+            <w:pPr>
+              <w:jc w:val="center"/>
+              <w:rPr>
+                <w:rFonts w:ascii="Times New Roman" w:hAnsi="Times New Roman" w:cs="Times New Roman"/>
+                <w:sz w:val="20"/>
+                <w:szCs w:val="20"/>
+                <w:lang w:val="en-US"/>
+              </w:rPr>
+            </w:pPr>
+          </w:p>
+        </w:tc>
+        <w:tc>
+          <w:tcPr>
+            <w:tcW w:w="1715" w:type="dxa"/>
+          </w:tcPr>
+          <w:p>
+            <w:pPr>
+              <w:rPr>
+                <w:rFonts w:ascii="Times New Roman" w:hAnsi="Times New Roman" w:cs="Times New Roman"/>
+                <w:sz w:val="20"/>
+                <w:szCs w:val="20"/>
+                <w:lang w:val="en-US"/>
               </w:rPr>
             </w:pPr>
             <w:r>
@@ -6414,6 +7021,7 @@
                 <w:rFonts w:ascii="Times New Roman" w:hAnsi="Times New Roman" w:cs="Times New Roman"/>
                 <w:sz w:val="20"/>
                 <w:szCs w:val="20"/>
+                <w:lang w:val="en-US"/>
               </w:rPr>
             </w:pPr>
           </w:p>
@@ -6430,6 +7038,7 @@
                 <w:rFonts w:ascii="Times New Roman" w:hAnsi="Times New Roman" w:cs="Times New Roman"/>
                 <w:sz w:val="20"/>
                 <w:szCs w:val="20"/>
+                <w:lang w:val="en-US"/>
               </w:rPr>
             </w:pPr>
           </w:p>
@@ -6446,6 +7055,7 @@
                 <w:rFonts w:ascii="Times New Roman" w:hAnsi="Times New Roman" w:cs="Times New Roman"/>
                 <w:sz w:val="20"/>
                 <w:szCs w:val="20"/>
+                <w:lang w:val="en-US"/>
               </w:rPr>
             </w:pPr>
           </w:p>
@@ -6462,6 +7072,7 @@
                 <w:rFonts w:ascii="Times New Roman" w:hAnsi="Times New Roman" w:cs="Times New Roman"/>
                 <w:sz w:val="20"/>
                 <w:szCs w:val="20"/>
+                <w:lang w:val="en-US"/>
               </w:rPr>
             </w:pPr>
           </w:p>
@@ -6478,6 +7089,7 @@
                 <w:rFonts w:ascii="Times New Roman" w:hAnsi="Times New Roman" w:cs="Times New Roman"/>
                 <w:sz w:val="20"/>
                 <w:szCs w:val="20"/>
+                <w:lang w:val="en-US"/>
               </w:rPr>
             </w:pPr>
           </w:p>
@@ -6494,6 +7106,7 @@
                 <w:rFonts w:ascii="Times New Roman" w:hAnsi="Times New Roman" w:cs="Times New Roman"/>
                 <w:sz w:val="20"/>
                 <w:szCs w:val="20"/>
+                <w:lang w:val="en-US"/>
               </w:rPr>
             </w:pPr>
           </w:p>
@@ -6510,6 +7123,7 @@
                 <w:rFonts w:ascii="Times New Roman" w:hAnsi="Times New Roman" w:cs="Times New Roman"/>
                 <w:sz w:val="20"/>
                 <w:szCs w:val="20"/>
+                <w:lang w:val="en-US"/>
               </w:rPr>
             </w:pPr>
           </w:p>
@@ -6526,6 +7140,7 @@
                 <w:rFonts w:ascii="Times New Roman" w:hAnsi="Times New Roman" w:cs="Times New Roman"/>
                 <w:sz w:val="20"/>
                 <w:szCs w:val="20"/>
+                <w:lang w:val="en-US"/>
               </w:rPr>
             </w:pPr>
           </w:p>
@@ -6542,6 +7157,7 @@
                 <w:rFonts w:ascii="Times New Roman" w:hAnsi="Times New Roman" w:cs="Times New Roman"/>
                 <w:sz w:val="20"/>
                 <w:szCs w:val="20"/>
+                <w:lang w:val="en-US"/>
               </w:rPr>
             </w:pPr>
           </w:p>
@@ -6584,18 +7200,7 @@
           <w:szCs w:val="24"/>
           <w:lang w:val="en-US"/>
         </w:rPr>
-        <w:t xml:space="preserve"> </w:t>
-      </w:r>
-      <w:bookmarkStart w:id="0" w:name="_GoBack"/>
-      <w:bookmarkEnd w:id="0"/>
-      <w:r>
-        <w:rPr>
-          <w:rFonts w:ascii="Times New Roman" w:hAnsi="Times New Roman" w:cs="Times New Roman"/>
-          <w:sz w:val="24"/>
-          <w:szCs w:val="24"/>
-          <w:lang w:val="en-US"/>
-        </w:rPr>
-        <w:t>%}</w:t>
+        <w:t xml:space="preserve"> %}</w:t>
       </w:r>
     </w:p>
     <w:sectPr>
@@ -7396,6 +8001,36 @@
       </w:tblBorders>
     </w:tblPr>
   </w:style>
+  <w:style w:type="paragraph" w:styleId="ac">
+    <w:name w:val="Balloon Text"/>
+    <w:basedOn w:val="a"/>
+    <w:link w:val="ad"/>
+    <w:uiPriority w:val="99"/>
+    <w:semiHidden/>
+    <w:unhideWhenUsed/>
+    <w:rsid w:val="00E0051B"/>
+    <w:pPr>
+      <w:spacing w:after="0" w:line="240" w:lineRule="auto"/>
+    </w:pPr>
+    <w:rPr>
+      <w:rFonts w:ascii="Segoe UI" w:hAnsi="Segoe UI" w:cs="Segoe UI"/>
+      <w:sz w:val="18"/>
+      <w:szCs w:val="18"/>
+    </w:rPr>
+  </w:style>
+  <w:style w:type="character" w:customStyle="1" w:styleId="ad">
+    <w:name w:val="Текст выноски Знак"/>
+    <w:basedOn w:val="a0"/>
+    <w:link w:val="ac"/>
+    <w:uiPriority w:val="99"/>
+    <w:semiHidden/>
+    <w:rsid w:val="00E0051B"/>
+    <w:rPr>
+      <w:rFonts w:ascii="Segoe UI" w:hAnsi="Segoe UI" w:cs="Segoe UI"/>
+      <w:sz w:val="18"/>
+      <w:szCs w:val="18"/>
+    </w:rPr>
+  </w:style>
 </w:styles>
 </file>
 
@@ -7665,7 +8300,7 @@
 </file>
 
 <file path=customXml/itemProps1.xml><?xml version="1.0" encoding="utf-8"?>
-<ds:datastoreItem xmlns:ds="http://schemas.openxmlformats.org/officeDocument/2006/customXml" ds:itemID="{F0451813-F812-4B37-A3A9-356CAF31FC4C}">
+<ds:datastoreItem xmlns:ds="http://schemas.openxmlformats.org/officeDocument/2006/customXml" ds:itemID="{C03C744B-96F4-4EE9-BEC3-58BD0D0D9E7B}">
   <ds:schemaRefs>
     <ds:schemaRef ds:uri="http://schemas.openxmlformats.org/officeDocument/2006/bibliography"/>
   </ds:schemaRefs>

--- a/templates/docxRPD/rpd.docx
+++ b/templates/docxRPD/rpd.docx
@@ -5281,7 +5281,6 @@
           <w:bCs/>
           <w:sz w:val="24"/>
           <w:szCs w:val="24"/>
-          <w:lang w:val="en-US"/>
         </w:rPr>
       </w:pPr>
       <w:r>
@@ -5304,9 +5303,8 @@
           <w:szCs w:val="24"/>
           <w:lang w:val="en-US"/>
         </w:rPr>
-        <w:t xml:space="preserve">for item in </w:t>
-      </w:r>
-      <w:proofErr w:type="spellStart"/>
+        <w:t>for</w:t>
+      </w:r>
       <w:r>
         <w:rPr>
           <w:rFonts w:ascii="Times New Roman" w:hAnsi="Times New Roman" w:cs="Times New Roman"/>
@@ -5316,9 +5314,8 @@
           <w:szCs w:val="24"/>
           <w:lang w:val="en-US"/>
         </w:rPr>
-        <w:t>wk</w:t>
-      </w:r>
-      <w:proofErr w:type="spellEnd"/>
+        <w:t xml:space="preserve"> </w:t>
+      </w:r>
       <w:r>
         <w:rPr>
           <w:rFonts w:ascii="Times New Roman" w:hAnsi="Times New Roman" w:cs="Times New Roman"/>
@@ -5328,13 +5325,9 @@
           <w:szCs w:val="24"/>
           <w:lang w:val="en-US"/>
         </w:rPr>
-        <w:t xml:space="preserve"> %}</w:t>
-      </w:r>
-    </w:p>
-    <w:p>
-      <w:pPr>
-        <w:spacing w:before="200" w:after="0" w:line="240" w:lineRule="auto"/>
-        <w:jc w:val="both"/>
+        <w:t>key</w:t>
+      </w:r>
+      <w:r>
         <w:rPr>
           <w:rFonts w:ascii="Times New Roman" w:hAnsi="Times New Roman" w:cs="Times New Roman"/>
           <w:b/>
@@ -5343,7 +5336,8 @@
           <w:szCs w:val="24"/>
           <w:lang w:val="en-US"/>
         </w:rPr>
-      </w:pPr>
+        <w:t xml:space="preserve">, </w:t>
+      </w:r>
       <w:r>
         <w:rPr>
           <w:rFonts w:ascii="Times New Roman" w:hAnsi="Times New Roman" w:cs="Times New Roman"/>
@@ -5351,8 +5345,9 @@
           <w:bCs/>
           <w:sz w:val="24"/>
           <w:szCs w:val="24"/>
-        </w:rPr>
-        <w:t>Семестр</w:t>
+          <w:lang w:val="en-US"/>
+        </w:rPr>
+        <w:t>item</w:t>
       </w:r>
       <w:r>
         <w:rPr>
@@ -5363,9 +5358,8 @@
           <w:szCs w:val="24"/>
           <w:lang w:val="en-US"/>
         </w:rPr>
-        <w:t xml:space="preserve"> № </w:t>
-      </w:r>
-      <w:proofErr w:type="gramStart"/>
+        <w:t xml:space="preserve"> </w:t>
+      </w:r>
       <w:r>
         <w:rPr>
           <w:rFonts w:ascii="Times New Roman" w:hAnsi="Times New Roman" w:cs="Times New Roman"/>
@@ -5375,9 +5369,8 @@
           <w:szCs w:val="24"/>
           <w:lang w:val="en-US"/>
         </w:rPr>
-        <w:t xml:space="preserve">{{ </w:t>
-      </w:r>
-      <w:proofErr w:type="spellStart"/>
+        <w:t>in</w:t>
+      </w:r>
       <w:r>
         <w:rPr>
           <w:rFonts w:ascii="Times New Roman" w:hAnsi="Times New Roman" w:cs="Times New Roman"/>
@@ -5387,8 +5380,9 @@
           <w:szCs w:val="24"/>
           <w:lang w:val="en-US"/>
         </w:rPr>
-        <w:t>item</w:t>
-      </w:r>
+        <w:t xml:space="preserve"> </w:t>
+      </w:r>
+      <w:proofErr w:type="spellStart"/>
       <w:r>
         <w:rPr>
           <w:rFonts w:ascii="Times New Roman" w:hAnsi="Times New Roman" w:cs="Times New Roman"/>
@@ -5398,7 +5392,7 @@
           <w:szCs w:val="24"/>
           <w:lang w:val="en-US"/>
         </w:rPr>
-        <w:t>.</w:t>
+        <w:t>wk</w:t>
       </w:r>
       <w:r>
         <w:rPr>
@@ -5409,10 +5403,8 @@
           <w:szCs w:val="24"/>
           <w:lang w:val="en-US"/>
         </w:rPr>
-        <w:t>num</w:t>
-      </w:r>
-      <w:proofErr w:type="spellEnd"/>
-      <w:proofErr w:type="gramEnd"/>
+        <w:t>.</w:t>
+      </w:r>
       <w:r>
         <w:rPr>
           <w:rFonts w:ascii="Times New Roman" w:hAnsi="Times New Roman" w:cs="Times New Roman"/>
@@ -5421,6 +5413,82 @@
           <w:sz w:val="24"/>
           <w:szCs w:val="24"/>
           <w:lang w:val="en-US"/>
+        </w:rPr>
+        <w:t>items</w:t>
+      </w:r>
+      <w:proofErr w:type="spellEnd"/>
+      <w:r>
+        <w:rPr>
+          <w:rFonts w:ascii="Times New Roman" w:hAnsi="Times New Roman" w:cs="Times New Roman"/>
+          <w:b/>
+          <w:bCs/>
+          <w:sz w:val="24"/>
+          <w:szCs w:val="24"/>
+          <w:lang w:val="en-US"/>
+        </w:rPr>
+        <w:t>()</w:t>
+      </w:r>
+      <w:r>
+        <w:rPr>
+          <w:rFonts w:ascii="Times New Roman" w:hAnsi="Times New Roman" w:cs="Times New Roman"/>
+          <w:b/>
+          <w:bCs/>
+          <w:sz w:val="24"/>
+          <w:szCs w:val="24"/>
+          <w:lang w:val="en-US"/>
+        </w:rPr>
+        <w:t xml:space="preserve"> %}</w:t>
+      </w:r>
+      <w:bookmarkStart w:id="0" w:name="_GoBack"/>
+      <w:bookmarkEnd w:id="0"/>
+      <w:r>
+        <w:rPr>
+          <w:rFonts w:ascii="Times New Roman" w:hAnsi="Times New Roman" w:cs="Times New Roman"/>
+          <w:b/>
+          <w:bCs/>
+          <w:sz w:val="24"/>
+          <w:szCs w:val="24"/>
+        </w:rPr>
+        <w:t>Семестр</w:t>
+      </w:r>
+      <w:r>
+        <w:rPr>
+          <w:rFonts w:ascii="Times New Roman" w:hAnsi="Times New Roman" w:cs="Times New Roman"/>
+          <w:b/>
+          <w:bCs/>
+          <w:sz w:val="24"/>
+          <w:szCs w:val="24"/>
+        </w:rPr>
+        <w:t xml:space="preserve"> № </w:t>
+      </w:r>
+      <w:r>
+        <w:rPr>
+          <w:rFonts w:ascii="Times New Roman" w:hAnsi="Times New Roman" w:cs="Times New Roman"/>
+          <w:b/>
+          <w:bCs/>
+          <w:sz w:val="24"/>
+          <w:szCs w:val="24"/>
+        </w:rPr>
+        <w:t>{{</w:t>
+      </w:r>
+      <w:r>
+        <w:rPr>
+          <w:rFonts w:ascii="Times New Roman" w:hAnsi="Times New Roman" w:cs="Times New Roman"/>
+          <w:b/>
+          <w:bCs/>
+          <w:sz w:val="24"/>
+          <w:szCs w:val="24"/>
+          <w:lang w:val="en-US"/>
+        </w:rPr>
+        <w:t xml:space="preserve"> key</w:t>
+      </w:r>
+      <w:r>
+        <w:rPr>
+          <w:rFonts w:ascii="Times New Roman" w:hAnsi="Times New Roman" w:cs="Times New Roman"/>
+          <w:b/>
+          <w:bCs/>
+          <w:sz w:val="24"/>
+          <w:szCs w:val="24"/>
         </w:rPr>
         <w:t xml:space="preserve"> }}</w:t>
       </w:r>
@@ -5429,25 +5497,26 @@
       <w:tblPr>
         <w:tblStyle w:val="ab"/>
         <w:tblW w:w="0" w:type="auto"/>
+        <w:tblLayout w:type="fixed"/>
         <w:tblLook w:val="04A0" w:firstRow="1" w:lastRow="0" w:firstColumn="1" w:lastColumn="0" w:noHBand="0" w:noVBand="1"/>
       </w:tblPr>
       <w:tblGrid>
-        <w:gridCol w:w="955"/>
-        <w:gridCol w:w="1703"/>
-        <w:gridCol w:w="680"/>
-        <w:gridCol w:w="699"/>
-        <w:gridCol w:w="680"/>
-        <w:gridCol w:w="700"/>
-        <w:gridCol w:w="682"/>
-        <w:gridCol w:w="700"/>
-        <w:gridCol w:w="681"/>
-        <w:gridCol w:w="700"/>
-        <w:gridCol w:w="1165"/>
+        <w:gridCol w:w="704"/>
+        <w:gridCol w:w="1791"/>
+        <w:gridCol w:w="708"/>
+        <w:gridCol w:w="709"/>
+        <w:gridCol w:w="709"/>
+        <w:gridCol w:w="710"/>
+        <w:gridCol w:w="710"/>
+        <w:gridCol w:w="710"/>
+        <w:gridCol w:w="710"/>
+        <w:gridCol w:w="710"/>
+        <w:gridCol w:w="1174"/>
       </w:tblGrid>
       <w:tr>
         <w:tc>
           <w:tcPr>
-            <w:tcW w:w="780" w:type="dxa"/>
+            <w:tcW w:w="704" w:type="dxa"/>
             <w:vMerge w:val="restart"/>
             <w:vAlign w:val="center"/>
           </w:tcPr>
@@ -5494,7 +5563,7 @@
         </w:tc>
         <w:tc>
           <w:tcPr>
-            <w:tcW w:w="1715" w:type="dxa"/>
+            <w:tcW w:w="1791" w:type="dxa"/>
             <w:vMerge w:val="restart"/>
             <w:vAlign w:val="center"/>
           </w:tcPr>
@@ -5577,7 +5646,7 @@
       <w:tr>
         <w:tc>
           <w:tcPr>
-            <w:tcW w:w="780" w:type="dxa"/>
+            <w:tcW w:w="704" w:type="dxa"/>
             <w:vMerge/>
             <w:vAlign w:val="center"/>
           </w:tcPr>
@@ -5594,7 +5663,7 @@
         </w:tc>
         <w:tc>
           <w:tcPr>
-            <w:tcW w:w="1715" w:type="dxa"/>
+            <w:tcW w:w="1791" w:type="dxa"/>
             <w:vMerge/>
             <w:vAlign w:val="center"/>
           </w:tcPr>
@@ -5730,7 +5799,7 @@
       <w:tr>
         <w:tc>
           <w:tcPr>
-            <w:tcW w:w="780" w:type="dxa"/>
+            <w:tcW w:w="704" w:type="dxa"/>
             <w:vMerge/>
             <w:vAlign w:val="center"/>
           </w:tcPr>
@@ -5747,7 +5816,7 @@
         </w:tc>
         <w:tc>
           <w:tcPr>
-            <w:tcW w:w="1715" w:type="dxa"/>
+            <w:tcW w:w="1791" w:type="dxa"/>
             <w:vMerge/>
             <w:vAlign w:val="center"/>
           </w:tcPr>
@@ -5975,7 +6044,7 @@
       <w:tr>
         <w:tc>
           <w:tcPr>
-            <w:tcW w:w="780" w:type="dxa"/>
+            <w:tcW w:w="704" w:type="dxa"/>
             <w:vAlign w:val="center"/>
           </w:tcPr>
           <w:p>
@@ -5999,7 +6068,7 @@
         </w:tc>
         <w:tc>
           <w:tcPr>
-            <w:tcW w:w="1715" w:type="dxa"/>
+            <w:tcW w:w="1791" w:type="dxa"/>
             <w:vAlign w:val="center"/>
           </w:tcPr>
           <w:p>
@@ -6241,298 +6310,72 @@
       <w:tr>
         <w:tc>
           <w:tcPr>
-            <w:tcW w:w="9345" w:type="dxa"/>
-            <w:gridSpan w:val="11"/>
-            <w:vAlign w:val="center"/>
-          </w:tcPr>
-          <w:p>
-            <w:pPr>
-              <w:jc w:val="center"/>
-              <w:rPr>
-                <w:rFonts w:ascii="Times New Roman" w:hAnsi="Times New Roman" w:cs="Times New Roman"/>
-                <w:sz w:val="20"/>
-                <w:szCs w:val="20"/>
-                <w:lang w:val="en-US"/>
-              </w:rPr>
-            </w:pPr>
-            <w:r>
-              <w:rPr>
-                <w:rFonts w:ascii="Times New Roman" w:hAnsi="Times New Roman" w:cs="Times New Roman"/>
-                <w:sz w:val="20"/>
-                <w:szCs w:val="20"/>
-                <w:lang w:val="en-US"/>
-              </w:rPr>
-              <w:t>{%</w:t>
-            </w:r>
-            <w:proofErr w:type="spellStart"/>
-            <w:r>
-              <w:rPr>
-                <w:rFonts w:ascii="Times New Roman" w:hAnsi="Times New Roman" w:cs="Times New Roman"/>
-                <w:sz w:val="20"/>
-                <w:szCs w:val="20"/>
-                <w:lang w:val="en-US"/>
-              </w:rPr>
-              <w:t>tr</w:t>
-            </w:r>
-            <w:proofErr w:type="spellEnd"/>
-            <w:r>
-              <w:rPr>
-                <w:rFonts w:ascii="Times New Roman" w:hAnsi="Times New Roman" w:cs="Times New Roman"/>
-                <w:sz w:val="20"/>
-                <w:szCs w:val="20"/>
-                <w:lang w:val="en-US"/>
-              </w:rPr>
-              <w:t xml:space="preserve"> </w:t>
-            </w:r>
-            <w:r>
-              <w:rPr>
-                <w:rFonts w:ascii="Times New Roman" w:hAnsi="Times New Roman" w:cs="Times New Roman"/>
-                <w:sz w:val="20"/>
-                <w:szCs w:val="20"/>
-                <w:lang w:val="en-US"/>
-              </w:rPr>
-              <w:t>for</w:t>
-            </w:r>
-            <w:r>
-              <w:rPr>
-                <w:rFonts w:ascii="Times New Roman" w:hAnsi="Times New Roman" w:cs="Times New Roman"/>
-                <w:sz w:val="20"/>
-                <w:szCs w:val="20"/>
-                <w:lang w:val="en-US"/>
-              </w:rPr>
-              <w:t xml:space="preserve"> </w:t>
-            </w:r>
-            <w:r>
-              <w:rPr>
-                <w:rFonts w:ascii="Times New Roman" w:hAnsi="Times New Roman" w:cs="Times New Roman"/>
-                <w:sz w:val="20"/>
-                <w:szCs w:val="20"/>
-                <w:lang w:val="en-US"/>
-              </w:rPr>
-              <w:t>k</w:t>
-            </w:r>
-            <w:r>
-              <w:rPr>
-                <w:rFonts w:ascii="Times New Roman" w:hAnsi="Times New Roman" w:cs="Times New Roman"/>
-                <w:sz w:val="20"/>
-                <w:szCs w:val="20"/>
-                <w:lang w:val="en-US"/>
-              </w:rPr>
-              <w:t xml:space="preserve">, </w:t>
-            </w:r>
-            <w:r>
-              <w:rPr>
-                <w:rFonts w:ascii="Times New Roman" w:hAnsi="Times New Roman" w:cs="Times New Roman"/>
-                <w:sz w:val="20"/>
-                <w:szCs w:val="20"/>
-                <w:lang w:val="en-US"/>
-              </w:rPr>
-              <w:t>v</w:t>
-            </w:r>
-            <w:r>
-              <w:rPr>
-                <w:rFonts w:ascii="Times New Roman" w:hAnsi="Times New Roman" w:cs="Times New Roman"/>
-                <w:sz w:val="20"/>
-                <w:szCs w:val="20"/>
-                <w:lang w:val="en-US"/>
-              </w:rPr>
-              <w:t xml:space="preserve"> </w:t>
-            </w:r>
-            <w:r>
-              <w:rPr>
-                <w:rFonts w:ascii="Times New Roman" w:hAnsi="Times New Roman" w:cs="Times New Roman"/>
-                <w:sz w:val="20"/>
-                <w:szCs w:val="20"/>
-                <w:lang w:val="en-US"/>
-              </w:rPr>
-              <w:t>in</w:t>
-            </w:r>
-            <w:r>
-              <w:rPr>
-                <w:rFonts w:ascii="Times New Roman" w:hAnsi="Times New Roman" w:cs="Times New Roman"/>
-                <w:sz w:val="20"/>
-                <w:szCs w:val="20"/>
-                <w:lang w:val="en-US"/>
-              </w:rPr>
-              <w:t xml:space="preserve"> </w:t>
-            </w:r>
-            <w:proofErr w:type="spellStart"/>
-            <w:r>
-              <w:rPr>
-                <w:rFonts w:ascii="Times New Roman" w:hAnsi="Times New Roman" w:cs="Times New Roman"/>
-                <w:sz w:val="20"/>
-                <w:szCs w:val="20"/>
-                <w:lang w:val="en-US"/>
-              </w:rPr>
-              <w:t>item</w:t>
-            </w:r>
-            <w:proofErr w:type="spellEnd"/>
-            <w:r>
-              <w:rPr>
-                <w:rFonts w:ascii="Times New Roman" w:hAnsi="Times New Roman" w:cs="Times New Roman"/>
-                <w:sz w:val="20"/>
-                <w:szCs w:val="20"/>
-                <w:lang w:val="en-US"/>
-              </w:rPr>
-              <w:t>.</w:t>
-            </w:r>
-            <w:proofErr w:type="spellStart"/>
-            <w:r>
-              <w:rPr>
-                <w:rFonts w:ascii="Times New Roman" w:hAnsi="Times New Roman" w:cs="Times New Roman"/>
-                <w:sz w:val="20"/>
-                <w:szCs w:val="20"/>
-                <w:lang w:val="en-US"/>
-              </w:rPr>
-              <w:t>it</w:t>
-            </w:r>
-            <w:proofErr w:type="spellEnd"/>
-            <w:r>
-              <w:rPr>
-                <w:rFonts w:ascii="Times New Roman" w:hAnsi="Times New Roman" w:cs="Times New Roman"/>
-                <w:sz w:val="20"/>
-                <w:szCs w:val="20"/>
-                <w:lang w:val="en-US"/>
-              </w:rPr>
-              <w:t>.</w:t>
-            </w:r>
-            <w:r>
-              <w:rPr>
-                <w:rFonts w:ascii="Times New Roman" w:hAnsi="Times New Roman" w:cs="Times New Roman"/>
-                <w:sz w:val="20"/>
-                <w:szCs w:val="20"/>
-                <w:lang w:val="en-US"/>
-              </w:rPr>
-              <w:t>items()</w:t>
-            </w:r>
-            <w:r>
-              <w:rPr>
-                <w:rFonts w:ascii="Times New Roman" w:hAnsi="Times New Roman" w:cs="Times New Roman"/>
-                <w:sz w:val="20"/>
-                <w:szCs w:val="20"/>
-                <w:lang w:val="en-US"/>
-              </w:rPr>
-              <w:t xml:space="preserve"> </w:t>
-            </w:r>
-            <w:r>
-              <w:rPr>
-                <w:rFonts w:ascii="Times New Roman" w:hAnsi="Times New Roman" w:cs="Times New Roman"/>
-                <w:sz w:val="20"/>
-                <w:szCs w:val="20"/>
-                <w:lang w:val="en-US"/>
-              </w:rPr>
-              <w:t>%}</w:t>
-            </w:r>
+            <w:tcW w:w="704" w:type="dxa"/>
+            <w:vAlign w:val="center"/>
+          </w:tcPr>
+          <w:p>
+            <w:pPr>
+              <w:jc w:val="center"/>
+              <w:rPr>
+                <w:rFonts w:ascii="Times New Roman" w:hAnsi="Times New Roman" w:cs="Times New Roman"/>
+                <w:sz w:val="20"/>
+                <w:szCs w:val="20"/>
+                <w:lang w:val="en-US"/>
+              </w:rPr>
+            </w:pPr>
+          </w:p>
+        </w:tc>
+        <w:tc>
+          <w:tcPr>
+            <w:tcW w:w="8641" w:type="dxa"/>
+            <w:gridSpan w:val="10"/>
+            <w:vAlign w:val="center"/>
+          </w:tcPr>
+          <w:p>
+            <w:pPr>
+              <w:jc w:val="center"/>
+              <w:rPr>
+                <w:rFonts w:ascii="Times New Roman" w:hAnsi="Times New Roman" w:cs="Times New Roman"/>
+                <w:sz w:val="20"/>
+                <w:szCs w:val="20"/>
+                <w:lang w:val="en-US"/>
+              </w:rPr>
+            </w:pPr>
           </w:p>
         </w:tc>
       </w:tr>
       <w:tr>
         <w:tc>
           <w:tcPr>
-            <w:tcW w:w="780" w:type="dxa"/>
-            <w:vAlign w:val="center"/>
-          </w:tcPr>
-          <w:p>
-            <w:pPr>
-              <w:jc w:val="center"/>
-              <w:rPr>
-                <w:rFonts w:ascii="Times New Roman" w:hAnsi="Times New Roman" w:cs="Times New Roman"/>
-                <w:sz w:val="20"/>
-                <w:szCs w:val="20"/>
-                <w:lang w:val="en-US"/>
-              </w:rPr>
-            </w:pPr>
-            <w:r>
-              <w:rPr>
-                <w:rFonts w:ascii="Times New Roman" w:hAnsi="Times New Roman" w:cs="Times New Roman"/>
-                <w:sz w:val="20"/>
-                <w:szCs w:val="20"/>
-                <w:lang w:val="en-US"/>
-              </w:rPr>
-              <w:t xml:space="preserve">{{ </w:t>
-            </w:r>
-            <w:r>
-              <w:rPr>
-                <w:rFonts w:ascii="Times New Roman" w:hAnsi="Times New Roman" w:cs="Times New Roman"/>
-                <w:sz w:val="20"/>
-                <w:szCs w:val="20"/>
-                <w:lang w:val="en-US"/>
-              </w:rPr>
-              <w:t>v</w:t>
-            </w:r>
-            <w:r>
-              <w:rPr>
-                <w:rFonts w:ascii="Times New Roman" w:hAnsi="Times New Roman" w:cs="Times New Roman"/>
-                <w:sz w:val="20"/>
-                <w:szCs w:val="20"/>
-                <w:lang w:val="en-US"/>
-              </w:rPr>
-              <w:t>[0]</w:t>
-            </w:r>
-            <w:bookmarkStart w:id="0" w:name="_GoBack"/>
-            <w:bookmarkEnd w:id="0"/>
-            <w:r>
-              <w:rPr>
-                <w:rFonts w:ascii="Times New Roman" w:hAnsi="Times New Roman" w:cs="Times New Roman"/>
-                <w:sz w:val="20"/>
-                <w:szCs w:val="20"/>
-                <w:lang w:val="en-US"/>
-              </w:rPr>
-              <w:t>.num</w:t>
-            </w:r>
-            <w:r>
-              <w:rPr>
-                <w:rFonts w:ascii="Times New Roman" w:hAnsi="Times New Roman" w:cs="Times New Roman"/>
-                <w:sz w:val="20"/>
-                <w:szCs w:val="20"/>
-                <w:lang w:val="en-US"/>
-              </w:rPr>
-              <w:t xml:space="preserve"> }}</w:t>
-            </w:r>
-          </w:p>
-        </w:tc>
-        <w:tc>
-          <w:tcPr>
-            <w:tcW w:w="1715" w:type="dxa"/>
-            <w:vAlign w:val="center"/>
-          </w:tcPr>
-          <w:p>
-            <w:pPr>
-              <w:jc w:val="center"/>
-              <w:rPr>
-                <w:rFonts w:ascii="Times New Roman" w:hAnsi="Times New Roman" w:cs="Times New Roman"/>
-                <w:sz w:val="20"/>
-                <w:szCs w:val="20"/>
-                <w:lang w:val="en-US"/>
-              </w:rPr>
-            </w:pPr>
-            <w:r>
-              <w:rPr>
-                <w:rFonts w:ascii="Times New Roman" w:hAnsi="Times New Roman" w:cs="Times New Roman"/>
-                <w:sz w:val="20"/>
-                <w:szCs w:val="20"/>
-                <w:lang w:val="en-US"/>
-              </w:rPr>
-              <w:t xml:space="preserve">{{ </w:t>
-            </w:r>
-            <w:r>
-              <w:rPr>
-                <w:rFonts w:ascii="Times New Roman" w:hAnsi="Times New Roman" w:cs="Times New Roman"/>
-                <w:sz w:val="20"/>
-                <w:szCs w:val="20"/>
-                <w:lang w:val="en-US"/>
-              </w:rPr>
-              <w:t>k</w:t>
-            </w:r>
-            <w:r>
-              <w:rPr>
-                <w:rFonts w:ascii="Times New Roman" w:hAnsi="Times New Roman" w:cs="Times New Roman"/>
-                <w:sz w:val="20"/>
-                <w:szCs w:val="20"/>
-                <w:lang w:val="en-US"/>
-              </w:rPr>
-              <w:t xml:space="preserve"> }}</w:t>
-            </w:r>
+            <w:tcW w:w="704" w:type="dxa"/>
+            <w:vAlign w:val="center"/>
+          </w:tcPr>
+          <w:p>
+            <w:pPr>
+              <w:rPr>
+                <w:rFonts w:ascii="Times New Roman" w:hAnsi="Times New Roman" w:cs="Times New Roman"/>
+                <w:sz w:val="20"/>
+                <w:szCs w:val="20"/>
+                <w:lang w:val="en-US"/>
+              </w:rPr>
+            </w:pPr>
+          </w:p>
+        </w:tc>
+        <w:tc>
+          <w:tcPr>
+            <w:tcW w:w="1791" w:type="dxa"/>
+            <w:vAlign w:val="center"/>
+          </w:tcPr>
+          <w:p>
+            <w:pPr>
+              <w:jc w:val="center"/>
+              <w:rPr>
+                <w:rFonts w:ascii="Times New Roman" w:hAnsi="Times New Roman" w:cs="Times New Roman"/>
+                <w:sz w:val="20"/>
+                <w:szCs w:val="20"/>
+                <w:lang w:val="en-US"/>
+              </w:rPr>
+            </w:pPr>
           </w:p>
         </w:tc>
         <w:tc>
@@ -6692,93 +6535,61 @@
       <w:tr>
         <w:tc>
           <w:tcPr>
-            <w:tcW w:w="9345" w:type="dxa"/>
-            <w:gridSpan w:val="11"/>
-            <w:vAlign w:val="center"/>
-          </w:tcPr>
-          <w:p>
-            <w:pPr>
-              <w:jc w:val="center"/>
-              <w:rPr>
-                <w:rFonts w:ascii="Times New Roman" w:hAnsi="Times New Roman" w:cs="Times New Roman"/>
-                <w:sz w:val="20"/>
-                <w:szCs w:val="20"/>
-                <w:lang w:val="en-US"/>
-              </w:rPr>
-            </w:pPr>
-            <w:r>
-              <w:rPr>
-                <w:rFonts w:ascii="Times New Roman" w:hAnsi="Times New Roman" w:cs="Times New Roman"/>
-                <w:sz w:val="20"/>
-                <w:szCs w:val="20"/>
-                <w:lang w:val="en-US"/>
-              </w:rPr>
-              <w:t>{%</w:t>
-            </w:r>
-            <w:proofErr w:type="spellStart"/>
-            <w:r>
-              <w:rPr>
-                <w:rFonts w:ascii="Times New Roman" w:hAnsi="Times New Roman" w:cs="Times New Roman"/>
-                <w:sz w:val="20"/>
-                <w:szCs w:val="20"/>
-                <w:lang w:val="en-US"/>
-              </w:rPr>
-              <w:t>tr</w:t>
-            </w:r>
-            <w:proofErr w:type="spellEnd"/>
-            <w:r>
-              <w:rPr>
-                <w:rFonts w:ascii="Times New Roman" w:hAnsi="Times New Roman" w:cs="Times New Roman"/>
-                <w:sz w:val="20"/>
-                <w:szCs w:val="20"/>
-                <w:lang w:val="en-US"/>
-              </w:rPr>
-              <w:t xml:space="preserve"> </w:t>
-            </w:r>
-            <w:proofErr w:type="spellStart"/>
-            <w:r>
-              <w:rPr>
-                <w:rFonts w:ascii="Times New Roman" w:hAnsi="Times New Roman" w:cs="Times New Roman"/>
-                <w:sz w:val="20"/>
-                <w:szCs w:val="20"/>
-                <w:lang w:val="en-US"/>
-              </w:rPr>
-              <w:t>endfor</w:t>
-            </w:r>
-            <w:proofErr w:type="spellEnd"/>
-            <w:r>
-              <w:rPr>
-                <w:rFonts w:ascii="Times New Roman" w:hAnsi="Times New Roman" w:cs="Times New Roman"/>
-                <w:sz w:val="20"/>
-                <w:szCs w:val="20"/>
-                <w:lang w:val="en-US"/>
-              </w:rPr>
-              <w:t xml:space="preserve"> %}</w:t>
-            </w:r>
+            <w:tcW w:w="704" w:type="dxa"/>
+            <w:vAlign w:val="center"/>
+          </w:tcPr>
+          <w:p>
+            <w:pPr>
+              <w:jc w:val="center"/>
+              <w:rPr>
+                <w:rFonts w:ascii="Times New Roman" w:hAnsi="Times New Roman" w:cs="Times New Roman"/>
+                <w:sz w:val="20"/>
+                <w:szCs w:val="20"/>
+                <w:lang w:val="en-US"/>
+              </w:rPr>
+            </w:pPr>
+          </w:p>
+        </w:tc>
+        <w:tc>
+          <w:tcPr>
+            <w:tcW w:w="8641" w:type="dxa"/>
+            <w:gridSpan w:val="10"/>
+            <w:vAlign w:val="center"/>
+          </w:tcPr>
+          <w:p>
+            <w:pPr>
+              <w:jc w:val="center"/>
+              <w:rPr>
+                <w:rFonts w:ascii="Times New Roman" w:hAnsi="Times New Roman" w:cs="Times New Roman"/>
+                <w:sz w:val="20"/>
+                <w:szCs w:val="20"/>
+                <w:lang w:val="en-US"/>
+              </w:rPr>
+            </w:pPr>
           </w:p>
         </w:tc>
       </w:tr>
       <w:tr>
         <w:tc>
           <w:tcPr>
-            <w:tcW w:w="780" w:type="dxa"/>
-            <w:vAlign w:val="center"/>
-          </w:tcPr>
-          <w:p>
-            <w:pPr>
-              <w:jc w:val="center"/>
-              <w:rPr>
-                <w:rFonts w:ascii="Times New Roman" w:hAnsi="Times New Roman" w:cs="Times New Roman"/>
-                <w:sz w:val="20"/>
-                <w:szCs w:val="20"/>
-                <w:lang w:val="en-US"/>
-              </w:rPr>
-            </w:pPr>
-          </w:p>
-        </w:tc>
-        <w:tc>
-          <w:tcPr>
-            <w:tcW w:w="1715" w:type="dxa"/>
+            <w:tcW w:w="704" w:type="dxa"/>
+            <w:vAlign w:val="center"/>
+          </w:tcPr>
+          <w:p>
+            <w:pPr>
+              <w:jc w:val="center"/>
+              <w:rPr>
+                <w:rFonts w:ascii="Times New Roman" w:hAnsi="Times New Roman" w:cs="Times New Roman"/>
+                <w:sz w:val="20"/>
+                <w:szCs w:val="20"/>
+                <w:lang w:val="en-US"/>
+              </w:rPr>
+            </w:pPr>
+          </w:p>
+        </w:tc>
+        <w:tc>
+          <w:tcPr>
+            <w:tcW w:w="1791" w:type="dxa"/>
           </w:tcPr>
           <w:p>
             <w:pPr>
@@ -6971,24 +6782,24 @@
       <w:tr>
         <w:tc>
           <w:tcPr>
-            <w:tcW w:w="780" w:type="dxa"/>
-            <w:vAlign w:val="center"/>
-          </w:tcPr>
-          <w:p>
-            <w:pPr>
-              <w:jc w:val="center"/>
-              <w:rPr>
-                <w:rFonts w:ascii="Times New Roman" w:hAnsi="Times New Roman" w:cs="Times New Roman"/>
-                <w:sz w:val="20"/>
-                <w:szCs w:val="20"/>
-                <w:lang w:val="en-US"/>
-              </w:rPr>
-            </w:pPr>
-          </w:p>
-        </w:tc>
-        <w:tc>
-          <w:tcPr>
-            <w:tcW w:w="1715" w:type="dxa"/>
+            <w:tcW w:w="704" w:type="dxa"/>
+            <w:vAlign w:val="center"/>
+          </w:tcPr>
+          <w:p>
+            <w:pPr>
+              <w:jc w:val="center"/>
+              <w:rPr>
+                <w:rFonts w:ascii="Times New Roman" w:hAnsi="Times New Roman" w:cs="Times New Roman"/>
+                <w:sz w:val="20"/>
+                <w:szCs w:val="20"/>
+                <w:lang w:val="en-US"/>
+              </w:rPr>
+            </w:pPr>
+          </w:p>
+        </w:tc>
+        <w:tc>
+          <w:tcPr>
+            <w:tcW w:w="1791" w:type="dxa"/>
           </w:tcPr>
           <w:p>
             <w:pPr>
@@ -7170,7 +6981,6 @@
           <w:rFonts w:ascii="Times New Roman" w:hAnsi="Times New Roman" w:cs="Times New Roman"/>
           <w:sz w:val="24"/>
           <w:szCs w:val="24"/>
-          <w:lang w:val="en-US"/>
         </w:rPr>
       </w:pPr>
       <w:r>
@@ -7285,7 +7095,7 @@
             <w:noProof/>
             <w:sz w:val="24"/>
           </w:rPr>
-          <w:t>3</w:t>
+          <w:t>2</w:t>
         </w:r>
         <w:r>
           <w:rPr>
@@ -8300,7 +8110,7 @@
 </file>
 
 <file path=customXml/itemProps1.xml><?xml version="1.0" encoding="utf-8"?>
-<ds:datastoreItem xmlns:ds="http://schemas.openxmlformats.org/officeDocument/2006/customXml" ds:itemID="{C03C744B-96F4-4EE9-BEC3-58BD0D0D9E7B}">
+<ds:datastoreItem xmlns:ds="http://schemas.openxmlformats.org/officeDocument/2006/customXml" ds:itemID="{4F29CD64-3F22-4BC3-8FBE-0BBA10EF8855}">
   <ds:schemaRefs>
     <ds:schemaRef ds:uri="http://schemas.openxmlformats.org/officeDocument/2006/bibliography"/>
   </ds:schemaRefs>

--- a/templates/docxRPD/rpd.docx
+++ b/templates/docxRPD/rpd.docx
@@ -5281,6 +5281,7 @@
           <w:bCs/>
           <w:sz w:val="24"/>
           <w:szCs w:val="24"/>
+          <w:lang w:val="en-US"/>
         </w:rPr>
       </w:pPr>
       <w:r>
@@ -5358,7 +5359,7 @@
           <w:szCs w:val="24"/>
           <w:lang w:val="en-US"/>
         </w:rPr>
-        <w:t xml:space="preserve"> </w:t>
+        <w:t>s</w:t>
       </w:r>
       <w:r>
         <w:rPr>
@@ -5369,7 +5370,7 @@
           <w:szCs w:val="24"/>
           <w:lang w:val="en-US"/>
         </w:rPr>
-        <w:t>in</w:t>
+        <w:t xml:space="preserve"> </w:t>
       </w:r>
       <w:r>
         <w:rPr>
@@ -5380,9 +5381,8 @@
           <w:szCs w:val="24"/>
           <w:lang w:val="en-US"/>
         </w:rPr>
-        <w:t xml:space="preserve"> </w:t>
-      </w:r>
-      <w:proofErr w:type="spellStart"/>
+        <w:t>in</w:t>
+      </w:r>
       <w:r>
         <w:rPr>
           <w:rFonts w:ascii="Times New Roman" w:hAnsi="Times New Roman" w:cs="Times New Roman"/>
@@ -5392,8 +5392,10 @@
           <w:szCs w:val="24"/>
           <w:lang w:val="en-US"/>
         </w:rPr>
-        <w:t>wk</w:t>
-      </w:r>
+        <w:t xml:space="preserve"> </w:t>
+      </w:r>
+      <w:proofErr w:type="spellStart"/>
+      <w:proofErr w:type="gramStart"/>
       <w:r>
         <w:rPr>
           <w:rFonts w:ascii="Times New Roman" w:hAnsi="Times New Roman" w:cs="Times New Roman"/>
@@ -5403,7 +5405,7 @@
           <w:szCs w:val="24"/>
           <w:lang w:val="en-US"/>
         </w:rPr>
-        <w:t>.</w:t>
+        <w:t>wk</w:t>
       </w:r>
       <w:r>
         <w:rPr>
@@ -5414,9 +5416,8 @@
           <w:szCs w:val="24"/>
           <w:lang w:val="en-US"/>
         </w:rPr>
-        <w:t>items</w:t>
-      </w:r>
-      <w:proofErr w:type="spellEnd"/>
+        <w:t>.</w:t>
+      </w:r>
       <w:r>
         <w:rPr>
           <w:rFonts w:ascii="Times New Roman" w:hAnsi="Times New Roman" w:cs="Times New Roman"/>
@@ -5426,8 +5427,9 @@
           <w:szCs w:val="24"/>
           <w:lang w:val="en-US"/>
         </w:rPr>
-        <w:t>()</w:t>
-      </w:r>
+        <w:t>items</w:t>
+      </w:r>
+      <w:proofErr w:type="spellEnd"/>
       <w:r>
         <w:rPr>
           <w:rFonts w:ascii="Times New Roman" w:hAnsi="Times New Roman" w:cs="Times New Roman"/>
@@ -5437,10 +5439,9 @@
           <w:szCs w:val="24"/>
           <w:lang w:val="en-US"/>
         </w:rPr>
-        <w:t xml:space="preserve"> %}</w:t>
-      </w:r>
-      <w:bookmarkStart w:id="0" w:name="_GoBack"/>
-      <w:bookmarkEnd w:id="0"/>
+        <w:t>(</w:t>
+      </w:r>
+      <w:proofErr w:type="gramEnd"/>
       <w:r>
         <w:rPr>
           <w:rFonts w:ascii="Times New Roman" w:hAnsi="Times New Roman" w:cs="Times New Roman"/>
@@ -5448,8 +5449,9 @@
           <w:bCs/>
           <w:sz w:val="24"/>
           <w:szCs w:val="24"/>
-        </w:rPr>
-        <w:t>Семестр</w:t>
+          <w:lang w:val="en-US"/>
+        </w:rPr>
+        <w:t>)</w:t>
       </w:r>
       <w:r>
         <w:rPr>
@@ -5458,8 +5460,9 @@
           <w:bCs/>
           <w:sz w:val="24"/>
           <w:szCs w:val="24"/>
-        </w:rPr>
-        <w:t xml:space="preserve"> № </w:t>
+          <w:lang w:val="en-US"/>
+        </w:rPr>
+        <w:t xml:space="preserve"> %}</w:t>
       </w:r>
       <w:r>
         <w:rPr>
@@ -5469,7 +5472,7 @@
           <w:sz w:val="24"/>
           <w:szCs w:val="24"/>
         </w:rPr>
-        <w:t>{{</w:t>
+        <w:t>Семестр</w:t>
       </w:r>
       <w:r>
         <w:rPr>
@@ -5480,8 +5483,9 @@
           <w:szCs w:val="24"/>
           <w:lang w:val="en-US"/>
         </w:rPr>
-        <w:t xml:space="preserve"> key</w:t>
-      </w:r>
+        <w:t xml:space="preserve"> № </w:t>
+      </w:r>
+      <w:proofErr w:type="gramStart"/>
       <w:r>
         <w:rPr>
           <w:rFonts w:ascii="Times New Roman" w:hAnsi="Times New Roman" w:cs="Times New Roman"/>
@@ -5489,6 +5493,30 @@
           <w:bCs/>
           <w:sz w:val="24"/>
           <w:szCs w:val="24"/>
+          <w:lang w:val="en-US"/>
+        </w:rPr>
+        <w:t>{{</w:t>
+      </w:r>
+      <w:r>
+        <w:rPr>
+          <w:rFonts w:ascii="Times New Roman" w:hAnsi="Times New Roman" w:cs="Times New Roman"/>
+          <w:b/>
+          <w:bCs/>
+          <w:sz w:val="24"/>
+          <w:szCs w:val="24"/>
+          <w:lang w:val="en-US"/>
+        </w:rPr>
+        <w:t xml:space="preserve"> key</w:t>
+      </w:r>
+      <w:proofErr w:type="gramEnd"/>
+      <w:r>
+        <w:rPr>
+          <w:rFonts w:ascii="Times New Roman" w:hAnsi="Times New Roman" w:cs="Times New Roman"/>
+          <w:b/>
+          <w:bCs/>
+          <w:sz w:val="24"/>
+          <w:szCs w:val="24"/>
+          <w:lang w:val="en-US"/>
         </w:rPr>
         <w:t xml:space="preserve"> }}</w:t>
       </w:r>
@@ -6341,6 +6369,75 @@
                 <w:lang w:val="en-US"/>
               </w:rPr>
             </w:pPr>
+            <w:r>
+              <w:rPr>
+                <w:rFonts w:ascii="Times New Roman" w:hAnsi="Times New Roman" w:cs="Times New Roman"/>
+                <w:sz w:val="20"/>
+                <w:szCs w:val="20"/>
+                <w:lang w:val="en-US"/>
+              </w:rPr>
+              <w:t>{%</w:t>
+            </w:r>
+            <w:proofErr w:type="spellStart"/>
+            <w:r>
+              <w:rPr>
+                <w:rFonts w:ascii="Times New Roman" w:hAnsi="Times New Roman" w:cs="Times New Roman"/>
+                <w:sz w:val="20"/>
+                <w:szCs w:val="20"/>
+                <w:lang w:val="en-US"/>
+              </w:rPr>
+              <w:t>tr</w:t>
+            </w:r>
+            <w:proofErr w:type="spellEnd"/>
+            <w:r>
+              <w:rPr>
+                <w:rFonts w:ascii="Times New Roman" w:hAnsi="Times New Roman" w:cs="Times New Roman"/>
+                <w:sz w:val="20"/>
+                <w:szCs w:val="20"/>
+                <w:lang w:val="en-US"/>
+              </w:rPr>
+              <w:t xml:space="preserve"> for k, </w:t>
+            </w:r>
+            <w:proofErr w:type="spellStart"/>
+            <w:r>
+              <w:rPr>
+                <w:rFonts w:ascii="Times New Roman" w:hAnsi="Times New Roman" w:cs="Times New Roman"/>
+                <w:sz w:val="20"/>
+                <w:szCs w:val="20"/>
+                <w:lang w:val="en-US"/>
+              </w:rPr>
+              <w:t>i</w:t>
+            </w:r>
+            <w:proofErr w:type="spellEnd"/>
+            <w:r>
+              <w:rPr>
+                <w:rFonts w:ascii="Times New Roman" w:hAnsi="Times New Roman" w:cs="Times New Roman"/>
+                <w:sz w:val="20"/>
+                <w:szCs w:val="20"/>
+                <w:lang w:val="en-US"/>
+              </w:rPr>
+              <w:t xml:space="preserve"> in </w:t>
+            </w:r>
+            <w:proofErr w:type="spellStart"/>
+            <w:r>
+              <w:rPr>
+                <w:rFonts w:ascii="Times New Roman" w:hAnsi="Times New Roman" w:cs="Times New Roman"/>
+                <w:sz w:val="20"/>
+                <w:szCs w:val="20"/>
+                <w:lang w:val="en-US"/>
+              </w:rPr>
+              <w:t>items.items</w:t>
+            </w:r>
+            <w:proofErr w:type="spellEnd"/>
+            <w:r>
+              <w:rPr>
+                <w:rFonts w:ascii="Times New Roman" w:hAnsi="Times New Roman" w:cs="Times New Roman"/>
+                <w:sz w:val="20"/>
+                <w:szCs w:val="20"/>
+                <w:lang w:val="en-US"/>
+              </w:rPr>
+              <w:t>() %}</w:t>
+            </w:r>
           </w:p>
         </w:tc>
       </w:tr>
@@ -6352,13 +6449,45 @@
           </w:tcPr>
           <w:p>
             <w:pPr>
-              <w:rPr>
-                <w:rFonts w:ascii="Times New Roman" w:hAnsi="Times New Roman" w:cs="Times New Roman"/>
-                <w:sz w:val="20"/>
-                <w:szCs w:val="20"/>
-                <w:lang w:val="en-US"/>
-              </w:rPr>
-            </w:pPr>
+              <w:jc w:val="center"/>
+              <w:rPr>
+                <w:rFonts w:ascii="Times New Roman" w:hAnsi="Times New Roman" w:cs="Times New Roman"/>
+                <w:sz w:val="20"/>
+                <w:szCs w:val="20"/>
+                <w:lang w:val="en-US"/>
+              </w:rPr>
+            </w:pPr>
+            <w:r>
+              <w:rPr>
+                <w:rFonts w:ascii="Times New Roman" w:hAnsi="Times New Roman" w:cs="Times New Roman"/>
+                <w:sz w:val="20"/>
+                <w:szCs w:val="20"/>
+                <w:lang w:val="en-US"/>
+              </w:rPr>
+              <w:t xml:space="preserve">{{ </w:t>
+            </w:r>
+            <w:proofErr w:type="spellStart"/>
+            <w:r>
+              <w:rPr>
+                <w:rFonts w:ascii="Times New Roman" w:hAnsi="Times New Roman" w:cs="Times New Roman"/>
+                <w:sz w:val="20"/>
+                <w:szCs w:val="20"/>
+                <w:lang w:val="en-US"/>
+              </w:rPr>
+              <w:t>i</w:t>
+            </w:r>
+            <w:proofErr w:type="spellEnd"/>
+            <w:r>
+              <w:rPr>
+                <w:rFonts w:ascii="Times New Roman" w:hAnsi="Times New Roman" w:cs="Times New Roman"/>
+                <w:sz w:val="20"/>
+                <w:szCs w:val="20"/>
+                <w:lang w:val="en-US"/>
+              </w:rPr>
+              <w:t>[0] }}</w:t>
+            </w:r>
+            <w:bookmarkStart w:id="0" w:name="_GoBack"/>
+            <w:bookmarkEnd w:id="0"/>
           </w:p>
         </w:tc>
         <w:tc>
@@ -6376,6 +6505,15 @@
                 <w:lang w:val="en-US"/>
               </w:rPr>
             </w:pPr>
+            <w:r>
+              <w:rPr>
+                <w:rFonts w:ascii="Times New Roman" w:hAnsi="Times New Roman" w:cs="Times New Roman"/>
+                <w:sz w:val="20"/>
+                <w:szCs w:val="20"/>
+                <w:lang w:val="en-US"/>
+              </w:rPr>
+              <w:t>{{ k }}</w:t>
+            </w:r>
           </w:p>
         </w:tc>
         <w:tc>
@@ -6566,6 +6704,55 @@
                 <w:lang w:val="en-US"/>
               </w:rPr>
             </w:pPr>
+            <w:r>
+              <w:rPr>
+                <w:rFonts w:ascii="Times New Roman" w:hAnsi="Times New Roman" w:cs="Times New Roman"/>
+                <w:sz w:val="20"/>
+                <w:szCs w:val="20"/>
+                <w:lang w:val="en-US"/>
+              </w:rPr>
+              <w:t>{%</w:t>
+            </w:r>
+            <w:proofErr w:type="spellStart"/>
+            <w:r>
+              <w:rPr>
+                <w:rFonts w:ascii="Times New Roman" w:hAnsi="Times New Roman" w:cs="Times New Roman"/>
+                <w:sz w:val="20"/>
+                <w:szCs w:val="20"/>
+                <w:lang w:val="en-US"/>
+              </w:rPr>
+              <w:t>tr</w:t>
+            </w:r>
+            <w:proofErr w:type="spellEnd"/>
+            <w:r>
+              <w:rPr>
+                <w:rFonts w:ascii="Times New Roman" w:hAnsi="Times New Roman" w:cs="Times New Roman"/>
+                <w:sz w:val="20"/>
+                <w:szCs w:val="20"/>
+                <w:lang w:val="en-US"/>
+              </w:rPr>
+              <w:t xml:space="preserve"> </w:t>
+            </w:r>
+            <w:proofErr w:type="spellStart"/>
+            <w:r>
+              <w:rPr>
+                <w:rFonts w:ascii="Times New Roman" w:hAnsi="Times New Roman" w:cs="Times New Roman"/>
+                <w:sz w:val="20"/>
+                <w:szCs w:val="20"/>
+                <w:lang w:val="en-US"/>
+              </w:rPr>
+              <w:t>endfor</w:t>
+            </w:r>
+            <w:proofErr w:type="spellEnd"/>
+            <w:r>
+              <w:rPr>
+                <w:rFonts w:ascii="Times New Roman" w:hAnsi="Times New Roman" w:cs="Times New Roman"/>
+                <w:sz w:val="20"/>
+                <w:szCs w:val="20"/>
+                <w:lang w:val="en-US"/>
+              </w:rPr>
+              <w:t xml:space="preserve"> %}</w:t>
+            </w:r>
           </w:p>
         </w:tc>
       </w:tr>
@@ -6981,6 +7168,7 @@
           <w:rFonts w:ascii="Times New Roman" w:hAnsi="Times New Roman" w:cs="Times New Roman"/>
           <w:sz w:val="24"/>
           <w:szCs w:val="24"/>
+          <w:lang w:val="en-US"/>
         </w:rPr>
       </w:pPr>
       <w:r>
@@ -7095,7 +7283,7 @@
             <w:noProof/>
             <w:sz w:val="24"/>
           </w:rPr>
-          <w:t>2</w:t>
+          <w:t>3</w:t>
         </w:r>
         <w:r>
           <w:rPr>
@@ -8110,7 +8298,7 @@
 </file>
 
 <file path=customXml/itemProps1.xml><?xml version="1.0" encoding="utf-8"?>
-<ds:datastoreItem xmlns:ds="http://schemas.openxmlformats.org/officeDocument/2006/customXml" ds:itemID="{4F29CD64-3F22-4BC3-8FBE-0BBA10EF8855}">
+<ds:datastoreItem xmlns:ds="http://schemas.openxmlformats.org/officeDocument/2006/customXml" ds:itemID="{A7628C49-CB93-4F87-9E3F-1D88C8A7D254}">
   <ds:schemaRefs>
     <ds:schemaRef ds:uri="http://schemas.openxmlformats.org/officeDocument/2006/bibliography"/>
   </ds:schemaRefs>

--- a/templates/docxRPD/rpd.docx
+++ b/templates/docxRPD/rpd.docx
@@ -6464,6 +6464,73 @@
                 <w:szCs w:val="20"/>
                 <w:lang w:val="en-US"/>
               </w:rPr>
+              <w:t>{{ k[1] }}</w:t>
+            </w:r>
+          </w:p>
+        </w:tc>
+        <w:tc>
+          <w:tcPr>
+            <w:tcW w:w="1791" w:type="dxa"/>
+          </w:tcPr>
+          <w:p>
+            <w:pPr>
+              <w:rPr>
+                <w:rFonts w:ascii="Times New Roman" w:hAnsi="Times New Roman" w:cs="Times New Roman"/>
+                <w:sz w:val="20"/>
+                <w:szCs w:val="20"/>
+              </w:rPr>
+            </w:pPr>
+            <w:r>
+              <w:rPr>
+                <w:rFonts w:ascii="Times New Roman" w:hAnsi="Times New Roman" w:cs="Times New Roman"/>
+                <w:sz w:val="20"/>
+                <w:szCs w:val="20"/>
+                <w:lang w:val="en-US"/>
+              </w:rPr>
+              <w:t>{{ k</w:t>
+            </w:r>
+            <w:r>
+              <w:rPr>
+                <w:rFonts w:ascii="Times New Roman" w:hAnsi="Times New Roman" w:cs="Times New Roman"/>
+                <w:sz w:val="20"/>
+                <w:szCs w:val="20"/>
+                <w:lang w:val="en-US"/>
+              </w:rPr>
+              <w:t>[0]</w:t>
+            </w:r>
+            <w:r>
+              <w:rPr>
+                <w:rFonts w:ascii="Times New Roman" w:hAnsi="Times New Roman" w:cs="Times New Roman"/>
+                <w:sz w:val="20"/>
+                <w:szCs w:val="20"/>
+                <w:lang w:val="en-US"/>
+              </w:rPr>
+              <w:t xml:space="preserve"> }}</w:t>
+            </w:r>
+          </w:p>
+        </w:tc>
+        <w:tc>
+          <w:tcPr>
+            <w:tcW w:w="708" w:type="dxa"/>
+            <w:vAlign w:val="center"/>
+          </w:tcPr>
+          <w:p>
+            <w:pPr>
+              <w:jc w:val="center"/>
+              <w:rPr>
+                <w:rFonts w:ascii="Times New Roman" w:hAnsi="Times New Roman" w:cs="Times New Roman"/>
+                <w:sz w:val="20"/>
+                <w:szCs w:val="20"/>
+                <w:lang w:val="en-US"/>
+              </w:rPr>
+            </w:pPr>
+            <w:r>
+              <w:rPr>
+                <w:rFonts w:ascii="Times New Roman" w:hAnsi="Times New Roman" w:cs="Times New Roman"/>
+                <w:sz w:val="20"/>
+                <w:szCs w:val="20"/>
+                <w:lang w:val="en-US"/>
+              </w:rPr>
               <w:t xml:space="preserve">{{ </w:t>
             </w:r>
             <w:proofErr w:type="spellStart"/>
@@ -6474,6 +6541,271 @@
                 <w:szCs w:val="20"/>
                 <w:lang w:val="en-US"/>
               </w:rPr>
+              <w:t>i.lec_num</w:t>
+            </w:r>
+            <w:r>
+              <w:rPr>
+                <w:rFonts w:ascii="Times New Roman" w:hAnsi="Times New Roman" w:cs="Times New Roman"/>
+                <w:sz w:val="20"/>
+                <w:szCs w:val="20"/>
+                <w:lang w:val="en-US"/>
+              </w:rPr>
+              <w:t>s</w:t>
+            </w:r>
+            <w:proofErr w:type="spellEnd"/>
+            <w:r>
+              <w:rPr>
+                <w:rFonts w:ascii="Times New Roman" w:hAnsi="Times New Roman" w:cs="Times New Roman"/>
+                <w:sz w:val="20"/>
+                <w:szCs w:val="20"/>
+                <w:lang w:val="en-US"/>
+              </w:rPr>
+              <w:t xml:space="preserve"> }}</w:t>
+            </w:r>
+          </w:p>
+        </w:tc>
+        <w:tc>
+          <w:tcPr>
+            <w:tcW w:w="709" w:type="dxa"/>
+            <w:vAlign w:val="center"/>
+          </w:tcPr>
+          <w:p>
+            <w:pPr>
+              <w:jc w:val="center"/>
+              <w:rPr>
+                <w:rFonts w:ascii="Times New Roman" w:hAnsi="Times New Roman" w:cs="Times New Roman"/>
+                <w:sz w:val="20"/>
+                <w:szCs w:val="20"/>
+                <w:lang w:val="en-US"/>
+              </w:rPr>
+            </w:pPr>
+            <w:r>
+              <w:rPr>
+                <w:rFonts w:ascii="Times New Roman" w:hAnsi="Times New Roman" w:cs="Times New Roman"/>
+                <w:sz w:val="20"/>
+                <w:szCs w:val="20"/>
+                <w:lang w:val="en-US"/>
+              </w:rPr>
+              <w:t xml:space="preserve">{{ </w:t>
+            </w:r>
+            <w:proofErr w:type="spellStart"/>
+            <w:r>
+              <w:rPr>
+                <w:rFonts w:ascii="Times New Roman" w:hAnsi="Times New Roman" w:cs="Times New Roman"/>
+                <w:sz w:val="20"/>
+                <w:szCs w:val="20"/>
+                <w:lang w:val="en-US"/>
+              </w:rPr>
+              <w:t>i.lec</w:t>
+            </w:r>
+            <w:proofErr w:type="spellEnd"/>
+            <w:r>
+              <w:rPr>
+                <w:rFonts w:ascii="Times New Roman" w:hAnsi="Times New Roman" w:cs="Times New Roman"/>
+                <w:sz w:val="20"/>
+                <w:szCs w:val="20"/>
+                <w:lang w:val="en-US"/>
+              </w:rPr>
+              <w:t xml:space="preserve"> }}</w:t>
+            </w:r>
+          </w:p>
+        </w:tc>
+        <w:tc>
+          <w:tcPr>
+            <w:tcW w:w="709" w:type="dxa"/>
+            <w:vAlign w:val="center"/>
+          </w:tcPr>
+          <w:p>
+            <w:pPr>
+              <w:jc w:val="center"/>
+              <w:rPr>
+                <w:rFonts w:ascii="Times New Roman" w:hAnsi="Times New Roman" w:cs="Times New Roman"/>
+                <w:sz w:val="20"/>
+                <w:szCs w:val="20"/>
+                <w:lang w:val="en-US"/>
+              </w:rPr>
+            </w:pPr>
+            <w:r>
+              <w:rPr>
+                <w:rFonts w:ascii="Times New Roman" w:hAnsi="Times New Roman" w:cs="Times New Roman"/>
+                <w:sz w:val="20"/>
+                <w:szCs w:val="20"/>
+                <w:lang w:val="en-US"/>
+              </w:rPr>
+              <w:t xml:space="preserve">{{ </w:t>
+            </w:r>
+            <w:proofErr w:type="spellStart"/>
+            <w:r>
+              <w:rPr>
+                <w:rFonts w:ascii="Times New Roman" w:hAnsi="Times New Roman" w:cs="Times New Roman"/>
+                <w:sz w:val="20"/>
+                <w:szCs w:val="20"/>
+                <w:lang w:val="en-US"/>
+              </w:rPr>
+              <w:t>i.labs_nums</w:t>
+            </w:r>
+            <w:proofErr w:type="spellEnd"/>
+            <w:r>
+              <w:rPr>
+                <w:rFonts w:ascii="Times New Roman" w:hAnsi="Times New Roman" w:cs="Times New Roman"/>
+                <w:sz w:val="20"/>
+                <w:szCs w:val="20"/>
+                <w:lang w:val="en-US"/>
+              </w:rPr>
+              <w:t xml:space="preserve"> }}</w:t>
+            </w:r>
+          </w:p>
+        </w:tc>
+        <w:tc>
+          <w:tcPr>
+            <w:tcW w:w="710" w:type="dxa"/>
+            <w:vAlign w:val="center"/>
+          </w:tcPr>
+          <w:p>
+            <w:pPr>
+              <w:jc w:val="center"/>
+              <w:rPr>
+                <w:rFonts w:ascii="Times New Roman" w:hAnsi="Times New Roman" w:cs="Times New Roman"/>
+                <w:sz w:val="20"/>
+                <w:szCs w:val="20"/>
+                <w:lang w:val="en-US"/>
+              </w:rPr>
+            </w:pPr>
+            <w:r>
+              <w:rPr>
+                <w:rFonts w:ascii="Times New Roman" w:hAnsi="Times New Roman" w:cs="Times New Roman"/>
+                <w:sz w:val="20"/>
+                <w:szCs w:val="20"/>
+                <w:lang w:val="en-US"/>
+              </w:rPr>
+              <w:t xml:space="preserve">{{ </w:t>
+            </w:r>
+            <w:proofErr w:type="spellStart"/>
+            <w:r>
+              <w:rPr>
+                <w:rFonts w:ascii="Times New Roman" w:hAnsi="Times New Roman" w:cs="Times New Roman"/>
+                <w:sz w:val="20"/>
+                <w:szCs w:val="20"/>
+                <w:lang w:val="en-US"/>
+              </w:rPr>
+              <w:t>i.labs</w:t>
+            </w:r>
+            <w:proofErr w:type="spellEnd"/>
+            <w:r>
+              <w:rPr>
+                <w:rFonts w:ascii="Times New Roman" w:hAnsi="Times New Roman" w:cs="Times New Roman"/>
+                <w:sz w:val="20"/>
+                <w:szCs w:val="20"/>
+                <w:lang w:val="en-US"/>
+              </w:rPr>
+              <w:t xml:space="preserve"> }}</w:t>
+            </w:r>
+          </w:p>
+        </w:tc>
+        <w:tc>
+          <w:tcPr>
+            <w:tcW w:w="710" w:type="dxa"/>
+            <w:vAlign w:val="center"/>
+          </w:tcPr>
+          <w:p>
+            <w:pPr>
+              <w:jc w:val="center"/>
+              <w:rPr>
+                <w:rFonts w:ascii="Times New Roman" w:hAnsi="Times New Roman" w:cs="Times New Roman"/>
+                <w:sz w:val="20"/>
+                <w:szCs w:val="20"/>
+                <w:lang w:val="en-US"/>
+              </w:rPr>
+            </w:pPr>
+            <w:r>
+              <w:rPr>
+                <w:rFonts w:ascii="Times New Roman" w:hAnsi="Times New Roman" w:cs="Times New Roman"/>
+                <w:sz w:val="20"/>
+                <w:szCs w:val="20"/>
+                <w:lang w:val="en-US"/>
+              </w:rPr>
+              <w:t xml:space="preserve">{{ </w:t>
+            </w:r>
+            <w:proofErr w:type="spellStart"/>
+            <w:r>
+              <w:rPr>
+                <w:rFonts w:ascii="Times New Roman" w:hAnsi="Times New Roman" w:cs="Times New Roman"/>
+                <w:sz w:val="20"/>
+                <w:szCs w:val="20"/>
+                <w:lang w:val="en-US"/>
+              </w:rPr>
+              <w:t>i.pr.nums</w:t>
+            </w:r>
+            <w:proofErr w:type="spellEnd"/>
+            <w:r>
+              <w:rPr>
+                <w:rFonts w:ascii="Times New Roman" w:hAnsi="Times New Roman" w:cs="Times New Roman"/>
+                <w:sz w:val="20"/>
+                <w:szCs w:val="20"/>
+                <w:lang w:val="en-US"/>
+              </w:rPr>
+              <w:t xml:space="preserve"> }}</w:t>
+            </w:r>
+          </w:p>
+        </w:tc>
+        <w:tc>
+          <w:tcPr>
+            <w:tcW w:w="710" w:type="dxa"/>
+            <w:vAlign w:val="center"/>
+          </w:tcPr>
+          <w:p>
+            <w:pPr>
+              <w:jc w:val="center"/>
+              <w:rPr>
+                <w:rFonts w:ascii="Times New Roman" w:hAnsi="Times New Roman" w:cs="Times New Roman"/>
+                <w:sz w:val="20"/>
+                <w:szCs w:val="20"/>
+                <w:lang w:val="en-US"/>
+              </w:rPr>
+            </w:pPr>
+            <w:r>
+              <w:rPr>
+                <w:rFonts w:ascii="Times New Roman" w:hAnsi="Times New Roman" w:cs="Times New Roman"/>
+                <w:sz w:val="20"/>
+                <w:szCs w:val="20"/>
+                <w:lang w:val="en-US"/>
+              </w:rPr>
+              <w:t>{{ i.pr }}</w:t>
+            </w:r>
+          </w:p>
+        </w:tc>
+        <w:tc>
+          <w:tcPr>
+            <w:tcW w:w="710" w:type="dxa"/>
+            <w:vAlign w:val="center"/>
+          </w:tcPr>
+          <w:p>
+            <w:pPr>
+              <w:jc w:val="center"/>
+              <w:rPr>
+                <w:rFonts w:ascii="Times New Roman" w:hAnsi="Times New Roman" w:cs="Times New Roman"/>
+                <w:sz w:val="20"/>
+                <w:szCs w:val="20"/>
+                <w:lang w:val="en-US"/>
+              </w:rPr>
+            </w:pPr>
+            <w:r>
+              <w:rPr>
+                <w:rFonts w:ascii="Times New Roman" w:hAnsi="Times New Roman" w:cs="Times New Roman"/>
+                <w:sz w:val="20"/>
+                <w:szCs w:val="20"/>
+                <w:lang w:val="en-US"/>
+              </w:rPr>
+              <w:t xml:space="preserve">{{ </w:t>
+            </w:r>
+            <w:proofErr w:type="spellStart"/>
+            <w:r>
+              <w:rPr>
+                <w:rFonts w:ascii="Times New Roman" w:hAnsi="Times New Roman" w:cs="Times New Roman"/>
+                <w:sz w:val="20"/>
+                <w:szCs w:val="20"/>
+                <w:lang w:val="en-US"/>
+              </w:rPr>
               <w:t>i</w:t>
             </w:r>
             <w:proofErr w:type="spellEnd"/>
@@ -6484,87 +6816,31 @@
                 <w:szCs w:val="20"/>
                 <w:lang w:val="en-US"/>
               </w:rPr>
-              <w:t>[0] }}</w:t>
-            </w:r>
-            <w:bookmarkStart w:id="0" w:name="_GoBack"/>
-            <w:bookmarkEnd w:id="0"/>
-          </w:p>
-        </w:tc>
-        <w:tc>
-          <w:tcPr>
-            <w:tcW w:w="1791" w:type="dxa"/>
-            <w:vAlign w:val="center"/>
-          </w:tcPr>
-          <w:p>
-            <w:pPr>
-              <w:jc w:val="center"/>
-              <w:rPr>
-                <w:rFonts w:ascii="Times New Roman" w:hAnsi="Times New Roman" w:cs="Times New Roman"/>
-                <w:sz w:val="20"/>
-                <w:szCs w:val="20"/>
-                <w:lang w:val="en-US"/>
-              </w:rPr>
-            </w:pPr>
-            <w:r>
-              <w:rPr>
-                <w:rFonts w:ascii="Times New Roman" w:hAnsi="Times New Roman" w:cs="Times New Roman"/>
-                <w:sz w:val="20"/>
-                <w:szCs w:val="20"/>
-                <w:lang w:val="en-US"/>
-              </w:rPr>
-              <w:t>{{ k }}</w:t>
-            </w:r>
-          </w:p>
-        </w:tc>
-        <w:tc>
-          <w:tcPr>
-            <w:tcW w:w="708" w:type="dxa"/>
-            <w:vAlign w:val="center"/>
-          </w:tcPr>
-          <w:p>
-            <w:pPr>
-              <w:jc w:val="center"/>
-              <w:rPr>
-                <w:rFonts w:ascii="Times New Roman" w:hAnsi="Times New Roman" w:cs="Times New Roman"/>
-                <w:sz w:val="20"/>
-                <w:szCs w:val="20"/>
-                <w:lang w:val="en-US"/>
-              </w:rPr>
-            </w:pPr>
-          </w:p>
-        </w:tc>
-        <w:tc>
-          <w:tcPr>
-            <w:tcW w:w="709" w:type="dxa"/>
-            <w:vAlign w:val="center"/>
-          </w:tcPr>
-          <w:p>
-            <w:pPr>
-              <w:jc w:val="center"/>
-              <w:rPr>
-                <w:rFonts w:ascii="Times New Roman" w:hAnsi="Times New Roman" w:cs="Times New Roman"/>
-                <w:sz w:val="20"/>
-                <w:szCs w:val="20"/>
-                <w:lang w:val="en-US"/>
-              </w:rPr>
-            </w:pPr>
-          </w:p>
-        </w:tc>
-        <w:tc>
-          <w:tcPr>
-            <w:tcW w:w="709" w:type="dxa"/>
-            <w:vAlign w:val="center"/>
-          </w:tcPr>
-          <w:p>
-            <w:pPr>
-              <w:jc w:val="center"/>
-              <w:rPr>
-                <w:rFonts w:ascii="Times New Roman" w:hAnsi="Times New Roman" w:cs="Times New Roman"/>
-                <w:sz w:val="20"/>
-                <w:szCs w:val="20"/>
-                <w:lang w:val="en-US"/>
-              </w:rPr>
-            </w:pPr>
+              <w:t>.</w:t>
+            </w:r>
+            <w:r>
+              <w:t xml:space="preserve"> </w:t>
+            </w:r>
+            <w:proofErr w:type="spellStart"/>
+            <w:r>
+              <w:rPr>
+                <w:rFonts w:ascii="Times New Roman" w:hAnsi="Times New Roman" w:cs="Times New Roman"/>
+                <w:sz w:val="20"/>
+                <w:szCs w:val="20"/>
+                <w:lang w:val="en-US"/>
+              </w:rPr>
+              <w:t>srs_nums</w:t>
+            </w:r>
+            <w:proofErr w:type="spellEnd"/>
+            <w:r>
+              <w:rPr>
+                <w:rFonts w:ascii="Times New Roman" w:hAnsi="Times New Roman" w:cs="Times New Roman"/>
+                <w:sz w:val="20"/>
+                <w:szCs w:val="20"/>
+                <w:lang w:val="en-US"/>
+              </w:rPr>
+              <w:t>}}</w:t>
+            </w:r>
           </w:p>
         </w:tc>
         <w:tc>
@@ -6582,74 +6858,35 @@
                 <w:lang w:val="en-US"/>
               </w:rPr>
             </w:pPr>
-          </w:p>
-        </w:tc>
-        <w:tc>
-          <w:tcPr>
-            <w:tcW w:w="710" w:type="dxa"/>
-            <w:vAlign w:val="center"/>
-          </w:tcPr>
-          <w:p>
-            <w:pPr>
-              <w:jc w:val="center"/>
-              <w:rPr>
-                <w:rFonts w:ascii="Times New Roman" w:hAnsi="Times New Roman" w:cs="Times New Roman"/>
-                <w:sz w:val="20"/>
-                <w:szCs w:val="20"/>
-                <w:lang w:val="en-US"/>
-              </w:rPr>
-            </w:pPr>
-          </w:p>
-        </w:tc>
-        <w:tc>
-          <w:tcPr>
-            <w:tcW w:w="710" w:type="dxa"/>
-            <w:vAlign w:val="center"/>
-          </w:tcPr>
-          <w:p>
-            <w:pPr>
-              <w:jc w:val="center"/>
-              <w:rPr>
-                <w:rFonts w:ascii="Times New Roman" w:hAnsi="Times New Roman" w:cs="Times New Roman"/>
-                <w:sz w:val="20"/>
-                <w:szCs w:val="20"/>
-                <w:lang w:val="en-US"/>
-              </w:rPr>
-            </w:pPr>
-          </w:p>
-        </w:tc>
-        <w:tc>
-          <w:tcPr>
-            <w:tcW w:w="710" w:type="dxa"/>
-            <w:vAlign w:val="center"/>
-          </w:tcPr>
-          <w:p>
-            <w:pPr>
-              <w:jc w:val="center"/>
-              <w:rPr>
-                <w:rFonts w:ascii="Times New Roman" w:hAnsi="Times New Roman" w:cs="Times New Roman"/>
-                <w:sz w:val="20"/>
-                <w:szCs w:val="20"/>
-                <w:lang w:val="en-US"/>
-              </w:rPr>
-            </w:pPr>
-          </w:p>
-        </w:tc>
-        <w:tc>
-          <w:tcPr>
-            <w:tcW w:w="710" w:type="dxa"/>
-            <w:vAlign w:val="center"/>
-          </w:tcPr>
-          <w:p>
-            <w:pPr>
-              <w:jc w:val="center"/>
-              <w:rPr>
-                <w:rFonts w:ascii="Times New Roman" w:hAnsi="Times New Roman" w:cs="Times New Roman"/>
-                <w:sz w:val="20"/>
-                <w:szCs w:val="20"/>
-                <w:lang w:val="en-US"/>
-              </w:rPr>
-            </w:pPr>
+            <w:r>
+              <w:rPr>
+                <w:rFonts w:ascii="Times New Roman" w:hAnsi="Times New Roman" w:cs="Times New Roman"/>
+                <w:sz w:val="20"/>
+                <w:szCs w:val="20"/>
+                <w:lang w:val="en-US"/>
+              </w:rPr>
+              <w:t xml:space="preserve">{{ </w:t>
+            </w:r>
+            <w:proofErr w:type="spellStart"/>
+            <w:r>
+              <w:rPr>
+                <w:rFonts w:ascii="Times New Roman" w:hAnsi="Times New Roman" w:cs="Times New Roman"/>
+                <w:sz w:val="20"/>
+                <w:szCs w:val="20"/>
+                <w:lang w:val="en-US"/>
+              </w:rPr>
+              <w:t>i.srs</w:t>
+            </w:r>
+            <w:proofErr w:type="spellEnd"/>
+            <w:r>
+              <w:rPr>
+                <w:rFonts w:ascii="Times New Roman" w:hAnsi="Times New Roman" w:cs="Times New Roman"/>
+                <w:sz w:val="20"/>
+                <w:szCs w:val="20"/>
+                <w:lang w:val="en-US"/>
+              </w:rPr>
+              <w:t xml:space="preserve"> }}</w:t>
+            </w:r>
           </w:p>
         </w:tc>
         <w:tc>
@@ -6667,6 +6904,35 @@
                 <w:lang w:val="en-US"/>
               </w:rPr>
             </w:pPr>
+            <w:r>
+              <w:rPr>
+                <w:rFonts w:ascii="Times New Roman" w:hAnsi="Times New Roman" w:cs="Times New Roman"/>
+                <w:sz w:val="20"/>
+                <w:szCs w:val="20"/>
+                <w:lang w:val="en-US"/>
+              </w:rPr>
+              <w:t xml:space="preserve">{{ </w:t>
+            </w:r>
+            <w:proofErr w:type="spellStart"/>
+            <w:r>
+              <w:rPr>
+                <w:rFonts w:ascii="Times New Roman" w:hAnsi="Times New Roman" w:cs="Times New Roman"/>
+                <w:sz w:val="20"/>
+                <w:szCs w:val="20"/>
+                <w:lang w:val="en-US"/>
+              </w:rPr>
+              <w:t>i.formcontrol</w:t>
+            </w:r>
+            <w:proofErr w:type="spellEnd"/>
+            <w:r>
+              <w:rPr>
+                <w:rFonts w:ascii="Times New Roman" w:hAnsi="Times New Roman" w:cs="Times New Roman"/>
+                <w:sz w:val="20"/>
+                <w:szCs w:val="20"/>
+                <w:lang w:val="en-US"/>
+              </w:rPr>
+              <w:t xml:space="preserve"> }}</w:t>
+            </w:r>
           </w:p>
         </w:tc>
       </w:tr>
@@ -6753,411 +7019,6 @@
               </w:rPr>
               <w:t xml:space="preserve"> %}</w:t>
             </w:r>
-          </w:p>
-        </w:tc>
-      </w:tr>
-      <w:tr>
-        <w:tc>
-          <w:tcPr>
-            <w:tcW w:w="704" w:type="dxa"/>
-            <w:vAlign w:val="center"/>
-          </w:tcPr>
-          <w:p>
-            <w:pPr>
-              <w:jc w:val="center"/>
-              <w:rPr>
-                <w:rFonts w:ascii="Times New Roman" w:hAnsi="Times New Roman" w:cs="Times New Roman"/>
-                <w:sz w:val="20"/>
-                <w:szCs w:val="20"/>
-                <w:lang w:val="en-US"/>
-              </w:rPr>
-            </w:pPr>
-          </w:p>
-        </w:tc>
-        <w:tc>
-          <w:tcPr>
-            <w:tcW w:w="1791" w:type="dxa"/>
-          </w:tcPr>
-          <w:p>
-            <w:pPr>
-              <w:rPr>
-                <w:rFonts w:ascii="Times New Roman" w:hAnsi="Times New Roman" w:cs="Times New Roman"/>
-                <w:sz w:val="20"/>
-                <w:szCs w:val="20"/>
-                <w:lang w:val="en-US"/>
-              </w:rPr>
-            </w:pPr>
-            <w:r>
-              <w:rPr>
-                <w:rFonts w:ascii="Times New Roman" w:hAnsi="Times New Roman" w:cs="Times New Roman"/>
-                <w:sz w:val="20"/>
-                <w:szCs w:val="20"/>
-              </w:rPr>
-              <w:t>Промежуточная</w:t>
-            </w:r>
-            <w:r>
-              <w:rPr>
-                <w:rFonts w:ascii="Times New Roman" w:hAnsi="Times New Roman" w:cs="Times New Roman"/>
-                <w:sz w:val="20"/>
-                <w:szCs w:val="20"/>
-                <w:lang w:val="en-US"/>
-              </w:rPr>
-              <w:t xml:space="preserve"> </w:t>
-            </w:r>
-            <w:r>
-              <w:rPr>
-                <w:rFonts w:ascii="Times New Roman" w:hAnsi="Times New Roman" w:cs="Times New Roman"/>
-                <w:sz w:val="20"/>
-                <w:szCs w:val="20"/>
-              </w:rPr>
-              <w:t>аттестация</w:t>
-            </w:r>
-          </w:p>
-        </w:tc>
-        <w:tc>
-          <w:tcPr>
-            <w:tcW w:w="708" w:type="dxa"/>
-            <w:vAlign w:val="center"/>
-          </w:tcPr>
-          <w:p>
-            <w:pPr>
-              <w:jc w:val="center"/>
-              <w:rPr>
-                <w:rFonts w:ascii="Times New Roman" w:hAnsi="Times New Roman" w:cs="Times New Roman"/>
-                <w:sz w:val="20"/>
-                <w:szCs w:val="20"/>
-                <w:lang w:val="en-US"/>
-              </w:rPr>
-            </w:pPr>
-          </w:p>
-        </w:tc>
-        <w:tc>
-          <w:tcPr>
-            <w:tcW w:w="709" w:type="dxa"/>
-            <w:vAlign w:val="center"/>
-          </w:tcPr>
-          <w:p>
-            <w:pPr>
-              <w:jc w:val="center"/>
-              <w:rPr>
-                <w:rFonts w:ascii="Times New Roman" w:hAnsi="Times New Roman" w:cs="Times New Roman"/>
-                <w:sz w:val="20"/>
-                <w:szCs w:val="20"/>
-                <w:lang w:val="en-US"/>
-              </w:rPr>
-            </w:pPr>
-          </w:p>
-        </w:tc>
-        <w:tc>
-          <w:tcPr>
-            <w:tcW w:w="709" w:type="dxa"/>
-            <w:vAlign w:val="center"/>
-          </w:tcPr>
-          <w:p>
-            <w:pPr>
-              <w:jc w:val="center"/>
-              <w:rPr>
-                <w:rFonts w:ascii="Times New Roman" w:hAnsi="Times New Roman" w:cs="Times New Roman"/>
-                <w:sz w:val="20"/>
-                <w:szCs w:val="20"/>
-                <w:lang w:val="en-US"/>
-              </w:rPr>
-            </w:pPr>
-          </w:p>
-        </w:tc>
-        <w:tc>
-          <w:tcPr>
-            <w:tcW w:w="710" w:type="dxa"/>
-            <w:vAlign w:val="center"/>
-          </w:tcPr>
-          <w:p>
-            <w:pPr>
-              <w:jc w:val="center"/>
-              <w:rPr>
-                <w:rFonts w:ascii="Times New Roman" w:hAnsi="Times New Roman" w:cs="Times New Roman"/>
-                <w:sz w:val="20"/>
-                <w:szCs w:val="20"/>
-                <w:lang w:val="en-US"/>
-              </w:rPr>
-            </w:pPr>
-          </w:p>
-        </w:tc>
-        <w:tc>
-          <w:tcPr>
-            <w:tcW w:w="710" w:type="dxa"/>
-            <w:vAlign w:val="center"/>
-          </w:tcPr>
-          <w:p>
-            <w:pPr>
-              <w:jc w:val="center"/>
-              <w:rPr>
-                <w:rFonts w:ascii="Times New Roman" w:hAnsi="Times New Roman" w:cs="Times New Roman"/>
-                <w:sz w:val="20"/>
-                <w:szCs w:val="20"/>
-                <w:lang w:val="en-US"/>
-              </w:rPr>
-            </w:pPr>
-          </w:p>
-        </w:tc>
-        <w:tc>
-          <w:tcPr>
-            <w:tcW w:w="710" w:type="dxa"/>
-            <w:vAlign w:val="center"/>
-          </w:tcPr>
-          <w:p>
-            <w:pPr>
-              <w:jc w:val="center"/>
-              <w:rPr>
-                <w:rFonts w:ascii="Times New Roman" w:hAnsi="Times New Roman" w:cs="Times New Roman"/>
-                <w:sz w:val="20"/>
-                <w:szCs w:val="20"/>
-                <w:lang w:val="en-US"/>
-              </w:rPr>
-            </w:pPr>
-          </w:p>
-        </w:tc>
-        <w:tc>
-          <w:tcPr>
-            <w:tcW w:w="710" w:type="dxa"/>
-            <w:vAlign w:val="center"/>
-          </w:tcPr>
-          <w:p>
-            <w:pPr>
-              <w:jc w:val="center"/>
-              <w:rPr>
-                <w:rFonts w:ascii="Times New Roman" w:hAnsi="Times New Roman" w:cs="Times New Roman"/>
-                <w:sz w:val="20"/>
-                <w:szCs w:val="20"/>
-                <w:lang w:val="en-US"/>
-              </w:rPr>
-            </w:pPr>
-          </w:p>
-        </w:tc>
-        <w:tc>
-          <w:tcPr>
-            <w:tcW w:w="710" w:type="dxa"/>
-            <w:vAlign w:val="center"/>
-          </w:tcPr>
-          <w:p>
-            <w:pPr>
-              <w:jc w:val="center"/>
-              <w:rPr>
-                <w:rFonts w:ascii="Times New Roman" w:hAnsi="Times New Roman" w:cs="Times New Roman"/>
-                <w:sz w:val="20"/>
-                <w:szCs w:val="20"/>
-                <w:lang w:val="en-US"/>
-              </w:rPr>
-            </w:pPr>
-          </w:p>
-        </w:tc>
-        <w:tc>
-          <w:tcPr>
-            <w:tcW w:w="1174" w:type="dxa"/>
-          </w:tcPr>
-          <w:p>
-            <w:pPr>
-              <w:rPr>
-                <w:rFonts w:ascii="Times New Roman" w:hAnsi="Times New Roman" w:cs="Times New Roman"/>
-                <w:sz w:val="20"/>
-                <w:szCs w:val="20"/>
-                <w:lang w:val="en-US"/>
-              </w:rPr>
-            </w:pPr>
-          </w:p>
-        </w:tc>
-      </w:tr>
-      <w:tr>
-        <w:tc>
-          <w:tcPr>
-            <w:tcW w:w="704" w:type="dxa"/>
-            <w:vAlign w:val="center"/>
-          </w:tcPr>
-          <w:p>
-            <w:pPr>
-              <w:jc w:val="center"/>
-              <w:rPr>
-                <w:rFonts w:ascii="Times New Roman" w:hAnsi="Times New Roman" w:cs="Times New Roman"/>
-                <w:sz w:val="20"/>
-                <w:szCs w:val="20"/>
-                <w:lang w:val="en-US"/>
-              </w:rPr>
-            </w:pPr>
-          </w:p>
-        </w:tc>
-        <w:tc>
-          <w:tcPr>
-            <w:tcW w:w="1791" w:type="dxa"/>
-          </w:tcPr>
-          <w:p>
-            <w:pPr>
-              <w:rPr>
-                <w:rFonts w:ascii="Times New Roman" w:hAnsi="Times New Roman" w:cs="Times New Roman"/>
-                <w:sz w:val="20"/>
-                <w:szCs w:val="20"/>
-                <w:lang w:val="en-US"/>
-              </w:rPr>
-            </w:pPr>
-            <w:r>
-              <w:rPr>
-                <w:rFonts w:ascii="Times New Roman" w:hAnsi="Times New Roman" w:cs="Times New Roman"/>
-                <w:sz w:val="20"/>
-                <w:szCs w:val="20"/>
-              </w:rPr>
-              <w:t>Всего</w:t>
-            </w:r>
-          </w:p>
-        </w:tc>
-        <w:tc>
-          <w:tcPr>
-            <w:tcW w:w="708" w:type="dxa"/>
-            <w:vAlign w:val="center"/>
-          </w:tcPr>
-          <w:p>
-            <w:pPr>
-              <w:jc w:val="center"/>
-              <w:rPr>
-                <w:rFonts w:ascii="Times New Roman" w:hAnsi="Times New Roman" w:cs="Times New Roman"/>
-                <w:sz w:val="20"/>
-                <w:szCs w:val="20"/>
-                <w:lang w:val="en-US"/>
-              </w:rPr>
-            </w:pPr>
-          </w:p>
-        </w:tc>
-        <w:tc>
-          <w:tcPr>
-            <w:tcW w:w="709" w:type="dxa"/>
-            <w:vAlign w:val="center"/>
-          </w:tcPr>
-          <w:p>
-            <w:pPr>
-              <w:jc w:val="center"/>
-              <w:rPr>
-                <w:rFonts w:ascii="Times New Roman" w:hAnsi="Times New Roman" w:cs="Times New Roman"/>
-                <w:sz w:val="20"/>
-                <w:szCs w:val="20"/>
-                <w:lang w:val="en-US"/>
-              </w:rPr>
-            </w:pPr>
-          </w:p>
-        </w:tc>
-        <w:tc>
-          <w:tcPr>
-            <w:tcW w:w="709" w:type="dxa"/>
-            <w:vAlign w:val="center"/>
-          </w:tcPr>
-          <w:p>
-            <w:pPr>
-              <w:jc w:val="center"/>
-              <w:rPr>
-                <w:rFonts w:ascii="Times New Roman" w:hAnsi="Times New Roman" w:cs="Times New Roman"/>
-                <w:sz w:val="20"/>
-                <w:szCs w:val="20"/>
-                <w:lang w:val="en-US"/>
-              </w:rPr>
-            </w:pPr>
-          </w:p>
-        </w:tc>
-        <w:tc>
-          <w:tcPr>
-            <w:tcW w:w="710" w:type="dxa"/>
-            <w:vAlign w:val="center"/>
-          </w:tcPr>
-          <w:p>
-            <w:pPr>
-              <w:jc w:val="center"/>
-              <w:rPr>
-                <w:rFonts w:ascii="Times New Roman" w:hAnsi="Times New Roman" w:cs="Times New Roman"/>
-                <w:sz w:val="20"/>
-                <w:szCs w:val="20"/>
-                <w:lang w:val="en-US"/>
-              </w:rPr>
-            </w:pPr>
-          </w:p>
-        </w:tc>
-        <w:tc>
-          <w:tcPr>
-            <w:tcW w:w="710" w:type="dxa"/>
-            <w:vAlign w:val="center"/>
-          </w:tcPr>
-          <w:p>
-            <w:pPr>
-              <w:jc w:val="center"/>
-              <w:rPr>
-                <w:rFonts w:ascii="Times New Roman" w:hAnsi="Times New Roman" w:cs="Times New Roman"/>
-                <w:sz w:val="20"/>
-                <w:szCs w:val="20"/>
-                <w:lang w:val="en-US"/>
-              </w:rPr>
-            </w:pPr>
-          </w:p>
-        </w:tc>
-        <w:tc>
-          <w:tcPr>
-            <w:tcW w:w="710" w:type="dxa"/>
-            <w:vAlign w:val="center"/>
-          </w:tcPr>
-          <w:p>
-            <w:pPr>
-              <w:jc w:val="center"/>
-              <w:rPr>
-                <w:rFonts w:ascii="Times New Roman" w:hAnsi="Times New Roman" w:cs="Times New Roman"/>
-                <w:sz w:val="20"/>
-                <w:szCs w:val="20"/>
-                <w:lang w:val="en-US"/>
-              </w:rPr>
-            </w:pPr>
-          </w:p>
-        </w:tc>
-        <w:tc>
-          <w:tcPr>
-            <w:tcW w:w="710" w:type="dxa"/>
-            <w:vAlign w:val="center"/>
-          </w:tcPr>
-          <w:p>
-            <w:pPr>
-              <w:jc w:val="center"/>
-              <w:rPr>
-                <w:rFonts w:ascii="Times New Roman" w:hAnsi="Times New Roman" w:cs="Times New Roman"/>
-                <w:sz w:val="20"/>
-                <w:szCs w:val="20"/>
-                <w:lang w:val="en-US"/>
-              </w:rPr>
-            </w:pPr>
-          </w:p>
-        </w:tc>
-        <w:tc>
-          <w:tcPr>
-            <w:tcW w:w="710" w:type="dxa"/>
-            <w:vAlign w:val="center"/>
-          </w:tcPr>
-          <w:p>
-            <w:pPr>
-              <w:jc w:val="center"/>
-              <w:rPr>
-                <w:rFonts w:ascii="Times New Roman" w:hAnsi="Times New Roman" w:cs="Times New Roman"/>
-                <w:sz w:val="20"/>
-                <w:szCs w:val="20"/>
-                <w:lang w:val="en-US"/>
-              </w:rPr>
-            </w:pPr>
-          </w:p>
-        </w:tc>
-        <w:tc>
-          <w:tcPr>
-            <w:tcW w:w="1174" w:type="dxa"/>
-            <w:vAlign w:val="center"/>
-          </w:tcPr>
-          <w:p>
-            <w:pPr>
-              <w:jc w:val="center"/>
-              <w:rPr>
-                <w:rFonts w:ascii="Times New Roman" w:hAnsi="Times New Roman" w:cs="Times New Roman"/>
-                <w:sz w:val="20"/>
-                <w:szCs w:val="20"/>
-                <w:lang w:val="en-US"/>
-              </w:rPr>
-            </w:pPr>
           </w:p>
         </w:tc>
       </w:tr>
@@ -7200,6 +7061,8 @@
         </w:rPr>
         <w:t xml:space="preserve"> %}</w:t>
       </w:r>
+      <w:bookmarkStart w:id="0" w:name="_GoBack"/>
+      <w:bookmarkEnd w:id="0"/>
     </w:p>
     <w:sectPr>
       <w:footerReference w:type="default" r:id="rId7"/>
@@ -8298,7 +8161,7 @@
 </file>
 
 <file path=customXml/itemProps1.xml><?xml version="1.0" encoding="utf-8"?>
-<ds:datastoreItem xmlns:ds="http://schemas.openxmlformats.org/officeDocument/2006/customXml" ds:itemID="{A7628C49-CB93-4F87-9E3F-1D88C8A7D254}">
+<ds:datastoreItem xmlns:ds="http://schemas.openxmlformats.org/officeDocument/2006/customXml" ds:itemID="{EAFC16AF-2CDA-4938-9EA5-CF1792871EBC}">
   <ds:schemaRefs>
     <ds:schemaRef ds:uri="http://schemas.openxmlformats.org/officeDocument/2006/bibliography"/>
   </ds:schemaRefs>

--- a/templates/docxRPD/rpd.docx
+++ b/templates/docxRPD/rpd.docx
@@ -5273,7 +5273,7 @@
     </w:p>
     <w:p>
       <w:pPr>
-        <w:spacing w:before="200" w:after="0" w:line="240" w:lineRule="auto"/>
+        <w:spacing w:line="240" w:lineRule="auto"/>
         <w:jc w:val="both"/>
         <w:rPr>
           <w:rFonts w:ascii="Times New Roman" w:hAnsi="Times New Roman" w:cs="Times New Roman"/>
@@ -7025,20 +7025,630 @@
     </w:tbl>
     <w:p>
       <w:pPr>
+        <w:spacing w:before="240"/>
+        <w:rPr>
+          <w:rFonts w:ascii="Times New Roman" w:hAnsi="Times New Roman" w:cs="Times New Roman"/>
+          <w:sz w:val="24"/>
+          <w:szCs w:val="24"/>
+        </w:rPr>
+      </w:pPr>
+      <w:r>
+        <w:rPr>
+          <w:rFonts w:ascii="Times New Roman" w:hAnsi="Times New Roman" w:cs="Times New Roman"/>
+          <w:sz w:val="24"/>
+          <w:szCs w:val="24"/>
+        </w:rPr>
+        <w:t xml:space="preserve">{% </w:t>
+      </w:r>
+      <w:proofErr w:type="spellStart"/>
+      <w:r>
         <w:rPr>
           <w:rFonts w:ascii="Times New Roman" w:hAnsi="Times New Roman" w:cs="Times New Roman"/>
           <w:sz w:val="24"/>
           <w:szCs w:val="24"/>
           <w:lang w:val="en-US"/>
         </w:rPr>
+        <w:t>endfor</w:t>
+      </w:r>
+      <w:proofErr w:type="spellEnd"/>
+      <w:r>
+        <w:rPr>
+          <w:rFonts w:ascii="Times New Roman" w:hAnsi="Times New Roman" w:cs="Times New Roman"/>
+          <w:sz w:val="24"/>
+          <w:szCs w:val="24"/>
+        </w:rPr>
+        <w:t xml:space="preserve"> </w:t>
+      </w:r>
+      <w:proofErr w:type="gramStart"/>
+      <w:r>
+        <w:rPr>
+          <w:rFonts w:ascii="Times New Roman" w:hAnsi="Times New Roman" w:cs="Times New Roman"/>
+          <w:sz w:val="24"/>
+          <w:szCs w:val="24"/>
+        </w:rPr>
+        <w:t>%}</w:t>
+      </w:r>
+      <w:r>
+        <w:rPr>
+          <w:rFonts w:ascii="Times New Roman" w:hAnsi="Times New Roman" w:cs="Times New Roman"/>
+          <w:b/>
+          <w:bCs/>
+          <w:sz w:val="24"/>
+          <w:szCs w:val="24"/>
+        </w:rPr>
+        <w:t>4</w:t>
+      </w:r>
+      <w:r>
+        <w:rPr>
+          <w:rFonts w:ascii="Times New Roman" w:hAnsi="Times New Roman" w:cs="Times New Roman"/>
+          <w:b/>
+          <w:bCs/>
+          <w:sz w:val="24"/>
+          <w:szCs w:val="24"/>
+        </w:rPr>
+        <w:t>.</w:t>
+      </w:r>
+      <w:r>
+        <w:rPr>
+          <w:rFonts w:ascii="Times New Roman" w:hAnsi="Times New Roman" w:cs="Times New Roman"/>
+          <w:b/>
+          <w:bCs/>
+          <w:sz w:val="24"/>
+          <w:szCs w:val="24"/>
+        </w:rPr>
+        <w:t>2</w:t>
+      </w:r>
+      <w:proofErr w:type="gramEnd"/>
+      <w:r>
+        <w:rPr>
+          <w:rFonts w:ascii="Times New Roman" w:hAnsi="Times New Roman" w:cs="Times New Roman"/>
+          <w:b/>
+          <w:bCs/>
+          <w:sz w:val="24"/>
+          <w:szCs w:val="24"/>
+        </w:rPr>
+        <w:t xml:space="preserve"> </w:t>
+      </w:r>
+      <w:r>
+        <w:rPr>
+          <w:rFonts w:ascii="Times New Roman" w:hAnsi="Times New Roman" w:cs="Times New Roman"/>
+          <w:b/>
+          <w:bCs/>
+          <w:sz w:val="24"/>
+          <w:szCs w:val="24"/>
+        </w:rPr>
+        <w:t>Краткое содержание разделов и тем занятий</w:t>
+      </w:r>
+    </w:p>
+    <w:p>
+      <w:pPr>
+        <w:spacing w:before="200" w:after="200" w:line="240" w:lineRule="auto"/>
+        <w:jc w:val="both"/>
+        <w:rPr>
+          <w:rFonts w:ascii="Times New Roman" w:hAnsi="Times New Roman" w:cs="Times New Roman"/>
+          <w:b/>
+          <w:bCs/>
+          <w:sz w:val="24"/>
+          <w:szCs w:val="24"/>
+          <w:lang w:val="en-US"/>
+        </w:rPr>
       </w:pPr>
       <w:r>
         <w:rPr>
           <w:rFonts w:ascii="Times New Roman" w:hAnsi="Times New Roman" w:cs="Times New Roman"/>
+          <w:b/>
+          <w:bCs/>
           <w:sz w:val="24"/>
           <w:szCs w:val="24"/>
           <w:lang w:val="en-US"/>
         </w:rPr>
+        <w:t>{% for key, item</w:t>
+      </w:r>
+      <w:r>
+        <w:rPr>
+          <w:rFonts w:ascii="Times New Roman" w:hAnsi="Times New Roman" w:cs="Times New Roman"/>
+          <w:b/>
+          <w:bCs/>
+          <w:sz w:val="24"/>
+          <w:szCs w:val="24"/>
+          <w:lang w:val="en-US"/>
+        </w:rPr>
+        <w:t>s</w:t>
+      </w:r>
+      <w:r>
+        <w:rPr>
+          <w:rFonts w:ascii="Times New Roman" w:hAnsi="Times New Roman" w:cs="Times New Roman"/>
+          <w:b/>
+          <w:bCs/>
+          <w:sz w:val="24"/>
+          <w:szCs w:val="24"/>
+          <w:lang w:val="en-US"/>
+        </w:rPr>
+        <w:t xml:space="preserve"> in </w:t>
+      </w:r>
+      <w:proofErr w:type="spellStart"/>
+      <w:proofErr w:type="gramStart"/>
+      <w:r>
+        <w:rPr>
+          <w:rFonts w:ascii="Times New Roman" w:hAnsi="Times New Roman" w:cs="Times New Roman"/>
+          <w:b/>
+          <w:bCs/>
+          <w:sz w:val="24"/>
+          <w:szCs w:val="24"/>
+          <w:lang w:val="en-US"/>
+        </w:rPr>
+        <w:t>dg.items</w:t>
+      </w:r>
+      <w:proofErr w:type="spellEnd"/>
+      <w:r>
+        <w:rPr>
+          <w:rFonts w:ascii="Times New Roman" w:hAnsi="Times New Roman" w:cs="Times New Roman"/>
+          <w:b/>
+          <w:bCs/>
+          <w:sz w:val="24"/>
+          <w:szCs w:val="24"/>
+          <w:lang w:val="en-US"/>
+        </w:rPr>
+        <w:t>(</w:t>
+      </w:r>
+      <w:proofErr w:type="gramEnd"/>
+      <w:r>
+        <w:rPr>
+          <w:rFonts w:ascii="Times New Roman" w:hAnsi="Times New Roman" w:cs="Times New Roman"/>
+          <w:b/>
+          <w:bCs/>
+          <w:sz w:val="24"/>
+          <w:szCs w:val="24"/>
+          <w:lang w:val="en-US"/>
+        </w:rPr>
+        <w:t>) %}</w:t>
+      </w:r>
+      <w:r>
+        <w:rPr>
+          <w:rFonts w:ascii="Times New Roman" w:hAnsi="Times New Roman" w:cs="Times New Roman"/>
+          <w:b/>
+          <w:bCs/>
+          <w:sz w:val="24"/>
+          <w:szCs w:val="24"/>
+        </w:rPr>
+        <w:t>Семестр</w:t>
+      </w:r>
+      <w:r>
+        <w:rPr>
+          <w:rFonts w:ascii="Times New Roman" w:hAnsi="Times New Roman" w:cs="Times New Roman"/>
+          <w:b/>
+          <w:bCs/>
+          <w:sz w:val="24"/>
+          <w:szCs w:val="24"/>
+          <w:lang w:val="en-US"/>
+        </w:rPr>
+        <w:t xml:space="preserve"> № </w:t>
+      </w:r>
+      <w:proofErr w:type="gramStart"/>
+      <w:r>
+        <w:rPr>
+          <w:rFonts w:ascii="Times New Roman" w:hAnsi="Times New Roman" w:cs="Times New Roman"/>
+          <w:b/>
+          <w:bCs/>
+          <w:sz w:val="24"/>
+          <w:szCs w:val="24"/>
+          <w:lang w:val="en-US"/>
+        </w:rPr>
+        <w:t>{{ key</w:t>
+      </w:r>
+      <w:proofErr w:type="gramEnd"/>
+      <w:r>
+        <w:rPr>
+          <w:rFonts w:ascii="Times New Roman" w:hAnsi="Times New Roman" w:cs="Times New Roman"/>
+          <w:b/>
+          <w:bCs/>
+          <w:sz w:val="24"/>
+          <w:szCs w:val="24"/>
+          <w:lang w:val="en-US"/>
+        </w:rPr>
+        <w:t xml:space="preserve"> }}</w:t>
+      </w:r>
+    </w:p>
+    <w:tbl>
+      <w:tblPr>
+        <w:tblStyle w:val="ab"/>
+        <w:tblW w:w="0" w:type="auto"/>
+        <w:tblLook w:val="04A0" w:firstRow="1" w:lastRow="0" w:firstColumn="1" w:lastColumn="0" w:noHBand="0" w:noVBand="1"/>
+      </w:tblPr>
+      <w:tblGrid>
+        <w:gridCol w:w="1130"/>
+        <w:gridCol w:w="2717"/>
+        <w:gridCol w:w="5498"/>
+      </w:tblGrid>
+      <w:tr>
+        <w:tc>
+          <w:tcPr>
+            <w:tcW w:w="1130" w:type="dxa"/>
+          </w:tcPr>
+          <w:p>
+            <w:pPr>
+              <w:jc w:val="center"/>
+              <w:rPr>
+                <w:rFonts w:ascii="Times New Roman" w:hAnsi="Times New Roman" w:cs="Times New Roman"/>
+                <w:b/>
+                <w:sz w:val="24"/>
+                <w:szCs w:val="24"/>
+              </w:rPr>
+            </w:pPr>
+            <w:r>
+              <w:rPr>
+                <w:rFonts w:ascii="Times New Roman" w:hAnsi="Times New Roman" w:cs="Times New Roman"/>
+                <w:b/>
+                <w:sz w:val="24"/>
+                <w:szCs w:val="24"/>
+              </w:rPr>
+              <w:t>№</w:t>
+            </w:r>
+          </w:p>
+        </w:tc>
+        <w:tc>
+          <w:tcPr>
+            <w:tcW w:w="2717" w:type="dxa"/>
+          </w:tcPr>
+          <w:p>
+            <w:pPr>
+              <w:jc w:val="center"/>
+              <w:rPr>
+                <w:rFonts w:ascii="Times New Roman" w:hAnsi="Times New Roman" w:cs="Times New Roman"/>
+                <w:b/>
+                <w:sz w:val="24"/>
+                <w:szCs w:val="24"/>
+              </w:rPr>
+            </w:pPr>
+            <w:r>
+              <w:rPr>
+                <w:rFonts w:ascii="Times New Roman" w:hAnsi="Times New Roman" w:cs="Times New Roman"/>
+                <w:b/>
+                <w:sz w:val="24"/>
+                <w:szCs w:val="24"/>
+              </w:rPr>
+              <w:t>Тема</w:t>
+            </w:r>
+          </w:p>
+        </w:tc>
+        <w:tc>
+          <w:tcPr>
+            <w:tcW w:w="5498" w:type="dxa"/>
+          </w:tcPr>
+          <w:p>
+            <w:pPr>
+              <w:jc w:val="center"/>
+              <w:rPr>
+                <w:rFonts w:ascii="Times New Roman" w:hAnsi="Times New Roman" w:cs="Times New Roman"/>
+                <w:b/>
+                <w:sz w:val="24"/>
+                <w:szCs w:val="24"/>
+              </w:rPr>
+            </w:pPr>
+            <w:r>
+              <w:rPr>
+                <w:rFonts w:ascii="Times New Roman" w:hAnsi="Times New Roman" w:cs="Times New Roman"/>
+                <w:b/>
+                <w:sz w:val="24"/>
+                <w:szCs w:val="24"/>
+              </w:rPr>
+              <w:t>Краткое содержание</w:t>
+            </w:r>
+          </w:p>
+        </w:tc>
+      </w:tr>
+      <w:tr>
+        <w:tc>
+          <w:tcPr>
+            <w:tcW w:w="9345" w:type="dxa"/>
+            <w:gridSpan w:val="3"/>
+          </w:tcPr>
+          <w:p>
+            <w:pPr>
+              <w:jc w:val="center"/>
+              <w:rPr>
+                <w:rFonts w:ascii="Times New Roman" w:hAnsi="Times New Roman" w:cs="Times New Roman"/>
+                <w:sz w:val="24"/>
+                <w:szCs w:val="24"/>
+                <w:lang w:val="en-US"/>
+              </w:rPr>
+            </w:pPr>
+            <w:r>
+              <w:rPr>
+                <w:rFonts w:ascii="Times New Roman" w:hAnsi="Times New Roman" w:cs="Times New Roman"/>
+                <w:sz w:val="24"/>
+                <w:szCs w:val="24"/>
+                <w:lang w:val="en-US"/>
+              </w:rPr>
+              <w:t>{%</w:t>
+            </w:r>
+            <w:proofErr w:type="spellStart"/>
+            <w:r>
+              <w:rPr>
+                <w:rFonts w:ascii="Times New Roman" w:hAnsi="Times New Roman" w:cs="Times New Roman"/>
+                <w:sz w:val="24"/>
+                <w:szCs w:val="24"/>
+                <w:lang w:val="en-US"/>
+              </w:rPr>
+              <w:t>tr</w:t>
+            </w:r>
+            <w:proofErr w:type="spellEnd"/>
+            <w:r>
+              <w:rPr>
+                <w:rFonts w:ascii="Times New Roman" w:hAnsi="Times New Roman" w:cs="Times New Roman"/>
+                <w:sz w:val="24"/>
+                <w:szCs w:val="24"/>
+                <w:lang w:val="en-US"/>
+              </w:rPr>
+              <w:t xml:space="preserve"> for </w:t>
+            </w:r>
+            <w:proofErr w:type="spellStart"/>
+            <w:r>
+              <w:rPr>
+                <w:rFonts w:ascii="Times New Roman" w:hAnsi="Times New Roman" w:cs="Times New Roman"/>
+                <w:sz w:val="24"/>
+                <w:szCs w:val="24"/>
+                <w:lang w:val="en-US"/>
+              </w:rPr>
+              <w:t>i</w:t>
+            </w:r>
+            <w:proofErr w:type="spellEnd"/>
+            <w:r>
+              <w:rPr>
+                <w:rFonts w:ascii="Times New Roman" w:hAnsi="Times New Roman" w:cs="Times New Roman"/>
+                <w:sz w:val="24"/>
+                <w:szCs w:val="24"/>
+                <w:lang w:val="en-US"/>
+              </w:rPr>
+              <w:t xml:space="preserve"> in items %}</w:t>
+            </w:r>
+          </w:p>
+        </w:tc>
+      </w:tr>
+      <w:tr>
+        <w:tc>
+          <w:tcPr>
+            <w:tcW w:w="1130" w:type="dxa"/>
+          </w:tcPr>
+          <w:p>
+            <w:pPr>
+              <w:rPr>
+                <w:rFonts w:ascii="Times New Roman" w:hAnsi="Times New Roman" w:cs="Times New Roman"/>
+                <w:sz w:val="24"/>
+                <w:szCs w:val="24"/>
+                <w:lang w:val="en-US"/>
+              </w:rPr>
+            </w:pPr>
+            <w:r>
+              <w:rPr>
+                <w:rFonts w:ascii="Times New Roman" w:hAnsi="Times New Roman" w:cs="Times New Roman"/>
+                <w:sz w:val="24"/>
+                <w:szCs w:val="24"/>
+                <w:lang w:val="en-US"/>
+              </w:rPr>
+              <w:t>{{</w:t>
+            </w:r>
+            <w:r>
+              <w:rPr>
+                <w:rFonts w:ascii="Times New Roman" w:hAnsi="Times New Roman" w:cs="Times New Roman"/>
+                <w:sz w:val="24"/>
+                <w:szCs w:val="24"/>
+                <w:lang w:val="en-US"/>
+              </w:rPr>
+              <w:t xml:space="preserve"> </w:t>
+            </w:r>
+            <w:proofErr w:type="spellStart"/>
+            <w:r>
+              <w:rPr>
+                <w:rFonts w:ascii="Times New Roman" w:hAnsi="Times New Roman" w:cs="Times New Roman"/>
+                <w:sz w:val="24"/>
+                <w:szCs w:val="24"/>
+                <w:lang w:val="en-US"/>
+              </w:rPr>
+              <w:t>i</w:t>
+            </w:r>
+            <w:r>
+              <w:rPr>
+                <w:rFonts w:ascii="Times New Roman" w:hAnsi="Times New Roman" w:cs="Times New Roman"/>
+                <w:sz w:val="24"/>
+                <w:szCs w:val="24"/>
+                <w:lang w:val="en-US"/>
+              </w:rPr>
+              <w:t>.num</w:t>
+            </w:r>
+            <w:proofErr w:type="spellEnd"/>
+            <w:r>
+              <w:rPr>
+                <w:rFonts w:ascii="Times New Roman" w:hAnsi="Times New Roman" w:cs="Times New Roman"/>
+                <w:sz w:val="24"/>
+                <w:szCs w:val="24"/>
+                <w:lang w:val="en-US"/>
+              </w:rPr>
+              <w:t xml:space="preserve"> }}</w:t>
+            </w:r>
+          </w:p>
+        </w:tc>
+        <w:tc>
+          <w:tcPr>
+            <w:tcW w:w="2717" w:type="dxa"/>
+          </w:tcPr>
+          <w:p>
+            <w:pPr>
+              <w:rPr>
+                <w:rFonts w:ascii="Times New Roman" w:hAnsi="Times New Roman" w:cs="Times New Roman"/>
+                <w:sz w:val="24"/>
+                <w:szCs w:val="24"/>
+                <w:lang w:val="en-US"/>
+              </w:rPr>
+            </w:pPr>
+            <w:r>
+              <w:rPr>
+                <w:rFonts w:ascii="Times New Roman" w:hAnsi="Times New Roman" w:cs="Times New Roman"/>
+                <w:sz w:val="24"/>
+                <w:szCs w:val="24"/>
+                <w:lang w:val="en-US"/>
+              </w:rPr>
+              <w:t>{{</w:t>
+            </w:r>
+            <w:r>
+              <w:rPr>
+                <w:rFonts w:ascii="Times New Roman" w:hAnsi="Times New Roman" w:cs="Times New Roman"/>
+                <w:sz w:val="24"/>
+                <w:szCs w:val="24"/>
+                <w:lang w:val="en-US"/>
+              </w:rPr>
+              <w:t xml:space="preserve"> i</w:t>
+            </w:r>
+            <w:r>
+              <w:rPr>
+                <w:rFonts w:ascii="Times New Roman" w:hAnsi="Times New Roman" w:cs="Times New Roman"/>
+                <w:sz w:val="24"/>
+                <w:szCs w:val="24"/>
+                <w:lang w:val="en-US"/>
+              </w:rPr>
+              <w:t>.name }}</w:t>
+            </w:r>
+          </w:p>
+        </w:tc>
+        <w:tc>
+          <w:tcPr>
+            <w:tcW w:w="5498" w:type="dxa"/>
+          </w:tcPr>
+          <w:p>
+            <w:pPr>
+              <w:rPr>
+                <w:rFonts w:ascii="Times New Roman" w:hAnsi="Times New Roman" w:cs="Times New Roman"/>
+                <w:sz w:val="24"/>
+                <w:szCs w:val="24"/>
+                <w:lang w:val="en-US"/>
+              </w:rPr>
+            </w:pPr>
+            <w:r>
+              <w:rPr>
+                <w:rFonts w:ascii="Times New Roman" w:hAnsi="Times New Roman" w:cs="Times New Roman"/>
+                <w:sz w:val="24"/>
+                <w:szCs w:val="24"/>
+                <w:lang w:val="en-US"/>
+              </w:rPr>
+              <w:t xml:space="preserve">{{ </w:t>
+            </w:r>
+            <w:proofErr w:type="spellStart"/>
+            <w:r>
+              <w:rPr>
+                <w:rFonts w:ascii="Times New Roman" w:hAnsi="Times New Roman" w:cs="Times New Roman"/>
+                <w:sz w:val="24"/>
+                <w:szCs w:val="24"/>
+                <w:lang w:val="en-US"/>
+              </w:rPr>
+              <w:t>i</w:t>
+            </w:r>
+            <w:r>
+              <w:rPr>
+                <w:rFonts w:ascii="Times New Roman" w:hAnsi="Times New Roman" w:cs="Times New Roman"/>
+                <w:sz w:val="24"/>
+                <w:szCs w:val="24"/>
+                <w:lang w:val="en-US"/>
+              </w:rPr>
+              <w:t>.comment</w:t>
+            </w:r>
+            <w:proofErr w:type="spellEnd"/>
+            <w:r>
+              <w:rPr>
+                <w:rFonts w:ascii="Times New Roman" w:hAnsi="Times New Roman" w:cs="Times New Roman"/>
+                <w:sz w:val="24"/>
+                <w:szCs w:val="24"/>
+                <w:lang w:val="en-US"/>
+              </w:rPr>
+              <w:t xml:space="preserve"> }}</w:t>
+            </w:r>
+          </w:p>
+        </w:tc>
+      </w:tr>
+      <w:tr>
+        <w:tc>
+          <w:tcPr>
+            <w:tcW w:w="9345" w:type="dxa"/>
+            <w:gridSpan w:val="3"/>
+          </w:tcPr>
+          <w:p>
+            <w:pPr>
+              <w:jc w:val="center"/>
+              <w:rPr>
+                <w:rFonts w:ascii="Times New Roman" w:hAnsi="Times New Roman" w:cs="Times New Roman"/>
+                <w:sz w:val="24"/>
+                <w:szCs w:val="24"/>
+                <w:lang w:val="en-US"/>
+              </w:rPr>
+            </w:pPr>
+            <w:r>
+              <w:rPr>
+                <w:rFonts w:ascii="Times New Roman" w:hAnsi="Times New Roman" w:cs="Times New Roman"/>
+                <w:sz w:val="24"/>
+                <w:szCs w:val="24"/>
+                <w:lang w:val="en-US"/>
+              </w:rPr>
+              <w:t>{%</w:t>
+            </w:r>
+            <w:proofErr w:type="spellStart"/>
+            <w:r>
+              <w:rPr>
+                <w:rFonts w:ascii="Times New Roman" w:hAnsi="Times New Roman" w:cs="Times New Roman"/>
+                <w:sz w:val="24"/>
+                <w:szCs w:val="24"/>
+                <w:lang w:val="en-US"/>
+              </w:rPr>
+              <w:t>tr</w:t>
+            </w:r>
+            <w:proofErr w:type="spellEnd"/>
+            <w:r>
+              <w:rPr>
+                <w:rFonts w:ascii="Times New Roman" w:hAnsi="Times New Roman" w:cs="Times New Roman"/>
+                <w:sz w:val="24"/>
+                <w:szCs w:val="24"/>
+                <w:lang w:val="en-US"/>
+              </w:rPr>
+              <w:t xml:space="preserve"> </w:t>
+            </w:r>
+            <w:proofErr w:type="spellStart"/>
+            <w:r>
+              <w:rPr>
+                <w:rFonts w:ascii="Times New Roman" w:hAnsi="Times New Roman" w:cs="Times New Roman"/>
+                <w:sz w:val="24"/>
+                <w:szCs w:val="24"/>
+                <w:lang w:val="en-US"/>
+              </w:rPr>
+              <w:t>endfor</w:t>
+            </w:r>
+            <w:proofErr w:type="spellEnd"/>
+            <w:r>
+              <w:rPr>
+                <w:rFonts w:ascii="Times New Roman" w:hAnsi="Times New Roman" w:cs="Times New Roman"/>
+                <w:sz w:val="24"/>
+                <w:szCs w:val="24"/>
+                <w:lang w:val="en-US"/>
+              </w:rPr>
+              <w:t xml:space="preserve"> %}</w:t>
+            </w:r>
+          </w:p>
+        </w:tc>
+      </w:tr>
+    </w:tbl>
+    <w:p>
+      <w:pPr>
+        <w:spacing w:before="240"/>
+        <w:rPr>
+          <w:rFonts w:ascii="Times New Roman" w:hAnsi="Times New Roman" w:cs="Times New Roman"/>
+          <w:sz w:val="24"/>
+          <w:szCs w:val="24"/>
+        </w:rPr>
+      </w:pPr>
+      <w:r>
+        <w:rPr>
+          <w:rFonts w:ascii="Times New Roman" w:hAnsi="Times New Roman" w:cs="Times New Roman"/>
+          <w:sz w:val="24"/>
+          <w:szCs w:val="24"/>
+        </w:rPr>
+        <w:lastRenderedPageBreak/>
         <w:t xml:space="preserve">{% </w:t>
       </w:r>
       <w:proofErr w:type="spellStart"/>
@@ -7057,12 +7667,828 @@
           <w:rFonts w:ascii="Times New Roman" w:hAnsi="Times New Roman" w:cs="Times New Roman"/>
           <w:sz w:val="24"/>
           <w:szCs w:val="24"/>
+        </w:rPr>
+        <w:t xml:space="preserve"> </w:t>
+      </w:r>
+      <w:proofErr w:type="gramStart"/>
+      <w:r>
+        <w:rPr>
+          <w:rFonts w:ascii="Times New Roman" w:hAnsi="Times New Roman" w:cs="Times New Roman"/>
+          <w:sz w:val="24"/>
+          <w:szCs w:val="24"/>
+        </w:rPr>
+        <w:t>%}</w:t>
+      </w:r>
+      <w:r>
+        <w:rPr>
+          <w:rFonts w:ascii="Times New Roman" w:hAnsi="Times New Roman" w:cs="Times New Roman"/>
+          <w:b/>
+          <w:bCs/>
+          <w:sz w:val="24"/>
+          <w:szCs w:val="24"/>
+        </w:rPr>
+        <w:t>4</w:t>
+      </w:r>
+      <w:r>
+        <w:rPr>
+          <w:rFonts w:ascii="Times New Roman" w:hAnsi="Times New Roman" w:cs="Times New Roman"/>
+          <w:b/>
+          <w:bCs/>
+          <w:sz w:val="24"/>
+          <w:szCs w:val="24"/>
+        </w:rPr>
+        <w:t>.</w:t>
+      </w:r>
+      <w:r>
+        <w:rPr>
+          <w:rFonts w:ascii="Times New Roman" w:hAnsi="Times New Roman" w:cs="Times New Roman"/>
+          <w:b/>
+          <w:bCs/>
+          <w:sz w:val="24"/>
+          <w:szCs w:val="24"/>
           <w:lang w:val="en-US"/>
         </w:rPr>
-        <w:t xml:space="preserve"> %}</w:t>
-      </w:r>
-      <w:bookmarkStart w:id="0" w:name="_GoBack"/>
-      <w:bookmarkEnd w:id="0"/>
+        <w:t>3</w:t>
+      </w:r>
+      <w:proofErr w:type="gramEnd"/>
+      <w:r>
+        <w:rPr>
+          <w:rFonts w:ascii="Times New Roman" w:hAnsi="Times New Roman" w:cs="Times New Roman"/>
+          <w:b/>
+          <w:bCs/>
+          <w:sz w:val="24"/>
+          <w:szCs w:val="24"/>
+        </w:rPr>
+        <w:t xml:space="preserve"> </w:t>
+      </w:r>
+      <w:r>
+        <w:rPr>
+          <w:rFonts w:ascii="Times New Roman" w:hAnsi="Times New Roman" w:cs="Times New Roman"/>
+          <w:b/>
+          <w:bCs/>
+          <w:sz w:val="24"/>
+          <w:szCs w:val="24"/>
+        </w:rPr>
+        <w:t>Перечень лабораторных работ</w:t>
+      </w:r>
+    </w:p>
+    <w:p>
+      <w:pPr>
+        <w:spacing w:before="200" w:after="200" w:line="240" w:lineRule="auto"/>
+        <w:jc w:val="both"/>
+        <w:rPr>
+          <w:rFonts w:ascii="Times New Roman" w:hAnsi="Times New Roman" w:cs="Times New Roman"/>
+          <w:b/>
+          <w:bCs/>
+          <w:sz w:val="24"/>
+          <w:szCs w:val="24"/>
+          <w:lang w:val="en-US"/>
+        </w:rPr>
+      </w:pPr>
+      <w:r>
+        <w:rPr>
+          <w:rFonts w:ascii="Times New Roman" w:hAnsi="Times New Roman" w:cs="Times New Roman"/>
+          <w:b/>
+          <w:bCs/>
+          <w:sz w:val="24"/>
+          <w:szCs w:val="24"/>
+          <w:lang w:val="en-US"/>
+        </w:rPr>
+        <w:t>{% for key, items</w:t>
+      </w:r>
+      <w:r>
+        <w:rPr>
+          <w:rFonts w:ascii="Times New Roman" w:hAnsi="Times New Roman" w:cs="Times New Roman"/>
+          <w:b/>
+          <w:bCs/>
+          <w:sz w:val="24"/>
+          <w:szCs w:val="24"/>
+          <w:lang w:val="en-US"/>
+        </w:rPr>
+        <w:t xml:space="preserve"> in </w:t>
+      </w:r>
+      <w:proofErr w:type="spellStart"/>
+      <w:proofErr w:type="gramStart"/>
+      <w:r>
+        <w:rPr>
+          <w:rFonts w:ascii="Times New Roman" w:hAnsi="Times New Roman" w:cs="Times New Roman"/>
+          <w:b/>
+          <w:bCs/>
+          <w:sz w:val="24"/>
+          <w:szCs w:val="24"/>
+          <w:lang w:val="en-US"/>
+        </w:rPr>
+        <w:t>labw</w:t>
+      </w:r>
+      <w:r>
+        <w:rPr>
+          <w:rFonts w:ascii="Times New Roman" w:hAnsi="Times New Roman" w:cs="Times New Roman"/>
+          <w:b/>
+          <w:bCs/>
+          <w:sz w:val="24"/>
+          <w:szCs w:val="24"/>
+          <w:lang w:val="en-US"/>
+        </w:rPr>
+        <w:t>.items</w:t>
+      </w:r>
+      <w:proofErr w:type="spellEnd"/>
+      <w:r>
+        <w:rPr>
+          <w:rFonts w:ascii="Times New Roman" w:hAnsi="Times New Roman" w:cs="Times New Roman"/>
+          <w:b/>
+          <w:bCs/>
+          <w:sz w:val="24"/>
+          <w:szCs w:val="24"/>
+          <w:lang w:val="en-US"/>
+        </w:rPr>
+        <w:t>(</w:t>
+      </w:r>
+      <w:proofErr w:type="gramEnd"/>
+      <w:r>
+        <w:rPr>
+          <w:rFonts w:ascii="Times New Roman" w:hAnsi="Times New Roman" w:cs="Times New Roman"/>
+          <w:b/>
+          <w:bCs/>
+          <w:sz w:val="24"/>
+          <w:szCs w:val="24"/>
+          <w:lang w:val="en-US"/>
+        </w:rPr>
+        <w:t>) %}</w:t>
+      </w:r>
+      <w:r>
+        <w:rPr>
+          <w:rFonts w:ascii="Times New Roman" w:hAnsi="Times New Roman" w:cs="Times New Roman"/>
+          <w:b/>
+          <w:bCs/>
+          <w:sz w:val="24"/>
+          <w:szCs w:val="24"/>
+        </w:rPr>
+        <w:t>Семестр</w:t>
+      </w:r>
+      <w:r>
+        <w:rPr>
+          <w:rFonts w:ascii="Times New Roman" w:hAnsi="Times New Roman" w:cs="Times New Roman"/>
+          <w:b/>
+          <w:bCs/>
+          <w:sz w:val="24"/>
+          <w:szCs w:val="24"/>
+          <w:lang w:val="en-US"/>
+        </w:rPr>
+        <w:t xml:space="preserve"> № </w:t>
+      </w:r>
+      <w:proofErr w:type="gramStart"/>
+      <w:r>
+        <w:rPr>
+          <w:rFonts w:ascii="Times New Roman" w:hAnsi="Times New Roman" w:cs="Times New Roman"/>
+          <w:b/>
+          <w:bCs/>
+          <w:sz w:val="24"/>
+          <w:szCs w:val="24"/>
+          <w:lang w:val="en-US"/>
+        </w:rPr>
+        <w:t>{{ key</w:t>
+      </w:r>
+      <w:proofErr w:type="gramEnd"/>
+      <w:r>
+        <w:rPr>
+          <w:rFonts w:ascii="Times New Roman" w:hAnsi="Times New Roman" w:cs="Times New Roman"/>
+          <w:b/>
+          <w:bCs/>
+          <w:sz w:val="24"/>
+          <w:szCs w:val="24"/>
+          <w:lang w:val="en-US"/>
+        </w:rPr>
+        <w:t xml:space="preserve"> }}</w:t>
+      </w:r>
+    </w:p>
+    <w:tbl>
+      <w:tblPr>
+        <w:tblStyle w:val="ab"/>
+        <w:tblW w:w="0" w:type="auto"/>
+        <w:tblLook w:val="04A0" w:firstRow="1" w:lastRow="0" w:firstColumn="1" w:lastColumn="0" w:noHBand="0" w:noVBand="1"/>
+      </w:tblPr>
+      <w:tblGrid>
+        <w:gridCol w:w="1130"/>
+        <w:gridCol w:w="5244"/>
+        <w:gridCol w:w="2971"/>
+      </w:tblGrid>
+      <w:tr>
+        <w:tc>
+          <w:tcPr>
+            <w:tcW w:w="1130" w:type="dxa"/>
+            <w:vAlign w:val="center"/>
+          </w:tcPr>
+          <w:p>
+            <w:pPr>
+              <w:jc w:val="center"/>
+              <w:rPr>
+                <w:rFonts w:ascii="Times New Roman" w:hAnsi="Times New Roman" w:cs="Times New Roman"/>
+                <w:b/>
+                <w:sz w:val="24"/>
+                <w:szCs w:val="24"/>
+              </w:rPr>
+            </w:pPr>
+            <w:r>
+              <w:rPr>
+                <w:rFonts w:ascii="Times New Roman" w:hAnsi="Times New Roman" w:cs="Times New Roman"/>
+                <w:b/>
+                <w:sz w:val="24"/>
+                <w:szCs w:val="24"/>
+              </w:rPr>
+              <w:t>№</w:t>
+            </w:r>
+            <w:r>
+              <w:rPr>
+                <w:rFonts w:ascii="Times New Roman" w:hAnsi="Times New Roman" w:cs="Times New Roman"/>
+                <w:b/>
+                <w:sz w:val="24"/>
+                <w:szCs w:val="24"/>
+              </w:rPr>
+              <w:t xml:space="preserve"> п</w:t>
+            </w:r>
+            <w:r>
+              <w:rPr>
+                <w:rFonts w:ascii="Times New Roman" w:hAnsi="Times New Roman" w:cs="Times New Roman"/>
+                <w:b/>
+                <w:sz w:val="24"/>
+                <w:szCs w:val="24"/>
+                <w:lang w:val="en-US"/>
+              </w:rPr>
+              <w:t>/</w:t>
+            </w:r>
+            <w:r>
+              <w:rPr>
+                <w:rFonts w:ascii="Times New Roman" w:hAnsi="Times New Roman" w:cs="Times New Roman"/>
+                <w:b/>
+                <w:sz w:val="24"/>
+                <w:szCs w:val="24"/>
+              </w:rPr>
+              <w:t>п</w:t>
+            </w:r>
+          </w:p>
+        </w:tc>
+        <w:tc>
+          <w:tcPr>
+            <w:tcW w:w="5244" w:type="dxa"/>
+            <w:vAlign w:val="center"/>
+          </w:tcPr>
+          <w:p>
+            <w:pPr>
+              <w:jc w:val="center"/>
+              <w:rPr>
+                <w:rFonts w:ascii="Times New Roman" w:hAnsi="Times New Roman" w:cs="Times New Roman"/>
+                <w:b/>
+                <w:sz w:val="24"/>
+                <w:szCs w:val="24"/>
+              </w:rPr>
+            </w:pPr>
+            <w:r>
+              <w:rPr>
+                <w:rFonts w:ascii="Times New Roman" w:hAnsi="Times New Roman" w:cs="Times New Roman"/>
+                <w:b/>
+                <w:sz w:val="24"/>
+                <w:szCs w:val="24"/>
+              </w:rPr>
+              <w:t>Наименование лабораторной работы</w:t>
+            </w:r>
+          </w:p>
+        </w:tc>
+        <w:tc>
+          <w:tcPr>
+            <w:tcW w:w="2971" w:type="dxa"/>
+            <w:vAlign w:val="center"/>
+          </w:tcPr>
+          <w:p>
+            <w:pPr>
+              <w:jc w:val="center"/>
+              <w:rPr>
+                <w:rFonts w:ascii="Times New Roman" w:hAnsi="Times New Roman" w:cs="Times New Roman"/>
+                <w:b/>
+                <w:sz w:val="24"/>
+                <w:szCs w:val="24"/>
+              </w:rPr>
+            </w:pPr>
+            <w:r>
+              <w:rPr>
+                <w:rFonts w:ascii="Times New Roman" w:hAnsi="Times New Roman" w:cs="Times New Roman"/>
+                <w:b/>
+                <w:sz w:val="24"/>
+                <w:szCs w:val="24"/>
+              </w:rPr>
+              <w:t>Кол-во академических часов</w:t>
+            </w:r>
+          </w:p>
+        </w:tc>
+      </w:tr>
+      <w:tr>
+        <w:tc>
+          <w:tcPr>
+            <w:tcW w:w="9345" w:type="dxa"/>
+            <w:gridSpan w:val="3"/>
+          </w:tcPr>
+          <w:p>
+            <w:pPr>
+              <w:jc w:val="center"/>
+              <w:rPr>
+                <w:rFonts w:ascii="Times New Roman" w:hAnsi="Times New Roman" w:cs="Times New Roman"/>
+                <w:sz w:val="24"/>
+                <w:szCs w:val="24"/>
+                <w:lang w:val="en-US"/>
+              </w:rPr>
+            </w:pPr>
+            <w:r>
+              <w:rPr>
+                <w:rFonts w:ascii="Times New Roman" w:hAnsi="Times New Roman" w:cs="Times New Roman"/>
+                <w:sz w:val="24"/>
+                <w:szCs w:val="24"/>
+                <w:lang w:val="en-US"/>
+              </w:rPr>
+              <w:t>{%</w:t>
+            </w:r>
+            <w:proofErr w:type="spellStart"/>
+            <w:r>
+              <w:rPr>
+                <w:rFonts w:ascii="Times New Roman" w:hAnsi="Times New Roman" w:cs="Times New Roman"/>
+                <w:sz w:val="24"/>
+                <w:szCs w:val="24"/>
+                <w:lang w:val="en-US"/>
+              </w:rPr>
+              <w:t>tr</w:t>
+            </w:r>
+            <w:proofErr w:type="spellEnd"/>
+            <w:r>
+              <w:rPr>
+                <w:rFonts w:ascii="Times New Roman" w:hAnsi="Times New Roman" w:cs="Times New Roman"/>
+                <w:sz w:val="24"/>
+                <w:szCs w:val="24"/>
+                <w:lang w:val="en-US"/>
+              </w:rPr>
+              <w:t xml:space="preserve"> </w:t>
+            </w:r>
+            <w:r>
+              <w:rPr>
+                <w:rFonts w:ascii="Times New Roman" w:hAnsi="Times New Roman" w:cs="Times New Roman"/>
+                <w:sz w:val="24"/>
+                <w:szCs w:val="24"/>
+                <w:lang w:val="en-US"/>
+              </w:rPr>
+              <w:t>for</w:t>
+            </w:r>
+            <w:r>
+              <w:rPr>
+                <w:rFonts w:ascii="Times New Roman" w:hAnsi="Times New Roman" w:cs="Times New Roman"/>
+                <w:sz w:val="24"/>
+                <w:szCs w:val="24"/>
+                <w:lang w:val="en-US"/>
+              </w:rPr>
+              <w:t xml:space="preserve"> </w:t>
+            </w:r>
+            <w:proofErr w:type="spellStart"/>
+            <w:r>
+              <w:rPr>
+                <w:rFonts w:ascii="Times New Roman" w:hAnsi="Times New Roman" w:cs="Times New Roman"/>
+                <w:sz w:val="24"/>
+                <w:szCs w:val="24"/>
+                <w:lang w:val="en-US"/>
+              </w:rPr>
+              <w:t>i</w:t>
+            </w:r>
+            <w:proofErr w:type="spellEnd"/>
+            <w:r>
+              <w:rPr>
+                <w:rFonts w:ascii="Times New Roman" w:hAnsi="Times New Roman" w:cs="Times New Roman"/>
+                <w:sz w:val="24"/>
+                <w:szCs w:val="24"/>
+                <w:lang w:val="en-US"/>
+              </w:rPr>
+              <w:t xml:space="preserve"> </w:t>
+            </w:r>
+            <w:r>
+              <w:rPr>
+                <w:rFonts w:ascii="Times New Roman" w:hAnsi="Times New Roman" w:cs="Times New Roman"/>
+                <w:sz w:val="24"/>
+                <w:szCs w:val="24"/>
+                <w:lang w:val="en-US"/>
+              </w:rPr>
+              <w:t>in</w:t>
+            </w:r>
+            <w:r>
+              <w:rPr>
+                <w:rFonts w:ascii="Times New Roman" w:hAnsi="Times New Roman" w:cs="Times New Roman"/>
+                <w:sz w:val="24"/>
+                <w:szCs w:val="24"/>
+                <w:lang w:val="en-US"/>
+              </w:rPr>
+              <w:t xml:space="preserve"> </w:t>
+            </w:r>
+            <w:r>
+              <w:rPr>
+                <w:rFonts w:ascii="Times New Roman" w:hAnsi="Times New Roman" w:cs="Times New Roman"/>
+                <w:sz w:val="24"/>
+                <w:szCs w:val="24"/>
+                <w:lang w:val="en-US"/>
+              </w:rPr>
+              <w:t>items</w:t>
+            </w:r>
+            <w:r>
+              <w:rPr>
+                <w:rFonts w:ascii="Times New Roman" w:hAnsi="Times New Roman" w:cs="Times New Roman"/>
+                <w:sz w:val="24"/>
+                <w:szCs w:val="24"/>
+                <w:lang w:val="en-US"/>
+              </w:rPr>
+              <w:t xml:space="preserve"> </w:t>
+            </w:r>
+            <w:bookmarkStart w:id="0" w:name="_GoBack"/>
+            <w:bookmarkEnd w:id="0"/>
+            <w:r>
+              <w:rPr>
+                <w:rFonts w:ascii="Times New Roman" w:hAnsi="Times New Roman" w:cs="Times New Roman"/>
+                <w:sz w:val="24"/>
+                <w:szCs w:val="24"/>
+                <w:lang w:val="en-US"/>
+              </w:rPr>
+              <w:t>%}</w:t>
+            </w:r>
+          </w:p>
+        </w:tc>
+      </w:tr>
+      <w:tr>
+        <w:tc>
+          <w:tcPr>
+            <w:tcW w:w="1130" w:type="dxa"/>
+            <w:vAlign w:val="center"/>
+          </w:tcPr>
+          <w:p>
+            <w:pPr>
+              <w:jc w:val="center"/>
+              <w:rPr>
+                <w:rFonts w:ascii="Times New Roman" w:hAnsi="Times New Roman" w:cs="Times New Roman"/>
+                <w:sz w:val="24"/>
+                <w:szCs w:val="24"/>
+              </w:rPr>
+            </w:pPr>
+            <w:proofErr w:type="gramStart"/>
+            <w:r>
+              <w:rPr>
+                <w:rFonts w:ascii="Times New Roman" w:hAnsi="Times New Roman" w:cs="Times New Roman"/>
+                <w:sz w:val="24"/>
+                <w:szCs w:val="24"/>
+              </w:rPr>
+              <w:t xml:space="preserve">{{ </w:t>
+            </w:r>
+            <w:proofErr w:type="spellStart"/>
+            <w:r>
+              <w:rPr>
+                <w:rFonts w:ascii="Times New Roman" w:hAnsi="Times New Roman" w:cs="Times New Roman"/>
+                <w:sz w:val="24"/>
+                <w:szCs w:val="24"/>
+                <w:lang w:val="en-US"/>
+              </w:rPr>
+              <w:t>i</w:t>
+            </w:r>
+            <w:proofErr w:type="spellEnd"/>
+            <w:r>
+              <w:rPr>
+                <w:rFonts w:ascii="Times New Roman" w:hAnsi="Times New Roman" w:cs="Times New Roman"/>
+                <w:sz w:val="24"/>
+                <w:szCs w:val="24"/>
+              </w:rPr>
+              <w:t>.</w:t>
+            </w:r>
+            <w:r>
+              <w:rPr>
+                <w:rFonts w:ascii="Times New Roman" w:hAnsi="Times New Roman" w:cs="Times New Roman"/>
+                <w:sz w:val="24"/>
+                <w:szCs w:val="24"/>
+                <w:lang w:val="en-US"/>
+              </w:rPr>
+              <w:t>num</w:t>
+            </w:r>
+            <w:r>
+              <w:rPr>
+                <w:rFonts w:ascii="Times New Roman" w:hAnsi="Times New Roman" w:cs="Times New Roman"/>
+                <w:sz w:val="24"/>
+                <w:szCs w:val="24"/>
+                <w:lang w:val="en-US"/>
+              </w:rPr>
+              <w:t>ber</w:t>
+            </w:r>
+            <w:proofErr w:type="gramEnd"/>
+            <w:r>
+              <w:rPr>
+                <w:rFonts w:ascii="Times New Roman" w:hAnsi="Times New Roman" w:cs="Times New Roman"/>
+                <w:sz w:val="24"/>
+                <w:szCs w:val="24"/>
+              </w:rPr>
+              <w:t xml:space="preserve"> }}</w:t>
+            </w:r>
+          </w:p>
+        </w:tc>
+        <w:tc>
+          <w:tcPr>
+            <w:tcW w:w="5244" w:type="dxa"/>
+          </w:tcPr>
+          <w:p>
+            <w:pPr>
+              <w:rPr>
+                <w:rFonts w:ascii="Times New Roman" w:hAnsi="Times New Roman" w:cs="Times New Roman"/>
+                <w:sz w:val="24"/>
+                <w:szCs w:val="24"/>
+              </w:rPr>
+            </w:pPr>
+            <w:proofErr w:type="gramStart"/>
+            <w:r>
+              <w:rPr>
+                <w:rFonts w:ascii="Times New Roman" w:hAnsi="Times New Roman" w:cs="Times New Roman"/>
+                <w:sz w:val="24"/>
+                <w:szCs w:val="24"/>
+              </w:rPr>
+              <w:t xml:space="preserve">{{ </w:t>
+            </w:r>
+            <w:proofErr w:type="spellStart"/>
+            <w:r>
+              <w:rPr>
+                <w:rFonts w:ascii="Times New Roman" w:hAnsi="Times New Roman" w:cs="Times New Roman"/>
+                <w:sz w:val="24"/>
+                <w:szCs w:val="24"/>
+                <w:lang w:val="en-US"/>
+              </w:rPr>
+              <w:t>i</w:t>
+            </w:r>
+            <w:proofErr w:type="spellEnd"/>
+            <w:r>
+              <w:rPr>
+                <w:rFonts w:ascii="Times New Roman" w:hAnsi="Times New Roman" w:cs="Times New Roman"/>
+                <w:sz w:val="24"/>
+                <w:szCs w:val="24"/>
+              </w:rPr>
+              <w:t>.</w:t>
+            </w:r>
+            <w:r>
+              <w:rPr>
+                <w:rFonts w:ascii="Times New Roman" w:hAnsi="Times New Roman" w:cs="Times New Roman"/>
+                <w:sz w:val="24"/>
+                <w:szCs w:val="24"/>
+                <w:lang w:val="en-US"/>
+              </w:rPr>
+              <w:t>content</w:t>
+            </w:r>
+            <w:proofErr w:type="gramEnd"/>
+            <w:r>
+              <w:rPr>
+                <w:rFonts w:ascii="Times New Roman" w:hAnsi="Times New Roman" w:cs="Times New Roman"/>
+                <w:sz w:val="24"/>
+                <w:szCs w:val="24"/>
+              </w:rPr>
+              <w:t xml:space="preserve"> }}</w:t>
+            </w:r>
+          </w:p>
+        </w:tc>
+        <w:tc>
+          <w:tcPr>
+            <w:tcW w:w="2971" w:type="dxa"/>
+            <w:vAlign w:val="center"/>
+          </w:tcPr>
+          <w:p>
+            <w:pPr>
+              <w:jc w:val="center"/>
+              <w:rPr>
+                <w:rFonts w:ascii="Times New Roman" w:hAnsi="Times New Roman" w:cs="Times New Roman"/>
+                <w:sz w:val="24"/>
+                <w:szCs w:val="24"/>
+              </w:rPr>
+            </w:pPr>
+            <w:proofErr w:type="gramStart"/>
+            <w:r>
+              <w:rPr>
+                <w:rFonts w:ascii="Times New Roman" w:hAnsi="Times New Roman" w:cs="Times New Roman"/>
+                <w:sz w:val="24"/>
+                <w:szCs w:val="24"/>
+              </w:rPr>
+              <w:t xml:space="preserve">{{ </w:t>
+            </w:r>
+            <w:proofErr w:type="spellStart"/>
+            <w:r>
+              <w:rPr>
+                <w:rFonts w:ascii="Times New Roman" w:hAnsi="Times New Roman" w:cs="Times New Roman"/>
+                <w:sz w:val="24"/>
+                <w:szCs w:val="24"/>
+                <w:lang w:val="en-US"/>
+              </w:rPr>
+              <w:t>i</w:t>
+            </w:r>
+            <w:proofErr w:type="spellEnd"/>
+            <w:r>
+              <w:rPr>
+                <w:rFonts w:ascii="Times New Roman" w:hAnsi="Times New Roman" w:cs="Times New Roman"/>
+                <w:sz w:val="24"/>
+                <w:szCs w:val="24"/>
+              </w:rPr>
+              <w:t>.</w:t>
+            </w:r>
+            <w:r>
+              <w:rPr>
+                <w:rFonts w:ascii="Times New Roman" w:hAnsi="Times New Roman" w:cs="Times New Roman"/>
+                <w:sz w:val="24"/>
+                <w:szCs w:val="24"/>
+                <w:lang w:val="en-US"/>
+              </w:rPr>
+              <w:t>hours</w:t>
+            </w:r>
+            <w:proofErr w:type="gramEnd"/>
+            <w:r>
+              <w:rPr>
+                <w:rFonts w:ascii="Times New Roman" w:hAnsi="Times New Roman" w:cs="Times New Roman"/>
+                <w:sz w:val="24"/>
+                <w:szCs w:val="24"/>
+              </w:rPr>
+              <w:t xml:space="preserve"> }}</w:t>
+            </w:r>
+          </w:p>
+        </w:tc>
+      </w:tr>
+      <w:tr>
+        <w:tc>
+          <w:tcPr>
+            <w:tcW w:w="9345" w:type="dxa"/>
+            <w:gridSpan w:val="3"/>
+          </w:tcPr>
+          <w:p>
+            <w:pPr>
+              <w:jc w:val="center"/>
+              <w:rPr>
+                <w:rFonts w:ascii="Times New Roman" w:hAnsi="Times New Roman" w:cs="Times New Roman"/>
+                <w:sz w:val="24"/>
+                <w:szCs w:val="24"/>
+              </w:rPr>
+            </w:pPr>
+            <w:r>
+              <w:rPr>
+                <w:rFonts w:ascii="Times New Roman" w:hAnsi="Times New Roman" w:cs="Times New Roman"/>
+                <w:sz w:val="24"/>
+                <w:szCs w:val="24"/>
+              </w:rPr>
+              <w:t>{%</w:t>
+            </w:r>
+            <w:proofErr w:type="spellStart"/>
+            <w:r>
+              <w:rPr>
+                <w:rFonts w:ascii="Times New Roman" w:hAnsi="Times New Roman" w:cs="Times New Roman"/>
+                <w:sz w:val="24"/>
+                <w:szCs w:val="24"/>
+                <w:lang w:val="en-US"/>
+              </w:rPr>
+              <w:t>tr</w:t>
+            </w:r>
+            <w:proofErr w:type="spellEnd"/>
+            <w:r>
+              <w:rPr>
+                <w:rFonts w:ascii="Times New Roman" w:hAnsi="Times New Roman" w:cs="Times New Roman"/>
+                <w:sz w:val="24"/>
+                <w:szCs w:val="24"/>
+              </w:rPr>
+              <w:t xml:space="preserve"> </w:t>
+            </w:r>
+            <w:proofErr w:type="spellStart"/>
+            <w:r>
+              <w:rPr>
+                <w:rFonts w:ascii="Times New Roman" w:hAnsi="Times New Roman" w:cs="Times New Roman"/>
+                <w:sz w:val="24"/>
+                <w:szCs w:val="24"/>
+                <w:lang w:val="en-US"/>
+              </w:rPr>
+              <w:t>endfor</w:t>
+            </w:r>
+            <w:proofErr w:type="spellEnd"/>
+            <w:r>
+              <w:rPr>
+                <w:rFonts w:ascii="Times New Roman" w:hAnsi="Times New Roman" w:cs="Times New Roman"/>
+                <w:sz w:val="24"/>
+                <w:szCs w:val="24"/>
+              </w:rPr>
+              <w:t xml:space="preserve"> %}</w:t>
+            </w:r>
+          </w:p>
+        </w:tc>
+      </w:tr>
+    </w:tbl>
+    <w:p>
+      <w:pPr>
+        <w:spacing w:before="240"/>
+        <w:rPr>
+          <w:rFonts w:ascii="Times New Roman" w:hAnsi="Times New Roman" w:cs="Times New Roman"/>
+          <w:sz w:val="24"/>
+          <w:szCs w:val="24"/>
+        </w:rPr>
+      </w:pPr>
+      <w:r>
+        <w:rPr>
+          <w:rFonts w:ascii="Times New Roman" w:hAnsi="Times New Roman" w:cs="Times New Roman"/>
+          <w:sz w:val="24"/>
+          <w:szCs w:val="24"/>
+        </w:rPr>
+        <w:t xml:space="preserve">{% </w:t>
+      </w:r>
+      <w:proofErr w:type="spellStart"/>
+      <w:r>
+        <w:rPr>
+          <w:rFonts w:ascii="Times New Roman" w:hAnsi="Times New Roman" w:cs="Times New Roman"/>
+          <w:sz w:val="24"/>
+          <w:szCs w:val="24"/>
+          <w:lang w:val="en-US"/>
+        </w:rPr>
+        <w:t>endfor</w:t>
+      </w:r>
+      <w:proofErr w:type="spellEnd"/>
+      <w:r>
+        <w:rPr>
+          <w:rFonts w:ascii="Times New Roman" w:hAnsi="Times New Roman" w:cs="Times New Roman"/>
+          <w:sz w:val="24"/>
+          <w:szCs w:val="24"/>
+        </w:rPr>
+        <w:t xml:space="preserve"> </w:t>
+      </w:r>
+      <w:proofErr w:type="gramStart"/>
+      <w:r>
+        <w:rPr>
+          <w:rFonts w:ascii="Times New Roman" w:hAnsi="Times New Roman" w:cs="Times New Roman"/>
+          <w:sz w:val="24"/>
+          <w:szCs w:val="24"/>
+        </w:rPr>
+        <w:t>%}</w:t>
+      </w:r>
+      <w:r>
+        <w:rPr>
+          <w:rFonts w:ascii="Times New Roman" w:hAnsi="Times New Roman" w:cs="Times New Roman"/>
+          <w:b/>
+          <w:bCs/>
+          <w:sz w:val="24"/>
+          <w:szCs w:val="24"/>
+        </w:rPr>
+        <w:t>4</w:t>
+      </w:r>
+      <w:r>
+        <w:rPr>
+          <w:rFonts w:ascii="Times New Roman" w:hAnsi="Times New Roman" w:cs="Times New Roman"/>
+          <w:b/>
+          <w:bCs/>
+          <w:sz w:val="24"/>
+          <w:szCs w:val="24"/>
+        </w:rPr>
+        <w:t>.</w:t>
+      </w:r>
+      <w:r>
+        <w:rPr>
+          <w:rFonts w:ascii="Times New Roman" w:hAnsi="Times New Roman" w:cs="Times New Roman"/>
+          <w:b/>
+          <w:bCs/>
+          <w:sz w:val="24"/>
+          <w:szCs w:val="24"/>
+        </w:rPr>
+        <w:t>4</w:t>
+      </w:r>
+      <w:proofErr w:type="gramEnd"/>
+      <w:r>
+        <w:rPr>
+          <w:rFonts w:ascii="Times New Roman" w:hAnsi="Times New Roman" w:cs="Times New Roman"/>
+          <w:b/>
+          <w:bCs/>
+          <w:sz w:val="24"/>
+          <w:szCs w:val="24"/>
+        </w:rPr>
+        <w:t xml:space="preserve"> </w:t>
+      </w:r>
+      <w:r>
+        <w:rPr>
+          <w:rFonts w:ascii="Times New Roman" w:hAnsi="Times New Roman" w:cs="Times New Roman"/>
+          <w:b/>
+          <w:bCs/>
+          <w:sz w:val="24"/>
+          <w:szCs w:val="24"/>
+        </w:rPr>
+        <w:t xml:space="preserve">Перечень </w:t>
+      </w:r>
+      <w:r>
+        <w:rPr>
+          <w:rFonts w:ascii="Times New Roman" w:hAnsi="Times New Roman" w:cs="Times New Roman"/>
+          <w:b/>
+          <w:bCs/>
+          <w:sz w:val="24"/>
+          <w:szCs w:val="24"/>
+        </w:rPr>
+        <w:t>практических занятий</w:t>
+      </w:r>
+    </w:p>
+    <w:p>
+      <w:pPr>
+        <w:spacing w:before="240"/>
+        <w:rPr>
+          <w:rFonts w:ascii="Times New Roman" w:hAnsi="Times New Roman" w:cs="Times New Roman"/>
+          <w:sz w:val="24"/>
+          <w:szCs w:val="24"/>
+        </w:rPr>
+      </w:pPr>
     </w:p>
     <w:sectPr>
       <w:footerReference w:type="default" r:id="rId7"/>
@@ -7146,7 +8572,7 @@
             <w:noProof/>
             <w:sz w:val="24"/>
           </w:rPr>
-          <w:t>3</w:t>
+          <w:t>4</w:t>
         </w:r>
         <w:r>
           <w:rPr>
@@ -7719,7 +9145,7 @@
   <w:style w:type="paragraph" w:default="1" w:styleId="a">
     <w:name w:val="Normal"/>
     <w:qFormat/>
-    <w:rsid w:val="001E6663"/>
+    <w:rsid w:val="00480F38"/>
   </w:style>
   <w:style w:type="character" w:default="1" w:styleId="a0">
     <w:name w:val="Default Paragraph Font"/>
@@ -8161,7 +9587,7 @@
 </file>
 
 <file path=customXml/itemProps1.xml><?xml version="1.0" encoding="utf-8"?>
-<ds:datastoreItem xmlns:ds="http://schemas.openxmlformats.org/officeDocument/2006/customXml" ds:itemID="{EAFC16AF-2CDA-4938-9EA5-CF1792871EBC}">
+<ds:datastoreItem xmlns:ds="http://schemas.openxmlformats.org/officeDocument/2006/customXml" ds:itemID="{D737AF7C-9201-4E84-868E-3910E15875AC}">
   <ds:schemaRefs>
     <ds:schemaRef ds:uri="http://schemas.openxmlformats.org/officeDocument/2006/bibliography"/>
   </ds:schemaRefs>

--- a/templates/docxRPD/rpd.docx
+++ b/templates/docxRPD/rpd.docx
@@ -7706,7 +7706,6 @@
           <w:bCs/>
           <w:sz w:val="24"/>
           <w:szCs w:val="24"/>
-          <w:lang w:val="en-US"/>
         </w:rPr>
         <w:t>3</w:t>
       </w:r>
@@ -7734,27 +7733,154 @@
     </w:p>
     <w:p>
       <w:pPr>
-        <w:spacing w:before="200" w:after="200" w:line="240" w:lineRule="auto"/>
-        <w:jc w:val="both"/>
-        <w:rPr>
-          <w:rFonts w:ascii="Times New Roman" w:hAnsi="Times New Roman" w:cs="Times New Roman"/>
-          <w:b/>
+        <w:spacing w:before="240"/>
+        <w:ind w:firstLine="708"/>
+        <w:rPr>
+          <w:rFonts w:ascii="Times New Roman" w:hAnsi="Times New Roman" w:cs="Times New Roman"/>
+          <w:bCs/>
+          <w:sz w:val="24"/>
+          <w:szCs w:val="24"/>
+        </w:rPr>
+      </w:pPr>
+      <w:r>
+        <w:rPr>
+          <w:rFonts w:ascii="Times New Roman" w:hAnsi="Times New Roman" w:cs="Times New Roman"/>
+          <w:bCs/>
+          <w:sz w:val="24"/>
+          <w:szCs w:val="24"/>
+        </w:rPr>
+        <w:t xml:space="preserve">{% </w:t>
+      </w:r>
+      <w:r>
+        <w:rPr>
+          <w:rFonts w:ascii="Times New Roman" w:hAnsi="Times New Roman" w:cs="Times New Roman"/>
           <w:bCs/>
           <w:sz w:val="24"/>
           <w:szCs w:val="24"/>
           <w:lang w:val="en-US"/>
         </w:rPr>
+        <w:t>if</w:t>
+      </w:r>
+      <w:r>
+        <w:rPr>
+          <w:rFonts w:ascii="Times New Roman" w:hAnsi="Times New Roman" w:cs="Times New Roman"/>
+          <w:bCs/>
+          <w:sz w:val="24"/>
+          <w:szCs w:val="24"/>
+        </w:rPr>
+        <w:t xml:space="preserve"> </w:t>
+      </w:r>
+      <w:r>
+        <w:rPr>
+          <w:rFonts w:ascii="Times New Roman" w:hAnsi="Times New Roman" w:cs="Times New Roman"/>
+          <w:bCs/>
+          <w:sz w:val="24"/>
+          <w:szCs w:val="24"/>
+          <w:lang w:val="en-US"/>
+        </w:rPr>
+        <w:t>not</w:t>
+      </w:r>
+      <w:r>
+        <w:rPr>
+          <w:rFonts w:ascii="Times New Roman" w:hAnsi="Times New Roman" w:cs="Times New Roman"/>
+          <w:bCs/>
+          <w:sz w:val="24"/>
+          <w:szCs w:val="24"/>
+        </w:rPr>
+        <w:t xml:space="preserve"> </w:t>
+      </w:r>
+      <w:proofErr w:type="spellStart"/>
+      <w:r>
+        <w:rPr>
+          <w:rFonts w:ascii="Times New Roman" w:hAnsi="Times New Roman" w:cs="Times New Roman"/>
+          <w:bCs/>
+          <w:sz w:val="24"/>
+          <w:szCs w:val="24"/>
+          <w:lang w:val="en-US"/>
+        </w:rPr>
+        <w:t>labw</w:t>
+      </w:r>
+      <w:proofErr w:type="spellEnd"/>
+      <w:r>
+        <w:rPr>
+          <w:rFonts w:ascii="Times New Roman" w:hAnsi="Times New Roman" w:cs="Times New Roman"/>
+          <w:bCs/>
+          <w:sz w:val="24"/>
+          <w:szCs w:val="24"/>
+        </w:rPr>
+        <w:t xml:space="preserve"> %} Практических занятий не предусмотрено </w:t>
+      </w:r>
+    </w:p>
+    <w:p>
+      <w:pPr>
+        <w:spacing w:before="240"/>
+        <w:rPr>
+          <w:rFonts w:ascii="Times New Roman" w:hAnsi="Times New Roman" w:cs="Times New Roman"/>
+          <w:bCs/>
+          <w:sz w:val="24"/>
+          <w:szCs w:val="24"/>
+        </w:rPr>
       </w:pPr>
       <w:r>
         <w:rPr>
           <w:rFonts w:ascii="Times New Roman" w:hAnsi="Times New Roman" w:cs="Times New Roman"/>
-          <w:b/>
+          <w:bCs/>
+          <w:sz w:val="24"/>
+          <w:szCs w:val="24"/>
+        </w:rPr>
+        <w:t xml:space="preserve">{% </w:t>
+      </w:r>
+      <w:proofErr w:type="spellStart"/>
+      <w:r>
+        <w:rPr>
+          <w:rFonts w:ascii="Times New Roman" w:hAnsi="Times New Roman" w:cs="Times New Roman"/>
           <w:bCs/>
           <w:sz w:val="24"/>
           <w:szCs w:val="24"/>
           <w:lang w:val="en-US"/>
         </w:rPr>
-        <w:t>{% for key, items</w:t>
+        <w:t>endif</w:t>
+      </w:r>
+      <w:proofErr w:type="spellEnd"/>
+      <w:r>
+        <w:rPr>
+          <w:rFonts w:ascii="Times New Roman" w:hAnsi="Times New Roman" w:cs="Times New Roman"/>
+          <w:bCs/>
+          <w:sz w:val="24"/>
+          <w:szCs w:val="24"/>
+        </w:rPr>
+        <w:t xml:space="preserve"> </w:t>
+      </w:r>
+      <w:proofErr w:type="gramStart"/>
+      <w:r>
+        <w:rPr>
+          <w:rFonts w:ascii="Times New Roman" w:hAnsi="Times New Roman" w:cs="Times New Roman"/>
+          <w:bCs/>
+          <w:sz w:val="24"/>
+          <w:szCs w:val="24"/>
+        </w:rPr>
+        <w:t>%}</w:t>
+      </w:r>
+      <w:r>
+        <w:rPr>
+          <w:rFonts w:ascii="Times New Roman" w:hAnsi="Times New Roman" w:cs="Times New Roman"/>
+          <w:b/>
+          <w:bCs/>
+          <w:sz w:val="24"/>
+          <w:szCs w:val="24"/>
+        </w:rPr>
+        <w:t>{</w:t>
+      </w:r>
+      <w:proofErr w:type="gramEnd"/>
+      <w:r>
+        <w:rPr>
+          <w:rFonts w:ascii="Times New Roman" w:hAnsi="Times New Roman" w:cs="Times New Roman"/>
+          <w:b/>
+          <w:bCs/>
+          <w:sz w:val="24"/>
+          <w:szCs w:val="24"/>
+        </w:rPr>
+        <w:t xml:space="preserve">% </w:t>
       </w:r>
       <w:r>
         <w:rPr>
@@ -7765,10 +7891,82 @@
           <w:szCs w:val="24"/>
           <w:lang w:val="en-US"/>
         </w:rPr>
-        <w:t xml:space="preserve"> in </w:t>
+        <w:t>for</w:t>
+      </w:r>
+      <w:r>
+        <w:rPr>
+          <w:rFonts w:ascii="Times New Roman" w:hAnsi="Times New Roman" w:cs="Times New Roman"/>
+          <w:b/>
+          <w:bCs/>
+          <w:sz w:val="24"/>
+          <w:szCs w:val="24"/>
+        </w:rPr>
+        <w:t xml:space="preserve"> </w:t>
+      </w:r>
+      <w:r>
+        <w:rPr>
+          <w:rFonts w:ascii="Times New Roman" w:hAnsi="Times New Roman" w:cs="Times New Roman"/>
+          <w:b/>
+          <w:bCs/>
+          <w:sz w:val="24"/>
+          <w:szCs w:val="24"/>
+          <w:lang w:val="en-US"/>
+        </w:rPr>
+        <w:t>key</w:t>
+      </w:r>
+      <w:r>
+        <w:rPr>
+          <w:rFonts w:ascii="Times New Roman" w:hAnsi="Times New Roman" w:cs="Times New Roman"/>
+          <w:b/>
+          <w:bCs/>
+          <w:sz w:val="24"/>
+          <w:szCs w:val="24"/>
+        </w:rPr>
+        <w:t xml:space="preserve">, </w:t>
+      </w:r>
+      <w:r>
+        <w:rPr>
+          <w:rFonts w:ascii="Times New Roman" w:hAnsi="Times New Roman" w:cs="Times New Roman"/>
+          <w:b/>
+          <w:bCs/>
+          <w:sz w:val="24"/>
+          <w:szCs w:val="24"/>
+          <w:lang w:val="en-US"/>
+        </w:rPr>
+        <w:t>items</w:t>
+      </w:r>
+      <w:r>
+        <w:rPr>
+          <w:rFonts w:ascii="Times New Roman" w:hAnsi="Times New Roman" w:cs="Times New Roman"/>
+          <w:b/>
+          <w:bCs/>
+          <w:sz w:val="24"/>
+          <w:szCs w:val="24"/>
+        </w:rPr>
+        <w:t xml:space="preserve"> </w:t>
+      </w:r>
+      <w:r>
+        <w:rPr>
+          <w:rFonts w:ascii="Times New Roman" w:hAnsi="Times New Roman" w:cs="Times New Roman"/>
+          <w:b/>
+          <w:bCs/>
+          <w:sz w:val="24"/>
+          <w:szCs w:val="24"/>
+          <w:lang w:val="en-US"/>
+        </w:rPr>
+        <w:t>in</w:t>
+      </w:r>
+      <w:r>
+        <w:rPr>
+          <w:rFonts w:ascii="Times New Roman" w:hAnsi="Times New Roman" w:cs="Times New Roman"/>
+          <w:b/>
+          <w:bCs/>
+          <w:sz w:val="24"/>
+          <w:szCs w:val="24"/>
+        </w:rPr>
+        <w:t xml:space="preserve"> </w:t>
       </w:r>
       <w:proofErr w:type="spellStart"/>
-      <w:proofErr w:type="gramStart"/>
       <w:r>
         <w:rPr>
           <w:rFonts w:ascii="Times New Roman" w:hAnsi="Times New Roman" w:cs="Times New Roman"/>
@@ -7780,6 +7978,17 @@
         </w:rPr>
         <w:t>labw</w:t>
       </w:r>
+      <w:proofErr w:type="spellEnd"/>
+      <w:r>
+        <w:rPr>
+          <w:rFonts w:ascii="Times New Roman" w:hAnsi="Times New Roman" w:cs="Times New Roman"/>
+          <w:b/>
+          <w:bCs/>
+          <w:sz w:val="24"/>
+          <w:szCs w:val="24"/>
+        </w:rPr>
+        <w:t>.</w:t>
+      </w:r>
       <w:r>
         <w:rPr>
           <w:rFonts w:ascii="Times New Roman" w:hAnsi="Times New Roman" w:cs="Times New Roman"/>
@@ -7789,9 +7998,38 @@
           <w:szCs w:val="24"/>
           <w:lang w:val="en-US"/>
         </w:rPr>
-        <w:t>.items</w:t>
-      </w:r>
-      <w:proofErr w:type="spellEnd"/>
+        <w:t>items</w:t>
+      </w:r>
+      <w:r>
+        <w:rPr>
+          <w:rFonts w:ascii="Times New Roman" w:hAnsi="Times New Roman" w:cs="Times New Roman"/>
+          <w:b/>
+          <w:bCs/>
+          <w:sz w:val="24"/>
+          <w:szCs w:val="24"/>
+        </w:rPr>
+        <w:t>() %}</w:t>
+      </w:r>
+      <w:r>
+        <w:rPr>
+          <w:rFonts w:ascii="Times New Roman" w:hAnsi="Times New Roman" w:cs="Times New Roman"/>
+          <w:b/>
+          <w:bCs/>
+          <w:sz w:val="24"/>
+          <w:szCs w:val="24"/>
+        </w:rPr>
+        <w:t>Семестр</w:t>
+      </w:r>
+      <w:r>
+        <w:rPr>
+          <w:rFonts w:ascii="Times New Roman" w:hAnsi="Times New Roman" w:cs="Times New Roman"/>
+          <w:b/>
+          <w:bCs/>
+          <w:sz w:val="24"/>
+          <w:szCs w:val="24"/>
+        </w:rPr>
+        <w:t xml:space="preserve"> № {{ </w:t>
+      </w:r>
       <w:r>
         <w:rPr>
           <w:rFonts w:ascii="Times New Roman" w:hAnsi="Times New Roman" w:cs="Times New Roman"/>
@@ -7801,62 +8039,15 @@
           <w:szCs w:val="24"/>
           <w:lang w:val="en-US"/>
         </w:rPr>
-        <w:t>(</w:t>
-      </w:r>
-      <w:proofErr w:type="gramEnd"/>
-      <w:r>
-        <w:rPr>
-          <w:rFonts w:ascii="Times New Roman" w:hAnsi="Times New Roman" w:cs="Times New Roman"/>
-          <w:b/>
-          <w:bCs/>
-          <w:sz w:val="24"/>
-          <w:szCs w:val="24"/>
-          <w:lang w:val="en-US"/>
-        </w:rPr>
-        <w:t>) %}</w:t>
-      </w:r>
-      <w:r>
-        <w:rPr>
-          <w:rFonts w:ascii="Times New Roman" w:hAnsi="Times New Roman" w:cs="Times New Roman"/>
-          <w:b/>
-          <w:bCs/>
-          <w:sz w:val="24"/>
-          <w:szCs w:val="24"/>
-        </w:rPr>
-        <w:t>Семестр</w:t>
-      </w:r>
-      <w:r>
-        <w:rPr>
-          <w:rFonts w:ascii="Times New Roman" w:hAnsi="Times New Roman" w:cs="Times New Roman"/>
-          <w:b/>
-          <w:bCs/>
-          <w:sz w:val="24"/>
-          <w:szCs w:val="24"/>
-          <w:lang w:val="en-US"/>
-        </w:rPr>
-        <w:t xml:space="preserve"> № </w:t>
-      </w:r>
-      <w:proofErr w:type="gramStart"/>
-      <w:r>
-        <w:rPr>
-          <w:rFonts w:ascii="Times New Roman" w:hAnsi="Times New Roman" w:cs="Times New Roman"/>
-          <w:b/>
-          <w:bCs/>
-          <w:sz w:val="24"/>
-          <w:szCs w:val="24"/>
-          <w:lang w:val="en-US"/>
-        </w:rPr>
-        <w:t>{{ key</w:t>
-      </w:r>
-      <w:proofErr w:type="gramEnd"/>
-      <w:r>
-        <w:rPr>
-          <w:rFonts w:ascii="Times New Roman" w:hAnsi="Times New Roman" w:cs="Times New Roman"/>
-          <w:b/>
-          <w:bCs/>
-          <w:sz w:val="24"/>
-          <w:szCs w:val="24"/>
-          <w:lang w:val="en-US"/>
+        <w:t>key</w:t>
+      </w:r>
+      <w:r>
+        <w:rPr>
+          <w:rFonts w:ascii="Times New Roman" w:hAnsi="Times New Roman" w:cs="Times New Roman"/>
+          <w:b/>
+          <w:bCs/>
+          <w:sz w:val="24"/>
+          <w:szCs w:val="24"/>
         </w:rPr>
         <w:t xml:space="preserve"> }}</w:t>
       </w:r>
@@ -7912,7 +8103,6 @@
                 <w:b/>
                 <w:sz w:val="24"/>
                 <w:szCs w:val="24"/>
-                <w:lang w:val="en-US"/>
               </w:rPr>
               <w:t>/</w:t>
             </w:r>
@@ -8099,8 +8289,6 @@
               </w:rPr>
               <w:t xml:space="preserve"> </w:t>
             </w:r>
-            <w:bookmarkStart w:id="0" w:name="_GoBack"/>
-            <w:bookmarkEnd w:id="0"/>
             <w:r>
               <w:rPr>
                 <w:rFonts w:ascii="Times New Roman" w:hAnsi="Times New Roman" w:cs="Times New Roman"/>
@@ -8163,16 +8351,7 @@
                 <w:szCs w:val="24"/>
                 <w:lang w:val="en-US"/>
               </w:rPr>
-              <w:t>num</w:t>
-            </w:r>
-            <w:r>
-              <w:rPr>
-                <w:rFonts w:ascii="Times New Roman" w:hAnsi="Times New Roman" w:cs="Times New Roman"/>
-                <w:sz w:val="24"/>
-                <w:szCs w:val="24"/>
-                <w:lang w:val="en-US"/>
-              </w:rPr>
-              <w:t>ber</w:t>
+              <w:t>number</w:t>
             </w:r>
             <w:proofErr w:type="gramEnd"/>
             <w:r>
@@ -8378,6 +8557,8 @@
         <w:spacing w:before="240"/>
         <w:rPr>
           <w:rFonts w:ascii="Times New Roman" w:hAnsi="Times New Roman" w:cs="Times New Roman"/>
+          <w:b/>
+          <w:bCs/>
           <w:sz w:val="24"/>
           <w:szCs w:val="24"/>
         </w:rPr>
@@ -8467,28 +8648,1812 @@
           <w:sz w:val="24"/>
           <w:szCs w:val="24"/>
         </w:rPr>
-        <w:t xml:space="preserve">Перечень </w:t>
-      </w:r>
-      <w:r>
-        <w:rPr>
-          <w:rFonts w:ascii="Times New Roman" w:hAnsi="Times New Roman" w:cs="Times New Roman"/>
-          <w:b/>
-          <w:bCs/>
-          <w:sz w:val="24"/>
-          <w:szCs w:val="24"/>
-        </w:rPr>
-        <w:t>практических занятий</w:t>
+        <w:t>Перечень практических занятий</w:t>
       </w:r>
     </w:p>
     <w:p>
       <w:pPr>
         <w:spacing w:before="240"/>
-        <w:rPr>
-          <w:rFonts w:ascii="Times New Roman" w:hAnsi="Times New Roman" w:cs="Times New Roman"/>
+        <w:ind w:firstLine="708"/>
+        <w:rPr>
+          <w:rFonts w:ascii="Times New Roman" w:hAnsi="Times New Roman" w:cs="Times New Roman"/>
+          <w:bCs/>
           <w:sz w:val="24"/>
           <w:szCs w:val="24"/>
         </w:rPr>
       </w:pPr>
+      <w:r>
+        <w:rPr>
+          <w:rFonts w:ascii="Times New Roman" w:hAnsi="Times New Roman" w:cs="Times New Roman"/>
+          <w:bCs/>
+          <w:sz w:val="24"/>
+          <w:szCs w:val="24"/>
+        </w:rPr>
+        <w:t xml:space="preserve">{% </w:t>
+      </w:r>
+      <w:r>
+        <w:rPr>
+          <w:rFonts w:ascii="Times New Roman" w:hAnsi="Times New Roman" w:cs="Times New Roman"/>
+          <w:bCs/>
+          <w:sz w:val="24"/>
+          <w:szCs w:val="24"/>
+          <w:lang w:val="en-US"/>
+        </w:rPr>
+        <w:t>if</w:t>
+      </w:r>
+      <w:r>
+        <w:rPr>
+          <w:rFonts w:ascii="Times New Roman" w:hAnsi="Times New Roman" w:cs="Times New Roman"/>
+          <w:bCs/>
+          <w:sz w:val="24"/>
+          <w:szCs w:val="24"/>
+        </w:rPr>
+        <w:t xml:space="preserve"> </w:t>
+      </w:r>
+      <w:r>
+        <w:rPr>
+          <w:rFonts w:ascii="Times New Roman" w:hAnsi="Times New Roman" w:cs="Times New Roman"/>
+          <w:bCs/>
+          <w:sz w:val="24"/>
+          <w:szCs w:val="24"/>
+          <w:lang w:val="en-US"/>
+        </w:rPr>
+        <w:t>not</w:t>
+      </w:r>
+      <w:r>
+        <w:rPr>
+          <w:rFonts w:ascii="Times New Roman" w:hAnsi="Times New Roman" w:cs="Times New Roman"/>
+          <w:bCs/>
+          <w:sz w:val="24"/>
+          <w:szCs w:val="24"/>
+        </w:rPr>
+        <w:t xml:space="preserve"> </w:t>
+      </w:r>
+      <w:proofErr w:type="spellStart"/>
+      <w:r>
+        <w:rPr>
+          <w:rFonts w:ascii="Times New Roman" w:hAnsi="Times New Roman" w:cs="Times New Roman"/>
+          <w:bCs/>
+          <w:sz w:val="24"/>
+          <w:szCs w:val="24"/>
+          <w:lang w:val="en-US"/>
+        </w:rPr>
+        <w:t>prw</w:t>
+      </w:r>
+      <w:proofErr w:type="spellEnd"/>
+      <w:r>
+        <w:rPr>
+          <w:rFonts w:ascii="Times New Roman" w:hAnsi="Times New Roman" w:cs="Times New Roman"/>
+          <w:bCs/>
+          <w:sz w:val="24"/>
+          <w:szCs w:val="24"/>
+        </w:rPr>
+        <w:t xml:space="preserve"> %} Практических занятий не предусмотрено </w:t>
+      </w:r>
+    </w:p>
+    <w:p>
+      <w:pPr>
+        <w:spacing w:before="240"/>
+        <w:rPr>
+          <w:rFonts w:ascii="Times New Roman" w:hAnsi="Times New Roman" w:cs="Times New Roman"/>
+          <w:b/>
+          <w:bCs/>
+          <w:sz w:val="24"/>
+          <w:szCs w:val="24"/>
+        </w:rPr>
+      </w:pPr>
+      <w:r>
+        <w:rPr>
+          <w:rFonts w:ascii="Times New Roman" w:hAnsi="Times New Roman" w:cs="Times New Roman"/>
+          <w:bCs/>
+          <w:sz w:val="24"/>
+          <w:szCs w:val="24"/>
+        </w:rPr>
+        <w:t xml:space="preserve">{% </w:t>
+      </w:r>
+      <w:proofErr w:type="spellStart"/>
+      <w:r>
+        <w:rPr>
+          <w:rFonts w:ascii="Times New Roman" w:hAnsi="Times New Roman" w:cs="Times New Roman"/>
+          <w:bCs/>
+          <w:sz w:val="24"/>
+          <w:szCs w:val="24"/>
+          <w:lang w:val="en-US"/>
+        </w:rPr>
+        <w:t>endif</w:t>
+      </w:r>
+      <w:proofErr w:type="spellEnd"/>
+      <w:r>
+        <w:rPr>
+          <w:rFonts w:ascii="Times New Roman" w:hAnsi="Times New Roman" w:cs="Times New Roman"/>
+          <w:bCs/>
+          <w:sz w:val="24"/>
+          <w:szCs w:val="24"/>
+        </w:rPr>
+        <w:t xml:space="preserve"> </w:t>
+      </w:r>
+      <w:proofErr w:type="gramStart"/>
+      <w:r>
+        <w:rPr>
+          <w:rFonts w:ascii="Times New Roman" w:hAnsi="Times New Roman" w:cs="Times New Roman"/>
+          <w:bCs/>
+          <w:sz w:val="24"/>
+          <w:szCs w:val="24"/>
+        </w:rPr>
+        <w:t>%}</w:t>
+      </w:r>
+      <w:r>
+        <w:rPr>
+          <w:rFonts w:ascii="Times New Roman" w:hAnsi="Times New Roman" w:cs="Times New Roman"/>
+          <w:b/>
+          <w:bCs/>
+          <w:sz w:val="24"/>
+          <w:szCs w:val="24"/>
+        </w:rPr>
+        <w:t>{</w:t>
+      </w:r>
+      <w:proofErr w:type="gramEnd"/>
+      <w:r>
+        <w:rPr>
+          <w:rFonts w:ascii="Times New Roman" w:hAnsi="Times New Roman" w:cs="Times New Roman"/>
+          <w:b/>
+          <w:bCs/>
+          <w:sz w:val="24"/>
+          <w:szCs w:val="24"/>
+        </w:rPr>
+        <w:t xml:space="preserve">% </w:t>
+      </w:r>
+      <w:r>
+        <w:rPr>
+          <w:rFonts w:ascii="Times New Roman" w:hAnsi="Times New Roman" w:cs="Times New Roman"/>
+          <w:b/>
+          <w:bCs/>
+          <w:sz w:val="24"/>
+          <w:szCs w:val="24"/>
+          <w:lang w:val="en-US"/>
+        </w:rPr>
+        <w:t>for</w:t>
+      </w:r>
+      <w:r>
+        <w:rPr>
+          <w:rFonts w:ascii="Times New Roman" w:hAnsi="Times New Roman" w:cs="Times New Roman"/>
+          <w:b/>
+          <w:bCs/>
+          <w:sz w:val="24"/>
+          <w:szCs w:val="24"/>
+        </w:rPr>
+        <w:t xml:space="preserve"> </w:t>
+      </w:r>
+      <w:r>
+        <w:rPr>
+          <w:rFonts w:ascii="Times New Roman" w:hAnsi="Times New Roman" w:cs="Times New Roman"/>
+          <w:b/>
+          <w:bCs/>
+          <w:sz w:val="24"/>
+          <w:szCs w:val="24"/>
+          <w:lang w:val="en-US"/>
+        </w:rPr>
+        <w:t>key</w:t>
+      </w:r>
+      <w:r>
+        <w:rPr>
+          <w:rFonts w:ascii="Times New Roman" w:hAnsi="Times New Roman" w:cs="Times New Roman"/>
+          <w:b/>
+          <w:bCs/>
+          <w:sz w:val="24"/>
+          <w:szCs w:val="24"/>
+        </w:rPr>
+        <w:t xml:space="preserve">, </w:t>
+      </w:r>
+      <w:r>
+        <w:rPr>
+          <w:rFonts w:ascii="Times New Roman" w:hAnsi="Times New Roman" w:cs="Times New Roman"/>
+          <w:b/>
+          <w:bCs/>
+          <w:sz w:val="24"/>
+          <w:szCs w:val="24"/>
+          <w:lang w:val="en-US"/>
+        </w:rPr>
+        <w:t>items</w:t>
+      </w:r>
+      <w:r>
+        <w:rPr>
+          <w:rFonts w:ascii="Times New Roman" w:hAnsi="Times New Roman" w:cs="Times New Roman"/>
+          <w:b/>
+          <w:bCs/>
+          <w:sz w:val="24"/>
+          <w:szCs w:val="24"/>
+        </w:rPr>
+        <w:t xml:space="preserve"> </w:t>
+      </w:r>
+      <w:r>
+        <w:rPr>
+          <w:rFonts w:ascii="Times New Roman" w:hAnsi="Times New Roman" w:cs="Times New Roman"/>
+          <w:b/>
+          <w:bCs/>
+          <w:sz w:val="24"/>
+          <w:szCs w:val="24"/>
+          <w:lang w:val="en-US"/>
+        </w:rPr>
+        <w:t>in</w:t>
+      </w:r>
+      <w:r>
+        <w:rPr>
+          <w:rFonts w:ascii="Times New Roman" w:hAnsi="Times New Roman" w:cs="Times New Roman"/>
+          <w:b/>
+          <w:bCs/>
+          <w:sz w:val="24"/>
+          <w:szCs w:val="24"/>
+        </w:rPr>
+        <w:t xml:space="preserve"> </w:t>
+      </w:r>
+      <w:proofErr w:type="spellStart"/>
+      <w:r>
+        <w:rPr>
+          <w:rFonts w:ascii="Times New Roman" w:hAnsi="Times New Roman" w:cs="Times New Roman"/>
+          <w:b/>
+          <w:bCs/>
+          <w:sz w:val="24"/>
+          <w:szCs w:val="24"/>
+          <w:lang w:val="en-US"/>
+        </w:rPr>
+        <w:t>prw</w:t>
+      </w:r>
+      <w:proofErr w:type="spellEnd"/>
+      <w:r>
+        <w:rPr>
+          <w:rFonts w:ascii="Times New Roman" w:hAnsi="Times New Roman" w:cs="Times New Roman"/>
+          <w:b/>
+          <w:bCs/>
+          <w:sz w:val="24"/>
+          <w:szCs w:val="24"/>
+        </w:rPr>
+        <w:t>.</w:t>
+      </w:r>
+      <w:r>
+        <w:rPr>
+          <w:rFonts w:ascii="Times New Roman" w:hAnsi="Times New Roman" w:cs="Times New Roman"/>
+          <w:b/>
+          <w:bCs/>
+          <w:sz w:val="24"/>
+          <w:szCs w:val="24"/>
+          <w:lang w:val="en-US"/>
+        </w:rPr>
+        <w:t>items</w:t>
+      </w:r>
+      <w:r>
+        <w:rPr>
+          <w:rFonts w:ascii="Times New Roman" w:hAnsi="Times New Roman" w:cs="Times New Roman"/>
+          <w:b/>
+          <w:bCs/>
+          <w:sz w:val="24"/>
+          <w:szCs w:val="24"/>
+        </w:rPr>
+        <w:t>() %}</w:t>
+      </w:r>
+      <w:r>
+        <w:rPr>
+          <w:rFonts w:ascii="Times New Roman" w:hAnsi="Times New Roman" w:cs="Times New Roman"/>
+          <w:b/>
+          <w:bCs/>
+          <w:sz w:val="24"/>
+          <w:szCs w:val="24"/>
+        </w:rPr>
+        <w:t>Семестр</w:t>
+      </w:r>
+      <w:r>
+        <w:rPr>
+          <w:rFonts w:ascii="Times New Roman" w:hAnsi="Times New Roman" w:cs="Times New Roman"/>
+          <w:b/>
+          <w:bCs/>
+          <w:sz w:val="24"/>
+          <w:szCs w:val="24"/>
+        </w:rPr>
+        <w:t xml:space="preserve"> № {{ </w:t>
+      </w:r>
+      <w:r>
+        <w:rPr>
+          <w:rFonts w:ascii="Times New Roman" w:hAnsi="Times New Roman" w:cs="Times New Roman"/>
+          <w:b/>
+          <w:bCs/>
+          <w:sz w:val="24"/>
+          <w:szCs w:val="24"/>
+          <w:lang w:val="en-US"/>
+        </w:rPr>
+        <w:t>key</w:t>
+      </w:r>
+      <w:r>
+        <w:rPr>
+          <w:rFonts w:ascii="Times New Roman" w:hAnsi="Times New Roman" w:cs="Times New Roman"/>
+          <w:b/>
+          <w:bCs/>
+          <w:sz w:val="24"/>
+          <w:szCs w:val="24"/>
+        </w:rPr>
+        <w:t xml:space="preserve"> }}</w:t>
+      </w:r>
+    </w:p>
+    <w:tbl>
+      <w:tblPr>
+        <w:tblStyle w:val="ab"/>
+        <w:tblW w:w="0" w:type="auto"/>
+        <w:tblLook w:val="04A0" w:firstRow="1" w:lastRow="0" w:firstColumn="1" w:lastColumn="0" w:noHBand="0" w:noVBand="1"/>
+      </w:tblPr>
+      <w:tblGrid>
+        <w:gridCol w:w="1130"/>
+        <w:gridCol w:w="5244"/>
+        <w:gridCol w:w="2971"/>
+      </w:tblGrid>
+      <w:tr>
+        <w:tc>
+          <w:tcPr>
+            <w:tcW w:w="1130" w:type="dxa"/>
+            <w:vAlign w:val="center"/>
+          </w:tcPr>
+          <w:p>
+            <w:pPr>
+              <w:jc w:val="center"/>
+              <w:rPr>
+                <w:rFonts w:ascii="Times New Roman" w:hAnsi="Times New Roman" w:cs="Times New Roman"/>
+                <w:b/>
+                <w:sz w:val="24"/>
+                <w:szCs w:val="24"/>
+              </w:rPr>
+            </w:pPr>
+            <w:r>
+              <w:rPr>
+                <w:rFonts w:ascii="Times New Roman" w:hAnsi="Times New Roman" w:cs="Times New Roman"/>
+                <w:b/>
+                <w:sz w:val="24"/>
+                <w:szCs w:val="24"/>
+              </w:rPr>
+              <w:t>№</w:t>
+            </w:r>
+            <w:r>
+              <w:rPr>
+                <w:rFonts w:ascii="Times New Roman" w:hAnsi="Times New Roman" w:cs="Times New Roman"/>
+                <w:b/>
+                <w:sz w:val="24"/>
+                <w:szCs w:val="24"/>
+              </w:rPr>
+              <w:t xml:space="preserve"> п</w:t>
+            </w:r>
+            <w:r>
+              <w:rPr>
+                <w:rFonts w:ascii="Times New Roman" w:hAnsi="Times New Roman" w:cs="Times New Roman"/>
+                <w:b/>
+                <w:sz w:val="24"/>
+                <w:szCs w:val="24"/>
+              </w:rPr>
+              <w:t>/</w:t>
+            </w:r>
+            <w:r>
+              <w:rPr>
+                <w:rFonts w:ascii="Times New Roman" w:hAnsi="Times New Roman" w:cs="Times New Roman"/>
+                <w:b/>
+                <w:sz w:val="24"/>
+                <w:szCs w:val="24"/>
+              </w:rPr>
+              <w:t>п</w:t>
+            </w:r>
+          </w:p>
+        </w:tc>
+        <w:tc>
+          <w:tcPr>
+            <w:tcW w:w="5244" w:type="dxa"/>
+            <w:vAlign w:val="center"/>
+          </w:tcPr>
+          <w:p>
+            <w:pPr>
+              <w:jc w:val="center"/>
+              <w:rPr>
+                <w:rFonts w:ascii="Times New Roman" w:hAnsi="Times New Roman" w:cs="Times New Roman"/>
+                <w:b/>
+                <w:sz w:val="24"/>
+                <w:szCs w:val="24"/>
+              </w:rPr>
+            </w:pPr>
+            <w:r>
+              <w:rPr>
+                <w:rFonts w:ascii="Times New Roman" w:hAnsi="Times New Roman" w:cs="Times New Roman"/>
+                <w:b/>
+                <w:sz w:val="24"/>
+                <w:szCs w:val="24"/>
+              </w:rPr>
+              <w:t>Наименование лабораторной работы</w:t>
+            </w:r>
+          </w:p>
+        </w:tc>
+        <w:tc>
+          <w:tcPr>
+            <w:tcW w:w="2971" w:type="dxa"/>
+            <w:vAlign w:val="center"/>
+          </w:tcPr>
+          <w:p>
+            <w:pPr>
+              <w:jc w:val="center"/>
+              <w:rPr>
+                <w:rFonts w:ascii="Times New Roman" w:hAnsi="Times New Roman" w:cs="Times New Roman"/>
+                <w:b/>
+                <w:sz w:val="24"/>
+                <w:szCs w:val="24"/>
+              </w:rPr>
+            </w:pPr>
+            <w:r>
+              <w:rPr>
+                <w:rFonts w:ascii="Times New Roman" w:hAnsi="Times New Roman" w:cs="Times New Roman"/>
+                <w:b/>
+                <w:sz w:val="24"/>
+                <w:szCs w:val="24"/>
+              </w:rPr>
+              <w:t>Кол-во академических часов</w:t>
+            </w:r>
+          </w:p>
+        </w:tc>
+      </w:tr>
+      <w:tr>
+        <w:tc>
+          <w:tcPr>
+            <w:tcW w:w="9345" w:type="dxa"/>
+            <w:gridSpan w:val="3"/>
+          </w:tcPr>
+          <w:p>
+            <w:pPr>
+              <w:jc w:val="center"/>
+              <w:rPr>
+                <w:rFonts w:ascii="Times New Roman" w:hAnsi="Times New Roman" w:cs="Times New Roman"/>
+                <w:sz w:val="24"/>
+                <w:szCs w:val="24"/>
+                <w:lang w:val="en-US"/>
+              </w:rPr>
+            </w:pPr>
+            <w:r>
+              <w:rPr>
+                <w:rFonts w:ascii="Times New Roman" w:hAnsi="Times New Roman" w:cs="Times New Roman"/>
+                <w:sz w:val="24"/>
+                <w:szCs w:val="24"/>
+                <w:lang w:val="en-US"/>
+              </w:rPr>
+              <w:t>{%</w:t>
+            </w:r>
+            <w:proofErr w:type="spellStart"/>
+            <w:r>
+              <w:rPr>
+                <w:rFonts w:ascii="Times New Roman" w:hAnsi="Times New Roman" w:cs="Times New Roman"/>
+                <w:sz w:val="24"/>
+                <w:szCs w:val="24"/>
+                <w:lang w:val="en-US"/>
+              </w:rPr>
+              <w:t>tr</w:t>
+            </w:r>
+            <w:proofErr w:type="spellEnd"/>
+            <w:r>
+              <w:rPr>
+                <w:rFonts w:ascii="Times New Roman" w:hAnsi="Times New Roman" w:cs="Times New Roman"/>
+                <w:sz w:val="24"/>
+                <w:szCs w:val="24"/>
+                <w:lang w:val="en-US"/>
+              </w:rPr>
+              <w:t xml:space="preserve"> </w:t>
+            </w:r>
+            <w:r>
+              <w:rPr>
+                <w:rFonts w:ascii="Times New Roman" w:hAnsi="Times New Roman" w:cs="Times New Roman"/>
+                <w:sz w:val="24"/>
+                <w:szCs w:val="24"/>
+                <w:lang w:val="en-US"/>
+              </w:rPr>
+              <w:t>for</w:t>
+            </w:r>
+            <w:r>
+              <w:rPr>
+                <w:rFonts w:ascii="Times New Roman" w:hAnsi="Times New Roman" w:cs="Times New Roman"/>
+                <w:sz w:val="24"/>
+                <w:szCs w:val="24"/>
+                <w:lang w:val="en-US"/>
+              </w:rPr>
+              <w:t xml:space="preserve"> </w:t>
+            </w:r>
+            <w:proofErr w:type="spellStart"/>
+            <w:r>
+              <w:rPr>
+                <w:rFonts w:ascii="Times New Roman" w:hAnsi="Times New Roman" w:cs="Times New Roman"/>
+                <w:sz w:val="24"/>
+                <w:szCs w:val="24"/>
+                <w:lang w:val="en-US"/>
+              </w:rPr>
+              <w:t>i</w:t>
+            </w:r>
+            <w:proofErr w:type="spellEnd"/>
+            <w:r>
+              <w:rPr>
+                <w:rFonts w:ascii="Times New Roman" w:hAnsi="Times New Roman" w:cs="Times New Roman"/>
+                <w:sz w:val="24"/>
+                <w:szCs w:val="24"/>
+                <w:lang w:val="en-US"/>
+              </w:rPr>
+              <w:t xml:space="preserve"> </w:t>
+            </w:r>
+            <w:r>
+              <w:rPr>
+                <w:rFonts w:ascii="Times New Roman" w:hAnsi="Times New Roman" w:cs="Times New Roman"/>
+                <w:sz w:val="24"/>
+                <w:szCs w:val="24"/>
+                <w:lang w:val="en-US"/>
+              </w:rPr>
+              <w:t>in</w:t>
+            </w:r>
+            <w:r>
+              <w:rPr>
+                <w:rFonts w:ascii="Times New Roman" w:hAnsi="Times New Roman" w:cs="Times New Roman"/>
+                <w:sz w:val="24"/>
+                <w:szCs w:val="24"/>
+                <w:lang w:val="en-US"/>
+              </w:rPr>
+              <w:t xml:space="preserve"> </w:t>
+            </w:r>
+            <w:r>
+              <w:rPr>
+                <w:rFonts w:ascii="Times New Roman" w:hAnsi="Times New Roman" w:cs="Times New Roman"/>
+                <w:sz w:val="24"/>
+                <w:szCs w:val="24"/>
+                <w:lang w:val="en-US"/>
+              </w:rPr>
+              <w:t xml:space="preserve">items </w:t>
+            </w:r>
+            <w:r>
+              <w:rPr>
+                <w:rFonts w:ascii="Times New Roman" w:hAnsi="Times New Roman" w:cs="Times New Roman"/>
+                <w:sz w:val="24"/>
+                <w:szCs w:val="24"/>
+                <w:lang w:val="en-US"/>
+              </w:rPr>
+              <w:t>%}</w:t>
+            </w:r>
+          </w:p>
+        </w:tc>
+      </w:tr>
+      <w:tr>
+        <w:tc>
+          <w:tcPr>
+            <w:tcW w:w="1130" w:type="dxa"/>
+            <w:vAlign w:val="center"/>
+          </w:tcPr>
+          <w:p>
+            <w:pPr>
+              <w:jc w:val="center"/>
+              <w:rPr>
+                <w:rFonts w:ascii="Times New Roman" w:hAnsi="Times New Roman" w:cs="Times New Roman"/>
+                <w:sz w:val="24"/>
+                <w:szCs w:val="24"/>
+              </w:rPr>
+            </w:pPr>
+            <w:proofErr w:type="gramStart"/>
+            <w:r>
+              <w:rPr>
+                <w:rFonts w:ascii="Times New Roman" w:hAnsi="Times New Roman" w:cs="Times New Roman"/>
+                <w:sz w:val="24"/>
+                <w:szCs w:val="24"/>
+              </w:rPr>
+              <w:t xml:space="preserve">{{ </w:t>
+            </w:r>
+            <w:proofErr w:type="spellStart"/>
+            <w:r>
+              <w:rPr>
+                <w:rFonts w:ascii="Times New Roman" w:hAnsi="Times New Roman" w:cs="Times New Roman"/>
+                <w:sz w:val="24"/>
+                <w:szCs w:val="24"/>
+                <w:lang w:val="en-US"/>
+              </w:rPr>
+              <w:t>i</w:t>
+            </w:r>
+            <w:proofErr w:type="spellEnd"/>
+            <w:r>
+              <w:rPr>
+                <w:rFonts w:ascii="Times New Roman" w:hAnsi="Times New Roman" w:cs="Times New Roman"/>
+                <w:sz w:val="24"/>
+                <w:szCs w:val="24"/>
+              </w:rPr>
+              <w:t>.</w:t>
+            </w:r>
+            <w:r>
+              <w:rPr>
+                <w:rFonts w:ascii="Times New Roman" w:hAnsi="Times New Roman" w:cs="Times New Roman"/>
+                <w:sz w:val="24"/>
+                <w:szCs w:val="24"/>
+                <w:lang w:val="en-US"/>
+              </w:rPr>
+              <w:t>number</w:t>
+            </w:r>
+            <w:proofErr w:type="gramEnd"/>
+            <w:r>
+              <w:rPr>
+                <w:rFonts w:ascii="Times New Roman" w:hAnsi="Times New Roman" w:cs="Times New Roman"/>
+                <w:sz w:val="24"/>
+                <w:szCs w:val="24"/>
+              </w:rPr>
+              <w:t xml:space="preserve"> }}</w:t>
+            </w:r>
+          </w:p>
+        </w:tc>
+        <w:tc>
+          <w:tcPr>
+            <w:tcW w:w="5244" w:type="dxa"/>
+          </w:tcPr>
+          <w:p>
+            <w:pPr>
+              <w:rPr>
+                <w:rFonts w:ascii="Times New Roman" w:hAnsi="Times New Roman" w:cs="Times New Roman"/>
+                <w:sz w:val="24"/>
+                <w:szCs w:val="24"/>
+              </w:rPr>
+            </w:pPr>
+            <w:proofErr w:type="gramStart"/>
+            <w:r>
+              <w:rPr>
+                <w:rFonts w:ascii="Times New Roman" w:hAnsi="Times New Roman" w:cs="Times New Roman"/>
+                <w:sz w:val="24"/>
+                <w:szCs w:val="24"/>
+              </w:rPr>
+              <w:t xml:space="preserve">{{ </w:t>
+            </w:r>
+            <w:proofErr w:type="spellStart"/>
+            <w:r>
+              <w:rPr>
+                <w:rFonts w:ascii="Times New Roman" w:hAnsi="Times New Roman" w:cs="Times New Roman"/>
+                <w:sz w:val="24"/>
+                <w:szCs w:val="24"/>
+                <w:lang w:val="en-US"/>
+              </w:rPr>
+              <w:t>i</w:t>
+            </w:r>
+            <w:proofErr w:type="spellEnd"/>
+            <w:r>
+              <w:rPr>
+                <w:rFonts w:ascii="Times New Roman" w:hAnsi="Times New Roman" w:cs="Times New Roman"/>
+                <w:sz w:val="24"/>
+                <w:szCs w:val="24"/>
+              </w:rPr>
+              <w:t>.</w:t>
+            </w:r>
+            <w:r>
+              <w:rPr>
+                <w:rFonts w:ascii="Times New Roman" w:hAnsi="Times New Roman" w:cs="Times New Roman"/>
+                <w:sz w:val="24"/>
+                <w:szCs w:val="24"/>
+                <w:lang w:val="en-US"/>
+              </w:rPr>
+              <w:t>content</w:t>
+            </w:r>
+            <w:proofErr w:type="gramEnd"/>
+            <w:r>
+              <w:rPr>
+                <w:rFonts w:ascii="Times New Roman" w:hAnsi="Times New Roman" w:cs="Times New Roman"/>
+                <w:sz w:val="24"/>
+                <w:szCs w:val="24"/>
+              </w:rPr>
+              <w:t xml:space="preserve"> }}</w:t>
+            </w:r>
+          </w:p>
+        </w:tc>
+        <w:tc>
+          <w:tcPr>
+            <w:tcW w:w="2971" w:type="dxa"/>
+            <w:vAlign w:val="center"/>
+          </w:tcPr>
+          <w:p>
+            <w:pPr>
+              <w:jc w:val="center"/>
+              <w:rPr>
+                <w:rFonts w:ascii="Times New Roman" w:hAnsi="Times New Roman" w:cs="Times New Roman"/>
+                <w:sz w:val="24"/>
+                <w:szCs w:val="24"/>
+              </w:rPr>
+            </w:pPr>
+            <w:proofErr w:type="gramStart"/>
+            <w:r>
+              <w:rPr>
+                <w:rFonts w:ascii="Times New Roman" w:hAnsi="Times New Roman" w:cs="Times New Roman"/>
+                <w:sz w:val="24"/>
+                <w:szCs w:val="24"/>
+              </w:rPr>
+              <w:t xml:space="preserve">{{ </w:t>
+            </w:r>
+            <w:proofErr w:type="spellStart"/>
+            <w:r>
+              <w:rPr>
+                <w:rFonts w:ascii="Times New Roman" w:hAnsi="Times New Roman" w:cs="Times New Roman"/>
+                <w:sz w:val="24"/>
+                <w:szCs w:val="24"/>
+                <w:lang w:val="en-US"/>
+              </w:rPr>
+              <w:t>i</w:t>
+            </w:r>
+            <w:proofErr w:type="spellEnd"/>
+            <w:r>
+              <w:rPr>
+                <w:rFonts w:ascii="Times New Roman" w:hAnsi="Times New Roman" w:cs="Times New Roman"/>
+                <w:sz w:val="24"/>
+                <w:szCs w:val="24"/>
+              </w:rPr>
+              <w:t>.</w:t>
+            </w:r>
+            <w:r>
+              <w:rPr>
+                <w:rFonts w:ascii="Times New Roman" w:hAnsi="Times New Roman" w:cs="Times New Roman"/>
+                <w:sz w:val="24"/>
+                <w:szCs w:val="24"/>
+                <w:lang w:val="en-US"/>
+              </w:rPr>
+              <w:t>hours</w:t>
+            </w:r>
+            <w:proofErr w:type="gramEnd"/>
+            <w:r>
+              <w:rPr>
+                <w:rFonts w:ascii="Times New Roman" w:hAnsi="Times New Roman" w:cs="Times New Roman"/>
+                <w:sz w:val="24"/>
+                <w:szCs w:val="24"/>
+              </w:rPr>
+              <w:t xml:space="preserve"> }}</w:t>
+            </w:r>
+          </w:p>
+        </w:tc>
+      </w:tr>
+      <w:tr>
+        <w:tc>
+          <w:tcPr>
+            <w:tcW w:w="9345" w:type="dxa"/>
+            <w:gridSpan w:val="3"/>
+          </w:tcPr>
+          <w:p>
+            <w:pPr>
+              <w:jc w:val="center"/>
+              <w:rPr>
+                <w:rFonts w:ascii="Times New Roman" w:hAnsi="Times New Roman" w:cs="Times New Roman"/>
+                <w:sz w:val="24"/>
+                <w:szCs w:val="24"/>
+              </w:rPr>
+            </w:pPr>
+            <w:r>
+              <w:rPr>
+                <w:rFonts w:ascii="Times New Roman" w:hAnsi="Times New Roman" w:cs="Times New Roman"/>
+                <w:sz w:val="24"/>
+                <w:szCs w:val="24"/>
+              </w:rPr>
+              <w:t>{%</w:t>
+            </w:r>
+            <w:proofErr w:type="spellStart"/>
+            <w:r>
+              <w:rPr>
+                <w:rFonts w:ascii="Times New Roman" w:hAnsi="Times New Roman" w:cs="Times New Roman"/>
+                <w:sz w:val="24"/>
+                <w:szCs w:val="24"/>
+                <w:lang w:val="en-US"/>
+              </w:rPr>
+              <w:t>tr</w:t>
+            </w:r>
+            <w:proofErr w:type="spellEnd"/>
+            <w:r>
+              <w:rPr>
+                <w:rFonts w:ascii="Times New Roman" w:hAnsi="Times New Roman" w:cs="Times New Roman"/>
+                <w:sz w:val="24"/>
+                <w:szCs w:val="24"/>
+              </w:rPr>
+              <w:t xml:space="preserve"> </w:t>
+            </w:r>
+            <w:proofErr w:type="spellStart"/>
+            <w:r>
+              <w:rPr>
+                <w:rFonts w:ascii="Times New Roman" w:hAnsi="Times New Roman" w:cs="Times New Roman"/>
+                <w:sz w:val="24"/>
+                <w:szCs w:val="24"/>
+                <w:lang w:val="en-US"/>
+              </w:rPr>
+              <w:t>endfor</w:t>
+            </w:r>
+            <w:proofErr w:type="spellEnd"/>
+            <w:r>
+              <w:rPr>
+                <w:rFonts w:ascii="Times New Roman" w:hAnsi="Times New Roman" w:cs="Times New Roman"/>
+                <w:sz w:val="24"/>
+                <w:szCs w:val="24"/>
+              </w:rPr>
+              <w:t xml:space="preserve"> %}</w:t>
+            </w:r>
+          </w:p>
+        </w:tc>
+      </w:tr>
+    </w:tbl>
+    <w:p>
+      <w:pPr>
+        <w:spacing w:before="240"/>
+        <w:rPr>
+          <w:rFonts w:ascii="Times New Roman" w:hAnsi="Times New Roman" w:cs="Times New Roman"/>
+          <w:sz w:val="24"/>
+          <w:szCs w:val="24"/>
+        </w:rPr>
+      </w:pPr>
+      <w:r>
+        <w:rPr>
+          <w:rFonts w:ascii="Times New Roman" w:hAnsi="Times New Roman" w:cs="Times New Roman"/>
+          <w:sz w:val="24"/>
+          <w:szCs w:val="24"/>
+        </w:rPr>
+        <w:t xml:space="preserve">{% </w:t>
+      </w:r>
+      <w:proofErr w:type="spellStart"/>
+      <w:r>
+        <w:rPr>
+          <w:rFonts w:ascii="Times New Roman" w:hAnsi="Times New Roman" w:cs="Times New Roman"/>
+          <w:sz w:val="24"/>
+          <w:szCs w:val="24"/>
+          <w:lang w:val="en-US"/>
+        </w:rPr>
+        <w:t>endfor</w:t>
+      </w:r>
+      <w:proofErr w:type="spellEnd"/>
+      <w:r>
+        <w:rPr>
+          <w:rFonts w:ascii="Times New Roman" w:hAnsi="Times New Roman" w:cs="Times New Roman"/>
+          <w:sz w:val="24"/>
+          <w:szCs w:val="24"/>
+        </w:rPr>
+        <w:t xml:space="preserve"> </w:t>
+      </w:r>
+      <w:proofErr w:type="gramStart"/>
+      <w:r>
+        <w:rPr>
+          <w:rFonts w:ascii="Times New Roman" w:hAnsi="Times New Roman" w:cs="Times New Roman"/>
+          <w:sz w:val="24"/>
+          <w:szCs w:val="24"/>
+        </w:rPr>
+        <w:t>%}</w:t>
+      </w:r>
+      <w:r>
+        <w:rPr>
+          <w:rFonts w:ascii="Times New Roman" w:hAnsi="Times New Roman" w:cs="Times New Roman"/>
+          <w:b/>
+          <w:bCs/>
+          <w:sz w:val="24"/>
+          <w:szCs w:val="24"/>
+        </w:rPr>
+        <w:t>4</w:t>
+      </w:r>
+      <w:r>
+        <w:rPr>
+          <w:rFonts w:ascii="Times New Roman" w:hAnsi="Times New Roman" w:cs="Times New Roman"/>
+          <w:b/>
+          <w:bCs/>
+          <w:sz w:val="24"/>
+          <w:szCs w:val="24"/>
+        </w:rPr>
+        <w:t>.</w:t>
+      </w:r>
+      <w:r>
+        <w:rPr>
+          <w:rFonts w:ascii="Times New Roman" w:hAnsi="Times New Roman" w:cs="Times New Roman"/>
+          <w:b/>
+          <w:bCs/>
+          <w:sz w:val="24"/>
+          <w:szCs w:val="24"/>
+        </w:rPr>
+        <w:t>5</w:t>
+      </w:r>
+      <w:proofErr w:type="gramEnd"/>
+      <w:r>
+        <w:rPr>
+          <w:rFonts w:ascii="Times New Roman" w:hAnsi="Times New Roman" w:cs="Times New Roman"/>
+          <w:b/>
+          <w:bCs/>
+          <w:sz w:val="24"/>
+          <w:szCs w:val="24"/>
+        </w:rPr>
+        <w:t xml:space="preserve"> Самостоятельная работа</w:t>
+      </w:r>
+    </w:p>
+    <w:p>
+      <w:pPr>
+        <w:spacing w:before="240"/>
+        <w:ind w:firstLine="708"/>
+        <w:rPr>
+          <w:rFonts w:ascii="Times New Roman" w:hAnsi="Times New Roman" w:cs="Times New Roman"/>
+          <w:bCs/>
+          <w:sz w:val="24"/>
+          <w:szCs w:val="24"/>
+        </w:rPr>
+      </w:pPr>
+      <w:r>
+        <w:rPr>
+          <w:rFonts w:ascii="Times New Roman" w:hAnsi="Times New Roman" w:cs="Times New Roman"/>
+          <w:bCs/>
+          <w:sz w:val="24"/>
+          <w:szCs w:val="24"/>
+        </w:rPr>
+        <w:t xml:space="preserve">{% </w:t>
+      </w:r>
+      <w:r>
+        <w:rPr>
+          <w:rFonts w:ascii="Times New Roman" w:hAnsi="Times New Roman" w:cs="Times New Roman"/>
+          <w:bCs/>
+          <w:sz w:val="24"/>
+          <w:szCs w:val="24"/>
+          <w:lang w:val="en-US"/>
+        </w:rPr>
+        <w:t>if</w:t>
+      </w:r>
+      <w:r>
+        <w:rPr>
+          <w:rFonts w:ascii="Times New Roman" w:hAnsi="Times New Roman" w:cs="Times New Roman"/>
+          <w:bCs/>
+          <w:sz w:val="24"/>
+          <w:szCs w:val="24"/>
+        </w:rPr>
+        <w:t xml:space="preserve"> </w:t>
+      </w:r>
+      <w:r>
+        <w:rPr>
+          <w:rFonts w:ascii="Times New Roman" w:hAnsi="Times New Roman" w:cs="Times New Roman"/>
+          <w:bCs/>
+          <w:sz w:val="24"/>
+          <w:szCs w:val="24"/>
+          <w:lang w:val="en-US"/>
+        </w:rPr>
+        <w:t>not</w:t>
+      </w:r>
+      <w:r>
+        <w:rPr>
+          <w:rFonts w:ascii="Times New Roman" w:hAnsi="Times New Roman" w:cs="Times New Roman"/>
+          <w:bCs/>
+          <w:sz w:val="24"/>
+          <w:szCs w:val="24"/>
+        </w:rPr>
+        <w:t xml:space="preserve"> </w:t>
+      </w:r>
+      <w:proofErr w:type="spellStart"/>
+      <w:r>
+        <w:rPr>
+          <w:rFonts w:ascii="Times New Roman" w:hAnsi="Times New Roman" w:cs="Times New Roman"/>
+          <w:bCs/>
+          <w:sz w:val="24"/>
+          <w:szCs w:val="24"/>
+          <w:lang w:val="en-US"/>
+        </w:rPr>
+        <w:t>srs</w:t>
+      </w:r>
+      <w:r>
+        <w:rPr>
+          <w:rFonts w:ascii="Times New Roman" w:hAnsi="Times New Roman" w:cs="Times New Roman"/>
+          <w:bCs/>
+          <w:sz w:val="24"/>
+          <w:szCs w:val="24"/>
+          <w:lang w:val="en-US"/>
+        </w:rPr>
+        <w:t>w</w:t>
+      </w:r>
+      <w:proofErr w:type="spellEnd"/>
+      <w:r>
+        <w:rPr>
+          <w:rFonts w:ascii="Times New Roman" w:hAnsi="Times New Roman" w:cs="Times New Roman"/>
+          <w:bCs/>
+          <w:sz w:val="24"/>
+          <w:szCs w:val="24"/>
+        </w:rPr>
+        <w:t xml:space="preserve"> %} Практических занятий не предусмотрено </w:t>
+      </w:r>
+    </w:p>
+    <w:p>
+      <w:pPr>
+        <w:spacing w:before="240"/>
+        <w:rPr>
+          <w:rFonts w:ascii="Times New Roman" w:hAnsi="Times New Roman" w:cs="Times New Roman"/>
+          <w:b/>
+          <w:bCs/>
+          <w:sz w:val="24"/>
+          <w:szCs w:val="24"/>
+        </w:rPr>
+      </w:pPr>
+      <w:r>
+        <w:rPr>
+          <w:rFonts w:ascii="Times New Roman" w:hAnsi="Times New Roman" w:cs="Times New Roman"/>
+          <w:bCs/>
+          <w:sz w:val="24"/>
+          <w:szCs w:val="24"/>
+        </w:rPr>
+        <w:t xml:space="preserve">{% </w:t>
+      </w:r>
+      <w:proofErr w:type="spellStart"/>
+      <w:r>
+        <w:rPr>
+          <w:rFonts w:ascii="Times New Roman" w:hAnsi="Times New Roman" w:cs="Times New Roman"/>
+          <w:bCs/>
+          <w:sz w:val="24"/>
+          <w:szCs w:val="24"/>
+          <w:lang w:val="en-US"/>
+        </w:rPr>
+        <w:t>endif</w:t>
+      </w:r>
+      <w:proofErr w:type="spellEnd"/>
+      <w:r>
+        <w:rPr>
+          <w:rFonts w:ascii="Times New Roman" w:hAnsi="Times New Roman" w:cs="Times New Roman"/>
+          <w:bCs/>
+          <w:sz w:val="24"/>
+          <w:szCs w:val="24"/>
+        </w:rPr>
+        <w:t xml:space="preserve"> </w:t>
+      </w:r>
+      <w:proofErr w:type="gramStart"/>
+      <w:r>
+        <w:rPr>
+          <w:rFonts w:ascii="Times New Roman" w:hAnsi="Times New Roman" w:cs="Times New Roman"/>
+          <w:bCs/>
+          <w:sz w:val="24"/>
+          <w:szCs w:val="24"/>
+        </w:rPr>
+        <w:t>%}</w:t>
+      </w:r>
+      <w:r>
+        <w:rPr>
+          <w:rFonts w:ascii="Times New Roman" w:hAnsi="Times New Roman" w:cs="Times New Roman"/>
+          <w:b/>
+          <w:bCs/>
+          <w:sz w:val="24"/>
+          <w:szCs w:val="24"/>
+        </w:rPr>
+        <w:t>{</w:t>
+      </w:r>
+      <w:proofErr w:type="gramEnd"/>
+      <w:r>
+        <w:rPr>
+          <w:rFonts w:ascii="Times New Roman" w:hAnsi="Times New Roman" w:cs="Times New Roman"/>
+          <w:b/>
+          <w:bCs/>
+          <w:sz w:val="24"/>
+          <w:szCs w:val="24"/>
+        </w:rPr>
+        <w:t xml:space="preserve">% </w:t>
+      </w:r>
+      <w:r>
+        <w:rPr>
+          <w:rFonts w:ascii="Times New Roman" w:hAnsi="Times New Roman" w:cs="Times New Roman"/>
+          <w:b/>
+          <w:bCs/>
+          <w:sz w:val="24"/>
+          <w:szCs w:val="24"/>
+          <w:lang w:val="en-US"/>
+        </w:rPr>
+        <w:t>for</w:t>
+      </w:r>
+      <w:r>
+        <w:rPr>
+          <w:rFonts w:ascii="Times New Roman" w:hAnsi="Times New Roman" w:cs="Times New Roman"/>
+          <w:b/>
+          <w:bCs/>
+          <w:sz w:val="24"/>
+          <w:szCs w:val="24"/>
+        </w:rPr>
+        <w:t xml:space="preserve"> </w:t>
+      </w:r>
+      <w:r>
+        <w:rPr>
+          <w:rFonts w:ascii="Times New Roman" w:hAnsi="Times New Roman" w:cs="Times New Roman"/>
+          <w:b/>
+          <w:bCs/>
+          <w:sz w:val="24"/>
+          <w:szCs w:val="24"/>
+          <w:lang w:val="en-US"/>
+        </w:rPr>
+        <w:t>key</w:t>
+      </w:r>
+      <w:r>
+        <w:rPr>
+          <w:rFonts w:ascii="Times New Roman" w:hAnsi="Times New Roman" w:cs="Times New Roman"/>
+          <w:b/>
+          <w:bCs/>
+          <w:sz w:val="24"/>
+          <w:szCs w:val="24"/>
+        </w:rPr>
+        <w:t xml:space="preserve">, </w:t>
+      </w:r>
+      <w:r>
+        <w:rPr>
+          <w:rFonts w:ascii="Times New Roman" w:hAnsi="Times New Roman" w:cs="Times New Roman"/>
+          <w:b/>
+          <w:bCs/>
+          <w:sz w:val="24"/>
+          <w:szCs w:val="24"/>
+          <w:lang w:val="en-US"/>
+        </w:rPr>
+        <w:t>items</w:t>
+      </w:r>
+      <w:r>
+        <w:rPr>
+          <w:rFonts w:ascii="Times New Roman" w:hAnsi="Times New Roman" w:cs="Times New Roman"/>
+          <w:b/>
+          <w:bCs/>
+          <w:sz w:val="24"/>
+          <w:szCs w:val="24"/>
+        </w:rPr>
+        <w:t xml:space="preserve"> </w:t>
+      </w:r>
+      <w:r>
+        <w:rPr>
+          <w:rFonts w:ascii="Times New Roman" w:hAnsi="Times New Roman" w:cs="Times New Roman"/>
+          <w:b/>
+          <w:bCs/>
+          <w:sz w:val="24"/>
+          <w:szCs w:val="24"/>
+          <w:lang w:val="en-US"/>
+        </w:rPr>
+        <w:t>in</w:t>
+      </w:r>
+      <w:r>
+        <w:rPr>
+          <w:rFonts w:ascii="Times New Roman" w:hAnsi="Times New Roman" w:cs="Times New Roman"/>
+          <w:b/>
+          <w:bCs/>
+          <w:sz w:val="24"/>
+          <w:szCs w:val="24"/>
+        </w:rPr>
+        <w:t xml:space="preserve"> </w:t>
+      </w:r>
+      <w:proofErr w:type="spellStart"/>
+      <w:r>
+        <w:rPr>
+          <w:rFonts w:ascii="Times New Roman" w:hAnsi="Times New Roman" w:cs="Times New Roman"/>
+          <w:b/>
+          <w:bCs/>
+          <w:sz w:val="24"/>
+          <w:szCs w:val="24"/>
+          <w:lang w:val="en-US"/>
+        </w:rPr>
+        <w:t>srs</w:t>
+      </w:r>
+      <w:r>
+        <w:rPr>
+          <w:rFonts w:ascii="Times New Roman" w:hAnsi="Times New Roman" w:cs="Times New Roman"/>
+          <w:b/>
+          <w:bCs/>
+          <w:sz w:val="24"/>
+          <w:szCs w:val="24"/>
+          <w:lang w:val="en-US"/>
+        </w:rPr>
+        <w:t>w</w:t>
+      </w:r>
+      <w:proofErr w:type="spellEnd"/>
+      <w:r>
+        <w:rPr>
+          <w:rFonts w:ascii="Times New Roman" w:hAnsi="Times New Roman" w:cs="Times New Roman"/>
+          <w:b/>
+          <w:bCs/>
+          <w:sz w:val="24"/>
+          <w:szCs w:val="24"/>
+        </w:rPr>
+        <w:t>.</w:t>
+      </w:r>
+      <w:r>
+        <w:rPr>
+          <w:rFonts w:ascii="Times New Roman" w:hAnsi="Times New Roman" w:cs="Times New Roman"/>
+          <w:b/>
+          <w:bCs/>
+          <w:sz w:val="24"/>
+          <w:szCs w:val="24"/>
+          <w:lang w:val="en-US"/>
+        </w:rPr>
+        <w:t>items</w:t>
+      </w:r>
+      <w:r>
+        <w:rPr>
+          <w:rFonts w:ascii="Times New Roman" w:hAnsi="Times New Roman" w:cs="Times New Roman"/>
+          <w:b/>
+          <w:bCs/>
+          <w:sz w:val="24"/>
+          <w:szCs w:val="24"/>
+        </w:rPr>
+        <w:t>() %}</w:t>
+      </w:r>
+      <w:r>
+        <w:rPr>
+          <w:rFonts w:ascii="Times New Roman" w:hAnsi="Times New Roman" w:cs="Times New Roman"/>
+          <w:b/>
+          <w:bCs/>
+          <w:sz w:val="24"/>
+          <w:szCs w:val="24"/>
+        </w:rPr>
+        <w:t>Семестр</w:t>
+      </w:r>
+      <w:r>
+        <w:rPr>
+          <w:rFonts w:ascii="Times New Roman" w:hAnsi="Times New Roman" w:cs="Times New Roman"/>
+          <w:b/>
+          <w:bCs/>
+          <w:sz w:val="24"/>
+          <w:szCs w:val="24"/>
+        </w:rPr>
+        <w:t xml:space="preserve"> № {{ </w:t>
+      </w:r>
+      <w:r>
+        <w:rPr>
+          <w:rFonts w:ascii="Times New Roman" w:hAnsi="Times New Roman" w:cs="Times New Roman"/>
+          <w:b/>
+          <w:bCs/>
+          <w:sz w:val="24"/>
+          <w:szCs w:val="24"/>
+          <w:lang w:val="en-US"/>
+        </w:rPr>
+        <w:t>key</w:t>
+      </w:r>
+      <w:r>
+        <w:rPr>
+          <w:rFonts w:ascii="Times New Roman" w:hAnsi="Times New Roman" w:cs="Times New Roman"/>
+          <w:b/>
+          <w:bCs/>
+          <w:sz w:val="24"/>
+          <w:szCs w:val="24"/>
+        </w:rPr>
+        <w:t xml:space="preserve"> }}</w:t>
+      </w:r>
+    </w:p>
+    <w:tbl>
+      <w:tblPr>
+        <w:tblStyle w:val="ab"/>
+        <w:tblW w:w="0" w:type="auto"/>
+        <w:tblLook w:val="04A0" w:firstRow="1" w:lastRow="0" w:firstColumn="1" w:lastColumn="0" w:noHBand="0" w:noVBand="1"/>
+      </w:tblPr>
+      <w:tblGrid>
+        <w:gridCol w:w="1130"/>
+        <w:gridCol w:w="5244"/>
+        <w:gridCol w:w="2971"/>
+      </w:tblGrid>
+      <w:tr>
+        <w:tc>
+          <w:tcPr>
+            <w:tcW w:w="1130" w:type="dxa"/>
+            <w:vAlign w:val="center"/>
+          </w:tcPr>
+          <w:p>
+            <w:pPr>
+              <w:jc w:val="center"/>
+              <w:rPr>
+                <w:rFonts w:ascii="Times New Roman" w:hAnsi="Times New Roman" w:cs="Times New Roman"/>
+                <w:b/>
+                <w:sz w:val="24"/>
+                <w:szCs w:val="24"/>
+              </w:rPr>
+            </w:pPr>
+            <w:r>
+              <w:rPr>
+                <w:rFonts w:ascii="Times New Roman" w:hAnsi="Times New Roman" w:cs="Times New Roman"/>
+                <w:b/>
+                <w:sz w:val="24"/>
+                <w:szCs w:val="24"/>
+              </w:rPr>
+              <w:t>№</w:t>
+            </w:r>
+            <w:r>
+              <w:rPr>
+                <w:rFonts w:ascii="Times New Roman" w:hAnsi="Times New Roman" w:cs="Times New Roman"/>
+                <w:b/>
+                <w:sz w:val="24"/>
+                <w:szCs w:val="24"/>
+              </w:rPr>
+              <w:t xml:space="preserve"> п</w:t>
+            </w:r>
+            <w:r>
+              <w:rPr>
+                <w:rFonts w:ascii="Times New Roman" w:hAnsi="Times New Roman" w:cs="Times New Roman"/>
+                <w:b/>
+                <w:sz w:val="24"/>
+                <w:szCs w:val="24"/>
+              </w:rPr>
+              <w:t>/</w:t>
+            </w:r>
+            <w:r>
+              <w:rPr>
+                <w:rFonts w:ascii="Times New Roman" w:hAnsi="Times New Roman" w:cs="Times New Roman"/>
+                <w:b/>
+                <w:sz w:val="24"/>
+                <w:szCs w:val="24"/>
+              </w:rPr>
+              <w:t>п</w:t>
+            </w:r>
+          </w:p>
+        </w:tc>
+        <w:tc>
+          <w:tcPr>
+            <w:tcW w:w="5244" w:type="dxa"/>
+            <w:vAlign w:val="center"/>
+          </w:tcPr>
+          <w:p>
+            <w:pPr>
+              <w:jc w:val="center"/>
+              <w:rPr>
+                <w:rFonts w:ascii="Times New Roman" w:hAnsi="Times New Roman" w:cs="Times New Roman"/>
+                <w:b/>
+                <w:sz w:val="24"/>
+                <w:szCs w:val="24"/>
+              </w:rPr>
+            </w:pPr>
+            <w:r>
+              <w:rPr>
+                <w:rFonts w:ascii="Times New Roman" w:hAnsi="Times New Roman" w:cs="Times New Roman"/>
+                <w:b/>
+                <w:sz w:val="24"/>
+                <w:szCs w:val="24"/>
+              </w:rPr>
+              <w:t>Наименование лабораторной работы</w:t>
+            </w:r>
+          </w:p>
+        </w:tc>
+        <w:tc>
+          <w:tcPr>
+            <w:tcW w:w="2971" w:type="dxa"/>
+            <w:vAlign w:val="center"/>
+          </w:tcPr>
+          <w:p>
+            <w:pPr>
+              <w:jc w:val="center"/>
+              <w:rPr>
+                <w:rFonts w:ascii="Times New Roman" w:hAnsi="Times New Roman" w:cs="Times New Roman"/>
+                <w:b/>
+                <w:sz w:val="24"/>
+                <w:szCs w:val="24"/>
+              </w:rPr>
+            </w:pPr>
+            <w:r>
+              <w:rPr>
+                <w:rFonts w:ascii="Times New Roman" w:hAnsi="Times New Roman" w:cs="Times New Roman"/>
+                <w:b/>
+                <w:sz w:val="24"/>
+                <w:szCs w:val="24"/>
+              </w:rPr>
+              <w:t>Кол-во академических часов</w:t>
+            </w:r>
+          </w:p>
+        </w:tc>
+      </w:tr>
+      <w:tr>
+        <w:tc>
+          <w:tcPr>
+            <w:tcW w:w="9345" w:type="dxa"/>
+            <w:gridSpan w:val="3"/>
+          </w:tcPr>
+          <w:p>
+            <w:pPr>
+              <w:jc w:val="center"/>
+              <w:rPr>
+                <w:rFonts w:ascii="Times New Roman" w:hAnsi="Times New Roman" w:cs="Times New Roman"/>
+                <w:sz w:val="24"/>
+                <w:szCs w:val="24"/>
+                <w:lang w:val="en-US"/>
+              </w:rPr>
+            </w:pPr>
+            <w:r>
+              <w:rPr>
+                <w:rFonts w:ascii="Times New Roman" w:hAnsi="Times New Roman" w:cs="Times New Roman"/>
+                <w:sz w:val="24"/>
+                <w:szCs w:val="24"/>
+                <w:lang w:val="en-US"/>
+              </w:rPr>
+              <w:t>{%</w:t>
+            </w:r>
+            <w:proofErr w:type="spellStart"/>
+            <w:r>
+              <w:rPr>
+                <w:rFonts w:ascii="Times New Roman" w:hAnsi="Times New Roman" w:cs="Times New Roman"/>
+                <w:sz w:val="24"/>
+                <w:szCs w:val="24"/>
+                <w:lang w:val="en-US"/>
+              </w:rPr>
+              <w:t>tr</w:t>
+            </w:r>
+            <w:proofErr w:type="spellEnd"/>
+            <w:r>
+              <w:rPr>
+                <w:rFonts w:ascii="Times New Roman" w:hAnsi="Times New Roman" w:cs="Times New Roman"/>
+                <w:sz w:val="24"/>
+                <w:szCs w:val="24"/>
+                <w:lang w:val="en-US"/>
+              </w:rPr>
+              <w:t xml:space="preserve"> </w:t>
+            </w:r>
+            <w:r>
+              <w:rPr>
+                <w:rFonts w:ascii="Times New Roman" w:hAnsi="Times New Roman" w:cs="Times New Roman"/>
+                <w:sz w:val="24"/>
+                <w:szCs w:val="24"/>
+                <w:lang w:val="en-US"/>
+              </w:rPr>
+              <w:t>for</w:t>
+            </w:r>
+            <w:r>
+              <w:rPr>
+                <w:rFonts w:ascii="Times New Roman" w:hAnsi="Times New Roman" w:cs="Times New Roman"/>
+                <w:sz w:val="24"/>
+                <w:szCs w:val="24"/>
+                <w:lang w:val="en-US"/>
+              </w:rPr>
+              <w:t xml:space="preserve"> </w:t>
+            </w:r>
+            <w:proofErr w:type="spellStart"/>
+            <w:r>
+              <w:rPr>
+                <w:rFonts w:ascii="Times New Roman" w:hAnsi="Times New Roman" w:cs="Times New Roman"/>
+                <w:sz w:val="24"/>
+                <w:szCs w:val="24"/>
+                <w:lang w:val="en-US"/>
+              </w:rPr>
+              <w:t>i</w:t>
+            </w:r>
+            <w:proofErr w:type="spellEnd"/>
+            <w:r>
+              <w:rPr>
+                <w:rFonts w:ascii="Times New Roman" w:hAnsi="Times New Roman" w:cs="Times New Roman"/>
+                <w:sz w:val="24"/>
+                <w:szCs w:val="24"/>
+                <w:lang w:val="en-US"/>
+              </w:rPr>
+              <w:t xml:space="preserve"> </w:t>
+            </w:r>
+            <w:r>
+              <w:rPr>
+                <w:rFonts w:ascii="Times New Roman" w:hAnsi="Times New Roman" w:cs="Times New Roman"/>
+                <w:sz w:val="24"/>
+                <w:szCs w:val="24"/>
+                <w:lang w:val="en-US"/>
+              </w:rPr>
+              <w:t>in</w:t>
+            </w:r>
+            <w:r>
+              <w:rPr>
+                <w:rFonts w:ascii="Times New Roman" w:hAnsi="Times New Roman" w:cs="Times New Roman"/>
+                <w:sz w:val="24"/>
+                <w:szCs w:val="24"/>
+                <w:lang w:val="en-US"/>
+              </w:rPr>
+              <w:t xml:space="preserve"> </w:t>
+            </w:r>
+            <w:r>
+              <w:rPr>
+                <w:rFonts w:ascii="Times New Roman" w:hAnsi="Times New Roman" w:cs="Times New Roman"/>
+                <w:sz w:val="24"/>
+                <w:szCs w:val="24"/>
+                <w:lang w:val="en-US"/>
+              </w:rPr>
+              <w:t xml:space="preserve">items </w:t>
+            </w:r>
+            <w:r>
+              <w:rPr>
+                <w:rFonts w:ascii="Times New Roman" w:hAnsi="Times New Roman" w:cs="Times New Roman"/>
+                <w:sz w:val="24"/>
+                <w:szCs w:val="24"/>
+                <w:lang w:val="en-US"/>
+              </w:rPr>
+              <w:t>%}</w:t>
+            </w:r>
+          </w:p>
+        </w:tc>
+      </w:tr>
+      <w:tr>
+        <w:tc>
+          <w:tcPr>
+            <w:tcW w:w="1130" w:type="dxa"/>
+            <w:vAlign w:val="center"/>
+          </w:tcPr>
+          <w:p>
+            <w:pPr>
+              <w:jc w:val="center"/>
+              <w:rPr>
+                <w:rFonts w:ascii="Times New Roman" w:hAnsi="Times New Roman" w:cs="Times New Roman"/>
+                <w:sz w:val="24"/>
+                <w:szCs w:val="24"/>
+              </w:rPr>
+            </w:pPr>
+            <w:proofErr w:type="gramStart"/>
+            <w:r>
+              <w:rPr>
+                <w:rFonts w:ascii="Times New Roman" w:hAnsi="Times New Roman" w:cs="Times New Roman"/>
+                <w:sz w:val="24"/>
+                <w:szCs w:val="24"/>
+              </w:rPr>
+              <w:t xml:space="preserve">{{ </w:t>
+            </w:r>
+            <w:proofErr w:type="spellStart"/>
+            <w:r>
+              <w:rPr>
+                <w:rFonts w:ascii="Times New Roman" w:hAnsi="Times New Roman" w:cs="Times New Roman"/>
+                <w:sz w:val="24"/>
+                <w:szCs w:val="24"/>
+                <w:lang w:val="en-US"/>
+              </w:rPr>
+              <w:t>i</w:t>
+            </w:r>
+            <w:proofErr w:type="spellEnd"/>
+            <w:r>
+              <w:rPr>
+                <w:rFonts w:ascii="Times New Roman" w:hAnsi="Times New Roman" w:cs="Times New Roman"/>
+                <w:sz w:val="24"/>
+                <w:szCs w:val="24"/>
+              </w:rPr>
+              <w:t>.</w:t>
+            </w:r>
+            <w:r>
+              <w:rPr>
+                <w:rFonts w:ascii="Times New Roman" w:hAnsi="Times New Roman" w:cs="Times New Roman"/>
+                <w:sz w:val="24"/>
+                <w:szCs w:val="24"/>
+                <w:lang w:val="en-US"/>
+              </w:rPr>
+              <w:t>number</w:t>
+            </w:r>
+            <w:proofErr w:type="gramEnd"/>
+            <w:r>
+              <w:rPr>
+                <w:rFonts w:ascii="Times New Roman" w:hAnsi="Times New Roman" w:cs="Times New Roman"/>
+                <w:sz w:val="24"/>
+                <w:szCs w:val="24"/>
+              </w:rPr>
+              <w:t xml:space="preserve"> }}</w:t>
+            </w:r>
+          </w:p>
+        </w:tc>
+        <w:tc>
+          <w:tcPr>
+            <w:tcW w:w="5244" w:type="dxa"/>
+          </w:tcPr>
+          <w:p>
+            <w:pPr>
+              <w:rPr>
+                <w:rFonts w:ascii="Times New Roman" w:hAnsi="Times New Roman" w:cs="Times New Roman"/>
+                <w:sz w:val="24"/>
+                <w:szCs w:val="24"/>
+              </w:rPr>
+            </w:pPr>
+            <w:proofErr w:type="gramStart"/>
+            <w:r>
+              <w:rPr>
+                <w:rFonts w:ascii="Times New Roman" w:hAnsi="Times New Roman" w:cs="Times New Roman"/>
+                <w:sz w:val="24"/>
+                <w:szCs w:val="24"/>
+              </w:rPr>
+              <w:t xml:space="preserve">{{ </w:t>
+            </w:r>
+            <w:proofErr w:type="spellStart"/>
+            <w:r>
+              <w:rPr>
+                <w:rFonts w:ascii="Times New Roman" w:hAnsi="Times New Roman" w:cs="Times New Roman"/>
+                <w:sz w:val="24"/>
+                <w:szCs w:val="24"/>
+                <w:lang w:val="en-US"/>
+              </w:rPr>
+              <w:t>i</w:t>
+            </w:r>
+            <w:proofErr w:type="spellEnd"/>
+            <w:r>
+              <w:rPr>
+                <w:rFonts w:ascii="Times New Roman" w:hAnsi="Times New Roman" w:cs="Times New Roman"/>
+                <w:sz w:val="24"/>
+                <w:szCs w:val="24"/>
+              </w:rPr>
+              <w:t>.</w:t>
+            </w:r>
+            <w:r>
+              <w:rPr>
+                <w:rFonts w:ascii="Times New Roman" w:hAnsi="Times New Roman" w:cs="Times New Roman"/>
+                <w:sz w:val="24"/>
+                <w:szCs w:val="24"/>
+                <w:lang w:val="en-US"/>
+              </w:rPr>
+              <w:t>content</w:t>
+            </w:r>
+            <w:proofErr w:type="gramEnd"/>
+            <w:r>
+              <w:rPr>
+                <w:rFonts w:ascii="Times New Roman" w:hAnsi="Times New Roman" w:cs="Times New Roman"/>
+                <w:sz w:val="24"/>
+                <w:szCs w:val="24"/>
+              </w:rPr>
+              <w:t xml:space="preserve"> }}</w:t>
+            </w:r>
+          </w:p>
+        </w:tc>
+        <w:tc>
+          <w:tcPr>
+            <w:tcW w:w="2971" w:type="dxa"/>
+            <w:vAlign w:val="center"/>
+          </w:tcPr>
+          <w:p>
+            <w:pPr>
+              <w:jc w:val="center"/>
+              <w:rPr>
+                <w:rFonts w:ascii="Times New Roman" w:hAnsi="Times New Roman" w:cs="Times New Roman"/>
+                <w:sz w:val="24"/>
+                <w:szCs w:val="24"/>
+              </w:rPr>
+            </w:pPr>
+            <w:proofErr w:type="gramStart"/>
+            <w:r>
+              <w:rPr>
+                <w:rFonts w:ascii="Times New Roman" w:hAnsi="Times New Roman" w:cs="Times New Roman"/>
+                <w:sz w:val="24"/>
+                <w:szCs w:val="24"/>
+              </w:rPr>
+              <w:t xml:space="preserve">{{ </w:t>
+            </w:r>
+            <w:proofErr w:type="spellStart"/>
+            <w:r>
+              <w:rPr>
+                <w:rFonts w:ascii="Times New Roman" w:hAnsi="Times New Roman" w:cs="Times New Roman"/>
+                <w:sz w:val="24"/>
+                <w:szCs w:val="24"/>
+                <w:lang w:val="en-US"/>
+              </w:rPr>
+              <w:t>i</w:t>
+            </w:r>
+            <w:proofErr w:type="spellEnd"/>
+            <w:r>
+              <w:rPr>
+                <w:rFonts w:ascii="Times New Roman" w:hAnsi="Times New Roman" w:cs="Times New Roman"/>
+                <w:sz w:val="24"/>
+                <w:szCs w:val="24"/>
+              </w:rPr>
+              <w:t>.</w:t>
+            </w:r>
+            <w:r>
+              <w:rPr>
+                <w:rFonts w:ascii="Times New Roman" w:hAnsi="Times New Roman" w:cs="Times New Roman"/>
+                <w:sz w:val="24"/>
+                <w:szCs w:val="24"/>
+                <w:lang w:val="en-US"/>
+              </w:rPr>
+              <w:t>hours</w:t>
+            </w:r>
+            <w:proofErr w:type="gramEnd"/>
+            <w:r>
+              <w:rPr>
+                <w:rFonts w:ascii="Times New Roman" w:hAnsi="Times New Roman" w:cs="Times New Roman"/>
+                <w:sz w:val="24"/>
+                <w:szCs w:val="24"/>
+              </w:rPr>
+              <w:t xml:space="preserve"> }}</w:t>
+            </w:r>
+          </w:p>
+        </w:tc>
+      </w:tr>
+      <w:tr>
+        <w:tc>
+          <w:tcPr>
+            <w:tcW w:w="9345" w:type="dxa"/>
+            <w:gridSpan w:val="3"/>
+          </w:tcPr>
+          <w:p>
+            <w:pPr>
+              <w:jc w:val="center"/>
+              <w:rPr>
+                <w:rFonts w:ascii="Times New Roman" w:hAnsi="Times New Roman" w:cs="Times New Roman"/>
+                <w:sz w:val="24"/>
+                <w:szCs w:val="24"/>
+              </w:rPr>
+            </w:pPr>
+            <w:r>
+              <w:rPr>
+                <w:rFonts w:ascii="Times New Roman" w:hAnsi="Times New Roman" w:cs="Times New Roman"/>
+                <w:sz w:val="24"/>
+                <w:szCs w:val="24"/>
+              </w:rPr>
+              <w:t>{%</w:t>
+            </w:r>
+            <w:proofErr w:type="spellStart"/>
+            <w:r>
+              <w:rPr>
+                <w:rFonts w:ascii="Times New Roman" w:hAnsi="Times New Roman" w:cs="Times New Roman"/>
+                <w:sz w:val="24"/>
+                <w:szCs w:val="24"/>
+                <w:lang w:val="en-US"/>
+              </w:rPr>
+              <w:t>tr</w:t>
+            </w:r>
+            <w:proofErr w:type="spellEnd"/>
+            <w:r>
+              <w:rPr>
+                <w:rFonts w:ascii="Times New Roman" w:hAnsi="Times New Roman" w:cs="Times New Roman"/>
+                <w:sz w:val="24"/>
+                <w:szCs w:val="24"/>
+              </w:rPr>
+              <w:t xml:space="preserve"> </w:t>
+            </w:r>
+            <w:proofErr w:type="spellStart"/>
+            <w:r>
+              <w:rPr>
+                <w:rFonts w:ascii="Times New Roman" w:hAnsi="Times New Roman" w:cs="Times New Roman"/>
+                <w:sz w:val="24"/>
+                <w:szCs w:val="24"/>
+                <w:lang w:val="en-US"/>
+              </w:rPr>
+              <w:t>endfor</w:t>
+            </w:r>
+            <w:proofErr w:type="spellEnd"/>
+            <w:r>
+              <w:rPr>
+                <w:rFonts w:ascii="Times New Roman" w:hAnsi="Times New Roman" w:cs="Times New Roman"/>
+                <w:sz w:val="24"/>
+                <w:szCs w:val="24"/>
+              </w:rPr>
+              <w:t xml:space="preserve"> %}</w:t>
+            </w:r>
+          </w:p>
+        </w:tc>
+      </w:tr>
+    </w:tbl>
+    <w:p>
+      <w:pPr>
+        <w:spacing w:before="240"/>
+        <w:ind w:firstLine="708"/>
+        <w:rPr>
+          <w:rFonts w:ascii="Times New Roman" w:hAnsi="Times New Roman" w:cs="Times New Roman"/>
+          <w:sz w:val="24"/>
+          <w:szCs w:val="24"/>
+        </w:rPr>
+      </w:pPr>
+      <w:bookmarkStart w:id="0" w:name="_GoBack"/>
+      <w:bookmarkEnd w:id="0"/>
+      <w:r>
+        <w:rPr>
+          <w:rFonts w:ascii="Times New Roman" w:hAnsi="Times New Roman" w:cs="Times New Roman"/>
+          <w:sz w:val="24"/>
+          <w:szCs w:val="24"/>
+        </w:rPr>
+        <w:t xml:space="preserve">{% </w:t>
+      </w:r>
+      <w:proofErr w:type="spellStart"/>
+      <w:r>
+        <w:rPr>
+          <w:rFonts w:ascii="Times New Roman" w:hAnsi="Times New Roman" w:cs="Times New Roman"/>
+          <w:sz w:val="24"/>
+          <w:szCs w:val="24"/>
+          <w:lang w:val="en-US"/>
+        </w:rPr>
+        <w:t>endfor</w:t>
+      </w:r>
+      <w:proofErr w:type="spellEnd"/>
+      <w:r>
+        <w:rPr>
+          <w:rFonts w:ascii="Times New Roman" w:hAnsi="Times New Roman" w:cs="Times New Roman"/>
+          <w:sz w:val="24"/>
+          <w:szCs w:val="24"/>
+        </w:rPr>
+        <w:t xml:space="preserve"> </w:t>
+      </w:r>
+      <w:proofErr w:type="gramStart"/>
+      <w:r>
+        <w:rPr>
+          <w:rFonts w:ascii="Times New Roman" w:hAnsi="Times New Roman" w:cs="Times New Roman"/>
+          <w:sz w:val="24"/>
+          <w:szCs w:val="24"/>
+        </w:rPr>
+        <w:t>%}</w:t>
+      </w:r>
+      <w:r>
+        <w:t>В</w:t>
+      </w:r>
+      <w:proofErr w:type="gramEnd"/>
+      <w:r>
+        <w:t xml:space="preserve"> ходе проведения лекций, практических и лабораторных работ используются следующие интерактивные методы обучения</w:t>
+      </w:r>
+      <w:r>
+        <w:t xml:space="preserve">: </w:t>
+      </w:r>
+      <w:r>
+        <w:t xml:space="preserve">{{ </w:t>
+      </w:r>
+      <w:proofErr w:type="spellStart"/>
+      <w:r>
+        <w:t>interactive_methods</w:t>
+      </w:r>
+      <w:proofErr w:type="spellEnd"/>
+      <w:r>
+        <w:t xml:space="preserve"> }}</w:t>
+      </w:r>
     </w:p>
     <w:sectPr>
       <w:footerReference w:type="default" r:id="rId7"/>
@@ -9145,7 +11110,7 @@
   <w:style w:type="paragraph" w:default="1" w:styleId="a">
     <w:name w:val="Normal"/>
     <w:qFormat/>
-    <w:rsid w:val="00480F38"/>
+    <w:rsid w:val="00CA6224"/>
   </w:style>
   <w:style w:type="character" w:default="1" w:styleId="a0">
     <w:name w:val="Default Paragraph Font"/>
@@ -9587,7 +11552,7 @@
 </file>
 
 <file path=customXml/itemProps1.xml><?xml version="1.0" encoding="utf-8"?>
-<ds:datastoreItem xmlns:ds="http://schemas.openxmlformats.org/officeDocument/2006/customXml" ds:itemID="{D737AF7C-9201-4E84-868E-3910E15875AC}">
+<ds:datastoreItem xmlns:ds="http://schemas.openxmlformats.org/officeDocument/2006/customXml" ds:itemID="{6E73E586-E323-43D7-BC31-DE7459EDC643}">
   <ds:schemaRefs>
     <ds:schemaRef ds:uri="http://schemas.openxmlformats.org/officeDocument/2006/bibliography"/>
   </ds:schemaRefs>

--- a/templates/docxRPD/rpd.docx
+++ b/templates/docxRPD/rpd.docx
@@ -83,7 +83,6 @@
         </w:rPr>
         <w:t xml:space="preserve">Структурное подразделение </w:t>
       </w:r>
-      <w:proofErr w:type="gramStart"/>
       <w:r>
         <w:rPr>
           <w:rFonts w:ascii="Times New Roman" w:hAnsi="Times New Roman" w:cs="Times New Roman"/>
@@ -92,7 +91,6 @@
         </w:rPr>
         <w:t xml:space="preserve">{{ </w:t>
       </w:r>
-      <w:proofErr w:type="spellStart"/>
       <w:r>
         <w:rPr>
           <w:rFonts w:ascii="Times New Roman" w:hAnsi="Times New Roman" w:cs="Times New Roman"/>
@@ -102,8 +100,6 @@
         </w:rPr>
         <w:t>kaf</w:t>
       </w:r>
-      <w:proofErr w:type="spellEnd"/>
-      <w:proofErr w:type="gramEnd"/>
       <w:r>
         <w:rPr>
           <w:rFonts w:ascii="Times New Roman" w:hAnsi="Times New Roman" w:cs="Times New Roman"/>
@@ -402,47 +398,7 @@
                 <w:szCs w:val="24"/>
                 <w:lang w:val="en-US"/>
               </w:rPr>
-              <w:t xml:space="preserve">{{ </w:t>
-            </w:r>
-            <w:proofErr w:type="spellStart"/>
-            <w:r>
-              <w:rPr>
-                <w:rFonts w:ascii="Times New Roman" w:hAnsi="Times New Roman" w:cs="Times New Roman"/>
-                <w:sz w:val="24"/>
-                <w:szCs w:val="24"/>
-                <w:lang w:val="en-US"/>
-              </w:rPr>
-              <w:t>kind_direct</w:t>
-            </w:r>
-            <w:proofErr w:type="spellEnd"/>
-            <w:r>
-              <w:rPr>
-                <w:rFonts w:ascii="Times New Roman" w:hAnsi="Times New Roman" w:cs="Times New Roman"/>
-                <w:sz w:val="24"/>
-                <w:szCs w:val="24"/>
-                <w:lang w:val="en-US"/>
-              </w:rPr>
-              <w:t xml:space="preserve"> }}: {{ </w:t>
-            </w:r>
-            <w:proofErr w:type="spellStart"/>
-            <w:r>
-              <w:rPr>
-                <w:rFonts w:ascii="Times New Roman" w:hAnsi="Times New Roman" w:cs="Times New Roman"/>
-                <w:sz w:val="24"/>
-                <w:szCs w:val="24"/>
-                <w:lang w:val="en-US"/>
-              </w:rPr>
-              <w:t>direction_code</w:t>
-            </w:r>
-            <w:proofErr w:type="spellEnd"/>
-            <w:r>
-              <w:rPr>
-                <w:rFonts w:ascii="Times New Roman" w:hAnsi="Times New Roman" w:cs="Times New Roman"/>
-                <w:sz w:val="24"/>
-                <w:szCs w:val="24"/>
-                <w:lang w:val="en-US"/>
-              </w:rPr>
-              <w:t xml:space="preserve"> }} {{ direction }}</w:t>
+              <w:t>{{ kind_direct }}: {{ direction_code }} {{ direction }}</w:t>
             </w:r>
           </w:p>
         </w:tc>
@@ -503,27 +459,7 @@
                 <w:szCs w:val="24"/>
                 <w:lang w:val="en-US"/>
               </w:rPr>
-              <w:t xml:space="preserve">{{ </w:t>
-            </w:r>
-            <w:proofErr w:type="spellStart"/>
-            <w:r>
-              <w:rPr>
-                <w:rFonts w:ascii="Times New Roman" w:hAnsi="Times New Roman" w:cs="Times New Roman"/>
-                <w:sz w:val="24"/>
-                <w:szCs w:val="24"/>
-                <w:lang w:val="en-US"/>
-              </w:rPr>
-              <w:t>spec_name</w:t>
-            </w:r>
-            <w:proofErr w:type="spellEnd"/>
-            <w:r>
-              <w:rPr>
-                <w:rFonts w:ascii="Times New Roman" w:hAnsi="Times New Roman" w:cs="Times New Roman"/>
-                <w:sz w:val="24"/>
-                <w:szCs w:val="24"/>
-                <w:lang w:val="en-US"/>
-              </w:rPr>
-              <w:t xml:space="preserve"> }} </w:t>
+              <w:t xml:space="preserve">{{ spec_name }} </w:t>
             </w:r>
           </w:p>
         </w:tc>
@@ -585,36 +521,14 @@
               </w:rPr>
               <w:t xml:space="preserve">Квалификация: </w:t>
             </w:r>
-            <w:proofErr w:type="gramStart"/>
-            <w:r>
-              <w:rPr>
-                <w:rFonts w:ascii="Times New Roman" w:hAnsi="Times New Roman" w:cs="Times New Roman"/>
-                <w:sz w:val="24"/>
-                <w:szCs w:val="24"/>
-                <w:lang w:val="en-US"/>
-              </w:rPr>
-              <w:t xml:space="preserve">{{ </w:t>
-            </w:r>
-            <w:proofErr w:type="spellStart"/>
-            <w:r>
-              <w:rPr>
-                <w:rFonts w:ascii="Times New Roman" w:hAnsi="Times New Roman" w:cs="Times New Roman"/>
-                <w:sz w:val="24"/>
-                <w:szCs w:val="24"/>
-                <w:lang w:val="en-US"/>
-              </w:rPr>
-              <w:t>kvalif</w:t>
-            </w:r>
-            <w:proofErr w:type="spellEnd"/>
-            <w:proofErr w:type="gramEnd"/>
-            <w:r>
-              <w:rPr>
-                <w:rFonts w:ascii="Times New Roman" w:hAnsi="Times New Roman" w:cs="Times New Roman"/>
-                <w:sz w:val="24"/>
-                <w:szCs w:val="24"/>
-                <w:lang w:val="en-US"/>
-              </w:rPr>
-              <w:t xml:space="preserve"> }}</w:t>
+            <w:r>
+              <w:rPr>
+                <w:rFonts w:ascii="Times New Roman" w:hAnsi="Times New Roman" w:cs="Times New Roman"/>
+                <w:sz w:val="24"/>
+                <w:szCs w:val="24"/>
+                <w:lang w:val="en-US"/>
+              </w:rPr>
+              <w:t>{{ kvalif }}</w:t>
             </w:r>
           </w:p>
         </w:tc>
@@ -675,7 +589,6 @@
               </w:rPr>
               <w:t xml:space="preserve">Форма обучения: </w:t>
             </w:r>
-            <w:proofErr w:type="gramStart"/>
             <w:r>
               <w:rPr>
                 <w:rFonts w:ascii="Times New Roman" w:hAnsi="Times New Roman" w:cs="Times New Roman"/>
@@ -694,7 +607,6 @@
               </w:rPr>
               <w:t>fob</w:t>
             </w:r>
-            <w:proofErr w:type="gramEnd"/>
             <w:r>
               <w:rPr>
                 <w:rFonts w:ascii="Times New Roman" w:hAnsi="Times New Roman" w:cs="Times New Roman"/>
@@ -778,27 +690,7 @@
                 <w:szCs w:val="24"/>
                 <w:lang w:val="en-US"/>
               </w:rPr>
-              <w:t xml:space="preserve">{{ </w:t>
-            </w:r>
-            <w:proofErr w:type="spellStart"/>
-            <w:r>
-              <w:rPr>
-                <w:rFonts w:ascii="Times New Roman" w:hAnsi="Times New Roman" w:cs="Times New Roman"/>
-                <w:sz w:val="24"/>
-                <w:szCs w:val="24"/>
-                <w:lang w:val="en-US"/>
-              </w:rPr>
-              <w:t>person_name</w:t>
-            </w:r>
-            <w:proofErr w:type="spellEnd"/>
-            <w:r>
-              <w:rPr>
-                <w:rFonts w:ascii="Times New Roman" w:hAnsi="Times New Roman" w:cs="Times New Roman"/>
-                <w:sz w:val="24"/>
-                <w:szCs w:val="24"/>
-                <w:lang w:val="en-US"/>
-              </w:rPr>
-              <w:t xml:space="preserve"> }}</w:t>
+              <w:t>{{ person_name }}</w:t>
             </w:r>
           </w:p>
         </w:tc>
@@ -958,27 +850,7 @@
                 <w:szCs w:val="24"/>
                 <w:lang w:val="en-US"/>
               </w:rPr>
-              <w:t>{{</w:t>
-            </w:r>
-            <w:proofErr w:type="spellStart"/>
-            <w:r>
-              <w:rPr>
-                <w:rFonts w:ascii="Times New Roman" w:hAnsi="Times New Roman" w:cs="Times New Roman"/>
-                <w:sz w:val="24"/>
-                <w:szCs w:val="24"/>
-                <w:lang w:val="en-US"/>
-              </w:rPr>
-              <w:t>current_year</w:t>
-            </w:r>
-            <w:proofErr w:type="spellEnd"/>
-            <w:r>
-              <w:rPr>
-                <w:rFonts w:ascii="Times New Roman" w:hAnsi="Times New Roman" w:cs="Times New Roman"/>
-                <w:sz w:val="24"/>
-                <w:szCs w:val="24"/>
-                <w:lang w:val="en-US"/>
-              </w:rPr>
-              <w:t xml:space="preserve">}} </w:t>
+              <w:t xml:space="preserve">{{current_year}} </w:t>
             </w:r>
             <w:r>
               <w:rPr>
@@ -1212,27 +1084,7 @@
                 <w:szCs w:val="24"/>
                 <w:lang w:val="en-US"/>
               </w:rPr>
-              <w:t>{{</w:t>
-            </w:r>
-            <w:proofErr w:type="spellStart"/>
-            <w:r>
-              <w:rPr>
-                <w:rFonts w:ascii="Times New Roman" w:hAnsi="Times New Roman" w:cs="Times New Roman"/>
-                <w:sz w:val="24"/>
-                <w:szCs w:val="24"/>
-                <w:lang w:val="en-US"/>
-              </w:rPr>
-              <w:t>current_year</w:t>
-            </w:r>
-            <w:proofErr w:type="spellEnd"/>
-            <w:r>
-              <w:rPr>
-                <w:rFonts w:ascii="Times New Roman" w:hAnsi="Times New Roman" w:cs="Times New Roman"/>
-                <w:sz w:val="24"/>
-                <w:szCs w:val="24"/>
-                <w:lang w:val="en-US"/>
-              </w:rPr>
-              <w:t xml:space="preserve">}} </w:t>
+              <w:t xml:space="preserve">{{current_year}} </w:t>
             </w:r>
             <w:r>
               <w:rPr>
@@ -1477,27 +1329,7 @@
                 <w:szCs w:val="24"/>
                 <w:lang w:val="en-US"/>
               </w:rPr>
-              <w:t>{%</w:t>
-            </w:r>
-            <w:proofErr w:type="spellStart"/>
-            <w:r>
-              <w:rPr>
-                <w:rFonts w:ascii="Times New Roman" w:hAnsi="Times New Roman" w:cs="Times New Roman"/>
-                <w:sz w:val="24"/>
-                <w:szCs w:val="24"/>
-                <w:lang w:val="en-US"/>
-              </w:rPr>
-              <w:t>tr</w:t>
-            </w:r>
-            <w:proofErr w:type="spellEnd"/>
-            <w:r>
-              <w:rPr>
-                <w:rFonts w:ascii="Times New Roman" w:hAnsi="Times New Roman" w:cs="Times New Roman"/>
-                <w:sz w:val="24"/>
-                <w:szCs w:val="24"/>
-                <w:lang w:val="en-US"/>
-              </w:rPr>
-              <w:t xml:space="preserve"> for item in competence%}</w:t>
+              <w:t>{%tr for item in competence%}</w:t>
             </w:r>
           </w:p>
         </w:tc>
@@ -1531,7 +1363,6 @@
               </w:rPr>
               <w:t>{{</w:t>
             </w:r>
-            <w:proofErr w:type="spellStart"/>
             <w:r>
               <w:rPr>
                 <w:rFonts w:ascii="Times New Roman" w:hAnsi="Times New Roman" w:cs="Times New Roman"/>
@@ -1548,19 +1379,8 @@
                 <w:szCs w:val="24"/>
                 <w:lang w:val="en-US"/>
               </w:rPr>
-              <w:t>index</w:t>
-            </w:r>
-            <w:proofErr w:type="spellEnd"/>
-            <w:r>
-              <w:rPr>
-                <w:rFonts w:ascii="Times New Roman" w:hAnsi="Times New Roman" w:cs="Times New Roman"/>
-                <w:sz w:val="24"/>
-                <w:szCs w:val="24"/>
-                <w:lang w:val="en-US"/>
-              </w:rPr>
-              <w:t>}} {{</w:t>
-            </w:r>
-            <w:proofErr w:type="spellStart"/>
+              <w:t>index}} {{</w:t>
+            </w:r>
             <w:r>
               <w:rPr>
                 <w:rFonts w:ascii="Times New Roman" w:hAnsi="Times New Roman" w:cs="Times New Roman"/>
@@ -1579,7 +1399,6 @@
               </w:rPr>
               <w:t>content</w:t>
             </w:r>
-            <w:proofErr w:type="spellEnd"/>
             <w:r>
               <w:rPr>
                 <w:rFonts w:ascii="Times New Roman" w:hAnsi="Times New Roman" w:cs="Times New Roman"/>
@@ -1620,7 +1439,6 @@
               </w:rPr>
               <w:t xml:space="preserve">{{ </w:t>
             </w:r>
-            <w:proofErr w:type="spellStart"/>
             <w:r>
               <w:rPr>
                 <w:rFonts w:ascii="Times New Roman" w:hAnsi="Times New Roman" w:cs="Times New Roman"/>
@@ -1637,17 +1455,7 @@
                 <w:szCs w:val="24"/>
                 <w:lang w:val="en-US"/>
               </w:rPr>
-              <w:t>indicators</w:t>
-            </w:r>
-            <w:proofErr w:type="spellEnd"/>
-            <w:r>
-              <w:rPr>
-                <w:rFonts w:ascii="Times New Roman" w:hAnsi="Times New Roman" w:cs="Times New Roman"/>
-                <w:sz w:val="24"/>
-                <w:szCs w:val="24"/>
-                <w:lang w:val="en-US"/>
-              </w:rPr>
-              <w:t xml:space="preserve"> }}</w:t>
+              <w:t>indicators }}</w:t>
             </w:r>
           </w:p>
         </w:tc>
@@ -1680,47 +1488,7 @@
                 <w:szCs w:val="24"/>
                 <w:lang w:val="en-US"/>
               </w:rPr>
-              <w:t>{%</w:t>
-            </w:r>
-            <w:proofErr w:type="spellStart"/>
-            <w:r>
-              <w:rPr>
-                <w:rFonts w:ascii="Times New Roman" w:hAnsi="Times New Roman" w:cs="Times New Roman"/>
-                <w:sz w:val="24"/>
-                <w:szCs w:val="24"/>
-                <w:lang w:val="en-US"/>
-              </w:rPr>
-              <w:t>tr</w:t>
-            </w:r>
-            <w:proofErr w:type="spellEnd"/>
-            <w:r>
-              <w:rPr>
-                <w:rFonts w:ascii="Times New Roman" w:hAnsi="Times New Roman" w:cs="Times New Roman"/>
-                <w:sz w:val="24"/>
-                <w:szCs w:val="24"/>
-                <w:lang w:val="en-US"/>
-              </w:rPr>
-              <w:t xml:space="preserve"> </w:t>
-            </w:r>
-            <w:proofErr w:type="spellStart"/>
-            <w:r>
-              <w:rPr>
-                <w:rFonts w:ascii="Times New Roman" w:hAnsi="Times New Roman" w:cs="Times New Roman"/>
-                <w:sz w:val="24"/>
-                <w:szCs w:val="24"/>
-                <w:lang w:val="en-US"/>
-              </w:rPr>
-              <w:t>endfor</w:t>
-            </w:r>
-            <w:proofErr w:type="spellEnd"/>
-            <w:r>
-              <w:rPr>
-                <w:rFonts w:ascii="Times New Roman" w:hAnsi="Times New Roman" w:cs="Times New Roman"/>
-                <w:sz w:val="24"/>
-                <w:szCs w:val="24"/>
-                <w:lang w:val="en-US"/>
-              </w:rPr>
-              <w:t xml:space="preserve"> %}</w:t>
+              <w:t>{%tr endfor %}</w:t>
             </w:r>
           </w:p>
         </w:tc>
@@ -1744,29 +1512,7 @@
           <w:sz w:val="24"/>
           <w:szCs w:val="24"/>
         </w:rPr>
-        <w:t xml:space="preserve">1.2 </w:t>
-      </w:r>
-      <w:proofErr w:type="gramStart"/>
-      <w:r>
-        <w:rPr>
-          <w:rFonts w:ascii="Times New Roman" w:hAnsi="Times New Roman" w:cs="Times New Roman"/>
-          <w:b/>
-          <w:bCs/>
-          <w:sz w:val="24"/>
-          <w:szCs w:val="24"/>
-        </w:rPr>
-        <w:t>В</w:t>
-      </w:r>
-      <w:proofErr w:type="gramEnd"/>
-      <w:r>
-        <w:rPr>
-          <w:rFonts w:ascii="Times New Roman" w:hAnsi="Times New Roman" w:cs="Times New Roman"/>
-          <w:b/>
-          <w:bCs/>
-          <w:sz w:val="24"/>
-          <w:szCs w:val="24"/>
-        </w:rPr>
-        <w:t xml:space="preserve"> результате освоения дисциплины у обучающихся должны быть сформированы</w:t>
+        <w:t>1.2 В результате освоения дисциплины у обучающихся должны быть сформированы</w:t>
       </w:r>
     </w:p>
     <w:tbl>
@@ -1936,29 +1682,7 @@
                 <w:szCs w:val="24"/>
                 <w:lang w:val="en-US"/>
               </w:rPr>
-              <w:t>{%</w:t>
-            </w:r>
-            <w:proofErr w:type="spellStart"/>
-            <w:r>
-              <w:rPr>
-                <w:rFonts w:ascii="Times New Roman" w:hAnsi="Times New Roman" w:cs="Times New Roman"/>
-                <w:color w:val="000000" w:themeColor="text1"/>
-                <w:sz w:val="24"/>
-                <w:szCs w:val="24"/>
-                <w:lang w:val="en-US"/>
-              </w:rPr>
-              <w:t>tr</w:t>
-            </w:r>
-            <w:proofErr w:type="spellEnd"/>
-            <w:r>
-              <w:rPr>
-                <w:rFonts w:ascii="Times New Roman" w:hAnsi="Times New Roman" w:cs="Times New Roman"/>
-                <w:color w:val="000000" w:themeColor="text1"/>
-                <w:sz w:val="24"/>
-                <w:szCs w:val="24"/>
-                <w:lang w:val="en-US"/>
-              </w:rPr>
-              <w:t xml:space="preserve"> for item in indicators %}</w:t>
+              <w:t>{%tr for item in indicators %}</w:t>
             </w:r>
           </w:p>
         </w:tc>
@@ -2000,31 +1724,7 @@
                 <w:szCs w:val="24"/>
                 <w:lang w:val="en-US"/>
               </w:rPr>
-              <w:t>{{</w:t>
-            </w:r>
-            <w:proofErr w:type="spellStart"/>
-            <w:r>
-              <w:rPr>
-                <w:rFonts w:ascii="Times New Roman" w:hAnsi="Times New Roman" w:cs="Times New Roman"/>
-                <w:bCs/>
-                <w:color w:val="000000" w:themeColor="text1"/>
-                <w:sz w:val="24"/>
-                <w:szCs w:val="24"/>
-                <w:lang w:val="en-US"/>
-              </w:rPr>
-              <w:t>item.index</w:t>
-            </w:r>
-            <w:proofErr w:type="spellEnd"/>
-            <w:r>
-              <w:rPr>
-                <w:rFonts w:ascii="Times New Roman" w:hAnsi="Times New Roman" w:cs="Times New Roman"/>
-                <w:bCs/>
-                <w:color w:val="000000" w:themeColor="text1"/>
-                <w:sz w:val="24"/>
-                <w:szCs w:val="24"/>
-                <w:lang w:val="en-US"/>
-              </w:rPr>
-              <w:t>}}</w:t>
+              <w:t>{{item.index}}</w:t>
             </w:r>
           </w:p>
         </w:tc>
@@ -2061,31 +1761,7 @@
                 <w:szCs w:val="24"/>
                 <w:lang w:val="en-US"/>
               </w:rPr>
-              <w:t>{{</w:t>
-            </w:r>
-            <w:proofErr w:type="spellStart"/>
-            <w:r>
-              <w:rPr>
-                <w:rFonts w:ascii="Times New Roman" w:hAnsi="Times New Roman" w:cs="Times New Roman"/>
-                <w:bCs/>
-                <w:color w:val="000000" w:themeColor="text1"/>
-                <w:sz w:val="24"/>
-                <w:szCs w:val="24"/>
-                <w:lang w:val="en-US"/>
-              </w:rPr>
-              <w:t>item.content</w:t>
-            </w:r>
-            <w:proofErr w:type="spellEnd"/>
-            <w:r>
-              <w:rPr>
-                <w:rFonts w:ascii="Times New Roman" w:hAnsi="Times New Roman" w:cs="Times New Roman"/>
-                <w:bCs/>
-                <w:color w:val="000000" w:themeColor="text1"/>
-                <w:sz w:val="24"/>
-                <w:szCs w:val="24"/>
-                <w:lang w:val="en-US"/>
-              </w:rPr>
-              <w:t>}}</w:t>
+              <w:t>{{item.content}}</w:t>
             </w:r>
           </w:p>
         </w:tc>
@@ -2131,31 +1807,7 @@
                 <w:szCs w:val="24"/>
                 <w:lang w:val="en-US"/>
               </w:rPr>
-              <w:t xml:space="preserve"> {{</w:t>
-            </w:r>
-            <w:proofErr w:type="spellStart"/>
-            <w:r>
-              <w:rPr>
-                <w:rFonts w:ascii="Times New Roman" w:hAnsi="Times New Roman" w:cs="Times New Roman"/>
-                <w:bCs/>
-                <w:color w:val="000000" w:themeColor="text1"/>
-                <w:sz w:val="24"/>
-                <w:szCs w:val="24"/>
-                <w:lang w:val="en-US"/>
-              </w:rPr>
-              <w:t>item.know</w:t>
-            </w:r>
-            <w:proofErr w:type="spellEnd"/>
-            <w:r>
-              <w:rPr>
-                <w:rFonts w:ascii="Times New Roman" w:hAnsi="Times New Roman" w:cs="Times New Roman"/>
-                <w:bCs/>
-                <w:color w:val="000000" w:themeColor="text1"/>
-                <w:sz w:val="24"/>
-                <w:szCs w:val="24"/>
-                <w:lang w:val="en-US"/>
-              </w:rPr>
-              <w:t>}}</w:t>
+              <w:t xml:space="preserve"> {{item.know}}</w:t>
             </w:r>
           </w:p>
           <w:p>
@@ -2201,31 +1853,7 @@
                 <w:szCs w:val="24"/>
                 <w:lang w:val="en-US"/>
               </w:rPr>
-              <w:t>{{</w:t>
-            </w:r>
-            <w:proofErr w:type="spellStart"/>
-            <w:r>
-              <w:rPr>
-                <w:rFonts w:ascii="Times New Roman" w:hAnsi="Times New Roman" w:cs="Times New Roman"/>
-                <w:bCs/>
-                <w:color w:val="000000" w:themeColor="text1"/>
-                <w:sz w:val="24"/>
-                <w:szCs w:val="24"/>
-                <w:lang w:val="en-US"/>
-              </w:rPr>
-              <w:t>item.able</w:t>
-            </w:r>
-            <w:proofErr w:type="spellEnd"/>
-            <w:r>
-              <w:rPr>
-                <w:rFonts w:ascii="Times New Roman" w:hAnsi="Times New Roman" w:cs="Times New Roman"/>
-                <w:bCs/>
-                <w:color w:val="000000" w:themeColor="text1"/>
-                <w:sz w:val="24"/>
-                <w:szCs w:val="24"/>
-                <w:lang w:val="en-US"/>
-              </w:rPr>
-              <w:t>}}</w:t>
+              <w:t>{{item.able}}</w:t>
             </w:r>
           </w:p>
           <w:p>
@@ -2260,31 +1888,7 @@
                 <w:szCs w:val="24"/>
                 <w:lang w:val="en-US"/>
               </w:rPr>
-              <w:t xml:space="preserve"> {{</w:t>
-            </w:r>
-            <w:proofErr w:type="spellStart"/>
-            <w:r>
-              <w:rPr>
-                <w:rFonts w:ascii="Times New Roman" w:hAnsi="Times New Roman" w:cs="Times New Roman"/>
-                <w:bCs/>
-                <w:color w:val="000000" w:themeColor="text1"/>
-                <w:sz w:val="24"/>
-                <w:szCs w:val="24"/>
-                <w:lang w:val="en-US"/>
-              </w:rPr>
-              <w:t>item.own</w:t>
-            </w:r>
-            <w:proofErr w:type="spellEnd"/>
-            <w:r>
-              <w:rPr>
-                <w:rFonts w:ascii="Times New Roman" w:hAnsi="Times New Roman" w:cs="Times New Roman"/>
-                <w:bCs/>
-                <w:color w:val="000000" w:themeColor="text1"/>
-                <w:sz w:val="24"/>
-                <w:szCs w:val="24"/>
-                <w:lang w:val="en-US"/>
-              </w:rPr>
-              <w:t>}}</w:t>
+              <w:t xml:space="preserve"> {{item.own}}</w:t>
             </w:r>
           </w:p>
         </w:tc>
@@ -2323,51 +1927,7 @@
                 <w:szCs w:val="24"/>
                 <w:lang w:val="en-US"/>
               </w:rPr>
-              <w:t>{%</w:t>
-            </w:r>
-            <w:proofErr w:type="spellStart"/>
-            <w:r>
-              <w:rPr>
-                <w:rFonts w:ascii="Times New Roman" w:hAnsi="Times New Roman" w:cs="Times New Roman"/>
-                <w:color w:val="000000" w:themeColor="text1"/>
-                <w:sz w:val="24"/>
-                <w:szCs w:val="24"/>
-                <w:lang w:val="en-US"/>
-              </w:rPr>
-              <w:t>tr</w:t>
-            </w:r>
-            <w:proofErr w:type="spellEnd"/>
-            <w:r>
-              <w:rPr>
-                <w:rFonts w:ascii="Times New Roman" w:hAnsi="Times New Roman" w:cs="Times New Roman"/>
-                <w:color w:val="000000" w:themeColor="text1"/>
-                <w:sz w:val="24"/>
-                <w:szCs w:val="24"/>
-                <w:lang w:val="en-US"/>
-              </w:rPr>
-              <w:t xml:space="preserve"> </w:t>
-            </w:r>
-            <w:proofErr w:type="spellStart"/>
-            <w:r>
-              <w:rPr>
-                <w:rFonts w:ascii="Times New Roman" w:hAnsi="Times New Roman" w:cs="Times New Roman"/>
-                <w:color w:val="000000" w:themeColor="text1"/>
-                <w:sz w:val="24"/>
-                <w:szCs w:val="24"/>
-                <w:lang w:val="en-US"/>
-              </w:rPr>
-              <w:t>endfor</w:t>
-            </w:r>
-            <w:proofErr w:type="spellEnd"/>
-            <w:r>
-              <w:rPr>
-                <w:rFonts w:ascii="Times New Roman" w:hAnsi="Times New Roman" w:cs="Times New Roman"/>
-                <w:color w:val="000000" w:themeColor="text1"/>
-                <w:sz w:val="24"/>
-                <w:szCs w:val="24"/>
-                <w:lang w:val="en-US"/>
-              </w:rPr>
-              <w:t xml:space="preserve"> %}</w:t>
+              <w:t>{%tr endfor %}</w:t>
             </w:r>
           </w:p>
         </w:tc>
@@ -2452,7 +2012,6 @@
         </w:rPr>
         <w:t xml:space="preserve">}}» базируется на результатах освоения следующих дисциплин: </w:t>
       </w:r>
-      <w:proofErr w:type="gramStart"/>
       <w:r>
         <w:rPr>
           <w:rFonts w:ascii="Times New Roman" w:hAnsi="Times New Roman" w:cs="Times New Roman"/>
@@ -2464,24 +2023,13 @@
       <w:r>
         <w:t xml:space="preserve"> </w:t>
       </w:r>
-      <w:proofErr w:type="spellStart"/>
-      <w:r>
-        <w:rPr>
-          <w:rFonts w:ascii="Times New Roman" w:hAnsi="Times New Roman" w:cs="Times New Roman"/>
-          <w:sz w:val="24"/>
-          <w:szCs w:val="24"/>
-        </w:rPr>
-        <w:t>subsequent</w:t>
-      </w:r>
-      <w:proofErr w:type="spellEnd"/>
-      <w:proofErr w:type="gramEnd"/>
-      <w:r>
-        <w:rPr>
-          <w:rFonts w:ascii="Times New Roman" w:hAnsi="Times New Roman" w:cs="Times New Roman"/>
-          <w:sz w:val="24"/>
-          <w:szCs w:val="24"/>
-        </w:rPr>
-        <w:t xml:space="preserve"> }}</w:t>
+      <w:r>
+        <w:rPr>
+          <w:rFonts w:ascii="Times New Roman" w:hAnsi="Times New Roman" w:cs="Times New Roman"/>
+          <w:sz w:val="24"/>
+          <w:szCs w:val="24"/>
+        </w:rPr>
+        <w:t>subsequent }}</w:t>
       </w:r>
     </w:p>
     <w:p>
@@ -2503,33 +2051,13 @@
         <w:tab/>
         <w:t xml:space="preserve">Дисциплина является предшествующей для дисциплин: </w:t>
       </w:r>
-      <w:proofErr w:type="gramStart"/>
-      <w:r>
-        <w:rPr>
-          <w:rFonts w:ascii="Times New Roman" w:hAnsi="Times New Roman" w:cs="Times New Roman"/>
-          <w:sz w:val="24"/>
-          <w:szCs w:val="24"/>
-        </w:rPr>
-        <w:t xml:space="preserve">{{ </w:t>
-      </w:r>
-      <w:proofErr w:type="spellStart"/>
-      <w:r>
-        <w:rPr>
-          <w:rFonts w:ascii="Times New Roman" w:hAnsi="Times New Roman" w:cs="Times New Roman"/>
-          <w:sz w:val="24"/>
-          <w:szCs w:val="24"/>
-        </w:rPr>
-        <w:t>precedence</w:t>
-      </w:r>
-      <w:proofErr w:type="spellEnd"/>
-      <w:proofErr w:type="gramEnd"/>
-      <w:r>
-        <w:rPr>
-          <w:rFonts w:ascii="Times New Roman" w:hAnsi="Times New Roman" w:cs="Times New Roman"/>
-          <w:sz w:val="24"/>
-          <w:szCs w:val="24"/>
-        </w:rPr>
-        <w:t xml:space="preserve"> }}</w:t>
+      <w:r>
+        <w:rPr>
+          <w:rFonts w:ascii="Times New Roman" w:hAnsi="Times New Roman" w:cs="Times New Roman"/>
+          <w:sz w:val="24"/>
+          <w:szCs w:val="24"/>
+        </w:rPr>
+        <w:t>{{ precedence }}</w:t>
       </w:r>
     </w:p>
     <w:p>
@@ -2609,7 +2137,6 @@
         </w:rPr>
         <w:t xml:space="preserve"> </w:t>
       </w:r>
-      <w:proofErr w:type="gramStart"/>
       <w:r>
         <w:rPr>
           <w:rFonts w:ascii="Times New Roman" w:hAnsi="Times New Roman" w:cs="Times New Roman"/>
@@ -2635,7 +2162,6 @@
         </w:rPr>
         <w:t>sum</w:t>
       </w:r>
-      <w:proofErr w:type="gramEnd"/>
       <w:r>
         <w:rPr>
           <w:rFonts w:ascii="Times New Roman" w:hAnsi="Times New Roman" w:cs="Times New Roman"/>
@@ -2644,7 +2170,6 @@
         </w:rPr>
         <w:t>_</w:t>
       </w:r>
-      <w:proofErr w:type="spellStart"/>
       <w:r>
         <w:rPr>
           <w:rFonts w:ascii="Times New Roman" w:hAnsi="Times New Roman" w:cs="Times New Roman"/>
@@ -2654,7 +2179,6 @@
         </w:rPr>
         <w:t>zet</w:t>
       </w:r>
-      <w:proofErr w:type="spellEnd"/>
       <w:r>
         <w:rPr>
           <w:rFonts w:ascii="Times New Roman" w:hAnsi="Times New Roman" w:cs="Times New Roman"/>
@@ -2728,7 +2252,6 @@
               </w:rPr>
               <w:t xml:space="preserve">{% </w:t>
             </w:r>
-            <w:proofErr w:type="spellStart"/>
             <w:r>
               <w:rPr>
                 <w:rFonts w:ascii="Times New Roman" w:hAnsi="Times New Roman" w:cs="Times New Roman"/>
@@ -2738,7 +2261,6 @@
               </w:rPr>
               <w:t>colspan</w:t>
             </w:r>
-            <w:proofErr w:type="spellEnd"/>
             <w:r>
               <w:rPr>
                 <w:rFonts w:ascii="Times New Roman" w:hAnsi="Times New Roman" w:cs="Times New Roman"/>
@@ -2747,7 +2269,6 @@
               </w:rPr>
               <w:t xml:space="preserve"> </w:t>
             </w:r>
-            <w:proofErr w:type="spellStart"/>
             <w:r>
               <w:rPr>
                 <w:rFonts w:ascii="Times New Roman" w:hAnsi="Times New Roman" w:cs="Times New Roman"/>
@@ -2757,7 +2278,6 @@
               </w:rPr>
               <w:t>sh</w:t>
             </w:r>
-            <w:proofErr w:type="spellEnd"/>
             <w:r>
               <w:rPr>
                 <w:rFonts w:ascii="Times New Roman" w:hAnsi="Times New Roman" w:cs="Times New Roman"/>
@@ -2791,23 +2311,13 @@
               </w:rPr>
               <w:t xml:space="preserve"> </w:t>
             </w:r>
-            <w:proofErr w:type="gramStart"/>
-            <w:r>
-              <w:rPr>
-                <w:rFonts w:ascii="Times New Roman" w:hAnsi="Times New Roman" w:cs="Times New Roman"/>
-                <w:sz w:val="24"/>
-                <w:szCs w:val="24"/>
-              </w:rPr>
-              <w:t>%}Трудоемкость</w:t>
-            </w:r>
-            <w:proofErr w:type="gramEnd"/>
-            <w:r>
-              <w:rPr>
-                <w:rFonts w:ascii="Times New Roman" w:hAnsi="Times New Roman" w:cs="Times New Roman"/>
-                <w:sz w:val="24"/>
-                <w:szCs w:val="24"/>
-              </w:rPr>
-              <w:t xml:space="preserve"> в академических часах (Один академический час соответствует 45 минутам астрономического часа)</w:t>
+            <w:r>
+              <w:rPr>
+                <w:rFonts w:ascii="Times New Roman" w:hAnsi="Times New Roman" w:cs="Times New Roman"/>
+                <w:sz w:val="24"/>
+                <w:szCs w:val="24"/>
+              </w:rPr>
+              <w:t>%}Трудоемкость в академических часах (Один академический час соответствует 45 минутам астрономического часа)</w:t>
             </w:r>
           </w:p>
         </w:tc>
@@ -2881,47 +2391,7 @@
                 <w:szCs w:val="24"/>
                 <w:lang w:val="en-US"/>
               </w:rPr>
-              <w:t>{%</w:t>
-            </w:r>
-            <w:proofErr w:type="spellStart"/>
-            <w:r>
-              <w:rPr>
-                <w:rFonts w:ascii="Times New Roman" w:hAnsi="Times New Roman" w:cs="Times New Roman"/>
-                <w:sz w:val="24"/>
-                <w:szCs w:val="24"/>
-                <w:lang w:val="en-US"/>
-              </w:rPr>
-              <w:t>tc</w:t>
-            </w:r>
-            <w:proofErr w:type="spellEnd"/>
-            <w:r>
-              <w:rPr>
-                <w:rFonts w:ascii="Times New Roman" w:hAnsi="Times New Roman" w:cs="Times New Roman"/>
-                <w:sz w:val="24"/>
-                <w:szCs w:val="24"/>
-                <w:lang w:val="en-US"/>
-              </w:rPr>
-              <w:t xml:space="preserve"> for item in </w:t>
-            </w:r>
-            <w:proofErr w:type="spellStart"/>
-            <w:r>
-              <w:rPr>
-                <w:rFonts w:ascii="Times New Roman" w:hAnsi="Times New Roman" w:cs="Times New Roman"/>
-                <w:sz w:val="24"/>
-                <w:szCs w:val="24"/>
-                <w:lang w:val="en-US"/>
-              </w:rPr>
-              <w:t>sh</w:t>
-            </w:r>
-            <w:proofErr w:type="spellEnd"/>
-            <w:r>
-              <w:rPr>
-                <w:rFonts w:ascii="Times New Roman" w:hAnsi="Times New Roman" w:cs="Times New Roman"/>
-                <w:sz w:val="24"/>
-                <w:szCs w:val="24"/>
-                <w:lang w:val="en-US"/>
-              </w:rPr>
-              <w:t xml:space="preserve"> %}</w:t>
+              <w:t>{%tc for item in sh %}</w:t>
             </w:r>
           </w:p>
         </w:tc>
@@ -2964,19 +2434,8 @@
                 <w:szCs w:val="24"/>
                 <w:lang w:val="en-US"/>
               </w:rPr>
-              <w:t>{{</w:t>
-            </w:r>
-            <w:proofErr w:type="spellStart"/>
-            <w:r>
-              <w:rPr>
-                <w:rFonts w:ascii="Times New Roman" w:hAnsi="Times New Roman" w:cs="Times New Roman"/>
-                <w:sz w:val="24"/>
-                <w:szCs w:val="24"/>
-                <w:lang w:val="en-US"/>
-              </w:rPr>
-              <w:t>item.num</w:t>
-            </w:r>
-            <w:proofErr w:type="spellEnd"/>
+              <w:t>{{item.num</w:t>
+            </w:r>
             <w:r>
               <w:rPr>
                 <w:rFonts w:ascii="Times New Roman" w:hAnsi="Times New Roman" w:cs="Times New Roman"/>
@@ -3019,47 +2478,7 @@
                 <w:szCs w:val="24"/>
                 <w:lang w:val="en-US"/>
               </w:rPr>
-              <w:t>{%</w:t>
-            </w:r>
-            <w:proofErr w:type="spellStart"/>
-            <w:r>
-              <w:rPr>
-                <w:rFonts w:ascii="Times New Roman" w:hAnsi="Times New Roman" w:cs="Times New Roman"/>
-                <w:sz w:val="24"/>
-                <w:szCs w:val="24"/>
-                <w:lang w:val="en-US"/>
-              </w:rPr>
-              <w:t>tc</w:t>
-            </w:r>
-            <w:proofErr w:type="spellEnd"/>
-            <w:r>
-              <w:rPr>
-                <w:rFonts w:ascii="Times New Roman" w:hAnsi="Times New Roman" w:cs="Times New Roman"/>
-                <w:sz w:val="24"/>
-                <w:szCs w:val="24"/>
-                <w:lang w:val="en-US"/>
-              </w:rPr>
-              <w:t xml:space="preserve"> </w:t>
-            </w:r>
-            <w:proofErr w:type="spellStart"/>
-            <w:r>
-              <w:rPr>
-                <w:rFonts w:ascii="Times New Roman" w:hAnsi="Times New Roman" w:cs="Times New Roman"/>
-                <w:sz w:val="24"/>
-                <w:szCs w:val="24"/>
-                <w:lang w:val="en-US"/>
-              </w:rPr>
-              <w:t>endfor</w:t>
-            </w:r>
-            <w:proofErr w:type="spellEnd"/>
-            <w:r>
-              <w:rPr>
-                <w:rFonts w:ascii="Times New Roman" w:hAnsi="Times New Roman" w:cs="Times New Roman"/>
-                <w:sz w:val="24"/>
-                <w:szCs w:val="24"/>
-                <w:lang w:val="en-US"/>
-              </w:rPr>
-              <w:t xml:space="preserve"> %}</w:t>
+              <w:t>{%tc endfor %}</w:t>
             </w:r>
           </w:p>
         </w:tc>
@@ -3114,7 +2533,6 @@
             <w:r>
               <w:t xml:space="preserve"> </w:t>
             </w:r>
-            <w:proofErr w:type="spellStart"/>
             <w:r>
               <w:rPr>
                 <w:rFonts w:ascii="Times New Roman" w:hAnsi="Times New Roman" w:cs="Times New Roman"/>
@@ -3149,17 +2567,7 @@
                 <w:szCs w:val="24"/>
                 <w:lang w:val="en-US"/>
               </w:rPr>
-              <w:t>hours_all</w:t>
-            </w:r>
-            <w:proofErr w:type="spellEnd"/>
-            <w:r>
-              <w:rPr>
-                <w:rFonts w:ascii="Times New Roman" w:hAnsi="Times New Roman" w:cs="Times New Roman"/>
-                <w:sz w:val="24"/>
-                <w:szCs w:val="24"/>
-                <w:lang w:val="en-US"/>
-              </w:rPr>
-              <w:t>}}</w:t>
+              <w:t>hours_all}}</w:t>
             </w:r>
           </w:p>
         </w:tc>
@@ -3185,47 +2593,7 @@
                 <w:szCs w:val="24"/>
                 <w:lang w:val="en-US"/>
               </w:rPr>
-              <w:t>{%</w:t>
-            </w:r>
-            <w:proofErr w:type="spellStart"/>
-            <w:r>
-              <w:rPr>
-                <w:rFonts w:ascii="Times New Roman" w:hAnsi="Times New Roman" w:cs="Times New Roman"/>
-                <w:sz w:val="24"/>
-                <w:szCs w:val="24"/>
-                <w:lang w:val="en-US"/>
-              </w:rPr>
-              <w:t>tc</w:t>
-            </w:r>
-            <w:proofErr w:type="spellEnd"/>
-            <w:r>
-              <w:rPr>
-                <w:rFonts w:ascii="Times New Roman" w:hAnsi="Times New Roman" w:cs="Times New Roman"/>
-                <w:sz w:val="24"/>
-                <w:szCs w:val="24"/>
-                <w:lang w:val="en-US"/>
-              </w:rPr>
-              <w:t xml:space="preserve"> for item in </w:t>
-            </w:r>
-            <w:proofErr w:type="spellStart"/>
-            <w:r>
-              <w:rPr>
-                <w:rFonts w:ascii="Times New Roman" w:hAnsi="Times New Roman" w:cs="Times New Roman"/>
-                <w:sz w:val="24"/>
-                <w:szCs w:val="24"/>
-                <w:lang w:val="en-US"/>
-              </w:rPr>
-              <w:t>sh</w:t>
-            </w:r>
-            <w:proofErr w:type="spellEnd"/>
-            <w:r>
-              <w:rPr>
-                <w:rFonts w:ascii="Times New Roman" w:hAnsi="Times New Roman" w:cs="Times New Roman"/>
-                <w:sz w:val="24"/>
-                <w:szCs w:val="24"/>
-                <w:lang w:val="en-US"/>
-              </w:rPr>
-              <w:t xml:space="preserve"> %}</w:t>
+              <w:t>{%tc for item in sh %}</w:t>
             </w:r>
           </w:p>
         </w:tc>
@@ -3251,27 +2619,7 @@
                 <w:szCs w:val="24"/>
                 <w:lang w:val="en-US"/>
               </w:rPr>
-              <w:t>{{</w:t>
-            </w:r>
-            <w:proofErr w:type="spellStart"/>
-            <w:r>
-              <w:rPr>
-                <w:rFonts w:ascii="Times New Roman" w:hAnsi="Times New Roman" w:cs="Times New Roman"/>
-                <w:sz w:val="24"/>
-                <w:szCs w:val="24"/>
-                <w:lang w:val="en-US"/>
-              </w:rPr>
-              <w:t>item.aud_hours</w:t>
-            </w:r>
-            <w:proofErr w:type="spellEnd"/>
-            <w:r>
-              <w:rPr>
-                <w:rFonts w:ascii="Times New Roman" w:hAnsi="Times New Roman" w:cs="Times New Roman"/>
-                <w:sz w:val="24"/>
-                <w:szCs w:val="24"/>
-                <w:lang w:val="en-US"/>
-              </w:rPr>
-              <w:t>}}</w:t>
+              <w:t>{{item.aud_hours}}</w:t>
             </w:r>
           </w:p>
         </w:tc>
@@ -3296,47 +2644,7 @@
                 <w:szCs w:val="24"/>
                 <w:lang w:val="en-US"/>
               </w:rPr>
-              <w:t>{%</w:t>
-            </w:r>
-            <w:proofErr w:type="spellStart"/>
-            <w:r>
-              <w:rPr>
-                <w:rFonts w:ascii="Times New Roman" w:hAnsi="Times New Roman" w:cs="Times New Roman"/>
-                <w:sz w:val="24"/>
-                <w:szCs w:val="24"/>
-                <w:lang w:val="en-US"/>
-              </w:rPr>
-              <w:t>tc</w:t>
-            </w:r>
-            <w:proofErr w:type="spellEnd"/>
-            <w:r>
-              <w:rPr>
-                <w:rFonts w:ascii="Times New Roman" w:hAnsi="Times New Roman" w:cs="Times New Roman"/>
-                <w:sz w:val="24"/>
-                <w:szCs w:val="24"/>
-                <w:lang w:val="en-US"/>
-              </w:rPr>
-              <w:t xml:space="preserve"> </w:t>
-            </w:r>
-            <w:proofErr w:type="spellStart"/>
-            <w:r>
-              <w:rPr>
-                <w:rFonts w:ascii="Times New Roman" w:hAnsi="Times New Roman" w:cs="Times New Roman"/>
-                <w:sz w:val="24"/>
-                <w:szCs w:val="24"/>
-                <w:lang w:val="en-US"/>
-              </w:rPr>
-              <w:t>endfor</w:t>
-            </w:r>
-            <w:proofErr w:type="spellEnd"/>
-            <w:r>
-              <w:rPr>
-                <w:rFonts w:ascii="Times New Roman" w:hAnsi="Times New Roman" w:cs="Times New Roman"/>
-                <w:sz w:val="24"/>
-                <w:szCs w:val="24"/>
-                <w:lang w:val="en-US"/>
-              </w:rPr>
-              <w:t xml:space="preserve"> %}</w:t>
+              <w:t>{%tc endfor %}</w:t>
             </w:r>
           </w:p>
         </w:tc>
@@ -3378,7 +2686,6 @@
                 <w:szCs w:val="24"/>
               </w:rPr>
             </w:pPr>
-            <w:proofErr w:type="gramStart"/>
             <w:r>
               <w:rPr>
                 <w:rFonts w:ascii="Times New Roman" w:hAnsi="Times New Roman" w:cs="Times New Roman"/>
@@ -3387,7 +2694,6 @@
               </w:rPr>
               <w:t xml:space="preserve">{{ </w:t>
             </w:r>
-            <w:proofErr w:type="spellStart"/>
             <w:r>
               <w:rPr>
                 <w:rFonts w:ascii="Times New Roman" w:hAnsi="Times New Roman" w:cs="Times New Roman"/>
@@ -3397,7 +2703,6 @@
               </w:rPr>
               <w:t>sha</w:t>
             </w:r>
-            <w:proofErr w:type="spellEnd"/>
             <w:r>
               <w:rPr>
                 <w:rFonts w:ascii="Times New Roman" w:hAnsi="Times New Roman" w:cs="Times New Roman"/>
@@ -3406,7 +2711,6 @@
               </w:rPr>
               <w:t>.</w:t>
             </w:r>
-            <w:proofErr w:type="spellStart"/>
             <w:r>
               <w:rPr>
                 <w:rFonts w:ascii="Times New Roman" w:hAnsi="Times New Roman" w:cs="Times New Roman"/>
@@ -3416,8 +2720,6 @@
               </w:rPr>
               <w:t>lekc</w:t>
             </w:r>
-            <w:proofErr w:type="spellEnd"/>
-            <w:proofErr w:type="gramEnd"/>
             <w:r>
               <w:rPr>
                 <w:rFonts w:ascii="Times New Roman" w:hAnsi="Times New Roman" w:cs="Times New Roman"/>
@@ -3486,7 +2788,6 @@
               </w:rPr>
               <w:t>{%</w:t>
             </w:r>
-            <w:proofErr w:type="spellStart"/>
             <w:r>
               <w:rPr>
                 <w:rFonts w:ascii="Times New Roman" w:hAnsi="Times New Roman" w:cs="Times New Roman"/>
@@ -3496,7 +2797,6 @@
               </w:rPr>
               <w:t>tc</w:t>
             </w:r>
-            <w:proofErr w:type="spellEnd"/>
             <w:r>
               <w:rPr>
                 <w:rFonts w:ascii="Times New Roman" w:hAnsi="Times New Roman" w:cs="Times New Roman"/>
@@ -3560,7 +2860,6 @@
               </w:rPr>
               <w:t xml:space="preserve"> </w:t>
             </w:r>
-            <w:proofErr w:type="spellStart"/>
             <w:r>
               <w:rPr>
                 <w:rFonts w:ascii="Times New Roman" w:hAnsi="Times New Roman" w:cs="Times New Roman"/>
@@ -3570,7 +2869,6 @@
               </w:rPr>
               <w:t>sh</w:t>
             </w:r>
-            <w:proofErr w:type="spellEnd"/>
             <w:r>
               <w:rPr>
                 <w:rFonts w:ascii="Times New Roman" w:hAnsi="Times New Roman" w:cs="Times New Roman"/>
@@ -3621,7 +2919,6 @@
               </w:rPr>
               <w:t>.</w:t>
             </w:r>
-            <w:proofErr w:type="spellStart"/>
             <w:r>
               <w:rPr>
                 <w:rFonts w:ascii="Times New Roman" w:hAnsi="Times New Roman" w:cs="Times New Roman"/>
@@ -3631,7 +2928,6 @@
               </w:rPr>
               <w:t>lekc</w:t>
             </w:r>
-            <w:proofErr w:type="spellEnd"/>
             <w:r>
               <w:rPr>
                 <w:rFonts w:ascii="Times New Roman" w:hAnsi="Times New Roman" w:cs="Times New Roman"/>
@@ -3689,7 +2985,6 @@
               </w:rPr>
               <w:t>{%</w:t>
             </w:r>
-            <w:proofErr w:type="spellStart"/>
             <w:r>
               <w:rPr>
                 <w:rFonts w:ascii="Times New Roman" w:hAnsi="Times New Roman" w:cs="Times New Roman"/>
@@ -3699,7 +2994,6 @@
               </w:rPr>
               <w:t>tc</w:t>
             </w:r>
-            <w:proofErr w:type="spellEnd"/>
             <w:r>
               <w:rPr>
                 <w:rFonts w:ascii="Times New Roman" w:hAnsi="Times New Roman" w:cs="Times New Roman"/>
@@ -3708,7 +3002,6 @@
               </w:rPr>
               <w:t xml:space="preserve"> </w:t>
             </w:r>
-            <w:proofErr w:type="spellStart"/>
             <w:r>
               <w:rPr>
                 <w:rFonts w:ascii="Times New Roman" w:hAnsi="Times New Roman" w:cs="Times New Roman"/>
@@ -3718,7 +3011,6 @@
               </w:rPr>
               <w:t>endfor</w:t>
             </w:r>
-            <w:proofErr w:type="spellEnd"/>
             <w:r>
               <w:rPr>
                 <w:rFonts w:ascii="Times New Roman" w:hAnsi="Times New Roman" w:cs="Times New Roman"/>
@@ -3792,7 +3084,6 @@
                 <w:szCs w:val="24"/>
               </w:rPr>
             </w:pPr>
-            <w:proofErr w:type="gramStart"/>
             <w:r>
               <w:rPr>
                 <w:rFonts w:ascii="Times New Roman" w:hAnsi="Times New Roman" w:cs="Times New Roman"/>
@@ -3801,7 +3092,6 @@
               </w:rPr>
               <w:t xml:space="preserve">{{ </w:t>
             </w:r>
-            <w:proofErr w:type="spellStart"/>
             <w:r>
               <w:rPr>
                 <w:rFonts w:ascii="Times New Roman" w:hAnsi="Times New Roman" w:cs="Times New Roman"/>
@@ -3811,7 +3101,6 @@
               </w:rPr>
               <w:t>sha</w:t>
             </w:r>
-            <w:proofErr w:type="spellEnd"/>
             <w:r>
               <w:rPr>
                 <w:rFonts w:ascii="Times New Roman" w:hAnsi="Times New Roman" w:cs="Times New Roman"/>
@@ -3829,7 +3118,6 @@
               </w:rPr>
               <w:t>lab</w:t>
             </w:r>
-            <w:proofErr w:type="gramEnd"/>
             <w:r>
               <w:rPr>
                 <w:rFonts w:ascii="Times New Roman" w:hAnsi="Times New Roman" w:cs="Times New Roman"/>
@@ -3898,7 +3186,6 @@
               </w:rPr>
               <w:t>{%</w:t>
             </w:r>
-            <w:proofErr w:type="spellStart"/>
             <w:r>
               <w:rPr>
                 <w:rFonts w:ascii="Times New Roman" w:hAnsi="Times New Roman" w:cs="Times New Roman"/>
@@ -3908,7 +3195,6 @@
               </w:rPr>
               <w:t>tc</w:t>
             </w:r>
-            <w:proofErr w:type="spellEnd"/>
             <w:r>
               <w:rPr>
                 <w:rFonts w:ascii="Times New Roman" w:hAnsi="Times New Roman" w:cs="Times New Roman"/>
@@ -3972,7 +3258,6 @@
               </w:rPr>
               <w:t xml:space="preserve"> </w:t>
             </w:r>
-            <w:proofErr w:type="spellStart"/>
             <w:r>
               <w:rPr>
                 <w:rFonts w:ascii="Times New Roman" w:hAnsi="Times New Roman" w:cs="Times New Roman"/>
@@ -3982,7 +3267,6 @@
               </w:rPr>
               <w:t>sh</w:t>
             </w:r>
-            <w:proofErr w:type="spellEnd"/>
             <w:r>
               <w:rPr>
                 <w:rFonts w:ascii="Times New Roman" w:hAnsi="Times New Roman" w:cs="Times New Roman"/>
@@ -4025,17 +3309,7 @@
                 <w:szCs w:val="24"/>
                 <w:lang w:val="en-US"/>
               </w:rPr>
-              <w:t>{{</w:t>
-            </w:r>
-            <w:proofErr w:type="spellStart"/>
-            <w:r>
-              <w:rPr>
-                <w:rFonts w:ascii="Times New Roman" w:hAnsi="Times New Roman" w:cs="Times New Roman"/>
-                <w:sz w:val="24"/>
-                <w:szCs w:val="24"/>
-                <w:lang w:val="en-US"/>
-              </w:rPr>
-              <w:t>item.lab_hour</w:t>
+              <w:t>{{item.lab_hour</w:t>
             </w:r>
             <w:r>
               <w:rPr>
@@ -4046,7 +3320,6 @@
               </w:rPr>
               <w:t>s</w:t>
             </w:r>
-            <w:proofErr w:type="spellEnd"/>
             <w:r>
               <w:rPr>
                 <w:rFonts w:ascii="Times New Roman" w:hAnsi="Times New Roman" w:cs="Times New Roman"/>
@@ -4079,47 +3352,7 @@
                 <w:szCs w:val="24"/>
                 <w:lang w:val="en-US"/>
               </w:rPr>
-              <w:t>{%</w:t>
-            </w:r>
-            <w:proofErr w:type="spellStart"/>
-            <w:r>
-              <w:rPr>
-                <w:rFonts w:ascii="Times New Roman" w:hAnsi="Times New Roman" w:cs="Times New Roman"/>
-                <w:sz w:val="24"/>
-                <w:szCs w:val="24"/>
-                <w:lang w:val="en-US"/>
-              </w:rPr>
-              <w:t>tc</w:t>
-            </w:r>
-            <w:proofErr w:type="spellEnd"/>
-            <w:r>
-              <w:rPr>
-                <w:rFonts w:ascii="Times New Roman" w:hAnsi="Times New Roman" w:cs="Times New Roman"/>
-                <w:sz w:val="24"/>
-                <w:szCs w:val="24"/>
-                <w:lang w:val="en-US"/>
-              </w:rPr>
-              <w:t xml:space="preserve"> </w:t>
-            </w:r>
-            <w:proofErr w:type="spellStart"/>
-            <w:r>
-              <w:rPr>
-                <w:rFonts w:ascii="Times New Roman" w:hAnsi="Times New Roman" w:cs="Times New Roman"/>
-                <w:sz w:val="24"/>
-                <w:szCs w:val="24"/>
-                <w:lang w:val="en-US"/>
-              </w:rPr>
-              <w:t>endfor</w:t>
-            </w:r>
-            <w:proofErr w:type="spellEnd"/>
-            <w:r>
-              <w:rPr>
-                <w:rFonts w:ascii="Times New Roman" w:hAnsi="Times New Roman" w:cs="Times New Roman"/>
-                <w:sz w:val="24"/>
-                <w:szCs w:val="24"/>
-                <w:lang w:val="en-US"/>
-              </w:rPr>
-              <w:t xml:space="preserve"> %}</w:t>
+              <w:t>{%tc endfor %}</w:t>
             </w:r>
           </w:p>
         </w:tc>
@@ -4180,7 +3413,6 @@
               </w:rPr>
               <w:t xml:space="preserve">{{ </w:t>
             </w:r>
-            <w:proofErr w:type="spellStart"/>
             <w:r>
               <w:rPr>
                 <w:rFonts w:ascii="Times New Roman" w:hAnsi="Times New Roman" w:cs="Times New Roman"/>
@@ -4197,17 +3429,7 @@
                 <w:szCs w:val="24"/>
                 <w:lang w:val="en-US"/>
               </w:rPr>
-              <w:t>.pr_hours_all</w:t>
-            </w:r>
-            <w:proofErr w:type="spellEnd"/>
-            <w:r>
-              <w:rPr>
-                <w:rFonts w:ascii="Times New Roman" w:hAnsi="Times New Roman" w:cs="Times New Roman"/>
-                <w:sz w:val="24"/>
-                <w:szCs w:val="24"/>
-                <w:lang w:val="en-US"/>
-              </w:rPr>
-              <w:t xml:space="preserve"> }}</w:t>
+              <w:t>.pr_hours_all }}</w:t>
             </w:r>
           </w:p>
         </w:tc>
@@ -4233,47 +3455,7 @@
                 <w:szCs w:val="24"/>
                 <w:lang w:val="en-US"/>
               </w:rPr>
-              <w:t>{%</w:t>
-            </w:r>
-            <w:proofErr w:type="spellStart"/>
-            <w:r>
-              <w:rPr>
-                <w:rFonts w:ascii="Times New Roman" w:hAnsi="Times New Roman" w:cs="Times New Roman"/>
-                <w:sz w:val="24"/>
-                <w:szCs w:val="24"/>
-                <w:lang w:val="en-US"/>
-              </w:rPr>
-              <w:t>tc</w:t>
-            </w:r>
-            <w:proofErr w:type="spellEnd"/>
-            <w:r>
-              <w:rPr>
-                <w:rFonts w:ascii="Times New Roman" w:hAnsi="Times New Roman" w:cs="Times New Roman"/>
-                <w:sz w:val="24"/>
-                <w:szCs w:val="24"/>
-                <w:lang w:val="en-US"/>
-              </w:rPr>
-              <w:t xml:space="preserve"> for item in </w:t>
-            </w:r>
-            <w:proofErr w:type="spellStart"/>
-            <w:r>
-              <w:rPr>
-                <w:rFonts w:ascii="Times New Roman" w:hAnsi="Times New Roman" w:cs="Times New Roman"/>
-                <w:sz w:val="24"/>
-                <w:szCs w:val="24"/>
-                <w:lang w:val="en-US"/>
-              </w:rPr>
-              <w:t>sh</w:t>
-            </w:r>
-            <w:proofErr w:type="spellEnd"/>
-            <w:r>
-              <w:rPr>
-                <w:rFonts w:ascii="Times New Roman" w:hAnsi="Times New Roman" w:cs="Times New Roman"/>
-                <w:sz w:val="24"/>
-                <w:szCs w:val="24"/>
-                <w:lang w:val="en-US"/>
-              </w:rPr>
-              <w:t xml:space="preserve"> %}</w:t>
+              <w:t>{%tc for item in sh %}</w:t>
             </w:r>
           </w:p>
         </w:tc>
@@ -4299,17 +3481,7 @@
                 <w:szCs w:val="24"/>
                 <w:lang w:val="en-US"/>
               </w:rPr>
-              <w:t>{{</w:t>
-            </w:r>
-            <w:proofErr w:type="spellStart"/>
-            <w:r>
-              <w:rPr>
-                <w:rFonts w:ascii="Times New Roman" w:hAnsi="Times New Roman" w:cs="Times New Roman"/>
-                <w:sz w:val="24"/>
-                <w:szCs w:val="24"/>
-                <w:lang w:val="en-US"/>
-              </w:rPr>
-              <w:t>item.pr_hour</w:t>
+              <w:t>{{item.pr_hour</w:t>
             </w:r>
             <w:r>
               <w:rPr>
@@ -4320,7 +3492,6 @@
               </w:rPr>
               <w:t>s</w:t>
             </w:r>
-            <w:proofErr w:type="spellEnd"/>
             <w:r>
               <w:rPr>
                 <w:rFonts w:ascii="Times New Roman" w:hAnsi="Times New Roman" w:cs="Times New Roman"/>
@@ -4353,47 +3524,7 @@
                 <w:szCs w:val="24"/>
                 <w:lang w:val="en-US"/>
               </w:rPr>
-              <w:t>{%</w:t>
-            </w:r>
-            <w:proofErr w:type="spellStart"/>
-            <w:r>
-              <w:rPr>
-                <w:rFonts w:ascii="Times New Roman" w:hAnsi="Times New Roman" w:cs="Times New Roman"/>
-                <w:sz w:val="24"/>
-                <w:szCs w:val="24"/>
-                <w:lang w:val="en-US"/>
-              </w:rPr>
-              <w:t>tc</w:t>
-            </w:r>
-            <w:proofErr w:type="spellEnd"/>
-            <w:r>
-              <w:rPr>
-                <w:rFonts w:ascii="Times New Roman" w:hAnsi="Times New Roman" w:cs="Times New Roman"/>
-                <w:sz w:val="24"/>
-                <w:szCs w:val="24"/>
-                <w:lang w:val="en-US"/>
-              </w:rPr>
-              <w:t xml:space="preserve"> </w:t>
-            </w:r>
-            <w:proofErr w:type="spellStart"/>
-            <w:r>
-              <w:rPr>
-                <w:rFonts w:ascii="Times New Roman" w:hAnsi="Times New Roman" w:cs="Times New Roman"/>
-                <w:sz w:val="24"/>
-                <w:szCs w:val="24"/>
-                <w:lang w:val="en-US"/>
-              </w:rPr>
-              <w:t>endfor</w:t>
-            </w:r>
-            <w:proofErr w:type="spellEnd"/>
-            <w:r>
-              <w:rPr>
-                <w:rFonts w:ascii="Times New Roman" w:hAnsi="Times New Roman" w:cs="Times New Roman"/>
-                <w:sz w:val="24"/>
-                <w:szCs w:val="24"/>
-                <w:lang w:val="en-US"/>
-              </w:rPr>
-              <w:t xml:space="preserve"> %}</w:t>
+              <w:t>{%tc endfor %}</w:t>
             </w:r>
           </w:p>
         </w:tc>
@@ -4417,25 +3548,7 @@
                 <w:sz w:val="24"/>
                 <w:szCs w:val="24"/>
               </w:rPr>
-              <w:t xml:space="preserve">Самостоятельная работа (в </w:t>
-            </w:r>
-            <w:proofErr w:type="spellStart"/>
-            <w:r>
-              <w:rPr>
-                <w:rFonts w:ascii="Times New Roman" w:hAnsi="Times New Roman" w:cs="Times New Roman"/>
-                <w:sz w:val="24"/>
-                <w:szCs w:val="24"/>
-              </w:rPr>
-              <w:t>т.ч</w:t>
-            </w:r>
-            <w:proofErr w:type="spellEnd"/>
-            <w:r>
-              <w:rPr>
-                <w:rFonts w:ascii="Times New Roman" w:hAnsi="Times New Roman" w:cs="Times New Roman"/>
-                <w:sz w:val="24"/>
-                <w:szCs w:val="24"/>
-              </w:rPr>
-              <w:t>. курсовое проектирование)</w:t>
+              <w:t>Самостоятельная работа (в т.ч. курсовое проектирование)</w:t>
             </w:r>
           </w:p>
         </w:tc>
@@ -4463,7 +3576,6 @@
               </w:rPr>
               <w:t xml:space="preserve">{{ </w:t>
             </w:r>
-            <w:proofErr w:type="spellStart"/>
             <w:r>
               <w:rPr>
                 <w:rFonts w:ascii="Times New Roman" w:hAnsi="Times New Roman" w:cs="Times New Roman"/>
@@ -4480,17 +3592,7 @@
                 <w:szCs w:val="24"/>
                 <w:lang w:val="en-US"/>
               </w:rPr>
-              <w:t>.srs_hours_all</w:t>
-            </w:r>
-            <w:proofErr w:type="spellEnd"/>
-            <w:r>
-              <w:rPr>
-                <w:rFonts w:ascii="Times New Roman" w:hAnsi="Times New Roman" w:cs="Times New Roman"/>
-                <w:sz w:val="24"/>
-                <w:szCs w:val="24"/>
-                <w:lang w:val="en-US"/>
-              </w:rPr>
-              <w:t xml:space="preserve"> }}</w:t>
+              <w:t>.srs_hours_all }}</w:t>
             </w:r>
           </w:p>
         </w:tc>
@@ -4516,47 +3618,7 @@
                 <w:szCs w:val="24"/>
                 <w:lang w:val="en-US"/>
               </w:rPr>
-              <w:t>{%</w:t>
-            </w:r>
-            <w:proofErr w:type="spellStart"/>
-            <w:r>
-              <w:rPr>
-                <w:rFonts w:ascii="Times New Roman" w:hAnsi="Times New Roman" w:cs="Times New Roman"/>
-                <w:sz w:val="24"/>
-                <w:szCs w:val="24"/>
-                <w:lang w:val="en-US"/>
-              </w:rPr>
-              <w:t>tc</w:t>
-            </w:r>
-            <w:proofErr w:type="spellEnd"/>
-            <w:r>
-              <w:rPr>
-                <w:rFonts w:ascii="Times New Roman" w:hAnsi="Times New Roman" w:cs="Times New Roman"/>
-                <w:sz w:val="24"/>
-                <w:szCs w:val="24"/>
-                <w:lang w:val="en-US"/>
-              </w:rPr>
-              <w:t xml:space="preserve"> for item in </w:t>
-            </w:r>
-            <w:proofErr w:type="spellStart"/>
-            <w:r>
-              <w:rPr>
-                <w:rFonts w:ascii="Times New Roman" w:hAnsi="Times New Roman" w:cs="Times New Roman"/>
-                <w:sz w:val="24"/>
-                <w:szCs w:val="24"/>
-                <w:lang w:val="en-US"/>
-              </w:rPr>
-              <w:t>sh</w:t>
-            </w:r>
-            <w:proofErr w:type="spellEnd"/>
-            <w:r>
-              <w:rPr>
-                <w:rFonts w:ascii="Times New Roman" w:hAnsi="Times New Roman" w:cs="Times New Roman"/>
-                <w:sz w:val="24"/>
-                <w:szCs w:val="24"/>
-                <w:lang w:val="en-US"/>
-              </w:rPr>
-              <w:t xml:space="preserve"> %}</w:t>
+              <w:t>{%tc for item in sh %}</w:t>
             </w:r>
           </w:p>
         </w:tc>
@@ -4582,17 +3644,7 @@
                 <w:szCs w:val="24"/>
                 <w:lang w:val="en-US"/>
               </w:rPr>
-              <w:t>{{</w:t>
-            </w:r>
-            <w:proofErr w:type="spellStart"/>
-            <w:r>
-              <w:rPr>
-                <w:rFonts w:ascii="Times New Roman" w:hAnsi="Times New Roman" w:cs="Times New Roman"/>
-                <w:sz w:val="24"/>
-                <w:szCs w:val="24"/>
-                <w:lang w:val="en-US"/>
-              </w:rPr>
-              <w:t>item.srs_hour</w:t>
+              <w:t>{{item.srs_hour</w:t>
             </w:r>
             <w:r>
               <w:rPr>
@@ -4603,7 +3655,6 @@
               </w:rPr>
               <w:t>s</w:t>
             </w:r>
-            <w:proofErr w:type="spellEnd"/>
             <w:r>
               <w:rPr>
                 <w:rFonts w:ascii="Times New Roman" w:hAnsi="Times New Roman" w:cs="Times New Roman"/>
@@ -4636,47 +3687,7 @@
                 <w:szCs w:val="24"/>
                 <w:lang w:val="en-US"/>
               </w:rPr>
-              <w:t>{%</w:t>
-            </w:r>
-            <w:proofErr w:type="spellStart"/>
-            <w:r>
-              <w:rPr>
-                <w:rFonts w:ascii="Times New Roman" w:hAnsi="Times New Roman" w:cs="Times New Roman"/>
-                <w:sz w:val="24"/>
-                <w:szCs w:val="24"/>
-                <w:lang w:val="en-US"/>
-              </w:rPr>
-              <w:t>tc</w:t>
-            </w:r>
-            <w:proofErr w:type="spellEnd"/>
-            <w:r>
-              <w:rPr>
-                <w:rFonts w:ascii="Times New Roman" w:hAnsi="Times New Roman" w:cs="Times New Roman"/>
-                <w:sz w:val="24"/>
-                <w:szCs w:val="24"/>
-                <w:lang w:val="en-US"/>
-              </w:rPr>
-              <w:t xml:space="preserve"> </w:t>
-            </w:r>
-            <w:proofErr w:type="spellStart"/>
-            <w:r>
-              <w:rPr>
-                <w:rFonts w:ascii="Times New Roman" w:hAnsi="Times New Roman" w:cs="Times New Roman"/>
-                <w:sz w:val="24"/>
-                <w:szCs w:val="24"/>
-                <w:lang w:val="en-US"/>
-              </w:rPr>
-              <w:t>endfor</w:t>
-            </w:r>
-            <w:proofErr w:type="spellEnd"/>
-            <w:r>
-              <w:rPr>
-                <w:rFonts w:ascii="Times New Roman" w:hAnsi="Times New Roman" w:cs="Times New Roman"/>
-                <w:sz w:val="24"/>
-                <w:szCs w:val="24"/>
-                <w:lang w:val="en-US"/>
-              </w:rPr>
-              <w:t xml:space="preserve"> %}</w:t>
+              <w:t>{%tc endfor %}</w:t>
             </w:r>
           </w:p>
         </w:tc>
@@ -4726,27 +3737,7 @@
                 <w:szCs w:val="24"/>
                 <w:lang w:val="en-US"/>
               </w:rPr>
-              <w:t xml:space="preserve">{{ </w:t>
-            </w:r>
-            <w:proofErr w:type="spellStart"/>
-            <w:r>
-              <w:rPr>
-                <w:rFonts w:ascii="Times New Roman" w:hAnsi="Times New Roman" w:cs="Times New Roman"/>
-                <w:sz w:val="24"/>
-                <w:szCs w:val="24"/>
-                <w:lang w:val="en-US"/>
-              </w:rPr>
-              <w:t>sha.ekz_hours_all</w:t>
-            </w:r>
-            <w:proofErr w:type="spellEnd"/>
-            <w:r>
-              <w:rPr>
-                <w:rFonts w:ascii="Times New Roman" w:hAnsi="Times New Roman" w:cs="Times New Roman"/>
-                <w:sz w:val="24"/>
-                <w:szCs w:val="24"/>
-                <w:lang w:val="en-US"/>
-              </w:rPr>
-              <w:t>}}</w:t>
+              <w:t>{{ sha.ekz_hours_all}}</w:t>
             </w:r>
           </w:p>
         </w:tc>
@@ -4772,47 +3763,7 @@
                 <w:szCs w:val="24"/>
                 <w:lang w:val="en-US"/>
               </w:rPr>
-              <w:t>{%</w:t>
-            </w:r>
-            <w:proofErr w:type="spellStart"/>
-            <w:r>
-              <w:rPr>
-                <w:rFonts w:ascii="Times New Roman" w:hAnsi="Times New Roman" w:cs="Times New Roman"/>
-                <w:sz w:val="24"/>
-                <w:szCs w:val="24"/>
-                <w:lang w:val="en-US"/>
-              </w:rPr>
-              <w:t>tc</w:t>
-            </w:r>
-            <w:proofErr w:type="spellEnd"/>
-            <w:r>
-              <w:rPr>
-                <w:rFonts w:ascii="Times New Roman" w:hAnsi="Times New Roman" w:cs="Times New Roman"/>
-                <w:sz w:val="24"/>
-                <w:szCs w:val="24"/>
-                <w:lang w:val="en-US"/>
-              </w:rPr>
-              <w:t xml:space="preserve"> for item in </w:t>
-            </w:r>
-            <w:proofErr w:type="spellStart"/>
-            <w:r>
-              <w:rPr>
-                <w:rFonts w:ascii="Times New Roman" w:hAnsi="Times New Roman" w:cs="Times New Roman"/>
-                <w:sz w:val="24"/>
-                <w:szCs w:val="24"/>
-                <w:lang w:val="en-US"/>
-              </w:rPr>
-              <w:t>sh</w:t>
-            </w:r>
-            <w:proofErr w:type="spellEnd"/>
-            <w:r>
-              <w:rPr>
-                <w:rFonts w:ascii="Times New Roman" w:hAnsi="Times New Roman" w:cs="Times New Roman"/>
-                <w:sz w:val="24"/>
-                <w:szCs w:val="24"/>
-                <w:lang w:val="en-US"/>
-              </w:rPr>
-              <w:t xml:space="preserve"> %}</w:t>
+              <w:t>{%tc for item in sh %}</w:t>
             </w:r>
           </w:p>
         </w:tc>
@@ -4838,27 +3789,7 @@
                 <w:szCs w:val="24"/>
                 <w:lang w:val="en-US"/>
               </w:rPr>
-              <w:t>{{</w:t>
-            </w:r>
-            <w:proofErr w:type="spellStart"/>
-            <w:r>
-              <w:rPr>
-                <w:rFonts w:ascii="Times New Roman" w:hAnsi="Times New Roman" w:cs="Times New Roman"/>
-                <w:sz w:val="24"/>
-                <w:szCs w:val="24"/>
-                <w:lang w:val="en-US"/>
-              </w:rPr>
-              <w:t>item.ekz_hours</w:t>
-            </w:r>
-            <w:proofErr w:type="spellEnd"/>
-            <w:r>
-              <w:rPr>
-                <w:rFonts w:ascii="Times New Roman" w:hAnsi="Times New Roman" w:cs="Times New Roman"/>
-                <w:sz w:val="24"/>
-                <w:szCs w:val="24"/>
-                <w:lang w:val="en-US"/>
-              </w:rPr>
-              <w:t>}}</w:t>
+              <w:t>{{item.ekz_hours}}</w:t>
             </w:r>
           </w:p>
         </w:tc>
@@ -4883,47 +3814,7 @@
                 <w:szCs w:val="24"/>
                 <w:lang w:val="en-US"/>
               </w:rPr>
-              <w:t>{%</w:t>
-            </w:r>
-            <w:proofErr w:type="spellStart"/>
-            <w:r>
-              <w:rPr>
-                <w:rFonts w:ascii="Times New Roman" w:hAnsi="Times New Roman" w:cs="Times New Roman"/>
-                <w:sz w:val="24"/>
-                <w:szCs w:val="24"/>
-                <w:lang w:val="en-US"/>
-              </w:rPr>
-              <w:t>tc</w:t>
-            </w:r>
-            <w:proofErr w:type="spellEnd"/>
-            <w:r>
-              <w:rPr>
-                <w:rFonts w:ascii="Times New Roman" w:hAnsi="Times New Roman" w:cs="Times New Roman"/>
-                <w:sz w:val="24"/>
-                <w:szCs w:val="24"/>
-                <w:lang w:val="en-US"/>
-              </w:rPr>
-              <w:t xml:space="preserve"> </w:t>
-            </w:r>
-            <w:proofErr w:type="spellStart"/>
-            <w:r>
-              <w:rPr>
-                <w:rFonts w:ascii="Times New Roman" w:hAnsi="Times New Roman" w:cs="Times New Roman"/>
-                <w:sz w:val="24"/>
-                <w:szCs w:val="24"/>
-                <w:lang w:val="en-US"/>
-              </w:rPr>
-              <w:t>endfor</w:t>
-            </w:r>
-            <w:proofErr w:type="spellEnd"/>
-            <w:r>
-              <w:rPr>
-                <w:rFonts w:ascii="Times New Roman" w:hAnsi="Times New Roman" w:cs="Times New Roman"/>
-                <w:sz w:val="24"/>
-                <w:szCs w:val="24"/>
-                <w:lang w:val="en-US"/>
-              </w:rPr>
-              <w:t xml:space="preserve"> %}</w:t>
+              <w:t>{%tc endfor %}</w:t>
             </w:r>
           </w:p>
         </w:tc>
@@ -4975,7 +3866,6 @@
               </w:rPr>
               <w:t xml:space="preserve">{{ </w:t>
             </w:r>
-            <w:proofErr w:type="spellStart"/>
             <w:r>
               <w:rPr>
                 <w:rFonts w:ascii="Times New Roman" w:hAnsi="Times New Roman" w:cs="Times New Roman"/>
@@ -4992,17 +3882,7 @@
                 <w:szCs w:val="24"/>
                 <w:lang w:val="en-US"/>
               </w:rPr>
-              <w:t>.tic_all</w:t>
-            </w:r>
-            <w:proofErr w:type="spellEnd"/>
-            <w:r>
-              <w:rPr>
-                <w:rFonts w:ascii="Times New Roman" w:hAnsi="Times New Roman" w:cs="Times New Roman"/>
-                <w:sz w:val="24"/>
-                <w:szCs w:val="24"/>
-                <w:lang w:val="en-US"/>
-              </w:rPr>
-              <w:t xml:space="preserve"> }}</w:t>
+              <w:t>.tic_all }}</w:t>
             </w:r>
           </w:p>
         </w:tc>
@@ -5028,47 +3908,7 @@
                 <w:szCs w:val="24"/>
                 <w:lang w:val="en-US"/>
               </w:rPr>
-              <w:t>{%</w:t>
-            </w:r>
-            <w:proofErr w:type="spellStart"/>
-            <w:r>
-              <w:rPr>
-                <w:rFonts w:ascii="Times New Roman" w:hAnsi="Times New Roman" w:cs="Times New Roman"/>
-                <w:sz w:val="24"/>
-                <w:szCs w:val="24"/>
-                <w:lang w:val="en-US"/>
-              </w:rPr>
-              <w:t>tc</w:t>
-            </w:r>
-            <w:proofErr w:type="spellEnd"/>
-            <w:r>
-              <w:rPr>
-                <w:rFonts w:ascii="Times New Roman" w:hAnsi="Times New Roman" w:cs="Times New Roman"/>
-                <w:sz w:val="24"/>
-                <w:szCs w:val="24"/>
-                <w:lang w:val="en-US"/>
-              </w:rPr>
-              <w:t xml:space="preserve"> for item in </w:t>
-            </w:r>
-            <w:proofErr w:type="spellStart"/>
-            <w:r>
-              <w:rPr>
-                <w:rFonts w:ascii="Times New Roman" w:hAnsi="Times New Roman" w:cs="Times New Roman"/>
-                <w:sz w:val="24"/>
-                <w:szCs w:val="24"/>
-                <w:lang w:val="en-US"/>
-              </w:rPr>
-              <w:t>sh</w:t>
-            </w:r>
-            <w:proofErr w:type="spellEnd"/>
-            <w:r>
-              <w:rPr>
-                <w:rFonts w:ascii="Times New Roman" w:hAnsi="Times New Roman" w:cs="Times New Roman"/>
-                <w:sz w:val="24"/>
-                <w:szCs w:val="24"/>
-                <w:lang w:val="en-US"/>
-              </w:rPr>
-              <w:t xml:space="preserve"> %}</w:t>
+              <w:t>{%tc for item in sh %}</w:t>
             </w:r>
           </w:p>
         </w:tc>
@@ -5094,27 +3934,7 @@
                 <w:szCs w:val="24"/>
                 <w:lang w:val="en-US"/>
               </w:rPr>
-              <w:t>{{</w:t>
-            </w:r>
-            <w:proofErr w:type="spellStart"/>
-            <w:r>
-              <w:rPr>
-                <w:rFonts w:ascii="Times New Roman" w:hAnsi="Times New Roman" w:cs="Times New Roman"/>
-                <w:sz w:val="24"/>
-                <w:szCs w:val="24"/>
-                <w:lang w:val="en-US"/>
-              </w:rPr>
-              <w:t>item.tic</w:t>
-            </w:r>
-            <w:proofErr w:type="spellEnd"/>
-            <w:r>
-              <w:rPr>
-                <w:rFonts w:ascii="Times New Roman" w:hAnsi="Times New Roman" w:cs="Times New Roman"/>
-                <w:sz w:val="24"/>
-                <w:szCs w:val="24"/>
-                <w:lang w:val="en-US"/>
-              </w:rPr>
-              <w:t>}}</w:t>
+              <w:t>{{item.tic}}</w:t>
             </w:r>
           </w:p>
         </w:tc>
@@ -5139,47 +3959,7 @@
                 <w:szCs w:val="24"/>
                 <w:lang w:val="en-US"/>
               </w:rPr>
-              <w:t>{%</w:t>
-            </w:r>
-            <w:proofErr w:type="spellStart"/>
-            <w:r>
-              <w:rPr>
-                <w:rFonts w:ascii="Times New Roman" w:hAnsi="Times New Roman" w:cs="Times New Roman"/>
-                <w:sz w:val="24"/>
-                <w:szCs w:val="24"/>
-                <w:lang w:val="en-US"/>
-              </w:rPr>
-              <w:t>tc</w:t>
-            </w:r>
-            <w:proofErr w:type="spellEnd"/>
-            <w:r>
-              <w:rPr>
-                <w:rFonts w:ascii="Times New Roman" w:hAnsi="Times New Roman" w:cs="Times New Roman"/>
-                <w:sz w:val="24"/>
-                <w:szCs w:val="24"/>
-                <w:lang w:val="en-US"/>
-              </w:rPr>
-              <w:t xml:space="preserve"> </w:t>
-            </w:r>
-            <w:proofErr w:type="spellStart"/>
-            <w:r>
-              <w:rPr>
-                <w:rFonts w:ascii="Times New Roman" w:hAnsi="Times New Roman" w:cs="Times New Roman"/>
-                <w:sz w:val="24"/>
-                <w:szCs w:val="24"/>
-                <w:lang w:val="en-US"/>
-              </w:rPr>
-              <w:t>endfor</w:t>
-            </w:r>
-            <w:proofErr w:type="spellEnd"/>
-            <w:r>
-              <w:rPr>
-                <w:rFonts w:ascii="Times New Roman" w:hAnsi="Times New Roman" w:cs="Times New Roman"/>
-                <w:sz w:val="24"/>
-                <w:szCs w:val="24"/>
-                <w:lang w:val="en-US"/>
-              </w:rPr>
-              <w:t xml:space="preserve"> %}</w:t>
+              <w:t>{%tc endfor %}</w:t>
             </w:r>
           </w:p>
         </w:tc>
@@ -5394,8 +4174,6 @@
         </w:rPr>
         <w:t xml:space="preserve"> </w:t>
       </w:r>
-      <w:proofErr w:type="spellStart"/>
-      <w:proofErr w:type="gramStart"/>
       <w:r>
         <w:rPr>
           <w:rFonts w:ascii="Times New Roman" w:hAnsi="Times New Roman" w:cs="Times New Roman"/>
@@ -5427,9 +4205,8 @@
           <w:szCs w:val="24"/>
           <w:lang w:val="en-US"/>
         </w:rPr>
-        <w:t>items</w:t>
-      </w:r>
-      <w:proofErr w:type="spellEnd"/>
+        <w:t>items()</w:t>
+      </w:r>
       <w:r>
         <w:rPr>
           <w:rFonts w:ascii="Times New Roman" w:hAnsi="Times New Roman" w:cs="Times New Roman"/>
@@ -5439,9 +4216,18 @@
           <w:szCs w:val="24"/>
           <w:lang w:val="en-US"/>
         </w:rPr>
-        <w:t>(</w:t>
-      </w:r>
-      <w:proofErr w:type="gramEnd"/>
+        <w:t xml:space="preserve"> %}</w:t>
+      </w:r>
+      <w:r>
+        <w:rPr>
+          <w:rFonts w:ascii="Times New Roman" w:hAnsi="Times New Roman" w:cs="Times New Roman"/>
+          <w:b/>
+          <w:bCs/>
+          <w:sz w:val="24"/>
+          <w:szCs w:val="24"/>
+        </w:rPr>
+        <w:t>Семестр</w:t>
+      </w:r>
       <w:r>
         <w:rPr>
           <w:rFonts w:ascii="Times New Roman" w:hAnsi="Times New Roman" w:cs="Times New Roman"/>
@@ -5451,7 +4237,7 @@
           <w:szCs w:val="24"/>
           <w:lang w:val="en-US"/>
         </w:rPr>
-        <w:t>)</w:t>
+        <w:t xml:space="preserve"> № </w:t>
       </w:r>
       <w:r>
         <w:rPr>
@@ -5462,17 +4248,7 @@
           <w:szCs w:val="24"/>
           <w:lang w:val="en-US"/>
         </w:rPr>
-        <w:t xml:space="preserve"> %}</w:t>
-      </w:r>
-      <w:r>
-        <w:rPr>
-          <w:rFonts w:ascii="Times New Roman" w:hAnsi="Times New Roman" w:cs="Times New Roman"/>
-          <w:b/>
-          <w:bCs/>
-          <w:sz w:val="24"/>
-          <w:szCs w:val="24"/>
-        </w:rPr>
-        <w:t>Семестр</w:t>
+        <w:t>{{</w:t>
       </w:r>
       <w:r>
         <w:rPr>
@@ -5483,32 +4259,8 @@
           <w:szCs w:val="24"/>
           <w:lang w:val="en-US"/>
         </w:rPr>
-        <w:t xml:space="preserve"> № </w:t>
-      </w:r>
-      <w:proofErr w:type="gramStart"/>
-      <w:r>
-        <w:rPr>
-          <w:rFonts w:ascii="Times New Roman" w:hAnsi="Times New Roman" w:cs="Times New Roman"/>
-          <w:b/>
-          <w:bCs/>
-          <w:sz w:val="24"/>
-          <w:szCs w:val="24"/>
-          <w:lang w:val="en-US"/>
-        </w:rPr>
-        <w:t>{{</w:t>
-      </w:r>
-      <w:r>
-        <w:rPr>
-          <w:rFonts w:ascii="Times New Roman" w:hAnsi="Times New Roman" w:cs="Times New Roman"/>
-          <w:b/>
-          <w:bCs/>
-          <w:sz w:val="24"/>
-          <w:szCs w:val="24"/>
-          <w:lang w:val="en-US"/>
-        </w:rPr>
         <w:t xml:space="preserve"> key</w:t>
       </w:r>
-      <w:proofErr w:type="gramEnd"/>
       <w:r>
         <w:rPr>
           <w:rFonts w:ascii="Times New Roman" w:hAnsi="Times New Roman" w:cs="Times New Roman"/>
@@ -6376,19 +5128,27 @@
                 <w:szCs w:val="20"/>
                 <w:lang w:val="en-US"/>
               </w:rPr>
-              <w:t>{%</w:t>
-            </w:r>
-            <w:proofErr w:type="spellStart"/>
-            <w:r>
+              <w:t>{%tr for k, i in items.items() %}</w:t>
+            </w:r>
+          </w:p>
+        </w:tc>
+      </w:tr>
+      <w:tr>
+        <w:tc>
+          <w:tcPr>
+            <w:tcW w:w="704" w:type="dxa"/>
+            <w:vAlign w:val="center"/>
+          </w:tcPr>
+          <w:p>
+            <w:pPr>
+              <w:jc w:val="center"/>
               <w:rPr>
                 <w:rFonts w:ascii="Times New Roman" w:hAnsi="Times New Roman" w:cs="Times New Roman"/>
                 <w:sz w:val="20"/>
                 <w:szCs w:val="20"/>
                 <w:lang w:val="en-US"/>
               </w:rPr>
-              <w:t>tr</w:t>
-            </w:r>
-            <w:proofErr w:type="spellEnd"/>
+            </w:pPr>
             <w:r>
               <w:rPr>
                 <w:rFonts w:ascii="Times New Roman" w:hAnsi="Times New Roman" w:cs="Times New Roman"/>
@@ -6396,19 +5156,22 @@
                 <w:szCs w:val="20"/>
                 <w:lang w:val="en-US"/>
               </w:rPr>
-              <w:t xml:space="preserve"> for k, </w:t>
-            </w:r>
-            <w:proofErr w:type="spellStart"/>
-            <w:r>
+              <w:t>{{ k[1] }}</w:t>
+            </w:r>
+          </w:p>
+        </w:tc>
+        <w:tc>
+          <w:tcPr>
+            <w:tcW w:w="1791" w:type="dxa"/>
+          </w:tcPr>
+          <w:p>
+            <w:pPr>
               <w:rPr>
                 <w:rFonts w:ascii="Times New Roman" w:hAnsi="Times New Roman" w:cs="Times New Roman"/>
                 <w:sz w:val="20"/>
                 <w:szCs w:val="20"/>
-                <w:lang w:val="en-US"/>
-              </w:rPr>
-              <w:t>i</w:t>
-            </w:r>
-            <w:proofErr w:type="spellEnd"/>
+              </w:rPr>
+            </w:pPr>
             <w:r>
               <w:rPr>
                 <w:rFonts w:ascii="Times New Roman" w:hAnsi="Times New Roman" w:cs="Times New Roman"/>
@@ -6416,9 +5179,8 @@
                 <w:szCs w:val="20"/>
                 <w:lang w:val="en-US"/>
               </w:rPr>
-              <w:t xml:space="preserve"> in </w:t>
-            </w:r>
-            <w:proofErr w:type="spellStart"/>
+              <w:t>{{ k</w:t>
+            </w:r>
             <w:r>
               <w:rPr>
                 <w:rFonts w:ascii="Times New Roman" w:hAnsi="Times New Roman" w:cs="Times New Roman"/>
@@ -6426,9 +5188,8 @@
                 <w:szCs w:val="20"/>
                 <w:lang w:val="en-US"/>
               </w:rPr>
-              <w:t>items.items</w:t>
-            </w:r>
-            <w:proofErr w:type="spellEnd"/>
+              <w:t>[0]</w:t>
+            </w:r>
             <w:r>
               <w:rPr>
                 <w:rFonts w:ascii="Times New Roman" w:hAnsi="Times New Roman" w:cs="Times New Roman"/>
@@ -6436,7 +5197,280 @@
                 <w:szCs w:val="20"/>
                 <w:lang w:val="en-US"/>
               </w:rPr>
-              <w:t>() %}</w:t>
+              <w:t xml:space="preserve"> }}</w:t>
+            </w:r>
+          </w:p>
+        </w:tc>
+        <w:tc>
+          <w:tcPr>
+            <w:tcW w:w="708" w:type="dxa"/>
+            <w:vAlign w:val="center"/>
+          </w:tcPr>
+          <w:p>
+            <w:pPr>
+              <w:jc w:val="center"/>
+              <w:rPr>
+                <w:rFonts w:ascii="Times New Roman" w:hAnsi="Times New Roman" w:cs="Times New Roman"/>
+                <w:sz w:val="20"/>
+                <w:szCs w:val="20"/>
+                <w:lang w:val="en-US"/>
+              </w:rPr>
+            </w:pPr>
+            <w:r>
+              <w:rPr>
+                <w:rFonts w:ascii="Times New Roman" w:hAnsi="Times New Roman" w:cs="Times New Roman"/>
+                <w:sz w:val="20"/>
+                <w:szCs w:val="20"/>
+                <w:lang w:val="en-US"/>
+              </w:rPr>
+              <w:t>{{ i.lec_num</w:t>
+            </w:r>
+            <w:r>
+              <w:rPr>
+                <w:rFonts w:ascii="Times New Roman" w:hAnsi="Times New Roman" w:cs="Times New Roman"/>
+                <w:sz w:val="20"/>
+                <w:szCs w:val="20"/>
+                <w:lang w:val="en-US"/>
+              </w:rPr>
+              <w:t>s</w:t>
+            </w:r>
+            <w:r>
+              <w:rPr>
+                <w:rFonts w:ascii="Times New Roman" w:hAnsi="Times New Roman" w:cs="Times New Roman"/>
+                <w:sz w:val="20"/>
+                <w:szCs w:val="20"/>
+                <w:lang w:val="en-US"/>
+              </w:rPr>
+              <w:t xml:space="preserve"> }}</w:t>
+            </w:r>
+          </w:p>
+        </w:tc>
+        <w:tc>
+          <w:tcPr>
+            <w:tcW w:w="709" w:type="dxa"/>
+            <w:vAlign w:val="center"/>
+          </w:tcPr>
+          <w:p>
+            <w:pPr>
+              <w:jc w:val="center"/>
+              <w:rPr>
+                <w:rFonts w:ascii="Times New Roman" w:hAnsi="Times New Roman" w:cs="Times New Roman"/>
+                <w:sz w:val="20"/>
+                <w:szCs w:val="20"/>
+                <w:lang w:val="en-US"/>
+              </w:rPr>
+            </w:pPr>
+            <w:r>
+              <w:rPr>
+                <w:rFonts w:ascii="Times New Roman" w:hAnsi="Times New Roman" w:cs="Times New Roman"/>
+                <w:sz w:val="20"/>
+                <w:szCs w:val="20"/>
+                <w:lang w:val="en-US"/>
+              </w:rPr>
+              <w:t>{{ i.lec }}</w:t>
+            </w:r>
+          </w:p>
+        </w:tc>
+        <w:tc>
+          <w:tcPr>
+            <w:tcW w:w="709" w:type="dxa"/>
+            <w:vAlign w:val="center"/>
+          </w:tcPr>
+          <w:p>
+            <w:pPr>
+              <w:jc w:val="center"/>
+              <w:rPr>
+                <w:rFonts w:ascii="Times New Roman" w:hAnsi="Times New Roman" w:cs="Times New Roman"/>
+                <w:sz w:val="20"/>
+                <w:szCs w:val="20"/>
+                <w:lang w:val="en-US"/>
+              </w:rPr>
+            </w:pPr>
+            <w:r>
+              <w:rPr>
+                <w:rFonts w:ascii="Times New Roman" w:hAnsi="Times New Roman" w:cs="Times New Roman"/>
+                <w:sz w:val="20"/>
+                <w:szCs w:val="20"/>
+                <w:lang w:val="en-US"/>
+              </w:rPr>
+              <w:t>{{ i.labs_nums }}</w:t>
+            </w:r>
+          </w:p>
+        </w:tc>
+        <w:tc>
+          <w:tcPr>
+            <w:tcW w:w="710" w:type="dxa"/>
+            <w:vAlign w:val="center"/>
+          </w:tcPr>
+          <w:p>
+            <w:pPr>
+              <w:jc w:val="center"/>
+              <w:rPr>
+                <w:rFonts w:ascii="Times New Roman" w:hAnsi="Times New Roman" w:cs="Times New Roman"/>
+                <w:sz w:val="20"/>
+                <w:szCs w:val="20"/>
+                <w:lang w:val="en-US"/>
+              </w:rPr>
+            </w:pPr>
+            <w:r>
+              <w:rPr>
+                <w:rFonts w:ascii="Times New Roman" w:hAnsi="Times New Roman" w:cs="Times New Roman"/>
+                <w:sz w:val="20"/>
+                <w:szCs w:val="20"/>
+                <w:lang w:val="en-US"/>
+              </w:rPr>
+              <w:t>{{ i.labs }}</w:t>
+            </w:r>
+          </w:p>
+        </w:tc>
+        <w:tc>
+          <w:tcPr>
+            <w:tcW w:w="710" w:type="dxa"/>
+            <w:vAlign w:val="center"/>
+          </w:tcPr>
+          <w:p>
+            <w:pPr>
+              <w:jc w:val="center"/>
+              <w:rPr>
+                <w:rFonts w:ascii="Times New Roman" w:hAnsi="Times New Roman" w:cs="Times New Roman"/>
+                <w:sz w:val="20"/>
+                <w:szCs w:val="20"/>
+                <w:lang w:val="en-US"/>
+              </w:rPr>
+            </w:pPr>
+            <w:r>
+              <w:rPr>
+                <w:rFonts w:ascii="Times New Roman" w:hAnsi="Times New Roman" w:cs="Times New Roman"/>
+                <w:sz w:val="20"/>
+                <w:szCs w:val="20"/>
+                <w:lang w:val="en-US"/>
+              </w:rPr>
+              <w:t>{{ i.pr.nums }}</w:t>
+            </w:r>
+          </w:p>
+        </w:tc>
+        <w:tc>
+          <w:tcPr>
+            <w:tcW w:w="710" w:type="dxa"/>
+            <w:vAlign w:val="center"/>
+          </w:tcPr>
+          <w:p>
+            <w:pPr>
+              <w:jc w:val="center"/>
+              <w:rPr>
+                <w:rFonts w:ascii="Times New Roman" w:hAnsi="Times New Roman" w:cs="Times New Roman"/>
+                <w:sz w:val="20"/>
+                <w:szCs w:val="20"/>
+                <w:lang w:val="en-US"/>
+              </w:rPr>
+            </w:pPr>
+            <w:r>
+              <w:rPr>
+                <w:rFonts w:ascii="Times New Roman" w:hAnsi="Times New Roman" w:cs="Times New Roman"/>
+                <w:sz w:val="20"/>
+                <w:szCs w:val="20"/>
+                <w:lang w:val="en-US"/>
+              </w:rPr>
+              <w:t>{{ i.pr }}</w:t>
+            </w:r>
+          </w:p>
+        </w:tc>
+        <w:tc>
+          <w:tcPr>
+            <w:tcW w:w="710" w:type="dxa"/>
+            <w:vAlign w:val="center"/>
+          </w:tcPr>
+          <w:p>
+            <w:pPr>
+              <w:jc w:val="center"/>
+              <w:rPr>
+                <w:rFonts w:ascii="Times New Roman" w:hAnsi="Times New Roman" w:cs="Times New Roman"/>
+                <w:sz w:val="20"/>
+                <w:szCs w:val="20"/>
+                <w:lang w:val="en-US"/>
+              </w:rPr>
+            </w:pPr>
+            <w:r>
+              <w:rPr>
+                <w:rFonts w:ascii="Times New Roman" w:hAnsi="Times New Roman" w:cs="Times New Roman"/>
+                <w:sz w:val="20"/>
+                <w:szCs w:val="20"/>
+                <w:lang w:val="en-US"/>
+              </w:rPr>
+              <w:t>{{ i.</w:t>
+            </w:r>
+            <w:r>
+              <w:t xml:space="preserve"> </w:t>
+            </w:r>
+            <w:r>
+              <w:rPr>
+                <w:rFonts w:ascii="Times New Roman" w:hAnsi="Times New Roman" w:cs="Times New Roman"/>
+                <w:sz w:val="20"/>
+                <w:szCs w:val="20"/>
+                <w:lang w:val="en-US"/>
+              </w:rPr>
+              <w:t>srs_nums</w:t>
+            </w:r>
+            <w:r>
+              <w:rPr>
+                <w:rFonts w:ascii="Times New Roman" w:hAnsi="Times New Roman" w:cs="Times New Roman"/>
+                <w:sz w:val="20"/>
+                <w:szCs w:val="20"/>
+                <w:lang w:val="en-US"/>
+              </w:rPr>
+              <w:t>}}</w:t>
+            </w:r>
+          </w:p>
+        </w:tc>
+        <w:tc>
+          <w:tcPr>
+            <w:tcW w:w="710" w:type="dxa"/>
+            <w:vAlign w:val="center"/>
+          </w:tcPr>
+          <w:p>
+            <w:pPr>
+              <w:jc w:val="center"/>
+              <w:rPr>
+                <w:rFonts w:ascii="Times New Roman" w:hAnsi="Times New Roman" w:cs="Times New Roman"/>
+                <w:sz w:val="20"/>
+                <w:szCs w:val="20"/>
+                <w:lang w:val="en-US"/>
+              </w:rPr>
+            </w:pPr>
+            <w:r>
+              <w:rPr>
+                <w:rFonts w:ascii="Times New Roman" w:hAnsi="Times New Roman" w:cs="Times New Roman"/>
+                <w:sz w:val="20"/>
+                <w:szCs w:val="20"/>
+                <w:lang w:val="en-US"/>
+              </w:rPr>
+              <w:t>{{ i.srs }}</w:t>
+            </w:r>
+          </w:p>
+        </w:tc>
+        <w:tc>
+          <w:tcPr>
+            <w:tcW w:w="1174" w:type="dxa"/>
+            <w:vAlign w:val="center"/>
+          </w:tcPr>
+          <w:p>
+            <w:pPr>
+              <w:jc w:val="center"/>
+              <w:rPr>
+                <w:rFonts w:ascii="Times New Roman" w:hAnsi="Times New Roman" w:cs="Times New Roman"/>
+                <w:sz w:val="20"/>
+                <w:szCs w:val="20"/>
+                <w:lang w:val="en-US"/>
+              </w:rPr>
+            </w:pPr>
+            <w:r>
+              <w:rPr>
+                <w:rFonts w:ascii="Times New Roman" w:hAnsi="Times New Roman" w:cs="Times New Roman"/>
+                <w:sz w:val="20"/>
+                <w:szCs w:val="20"/>
+                <w:lang w:val="en-US"/>
+              </w:rPr>
+              <w:t>{{ i.formcontrol }}</w:t>
             </w:r>
           </w:p>
         </w:tc>
@@ -6457,567 +5491,32 @@
                 <w:lang w:val="en-US"/>
               </w:rPr>
             </w:pPr>
-            <w:r>
+          </w:p>
+        </w:tc>
+        <w:tc>
+          <w:tcPr>
+            <w:tcW w:w="8641" w:type="dxa"/>
+            <w:gridSpan w:val="10"/>
+            <w:vAlign w:val="center"/>
+          </w:tcPr>
+          <w:p>
+            <w:pPr>
+              <w:jc w:val="center"/>
               <w:rPr>
                 <w:rFonts w:ascii="Times New Roman" w:hAnsi="Times New Roman" w:cs="Times New Roman"/>
                 <w:sz w:val="20"/>
                 <w:szCs w:val="20"/>
                 <w:lang w:val="en-US"/>
               </w:rPr>
-              <w:t>{{ k[1] }}</w:t>
-            </w:r>
-          </w:p>
-        </w:tc>
-        <w:tc>
-          <w:tcPr>
-            <w:tcW w:w="1791" w:type="dxa"/>
-          </w:tcPr>
-          <w:p>
-            <w:pPr>
+            </w:pPr>
+            <w:r>
               <w:rPr>
                 <w:rFonts w:ascii="Times New Roman" w:hAnsi="Times New Roman" w:cs="Times New Roman"/>
                 <w:sz w:val="20"/>
                 <w:szCs w:val="20"/>
-              </w:rPr>
-            </w:pPr>
-            <w:r>
-              <w:rPr>
-                <w:rFonts w:ascii="Times New Roman" w:hAnsi="Times New Roman" w:cs="Times New Roman"/>
-                <w:sz w:val="20"/>
-                <w:szCs w:val="20"/>
-                <w:lang w:val="en-US"/>
-              </w:rPr>
-              <w:t>{{ k</w:t>
-            </w:r>
-            <w:r>
-              <w:rPr>
-                <w:rFonts w:ascii="Times New Roman" w:hAnsi="Times New Roman" w:cs="Times New Roman"/>
-                <w:sz w:val="20"/>
-                <w:szCs w:val="20"/>
-                <w:lang w:val="en-US"/>
-              </w:rPr>
-              <w:t>[0]</w:t>
-            </w:r>
-            <w:r>
-              <w:rPr>
-                <w:rFonts w:ascii="Times New Roman" w:hAnsi="Times New Roman" w:cs="Times New Roman"/>
-                <w:sz w:val="20"/>
-                <w:szCs w:val="20"/>
-                <w:lang w:val="en-US"/>
-              </w:rPr>
-              <w:t xml:space="preserve"> }}</w:t>
-            </w:r>
-          </w:p>
-        </w:tc>
-        <w:tc>
-          <w:tcPr>
-            <w:tcW w:w="708" w:type="dxa"/>
-            <w:vAlign w:val="center"/>
-          </w:tcPr>
-          <w:p>
-            <w:pPr>
-              <w:jc w:val="center"/>
-              <w:rPr>
-                <w:rFonts w:ascii="Times New Roman" w:hAnsi="Times New Roman" w:cs="Times New Roman"/>
-                <w:sz w:val="20"/>
-                <w:szCs w:val="20"/>
-                <w:lang w:val="en-US"/>
-              </w:rPr>
-            </w:pPr>
-            <w:r>
-              <w:rPr>
-                <w:rFonts w:ascii="Times New Roman" w:hAnsi="Times New Roman" w:cs="Times New Roman"/>
-                <w:sz w:val="20"/>
-                <w:szCs w:val="20"/>
-                <w:lang w:val="en-US"/>
-              </w:rPr>
-              <w:t xml:space="preserve">{{ </w:t>
-            </w:r>
-            <w:proofErr w:type="spellStart"/>
-            <w:r>
-              <w:rPr>
-                <w:rFonts w:ascii="Times New Roman" w:hAnsi="Times New Roman" w:cs="Times New Roman"/>
-                <w:sz w:val="20"/>
-                <w:szCs w:val="20"/>
-                <w:lang w:val="en-US"/>
-              </w:rPr>
-              <w:t>i.lec_num</w:t>
-            </w:r>
-            <w:r>
-              <w:rPr>
-                <w:rFonts w:ascii="Times New Roman" w:hAnsi="Times New Roman" w:cs="Times New Roman"/>
-                <w:sz w:val="20"/>
-                <w:szCs w:val="20"/>
-                <w:lang w:val="en-US"/>
-              </w:rPr>
-              <w:t>s</w:t>
-            </w:r>
-            <w:proofErr w:type="spellEnd"/>
-            <w:r>
-              <w:rPr>
-                <w:rFonts w:ascii="Times New Roman" w:hAnsi="Times New Roman" w:cs="Times New Roman"/>
-                <w:sz w:val="20"/>
-                <w:szCs w:val="20"/>
-                <w:lang w:val="en-US"/>
-              </w:rPr>
-              <w:t xml:space="preserve"> }}</w:t>
-            </w:r>
-          </w:p>
-        </w:tc>
-        <w:tc>
-          <w:tcPr>
-            <w:tcW w:w="709" w:type="dxa"/>
-            <w:vAlign w:val="center"/>
-          </w:tcPr>
-          <w:p>
-            <w:pPr>
-              <w:jc w:val="center"/>
-              <w:rPr>
-                <w:rFonts w:ascii="Times New Roman" w:hAnsi="Times New Roman" w:cs="Times New Roman"/>
-                <w:sz w:val="20"/>
-                <w:szCs w:val="20"/>
-                <w:lang w:val="en-US"/>
-              </w:rPr>
-            </w:pPr>
-            <w:r>
-              <w:rPr>
-                <w:rFonts w:ascii="Times New Roman" w:hAnsi="Times New Roman" w:cs="Times New Roman"/>
-                <w:sz w:val="20"/>
-                <w:szCs w:val="20"/>
-                <w:lang w:val="en-US"/>
-              </w:rPr>
-              <w:t xml:space="preserve">{{ </w:t>
-            </w:r>
-            <w:proofErr w:type="spellStart"/>
-            <w:r>
-              <w:rPr>
-                <w:rFonts w:ascii="Times New Roman" w:hAnsi="Times New Roman" w:cs="Times New Roman"/>
-                <w:sz w:val="20"/>
-                <w:szCs w:val="20"/>
-                <w:lang w:val="en-US"/>
-              </w:rPr>
-              <w:t>i.lec</w:t>
-            </w:r>
-            <w:proofErr w:type="spellEnd"/>
-            <w:r>
-              <w:rPr>
-                <w:rFonts w:ascii="Times New Roman" w:hAnsi="Times New Roman" w:cs="Times New Roman"/>
-                <w:sz w:val="20"/>
-                <w:szCs w:val="20"/>
-                <w:lang w:val="en-US"/>
-              </w:rPr>
-              <w:t xml:space="preserve"> }}</w:t>
-            </w:r>
-          </w:p>
-        </w:tc>
-        <w:tc>
-          <w:tcPr>
-            <w:tcW w:w="709" w:type="dxa"/>
-            <w:vAlign w:val="center"/>
-          </w:tcPr>
-          <w:p>
-            <w:pPr>
-              <w:jc w:val="center"/>
-              <w:rPr>
-                <w:rFonts w:ascii="Times New Roman" w:hAnsi="Times New Roman" w:cs="Times New Roman"/>
-                <w:sz w:val="20"/>
-                <w:szCs w:val="20"/>
-                <w:lang w:val="en-US"/>
-              </w:rPr>
-            </w:pPr>
-            <w:r>
-              <w:rPr>
-                <w:rFonts w:ascii="Times New Roman" w:hAnsi="Times New Roman" w:cs="Times New Roman"/>
-                <w:sz w:val="20"/>
-                <w:szCs w:val="20"/>
-                <w:lang w:val="en-US"/>
-              </w:rPr>
-              <w:t xml:space="preserve">{{ </w:t>
-            </w:r>
-            <w:proofErr w:type="spellStart"/>
-            <w:r>
-              <w:rPr>
-                <w:rFonts w:ascii="Times New Roman" w:hAnsi="Times New Roman" w:cs="Times New Roman"/>
-                <w:sz w:val="20"/>
-                <w:szCs w:val="20"/>
-                <w:lang w:val="en-US"/>
-              </w:rPr>
-              <w:t>i.labs_nums</w:t>
-            </w:r>
-            <w:proofErr w:type="spellEnd"/>
-            <w:r>
-              <w:rPr>
-                <w:rFonts w:ascii="Times New Roman" w:hAnsi="Times New Roman" w:cs="Times New Roman"/>
-                <w:sz w:val="20"/>
-                <w:szCs w:val="20"/>
-                <w:lang w:val="en-US"/>
-              </w:rPr>
-              <w:t xml:space="preserve"> }}</w:t>
-            </w:r>
-          </w:p>
-        </w:tc>
-        <w:tc>
-          <w:tcPr>
-            <w:tcW w:w="710" w:type="dxa"/>
-            <w:vAlign w:val="center"/>
-          </w:tcPr>
-          <w:p>
-            <w:pPr>
-              <w:jc w:val="center"/>
-              <w:rPr>
-                <w:rFonts w:ascii="Times New Roman" w:hAnsi="Times New Roman" w:cs="Times New Roman"/>
-                <w:sz w:val="20"/>
-                <w:szCs w:val="20"/>
-                <w:lang w:val="en-US"/>
-              </w:rPr>
-            </w:pPr>
-            <w:r>
-              <w:rPr>
-                <w:rFonts w:ascii="Times New Roman" w:hAnsi="Times New Roman" w:cs="Times New Roman"/>
-                <w:sz w:val="20"/>
-                <w:szCs w:val="20"/>
-                <w:lang w:val="en-US"/>
-              </w:rPr>
-              <w:t xml:space="preserve">{{ </w:t>
-            </w:r>
-            <w:proofErr w:type="spellStart"/>
-            <w:r>
-              <w:rPr>
-                <w:rFonts w:ascii="Times New Roman" w:hAnsi="Times New Roman" w:cs="Times New Roman"/>
-                <w:sz w:val="20"/>
-                <w:szCs w:val="20"/>
-                <w:lang w:val="en-US"/>
-              </w:rPr>
-              <w:t>i.labs</w:t>
-            </w:r>
-            <w:proofErr w:type="spellEnd"/>
-            <w:r>
-              <w:rPr>
-                <w:rFonts w:ascii="Times New Roman" w:hAnsi="Times New Roman" w:cs="Times New Roman"/>
-                <w:sz w:val="20"/>
-                <w:szCs w:val="20"/>
-                <w:lang w:val="en-US"/>
-              </w:rPr>
-              <w:t xml:space="preserve"> }}</w:t>
-            </w:r>
-          </w:p>
-        </w:tc>
-        <w:tc>
-          <w:tcPr>
-            <w:tcW w:w="710" w:type="dxa"/>
-            <w:vAlign w:val="center"/>
-          </w:tcPr>
-          <w:p>
-            <w:pPr>
-              <w:jc w:val="center"/>
-              <w:rPr>
-                <w:rFonts w:ascii="Times New Roman" w:hAnsi="Times New Roman" w:cs="Times New Roman"/>
-                <w:sz w:val="20"/>
-                <w:szCs w:val="20"/>
-                <w:lang w:val="en-US"/>
-              </w:rPr>
-            </w:pPr>
-            <w:r>
-              <w:rPr>
-                <w:rFonts w:ascii="Times New Roman" w:hAnsi="Times New Roman" w:cs="Times New Roman"/>
-                <w:sz w:val="20"/>
-                <w:szCs w:val="20"/>
-                <w:lang w:val="en-US"/>
-              </w:rPr>
-              <w:t xml:space="preserve">{{ </w:t>
-            </w:r>
-            <w:proofErr w:type="spellStart"/>
-            <w:r>
-              <w:rPr>
-                <w:rFonts w:ascii="Times New Roman" w:hAnsi="Times New Roman" w:cs="Times New Roman"/>
-                <w:sz w:val="20"/>
-                <w:szCs w:val="20"/>
-                <w:lang w:val="en-US"/>
-              </w:rPr>
-              <w:t>i.pr.nums</w:t>
-            </w:r>
-            <w:proofErr w:type="spellEnd"/>
-            <w:r>
-              <w:rPr>
-                <w:rFonts w:ascii="Times New Roman" w:hAnsi="Times New Roman" w:cs="Times New Roman"/>
-                <w:sz w:val="20"/>
-                <w:szCs w:val="20"/>
-                <w:lang w:val="en-US"/>
-              </w:rPr>
-              <w:t xml:space="preserve"> }}</w:t>
-            </w:r>
-          </w:p>
-        </w:tc>
-        <w:tc>
-          <w:tcPr>
-            <w:tcW w:w="710" w:type="dxa"/>
-            <w:vAlign w:val="center"/>
-          </w:tcPr>
-          <w:p>
-            <w:pPr>
-              <w:jc w:val="center"/>
-              <w:rPr>
-                <w:rFonts w:ascii="Times New Roman" w:hAnsi="Times New Roman" w:cs="Times New Roman"/>
-                <w:sz w:val="20"/>
-                <w:szCs w:val="20"/>
-                <w:lang w:val="en-US"/>
-              </w:rPr>
-            </w:pPr>
-            <w:r>
-              <w:rPr>
-                <w:rFonts w:ascii="Times New Roman" w:hAnsi="Times New Roman" w:cs="Times New Roman"/>
-                <w:sz w:val="20"/>
-                <w:szCs w:val="20"/>
-                <w:lang w:val="en-US"/>
-              </w:rPr>
-              <w:t>{{ i.pr }}</w:t>
-            </w:r>
-          </w:p>
-        </w:tc>
-        <w:tc>
-          <w:tcPr>
-            <w:tcW w:w="710" w:type="dxa"/>
-            <w:vAlign w:val="center"/>
-          </w:tcPr>
-          <w:p>
-            <w:pPr>
-              <w:jc w:val="center"/>
-              <w:rPr>
-                <w:rFonts w:ascii="Times New Roman" w:hAnsi="Times New Roman" w:cs="Times New Roman"/>
-                <w:sz w:val="20"/>
-                <w:szCs w:val="20"/>
-                <w:lang w:val="en-US"/>
-              </w:rPr>
-            </w:pPr>
-            <w:r>
-              <w:rPr>
-                <w:rFonts w:ascii="Times New Roman" w:hAnsi="Times New Roman" w:cs="Times New Roman"/>
-                <w:sz w:val="20"/>
-                <w:szCs w:val="20"/>
-                <w:lang w:val="en-US"/>
-              </w:rPr>
-              <w:t xml:space="preserve">{{ </w:t>
-            </w:r>
-            <w:proofErr w:type="spellStart"/>
-            <w:r>
-              <w:rPr>
-                <w:rFonts w:ascii="Times New Roman" w:hAnsi="Times New Roman" w:cs="Times New Roman"/>
-                <w:sz w:val="20"/>
-                <w:szCs w:val="20"/>
-                <w:lang w:val="en-US"/>
-              </w:rPr>
-              <w:t>i</w:t>
-            </w:r>
-            <w:proofErr w:type="spellEnd"/>
-            <w:r>
-              <w:rPr>
-                <w:rFonts w:ascii="Times New Roman" w:hAnsi="Times New Roman" w:cs="Times New Roman"/>
-                <w:sz w:val="20"/>
-                <w:szCs w:val="20"/>
-                <w:lang w:val="en-US"/>
-              </w:rPr>
-              <w:t>.</w:t>
-            </w:r>
-            <w:r>
-              <w:t xml:space="preserve"> </w:t>
-            </w:r>
-            <w:proofErr w:type="spellStart"/>
-            <w:r>
-              <w:rPr>
-                <w:rFonts w:ascii="Times New Roman" w:hAnsi="Times New Roman" w:cs="Times New Roman"/>
-                <w:sz w:val="20"/>
-                <w:szCs w:val="20"/>
-                <w:lang w:val="en-US"/>
-              </w:rPr>
-              <w:t>srs_nums</w:t>
-            </w:r>
-            <w:proofErr w:type="spellEnd"/>
-            <w:r>
-              <w:rPr>
-                <w:rFonts w:ascii="Times New Roman" w:hAnsi="Times New Roman" w:cs="Times New Roman"/>
-                <w:sz w:val="20"/>
-                <w:szCs w:val="20"/>
-                <w:lang w:val="en-US"/>
-              </w:rPr>
-              <w:t>}}</w:t>
-            </w:r>
-          </w:p>
-        </w:tc>
-        <w:tc>
-          <w:tcPr>
-            <w:tcW w:w="710" w:type="dxa"/>
-            <w:vAlign w:val="center"/>
-          </w:tcPr>
-          <w:p>
-            <w:pPr>
-              <w:jc w:val="center"/>
-              <w:rPr>
-                <w:rFonts w:ascii="Times New Roman" w:hAnsi="Times New Roman" w:cs="Times New Roman"/>
-                <w:sz w:val="20"/>
-                <w:szCs w:val="20"/>
-                <w:lang w:val="en-US"/>
-              </w:rPr>
-            </w:pPr>
-            <w:r>
-              <w:rPr>
-                <w:rFonts w:ascii="Times New Roman" w:hAnsi="Times New Roman" w:cs="Times New Roman"/>
-                <w:sz w:val="20"/>
-                <w:szCs w:val="20"/>
-                <w:lang w:val="en-US"/>
-              </w:rPr>
-              <w:t xml:space="preserve">{{ </w:t>
-            </w:r>
-            <w:proofErr w:type="spellStart"/>
-            <w:r>
-              <w:rPr>
-                <w:rFonts w:ascii="Times New Roman" w:hAnsi="Times New Roman" w:cs="Times New Roman"/>
-                <w:sz w:val="20"/>
-                <w:szCs w:val="20"/>
-                <w:lang w:val="en-US"/>
-              </w:rPr>
-              <w:t>i.srs</w:t>
-            </w:r>
-            <w:proofErr w:type="spellEnd"/>
-            <w:r>
-              <w:rPr>
-                <w:rFonts w:ascii="Times New Roman" w:hAnsi="Times New Roman" w:cs="Times New Roman"/>
-                <w:sz w:val="20"/>
-                <w:szCs w:val="20"/>
-                <w:lang w:val="en-US"/>
-              </w:rPr>
-              <w:t xml:space="preserve"> }}</w:t>
-            </w:r>
-          </w:p>
-        </w:tc>
-        <w:tc>
-          <w:tcPr>
-            <w:tcW w:w="1174" w:type="dxa"/>
-            <w:vAlign w:val="center"/>
-          </w:tcPr>
-          <w:p>
-            <w:pPr>
-              <w:jc w:val="center"/>
-              <w:rPr>
-                <w:rFonts w:ascii="Times New Roman" w:hAnsi="Times New Roman" w:cs="Times New Roman"/>
-                <w:sz w:val="20"/>
-                <w:szCs w:val="20"/>
-                <w:lang w:val="en-US"/>
-              </w:rPr>
-            </w:pPr>
-            <w:r>
-              <w:rPr>
-                <w:rFonts w:ascii="Times New Roman" w:hAnsi="Times New Roman" w:cs="Times New Roman"/>
-                <w:sz w:val="20"/>
-                <w:szCs w:val="20"/>
-                <w:lang w:val="en-US"/>
-              </w:rPr>
-              <w:t xml:space="preserve">{{ </w:t>
-            </w:r>
-            <w:proofErr w:type="spellStart"/>
-            <w:r>
-              <w:rPr>
-                <w:rFonts w:ascii="Times New Roman" w:hAnsi="Times New Roman" w:cs="Times New Roman"/>
-                <w:sz w:val="20"/>
-                <w:szCs w:val="20"/>
-                <w:lang w:val="en-US"/>
-              </w:rPr>
-              <w:t>i.formcontrol</w:t>
-            </w:r>
-            <w:proofErr w:type="spellEnd"/>
-            <w:r>
-              <w:rPr>
-                <w:rFonts w:ascii="Times New Roman" w:hAnsi="Times New Roman" w:cs="Times New Roman"/>
-                <w:sz w:val="20"/>
-                <w:szCs w:val="20"/>
-                <w:lang w:val="en-US"/>
-              </w:rPr>
-              <w:t xml:space="preserve"> }}</w:t>
-            </w:r>
-          </w:p>
-        </w:tc>
-      </w:tr>
-      <w:tr>
-        <w:tc>
-          <w:tcPr>
-            <w:tcW w:w="704" w:type="dxa"/>
-            <w:vAlign w:val="center"/>
-          </w:tcPr>
-          <w:p>
-            <w:pPr>
-              <w:jc w:val="center"/>
-              <w:rPr>
-                <w:rFonts w:ascii="Times New Roman" w:hAnsi="Times New Roman" w:cs="Times New Roman"/>
-                <w:sz w:val="20"/>
-                <w:szCs w:val="20"/>
-                <w:lang w:val="en-US"/>
-              </w:rPr>
-            </w:pPr>
-          </w:p>
-        </w:tc>
-        <w:tc>
-          <w:tcPr>
-            <w:tcW w:w="8641" w:type="dxa"/>
-            <w:gridSpan w:val="10"/>
-            <w:vAlign w:val="center"/>
-          </w:tcPr>
-          <w:p>
-            <w:pPr>
-              <w:jc w:val="center"/>
-              <w:rPr>
-                <w:rFonts w:ascii="Times New Roman" w:hAnsi="Times New Roman" w:cs="Times New Roman"/>
-                <w:sz w:val="20"/>
-                <w:szCs w:val="20"/>
-                <w:lang w:val="en-US"/>
-              </w:rPr>
-            </w:pPr>
-            <w:r>
-              <w:rPr>
-                <w:rFonts w:ascii="Times New Roman" w:hAnsi="Times New Roman" w:cs="Times New Roman"/>
-                <w:sz w:val="20"/>
-                <w:szCs w:val="20"/>
-                <w:lang w:val="en-US"/>
-              </w:rPr>
-              <w:t>{%</w:t>
-            </w:r>
-            <w:proofErr w:type="spellStart"/>
-            <w:r>
-              <w:rPr>
-                <w:rFonts w:ascii="Times New Roman" w:hAnsi="Times New Roman" w:cs="Times New Roman"/>
-                <w:sz w:val="20"/>
-                <w:szCs w:val="20"/>
-                <w:lang w:val="en-US"/>
-              </w:rPr>
-              <w:t>tr</w:t>
-            </w:r>
-            <w:proofErr w:type="spellEnd"/>
-            <w:r>
-              <w:rPr>
-                <w:rFonts w:ascii="Times New Roman" w:hAnsi="Times New Roman" w:cs="Times New Roman"/>
-                <w:sz w:val="20"/>
-                <w:szCs w:val="20"/>
-                <w:lang w:val="en-US"/>
-              </w:rPr>
-              <w:t xml:space="preserve"> </w:t>
-            </w:r>
-            <w:proofErr w:type="spellStart"/>
-            <w:r>
-              <w:rPr>
-                <w:rFonts w:ascii="Times New Roman" w:hAnsi="Times New Roman" w:cs="Times New Roman"/>
-                <w:sz w:val="20"/>
-                <w:szCs w:val="20"/>
-                <w:lang w:val="en-US"/>
-              </w:rPr>
-              <w:t>endfor</w:t>
-            </w:r>
-            <w:proofErr w:type="spellEnd"/>
-            <w:r>
-              <w:rPr>
-                <w:rFonts w:ascii="Times New Roman" w:hAnsi="Times New Roman" w:cs="Times New Roman"/>
-                <w:sz w:val="20"/>
-                <w:szCs w:val="20"/>
-                <w:lang w:val="en-US"/>
-              </w:rPr>
-              <w:t xml:space="preserve"> %}</w:t>
+                <w:lang w:val="en-US"/>
+              </w:rPr>
+              <w:t>{%tr endfor %}</w:t>
             </w:r>
           </w:p>
         </w:tc>
@@ -7040,7 +5539,6 @@
         </w:rPr>
         <w:t xml:space="preserve">{% </w:t>
       </w:r>
-      <w:proofErr w:type="spellStart"/>
       <w:r>
         <w:rPr>
           <w:rFonts w:ascii="Times New Roman" w:hAnsi="Times New Roman" w:cs="Times New Roman"/>
@@ -7050,23 +5548,13 @@
         </w:rPr>
         <w:t>endfor</w:t>
       </w:r>
-      <w:proofErr w:type="spellEnd"/>
-      <w:r>
-        <w:rPr>
-          <w:rFonts w:ascii="Times New Roman" w:hAnsi="Times New Roman" w:cs="Times New Roman"/>
-          <w:sz w:val="24"/>
-          <w:szCs w:val="24"/>
-        </w:rPr>
-        <w:t xml:space="preserve"> </w:t>
-      </w:r>
-      <w:proofErr w:type="gramStart"/>
-      <w:r>
-        <w:rPr>
-          <w:rFonts w:ascii="Times New Roman" w:hAnsi="Times New Roman" w:cs="Times New Roman"/>
-          <w:sz w:val="24"/>
-          <w:szCs w:val="24"/>
-        </w:rPr>
-        <w:t>%}</w:t>
+      <w:r>
+        <w:rPr>
+          <w:rFonts w:ascii="Times New Roman" w:hAnsi="Times New Roman" w:cs="Times New Roman"/>
+          <w:sz w:val="24"/>
+          <w:szCs w:val="24"/>
+        </w:rPr>
+        <w:t xml:space="preserve"> %}</w:t>
       </w:r>
       <w:r>
         <w:rPr>
@@ -7098,7 +5586,6 @@
         </w:rPr>
         <w:t>2</w:t>
       </w:r>
-      <w:proofErr w:type="gramEnd"/>
       <w:r>
         <w:rPr>
           <w:rFonts w:ascii="Times New Roman" w:hAnsi="Times New Roman" w:cs="Times New Roman"/>
@@ -7164,10 +5651,18 @@
           <w:szCs w:val="24"/>
           <w:lang w:val="en-US"/>
         </w:rPr>
-        <w:t xml:space="preserve"> in </w:t>
-      </w:r>
-      <w:proofErr w:type="spellStart"/>
-      <w:proofErr w:type="gramStart"/>
+        <w:t xml:space="preserve"> in dg.items() %}</w:t>
+      </w:r>
+      <w:r>
+        <w:rPr>
+          <w:rFonts w:ascii="Times New Roman" w:hAnsi="Times New Roman" w:cs="Times New Roman"/>
+          <w:b/>
+          <w:bCs/>
+          <w:sz w:val="24"/>
+          <w:szCs w:val="24"/>
+        </w:rPr>
+        <w:t>Семестр</w:t>
+      </w:r>
       <w:r>
         <w:rPr>
           <w:rFonts w:ascii="Times New Roman" w:hAnsi="Times New Roman" w:cs="Times New Roman"/>
@@ -7177,9 +5672,8 @@
           <w:szCs w:val="24"/>
           <w:lang w:val="en-US"/>
         </w:rPr>
-        <w:t>dg.items</w:t>
-      </w:r>
-      <w:proofErr w:type="spellEnd"/>
+        <w:t xml:space="preserve"> № </w:t>
+      </w:r>
       <w:r>
         <w:rPr>
           <w:rFonts w:ascii="Times New Roman" w:hAnsi="Times New Roman" w:cs="Times New Roman"/>
@@ -7189,64 +5683,7 @@
           <w:szCs w:val="24"/>
           <w:lang w:val="en-US"/>
         </w:rPr>
-        <w:t>(</w:t>
-      </w:r>
-      <w:proofErr w:type="gramEnd"/>
-      <w:r>
-        <w:rPr>
-          <w:rFonts w:ascii="Times New Roman" w:hAnsi="Times New Roman" w:cs="Times New Roman"/>
-          <w:b/>
-          <w:bCs/>
-          <w:sz w:val="24"/>
-          <w:szCs w:val="24"/>
-          <w:lang w:val="en-US"/>
-        </w:rPr>
-        <w:t>) %}</w:t>
-      </w:r>
-      <w:r>
-        <w:rPr>
-          <w:rFonts w:ascii="Times New Roman" w:hAnsi="Times New Roman" w:cs="Times New Roman"/>
-          <w:b/>
-          <w:bCs/>
-          <w:sz w:val="24"/>
-          <w:szCs w:val="24"/>
-        </w:rPr>
-        <w:t>Семестр</w:t>
-      </w:r>
-      <w:r>
-        <w:rPr>
-          <w:rFonts w:ascii="Times New Roman" w:hAnsi="Times New Roman" w:cs="Times New Roman"/>
-          <w:b/>
-          <w:bCs/>
-          <w:sz w:val="24"/>
-          <w:szCs w:val="24"/>
-          <w:lang w:val="en-US"/>
-        </w:rPr>
-        <w:t xml:space="preserve"> № </w:t>
-      </w:r>
-      <w:proofErr w:type="gramStart"/>
-      <w:r>
-        <w:rPr>
-          <w:rFonts w:ascii="Times New Roman" w:hAnsi="Times New Roman" w:cs="Times New Roman"/>
-          <w:b/>
-          <w:bCs/>
-          <w:sz w:val="24"/>
-          <w:szCs w:val="24"/>
-          <w:lang w:val="en-US"/>
-        </w:rPr>
-        <w:t>{{ key</w:t>
-      </w:r>
-      <w:proofErr w:type="gramEnd"/>
-      <w:r>
-        <w:rPr>
-          <w:rFonts w:ascii="Times New Roman" w:hAnsi="Times New Roman" w:cs="Times New Roman"/>
-          <w:b/>
-          <w:bCs/>
-          <w:sz w:val="24"/>
-          <w:szCs w:val="24"/>
-          <w:lang w:val="en-US"/>
-        </w:rPr>
-        <w:t xml:space="preserve"> }}</w:t>
+        <w:t>{{ key }}</w:t>
       </w:r>
     </w:p>
     <w:tbl>
@@ -7360,47 +5797,7 @@
                 <w:szCs w:val="24"/>
                 <w:lang w:val="en-US"/>
               </w:rPr>
-              <w:t>{%</w:t>
-            </w:r>
-            <w:proofErr w:type="spellStart"/>
-            <w:r>
-              <w:rPr>
-                <w:rFonts w:ascii="Times New Roman" w:hAnsi="Times New Roman" w:cs="Times New Roman"/>
-                <w:sz w:val="24"/>
-                <w:szCs w:val="24"/>
-                <w:lang w:val="en-US"/>
-              </w:rPr>
-              <w:t>tr</w:t>
-            </w:r>
-            <w:proofErr w:type="spellEnd"/>
-            <w:r>
-              <w:rPr>
-                <w:rFonts w:ascii="Times New Roman" w:hAnsi="Times New Roman" w:cs="Times New Roman"/>
-                <w:sz w:val="24"/>
-                <w:szCs w:val="24"/>
-                <w:lang w:val="en-US"/>
-              </w:rPr>
-              <w:t xml:space="preserve"> for </w:t>
-            </w:r>
-            <w:proofErr w:type="spellStart"/>
-            <w:r>
-              <w:rPr>
-                <w:rFonts w:ascii="Times New Roman" w:hAnsi="Times New Roman" w:cs="Times New Roman"/>
-                <w:sz w:val="24"/>
-                <w:szCs w:val="24"/>
-                <w:lang w:val="en-US"/>
-              </w:rPr>
-              <w:t>i</w:t>
-            </w:r>
-            <w:proofErr w:type="spellEnd"/>
-            <w:r>
-              <w:rPr>
-                <w:rFonts w:ascii="Times New Roman" w:hAnsi="Times New Roman" w:cs="Times New Roman"/>
-                <w:sz w:val="24"/>
-                <w:szCs w:val="24"/>
-                <w:lang w:val="en-US"/>
-              </w:rPr>
-              <w:t xml:space="preserve"> in items %}</w:t>
+              <w:t>{%tr for i in items %}</w:t>
             </w:r>
           </w:p>
         </w:tc>
@@ -7435,9 +5832,83 @@
                 <w:szCs w:val="24"/>
                 <w:lang w:val="en-US"/>
               </w:rPr>
-              <w:t xml:space="preserve"> </w:t>
-            </w:r>
-            <w:proofErr w:type="spellStart"/>
+              <w:t xml:space="preserve"> i</w:t>
+            </w:r>
+            <w:r>
+              <w:rPr>
+                <w:rFonts w:ascii="Times New Roman" w:hAnsi="Times New Roman" w:cs="Times New Roman"/>
+                <w:sz w:val="24"/>
+                <w:szCs w:val="24"/>
+                <w:lang w:val="en-US"/>
+              </w:rPr>
+              <w:t>.num }}</w:t>
+            </w:r>
+          </w:p>
+        </w:tc>
+        <w:tc>
+          <w:tcPr>
+            <w:tcW w:w="2717" w:type="dxa"/>
+          </w:tcPr>
+          <w:p>
+            <w:pPr>
+              <w:rPr>
+                <w:rFonts w:ascii="Times New Roman" w:hAnsi="Times New Roman" w:cs="Times New Roman"/>
+                <w:sz w:val="24"/>
+                <w:szCs w:val="24"/>
+                <w:lang w:val="en-US"/>
+              </w:rPr>
+            </w:pPr>
+            <w:r>
+              <w:rPr>
+                <w:rFonts w:ascii="Times New Roman" w:hAnsi="Times New Roman" w:cs="Times New Roman"/>
+                <w:sz w:val="24"/>
+                <w:szCs w:val="24"/>
+                <w:lang w:val="en-US"/>
+              </w:rPr>
+              <w:t>{{</w:t>
+            </w:r>
+            <w:r>
+              <w:rPr>
+                <w:rFonts w:ascii="Times New Roman" w:hAnsi="Times New Roman" w:cs="Times New Roman"/>
+                <w:sz w:val="24"/>
+                <w:szCs w:val="24"/>
+                <w:lang w:val="en-US"/>
+              </w:rPr>
+              <w:t xml:space="preserve"> i</w:t>
+            </w:r>
+            <w:r>
+              <w:rPr>
+                <w:rFonts w:ascii="Times New Roman" w:hAnsi="Times New Roman" w:cs="Times New Roman"/>
+                <w:sz w:val="24"/>
+                <w:szCs w:val="24"/>
+                <w:lang w:val="en-US"/>
+              </w:rPr>
+              <w:t>.name }}</w:t>
+            </w:r>
+          </w:p>
+        </w:tc>
+        <w:tc>
+          <w:tcPr>
+            <w:tcW w:w="5498" w:type="dxa"/>
+          </w:tcPr>
+          <w:p>
+            <w:pPr>
+              <w:rPr>
+                <w:rFonts w:ascii="Times New Roman" w:hAnsi="Times New Roman" w:cs="Times New Roman"/>
+                <w:sz w:val="24"/>
+                <w:szCs w:val="24"/>
+                <w:lang w:val="en-US"/>
+              </w:rPr>
+            </w:pPr>
+            <w:r>
+              <w:rPr>
+                <w:rFonts w:ascii="Times New Roman" w:hAnsi="Times New Roman" w:cs="Times New Roman"/>
+                <w:sz w:val="24"/>
+                <w:szCs w:val="24"/>
+                <w:lang w:val="en-US"/>
+              </w:rPr>
+              <w:t xml:space="preserve">{{ </w:t>
+            </w:r>
             <w:r>
               <w:rPr>
                 <w:rFonts w:ascii="Times New Roman" w:hAnsi="Times New Roman" w:cs="Times New Roman"/>
@@ -7454,112 +5925,7 @@
                 <w:szCs w:val="24"/>
                 <w:lang w:val="en-US"/>
               </w:rPr>
-              <w:t>.num</w:t>
-            </w:r>
-            <w:proofErr w:type="spellEnd"/>
-            <w:r>
-              <w:rPr>
-                <w:rFonts w:ascii="Times New Roman" w:hAnsi="Times New Roman" w:cs="Times New Roman"/>
-                <w:sz w:val="24"/>
-                <w:szCs w:val="24"/>
-                <w:lang w:val="en-US"/>
-              </w:rPr>
-              <w:t xml:space="preserve"> }}</w:t>
-            </w:r>
-          </w:p>
-        </w:tc>
-        <w:tc>
-          <w:tcPr>
-            <w:tcW w:w="2717" w:type="dxa"/>
-          </w:tcPr>
-          <w:p>
-            <w:pPr>
-              <w:rPr>
-                <w:rFonts w:ascii="Times New Roman" w:hAnsi="Times New Roman" w:cs="Times New Roman"/>
-                <w:sz w:val="24"/>
-                <w:szCs w:val="24"/>
-                <w:lang w:val="en-US"/>
-              </w:rPr>
-            </w:pPr>
-            <w:r>
-              <w:rPr>
-                <w:rFonts w:ascii="Times New Roman" w:hAnsi="Times New Roman" w:cs="Times New Roman"/>
-                <w:sz w:val="24"/>
-                <w:szCs w:val="24"/>
-                <w:lang w:val="en-US"/>
-              </w:rPr>
-              <w:t>{{</w:t>
-            </w:r>
-            <w:r>
-              <w:rPr>
-                <w:rFonts w:ascii="Times New Roman" w:hAnsi="Times New Roman" w:cs="Times New Roman"/>
-                <w:sz w:val="24"/>
-                <w:szCs w:val="24"/>
-                <w:lang w:val="en-US"/>
-              </w:rPr>
-              <w:t xml:space="preserve"> i</w:t>
-            </w:r>
-            <w:r>
-              <w:rPr>
-                <w:rFonts w:ascii="Times New Roman" w:hAnsi="Times New Roman" w:cs="Times New Roman"/>
-                <w:sz w:val="24"/>
-                <w:szCs w:val="24"/>
-                <w:lang w:val="en-US"/>
-              </w:rPr>
-              <w:t>.name }}</w:t>
-            </w:r>
-          </w:p>
-        </w:tc>
-        <w:tc>
-          <w:tcPr>
-            <w:tcW w:w="5498" w:type="dxa"/>
-          </w:tcPr>
-          <w:p>
-            <w:pPr>
-              <w:rPr>
-                <w:rFonts w:ascii="Times New Roman" w:hAnsi="Times New Roman" w:cs="Times New Roman"/>
-                <w:sz w:val="24"/>
-                <w:szCs w:val="24"/>
-                <w:lang w:val="en-US"/>
-              </w:rPr>
-            </w:pPr>
-            <w:r>
-              <w:rPr>
-                <w:rFonts w:ascii="Times New Roman" w:hAnsi="Times New Roman" w:cs="Times New Roman"/>
-                <w:sz w:val="24"/>
-                <w:szCs w:val="24"/>
-                <w:lang w:val="en-US"/>
-              </w:rPr>
-              <w:t xml:space="preserve">{{ </w:t>
-            </w:r>
-            <w:proofErr w:type="spellStart"/>
-            <w:r>
-              <w:rPr>
-                <w:rFonts w:ascii="Times New Roman" w:hAnsi="Times New Roman" w:cs="Times New Roman"/>
-                <w:sz w:val="24"/>
-                <w:szCs w:val="24"/>
-                <w:lang w:val="en-US"/>
-              </w:rPr>
-              <w:t>i</w:t>
-            </w:r>
-            <w:r>
-              <w:rPr>
-                <w:rFonts w:ascii="Times New Roman" w:hAnsi="Times New Roman" w:cs="Times New Roman"/>
-                <w:sz w:val="24"/>
-                <w:szCs w:val="24"/>
-                <w:lang w:val="en-US"/>
-              </w:rPr>
-              <w:t>.comment</w:t>
-            </w:r>
-            <w:proofErr w:type="spellEnd"/>
-            <w:r>
-              <w:rPr>
-                <w:rFonts w:ascii="Times New Roman" w:hAnsi="Times New Roman" w:cs="Times New Roman"/>
-                <w:sz w:val="24"/>
-                <w:szCs w:val="24"/>
-                <w:lang w:val="en-US"/>
-              </w:rPr>
-              <w:t xml:space="preserve"> }}</w:t>
+              <w:t>.comment }}</w:t>
             </w:r>
           </w:p>
         </w:tc>
@@ -7587,47 +5953,7 @@
                 <w:szCs w:val="24"/>
                 <w:lang w:val="en-US"/>
               </w:rPr>
-              <w:t>{%</w:t>
-            </w:r>
-            <w:proofErr w:type="spellStart"/>
-            <w:r>
-              <w:rPr>
-                <w:rFonts w:ascii="Times New Roman" w:hAnsi="Times New Roman" w:cs="Times New Roman"/>
-                <w:sz w:val="24"/>
-                <w:szCs w:val="24"/>
-                <w:lang w:val="en-US"/>
-              </w:rPr>
-              <w:t>tr</w:t>
-            </w:r>
-            <w:proofErr w:type="spellEnd"/>
-            <w:r>
-              <w:rPr>
-                <w:rFonts w:ascii="Times New Roman" w:hAnsi="Times New Roman" w:cs="Times New Roman"/>
-                <w:sz w:val="24"/>
-                <w:szCs w:val="24"/>
-                <w:lang w:val="en-US"/>
-              </w:rPr>
-              <w:t xml:space="preserve"> </w:t>
-            </w:r>
-            <w:proofErr w:type="spellStart"/>
-            <w:r>
-              <w:rPr>
-                <w:rFonts w:ascii="Times New Roman" w:hAnsi="Times New Roman" w:cs="Times New Roman"/>
-                <w:sz w:val="24"/>
-                <w:szCs w:val="24"/>
-                <w:lang w:val="en-US"/>
-              </w:rPr>
-              <w:t>endfor</w:t>
-            </w:r>
-            <w:proofErr w:type="spellEnd"/>
-            <w:r>
-              <w:rPr>
-                <w:rFonts w:ascii="Times New Roman" w:hAnsi="Times New Roman" w:cs="Times New Roman"/>
-                <w:sz w:val="24"/>
-                <w:szCs w:val="24"/>
-                <w:lang w:val="en-US"/>
-              </w:rPr>
-              <w:t xml:space="preserve"> %}</w:t>
+              <w:t>{%tr endfor %}</w:t>
             </w:r>
           </w:p>
         </w:tc>
@@ -7651,7 +5977,6 @@
         <w:lastRenderedPageBreak/>
         <w:t xml:space="preserve">{% </w:t>
       </w:r>
-      <w:proofErr w:type="spellStart"/>
       <w:r>
         <w:rPr>
           <w:rFonts w:ascii="Times New Roman" w:hAnsi="Times New Roman" w:cs="Times New Roman"/>
@@ -7661,23 +5986,13 @@
         </w:rPr>
         <w:t>endfor</w:t>
       </w:r>
-      <w:proofErr w:type="spellEnd"/>
-      <w:r>
-        <w:rPr>
-          <w:rFonts w:ascii="Times New Roman" w:hAnsi="Times New Roman" w:cs="Times New Roman"/>
-          <w:sz w:val="24"/>
-          <w:szCs w:val="24"/>
-        </w:rPr>
-        <w:t xml:space="preserve"> </w:t>
-      </w:r>
-      <w:proofErr w:type="gramStart"/>
-      <w:r>
-        <w:rPr>
-          <w:rFonts w:ascii="Times New Roman" w:hAnsi="Times New Roman" w:cs="Times New Roman"/>
-          <w:sz w:val="24"/>
-          <w:szCs w:val="24"/>
-        </w:rPr>
-        <w:t>%}</w:t>
+      <w:r>
+        <w:rPr>
+          <w:rFonts w:ascii="Times New Roman" w:hAnsi="Times New Roman" w:cs="Times New Roman"/>
+          <w:sz w:val="24"/>
+          <w:szCs w:val="24"/>
+        </w:rPr>
+        <w:t xml:space="preserve"> %}</w:t>
       </w:r>
       <w:r>
         <w:rPr>
@@ -7709,7 +6024,6 @@
         </w:rPr>
         <w:t>3</w:t>
       </w:r>
-      <w:proofErr w:type="gramEnd"/>
       <w:r>
         <w:rPr>
           <w:rFonts w:ascii="Times New Roman" w:hAnsi="Times New Roman" w:cs="Times New Roman"/>
@@ -7789,7 +6103,6 @@
         </w:rPr>
         <w:t xml:space="preserve"> </w:t>
       </w:r>
-      <w:proofErr w:type="spellStart"/>
       <w:r>
         <w:rPr>
           <w:rFonts w:ascii="Times New Roman" w:hAnsi="Times New Roman" w:cs="Times New Roman"/>
@@ -7800,7 +6113,6 @@
         </w:rPr>
         <w:t>labw</w:t>
       </w:r>
-      <w:proofErr w:type="spellEnd"/>
       <w:r>
         <w:rPr>
           <w:rFonts w:ascii="Times New Roman" w:hAnsi="Times New Roman" w:cs="Times New Roman"/>
@@ -7830,7 +6142,6 @@
         </w:rPr>
         <w:t xml:space="preserve">{% </w:t>
       </w:r>
-      <w:proofErr w:type="spellStart"/>
       <w:r>
         <w:rPr>
           <w:rFonts w:ascii="Times New Roman" w:hAnsi="Times New Roman" w:cs="Times New Roman"/>
@@ -7841,47 +6152,46 @@
         </w:rPr>
         <w:t>endif</w:t>
       </w:r>
-      <w:proofErr w:type="spellEnd"/>
-      <w:r>
-        <w:rPr>
-          <w:rFonts w:ascii="Times New Roman" w:hAnsi="Times New Roman" w:cs="Times New Roman"/>
+      <w:r>
+        <w:rPr>
+          <w:rFonts w:ascii="Times New Roman" w:hAnsi="Times New Roman" w:cs="Times New Roman"/>
+          <w:bCs/>
+          <w:sz w:val="24"/>
+          <w:szCs w:val="24"/>
+        </w:rPr>
+        <w:t xml:space="preserve"> %}</w:t>
+      </w:r>
+      <w:r>
+        <w:rPr>
+          <w:rFonts w:ascii="Times New Roman" w:hAnsi="Times New Roman" w:cs="Times New Roman"/>
+          <w:b/>
+          <w:bCs/>
+          <w:sz w:val="24"/>
+          <w:szCs w:val="24"/>
+        </w:rPr>
+        <w:t xml:space="preserve">{% </w:t>
+      </w:r>
+      <w:r>
+        <w:rPr>
+          <w:rFonts w:ascii="Times New Roman" w:hAnsi="Times New Roman" w:cs="Times New Roman"/>
+          <w:b/>
+          <w:bCs/>
+          <w:sz w:val="24"/>
+          <w:szCs w:val="24"/>
+          <w:lang w:val="en-US"/>
+        </w:rPr>
+        <w:t>for</w:t>
+      </w:r>
+      <w:r>
+        <w:rPr>
+          <w:rFonts w:ascii="Times New Roman" w:hAnsi="Times New Roman" w:cs="Times New Roman"/>
+          <w:b/>
           <w:bCs/>
           <w:sz w:val="24"/>
           <w:szCs w:val="24"/>
         </w:rPr>
         <w:t xml:space="preserve"> </w:t>
       </w:r>
-      <w:proofErr w:type="gramStart"/>
-      <w:r>
-        <w:rPr>
-          <w:rFonts w:ascii="Times New Roman" w:hAnsi="Times New Roman" w:cs="Times New Roman"/>
-          <w:bCs/>
-          <w:sz w:val="24"/>
-          <w:szCs w:val="24"/>
-        </w:rPr>
-        <w:t>%}</w:t>
-      </w:r>
-      <w:r>
-        <w:rPr>
-          <w:rFonts w:ascii="Times New Roman" w:hAnsi="Times New Roman" w:cs="Times New Roman"/>
-          <w:b/>
-          <w:bCs/>
-          <w:sz w:val="24"/>
-          <w:szCs w:val="24"/>
-        </w:rPr>
-        <w:t>{</w:t>
-      </w:r>
-      <w:proofErr w:type="gramEnd"/>
-      <w:r>
-        <w:rPr>
-          <w:rFonts w:ascii="Times New Roman" w:hAnsi="Times New Roman" w:cs="Times New Roman"/>
-          <w:b/>
-          <w:bCs/>
-          <w:sz w:val="24"/>
-          <w:szCs w:val="24"/>
-        </w:rPr>
-        <w:t xml:space="preserve">% </w:t>
-      </w:r>
       <w:r>
         <w:rPr>
           <w:rFonts w:ascii="Times New Roman" w:hAnsi="Times New Roman" w:cs="Times New Roman"/>
@@ -7891,7 +6201,28 @@
           <w:szCs w:val="24"/>
           <w:lang w:val="en-US"/>
         </w:rPr>
-        <w:t>for</w:t>
+        <w:t>key</w:t>
+      </w:r>
+      <w:r>
+        <w:rPr>
+          <w:rFonts w:ascii="Times New Roman" w:hAnsi="Times New Roman" w:cs="Times New Roman"/>
+          <w:b/>
+          <w:bCs/>
+          <w:sz w:val="24"/>
+          <w:szCs w:val="24"/>
+        </w:rPr>
+        <w:t xml:space="preserve">, </w:t>
+      </w:r>
+      <w:r>
+        <w:rPr>
+          <w:rFonts w:ascii="Times New Roman" w:hAnsi="Times New Roman" w:cs="Times New Roman"/>
+          <w:b/>
+          <w:bCs/>
+          <w:sz w:val="24"/>
+          <w:szCs w:val="24"/>
+          <w:lang w:val="en-US"/>
+        </w:rPr>
+        <w:t>items</w:t>
       </w:r>
       <w:r>
         <w:rPr>
@@ -7912,17 +6243,17 @@
           <w:szCs w:val="24"/>
           <w:lang w:val="en-US"/>
         </w:rPr>
-        <w:t>key</w:t>
-      </w:r>
-      <w:r>
-        <w:rPr>
-          <w:rFonts w:ascii="Times New Roman" w:hAnsi="Times New Roman" w:cs="Times New Roman"/>
-          <w:b/>
-          <w:bCs/>
-          <w:sz w:val="24"/>
-          <w:szCs w:val="24"/>
-        </w:rPr>
-        <w:t xml:space="preserve">, </w:t>
+        <w:t>in</w:t>
+      </w:r>
+      <w:r>
+        <w:rPr>
+          <w:rFonts w:ascii="Times New Roman" w:hAnsi="Times New Roman" w:cs="Times New Roman"/>
+          <w:b/>
+          <w:bCs/>
+          <w:sz w:val="24"/>
+          <w:szCs w:val="24"/>
+        </w:rPr>
+        <w:t xml:space="preserve"> </w:t>
       </w:r>
       <w:r>
         <w:rPr>
@@ -7933,52 +6264,8 @@
           <w:szCs w:val="24"/>
           <w:lang w:val="en-US"/>
         </w:rPr>
-        <w:t>items</w:t>
-      </w:r>
-      <w:r>
-        <w:rPr>
-          <w:rFonts w:ascii="Times New Roman" w:hAnsi="Times New Roman" w:cs="Times New Roman"/>
-          <w:b/>
-          <w:bCs/>
-          <w:sz w:val="24"/>
-          <w:szCs w:val="24"/>
-        </w:rPr>
-        <w:t xml:space="preserve"> </w:t>
-      </w:r>
-      <w:r>
-        <w:rPr>
-          <w:rFonts w:ascii="Times New Roman" w:hAnsi="Times New Roman" w:cs="Times New Roman"/>
-          <w:b/>
-          <w:bCs/>
-          <w:sz w:val="24"/>
-          <w:szCs w:val="24"/>
-          <w:lang w:val="en-US"/>
-        </w:rPr>
-        <w:t>in</w:t>
-      </w:r>
-      <w:r>
-        <w:rPr>
-          <w:rFonts w:ascii="Times New Roman" w:hAnsi="Times New Roman" w:cs="Times New Roman"/>
-          <w:b/>
-          <w:bCs/>
-          <w:sz w:val="24"/>
-          <w:szCs w:val="24"/>
-        </w:rPr>
-        <w:t xml:space="preserve"> </w:t>
-      </w:r>
-      <w:proofErr w:type="spellStart"/>
-      <w:r>
-        <w:rPr>
-          <w:rFonts w:ascii="Times New Roman" w:hAnsi="Times New Roman" w:cs="Times New Roman"/>
-          <w:b/>
-          <w:bCs/>
-          <w:sz w:val="24"/>
-          <w:szCs w:val="24"/>
-          <w:lang w:val="en-US"/>
-        </w:rPr>
         <w:t>labw</w:t>
       </w:r>
-      <w:proofErr w:type="spellEnd"/>
       <w:r>
         <w:rPr>
           <w:rFonts w:ascii="Times New Roman" w:hAnsi="Times New Roman" w:cs="Times New Roman"/>
@@ -8195,7 +6482,6 @@
               </w:rPr>
               <w:t>{%</w:t>
             </w:r>
-            <w:proofErr w:type="spellStart"/>
             <w:r>
               <w:rPr>
                 <w:rFonts w:ascii="Times New Roman" w:hAnsi="Times New Roman" w:cs="Times New Roman"/>
@@ -8205,7 +6491,6 @@
               </w:rPr>
               <w:t>tr</w:t>
             </w:r>
-            <w:proofErr w:type="spellEnd"/>
             <w:r>
               <w:rPr>
                 <w:rFonts w:ascii="Times New Roman" w:hAnsi="Times New Roman" w:cs="Times New Roman"/>
@@ -8233,7 +6518,6 @@
               </w:rPr>
               <w:t xml:space="preserve"> </w:t>
             </w:r>
-            <w:proofErr w:type="spellStart"/>
             <w:r>
               <w:rPr>
                 <w:rFonts w:ascii="Times New Roman" w:hAnsi="Times New Roman" w:cs="Times New Roman"/>
@@ -8243,7 +6527,6 @@
               </w:rPr>
               <w:t>i</w:t>
             </w:r>
-            <w:proofErr w:type="spellEnd"/>
             <w:r>
               <w:rPr>
                 <w:rFonts w:ascii="Times New Roman" w:hAnsi="Times New Roman" w:cs="Times New Roman"/>
@@ -8316,7 +6599,6 @@
                 <w:szCs w:val="24"/>
               </w:rPr>
             </w:pPr>
-            <w:proofErr w:type="gramStart"/>
             <w:r>
               <w:rPr>
                 <w:rFonts w:ascii="Times New Roman" w:hAnsi="Times New Roman" w:cs="Times New Roman"/>
@@ -8325,7 +6607,6 @@
               </w:rPr>
               <w:t xml:space="preserve">{{ </w:t>
             </w:r>
-            <w:proofErr w:type="spellStart"/>
             <w:r>
               <w:rPr>
                 <w:rFonts w:ascii="Times New Roman" w:hAnsi="Times New Roman" w:cs="Times New Roman"/>
@@ -8335,7 +6616,6 @@
               </w:rPr>
               <w:t>i</w:t>
             </w:r>
-            <w:proofErr w:type="spellEnd"/>
             <w:r>
               <w:rPr>
                 <w:rFonts w:ascii="Times New Roman" w:hAnsi="Times New Roman" w:cs="Times New Roman"/>
@@ -8353,7 +6633,6 @@
               </w:rPr>
               <w:t>number</w:t>
             </w:r>
-            <w:proofErr w:type="gramEnd"/>
             <w:r>
               <w:rPr>
                 <w:rFonts w:ascii="Times New Roman" w:hAnsi="Times New Roman" w:cs="Times New Roman"/>
@@ -8376,7 +6655,6 @@
                 <w:szCs w:val="24"/>
               </w:rPr>
             </w:pPr>
-            <w:proofErr w:type="gramStart"/>
             <w:r>
               <w:rPr>
                 <w:rFonts w:ascii="Times New Roman" w:hAnsi="Times New Roman" w:cs="Times New Roman"/>
@@ -8385,7 +6663,6 @@
               </w:rPr>
               <w:t xml:space="preserve">{{ </w:t>
             </w:r>
-            <w:proofErr w:type="spellStart"/>
             <w:r>
               <w:rPr>
                 <w:rFonts w:ascii="Times New Roman" w:hAnsi="Times New Roman" w:cs="Times New Roman"/>
@@ -8395,7 +6672,6 @@
               </w:rPr>
               <w:t>i</w:t>
             </w:r>
-            <w:proofErr w:type="spellEnd"/>
             <w:r>
               <w:rPr>
                 <w:rFonts w:ascii="Times New Roman" w:hAnsi="Times New Roman" w:cs="Times New Roman"/>
@@ -8413,7 +6689,6 @@
               </w:rPr>
               <w:t>content</w:t>
             </w:r>
-            <w:proofErr w:type="gramEnd"/>
             <w:r>
               <w:rPr>
                 <w:rFonts w:ascii="Times New Roman" w:hAnsi="Times New Roman" w:cs="Times New Roman"/>
@@ -8438,7 +6713,6 @@
                 <w:szCs w:val="24"/>
               </w:rPr>
             </w:pPr>
-            <w:proofErr w:type="gramStart"/>
             <w:r>
               <w:rPr>
                 <w:rFonts w:ascii="Times New Roman" w:hAnsi="Times New Roman" w:cs="Times New Roman"/>
@@ -8447,7 +6721,6 @@
               </w:rPr>
               <w:t xml:space="preserve">{{ </w:t>
             </w:r>
-            <w:proofErr w:type="spellStart"/>
             <w:r>
               <w:rPr>
                 <w:rFonts w:ascii="Times New Roman" w:hAnsi="Times New Roman" w:cs="Times New Roman"/>
@@ -8457,7 +6730,6 @@
               </w:rPr>
               <w:t>i</w:t>
             </w:r>
-            <w:proofErr w:type="spellEnd"/>
             <w:r>
               <w:rPr>
                 <w:rFonts w:ascii="Times New Roman" w:hAnsi="Times New Roman" w:cs="Times New Roman"/>
@@ -8475,7 +6747,6 @@
               </w:rPr>
               <w:t>hours</w:t>
             </w:r>
-            <w:proofErr w:type="gramEnd"/>
             <w:r>
               <w:rPr>
                 <w:rFonts w:ascii="Times New Roman" w:hAnsi="Times New Roman" w:cs="Times New Roman"/>
@@ -8510,7 +6781,6 @@
               </w:rPr>
               <w:t>{%</w:t>
             </w:r>
-            <w:proofErr w:type="spellStart"/>
             <w:r>
               <w:rPr>
                 <w:rFonts w:ascii="Times New Roman" w:hAnsi="Times New Roman" w:cs="Times New Roman"/>
@@ -8520,7 +6790,6 @@
               </w:rPr>
               <w:t>tr</w:t>
             </w:r>
-            <w:proofErr w:type="spellEnd"/>
             <w:r>
               <w:rPr>
                 <w:rFonts w:ascii="Times New Roman" w:hAnsi="Times New Roman" w:cs="Times New Roman"/>
@@ -8529,7 +6798,6 @@
               </w:rPr>
               <w:t xml:space="preserve"> </w:t>
             </w:r>
-            <w:proofErr w:type="spellStart"/>
             <w:r>
               <w:rPr>
                 <w:rFonts w:ascii="Times New Roman" w:hAnsi="Times New Roman" w:cs="Times New Roman"/>
@@ -8539,7 +6807,6 @@
               </w:rPr>
               <w:t>endfor</w:t>
             </w:r>
-            <w:proofErr w:type="spellEnd"/>
             <w:r>
               <w:rPr>
                 <w:rFonts w:ascii="Times New Roman" w:hAnsi="Times New Roman" w:cs="Times New Roman"/>
@@ -8571,7 +6838,6 @@
         </w:rPr>
         <w:t xml:space="preserve">{% </w:t>
       </w:r>
-      <w:proofErr w:type="spellStart"/>
       <w:r>
         <w:rPr>
           <w:rFonts w:ascii="Times New Roman" w:hAnsi="Times New Roman" w:cs="Times New Roman"/>
@@ -8581,23 +6847,13 @@
         </w:rPr>
         <w:t>endfor</w:t>
       </w:r>
-      <w:proofErr w:type="spellEnd"/>
-      <w:r>
-        <w:rPr>
-          <w:rFonts w:ascii="Times New Roman" w:hAnsi="Times New Roman" w:cs="Times New Roman"/>
-          <w:sz w:val="24"/>
-          <w:szCs w:val="24"/>
-        </w:rPr>
-        <w:t xml:space="preserve"> </w:t>
-      </w:r>
-      <w:proofErr w:type="gramStart"/>
-      <w:r>
-        <w:rPr>
-          <w:rFonts w:ascii="Times New Roman" w:hAnsi="Times New Roman" w:cs="Times New Roman"/>
-          <w:sz w:val="24"/>
-          <w:szCs w:val="24"/>
-        </w:rPr>
-        <w:t>%}</w:t>
+      <w:r>
+        <w:rPr>
+          <w:rFonts w:ascii="Times New Roman" w:hAnsi="Times New Roman" w:cs="Times New Roman"/>
+          <w:sz w:val="24"/>
+          <w:szCs w:val="24"/>
+        </w:rPr>
+        <w:t xml:space="preserve"> %}</w:t>
       </w:r>
       <w:r>
         <w:rPr>
@@ -8629,7 +6885,6 @@
         </w:rPr>
         <w:t>4</w:t>
       </w:r>
-      <w:proofErr w:type="gramEnd"/>
       <w:r>
         <w:rPr>
           <w:rFonts w:ascii="Times New Roman" w:hAnsi="Times New Roman" w:cs="Times New Roman"/>
@@ -8709,7 +6964,6 @@
         </w:rPr>
         <w:t xml:space="preserve"> </w:t>
       </w:r>
-      <w:proofErr w:type="spellStart"/>
       <w:r>
         <w:rPr>
           <w:rFonts w:ascii="Times New Roman" w:hAnsi="Times New Roman" w:cs="Times New Roman"/>
@@ -8720,7 +6974,6 @@
         </w:rPr>
         <w:t>prw</w:t>
       </w:r>
-      <w:proofErr w:type="spellEnd"/>
       <w:r>
         <w:rPr>
           <w:rFonts w:ascii="Times New Roman" w:hAnsi="Times New Roman" w:cs="Times New Roman"/>
@@ -8751,7 +7004,6 @@
         </w:rPr>
         <w:t xml:space="preserve">{% </w:t>
       </w:r>
-      <w:proofErr w:type="spellStart"/>
       <w:r>
         <w:rPr>
           <w:rFonts w:ascii="Times New Roman" w:hAnsi="Times New Roman" w:cs="Times New Roman"/>
@@ -8762,47 +7014,46 @@
         </w:rPr>
         <w:t>endif</w:t>
       </w:r>
-      <w:proofErr w:type="spellEnd"/>
-      <w:r>
-        <w:rPr>
-          <w:rFonts w:ascii="Times New Roman" w:hAnsi="Times New Roman" w:cs="Times New Roman"/>
+      <w:r>
+        <w:rPr>
+          <w:rFonts w:ascii="Times New Roman" w:hAnsi="Times New Roman" w:cs="Times New Roman"/>
+          <w:bCs/>
+          <w:sz w:val="24"/>
+          <w:szCs w:val="24"/>
+        </w:rPr>
+        <w:t xml:space="preserve"> %}</w:t>
+      </w:r>
+      <w:r>
+        <w:rPr>
+          <w:rFonts w:ascii="Times New Roman" w:hAnsi="Times New Roman" w:cs="Times New Roman"/>
+          <w:b/>
+          <w:bCs/>
+          <w:sz w:val="24"/>
+          <w:szCs w:val="24"/>
+        </w:rPr>
+        <w:t xml:space="preserve">{% </w:t>
+      </w:r>
+      <w:r>
+        <w:rPr>
+          <w:rFonts w:ascii="Times New Roman" w:hAnsi="Times New Roman" w:cs="Times New Roman"/>
+          <w:b/>
+          <w:bCs/>
+          <w:sz w:val="24"/>
+          <w:szCs w:val="24"/>
+          <w:lang w:val="en-US"/>
+        </w:rPr>
+        <w:t>for</w:t>
+      </w:r>
+      <w:r>
+        <w:rPr>
+          <w:rFonts w:ascii="Times New Roman" w:hAnsi="Times New Roman" w:cs="Times New Roman"/>
+          <w:b/>
           <w:bCs/>
           <w:sz w:val="24"/>
           <w:szCs w:val="24"/>
         </w:rPr>
         <w:t xml:space="preserve"> </w:t>
       </w:r>
-      <w:proofErr w:type="gramStart"/>
-      <w:r>
-        <w:rPr>
-          <w:rFonts w:ascii="Times New Roman" w:hAnsi="Times New Roman" w:cs="Times New Roman"/>
-          <w:bCs/>
-          <w:sz w:val="24"/>
-          <w:szCs w:val="24"/>
-        </w:rPr>
-        <w:t>%}</w:t>
-      </w:r>
-      <w:r>
-        <w:rPr>
-          <w:rFonts w:ascii="Times New Roman" w:hAnsi="Times New Roman" w:cs="Times New Roman"/>
-          <w:b/>
-          <w:bCs/>
-          <w:sz w:val="24"/>
-          <w:szCs w:val="24"/>
-        </w:rPr>
-        <w:t>{</w:t>
-      </w:r>
-      <w:proofErr w:type="gramEnd"/>
-      <w:r>
-        <w:rPr>
-          <w:rFonts w:ascii="Times New Roman" w:hAnsi="Times New Roman" w:cs="Times New Roman"/>
-          <w:b/>
-          <w:bCs/>
-          <w:sz w:val="24"/>
-          <w:szCs w:val="24"/>
-        </w:rPr>
-        <w:t xml:space="preserve">% </w:t>
-      </w:r>
       <w:r>
         <w:rPr>
           <w:rFonts w:ascii="Times New Roman" w:hAnsi="Times New Roman" w:cs="Times New Roman"/>
@@ -8812,7 +7063,28 @@
           <w:szCs w:val="24"/>
           <w:lang w:val="en-US"/>
         </w:rPr>
-        <w:t>for</w:t>
+        <w:t>key</w:t>
+      </w:r>
+      <w:r>
+        <w:rPr>
+          <w:rFonts w:ascii="Times New Roman" w:hAnsi="Times New Roman" w:cs="Times New Roman"/>
+          <w:b/>
+          <w:bCs/>
+          <w:sz w:val="24"/>
+          <w:szCs w:val="24"/>
+        </w:rPr>
+        <w:t xml:space="preserve">, </w:t>
+      </w:r>
+      <w:r>
+        <w:rPr>
+          <w:rFonts w:ascii="Times New Roman" w:hAnsi="Times New Roman" w:cs="Times New Roman"/>
+          <w:b/>
+          <w:bCs/>
+          <w:sz w:val="24"/>
+          <w:szCs w:val="24"/>
+          <w:lang w:val="en-US"/>
+        </w:rPr>
+        <w:t>items</w:t>
       </w:r>
       <w:r>
         <w:rPr>
@@ -8833,17 +7105,17 @@
           <w:szCs w:val="24"/>
           <w:lang w:val="en-US"/>
         </w:rPr>
-        <w:t>key</w:t>
-      </w:r>
-      <w:r>
-        <w:rPr>
-          <w:rFonts w:ascii="Times New Roman" w:hAnsi="Times New Roman" w:cs="Times New Roman"/>
-          <w:b/>
-          <w:bCs/>
-          <w:sz w:val="24"/>
-          <w:szCs w:val="24"/>
-        </w:rPr>
-        <w:t xml:space="preserve">, </w:t>
+        <w:t>in</w:t>
+      </w:r>
+      <w:r>
+        <w:rPr>
+          <w:rFonts w:ascii="Times New Roman" w:hAnsi="Times New Roman" w:cs="Times New Roman"/>
+          <w:b/>
+          <w:bCs/>
+          <w:sz w:val="24"/>
+          <w:szCs w:val="24"/>
+        </w:rPr>
+        <w:t xml:space="preserve"> </w:t>
       </w:r>
       <w:r>
         <w:rPr>
@@ -8854,52 +7126,8 @@
           <w:szCs w:val="24"/>
           <w:lang w:val="en-US"/>
         </w:rPr>
-        <w:t>items</w:t>
-      </w:r>
-      <w:r>
-        <w:rPr>
-          <w:rFonts w:ascii="Times New Roman" w:hAnsi="Times New Roman" w:cs="Times New Roman"/>
-          <w:b/>
-          <w:bCs/>
-          <w:sz w:val="24"/>
-          <w:szCs w:val="24"/>
-        </w:rPr>
-        <w:t xml:space="preserve"> </w:t>
-      </w:r>
-      <w:r>
-        <w:rPr>
-          <w:rFonts w:ascii="Times New Roman" w:hAnsi="Times New Roman" w:cs="Times New Roman"/>
-          <w:b/>
-          <w:bCs/>
-          <w:sz w:val="24"/>
-          <w:szCs w:val="24"/>
-          <w:lang w:val="en-US"/>
-        </w:rPr>
-        <w:t>in</w:t>
-      </w:r>
-      <w:r>
-        <w:rPr>
-          <w:rFonts w:ascii="Times New Roman" w:hAnsi="Times New Roman" w:cs="Times New Roman"/>
-          <w:b/>
-          <w:bCs/>
-          <w:sz w:val="24"/>
-          <w:szCs w:val="24"/>
-        </w:rPr>
-        <w:t xml:space="preserve"> </w:t>
-      </w:r>
-      <w:proofErr w:type="spellStart"/>
-      <w:r>
-        <w:rPr>
-          <w:rFonts w:ascii="Times New Roman" w:hAnsi="Times New Roman" w:cs="Times New Roman"/>
-          <w:b/>
-          <w:bCs/>
-          <w:sz w:val="24"/>
-          <w:szCs w:val="24"/>
-          <w:lang w:val="en-US"/>
-        </w:rPr>
         <w:t>prw</w:t>
       </w:r>
-      <w:proofErr w:type="spellEnd"/>
       <w:r>
         <w:rPr>
           <w:rFonts w:ascii="Times New Roman" w:hAnsi="Times New Roman" w:cs="Times New Roman"/>
@@ -9116,7 +7344,6 @@
               </w:rPr>
               <w:t>{%</w:t>
             </w:r>
-            <w:proofErr w:type="spellStart"/>
             <w:r>
               <w:rPr>
                 <w:rFonts w:ascii="Times New Roman" w:hAnsi="Times New Roman" w:cs="Times New Roman"/>
@@ -9126,7 +7353,6 @@
               </w:rPr>
               <w:t>tr</w:t>
             </w:r>
-            <w:proofErr w:type="spellEnd"/>
             <w:r>
               <w:rPr>
                 <w:rFonts w:ascii="Times New Roman" w:hAnsi="Times New Roman" w:cs="Times New Roman"/>
@@ -9154,7 +7380,6 @@
               </w:rPr>
               <w:t xml:space="preserve"> </w:t>
             </w:r>
-            <w:proofErr w:type="spellStart"/>
             <w:r>
               <w:rPr>
                 <w:rFonts w:ascii="Times New Roman" w:hAnsi="Times New Roman" w:cs="Times New Roman"/>
@@ -9164,7 +7389,6 @@
               </w:rPr>
               <w:t>i</w:t>
             </w:r>
-            <w:proofErr w:type="spellEnd"/>
             <w:r>
               <w:rPr>
                 <w:rFonts w:ascii="Times New Roman" w:hAnsi="Times New Roman" w:cs="Times New Roman"/>
@@ -9228,7 +7452,6 @@
                 <w:szCs w:val="24"/>
               </w:rPr>
             </w:pPr>
-            <w:proofErr w:type="gramStart"/>
             <w:r>
               <w:rPr>
                 <w:rFonts w:ascii="Times New Roman" w:hAnsi="Times New Roman" w:cs="Times New Roman"/>
@@ -9237,7 +7460,6 @@
               </w:rPr>
               <w:t xml:space="preserve">{{ </w:t>
             </w:r>
-            <w:proofErr w:type="spellStart"/>
             <w:r>
               <w:rPr>
                 <w:rFonts w:ascii="Times New Roman" w:hAnsi="Times New Roman" w:cs="Times New Roman"/>
@@ -9247,7 +7469,6 @@
               </w:rPr>
               <w:t>i</w:t>
             </w:r>
-            <w:proofErr w:type="spellEnd"/>
             <w:r>
               <w:rPr>
                 <w:rFonts w:ascii="Times New Roman" w:hAnsi="Times New Roman" w:cs="Times New Roman"/>
@@ -9265,7 +7486,6 @@
               </w:rPr>
               <w:t>number</w:t>
             </w:r>
-            <w:proofErr w:type="gramEnd"/>
             <w:r>
               <w:rPr>
                 <w:rFonts w:ascii="Times New Roman" w:hAnsi="Times New Roman" w:cs="Times New Roman"/>
@@ -9288,7 +7508,6 @@
                 <w:szCs w:val="24"/>
               </w:rPr>
             </w:pPr>
-            <w:proofErr w:type="gramStart"/>
             <w:r>
               <w:rPr>
                 <w:rFonts w:ascii="Times New Roman" w:hAnsi="Times New Roman" w:cs="Times New Roman"/>
@@ -9297,7 +7516,6 @@
               </w:rPr>
               <w:t xml:space="preserve">{{ </w:t>
             </w:r>
-            <w:proofErr w:type="spellStart"/>
             <w:r>
               <w:rPr>
                 <w:rFonts w:ascii="Times New Roman" w:hAnsi="Times New Roman" w:cs="Times New Roman"/>
@@ -9307,7 +7525,6 @@
               </w:rPr>
               <w:t>i</w:t>
             </w:r>
-            <w:proofErr w:type="spellEnd"/>
             <w:r>
               <w:rPr>
                 <w:rFonts w:ascii="Times New Roman" w:hAnsi="Times New Roman" w:cs="Times New Roman"/>
@@ -9325,7 +7542,6 @@
               </w:rPr>
               <w:t>content</w:t>
             </w:r>
-            <w:proofErr w:type="gramEnd"/>
             <w:r>
               <w:rPr>
                 <w:rFonts w:ascii="Times New Roman" w:hAnsi="Times New Roman" w:cs="Times New Roman"/>
@@ -9350,7 +7566,6 @@
                 <w:szCs w:val="24"/>
               </w:rPr>
             </w:pPr>
-            <w:proofErr w:type="gramStart"/>
             <w:r>
               <w:rPr>
                 <w:rFonts w:ascii="Times New Roman" w:hAnsi="Times New Roman" w:cs="Times New Roman"/>
@@ -9359,7 +7574,6 @@
               </w:rPr>
               <w:t xml:space="preserve">{{ </w:t>
             </w:r>
-            <w:proofErr w:type="spellStart"/>
             <w:r>
               <w:rPr>
                 <w:rFonts w:ascii="Times New Roman" w:hAnsi="Times New Roman" w:cs="Times New Roman"/>
@@ -9369,7 +7583,6 @@
               </w:rPr>
               <w:t>i</w:t>
             </w:r>
-            <w:proofErr w:type="spellEnd"/>
             <w:r>
               <w:rPr>
                 <w:rFonts w:ascii="Times New Roman" w:hAnsi="Times New Roman" w:cs="Times New Roman"/>
@@ -9387,7 +7600,6 @@
               </w:rPr>
               <w:t>hours</w:t>
             </w:r>
-            <w:proofErr w:type="gramEnd"/>
             <w:r>
               <w:rPr>
                 <w:rFonts w:ascii="Times New Roman" w:hAnsi="Times New Roman" w:cs="Times New Roman"/>
@@ -9422,7 +7634,6 @@
               </w:rPr>
               <w:t>{%</w:t>
             </w:r>
-            <w:proofErr w:type="spellStart"/>
             <w:r>
               <w:rPr>
                 <w:rFonts w:ascii="Times New Roman" w:hAnsi="Times New Roman" w:cs="Times New Roman"/>
@@ -9432,7 +7643,6 @@
               </w:rPr>
               <w:t>tr</w:t>
             </w:r>
-            <w:proofErr w:type="spellEnd"/>
             <w:r>
               <w:rPr>
                 <w:rFonts w:ascii="Times New Roman" w:hAnsi="Times New Roman" w:cs="Times New Roman"/>
@@ -9441,7 +7651,6 @@
               </w:rPr>
               <w:t xml:space="preserve"> </w:t>
             </w:r>
-            <w:proofErr w:type="spellStart"/>
             <w:r>
               <w:rPr>
                 <w:rFonts w:ascii="Times New Roman" w:hAnsi="Times New Roman" w:cs="Times New Roman"/>
@@ -9451,7 +7660,6 @@
               </w:rPr>
               <w:t>endfor</w:t>
             </w:r>
-            <w:proofErr w:type="spellEnd"/>
             <w:r>
               <w:rPr>
                 <w:rFonts w:ascii="Times New Roman" w:hAnsi="Times New Roman" w:cs="Times New Roman"/>
@@ -9481,7 +7689,6 @@
         </w:rPr>
         <w:t xml:space="preserve">{% </w:t>
       </w:r>
-      <w:proofErr w:type="spellStart"/>
       <w:r>
         <w:rPr>
           <w:rFonts w:ascii="Times New Roman" w:hAnsi="Times New Roman" w:cs="Times New Roman"/>
@@ -9491,23 +7698,13 @@
         </w:rPr>
         <w:t>endfor</w:t>
       </w:r>
-      <w:proofErr w:type="spellEnd"/>
-      <w:r>
-        <w:rPr>
-          <w:rFonts w:ascii="Times New Roman" w:hAnsi="Times New Roman" w:cs="Times New Roman"/>
-          <w:sz w:val="24"/>
-          <w:szCs w:val="24"/>
-        </w:rPr>
-        <w:t xml:space="preserve"> </w:t>
-      </w:r>
-      <w:proofErr w:type="gramStart"/>
-      <w:r>
-        <w:rPr>
-          <w:rFonts w:ascii="Times New Roman" w:hAnsi="Times New Roman" w:cs="Times New Roman"/>
-          <w:sz w:val="24"/>
-          <w:szCs w:val="24"/>
-        </w:rPr>
-        <w:t>%}</w:t>
+      <w:r>
+        <w:rPr>
+          <w:rFonts w:ascii="Times New Roman" w:hAnsi="Times New Roman" w:cs="Times New Roman"/>
+          <w:sz w:val="24"/>
+          <w:szCs w:val="24"/>
+        </w:rPr>
+        <w:t xml:space="preserve"> %}</w:t>
       </w:r>
       <w:r>
         <w:rPr>
@@ -9537,18 +7734,7 @@
           <w:sz w:val="24"/>
           <w:szCs w:val="24"/>
         </w:rPr>
-        <w:t>5</w:t>
-      </w:r>
-      <w:proofErr w:type="gramEnd"/>
-      <w:r>
-        <w:rPr>
-          <w:rFonts w:ascii="Times New Roman" w:hAnsi="Times New Roman" w:cs="Times New Roman"/>
-          <w:b/>
-          <w:bCs/>
-          <w:sz w:val="24"/>
-          <w:szCs w:val="24"/>
-        </w:rPr>
-        <w:t xml:space="preserve"> Самостоятельная работа</w:t>
+        <w:t>5 Самостоятельная работа</w:t>
       </w:r>
     </w:p>
     <w:p>
@@ -9609,7 +7795,6 @@
         </w:rPr>
         <w:t xml:space="preserve"> </w:t>
       </w:r>
-      <w:proofErr w:type="spellStart"/>
       <w:r>
         <w:rPr>
           <w:rFonts w:ascii="Times New Roman" w:hAnsi="Times New Roman" w:cs="Times New Roman"/>
@@ -9630,7 +7815,6 @@
         </w:rPr>
         <w:t>w</w:t>
       </w:r>
-      <w:proofErr w:type="spellEnd"/>
       <w:r>
         <w:rPr>
           <w:rFonts w:ascii="Times New Roman" w:hAnsi="Times New Roman" w:cs="Times New Roman"/>
@@ -9661,7 +7845,6 @@
         </w:rPr>
         <w:t xml:space="preserve">{% </w:t>
       </w:r>
-      <w:proofErr w:type="spellStart"/>
       <w:r>
         <w:rPr>
           <w:rFonts w:ascii="Times New Roman" w:hAnsi="Times New Roman" w:cs="Times New Roman"/>
@@ -9672,47 +7855,46 @@
         </w:rPr>
         <w:t>endif</w:t>
       </w:r>
-      <w:proofErr w:type="spellEnd"/>
-      <w:r>
-        <w:rPr>
-          <w:rFonts w:ascii="Times New Roman" w:hAnsi="Times New Roman" w:cs="Times New Roman"/>
+      <w:r>
+        <w:rPr>
+          <w:rFonts w:ascii="Times New Roman" w:hAnsi="Times New Roman" w:cs="Times New Roman"/>
+          <w:bCs/>
+          <w:sz w:val="24"/>
+          <w:szCs w:val="24"/>
+        </w:rPr>
+        <w:t xml:space="preserve"> %}</w:t>
+      </w:r>
+      <w:r>
+        <w:rPr>
+          <w:rFonts w:ascii="Times New Roman" w:hAnsi="Times New Roman" w:cs="Times New Roman"/>
+          <w:b/>
+          <w:bCs/>
+          <w:sz w:val="24"/>
+          <w:szCs w:val="24"/>
+        </w:rPr>
+        <w:t xml:space="preserve">{% </w:t>
+      </w:r>
+      <w:r>
+        <w:rPr>
+          <w:rFonts w:ascii="Times New Roman" w:hAnsi="Times New Roman" w:cs="Times New Roman"/>
+          <w:b/>
+          <w:bCs/>
+          <w:sz w:val="24"/>
+          <w:szCs w:val="24"/>
+          <w:lang w:val="en-US"/>
+        </w:rPr>
+        <w:t>for</w:t>
+      </w:r>
+      <w:r>
+        <w:rPr>
+          <w:rFonts w:ascii="Times New Roman" w:hAnsi="Times New Roman" w:cs="Times New Roman"/>
+          <w:b/>
           <w:bCs/>
           <w:sz w:val="24"/>
           <w:szCs w:val="24"/>
         </w:rPr>
         <w:t xml:space="preserve"> </w:t>
       </w:r>
-      <w:proofErr w:type="gramStart"/>
-      <w:r>
-        <w:rPr>
-          <w:rFonts w:ascii="Times New Roman" w:hAnsi="Times New Roman" w:cs="Times New Roman"/>
-          <w:bCs/>
-          <w:sz w:val="24"/>
-          <w:szCs w:val="24"/>
-        </w:rPr>
-        <w:t>%}</w:t>
-      </w:r>
-      <w:r>
-        <w:rPr>
-          <w:rFonts w:ascii="Times New Roman" w:hAnsi="Times New Roman" w:cs="Times New Roman"/>
-          <w:b/>
-          <w:bCs/>
-          <w:sz w:val="24"/>
-          <w:szCs w:val="24"/>
-        </w:rPr>
-        <w:t>{</w:t>
-      </w:r>
-      <w:proofErr w:type="gramEnd"/>
-      <w:r>
-        <w:rPr>
-          <w:rFonts w:ascii="Times New Roman" w:hAnsi="Times New Roman" w:cs="Times New Roman"/>
-          <w:b/>
-          <w:bCs/>
-          <w:sz w:val="24"/>
-          <w:szCs w:val="24"/>
-        </w:rPr>
-        <w:t xml:space="preserve">% </w:t>
-      </w:r>
       <w:r>
         <w:rPr>
           <w:rFonts w:ascii="Times New Roman" w:hAnsi="Times New Roman" w:cs="Times New Roman"/>
@@ -9722,7 +7904,28 @@
           <w:szCs w:val="24"/>
           <w:lang w:val="en-US"/>
         </w:rPr>
-        <w:t>for</w:t>
+        <w:t>key</w:t>
+      </w:r>
+      <w:r>
+        <w:rPr>
+          <w:rFonts w:ascii="Times New Roman" w:hAnsi="Times New Roman" w:cs="Times New Roman"/>
+          <w:b/>
+          <w:bCs/>
+          <w:sz w:val="24"/>
+          <w:szCs w:val="24"/>
+        </w:rPr>
+        <w:t xml:space="preserve">, </w:t>
+      </w:r>
+      <w:r>
+        <w:rPr>
+          <w:rFonts w:ascii="Times New Roman" w:hAnsi="Times New Roman" w:cs="Times New Roman"/>
+          <w:b/>
+          <w:bCs/>
+          <w:sz w:val="24"/>
+          <w:szCs w:val="24"/>
+          <w:lang w:val="en-US"/>
+        </w:rPr>
+        <w:t>items</w:t>
       </w:r>
       <w:r>
         <w:rPr>
@@ -9743,17 +7946,17 @@
           <w:szCs w:val="24"/>
           <w:lang w:val="en-US"/>
         </w:rPr>
-        <w:t>key</w:t>
-      </w:r>
-      <w:r>
-        <w:rPr>
-          <w:rFonts w:ascii="Times New Roman" w:hAnsi="Times New Roman" w:cs="Times New Roman"/>
-          <w:b/>
-          <w:bCs/>
-          <w:sz w:val="24"/>
-          <w:szCs w:val="24"/>
-        </w:rPr>
-        <w:t xml:space="preserve">, </w:t>
+        <w:t>in</w:t>
+      </w:r>
+      <w:r>
+        <w:rPr>
+          <w:rFonts w:ascii="Times New Roman" w:hAnsi="Times New Roman" w:cs="Times New Roman"/>
+          <w:b/>
+          <w:bCs/>
+          <w:sz w:val="24"/>
+          <w:szCs w:val="24"/>
+        </w:rPr>
+        <w:t xml:space="preserve"> </w:t>
       </w:r>
       <w:r>
         <w:rPr>
@@ -9764,63 +7967,8 @@
           <w:szCs w:val="24"/>
           <w:lang w:val="en-US"/>
         </w:rPr>
-        <w:t>items</w:t>
-      </w:r>
-      <w:r>
-        <w:rPr>
-          <w:rFonts w:ascii="Times New Roman" w:hAnsi="Times New Roman" w:cs="Times New Roman"/>
-          <w:b/>
-          <w:bCs/>
-          <w:sz w:val="24"/>
-          <w:szCs w:val="24"/>
-        </w:rPr>
-        <w:t xml:space="preserve"> </w:t>
-      </w:r>
-      <w:r>
-        <w:rPr>
-          <w:rFonts w:ascii="Times New Roman" w:hAnsi="Times New Roman" w:cs="Times New Roman"/>
-          <w:b/>
-          <w:bCs/>
-          <w:sz w:val="24"/>
-          <w:szCs w:val="24"/>
-          <w:lang w:val="en-US"/>
-        </w:rPr>
-        <w:t>in</w:t>
-      </w:r>
-      <w:r>
-        <w:rPr>
-          <w:rFonts w:ascii="Times New Roman" w:hAnsi="Times New Roman" w:cs="Times New Roman"/>
-          <w:b/>
-          <w:bCs/>
-          <w:sz w:val="24"/>
-          <w:szCs w:val="24"/>
-        </w:rPr>
-        <w:t xml:space="preserve"> </w:t>
-      </w:r>
-      <w:proofErr w:type="spellStart"/>
-      <w:r>
-        <w:rPr>
-          <w:rFonts w:ascii="Times New Roman" w:hAnsi="Times New Roman" w:cs="Times New Roman"/>
-          <w:b/>
-          <w:bCs/>
-          <w:sz w:val="24"/>
-          <w:szCs w:val="24"/>
-          <w:lang w:val="en-US"/>
-        </w:rPr>
-        <w:t>srs</w:t>
-      </w:r>
-      <w:r>
-        <w:rPr>
-          <w:rFonts w:ascii="Times New Roman" w:hAnsi="Times New Roman" w:cs="Times New Roman"/>
-          <w:b/>
-          <w:bCs/>
-          <w:sz w:val="24"/>
-          <w:szCs w:val="24"/>
-          <w:lang w:val="en-US"/>
-        </w:rPr>
-        <w:t>w</w:t>
-      </w:r>
-      <w:proofErr w:type="spellEnd"/>
+        <w:t>srsw</w:t>
+      </w:r>
       <w:r>
         <w:rPr>
           <w:rFonts w:ascii="Times New Roman" w:hAnsi="Times New Roman" w:cs="Times New Roman"/>
@@ -10037,7 +8185,6 @@
               </w:rPr>
               <w:t>{%</w:t>
             </w:r>
-            <w:proofErr w:type="spellStart"/>
             <w:r>
               <w:rPr>
                 <w:rFonts w:ascii="Times New Roman" w:hAnsi="Times New Roman" w:cs="Times New Roman"/>
@@ -10047,7 +8194,6 @@
               </w:rPr>
               <w:t>tr</w:t>
             </w:r>
-            <w:proofErr w:type="spellEnd"/>
             <w:r>
               <w:rPr>
                 <w:rFonts w:ascii="Times New Roman" w:hAnsi="Times New Roman" w:cs="Times New Roman"/>
@@ -10075,7 +8221,6 @@
               </w:rPr>
               <w:t xml:space="preserve"> </w:t>
             </w:r>
-            <w:proofErr w:type="spellStart"/>
             <w:r>
               <w:rPr>
                 <w:rFonts w:ascii="Times New Roman" w:hAnsi="Times New Roman" w:cs="Times New Roman"/>
@@ -10085,7 +8230,6 @@
               </w:rPr>
               <w:t>i</w:t>
             </w:r>
-            <w:proofErr w:type="spellEnd"/>
             <w:r>
               <w:rPr>
                 <w:rFonts w:ascii="Times New Roman" w:hAnsi="Times New Roman" w:cs="Times New Roman"/>
@@ -10149,7 +8293,6 @@
                 <w:szCs w:val="24"/>
               </w:rPr>
             </w:pPr>
-            <w:proofErr w:type="gramStart"/>
             <w:r>
               <w:rPr>
                 <w:rFonts w:ascii="Times New Roman" w:hAnsi="Times New Roman" w:cs="Times New Roman"/>
@@ -10158,7 +8301,6 @@
               </w:rPr>
               <w:t xml:space="preserve">{{ </w:t>
             </w:r>
-            <w:proofErr w:type="spellStart"/>
             <w:r>
               <w:rPr>
                 <w:rFonts w:ascii="Times New Roman" w:hAnsi="Times New Roman" w:cs="Times New Roman"/>
@@ -10168,7 +8310,6 @@
               </w:rPr>
               <w:t>i</w:t>
             </w:r>
-            <w:proofErr w:type="spellEnd"/>
             <w:r>
               <w:rPr>
                 <w:rFonts w:ascii="Times New Roman" w:hAnsi="Times New Roman" w:cs="Times New Roman"/>
@@ -10186,7 +8327,6 @@
               </w:rPr>
               <w:t>number</w:t>
             </w:r>
-            <w:proofErr w:type="gramEnd"/>
             <w:r>
               <w:rPr>
                 <w:rFonts w:ascii="Times New Roman" w:hAnsi="Times New Roman" w:cs="Times New Roman"/>
@@ -10209,7 +8349,6 @@
                 <w:szCs w:val="24"/>
               </w:rPr>
             </w:pPr>
-            <w:proofErr w:type="gramStart"/>
             <w:r>
               <w:rPr>
                 <w:rFonts w:ascii="Times New Roman" w:hAnsi="Times New Roman" w:cs="Times New Roman"/>
@@ -10218,7 +8357,6 @@
               </w:rPr>
               <w:t xml:space="preserve">{{ </w:t>
             </w:r>
-            <w:proofErr w:type="spellStart"/>
             <w:r>
               <w:rPr>
                 <w:rFonts w:ascii="Times New Roman" w:hAnsi="Times New Roman" w:cs="Times New Roman"/>
@@ -10228,7 +8366,6 @@
               </w:rPr>
               <w:t>i</w:t>
             </w:r>
-            <w:proofErr w:type="spellEnd"/>
             <w:r>
               <w:rPr>
                 <w:rFonts w:ascii="Times New Roman" w:hAnsi="Times New Roman" w:cs="Times New Roman"/>
@@ -10246,7 +8383,6 @@
               </w:rPr>
               <w:t>content</w:t>
             </w:r>
-            <w:proofErr w:type="gramEnd"/>
             <w:r>
               <w:rPr>
                 <w:rFonts w:ascii="Times New Roman" w:hAnsi="Times New Roman" w:cs="Times New Roman"/>
@@ -10271,7 +8407,6 @@
                 <w:szCs w:val="24"/>
               </w:rPr>
             </w:pPr>
-            <w:proofErr w:type="gramStart"/>
             <w:r>
               <w:rPr>
                 <w:rFonts w:ascii="Times New Roman" w:hAnsi="Times New Roman" w:cs="Times New Roman"/>
@@ -10280,7 +8415,6 @@
               </w:rPr>
               <w:t xml:space="preserve">{{ </w:t>
             </w:r>
-            <w:proofErr w:type="spellStart"/>
             <w:r>
               <w:rPr>
                 <w:rFonts w:ascii="Times New Roman" w:hAnsi="Times New Roman" w:cs="Times New Roman"/>
@@ -10290,7 +8424,6 @@
               </w:rPr>
               <w:t>i</w:t>
             </w:r>
-            <w:proofErr w:type="spellEnd"/>
             <w:r>
               <w:rPr>
                 <w:rFonts w:ascii="Times New Roman" w:hAnsi="Times New Roman" w:cs="Times New Roman"/>
@@ -10308,7 +8441,6 @@
               </w:rPr>
               <w:t>hours</w:t>
             </w:r>
-            <w:proofErr w:type="gramEnd"/>
             <w:r>
               <w:rPr>
                 <w:rFonts w:ascii="Times New Roman" w:hAnsi="Times New Roman" w:cs="Times New Roman"/>
@@ -10343,7 +8475,6 @@
               </w:rPr>
               <w:t>{%</w:t>
             </w:r>
-            <w:proofErr w:type="spellStart"/>
             <w:r>
               <w:rPr>
                 <w:rFonts w:ascii="Times New Roman" w:hAnsi="Times New Roman" w:cs="Times New Roman"/>
@@ -10353,7 +8484,6 @@
               </w:rPr>
               <w:t>tr</w:t>
             </w:r>
-            <w:proofErr w:type="spellEnd"/>
             <w:r>
               <w:rPr>
                 <w:rFonts w:ascii="Times New Roman" w:hAnsi="Times New Roman" w:cs="Times New Roman"/>
@@ -10362,7 +8492,6 @@
               </w:rPr>
               <w:t xml:space="preserve"> </w:t>
             </w:r>
-            <w:proofErr w:type="spellStart"/>
             <w:r>
               <w:rPr>
                 <w:rFonts w:ascii="Times New Roman" w:hAnsi="Times New Roman" w:cs="Times New Roman"/>
@@ -10372,7 +8501,6 @@
               </w:rPr>
               <w:t>endfor</w:t>
             </w:r>
-            <w:proofErr w:type="spellEnd"/>
             <w:r>
               <w:rPr>
                 <w:rFonts w:ascii="Times New Roman" w:hAnsi="Times New Roman" w:cs="Times New Roman"/>
@@ -10388,72 +8516,141 @@
     <w:p>
       <w:pPr>
         <w:spacing w:before="240"/>
-        <w:ind w:firstLine="708"/>
-        <w:rPr>
-          <w:rFonts w:ascii="Times New Roman" w:hAnsi="Times New Roman" w:cs="Times New Roman"/>
-          <w:sz w:val="24"/>
-          <w:szCs w:val="24"/>
+        <w:ind w:left="708" w:firstLine="708"/>
+      </w:pPr>
+      <w:r>
+        <w:rPr>
+          <w:rFonts w:ascii="Times New Roman" w:hAnsi="Times New Roman" w:cs="Times New Roman"/>
+          <w:sz w:val="24"/>
+          <w:szCs w:val="24"/>
+        </w:rPr>
+        <w:t xml:space="preserve">{% </w:t>
+      </w:r>
+      <w:r>
+        <w:rPr>
+          <w:rFonts w:ascii="Times New Roman" w:hAnsi="Times New Roman" w:cs="Times New Roman"/>
+          <w:sz w:val="24"/>
+          <w:szCs w:val="24"/>
+          <w:lang w:val="en-US"/>
+        </w:rPr>
+        <w:t>endfor</w:t>
+      </w:r>
+      <w:r>
+        <w:rPr>
+          <w:rFonts w:ascii="Times New Roman" w:hAnsi="Times New Roman" w:cs="Times New Roman"/>
+          <w:sz w:val="24"/>
+          <w:szCs w:val="24"/>
+        </w:rPr>
+        <w:t xml:space="preserve"> %}</w:t>
+      </w:r>
+      <w:r>
+        <w:t>В ходе проведения лекций, практических и лабораторных работ используются следующие интерактивные методы обучения</w:t>
+      </w:r>
+      <w:r>
+        <w:t xml:space="preserve">: </w:t>
+      </w:r>
+      <w:r>
+        <w:t>{{ interactive_methods }}</w:t>
+      </w:r>
+    </w:p>
+    <w:p>
+      <w:pPr>
+        <w:spacing w:before="200" w:after="200" w:line="240" w:lineRule="auto"/>
+        <w:jc w:val="both"/>
+        <w:rPr>
+          <w:rFonts w:ascii="Times New Roman" w:hAnsi="Times New Roman" w:cs="Times New Roman"/>
+          <w:b/>
+          <w:bCs/>
+          <w:sz w:val="24"/>
+          <w:szCs w:val="24"/>
+        </w:rPr>
+      </w:pPr>
+      <w:r>
+        <w:rPr>
+          <w:rFonts w:ascii="Times New Roman" w:hAnsi="Times New Roman" w:cs="Times New Roman"/>
+          <w:b/>
+          <w:bCs/>
+          <w:sz w:val="24"/>
+          <w:szCs w:val="24"/>
+        </w:rPr>
+        <w:t>5</w:t>
+      </w:r>
+      <w:r>
+        <w:rPr>
+          <w:rFonts w:ascii="Times New Roman" w:hAnsi="Times New Roman" w:cs="Times New Roman"/>
+          <w:b/>
+          <w:bCs/>
+          <w:sz w:val="24"/>
+          <w:szCs w:val="24"/>
+        </w:rPr>
+        <w:t xml:space="preserve"> </w:t>
+      </w:r>
+      <w:r>
+        <w:rPr>
+          <w:rFonts w:ascii="Times New Roman" w:hAnsi="Times New Roman" w:cs="Times New Roman"/>
+          <w:b/>
+          <w:bCs/>
+          <w:sz w:val="24"/>
+          <w:szCs w:val="24"/>
+        </w:rPr>
+        <w:t>Перечень учебно-методического обеспечения дисциплины</w:t>
+      </w:r>
+    </w:p>
+    <w:p>
+      <w:pPr>
+        <w:spacing w:before="200" w:after="200" w:line="240" w:lineRule="auto"/>
+        <w:jc w:val="both"/>
+        <w:rPr>
+          <w:rFonts w:ascii="Times New Roman" w:hAnsi="Times New Roman" w:cs="Times New Roman"/>
+          <w:b/>
+          <w:bCs/>
+          <w:sz w:val="24"/>
+          <w:szCs w:val="24"/>
+        </w:rPr>
+      </w:pPr>
+      <w:r>
+        <w:rPr>
+          <w:rFonts w:ascii="Times New Roman" w:hAnsi="Times New Roman" w:cs="Times New Roman"/>
+          <w:b/>
+          <w:bCs/>
+          <w:sz w:val="24"/>
+          <w:szCs w:val="24"/>
+        </w:rPr>
+        <w:t>5</w:t>
+      </w:r>
+      <w:r>
+        <w:rPr>
+          <w:rFonts w:ascii="Times New Roman" w:hAnsi="Times New Roman" w:cs="Times New Roman"/>
+          <w:b/>
+          <w:bCs/>
+          <w:sz w:val="24"/>
+          <w:szCs w:val="24"/>
+        </w:rPr>
+        <w:t xml:space="preserve">.1 </w:t>
+      </w:r>
+      <w:r>
+        <w:rPr>
+          <w:rFonts w:ascii="Times New Roman" w:hAnsi="Times New Roman" w:cs="Times New Roman"/>
+          <w:b/>
+          <w:bCs/>
+          <w:sz w:val="24"/>
+          <w:szCs w:val="24"/>
+        </w:rPr>
+        <w:t>Методические указания для обучающихся по освоению дисциплины</w:t>
+      </w:r>
+    </w:p>
+    <w:p>
+      <w:pPr>
+        <w:spacing w:before="240"/>
+        <w:rPr>
+          <w:rFonts w:ascii="Times New Roman" w:hAnsi="Times New Roman" w:cs="Times New Roman"/>
+          <w:sz w:val="24"/>
+          <w:szCs w:val="24"/>
+          <w:lang w:val="en-US"/>
         </w:rPr>
       </w:pPr>
       <w:bookmarkStart w:id="0" w:name="_GoBack"/>
       <w:bookmarkEnd w:id="0"/>
-      <w:r>
-        <w:rPr>
-          <w:rFonts w:ascii="Times New Roman" w:hAnsi="Times New Roman" w:cs="Times New Roman"/>
-          <w:sz w:val="24"/>
-          <w:szCs w:val="24"/>
-        </w:rPr>
-        <w:t xml:space="preserve">{% </w:t>
-      </w:r>
-      <w:proofErr w:type="spellStart"/>
-      <w:r>
-        <w:rPr>
-          <w:rFonts w:ascii="Times New Roman" w:hAnsi="Times New Roman" w:cs="Times New Roman"/>
-          <w:sz w:val="24"/>
-          <w:szCs w:val="24"/>
-          <w:lang w:val="en-US"/>
-        </w:rPr>
-        <w:t>endfor</w:t>
-      </w:r>
-      <w:proofErr w:type="spellEnd"/>
-      <w:r>
-        <w:rPr>
-          <w:rFonts w:ascii="Times New Roman" w:hAnsi="Times New Roman" w:cs="Times New Roman"/>
-          <w:sz w:val="24"/>
-          <w:szCs w:val="24"/>
-        </w:rPr>
-        <w:t xml:space="preserve"> </w:t>
-      </w:r>
-      <w:proofErr w:type="gramStart"/>
-      <w:r>
-        <w:rPr>
-          <w:rFonts w:ascii="Times New Roman" w:hAnsi="Times New Roman" w:cs="Times New Roman"/>
-          <w:sz w:val="24"/>
-          <w:szCs w:val="24"/>
-        </w:rPr>
-        <w:t>%}</w:t>
-      </w:r>
-      <w:r>
-        <w:t>В</w:t>
-      </w:r>
-      <w:proofErr w:type="gramEnd"/>
-      <w:r>
-        <w:t xml:space="preserve"> ходе проведения лекций, практических и лабораторных работ используются следующие интерактивные методы обучения</w:t>
-      </w:r>
-      <w:r>
-        <w:t xml:space="preserve">: </w:t>
-      </w:r>
-      <w:r>
-        <w:t xml:space="preserve">{{ </w:t>
-      </w:r>
-      <w:proofErr w:type="spellStart"/>
-      <w:r>
-        <w:t>interactive_methods</w:t>
-      </w:r>
-      <w:proofErr w:type="spellEnd"/>
-      <w:r>
-        <w:t xml:space="preserve"> }}</w:t>
-      </w:r>
     </w:p>
     <w:sectPr>
       <w:footerReference w:type="default" r:id="rId7"/>
@@ -10503,7 +8700,6 @@
         <w:docPartUnique/>
       </w:docPartObj>
     </w:sdtPr>
-    <w:sdtEndPr/>
     <w:sdtContent>
       <w:p>
         <w:pPr>
@@ -10578,16 +8774,7 @@
         <w:color w:val="000000" w:themeColor="text1"/>
         <w:sz w:val="24"/>
       </w:rPr>
-      <w:t xml:space="preserve">Год набора – </w:t>
-    </w:r>
-    <w:proofErr w:type="gramStart"/>
-    <w:r>
-      <w:rPr>
-        <w:rFonts w:ascii="Times New Roman" w:hAnsi="Times New Roman" w:cs="Times New Roman"/>
-        <w:color w:val="000000" w:themeColor="text1"/>
-        <w:sz w:val="24"/>
-      </w:rPr>
-      <w:t xml:space="preserve">{{ </w:t>
+      <w:t xml:space="preserve">Год набора – {{ </w:t>
     </w:r>
     <w:r>
       <w:rPr>
@@ -10598,7 +8785,6 @@
       </w:rPr>
       <w:t>year</w:t>
     </w:r>
-    <w:proofErr w:type="gramEnd"/>
     <w:r>
       <w:rPr>
         <w:rFonts w:ascii="Times New Roman" w:hAnsi="Times New Roman" w:cs="Times New Roman"/>
@@ -10636,23 +8822,13 @@
         <w:sz w:val="24"/>
       </w:rPr>
     </w:pPr>
-    <w:proofErr w:type="gramStart"/>
     <w:r>
       <w:rPr>
         <w:rFonts w:ascii="Times New Roman" w:hAnsi="Times New Roman" w:cs="Times New Roman"/>
         <w:color w:val="000000" w:themeColor="text1"/>
         <w:sz w:val="24"/>
       </w:rPr>
-      <w:t>Иркутск,  {</w:t>
-    </w:r>
-    <w:proofErr w:type="gramEnd"/>
-    <w:r>
-      <w:rPr>
-        <w:rFonts w:ascii="Times New Roman" w:hAnsi="Times New Roman" w:cs="Times New Roman"/>
-        <w:color w:val="000000" w:themeColor="text1"/>
-        <w:sz w:val="24"/>
-      </w:rPr>
-      <w:t xml:space="preserve">{ </w:t>
+      <w:t xml:space="preserve">Иркутск,  {{ </w:t>
     </w:r>
     <w:r>
       <w:rPr>
@@ -11552,7 +9728,7 @@
 </file>
 
 <file path=customXml/itemProps1.xml><?xml version="1.0" encoding="utf-8"?>
-<ds:datastoreItem xmlns:ds="http://schemas.openxmlformats.org/officeDocument/2006/customXml" ds:itemID="{6E73E586-E323-43D7-BC31-DE7459EDC643}">
+<ds:datastoreItem xmlns:ds="http://schemas.openxmlformats.org/officeDocument/2006/customXml" ds:itemID="{3006813D-2AD4-4601-A446-C6F095B5A4D0}">
   <ds:schemaRefs>
     <ds:schemaRef ds:uri="http://schemas.openxmlformats.org/officeDocument/2006/bibliography"/>
   </ds:schemaRefs>

--- a/templates/docxRPD/rpd.docx
+++ b/templates/docxRPD/rpd.docx
@@ -1,6 +1,6 @@
 
 <file path=word/document.xml><?xml version="1.0" encoding="utf-8"?>
-<w:document xmlns:wpc="http://schemas.microsoft.com/office/word/2010/wordprocessingCanvas" xmlns:mc="http://schemas.openxmlformats.org/markup-compatibility/2006" xmlns:o="urn:schemas-microsoft-com:office:office" xmlns:r="http://schemas.openxmlformats.org/officeDocument/2006/relationships" xmlns:m="http://schemas.openxmlformats.org/officeDocument/2006/math" xmlns:v="urn:schemas-microsoft-com:vml" xmlns:wp14="http://schemas.microsoft.com/office/word/2010/wordprocessingDrawing" xmlns:wp="http://schemas.openxmlformats.org/drawingml/2006/wordprocessingDrawing" xmlns:w10="urn:schemas-microsoft-com:office:word" xmlns:w="http://schemas.openxmlformats.org/wordprocessingml/2006/main" xmlns:w14="http://schemas.microsoft.com/office/word/2010/wordml" xmlns:w15="http://schemas.microsoft.com/office/word/2012/wordml" xmlns:wpg="http://schemas.microsoft.com/office/word/2010/wordprocessingGroup" xmlns:wpi="http://schemas.microsoft.com/office/word/2010/wordprocessingInk" xmlns:wne="http://schemas.microsoft.com/office/word/2006/wordml" xmlns:wps="http://schemas.microsoft.com/office/word/2010/wordprocessingShape" mc:Ignorable="w14 w15 wp14">
+<w:document xmlns:wpc="http://schemas.microsoft.com/office/word/2010/wordprocessingCanvas" xmlns:cx="http://schemas.microsoft.com/office/drawing/2014/chartex" xmlns:cx1="http://schemas.microsoft.com/office/drawing/2015/9/8/chartex" xmlns:cx2="http://schemas.microsoft.com/office/drawing/2015/10/21/chartex" xmlns:cx3="http://schemas.microsoft.com/office/drawing/2016/5/9/chartex" xmlns:cx4="http://schemas.microsoft.com/office/drawing/2016/5/10/chartex" xmlns:cx5="http://schemas.microsoft.com/office/drawing/2016/5/11/chartex" xmlns:cx6="http://schemas.microsoft.com/office/drawing/2016/5/12/chartex" xmlns:cx7="http://schemas.microsoft.com/office/drawing/2016/5/13/chartex" xmlns:cx8="http://schemas.microsoft.com/office/drawing/2016/5/14/chartex" xmlns:mc="http://schemas.openxmlformats.org/markup-compatibility/2006" xmlns:aink="http://schemas.microsoft.com/office/drawing/2016/ink" xmlns:am3d="http://schemas.microsoft.com/office/drawing/2017/model3d" xmlns:o="urn:schemas-microsoft-com:office:office" xmlns:oel="http://schemas.microsoft.com/office/2019/extlst" xmlns:r="http://schemas.openxmlformats.org/officeDocument/2006/relationships" xmlns:m="http://schemas.openxmlformats.org/officeDocument/2006/math" xmlns:v="urn:schemas-microsoft-com:vml" xmlns:wp14="http://schemas.microsoft.com/office/word/2010/wordprocessingDrawing" xmlns:wp="http://schemas.openxmlformats.org/drawingml/2006/wordprocessingDrawing" xmlns:w10="urn:schemas-microsoft-com:office:word" xmlns:w="http://schemas.openxmlformats.org/wordprocessingml/2006/main" xmlns:w14="http://schemas.microsoft.com/office/word/2010/wordml" xmlns:w15="http://schemas.microsoft.com/office/word/2012/wordml" xmlns:w16cex="http://schemas.microsoft.com/office/word/2018/wordml/cex" xmlns:w16cid="http://schemas.microsoft.com/office/word/2016/wordml/cid" xmlns:w16="http://schemas.microsoft.com/office/word/2018/wordml" xmlns:w16du="http://schemas.microsoft.com/office/word/2023/wordml/word16du" xmlns:w16sdtdh="http://schemas.microsoft.com/office/word/2020/wordml/sdtdatahash" xmlns:w16se="http://schemas.microsoft.com/office/word/2015/wordml/symex" xmlns:wpg="http://schemas.microsoft.com/office/word/2010/wordprocessingGroup" xmlns:wpi="http://schemas.microsoft.com/office/word/2010/wordprocessingInk" xmlns:wne="http://schemas.microsoft.com/office/word/2006/wordml" xmlns:wps="http://schemas.microsoft.com/office/word/2010/wordprocessingShape" mc:Ignorable="w14 w15 w16se w16cid w16 w16cex w16sdtdh w16du wp14">
   <w:body>
     <w:p>
       <w:pPr>
@@ -83,6 +83,7 @@
         </w:rPr>
         <w:t xml:space="preserve">Структурное подразделение </w:t>
       </w:r>
+      <w:proofErr w:type="gramStart"/>
       <w:r>
         <w:rPr>
           <w:rFonts w:ascii="Times New Roman" w:hAnsi="Times New Roman" w:cs="Times New Roman"/>
@@ -100,6 +101,7 @@
         </w:rPr>
         <w:t>kaf</w:t>
       </w:r>
+      <w:proofErr w:type="gramEnd"/>
       <w:r>
         <w:rPr>
           <w:rFonts w:ascii="Times New Roman" w:hAnsi="Times New Roman" w:cs="Times New Roman"/>
@@ -391,14 +393,25 @@
                 <w:lang w:val="en-US"/>
               </w:rPr>
             </w:pPr>
-            <w:r>
-              <w:rPr>
-                <w:rFonts w:ascii="Times New Roman" w:hAnsi="Times New Roman" w:cs="Times New Roman"/>
-                <w:sz w:val="24"/>
-                <w:szCs w:val="24"/>
-                <w:lang w:val="en-US"/>
-              </w:rPr>
-              <w:t>{{ kind_direct }}: {{ direction_code }} {{ direction }}</w:t>
+            <w:proofErr w:type="gramStart"/>
+            <w:r>
+              <w:rPr>
+                <w:rFonts w:ascii="Times New Roman" w:hAnsi="Times New Roman" w:cs="Times New Roman"/>
+                <w:sz w:val="24"/>
+                <w:szCs w:val="24"/>
+                <w:lang w:val="en-US"/>
+              </w:rPr>
+              <w:t>{{ kind</w:t>
+            </w:r>
+            <w:proofErr w:type="gramEnd"/>
+            <w:r>
+              <w:rPr>
+                <w:rFonts w:ascii="Times New Roman" w:hAnsi="Times New Roman" w:cs="Times New Roman"/>
+                <w:sz w:val="24"/>
+                <w:szCs w:val="24"/>
+                <w:lang w:val="en-US"/>
+              </w:rPr>
+              <w:t>_direct }}: {{ direction_code }} {{ direction }}</w:t>
             </w:r>
           </w:p>
         </w:tc>
@@ -452,14 +465,25 @@
                 <w:lang w:val="en-US"/>
               </w:rPr>
             </w:pPr>
-            <w:r>
-              <w:rPr>
-                <w:rFonts w:ascii="Times New Roman" w:hAnsi="Times New Roman" w:cs="Times New Roman"/>
-                <w:sz w:val="24"/>
-                <w:szCs w:val="24"/>
-                <w:lang w:val="en-US"/>
-              </w:rPr>
-              <w:t xml:space="preserve">{{ spec_name }} </w:t>
+            <w:proofErr w:type="gramStart"/>
+            <w:r>
+              <w:rPr>
+                <w:rFonts w:ascii="Times New Roman" w:hAnsi="Times New Roman" w:cs="Times New Roman"/>
+                <w:sz w:val="24"/>
+                <w:szCs w:val="24"/>
+                <w:lang w:val="en-US"/>
+              </w:rPr>
+              <w:t>{{ spec</w:t>
+            </w:r>
+            <w:proofErr w:type="gramEnd"/>
+            <w:r>
+              <w:rPr>
+                <w:rFonts w:ascii="Times New Roman" w:hAnsi="Times New Roman" w:cs="Times New Roman"/>
+                <w:sz w:val="24"/>
+                <w:szCs w:val="24"/>
+                <w:lang w:val="en-US"/>
+              </w:rPr>
+              <w:t xml:space="preserve">_name }} </w:t>
             </w:r>
           </w:p>
         </w:tc>
@@ -521,14 +545,25 @@
               </w:rPr>
               <w:t xml:space="preserve">Квалификация: </w:t>
             </w:r>
-            <w:r>
-              <w:rPr>
-                <w:rFonts w:ascii="Times New Roman" w:hAnsi="Times New Roman" w:cs="Times New Roman"/>
-                <w:sz w:val="24"/>
-                <w:szCs w:val="24"/>
-                <w:lang w:val="en-US"/>
-              </w:rPr>
-              <w:t>{{ kvalif }}</w:t>
+            <w:proofErr w:type="gramStart"/>
+            <w:r>
+              <w:rPr>
+                <w:rFonts w:ascii="Times New Roman" w:hAnsi="Times New Roman" w:cs="Times New Roman"/>
+                <w:sz w:val="24"/>
+                <w:szCs w:val="24"/>
+                <w:lang w:val="en-US"/>
+              </w:rPr>
+              <w:t>{{ kvalif</w:t>
+            </w:r>
+            <w:proofErr w:type="gramEnd"/>
+            <w:r>
+              <w:rPr>
+                <w:rFonts w:ascii="Times New Roman" w:hAnsi="Times New Roman" w:cs="Times New Roman"/>
+                <w:sz w:val="24"/>
+                <w:szCs w:val="24"/>
+                <w:lang w:val="en-US"/>
+              </w:rPr>
+              <w:t xml:space="preserve"> }}</w:t>
             </w:r>
           </w:p>
         </w:tc>
@@ -589,6 +624,7 @@
               </w:rPr>
               <w:t xml:space="preserve">Форма обучения: </w:t>
             </w:r>
+            <w:proofErr w:type="gramStart"/>
             <w:r>
               <w:rPr>
                 <w:rFonts w:ascii="Times New Roman" w:hAnsi="Times New Roman" w:cs="Times New Roman"/>
@@ -607,6 +643,7 @@
               </w:rPr>
               <w:t>fob</w:t>
             </w:r>
+            <w:proofErr w:type="gramEnd"/>
             <w:r>
               <w:rPr>
                 <w:rFonts w:ascii="Times New Roman" w:hAnsi="Times New Roman" w:cs="Times New Roman"/>
@@ -683,14 +720,25 @@
                 <w:lang w:val="en-US"/>
               </w:rPr>
             </w:pPr>
-            <w:r>
-              <w:rPr>
-                <w:rFonts w:ascii="Times New Roman" w:hAnsi="Times New Roman" w:cs="Times New Roman"/>
-                <w:sz w:val="24"/>
-                <w:szCs w:val="24"/>
-                <w:lang w:val="en-US"/>
-              </w:rPr>
-              <w:t>{{ person_name }}</w:t>
+            <w:proofErr w:type="gramStart"/>
+            <w:r>
+              <w:rPr>
+                <w:rFonts w:ascii="Times New Roman" w:hAnsi="Times New Roman" w:cs="Times New Roman"/>
+                <w:sz w:val="24"/>
+                <w:szCs w:val="24"/>
+                <w:lang w:val="en-US"/>
+              </w:rPr>
+              <w:t>{{ person</w:t>
+            </w:r>
+            <w:proofErr w:type="gramEnd"/>
+            <w:r>
+              <w:rPr>
+                <w:rFonts w:ascii="Times New Roman" w:hAnsi="Times New Roman" w:cs="Times New Roman"/>
+                <w:sz w:val="24"/>
+                <w:szCs w:val="24"/>
+                <w:lang w:val="en-US"/>
+              </w:rPr>
+              <w:t>_name }}</w:t>
             </w:r>
           </w:p>
         </w:tc>
@@ -1363,6 +1411,7 @@
               </w:rPr>
               <w:t>{{</w:t>
             </w:r>
+            <w:proofErr w:type="gramStart"/>
             <w:r>
               <w:rPr>
                 <w:rFonts w:ascii="Times New Roman" w:hAnsi="Times New Roman" w:cs="Times New Roman"/>
@@ -1379,7 +1428,17 @@
                 <w:szCs w:val="24"/>
                 <w:lang w:val="en-US"/>
               </w:rPr>
-              <w:t>index}} {{</w:t>
+              <w:t>index</w:t>
+            </w:r>
+            <w:proofErr w:type="gramEnd"/>
+            <w:r>
+              <w:rPr>
+                <w:rFonts w:ascii="Times New Roman" w:hAnsi="Times New Roman" w:cs="Times New Roman"/>
+                <w:sz w:val="24"/>
+                <w:szCs w:val="24"/>
+                <w:lang w:val="en-US"/>
+              </w:rPr>
+              <w:t>}} {{</w:t>
             </w:r>
             <w:r>
               <w:rPr>
@@ -1430,6 +1489,7 @@
                 <w:lang w:val="en-US"/>
               </w:rPr>
             </w:pPr>
+            <w:proofErr w:type="gramStart"/>
             <w:r>
               <w:rPr>
                 <w:rFonts w:ascii="Times New Roman" w:hAnsi="Times New Roman" w:cs="Times New Roman"/>
@@ -1446,7 +1506,17 @@
                 <w:szCs w:val="24"/>
                 <w:lang w:val="en-US"/>
               </w:rPr>
-              <w:t>item.</w:t>
+              <w:t>item</w:t>
+            </w:r>
+            <w:proofErr w:type="gramEnd"/>
+            <w:r>
+              <w:rPr>
+                <w:rFonts w:ascii="Times New Roman" w:hAnsi="Times New Roman" w:cs="Times New Roman"/>
+                <w:sz w:val="24"/>
+                <w:szCs w:val="24"/>
+                <w:lang w:val="en-US"/>
+              </w:rPr>
+              <w:t>.</w:t>
             </w:r>
             <w:r>
               <w:rPr>
@@ -1724,7 +1794,31 @@
                 <w:szCs w:val="24"/>
                 <w:lang w:val="en-US"/>
               </w:rPr>
-              <w:t>{{item.index}}</w:t>
+              <w:t>{{</w:t>
+            </w:r>
+            <w:proofErr w:type="gramStart"/>
+            <w:r>
+              <w:rPr>
+                <w:rFonts w:ascii="Times New Roman" w:hAnsi="Times New Roman" w:cs="Times New Roman"/>
+                <w:bCs/>
+                <w:color w:val="000000" w:themeColor="text1"/>
+                <w:sz w:val="24"/>
+                <w:szCs w:val="24"/>
+                <w:lang w:val="en-US"/>
+              </w:rPr>
+              <w:t>item.index</w:t>
+            </w:r>
+            <w:proofErr w:type="gramEnd"/>
+            <w:r>
+              <w:rPr>
+                <w:rFonts w:ascii="Times New Roman" w:hAnsi="Times New Roman" w:cs="Times New Roman"/>
+                <w:bCs/>
+                <w:color w:val="000000" w:themeColor="text1"/>
+                <w:sz w:val="24"/>
+                <w:szCs w:val="24"/>
+                <w:lang w:val="en-US"/>
+              </w:rPr>
+              <w:t>}}</w:t>
             </w:r>
           </w:p>
         </w:tc>
@@ -1761,7 +1855,31 @@
                 <w:szCs w:val="24"/>
                 <w:lang w:val="en-US"/>
               </w:rPr>
-              <w:t>{{item.content}}</w:t>
+              <w:t>{{</w:t>
+            </w:r>
+            <w:proofErr w:type="gramStart"/>
+            <w:r>
+              <w:rPr>
+                <w:rFonts w:ascii="Times New Roman" w:hAnsi="Times New Roman" w:cs="Times New Roman"/>
+                <w:bCs/>
+                <w:color w:val="000000" w:themeColor="text1"/>
+                <w:sz w:val="24"/>
+                <w:szCs w:val="24"/>
+                <w:lang w:val="en-US"/>
+              </w:rPr>
+              <w:t>item.content</w:t>
+            </w:r>
+            <w:proofErr w:type="gramEnd"/>
+            <w:r>
+              <w:rPr>
+                <w:rFonts w:ascii="Times New Roman" w:hAnsi="Times New Roman" w:cs="Times New Roman"/>
+                <w:bCs/>
+                <w:color w:val="000000" w:themeColor="text1"/>
+                <w:sz w:val="24"/>
+                <w:szCs w:val="24"/>
+                <w:lang w:val="en-US"/>
+              </w:rPr>
+              <w:t>}}</w:t>
             </w:r>
           </w:p>
         </w:tc>
@@ -1807,7 +1925,31 @@
                 <w:szCs w:val="24"/>
                 <w:lang w:val="en-US"/>
               </w:rPr>
-              <w:t xml:space="preserve"> {{item.know}}</w:t>
+              <w:t xml:space="preserve"> {{</w:t>
+            </w:r>
+            <w:proofErr w:type="gramStart"/>
+            <w:r>
+              <w:rPr>
+                <w:rFonts w:ascii="Times New Roman" w:hAnsi="Times New Roman" w:cs="Times New Roman"/>
+                <w:bCs/>
+                <w:color w:val="000000" w:themeColor="text1"/>
+                <w:sz w:val="24"/>
+                <w:szCs w:val="24"/>
+                <w:lang w:val="en-US"/>
+              </w:rPr>
+              <w:t>item.know</w:t>
+            </w:r>
+            <w:proofErr w:type="gramEnd"/>
+            <w:r>
+              <w:rPr>
+                <w:rFonts w:ascii="Times New Roman" w:hAnsi="Times New Roman" w:cs="Times New Roman"/>
+                <w:bCs/>
+                <w:color w:val="000000" w:themeColor="text1"/>
+                <w:sz w:val="24"/>
+                <w:szCs w:val="24"/>
+                <w:lang w:val="en-US"/>
+              </w:rPr>
+              <w:t>}}</w:t>
             </w:r>
           </w:p>
           <w:p>
@@ -1853,7 +1995,31 @@
                 <w:szCs w:val="24"/>
                 <w:lang w:val="en-US"/>
               </w:rPr>
-              <w:t>{{item.able}}</w:t>
+              <w:t>{{</w:t>
+            </w:r>
+            <w:proofErr w:type="gramStart"/>
+            <w:r>
+              <w:rPr>
+                <w:rFonts w:ascii="Times New Roman" w:hAnsi="Times New Roman" w:cs="Times New Roman"/>
+                <w:bCs/>
+                <w:color w:val="000000" w:themeColor="text1"/>
+                <w:sz w:val="24"/>
+                <w:szCs w:val="24"/>
+                <w:lang w:val="en-US"/>
+              </w:rPr>
+              <w:t>item.able</w:t>
+            </w:r>
+            <w:proofErr w:type="gramEnd"/>
+            <w:r>
+              <w:rPr>
+                <w:rFonts w:ascii="Times New Roman" w:hAnsi="Times New Roman" w:cs="Times New Roman"/>
+                <w:bCs/>
+                <w:color w:val="000000" w:themeColor="text1"/>
+                <w:sz w:val="24"/>
+                <w:szCs w:val="24"/>
+                <w:lang w:val="en-US"/>
+              </w:rPr>
+              <w:t>}}</w:t>
             </w:r>
           </w:p>
           <w:p>
@@ -2012,6 +2178,7 @@
         </w:rPr>
         <w:t xml:space="preserve">}}» базируется на результатах освоения следующих дисциплин: </w:t>
       </w:r>
+      <w:proofErr w:type="gramStart"/>
       <w:r>
         <w:rPr>
           <w:rFonts w:ascii="Times New Roman" w:hAnsi="Times New Roman" w:cs="Times New Roman"/>
@@ -2029,7 +2196,16 @@
           <w:sz w:val="24"/>
           <w:szCs w:val="24"/>
         </w:rPr>
-        <w:t>subsequent }}</w:t>
+        <w:t>subsequent</w:t>
+      </w:r>
+      <w:proofErr w:type="gramEnd"/>
+      <w:r>
+        <w:rPr>
+          <w:rFonts w:ascii="Times New Roman" w:hAnsi="Times New Roman" w:cs="Times New Roman"/>
+          <w:sz w:val="24"/>
+          <w:szCs w:val="24"/>
+        </w:rPr>
+        <w:t xml:space="preserve"> }}</w:t>
       </w:r>
     </w:p>
     <w:p>
@@ -2051,13 +2227,23 @@
         <w:tab/>
         <w:t xml:space="preserve">Дисциплина является предшествующей для дисциплин: </w:t>
       </w:r>
-      <w:r>
-        <w:rPr>
-          <w:rFonts w:ascii="Times New Roman" w:hAnsi="Times New Roman" w:cs="Times New Roman"/>
-          <w:sz w:val="24"/>
-          <w:szCs w:val="24"/>
-        </w:rPr>
-        <w:t>{{ precedence }}</w:t>
+      <w:proofErr w:type="gramStart"/>
+      <w:r>
+        <w:rPr>
+          <w:rFonts w:ascii="Times New Roman" w:hAnsi="Times New Roman" w:cs="Times New Roman"/>
+          <w:sz w:val="24"/>
+          <w:szCs w:val="24"/>
+        </w:rPr>
+        <w:t>{{ precedence</w:t>
+      </w:r>
+      <w:proofErr w:type="gramEnd"/>
+      <w:r>
+        <w:rPr>
+          <w:rFonts w:ascii="Times New Roman" w:hAnsi="Times New Roman" w:cs="Times New Roman"/>
+          <w:sz w:val="24"/>
+          <w:szCs w:val="24"/>
+        </w:rPr>
+        <w:t xml:space="preserve"> }}</w:t>
       </w:r>
     </w:p>
     <w:p>
@@ -2137,6 +2323,7 @@
         </w:rPr>
         <w:t xml:space="preserve"> </w:t>
       </w:r>
+      <w:proofErr w:type="gramStart"/>
       <w:r>
         <w:rPr>
           <w:rFonts w:ascii="Times New Roman" w:hAnsi="Times New Roman" w:cs="Times New Roman"/>
@@ -2162,6 +2349,7 @@
         </w:rPr>
         <w:t>sum</w:t>
       </w:r>
+      <w:proofErr w:type="gramEnd"/>
       <w:r>
         <w:rPr>
           <w:rFonts w:ascii="Times New Roman" w:hAnsi="Times New Roman" w:cs="Times New Roman"/>
@@ -2311,13 +2499,23 @@
               </w:rPr>
               <w:t xml:space="preserve"> </w:t>
             </w:r>
-            <w:r>
-              <w:rPr>
-                <w:rFonts w:ascii="Times New Roman" w:hAnsi="Times New Roman" w:cs="Times New Roman"/>
-                <w:sz w:val="24"/>
-                <w:szCs w:val="24"/>
-              </w:rPr>
-              <w:t>%}Трудоемкость в академических часах (Один академический час соответствует 45 минутам астрономического часа)</w:t>
+            <w:proofErr w:type="gramStart"/>
+            <w:r>
+              <w:rPr>
+                <w:rFonts w:ascii="Times New Roman" w:hAnsi="Times New Roman" w:cs="Times New Roman"/>
+                <w:sz w:val="24"/>
+                <w:szCs w:val="24"/>
+              </w:rPr>
+              <w:t>%}Трудоемкость</w:t>
+            </w:r>
+            <w:proofErr w:type="gramEnd"/>
+            <w:r>
+              <w:rPr>
+                <w:rFonts w:ascii="Times New Roman" w:hAnsi="Times New Roman" w:cs="Times New Roman"/>
+                <w:sz w:val="24"/>
+                <w:szCs w:val="24"/>
+              </w:rPr>
+              <w:t xml:space="preserve"> в академических часах (Один академический час соответствует 45 минутам астрономического часа)</w:t>
             </w:r>
           </w:p>
         </w:tc>
@@ -2521,6 +2719,7 @@
                 <w:lang w:val="en-US"/>
               </w:rPr>
             </w:pPr>
+            <w:proofErr w:type="gramStart"/>
             <w:r>
               <w:rPr>
                 <w:rFonts w:ascii="Times New Roman" w:hAnsi="Times New Roman" w:cs="Times New Roman"/>
@@ -2558,7 +2757,17 @@
                 <w:szCs w:val="24"/>
                 <w:lang w:val="en-US"/>
               </w:rPr>
-              <w:t>aud_</w:t>
+              <w:t>aud</w:t>
+            </w:r>
+            <w:proofErr w:type="gramEnd"/>
+            <w:r>
+              <w:rPr>
+                <w:rFonts w:ascii="Times New Roman" w:hAnsi="Times New Roman" w:cs="Times New Roman"/>
+                <w:sz w:val="24"/>
+                <w:szCs w:val="24"/>
+                <w:lang w:val="en-US"/>
+              </w:rPr>
+              <w:t>_</w:t>
             </w:r>
             <w:r>
               <w:rPr>
@@ -2686,6 +2895,7 @@
                 <w:szCs w:val="24"/>
               </w:rPr>
             </w:pPr>
+            <w:proofErr w:type="gramStart"/>
             <w:r>
               <w:rPr>
                 <w:rFonts w:ascii="Times New Roman" w:hAnsi="Times New Roman" w:cs="Times New Roman"/>
@@ -2703,6 +2913,7 @@
               </w:rPr>
               <w:t>sha</w:t>
             </w:r>
+            <w:proofErr w:type="gramEnd"/>
             <w:r>
               <w:rPr>
                 <w:rFonts w:ascii="Times New Roman" w:hAnsi="Times New Roman" w:cs="Times New Roman"/>
@@ -2902,6 +3113,7 @@
               </w:rPr>
               <w:t>{{</w:t>
             </w:r>
+            <w:proofErr w:type="gramStart"/>
             <w:r>
               <w:rPr>
                 <w:rFonts w:ascii="Times New Roman" w:hAnsi="Times New Roman" w:cs="Times New Roman"/>
@@ -2928,6 +3140,7 @@
               </w:rPr>
               <w:t>lekc</w:t>
             </w:r>
+            <w:proofErr w:type="gramEnd"/>
             <w:r>
               <w:rPr>
                 <w:rFonts w:ascii="Times New Roman" w:hAnsi="Times New Roman" w:cs="Times New Roman"/>
@@ -3084,6 +3297,7 @@
                 <w:szCs w:val="24"/>
               </w:rPr>
             </w:pPr>
+            <w:proofErr w:type="gramStart"/>
             <w:r>
               <w:rPr>
                 <w:rFonts w:ascii="Times New Roman" w:hAnsi="Times New Roman" w:cs="Times New Roman"/>
@@ -3118,6 +3332,7 @@
               </w:rPr>
               <w:t>lab</w:t>
             </w:r>
+            <w:proofErr w:type="gramEnd"/>
             <w:r>
               <w:rPr>
                 <w:rFonts w:ascii="Times New Roman" w:hAnsi="Times New Roman" w:cs="Times New Roman"/>
@@ -3404,6 +3619,7 @@
                 <w:lang w:val="en-US"/>
               </w:rPr>
             </w:pPr>
+            <w:proofErr w:type="gramStart"/>
             <w:r>
               <w:rPr>
                 <w:rFonts w:ascii="Times New Roman" w:hAnsi="Times New Roman" w:cs="Times New Roman"/>
@@ -3429,7 +3645,17 @@
                 <w:szCs w:val="24"/>
                 <w:lang w:val="en-US"/>
               </w:rPr>
-              <w:t>.pr_hours_all }}</w:t>
+              <w:t>.pr</w:t>
+            </w:r>
+            <w:proofErr w:type="gramEnd"/>
+            <w:r>
+              <w:rPr>
+                <w:rFonts w:ascii="Times New Roman" w:hAnsi="Times New Roman" w:cs="Times New Roman"/>
+                <w:sz w:val="24"/>
+                <w:szCs w:val="24"/>
+                <w:lang w:val="en-US"/>
+              </w:rPr>
+              <w:t>_hours_all }}</w:t>
             </w:r>
           </w:p>
         </w:tc>
@@ -3567,6 +3793,7 @@
                 <w:lang w:val="en-US"/>
               </w:rPr>
             </w:pPr>
+            <w:proofErr w:type="gramStart"/>
             <w:r>
               <w:rPr>
                 <w:rFonts w:ascii="Times New Roman" w:hAnsi="Times New Roman" w:cs="Times New Roman"/>
@@ -3592,7 +3819,17 @@
                 <w:szCs w:val="24"/>
                 <w:lang w:val="en-US"/>
               </w:rPr>
-              <w:t>.srs_hours_all }}</w:t>
+              <w:t>.srs</w:t>
+            </w:r>
+            <w:proofErr w:type="gramEnd"/>
+            <w:r>
+              <w:rPr>
+                <w:rFonts w:ascii="Times New Roman" w:hAnsi="Times New Roman" w:cs="Times New Roman"/>
+                <w:sz w:val="24"/>
+                <w:szCs w:val="24"/>
+                <w:lang w:val="en-US"/>
+              </w:rPr>
+              <w:t>_hours_all }}</w:t>
             </w:r>
           </w:p>
         </w:tc>
@@ -3730,14 +3967,25 @@
                 <w:lang w:val="en-US"/>
               </w:rPr>
             </w:pPr>
-            <w:r>
-              <w:rPr>
-                <w:rFonts w:ascii="Times New Roman" w:hAnsi="Times New Roman" w:cs="Times New Roman"/>
-                <w:sz w:val="24"/>
-                <w:szCs w:val="24"/>
-                <w:lang w:val="en-US"/>
-              </w:rPr>
-              <w:t>{{ sha.ekz_hours_all}}</w:t>
+            <w:proofErr w:type="gramStart"/>
+            <w:r>
+              <w:rPr>
+                <w:rFonts w:ascii="Times New Roman" w:hAnsi="Times New Roman" w:cs="Times New Roman"/>
+                <w:sz w:val="24"/>
+                <w:szCs w:val="24"/>
+                <w:lang w:val="en-US"/>
+              </w:rPr>
+              <w:t>{{ sha.ekz</w:t>
+            </w:r>
+            <w:proofErr w:type="gramEnd"/>
+            <w:r>
+              <w:rPr>
+                <w:rFonts w:ascii="Times New Roman" w:hAnsi="Times New Roman" w:cs="Times New Roman"/>
+                <w:sz w:val="24"/>
+                <w:szCs w:val="24"/>
+                <w:lang w:val="en-US"/>
+              </w:rPr>
+              <w:t>_hours_all}}</w:t>
             </w:r>
           </w:p>
         </w:tc>
@@ -3857,6 +4105,7 @@
                 <w:lang w:val="en-US"/>
               </w:rPr>
             </w:pPr>
+            <w:proofErr w:type="gramStart"/>
             <w:r>
               <w:rPr>
                 <w:rFonts w:ascii="Times New Roman" w:hAnsi="Times New Roman" w:cs="Times New Roman"/>
@@ -3882,7 +4131,17 @@
                 <w:szCs w:val="24"/>
                 <w:lang w:val="en-US"/>
               </w:rPr>
-              <w:t>.tic_all }}</w:t>
+              <w:t>.tic</w:t>
+            </w:r>
+            <w:proofErr w:type="gramEnd"/>
+            <w:r>
+              <w:rPr>
+                <w:rFonts w:ascii="Times New Roman" w:hAnsi="Times New Roman" w:cs="Times New Roman"/>
+                <w:sz w:val="24"/>
+                <w:szCs w:val="24"/>
+                <w:lang w:val="en-US"/>
+              </w:rPr>
+              <w:t>_all }}</w:t>
             </w:r>
           </w:p>
         </w:tc>
@@ -4174,6 +4433,7 @@
         </w:rPr>
         <w:t xml:space="preserve"> </w:t>
       </w:r>
+      <w:proofErr w:type="gramStart"/>
       <w:r>
         <w:rPr>
           <w:rFonts w:ascii="Times New Roman" w:hAnsi="Times New Roman" w:cs="Times New Roman"/>
@@ -4205,7 +4465,19 @@
           <w:szCs w:val="24"/>
           <w:lang w:val="en-US"/>
         </w:rPr>
-        <w:t>items()</w:t>
+        <w:t>items</w:t>
+      </w:r>
+      <w:proofErr w:type="gramEnd"/>
+      <w:r>
+        <w:rPr>
+          <w:rFonts w:ascii="Times New Roman" w:hAnsi="Times New Roman" w:cs="Times New Roman"/>
+          <w:b/>
+          <w:bCs/>
+          <w:sz w:val="24"/>
+          <w:szCs w:val="24"/>
+          <w:lang w:val="en-US"/>
+        </w:rPr>
+        <w:t>()</w:t>
       </w:r>
       <w:r>
         <w:rPr>
@@ -5128,7 +5400,27 @@
                 <w:szCs w:val="20"/>
                 <w:lang w:val="en-US"/>
               </w:rPr>
-              <w:t>{%tr for k, i in items.items() %}</w:t>
+              <w:t xml:space="preserve">{%tr for k, i in </w:t>
+            </w:r>
+            <w:proofErr w:type="gramStart"/>
+            <w:r>
+              <w:rPr>
+                <w:rFonts w:ascii="Times New Roman" w:hAnsi="Times New Roman" w:cs="Times New Roman"/>
+                <w:sz w:val="20"/>
+                <w:szCs w:val="20"/>
+                <w:lang w:val="en-US"/>
+              </w:rPr>
+              <w:t>items.items</w:t>
+            </w:r>
+            <w:proofErr w:type="gramEnd"/>
+            <w:r>
+              <w:rPr>
+                <w:rFonts w:ascii="Times New Roman" w:hAnsi="Times New Roman" w:cs="Times New Roman"/>
+                <w:sz w:val="20"/>
+                <w:szCs w:val="20"/>
+                <w:lang w:val="en-US"/>
+              </w:rPr>
+              <w:t>() %}</w:t>
             </w:r>
           </w:p>
         </w:tc>
@@ -5149,6 +5441,7 @@
                 <w:lang w:val="en-US"/>
               </w:rPr>
             </w:pPr>
+            <w:proofErr w:type="gramStart"/>
             <w:r>
               <w:rPr>
                 <w:rFonts w:ascii="Times New Roman" w:hAnsi="Times New Roman" w:cs="Times New Roman"/>
@@ -5156,31 +5449,33 @@
                 <w:szCs w:val="20"/>
                 <w:lang w:val="en-US"/>
               </w:rPr>
-              <w:t>{{ k[1] }}</w:t>
-            </w:r>
-          </w:p>
-        </w:tc>
-        <w:tc>
-          <w:tcPr>
-            <w:tcW w:w="1791" w:type="dxa"/>
-          </w:tcPr>
-          <w:p>
-            <w:pPr>
+              <w:t>{{ k</w:t>
+            </w:r>
+            <w:proofErr w:type="gramEnd"/>
+            <w:r>
               <w:rPr>
                 <w:rFonts w:ascii="Times New Roman" w:hAnsi="Times New Roman" w:cs="Times New Roman"/>
                 <w:sz w:val="20"/>
                 <w:szCs w:val="20"/>
-              </w:rPr>
-            </w:pPr>
-            <w:r>
+                <w:lang w:val="en-US"/>
+              </w:rPr>
+              <w:t>[1] }}</w:t>
+            </w:r>
+          </w:p>
+        </w:tc>
+        <w:tc>
+          <w:tcPr>
+            <w:tcW w:w="1791" w:type="dxa"/>
+          </w:tcPr>
+          <w:p>
+            <w:pPr>
               <w:rPr>
                 <w:rFonts w:ascii="Times New Roman" w:hAnsi="Times New Roman" w:cs="Times New Roman"/>
                 <w:sz w:val="20"/>
                 <w:szCs w:val="20"/>
-                <w:lang w:val="en-US"/>
-              </w:rPr>
-              <w:t>{{ k</w:t>
-            </w:r>
+              </w:rPr>
+            </w:pPr>
+            <w:proofErr w:type="gramStart"/>
             <w:r>
               <w:rPr>
                 <w:rFonts w:ascii="Times New Roman" w:hAnsi="Times New Roman" w:cs="Times New Roman"/>
@@ -5188,8 +5483,9 @@
                 <w:szCs w:val="20"/>
                 <w:lang w:val="en-US"/>
               </w:rPr>
-              <w:t>[0]</w:t>
-            </w:r>
+              <w:t>{{ k</w:t>
+            </w:r>
+            <w:proofErr w:type="gramEnd"/>
             <w:r>
               <w:rPr>
                 <w:rFonts w:ascii="Times New Roman" w:hAnsi="Times New Roman" w:cs="Times New Roman"/>
@@ -5197,34 +5493,35 @@
                 <w:szCs w:val="20"/>
                 <w:lang w:val="en-US"/>
               </w:rPr>
-              <w:t xml:space="preserve"> }}</w:t>
-            </w:r>
-          </w:p>
-        </w:tc>
-        <w:tc>
-          <w:tcPr>
-            <w:tcW w:w="708" w:type="dxa"/>
-            <w:vAlign w:val="center"/>
-          </w:tcPr>
-          <w:p>
-            <w:pPr>
-              <w:jc w:val="center"/>
+              <w:t>[0]</w:t>
+            </w:r>
+            <w:r>
               <w:rPr>
                 <w:rFonts w:ascii="Times New Roman" w:hAnsi="Times New Roman" w:cs="Times New Roman"/>
                 <w:sz w:val="20"/>
                 <w:szCs w:val="20"/>
                 <w:lang w:val="en-US"/>
               </w:rPr>
-            </w:pPr>
-            <w:r>
+              <w:t xml:space="preserve"> }}</w:t>
+            </w:r>
+          </w:p>
+        </w:tc>
+        <w:tc>
+          <w:tcPr>
+            <w:tcW w:w="708" w:type="dxa"/>
+            <w:vAlign w:val="center"/>
+          </w:tcPr>
+          <w:p>
+            <w:pPr>
+              <w:jc w:val="center"/>
               <w:rPr>
                 <w:rFonts w:ascii="Times New Roman" w:hAnsi="Times New Roman" w:cs="Times New Roman"/>
                 <w:sz w:val="20"/>
                 <w:szCs w:val="20"/>
                 <w:lang w:val="en-US"/>
               </w:rPr>
-              <w:t>{{ i.lec_num</w:t>
-            </w:r>
+            </w:pPr>
+            <w:proofErr w:type="gramStart"/>
             <w:r>
               <w:rPr>
                 <w:rFonts w:ascii="Times New Roman" w:hAnsi="Times New Roman" w:cs="Times New Roman"/>
@@ -5232,8 +5529,9 @@
                 <w:szCs w:val="20"/>
                 <w:lang w:val="en-US"/>
               </w:rPr>
-              <w:t>s</w:t>
-            </w:r>
+              <w:t>{{ i.lec</w:t>
+            </w:r>
+            <w:proofErr w:type="gramEnd"/>
             <w:r>
               <w:rPr>
                 <w:rFonts w:ascii="Times New Roman" w:hAnsi="Times New Roman" w:cs="Times New Roman"/>
@@ -5241,25 +5539,17 @@
                 <w:szCs w:val="20"/>
                 <w:lang w:val="en-US"/>
               </w:rPr>
-              <w:t xml:space="preserve"> }}</w:t>
-            </w:r>
-          </w:p>
-        </w:tc>
-        <w:tc>
-          <w:tcPr>
-            <w:tcW w:w="709" w:type="dxa"/>
-            <w:vAlign w:val="center"/>
-          </w:tcPr>
-          <w:p>
-            <w:pPr>
-              <w:jc w:val="center"/>
+              <w:t>_num</w:t>
+            </w:r>
+            <w:r>
               <w:rPr>
                 <w:rFonts w:ascii="Times New Roman" w:hAnsi="Times New Roman" w:cs="Times New Roman"/>
                 <w:sz w:val="20"/>
                 <w:szCs w:val="20"/>
                 <w:lang w:val="en-US"/>
               </w:rPr>
-            </w:pPr>
+              <w:t>s</w:t>
+            </w:r>
             <w:r>
               <w:rPr>
                 <w:rFonts w:ascii="Times New Roman" w:hAnsi="Times New Roman" w:cs="Times New Roman"/>
@@ -5267,7 +5557,7 @@
                 <w:szCs w:val="20"/>
                 <w:lang w:val="en-US"/>
               </w:rPr>
-              <w:t>{{ i.lec }}</w:t>
+              <w:t xml:space="preserve"> }}</w:t>
             </w:r>
           </w:p>
         </w:tc>
@@ -5286,6 +5576,7 @@
                 <w:lang w:val="en-US"/>
               </w:rPr>
             </w:pPr>
+            <w:proofErr w:type="gramStart"/>
             <w:r>
               <w:rPr>
                 <w:rFonts w:ascii="Times New Roman" w:hAnsi="Times New Roman" w:cs="Times New Roman"/>
@@ -5293,51 +5584,46 @@
                 <w:szCs w:val="20"/>
                 <w:lang w:val="en-US"/>
               </w:rPr>
-              <w:t>{{ i.labs_nums }}</w:t>
-            </w:r>
-          </w:p>
-        </w:tc>
-        <w:tc>
-          <w:tcPr>
-            <w:tcW w:w="710" w:type="dxa"/>
-            <w:vAlign w:val="center"/>
-          </w:tcPr>
-          <w:p>
-            <w:pPr>
-              <w:jc w:val="center"/>
+              <w:t>{{ i.lec</w:t>
+            </w:r>
+            <w:proofErr w:type="gramEnd"/>
+            <w:r>
               <w:rPr>
                 <w:rFonts w:ascii="Times New Roman" w:hAnsi="Times New Roman" w:cs="Times New Roman"/>
                 <w:sz w:val="20"/>
                 <w:szCs w:val="20"/>
                 <w:lang w:val="en-US"/>
               </w:rPr>
-            </w:pPr>
-            <w:r>
+              <w:t xml:space="preserve"> }}</w:t>
+            </w:r>
+          </w:p>
+        </w:tc>
+        <w:tc>
+          <w:tcPr>
+            <w:tcW w:w="709" w:type="dxa"/>
+            <w:vAlign w:val="center"/>
+          </w:tcPr>
+          <w:p>
+            <w:pPr>
+              <w:jc w:val="center"/>
               <w:rPr>
                 <w:rFonts w:ascii="Times New Roman" w:hAnsi="Times New Roman" w:cs="Times New Roman"/>
                 <w:sz w:val="20"/>
                 <w:szCs w:val="20"/>
                 <w:lang w:val="en-US"/>
               </w:rPr>
-              <w:t>{{ i.labs }}</w:t>
-            </w:r>
-          </w:p>
-        </w:tc>
-        <w:tc>
-          <w:tcPr>
-            <w:tcW w:w="710" w:type="dxa"/>
-            <w:vAlign w:val="center"/>
-          </w:tcPr>
-          <w:p>
-            <w:pPr>
-              <w:jc w:val="center"/>
+            </w:pPr>
+            <w:proofErr w:type="gramStart"/>
+            <w:r>
               <w:rPr>
                 <w:rFonts w:ascii="Times New Roman" w:hAnsi="Times New Roman" w:cs="Times New Roman"/>
                 <w:sz w:val="20"/>
                 <w:szCs w:val="20"/>
                 <w:lang w:val="en-US"/>
               </w:rPr>
-            </w:pPr>
+              <w:t>{{ i</w:t>
+            </w:r>
+            <w:proofErr w:type="gramEnd"/>
             <w:r>
               <w:rPr>
                 <w:rFonts w:ascii="Times New Roman" w:hAnsi="Times New Roman" w:cs="Times New Roman"/>
@@ -5345,7 +5631,7 @@
                 <w:szCs w:val="20"/>
                 <w:lang w:val="en-US"/>
               </w:rPr>
-              <w:t>{{ i.pr.nums }}</w:t>
+              <w:t>.labs_nums }}</w:t>
             </w:r>
           </w:p>
         </w:tc>
@@ -5364,6 +5650,7 @@
                 <w:lang w:val="en-US"/>
               </w:rPr>
             </w:pPr>
+            <w:proofErr w:type="gramStart"/>
             <w:r>
               <w:rPr>
                 <w:rFonts w:ascii="Times New Roman" w:hAnsi="Times New Roman" w:cs="Times New Roman"/>
@@ -5371,37 +5658,36 @@
                 <w:szCs w:val="20"/>
                 <w:lang w:val="en-US"/>
               </w:rPr>
-              <w:t>{{ i.pr }}</w:t>
-            </w:r>
-          </w:p>
-        </w:tc>
-        <w:tc>
-          <w:tcPr>
-            <w:tcW w:w="710" w:type="dxa"/>
-            <w:vAlign w:val="center"/>
-          </w:tcPr>
-          <w:p>
-            <w:pPr>
-              <w:jc w:val="center"/>
+              <w:t>{{ i</w:t>
+            </w:r>
+            <w:proofErr w:type="gramEnd"/>
+            <w:r>
               <w:rPr>
                 <w:rFonts w:ascii="Times New Roman" w:hAnsi="Times New Roman" w:cs="Times New Roman"/>
                 <w:sz w:val="20"/>
                 <w:szCs w:val="20"/>
                 <w:lang w:val="en-US"/>
               </w:rPr>
-            </w:pPr>
-            <w:r>
+              <w:t>.labs }}</w:t>
+            </w:r>
+          </w:p>
+        </w:tc>
+        <w:tc>
+          <w:tcPr>
+            <w:tcW w:w="710" w:type="dxa"/>
+            <w:vAlign w:val="center"/>
+          </w:tcPr>
+          <w:p>
+            <w:pPr>
+              <w:jc w:val="center"/>
               <w:rPr>
                 <w:rFonts w:ascii="Times New Roman" w:hAnsi="Times New Roman" w:cs="Times New Roman"/>
                 <w:sz w:val="20"/>
                 <w:szCs w:val="20"/>
                 <w:lang w:val="en-US"/>
               </w:rPr>
-              <w:t>{{ i.</w:t>
-            </w:r>
-            <w:r>
-              <w:t xml:space="preserve"> </w:t>
-            </w:r>
+            </w:pPr>
+            <w:proofErr w:type="gramStart"/>
             <w:r>
               <w:rPr>
                 <w:rFonts w:ascii="Times New Roman" w:hAnsi="Times New Roman" w:cs="Times New Roman"/>
@@ -5409,8 +5695,9 @@
                 <w:szCs w:val="20"/>
                 <w:lang w:val="en-US"/>
               </w:rPr>
-              <w:t>srs_nums</w:t>
-            </w:r>
+              <w:t>{{ i</w:t>
+            </w:r>
+            <w:proofErr w:type="gramEnd"/>
             <w:r>
               <w:rPr>
                 <w:rFonts w:ascii="Times New Roman" w:hAnsi="Times New Roman" w:cs="Times New Roman"/>
@@ -5418,7 +5705,7 @@
                 <w:szCs w:val="20"/>
                 <w:lang w:val="en-US"/>
               </w:rPr>
-              <w:t>}}</w:t>
+              <w:t>.pr.nums }}</w:t>
             </w:r>
           </w:p>
         </w:tc>
@@ -5437,6 +5724,7 @@
                 <w:lang w:val="en-US"/>
               </w:rPr>
             </w:pPr>
+            <w:proofErr w:type="gramStart"/>
             <w:r>
               <w:rPr>
                 <w:rFonts w:ascii="Times New Roman" w:hAnsi="Times New Roman" w:cs="Times New Roman"/>
@@ -5444,33 +5732,140 @@
                 <w:szCs w:val="20"/>
                 <w:lang w:val="en-US"/>
               </w:rPr>
-              <w:t>{{ i.srs }}</w:t>
-            </w:r>
-          </w:p>
-        </w:tc>
-        <w:tc>
-          <w:tcPr>
-            <w:tcW w:w="1174" w:type="dxa"/>
-            <w:vAlign w:val="center"/>
-          </w:tcPr>
-          <w:p>
-            <w:pPr>
-              <w:jc w:val="center"/>
+              <w:t>{{ i</w:t>
+            </w:r>
+            <w:proofErr w:type="gramEnd"/>
+            <w:r>
               <w:rPr>
                 <w:rFonts w:ascii="Times New Roman" w:hAnsi="Times New Roman" w:cs="Times New Roman"/>
                 <w:sz w:val="20"/>
                 <w:szCs w:val="20"/>
                 <w:lang w:val="en-US"/>
               </w:rPr>
-            </w:pPr>
-            <w:r>
+              <w:t>.pr }}</w:t>
+            </w:r>
+          </w:p>
+        </w:tc>
+        <w:tc>
+          <w:tcPr>
+            <w:tcW w:w="710" w:type="dxa"/>
+            <w:vAlign w:val="center"/>
+          </w:tcPr>
+          <w:p>
+            <w:pPr>
+              <w:jc w:val="center"/>
               <w:rPr>
                 <w:rFonts w:ascii="Times New Roman" w:hAnsi="Times New Roman" w:cs="Times New Roman"/>
                 <w:sz w:val="20"/>
                 <w:szCs w:val="20"/>
                 <w:lang w:val="en-US"/>
               </w:rPr>
-              <w:t>{{ i.formcontrol }}</w:t>
+            </w:pPr>
+            <w:proofErr w:type="gramStart"/>
+            <w:r>
+              <w:rPr>
+                <w:rFonts w:ascii="Times New Roman" w:hAnsi="Times New Roman" w:cs="Times New Roman"/>
+                <w:sz w:val="20"/>
+                <w:szCs w:val="20"/>
+                <w:lang w:val="en-US"/>
+              </w:rPr>
+              <w:t>{{ i.</w:t>
+            </w:r>
+            <w:proofErr w:type="gramEnd"/>
+            <w:r>
+              <w:t xml:space="preserve"> </w:t>
+            </w:r>
+            <w:r>
+              <w:rPr>
+                <w:rFonts w:ascii="Times New Roman" w:hAnsi="Times New Roman" w:cs="Times New Roman"/>
+                <w:sz w:val="20"/>
+                <w:szCs w:val="20"/>
+                <w:lang w:val="en-US"/>
+              </w:rPr>
+              <w:t>srs_nums</w:t>
+            </w:r>
+            <w:r>
+              <w:rPr>
+                <w:rFonts w:ascii="Times New Roman" w:hAnsi="Times New Roman" w:cs="Times New Roman"/>
+                <w:sz w:val="20"/>
+                <w:szCs w:val="20"/>
+                <w:lang w:val="en-US"/>
+              </w:rPr>
+              <w:t>}}</w:t>
+            </w:r>
+          </w:p>
+        </w:tc>
+        <w:tc>
+          <w:tcPr>
+            <w:tcW w:w="710" w:type="dxa"/>
+            <w:vAlign w:val="center"/>
+          </w:tcPr>
+          <w:p>
+            <w:pPr>
+              <w:jc w:val="center"/>
+              <w:rPr>
+                <w:rFonts w:ascii="Times New Roman" w:hAnsi="Times New Roman" w:cs="Times New Roman"/>
+                <w:sz w:val="20"/>
+                <w:szCs w:val="20"/>
+                <w:lang w:val="en-US"/>
+              </w:rPr>
+            </w:pPr>
+            <w:proofErr w:type="gramStart"/>
+            <w:r>
+              <w:rPr>
+                <w:rFonts w:ascii="Times New Roman" w:hAnsi="Times New Roman" w:cs="Times New Roman"/>
+                <w:sz w:val="20"/>
+                <w:szCs w:val="20"/>
+                <w:lang w:val="en-US"/>
+              </w:rPr>
+              <w:t>{{ i.srs</w:t>
+            </w:r>
+            <w:proofErr w:type="gramEnd"/>
+            <w:r>
+              <w:rPr>
+                <w:rFonts w:ascii="Times New Roman" w:hAnsi="Times New Roman" w:cs="Times New Roman"/>
+                <w:sz w:val="20"/>
+                <w:szCs w:val="20"/>
+                <w:lang w:val="en-US"/>
+              </w:rPr>
+              <w:t xml:space="preserve"> }}</w:t>
+            </w:r>
+          </w:p>
+        </w:tc>
+        <w:tc>
+          <w:tcPr>
+            <w:tcW w:w="1174" w:type="dxa"/>
+            <w:vAlign w:val="center"/>
+          </w:tcPr>
+          <w:p>
+            <w:pPr>
+              <w:jc w:val="center"/>
+              <w:rPr>
+                <w:rFonts w:ascii="Times New Roman" w:hAnsi="Times New Roman" w:cs="Times New Roman"/>
+                <w:sz w:val="20"/>
+                <w:szCs w:val="20"/>
+                <w:lang w:val="en-US"/>
+              </w:rPr>
+            </w:pPr>
+            <w:proofErr w:type="gramStart"/>
+            <w:r>
+              <w:rPr>
+                <w:rFonts w:ascii="Times New Roman" w:hAnsi="Times New Roman" w:cs="Times New Roman"/>
+                <w:sz w:val="20"/>
+                <w:szCs w:val="20"/>
+                <w:lang w:val="en-US"/>
+              </w:rPr>
+              <w:t>{{ i</w:t>
+            </w:r>
+            <w:proofErr w:type="gramEnd"/>
+            <w:r>
+              <w:rPr>
+                <w:rFonts w:ascii="Times New Roman" w:hAnsi="Times New Roman" w:cs="Times New Roman"/>
+                <w:sz w:val="20"/>
+                <w:szCs w:val="20"/>
+                <w:lang w:val="en-US"/>
+              </w:rPr>
+              <w:t>.formcontrol }}</w:t>
             </w:r>
           </w:p>
         </w:tc>
@@ -5651,7 +6046,31 @@
           <w:szCs w:val="24"/>
           <w:lang w:val="en-US"/>
         </w:rPr>
-        <w:t xml:space="preserve"> in dg.items() %}</w:t>
+        <w:t xml:space="preserve"> in </w:t>
+      </w:r>
+      <w:proofErr w:type="gramStart"/>
+      <w:r>
+        <w:rPr>
+          <w:rFonts w:ascii="Times New Roman" w:hAnsi="Times New Roman" w:cs="Times New Roman"/>
+          <w:b/>
+          <w:bCs/>
+          <w:sz w:val="24"/>
+          <w:szCs w:val="24"/>
+          <w:lang w:val="en-US"/>
+        </w:rPr>
+        <w:t>dg.items</w:t>
+      </w:r>
+      <w:proofErr w:type="gramEnd"/>
+      <w:r>
+        <w:rPr>
+          <w:rFonts w:ascii="Times New Roman" w:hAnsi="Times New Roman" w:cs="Times New Roman"/>
+          <w:b/>
+          <w:bCs/>
+          <w:sz w:val="24"/>
+          <w:szCs w:val="24"/>
+          <w:lang w:val="en-US"/>
+        </w:rPr>
+        <w:t>() %}</w:t>
       </w:r>
       <w:r>
         <w:rPr>
@@ -5816,6 +6235,7 @@
                 <w:lang w:val="en-US"/>
               </w:rPr>
             </w:pPr>
+            <w:proofErr w:type="gramStart"/>
             <w:r>
               <w:rPr>
                 <w:rFonts w:ascii="Times New Roman" w:hAnsi="Times New Roman" w:cs="Times New Roman"/>
@@ -5841,7 +6261,17 @@
                 <w:szCs w:val="24"/>
                 <w:lang w:val="en-US"/>
               </w:rPr>
-              <w:t>.num }}</w:t>
+              <w:t>.num</w:t>
+            </w:r>
+            <w:proofErr w:type="gramEnd"/>
+            <w:r>
+              <w:rPr>
+                <w:rFonts w:ascii="Times New Roman" w:hAnsi="Times New Roman" w:cs="Times New Roman"/>
+                <w:sz w:val="24"/>
+                <w:szCs w:val="24"/>
+                <w:lang w:val="en-US"/>
+              </w:rPr>
+              <w:t xml:space="preserve"> }}</w:t>
             </w:r>
           </w:p>
         </w:tc>
@@ -5858,6 +6288,7 @@
                 <w:lang w:val="en-US"/>
               </w:rPr>
             </w:pPr>
+            <w:proofErr w:type="gramStart"/>
             <w:r>
               <w:rPr>
                 <w:rFonts w:ascii="Times New Roman" w:hAnsi="Times New Roman" w:cs="Times New Roman"/>
@@ -5876,6 +6307,7 @@
               </w:rPr>
               <w:t xml:space="preserve"> i</w:t>
             </w:r>
+            <w:proofErr w:type="gramEnd"/>
             <w:r>
               <w:rPr>
                 <w:rFonts w:ascii="Times New Roman" w:hAnsi="Times New Roman" w:cs="Times New Roman"/>
@@ -5900,6 +6332,7 @@
                 <w:lang w:val="en-US"/>
               </w:rPr>
             </w:pPr>
+            <w:proofErr w:type="gramStart"/>
             <w:r>
               <w:rPr>
                 <w:rFonts w:ascii="Times New Roman" w:hAnsi="Times New Roman" w:cs="Times New Roman"/>
@@ -5918,6 +6351,7 @@
               </w:rPr>
               <w:t>i</w:t>
             </w:r>
+            <w:proofErr w:type="gramEnd"/>
             <w:r>
               <w:rPr>
                 <w:rFonts w:ascii="Times New Roman" w:hAnsi="Times New Roman" w:cs="Times New Roman"/>
@@ -6131,6 +6565,7 @@
           <w:bCs/>
           <w:sz w:val="24"/>
           <w:szCs w:val="24"/>
+          <w:lang w:val="en-US"/>
         </w:rPr>
       </w:pPr>
       <w:r>
@@ -6139,6 +6574,7 @@
           <w:bCs/>
           <w:sz w:val="24"/>
           <w:szCs w:val="24"/>
+          <w:lang w:val="en-US"/>
         </w:rPr>
         <w:t xml:space="preserve">{% </w:t>
       </w:r>
@@ -6158,18 +6594,43 @@
           <w:bCs/>
           <w:sz w:val="24"/>
           <w:szCs w:val="24"/>
-        </w:rPr>
-        <w:t xml:space="preserve"> %}</w:t>
-      </w:r>
-      <w:r>
-        <w:rPr>
-          <w:rFonts w:ascii="Times New Roman" w:hAnsi="Times New Roman" w:cs="Times New Roman"/>
-          <w:b/>
-          <w:bCs/>
-          <w:sz w:val="24"/>
-          <w:szCs w:val="24"/>
-        </w:rPr>
-        <w:t xml:space="preserve">{% </w:t>
+          <w:lang w:val="en-US"/>
+        </w:rPr>
+        <w:t xml:space="preserve"> </w:t>
+      </w:r>
+      <w:proofErr w:type="gramStart"/>
+      <w:r>
+        <w:rPr>
+          <w:rFonts w:ascii="Times New Roman" w:hAnsi="Times New Roman" w:cs="Times New Roman"/>
+          <w:bCs/>
+          <w:sz w:val="24"/>
+          <w:szCs w:val="24"/>
+          <w:lang w:val="en-US"/>
+        </w:rPr>
+        <w:t>%}</w:t>
+      </w:r>
+      <w:r>
+        <w:rPr>
+          <w:rFonts w:ascii="Times New Roman" w:hAnsi="Times New Roman" w:cs="Times New Roman"/>
+          <w:b/>
+          <w:bCs/>
+          <w:sz w:val="24"/>
+          <w:szCs w:val="24"/>
+          <w:lang w:val="en-US"/>
+        </w:rPr>
+        <w:t>{</w:t>
+      </w:r>
+      <w:proofErr w:type="gramEnd"/>
+      <w:r>
+        <w:rPr>
+          <w:rFonts w:ascii="Times New Roman" w:hAnsi="Times New Roman" w:cs="Times New Roman"/>
+          <w:b/>
+          <w:bCs/>
+          <w:sz w:val="24"/>
+          <w:szCs w:val="24"/>
+          <w:lang w:val="en-US"/>
+        </w:rPr>
+        <w:t xml:space="preserve">% </w:t>
       </w:r>
       <w:r>
         <w:rPr>
@@ -6189,6 +6650,7 @@
           <w:bCs/>
           <w:sz w:val="24"/>
           <w:szCs w:val="24"/>
+          <w:lang w:val="en-US"/>
         </w:rPr>
         <w:t xml:space="preserve"> </w:t>
       </w:r>
@@ -6210,6 +6672,7 @@
           <w:bCs/>
           <w:sz w:val="24"/>
           <w:szCs w:val="24"/>
+          <w:lang w:val="en-US"/>
         </w:rPr>
         <w:t xml:space="preserve">, </w:t>
       </w:r>
@@ -6231,6 +6694,7 @@
           <w:bCs/>
           <w:sz w:val="24"/>
           <w:szCs w:val="24"/>
+          <w:lang w:val="en-US"/>
         </w:rPr>
         <w:t xml:space="preserve"> </w:t>
       </w:r>
@@ -6252,6 +6716,7 @@
           <w:bCs/>
           <w:sz w:val="24"/>
           <w:szCs w:val="24"/>
+          <w:lang w:val="en-US"/>
         </w:rPr>
         <w:t xml:space="preserve"> </w:t>
       </w:r>
@@ -6273,6 +6738,7 @@
           <w:bCs/>
           <w:sz w:val="24"/>
           <w:szCs w:val="24"/>
+          <w:lang w:val="en-US"/>
         </w:rPr>
         <w:t>.</w:t>
       </w:r>
@@ -6294,6 +6760,7 @@
           <w:bCs/>
           <w:sz w:val="24"/>
           <w:szCs w:val="24"/>
+          <w:lang w:val="en-US"/>
         </w:rPr>
         <w:t>() %}</w:t>
       </w:r>
@@ -6314,6 +6781,7 @@
           <w:bCs/>
           <w:sz w:val="24"/>
           <w:szCs w:val="24"/>
+          <w:lang w:val="en-US"/>
         </w:rPr>
         <w:t xml:space="preserve"> № {{ </w:t>
       </w:r>
@@ -6335,6 +6803,7 @@
           <w:bCs/>
           <w:sz w:val="24"/>
           <w:szCs w:val="24"/>
+          <w:lang w:val="en-US"/>
         </w:rPr>
         <w:t xml:space="preserve"> }}</w:t>
       </w:r>
@@ -6599,6 +7068,7 @@
                 <w:szCs w:val="24"/>
               </w:rPr>
             </w:pPr>
+            <w:proofErr w:type="gramStart"/>
             <w:r>
               <w:rPr>
                 <w:rFonts w:ascii="Times New Roman" w:hAnsi="Times New Roman" w:cs="Times New Roman"/>
@@ -6616,6 +7086,7 @@
               </w:rPr>
               <w:t>i</w:t>
             </w:r>
+            <w:proofErr w:type="gramEnd"/>
             <w:r>
               <w:rPr>
                 <w:rFonts w:ascii="Times New Roman" w:hAnsi="Times New Roman" w:cs="Times New Roman"/>
@@ -6655,6 +7126,7 @@
                 <w:szCs w:val="24"/>
               </w:rPr>
             </w:pPr>
+            <w:proofErr w:type="gramStart"/>
             <w:r>
               <w:rPr>
                 <w:rFonts w:ascii="Times New Roman" w:hAnsi="Times New Roman" w:cs="Times New Roman"/>
@@ -6672,6 +7144,7 @@
               </w:rPr>
               <w:t>i</w:t>
             </w:r>
+            <w:proofErr w:type="gramEnd"/>
             <w:r>
               <w:rPr>
                 <w:rFonts w:ascii="Times New Roman" w:hAnsi="Times New Roman" w:cs="Times New Roman"/>
@@ -6713,6 +7186,7 @@
                 <w:szCs w:val="24"/>
               </w:rPr>
             </w:pPr>
+            <w:proofErr w:type="gramStart"/>
             <w:r>
               <w:rPr>
                 <w:rFonts w:ascii="Times New Roman" w:hAnsi="Times New Roman" w:cs="Times New Roman"/>
@@ -6730,6 +7204,7 @@
               </w:rPr>
               <w:t>i</w:t>
             </w:r>
+            <w:proofErr w:type="gramEnd"/>
             <w:r>
               <w:rPr>
                 <w:rFonts w:ascii="Times New Roman" w:hAnsi="Times New Roman" w:cs="Times New Roman"/>
@@ -6993,6 +7468,7 @@
           <w:bCs/>
           <w:sz w:val="24"/>
           <w:szCs w:val="24"/>
+          <w:lang w:val="en-US"/>
         </w:rPr>
       </w:pPr>
       <w:r>
@@ -7001,6 +7477,7 @@
           <w:bCs/>
           <w:sz w:val="24"/>
           <w:szCs w:val="24"/>
+          <w:lang w:val="en-US"/>
         </w:rPr>
         <w:t xml:space="preserve">{% </w:t>
       </w:r>
@@ -7020,18 +7497,43 @@
           <w:bCs/>
           <w:sz w:val="24"/>
           <w:szCs w:val="24"/>
-        </w:rPr>
-        <w:t xml:space="preserve"> %}</w:t>
-      </w:r>
-      <w:r>
-        <w:rPr>
-          <w:rFonts w:ascii="Times New Roman" w:hAnsi="Times New Roman" w:cs="Times New Roman"/>
-          <w:b/>
-          <w:bCs/>
-          <w:sz w:val="24"/>
-          <w:szCs w:val="24"/>
-        </w:rPr>
-        <w:t xml:space="preserve">{% </w:t>
+          <w:lang w:val="en-US"/>
+        </w:rPr>
+        <w:t xml:space="preserve"> </w:t>
+      </w:r>
+      <w:proofErr w:type="gramStart"/>
+      <w:r>
+        <w:rPr>
+          <w:rFonts w:ascii="Times New Roman" w:hAnsi="Times New Roman" w:cs="Times New Roman"/>
+          <w:bCs/>
+          <w:sz w:val="24"/>
+          <w:szCs w:val="24"/>
+          <w:lang w:val="en-US"/>
+        </w:rPr>
+        <w:t>%}</w:t>
+      </w:r>
+      <w:r>
+        <w:rPr>
+          <w:rFonts w:ascii="Times New Roman" w:hAnsi="Times New Roman" w:cs="Times New Roman"/>
+          <w:b/>
+          <w:bCs/>
+          <w:sz w:val="24"/>
+          <w:szCs w:val="24"/>
+          <w:lang w:val="en-US"/>
+        </w:rPr>
+        <w:t>{</w:t>
+      </w:r>
+      <w:proofErr w:type="gramEnd"/>
+      <w:r>
+        <w:rPr>
+          <w:rFonts w:ascii="Times New Roman" w:hAnsi="Times New Roman" w:cs="Times New Roman"/>
+          <w:b/>
+          <w:bCs/>
+          <w:sz w:val="24"/>
+          <w:szCs w:val="24"/>
+          <w:lang w:val="en-US"/>
+        </w:rPr>
+        <w:t xml:space="preserve">% </w:t>
       </w:r>
       <w:r>
         <w:rPr>
@@ -7051,6 +7553,7 @@
           <w:bCs/>
           <w:sz w:val="24"/>
           <w:szCs w:val="24"/>
+          <w:lang w:val="en-US"/>
         </w:rPr>
         <w:t xml:space="preserve"> </w:t>
       </w:r>
@@ -7072,6 +7575,7 @@
           <w:bCs/>
           <w:sz w:val="24"/>
           <w:szCs w:val="24"/>
+          <w:lang w:val="en-US"/>
         </w:rPr>
         <w:t xml:space="preserve">, </w:t>
       </w:r>
@@ -7093,6 +7597,7 @@
           <w:bCs/>
           <w:sz w:val="24"/>
           <w:szCs w:val="24"/>
+          <w:lang w:val="en-US"/>
         </w:rPr>
         <w:t xml:space="preserve"> </w:t>
       </w:r>
@@ -7114,6 +7619,7 @@
           <w:bCs/>
           <w:sz w:val="24"/>
           <w:szCs w:val="24"/>
+          <w:lang w:val="en-US"/>
         </w:rPr>
         <w:t xml:space="preserve"> </w:t>
       </w:r>
@@ -7135,6 +7641,7 @@
           <w:bCs/>
           <w:sz w:val="24"/>
           <w:szCs w:val="24"/>
+          <w:lang w:val="en-US"/>
         </w:rPr>
         <w:t>.</w:t>
       </w:r>
@@ -7156,6 +7663,7 @@
           <w:bCs/>
           <w:sz w:val="24"/>
           <w:szCs w:val="24"/>
+          <w:lang w:val="en-US"/>
         </w:rPr>
         <w:t>() %}</w:t>
       </w:r>
@@ -7176,6 +7684,7 @@
           <w:bCs/>
           <w:sz w:val="24"/>
           <w:szCs w:val="24"/>
+          <w:lang w:val="en-US"/>
         </w:rPr>
         <w:t xml:space="preserve"> № {{ </w:t>
       </w:r>
@@ -7197,6 +7706,7 @@
           <w:bCs/>
           <w:sz w:val="24"/>
           <w:szCs w:val="24"/>
+          <w:lang w:val="en-US"/>
         </w:rPr>
         <w:t xml:space="preserve"> }}</w:t>
       </w:r>
@@ -7452,6 +7962,7 @@
                 <w:szCs w:val="24"/>
               </w:rPr>
             </w:pPr>
+            <w:proofErr w:type="gramStart"/>
             <w:r>
               <w:rPr>
                 <w:rFonts w:ascii="Times New Roman" w:hAnsi="Times New Roman" w:cs="Times New Roman"/>
@@ -7469,6 +7980,7 @@
               </w:rPr>
               <w:t>i</w:t>
             </w:r>
+            <w:proofErr w:type="gramEnd"/>
             <w:r>
               <w:rPr>
                 <w:rFonts w:ascii="Times New Roman" w:hAnsi="Times New Roman" w:cs="Times New Roman"/>
@@ -7508,6 +8020,7 @@
                 <w:szCs w:val="24"/>
               </w:rPr>
             </w:pPr>
+            <w:proofErr w:type="gramStart"/>
             <w:r>
               <w:rPr>
                 <w:rFonts w:ascii="Times New Roman" w:hAnsi="Times New Roman" w:cs="Times New Roman"/>
@@ -7525,6 +8038,7 @@
               </w:rPr>
               <w:t>i</w:t>
             </w:r>
+            <w:proofErr w:type="gramEnd"/>
             <w:r>
               <w:rPr>
                 <w:rFonts w:ascii="Times New Roman" w:hAnsi="Times New Roman" w:cs="Times New Roman"/>
@@ -7566,6 +8080,7 @@
                 <w:szCs w:val="24"/>
               </w:rPr>
             </w:pPr>
+            <w:proofErr w:type="gramStart"/>
             <w:r>
               <w:rPr>
                 <w:rFonts w:ascii="Times New Roman" w:hAnsi="Times New Roman" w:cs="Times New Roman"/>
@@ -7583,6 +8098,7 @@
               </w:rPr>
               <w:t>i</w:t>
             </w:r>
+            <w:proofErr w:type="gramEnd"/>
             <w:r>
               <w:rPr>
                 <w:rFonts w:ascii="Times New Roman" w:hAnsi="Times New Roman" w:cs="Times New Roman"/>
@@ -7834,6 +8350,7 @@
           <w:bCs/>
           <w:sz w:val="24"/>
           <w:szCs w:val="24"/>
+          <w:lang w:val="en-US"/>
         </w:rPr>
       </w:pPr>
       <w:r>
@@ -7842,6 +8359,7 @@
           <w:bCs/>
           <w:sz w:val="24"/>
           <w:szCs w:val="24"/>
+          <w:lang w:val="en-US"/>
         </w:rPr>
         <w:t xml:space="preserve">{% </w:t>
       </w:r>
@@ -7861,18 +8379,43 @@
           <w:bCs/>
           <w:sz w:val="24"/>
           <w:szCs w:val="24"/>
-        </w:rPr>
-        <w:t xml:space="preserve"> %}</w:t>
-      </w:r>
-      <w:r>
-        <w:rPr>
-          <w:rFonts w:ascii="Times New Roman" w:hAnsi="Times New Roman" w:cs="Times New Roman"/>
-          <w:b/>
-          <w:bCs/>
-          <w:sz w:val="24"/>
-          <w:szCs w:val="24"/>
-        </w:rPr>
-        <w:t xml:space="preserve">{% </w:t>
+          <w:lang w:val="en-US"/>
+        </w:rPr>
+        <w:t xml:space="preserve"> </w:t>
+      </w:r>
+      <w:proofErr w:type="gramStart"/>
+      <w:r>
+        <w:rPr>
+          <w:rFonts w:ascii="Times New Roman" w:hAnsi="Times New Roman" w:cs="Times New Roman"/>
+          <w:bCs/>
+          <w:sz w:val="24"/>
+          <w:szCs w:val="24"/>
+          <w:lang w:val="en-US"/>
+        </w:rPr>
+        <w:t>%}</w:t>
+      </w:r>
+      <w:r>
+        <w:rPr>
+          <w:rFonts w:ascii="Times New Roman" w:hAnsi="Times New Roman" w:cs="Times New Roman"/>
+          <w:b/>
+          <w:bCs/>
+          <w:sz w:val="24"/>
+          <w:szCs w:val="24"/>
+          <w:lang w:val="en-US"/>
+        </w:rPr>
+        <w:t>{</w:t>
+      </w:r>
+      <w:proofErr w:type="gramEnd"/>
+      <w:r>
+        <w:rPr>
+          <w:rFonts w:ascii="Times New Roman" w:hAnsi="Times New Roman" w:cs="Times New Roman"/>
+          <w:b/>
+          <w:bCs/>
+          <w:sz w:val="24"/>
+          <w:szCs w:val="24"/>
+          <w:lang w:val="en-US"/>
+        </w:rPr>
+        <w:t xml:space="preserve">% </w:t>
       </w:r>
       <w:r>
         <w:rPr>
@@ -7892,6 +8435,7 @@
           <w:bCs/>
           <w:sz w:val="24"/>
           <w:szCs w:val="24"/>
+          <w:lang w:val="en-US"/>
         </w:rPr>
         <w:t xml:space="preserve"> </w:t>
       </w:r>
@@ -7913,6 +8457,7 @@
           <w:bCs/>
           <w:sz w:val="24"/>
           <w:szCs w:val="24"/>
+          <w:lang w:val="en-US"/>
         </w:rPr>
         <w:t xml:space="preserve">, </w:t>
       </w:r>
@@ -7934,6 +8479,7 @@
           <w:bCs/>
           <w:sz w:val="24"/>
           <w:szCs w:val="24"/>
+          <w:lang w:val="en-US"/>
         </w:rPr>
         <w:t xml:space="preserve"> </w:t>
       </w:r>
@@ -7955,6 +8501,7 @@
           <w:bCs/>
           <w:sz w:val="24"/>
           <w:szCs w:val="24"/>
+          <w:lang w:val="en-US"/>
         </w:rPr>
         <w:t xml:space="preserve"> </w:t>
       </w:r>
@@ -7976,6 +8523,7 @@
           <w:bCs/>
           <w:sz w:val="24"/>
           <w:szCs w:val="24"/>
+          <w:lang w:val="en-US"/>
         </w:rPr>
         <w:t>.</w:t>
       </w:r>
@@ -7997,6 +8545,7 @@
           <w:bCs/>
           <w:sz w:val="24"/>
           <w:szCs w:val="24"/>
+          <w:lang w:val="en-US"/>
         </w:rPr>
         <w:t>() %}</w:t>
       </w:r>
@@ -8017,6 +8566,7 @@
           <w:bCs/>
           <w:sz w:val="24"/>
           <w:szCs w:val="24"/>
+          <w:lang w:val="en-US"/>
         </w:rPr>
         <w:t xml:space="preserve"> № {{ </w:t>
       </w:r>
@@ -8038,6 +8588,7 @@
           <w:bCs/>
           <w:sz w:val="24"/>
           <w:szCs w:val="24"/>
+          <w:lang w:val="en-US"/>
         </w:rPr>
         <w:t xml:space="preserve"> }}</w:t>
       </w:r>
@@ -8293,6 +8844,7 @@
                 <w:szCs w:val="24"/>
               </w:rPr>
             </w:pPr>
+            <w:proofErr w:type="gramStart"/>
             <w:r>
               <w:rPr>
                 <w:rFonts w:ascii="Times New Roman" w:hAnsi="Times New Roman" w:cs="Times New Roman"/>
@@ -8310,6 +8862,7 @@
               </w:rPr>
               <w:t>i</w:t>
             </w:r>
+            <w:proofErr w:type="gramEnd"/>
             <w:r>
               <w:rPr>
                 <w:rFonts w:ascii="Times New Roman" w:hAnsi="Times New Roman" w:cs="Times New Roman"/>
@@ -8349,6 +8902,7 @@
                 <w:szCs w:val="24"/>
               </w:rPr>
             </w:pPr>
+            <w:proofErr w:type="gramStart"/>
             <w:r>
               <w:rPr>
                 <w:rFonts w:ascii="Times New Roman" w:hAnsi="Times New Roman" w:cs="Times New Roman"/>
@@ -8366,6 +8920,7 @@
               </w:rPr>
               <w:t>i</w:t>
             </w:r>
+            <w:proofErr w:type="gramEnd"/>
             <w:r>
               <w:rPr>
                 <w:rFonts w:ascii="Times New Roman" w:hAnsi="Times New Roman" w:cs="Times New Roman"/>
@@ -8407,6 +8962,7 @@
                 <w:szCs w:val="24"/>
               </w:rPr>
             </w:pPr>
+            <w:proofErr w:type="gramStart"/>
             <w:r>
               <w:rPr>
                 <w:rFonts w:ascii="Times New Roman" w:hAnsi="Times New Roman" w:cs="Times New Roman"/>
@@ -8424,6 +8980,7 @@
               </w:rPr>
               <w:t>i</w:t>
             </w:r>
+            <w:proofErr w:type="gramEnd"/>
             <w:r>
               <w:rPr>
                 <w:rFonts w:ascii="Times New Roman" w:hAnsi="Times New Roman" w:cs="Times New Roman"/>
@@ -8516,7 +9073,6 @@
     <w:p>
       <w:pPr>
         <w:spacing w:before="240"/>
-        <w:ind w:left="708" w:firstLine="708"/>
       </w:pPr>
       <w:r>
         <w:rPr>
@@ -8541,10 +9097,23 @@
           <w:sz w:val="24"/>
           <w:szCs w:val="24"/>
         </w:rPr>
-        <w:t xml:space="preserve"> %}</w:t>
-      </w:r>
-      <w:r>
-        <w:t>В ходе проведения лекций, практических и лабораторных работ используются следующие интерактивные методы обучения</w:t>
+        <w:t xml:space="preserve"> </w:t>
+      </w:r>
+      <w:proofErr w:type="gramStart"/>
+      <w:r>
+        <w:rPr>
+          <w:rFonts w:ascii="Times New Roman" w:hAnsi="Times New Roman" w:cs="Times New Roman"/>
+          <w:sz w:val="24"/>
+          <w:szCs w:val="24"/>
+        </w:rPr>
+        <w:t>%}</w:t>
+      </w:r>
+      <w:r>
+        <w:t>В</w:t>
+      </w:r>
+      <w:proofErr w:type="gramEnd"/>
+      <w:r>
+        <w:t xml:space="preserve"> ходе проведения лекций, практических и лабораторных работ используются следующие интерактивные методы обучения</w:t>
       </w:r>
       <w:r>
         <w:t xml:space="preserve">: </w:t>
@@ -8641,16 +9210,535 @@
     </w:p>
     <w:p>
       <w:pPr>
-        <w:spacing w:before="240"/>
-        <w:rPr>
-          <w:rFonts w:ascii="Times New Roman" w:hAnsi="Times New Roman" w:cs="Times New Roman"/>
+        <w:spacing w:before="200" w:after="200" w:line="240" w:lineRule="auto"/>
+        <w:jc w:val="both"/>
+        <w:rPr>
+          <w:rFonts w:ascii="Times New Roman" w:hAnsi="Times New Roman" w:cs="Times New Roman"/>
+          <w:b/>
+          <w:bCs/>
           <w:sz w:val="24"/>
           <w:szCs w:val="24"/>
           <w:lang w:val="en-US"/>
         </w:rPr>
       </w:pPr>
-      <w:bookmarkStart w:id="0" w:name="_GoBack"/>
-      <w:bookmarkEnd w:id="0"/>
+      <w:r>
+        <w:rPr>
+          <w:rFonts w:ascii="Times New Roman" w:hAnsi="Times New Roman" w:cs="Times New Roman"/>
+          <w:b/>
+          <w:bCs/>
+          <w:sz w:val="24"/>
+          <w:szCs w:val="24"/>
+          <w:lang w:val="en-US"/>
+        </w:rPr>
+        <w:t>{% for i in guidelines %}</w:t>
+      </w:r>
+      <w:r>
+        <w:rPr>
+          <w:rFonts w:ascii="Times New Roman" w:hAnsi="Times New Roman" w:cs="Times New Roman"/>
+          <w:b/>
+          <w:bCs/>
+          <w:sz w:val="24"/>
+          <w:szCs w:val="24"/>
+          <w:lang w:val="en-US"/>
+        </w:rPr>
+        <w:t>5.</w:t>
+      </w:r>
+      <w:proofErr w:type="gramStart"/>
+      <w:r>
+        <w:rPr>
+          <w:rFonts w:ascii="Times New Roman" w:hAnsi="Times New Roman" w:cs="Times New Roman"/>
+          <w:b/>
+          <w:bCs/>
+          <w:sz w:val="24"/>
+          <w:szCs w:val="24"/>
+          <w:lang w:val="en-US"/>
+        </w:rPr>
+        <w:t>1.</w:t>
+      </w:r>
+      <w:r>
+        <w:rPr>
+          <w:rFonts w:ascii="Times New Roman" w:hAnsi="Times New Roman" w:cs="Times New Roman"/>
+          <w:b/>
+          <w:bCs/>
+          <w:sz w:val="24"/>
+          <w:szCs w:val="24"/>
+          <w:lang w:val="en-US"/>
+        </w:rPr>
+        <w:t>{</w:t>
+      </w:r>
+      <w:proofErr w:type="gramEnd"/>
+      <w:r>
+        <w:rPr>
+          <w:rFonts w:ascii="Times New Roman" w:hAnsi="Times New Roman" w:cs="Times New Roman"/>
+          <w:b/>
+          <w:bCs/>
+          <w:sz w:val="24"/>
+          <w:szCs w:val="24"/>
+          <w:lang w:val="en-US"/>
+        </w:rPr>
+        <w:t>{</w:t>
+      </w:r>
+      <w:r>
+        <w:rPr>
+          <w:lang w:val="en-US"/>
+        </w:rPr>
+        <w:t xml:space="preserve"> </w:t>
+      </w:r>
+      <w:r>
+        <w:rPr>
+          <w:lang w:val="en-US"/>
+        </w:rPr>
+        <w:t>i.</w:t>
+      </w:r>
+      <w:r>
+        <w:rPr>
+          <w:rFonts w:ascii="Times New Roman" w:hAnsi="Times New Roman" w:cs="Times New Roman"/>
+          <w:b/>
+          <w:bCs/>
+          <w:sz w:val="24"/>
+          <w:szCs w:val="24"/>
+          <w:lang w:val="en-US"/>
+        </w:rPr>
+        <w:t>number</w:t>
+      </w:r>
+      <w:r>
+        <w:rPr>
+          <w:rFonts w:ascii="Times New Roman" w:hAnsi="Times New Roman" w:cs="Times New Roman"/>
+          <w:b/>
+          <w:bCs/>
+          <w:sz w:val="24"/>
+          <w:szCs w:val="24"/>
+          <w:lang w:val="en-US"/>
+        </w:rPr>
+        <w:t>}} {{</w:t>
+      </w:r>
+      <w:r>
+        <w:rPr>
+          <w:rFonts w:ascii="Times New Roman" w:hAnsi="Times New Roman" w:cs="Times New Roman"/>
+          <w:b/>
+          <w:bCs/>
+          <w:sz w:val="24"/>
+          <w:szCs w:val="24"/>
+          <w:lang w:val="en-US"/>
+        </w:rPr>
+        <w:t>i.</w:t>
+      </w:r>
+      <w:r>
+        <w:rPr>
+          <w:rFonts w:ascii="Times New Roman" w:hAnsi="Times New Roman" w:cs="Times New Roman"/>
+          <w:b/>
+          <w:bCs/>
+          <w:sz w:val="24"/>
+          <w:szCs w:val="24"/>
+          <w:lang w:val="en-US"/>
+        </w:rPr>
+        <w:t>title</w:t>
+      </w:r>
+      <w:r>
+        <w:rPr>
+          <w:rFonts w:ascii="Times New Roman" w:hAnsi="Times New Roman" w:cs="Times New Roman"/>
+          <w:b/>
+          <w:bCs/>
+          <w:sz w:val="24"/>
+          <w:szCs w:val="24"/>
+          <w:lang w:val="en-US"/>
+        </w:rPr>
+        <w:t>}}</w:t>
+      </w:r>
+    </w:p>
+    <w:p>
+      <w:pPr>
+        <w:spacing w:before="200" w:after="200" w:line="240" w:lineRule="auto"/>
+        <w:jc w:val="both"/>
+        <w:rPr>
+          <w:rFonts w:ascii="Times New Roman" w:hAnsi="Times New Roman" w:cs="Times New Roman"/>
+          <w:sz w:val="24"/>
+          <w:szCs w:val="24"/>
+        </w:rPr>
+      </w:pPr>
+      <w:r>
+        <w:rPr>
+          <w:rFonts w:ascii="Times New Roman" w:hAnsi="Times New Roman" w:cs="Times New Roman"/>
+          <w:sz w:val="24"/>
+          <w:szCs w:val="24"/>
+        </w:rPr>
+        <w:t>{{</w:t>
+      </w:r>
+      <w:proofErr w:type="gramStart"/>
+      <w:r>
+        <w:rPr>
+          <w:rFonts w:ascii="Times New Roman" w:hAnsi="Times New Roman" w:cs="Times New Roman"/>
+          <w:sz w:val="24"/>
+          <w:szCs w:val="24"/>
+          <w:lang w:val="en-US"/>
+        </w:rPr>
+        <w:t>i</w:t>
+      </w:r>
+      <w:r>
+        <w:rPr>
+          <w:rFonts w:ascii="Times New Roman" w:hAnsi="Times New Roman" w:cs="Times New Roman"/>
+          <w:sz w:val="24"/>
+          <w:szCs w:val="24"/>
+        </w:rPr>
+        <w:t>.</w:t>
+      </w:r>
+      <w:r>
+        <w:rPr>
+          <w:rFonts w:ascii="Times New Roman" w:hAnsi="Times New Roman" w:cs="Times New Roman"/>
+          <w:sz w:val="24"/>
+          <w:szCs w:val="24"/>
+          <w:lang w:val="en-US"/>
+        </w:rPr>
+        <w:t>content</w:t>
+      </w:r>
+      <w:proofErr w:type="gramEnd"/>
+      <w:r>
+        <w:rPr>
+          <w:rFonts w:ascii="Times New Roman" w:hAnsi="Times New Roman" w:cs="Times New Roman"/>
+          <w:sz w:val="24"/>
+          <w:szCs w:val="24"/>
+        </w:rPr>
+        <w:t>}}</w:t>
+      </w:r>
+    </w:p>
+    <w:p>
+      <w:pPr>
+        <w:spacing w:before="200" w:after="200" w:line="240" w:lineRule="auto"/>
+        <w:jc w:val="both"/>
+        <w:rPr>
+          <w:rFonts w:ascii="Times New Roman" w:hAnsi="Times New Roman" w:cs="Times New Roman"/>
+          <w:b/>
+          <w:bCs/>
+          <w:sz w:val="24"/>
+          <w:szCs w:val="24"/>
+        </w:rPr>
+      </w:pPr>
+      <w:r>
+        <w:rPr>
+          <w:rFonts w:ascii="Times New Roman" w:hAnsi="Times New Roman" w:cs="Times New Roman"/>
+          <w:b/>
+          <w:bCs/>
+          <w:sz w:val="24"/>
+          <w:szCs w:val="24"/>
+        </w:rPr>
+        <w:lastRenderedPageBreak/>
+        <w:t>{% endfor %}</w:t>
+      </w:r>
+      <w:r>
+        <w:rPr>
+          <w:rFonts w:ascii="Times New Roman" w:hAnsi="Times New Roman" w:cs="Times New Roman"/>
+          <w:b/>
+          <w:bCs/>
+          <w:sz w:val="24"/>
+          <w:szCs w:val="24"/>
+        </w:rPr>
+        <w:t>6 Фонд оценочных средств для контроля текущей успеваемости и проведения промежуточной аттестации по дисциплине</w:t>
+      </w:r>
+    </w:p>
+    <w:p>
+      <w:pPr>
+        <w:spacing w:before="200" w:after="200" w:line="240" w:lineRule="auto"/>
+        <w:jc w:val="both"/>
+        <w:rPr>
+          <w:rFonts w:ascii="Times New Roman" w:hAnsi="Times New Roman" w:cs="Times New Roman"/>
+          <w:b/>
+          <w:bCs/>
+          <w:sz w:val="24"/>
+          <w:szCs w:val="24"/>
+        </w:rPr>
+      </w:pPr>
+      <w:r>
+        <w:rPr>
+          <w:rFonts w:ascii="Times New Roman" w:hAnsi="Times New Roman" w:cs="Times New Roman"/>
+          <w:b/>
+          <w:bCs/>
+          <w:sz w:val="24"/>
+          <w:szCs w:val="24"/>
+        </w:rPr>
+        <w:t>6.1</w:t>
+      </w:r>
+      <w:r>
+        <w:rPr>
+          <w:rFonts w:ascii="Times New Roman" w:hAnsi="Times New Roman" w:cs="Times New Roman"/>
+          <w:b/>
+          <w:bCs/>
+          <w:sz w:val="24"/>
+          <w:szCs w:val="24"/>
+        </w:rPr>
+        <w:t xml:space="preserve"> </w:t>
+      </w:r>
+      <w:r>
+        <w:rPr>
+          <w:rFonts w:ascii="Times New Roman" w:hAnsi="Times New Roman" w:cs="Times New Roman"/>
+          <w:b/>
+          <w:bCs/>
+          <w:sz w:val="24"/>
+          <w:szCs w:val="24"/>
+        </w:rPr>
+        <w:t>Оценочные средства для проведения текущего контроля</w:t>
+      </w:r>
+    </w:p>
+    <w:p>
+      <w:pPr>
+        <w:spacing w:before="200" w:after="200" w:line="240" w:lineRule="auto"/>
+        <w:jc w:val="both"/>
+        <w:rPr>
+          <w:rFonts w:ascii="Times New Roman" w:hAnsi="Times New Roman" w:cs="Times New Roman"/>
+          <w:b/>
+          <w:bCs/>
+          <w:sz w:val="24"/>
+          <w:szCs w:val="24"/>
+          <w:lang w:val="en-US"/>
+        </w:rPr>
+      </w:pPr>
+      <w:r>
+        <w:rPr>
+          <w:rFonts w:ascii="Times New Roman" w:hAnsi="Times New Roman" w:cs="Times New Roman"/>
+          <w:b/>
+          <w:bCs/>
+          <w:sz w:val="24"/>
+          <w:szCs w:val="24"/>
+          <w:lang w:val="en-US"/>
+        </w:rPr>
+        <w:t>{% for i in guidelines %}</w:t>
+      </w:r>
+      <w:r>
+        <w:rPr>
+          <w:rFonts w:ascii="Times New Roman" w:hAnsi="Times New Roman" w:cs="Times New Roman"/>
+          <w:b/>
+          <w:bCs/>
+          <w:sz w:val="24"/>
+          <w:szCs w:val="24"/>
+          <w:lang w:val="en-US"/>
+        </w:rPr>
+        <w:t>6</w:t>
+      </w:r>
+      <w:r>
+        <w:rPr>
+          <w:rFonts w:ascii="Times New Roman" w:hAnsi="Times New Roman" w:cs="Times New Roman"/>
+          <w:b/>
+          <w:bCs/>
+          <w:sz w:val="24"/>
+          <w:szCs w:val="24"/>
+          <w:lang w:val="en-US"/>
+        </w:rPr>
+        <w:t>.</w:t>
+      </w:r>
+      <w:proofErr w:type="gramStart"/>
+      <w:r>
+        <w:rPr>
+          <w:rFonts w:ascii="Times New Roman" w:hAnsi="Times New Roman" w:cs="Times New Roman"/>
+          <w:b/>
+          <w:bCs/>
+          <w:sz w:val="24"/>
+          <w:szCs w:val="24"/>
+          <w:lang w:val="en-US"/>
+        </w:rPr>
+        <w:t>1.</w:t>
+      </w:r>
+      <w:r>
+        <w:rPr>
+          <w:rFonts w:ascii="Times New Roman" w:hAnsi="Times New Roman" w:cs="Times New Roman"/>
+          <w:b/>
+          <w:bCs/>
+          <w:sz w:val="24"/>
+          <w:szCs w:val="24"/>
+          <w:lang w:val="en-US"/>
+        </w:rPr>
+        <w:t>{</w:t>
+      </w:r>
+      <w:proofErr w:type="gramEnd"/>
+      <w:r>
+        <w:rPr>
+          <w:rFonts w:ascii="Times New Roman" w:hAnsi="Times New Roman" w:cs="Times New Roman"/>
+          <w:b/>
+          <w:bCs/>
+          <w:sz w:val="24"/>
+          <w:szCs w:val="24"/>
+          <w:lang w:val="en-US"/>
+        </w:rPr>
+        <w:t>{</w:t>
+      </w:r>
+      <w:r>
+        <w:rPr>
+          <w:lang w:val="en-US"/>
+        </w:rPr>
+        <w:t xml:space="preserve"> </w:t>
+      </w:r>
+      <w:r>
+        <w:rPr>
+          <w:lang w:val="en-US"/>
+        </w:rPr>
+        <w:t>i.</w:t>
+      </w:r>
+      <w:r>
+        <w:rPr>
+          <w:rFonts w:ascii="Times New Roman" w:hAnsi="Times New Roman" w:cs="Times New Roman"/>
+          <w:b/>
+          <w:bCs/>
+          <w:sz w:val="24"/>
+          <w:szCs w:val="24"/>
+          <w:lang w:val="en-US"/>
+        </w:rPr>
+        <w:t>number</w:t>
+      </w:r>
+      <w:r>
+        <w:rPr>
+          <w:rFonts w:ascii="Times New Roman" w:hAnsi="Times New Roman" w:cs="Times New Roman"/>
+          <w:b/>
+          <w:bCs/>
+          <w:sz w:val="24"/>
+          <w:szCs w:val="24"/>
+          <w:lang w:val="en-US"/>
+        </w:rPr>
+        <w:t>}} {{i.</w:t>
+      </w:r>
+      <w:r>
+        <w:rPr>
+          <w:rFonts w:ascii="Times New Roman" w:hAnsi="Times New Roman" w:cs="Times New Roman"/>
+          <w:b/>
+          <w:bCs/>
+          <w:sz w:val="24"/>
+          <w:szCs w:val="24"/>
+          <w:lang w:val="en-US"/>
+        </w:rPr>
+        <w:t>title</w:t>
+      </w:r>
+      <w:r>
+        <w:rPr>
+          <w:rFonts w:ascii="Times New Roman" w:hAnsi="Times New Roman" w:cs="Times New Roman"/>
+          <w:b/>
+          <w:bCs/>
+          <w:sz w:val="24"/>
+          <w:szCs w:val="24"/>
+          <w:lang w:val="en-US"/>
+        </w:rPr>
+        <w:t>}}</w:t>
+      </w:r>
+    </w:p>
+    <w:p>
+      <w:pPr>
+        <w:spacing w:before="200" w:after="200" w:line="240" w:lineRule="auto"/>
+        <w:jc w:val="both"/>
+        <w:rPr>
+          <w:rFonts w:ascii="Times New Roman" w:hAnsi="Times New Roman" w:cs="Times New Roman"/>
+          <w:sz w:val="24"/>
+          <w:szCs w:val="24"/>
+          <w:lang w:val="en-US"/>
+        </w:rPr>
+      </w:pPr>
+      <w:r>
+        <w:rPr>
+          <w:rFonts w:ascii="Times New Roman" w:hAnsi="Times New Roman" w:cs="Times New Roman"/>
+          <w:sz w:val="24"/>
+          <w:szCs w:val="24"/>
+          <w:lang w:val="en-US"/>
+        </w:rPr>
+        <w:t>{{</w:t>
+      </w:r>
+      <w:proofErr w:type="gramStart"/>
+      <w:r>
+        <w:rPr>
+          <w:rFonts w:ascii="Times New Roman" w:hAnsi="Times New Roman" w:cs="Times New Roman"/>
+          <w:sz w:val="24"/>
+          <w:szCs w:val="24"/>
+          <w:lang w:val="en-US"/>
+        </w:rPr>
+        <w:t>i.content</w:t>
+      </w:r>
+      <w:proofErr w:type="gramEnd"/>
+      <w:r>
+        <w:rPr>
+          <w:rFonts w:ascii="Times New Roman" w:hAnsi="Times New Roman" w:cs="Times New Roman"/>
+          <w:sz w:val="24"/>
+          <w:szCs w:val="24"/>
+          <w:lang w:val="en-US"/>
+        </w:rPr>
+        <w:t>}}</w:t>
+      </w:r>
+    </w:p>
+    <w:p>
+      <w:pPr>
+        <w:spacing w:before="200" w:after="200" w:line="240" w:lineRule="auto"/>
+        <w:jc w:val="both"/>
+        <w:rPr>
+          <w:rFonts w:ascii="Times New Roman" w:hAnsi="Times New Roman" w:cs="Times New Roman"/>
+          <w:sz w:val="24"/>
+          <w:szCs w:val="24"/>
+        </w:rPr>
+      </w:pPr>
+      <w:r>
+        <w:rPr>
+          <w:rFonts w:ascii="Times New Roman" w:hAnsi="Times New Roman" w:cs="Times New Roman"/>
+          <w:sz w:val="24"/>
+          <w:szCs w:val="24"/>
+        </w:rPr>
+        <w:t xml:space="preserve">{% </w:t>
+      </w:r>
+      <w:r>
+        <w:rPr>
+          <w:rFonts w:ascii="Times New Roman" w:hAnsi="Times New Roman" w:cs="Times New Roman"/>
+          <w:sz w:val="24"/>
+          <w:szCs w:val="24"/>
+          <w:lang w:val="en-US"/>
+        </w:rPr>
+        <w:t>endfor</w:t>
+      </w:r>
+      <w:r>
+        <w:rPr>
+          <w:rFonts w:ascii="Times New Roman" w:hAnsi="Times New Roman" w:cs="Times New Roman"/>
+          <w:sz w:val="24"/>
+          <w:szCs w:val="24"/>
+        </w:rPr>
+        <w:t xml:space="preserve"> %}</w:t>
+      </w:r>
+    </w:p>
+    <w:p>
+      <w:pPr>
+        <w:spacing w:before="200" w:after="200" w:line="240" w:lineRule="auto"/>
+        <w:jc w:val="both"/>
+        <w:rPr>
+          <w:rFonts w:ascii="Times New Roman" w:hAnsi="Times New Roman" w:cs="Times New Roman"/>
+          <w:b/>
+          <w:bCs/>
+          <w:sz w:val="24"/>
+          <w:szCs w:val="24"/>
+        </w:rPr>
+      </w:pPr>
+    </w:p>
+    <w:p>
+      <w:pPr>
+        <w:spacing w:before="200" w:after="200" w:line="240" w:lineRule="auto"/>
+        <w:jc w:val="both"/>
+        <w:rPr>
+          <w:rFonts w:ascii="Times New Roman" w:hAnsi="Times New Roman" w:cs="Times New Roman"/>
+          <w:b/>
+          <w:bCs/>
+          <w:sz w:val="24"/>
+          <w:szCs w:val="24"/>
+        </w:rPr>
+      </w:pPr>
+      <w:r>
+        <w:rPr>
+          <w:rFonts w:ascii="Times New Roman" w:hAnsi="Times New Roman" w:cs="Times New Roman"/>
+          <w:b/>
+          <w:bCs/>
+          <w:sz w:val="24"/>
+          <w:szCs w:val="24"/>
+        </w:rPr>
+        <w:t xml:space="preserve"> </w:t>
+      </w:r>
+    </w:p>
+    <w:p>
+      <w:pPr>
+        <w:spacing w:before="200" w:after="200" w:line="240" w:lineRule="auto"/>
+        <w:jc w:val="both"/>
+        <w:rPr>
+          <w:rFonts w:ascii="Times New Roman" w:hAnsi="Times New Roman" w:cs="Times New Roman"/>
+          <w:sz w:val="24"/>
+          <w:szCs w:val="24"/>
+        </w:rPr>
+      </w:pPr>
     </w:p>
     <w:sectPr>
       <w:footerReference w:type="default" r:id="rId7"/>
@@ -8666,7 +9754,7 @@
 </file>
 
 <file path=word/endnotes.xml><?xml version="1.0" encoding="utf-8"?>
-<w:endnotes xmlns:wpc="http://schemas.microsoft.com/office/word/2010/wordprocessingCanvas" xmlns:mc="http://schemas.openxmlformats.org/markup-compatibility/2006" xmlns:o="urn:schemas-microsoft-com:office:office" xmlns:r="http://schemas.openxmlformats.org/officeDocument/2006/relationships" xmlns:m="http://schemas.openxmlformats.org/officeDocument/2006/math" xmlns:v="urn:schemas-microsoft-com:vml" xmlns:wp14="http://schemas.microsoft.com/office/word/2010/wordprocessingDrawing" xmlns:wp="http://schemas.openxmlformats.org/drawingml/2006/wordprocessingDrawing" xmlns:w10="urn:schemas-microsoft-com:office:word" xmlns:w="http://schemas.openxmlformats.org/wordprocessingml/2006/main" xmlns:w14="http://schemas.microsoft.com/office/word/2010/wordml" xmlns:w15="http://schemas.microsoft.com/office/word/2012/wordml" xmlns:wpg="http://schemas.microsoft.com/office/word/2010/wordprocessingGroup" xmlns:wpi="http://schemas.microsoft.com/office/word/2010/wordprocessingInk" xmlns:wne="http://schemas.microsoft.com/office/word/2006/wordml" xmlns:wps="http://schemas.microsoft.com/office/word/2010/wordprocessingShape" mc:Ignorable="w14 w15 wp14">
+<w:endnotes xmlns:wpc="http://schemas.microsoft.com/office/word/2010/wordprocessingCanvas" xmlns:cx="http://schemas.microsoft.com/office/drawing/2014/chartex" xmlns:cx1="http://schemas.microsoft.com/office/drawing/2015/9/8/chartex" xmlns:cx2="http://schemas.microsoft.com/office/drawing/2015/10/21/chartex" xmlns:cx3="http://schemas.microsoft.com/office/drawing/2016/5/9/chartex" xmlns:cx4="http://schemas.microsoft.com/office/drawing/2016/5/10/chartex" xmlns:cx5="http://schemas.microsoft.com/office/drawing/2016/5/11/chartex" xmlns:cx6="http://schemas.microsoft.com/office/drawing/2016/5/12/chartex" xmlns:cx7="http://schemas.microsoft.com/office/drawing/2016/5/13/chartex" xmlns:cx8="http://schemas.microsoft.com/office/drawing/2016/5/14/chartex" xmlns:mc="http://schemas.openxmlformats.org/markup-compatibility/2006" xmlns:aink="http://schemas.microsoft.com/office/drawing/2016/ink" xmlns:am3d="http://schemas.microsoft.com/office/drawing/2017/model3d" xmlns:o="urn:schemas-microsoft-com:office:office" xmlns:oel="http://schemas.microsoft.com/office/2019/extlst" xmlns:r="http://schemas.openxmlformats.org/officeDocument/2006/relationships" xmlns:m="http://schemas.openxmlformats.org/officeDocument/2006/math" xmlns:v="urn:schemas-microsoft-com:vml" xmlns:wp14="http://schemas.microsoft.com/office/word/2010/wordprocessingDrawing" xmlns:wp="http://schemas.openxmlformats.org/drawingml/2006/wordprocessingDrawing" xmlns:w10="urn:schemas-microsoft-com:office:word" xmlns:w="http://schemas.openxmlformats.org/wordprocessingml/2006/main" xmlns:w14="http://schemas.microsoft.com/office/word/2010/wordml" xmlns:w15="http://schemas.microsoft.com/office/word/2012/wordml" xmlns:w16cex="http://schemas.microsoft.com/office/word/2018/wordml/cex" xmlns:w16cid="http://schemas.microsoft.com/office/word/2016/wordml/cid" xmlns:w16="http://schemas.microsoft.com/office/word/2018/wordml" xmlns:w16du="http://schemas.microsoft.com/office/word/2023/wordml/word16du" xmlns:w16sdtdh="http://schemas.microsoft.com/office/word/2020/wordml/sdtdatahash" xmlns:w16se="http://schemas.microsoft.com/office/word/2015/wordml/symex" xmlns:wpg="http://schemas.microsoft.com/office/word/2010/wordprocessingGroup" xmlns:wpi="http://schemas.microsoft.com/office/word/2010/wordprocessingInk" xmlns:wne="http://schemas.microsoft.com/office/word/2006/wordml" xmlns:wps="http://schemas.microsoft.com/office/word/2010/wordprocessingShape" mc:Ignorable="w14 w15 w16se w16cid w16 w16cex w16sdtdh w16du wp14">
   <w:endnote w:type="separator" w:id="-1">
     <w:p>
       <w:pPr>
@@ -8691,7 +9779,7 @@
 </file>
 
 <file path=word/footer1.xml><?xml version="1.0" encoding="utf-8"?>
-<w:ftr xmlns:wpc="http://schemas.microsoft.com/office/word/2010/wordprocessingCanvas" xmlns:mc="http://schemas.openxmlformats.org/markup-compatibility/2006" xmlns:o="urn:schemas-microsoft-com:office:office" xmlns:r="http://schemas.openxmlformats.org/officeDocument/2006/relationships" xmlns:m="http://schemas.openxmlformats.org/officeDocument/2006/math" xmlns:v="urn:schemas-microsoft-com:vml" xmlns:wp14="http://schemas.microsoft.com/office/word/2010/wordprocessingDrawing" xmlns:wp="http://schemas.openxmlformats.org/drawingml/2006/wordprocessingDrawing" xmlns:w10="urn:schemas-microsoft-com:office:word" xmlns:w="http://schemas.openxmlformats.org/wordprocessingml/2006/main" xmlns:w14="http://schemas.microsoft.com/office/word/2010/wordml" xmlns:w15="http://schemas.microsoft.com/office/word/2012/wordml" xmlns:wpg="http://schemas.microsoft.com/office/word/2010/wordprocessingGroup" xmlns:wpi="http://schemas.microsoft.com/office/word/2010/wordprocessingInk" xmlns:wne="http://schemas.microsoft.com/office/word/2006/wordml" xmlns:wps="http://schemas.microsoft.com/office/word/2010/wordprocessingShape" mc:Ignorable="w14 w15 wp14">
+<w:ftr xmlns:wpc="http://schemas.microsoft.com/office/word/2010/wordprocessingCanvas" xmlns:cx="http://schemas.microsoft.com/office/drawing/2014/chartex" xmlns:cx1="http://schemas.microsoft.com/office/drawing/2015/9/8/chartex" xmlns:cx2="http://schemas.microsoft.com/office/drawing/2015/10/21/chartex" xmlns:cx3="http://schemas.microsoft.com/office/drawing/2016/5/9/chartex" xmlns:cx4="http://schemas.microsoft.com/office/drawing/2016/5/10/chartex" xmlns:cx5="http://schemas.microsoft.com/office/drawing/2016/5/11/chartex" xmlns:cx6="http://schemas.microsoft.com/office/drawing/2016/5/12/chartex" xmlns:cx7="http://schemas.microsoft.com/office/drawing/2016/5/13/chartex" xmlns:cx8="http://schemas.microsoft.com/office/drawing/2016/5/14/chartex" xmlns:mc="http://schemas.openxmlformats.org/markup-compatibility/2006" xmlns:aink="http://schemas.microsoft.com/office/drawing/2016/ink" xmlns:am3d="http://schemas.microsoft.com/office/drawing/2017/model3d" xmlns:o="urn:schemas-microsoft-com:office:office" xmlns:oel="http://schemas.microsoft.com/office/2019/extlst" xmlns:r="http://schemas.openxmlformats.org/officeDocument/2006/relationships" xmlns:m="http://schemas.openxmlformats.org/officeDocument/2006/math" xmlns:v="urn:schemas-microsoft-com:vml" xmlns:wp14="http://schemas.microsoft.com/office/word/2010/wordprocessingDrawing" xmlns:wp="http://schemas.openxmlformats.org/drawingml/2006/wordprocessingDrawing" xmlns:w10="urn:schemas-microsoft-com:office:word" xmlns:w="http://schemas.openxmlformats.org/wordprocessingml/2006/main" xmlns:w14="http://schemas.microsoft.com/office/word/2010/wordml" xmlns:w15="http://schemas.microsoft.com/office/word/2012/wordml" xmlns:w16cex="http://schemas.microsoft.com/office/word/2018/wordml/cex" xmlns:w16cid="http://schemas.microsoft.com/office/word/2016/wordml/cid" xmlns:w16="http://schemas.microsoft.com/office/word/2018/wordml" xmlns:w16du="http://schemas.microsoft.com/office/word/2023/wordml/word16du" xmlns:w16sdtdh="http://schemas.microsoft.com/office/word/2020/wordml/sdtdatahash" xmlns:w16se="http://schemas.microsoft.com/office/word/2015/wordml/symex" xmlns:wpg="http://schemas.microsoft.com/office/word/2010/wordprocessingGroup" xmlns:wpi="http://schemas.microsoft.com/office/word/2010/wordprocessingInk" xmlns:wne="http://schemas.microsoft.com/office/word/2006/wordml" xmlns:wps="http://schemas.microsoft.com/office/word/2010/wordprocessingShape" mc:Ignorable="w14 w15 w16se w16cid w16 w16cex w16sdtdh w16du wp14">
   <w:sdt>
     <w:sdtPr>
       <w:id w:val="1344050656"/>
@@ -8758,7 +9846,7 @@
 </file>
 
 <file path=word/footer2.xml><?xml version="1.0" encoding="utf-8"?>
-<w:ftr xmlns:wpc="http://schemas.microsoft.com/office/word/2010/wordprocessingCanvas" xmlns:mc="http://schemas.openxmlformats.org/markup-compatibility/2006" xmlns:o="urn:schemas-microsoft-com:office:office" xmlns:r="http://schemas.openxmlformats.org/officeDocument/2006/relationships" xmlns:m="http://schemas.openxmlformats.org/officeDocument/2006/math" xmlns:v="urn:schemas-microsoft-com:vml" xmlns:wp14="http://schemas.microsoft.com/office/word/2010/wordprocessingDrawing" xmlns:wp="http://schemas.openxmlformats.org/drawingml/2006/wordprocessingDrawing" xmlns:w10="urn:schemas-microsoft-com:office:word" xmlns:w="http://schemas.openxmlformats.org/wordprocessingml/2006/main" xmlns:w14="http://schemas.microsoft.com/office/word/2010/wordml" xmlns:w15="http://schemas.microsoft.com/office/word/2012/wordml" xmlns:wpg="http://schemas.microsoft.com/office/word/2010/wordprocessingGroup" xmlns:wpi="http://schemas.microsoft.com/office/word/2010/wordprocessingInk" xmlns:wne="http://schemas.microsoft.com/office/word/2006/wordml" xmlns:wps="http://schemas.microsoft.com/office/word/2010/wordprocessingShape" mc:Ignorable="w14 w15 wp14">
+<w:ftr xmlns:wpc="http://schemas.microsoft.com/office/word/2010/wordprocessingCanvas" xmlns:cx="http://schemas.microsoft.com/office/drawing/2014/chartex" xmlns:cx1="http://schemas.microsoft.com/office/drawing/2015/9/8/chartex" xmlns:cx2="http://schemas.microsoft.com/office/drawing/2015/10/21/chartex" xmlns:cx3="http://schemas.microsoft.com/office/drawing/2016/5/9/chartex" xmlns:cx4="http://schemas.microsoft.com/office/drawing/2016/5/10/chartex" xmlns:cx5="http://schemas.microsoft.com/office/drawing/2016/5/11/chartex" xmlns:cx6="http://schemas.microsoft.com/office/drawing/2016/5/12/chartex" xmlns:cx7="http://schemas.microsoft.com/office/drawing/2016/5/13/chartex" xmlns:cx8="http://schemas.microsoft.com/office/drawing/2016/5/14/chartex" xmlns:mc="http://schemas.openxmlformats.org/markup-compatibility/2006" xmlns:aink="http://schemas.microsoft.com/office/drawing/2016/ink" xmlns:am3d="http://schemas.microsoft.com/office/drawing/2017/model3d" xmlns:o="urn:schemas-microsoft-com:office:office" xmlns:oel="http://schemas.microsoft.com/office/2019/extlst" xmlns:r="http://schemas.openxmlformats.org/officeDocument/2006/relationships" xmlns:m="http://schemas.openxmlformats.org/officeDocument/2006/math" xmlns:v="urn:schemas-microsoft-com:vml" xmlns:wp14="http://schemas.microsoft.com/office/word/2010/wordprocessingDrawing" xmlns:wp="http://schemas.openxmlformats.org/drawingml/2006/wordprocessingDrawing" xmlns:w10="urn:schemas-microsoft-com:office:word" xmlns:w="http://schemas.openxmlformats.org/wordprocessingml/2006/main" xmlns:w14="http://schemas.microsoft.com/office/word/2010/wordml" xmlns:w15="http://schemas.microsoft.com/office/word/2012/wordml" xmlns:w16cex="http://schemas.microsoft.com/office/word/2018/wordml/cex" xmlns:w16cid="http://schemas.microsoft.com/office/word/2016/wordml/cid" xmlns:w16="http://schemas.microsoft.com/office/word/2018/wordml" xmlns:w16du="http://schemas.microsoft.com/office/word/2023/wordml/word16du" xmlns:w16sdtdh="http://schemas.microsoft.com/office/word/2020/wordml/sdtdatahash" xmlns:w16se="http://schemas.microsoft.com/office/word/2015/wordml/symex" xmlns:wpg="http://schemas.microsoft.com/office/word/2010/wordprocessingGroup" xmlns:wpi="http://schemas.microsoft.com/office/word/2010/wordprocessingInk" xmlns:wne="http://schemas.microsoft.com/office/word/2006/wordml" xmlns:wps="http://schemas.microsoft.com/office/word/2010/wordprocessingShape" mc:Ignorable="w14 w15 w16se w16cid w16 w16cex w16sdtdh w16du wp14">
   <w:p>
     <w:pPr>
       <w:jc w:val="center"/>
@@ -8774,7 +9862,16 @@
         <w:color w:val="000000" w:themeColor="text1"/>
         <w:sz w:val="24"/>
       </w:rPr>
-      <w:t xml:space="preserve">Год набора – {{ </w:t>
+      <w:t xml:space="preserve">Год набора – </w:t>
+    </w:r>
+    <w:proofErr w:type="gramStart"/>
+    <w:r>
+      <w:rPr>
+        <w:rFonts w:ascii="Times New Roman" w:hAnsi="Times New Roman" w:cs="Times New Roman"/>
+        <w:color w:val="000000" w:themeColor="text1"/>
+        <w:sz w:val="24"/>
+      </w:rPr>
+      <w:t xml:space="preserve">{{ </w:t>
     </w:r>
     <w:r>
       <w:rPr>
@@ -8785,6 +9882,7 @@
       </w:rPr>
       <w:t>year</w:t>
     </w:r>
+    <w:proofErr w:type="gramEnd"/>
     <w:r>
       <w:rPr>
         <w:rFonts w:ascii="Times New Roman" w:hAnsi="Times New Roman" w:cs="Times New Roman"/>
@@ -8822,13 +9920,23 @@
         <w:sz w:val="24"/>
       </w:rPr>
     </w:pPr>
+    <w:proofErr w:type="gramStart"/>
     <w:r>
       <w:rPr>
         <w:rFonts w:ascii="Times New Roman" w:hAnsi="Times New Roman" w:cs="Times New Roman"/>
         <w:color w:val="000000" w:themeColor="text1"/>
         <w:sz w:val="24"/>
       </w:rPr>
-      <w:t xml:space="preserve">Иркутск,  {{ </w:t>
+      <w:t>Иркутск,  {</w:t>
+    </w:r>
+    <w:proofErr w:type="gramEnd"/>
+    <w:r>
+      <w:rPr>
+        <w:rFonts w:ascii="Times New Roman" w:hAnsi="Times New Roman" w:cs="Times New Roman"/>
+        <w:color w:val="000000" w:themeColor="text1"/>
+        <w:sz w:val="24"/>
+      </w:rPr>
+      <w:t xml:space="preserve">{ </w:t>
     </w:r>
     <w:r>
       <w:rPr>
@@ -8869,7 +9977,7 @@
 </file>
 
 <file path=word/footnotes.xml><?xml version="1.0" encoding="utf-8"?>
-<w:footnotes xmlns:wpc="http://schemas.microsoft.com/office/word/2010/wordprocessingCanvas" xmlns:mc="http://schemas.openxmlformats.org/markup-compatibility/2006" xmlns:o="urn:schemas-microsoft-com:office:office" xmlns:r="http://schemas.openxmlformats.org/officeDocument/2006/relationships" xmlns:m="http://schemas.openxmlformats.org/officeDocument/2006/math" xmlns:v="urn:schemas-microsoft-com:vml" xmlns:wp14="http://schemas.microsoft.com/office/word/2010/wordprocessingDrawing" xmlns:wp="http://schemas.openxmlformats.org/drawingml/2006/wordprocessingDrawing" xmlns:w10="urn:schemas-microsoft-com:office:word" xmlns:w="http://schemas.openxmlformats.org/wordprocessingml/2006/main" xmlns:w14="http://schemas.microsoft.com/office/word/2010/wordml" xmlns:w15="http://schemas.microsoft.com/office/word/2012/wordml" xmlns:wpg="http://schemas.microsoft.com/office/word/2010/wordprocessingGroup" xmlns:wpi="http://schemas.microsoft.com/office/word/2010/wordprocessingInk" xmlns:wne="http://schemas.microsoft.com/office/word/2006/wordml" xmlns:wps="http://schemas.microsoft.com/office/word/2010/wordprocessingShape" mc:Ignorable="w14 w15 wp14">
+<w:footnotes xmlns:wpc="http://schemas.microsoft.com/office/word/2010/wordprocessingCanvas" xmlns:cx="http://schemas.microsoft.com/office/drawing/2014/chartex" xmlns:cx1="http://schemas.microsoft.com/office/drawing/2015/9/8/chartex" xmlns:cx2="http://schemas.microsoft.com/office/drawing/2015/10/21/chartex" xmlns:cx3="http://schemas.microsoft.com/office/drawing/2016/5/9/chartex" xmlns:cx4="http://schemas.microsoft.com/office/drawing/2016/5/10/chartex" xmlns:cx5="http://schemas.microsoft.com/office/drawing/2016/5/11/chartex" xmlns:cx6="http://schemas.microsoft.com/office/drawing/2016/5/12/chartex" xmlns:cx7="http://schemas.microsoft.com/office/drawing/2016/5/13/chartex" xmlns:cx8="http://schemas.microsoft.com/office/drawing/2016/5/14/chartex" xmlns:mc="http://schemas.openxmlformats.org/markup-compatibility/2006" xmlns:aink="http://schemas.microsoft.com/office/drawing/2016/ink" xmlns:am3d="http://schemas.microsoft.com/office/drawing/2017/model3d" xmlns:o="urn:schemas-microsoft-com:office:office" xmlns:oel="http://schemas.microsoft.com/office/2019/extlst" xmlns:r="http://schemas.openxmlformats.org/officeDocument/2006/relationships" xmlns:m="http://schemas.openxmlformats.org/officeDocument/2006/math" xmlns:v="urn:schemas-microsoft-com:vml" xmlns:wp14="http://schemas.microsoft.com/office/word/2010/wordprocessingDrawing" xmlns:wp="http://schemas.openxmlformats.org/drawingml/2006/wordprocessingDrawing" xmlns:w10="urn:schemas-microsoft-com:office:word" xmlns:w="http://schemas.openxmlformats.org/wordprocessingml/2006/main" xmlns:w14="http://schemas.microsoft.com/office/word/2010/wordml" xmlns:w15="http://schemas.microsoft.com/office/word/2012/wordml" xmlns:w16cex="http://schemas.microsoft.com/office/word/2018/wordml/cex" xmlns:w16cid="http://schemas.microsoft.com/office/word/2016/wordml/cid" xmlns:w16="http://schemas.microsoft.com/office/word/2018/wordml" xmlns:w16du="http://schemas.microsoft.com/office/word/2023/wordml/word16du" xmlns:w16sdtdh="http://schemas.microsoft.com/office/word/2020/wordml/sdtdatahash" xmlns:w16se="http://schemas.microsoft.com/office/word/2015/wordml/symex" xmlns:wpg="http://schemas.microsoft.com/office/word/2010/wordprocessingGroup" xmlns:wpi="http://schemas.microsoft.com/office/word/2010/wordprocessingInk" xmlns:wne="http://schemas.microsoft.com/office/word/2006/wordml" xmlns:wps="http://schemas.microsoft.com/office/word/2010/wordprocessingShape" mc:Ignorable="w14 w15 w16se w16cid w16 w16cex w16sdtdh w16du wp14">
   <w:footnote w:type="separator" w:id="-1">
     <w:p>
       <w:pPr>
@@ -8894,7 +10002,7 @@
 </file>
 
 <file path=word/styles.xml><?xml version="1.0" encoding="utf-8"?>
-<w:styles xmlns:mc="http://schemas.openxmlformats.org/markup-compatibility/2006" xmlns:r="http://schemas.openxmlformats.org/officeDocument/2006/relationships" xmlns:w="http://schemas.openxmlformats.org/wordprocessingml/2006/main" xmlns:w14="http://schemas.microsoft.com/office/word/2010/wordml" xmlns:w15="http://schemas.microsoft.com/office/word/2012/wordml" mc:Ignorable="w14 w15">
+<w:styles xmlns:mc="http://schemas.openxmlformats.org/markup-compatibility/2006" xmlns:r="http://schemas.openxmlformats.org/officeDocument/2006/relationships" xmlns:w="http://schemas.openxmlformats.org/wordprocessingml/2006/main" xmlns:w14="http://schemas.microsoft.com/office/word/2010/wordml" xmlns:w15="http://schemas.microsoft.com/office/word/2012/wordml" xmlns:w16cex="http://schemas.microsoft.com/office/word/2018/wordml/cex" xmlns:w16cid="http://schemas.microsoft.com/office/word/2016/wordml/cid" xmlns:w16="http://schemas.microsoft.com/office/word/2018/wordml" xmlns:w16du="http://schemas.microsoft.com/office/word/2023/wordml/word16du" xmlns:w16sdtdh="http://schemas.microsoft.com/office/word/2020/wordml/sdtdatahash" xmlns:w16se="http://schemas.microsoft.com/office/word/2015/wordml/symex" mc:Ignorable="w14 w15 w16se w16cid w16 w16cex w16sdtdh w16du">
   <w:docDefaults>
     <w:rPrDefault>
       <w:rPr>
@@ -8910,7 +10018,7 @@
       </w:pPr>
     </w:pPrDefault>
   </w:docDefaults>
-  <w:latentStyles w:defLockedState="0" w:defUIPriority="99" w:defSemiHidden="0" w:defUnhideWhenUsed="0" w:defQFormat="0" w:count="371">
+  <w:latentStyles w:defLockedState="0" w:defUIPriority="99" w:defSemiHidden="0" w:defUnhideWhenUsed="0" w:defQFormat="0" w:count="376">
     <w:lsdException w:name="Normal" w:uiPriority="0" w:qFormat="1"/>
     <w:lsdException w:name="heading 1" w:uiPriority="9" w:qFormat="1"/>
     <w:lsdException w:name="heading 2" w:semiHidden="1" w:uiPriority="9" w:unhideWhenUsed="1" w:qFormat="1"/>
@@ -9282,11 +10390,16 @@
     <w:lsdException w:name="List Table 5 Dark Accent 6" w:uiPriority="50"/>
     <w:lsdException w:name="List Table 6 Colorful Accent 6" w:uiPriority="51"/>
     <w:lsdException w:name="List Table 7 Colorful Accent 6" w:uiPriority="52"/>
+    <w:lsdException w:name="Mention" w:semiHidden="1" w:unhideWhenUsed="1"/>
+    <w:lsdException w:name="Smart Hyperlink" w:semiHidden="1" w:unhideWhenUsed="1"/>
+    <w:lsdException w:name="Hashtag" w:semiHidden="1" w:unhideWhenUsed="1"/>
+    <w:lsdException w:name="Unresolved Mention" w:semiHidden="1" w:unhideWhenUsed="1"/>
+    <w:lsdException w:name="Smart Link" w:semiHidden="1" w:unhideWhenUsed="1"/>
   </w:latentStyles>
   <w:style w:type="paragraph" w:default="1" w:styleId="a">
     <w:name w:val="Normal"/>
     <w:qFormat/>
-    <w:rsid w:val="00CA6224"/>
+    <w:rsid w:val="0007059D"/>
   </w:style>
   <w:style w:type="character" w:default="1" w:styleId="a0">
     <w:name w:val="Default Paragraph Font"/>

--- a/templates/docxRPD/rpd.docx
+++ b/templates/docxRPD/rpd.docx
@@ -83,7 +83,6 @@
         </w:rPr>
         <w:t xml:space="preserve">Структурное подразделение </w:t>
       </w:r>
-      <w:proofErr w:type="gramStart"/>
       <w:r>
         <w:rPr>
           <w:rFonts w:ascii="Times New Roman" w:hAnsi="Times New Roman" w:cs="Times New Roman"/>
@@ -101,7 +100,6 @@
         </w:rPr>
         <w:t>kaf</w:t>
       </w:r>
-      <w:proofErr w:type="gramEnd"/>
       <w:r>
         <w:rPr>
           <w:rFonts w:ascii="Times New Roman" w:hAnsi="Times New Roman" w:cs="Times New Roman"/>
@@ -393,25 +391,14 @@
                 <w:lang w:val="en-US"/>
               </w:rPr>
             </w:pPr>
-            <w:proofErr w:type="gramStart"/>
-            <w:r>
-              <w:rPr>
-                <w:rFonts w:ascii="Times New Roman" w:hAnsi="Times New Roman" w:cs="Times New Roman"/>
-                <w:sz w:val="24"/>
-                <w:szCs w:val="24"/>
-                <w:lang w:val="en-US"/>
-              </w:rPr>
-              <w:t>{{ kind</w:t>
-            </w:r>
-            <w:proofErr w:type="gramEnd"/>
-            <w:r>
-              <w:rPr>
-                <w:rFonts w:ascii="Times New Roman" w:hAnsi="Times New Roman" w:cs="Times New Roman"/>
-                <w:sz w:val="24"/>
-                <w:szCs w:val="24"/>
-                <w:lang w:val="en-US"/>
-              </w:rPr>
-              <w:t>_direct }}: {{ direction_code }} {{ direction }}</w:t>
+            <w:r>
+              <w:rPr>
+                <w:rFonts w:ascii="Times New Roman" w:hAnsi="Times New Roman" w:cs="Times New Roman"/>
+                <w:sz w:val="24"/>
+                <w:szCs w:val="24"/>
+                <w:lang w:val="en-US"/>
+              </w:rPr>
+              <w:t>{{ kind_direct }}: {{ direction_code }} {{ direction }}</w:t>
             </w:r>
           </w:p>
         </w:tc>
@@ -465,25 +452,14 @@
                 <w:lang w:val="en-US"/>
               </w:rPr>
             </w:pPr>
-            <w:proofErr w:type="gramStart"/>
-            <w:r>
-              <w:rPr>
-                <w:rFonts w:ascii="Times New Roman" w:hAnsi="Times New Roman" w:cs="Times New Roman"/>
-                <w:sz w:val="24"/>
-                <w:szCs w:val="24"/>
-                <w:lang w:val="en-US"/>
-              </w:rPr>
-              <w:t>{{ spec</w:t>
-            </w:r>
-            <w:proofErr w:type="gramEnd"/>
-            <w:r>
-              <w:rPr>
-                <w:rFonts w:ascii="Times New Roman" w:hAnsi="Times New Roman" w:cs="Times New Roman"/>
-                <w:sz w:val="24"/>
-                <w:szCs w:val="24"/>
-                <w:lang w:val="en-US"/>
-              </w:rPr>
-              <w:t xml:space="preserve">_name }} </w:t>
+            <w:r>
+              <w:rPr>
+                <w:rFonts w:ascii="Times New Roman" w:hAnsi="Times New Roman" w:cs="Times New Roman"/>
+                <w:sz w:val="24"/>
+                <w:szCs w:val="24"/>
+                <w:lang w:val="en-US"/>
+              </w:rPr>
+              <w:t xml:space="preserve">{{ spec_name }} </w:t>
             </w:r>
           </w:p>
         </w:tc>
@@ -545,25 +521,14 @@
               </w:rPr>
               <w:t xml:space="preserve">Квалификация: </w:t>
             </w:r>
-            <w:proofErr w:type="gramStart"/>
-            <w:r>
-              <w:rPr>
-                <w:rFonts w:ascii="Times New Roman" w:hAnsi="Times New Roman" w:cs="Times New Roman"/>
-                <w:sz w:val="24"/>
-                <w:szCs w:val="24"/>
-                <w:lang w:val="en-US"/>
-              </w:rPr>
-              <w:t>{{ kvalif</w:t>
-            </w:r>
-            <w:proofErr w:type="gramEnd"/>
-            <w:r>
-              <w:rPr>
-                <w:rFonts w:ascii="Times New Roman" w:hAnsi="Times New Roman" w:cs="Times New Roman"/>
-                <w:sz w:val="24"/>
-                <w:szCs w:val="24"/>
-                <w:lang w:val="en-US"/>
-              </w:rPr>
-              <w:t xml:space="preserve"> }}</w:t>
+            <w:r>
+              <w:rPr>
+                <w:rFonts w:ascii="Times New Roman" w:hAnsi="Times New Roman" w:cs="Times New Roman"/>
+                <w:sz w:val="24"/>
+                <w:szCs w:val="24"/>
+                <w:lang w:val="en-US"/>
+              </w:rPr>
+              <w:t>{{ kvalif }}</w:t>
             </w:r>
           </w:p>
         </w:tc>
@@ -624,7 +589,6 @@
               </w:rPr>
               <w:t xml:space="preserve">Форма обучения: </w:t>
             </w:r>
-            <w:proofErr w:type="gramStart"/>
             <w:r>
               <w:rPr>
                 <w:rFonts w:ascii="Times New Roman" w:hAnsi="Times New Roman" w:cs="Times New Roman"/>
@@ -643,7 +607,6 @@
               </w:rPr>
               <w:t>fob</w:t>
             </w:r>
-            <w:proofErr w:type="gramEnd"/>
             <w:r>
               <w:rPr>
                 <w:rFonts w:ascii="Times New Roman" w:hAnsi="Times New Roman" w:cs="Times New Roman"/>
@@ -720,25 +683,14 @@
                 <w:lang w:val="en-US"/>
               </w:rPr>
             </w:pPr>
-            <w:proofErr w:type="gramStart"/>
-            <w:r>
-              <w:rPr>
-                <w:rFonts w:ascii="Times New Roman" w:hAnsi="Times New Roman" w:cs="Times New Roman"/>
-                <w:sz w:val="24"/>
-                <w:szCs w:val="24"/>
-                <w:lang w:val="en-US"/>
-              </w:rPr>
-              <w:t>{{ person</w:t>
-            </w:r>
-            <w:proofErr w:type="gramEnd"/>
-            <w:r>
-              <w:rPr>
-                <w:rFonts w:ascii="Times New Roman" w:hAnsi="Times New Roman" w:cs="Times New Roman"/>
-                <w:sz w:val="24"/>
-                <w:szCs w:val="24"/>
-                <w:lang w:val="en-US"/>
-              </w:rPr>
-              <w:t>_name }}</w:t>
+            <w:r>
+              <w:rPr>
+                <w:rFonts w:ascii="Times New Roman" w:hAnsi="Times New Roman" w:cs="Times New Roman"/>
+                <w:sz w:val="24"/>
+                <w:szCs w:val="24"/>
+                <w:lang w:val="en-US"/>
+              </w:rPr>
+              <w:t>{{ person_name }}</w:t>
             </w:r>
           </w:p>
         </w:tc>
@@ -1411,7 +1363,6 @@
               </w:rPr>
               <w:t>{{</w:t>
             </w:r>
-            <w:proofErr w:type="gramStart"/>
             <w:r>
               <w:rPr>
                 <w:rFonts w:ascii="Times New Roman" w:hAnsi="Times New Roman" w:cs="Times New Roman"/>
@@ -1428,17 +1379,7 @@
                 <w:szCs w:val="24"/>
                 <w:lang w:val="en-US"/>
               </w:rPr>
-              <w:t>index</w:t>
-            </w:r>
-            <w:proofErr w:type="gramEnd"/>
-            <w:r>
-              <w:rPr>
-                <w:rFonts w:ascii="Times New Roman" w:hAnsi="Times New Roman" w:cs="Times New Roman"/>
-                <w:sz w:val="24"/>
-                <w:szCs w:val="24"/>
-                <w:lang w:val="en-US"/>
-              </w:rPr>
-              <w:t>}} {{</w:t>
+              <w:t>index}} {{</w:t>
             </w:r>
             <w:r>
               <w:rPr>
@@ -1489,7 +1430,6 @@
                 <w:lang w:val="en-US"/>
               </w:rPr>
             </w:pPr>
-            <w:proofErr w:type="gramStart"/>
             <w:r>
               <w:rPr>
                 <w:rFonts w:ascii="Times New Roman" w:hAnsi="Times New Roman" w:cs="Times New Roman"/>
@@ -1506,17 +1446,7 @@
                 <w:szCs w:val="24"/>
                 <w:lang w:val="en-US"/>
               </w:rPr>
-              <w:t>item</w:t>
-            </w:r>
-            <w:proofErr w:type="gramEnd"/>
-            <w:r>
-              <w:rPr>
-                <w:rFonts w:ascii="Times New Roman" w:hAnsi="Times New Roman" w:cs="Times New Roman"/>
-                <w:sz w:val="24"/>
-                <w:szCs w:val="24"/>
-                <w:lang w:val="en-US"/>
-              </w:rPr>
-              <w:t>.</w:t>
+              <w:t>item.</w:t>
             </w:r>
             <w:r>
               <w:rPr>
@@ -1794,31 +1724,7 @@
                 <w:szCs w:val="24"/>
                 <w:lang w:val="en-US"/>
               </w:rPr>
-              <w:t>{{</w:t>
-            </w:r>
-            <w:proofErr w:type="gramStart"/>
-            <w:r>
-              <w:rPr>
-                <w:rFonts w:ascii="Times New Roman" w:hAnsi="Times New Roman" w:cs="Times New Roman"/>
-                <w:bCs/>
-                <w:color w:val="000000" w:themeColor="text1"/>
-                <w:sz w:val="24"/>
-                <w:szCs w:val="24"/>
-                <w:lang w:val="en-US"/>
-              </w:rPr>
-              <w:t>item.index</w:t>
-            </w:r>
-            <w:proofErr w:type="gramEnd"/>
-            <w:r>
-              <w:rPr>
-                <w:rFonts w:ascii="Times New Roman" w:hAnsi="Times New Roman" w:cs="Times New Roman"/>
-                <w:bCs/>
-                <w:color w:val="000000" w:themeColor="text1"/>
-                <w:sz w:val="24"/>
-                <w:szCs w:val="24"/>
-                <w:lang w:val="en-US"/>
-              </w:rPr>
-              <w:t>}}</w:t>
+              <w:t>{{item.index}}</w:t>
             </w:r>
           </w:p>
         </w:tc>
@@ -1855,31 +1761,7 @@
                 <w:szCs w:val="24"/>
                 <w:lang w:val="en-US"/>
               </w:rPr>
-              <w:t>{{</w:t>
-            </w:r>
-            <w:proofErr w:type="gramStart"/>
-            <w:r>
-              <w:rPr>
-                <w:rFonts w:ascii="Times New Roman" w:hAnsi="Times New Roman" w:cs="Times New Roman"/>
-                <w:bCs/>
-                <w:color w:val="000000" w:themeColor="text1"/>
-                <w:sz w:val="24"/>
-                <w:szCs w:val="24"/>
-                <w:lang w:val="en-US"/>
-              </w:rPr>
-              <w:t>item.content</w:t>
-            </w:r>
-            <w:proofErr w:type="gramEnd"/>
-            <w:r>
-              <w:rPr>
-                <w:rFonts w:ascii="Times New Roman" w:hAnsi="Times New Roman" w:cs="Times New Roman"/>
-                <w:bCs/>
-                <w:color w:val="000000" w:themeColor="text1"/>
-                <w:sz w:val="24"/>
-                <w:szCs w:val="24"/>
-                <w:lang w:val="en-US"/>
-              </w:rPr>
-              <w:t>}}</w:t>
+              <w:t>{{item.content}}</w:t>
             </w:r>
           </w:p>
         </w:tc>
@@ -1925,31 +1807,7 @@
                 <w:szCs w:val="24"/>
                 <w:lang w:val="en-US"/>
               </w:rPr>
-              <w:t xml:space="preserve"> {{</w:t>
-            </w:r>
-            <w:proofErr w:type="gramStart"/>
-            <w:r>
-              <w:rPr>
-                <w:rFonts w:ascii="Times New Roman" w:hAnsi="Times New Roman" w:cs="Times New Roman"/>
-                <w:bCs/>
-                <w:color w:val="000000" w:themeColor="text1"/>
-                <w:sz w:val="24"/>
-                <w:szCs w:val="24"/>
-                <w:lang w:val="en-US"/>
-              </w:rPr>
-              <w:t>item.know</w:t>
-            </w:r>
-            <w:proofErr w:type="gramEnd"/>
-            <w:r>
-              <w:rPr>
-                <w:rFonts w:ascii="Times New Roman" w:hAnsi="Times New Roman" w:cs="Times New Roman"/>
-                <w:bCs/>
-                <w:color w:val="000000" w:themeColor="text1"/>
-                <w:sz w:val="24"/>
-                <w:szCs w:val="24"/>
-                <w:lang w:val="en-US"/>
-              </w:rPr>
-              <w:t>}}</w:t>
+              <w:t xml:space="preserve"> {{item.know}}</w:t>
             </w:r>
           </w:p>
           <w:p>
@@ -1995,31 +1853,7 @@
                 <w:szCs w:val="24"/>
                 <w:lang w:val="en-US"/>
               </w:rPr>
-              <w:t>{{</w:t>
-            </w:r>
-            <w:proofErr w:type="gramStart"/>
-            <w:r>
-              <w:rPr>
-                <w:rFonts w:ascii="Times New Roman" w:hAnsi="Times New Roman" w:cs="Times New Roman"/>
-                <w:bCs/>
-                <w:color w:val="000000" w:themeColor="text1"/>
-                <w:sz w:val="24"/>
-                <w:szCs w:val="24"/>
-                <w:lang w:val="en-US"/>
-              </w:rPr>
-              <w:t>item.able</w:t>
-            </w:r>
-            <w:proofErr w:type="gramEnd"/>
-            <w:r>
-              <w:rPr>
-                <w:rFonts w:ascii="Times New Roman" w:hAnsi="Times New Roman" w:cs="Times New Roman"/>
-                <w:bCs/>
-                <w:color w:val="000000" w:themeColor="text1"/>
-                <w:sz w:val="24"/>
-                <w:szCs w:val="24"/>
-                <w:lang w:val="en-US"/>
-              </w:rPr>
-              <w:t>}}</w:t>
+              <w:t>{{item.able}}</w:t>
             </w:r>
           </w:p>
           <w:p>
@@ -2178,7 +2012,6 @@
         </w:rPr>
         <w:t xml:space="preserve">}}» базируется на результатах освоения следующих дисциплин: </w:t>
       </w:r>
-      <w:proofErr w:type="gramStart"/>
       <w:r>
         <w:rPr>
           <w:rFonts w:ascii="Times New Roman" w:hAnsi="Times New Roman" w:cs="Times New Roman"/>
@@ -2196,16 +2029,7 @@
           <w:sz w:val="24"/>
           <w:szCs w:val="24"/>
         </w:rPr>
-        <w:t>subsequent</w:t>
-      </w:r>
-      <w:proofErr w:type="gramEnd"/>
-      <w:r>
-        <w:rPr>
-          <w:rFonts w:ascii="Times New Roman" w:hAnsi="Times New Roman" w:cs="Times New Roman"/>
-          <w:sz w:val="24"/>
-          <w:szCs w:val="24"/>
-        </w:rPr>
-        <w:t xml:space="preserve"> }}</w:t>
+        <w:t>subsequent }}</w:t>
       </w:r>
     </w:p>
     <w:p>
@@ -2227,23 +2051,13 @@
         <w:tab/>
         <w:t xml:space="preserve">Дисциплина является предшествующей для дисциплин: </w:t>
       </w:r>
-      <w:proofErr w:type="gramStart"/>
-      <w:r>
-        <w:rPr>
-          <w:rFonts w:ascii="Times New Roman" w:hAnsi="Times New Roman" w:cs="Times New Roman"/>
-          <w:sz w:val="24"/>
-          <w:szCs w:val="24"/>
-        </w:rPr>
-        <w:t>{{ precedence</w:t>
-      </w:r>
-      <w:proofErr w:type="gramEnd"/>
-      <w:r>
-        <w:rPr>
-          <w:rFonts w:ascii="Times New Roman" w:hAnsi="Times New Roman" w:cs="Times New Roman"/>
-          <w:sz w:val="24"/>
-          <w:szCs w:val="24"/>
-        </w:rPr>
-        <w:t xml:space="preserve"> }}</w:t>
+      <w:r>
+        <w:rPr>
+          <w:rFonts w:ascii="Times New Roman" w:hAnsi="Times New Roman" w:cs="Times New Roman"/>
+          <w:sz w:val="24"/>
+          <w:szCs w:val="24"/>
+        </w:rPr>
+        <w:t>{{ precedence }}</w:t>
       </w:r>
     </w:p>
     <w:p>
@@ -2323,7 +2137,6 @@
         </w:rPr>
         <w:t xml:space="preserve"> </w:t>
       </w:r>
-      <w:proofErr w:type="gramStart"/>
       <w:r>
         <w:rPr>
           <w:rFonts w:ascii="Times New Roman" w:hAnsi="Times New Roman" w:cs="Times New Roman"/>
@@ -2349,7 +2162,6 @@
         </w:rPr>
         <w:t>sum</w:t>
       </w:r>
-      <w:proofErr w:type="gramEnd"/>
       <w:r>
         <w:rPr>
           <w:rFonts w:ascii="Times New Roman" w:hAnsi="Times New Roman" w:cs="Times New Roman"/>
@@ -2499,23 +2311,13 @@
               </w:rPr>
               <w:t xml:space="preserve"> </w:t>
             </w:r>
-            <w:proofErr w:type="gramStart"/>
-            <w:r>
-              <w:rPr>
-                <w:rFonts w:ascii="Times New Roman" w:hAnsi="Times New Roman" w:cs="Times New Roman"/>
-                <w:sz w:val="24"/>
-                <w:szCs w:val="24"/>
-              </w:rPr>
-              <w:t>%}Трудоемкость</w:t>
-            </w:r>
-            <w:proofErr w:type="gramEnd"/>
-            <w:r>
-              <w:rPr>
-                <w:rFonts w:ascii="Times New Roman" w:hAnsi="Times New Roman" w:cs="Times New Roman"/>
-                <w:sz w:val="24"/>
-                <w:szCs w:val="24"/>
-              </w:rPr>
-              <w:t xml:space="preserve"> в академических часах (Один академический час соответствует 45 минутам астрономического часа)</w:t>
+            <w:r>
+              <w:rPr>
+                <w:rFonts w:ascii="Times New Roman" w:hAnsi="Times New Roman" w:cs="Times New Roman"/>
+                <w:sz w:val="24"/>
+                <w:szCs w:val="24"/>
+              </w:rPr>
+              <w:t>%}Трудоемкость в академических часах (Один академический час соответствует 45 минутам астрономического часа)</w:t>
             </w:r>
           </w:p>
         </w:tc>
@@ -2719,7 +2521,6 @@
                 <w:lang w:val="en-US"/>
               </w:rPr>
             </w:pPr>
-            <w:proofErr w:type="gramStart"/>
             <w:r>
               <w:rPr>
                 <w:rFonts w:ascii="Times New Roman" w:hAnsi="Times New Roman" w:cs="Times New Roman"/>
@@ -2757,17 +2558,7 @@
                 <w:szCs w:val="24"/>
                 <w:lang w:val="en-US"/>
               </w:rPr>
-              <w:t>aud</w:t>
-            </w:r>
-            <w:proofErr w:type="gramEnd"/>
-            <w:r>
-              <w:rPr>
-                <w:rFonts w:ascii="Times New Roman" w:hAnsi="Times New Roman" w:cs="Times New Roman"/>
-                <w:sz w:val="24"/>
-                <w:szCs w:val="24"/>
-                <w:lang w:val="en-US"/>
-              </w:rPr>
-              <w:t>_</w:t>
+              <w:t>aud_</w:t>
             </w:r>
             <w:r>
               <w:rPr>
@@ -2895,7 +2686,6 @@
                 <w:szCs w:val="24"/>
               </w:rPr>
             </w:pPr>
-            <w:proofErr w:type="gramStart"/>
             <w:r>
               <w:rPr>
                 <w:rFonts w:ascii="Times New Roman" w:hAnsi="Times New Roman" w:cs="Times New Roman"/>
@@ -2913,7 +2703,6 @@
               </w:rPr>
               <w:t>sha</w:t>
             </w:r>
-            <w:proofErr w:type="gramEnd"/>
             <w:r>
               <w:rPr>
                 <w:rFonts w:ascii="Times New Roman" w:hAnsi="Times New Roman" w:cs="Times New Roman"/>
@@ -3113,7 +2902,6 @@
               </w:rPr>
               <w:t>{{</w:t>
             </w:r>
-            <w:proofErr w:type="gramStart"/>
             <w:r>
               <w:rPr>
                 <w:rFonts w:ascii="Times New Roman" w:hAnsi="Times New Roman" w:cs="Times New Roman"/>
@@ -3140,7 +2928,6 @@
               </w:rPr>
               <w:t>lekc</w:t>
             </w:r>
-            <w:proofErr w:type="gramEnd"/>
             <w:r>
               <w:rPr>
                 <w:rFonts w:ascii="Times New Roman" w:hAnsi="Times New Roman" w:cs="Times New Roman"/>
@@ -3297,7 +3084,6 @@
                 <w:szCs w:val="24"/>
               </w:rPr>
             </w:pPr>
-            <w:proofErr w:type="gramStart"/>
             <w:r>
               <w:rPr>
                 <w:rFonts w:ascii="Times New Roman" w:hAnsi="Times New Roman" w:cs="Times New Roman"/>
@@ -3332,7 +3118,6 @@
               </w:rPr>
               <w:t>lab</w:t>
             </w:r>
-            <w:proofErr w:type="gramEnd"/>
             <w:r>
               <w:rPr>
                 <w:rFonts w:ascii="Times New Roman" w:hAnsi="Times New Roman" w:cs="Times New Roman"/>
@@ -3619,7 +3404,6 @@
                 <w:lang w:val="en-US"/>
               </w:rPr>
             </w:pPr>
-            <w:proofErr w:type="gramStart"/>
             <w:r>
               <w:rPr>
                 <w:rFonts w:ascii="Times New Roman" w:hAnsi="Times New Roman" w:cs="Times New Roman"/>
@@ -3645,17 +3429,7 @@
                 <w:szCs w:val="24"/>
                 <w:lang w:val="en-US"/>
               </w:rPr>
-              <w:t>.pr</w:t>
-            </w:r>
-            <w:proofErr w:type="gramEnd"/>
-            <w:r>
-              <w:rPr>
-                <w:rFonts w:ascii="Times New Roman" w:hAnsi="Times New Roman" w:cs="Times New Roman"/>
-                <w:sz w:val="24"/>
-                <w:szCs w:val="24"/>
-                <w:lang w:val="en-US"/>
-              </w:rPr>
-              <w:t>_hours_all }}</w:t>
+              <w:t>.pr_hours_all }}</w:t>
             </w:r>
           </w:p>
         </w:tc>
@@ -3793,7 +3567,6 @@
                 <w:lang w:val="en-US"/>
               </w:rPr>
             </w:pPr>
-            <w:proofErr w:type="gramStart"/>
             <w:r>
               <w:rPr>
                 <w:rFonts w:ascii="Times New Roman" w:hAnsi="Times New Roman" w:cs="Times New Roman"/>
@@ -3819,17 +3592,7 @@
                 <w:szCs w:val="24"/>
                 <w:lang w:val="en-US"/>
               </w:rPr>
-              <w:t>.srs</w:t>
-            </w:r>
-            <w:proofErr w:type="gramEnd"/>
-            <w:r>
-              <w:rPr>
-                <w:rFonts w:ascii="Times New Roman" w:hAnsi="Times New Roman" w:cs="Times New Roman"/>
-                <w:sz w:val="24"/>
-                <w:szCs w:val="24"/>
-                <w:lang w:val="en-US"/>
-              </w:rPr>
-              <w:t>_hours_all }}</w:t>
+              <w:t>.srs_hours_all }}</w:t>
             </w:r>
           </w:p>
         </w:tc>
@@ -3967,25 +3730,14 @@
                 <w:lang w:val="en-US"/>
               </w:rPr>
             </w:pPr>
-            <w:proofErr w:type="gramStart"/>
-            <w:r>
-              <w:rPr>
-                <w:rFonts w:ascii="Times New Roman" w:hAnsi="Times New Roman" w:cs="Times New Roman"/>
-                <w:sz w:val="24"/>
-                <w:szCs w:val="24"/>
-                <w:lang w:val="en-US"/>
-              </w:rPr>
-              <w:t>{{ sha.ekz</w:t>
-            </w:r>
-            <w:proofErr w:type="gramEnd"/>
-            <w:r>
-              <w:rPr>
-                <w:rFonts w:ascii="Times New Roman" w:hAnsi="Times New Roman" w:cs="Times New Roman"/>
-                <w:sz w:val="24"/>
-                <w:szCs w:val="24"/>
-                <w:lang w:val="en-US"/>
-              </w:rPr>
-              <w:t>_hours_all}}</w:t>
+            <w:r>
+              <w:rPr>
+                <w:rFonts w:ascii="Times New Roman" w:hAnsi="Times New Roman" w:cs="Times New Roman"/>
+                <w:sz w:val="24"/>
+                <w:szCs w:val="24"/>
+                <w:lang w:val="en-US"/>
+              </w:rPr>
+              <w:t>{{ sha.ekz_hours_all}}</w:t>
             </w:r>
           </w:p>
         </w:tc>
@@ -4105,7 +3857,6 @@
                 <w:lang w:val="en-US"/>
               </w:rPr>
             </w:pPr>
-            <w:proofErr w:type="gramStart"/>
             <w:r>
               <w:rPr>
                 <w:rFonts w:ascii="Times New Roman" w:hAnsi="Times New Roman" w:cs="Times New Roman"/>
@@ -4131,17 +3882,7 @@
                 <w:szCs w:val="24"/>
                 <w:lang w:val="en-US"/>
               </w:rPr>
-              <w:t>.tic</w:t>
-            </w:r>
-            <w:proofErr w:type="gramEnd"/>
-            <w:r>
-              <w:rPr>
-                <w:rFonts w:ascii="Times New Roman" w:hAnsi="Times New Roman" w:cs="Times New Roman"/>
-                <w:sz w:val="24"/>
-                <w:szCs w:val="24"/>
-                <w:lang w:val="en-US"/>
-              </w:rPr>
-              <w:t>_all }}</w:t>
+              <w:t>.tic_all }}</w:t>
             </w:r>
           </w:p>
         </w:tc>
@@ -4433,7 +4174,6 @@
         </w:rPr>
         <w:t xml:space="preserve"> </w:t>
       </w:r>
-      <w:proofErr w:type="gramStart"/>
       <w:r>
         <w:rPr>
           <w:rFonts w:ascii="Times New Roman" w:hAnsi="Times New Roman" w:cs="Times New Roman"/>
@@ -4465,19 +4205,7 @@
           <w:szCs w:val="24"/>
           <w:lang w:val="en-US"/>
         </w:rPr>
-        <w:t>items</w:t>
-      </w:r>
-      <w:proofErr w:type="gramEnd"/>
-      <w:r>
-        <w:rPr>
-          <w:rFonts w:ascii="Times New Roman" w:hAnsi="Times New Roman" w:cs="Times New Roman"/>
-          <w:b/>
-          <w:bCs/>
-          <w:sz w:val="24"/>
-          <w:szCs w:val="24"/>
-          <w:lang w:val="en-US"/>
-        </w:rPr>
-        <w:t>()</w:t>
+        <w:t>items()</w:t>
       </w:r>
       <w:r>
         <w:rPr>
@@ -5400,19 +5128,27 @@
                 <w:szCs w:val="20"/>
                 <w:lang w:val="en-US"/>
               </w:rPr>
-              <w:t xml:space="preserve">{%tr for k, i in </w:t>
-            </w:r>
-            <w:proofErr w:type="gramStart"/>
-            <w:r>
+              <w:t>{%tr for k, i in items.items() %}</w:t>
+            </w:r>
+          </w:p>
+        </w:tc>
+      </w:tr>
+      <w:tr>
+        <w:tc>
+          <w:tcPr>
+            <w:tcW w:w="704" w:type="dxa"/>
+            <w:vAlign w:val="center"/>
+          </w:tcPr>
+          <w:p>
+            <w:pPr>
+              <w:jc w:val="center"/>
               <w:rPr>
                 <w:rFonts w:ascii="Times New Roman" w:hAnsi="Times New Roman" w:cs="Times New Roman"/>
                 <w:sz w:val="20"/>
                 <w:szCs w:val="20"/>
                 <w:lang w:val="en-US"/>
               </w:rPr>
-              <w:t>items.items</w:t>
-            </w:r>
-            <w:proofErr w:type="gramEnd"/>
+            </w:pPr>
             <w:r>
               <w:rPr>
                 <w:rFonts w:ascii="Times New Roman" w:hAnsi="Times New Roman" w:cs="Times New Roman"/>
@@ -5420,28 +5156,22 @@
                 <w:szCs w:val="20"/>
                 <w:lang w:val="en-US"/>
               </w:rPr>
-              <w:t>() %}</w:t>
-            </w:r>
-          </w:p>
-        </w:tc>
-      </w:tr>
-      <w:tr>
-        <w:tc>
-          <w:tcPr>
-            <w:tcW w:w="704" w:type="dxa"/>
-            <w:vAlign w:val="center"/>
-          </w:tcPr>
-          <w:p>
-            <w:pPr>
-              <w:jc w:val="center"/>
+              <w:t>{{ k[1] }}</w:t>
+            </w:r>
+          </w:p>
+        </w:tc>
+        <w:tc>
+          <w:tcPr>
+            <w:tcW w:w="1791" w:type="dxa"/>
+          </w:tcPr>
+          <w:p>
+            <w:pPr>
               <w:rPr>
                 <w:rFonts w:ascii="Times New Roman" w:hAnsi="Times New Roman" w:cs="Times New Roman"/>
                 <w:sz w:val="20"/>
                 <w:szCs w:val="20"/>
-                <w:lang w:val="en-US"/>
-              </w:rPr>
-            </w:pPr>
-            <w:proofErr w:type="gramStart"/>
+              </w:rPr>
+            </w:pPr>
             <w:r>
               <w:rPr>
                 <w:rFonts w:ascii="Times New Roman" w:hAnsi="Times New Roman" w:cs="Times New Roman"/>
@@ -5451,7 +5181,6 @@
               </w:rPr>
               <w:t>{{ k</w:t>
             </w:r>
-            <w:proofErr w:type="gramEnd"/>
             <w:r>
               <w:rPr>
                 <w:rFonts w:ascii="Times New Roman" w:hAnsi="Times New Roman" w:cs="Times New Roman"/>
@@ -5459,33 +5188,34 @@
                 <w:szCs w:val="20"/>
                 <w:lang w:val="en-US"/>
               </w:rPr>
-              <w:t>[1] }}</w:t>
-            </w:r>
-          </w:p>
-        </w:tc>
-        <w:tc>
-          <w:tcPr>
-            <w:tcW w:w="1791" w:type="dxa"/>
-          </w:tcPr>
-          <w:p>
-            <w:pPr>
+              <w:t>[0]</w:t>
+            </w:r>
+            <w:r>
               <w:rPr>
                 <w:rFonts w:ascii="Times New Roman" w:hAnsi="Times New Roman" w:cs="Times New Roman"/>
                 <w:sz w:val="20"/>
                 <w:szCs w:val="20"/>
-              </w:rPr>
-            </w:pPr>
-            <w:proofErr w:type="gramStart"/>
-            <w:r>
+                <w:lang w:val="en-US"/>
+              </w:rPr>
+              <w:t xml:space="preserve"> }}</w:t>
+            </w:r>
+          </w:p>
+        </w:tc>
+        <w:tc>
+          <w:tcPr>
+            <w:tcW w:w="708" w:type="dxa"/>
+            <w:vAlign w:val="center"/>
+          </w:tcPr>
+          <w:p>
+            <w:pPr>
+              <w:jc w:val="center"/>
               <w:rPr>
                 <w:rFonts w:ascii="Times New Roman" w:hAnsi="Times New Roman" w:cs="Times New Roman"/>
                 <w:sz w:val="20"/>
                 <w:szCs w:val="20"/>
                 <w:lang w:val="en-US"/>
               </w:rPr>
-              <w:t>{{ k</w:t>
-            </w:r>
-            <w:proofErr w:type="gramEnd"/>
+            </w:pPr>
             <w:r>
               <w:rPr>
                 <w:rFonts w:ascii="Times New Roman" w:hAnsi="Times New Roman" w:cs="Times New Roman"/>
@@ -5493,7 +5223,7 @@
                 <w:szCs w:val="20"/>
                 <w:lang w:val="en-US"/>
               </w:rPr>
-              <w:t>[0]</w:t>
+              <w:t>{{ i.lec_num</w:t>
             </w:r>
             <w:r>
               <w:rPr>
@@ -5502,36 +5232,34 @@
                 <w:szCs w:val="20"/>
                 <w:lang w:val="en-US"/>
               </w:rPr>
-              <w:t xml:space="preserve"> }}</w:t>
-            </w:r>
-          </w:p>
-        </w:tc>
-        <w:tc>
-          <w:tcPr>
-            <w:tcW w:w="708" w:type="dxa"/>
-            <w:vAlign w:val="center"/>
-          </w:tcPr>
-          <w:p>
-            <w:pPr>
-              <w:jc w:val="center"/>
+              <w:t>s</w:t>
+            </w:r>
+            <w:r>
               <w:rPr>
                 <w:rFonts w:ascii="Times New Roman" w:hAnsi="Times New Roman" w:cs="Times New Roman"/>
                 <w:sz w:val="20"/>
                 <w:szCs w:val="20"/>
                 <w:lang w:val="en-US"/>
               </w:rPr>
-            </w:pPr>
-            <w:proofErr w:type="gramStart"/>
-            <w:r>
+              <w:t xml:space="preserve"> }}</w:t>
+            </w:r>
+          </w:p>
+        </w:tc>
+        <w:tc>
+          <w:tcPr>
+            <w:tcW w:w="709" w:type="dxa"/>
+            <w:vAlign w:val="center"/>
+          </w:tcPr>
+          <w:p>
+            <w:pPr>
+              <w:jc w:val="center"/>
               <w:rPr>
                 <w:rFonts w:ascii="Times New Roman" w:hAnsi="Times New Roman" w:cs="Times New Roman"/>
                 <w:sz w:val="20"/>
                 <w:szCs w:val="20"/>
                 <w:lang w:val="en-US"/>
               </w:rPr>
-              <w:t>{{ i.lec</w:t>
-            </w:r>
-            <w:proofErr w:type="gramEnd"/>
+            </w:pPr>
             <w:r>
               <w:rPr>
                 <w:rFonts w:ascii="Times New Roman" w:hAnsi="Times New Roman" w:cs="Times New Roman"/>
@@ -5539,17 +5267,25 @@
                 <w:szCs w:val="20"/>
                 <w:lang w:val="en-US"/>
               </w:rPr>
-              <w:t>_num</w:t>
-            </w:r>
-            <w:r>
+              <w:t>{{ i.lec }}</w:t>
+            </w:r>
+          </w:p>
+        </w:tc>
+        <w:tc>
+          <w:tcPr>
+            <w:tcW w:w="709" w:type="dxa"/>
+            <w:vAlign w:val="center"/>
+          </w:tcPr>
+          <w:p>
+            <w:pPr>
+              <w:jc w:val="center"/>
               <w:rPr>
                 <w:rFonts w:ascii="Times New Roman" w:hAnsi="Times New Roman" w:cs="Times New Roman"/>
                 <w:sz w:val="20"/>
                 <w:szCs w:val="20"/>
                 <w:lang w:val="en-US"/>
               </w:rPr>
-              <w:t>s</w:t>
-            </w:r>
+            </w:pPr>
             <w:r>
               <w:rPr>
                 <w:rFonts w:ascii="Times New Roman" w:hAnsi="Times New Roman" w:cs="Times New Roman"/>
@@ -5557,13 +5293,13 @@
                 <w:szCs w:val="20"/>
                 <w:lang w:val="en-US"/>
               </w:rPr>
-              <w:t xml:space="preserve"> }}</w:t>
-            </w:r>
-          </w:p>
-        </w:tc>
-        <w:tc>
-          <w:tcPr>
-            <w:tcW w:w="709" w:type="dxa"/>
+              <w:t>{{ i.labs_nums }}</w:t>
+            </w:r>
+          </w:p>
+        </w:tc>
+        <w:tc>
+          <w:tcPr>
+            <w:tcW w:w="710" w:type="dxa"/>
             <w:vAlign w:val="center"/>
           </w:tcPr>
           <w:p>
@@ -5576,7 +5312,6 @@
                 <w:lang w:val="en-US"/>
               </w:rPr>
             </w:pPr>
-            <w:proofErr w:type="gramStart"/>
             <w:r>
               <w:rPr>
                 <w:rFonts w:ascii="Times New Roman" w:hAnsi="Times New Roman" w:cs="Times New Roman"/>
@@ -5584,46 +5319,51 @@
                 <w:szCs w:val="20"/>
                 <w:lang w:val="en-US"/>
               </w:rPr>
-              <w:t>{{ i.lec</w:t>
-            </w:r>
-            <w:proofErr w:type="gramEnd"/>
-            <w:r>
+              <w:t>{{ i.labs }}</w:t>
+            </w:r>
+          </w:p>
+        </w:tc>
+        <w:tc>
+          <w:tcPr>
+            <w:tcW w:w="710" w:type="dxa"/>
+            <w:vAlign w:val="center"/>
+          </w:tcPr>
+          <w:p>
+            <w:pPr>
+              <w:jc w:val="center"/>
               <w:rPr>
                 <w:rFonts w:ascii="Times New Roman" w:hAnsi="Times New Roman" w:cs="Times New Roman"/>
                 <w:sz w:val="20"/>
                 <w:szCs w:val="20"/>
                 <w:lang w:val="en-US"/>
               </w:rPr>
-              <w:t xml:space="preserve"> }}</w:t>
-            </w:r>
-          </w:p>
-        </w:tc>
-        <w:tc>
-          <w:tcPr>
-            <w:tcW w:w="709" w:type="dxa"/>
-            <w:vAlign w:val="center"/>
-          </w:tcPr>
-          <w:p>
-            <w:pPr>
-              <w:jc w:val="center"/>
+            </w:pPr>
+            <w:r>
               <w:rPr>
                 <w:rFonts w:ascii="Times New Roman" w:hAnsi="Times New Roman" w:cs="Times New Roman"/>
                 <w:sz w:val="20"/>
                 <w:szCs w:val="20"/>
                 <w:lang w:val="en-US"/>
               </w:rPr>
-            </w:pPr>
-            <w:proofErr w:type="gramStart"/>
-            <w:r>
+              <w:t>{{ i.pr.nums }}</w:t>
+            </w:r>
+          </w:p>
+        </w:tc>
+        <w:tc>
+          <w:tcPr>
+            <w:tcW w:w="710" w:type="dxa"/>
+            <w:vAlign w:val="center"/>
+          </w:tcPr>
+          <w:p>
+            <w:pPr>
+              <w:jc w:val="center"/>
               <w:rPr>
                 <w:rFonts w:ascii="Times New Roman" w:hAnsi="Times New Roman" w:cs="Times New Roman"/>
                 <w:sz w:val="20"/>
                 <w:szCs w:val="20"/>
                 <w:lang w:val="en-US"/>
               </w:rPr>
-              <w:t>{{ i</w:t>
-            </w:r>
-            <w:proofErr w:type="gramEnd"/>
+            </w:pPr>
             <w:r>
               <w:rPr>
                 <w:rFonts w:ascii="Times New Roman" w:hAnsi="Times New Roman" w:cs="Times New Roman"/>
@@ -5631,7 +5371,7 @@
                 <w:szCs w:val="20"/>
                 <w:lang w:val="en-US"/>
               </w:rPr>
-              <w:t>.labs_nums }}</w:t>
+              <w:t>{{ i.pr }}</w:t>
             </w:r>
           </w:p>
         </w:tc>
@@ -5650,7 +5390,6 @@
                 <w:lang w:val="en-US"/>
               </w:rPr>
             </w:pPr>
-            <w:proofErr w:type="gramStart"/>
             <w:r>
               <w:rPr>
                 <w:rFonts w:ascii="Times New Roman" w:hAnsi="Times New Roman" w:cs="Times New Roman"/>
@@ -5658,9 +5397,11 @@
                 <w:szCs w:val="20"/>
                 <w:lang w:val="en-US"/>
               </w:rPr>
-              <w:t>{{ i</w:t>
-            </w:r>
-            <w:proofErr w:type="gramEnd"/>
+              <w:t>{{ i.</w:t>
+            </w:r>
+            <w:r>
+              <w:t xml:space="preserve"> </w:t>
+            </w:r>
             <w:r>
               <w:rPr>
                 <w:rFonts w:ascii="Times New Roman" w:hAnsi="Times New Roman" w:cs="Times New Roman"/>
@@ -5668,36 +5409,34 @@
                 <w:szCs w:val="20"/>
                 <w:lang w:val="en-US"/>
               </w:rPr>
-              <w:t>.labs }}</w:t>
-            </w:r>
-          </w:p>
-        </w:tc>
-        <w:tc>
-          <w:tcPr>
-            <w:tcW w:w="710" w:type="dxa"/>
-            <w:vAlign w:val="center"/>
-          </w:tcPr>
-          <w:p>
-            <w:pPr>
-              <w:jc w:val="center"/>
+              <w:t>srs_nums</w:t>
+            </w:r>
+            <w:r>
               <w:rPr>
                 <w:rFonts w:ascii="Times New Roman" w:hAnsi="Times New Roman" w:cs="Times New Roman"/>
                 <w:sz w:val="20"/>
                 <w:szCs w:val="20"/>
                 <w:lang w:val="en-US"/>
               </w:rPr>
-            </w:pPr>
-            <w:proofErr w:type="gramStart"/>
-            <w:r>
+              <w:t>}}</w:t>
+            </w:r>
+          </w:p>
+        </w:tc>
+        <w:tc>
+          <w:tcPr>
+            <w:tcW w:w="710" w:type="dxa"/>
+            <w:vAlign w:val="center"/>
+          </w:tcPr>
+          <w:p>
+            <w:pPr>
+              <w:jc w:val="center"/>
               <w:rPr>
                 <w:rFonts w:ascii="Times New Roman" w:hAnsi="Times New Roman" w:cs="Times New Roman"/>
                 <w:sz w:val="20"/>
                 <w:szCs w:val="20"/>
                 <w:lang w:val="en-US"/>
               </w:rPr>
-              <w:t>{{ i</w:t>
-            </w:r>
-            <w:proofErr w:type="gramEnd"/>
+            </w:pPr>
             <w:r>
               <w:rPr>
                 <w:rFonts w:ascii="Times New Roman" w:hAnsi="Times New Roman" w:cs="Times New Roman"/>
@@ -5705,13 +5444,13 @@
                 <w:szCs w:val="20"/>
                 <w:lang w:val="en-US"/>
               </w:rPr>
-              <w:t>.pr.nums }}</w:t>
-            </w:r>
-          </w:p>
-        </w:tc>
-        <w:tc>
-          <w:tcPr>
-            <w:tcW w:w="710" w:type="dxa"/>
+              <w:t>{{ i.srs }}</w:t>
+            </w:r>
+          </w:p>
+        </w:tc>
+        <w:tc>
+          <w:tcPr>
+            <w:tcW w:w="1174" w:type="dxa"/>
             <w:vAlign w:val="center"/>
           </w:tcPr>
           <w:p>
@@ -5724,7 +5463,6 @@
                 <w:lang w:val="en-US"/>
               </w:rPr>
             </w:pPr>
-            <w:proofErr w:type="gramStart"/>
             <w:r>
               <w:rPr>
                 <w:rFonts w:ascii="Times New Roman" w:hAnsi="Times New Roman" w:cs="Times New Roman"/>
@@ -5732,140 +5470,7 @@
                 <w:szCs w:val="20"/>
                 <w:lang w:val="en-US"/>
               </w:rPr>
-              <w:t>{{ i</w:t>
-            </w:r>
-            <w:proofErr w:type="gramEnd"/>
-            <w:r>
-              <w:rPr>
-                <w:rFonts w:ascii="Times New Roman" w:hAnsi="Times New Roman" w:cs="Times New Roman"/>
-                <w:sz w:val="20"/>
-                <w:szCs w:val="20"/>
-                <w:lang w:val="en-US"/>
-              </w:rPr>
-              <w:t>.pr }}</w:t>
-            </w:r>
-          </w:p>
-        </w:tc>
-        <w:tc>
-          <w:tcPr>
-            <w:tcW w:w="710" w:type="dxa"/>
-            <w:vAlign w:val="center"/>
-          </w:tcPr>
-          <w:p>
-            <w:pPr>
-              <w:jc w:val="center"/>
-              <w:rPr>
-                <w:rFonts w:ascii="Times New Roman" w:hAnsi="Times New Roman" w:cs="Times New Roman"/>
-                <w:sz w:val="20"/>
-                <w:szCs w:val="20"/>
-                <w:lang w:val="en-US"/>
-              </w:rPr>
-            </w:pPr>
-            <w:proofErr w:type="gramStart"/>
-            <w:r>
-              <w:rPr>
-                <w:rFonts w:ascii="Times New Roman" w:hAnsi="Times New Roman" w:cs="Times New Roman"/>
-                <w:sz w:val="20"/>
-                <w:szCs w:val="20"/>
-                <w:lang w:val="en-US"/>
-              </w:rPr>
-              <w:t>{{ i.</w:t>
-            </w:r>
-            <w:proofErr w:type="gramEnd"/>
-            <w:r>
-              <w:t xml:space="preserve"> </w:t>
-            </w:r>
-            <w:r>
-              <w:rPr>
-                <w:rFonts w:ascii="Times New Roman" w:hAnsi="Times New Roman" w:cs="Times New Roman"/>
-                <w:sz w:val="20"/>
-                <w:szCs w:val="20"/>
-                <w:lang w:val="en-US"/>
-              </w:rPr>
-              <w:t>srs_nums</w:t>
-            </w:r>
-            <w:r>
-              <w:rPr>
-                <w:rFonts w:ascii="Times New Roman" w:hAnsi="Times New Roman" w:cs="Times New Roman"/>
-                <w:sz w:val="20"/>
-                <w:szCs w:val="20"/>
-                <w:lang w:val="en-US"/>
-              </w:rPr>
-              <w:t>}}</w:t>
-            </w:r>
-          </w:p>
-        </w:tc>
-        <w:tc>
-          <w:tcPr>
-            <w:tcW w:w="710" w:type="dxa"/>
-            <w:vAlign w:val="center"/>
-          </w:tcPr>
-          <w:p>
-            <w:pPr>
-              <w:jc w:val="center"/>
-              <w:rPr>
-                <w:rFonts w:ascii="Times New Roman" w:hAnsi="Times New Roman" w:cs="Times New Roman"/>
-                <w:sz w:val="20"/>
-                <w:szCs w:val="20"/>
-                <w:lang w:val="en-US"/>
-              </w:rPr>
-            </w:pPr>
-            <w:proofErr w:type="gramStart"/>
-            <w:r>
-              <w:rPr>
-                <w:rFonts w:ascii="Times New Roman" w:hAnsi="Times New Roman" w:cs="Times New Roman"/>
-                <w:sz w:val="20"/>
-                <w:szCs w:val="20"/>
-                <w:lang w:val="en-US"/>
-              </w:rPr>
-              <w:t>{{ i.srs</w:t>
-            </w:r>
-            <w:proofErr w:type="gramEnd"/>
-            <w:r>
-              <w:rPr>
-                <w:rFonts w:ascii="Times New Roman" w:hAnsi="Times New Roman" w:cs="Times New Roman"/>
-                <w:sz w:val="20"/>
-                <w:szCs w:val="20"/>
-                <w:lang w:val="en-US"/>
-              </w:rPr>
-              <w:t xml:space="preserve"> }}</w:t>
-            </w:r>
-          </w:p>
-        </w:tc>
-        <w:tc>
-          <w:tcPr>
-            <w:tcW w:w="1174" w:type="dxa"/>
-            <w:vAlign w:val="center"/>
-          </w:tcPr>
-          <w:p>
-            <w:pPr>
-              <w:jc w:val="center"/>
-              <w:rPr>
-                <w:rFonts w:ascii="Times New Roman" w:hAnsi="Times New Roman" w:cs="Times New Roman"/>
-                <w:sz w:val="20"/>
-                <w:szCs w:val="20"/>
-                <w:lang w:val="en-US"/>
-              </w:rPr>
-            </w:pPr>
-            <w:proofErr w:type="gramStart"/>
-            <w:r>
-              <w:rPr>
-                <w:rFonts w:ascii="Times New Roman" w:hAnsi="Times New Roman" w:cs="Times New Roman"/>
-                <w:sz w:val="20"/>
-                <w:szCs w:val="20"/>
-                <w:lang w:val="en-US"/>
-              </w:rPr>
-              <w:t>{{ i</w:t>
-            </w:r>
-            <w:proofErr w:type="gramEnd"/>
-            <w:r>
-              <w:rPr>
-                <w:rFonts w:ascii="Times New Roman" w:hAnsi="Times New Roman" w:cs="Times New Roman"/>
-                <w:sz w:val="20"/>
-                <w:szCs w:val="20"/>
-                <w:lang w:val="en-US"/>
-              </w:rPr>
-              <w:t>.formcontrol }}</w:t>
+              <w:t>{{ i.formcontrol }}</w:t>
             </w:r>
           </w:p>
         </w:tc>
@@ -6046,31 +5651,7 @@
           <w:szCs w:val="24"/>
           <w:lang w:val="en-US"/>
         </w:rPr>
-        <w:t xml:space="preserve"> in </w:t>
-      </w:r>
-      <w:proofErr w:type="gramStart"/>
-      <w:r>
-        <w:rPr>
-          <w:rFonts w:ascii="Times New Roman" w:hAnsi="Times New Roman" w:cs="Times New Roman"/>
-          <w:b/>
-          <w:bCs/>
-          <w:sz w:val="24"/>
-          <w:szCs w:val="24"/>
-          <w:lang w:val="en-US"/>
-        </w:rPr>
-        <w:t>dg.items</w:t>
-      </w:r>
-      <w:proofErr w:type="gramEnd"/>
-      <w:r>
-        <w:rPr>
-          <w:rFonts w:ascii="Times New Roman" w:hAnsi="Times New Roman" w:cs="Times New Roman"/>
-          <w:b/>
-          <w:bCs/>
-          <w:sz w:val="24"/>
-          <w:szCs w:val="24"/>
-          <w:lang w:val="en-US"/>
-        </w:rPr>
-        <w:t>() %}</w:t>
+        <w:t xml:space="preserve"> in dg.items() %}</w:t>
       </w:r>
       <w:r>
         <w:rPr>
@@ -6235,7 +5816,6 @@
                 <w:lang w:val="en-US"/>
               </w:rPr>
             </w:pPr>
-            <w:proofErr w:type="gramStart"/>
             <w:r>
               <w:rPr>
                 <w:rFonts w:ascii="Times New Roman" w:hAnsi="Times New Roman" w:cs="Times New Roman"/>
@@ -6261,17 +5841,7 @@
                 <w:szCs w:val="24"/>
                 <w:lang w:val="en-US"/>
               </w:rPr>
-              <w:t>.num</w:t>
-            </w:r>
-            <w:proofErr w:type="gramEnd"/>
-            <w:r>
-              <w:rPr>
-                <w:rFonts w:ascii="Times New Roman" w:hAnsi="Times New Roman" w:cs="Times New Roman"/>
-                <w:sz w:val="24"/>
-                <w:szCs w:val="24"/>
-                <w:lang w:val="en-US"/>
-              </w:rPr>
-              <w:t xml:space="preserve"> }}</w:t>
+              <w:t>.num }}</w:t>
             </w:r>
           </w:p>
         </w:tc>
@@ -6288,7 +5858,6 @@
                 <w:lang w:val="en-US"/>
               </w:rPr>
             </w:pPr>
-            <w:proofErr w:type="gramStart"/>
             <w:r>
               <w:rPr>
                 <w:rFonts w:ascii="Times New Roman" w:hAnsi="Times New Roman" w:cs="Times New Roman"/>
@@ -6307,7 +5876,6 @@
               </w:rPr>
               <w:t xml:space="preserve"> i</w:t>
             </w:r>
-            <w:proofErr w:type="gramEnd"/>
             <w:r>
               <w:rPr>
                 <w:rFonts w:ascii="Times New Roman" w:hAnsi="Times New Roman" w:cs="Times New Roman"/>
@@ -6332,7 +5900,6 @@
                 <w:lang w:val="en-US"/>
               </w:rPr>
             </w:pPr>
-            <w:proofErr w:type="gramStart"/>
             <w:r>
               <w:rPr>
                 <w:rFonts w:ascii="Times New Roman" w:hAnsi="Times New Roman" w:cs="Times New Roman"/>
@@ -6351,7 +5918,6 @@
               </w:rPr>
               <w:t>i</w:t>
             </w:r>
-            <w:proofErr w:type="gramEnd"/>
             <w:r>
               <w:rPr>
                 <w:rFonts w:ascii="Times New Roman" w:hAnsi="Times New Roman" w:cs="Times New Roman"/>
@@ -6596,41 +6162,18 @@
           <w:szCs w:val="24"/>
           <w:lang w:val="en-US"/>
         </w:rPr>
-        <w:t xml:space="preserve"> </w:t>
-      </w:r>
-      <w:proofErr w:type="gramStart"/>
-      <w:r>
-        <w:rPr>
-          <w:rFonts w:ascii="Times New Roman" w:hAnsi="Times New Roman" w:cs="Times New Roman"/>
-          <w:bCs/>
-          <w:sz w:val="24"/>
-          <w:szCs w:val="24"/>
-          <w:lang w:val="en-US"/>
-        </w:rPr>
-        <w:t>%}</w:t>
-      </w:r>
-      <w:r>
-        <w:rPr>
-          <w:rFonts w:ascii="Times New Roman" w:hAnsi="Times New Roman" w:cs="Times New Roman"/>
-          <w:b/>
-          <w:bCs/>
-          <w:sz w:val="24"/>
-          <w:szCs w:val="24"/>
-          <w:lang w:val="en-US"/>
-        </w:rPr>
-        <w:t>{</w:t>
-      </w:r>
-      <w:proofErr w:type="gramEnd"/>
-      <w:r>
-        <w:rPr>
-          <w:rFonts w:ascii="Times New Roman" w:hAnsi="Times New Roman" w:cs="Times New Roman"/>
-          <w:b/>
-          <w:bCs/>
-          <w:sz w:val="24"/>
-          <w:szCs w:val="24"/>
-          <w:lang w:val="en-US"/>
-        </w:rPr>
-        <w:t xml:space="preserve">% </w:t>
+        <w:t xml:space="preserve"> %}</w:t>
+      </w:r>
+      <w:r>
+        <w:rPr>
+          <w:rFonts w:ascii="Times New Roman" w:hAnsi="Times New Roman" w:cs="Times New Roman"/>
+          <w:b/>
+          <w:bCs/>
+          <w:sz w:val="24"/>
+          <w:szCs w:val="24"/>
+          <w:lang w:val="en-US"/>
+        </w:rPr>
+        <w:t xml:space="preserve">{% </w:t>
       </w:r>
       <w:r>
         <w:rPr>
@@ -7068,7 +6611,6 @@
                 <w:szCs w:val="24"/>
               </w:rPr>
             </w:pPr>
-            <w:proofErr w:type="gramStart"/>
             <w:r>
               <w:rPr>
                 <w:rFonts w:ascii="Times New Roman" w:hAnsi="Times New Roman" w:cs="Times New Roman"/>
@@ -7086,7 +6628,6 @@
               </w:rPr>
               <w:t>i</w:t>
             </w:r>
-            <w:proofErr w:type="gramEnd"/>
             <w:r>
               <w:rPr>
                 <w:rFonts w:ascii="Times New Roman" w:hAnsi="Times New Roman" w:cs="Times New Roman"/>
@@ -7126,7 +6667,6 @@
                 <w:szCs w:val="24"/>
               </w:rPr>
             </w:pPr>
-            <w:proofErr w:type="gramStart"/>
             <w:r>
               <w:rPr>
                 <w:rFonts w:ascii="Times New Roman" w:hAnsi="Times New Roman" w:cs="Times New Roman"/>
@@ -7144,7 +6684,6 @@
               </w:rPr>
               <w:t>i</w:t>
             </w:r>
-            <w:proofErr w:type="gramEnd"/>
             <w:r>
               <w:rPr>
                 <w:rFonts w:ascii="Times New Roman" w:hAnsi="Times New Roman" w:cs="Times New Roman"/>
@@ -7186,7 +6725,6 @@
                 <w:szCs w:val="24"/>
               </w:rPr>
             </w:pPr>
-            <w:proofErr w:type="gramStart"/>
             <w:r>
               <w:rPr>
                 <w:rFonts w:ascii="Times New Roman" w:hAnsi="Times New Roman" w:cs="Times New Roman"/>
@@ -7204,7 +6742,6 @@
               </w:rPr>
               <w:t>i</w:t>
             </w:r>
-            <w:proofErr w:type="gramEnd"/>
             <w:r>
               <w:rPr>
                 <w:rFonts w:ascii="Times New Roman" w:hAnsi="Times New Roman" w:cs="Times New Roman"/>
@@ -7499,41 +7036,18 @@
           <w:szCs w:val="24"/>
           <w:lang w:val="en-US"/>
         </w:rPr>
-        <w:t xml:space="preserve"> </w:t>
-      </w:r>
-      <w:proofErr w:type="gramStart"/>
-      <w:r>
-        <w:rPr>
-          <w:rFonts w:ascii="Times New Roman" w:hAnsi="Times New Roman" w:cs="Times New Roman"/>
-          <w:bCs/>
-          <w:sz w:val="24"/>
-          <w:szCs w:val="24"/>
-          <w:lang w:val="en-US"/>
-        </w:rPr>
-        <w:t>%}</w:t>
-      </w:r>
-      <w:r>
-        <w:rPr>
-          <w:rFonts w:ascii="Times New Roman" w:hAnsi="Times New Roman" w:cs="Times New Roman"/>
-          <w:b/>
-          <w:bCs/>
-          <w:sz w:val="24"/>
-          <w:szCs w:val="24"/>
-          <w:lang w:val="en-US"/>
-        </w:rPr>
-        <w:t>{</w:t>
-      </w:r>
-      <w:proofErr w:type="gramEnd"/>
-      <w:r>
-        <w:rPr>
-          <w:rFonts w:ascii="Times New Roman" w:hAnsi="Times New Roman" w:cs="Times New Roman"/>
-          <w:b/>
-          <w:bCs/>
-          <w:sz w:val="24"/>
-          <w:szCs w:val="24"/>
-          <w:lang w:val="en-US"/>
-        </w:rPr>
-        <w:t xml:space="preserve">% </w:t>
+        <w:t xml:space="preserve"> %}</w:t>
+      </w:r>
+      <w:r>
+        <w:rPr>
+          <w:rFonts w:ascii="Times New Roman" w:hAnsi="Times New Roman" w:cs="Times New Roman"/>
+          <w:b/>
+          <w:bCs/>
+          <w:sz w:val="24"/>
+          <w:szCs w:val="24"/>
+          <w:lang w:val="en-US"/>
+        </w:rPr>
+        <w:t xml:space="preserve">{% </w:t>
       </w:r>
       <w:r>
         <w:rPr>
@@ -7962,7 +7476,6 @@
                 <w:szCs w:val="24"/>
               </w:rPr>
             </w:pPr>
-            <w:proofErr w:type="gramStart"/>
             <w:r>
               <w:rPr>
                 <w:rFonts w:ascii="Times New Roman" w:hAnsi="Times New Roman" w:cs="Times New Roman"/>
@@ -7980,7 +7493,6 @@
               </w:rPr>
               <w:t>i</w:t>
             </w:r>
-            <w:proofErr w:type="gramEnd"/>
             <w:r>
               <w:rPr>
                 <w:rFonts w:ascii="Times New Roman" w:hAnsi="Times New Roman" w:cs="Times New Roman"/>
@@ -8020,7 +7532,6 @@
                 <w:szCs w:val="24"/>
               </w:rPr>
             </w:pPr>
-            <w:proofErr w:type="gramStart"/>
             <w:r>
               <w:rPr>
                 <w:rFonts w:ascii="Times New Roman" w:hAnsi="Times New Roman" w:cs="Times New Roman"/>
@@ -8038,7 +7549,6 @@
               </w:rPr>
               <w:t>i</w:t>
             </w:r>
-            <w:proofErr w:type="gramEnd"/>
             <w:r>
               <w:rPr>
                 <w:rFonts w:ascii="Times New Roman" w:hAnsi="Times New Roman" w:cs="Times New Roman"/>
@@ -8080,7 +7590,6 @@
                 <w:szCs w:val="24"/>
               </w:rPr>
             </w:pPr>
-            <w:proofErr w:type="gramStart"/>
             <w:r>
               <w:rPr>
                 <w:rFonts w:ascii="Times New Roman" w:hAnsi="Times New Roman" w:cs="Times New Roman"/>
@@ -8098,7 +7607,6 @@
               </w:rPr>
               <w:t>i</w:t>
             </w:r>
-            <w:proofErr w:type="gramEnd"/>
             <w:r>
               <w:rPr>
                 <w:rFonts w:ascii="Times New Roman" w:hAnsi="Times New Roman" w:cs="Times New Roman"/>
@@ -8381,41 +7889,18 @@
           <w:szCs w:val="24"/>
           <w:lang w:val="en-US"/>
         </w:rPr>
-        <w:t xml:space="preserve"> </w:t>
-      </w:r>
-      <w:proofErr w:type="gramStart"/>
-      <w:r>
-        <w:rPr>
-          <w:rFonts w:ascii="Times New Roman" w:hAnsi="Times New Roman" w:cs="Times New Roman"/>
-          <w:bCs/>
-          <w:sz w:val="24"/>
-          <w:szCs w:val="24"/>
-          <w:lang w:val="en-US"/>
-        </w:rPr>
-        <w:t>%}</w:t>
-      </w:r>
-      <w:r>
-        <w:rPr>
-          <w:rFonts w:ascii="Times New Roman" w:hAnsi="Times New Roman" w:cs="Times New Roman"/>
-          <w:b/>
-          <w:bCs/>
-          <w:sz w:val="24"/>
-          <w:szCs w:val="24"/>
-          <w:lang w:val="en-US"/>
-        </w:rPr>
-        <w:t>{</w:t>
-      </w:r>
-      <w:proofErr w:type="gramEnd"/>
-      <w:r>
-        <w:rPr>
-          <w:rFonts w:ascii="Times New Roman" w:hAnsi="Times New Roman" w:cs="Times New Roman"/>
-          <w:b/>
-          <w:bCs/>
-          <w:sz w:val="24"/>
-          <w:szCs w:val="24"/>
-          <w:lang w:val="en-US"/>
-        </w:rPr>
-        <w:t xml:space="preserve">% </w:t>
+        <w:t xml:space="preserve"> %}</w:t>
+      </w:r>
+      <w:r>
+        <w:rPr>
+          <w:rFonts w:ascii="Times New Roman" w:hAnsi="Times New Roman" w:cs="Times New Roman"/>
+          <w:b/>
+          <w:bCs/>
+          <w:sz w:val="24"/>
+          <w:szCs w:val="24"/>
+          <w:lang w:val="en-US"/>
+        </w:rPr>
+        <w:t xml:space="preserve">{% </w:t>
       </w:r>
       <w:r>
         <w:rPr>
@@ -8844,7 +8329,6 @@
                 <w:szCs w:val="24"/>
               </w:rPr>
             </w:pPr>
-            <w:proofErr w:type="gramStart"/>
             <w:r>
               <w:rPr>
                 <w:rFonts w:ascii="Times New Roman" w:hAnsi="Times New Roman" w:cs="Times New Roman"/>
@@ -8862,7 +8346,6 @@
               </w:rPr>
               <w:t>i</w:t>
             </w:r>
-            <w:proofErr w:type="gramEnd"/>
             <w:r>
               <w:rPr>
                 <w:rFonts w:ascii="Times New Roman" w:hAnsi="Times New Roman" w:cs="Times New Roman"/>
@@ -8902,7 +8385,6 @@
                 <w:szCs w:val="24"/>
               </w:rPr>
             </w:pPr>
-            <w:proofErr w:type="gramStart"/>
             <w:r>
               <w:rPr>
                 <w:rFonts w:ascii="Times New Roman" w:hAnsi="Times New Roman" w:cs="Times New Roman"/>
@@ -8920,7 +8402,6 @@
               </w:rPr>
               <w:t>i</w:t>
             </w:r>
-            <w:proofErr w:type="gramEnd"/>
             <w:r>
               <w:rPr>
                 <w:rFonts w:ascii="Times New Roman" w:hAnsi="Times New Roman" w:cs="Times New Roman"/>
@@ -8962,7 +8443,6 @@
                 <w:szCs w:val="24"/>
               </w:rPr>
             </w:pPr>
-            <w:proofErr w:type="gramStart"/>
             <w:r>
               <w:rPr>
                 <w:rFonts w:ascii="Times New Roman" w:hAnsi="Times New Roman" w:cs="Times New Roman"/>
@@ -8980,7 +8460,6 @@
               </w:rPr>
               <w:t>i</w:t>
             </w:r>
-            <w:proofErr w:type="gramEnd"/>
             <w:r>
               <w:rPr>
                 <w:rFonts w:ascii="Times New Roman" w:hAnsi="Times New Roman" w:cs="Times New Roman"/>
@@ -9097,23 +8576,10 @@
           <w:sz w:val="24"/>
           <w:szCs w:val="24"/>
         </w:rPr>
-        <w:t xml:space="preserve"> </w:t>
-      </w:r>
-      <w:proofErr w:type="gramStart"/>
-      <w:r>
-        <w:rPr>
-          <w:rFonts w:ascii="Times New Roman" w:hAnsi="Times New Roman" w:cs="Times New Roman"/>
-          <w:sz w:val="24"/>
-          <w:szCs w:val="24"/>
-        </w:rPr>
-        <w:t>%}</w:t>
-      </w:r>
-      <w:r>
-        <w:t>В</w:t>
-      </w:r>
-      <w:proofErr w:type="gramEnd"/>
-      <w:r>
-        <w:t xml:space="preserve"> ходе проведения лекций, практических и лабораторных работ используются следующие интерактивные методы обучения</w:t>
+        <w:t xml:space="preserve"> %}</w:t>
+      </w:r>
+      <w:r>
+        <w:t>В ходе проведения лекций, практических и лабораторных работ используются следующие интерактивные методы обучения</w:t>
       </w:r>
       <w:r>
         <w:t xml:space="preserve">: </w:t>
@@ -9243,7 +8709,6 @@
         </w:rPr>
         <w:t>5.</w:t>
       </w:r>
-      <w:proofErr w:type="gramStart"/>
       <w:r>
         <w:rPr>
           <w:rFonts w:ascii="Times New Roman" w:hAnsi="Times New Roman" w:cs="Times New Roman"/>
@@ -9264,19 +8729,7 @@
           <w:szCs w:val="24"/>
           <w:lang w:val="en-US"/>
         </w:rPr>
-        <w:t>{</w:t>
-      </w:r>
-      <w:proofErr w:type="gramEnd"/>
-      <w:r>
-        <w:rPr>
-          <w:rFonts w:ascii="Times New Roman" w:hAnsi="Times New Roman" w:cs="Times New Roman"/>
-          <w:b/>
-          <w:bCs/>
-          <w:sz w:val="24"/>
-          <w:szCs w:val="24"/>
-          <w:lang w:val="en-US"/>
-        </w:rPr>
-        <w:t>{</w:t>
+        <w:t>{{</w:t>
       </w:r>
       <w:r>
         <w:rPr>
@@ -9364,7 +8817,6 @@
         </w:rPr>
         <w:t>{{</w:t>
       </w:r>
-      <w:proofErr w:type="gramStart"/>
       <w:r>
         <w:rPr>
           <w:rFonts w:ascii="Times New Roman" w:hAnsi="Times New Roman" w:cs="Times New Roman"/>
@@ -9391,7 +8843,6 @@
         </w:rPr>
         <w:t>content</w:t>
       </w:r>
-      <w:proofErr w:type="gramEnd"/>
       <w:r>
         <w:rPr>
           <w:rFonts w:ascii="Times New Roman" w:hAnsi="Times New Roman" w:cs="Times New Roman"/>
@@ -9500,7 +8951,29 @@
           <w:szCs w:val="24"/>
           <w:lang w:val="en-US"/>
         </w:rPr>
-        <w:t>{% for i in guidelines %}</w:t>
+        <w:t xml:space="preserve">{% for i in </w:t>
+      </w:r>
+      <w:r>
+        <w:rPr>
+          <w:rFonts w:ascii="Times New Roman" w:hAnsi="Times New Roman" w:cs="Times New Roman"/>
+          <w:b/>
+          <w:bCs/>
+          <w:sz w:val="24"/>
+          <w:szCs w:val="24"/>
+          <w:lang w:val="en-US"/>
+        </w:rPr>
+        <w:t>fos</w:t>
+      </w:r>
+      <w:r>
+        <w:rPr>
+          <w:rFonts w:ascii="Times New Roman" w:hAnsi="Times New Roman" w:cs="Times New Roman"/>
+          <w:b/>
+          <w:bCs/>
+          <w:sz w:val="24"/>
+          <w:szCs w:val="24"/>
+          <w:lang w:val="en-US"/>
+        </w:rPr>
+        <w:t xml:space="preserve"> %}</w:t>
       </w:r>
       <w:r>
         <w:rPr>
@@ -9522,42 +8995,18 @@
           <w:szCs w:val="24"/>
           <w:lang w:val="en-US"/>
         </w:rPr>
-        <w:t>.</w:t>
-      </w:r>
-      <w:proofErr w:type="gramStart"/>
-      <w:r>
-        <w:rPr>
-          <w:rFonts w:ascii="Times New Roman" w:hAnsi="Times New Roman" w:cs="Times New Roman"/>
-          <w:b/>
-          <w:bCs/>
-          <w:sz w:val="24"/>
-          <w:szCs w:val="24"/>
-          <w:lang w:val="en-US"/>
-        </w:rPr>
-        <w:t>1.</w:t>
-      </w:r>
-      <w:r>
-        <w:rPr>
-          <w:rFonts w:ascii="Times New Roman" w:hAnsi="Times New Roman" w:cs="Times New Roman"/>
-          <w:b/>
-          <w:bCs/>
-          <w:sz w:val="24"/>
-          <w:szCs w:val="24"/>
-          <w:lang w:val="en-US"/>
-        </w:rPr>
-        <w:t>{</w:t>
-      </w:r>
-      <w:proofErr w:type="gramEnd"/>
-      <w:r>
-        <w:rPr>
-          <w:rFonts w:ascii="Times New Roman" w:hAnsi="Times New Roman" w:cs="Times New Roman"/>
-          <w:b/>
-          <w:bCs/>
-          <w:sz w:val="24"/>
-          <w:szCs w:val="24"/>
-          <w:lang w:val="en-US"/>
-        </w:rPr>
-        <w:t>{</w:t>
+        <w:t>.1.</w:t>
+      </w:r>
+      <w:r>
+        <w:rPr>
+          <w:rFonts w:ascii="Times New Roman" w:hAnsi="Times New Roman" w:cs="Times New Roman"/>
+          <w:b/>
+          <w:bCs/>
+          <w:sz w:val="24"/>
+          <w:szCs w:val="24"/>
+          <w:lang w:val="en-US"/>
+        </w:rPr>
+        <w:t>{{</w:t>
       </w:r>
       <w:r>
         <w:rPr>
@@ -9622,6 +9071,8 @@
         <w:jc w:val="both"/>
         <w:rPr>
           <w:rFonts w:ascii="Times New Roman" w:hAnsi="Times New Roman" w:cs="Times New Roman"/>
+          <w:b/>
+          <w:bCs/>
           <w:sz w:val="24"/>
           <w:szCs w:val="24"/>
           <w:lang w:val="en-US"/>
@@ -9630,29 +9081,82 @@
       <w:r>
         <w:rPr>
           <w:rFonts w:ascii="Times New Roman" w:hAnsi="Times New Roman" w:cs="Times New Roman"/>
-          <w:sz w:val="24"/>
-          <w:szCs w:val="24"/>
-          <w:lang w:val="en-US"/>
+          <w:b/>
+          <w:bCs/>
+          <w:sz w:val="24"/>
+          <w:szCs w:val="24"/>
+        </w:rPr>
+        <w:t xml:space="preserve">Описание процедуры. </w:t>
+      </w:r>
+      <w:r>
+        <w:rPr>
+          <w:rFonts w:ascii="Times New Roman" w:hAnsi="Times New Roman" w:cs="Times New Roman"/>
+          <w:sz w:val="24"/>
+          <w:szCs w:val="24"/>
         </w:rPr>
         <w:t>{{</w:t>
       </w:r>
-      <w:proofErr w:type="gramStart"/>
-      <w:r>
-        <w:rPr>
-          <w:rFonts w:ascii="Times New Roman" w:hAnsi="Times New Roman" w:cs="Times New Roman"/>
-          <w:sz w:val="24"/>
-          <w:szCs w:val="24"/>
-          <w:lang w:val="en-US"/>
-        </w:rPr>
-        <w:t>i.content</w:t>
-      </w:r>
-      <w:proofErr w:type="gramEnd"/>
-      <w:r>
-        <w:rPr>
-          <w:rFonts w:ascii="Times New Roman" w:hAnsi="Times New Roman" w:cs="Times New Roman"/>
-          <w:sz w:val="24"/>
-          <w:szCs w:val="24"/>
-          <w:lang w:val="en-US"/>
+      <w:r>
+        <w:rPr>
+          <w:rFonts w:ascii="Times New Roman" w:hAnsi="Times New Roman" w:cs="Times New Roman"/>
+          <w:sz w:val="24"/>
+          <w:szCs w:val="24"/>
+          <w:lang w:val="en-US"/>
+        </w:rPr>
+        <w:t>i.about</w:t>
+      </w:r>
+      <w:r>
+        <w:rPr>
+          <w:rFonts w:ascii="Times New Roman" w:hAnsi="Times New Roman" w:cs="Times New Roman"/>
+          <w:sz w:val="24"/>
+          <w:szCs w:val="24"/>
+          <w:lang w:val="en-US"/>
+        </w:rPr>
+        <w:t>}}</w:t>
+      </w:r>
+    </w:p>
+    <w:p>
+      <w:pPr>
+        <w:spacing w:before="200" w:after="200" w:line="240" w:lineRule="auto"/>
+        <w:jc w:val="both"/>
+        <w:rPr>
+          <w:rFonts w:ascii="Times New Roman" w:hAnsi="Times New Roman" w:cs="Times New Roman"/>
+          <w:sz w:val="24"/>
+          <w:szCs w:val="24"/>
+        </w:rPr>
+      </w:pPr>
+      <w:r>
+        <w:rPr>
+          <w:rFonts w:ascii="Times New Roman" w:hAnsi="Times New Roman" w:cs="Times New Roman"/>
+          <w:b/>
+          <w:bCs/>
+          <w:sz w:val="24"/>
+          <w:szCs w:val="24"/>
+        </w:rPr>
+        <w:t xml:space="preserve">Критерии оценивания. </w:t>
+      </w:r>
+      <w:r>
+        <w:rPr>
+          <w:rFonts w:ascii="Times New Roman" w:hAnsi="Times New Roman" w:cs="Times New Roman"/>
+          <w:sz w:val="24"/>
+          <w:szCs w:val="24"/>
+        </w:rPr>
+        <w:t>{{</w:t>
+      </w:r>
+      <w:r>
+        <w:rPr>
+          <w:rFonts w:ascii="Times New Roman" w:hAnsi="Times New Roman" w:cs="Times New Roman"/>
+          <w:sz w:val="24"/>
+          <w:szCs w:val="24"/>
+          <w:lang w:val="en-US"/>
+        </w:rPr>
+        <w:t>i.criteria</w:t>
+      </w:r>
+      <w:r>
+        <w:rPr>
+          <w:rFonts w:ascii="Times New Roman" w:hAnsi="Times New Roman" w:cs="Times New Roman"/>
+          <w:sz w:val="24"/>
+          <w:szCs w:val="24"/>
         </w:rPr>
         <w:t>}}</w:t>
       </w:r>
@@ -9862,16 +9366,7 @@
         <w:color w:val="000000" w:themeColor="text1"/>
         <w:sz w:val="24"/>
       </w:rPr>
-      <w:t xml:space="preserve">Год набора – </w:t>
-    </w:r>
-    <w:proofErr w:type="gramStart"/>
-    <w:r>
-      <w:rPr>
-        <w:rFonts w:ascii="Times New Roman" w:hAnsi="Times New Roman" w:cs="Times New Roman"/>
-        <w:color w:val="000000" w:themeColor="text1"/>
-        <w:sz w:val="24"/>
-      </w:rPr>
-      <w:t xml:space="preserve">{{ </w:t>
+      <w:t xml:space="preserve">Год набора – {{ </w:t>
     </w:r>
     <w:r>
       <w:rPr>
@@ -9882,7 +9377,6 @@
       </w:rPr>
       <w:t>year</w:t>
     </w:r>
-    <w:proofErr w:type="gramEnd"/>
     <w:r>
       <w:rPr>
         <w:rFonts w:ascii="Times New Roman" w:hAnsi="Times New Roman" w:cs="Times New Roman"/>
@@ -9920,23 +9414,13 @@
         <w:sz w:val="24"/>
       </w:rPr>
     </w:pPr>
-    <w:proofErr w:type="gramStart"/>
     <w:r>
       <w:rPr>
         <w:rFonts w:ascii="Times New Roman" w:hAnsi="Times New Roman" w:cs="Times New Roman"/>
         <w:color w:val="000000" w:themeColor="text1"/>
         <w:sz w:val="24"/>
       </w:rPr>
-      <w:t>Иркутск,  {</w:t>
-    </w:r>
-    <w:proofErr w:type="gramEnd"/>
-    <w:r>
-      <w:rPr>
-        <w:rFonts w:ascii="Times New Roman" w:hAnsi="Times New Roman" w:cs="Times New Roman"/>
-        <w:color w:val="000000" w:themeColor="text1"/>
-        <w:sz w:val="24"/>
-      </w:rPr>
-      <w:t xml:space="preserve">{ </w:t>
+      <w:t xml:space="preserve">Иркутск,  {{ </w:t>
     </w:r>
     <w:r>
       <w:rPr>

--- a/templates/docxRPD/rpd.docx
+++ b/templates/docxRPD/rpd.docx
@@ -1,6 +1,6 @@
 
 <file path=word/document.xml><?xml version="1.0" encoding="utf-8"?>
-<w:document xmlns:wpc="http://schemas.microsoft.com/office/word/2010/wordprocessingCanvas" xmlns:cx="http://schemas.microsoft.com/office/drawing/2014/chartex" xmlns:cx1="http://schemas.microsoft.com/office/drawing/2015/9/8/chartex" xmlns:cx2="http://schemas.microsoft.com/office/drawing/2015/10/21/chartex" xmlns:cx3="http://schemas.microsoft.com/office/drawing/2016/5/9/chartex" xmlns:cx4="http://schemas.microsoft.com/office/drawing/2016/5/10/chartex" xmlns:cx5="http://schemas.microsoft.com/office/drawing/2016/5/11/chartex" xmlns:cx6="http://schemas.microsoft.com/office/drawing/2016/5/12/chartex" xmlns:cx7="http://schemas.microsoft.com/office/drawing/2016/5/13/chartex" xmlns:cx8="http://schemas.microsoft.com/office/drawing/2016/5/14/chartex" xmlns:mc="http://schemas.openxmlformats.org/markup-compatibility/2006" xmlns:aink="http://schemas.microsoft.com/office/drawing/2016/ink" xmlns:am3d="http://schemas.microsoft.com/office/drawing/2017/model3d" xmlns:o="urn:schemas-microsoft-com:office:office" xmlns:oel="http://schemas.microsoft.com/office/2019/extlst" xmlns:r="http://schemas.openxmlformats.org/officeDocument/2006/relationships" xmlns:m="http://schemas.openxmlformats.org/officeDocument/2006/math" xmlns:v="urn:schemas-microsoft-com:vml" xmlns:wp14="http://schemas.microsoft.com/office/word/2010/wordprocessingDrawing" xmlns:wp="http://schemas.openxmlformats.org/drawingml/2006/wordprocessingDrawing" xmlns:w10="urn:schemas-microsoft-com:office:word" xmlns:w="http://schemas.openxmlformats.org/wordprocessingml/2006/main" xmlns:w14="http://schemas.microsoft.com/office/word/2010/wordml" xmlns:w15="http://schemas.microsoft.com/office/word/2012/wordml" xmlns:w16cex="http://schemas.microsoft.com/office/word/2018/wordml/cex" xmlns:w16cid="http://schemas.microsoft.com/office/word/2016/wordml/cid" xmlns:w16="http://schemas.microsoft.com/office/word/2018/wordml" xmlns:w16du="http://schemas.microsoft.com/office/word/2023/wordml/word16du" xmlns:w16sdtdh="http://schemas.microsoft.com/office/word/2020/wordml/sdtdatahash" xmlns:w16se="http://schemas.microsoft.com/office/word/2015/wordml/symex" xmlns:wpg="http://schemas.microsoft.com/office/word/2010/wordprocessingGroup" xmlns:wpi="http://schemas.microsoft.com/office/word/2010/wordprocessingInk" xmlns:wne="http://schemas.microsoft.com/office/word/2006/wordml" xmlns:wps="http://schemas.microsoft.com/office/word/2010/wordprocessingShape" mc:Ignorable="w14 w15 w16se w16cid w16 w16cex w16sdtdh w16du wp14">
+<w:document xmlns:wpc="http://schemas.microsoft.com/office/word/2010/wordprocessingCanvas" xmlns:mc="http://schemas.openxmlformats.org/markup-compatibility/2006" xmlns:o="urn:schemas-microsoft-com:office:office" xmlns:r="http://schemas.openxmlformats.org/officeDocument/2006/relationships" xmlns:m="http://schemas.openxmlformats.org/officeDocument/2006/math" xmlns:v="urn:schemas-microsoft-com:vml" xmlns:wp14="http://schemas.microsoft.com/office/word/2010/wordprocessingDrawing" xmlns:wp="http://schemas.openxmlformats.org/drawingml/2006/wordprocessingDrawing" xmlns:w10="urn:schemas-microsoft-com:office:word" xmlns:w="http://schemas.openxmlformats.org/wordprocessingml/2006/main" xmlns:w14="http://schemas.microsoft.com/office/word/2010/wordml" xmlns:w15="http://schemas.microsoft.com/office/word/2012/wordml" xmlns:wpg="http://schemas.microsoft.com/office/word/2010/wordprocessingGroup" xmlns:wpi="http://schemas.microsoft.com/office/word/2010/wordprocessingInk" xmlns:wne="http://schemas.microsoft.com/office/word/2006/wordml" xmlns:wps="http://schemas.microsoft.com/office/word/2010/wordprocessingShape" mc:Ignorable="w14 w15 wp14">
   <w:body>
     <w:p>
       <w:pPr>
@@ -83,6 +83,7 @@
         </w:rPr>
         <w:t xml:space="preserve">Структурное подразделение </w:t>
       </w:r>
+      <w:proofErr w:type="gramStart"/>
       <w:r>
         <w:rPr>
           <w:rFonts w:ascii="Times New Roman" w:hAnsi="Times New Roman" w:cs="Times New Roman"/>
@@ -91,6 +92,7 @@
         </w:rPr>
         <w:t xml:space="preserve">{{ </w:t>
       </w:r>
+      <w:proofErr w:type="spellStart"/>
       <w:r>
         <w:rPr>
           <w:rFonts w:ascii="Times New Roman" w:hAnsi="Times New Roman" w:cs="Times New Roman"/>
@@ -100,6 +102,8 @@
         </w:rPr>
         <w:t>kaf</w:t>
       </w:r>
+      <w:proofErr w:type="spellEnd"/>
+      <w:proofErr w:type="gramEnd"/>
       <w:r>
         <w:rPr>
           <w:rFonts w:ascii="Times New Roman" w:hAnsi="Times New Roman" w:cs="Times New Roman"/>
@@ -398,7 +402,47 @@
                 <w:szCs w:val="24"/>
                 <w:lang w:val="en-US"/>
               </w:rPr>
-              <w:t>{{ kind_direct }}: {{ direction_code }} {{ direction }}</w:t>
+              <w:t xml:space="preserve">{{ </w:t>
+            </w:r>
+            <w:proofErr w:type="spellStart"/>
+            <w:r>
+              <w:rPr>
+                <w:rFonts w:ascii="Times New Roman" w:hAnsi="Times New Roman" w:cs="Times New Roman"/>
+                <w:sz w:val="24"/>
+                <w:szCs w:val="24"/>
+                <w:lang w:val="en-US"/>
+              </w:rPr>
+              <w:t>kind_direct</w:t>
+            </w:r>
+            <w:proofErr w:type="spellEnd"/>
+            <w:r>
+              <w:rPr>
+                <w:rFonts w:ascii="Times New Roman" w:hAnsi="Times New Roman" w:cs="Times New Roman"/>
+                <w:sz w:val="24"/>
+                <w:szCs w:val="24"/>
+                <w:lang w:val="en-US"/>
+              </w:rPr>
+              <w:t xml:space="preserve"> }}: {{ </w:t>
+            </w:r>
+            <w:proofErr w:type="spellStart"/>
+            <w:r>
+              <w:rPr>
+                <w:rFonts w:ascii="Times New Roman" w:hAnsi="Times New Roman" w:cs="Times New Roman"/>
+                <w:sz w:val="24"/>
+                <w:szCs w:val="24"/>
+                <w:lang w:val="en-US"/>
+              </w:rPr>
+              <w:t>direction_code</w:t>
+            </w:r>
+            <w:proofErr w:type="spellEnd"/>
+            <w:r>
+              <w:rPr>
+                <w:rFonts w:ascii="Times New Roman" w:hAnsi="Times New Roman" w:cs="Times New Roman"/>
+                <w:sz w:val="24"/>
+                <w:szCs w:val="24"/>
+                <w:lang w:val="en-US"/>
+              </w:rPr>
+              <w:t xml:space="preserve"> }} {{ direction }}</w:t>
             </w:r>
           </w:p>
         </w:tc>
@@ -459,7 +503,27 @@
                 <w:szCs w:val="24"/>
                 <w:lang w:val="en-US"/>
               </w:rPr>
-              <w:t xml:space="preserve">{{ spec_name }} </w:t>
+              <w:t xml:space="preserve">{{ </w:t>
+            </w:r>
+            <w:proofErr w:type="spellStart"/>
+            <w:r>
+              <w:rPr>
+                <w:rFonts w:ascii="Times New Roman" w:hAnsi="Times New Roman" w:cs="Times New Roman"/>
+                <w:sz w:val="24"/>
+                <w:szCs w:val="24"/>
+                <w:lang w:val="en-US"/>
+              </w:rPr>
+              <w:t>spec_name</w:t>
+            </w:r>
+            <w:proofErr w:type="spellEnd"/>
+            <w:r>
+              <w:rPr>
+                <w:rFonts w:ascii="Times New Roman" w:hAnsi="Times New Roman" w:cs="Times New Roman"/>
+                <w:sz w:val="24"/>
+                <w:szCs w:val="24"/>
+                <w:lang w:val="en-US"/>
+              </w:rPr>
+              <w:t xml:space="preserve"> }} </w:t>
             </w:r>
           </w:p>
         </w:tc>
@@ -521,14 +585,36 @@
               </w:rPr>
               <w:t xml:space="preserve">Квалификация: </w:t>
             </w:r>
-            <w:r>
-              <w:rPr>
-                <w:rFonts w:ascii="Times New Roman" w:hAnsi="Times New Roman" w:cs="Times New Roman"/>
-                <w:sz w:val="24"/>
-                <w:szCs w:val="24"/>
-                <w:lang w:val="en-US"/>
-              </w:rPr>
-              <w:t>{{ kvalif }}</w:t>
+            <w:proofErr w:type="gramStart"/>
+            <w:r>
+              <w:rPr>
+                <w:rFonts w:ascii="Times New Roman" w:hAnsi="Times New Roman" w:cs="Times New Roman"/>
+                <w:sz w:val="24"/>
+                <w:szCs w:val="24"/>
+                <w:lang w:val="en-US"/>
+              </w:rPr>
+              <w:t xml:space="preserve">{{ </w:t>
+            </w:r>
+            <w:proofErr w:type="spellStart"/>
+            <w:r>
+              <w:rPr>
+                <w:rFonts w:ascii="Times New Roman" w:hAnsi="Times New Roman" w:cs="Times New Roman"/>
+                <w:sz w:val="24"/>
+                <w:szCs w:val="24"/>
+                <w:lang w:val="en-US"/>
+              </w:rPr>
+              <w:t>kvalif</w:t>
+            </w:r>
+            <w:proofErr w:type="spellEnd"/>
+            <w:proofErr w:type="gramEnd"/>
+            <w:r>
+              <w:rPr>
+                <w:rFonts w:ascii="Times New Roman" w:hAnsi="Times New Roman" w:cs="Times New Roman"/>
+                <w:sz w:val="24"/>
+                <w:szCs w:val="24"/>
+                <w:lang w:val="en-US"/>
+              </w:rPr>
+              <w:t xml:space="preserve"> }}</w:t>
             </w:r>
           </w:p>
         </w:tc>
@@ -589,6 +675,7 @@
               </w:rPr>
               <w:t xml:space="preserve">Форма обучения: </w:t>
             </w:r>
+            <w:proofErr w:type="gramStart"/>
             <w:r>
               <w:rPr>
                 <w:rFonts w:ascii="Times New Roman" w:hAnsi="Times New Roman" w:cs="Times New Roman"/>
@@ -607,6 +694,7 @@
               </w:rPr>
               <w:t>fob</w:t>
             </w:r>
+            <w:proofErr w:type="gramEnd"/>
             <w:r>
               <w:rPr>
                 <w:rFonts w:ascii="Times New Roman" w:hAnsi="Times New Roman" w:cs="Times New Roman"/>
@@ -690,7 +778,27 @@
                 <w:szCs w:val="24"/>
                 <w:lang w:val="en-US"/>
               </w:rPr>
-              <w:t>{{ person_name }}</w:t>
+              <w:t xml:space="preserve">{{ </w:t>
+            </w:r>
+            <w:proofErr w:type="spellStart"/>
+            <w:r>
+              <w:rPr>
+                <w:rFonts w:ascii="Times New Roman" w:hAnsi="Times New Roman" w:cs="Times New Roman"/>
+                <w:sz w:val="24"/>
+                <w:szCs w:val="24"/>
+                <w:lang w:val="en-US"/>
+              </w:rPr>
+              <w:t>person_name</w:t>
+            </w:r>
+            <w:proofErr w:type="spellEnd"/>
+            <w:r>
+              <w:rPr>
+                <w:rFonts w:ascii="Times New Roman" w:hAnsi="Times New Roman" w:cs="Times New Roman"/>
+                <w:sz w:val="24"/>
+                <w:szCs w:val="24"/>
+                <w:lang w:val="en-US"/>
+              </w:rPr>
+              <w:t xml:space="preserve"> }}</w:t>
             </w:r>
           </w:p>
         </w:tc>
@@ -850,7 +958,27 @@
                 <w:szCs w:val="24"/>
                 <w:lang w:val="en-US"/>
               </w:rPr>
-              <w:t xml:space="preserve">{{current_year}} </w:t>
+              <w:t>{{</w:t>
+            </w:r>
+            <w:proofErr w:type="spellStart"/>
+            <w:r>
+              <w:rPr>
+                <w:rFonts w:ascii="Times New Roman" w:hAnsi="Times New Roman" w:cs="Times New Roman"/>
+                <w:sz w:val="24"/>
+                <w:szCs w:val="24"/>
+                <w:lang w:val="en-US"/>
+              </w:rPr>
+              <w:t>current_year</w:t>
+            </w:r>
+            <w:proofErr w:type="spellEnd"/>
+            <w:r>
+              <w:rPr>
+                <w:rFonts w:ascii="Times New Roman" w:hAnsi="Times New Roman" w:cs="Times New Roman"/>
+                <w:sz w:val="24"/>
+                <w:szCs w:val="24"/>
+                <w:lang w:val="en-US"/>
+              </w:rPr>
+              <w:t xml:space="preserve">}} </w:t>
             </w:r>
             <w:r>
               <w:rPr>
@@ -1084,7 +1212,27 @@
                 <w:szCs w:val="24"/>
                 <w:lang w:val="en-US"/>
               </w:rPr>
-              <w:t xml:space="preserve">{{current_year}} </w:t>
+              <w:t>{{</w:t>
+            </w:r>
+            <w:proofErr w:type="spellStart"/>
+            <w:r>
+              <w:rPr>
+                <w:rFonts w:ascii="Times New Roman" w:hAnsi="Times New Roman" w:cs="Times New Roman"/>
+                <w:sz w:val="24"/>
+                <w:szCs w:val="24"/>
+                <w:lang w:val="en-US"/>
+              </w:rPr>
+              <w:t>current_year</w:t>
+            </w:r>
+            <w:proofErr w:type="spellEnd"/>
+            <w:r>
+              <w:rPr>
+                <w:rFonts w:ascii="Times New Roman" w:hAnsi="Times New Roman" w:cs="Times New Roman"/>
+                <w:sz w:val="24"/>
+                <w:szCs w:val="24"/>
+                <w:lang w:val="en-US"/>
+              </w:rPr>
+              <w:t xml:space="preserve">}} </w:t>
             </w:r>
             <w:r>
               <w:rPr>
@@ -1329,7 +1477,27 @@
                 <w:szCs w:val="24"/>
                 <w:lang w:val="en-US"/>
               </w:rPr>
-              <w:t>{%tr for item in competence%}</w:t>
+              <w:t>{%</w:t>
+            </w:r>
+            <w:proofErr w:type="spellStart"/>
+            <w:r>
+              <w:rPr>
+                <w:rFonts w:ascii="Times New Roman" w:hAnsi="Times New Roman" w:cs="Times New Roman"/>
+                <w:sz w:val="24"/>
+                <w:szCs w:val="24"/>
+                <w:lang w:val="en-US"/>
+              </w:rPr>
+              <w:t>tr</w:t>
+            </w:r>
+            <w:proofErr w:type="spellEnd"/>
+            <w:r>
+              <w:rPr>
+                <w:rFonts w:ascii="Times New Roman" w:hAnsi="Times New Roman" w:cs="Times New Roman"/>
+                <w:sz w:val="24"/>
+                <w:szCs w:val="24"/>
+                <w:lang w:val="en-US"/>
+              </w:rPr>
+              <w:t xml:space="preserve"> for item in competence%}</w:t>
             </w:r>
           </w:p>
         </w:tc>
@@ -1363,6 +1531,7 @@
               </w:rPr>
               <w:t>{{</w:t>
             </w:r>
+            <w:proofErr w:type="spellStart"/>
             <w:r>
               <w:rPr>
                 <w:rFonts w:ascii="Times New Roman" w:hAnsi="Times New Roman" w:cs="Times New Roman"/>
@@ -1379,8 +1548,19 @@
                 <w:szCs w:val="24"/>
                 <w:lang w:val="en-US"/>
               </w:rPr>
-              <w:t>index}} {{</w:t>
-            </w:r>
+              <w:t>index</w:t>
+            </w:r>
+            <w:proofErr w:type="spellEnd"/>
+            <w:r>
+              <w:rPr>
+                <w:rFonts w:ascii="Times New Roman" w:hAnsi="Times New Roman" w:cs="Times New Roman"/>
+                <w:sz w:val="24"/>
+                <w:szCs w:val="24"/>
+                <w:lang w:val="en-US"/>
+              </w:rPr>
+              <w:t>}} {{</w:t>
+            </w:r>
+            <w:proofErr w:type="spellStart"/>
             <w:r>
               <w:rPr>
                 <w:rFonts w:ascii="Times New Roman" w:hAnsi="Times New Roman" w:cs="Times New Roman"/>
@@ -1399,6 +1579,7 @@
               </w:rPr>
               <w:t>content</w:t>
             </w:r>
+            <w:proofErr w:type="spellEnd"/>
             <w:r>
               <w:rPr>
                 <w:rFonts w:ascii="Times New Roman" w:hAnsi="Times New Roman" w:cs="Times New Roman"/>
@@ -1439,6 +1620,7 @@
               </w:rPr>
               <w:t xml:space="preserve">{{ </w:t>
             </w:r>
+            <w:proofErr w:type="spellStart"/>
             <w:r>
               <w:rPr>
                 <w:rFonts w:ascii="Times New Roman" w:hAnsi="Times New Roman" w:cs="Times New Roman"/>
@@ -1455,7 +1637,17 @@
                 <w:szCs w:val="24"/>
                 <w:lang w:val="en-US"/>
               </w:rPr>
-              <w:t>indicators }}</w:t>
+              <w:t>indicators</w:t>
+            </w:r>
+            <w:proofErr w:type="spellEnd"/>
+            <w:r>
+              <w:rPr>
+                <w:rFonts w:ascii="Times New Roman" w:hAnsi="Times New Roman" w:cs="Times New Roman"/>
+                <w:sz w:val="24"/>
+                <w:szCs w:val="24"/>
+                <w:lang w:val="en-US"/>
+              </w:rPr>
+              <w:t xml:space="preserve"> }}</w:t>
             </w:r>
           </w:p>
         </w:tc>
@@ -1488,7 +1680,47 @@
                 <w:szCs w:val="24"/>
                 <w:lang w:val="en-US"/>
               </w:rPr>
-              <w:t>{%tr endfor %}</w:t>
+              <w:t>{%</w:t>
+            </w:r>
+            <w:proofErr w:type="spellStart"/>
+            <w:r>
+              <w:rPr>
+                <w:rFonts w:ascii="Times New Roman" w:hAnsi="Times New Roman" w:cs="Times New Roman"/>
+                <w:sz w:val="24"/>
+                <w:szCs w:val="24"/>
+                <w:lang w:val="en-US"/>
+              </w:rPr>
+              <w:t>tr</w:t>
+            </w:r>
+            <w:proofErr w:type="spellEnd"/>
+            <w:r>
+              <w:rPr>
+                <w:rFonts w:ascii="Times New Roman" w:hAnsi="Times New Roman" w:cs="Times New Roman"/>
+                <w:sz w:val="24"/>
+                <w:szCs w:val="24"/>
+                <w:lang w:val="en-US"/>
+              </w:rPr>
+              <w:t xml:space="preserve"> </w:t>
+            </w:r>
+            <w:proofErr w:type="spellStart"/>
+            <w:r>
+              <w:rPr>
+                <w:rFonts w:ascii="Times New Roman" w:hAnsi="Times New Roman" w:cs="Times New Roman"/>
+                <w:sz w:val="24"/>
+                <w:szCs w:val="24"/>
+                <w:lang w:val="en-US"/>
+              </w:rPr>
+              <w:t>endfor</w:t>
+            </w:r>
+            <w:proofErr w:type="spellEnd"/>
+            <w:r>
+              <w:rPr>
+                <w:rFonts w:ascii="Times New Roman" w:hAnsi="Times New Roman" w:cs="Times New Roman"/>
+                <w:sz w:val="24"/>
+                <w:szCs w:val="24"/>
+                <w:lang w:val="en-US"/>
+              </w:rPr>
+              <w:t xml:space="preserve"> %}</w:t>
             </w:r>
           </w:p>
         </w:tc>
@@ -1512,7 +1744,29 @@
           <w:sz w:val="24"/>
           <w:szCs w:val="24"/>
         </w:rPr>
-        <w:t>1.2 В результате освоения дисциплины у обучающихся должны быть сформированы</w:t>
+        <w:t xml:space="preserve">1.2 </w:t>
+      </w:r>
+      <w:proofErr w:type="gramStart"/>
+      <w:r>
+        <w:rPr>
+          <w:rFonts w:ascii="Times New Roman" w:hAnsi="Times New Roman" w:cs="Times New Roman"/>
+          <w:b/>
+          <w:bCs/>
+          <w:sz w:val="24"/>
+          <w:szCs w:val="24"/>
+        </w:rPr>
+        <w:t>В</w:t>
+      </w:r>
+      <w:proofErr w:type="gramEnd"/>
+      <w:r>
+        <w:rPr>
+          <w:rFonts w:ascii="Times New Roman" w:hAnsi="Times New Roman" w:cs="Times New Roman"/>
+          <w:b/>
+          <w:bCs/>
+          <w:sz w:val="24"/>
+          <w:szCs w:val="24"/>
+        </w:rPr>
+        <w:t xml:space="preserve"> результате освоения дисциплины у обучающихся должны быть сформированы</w:t>
       </w:r>
     </w:p>
     <w:tbl>
@@ -1682,7 +1936,29 @@
                 <w:szCs w:val="24"/>
                 <w:lang w:val="en-US"/>
               </w:rPr>
-              <w:t>{%tr for item in indicators %}</w:t>
+              <w:t>{%</w:t>
+            </w:r>
+            <w:proofErr w:type="spellStart"/>
+            <w:r>
+              <w:rPr>
+                <w:rFonts w:ascii="Times New Roman" w:hAnsi="Times New Roman" w:cs="Times New Roman"/>
+                <w:color w:val="000000" w:themeColor="text1"/>
+                <w:sz w:val="24"/>
+                <w:szCs w:val="24"/>
+                <w:lang w:val="en-US"/>
+              </w:rPr>
+              <w:t>tr</w:t>
+            </w:r>
+            <w:proofErr w:type="spellEnd"/>
+            <w:r>
+              <w:rPr>
+                <w:rFonts w:ascii="Times New Roman" w:hAnsi="Times New Roman" w:cs="Times New Roman"/>
+                <w:color w:val="000000" w:themeColor="text1"/>
+                <w:sz w:val="24"/>
+                <w:szCs w:val="24"/>
+                <w:lang w:val="en-US"/>
+              </w:rPr>
+              <w:t xml:space="preserve"> for item in indicators %}</w:t>
             </w:r>
           </w:p>
         </w:tc>
@@ -1724,7 +2000,31 @@
                 <w:szCs w:val="24"/>
                 <w:lang w:val="en-US"/>
               </w:rPr>
-              <w:t>{{item.index}}</w:t>
+              <w:t>{{</w:t>
+            </w:r>
+            <w:proofErr w:type="spellStart"/>
+            <w:r>
+              <w:rPr>
+                <w:rFonts w:ascii="Times New Roman" w:hAnsi="Times New Roman" w:cs="Times New Roman"/>
+                <w:bCs/>
+                <w:color w:val="000000" w:themeColor="text1"/>
+                <w:sz w:val="24"/>
+                <w:szCs w:val="24"/>
+                <w:lang w:val="en-US"/>
+              </w:rPr>
+              <w:t>item.index</w:t>
+            </w:r>
+            <w:proofErr w:type="spellEnd"/>
+            <w:r>
+              <w:rPr>
+                <w:rFonts w:ascii="Times New Roman" w:hAnsi="Times New Roman" w:cs="Times New Roman"/>
+                <w:bCs/>
+                <w:color w:val="000000" w:themeColor="text1"/>
+                <w:sz w:val="24"/>
+                <w:szCs w:val="24"/>
+                <w:lang w:val="en-US"/>
+              </w:rPr>
+              <w:t>}}</w:t>
             </w:r>
           </w:p>
         </w:tc>
@@ -1761,7 +2061,31 @@
                 <w:szCs w:val="24"/>
                 <w:lang w:val="en-US"/>
               </w:rPr>
-              <w:t>{{item.content}}</w:t>
+              <w:t>{{</w:t>
+            </w:r>
+            <w:proofErr w:type="spellStart"/>
+            <w:r>
+              <w:rPr>
+                <w:rFonts w:ascii="Times New Roman" w:hAnsi="Times New Roman" w:cs="Times New Roman"/>
+                <w:bCs/>
+                <w:color w:val="000000" w:themeColor="text1"/>
+                <w:sz w:val="24"/>
+                <w:szCs w:val="24"/>
+                <w:lang w:val="en-US"/>
+              </w:rPr>
+              <w:t>item.content</w:t>
+            </w:r>
+            <w:proofErr w:type="spellEnd"/>
+            <w:r>
+              <w:rPr>
+                <w:rFonts w:ascii="Times New Roman" w:hAnsi="Times New Roman" w:cs="Times New Roman"/>
+                <w:bCs/>
+                <w:color w:val="000000" w:themeColor="text1"/>
+                <w:sz w:val="24"/>
+                <w:szCs w:val="24"/>
+                <w:lang w:val="en-US"/>
+              </w:rPr>
+              <w:t>}}</w:t>
             </w:r>
           </w:p>
         </w:tc>
@@ -1807,7 +2131,31 @@
                 <w:szCs w:val="24"/>
                 <w:lang w:val="en-US"/>
               </w:rPr>
-              <w:t xml:space="preserve"> {{item.know}}</w:t>
+              <w:t xml:space="preserve"> {{</w:t>
+            </w:r>
+            <w:proofErr w:type="spellStart"/>
+            <w:r>
+              <w:rPr>
+                <w:rFonts w:ascii="Times New Roman" w:hAnsi="Times New Roman" w:cs="Times New Roman"/>
+                <w:bCs/>
+                <w:color w:val="000000" w:themeColor="text1"/>
+                <w:sz w:val="24"/>
+                <w:szCs w:val="24"/>
+                <w:lang w:val="en-US"/>
+              </w:rPr>
+              <w:t>item.know</w:t>
+            </w:r>
+            <w:proofErr w:type="spellEnd"/>
+            <w:r>
+              <w:rPr>
+                <w:rFonts w:ascii="Times New Roman" w:hAnsi="Times New Roman" w:cs="Times New Roman"/>
+                <w:bCs/>
+                <w:color w:val="000000" w:themeColor="text1"/>
+                <w:sz w:val="24"/>
+                <w:szCs w:val="24"/>
+                <w:lang w:val="en-US"/>
+              </w:rPr>
+              <w:t>}}</w:t>
             </w:r>
           </w:p>
           <w:p>
@@ -1853,7 +2201,31 @@
                 <w:szCs w:val="24"/>
                 <w:lang w:val="en-US"/>
               </w:rPr>
-              <w:t>{{item.able}}</w:t>
+              <w:t>{{</w:t>
+            </w:r>
+            <w:proofErr w:type="spellStart"/>
+            <w:r>
+              <w:rPr>
+                <w:rFonts w:ascii="Times New Roman" w:hAnsi="Times New Roman" w:cs="Times New Roman"/>
+                <w:bCs/>
+                <w:color w:val="000000" w:themeColor="text1"/>
+                <w:sz w:val="24"/>
+                <w:szCs w:val="24"/>
+                <w:lang w:val="en-US"/>
+              </w:rPr>
+              <w:t>item.able</w:t>
+            </w:r>
+            <w:proofErr w:type="spellEnd"/>
+            <w:r>
+              <w:rPr>
+                <w:rFonts w:ascii="Times New Roman" w:hAnsi="Times New Roman" w:cs="Times New Roman"/>
+                <w:bCs/>
+                <w:color w:val="000000" w:themeColor="text1"/>
+                <w:sz w:val="24"/>
+                <w:szCs w:val="24"/>
+                <w:lang w:val="en-US"/>
+              </w:rPr>
+              <w:t>}}</w:t>
             </w:r>
           </w:p>
           <w:p>
@@ -1888,7 +2260,31 @@
                 <w:szCs w:val="24"/>
                 <w:lang w:val="en-US"/>
               </w:rPr>
-              <w:t xml:space="preserve"> {{item.own}}</w:t>
+              <w:t xml:space="preserve"> {{</w:t>
+            </w:r>
+            <w:proofErr w:type="spellStart"/>
+            <w:r>
+              <w:rPr>
+                <w:rFonts w:ascii="Times New Roman" w:hAnsi="Times New Roman" w:cs="Times New Roman"/>
+                <w:bCs/>
+                <w:color w:val="000000" w:themeColor="text1"/>
+                <w:sz w:val="24"/>
+                <w:szCs w:val="24"/>
+                <w:lang w:val="en-US"/>
+              </w:rPr>
+              <w:t>item.own</w:t>
+            </w:r>
+            <w:proofErr w:type="spellEnd"/>
+            <w:r>
+              <w:rPr>
+                <w:rFonts w:ascii="Times New Roman" w:hAnsi="Times New Roman" w:cs="Times New Roman"/>
+                <w:bCs/>
+                <w:color w:val="000000" w:themeColor="text1"/>
+                <w:sz w:val="24"/>
+                <w:szCs w:val="24"/>
+                <w:lang w:val="en-US"/>
+              </w:rPr>
+              <w:t>}}</w:t>
             </w:r>
           </w:p>
         </w:tc>
@@ -1927,7 +2323,51 @@
                 <w:szCs w:val="24"/>
                 <w:lang w:val="en-US"/>
               </w:rPr>
-              <w:t>{%tr endfor %}</w:t>
+              <w:t>{%</w:t>
+            </w:r>
+            <w:proofErr w:type="spellStart"/>
+            <w:r>
+              <w:rPr>
+                <w:rFonts w:ascii="Times New Roman" w:hAnsi="Times New Roman" w:cs="Times New Roman"/>
+                <w:color w:val="000000" w:themeColor="text1"/>
+                <w:sz w:val="24"/>
+                <w:szCs w:val="24"/>
+                <w:lang w:val="en-US"/>
+              </w:rPr>
+              <w:t>tr</w:t>
+            </w:r>
+            <w:proofErr w:type="spellEnd"/>
+            <w:r>
+              <w:rPr>
+                <w:rFonts w:ascii="Times New Roman" w:hAnsi="Times New Roman" w:cs="Times New Roman"/>
+                <w:color w:val="000000" w:themeColor="text1"/>
+                <w:sz w:val="24"/>
+                <w:szCs w:val="24"/>
+                <w:lang w:val="en-US"/>
+              </w:rPr>
+              <w:t xml:space="preserve"> </w:t>
+            </w:r>
+            <w:proofErr w:type="spellStart"/>
+            <w:r>
+              <w:rPr>
+                <w:rFonts w:ascii="Times New Roman" w:hAnsi="Times New Roman" w:cs="Times New Roman"/>
+                <w:color w:val="000000" w:themeColor="text1"/>
+                <w:sz w:val="24"/>
+                <w:szCs w:val="24"/>
+                <w:lang w:val="en-US"/>
+              </w:rPr>
+              <w:t>endfor</w:t>
+            </w:r>
+            <w:proofErr w:type="spellEnd"/>
+            <w:r>
+              <w:rPr>
+                <w:rFonts w:ascii="Times New Roman" w:hAnsi="Times New Roman" w:cs="Times New Roman"/>
+                <w:color w:val="000000" w:themeColor="text1"/>
+                <w:sz w:val="24"/>
+                <w:szCs w:val="24"/>
+                <w:lang w:val="en-US"/>
+              </w:rPr>
+              <w:t xml:space="preserve"> %}</w:t>
             </w:r>
           </w:p>
         </w:tc>
@@ -2012,6 +2452,7 @@
         </w:rPr>
         <w:t xml:space="preserve">}}» базируется на результатах освоения следующих дисциплин: </w:t>
       </w:r>
+      <w:proofErr w:type="gramStart"/>
       <w:r>
         <w:rPr>
           <w:rFonts w:ascii="Times New Roman" w:hAnsi="Times New Roman" w:cs="Times New Roman"/>
@@ -2023,13 +2464,24 @@
       <w:r>
         <w:t xml:space="preserve"> </w:t>
       </w:r>
-      <w:r>
-        <w:rPr>
-          <w:rFonts w:ascii="Times New Roman" w:hAnsi="Times New Roman" w:cs="Times New Roman"/>
-          <w:sz w:val="24"/>
-          <w:szCs w:val="24"/>
-        </w:rPr>
-        <w:t>subsequent }}</w:t>
+      <w:proofErr w:type="spellStart"/>
+      <w:r>
+        <w:rPr>
+          <w:rFonts w:ascii="Times New Roman" w:hAnsi="Times New Roman" w:cs="Times New Roman"/>
+          <w:sz w:val="24"/>
+          <w:szCs w:val="24"/>
+        </w:rPr>
+        <w:t>subsequent</w:t>
+      </w:r>
+      <w:proofErr w:type="spellEnd"/>
+      <w:proofErr w:type="gramEnd"/>
+      <w:r>
+        <w:rPr>
+          <w:rFonts w:ascii="Times New Roman" w:hAnsi="Times New Roman" w:cs="Times New Roman"/>
+          <w:sz w:val="24"/>
+          <w:szCs w:val="24"/>
+        </w:rPr>
+        <w:t xml:space="preserve"> }}</w:t>
       </w:r>
     </w:p>
     <w:p>
@@ -2051,13 +2503,33 @@
         <w:tab/>
         <w:t xml:space="preserve">Дисциплина является предшествующей для дисциплин: </w:t>
       </w:r>
-      <w:r>
-        <w:rPr>
-          <w:rFonts w:ascii="Times New Roman" w:hAnsi="Times New Roman" w:cs="Times New Roman"/>
-          <w:sz w:val="24"/>
-          <w:szCs w:val="24"/>
-        </w:rPr>
-        <w:t>{{ precedence }}</w:t>
+      <w:proofErr w:type="gramStart"/>
+      <w:r>
+        <w:rPr>
+          <w:rFonts w:ascii="Times New Roman" w:hAnsi="Times New Roman" w:cs="Times New Roman"/>
+          <w:sz w:val="24"/>
+          <w:szCs w:val="24"/>
+        </w:rPr>
+        <w:t xml:space="preserve">{{ </w:t>
+      </w:r>
+      <w:proofErr w:type="spellStart"/>
+      <w:r>
+        <w:rPr>
+          <w:rFonts w:ascii="Times New Roman" w:hAnsi="Times New Roman" w:cs="Times New Roman"/>
+          <w:sz w:val="24"/>
+          <w:szCs w:val="24"/>
+        </w:rPr>
+        <w:t>precedence</w:t>
+      </w:r>
+      <w:proofErr w:type="spellEnd"/>
+      <w:proofErr w:type="gramEnd"/>
+      <w:r>
+        <w:rPr>
+          <w:rFonts w:ascii="Times New Roman" w:hAnsi="Times New Roman" w:cs="Times New Roman"/>
+          <w:sz w:val="24"/>
+          <w:szCs w:val="24"/>
+        </w:rPr>
+        <w:t xml:space="preserve"> }}</w:t>
       </w:r>
     </w:p>
     <w:p>
@@ -2137,6 +2609,7 @@
         </w:rPr>
         <w:t xml:space="preserve"> </w:t>
       </w:r>
+      <w:proofErr w:type="gramStart"/>
       <w:r>
         <w:rPr>
           <w:rFonts w:ascii="Times New Roman" w:hAnsi="Times New Roman" w:cs="Times New Roman"/>
@@ -2162,6 +2635,7 @@
         </w:rPr>
         <w:t>sum</w:t>
       </w:r>
+      <w:proofErr w:type="gramEnd"/>
       <w:r>
         <w:rPr>
           <w:rFonts w:ascii="Times New Roman" w:hAnsi="Times New Roman" w:cs="Times New Roman"/>
@@ -2170,6 +2644,7 @@
         </w:rPr>
         <w:t>_</w:t>
       </w:r>
+      <w:proofErr w:type="spellStart"/>
       <w:r>
         <w:rPr>
           <w:rFonts w:ascii="Times New Roman" w:hAnsi="Times New Roman" w:cs="Times New Roman"/>
@@ -2179,6 +2654,7 @@
         </w:rPr>
         <w:t>zet</w:t>
       </w:r>
+      <w:proofErr w:type="spellEnd"/>
       <w:r>
         <w:rPr>
           <w:rFonts w:ascii="Times New Roman" w:hAnsi="Times New Roman" w:cs="Times New Roman"/>
@@ -2252,6 +2728,7 @@
               </w:rPr>
               <w:t xml:space="preserve">{% </w:t>
             </w:r>
+            <w:proofErr w:type="spellStart"/>
             <w:r>
               <w:rPr>
                 <w:rFonts w:ascii="Times New Roman" w:hAnsi="Times New Roman" w:cs="Times New Roman"/>
@@ -2261,6 +2738,7 @@
               </w:rPr>
               <w:t>colspan</w:t>
             </w:r>
+            <w:proofErr w:type="spellEnd"/>
             <w:r>
               <w:rPr>
                 <w:rFonts w:ascii="Times New Roman" w:hAnsi="Times New Roman" w:cs="Times New Roman"/>
@@ -2269,6 +2747,7 @@
               </w:rPr>
               <w:t xml:space="preserve"> </w:t>
             </w:r>
+            <w:proofErr w:type="spellStart"/>
             <w:r>
               <w:rPr>
                 <w:rFonts w:ascii="Times New Roman" w:hAnsi="Times New Roman" w:cs="Times New Roman"/>
@@ -2278,6 +2757,7 @@
               </w:rPr>
               <w:t>sh</w:t>
             </w:r>
+            <w:proofErr w:type="spellEnd"/>
             <w:r>
               <w:rPr>
                 <w:rFonts w:ascii="Times New Roman" w:hAnsi="Times New Roman" w:cs="Times New Roman"/>
@@ -2311,13 +2791,23 @@
               </w:rPr>
               <w:t xml:space="preserve"> </w:t>
             </w:r>
-            <w:r>
-              <w:rPr>
-                <w:rFonts w:ascii="Times New Roman" w:hAnsi="Times New Roman" w:cs="Times New Roman"/>
-                <w:sz w:val="24"/>
-                <w:szCs w:val="24"/>
-              </w:rPr>
-              <w:t>%}Трудоемкость в академических часах (Один академический час соответствует 45 минутам астрономического часа)</w:t>
+            <w:proofErr w:type="gramStart"/>
+            <w:r>
+              <w:rPr>
+                <w:rFonts w:ascii="Times New Roman" w:hAnsi="Times New Roman" w:cs="Times New Roman"/>
+                <w:sz w:val="24"/>
+                <w:szCs w:val="24"/>
+              </w:rPr>
+              <w:t>%}Трудоемкость</w:t>
+            </w:r>
+            <w:proofErr w:type="gramEnd"/>
+            <w:r>
+              <w:rPr>
+                <w:rFonts w:ascii="Times New Roman" w:hAnsi="Times New Roman" w:cs="Times New Roman"/>
+                <w:sz w:val="24"/>
+                <w:szCs w:val="24"/>
+              </w:rPr>
+              <w:t xml:space="preserve"> в академических часах (Один академический час соответствует 45 минутам астрономического часа)</w:t>
             </w:r>
           </w:p>
         </w:tc>
@@ -2391,7 +2881,47 @@
                 <w:szCs w:val="24"/>
                 <w:lang w:val="en-US"/>
               </w:rPr>
-              <w:t>{%tc for item in sh %}</w:t>
+              <w:t>{%</w:t>
+            </w:r>
+            <w:proofErr w:type="spellStart"/>
+            <w:r>
+              <w:rPr>
+                <w:rFonts w:ascii="Times New Roman" w:hAnsi="Times New Roman" w:cs="Times New Roman"/>
+                <w:sz w:val="24"/>
+                <w:szCs w:val="24"/>
+                <w:lang w:val="en-US"/>
+              </w:rPr>
+              <w:t>tc</w:t>
+            </w:r>
+            <w:proofErr w:type="spellEnd"/>
+            <w:r>
+              <w:rPr>
+                <w:rFonts w:ascii="Times New Roman" w:hAnsi="Times New Roman" w:cs="Times New Roman"/>
+                <w:sz w:val="24"/>
+                <w:szCs w:val="24"/>
+                <w:lang w:val="en-US"/>
+              </w:rPr>
+              <w:t xml:space="preserve"> for item in </w:t>
+            </w:r>
+            <w:proofErr w:type="spellStart"/>
+            <w:r>
+              <w:rPr>
+                <w:rFonts w:ascii="Times New Roman" w:hAnsi="Times New Roman" w:cs="Times New Roman"/>
+                <w:sz w:val="24"/>
+                <w:szCs w:val="24"/>
+                <w:lang w:val="en-US"/>
+              </w:rPr>
+              <w:t>sh</w:t>
+            </w:r>
+            <w:proofErr w:type="spellEnd"/>
+            <w:r>
+              <w:rPr>
+                <w:rFonts w:ascii="Times New Roman" w:hAnsi="Times New Roman" w:cs="Times New Roman"/>
+                <w:sz w:val="24"/>
+                <w:szCs w:val="24"/>
+                <w:lang w:val="en-US"/>
+              </w:rPr>
+              <w:t xml:space="preserve"> %}</w:t>
             </w:r>
           </w:p>
         </w:tc>
@@ -2434,8 +2964,19 @@
                 <w:szCs w:val="24"/>
                 <w:lang w:val="en-US"/>
               </w:rPr>
-              <w:t>{{item.num</w:t>
-            </w:r>
+              <w:t>{{</w:t>
+            </w:r>
+            <w:proofErr w:type="spellStart"/>
+            <w:r>
+              <w:rPr>
+                <w:rFonts w:ascii="Times New Roman" w:hAnsi="Times New Roman" w:cs="Times New Roman"/>
+                <w:sz w:val="24"/>
+                <w:szCs w:val="24"/>
+                <w:lang w:val="en-US"/>
+              </w:rPr>
+              <w:t>item.num</w:t>
+            </w:r>
+            <w:proofErr w:type="spellEnd"/>
             <w:r>
               <w:rPr>
                 <w:rFonts w:ascii="Times New Roman" w:hAnsi="Times New Roman" w:cs="Times New Roman"/>
@@ -2478,7 +3019,47 @@
                 <w:szCs w:val="24"/>
                 <w:lang w:val="en-US"/>
               </w:rPr>
-              <w:t>{%tc endfor %}</w:t>
+              <w:t>{%</w:t>
+            </w:r>
+            <w:proofErr w:type="spellStart"/>
+            <w:r>
+              <w:rPr>
+                <w:rFonts w:ascii="Times New Roman" w:hAnsi="Times New Roman" w:cs="Times New Roman"/>
+                <w:sz w:val="24"/>
+                <w:szCs w:val="24"/>
+                <w:lang w:val="en-US"/>
+              </w:rPr>
+              <w:t>tc</w:t>
+            </w:r>
+            <w:proofErr w:type="spellEnd"/>
+            <w:r>
+              <w:rPr>
+                <w:rFonts w:ascii="Times New Roman" w:hAnsi="Times New Roman" w:cs="Times New Roman"/>
+                <w:sz w:val="24"/>
+                <w:szCs w:val="24"/>
+                <w:lang w:val="en-US"/>
+              </w:rPr>
+              <w:t xml:space="preserve"> </w:t>
+            </w:r>
+            <w:proofErr w:type="spellStart"/>
+            <w:r>
+              <w:rPr>
+                <w:rFonts w:ascii="Times New Roman" w:hAnsi="Times New Roman" w:cs="Times New Roman"/>
+                <w:sz w:val="24"/>
+                <w:szCs w:val="24"/>
+                <w:lang w:val="en-US"/>
+              </w:rPr>
+              <w:t>endfor</w:t>
+            </w:r>
+            <w:proofErr w:type="spellEnd"/>
+            <w:r>
+              <w:rPr>
+                <w:rFonts w:ascii="Times New Roman" w:hAnsi="Times New Roman" w:cs="Times New Roman"/>
+                <w:sz w:val="24"/>
+                <w:szCs w:val="24"/>
+                <w:lang w:val="en-US"/>
+              </w:rPr>
+              <w:t xml:space="preserve"> %}</w:t>
             </w:r>
           </w:p>
         </w:tc>
@@ -2533,6 +3114,7 @@
             <w:r>
               <w:t xml:space="preserve"> </w:t>
             </w:r>
+            <w:proofErr w:type="spellStart"/>
             <w:r>
               <w:rPr>
                 <w:rFonts w:ascii="Times New Roman" w:hAnsi="Times New Roman" w:cs="Times New Roman"/>
@@ -2567,7 +3149,17 @@
                 <w:szCs w:val="24"/>
                 <w:lang w:val="en-US"/>
               </w:rPr>
-              <w:t>hours_all}}</w:t>
+              <w:t>hours_all</w:t>
+            </w:r>
+            <w:proofErr w:type="spellEnd"/>
+            <w:r>
+              <w:rPr>
+                <w:rFonts w:ascii="Times New Roman" w:hAnsi="Times New Roman" w:cs="Times New Roman"/>
+                <w:sz w:val="24"/>
+                <w:szCs w:val="24"/>
+                <w:lang w:val="en-US"/>
+              </w:rPr>
+              <w:t>}}</w:t>
             </w:r>
           </w:p>
         </w:tc>
@@ -2593,7 +3185,47 @@
                 <w:szCs w:val="24"/>
                 <w:lang w:val="en-US"/>
               </w:rPr>
-              <w:t>{%tc for item in sh %}</w:t>
+              <w:t>{%</w:t>
+            </w:r>
+            <w:proofErr w:type="spellStart"/>
+            <w:r>
+              <w:rPr>
+                <w:rFonts w:ascii="Times New Roman" w:hAnsi="Times New Roman" w:cs="Times New Roman"/>
+                <w:sz w:val="24"/>
+                <w:szCs w:val="24"/>
+                <w:lang w:val="en-US"/>
+              </w:rPr>
+              <w:t>tc</w:t>
+            </w:r>
+            <w:proofErr w:type="spellEnd"/>
+            <w:r>
+              <w:rPr>
+                <w:rFonts w:ascii="Times New Roman" w:hAnsi="Times New Roman" w:cs="Times New Roman"/>
+                <w:sz w:val="24"/>
+                <w:szCs w:val="24"/>
+                <w:lang w:val="en-US"/>
+              </w:rPr>
+              <w:t xml:space="preserve"> for item in </w:t>
+            </w:r>
+            <w:proofErr w:type="spellStart"/>
+            <w:r>
+              <w:rPr>
+                <w:rFonts w:ascii="Times New Roman" w:hAnsi="Times New Roman" w:cs="Times New Roman"/>
+                <w:sz w:val="24"/>
+                <w:szCs w:val="24"/>
+                <w:lang w:val="en-US"/>
+              </w:rPr>
+              <w:t>sh</w:t>
+            </w:r>
+            <w:proofErr w:type="spellEnd"/>
+            <w:r>
+              <w:rPr>
+                <w:rFonts w:ascii="Times New Roman" w:hAnsi="Times New Roman" w:cs="Times New Roman"/>
+                <w:sz w:val="24"/>
+                <w:szCs w:val="24"/>
+                <w:lang w:val="en-US"/>
+              </w:rPr>
+              <w:t xml:space="preserve"> %}</w:t>
             </w:r>
           </w:p>
         </w:tc>
@@ -2619,7 +3251,27 @@
                 <w:szCs w:val="24"/>
                 <w:lang w:val="en-US"/>
               </w:rPr>
-              <w:t>{{item.aud_hours}}</w:t>
+              <w:t>{{</w:t>
+            </w:r>
+            <w:proofErr w:type="spellStart"/>
+            <w:r>
+              <w:rPr>
+                <w:rFonts w:ascii="Times New Roman" w:hAnsi="Times New Roman" w:cs="Times New Roman"/>
+                <w:sz w:val="24"/>
+                <w:szCs w:val="24"/>
+                <w:lang w:val="en-US"/>
+              </w:rPr>
+              <w:t>item.aud_hours</w:t>
+            </w:r>
+            <w:proofErr w:type="spellEnd"/>
+            <w:r>
+              <w:rPr>
+                <w:rFonts w:ascii="Times New Roman" w:hAnsi="Times New Roman" w:cs="Times New Roman"/>
+                <w:sz w:val="24"/>
+                <w:szCs w:val="24"/>
+                <w:lang w:val="en-US"/>
+              </w:rPr>
+              <w:t>}}</w:t>
             </w:r>
           </w:p>
         </w:tc>
@@ -2644,7 +3296,47 @@
                 <w:szCs w:val="24"/>
                 <w:lang w:val="en-US"/>
               </w:rPr>
-              <w:t>{%tc endfor %}</w:t>
+              <w:t>{%</w:t>
+            </w:r>
+            <w:proofErr w:type="spellStart"/>
+            <w:r>
+              <w:rPr>
+                <w:rFonts w:ascii="Times New Roman" w:hAnsi="Times New Roman" w:cs="Times New Roman"/>
+                <w:sz w:val="24"/>
+                <w:szCs w:val="24"/>
+                <w:lang w:val="en-US"/>
+              </w:rPr>
+              <w:t>tc</w:t>
+            </w:r>
+            <w:proofErr w:type="spellEnd"/>
+            <w:r>
+              <w:rPr>
+                <w:rFonts w:ascii="Times New Roman" w:hAnsi="Times New Roman" w:cs="Times New Roman"/>
+                <w:sz w:val="24"/>
+                <w:szCs w:val="24"/>
+                <w:lang w:val="en-US"/>
+              </w:rPr>
+              <w:t xml:space="preserve"> </w:t>
+            </w:r>
+            <w:proofErr w:type="spellStart"/>
+            <w:r>
+              <w:rPr>
+                <w:rFonts w:ascii="Times New Roman" w:hAnsi="Times New Roman" w:cs="Times New Roman"/>
+                <w:sz w:val="24"/>
+                <w:szCs w:val="24"/>
+                <w:lang w:val="en-US"/>
+              </w:rPr>
+              <w:t>endfor</w:t>
+            </w:r>
+            <w:proofErr w:type="spellEnd"/>
+            <w:r>
+              <w:rPr>
+                <w:rFonts w:ascii="Times New Roman" w:hAnsi="Times New Roman" w:cs="Times New Roman"/>
+                <w:sz w:val="24"/>
+                <w:szCs w:val="24"/>
+                <w:lang w:val="en-US"/>
+              </w:rPr>
+              <w:t xml:space="preserve"> %}</w:t>
             </w:r>
           </w:p>
         </w:tc>
@@ -2686,6 +3378,7 @@
                 <w:szCs w:val="24"/>
               </w:rPr>
             </w:pPr>
+            <w:proofErr w:type="gramStart"/>
             <w:r>
               <w:rPr>
                 <w:rFonts w:ascii="Times New Roman" w:hAnsi="Times New Roman" w:cs="Times New Roman"/>
@@ -2694,6 +3387,7 @@
               </w:rPr>
               <w:t xml:space="preserve">{{ </w:t>
             </w:r>
+            <w:proofErr w:type="spellStart"/>
             <w:r>
               <w:rPr>
                 <w:rFonts w:ascii="Times New Roman" w:hAnsi="Times New Roman" w:cs="Times New Roman"/>
@@ -2703,6 +3397,7 @@
               </w:rPr>
               <w:t>sha</w:t>
             </w:r>
+            <w:proofErr w:type="spellEnd"/>
             <w:r>
               <w:rPr>
                 <w:rFonts w:ascii="Times New Roman" w:hAnsi="Times New Roman" w:cs="Times New Roman"/>
@@ -2711,6 +3406,7 @@
               </w:rPr>
               <w:t>.</w:t>
             </w:r>
+            <w:proofErr w:type="spellStart"/>
             <w:r>
               <w:rPr>
                 <w:rFonts w:ascii="Times New Roman" w:hAnsi="Times New Roman" w:cs="Times New Roman"/>
@@ -2720,6 +3416,8 @@
               </w:rPr>
               <w:t>lekc</w:t>
             </w:r>
+            <w:proofErr w:type="spellEnd"/>
+            <w:proofErr w:type="gramEnd"/>
             <w:r>
               <w:rPr>
                 <w:rFonts w:ascii="Times New Roman" w:hAnsi="Times New Roman" w:cs="Times New Roman"/>
@@ -2788,6 +3486,7 @@
               </w:rPr>
               <w:t>{%</w:t>
             </w:r>
+            <w:proofErr w:type="spellStart"/>
             <w:r>
               <w:rPr>
                 <w:rFonts w:ascii="Times New Roman" w:hAnsi="Times New Roman" w:cs="Times New Roman"/>
@@ -2797,6 +3496,7 @@
               </w:rPr>
               <w:t>tc</w:t>
             </w:r>
+            <w:proofErr w:type="spellEnd"/>
             <w:r>
               <w:rPr>
                 <w:rFonts w:ascii="Times New Roman" w:hAnsi="Times New Roman" w:cs="Times New Roman"/>
@@ -2860,6 +3560,7 @@
               </w:rPr>
               <w:t xml:space="preserve"> </w:t>
             </w:r>
+            <w:proofErr w:type="spellStart"/>
             <w:r>
               <w:rPr>
                 <w:rFonts w:ascii="Times New Roman" w:hAnsi="Times New Roman" w:cs="Times New Roman"/>
@@ -2869,6 +3570,7 @@
               </w:rPr>
               <w:t>sh</w:t>
             </w:r>
+            <w:proofErr w:type="spellEnd"/>
             <w:r>
               <w:rPr>
                 <w:rFonts w:ascii="Times New Roman" w:hAnsi="Times New Roman" w:cs="Times New Roman"/>
@@ -2919,6 +3621,7 @@
               </w:rPr>
               <w:t>.</w:t>
             </w:r>
+            <w:proofErr w:type="spellStart"/>
             <w:r>
               <w:rPr>
                 <w:rFonts w:ascii="Times New Roman" w:hAnsi="Times New Roman" w:cs="Times New Roman"/>
@@ -2928,6 +3631,7 @@
               </w:rPr>
               <w:t>lekc</w:t>
             </w:r>
+            <w:proofErr w:type="spellEnd"/>
             <w:r>
               <w:rPr>
                 <w:rFonts w:ascii="Times New Roman" w:hAnsi="Times New Roman" w:cs="Times New Roman"/>
@@ -2985,6 +3689,7 @@
               </w:rPr>
               <w:t>{%</w:t>
             </w:r>
+            <w:proofErr w:type="spellStart"/>
             <w:r>
               <w:rPr>
                 <w:rFonts w:ascii="Times New Roman" w:hAnsi="Times New Roman" w:cs="Times New Roman"/>
@@ -2994,6 +3699,7 @@
               </w:rPr>
               <w:t>tc</w:t>
             </w:r>
+            <w:proofErr w:type="spellEnd"/>
             <w:r>
               <w:rPr>
                 <w:rFonts w:ascii="Times New Roman" w:hAnsi="Times New Roman" w:cs="Times New Roman"/>
@@ -3002,6 +3708,7 @@
               </w:rPr>
               <w:t xml:space="preserve"> </w:t>
             </w:r>
+            <w:proofErr w:type="spellStart"/>
             <w:r>
               <w:rPr>
                 <w:rFonts w:ascii="Times New Roman" w:hAnsi="Times New Roman" w:cs="Times New Roman"/>
@@ -3011,6 +3718,7 @@
               </w:rPr>
               <w:t>endfor</w:t>
             </w:r>
+            <w:proofErr w:type="spellEnd"/>
             <w:r>
               <w:rPr>
                 <w:rFonts w:ascii="Times New Roman" w:hAnsi="Times New Roman" w:cs="Times New Roman"/>
@@ -3084,6 +3792,7 @@
                 <w:szCs w:val="24"/>
               </w:rPr>
             </w:pPr>
+            <w:proofErr w:type="gramStart"/>
             <w:r>
               <w:rPr>
                 <w:rFonts w:ascii="Times New Roman" w:hAnsi="Times New Roman" w:cs="Times New Roman"/>
@@ -3092,6 +3801,7 @@
               </w:rPr>
               <w:t xml:space="preserve">{{ </w:t>
             </w:r>
+            <w:proofErr w:type="spellStart"/>
             <w:r>
               <w:rPr>
                 <w:rFonts w:ascii="Times New Roman" w:hAnsi="Times New Roman" w:cs="Times New Roman"/>
@@ -3101,6 +3811,7 @@
               </w:rPr>
               <w:t>sha</w:t>
             </w:r>
+            <w:proofErr w:type="spellEnd"/>
             <w:r>
               <w:rPr>
                 <w:rFonts w:ascii="Times New Roman" w:hAnsi="Times New Roman" w:cs="Times New Roman"/>
@@ -3118,6 +3829,7 @@
               </w:rPr>
               <w:t>lab</w:t>
             </w:r>
+            <w:proofErr w:type="gramEnd"/>
             <w:r>
               <w:rPr>
                 <w:rFonts w:ascii="Times New Roman" w:hAnsi="Times New Roman" w:cs="Times New Roman"/>
@@ -3186,6 +3898,7 @@
               </w:rPr>
               <w:t>{%</w:t>
             </w:r>
+            <w:proofErr w:type="spellStart"/>
             <w:r>
               <w:rPr>
                 <w:rFonts w:ascii="Times New Roman" w:hAnsi="Times New Roman" w:cs="Times New Roman"/>
@@ -3195,6 +3908,7 @@
               </w:rPr>
               <w:t>tc</w:t>
             </w:r>
+            <w:proofErr w:type="spellEnd"/>
             <w:r>
               <w:rPr>
                 <w:rFonts w:ascii="Times New Roman" w:hAnsi="Times New Roman" w:cs="Times New Roman"/>
@@ -3258,6 +3972,7 @@
               </w:rPr>
               <w:t xml:space="preserve"> </w:t>
             </w:r>
+            <w:proofErr w:type="spellStart"/>
             <w:r>
               <w:rPr>
                 <w:rFonts w:ascii="Times New Roman" w:hAnsi="Times New Roman" w:cs="Times New Roman"/>
@@ -3267,6 +3982,7 @@
               </w:rPr>
               <w:t>sh</w:t>
             </w:r>
+            <w:proofErr w:type="spellEnd"/>
             <w:r>
               <w:rPr>
                 <w:rFonts w:ascii="Times New Roman" w:hAnsi="Times New Roman" w:cs="Times New Roman"/>
@@ -3309,7 +4025,17 @@
                 <w:szCs w:val="24"/>
                 <w:lang w:val="en-US"/>
               </w:rPr>
-              <w:t>{{item.lab_hour</w:t>
+              <w:t>{{</w:t>
+            </w:r>
+            <w:proofErr w:type="spellStart"/>
+            <w:r>
+              <w:rPr>
+                <w:rFonts w:ascii="Times New Roman" w:hAnsi="Times New Roman" w:cs="Times New Roman"/>
+                <w:sz w:val="24"/>
+                <w:szCs w:val="24"/>
+                <w:lang w:val="en-US"/>
+              </w:rPr>
+              <w:t>item.lab_hour</w:t>
             </w:r>
             <w:r>
               <w:rPr>
@@ -3320,6 +4046,7 @@
               </w:rPr>
               <w:t>s</w:t>
             </w:r>
+            <w:proofErr w:type="spellEnd"/>
             <w:r>
               <w:rPr>
                 <w:rFonts w:ascii="Times New Roman" w:hAnsi="Times New Roman" w:cs="Times New Roman"/>
@@ -3352,7 +4079,47 @@
                 <w:szCs w:val="24"/>
                 <w:lang w:val="en-US"/>
               </w:rPr>
-              <w:t>{%tc endfor %}</w:t>
+              <w:t>{%</w:t>
+            </w:r>
+            <w:proofErr w:type="spellStart"/>
+            <w:r>
+              <w:rPr>
+                <w:rFonts w:ascii="Times New Roman" w:hAnsi="Times New Roman" w:cs="Times New Roman"/>
+                <w:sz w:val="24"/>
+                <w:szCs w:val="24"/>
+                <w:lang w:val="en-US"/>
+              </w:rPr>
+              <w:t>tc</w:t>
+            </w:r>
+            <w:proofErr w:type="spellEnd"/>
+            <w:r>
+              <w:rPr>
+                <w:rFonts w:ascii="Times New Roman" w:hAnsi="Times New Roman" w:cs="Times New Roman"/>
+                <w:sz w:val="24"/>
+                <w:szCs w:val="24"/>
+                <w:lang w:val="en-US"/>
+              </w:rPr>
+              <w:t xml:space="preserve"> </w:t>
+            </w:r>
+            <w:proofErr w:type="spellStart"/>
+            <w:r>
+              <w:rPr>
+                <w:rFonts w:ascii="Times New Roman" w:hAnsi="Times New Roman" w:cs="Times New Roman"/>
+                <w:sz w:val="24"/>
+                <w:szCs w:val="24"/>
+                <w:lang w:val="en-US"/>
+              </w:rPr>
+              <w:t>endfor</w:t>
+            </w:r>
+            <w:proofErr w:type="spellEnd"/>
+            <w:r>
+              <w:rPr>
+                <w:rFonts w:ascii="Times New Roman" w:hAnsi="Times New Roman" w:cs="Times New Roman"/>
+                <w:sz w:val="24"/>
+                <w:szCs w:val="24"/>
+                <w:lang w:val="en-US"/>
+              </w:rPr>
+              <w:t xml:space="preserve"> %}</w:t>
             </w:r>
           </w:p>
         </w:tc>
@@ -3413,6 +4180,7 @@
               </w:rPr>
               <w:t xml:space="preserve">{{ </w:t>
             </w:r>
+            <w:proofErr w:type="spellStart"/>
             <w:r>
               <w:rPr>
                 <w:rFonts w:ascii="Times New Roman" w:hAnsi="Times New Roman" w:cs="Times New Roman"/>
@@ -3429,7 +4197,17 @@
                 <w:szCs w:val="24"/>
                 <w:lang w:val="en-US"/>
               </w:rPr>
-              <w:t>.pr_hours_all }}</w:t>
+              <w:t>.pr_hours_all</w:t>
+            </w:r>
+            <w:proofErr w:type="spellEnd"/>
+            <w:r>
+              <w:rPr>
+                <w:rFonts w:ascii="Times New Roman" w:hAnsi="Times New Roman" w:cs="Times New Roman"/>
+                <w:sz w:val="24"/>
+                <w:szCs w:val="24"/>
+                <w:lang w:val="en-US"/>
+              </w:rPr>
+              <w:t xml:space="preserve"> }}</w:t>
             </w:r>
           </w:p>
         </w:tc>
@@ -3455,7 +4233,47 @@
                 <w:szCs w:val="24"/>
                 <w:lang w:val="en-US"/>
               </w:rPr>
-              <w:t>{%tc for item in sh %}</w:t>
+              <w:t>{%</w:t>
+            </w:r>
+            <w:proofErr w:type="spellStart"/>
+            <w:r>
+              <w:rPr>
+                <w:rFonts w:ascii="Times New Roman" w:hAnsi="Times New Roman" w:cs="Times New Roman"/>
+                <w:sz w:val="24"/>
+                <w:szCs w:val="24"/>
+                <w:lang w:val="en-US"/>
+              </w:rPr>
+              <w:t>tc</w:t>
+            </w:r>
+            <w:proofErr w:type="spellEnd"/>
+            <w:r>
+              <w:rPr>
+                <w:rFonts w:ascii="Times New Roman" w:hAnsi="Times New Roman" w:cs="Times New Roman"/>
+                <w:sz w:val="24"/>
+                <w:szCs w:val="24"/>
+                <w:lang w:val="en-US"/>
+              </w:rPr>
+              <w:t xml:space="preserve"> for item in </w:t>
+            </w:r>
+            <w:proofErr w:type="spellStart"/>
+            <w:r>
+              <w:rPr>
+                <w:rFonts w:ascii="Times New Roman" w:hAnsi="Times New Roman" w:cs="Times New Roman"/>
+                <w:sz w:val="24"/>
+                <w:szCs w:val="24"/>
+                <w:lang w:val="en-US"/>
+              </w:rPr>
+              <w:t>sh</w:t>
+            </w:r>
+            <w:proofErr w:type="spellEnd"/>
+            <w:r>
+              <w:rPr>
+                <w:rFonts w:ascii="Times New Roman" w:hAnsi="Times New Roman" w:cs="Times New Roman"/>
+                <w:sz w:val="24"/>
+                <w:szCs w:val="24"/>
+                <w:lang w:val="en-US"/>
+              </w:rPr>
+              <w:t xml:space="preserve"> %}</w:t>
             </w:r>
           </w:p>
         </w:tc>
@@ -3481,7 +4299,17 @@
                 <w:szCs w:val="24"/>
                 <w:lang w:val="en-US"/>
               </w:rPr>
-              <w:t>{{item.pr_hour</w:t>
+              <w:t>{{</w:t>
+            </w:r>
+            <w:proofErr w:type="spellStart"/>
+            <w:r>
+              <w:rPr>
+                <w:rFonts w:ascii="Times New Roman" w:hAnsi="Times New Roman" w:cs="Times New Roman"/>
+                <w:sz w:val="24"/>
+                <w:szCs w:val="24"/>
+                <w:lang w:val="en-US"/>
+              </w:rPr>
+              <w:t>item.pr_hour</w:t>
             </w:r>
             <w:r>
               <w:rPr>
@@ -3492,6 +4320,7 @@
               </w:rPr>
               <w:t>s</w:t>
             </w:r>
+            <w:proofErr w:type="spellEnd"/>
             <w:r>
               <w:rPr>
                 <w:rFonts w:ascii="Times New Roman" w:hAnsi="Times New Roman" w:cs="Times New Roman"/>
@@ -3524,7 +4353,47 @@
                 <w:szCs w:val="24"/>
                 <w:lang w:val="en-US"/>
               </w:rPr>
-              <w:t>{%tc endfor %}</w:t>
+              <w:t>{%</w:t>
+            </w:r>
+            <w:proofErr w:type="spellStart"/>
+            <w:r>
+              <w:rPr>
+                <w:rFonts w:ascii="Times New Roman" w:hAnsi="Times New Roman" w:cs="Times New Roman"/>
+                <w:sz w:val="24"/>
+                <w:szCs w:val="24"/>
+                <w:lang w:val="en-US"/>
+              </w:rPr>
+              <w:t>tc</w:t>
+            </w:r>
+            <w:proofErr w:type="spellEnd"/>
+            <w:r>
+              <w:rPr>
+                <w:rFonts w:ascii="Times New Roman" w:hAnsi="Times New Roman" w:cs="Times New Roman"/>
+                <w:sz w:val="24"/>
+                <w:szCs w:val="24"/>
+                <w:lang w:val="en-US"/>
+              </w:rPr>
+              <w:t xml:space="preserve"> </w:t>
+            </w:r>
+            <w:proofErr w:type="spellStart"/>
+            <w:r>
+              <w:rPr>
+                <w:rFonts w:ascii="Times New Roman" w:hAnsi="Times New Roman" w:cs="Times New Roman"/>
+                <w:sz w:val="24"/>
+                <w:szCs w:val="24"/>
+                <w:lang w:val="en-US"/>
+              </w:rPr>
+              <w:t>endfor</w:t>
+            </w:r>
+            <w:proofErr w:type="spellEnd"/>
+            <w:r>
+              <w:rPr>
+                <w:rFonts w:ascii="Times New Roman" w:hAnsi="Times New Roman" w:cs="Times New Roman"/>
+                <w:sz w:val="24"/>
+                <w:szCs w:val="24"/>
+                <w:lang w:val="en-US"/>
+              </w:rPr>
+              <w:t xml:space="preserve"> %}</w:t>
             </w:r>
           </w:p>
         </w:tc>
@@ -3548,7 +4417,25 @@
                 <w:sz w:val="24"/>
                 <w:szCs w:val="24"/>
               </w:rPr>
-              <w:t>Самостоятельная работа (в т.ч. курсовое проектирование)</w:t>
+              <w:t xml:space="preserve">Самостоятельная работа (в </w:t>
+            </w:r>
+            <w:proofErr w:type="spellStart"/>
+            <w:r>
+              <w:rPr>
+                <w:rFonts w:ascii="Times New Roman" w:hAnsi="Times New Roman" w:cs="Times New Roman"/>
+                <w:sz w:val="24"/>
+                <w:szCs w:val="24"/>
+              </w:rPr>
+              <w:t>т.ч</w:t>
+            </w:r>
+            <w:proofErr w:type="spellEnd"/>
+            <w:r>
+              <w:rPr>
+                <w:rFonts w:ascii="Times New Roman" w:hAnsi="Times New Roman" w:cs="Times New Roman"/>
+                <w:sz w:val="24"/>
+                <w:szCs w:val="24"/>
+              </w:rPr>
+              <w:t>. курсовое проектирование)</w:t>
             </w:r>
           </w:p>
         </w:tc>
@@ -3576,6 +4463,7 @@
               </w:rPr>
               <w:t xml:space="preserve">{{ </w:t>
             </w:r>
+            <w:proofErr w:type="spellStart"/>
             <w:r>
               <w:rPr>
                 <w:rFonts w:ascii="Times New Roman" w:hAnsi="Times New Roman" w:cs="Times New Roman"/>
@@ -3592,7 +4480,17 @@
                 <w:szCs w:val="24"/>
                 <w:lang w:val="en-US"/>
               </w:rPr>
-              <w:t>.srs_hours_all }}</w:t>
+              <w:t>.srs_hours_all</w:t>
+            </w:r>
+            <w:proofErr w:type="spellEnd"/>
+            <w:r>
+              <w:rPr>
+                <w:rFonts w:ascii="Times New Roman" w:hAnsi="Times New Roman" w:cs="Times New Roman"/>
+                <w:sz w:val="24"/>
+                <w:szCs w:val="24"/>
+                <w:lang w:val="en-US"/>
+              </w:rPr>
+              <w:t xml:space="preserve"> }}</w:t>
             </w:r>
           </w:p>
         </w:tc>
@@ -3618,7 +4516,47 @@
                 <w:szCs w:val="24"/>
                 <w:lang w:val="en-US"/>
               </w:rPr>
-              <w:t>{%tc for item in sh %}</w:t>
+              <w:t>{%</w:t>
+            </w:r>
+            <w:proofErr w:type="spellStart"/>
+            <w:r>
+              <w:rPr>
+                <w:rFonts w:ascii="Times New Roman" w:hAnsi="Times New Roman" w:cs="Times New Roman"/>
+                <w:sz w:val="24"/>
+                <w:szCs w:val="24"/>
+                <w:lang w:val="en-US"/>
+              </w:rPr>
+              <w:t>tc</w:t>
+            </w:r>
+            <w:proofErr w:type="spellEnd"/>
+            <w:r>
+              <w:rPr>
+                <w:rFonts w:ascii="Times New Roman" w:hAnsi="Times New Roman" w:cs="Times New Roman"/>
+                <w:sz w:val="24"/>
+                <w:szCs w:val="24"/>
+                <w:lang w:val="en-US"/>
+              </w:rPr>
+              <w:t xml:space="preserve"> for item in </w:t>
+            </w:r>
+            <w:proofErr w:type="spellStart"/>
+            <w:r>
+              <w:rPr>
+                <w:rFonts w:ascii="Times New Roman" w:hAnsi="Times New Roman" w:cs="Times New Roman"/>
+                <w:sz w:val="24"/>
+                <w:szCs w:val="24"/>
+                <w:lang w:val="en-US"/>
+              </w:rPr>
+              <w:t>sh</w:t>
+            </w:r>
+            <w:proofErr w:type="spellEnd"/>
+            <w:r>
+              <w:rPr>
+                <w:rFonts w:ascii="Times New Roman" w:hAnsi="Times New Roman" w:cs="Times New Roman"/>
+                <w:sz w:val="24"/>
+                <w:szCs w:val="24"/>
+                <w:lang w:val="en-US"/>
+              </w:rPr>
+              <w:t xml:space="preserve"> %}</w:t>
             </w:r>
           </w:p>
         </w:tc>
@@ -3644,7 +4582,17 @@
                 <w:szCs w:val="24"/>
                 <w:lang w:val="en-US"/>
               </w:rPr>
-              <w:t>{{item.srs_hour</w:t>
+              <w:t>{{</w:t>
+            </w:r>
+            <w:proofErr w:type="spellStart"/>
+            <w:r>
+              <w:rPr>
+                <w:rFonts w:ascii="Times New Roman" w:hAnsi="Times New Roman" w:cs="Times New Roman"/>
+                <w:sz w:val="24"/>
+                <w:szCs w:val="24"/>
+                <w:lang w:val="en-US"/>
+              </w:rPr>
+              <w:t>item.srs_hour</w:t>
             </w:r>
             <w:r>
               <w:rPr>
@@ -3655,6 +4603,7 @@
               </w:rPr>
               <w:t>s</w:t>
             </w:r>
+            <w:proofErr w:type="spellEnd"/>
             <w:r>
               <w:rPr>
                 <w:rFonts w:ascii="Times New Roman" w:hAnsi="Times New Roman" w:cs="Times New Roman"/>
@@ -3687,7 +4636,47 @@
                 <w:szCs w:val="24"/>
                 <w:lang w:val="en-US"/>
               </w:rPr>
-              <w:t>{%tc endfor %}</w:t>
+              <w:t>{%</w:t>
+            </w:r>
+            <w:proofErr w:type="spellStart"/>
+            <w:r>
+              <w:rPr>
+                <w:rFonts w:ascii="Times New Roman" w:hAnsi="Times New Roman" w:cs="Times New Roman"/>
+                <w:sz w:val="24"/>
+                <w:szCs w:val="24"/>
+                <w:lang w:val="en-US"/>
+              </w:rPr>
+              <w:t>tc</w:t>
+            </w:r>
+            <w:proofErr w:type="spellEnd"/>
+            <w:r>
+              <w:rPr>
+                <w:rFonts w:ascii="Times New Roman" w:hAnsi="Times New Roman" w:cs="Times New Roman"/>
+                <w:sz w:val="24"/>
+                <w:szCs w:val="24"/>
+                <w:lang w:val="en-US"/>
+              </w:rPr>
+              <w:t xml:space="preserve"> </w:t>
+            </w:r>
+            <w:proofErr w:type="spellStart"/>
+            <w:r>
+              <w:rPr>
+                <w:rFonts w:ascii="Times New Roman" w:hAnsi="Times New Roman" w:cs="Times New Roman"/>
+                <w:sz w:val="24"/>
+                <w:szCs w:val="24"/>
+                <w:lang w:val="en-US"/>
+              </w:rPr>
+              <w:t>endfor</w:t>
+            </w:r>
+            <w:proofErr w:type="spellEnd"/>
+            <w:r>
+              <w:rPr>
+                <w:rFonts w:ascii="Times New Roman" w:hAnsi="Times New Roman" w:cs="Times New Roman"/>
+                <w:sz w:val="24"/>
+                <w:szCs w:val="24"/>
+                <w:lang w:val="en-US"/>
+              </w:rPr>
+              <w:t xml:space="preserve"> %}</w:t>
             </w:r>
           </w:p>
         </w:tc>
@@ -3737,7 +4726,27 @@
                 <w:szCs w:val="24"/>
                 <w:lang w:val="en-US"/>
               </w:rPr>
-              <w:t>{{ sha.ekz_hours_all}}</w:t>
+              <w:t xml:space="preserve">{{ </w:t>
+            </w:r>
+            <w:proofErr w:type="spellStart"/>
+            <w:r>
+              <w:rPr>
+                <w:rFonts w:ascii="Times New Roman" w:hAnsi="Times New Roman" w:cs="Times New Roman"/>
+                <w:sz w:val="24"/>
+                <w:szCs w:val="24"/>
+                <w:lang w:val="en-US"/>
+              </w:rPr>
+              <w:t>sha.ekz_hours_all</w:t>
+            </w:r>
+            <w:proofErr w:type="spellEnd"/>
+            <w:r>
+              <w:rPr>
+                <w:rFonts w:ascii="Times New Roman" w:hAnsi="Times New Roman" w:cs="Times New Roman"/>
+                <w:sz w:val="24"/>
+                <w:szCs w:val="24"/>
+                <w:lang w:val="en-US"/>
+              </w:rPr>
+              <w:t>}}</w:t>
             </w:r>
           </w:p>
         </w:tc>
@@ -3763,7 +4772,47 @@
                 <w:szCs w:val="24"/>
                 <w:lang w:val="en-US"/>
               </w:rPr>
-              <w:t>{%tc for item in sh %}</w:t>
+              <w:t>{%</w:t>
+            </w:r>
+            <w:proofErr w:type="spellStart"/>
+            <w:r>
+              <w:rPr>
+                <w:rFonts w:ascii="Times New Roman" w:hAnsi="Times New Roman" w:cs="Times New Roman"/>
+                <w:sz w:val="24"/>
+                <w:szCs w:val="24"/>
+                <w:lang w:val="en-US"/>
+              </w:rPr>
+              <w:t>tc</w:t>
+            </w:r>
+            <w:proofErr w:type="spellEnd"/>
+            <w:r>
+              <w:rPr>
+                <w:rFonts w:ascii="Times New Roman" w:hAnsi="Times New Roman" w:cs="Times New Roman"/>
+                <w:sz w:val="24"/>
+                <w:szCs w:val="24"/>
+                <w:lang w:val="en-US"/>
+              </w:rPr>
+              <w:t xml:space="preserve"> for item in </w:t>
+            </w:r>
+            <w:proofErr w:type="spellStart"/>
+            <w:r>
+              <w:rPr>
+                <w:rFonts w:ascii="Times New Roman" w:hAnsi="Times New Roman" w:cs="Times New Roman"/>
+                <w:sz w:val="24"/>
+                <w:szCs w:val="24"/>
+                <w:lang w:val="en-US"/>
+              </w:rPr>
+              <w:t>sh</w:t>
+            </w:r>
+            <w:proofErr w:type="spellEnd"/>
+            <w:r>
+              <w:rPr>
+                <w:rFonts w:ascii="Times New Roman" w:hAnsi="Times New Roman" w:cs="Times New Roman"/>
+                <w:sz w:val="24"/>
+                <w:szCs w:val="24"/>
+                <w:lang w:val="en-US"/>
+              </w:rPr>
+              <w:t xml:space="preserve"> %}</w:t>
             </w:r>
           </w:p>
         </w:tc>
@@ -3789,7 +4838,27 @@
                 <w:szCs w:val="24"/>
                 <w:lang w:val="en-US"/>
               </w:rPr>
-              <w:t>{{item.ekz_hours}}</w:t>
+              <w:t>{{</w:t>
+            </w:r>
+            <w:proofErr w:type="spellStart"/>
+            <w:r>
+              <w:rPr>
+                <w:rFonts w:ascii="Times New Roman" w:hAnsi="Times New Roman" w:cs="Times New Roman"/>
+                <w:sz w:val="24"/>
+                <w:szCs w:val="24"/>
+                <w:lang w:val="en-US"/>
+              </w:rPr>
+              <w:t>item.ekz_hours</w:t>
+            </w:r>
+            <w:proofErr w:type="spellEnd"/>
+            <w:r>
+              <w:rPr>
+                <w:rFonts w:ascii="Times New Roman" w:hAnsi="Times New Roman" w:cs="Times New Roman"/>
+                <w:sz w:val="24"/>
+                <w:szCs w:val="24"/>
+                <w:lang w:val="en-US"/>
+              </w:rPr>
+              <w:t>}}</w:t>
             </w:r>
           </w:p>
         </w:tc>
@@ -3814,7 +4883,47 @@
                 <w:szCs w:val="24"/>
                 <w:lang w:val="en-US"/>
               </w:rPr>
-              <w:t>{%tc endfor %}</w:t>
+              <w:t>{%</w:t>
+            </w:r>
+            <w:proofErr w:type="spellStart"/>
+            <w:r>
+              <w:rPr>
+                <w:rFonts w:ascii="Times New Roman" w:hAnsi="Times New Roman" w:cs="Times New Roman"/>
+                <w:sz w:val="24"/>
+                <w:szCs w:val="24"/>
+                <w:lang w:val="en-US"/>
+              </w:rPr>
+              <w:t>tc</w:t>
+            </w:r>
+            <w:proofErr w:type="spellEnd"/>
+            <w:r>
+              <w:rPr>
+                <w:rFonts w:ascii="Times New Roman" w:hAnsi="Times New Roman" w:cs="Times New Roman"/>
+                <w:sz w:val="24"/>
+                <w:szCs w:val="24"/>
+                <w:lang w:val="en-US"/>
+              </w:rPr>
+              <w:t xml:space="preserve"> </w:t>
+            </w:r>
+            <w:proofErr w:type="spellStart"/>
+            <w:r>
+              <w:rPr>
+                <w:rFonts w:ascii="Times New Roman" w:hAnsi="Times New Roman" w:cs="Times New Roman"/>
+                <w:sz w:val="24"/>
+                <w:szCs w:val="24"/>
+                <w:lang w:val="en-US"/>
+              </w:rPr>
+              <w:t>endfor</w:t>
+            </w:r>
+            <w:proofErr w:type="spellEnd"/>
+            <w:r>
+              <w:rPr>
+                <w:rFonts w:ascii="Times New Roman" w:hAnsi="Times New Roman" w:cs="Times New Roman"/>
+                <w:sz w:val="24"/>
+                <w:szCs w:val="24"/>
+                <w:lang w:val="en-US"/>
+              </w:rPr>
+              <w:t xml:space="preserve"> %}</w:t>
             </w:r>
           </w:p>
         </w:tc>
@@ -3866,6 +4975,7 @@
               </w:rPr>
               <w:t xml:space="preserve">{{ </w:t>
             </w:r>
+            <w:proofErr w:type="spellStart"/>
             <w:r>
               <w:rPr>
                 <w:rFonts w:ascii="Times New Roman" w:hAnsi="Times New Roman" w:cs="Times New Roman"/>
@@ -3882,7 +4992,17 @@
                 <w:szCs w:val="24"/>
                 <w:lang w:val="en-US"/>
               </w:rPr>
-              <w:t>.tic_all }}</w:t>
+              <w:t>.tic_all</w:t>
+            </w:r>
+            <w:proofErr w:type="spellEnd"/>
+            <w:r>
+              <w:rPr>
+                <w:rFonts w:ascii="Times New Roman" w:hAnsi="Times New Roman" w:cs="Times New Roman"/>
+                <w:sz w:val="24"/>
+                <w:szCs w:val="24"/>
+                <w:lang w:val="en-US"/>
+              </w:rPr>
+              <w:t xml:space="preserve"> }}</w:t>
             </w:r>
           </w:p>
         </w:tc>
@@ -3908,7 +5028,47 @@
                 <w:szCs w:val="24"/>
                 <w:lang w:val="en-US"/>
               </w:rPr>
-              <w:t>{%tc for item in sh %}</w:t>
+              <w:t>{%</w:t>
+            </w:r>
+            <w:proofErr w:type="spellStart"/>
+            <w:r>
+              <w:rPr>
+                <w:rFonts w:ascii="Times New Roman" w:hAnsi="Times New Roman" w:cs="Times New Roman"/>
+                <w:sz w:val="24"/>
+                <w:szCs w:val="24"/>
+                <w:lang w:val="en-US"/>
+              </w:rPr>
+              <w:t>tc</w:t>
+            </w:r>
+            <w:proofErr w:type="spellEnd"/>
+            <w:r>
+              <w:rPr>
+                <w:rFonts w:ascii="Times New Roman" w:hAnsi="Times New Roman" w:cs="Times New Roman"/>
+                <w:sz w:val="24"/>
+                <w:szCs w:val="24"/>
+                <w:lang w:val="en-US"/>
+              </w:rPr>
+              <w:t xml:space="preserve"> for item in </w:t>
+            </w:r>
+            <w:proofErr w:type="spellStart"/>
+            <w:r>
+              <w:rPr>
+                <w:rFonts w:ascii="Times New Roman" w:hAnsi="Times New Roman" w:cs="Times New Roman"/>
+                <w:sz w:val="24"/>
+                <w:szCs w:val="24"/>
+                <w:lang w:val="en-US"/>
+              </w:rPr>
+              <w:t>sh</w:t>
+            </w:r>
+            <w:proofErr w:type="spellEnd"/>
+            <w:r>
+              <w:rPr>
+                <w:rFonts w:ascii="Times New Roman" w:hAnsi="Times New Roman" w:cs="Times New Roman"/>
+                <w:sz w:val="24"/>
+                <w:szCs w:val="24"/>
+                <w:lang w:val="en-US"/>
+              </w:rPr>
+              <w:t xml:space="preserve"> %}</w:t>
             </w:r>
           </w:p>
         </w:tc>
@@ -3934,7 +5094,27 @@
                 <w:szCs w:val="24"/>
                 <w:lang w:val="en-US"/>
               </w:rPr>
-              <w:t>{{item.tic}}</w:t>
+              <w:t>{{</w:t>
+            </w:r>
+            <w:proofErr w:type="spellStart"/>
+            <w:r>
+              <w:rPr>
+                <w:rFonts w:ascii="Times New Roman" w:hAnsi="Times New Roman" w:cs="Times New Roman"/>
+                <w:sz w:val="24"/>
+                <w:szCs w:val="24"/>
+                <w:lang w:val="en-US"/>
+              </w:rPr>
+              <w:t>item.tic</w:t>
+            </w:r>
+            <w:proofErr w:type="spellEnd"/>
+            <w:r>
+              <w:rPr>
+                <w:rFonts w:ascii="Times New Roman" w:hAnsi="Times New Roman" w:cs="Times New Roman"/>
+                <w:sz w:val="24"/>
+                <w:szCs w:val="24"/>
+                <w:lang w:val="en-US"/>
+              </w:rPr>
+              <w:t>}}</w:t>
             </w:r>
           </w:p>
         </w:tc>
@@ -3959,7 +5139,47 @@
                 <w:szCs w:val="24"/>
                 <w:lang w:val="en-US"/>
               </w:rPr>
-              <w:t>{%tc endfor %}</w:t>
+              <w:t>{%</w:t>
+            </w:r>
+            <w:proofErr w:type="spellStart"/>
+            <w:r>
+              <w:rPr>
+                <w:rFonts w:ascii="Times New Roman" w:hAnsi="Times New Roman" w:cs="Times New Roman"/>
+                <w:sz w:val="24"/>
+                <w:szCs w:val="24"/>
+                <w:lang w:val="en-US"/>
+              </w:rPr>
+              <w:t>tc</w:t>
+            </w:r>
+            <w:proofErr w:type="spellEnd"/>
+            <w:r>
+              <w:rPr>
+                <w:rFonts w:ascii="Times New Roman" w:hAnsi="Times New Roman" w:cs="Times New Roman"/>
+                <w:sz w:val="24"/>
+                <w:szCs w:val="24"/>
+                <w:lang w:val="en-US"/>
+              </w:rPr>
+              <w:t xml:space="preserve"> </w:t>
+            </w:r>
+            <w:proofErr w:type="spellStart"/>
+            <w:r>
+              <w:rPr>
+                <w:rFonts w:ascii="Times New Roman" w:hAnsi="Times New Roman" w:cs="Times New Roman"/>
+                <w:sz w:val="24"/>
+                <w:szCs w:val="24"/>
+                <w:lang w:val="en-US"/>
+              </w:rPr>
+              <w:t>endfor</w:t>
+            </w:r>
+            <w:proofErr w:type="spellEnd"/>
+            <w:r>
+              <w:rPr>
+                <w:rFonts w:ascii="Times New Roman" w:hAnsi="Times New Roman" w:cs="Times New Roman"/>
+                <w:sz w:val="24"/>
+                <w:szCs w:val="24"/>
+                <w:lang w:val="en-US"/>
+              </w:rPr>
+              <w:t xml:space="preserve"> %}</w:t>
             </w:r>
           </w:p>
         </w:tc>
@@ -4174,6 +5394,8 @@
         </w:rPr>
         <w:t xml:space="preserve"> </w:t>
       </w:r>
+      <w:proofErr w:type="spellStart"/>
+      <w:proofErr w:type="gramStart"/>
       <w:r>
         <w:rPr>
           <w:rFonts w:ascii="Times New Roman" w:hAnsi="Times New Roman" w:cs="Times New Roman"/>
@@ -4205,7 +5427,31 @@
           <w:szCs w:val="24"/>
           <w:lang w:val="en-US"/>
         </w:rPr>
-        <w:t>items()</w:t>
+        <w:t>items</w:t>
+      </w:r>
+      <w:proofErr w:type="spellEnd"/>
+      <w:r>
+        <w:rPr>
+          <w:rFonts w:ascii="Times New Roman" w:hAnsi="Times New Roman" w:cs="Times New Roman"/>
+          <w:b/>
+          <w:bCs/>
+          <w:sz w:val="24"/>
+          <w:szCs w:val="24"/>
+          <w:lang w:val="en-US"/>
+        </w:rPr>
+        <w:t>(</w:t>
+      </w:r>
+      <w:proofErr w:type="gramEnd"/>
+      <w:r>
+        <w:rPr>
+          <w:rFonts w:ascii="Times New Roman" w:hAnsi="Times New Roman" w:cs="Times New Roman"/>
+          <w:b/>
+          <w:bCs/>
+          <w:sz w:val="24"/>
+          <w:szCs w:val="24"/>
+          <w:lang w:val="en-US"/>
+        </w:rPr>
+        <w:t>)</w:t>
       </w:r>
       <w:r>
         <w:rPr>
@@ -4239,6 +5485,7 @@
         </w:rPr>
         <w:t xml:space="preserve"> № </w:t>
       </w:r>
+      <w:proofErr w:type="gramStart"/>
       <w:r>
         <w:rPr>
           <w:rFonts w:ascii="Times New Roman" w:hAnsi="Times New Roman" w:cs="Times New Roman"/>
@@ -4261,6 +5508,7 @@
         </w:rPr>
         <w:t xml:space="preserve"> key</w:t>
       </w:r>
+      <w:proofErr w:type="gramEnd"/>
       <w:r>
         <w:rPr>
           <w:rFonts w:ascii="Times New Roman" w:hAnsi="Times New Roman" w:cs="Times New Roman"/>
@@ -5128,7 +6376,67 @@
                 <w:szCs w:val="20"/>
                 <w:lang w:val="en-US"/>
               </w:rPr>
-              <w:t>{%tr for k, i in items.items() %}</w:t>
+              <w:t>{%</w:t>
+            </w:r>
+            <w:proofErr w:type="spellStart"/>
+            <w:r>
+              <w:rPr>
+                <w:rFonts w:ascii="Times New Roman" w:hAnsi="Times New Roman" w:cs="Times New Roman"/>
+                <w:sz w:val="20"/>
+                <w:szCs w:val="20"/>
+                <w:lang w:val="en-US"/>
+              </w:rPr>
+              <w:t>tr</w:t>
+            </w:r>
+            <w:proofErr w:type="spellEnd"/>
+            <w:r>
+              <w:rPr>
+                <w:rFonts w:ascii="Times New Roman" w:hAnsi="Times New Roman" w:cs="Times New Roman"/>
+                <w:sz w:val="20"/>
+                <w:szCs w:val="20"/>
+                <w:lang w:val="en-US"/>
+              </w:rPr>
+              <w:t xml:space="preserve"> for k, </w:t>
+            </w:r>
+            <w:proofErr w:type="spellStart"/>
+            <w:r>
+              <w:rPr>
+                <w:rFonts w:ascii="Times New Roman" w:hAnsi="Times New Roman" w:cs="Times New Roman"/>
+                <w:sz w:val="20"/>
+                <w:szCs w:val="20"/>
+                <w:lang w:val="en-US"/>
+              </w:rPr>
+              <w:t>i</w:t>
+            </w:r>
+            <w:proofErr w:type="spellEnd"/>
+            <w:r>
+              <w:rPr>
+                <w:rFonts w:ascii="Times New Roman" w:hAnsi="Times New Roman" w:cs="Times New Roman"/>
+                <w:sz w:val="20"/>
+                <w:szCs w:val="20"/>
+                <w:lang w:val="en-US"/>
+              </w:rPr>
+              <w:t xml:space="preserve"> in </w:t>
+            </w:r>
+            <w:proofErr w:type="spellStart"/>
+            <w:r>
+              <w:rPr>
+                <w:rFonts w:ascii="Times New Roman" w:hAnsi="Times New Roman" w:cs="Times New Roman"/>
+                <w:sz w:val="20"/>
+                <w:szCs w:val="20"/>
+                <w:lang w:val="en-US"/>
+              </w:rPr>
+              <w:t>items.items</w:t>
+            </w:r>
+            <w:proofErr w:type="spellEnd"/>
+            <w:r>
+              <w:rPr>
+                <w:rFonts w:ascii="Times New Roman" w:hAnsi="Times New Roman" w:cs="Times New Roman"/>
+                <w:sz w:val="20"/>
+                <w:szCs w:val="20"/>
+                <w:lang w:val="en-US"/>
+              </w:rPr>
+              <w:t>() %}</w:t>
             </w:r>
           </w:p>
         </w:tc>
@@ -5223,8 +6531,9 @@
                 <w:szCs w:val="20"/>
                 <w:lang w:val="en-US"/>
               </w:rPr>
-              <w:t>{{ i.lec_num</w:t>
-            </w:r>
+              <w:t xml:space="preserve">{{ </w:t>
+            </w:r>
+            <w:proofErr w:type="spellStart"/>
             <w:r>
               <w:rPr>
                 <w:rFonts w:ascii="Times New Roman" w:hAnsi="Times New Roman" w:cs="Times New Roman"/>
@@ -5232,7 +6541,7 @@
                 <w:szCs w:val="20"/>
                 <w:lang w:val="en-US"/>
               </w:rPr>
-              <w:t>s</w:t>
+              <w:t>i.lec_num</w:t>
             </w:r>
             <w:r>
               <w:rPr>
@@ -5241,6 +6550,16 @@
                 <w:szCs w:val="20"/>
                 <w:lang w:val="en-US"/>
               </w:rPr>
+              <w:t>s</w:t>
+            </w:r>
+            <w:proofErr w:type="spellEnd"/>
+            <w:r>
+              <w:rPr>
+                <w:rFonts w:ascii="Times New Roman" w:hAnsi="Times New Roman" w:cs="Times New Roman"/>
+                <w:sz w:val="20"/>
+                <w:szCs w:val="20"/>
+                <w:lang w:val="en-US"/>
+              </w:rPr>
               <w:t xml:space="preserve"> }}</w:t>
             </w:r>
           </w:p>
@@ -5267,7 +6586,27 @@
                 <w:szCs w:val="20"/>
                 <w:lang w:val="en-US"/>
               </w:rPr>
-              <w:t>{{ i.lec }}</w:t>
+              <w:t xml:space="preserve">{{ </w:t>
+            </w:r>
+            <w:proofErr w:type="spellStart"/>
+            <w:r>
+              <w:rPr>
+                <w:rFonts w:ascii="Times New Roman" w:hAnsi="Times New Roman" w:cs="Times New Roman"/>
+                <w:sz w:val="20"/>
+                <w:szCs w:val="20"/>
+                <w:lang w:val="en-US"/>
+              </w:rPr>
+              <w:t>i.lec</w:t>
+            </w:r>
+            <w:proofErr w:type="spellEnd"/>
+            <w:r>
+              <w:rPr>
+                <w:rFonts w:ascii="Times New Roman" w:hAnsi="Times New Roman" w:cs="Times New Roman"/>
+                <w:sz w:val="20"/>
+                <w:szCs w:val="20"/>
+                <w:lang w:val="en-US"/>
+              </w:rPr>
+              <w:t xml:space="preserve"> }}</w:t>
             </w:r>
           </w:p>
         </w:tc>
@@ -5293,7 +6632,27 @@
                 <w:szCs w:val="20"/>
                 <w:lang w:val="en-US"/>
               </w:rPr>
-              <w:t>{{ i.labs_nums }}</w:t>
+              <w:t xml:space="preserve">{{ </w:t>
+            </w:r>
+            <w:proofErr w:type="spellStart"/>
+            <w:r>
+              <w:rPr>
+                <w:rFonts w:ascii="Times New Roman" w:hAnsi="Times New Roman" w:cs="Times New Roman"/>
+                <w:sz w:val="20"/>
+                <w:szCs w:val="20"/>
+                <w:lang w:val="en-US"/>
+              </w:rPr>
+              <w:t>i.labs_nums</w:t>
+            </w:r>
+            <w:proofErr w:type="spellEnd"/>
+            <w:r>
+              <w:rPr>
+                <w:rFonts w:ascii="Times New Roman" w:hAnsi="Times New Roman" w:cs="Times New Roman"/>
+                <w:sz w:val="20"/>
+                <w:szCs w:val="20"/>
+                <w:lang w:val="en-US"/>
+              </w:rPr>
+              <w:t xml:space="preserve"> }}</w:t>
             </w:r>
           </w:p>
         </w:tc>
@@ -5319,7 +6678,27 @@
                 <w:szCs w:val="20"/>
                 <w:lang w:val="en-US"/>
               </w:rPr>
-              <w:t>{{ i.labs }}</w:t>
+              <w:t xml:space="preserve">{{ </w:t>
+            </w:r>
+            <w:proofErr w:type="spellStart"/>
+            <w:r>
+              <w:rPr>
+                <w:rFonts w:ascii="Times New Roman" w:hAnsi="Times New Roman" w:cs="Times New Roman"/>
+                <w:sz w:val="20"/>
+                <w:szCs w:val="20"/>
+                <w:lang w:val="en-US"/>
+              </w:rPr>
+              <w:t>i.labs</w:t>
+            </w:r>
+            <w:proofErr w:type="spellEnd"/>
+            <w:r>
+              <w:rPr>
+                <w:rFonts w:ascii="Times New Roman" w:hAnsi="Times New Roman" w:cs="Times New Roman"/>
+                <w:sz w:val="20"/>
+                <w:szCs w:val="20"/>
+                <w:lang w:val="en-US"/>
+              </w:rPr>
+              <w:t xml:space="preserve"> }}</w:t>
             </w:r>
           </w:p>
         </w:tc>
@@ -5345,7 +6724,27 @@
                 <w:szCs w:val="20"/>
                 <w:lang w:val="en-US"/>
               </w:rPr>
-              <w:t>{{ i.pr.nums }}</w:t>
+              <w:t xml:space="preserve">{{ </w:t>
+            </w:r>
+            <w:proofErr w:type="spellStart"/>
+            <w:r>
+              <w:rPr>
+                <w:rFonts w:ascii="Times New Roman" w:hAnsi="Times New Roman" w:cs="Times New Roman"/>
+                <w:sz w:val="20"/>
+                <w:szCs w:val="20"/>
+                <w:lang w:val="en-US"/>
+              </w:rPr>
+              <w:t>i.pr.nums</w:t>
+            </w:r>
+            <w:proofErr w:type="spellEnd"/>
+            <w:r>
+              <w:rPr>
+                <w:rFonts w:ascii="Times New Roman" w:hAnsi="Times New Roman" w:cs="Times New Roman"/>
+                <w:sz w:val="20"/>
+                <w:szCs w:val="20"/>
+                <w:lang w:val="en-US"/>
+              </w:rPr>
+              <w:t xml:space="preserve"> }}</w:t>
             </w:r>
           </w:p>
         </w:tc>
@@ -5397,11 +6796,9 @@
                 <w:szCs w:val="20"/>
                 <w:lang w:val="en-US"/>
               </w:rPr>
-              <w:t>{{ i.</w:t>
-            </w:r>
-            <w:r>
-              <w:t xml:space="preserve"> </w:t>
-            </w:r>
+              <w:t xml:space="preserve">{{ </w:t>
+            </w:r>
+            <w:proofErr w:type="spellStart"/>
             <w:r>
               <w:rPr>
                 <w:rFonts w:ascii="Times New Roman" w:hAnsi="Times New Roman" w:cs="Times New Roman"/>
@@ -5409,8 +6806,9 @@
                 <w:szCs w:val="20"/>
                 <w:lang w:val="en-US"/>
               </w:rPr>
-              <w:t>srs_nums</w:t>
-            </w:r>
+              <w:t>i</w:t>
+            </w:r>
+            <w:proofErr w:type="spellEnd"/>
             <w:r>
               <w:rPr>
                 <w:rFonts w:ascii="Times New Roman" w:hAnsi="Times New Roman" w:cs="Times New Roman"/>
@@ -5418,6 +6816,29 @@
                 <w:szCs w:val="20"/>
                 <w:lang w:val="en-US"/>
               </w:rPr>
+              <w:t>.</w:t>
+            </w:r>
+            <w:r>
+              <w:t xml:space="preserve"> </w:t>
+            </w:r>
+            <w:proofErr w:type="spellStart"/>
+            <w:r>
+              <w:rPr>
+                <w:rFonts w:ascii="Times New Roman" w:hAnsi="Times New Roman" w:cs="Times New Roman"/>
+                <w:sz w:val="20"/>
+                <w:szCs w:val="20"/>
+                <w:lang w:val="en-US"/>
+              </w:rPr>
+              <w:t>srs_nums</w:t>
+            </w:r>
+            <w:proofErr w:type="spellEnd"/>
+            <w:r>
+              <w:rPr>
+                <w:rFonts w:ascii="Times New Roman" w:hAnsi="Times New Roman" w:cs="Times New Roman"/>
+                <w:sz w:val="20"/>
+                <w:szCs w:val="20"/>
+                <w:lang w:val="en-US"/>
+              </w:rPr>
               <w:t>}}</w:t>
             </w:r>
           </w:p>
@@ -5444,7 +6865,27 @@
                 <w:szCs w:val="20"/>
                 <w:lang w:val="en-US"/>
               </w:rPr>
-              <w:t>{{ i.srs }}</w:t>
+              <w:t xml:space="preserve">{{ </w:t>
+            </w:r>
+            <w:proofErr w:type="spellStart"/>
+            <w:r>
+              <w:rPr>
+                <w:rFonts w:ascii="Times New Roman" w:hAnsi="Times New Roman" w:cs="Times New Roman"/>
+                <w:sz w:val="20"/>
+                <w:szCs w:val="20"/>
+                <w:lang w:val="en-US"/>
+              </w:rPr>
+              <w:t>i.srs</w:t>
+            </w:r>
+            <w:proofErr w:type="spellEnd"/>
+            <w:r>
+              <w:rPr>
+                <w:rFonts w:ascii="Times New Roman" w:hAnsi="Times New Roman" w:cs="Times New Roman"/>
+                <w:sz w:val="20"/>
+                <w:szCs w:val="20"/>
+                <w:lang w:val="en-US"/>
+              </w:rPr>
+              <w:t xml:space="preserve"> }}</w:t>
             </w:r>
           </w:p>
         </w:tc>
@@ -5470,7 +6911,27 @@
                 <w:szCs w:val="20"/>
                 <w:lang w:val="en-US"/>
               </w:rPr>
-              <w:t>{{ i.formcontrol }}</w:t>
+              <w:t xml:space="preserve">{{ </w:t>
+            </w:r>
+            <w:proofErr w:type="spellStart"/>
+            <w:r>
+              <w:rPr>
+                <w:rFonts w:ascii="Times New Roman" w:hAnsi="Times New Roman" w:cs="Times New Roman"/>
+                <w:sz w:val="20"/>
+                <w:szCs w:val="20"/>
+                <w:lang w:val="en-US"/>
+              </w:rPr>
+              <w:t>i.formcontrol</w:t>
+            </w:r>
+            <w:proofErr w:type="spellEnd"/>
+            <w:r>
+              <w:rPr>
+                <w:rFonts w:ascii="Times New Roman" w:hAnsi="Times New Roman" w:cs="Times New Roman"/>
+                <w:sz w:val="20"/>
+                <w:szCs w:val="20"/>
+                <w:lang w:val="en-US"/>
+              </w:rPr>
+              <w:t xml:space="preserve"> }}</w:t>
             </w:r>
           </w:p>
         </w:tc>
@@ -5516,7 +6977,47 @@
                 <w:szCs w:val="20"/>
                 <w:lang w:val="en-US"/>
               </w:rPr>
-              <w:t>{%tr endfor %}</w:t>
+              <w:t>{%</w:t>
+            </w:r>
+            <w:proofErr w:type="spellStart"/>
+            <w:r>
+              <w:rPr>
+                <w:rFonts w:ascii="Times New Roman" w:hAnsi="Times New Roman" w:cs="Times New Roman"/>
+                <w:sz w:val="20"/>
+                <w:szCs w:val="20"/>
+                <w:lang w:val="en-US"/>
+              </w:rPr>
+              <w:t>tr</w:t>
+            </w:r>
+            <w:proofErr w:type="spellEnd"/>
+            <w:r>
+              <w:rPr>
+                <w:rFonts w:ascii="Times New Roman" w:hAnsi="Times New Roman" w:cs="Times New Roman"/>
+                <w:sz w:val="20"/>
+                <w:szCs w:val="20"/>
+                <w:lang w:val="en-US"/>
+              </w:rPr>
+              <w:t xml:space="preserve"> </w:t>
+            </w:r>
+            <w:proofErr w:type="spellStart"/>
+            <w:r>
+              <w:rPr>
+                <w:rFonts w:ascii="Times New Roman" w:hAnsi="Times New Roman" w:cs="Times New Roman"/>
+                <w:sz w:val="20"/>
+                <w:szCs w:val="20"/>
+                <w:lang w:val="en-US"/>
+              </w:rPr>
+              <w:t>endfor</w:t>
+            </w:r>
+            <w:proofErr w:type="spellEnd"/>
+            <w:r>
+              <w:rPr>
+                <w:rFonts w:ascii="Times New Roman" w:hAnsi="Times New Roman" w:cs="Times New Roman"/>
+                <w:sz w:val="20"/>
+                <w:szCs w:val="20"/>
+                <w:lang w:val="en-US"/>
+              </w:rPr>
+              <w:t xml:space="preserve"> %}</w:t>
             </w:r>
           </w:p>
         </w:tc>
@@ -5539,6 +7040,7 @@
         </w:rPr>
         <w:t xml:space="preserve">{% </w:t>
       </w:r>
+      <w:proofErr w:type="spellStart"/>
       <w:r>
         <w:rPr>
           <w:rFonts w:ascii="Times New Roman" w:hAnsi="Times New Roman" w:cs="Times New Roman"/>
@@ -5548,13 +7050,23 @@
         </w:rPr>
         <w:t>endfor</w:t>
       </w:r>
-      <w:r>
-        <w:rPr>
-          <w:rFonts w:ascii="Times New Roman" w:hAnsi="Times New Roman" w:cs="Times New Roman"/>
-          <w:sz w:val="24"/>
-          <w:szCs w:val="24"/>
-        </w:rPr>
-        <w:t xml:space="preserve"> %}</w:t>
+      <w:proofErr w:type="spellEnd"/>
+      <w:r>
+        <w:rPr>
+          <w:rFonts w:ascii="Times New Roman" w:hAnsi="Times New Roman" w:cs="Times New Roman"/>
+          <w:sz w:val="24"/>
+          <w:szCs w:val="24"/>
+        </w:rPr>
+        <w:t xml:space="preserve"> </w:t>
+      </w:r>
+      <w:proofErr w:type="gramStart"/>
+      <w:r>
+        <w:rPr>
+          <w:rFonts w:ascii="Times New Roman" w:hAnsi="Times New Roman" w:cs="Times New Roman"/>
+          <w:sz w:val="24"/>
+          <w:szCs w:val="24"/>
+        </w:rPr>
+        <w:t>%}</w:t>
       </w:r>
       <w:r>
         <w:rPr>
@@ -5586,6 +7098,7 @@
         </w:rPr>
         <w:t>2</w:t>
       </w:r>
+      <w:proofErr w:type="gramEnd"/>
       <w:r>
         <w:rPr>
           <w:rFonts w:ascii="Times New Roman" w:hAnsi="Times New Roman" w:cs="Times New Roman"/>
@@ -5651,7 +7164,44 @@
           <w:szCs w:val="24"/>
           <w:lang w:val="en-US"/>
         </w:rPr>
-        <w:t xml:space="preserve"> in dg.items() %}</w:t>
+        <w:t xml:space="preserve"> in </w:t>
+      </w:r>
+      <w:proofErr w:type="spellStart"/>
+      <w:proofErr w:type="gramStart"/>
+      <w:r>
+        <w:rPr>
+          <w:rFonts w:ascii="Times New Roman" w:hAnsi="Times New Roman" w:cs="Times New Roman"/>
+          <w:b/>
+          <w:bCs/>
+          <w:sz w:val="24"/>
+          <w:szCs w:val="24"/>
+          <w:lang w:val="en-US"/>
+        </w:rPr>
+        <w:t>dg.items</w:t>
+      </w:r>
+      <w:proofErr w:type="spellEnd"/>
+      <w:r>
+        <w:rPr>
+          <w:rFonts w:ascii="Times New Roman" w:hAnsi="Times New Roman" w:cs="Times New Roman"/>
+          <w:b/>
+          <w:bCs/>
+          <w:sz w:val="24"/>
+          <w:szCs w:val="24"/>
+          <w:lang w:val="en-US"/>
+        </w:rPr>
+        <w:t>(</w:t>
+      </w:r>
+      <w:proofErr w:type="gramEnd"/>
+      <w:r>
+        <w:rPr>
+          <w:rFonts w:ascii="Times New Roman" w:hAnsi="Times New Roman" w:cs="Times New Roman"/>
+          <w:b/>
+          <w:bCs/>
+          <w:sz w:val="24"/>
+          <w:szCs w:val="24"/>
+          <w:lang w:val="en-US"/>
+        </w:rPr>
+        <w:t>) %}</w:t>
       </w:r>
       <w:r>
         <w:rPr>
@@ -5674,16 +7224,29 @@
         </w:rPr>
         <w:t xml:space="preserve"> № </w:t>
       </w:r>
-      <w:r>
-        <w:rPr>
-          <w:rFonts w:ascii="Times New Roman" w:hAnsi="Times New Roman" w:cs="Times New Roman"/>
-          <w:b/>
-          <w:bCs/>
-          <w:sz w:val="24"/>
-          <w:szCs w:val="24"/>
-          <w:lang w:val="en-US"/>
-        </w:rPr>
-        <w:t>{{ key }}</w:t>
+      <w:proofErr w:type="gramStart"/>
+      <w:r>
+        <w:rPr>
+          <w:rFonts w:ascii="Times New Roman" w:hAnsi="Times New Roman" w:cs="Times New Roman"/>
+          <w:b/>
+          <w:bCs/>
+          <w:sz w:val="24"/>
+          <w:szCs w:val="24"/>
+          <w:lang w:val="en-US"/>
+        </w:rPr>
+        <w:t>{{ key</w:t>
+      </w:r>
+      <w:proofErr w:type="gramEnd"/>
+      <w:r>
+        <w:rPr>
+          <w:rFonts w:ascii="Times New Roman" w:hAnsi="Times New Roman" w:cs="Times New Roman"/>
+          <w:b/>
+          <w:bCs/>
+          <w:sz w:val="24"/>
+          <w:szCs w:val="24"/>
+          <w:lang w:val="en-US"/>
+        </w:rPr>
+        <w:t xml:space="preserve"> }}</w:t>
       </w:r>
     </w:p>
     <w:tbl>
@@ -5797,7 +7360,47 @@
                 <w:szCs w:val="24"/>
                 <w:lang w:val="en-US"/>
               </w:rPr>
-              <w:t>{%tr for i in items %}</w:t>
+              <w:t>{%</w:t>
+            </w:r>
+            <w:proofErr w:type="spellStart"/>
+            <w:r>
+              <w:rPr>
+                <w:rFonts w:ascii="Times New Roman" w:hAnsi="Times New Roman" w:cs="Times New Roman"/>
+                <w:sz w:val="24"/>
+                <w:szCs w:val="24"/>
+                <w:lang w:val="en-US"/>
+              </w:rPr>
+              <w:t>tr</w:t>
+            </w:r>
+            <w:proofErr w:type="spellEnd"/>
+            <w:r>
+              <w:rPr>
+                <w:rFonts w:ascii="Times New Roman" w:hAnsi="Times New Roman" w:cs="Times New Roman"/>
+                <w:sz w:val="24"/>
+                <w:szCs w:val="24"/>
+                <w:lang w:val="en-US"/>
+              </w:rPr>
+              <w:t xml:space="preserve"> for </w:t>
+            </w:r>
+            <w:proofErr w:type="spellStart"/>
+            <w:r>
+              <w:rPr>
+                <w:rFonts w:ascii="Times New Roman" w:hAnsi="Times New Roman" w:cs="Times New Roman"/>
+                <w:sz w:val="24"/>
+                <w:szCs w:val="24"/>
+                <w:lang w:val="en-US"/>
+              </w:rPr>
+              <w:t>i</w:t>
+            </w:r>
+            <w:proofErr w:type="spellEnd"/>
+            <w:r>
+              <w:rPr>
+                <w:rFonts w:ascii="Times New Roman" w:hAnsi="Times New Roman" w:cs="Times New Roman"/>
+                <w:sz w:val="24"/>
+                <w:szCs w:val="24"/>
+                <w:lang w:val="en-US"/>
+              </w:rPr>
+              <w:t xml:space="preserve"> in items %}</w:t>
             </w:r>
           </w:p>
         </w:tc>
@@ -5832,6 +7435,68 @@
                 <w:szCs w:val="24"/>
                 <w:lang w:val="en-US"/>
               </w:rPr>
+              <w:t xml:space="preserve"> </w:t>
+            </w:r>
+            <w:proofErr w:type="spellStart"/>
+            <w:r>
+              <w:rPr>
+                <w:rFonts w:ascii="Times New Roman" w:hAnsi="Times New Roman" w:cs="Times New Roman"/>
+                <w:sz w:val="24"/>
+                <w:szCs w:val="24"/>
+                <w:lang w:val="en-US"/>
+              </w:rPr>
+              <w:t>i</w:t>
+            </w:r>
+            <w:r>
+              <w:rPr>
+                <w:rFonts w:ascii="Times New Roman" w:hAnsi="Times New Roman" w:cs="Times New Roman"/>
+                <w:sz w:val="24"/>
+                <w:szCs w:val="24"/>
+                <w:lang w:val="en-US"/>
+              </w:rPr>
+              <w:t>.num</w:t>
+            </w:r>
+            <w:proofErr w:type="spellEnd"/>
+            <w:r>
+              <w:rPr>
+                <w:rFonts w:ascii="Times New Roman" w:hAnsi="Times New Roman" w:cs="Times New Roman"/>
+                <w:sz w:val="24"/>
+                <w:szCs w:val="24"/>
+                <w:lang w:val="en-US"/>
+              </w:rPr>
+              <w:t xml:space="preserve"> }}</w:t>
+            </w:r>
+          </w:p>
+        </w:tc>
+        <w:tc>
+          <w:tcPr>
+            <w:tcW w:w="2717" w:type="dxa"/>
+          </w:tcPr>
+          <w:p>
+            <w:pPr>
+              <w:rPr>
+                <w:rFonts w:ascii="Times New Roman" w:hAnsi="Times New Roman" w:cs="Times New Roman"/>
+                <w:sz w:val="24"/>
+                <w:szCs w:val="24"/>
+                <w:lang w:val="en-US"/>
+              </w:rPr>
+            </w:pPr>
+            <w:r>
+              <w:rPr>
+                <w:rFonts w:ascii="Times New Roman" w:hAnsi="Times New Roman" w:cs="Times New Roman"/>
+                <w:sz w:val="24"/>
+                <w:szCs w:val="24"/>
+                <w:lang w:val="en-US"/>
+              </w:rPr>
+              <w:t>{{</w:t>
+            </w:r>
+            <w:r>
+              <w:rPr>
+                <w:rFonts w:ascii="Times New Roman" w:hAnsi="Times New Roman" w:cs="Times New Roman"/>
+                <w:sz w:val="24"/>
+                <w:szCs w:val="24"/>
+                <w:lang w:val="en-US"/>
+              </w:rPr>
               <w:t xml:space="preserve"> i</w:t>
             </w:r>
             <w:r>
@@ -5841,48 +7506,6 @@
                 <w:szCs w:val="24"/>
                 <w:lang w:val="en-US"/>
               </w:rPr>
-              <w:t>.num }}</w:t>
-            </w:r>
-          </w:p>
-        </w:tc>
-        <w:tc>
-          <w:tcPr>
-            <w:tcW w:w="2717" w:type="dxa"/>
-          </w:tcPr>
-          <w:p>
-            <w:pPr>
-              <w:rPr>
-                <w:rFonts w:ascii="Times New Roman" w:hAnsi="Times New Roman" w:cs="Times New Roman"/>
-                <w:sz w:val="24"/>
-                <w:szCs w:val="24"/>
-                <w:lang w:val="en-US"/>
-              </w:rPr>
-            </w:pPr>
-            <w:r>
-              <w:rPr>
-                <w:rFonts w:ascii="Times New Roman" w:hAnsi="Times New Roman" w:cs="Times New Roman"/>
-                <w:sz w:val="24"/>
-                <w:szCs w:val="24"/>
-                <w:lang w:val="en-US"/>
-              </w:rPr>
-              <w:t>{{</w:t>
-            </w:r>
-            <w:r>
-              <w:rPr>
-                <w:rFonts w:ascii="Times New Roman" w:hAnsi="Times New Roman" w:cs="Times New Roman"/>
-                <w:sz w:val="24"/>
-                <w:szCs w:val="24"/>
-                <w:lang w:val="en-US"/>
-              </w:rPr>
-              <w:t xml:space="preserve"> i</w:t>
-            </w:r>
-            <w:r>
-              <w:rPr>
-                <w:rFonts w:ascii="Times New Roman" w:hAnsi="Times New Roman" w:cs="Times New Roman"/>
-                <w:sz w:val="24"/>
-                <w:szCs w:val="24"/>
-                <w:lang w:val="en-US"/>
-              </w:rPr>
               <w:t>.name }}</w:t>
             </w:r>
           </w:p>
@@ -5909,6 +7532,7 @@
               </w:rPr>
               <w:t xml:space="preserve">{{ </w:t>
             </w:r>
+            <w:proofErr w:type="spellStart"/>
             <w:r>
               <w:rPr>
                 <w:rFonts w:ascii="Times New Roman" w:hAnsi="Times New Roman" w:cs="Times New Roman"/>
@@ -5925,7 +7549,17 @@
                 <w:szCs w:val="24"/>
                 <w:lang w:val="en-US"/>
               </w:rPr>
-              <w:t>.comment }}</w:t>
+              <w:t>.comment</w:t>
+            </w:r>
+            <w:proofErr w:type="spellEnd"/>
+            <w:r>
+              <w:rPr>
+                <w:rFonts w:ascii="Times New Roman" w:hAnsi="Times New Roman" w:cs="Times New Roman"/>
+                <w:sz w:val="24"/>
+                <w:szCs w:val="24"/>
+                <w:lang w:val="en-US"/>
+              </w:rPr>
+              <w:t xml:space="preserve"> }}</w:t>
             </w:r>
           </w:p>
         </w:tc>
@@ -5953,7 +7587,47 @@
                 <w:szCs w:val="24"/>
                 <w:lang w:val="en-US"/>
               </w:rPr>
-              <w:t>{%tr endfor %}</w:t>
+              <w:t>{%</w:t>
+            </w:r>
+            <w:proofErr w:type="spellStart"/>
+            <w:r>
+              <w:rPr>
+                <w:rFonts w:ascii="Times New Roman" w:hAnsi="Times New Roman" w:cs="Times New Roman"/>
+                <w:sz w:val="24"/>
+                <w:szCs w:val="24"/>
+                <w:lang w:val="en-US"/>
+              </w:rPr>
+              <w:t>tr</w:t>
+            </w:r>
+            <w:proofErr w:type="spellEnd"/>
+            <w:r>
+              <w:rPr>
+                <w:rFonts w:ascii="Times New Roman" w:hAnsi="Times New Roman" w:cs="Times New Roman"/>
+                <w:sz w:val="24"/>
+                <w:szCs w:val="24"/>
+                <w:lang w:val="en-US"/>
+              </w:rPr>
+              <w:t xml:space="preserve"> </w:t>
+            </w:r>
+            <w:proofErr w:type="spellStart"/>
+            <w:r>
+              <w:rPr>
+                <w:rFonts w:ascii="Times New Roman" w:hAnsi="Times New Roman" w:cs="Times New Roman"/>
+                <w:sz w:val="24"/>
+                <w:szCs w:val="24"/>
+                <w:lang w:val="en-US"/>
+              </w:rPr>
+              <w:t>endfor</w:t>
+            </w:r>
+            <w:proofErr w:type="spellEnd"/>
+            <w:r>
+              <w:rPr>
+                <w:rFonts w:ascii="Times New Roman" w:hAnsi="Times New Roman" w:cs="Times New Roman"/>
+                <w:sz w:val="24"/>
+                <w:szCs w:val="24"/>
+                <w:lang w:val="en-US"/>
+              </w:rPr>
+              <w:t xml:space="preserve"> %}</w:t>
             </w:r>
           </w:p>
         </w:tc>
@@ -5977,6 +7651,7 @@
         <w:lastRenderedPageBreak/>
         <w:t xml:space="preserve">{% </w:t>
       </w:r>
+      <w:proofErr w:type="spellStart"/>
       <w:r>
         <w:rPr>
           <w:rFonts w:ascii="Times New Roman" w:hAnsi="Times New Roman" w:cs="Times New Roman"/>
@@ -5986,13 +7661,23 @@
         </w:rPr>
         <w:t>endfor</w:t>
       </w:r>
-      <w:r>
-        <w:rPr>
-          <w:rFonts w:ascii="Times New Roman" w:hAnsi="Times New Roman" w:cs="Times New Roman"/>
-          <w:sz w:val="24"/>
-          <w:szCs w:val="24"/>
-        </w:rPr>
-        <w:t xml:space="preserve"> %}</w:t>
+      <w:proofErr w:type="spellEnd"/>
+      <w:r>
+        <w:rPr>
+          <w:rFonts w:ascii="Times New Roman" w:hAnsi="Times New Roman" w:cs="Times New Roman"/>
+          <w:sz w:val="24"/>
+          <w:szCs w:val="24"/>
+        </w:rPr>
+        <w:t xml:space="preserve"> </w:t>
+      </w:r>
+      <w:proofErr w:type="gramStart"/>
+      <w:r>
+        <w:rPr>
+          <w:rFonts w:ascii="Times New Roman" w:hAnsi="Times New Roman" w:cs="Times New Roman"/>
+          <w:sz w:val="24"/>
+          <w:szCs w:val="24"/>
+        </w:rPr>
+        <w:t>%}</w:t>
       </w:r>
       <w:r>
         <w:rPr>
@@ -6024,6 +7709,7 @@
         </w:rPr>
         <w:t>3</w:t>
       </w:r>
+      <w:proofErr w:type="gramEnd"/>
       <w:r>
         <w:rPr>
           <w:rFonts w:ascii="Times New Roman" w:hAnsi="Times New Roman" w:cs="Times New Roman"/>
@@ -6103,6 +7789,7 @@
         </w:rPr>
         <w:t xml:space="preserve"> </w:t>
       </w:r>
+      <w:proofErr w:type="spellStart"/>
       <w:r>
         <w:rPr>
           <w:rFonts w:ascii="Times New Roman" w:hAnsi="Times New Roman" w:cs="Times New Roman"/>
@@ -6113,6 +7800,7 @@
         </w:rPr>
         <w:t>labw</w:t>
       </w:r>
+      <w:proofErr w:type="spellEnd"/>
       <w:r>
         <w:rPr>
           <w:rFonts w:ascii="Times New Roman" w:hAnsi="Times New Roman" w:cs="Times New Roman"/>
@@ -6144,6 +7832,7 @@
         </w:rPr>
         <w:t xml:space="preserve">{% </w:t>
       </w:r>
+      <w:proofErr w:type="spellStart"/>
       <w:r>
         <w:rPr>
           <w:rFonts w:ascii="Times New Roman" w:hAnsi="Times New Roman" w:cs="Times New Roman"/>
@@ -6154,6 +7843,7 @@
         </w:rPr>
         <w:t>endif</w:t>
       </w:r>
+      <w:proofErr w:type="spellEnd"/>
       <w:r>
         <w:rPr>
           <w:rFonts w:ascii="Times New Roman" w:hAnsi="Times New Roman" w:cs="Times New Roman"/>
@@ -6263,6 +7953,8 @@
         </w:rPr>
         <w:t xml:space="preserve"> </w:t>
       </w:r>
+      <w:proofErr w:type="spellStart"/>
+      <w:proofErr w:type="gramStart"/>
       <w:r>
         <w:rPr>
           <w:rFonts w:ascii="Times New Roman" w:hAnsi="Times New Roman" w:cs="Times New Roman"/>
@@ -6296,16 +7988,29 @@
         </w:rPr>
         <w:t>items</w:t>
       </w:r>
-      <w:r>
-        <w:rPr>
-          <w:rFonts w:ascii="Times New Roman" w:hAnsi="Times New Roman" w:cs="Times New Roman"/>
-          <w:b/>
-          <w:bCs/>
-          <w:sz w:val="24"/>
-          <w:szCs w:val="24"/>
-          <w:lang w:val="en-US"/>
-        </w:rPr>
-        <w:t>() %}</w:t>
+      <w:proofErr w:type="spellEnd"/>
+      <w:r>
+        <w:rPr>
+          <w:rFonts w:ascii="Times New Roman" w:hAnsi="Times New Roman" w:cs="Times New Roman"/>
+          <w:b/>
+          <w:bCs/>
+          <w:sz w:val="24"/>
+          <w:szCs w:val="24"/>
+          <w:lang w:val="en-US"/>
+        </w:rPr>
+        <w:t>(</w:t>
+      </w:r>
+      <w:proofErr w:type="gramEnd"/>
+      <w:r>
+        <w:rPr>
+          <w:rFonts w:ascii="Times New Roman" w:hAnsi="Times New Roman" w:cs="Times New Roman"/>
+          <w:b/>
+          <w:bCs/>
+          <w:sz w:val="24"/>
+          <w:szCs w:val="24"/>
+          <w:lang w:val="en-US"/>
+        </w:rPr>
+        <w:t>) %}</w:t>
       </w:r>
       <w:r>
         <w:rPr>
@@ -6326,7 +8031,19 @@
           <w:szCs w:val="24"/>
           <w:lang w:val="en-US"/>
         </w:rPr>
-        <w:t xml:space="preserve"> № {{ </w:t>
+        <w:t xml:space="preserve"> № </w:t>
+      </w:r>
+      <w:proofErr w:type="gramStart"/>
+      <w:r>
+        <w:rPr>
+          <w:rFonts w:ascii="Times New Roman" w:hAnsi="Times New Roman" w:cs="Times New Roman"/>
+          <w:b/>
+          <w:bCs/>
+          <w:sz w:val="24"/>
+          <w:szCs w:val="24"/>
+          <w:lang w:val="en-US"/>
+        </w:rPr>
+        <w:t xml:space="preserve">{{ </w:t>
       </w:r>
       <w:r>
         <w:rPr>
@@ -6339,6 +8056,7 @@
         </w:rPr>
         <w:t>key</w:t>
       </w:r>
+      <w:proofErr w:type="gramEnd"/>
       <w:r>
         <w:rPr>
           <w:rFonts w:ascii="Times New Roman" w:hAnsi="Times New Roman" w:cs="Times New Roman"/>
@@ -6494,6 +8212,7 @@
               </w:rPr>
               <w:t>{%</w:t>
             </w:r>
+            <w:proofErr w:type="spellStart"/>
             <w:r>
               <w:rPr>
                 <w:rFonts w:ascii="Times New Roman" w:hAnsi="Times New Roman" w:cs="Times New Roman"/>
@@ -6503,6 +8222,7 @@
               </w:rPr>
               <w:t>tr</w:t>
             </w:r>
+            <w:proofErr w:type="spellEnd"/>
             <w:r>
               <w:rPr>
                 <w:rFonts w:ascii="Times New Roman" w:hAnsi="Times New Roman" w:cs="Times New Roman"/>
@@ -6530,6 +8250,7 @@
               </w:rPr>
               <w:t xml:space="preserve"> </w:t>
             </w:r>
+            <w:proofErr w:type="spellStart"/>
             <w:r>
               <w:rPr>
                 <w:rFonts w:ascii="Times New Roman" w:hAnsi="Times New Roman" w:cs="Times New Roman"/>
@@ -6539,6 +8260,7 @@
               </w:rPr>
               <w:t>i</w:t>
             </w:r>
+            <w:proofErr w:type="spellEnd"/>
             <w:r>
               <w:rPr>
                 <w:rFonts w:ascii="Times New Roman" w:hAnsi="Times New Roman" w:cs="Times New Roman"/>
@@ -6611,6 +8333,7 @@
                 <w:szCs w:val="24"/>
               </w:rPr>
             </w:pPr>
+            <w:proofErr w:type="gramStart"/>
             <w:r>
               <w:rPr>
                 <w:rFonts w:ascii="Times New Roman" w:hAnsi="Times New Roman" w:cs="Times New Roman"/>
@@ -6619,6 +8342,7 @@
               </w:rPr>
               <w:t xml:space="preserve">{{ </w:t>
             </w:r>
+            <w:proofErr w:type="spellStart"/>
             <w:r>
               <w:rPr>
                 <w:rFonts w:ascii="Times New Roman" w:hAnsi="Times New Roman" w:cs="Times New Roman"/>
@@ -6628,6 +8352,7 @@
               </w:rPr>
               <w:t>i</w:t>
             </w:r>
+            <w:proofErr w:type="spellEnd"/>
             <w:r>
               <w:rPr>
                 <w:rFonts w:ascii="Times New Roman" w:hAnsi="Times New Roman" w:cs="Times New Roman"/>
@@ -6645,6 +8370,7 @@
               </w:rPr>
               <w:t>number</w:t>
             </w:r>
+            <w:proofErr w:type="gramEnd"/>
             <w:r>
               <w:rPr>
                 <w:rFonts w:ascii="Times New Roman" w:hAnsi="Times New Roman" w:cs="Times New Roman"/>
@@ -6667,6 +8393,7 @@
                 <w:szCs w:val="24"/>
               </w:rPr>
             </w:pPr>
+            <w:proofErr w:type="gramStart"/>
             <w:r>
               <w:rPr>
                 <w:rFonts w:ascii="Times New Roman" w:hAnsi="Times New Roman" w:cs="Times New Roman"/>
@@ -6675,6 +8402,7 @@
               </w:rPr>
               <w:t xml:space="preserve">{{ </w:t>
             </w:r>
+            <w:proofErr w:type="spellStart"/>
             <w:r>
               <w:rPr>
                 <w:rFonts w:ascii="Times New Roman" w:hAnsi="Times New Roman" w:cs="Times New Roman"/>
@@ -6684,6 +8412,7 @@
               </w:rPr>
               <w:t>i</w:t>
             </w:r>
+            <w:proofErr w:type="spellEnd"/>
             <w:r>
               <w:rPr>
                 <w:rFonts w:ascii="Times New Roman" w:hAnsi="Times New Roman" w:cs="Times New Roman"/>
@@ -6701,6 +8430,7 @@
               </w:rPr>
               <w:t>content</w:t>
             </w:r>
+            <w:proofErr w:type="gramEnd"/>
             <w:r>
               <w:rPr>
                 <w:rFonts w:ascii="Times New Roman" w:hAnsi="Times New Roman" w:cs="Times New Roman"/>
@@ -6725,6 +8455,7 @@
                 <w:szCs w:val="24"/>
               </w:rPr>
             </w:pPr>
+            <w:proofErr w:type="gramStart"/>
             <w:r>
               <w:rPr>
                 <w:rFonts w:ascii="Times New Roman" w:hAnsi="Times New Roman" w:cs="Times New Roman"/>
@@ -6733,6 +8464,7 @@
               </w:rPr>
               <w:t xml:space="preserve">{{ </w:t>
             </w:r>
+            <w:proofErr w:type="spellStart"/>
             <w:r>
               <w:rPr>
                 <w:rFonts w:ascii="Times New Roman" w:hAnsi="Times New Roman" w:cs="Times New Roman"/>
@@ -6742,6 +8474,7 @@
               </w:rPr>
               <w:t>i</w:t>
             </w:r>
+            <w:proofErr w:type="spellEnd"/>
             <w:r>
               <w:rPr>
                 <w:rFonts w:ascii="Times New Roman" w:hAnsi="Times New Roman" w:cs="Times New Roman"/>
@@ -6759,6 +8492,7 @@
               </w:rPr>
               <w:t>hours</w:t>
             </w:r>
+            <w:proofErr w:type="gramEnd"/>
             <w:r>
               <w:rPr>
                 <w:rFonts w:ascii="Times New Roman" w:hAnsi="Times New Roman" w:cs="Times New Roman"/>
@@ -6793,6 +8527,7 @@
               </w:rPr>
               <w:t>{%</w:t>
             </w:r>
+            <w:proofErr w:type="spellStart"/>
             <w:r>
               <w:rPr>
                 <w:rFonts w:ascii="Times New Roman" w:hAnsi="Times New Roman" w:cs="Times New Roman"/>
@@ -6802,6 +8537,7 @@
               </w:rPr>
               <w:t>tr</w:t>
             </w:r>
+            <w:proofErr w:type="spellEnd"/>
             <w:r>
               <w:rPr>
                 <w:rFonts w:ascii="Times New Roman" w:hAnsi="Times New Roman" w:cs="Times New Roman"/>
@@ -6810,6 +8546,7 @@
               </w:rPr>
               <w:t xml:space="preserve"> </w:t>
             </w:r>
+            <w:proofErr w:type="spellStart"/>
             <w:r>
               <w:rPr>
                 <w:rFonts w:ascii="Times New Roman" w:hAnsi="Times New Roman" w:cs="Times New Roman"/>
@@ -6819,6 +8556,7 @@
               </w:rPr>
               <w:t>endfor</w:t>
             </w:r>
+            <w:proofErr w:type="spellEnd"/>
             <w:r>
               <w:rPr>
                 <w:rFonts w:ascii="Times New Roman" w:hAnsi="Times New Roman" w:cs="Times New Roman"/>
@@ -6850,6 +8588,7 @@
         </w:rPr>
         <w:t xml:space="preserve">{% </w:t>
       </w:r>
+      <w:proofErr w:type="spellStart"/>
       <w:r>
         <w:rPr>
           <w:rFonts w:ascii="Times New Roman" w:hAnsi="Times New Roman" w:cs="Times New Roman"/>
@@ -6859,13 +8598,23 @@
         </w:rPr>
         <w:t>endfor</w:t>
       </w:r>
-      <w:r>
-        <w:rPr>
-          <w:rFonts w:ascii="Times New Roman" w:hAnsi="Times New Roman" w:cs="Times New Roman"/>
-          <w:sz w:val="24"/>
-          <w:szCs w:val="24"/>
-        </w:rPr>
-        <w:t xml:space="preserve"> %}</w:t>
+      <w:proofErr w:type="spellEnd"/>
+      <w:r>
+        <w:rPr>
+          <w:rFonts w:ascii="Times New Roman" w:hAnsi="Times New Roman" w:cs="Times New Roman"/>
+          <w:sz w:val="24"/>
+          <w:szCs w:val="24"/>
+        </w:rPr>
+        <w:t xml:space="preserve"> </w:t>
+      </w:r>
+      <w:proofErr w:type="gramStart"/>
+      <w:r>
+        <w:rPr>
+          <w:rFonts w:ascii="Times New Roman" w:hAnsi="Times New Roman" w:cs="Times New Roman"/>
+          <w:sz w:val="24"/>
+          <w:szCs w:val="24"/>
+        </w:rPr>
+        <w:t>%}</w:t>
       </w:r>
       <w:r>
         <w:rPr>
@@ -6897,6 +8646,7 @@
         </w:rPr>
         <w:t>4</w:t>
       </w:r>
+      <w:proofErr w:type="gramEnd"/>
       <w:r>
         <w:rPr>
           <w:rFonts w:ascii="Times New Roman" w:hAnsi="Times New Roman" w:cs="Times New Roman"/>
@@ -6976,6 +8726,7 @@
         </w:rPr>
         <w:t xml:space="preserve"> </w:t>
       </w:r>
+      <w:proofErr w:type="spellStart"/>
       <w:r>
         <w:rPr>
           <w:rFonts w:ascii="Times New Roman" w:hAnsi="Times New Roman" w:cs="Times New Roman"/>
@@ -6986,6 +8737,7 @@
         </w:rPr>
         <w:t>prw</w:t>
       </w:r>
+      <w:proofErr w:type="spellEnd"/>
       <w:r>
         <w:rPr>
           <w:rFonts w:ascii="Times New Roman" w:hAnsi="Times New Roman" w:cs="Times New Roman"/>
@@ -7018,6 +8770,7 @@
         </w:rPr>
         <w:t xml:space="preserve">{% </w:t>
       </w:r>
+      <w:proofErr w:type="spellStart"/>
       <w:r>
         <w:rPr>
           <w:rFonts w:ascii="Times New Roman" w:hAnsi="Times New Roman" w:cs="Times New Roman"/>
@@ -7028,6 +8781,7 @@
         </w:rPr>
         <w:t>endif</w:t>
       </w:r>
+      <w:proofErr w:type="spellEnd"/>
       <w:r>
         <w:rPr>
           <w:rFonts w:ascii="Times New Roman" w:hAnsi="Times New Roman" w:cs="Times New Roman"/>
@@ -7137,6 +8891,8 @@
         </w:rPr>
         <w:t xml:space="preserve"> </w:t>
       </w:r>
+      <w:proofErr w:type="spellStart"/>
+      <w:proofErr w:type="gramStart"/>
       <w:r>
         <w:rPr>
           <w:rFonts w:ascii="Times New Roman" w:hAnsi="Times New Roman" w:cs="Times New Roman"/>
@@ -7170,16 +8926,29 @@
         </w:rPr>
         <w:t>items</w:t>
       </w:r>
-      <w:r>
-        <w:rPr>
-          <w:rFonts w:ascii="Times New Roman" w:hAnsi="Times New Roman" w:cs="Times New Roman"/>
-          <w:b/>
-          <w:bCs/>
-          <w:sz w:val="24"/>
-          <w:szCs w:val="24"/>
-          <w:lang w:val="en-US"/>
-        </w:rPr>
-        <w:t>() %}</w:t>
+      <w:proofErr w:type="spellEnd"/>
+      <w:r>
+        <w:rPr>
+          <w:rFonts w:ascii="Times New Roman" w:hAnsi="Times New Roman" w:cs="Times New Roman"/>
+          <w:b/>
+          <w:bCs/>
+          <w:sz w:val="24"/>
+          <w:szCs w:val="24"/>
+          <w:lang w:val="en-US"/>
+        </w:rPr>
+        <w:t>(</w:t>
+      </w:r>
+      <w:proofErr w:type="gramEnd"/>
+      <w:r>
+        <w:rPr>
+          <w:rFonts w:ascii="Times New Roman" w:hAnsi="Times New Roman" w:cs="Times New Roman"/>
+          <w:b/>
+          <w:bCs/>
+          <w:sz w:val="24"/>
+          <w:szCs w:val="24"/>
+          <w:lang w:val="en-US"/>
+        </w:rPr>
+        <w:t>) %}</w:t>
       </w:r>
       <w:r>
         <w:rPr>
@@ -7200,7 +8969,19 @@
           <w:szCs w:val="24"/>
           <w:lang w:val="en-US"/>
         </w:rPr>
-        <w:t xml:space="preserve"> № {{ </w:t>
+        <w:t xml:space="preserve"> № </w:t>
+      </w:r>
+      <w:proofErr w:type="gramStart"/>
+      <w:r>
+        <w:rPr>
+          <w:rFonts w:ascii="Times New Roman" w:hAnsi="Times New Roman" w:cs="Times New Roman"/>
+          <w:b/>
+          <w:bCs/>
+          <w:sz w:val="24"/>
+          <w:szCs w:val="24"/>
+          <w:lang w:val="en-US"/>
+        </w:rPr>
+        <w:t xml:space="preserve">{{ </w:t>
       </w:r>
       <w:r>
         <w:rPr>
@@ -7213,6 +8994,7 @@
         </w:rPr>
         <w:t>key</w:t>
       </w:r>
+      <w:proofErr w:type="gramEnd"/>
       <w:r>
         <w:rPr>
           <w:rFonts w:ascii="Times New Roman" w:hAnsi="Times New Roman" w:cs="Times New Roman"/>
@@ -7368,6 +9150,7 @@
               </w:rPr>
               <w:t>{%</w:t>
             </w:r>
+            <w:proofErr w:type="spellStart"/>
             <w:r>
               <w:rPr>
                 <w:rFonts w:ascii="Times New Roman" w:hAnsi="Times New Roman" w:cs="Times New Roman"/>
@@ -7377,6 +9160,7 @@
               </w:rPr>
               <w:t>tr</w:t>
             </w:r>
+            <w:proofErr w:type="spellEnd"/>
             <w:r>
               <w:rPr>
                 <w:rFonts w:ascii="Times New Roman" w:hAnsi="Times New Roman" w:cs="Times New Roman"/>
@@ -7404,6 +9188,7 @@
               </w:rPr>
               <w:t xml:space="preserve"> </w:t>
             </w:r>
+            <w:proofErr w:type="spellStart"/>
             <w:r>
               <w:rPr>
                 <w:rFonts w:ascii="Times New Roman" w:hAnsi="Times New Roman" w:cs="Times New Roman"/>
@@ -7413,6 +9198,7 @@
               </w:rPr>
               <w:t>i</w:t>
             </w:r>
+            <w:proofErr w:type="spellEnd"/>
             <w:r>
               <w:rPr>
                 <w:rFonts w:ascii="Times New Roman" w:hAnsi="Times New Roman" w:cs="Times New Roman"/>
@@ -7476,6 +9262,7 @@
                 <w:szCs w:val="24"/>
               </w:rPr>
             </w:pPr>
+            <w:proofErr w:type="gramStart"/>
             <w:r>
               <w:rPr>
                 <w:rFonts w:ascii="Times New Roman" w:hAnsi="Times New Roman" w:cs="Times New Roman"/>
@@ -7484,6 +9271,7 @@
               </w:rPr>
               <w:t xml:space="preserve">{{ </w:t>
             </w:r>
+            <w:proofErr w:type="spellStart"/>
             <w:r>
               <w:rPr>
                 <w:rFonts w:ascii="Times New Roman" w:hAnsi="Times New Roman" w:cs="Times New Roman"/>
@@ -7493,6 +9281,7 @@
               </w:rPr>
               <w:t>i</w:t>
             </w:r>
+            <w:proofErr w:type="spellEnd"/>
             <w:r>
               <w:rPr>
                 <w:rFonts w:ascii="Times New Roman" w:hAnsi="Times New Roman" w:cs="Times New Roman"/>
@@ -7510,6 +9299,7 @@
               </w:rPr>
               <w:t>number</w:t>
             </w:r>
+            <w:proofErr w:type="gramEnd"/>
             <w:r>
               <w:rPr>
                 <w:rFonts w:ascii="Times New Roman" w:hAnsi="Times New Roman" w:cs="Times New Roman"/>
@@ -7532,6 +9322,7 @@
                 <w:szCs w:val="24"/>
               </w:rPr>
             </w:pPr>
+            <w:proofErr w:type="gramStart"/>
             <w:r>
               <w:rPr>
                 <w:rFonts w:ascii="Times New Roman" w:hAnsi="Times New Roman" w:cs="Times New Roman"/>
@@ -7540,6 +9331,7 @@
               </w:rPr>
               <w:t xml:space="preserve">{{ </w:t>
             </w:r>
+            <w:proofErr w:type="spellStart"/>
             <w:r>
               <w:rPr>
                 <w:rFonts w:ascii="Times New Roman" w:hAnsi="Times New Roman" w:cs="Times New Roman"/>
@@ -7549,6 +9341,7 @@
               </w:rPr>
               <w:t>i</w:t>
             </w:r>
+            <w:proofErr w:type="spellEnd"/>
             <w:r>
               <w:rPr>
                 <w:rFonts w:ascii="Times New Roman" w:hAnsi="Times New Roman" w:cs="Times New Roman"/>
@@ -7566,6 +9359,7 @@
               </w:rPr>
               <w:t>content</w:t>
             </w:r>
+            <w:proofErr w:type="gramEnd"/>
             <w:r>
               <w:rPr>
                 <w:rFonts w:ascii="Times New Roman" w:hAnsi="Times New Roman" w:cs="Times New Roman"/>
@@ -7590,6 +9384,7 @@
                 <w:szCs w:val="24"/>
               </w:rPr>
             </w:pPr>
+            <w:proofErr w:type="gramStart"/>
             <w:r>
               <w:rPr>
                 <w:rFonts w:ascii="Times New Roman" w:hAnsi="Times New Roman" w:cs="Times New Roman"/>
@@ -7598,6 +9393,7 @@
               </w:rPr>
               <w:t xml:space="preserve">{{ </w:t>
             </w:r>
+            <w:proofErr w:type="spellStart"/>
             <w:r>
               <w:rPr>
                 <w:rFonts w:ascii="Times New Roman" w:hAnsi="Times New Roman" w:cs="Times New Roman"/>
@@ -7607,6 +9403,7 @@
               </w:rPr>
               <w:t>i</w:t>
             </w:r>
+            <w:proofErr w:type="spellEnd"/>
             <w:r>
               <w:rPr>
                 <w:rFonts w:ascii="Times New Roman" w:hAnsi="Times New Roman" w:cs="Times New Roman"/>
@@ -7624,6 +9421,7 @@
               </w:rPr>
               <w:t>hours</w:t>
             </w:r>
+            <w:proofErr w:type="gramEnd"/>
             <w:r>
               <w:rPr>
                 <w:rFonts w:ascii="Times New Roman" w:hAnsi="Times New Roman" w:cs="Times New Roman"/>
@@ -7658,6 +9456,7 @@
               </w:rPr>
               <w:t>{%</w:t>
             </w:r>
+            <w:proofErr w:type="spellStart"/>
             <w:r>
               <w:rPr>
                 <w:rFonts w:ascii="Times New Roman" w:hAnsi="Times New Roman" w:cs="Times New Roman"/>
@@ -7667,6 +9466,7 @@
               </w:rPr>
               <w:t>tr</w:t>
             </w:r>
+            <w:proofErr w:type="spellEnd"/>
             <w:r>
               <w:rPr>
                 <w:rFonts w:ascii="Times New Roman" w:hAnsi="Times New Roman" w:cs="Times New Roman"/>
@@ -7675,6 +9475,7 @@
               </w:rPr>
               <w:t xml:space="preserve"> </w:t>
             </w:r>
+            <w:proofErr w:type="spellStart"/>
             <w:r>
               <w:rPr>
                 <w:rFonts w:ascii="Times New Roman" w:hAnsi="Times New Roman" w:cs="Times New Roman"/>
@@ -7684,6 +9485,7 @@
               </w:rPr>
               <w:t>endfor</w:t>
             </w:r>
+            <w:proofErr w:type="spellEnd"/>
             <w:r>
               <w:rPr>
                 <w:rFonts w:ascii="Times New Roman" w:hAnsi="Times New Roman" w:cs="Times New Roman"/>
@@ -7713,6 +9515,7 @@
         </w:rPr>
         <w:t xml:space="preserve">{% </w:t>
       </w:r>
+      <w:proofErr w:type="spellStart"/>
       <w:r>
         <w:rPr>
           <w:rFonts w:ascii="Times New Roman" w:hAnsi="Times New Roman" w:cs="Times New Roman"/>
@@ -7722,13 +9525,23 @@
         </w:rPr>
         <w:t>endfor</w:t>
       </w:r>
-      <w:r>
-        <w:rPr>
-          <w:rFonts w:ascii="Times New Roman" w:hAnsi="Times New Roman" w:cs="Times New Roman"/>
-          <w:sz w:val="24"/>
-          <w:szCs w:val="24"/>
-        </w:rPr>
-        <w:t xml:space="preserve"> %}</w:t>
+      <w:proofErr w:type="spellEnd"/>
+      <w:r>
+        <w:rPr>
+          <w:rFonts w:ascii="Times New Roman" w:hAnsi="Times New Roman" w:cs="Times New Roman"/>
+          <w:sz w:val="24"/>
+          <w:szCs w:val="24"/>
+        </w:rPr>
+        <w:t xml:space="preserve"> </w:t>
+      </w:r>
+      <w:proofErr w:type="gramStart"/>
+      <w:r>
+        <w:rPr>
+          <w:rFonts w:ascii="Times New Roman" w:hAnsi="Times New Roman" w:cs="Times New Roman"/>
+          <w:sz w:val="24"/>
+          <w:szCs w:val="24"/>
+        </w:rPr>
+        <w:t>%}</w:t>
       </w:r>
       <w:r>
         <w:rPr>
@@ -7758,7 +9571,18 @@
           <w:sz w:val="24"/>
           <w:szCs w:val="24"/>
         </w:rPr>
-        <w:t>5 Самостоятельная работа</w:t>
+        <w:t>5</w:t>
+      </w:r>
+      <w:proofErr w:type="gramEnd"/>
+      <w:r>
+        <w:rPr>
+          <w:rFonts w:ascii="Times New Roman" w:hAnsi="Times New Roman" w:cs="Times New Roman"/>
+          <w:b/>
+          <w:bCs/>
+          <w:sz w:val="24"/>
+          <w:szCs w:val="24"/>
+        </w:rPr>
+        <w:t xml:space="preserve"> Самостоятельная работа</w:t>
       </w:r>
     </w:p>
     <w:p>
@@ -7819,6 +9643,7 @@
         </w:rPr>
         <w:t xml:space="preserve"> </w:t>
       </w:r>
+      <w:proofErr w:type="spellStart"/>
       <w:r>
         <w:rPr>
           <w:rFonts w:ascii="Times New Roman" w:hAnsi="Times New Roman" w:cs="Times New Roman"/>
@@ -7839,6 +9664,7 @@
         </w:rPr>
         <w:t>w</w:t>
       </w:r>
+      <w:proofErr w:type="spellEnd"/>
       <w:r>
         <w:rPr>
           <w:rFonts w:ascii="Times New Roman" w:hAnsi="Times New Roman" w:cs="Times New Roman"/>
@@ -7871,6 +9697,7 @@
         </w:rPr>
         <w:t xml:space="preserve">{% </w:t>
       </w:r>
+      <w:proofErr w:type="spellStart"/>
       <w:r>
         <w:rPr>
           <w:rFonts w:ascii="Times New Roman" w:hAnsi="Times New Roman" w:cs="Times New Roman"/>
@@ -7881,6 +9708,7 @@
         </w:rPr>
         <w:t>endif</w:t>
       </w:r>
+      <w:proofErr w:type="spellEnd"/>
       <w:r>
         <w:rPr>
           <w:rFonts w:ascii="Times New Roman" w:hAnsi="Times New Roman" w:cs="Times New Roman"/>
@@ -7990,6 +9818,8 @@
         </w:rPr>
         <w:t xml:space="preserve"> </w:t>
       </w:r>
+      <w:proofErr w:type="spellStart"/>
+      <w:proofErr w:type="gramStart"/>
       <w:r>
         <w:rPr>
           <w:rFonts w:ascii="Times New Roman" w:hAnsi="Times New Roman" w:cs="Times New Roman"/>
@@ -8023,16 +9853,29 @@
         </w:rPr>
         <w:t>items</w:t>
       </w:r>
-      <w:r>
-        <w:rPr>
-          <w:rFonts w:ascii="Times New Roman" w:hAnsi="Times New Roman" w:cs="Times New Roman"/>
-          <w:b/>
-          <w:bCs/>
-          <w:sz w:val="24"/>
-          <w:szCs w:val="24"/>
-          <w:lang w:val="en-US"/>
-        </w:rPr>
-        <w:t>() %}</w:t>
+      <w:proofErr w:type="spellEnd"/>
+      <w:r>
+        <w:rPr>
+          <w:rFonts w:ascii="Times New Roman" w:hAnsi="Times New Roman" w:cs="Times New Roman"/>
+          <w:b/>
+          <w:bCs/>
+          <w:sz w:val="24"/>
+          <w:szCs w:val="24"/>
+          <w:lang w:val="en-US"/>
+        </w:rPr>
+        <w:t>(</w:t>
+      </w:r>
+      <w:proofErr w:type="gramEnd"/>
+      <w:r>
+        <w:rPr>
+          <w:rFonts w:ascii="Times New Roman" w:hAnsi="Times New Roman" w:cs="Times New Roman"/>
+          <w:b/>
+          <w:bCs/>
+          <w:sz w:val="24"/>
+          <w:szCs w:val="24"/>
+          <w:lang w:val="en-US"/>
+        </w:rPr>
+        <w:t>) %}</w:t>
       </w:r>
       <w:r>
         <w:rPr>
@@ -8053,7 +9896,19 @@
           <w:szCs w:val="24"/>
           <w:lang w:val="en-US"/>
         </w:rPr>
-        <w:t xml:space="preserve"> № {{ </w:t>
+        <w:t xml:space="preserve"> № </w:t>
+      </w:r>
+      <w:proofErr w:type="gramStart"/>
+      <w:r>
+        <w:rPr>
+          <w:rFonts w:ascii="Times New Roman" w:hAnsi="Times New Roman" w:cs="Times New Roman"/>
+          <w:b/>
+          <w:bCs/>
+          <w:sz w:val="24"/>
+          <w:szCs w:val="24"/>
+          <w:lang w:val="en-US"/>
+        </w:rPr>
+        <w:t xml:space="preserve">{{ </w:t>
       </w:r>
       <w:r>
         <w:rPr>
@@ -8066,6 +9921,7 @@
         </w:rPr>
         <w:t>key</w:t>
       </w:r>
+      <w:proofErr w:type="gramEnd"/>
       <w:r>
         <w:rPr>
           <w:rFonts w:ascii="Times New Roman" w:hAnsi="Times New Roman" w:cs="Times New Roman"/>
@@ -8221,6 +10077,7 @@
               </w:rPr>
               <w:t>{%</w:t>
             </w:r>
+            <w:proofErr w:type="spellStart"/>
             <w:r>
               <w:rPr>
                 <w:rFonts w:ascii="Times New Roman" w:hAnsi="Times New Roman" w:cs="Times New Roman"/>
@@ -8230,6 +10087,7 @@
               </w:rPr>
               <w:t>tr</w:t>
             </w:r>
+            <w:proofErr w:type="spellEnd"/>
             <w:r>
               <w:rPr>
                 <w:rFonts w:ascii="Times New Roman" w:hAnsi="Times New Roman" w:cs="Times New Roman"/>
@@ -8257,6 +10115,7 @@
               </w:rPr>
               <w:t xml:space="preserve"> </w:t>
             </w:r>
+            <w:proofErr w:type="spellStart"/>
             <w:r>
               <w:rPr>
                 <w:rFonts w:ascii="Times New Roman" w:hAnsi="Times New Roman" w:cs="Times New Roman"/>
@@ -8266,6 +10125,7 @@
               </w:rPr>
               <w:t>i</w:t>
             </w:r>
+            <w:proofErr w:type="spellEnd"/>
             <w:r>
               <w:rPr>
                 <w:rFonts w:ascii="Times New Roman" w:hAnsi="Times New Roman" w:cs="Times New Roman"/>
@@ -8329,6 +10189,7 @@
                 <w:szCs w:val="24"/>
               </w:rPr>
             </w:pPr>
+            <w:proofErr w:type="gramStart"/>
             <w:r>
               <w:rPr>
                 <w:rFonts w:ascii="Times New Roman" w:hAnsi="Times New Roman" w:cs="Times New Roman"/>
@@ -8337,6 +10198,7 @@
               </w:rPr>
               <w:t xml:space="preserve">{{ </w:t>
             </w:r>
+            <w:proofErr w:type="spellStart"/>
             <w:r>
               <w:rPr>
                 <w:rFonts w:ascii="Times New Roman" w:hAnsi="Times New Roman" w:cs="Times New Roman"/>
@@ -8346,6 +10208,7 @@
               </w:rPr>
               <w:t>i</w:t>
             </w:r>
+            <w:proofErr w:type="spellEnd"/>
             <w:r>
               <w:rPr>
                 <w:rFonts w:ascii="Times New Roman" w:hAnsi="Times New Roman" w:cs="Times New Roman"/>
@@ -8363,6 +10226,7 @@
               </w:rPr>
               <w:t>number</w:t>
             </w:r>
+            <w:proofErr w:type="gramEnd"/>
             <w:r>
               <w:rPr>
                 <w:rFonts w:ascii="Times New Roman" w:hAnsi="Times New Roman" w:cs="Times New Roman"/>
@@ -8385,6 +10249,7 @@
                 <w:szCs w:val="24"/>
               </w:rPr>
             </w:pPr>
+            <w:proofErr w:type="gramStart"/>
             <w:r>
               <w:rPr>
                 <w:rFonts w:ascii="Times New Roman" w:hAnsi="Times New Roman" w:cs="Times New Roman"/>
@@ -8393,6 +10258,7 @@
               </w:rPr>
               <w:t xml:space="preserve">{{ </w:t>
             </w:r>
+            <w:proofErr w:type="spellStart"/>
             <w:r>
               <w:rPr>
                 <w:rFonts w:ascii="Times New Roman" w:hAnsi="Times New Roman" w:cs="Times New Roman"/>
@@ -8402,6 +10268,7 @@
               </w:rPr>
               <w:t>i</w:t>
             </w:r>
+            <w:proofErr w:type="spellEnd"/>
             <w:r>
               <w:rPr>
                 <w:rFonts w:ascii="Times New Roman" w:hAnsi="Times New Roman" w:cs="Times New Roman"/>
@@ -8419,6 +10286,7 @@
               </w:rPr>
               <w:t>content</w:t>
             </w:r>
+            <w:proofErr w:type="gramEnd"/>
             <w:r>
               <w:rPr>
                 <w:rFonts w:ascii="Times New Roman" w:hAnsi="Times New Roman" w:cs="Times New Roman"/>
@@ -8443,6 +10311,7 @@
                 <w:szCs w:val="24"/>
               </w:rPr>
             </w:pPr>
+            <w:proofErr w:type="gramStart"/>
             <w:r>
               <w:rPr>
                 <w:rFonts w:ascii="Times New Roman" w:hAnsi="Times New Roman" w:cs="Times New Roman"/>
@@ -8451,6 +10320,7 @@
               </w:rPr>
               <w:t xml:space="preserve">{{ </w:t>
             </w:r>
+            <w:proofErr w:type="spellStart"/>
             <w:r>
               <w:rPr>
                 <w:rFonts w:ascii="Times New Roman" w:hAnsi="Times New Roman" w:cs="Times New Roman"/>
@@ -8460,6 +10330,7 @@
               </w:rPr>
               <w:t>i</w:t>
             </w:r>
+            <w:proofErr w:type="spellEnd"/>
             <w:r>
               <w:rPr>
                 <w:rFonts w:ascii="Times New Roman" w:hAnsi="Times New Roman" w:cs="Times New Roman"/>
@@ -8477,6 +10348,7 @@
               </w:rPr>
               <w:t>hours</w:t>
             </w:r>
+            <w:proofErr w:type="gramEnd"/>
             <w:r>
               <w:rPr>
                 <w:rFonts w:ascii="Times New Roman" w:hAnsi="Times New Roman" w:cs="Times New Roman"/>
@@ -8511,6 +10383,7 @@
               </w:rPr>
               <w:t>{%</w:t>
             </w:r>
+            <w:proofErr w:type="spellStart"/>
             <w:r>
               <w:rPr>
                 <w:rFonts w:ascii="Times New Roman" w:hAnsi="Times New Roman" w:cs="Times New Roman"/>
@@ -8520,6 +10393,7 @@
               </w:rPr>
               <w:t>tr</w:t>
             </w:r>
+            <w:proofErr w:type="spellEnd"/>
             <w:r>
               <w:rPr>
                 <w:rFonts w:ascii="Times New Roman" w:hAnsi="Times New Roman" w:cs="Times New Roman"/>
@@ -8528,6 +10402,7 @@
               </w:rPr>
               <w:t xml:space="preserve"> </w:t>
             </w:r>
+            <w:proofErr w:type="spellStart"/>
             <w:r>
               <w:rPr>
                 <w:rFonts w:ascii="Times New Roman" w:hAnsi="Times New Roman" w:cs="Times New Roman"/>
@@ -8537,6 +10412,7 @@
               </w:rPr>
               <w:t>endfor</w:t>
             </w:r>
+            <w:proofErr w:type="spellEnd"/>
             <w:r>
               <w:rPr>
                 <w:rFonts w:ascii="Times New Roman" w:hAnsi="Times New Roman" w:cs="Times New Roman"/>
@@ -8561,6 +10437,7 @@
         </w:rPr>
         <w:t xml:space="preserve">{% </w:t>
       </w:r>
+      <w:proofErr w:type="spellStart"/>
       <w:r>
         <w:rPr>
           <w:rFonts w:ascii="Times New Roman" w:hAnsi="Times New Roman" w:cs="Times New Roman"/>
@@ -8570,22 +10447,44 @@
         </w:rPr>
         <w:t>endfor</w:t>
       </w:r>
-      <w:r>
-        <w:rPr>
-          <w:rFonts w:ascii="Times New Roman" w:hAnsi="Times New Roman" w:cs="Times New Roman"/>
-          <w:sz w:val="24"/>
-          <w:szCs w:val="24"/>
-        </w:rPr>
-        <w:t xml:space="preserve"> %}</w:t>
-      </w:r>
-      <w:r>
-        <w:t>В ходе проведения лекций, практических и лабораторных работ используются следующие интерактивные методы обучения</w:t>
+      <w:proofErr w:type="spellEnd"/>
+      <w:r>
+        <w:rPr>
+          <w:rFonts w:ascii="Times New Roman" w:hAnsi="Times New Roman" w:cs="Times New Roman"/>
+          <w:sz w:val="24"/>
+          <w:szCs w:val="24"/>
+        </w:rPr>
+        <w:t xml:space="preserve"> </w:t>
+      </w:r>
+      <w:proofErr w:type="gramStart"/>
+      <w:r>
+        <w:rPr>
+          <w:rFonts w:ascii="Times New Roman" w:hAnsi="Times New Roman" w:cs="Times New Roman"/>
+          <w:sz w:val="24"/>
+          <w:szCs w:val="24"/>
+        </w:rPr>
+        <w:t>%}</w:t>
+      </w:r>
+      <w:r>
+        <w:t>В</w:t>
+      </w:r>
+      <w:proofErr w:type="gramEnd"/>
+      <w:r>
+        <w:t xml:space="preserve"> ходе проведения лекций, практических и лабораторных работ используются следующие интерактивные методы обучения</w:t>
       </w:r>
       <w:r>
         <w:t xml:space="preserve">: </w:t>
       </w:r>
       <w:r>
-        <w:t>{{ interactive_methods }}</w:t>
+        <w:t xml:space="preserve">{{ </w:t>
+      </w:r>
+      <w:proofErr w:type="spellStart"/>
+      <w:r>
+        <w:t>interactive_methods</w:t>
+      </w:r>
+      <w:proofErr w:type="spellEnd"/>
+      <w:r>
+        <w:t xml:space="preserve"> }}</w:t>
       </w:r>
     </w:p>
     <w:p>
@@ -8696,29 +10595,66 @@
           <w:szCs w:val="24"/>
           <w:lang w:val="en-US"/>
         </w:rPr>
-        <w:t>{% for i in guidelines %}</w:t>
-      </w:r>
-      <w:r>
-        <w:rPr>
-          <w:rFonts w:ascii="Times New Roman" w:hAnsi="Times New Roman" w:cs="Times New Roman"/>
-          <w:b/>
-          <w:bCs/>
-          <w:sz w:val="24"/>
-          <w:szCs w:val="24"/>
-          <w:lang w:val="en-US"/>
-        </w:rPr>
-        <w:t>5.</w:t>
-      </w:r>
-      <w:r>
-        <w:rPr>
-          <w:rFonts w:ascii="Times New Roman" w:hAnsi="Times New Roman" w:cs="Times New Roman"/>
-          <w:b/>
-          <w:bCs/>
-          <w:sz w:val="24"/>
-          <w:szCs w:val="24"/>
-          <w:lang w:val="en-US"/>
-        </w:rPr>
-        <w:t>1.</w:t>
+        <w:t xml:space="preserve">{% for </w:t>
+      </w:r>
+      <w:proofErr w:type="spellStart"/>
+      <w:r>
+        <w:rPr>
+          <w:rFonts w:ascii="Times New Roman" w:hAnsi="Times New Roman" w:cs="Times New Roman"/>
+          <w:b/>
+          <w:bCs/>
+          <w:sz w:val="24"/>
+          <w:szCs w:val="24"/>
+          <w:lang w:val="en-US"/>
+        </w:rPr>
+        <w:t>i</w:t>
+      </w:r>
+      <w:proofErr w:type="spellEnd"/>
+      <w:r>
+        <w:rPr>
+          <w:rFonts w:ascii="Times New Roman" w:hAnsi="Times New Roman" w:cs="Times New Roman"/>
+          <w:b/>
+          <w:bCs/>
+          <w:sz w:val="24"/>
+          <w:szCs w:val="24"/>
+          <w:lang w:val="en-US"/>
+        </w:rPr>
+        <w:t xml:space="preserve"> in guidelines %</w:t>
+      </w:r>
+      <w:proofErr w:type="gramStart"/>
+      <w:r>
+        <w:rPr>
+          <w:rFonts w:ascii="Times New Roman" w:hAnsi="Times New Roman" w:cs="Times New Roman"/>
+          <w:b/>
+          <w:bCs/>
+          <w:sz w:val="24"/>
+          <w:szCs w:val="24"/>
+          <w:lang w:val="en-US"/>
+        </w:rPr>
+        <w:t>}</w:t>
+      </w:r>
+      <w:r>
+        <w:rPr>
+          <w:rFonts w:ascii="Times New Roman" w:hAnsi="Times New Roman" w:cs="Times New Roman"/>
+          <w:b/>
+          <w:bCs/>
+          <w:sz w:val="24"/>
+          <w:szCs w:val="24"/>
+          <w:lang w:val="en-US"/>
+        </w:rPr>
+        <w:t>5.1</w:t>
+      </w:r>
+      <w:proofErr w:type="gramEnd"/>
+      <w:r>
+        <w:rPr>
+          <w:rFonts w:ascii="Times New Roman" w:hAnsi="Times New Roman" w:cs="Times New Roman"/>
+          <w:b/>
+          <w:bCs/>
+          <w:sz w:val="24"/>
+          <w:szCs w:val="24"/>
+          <w:lang w:val="en-US"/>
+        </w:rPr>
+        <w:t>.</w:t>
       </w:r>
       <w:r>
         <w:rPr>
@@ -8737,6 +10673,7 @@
         </w:rPr>
         <w:t xml:space="preserve"> </w:t>
       </w:r>
+      <w:proofErr w:type="spellStart"/>
       <w:r>
         <w:rPr>
           <w:lang w:val="en-US"/>
@@ -8754,6 +10691,7 @@
         </w:rPr>
         <w:t>number</w:t>
       </w:r>
+      <w:proofErr w:type="spellEnd"/>
       <w:r>
         <w:rPr>
           <w:rFonts w:ascii="Times New Roman" w:hAnsi="Times New Roman" w:cs="Times New Roman"/>
@@ -8765,6 +10703,7 @@
         </w:rPr>
         <w:t>}} {{</w:t>
       </w:r>
+      <w:proofErr w:type="spellStart"/>
       <w:r>
         <w:rPr>
           <w:rFonts w:ascii="Times New Roman" w:hAnsi="Times New Roman" w:cs="Times New Roman"/>
@@ -8787,6 +10726,7 @@
         </w:rPr>
         <w:t>title</w:t>
       </w:r>
+      <w:proofErr w:type="spellEnd"/>
       <w:r>
         <w:rPr>
           <w:rFonts w:ascii="Times New Roman" w:hAnsi="Times New Roman" w:cs="Times New Roman"/>
@@ -8817,6 +10757,7 @@
         </w:rPr>
         <w:t>{{</w:t>
       </w:r>
+      <w:proofErr w:type="spellStart"/>
       <w:r>
         <w:rPr>
           <w:rFonts w:ascii="Times New Roman" w:hAnsi="Times New Roman" w:cs="Times New Roman"/>
@@ -8826,6 +10767,7 @@
         </w:rPr>
         <w:t>i</w:t>
       </w:r>
+      <w:proofErr w:type="spellEnd"/>
       <w:r>
         <w:rPr>
           <w:rFonts w:ascii="Times New Roman" w:hAnsi="Times New Roman" w:cs="Times New Roman"/>
@@ -8873,7 +10815,29 @@
           <w:szCs w:val="24"/>
         </w:rPr>
         <w:lastRenderedPageBreak/>
-        <w:t>{% endfor %}</w:t>
+        <w:t xml:space="preserve">{% </w:t>
+      </w:r>
+      <w:proofErr w:type="spellStart"/>
+      <w:r>
+        <w:rPr>
+          <w:rFonts w:ascii="Times New Roman" w:hAnsi="Times New Roman" w:cs="Times New Roman"/>
+          <w:b/>
+          <w:bCs/>
+          <w:sz w:val="24"/>
+          <w:szCs w:val="24"/>
+        </w:rPr>
+        <w:t>endfor</w:t>
+      </w:r>
+      <w:proofErr w:type="spellEnd"/>
+      <w:r>
+        <w:rPr>
+          <w:rFonts w:ascii="Times New Roman" w:hAnsi="Times New Roman" w:cs="Times New Roman"/>
+          <w:b/>
+          <w:bCs/>
+          <w:sz w:val="24"/>
+          <w:szCs w:val="24"/>
+        </w:rPr>
+        <w:t xml:space="preserve"> %}</w:t>
       </w:r>
       <w:r>
         <w:rPr>
@@ -8951,8 +10915,33 @@
           <w:szCs w:val="24"/>
           <w:lang w:val="en-US"/>
         </w:rPr>
-        <w:t xml:space="preserve">{% for i in </w:t>
-      </w:r>
+        <w:t xml:space="preserve">{% for </w:t>
+      </w:r>
+      <w:proofErr w:type="spellStart"/>
+      <w:r>
+        <w:rPr>
+          <w:rFonts w:ascii="Times New Roman" w:hAnsi="Times New Roman" w:cs="Times New Roman"/>
+          <w:b/>
+          <w:bCs/>
+          <w:sz w:val="24"/>
+          <w:szCs w:val="24"/>
+          <w:lang w:val="en-US"/>
+        </w:rPr>
+        <w:t>i</w:t>
+      </w:r>
+      <w:proofErr w:type="spellEnd"/>
+      <w:r>
+        <w:rPr>
+          <w:rFonts w:ascii="Times New Roman" w:hAnsi="Times New Roman" w:cs="Times New Roman"/>
+          <w:b/>
+          <w:bCs/>
+          <w:sz w:val="24"/>
+          <w:szCs w:val="24"/>
+          <w:lang w:val="en-US"/>
+        </w:rPr>
+        <w:t xml:space="preserve"> in </w:t>
+      </w:r>
+      <w:proofErr w:type="spellStart"/>
       <w:r>
         <w:rPr>
           <w:rFonts w:ascii="Times New Roman" w:hAnsi="Times New Roman" w:cs="Times New Roman"/>
@@ -8964,16 +10953,29 @@
         </w:rPr>
         <w:t>fos</w:t>
       </w:r>
-      <w:r>
-        <w:rPr>
-          <w:rFonts w:ascii="Times New Roman" w:hAnsi="Times New Roman" w:cs="Times New Roman"/>
-          <w:b/>
-          <w:bCs/>
-          <w:sz w:val="24"/>
-          <w:szCs w:val="24"/>
-          <w:lang w:val="en-US"/>
-        </w:rPr>
-        <w:t xml:space="preserve"> %}</w:t>
+      <w:proofErr w:type="spellEnd"/>
+      <w:r>
+        <w:rPr>
+          <w:rFonts w:ascii="Times New Roman" w:hAnsi="Times New Roman" w:cs="Times New Roman"/>
+          <w:b/>
+          <w:bCs/>
+          <w:sz w:val="24"/>
+          <w:szCs w:val="24"/>
+          <w:lang w:val="en-US"/>
+        </w:rPr>
+        <w:t xml:space="preserve"> %</w:t>
+      </w:r>
+      <w:proofErr w:type="gramStart"/>
+      <w:r>
+        <w:rPr>
+          <w:rFonts w:ascii="Times New Roman" w:hAnsi="Times New Roman" w:cs="Times New Roman"/>
+          <w:b/>
+          <w:bCs/>
+          <w:sz w:val="24"/>
+          <w:szCs w:val="24"/>
+          <w:lang w:val="en-US"/>
+        </w:rPr>
+        <w:t>}</w:t>
       </w:r>
       <w:r>
         <w:rPr>
@@ -8995,7 +10997,19 @@
           <w:szCs w:val="24"/>
           <w:lang w:val="en-US"/>
         </w:rPr>
-        <w:t>.1.</w:t>
+        <w:t>.1</w:t>
+      </w:r>
+      <w:proofErr w:type="gramEnd"/>
+      <w:r>
+        <w:rPr>
+          <w:rFonts w:ascii="Times New Roman" w:hAnsi="Times New Roman" w:cs="Times New Roman"/>
+          <w:b/>
+          <w:bCs/>
+          <w:sz w:val="24"/>
+          <w:szCs w:val="24"/>
+          <w:lang w:val="en-US"/>
+        </w:rPr>
+        <w:t>.</w:t>
       </w:r>
       <w:r>
         <w:rPr>
@@ -9014,6 +11028,7 @@
         </w:rPr>
         <w:t xml:space="preserve"> </w:t>
       </w:r>
+      <w:proofErr w:type="spellStart"/>
       <w:r>
         <w:rPr>
           <w:lang w:val="en-US"/>
@@ -9031,16 +11046,29 @@
         </w:rPr>
         <w:t>number</w:t>
       </w:r>
-      <w:r>
-        <w:rPr>
-          <w:rFonts w:ascii="Times New Roman" w:hAnsi="Times New Roman" w:cs="Times New Roman"/>
-          <w:b/>
-          <w:bCs/>
-          <w:sz w:val="24"/>
-          <w:szCs w:val="24"/>
-          <w:lang w:val="en-US"/>
-        </w:rPr>
-        <w:t>}} {{i.</w:t>
+      <w:proofErr w:type="spellEnd"/>
+      <w:r>
+        <w:rPr>
+          <w:rFonts w:ascii="Times New Roman" w:hAnsi="Times New Roman" w:cs="Times New Roman"/>
+          <w:b/>
+          <w:bCs/>
+          <w:sz w:val="24"/>
+          <w:szCs w:val="24"/>
+          <w:lang w:val="en-US"/>
+        </w:rPr>
+        <w:t>}} {{</w:t>
+      </w:r>
+      <w:proofErr w:type="spellStart"/>
+      <w:r>
+        <w:rPr>
+          <w:rFonts w:ascii="Times New Roman" w:hAnsi="Times New Roman" w:cs="Times New Roman"/>
+          <w:b/>
+          <w:bCs/>
+          <w:sz w:val="24"/>
+          <w:szCs w:val="24"/>
+          <w:lang w:val="en-US"/>
+        </w:rPr>
+        <w:t>i.</w:t>
       </w:r>
       <w:r>
         <w:rPr>
@@ -9053,6 +11081,7 @@
         </w:rPr>
         <w:t>title</w:t>
       </w:r>
+      <w:proofErr w:type="spellEnd"/>
       <w:r>
         <w:rPr>
           <w:rFonts w:ascii="Times New Roman" w:hAnsi="Times New Roman" w:cs="Times New Roman"/>
@@ -9075,7 +11104,6 @@
           <w:bCs/>
           <w:sz w:val="24"/>
           <w:szCs w:val="24"/>
-          <w:lang w:val="en-US"/>
         </w:rPr>
       </w:pPr>
       <w:r>
@@ -9096,21 +11124,39 @@
         </w:rPr>
         <w:t>{{</w:t>
       </w:r>
-      <w:r>
-        <w:rPr>
-          <w:rFonts w:ascii="Times New Roman" w:hAnsi="Times New Roman" w:cs="Times New Roman"/>
-          <w:sz w:val="24"/>
-          <w:szCs w:val="24"/>
-          <w:lang w:val="en-US"/>
-        </w:rPr>
-        <w:t>i.about</w:t>
-      </w:r>
-      <w:r>
-        <w:rPr>
-          <w:rFonts w:ascii="Times New Roman" w:hAnsi="Times New Roman" w:cs="Times New Roman"/>
-          <w:sz w:val="24"/>
-          <w:szCs w:val="24"/>
-          <w:lang w:val="en-US"/>
+      <w:proofErr w:type="spellStart"/>
+      <w:r>
+        <w:rPr>
+          <w:rFonts w:ascii="Times New Roman" w:hAnsi="Times New Roman" w:cs="Times New Roman"/>
+          <w:sz w:val="24"/>
+          <w:szCs w:val="24"/>
+          <w:lang w:val="en-US"/>
+        </w:rPr>
+        <w:t>i</w:t>
+      </w:r>
+      <w:proofErr w:type="spellEnd"/>
+      <w:r>
+        <w:rPr>
+          <w:rFonts w:ascii="Times New Roman" w:hAnsi="Times New Roman" w:cs="Times New Roman"/>
+          <w:sz w:val="24"/>
+          <w:szCs w:val="24"/>
+        </w:rPr>
+        <w:t>.</w:t>
+      </w:r>
+      <w:r>
+        <w:rPr>
+          <w:rFonts w:ascii="Times New Roman" w:hAnsi="Times New Roman" w:cs="Times New Roman"/>
+          <w:sz w:val="24"/>
+          <w:szCs w:val="24"/>
+          <w:lang w:val="en-US"/>
+        </w:rPr>
+        <w:t>about</w:t>
+      </w:r>
+      <w:r>
+        <w:rPr>
+          <w:rFonts w:ascii="Times New Roman" w:hAnsi="Times New Roman" w:cs="Times New Roman"/>
+          <w:sz w:val="24"/>
+          <w:szCs w:val="24"/>
         </w:rPr>
         <w:t>}}</w:t>
       </w:r>
@@ -9143,14 +11189,33 @@
         </w:rPr>
         <w:t>{{</w:t>
       </w:r>
-      <w:r>
-        <w:rPr>
-          <w:rFonts w:ascii="Times New Roman" w:hAnsi="Times New Roman" w:cs="Times New Roman"/>
-          <w:sz w:val="24"/>
-          <w:szCs w:val="24"/>
-          <w:lang w:val="en-US"/>
-        </w:rPr>
-        <w:t>i.criteria</w:t>
+      <w:proofErr w:type="spellStart"/>
+      <w:r>
+        <w:rPr>
+          <w:rFonts w:ascii="Times New Roman" w:hAnsi="Times New Roman" w:cs="Times New Roman"/>
+          <w:sz w:val="24"/>
+          <w:szCs w:val="24"/>
+          <w:lang w:val="en-US"/>
+        </w:rPr>
+        <w:t>i</w:t>
+      </w:r>
+      <w:proofErr w:type="spellEnd"/>
+      <w:r>
+        <w:rPr>
+          <w:rFonts w:ascii="Times New Roman" w:hAnsi="Times New Roman" w:cs="Times New Roman"/>
+          <w:sz w:val="24"/>
+          <w:szCs w:val="24"/>
+        </w:rPr>
+        <w:t>.</w:t>
+      </w:r>
+      <w:r>
+        <w:rPr>
+          <w:rFonts w:ascii="Times New Roman" w:hAnsi="Times New Roman" w:cs="Times New Roman"/>
+          <w:sz w:val="24"/>
+          <w:szCs w:val="24"/>
+          <w:lang w:val="en-US"/>
+        </w:rPr>
+        <w:t>criteria</w:t>
       </w:r>
       <w:r>
         <w:rPr>
@@ -9179,6 +11244,7 @@
         </w:rPr>
         <w:t xml:space="preserve">{% </w:t>
       </w:r>
+      <w:proofErr w:type="spellStart"/>
       <w:r>
         <w:rPr>
           <w:rFonts w:ascii="Times New Roman" w:hAnsi="Times New Roman" w:cs="Times New Roman"/>
@@ -9188,13 +11254,54 @@
         </w:rPr>
         <w:t>endfor</w:t>
       </w:r>
-      <w:r>
-        <w:rPr>
-          <w:rFonts w:ascii="Times New Roman" w:hAnsi="Times New Roman" w:cs="Times New Roman"/>
-          <w:sz w:val="24"/>
-          <w:szCs w:val="24"/>
-        </w:rPr>
-        <w:t xml:space="preserve"> %}</w:t>
+      <w:proofErr w:type="spellEnd"/>
+      <w:r>
+        <w:rPr>
+          <w:rFonts w:ascii="Times New Roman" w:hAnsi="Times New Roman" w:cs="Times New Roman"/>
+          <w:sz w:val="24"/>
+          <w:szCs w:val="24"/>
+        </w:rPr>
+        <w:t xml:space="preserve"> </w:t>
+      </w:r>
+      <w:proofErr w:type="gramStart"/>
+      <w:r>
+        <w:rPr>
+          <w:rFonts w:ascii="Times New Roman" w:hAnsi="Times New Roman" w:cs="Times New Roman"/>
+          <w:sz w:val="24"/>
+          <w:szCs w:val="24"/>
+        </w:rPr>
+        <w:t>%}</w:t>
+      </w:r>
+      <w:r>
+        <w:rPr>
+          <w:rFonts w:ascii="Times New Roman" w:hAnsi="Times New Roman" w:cs="Times New Roman"/>
+          <w:b/>
+          <w:bCs/>
+          <w:sz w:val="24"/>
+          <w:szCs w:val="24"/>
+        </w:rPr>
+        <w:t>6.2</w:t>
+      </w:r>
+      <w:proofErr w:type="gramEnd"/>
+      <w:r>
+        <w:rPr>
+          <w:rFonts w:ascii="Times New Roman" w:hAnsi="Times New Roman" w:cs="Times New Roman"/>
+          <w:b/>
+          <w:bCs/>
+          <w:sz w:val="24"/>
+          <w:szCs w:val="24"/>
+        </w:rPr>
+        <w:t xml:space="preserve"> </w:t>
+      </w:r>
+      <w:r>
+        <w:rPr>
+          <w:rFonts w:ascii="Times New Roman" w:hAnsi="Times New Roman" w:cs="Times New Roman"/>
+          <w:b/>
+          <w:bCs/>
+          <w:sz w:val="24"/>
+          <w:szCs w:val="24"/>
+        </w:rPr>
+        <w:t>Оценочные средства для проведения текущего контроля</w:t>
       </w:r>
     </w:p>
     <w:p>
@@ -9203,12 +11310,533 @@
         <w:jc w:val="both"/>
         <w:rPr>
           <w:rFonts w:ascii="Times New Roman" w:hAnsi="Times New Roman" w:cs="Times New Roman"/>
-          <w:b/>
-          <w:bCs/>
           <w:sz w:val="24"/>
           <w:szCs w:val="24"/>
         </w:rPr>
       </w:pPr>
+      <w:r>
+        <w:rPr>
+          <w:rFonts w:ascii="Times New Roman" w:hAnsi="Times New Roman" w:cs="Times New Roman"/>
+          <w:b/>
+          <w:bCs/>
+          <w:sz w:val="24"/>
+          <w:szCs w:val="24"/>
+        </w:rPr>
+        <w:t>6</w:t>
+      </w:r>
+      <w:r>
+        <w:rPr>
+          <w:rFonts w:ascii="Times New Roman" w:hAnsi="Times New Roman" w:cs="Times New Roman"/>
+          <w:b/>
+          <w:bCs/>
+          <w:sz w:val="24"/>
+          <w:szCs w:val="24"/>
+        </w:rPr>
+        <w:t>.2.</w:t>
+      </w:r>
+      <w:r>
+        <w:rPr>
+          <w:rFonts w:ascii="Times New Roman" w:hAnsi="Times New Roman" w:cs="Times New Roman"/>
+          <w:b/>
+          <w:bCs/>
+          <w:sz w:val="24"/>
+          <w:szCs w:val="24"/>
+        </w:rPr>
+        <w:t xml:space="preserve">1 </w:t>
+      </w:r>
+      <w:r>
+        <w:rPr>
+          <w:rFonts w:ascii="Times New Roman" w:hAnsi="Times New Roman" w:cs="Times New Roman"/>
+          <w:b/>
+          <w:bCs/>
+          <w:sz w:val="24"/>
+          <w:szCs w:val="24"/>
+        </w:rPr>
+        <w:t>Критерии и средства (методы) оценивания индикаторов достижения компетенции в рамках промежуточной аттестации</w:t>
+      </w:r>
+    </w:p>
+    <w:tbl>
+      <w:tblPr>
+        <w:tblStyle w:val="ab"/>
+        <w:tblW w:w="0" w:type="auto"/>
+        <w:tblLook w:val="04A0" w:firstRow="1" w:lastRow="0" w:firstColumn="1" w:lastColumn="0" w:noHBand="0" w:noVBand="1"/>
+      </w:tblPr>
+      <w:tblGrid>
+        <w:gridCol w:w="2972"/>
+        <w:gridCol w:w="4253"/>
+        <w:gridCol w:w="2120"/>
+      </w:tblGrid>
+      <w:tr>
+        <w:trPr>
+          <w:trHeight w:val="1205"/>
+        </w:trPr>
+        <w:tc>
+          <w:tcPr>
+            <w:tcW w:w="2972" w:type="dxa"/>
+            <w:vAlign w:val="center"/>
+          </w:tcPr>
+          <w:p>
+            <w:pPr>
+              <w:jc w:val="center"/>
+              <w:rPr>
+                <w:rFonts w:ascii="Times New Roman" w:hAnsi="Times New Roman" w:cs="Times New Roman"/>
+                <w:b/>
+                <w:bCs/>
+                <w:sz w:val="24"/>
+                <w:szCs w:val="24"/>
+              </w:rPr>
+            </w:pPr>
+            <w:r>
+              <w:rPr>
+                <w:rFonts w:ascii="Times New Roman" w:hAnsi="Times New Roman" w:cs="Times New Roman"/>
+                <w:b/>
+                <w:bCs/>
+                <w:sz w:val="24"/>
+                <w:szCs w:val="24"/>
+              </w:rPr>
+              <w:t>Индикатор достижения компетенции</w:t>
+            </w:r>
+          </w:p>
+        </w:tc>
+        <w:tc>
+          <w:tcPr>
+            <w:tcW w:w="4253" w:type="dxa"/>
+            <w:vAlign w:val="center"/>
+          </w:tcPr>
+          <w:p>
+            <w:pPr>
+              <w:jc w:val="center"/>
+              <w:rPr>
+                <w:rFonts w:ascii="Times New Roman" w:hAnsi="Times New Roman" w:cs="Times New Roman"/>
+                <w:b/>
+                <w:bCs/>
+                <w:sz w:val="24"/>
+                <w:szCs w:val="24"/>
+              </w:rPr>
+            </w:pPr>
+            <w:r>
+              <w:rPr>
+                <w:rFonts w:ascii="Times New Roman" w:hAnsi="Times New Roman" w:cs="Times New Roman"/>
+                <w:b/>
+                <w:bCs/>
+                <w:sz w:val="24"/>
+                <w:szCs w:val="24"/>
+              </w:rPr>
+              <w:t>Критерии оценивания</w:t>
+            </w:r>
+          </w:p>
+        </w:tc>
+        <w:tc>
+          <w:tcPr>
+            <w:tcW w:w="2120" w:type="dxa"/>
+            <w:vAlign w:val="center"/>
+          </w:tcPr>
+          <w:p>
+            <w:pPr>
+              <w:jc w:val="center"/>
+              <w:rPr>
+                <w:rFonts w:ascii="Times New Roman" w:hAnsi="Times New Roman" w:cs="Times New Roman"/>
+                <w:b/>
+                <w:bCs/>
+                <w:sz w:val="24"/>
+                <w:szCs w:val="24"/>
+              </w:rPr>
+            </w:pPr>
+            <w:r>
+              <w:rPr>
+                <w:rFonts w:ascii="Times New Roman" w:hAnsi="Times New Roman" w:cs="Times New Roman"/>
+                <w:b/>
+                <w:bCs/>
+                <w:sz w:val="24"/>
+                <w:szCs w:val="24"/>
+              </w:rPr>
+              <w:t>Средства (методы) оценивания промежуточной аттестации</w:t>
+            </w:r>
+          </w:p>
+        </w:tc>
+      </w:tr>
+      <w:tr>
+        <w:tc>
+          <w:tcPr>
+            <w:tcW w:w="9345" w:type="dxa"/>
+            <w:gridSpan w:val="3"/>
+          </w:tcPr>
+          <w:p>
+            <w:pPr>
+              <w:jc w:val="center"/>
+              <w:rPr>
+                <w:rFonts w:ascii="Times New Roman" w:hAnsi="Times New Roman" w:cs="Times New Roman"/>
+                <w:b/>
+                <w:bCs/>
+                <w:sz w:val="24"/>
+                <w:szCs w:val="24"/>
+                <w:lang w:val="en-US"/>
+              </w:rPr>
+            </w:pPr>
+            <w:r>
+              <w:rPr>
+                <w:rFonts w:ascii="Times New Roman" w:hAnsi="Times New Roman" w:cs="Times New Roman"/>
+                <w:b/>
+                <w:bCs/>
+                <w:sz w:val="24"/>
+                <w:szCs w:val="24"/>
+                <w:lang w:val="en-US"/>
+              </w:rPr>
+              <w:t>{%</w:t>
+            </w:r>
+            <w:proofErr w:type="spellStart"/>
+            <w:r>
+              <w:rPr>
+                <w:rFonts w:ascii="Times New Roman" w:hAnsi="Times New Roman" w:cs="Times New Roman"/>
+                <w:b/>
+                <w:bCs/>
+                <w:sz w:val="24"/>
+                <w:szCs w:val="24"/>
+                <w:lang w:val="en-US"/>
+              </w:rPr>
+              <w:t>tr</w:t>
+            </w:r>
+            <w:proofErr w:type="spellEnd"/>
+            <w:r>
+              <w:rPr>
+                <w:rFonts w:ascii="Times New Roman" w:hAnsi="Times New Roman" w:cs="Times New Roman"/>
+                <w:b/>
+                <w:bCs/>
+                <w:sz w:val="24"/>
+                <w:szCs w:val="24"/>
+                <w:lang w:val="en-US"/>
+              </w:rPr>
+              <w:t xml:space="preserve"> for </w:t>
+            </w:r>
+            <w:proofErr w:type="spellStart"/>
+            <w:r>
+              <w:rPr>
+                <w:rFonts w:ascii="Times New Roman" w:hAnsi="Times New Roman" w:cs="Times New Roman"/>
+                <w:b/>
+                <w:bCs/>
+                <w:sz w:val="24"/>
+                <w:szCs w:val="24"/>
+                <w:lang w:val="en-US"/>
+              </w:rPr>
+              <w:t>i</w:t>
+            </w:r>
+            <w:proofErr w:type="spellEnd"/>
+            <w:r>
+              <w:rPr>
+                <w:rFonts w:ascii="Times New Roman" w:hAnsi="Times New Roman" w:cs="Times New Roman"/>
+                <w:b/>
+                <w:bCs/>
+                <w:sz w:val="24"/>
+                <w:szCs w:val="24"/>
+                <w:lang w:val="en-US"/>
+              </w:rPr>
+              <w:t xml:space="preserve"> in </w:t>
+            </w:r>
+            <w:r>
+              <w:rPr>
+                <w:rFonts w:ascii="Times New Roman" w:hAnsi="Times New Roman" w:cs="Times New Roman"/>
+                <w:b/>
+                <w:bCs/>
+                <w:sz w:val="24"/>
+                <w:szCs w:val="24"/>
+                <w:lang w:val="en-US"/>
+              </w:rPr>
+              <w:t>indicators</w:t>
+            </w:r>
+            <w:r>
+              <w:rPr>
+                <w:rFonts w:ascii="Times New Roman" w:hAnsi="Times New Roman" w:cs="Times New Roman"/>
+                <w:b/>
+                <w:bCs/>
+                <w:sz w:val="24"/>
+                <w:szCs w:val="24"/>
+                <w:lang w:val="en-US"/>
+              </w:rPr>
+              <w:t>%}</w:t>
+            </w:r>
+          </w:p>
+        </w:tc>
+      </w:tr>
+      <w:tr>
+        <w:tc>
+          <w:tcPr>
+            <w:tcW w:w="2972" w:type="dxa"/>
+          </w:tcPr>
+          <w:p>
+            <w:pPr>
+              <w:jc w:val="both"/>
+              <w:rPr>
+                <w:rFonts w:ascii="Times New Roman" w:hAnsi="Times New Roman" w:cs="Times New Roman"/>
+                <w:bCs/>
+                <w:sz w:val="24"/>
+                <w:szCs w:val="24"/>
+                <w:lang w:val="en-US"/>
+              </w:rPr>
+            </w:pPr>
+            <w:r>
+              <w:rPr>
+                <w:rFonts w:ascii="Times New Roman" w:hAnsi="Times New Roman" w:cs="Times New Roman"/>
+                <w:bCs/>
+                <w:sz w:val="24"/>
+                <w:szCs w:val="24"/>
+                <w:lang w:val="en-US"/>
+              </w:rPr>
+              <w:t xml:space="preserve">{{ </w:t>
+            </w:r>
+            <w:proofErr w:type="spellStart"/>
+            <w:r>
+              <w:rPr>
+                <w:rFonts w:ascii="Times New Roman" w:hAnsi="Times New Roman" w:cs="Times New Roman"/>
+                <w:bCs/>
+                <w:sz w:val="24"/>
+                <w:szCs w:val="24"/>
+                <w:lang w:val="en-US"/>
+              </w:rPr>
+              <w:t>i.index</w:t>
+            </w:r>
+            <w:proofErr w:type="spellEnd"/>
+            <w:r>
+              <w:rPr>
+                <w:rFonts w:ascii="Times New Roman" w:hAnsi="Times New Roman" w:cs="Times New Roman"/>
+                <w:bCs/>
+                <w:sz w:val="24"/>
+                <w:szCs w:val="24"/>
+                <w:lang w:val="en-US"/>
+              </w:rPr>
+              <w:t xml:space="preserve"> }}</w:t>
+            </w:r>
+          </w:p>
+        </w:tc>
+        <w:tc>
+          <w:tcPr>
+            <w:tcW w:w="4253" w:type="dxa"/>
+          </w:tcPr>
+          <w:p>
+            <w:pPr>
+              <w:jc w:val="both"/>
+              <w:rPr>
+                <w:rFonts w:ascii="Times New Roman" w:hAnsi="Times New Roman" w:cs="Times New Roman"/>
+                <w:bCs/>
+                <w:sz w:val="24"/>
+                <w:szCs w:val="24"/>
+                <w:lang w:val="en-US"/>
+              </w:rPr>
+            </w:pPr>
+            <w:r>
+              <w:rPr>
+                <w:rFonts w:ascii="Times New Roman" w:hAnsi="Times New Roman" w:cs="Times New Roman"/>
+                <w:bCs/>
+                <w:sz w:val="24"/>
+                <w:szCs w:val="24"/>
+                <w:lang w:val="en-US"/>
+              </w:rPr>
+              <w:t>{{</w:t>
+            </w:r>
+            <w:proofErr w:type="spellStart"/>
+            <w:r>
+              <w:rPr>
+                <w:rFonts w:ascii="Times New Roman" w:hAnsi="Times New Roman" w:cs="Times New Roman"/>
+                <w:bCs/>
+                <w:sz w:val="24"/>
+                <w:szCs w:val="24"/>
+                <w:lang w:val="en-US"/>
+              </w:rPr>
+              <w:t>i.criteria</w:t>
+            </w:r>
+            <w:proofErr w:type="spellEnd"/>
+            <w:r>
+              <w:rPr>
+                <w:rFonts w:ascii="Times New Roman" w:hAnsi="Times New Roman" w:cs="Times New Roman"/>
+                <w:bCs/>
+                <w:sz w:val="24"/>
+                <w:szCs w:val="24"/>
+                <w:lang w:val="en-US"/>
+              </w:rPr>
+              <w:t>}}</w:t>
+            </w:r>
+          </w:p>
+        </w:tc>
+        <w:tc>
+          <w:tcPr>
+            <w:tcW w:w="2120" w:type="dxa"/>
+          </w:tcPr>
+          <w:p>
+            <w:pPr>
+              <w:jc w:val="both"/>
+              <w:rPr>
+                <w:rFonts w:ascii="Times New Roman" w:hAnsi="Times New Roman" w:cs="Times New Roman"/>
+                <w:bCs/>
+                <w:sz w:val="24"/>
+                <w:szCs w:val="24"/>
+                <w:lang w:val="en-US"/>
+              </w:rPr>
+            </w:pPr>
+            <w:r>
+              <w:rPr>
+                <w:rFonts w:ascii="Times New Roman" w:hAnsi="Times New Roman" w:cs="Times New Roman"/>
+                <w:bCs/>
+                <w:sz w:val="24"/>
+                <w:szCs w:val="24"/>
+                <w:lang w:val="en-US"/>
+              </w:rPr>
+              <w:t>{{</w:t>
+            </w:r>
+            <w:proofErr w:type="spellStart"/>
+            <w:r>
+              <w:rPr>
+                <w:rFonts w:ascii="Times New Roman" w:hAnsi="Times New Roman" w:cs="Times New Roman"/>
+                <w:bCs/>
+                <w:sz w:val="24"/>
+                <w:szCs w:val="24"/>
+                <w:lang w:val="en-US"/>
+              </w:rPr>
+              <w:t>i.methods</w:t>
+            </w:r>
+            <w:proofErr w:type="spellEnd"/>
+            <w:r>
+              <w:rPr>
+                <w:rFonts w:ascii="Times New Roman" w:hAnsi="Times New Roman" w:cs="Times New Roman"/>
+                <w:bCs/>
+                <w:sz w:val="24"/>
+                <w:szCs w:val="24"/>
+                <w:lang w:val="en-US"/>
+              </w:rPr>
+              <w:t>}}</w:t>
+            </w:r>
+          </w:p>
+        </w:tc>
+      </w:tr>
+      <w:tr>
+        <w:tc>
+          <w:tcPr>
+            <w:tcW w:w="9345" w:type="dxa"/>
+            <w:gridSpan w:val="3"/>
+          </w:tcPr>
+          <w:p>
+            <w:pPr>
+              <w:jc w:val="center"/>
+              <w:rPr>
+                <w:rFonts w:ascii="Times New Roman" w:hAnsi="Times New Roman" w:cs="Times New Roman"/>
+                <w:b/>
+                <w:bCs/>
+                <w:sz w:val="24"/>
+                <w:szCs w:val="24"/>
+                <w:lang w:val="en-US"/>
+              </w:rPr>
+            </w:pPr>
+            <w:r>
+              <w:rPr>
+                <w:rFonts w:ascii="Times New Roman" w:hAnsi="Times New Roman" w:cs="Times New Roman"/>
+                <w:b/>
+                <w:bCs/>
+                <w:sz w:val="24"/>
+                <w:szCs w:val="24"/>
+                <w:lang w:val="en-US"/>
+              </w:rPr>
+              <w:t>{%</w:t>
+            </w:r>
+            <w:proofErr w:type="spellStart"/>
+            <w:r>
+              <w:rPr>
+                <w:rFonts w:ascii="Times New Roman" w:hAnsi="Times New Roman" w:cs="Times New Roman"/>
+                <w:b/>
+                <w:bCs/>
+                <w:sz w:val="24"/>
+                <w:szCs w:val="24"/>
+                <w:lang w:val="en-US"/>
+              </w:rPr>
+              <w:t>tr</w:t>
+            </w:r>
+            <w:proofErr w:type="spellEnd"/>
+            <w:r>
+              <w:rPr>
+                <w:rFonts w:ascii="Times New Roman" w:hAnsi="Times New Roman" w:cs="Times New Roman"/>
+                <w:b/>
+                <w:bCs/>
+                <w:sz w:val="24"/>
+                <w:szCs w:val="24"/>
+                <w:lang w:val="en-US"/>
+              </w:rPr>
+              <w:t xml:space="preserve"> </w:t>
+            </w:r>
+            <w:proofErr w:type="spellStart"/>
+            <w:r>
+              <w:rPr>
+                <w:rFonts w:ascii="Times New Roman" w:hAnsi="Times New Roman" w:cs="Times New Roman"/>
+                <w:b/>
+                <w:bCs/>
+                <w:sz w:val="24"/>
+                <w:szCs w:val="24"/>
+                <w:lang w:val="en-US"/>
+              </w:rPr>
+              <w:t>endfor</w:t>
+            </w:r>
+            <w:proofErr w:type="spellEnd"/>
+            <w:r>
+              <w:rPr>
+                <w:rFonts w:ascii="Times New Roman" w:hAnsi="Times New Roman" w:cs="Times New Roman"/>
+                <w:b/>
+                <w:bCs/>
+                <w:sz w:val="24"/>
+                <w:szCs w:val="24"/>
+                <w:lang w:val="en-US"/>
+              </w:rPr>
+              <w:t xml:space="preserve"> %}</w:t>
+            </w:r>
+          </w:p>
+        </w:tc>
+      </w:tr>
+    </w:tbl>
+    <w:p>
+      <w:pPr>
+        <w:spacing w:before="200" w:after="200" w:line="240" w:lineRule="auto"/>
+        <w:jc w:val="both"/>
+        <w:rPr>
+          <w:rFonts w:ascii="Times New Roman" w:hAnsi="Times New Roman" w:cs="Times New Roman"/>
+          <w:sz w:val="24"/>
+          <w:szCs w:val="24"/>
+        </w:rPr>
+      </w:pPr>
+      <w:r>
+        <w:rPr>
+          <w:rFonts w:ascii="Times New Roman" w:hAnsi="Times New Roman" w:cs="Times New Roman"/>
+          <w:b/>
+          <w:bCs/>
+          <w:sz w:val="24"/>
+          <w:szCs w:val="24"/>
+        </w:rPr>
+        <w:t>6.2.</w:t>
+      </w:r>
+      <w:r>
+        <w:rPr>
+          <w:rFonts w:ascii="Times New Roman" w:hAnsi="Times New Roman" w:cs="Times New Roman"/>
+          <w:b/>
+          <w:bCs/>
+          <w:sz w:val="24"/>
+          <w:szCs w:val="24"/>
+        </w:rPr>
+        <w:t>2</w:t>
+      </w:r>
+      <w:r>
+        <w:rPr>
+          <w:rFonts w:ascii="Times New Roman" w:hAnsi="Times New Roman" w:cs="Times New Roman"/>
+          <w:b/>
+          <w:bCs/>
+          <w:sz w:val="24"/>
+          <w:szCs w:val="24"/>
+        </w:rPr>
+        <w:t xml:space="preserve"> </w:t>
+      </w:r>
+      <w:r>
+        <w:rPr>
+          <w:rFonts w:ascii="Times New Roman" w:hAnsi="Times New Roman" w:cs="Times New Roman"/>
+          <w:b/>
+          <w:bCs/>
+          <w:sz w:val="24"/>
+          <w:szCs w:val="24"/>
+        </w:rPr>
+        <w:t>Типовые оценочные средства промежуточной аттестации</w:t>
+      </w:r>
     </w:p>
     <w:p>
       <w:pPr>
@@ -9216,10 +11844,10 @@
         <w:jc w:val="both"/>
         <w:rPr>
           <w:rFonts w:ascii="Times New Roman" w:hAnsi="Times New Roman" w:cs="Times New Roman"/>
-          <w:b/>
-          <w:bCs/>
-          <w:sz w:val="24"/>
-          <w:szCs w:val="24"/>
+          <w:bCs/>
+          <w:sz w:val="24"/>
+          <w:szCs w:val="24"/>
+          <w:lang w:val="en-US"/>
         </w:rPr>
       </w:pPr>
       <w:r>
@@ -9229,8 +11857,226 @@
           <w:bCs/>
           <w:sz w:val="24"/>
           <w:szCs w:val="24"/>
+          <w:lang w:val="en-US"/>
+        </w:rPr>
+        <w:t xml:space="preserve">{% </w:t>
+      </w:r>
+      <w:r>
+        <w:rPr>
+          <w:rFonts w:ascii="Times New Roman" w:hAnsi="Times New Roman" w:cs="Times New Roman"/>
+          <w:b/>
+          <w:bCs/>
+          <w:sz w:val="24"/>
+          <w:szCs w:val="24"/>
+          <w:lang w:val="en-US"/>
+        </w:rPr>
+        <w:t>for</w:t>
+      </w:r>
+      <w:r>
+        <w:rPr>
+          <w:rFonts w:ascii="Times New Roman" w:hAnsi="Times New Roman" w:cs="Times New Roman"/>
+          <w:b/>
+          <w:bCs/>
+          <w:sz w:val="24"/>
+          <w:szCs w:val="24"/>
+          <w:lang w:val="en-US"/>
         </w:rPr>
         <w:t xml:space="preserve"> </w:t>
+      </w:r>
+      <w:proofErr w:type="spellStart"/>
+      <w:r>
+        <w:rPr>
+          <w:rFonts w:ascii="Times New Roman" w:hAnsi="Times New Roman" w:cs="Times New Roman"/>
+          <w:b/>
+          <w:bCs/>
+          <w:sz w:val="24"/>
+          <w:szCs w:val="24"/>
+          <w:lang w:val="en-US"/>
+        </w:rPr>
+        <w:t>i</w:t>
+      </w:r>
+      <w:proofErr w:type="spellEnd"/>
+      <w:r>
+        <w:rPr>
+          <w:rFonts w:ascii="Times New Roman" w:hAnsi="Times New Roman" w:cs="Times New Roman"/>
+          <w:b/>
+          <w:bCs/>
+          <w:sz w:val="24"/>
+          <w:szCs w:val="24"/>
+          <w:lang w:val="en-US"/>
+        </w:rPr>
+        <w:t xml:space="preserve"> </w:t>
+      </w:r>
+      <w:r>
+        <w:rPr>
+          <w:rFonts w:ascii="Times New Roman" w:hAnsi="Times New Roman" w:cs="Times New Roman"/>
+          <w:b/>
+          <w:bCs/>
+          <w:sz w:val="24"/>
+          <w:szCs w:val="24"/>
+          <w:lang w:val="en-US"/>
+        </w:rPr>
+        <w:t>in</w:t>
+      </w:r>
+      <w:r>
+        <w:rPr>
+          <w:rFonts w:ascii="Times New Roman" w:hAnsi="Times New Roman" w:cs="Times New Roman"/>
+          <w:b/>
+          <w:bCs/>
+          <w:sz w:val="24"/>
+          <w:szCs w:val="24"/>
+          <w:lang w:val="en-US"/>
+        </w:rPr>
+        <w:t xml:space="preserve"> </w:t>
+      </w:r>
+      <w:r>
+        <w:rPr>
+          <w:rFonts w:ascii="Times New Roman" w:hAnsi="Times New Roman" w:cs="Times New Roman"/>
+          <w:b/>
+          <w:bCs/>
+          <w:sz w:val="24"/>
+          <w:szCs w:val="24"/>
+          <w:lang w:val="en-US"/>
+        </w:rPr>
+        <w:t>tat</w:t>
+      </w:r>
+      <w:r>
+        <w:rPr>
+          <w:rFonts w:ascii="Times New Roman" w:hAnsi="Times New Roman" w:cs="Times New Roman"/>
+          <w:b/>
+          <w:bCs/>
+          <w:sz w:val="24"/>
+          <w:szCs w:val="24"/>
+          <w:lang w:val="en-US"/>
+        </w:rPr>
+        <w:t xml:space="preserve"> %</w:t>
+      </w:r>
+      <w:proofErr w:type="gramStart"/>
+      <w:r>
+        <w:rPr>
+          <w:rFonts w:ascii="Times New Roman" w:hAnsi="Times New Roman" w:cs="Times New Roman"/>
+          <w:b/>
+          <w:bCs/>
+          <w:sz w:val="24"/>
+          <w:szCs w:val="24"/>
+          <w:lang w:val="en-US"/>
+        </w:rPr>
+        <w:t>}</w:t>
+      </w:r>
+      <w:r>
+        <w:rPr>
+          <w:rFonts w:ascii="Times New Roman" w:hAnsi="Times New Roman" w:cs="Times New Roman"/>
+          <w:b/>
+          <w:bCs/>
+          <w:sz w:val="24"/>
+          <w:szCs w:val="24"/>
+          <w:lang w:val="en-US"/>
+        </w:rPr>
+        <w:t>6.2.2</w:t>
+      </w:r>
+      <w:proofErr w:type="gramEnd"/>
+      <w:r>
+        <w:rPr>
+          <w:rFonts w:ascii="Times New Roman" w:hAnsi="Times New Roman" w:cs="Times New Roman"/>
+          <w:b/>
+          <w:bCs/>
+          <w:sz w:val="24"/>
+          <w:szCs w:val="24"/>
+          <w:lang w:val="en-US"/>
+        </w:rPr>
+        <w:t>.{{</w:t>
+      </w:r>
+      <w:proofErr w:type="spellStart"/>
+      <w:r>
+        <w:rPr>
+          <w:rFonts w:ascii="Times New Roman" w:hAnsi="Times New Roman" w:cs="Times New Roman"/>
+          <w:b/>
+          <w:bCs/>
+          <w:sz w:val="24"/>
+          <w:szCs w:val="24"/>
+          <w:lang w:val="en-US"/>
+        </w:rPr>
+        <w:t>i</w:t>
+      </w:r>
+      <w:r>
+        <w:rPr>
+          <w:rFonts w:ascii="Times New Roman" w:hAnsi="Times New Roman" w:cs="Times New Roman"/>
+          <w:b/>
+          <w:bCs/>
+          <w:sz w:val="24"/>
+          <w:szCs w:val="24"/>
+          <w:lang w:val="en-US"/>
+        </w:rPr>
+        <w:t>.</w:t>
+      </w:r>
+      <w:r>
+        <w:rPr>
+          <w:rFonts w:ascii="Times New Roman" w:hAnsi="Times New Roman" w:cs="Times New Roman"/>
+          <w:b/>
+          <w:bCs/>
+          <w:sz w:val="24"/>
+          <w:szCs w:val="24"/>
+          <w:lang w:val="en-US"/>
+        </w:rPr>
+        <w:t>number</w:t>
+      </w:r>
+      <w:proofErr w:type="spellEnd"/>
+      <w:r>
+        <w:rPr>
+          <w:rFonts w:ascii="Times New Roman" w:hAnsi="Times New Roman" w:cs="Times New Roman"/>
+          <w:b/>
+          <w:bCs/>
+          <w:sz w:val="24"/>
+          <w:szCs w:val="24"/>
+          <w:lang w:val="en-US"/>
+        </w:rPr>
+        <w:t>}}</w:t>
+      </w:r>
+      <w:r>
+        <w:rPr>
+          <w:rFonts w:ascii="Times New Roman" w:hAnsi="Times New Roman" w:cs="Times New Roman"/>
+          <w:b/>
+          <w:bCs/>
+          <w:sz w:val="24"/>
+          <w:szCs w:val="24"/>
+          <w:lang w:val="en-US"/>
+        </w:rPr>
+        <w:t xml:space="preserve"> </w:t>
+      </w:r>
+      <w:r>
+        <w:rPr>
+          <w:rFonts w:ascii="Times New Roman" w:hAnsi="Times New Roman" w:cs="Times New Roman"/>
+          <w:b/>
+          <w:bCs/>
+          <w:sz w:val="24"/>
+          <w:szCs w:val="24"/>
+          <w:lang w:val="en-US"/>
+        </w:rPr>
+        <w:t>{{</w:t>
+      </w:r>
+      <w:proofErr w:type="spellStart"/>
+      <w:r>
+        <w:rPr>
+          <w:rFonts w:ascii="Times New Roman" w:hAnsi="Times New Roman" w:cs="Times New Roman"/>
+          <w:b/>
+          <w:bCs/>
+          <w:sz w:val="24"/>
+          <w:szCs w:val="24"/>
+          <w:lang w:val="en-US"/>
+        </w:rPr>
+        <w:t>i.title</w:t>
+      </w:r>
+      <w:proofErr w:type="spellEnd"/>
+      <w:r>
+        <w:rPr>
+          <w:rFonts w:ascii="Times New Roman" w:hAnsi="Times New Roman" w:cs="Times New Roman"/>
+          <w:b/>
+          <w:bCs/>
+          <w:sz w:val="24"/>
+          <w:szCs w:val="24"/>
+          <w:lang w:val="en-US"/>
+        </w:rPr>
+        <w:t>}}</w:t>
       </w:r>
     </w:p>
     <w:p>
@@ -9239,10 +12085,2142 @@
         <w:jc w:val="both"/>
         <w:rPr>
           <w:rFonts w:ascii="Times New Roman" w:hAnsi="Times New Roman" w:cs="Times New Roman"/>
-          <w:sz w:val="24"/>
-          <w:szCs w:val="24"/>
+          <w:bCs/>
+          <w:sz w:val="24"/>
+          <w:szCs w:val="24"/>
+          <w:lang w:val="en-US"/>
         </w:rPr>
       </w:pPr>
+      <w:r>
+        <w:rPr>
+          <w:rFonts w:ascii="Times New Roman" w:hAnsi="Times New Roman" w:cs="Times New Roman"/>
+          <w:bCs/>
+          <w:sz w:val="24"/>
+          <w:szCs w:val="24"/>
+          <w:lang w:val="en-US"/>
+        </w:rPr>
+        <w:t>{{</w:t>
+      </w:r>
+      <w:proofErr w:type="spellStart"/>
+      <w:r>
+        <w:rPr>
+          <w:rFonts w:ascii="Times New Roman" w:hAnsi="Times New Roman" w:cs="Times New Roman"/>
+          <w:bCs/>
+          <w:sz w:val="24"/>
+          <w:szCs w:val="24"/>
+          <w:lang w:val="en-US"/>
+        </w:rPr>
+        <w:t>i.main</w:t>
+      </w:r>
+      <w:proofErr w:type="spellEnd"/>
+      <w:r>
+        <w:rPr>
+          <w:rFonts w:ascii="Times New Roman" w:hAnsi="Times New Roman" w:cs="Times New Roman"/>
+          <w:bCs/>
+          <w:sz w:val="24"/>
+          <w:szCs w:val="24"/>
+          <w:lang w:val="en-US"/>
+        </w:rPr>
+        <w:t>}}</w:t>
+      </w:r>
+    </w:p>
+    <w:p>
+      <w:pPr>
+        <w:spacing w:before="200" w:after="200" w:line="240" w:lineRule="auto"/>
+        <w:jc w:val="both"/>
+        <w:rPr>
+          <w:rFonts w:ascii="Times New Roman" w:hAnsi="Times New Roman" w:cs="Times New Roman"/>
+          <w:sz w:val="24"/>
+          <w:szCs w:val="24"/>
+          <w:lang w:val="en-US"/>
+        </w:rPr>
+      </w:pPr>
+      <w:r>
+        <w:rPr>
+          <w:rFonts w:ascii="Times New Roman" w:hAnsi="Times New Roman" w:cs="Times New Roman"/>
+          <w:b/>
+          <w:bCs/>
+          <w:sz w:val="24"/>
+          <w:szCs w:val="24"/>
+          <w:lang w:val="en-US"/>
+        </w:rPr>
+        <w:t>6.2.2</w:t>
+      </w:r>
+      <w:proofErr w:type="gramStart"/>
+      <w:r>
+        <w:rPr>
+          <w:rFonts w:ascii="Times New Roman" w:hAnsi="Times New Roman" w:cs="Times New Roman"/>
+          <w:b/>
+          <w:bCs/>
+          <w:sz w:val="24"/>
+          <w:szCs w:val="24"/>
+          <w:lang w:val="en-US"/>
+        </w:rPr>
+        <w:t>.{</w:t>
+      </w:r>
+      <w:proofErr w:type="gramEnd"/>
+      <w:r>
+        <w:rPr>
+          <w:rFonts w:ascii="Times New Roman" w:hAnsi="Times New Roman" w:cs="Times New Roman"/>
+          <w:b/>
+          <w:bCs/>
+          <w:sz w:val="24"/>
+          <w:szCs w:val="24"/>
+          <w:lang w:val="en-US"/>
+        </w:rPr>
+        <w:t>{</w:t>
+      </w:r>
+      <w:proofErr w:type="spellStart"/>
+      <w:r>
+        <w:rPr>
+          <w:rFonts w:ascii="Times New Roman" w:hAnsi="Times New Roman" w:cs="Times New Roman"/>
+          <w:b/>
+          <w:bCs/>
+          <w:sz w:val="24"/>
+          <w:szCs w:val="24"/>
+          <w:lang w:val="en-US"/>
+        </w:rPr>
+        <w:t>i</w:t>
+      </w:r>
+      <w:r>
+        <w:rPr>
+          <w:rFonts w:ascii="Times New Roman" w:hAnsi="Times New Roman" w:cs="Times New Roman"/>
+          <w:b/>
+          <w:bCs/>
+          <w:sz w:val="24"/>
+          <w:szCs w:val="24"/>
+          <w:lang w:val="en-US"/>
+        </w:rPr>
+        <w:t>.</w:t>
+      </w:r>
+      <w:r>
+        <w:rPr>
+          <w:rFonts w:ascii="Times New Roman" w:hAnsi="Times New Roman" w:cs="Times New Roman"/>
+          <w:b/>
+          <w:bCs/>
+          <w:sz w:val="24"/>
+          <w:szCs w:val="24"/>
+          <w:lang w:val="en-US"/>
+        </w:rPr>
+        <w:t>number</w:t>
+      </w:r>
+      <w:proofErr w:type="spellEnd"/>
+      <w:r>
+        <w:rPr>
+          <w:rFonts w:ascii="Times New Roman" w:hAnsi="Times New Roman" w:cs="Times New Roman"/>
+          <w:b/>
+          <w:bCs/>
+          <w:sz w:val="24"/>
+          <w:szCs w:val="24"/>
+          <w:lang w:val="en-US"/>
+        </w:rPr>
+        <w:t>}}</w:t>
+      </w:r>
+      <w:r>
+        <w:rPr>
+          <w:rFonts w:ascii="Times New Roman" w:hAnsi="Times New Roman" w:cs="Times New Roman"/>
+          <w:b/>
+          <w:bCs/>
+          <w:sz w:val="24"/>
+          <w:szCs w:val="24"/>
+          <w:lang w:val="en-US"/>
+        </w:rPr>
+        <w:t>.1</w:t>
+      </w:r>
+      <w:r>
+        <w:rPr>
+          <w:rFonts w:ascii="Times New Roman" w:hAnsi="Times New Roman" w:cs="Times New Roman"/>
+          <w:b/>
+          <w:bCs/>
+          <w:sz w:val="24"/>
+          <w:szCs w:val="24"/>
+          <w:lang w:val="en-US"/>
+        </w:rPr>
+        <w:t xml:space="preserve"> </w:t>
+      </w:r>
+      <w:r>
+        <w:rPr>
+          <w:rFonts w:ascii="Times New Roman" w:hAnsi="Times New Roman" w:cs="Times New Roman"/>
+          <w:b/>
+          <w:bCs/>
+          <w:sz w:val="24"/>
+          <w:szCs w:val="24"/>
+        </w:rPr>
+        <w:t>Описание</w:t>
+      </w:r>
+      <w:r>
+        <w:rPr>
+          <w:rFonts w:ascii="Times New Roman" w:hAnsi="Times New Roman" w:cs="Times New Roman"/>
+          <w:b/>
+          <w:bCs/>
+          <w:sz w:val="24"/>
+          <w:szCs w:val="24"/>
+          <w:lang w:val="en-US"/>
+        </w:rPr>
+        <w:t xml:space="preserve"> </w:t>
+      </w:r>
+      <w:r>
+        <w:rPr>
+          <w:rFonts w:ascii="Times New Roman" w:hAnsi="Times New Roman" w:cs="Times New Roman"/>
+          <w:b/>
+          <w:bCs/>
+          <w:sz w:val="24"/>
+          <w:szCs w:val="24"/>
+        </w:rPr>
+        <w:t>процедуры</w:t>
+      </w:r>
+    </w:p>
+    <w:p>
+      <w:pPr>
+        <w:spacing w:before="200" w:after="200" w:line="240" w:lineRule="auto"/>
+        <w:jc w:val="both"/>
+        <w:rPr>
+          <w:rFonts w:ascii="Times New Roman" w:hAnsi="Times New Roman" w:cs="Times New Roman"/>
+          <w:sz w:val="24"/>
+          <w:szCs w:val="24"/>
+          <w:lang w:val="en-US"/>
+        </w:rPr>
+      </w:pPr>
+      <w:r>
+        <w:rPr>
+          <w:rFonts w:ascii="Times New Roman" w:hAnsi="Times New Roman" w:cs="Times New Roman"/>
+          <w:sz w:val="24"/>
+          <w:szCs w:val="24"/>
+          <w:lang w:val="en-US"/>
+        </w:rPr>
+        <w:t>{</w:t>
+      </w:r>
+      <w:proofErr w:type="gramStart"/>
+      <w:r>
+        <w:rPr>
+          <w:rFonts w:ascii="Times New Roman" w:hAnsi="Times New Roman" w:cs="Times New Roman"/>
+          <w:sz w:val="24"/>
+          <w:szCs w:val="24"/>
+          <w:lang w:val="en-US"/>
+        </w:rPr>
+        <w:t>{</w:t>
+      </w:r>
+      <w:r>
+        <w:rPr>
+          <w:rFonts w:ascii="Times New Roman" w:hAnsi="Times New Roman" w:cs="Times New Roman"/>
+          <w:sz w:val="24"/>
+          <w:szCs w:val="24"/>
+          <w:lang w:val="en-US"/>
+        </w:rPr>
+        <w:t xml:space="preserve"> </w:t>
+      </w:r>
+      <w:proofErr w:type="spellStart"/>
+      <w:r>
+        <w:rPr>
+          <w:rFonts w:ascii="Times New Roman" w:hAnsi="Times New Roman" w:cs="Times New Roman"/>
+          <w:sz w:val="24"/>
+          <w:szCs w:val="24"/>
+          <w:lang w:val="en-US"/>
+        </w:rPr>
+        <w:t>i.about</w:t>
+      </w:r>
+      <w:proofErr w:type="spellEnd"/>
+      <w:proofErr w:type="gramEnd"/>
+      <w:r>
+        <w:rPr>
+          <w:rFonts w:ascii="Times New Roman" w:hAnsi="Times New Roman" w:cs="Times New Roman"/>
+          <w:sz w:val="24"/>
+          <w:szCs w:val="24"/>
+          <w:lang w:val="en-US"/>
+        </w:rPr>
+        <w:t xml:space="preserve"> </w:t>
+      </w:r>
+      <w:r>
+        <w:rPr>
+          <w:rFonts w:ascii="Times New Roman" w:hAnsi="Times New Roman" w:cs="Times New Roman"/>
+          <w:sz w:val="24"/>
+          <w:szCs w:val="24"/>
+          <w:lang w:val="en-US"/>
+        </w:rPr>
+        <w:t>}}</w:t>
+      </w:r>
+    </w:p>
+    <w:p>
+      <w:pPr>
+        <w:spacing w:before="200" w:after="200" w:line="240" w:lineRule="auto"/>
+        <w:jc w:val="both"/>
+        <w:rPr>
+          <w:rFonts w:ascii="Times New Roman" w:hAnsi="Times New Roman" w:cs="Times New Roman"/>
+          <w:b/>
+          <w:bCs/>
+          <w:sz w:val="24"/>
+          <w:szCs w:val="24"/>
+          <w:lang w:val="en-US"/>
+        </w:rPr>
+      </w:pPr>
+      <w:r>
+        <w:rPr>
+          <w:rFonts w:ascii="Times New Roman" w:hAnsi="Times New Roman" w:cs="Times New Roman"/>
+          <w:b/>
+          <w:bCs/>
+          <w:sz w:val="24"/>
+          <w:szCs w:val="24"/>
+          <w:lang w:val="en-US"/>
+        </w:rPr>
+        <w:t>6.2.2</w:t>
+      </w:r>
+      <w:proofErr w:type="gramStart"/>
+      <w:r>
+        <w:rPr>
+          <w:rFonts w:ascii="Times New Roman" w:hAnsi="Times New Roman" w:cs="Times New Roman"/>
+          <w:b/>
+          <w:bCs/>
+          <w:sz w:val="24"/>
+          <w:szCs w:val="24"/>
+          <w:lang w:val="en-US"/>
+        </w:rPr>
+        <w:t>.{</w:t>
+      </w:r>
+      <w:proofErr w:type="gramEnd"/>
+      <w:r>
+        <w:rPr>
+          <w:rFonts w:ascii="Times New Roman" w:hAnsi="Times New Roman" w:cs="Times New Roman"/>
+          <w:b/>
+          <w:bCs/>
+          <w:sz w:val="24"/>
+          <w:szCs w:val="24"/>
+          <w:lang w:val="en-US"/>
+        </w:rPr>
+        <w:t>{</w:t>
+      </w:r>
+      <w:proofErr w:type="spellStart"/>
+      <w:r>
+        <w:rPr>
+          <w:rFonts w:ascii="Times New Roman" w:hAnsi="Times New Roman" w:cs="Times New Roman"/>
+          <w:b/>
+          <w:bCs/>
+          <w:sz w:val="24"/>
+          <w:szCs w:val="24"/>
+          <w:lang w:val="en-US"/>
+        </w:rPr>
+        <w:t>i</w:t>
+      </w:r>
+      <w:r>
+        <w:rPr>
+          <w:rFonts w:ascii="Times New Roman" w:hAnsi="Times New Roman" w:cs="Times New Roman"/>
+          <w:b/>
+          <w:bCs/>
+          <w:sz w:val="24"/>
+          <w:szCs w:val="24"/>
+          <w:lang w:val="en-US"/>
+        </w:rPr>
+        <w:t>.</w:t>
+      </w:r>
+      <w:r>
+        <w:rPr>
+          <w:rFonts w:ascii="Times New Roman" w:hAnsi="Times New Roman" w:cs="Times New Roman"/>
+          <w:b/>
+          <w:bCs/>
+          <w:sz w:val="24"/>
+          <w:szCs w:val="24"/>
+          <w:lang w:val="en-US"/>
+        </w:rPr>
+        <w:t>number</w:t>
+      </w:r>
+      <w:proofErr w:type="spellEnd"/>
+      <w:r>
+        <w:rPr>
+          <w:rFonts w:ascii="Times New Roman" w:hAnsi="Times New Roman" w:cs="Times New Roman"/>
+          <w:b/>
+          <w:bCs/>
+          <w:sz w:val="24"/>
+          <w:szCs w:val="24"/>
+          <w:lang w:val="en-US"/>
+        </w:rPr>
+        <w:t>}}</w:t>
+      </w:r>
+      <w:r>
+        <w:rPr>
+          <w:rFonts w:ascii="Times New Roman" w:hAnsi="Times New Roman" w:cs="Times New Roman"/>
+          <w:b/>
+          <w:bCs/>
+          <w:sz w:val="24"/>
+          <w:szCs w:val="24"/>
+          <w:lang w:val="en-US"/>
+        </w:rPr>
+        <w:t>.</w:t>
+      </w:r>
+      <w:r>
+        <w:rPr>
+          <w:rFonts w:ascii="Times New Roman" w:hAnsi="Times New Roman" w:cs="Times New Roman"/>
+          <w:b/>
+          <w:bCs/>
+          <w:sz w:val="24"/>
+          <w:szCs w:val="24"/>
+          <w:lang w:val="en-US"/>
+        </w:rPr>
+        <w:t>2</w:t>
+      </w:r>
+      <w:r>
+        <w:rPr>
+          <w:rFonts w:ascii="Times New Roman" w:hAnsi="Times New Roman" w:cs="Times New Roman"/>
+          <w:b/>
+          <w:bCs/>
+          <w:sz w:val="24"/>
+          <w:szCs w:val="24"/>
+          <w:lang w:val="en-US"/>
+        </w:rPr>
+        <w:t xml:space="preserve"> </w:t>
+      </w:r>
+      <w:r>
+        <w:rPr>
+          <w:rFonts w:ascii="Times New Roman" w:hAnsi="Times New Roman" w:cs="Times New Roman"/>
+          <w:b/>
+          <w:bCs/>
+          <w:sz w:val="24"/>
+          <w:szCs w:val="24"/>
+        </w:rPr>
+        <w:t>Критерии</w:t>
+      </w:r>
+      <w:r>
+        <w:rPr>
+          <w:rFonts w:ascii="Times New Roman" w:hAnsi="Times New Roman" w:cs="Times New Roman"/>
+          <w:b/>
+          <w:bCs/>
+          <w:sz w:val="24"/>
+          <w:szCs w:val="24"/>
+          <w:lang w:val="en-US"/>
+        </w:rPr>
+        <w:t xml:space="preserve"> </w:t>
+      </w:r>
+      <w:r>
+        <w:rPr>
+          <w:rFonts w:ascii="Times New Roman" w:hAnsi="Times New Roman" w:cs="Times New Roman"/>
+          <w:b/>
+          <w:bCs/>
+          <w:sz w:val="24"/>
+          <w:szCs w:val="24"/>
+        </w:rPr>
+        <w:t>оценивания</w:t>
+      </w:r>
+      <w:r>
+        <w:rPr>
+          <w:rFonts w:ascii="Times New Roman" w:hAnsi="Times New Roman" w:cs="Times New Roman"/>
+          <w:bCs/>
+          <w:sz w:val="24"/>
+          <w:szCs w:val="24"/>
+          <w:lang w:val="en-US"/>
+        </w:rPr>
+        <w:t xml:space="preserve">{% if </w:t>
+      </w:r>
+      <w:proofErr w:type="spellStart"/>
+      <w:r>
+        <w:rPr>
+          <w:rFonts w:ascii="Times New Roman" w:hAnsi="Times New Roman" w:cs="Times New Roman"/>
+          <w:bCs/>
+          <w:sz w:val="24"/>
+          <w:szCs w:val="24"/>
+          <w:lang w:val="en-US"/>
+        </w:rPr>
+        <w:t>i.type</w:t>
+      </w:r>
+      <w:proofErr w:type="spellEnd"/>
+      <w:r>
+        <w:rPr>
+          <w:rFonts w:ascii="Times New Roman" w:hAnsi="Times New Roman" w:cs="Times New Roman"/>
+          <w:bCs/>
+          <w:sz w:val="24"/>
+          <w:szCs w:val="24"/>
+          <w:lang w:val="en-US"/>
+        </w:rPr>
+        <w:t xml:space="preserve"> == ‘</w:t>
+      </w:r>
+      <w:proofErr w:type="spellStart"/>
+      <w:r>
+        <w:rPr>
+          <w:rFonts w:ascii="Times New Roman" w:hAnsi="Times New Roman" w:cs="Times New Roman"/>
+          <w:bCs/>
+          <w:sz w:val="24"/>
+          <w:szCs w:val="24"/>
+          <w:lang w:val="en-US"/>
+        </w:rPr>
+        <w:t>zach</w:t>
+      </w:r>
+      <w:proofErr w:type="spellEnd"/>
+      <w:r>
+        <w:rPr>
+          <w:rFonts w:ascii="Times New Roman" w:hAnsi="Times New Roman" w:cs="Times New Roman"/>
+          <w:bCs/>
+          <w:sz w:val="24"/>
+          <w:szCs w:val="24"/>
+          <w:lang w:val="en-US"/>
+        </w:rPr>
+        <w:t>’ %}</w:t>
+      </w:r>
+    </w:p>
+    <w:tbl>
+      <w:tblPr>
+        <w:tblStyle w:val="ab"/>
+        <w:tblW w:w="5000" w:type="pct"/>
+        <w:tblLook w:val="04A0" w:firstRow="1" w:lastRow="0" w:firstColumn="1" w:lastColumn="0" w:noHBand="0" w:noVBand="1"/>
+      </w:tblPr>
+      <w:tblGrid>
+        <w:gridCol w:w="4672"/>
+        <w:gridCol w:w="4673"/>
+      </w:tblGrid>
+      <w:tr>
+        <w:tc>
+          <w:tcPr>
+            <w:tcW w:w="2500" w:type="pct"/>
+            <w:vAlign w:val="center"/>
+          </w:tcPr>
+          <w:p>
+            <w:pPr>
+              <w:jc w:val="center"/>
+              <w:rPr>
+                <w:rFonts w:ascii="Times New Roman" w:hAnsi="Times New Roman" w:cs="Times New Roman"/>
+                <w:b/>
+                <w:sz w:val="24"/>
+                <w:lang w:val="en-US"/>
+              </w:rPr>
+            </w:pPr>
+            <w:r>
+              <w:rPr>
+                <w:rFonts w:ascii="Times New Roman" w:hAnsi="Times New Roman" w:cs="Times New Roman"/>
+                <w:b/>
+                <w:sz w:val="24"/>
+              </w:rPr>
+              <w:t>Зачтено</w:t>
+            </w:r>
+          </w:p>
+        </w:tc>
+        <w:tc>
+          <w:tcPr>
+            <w:tcW w:w="2500" w:type="pct"/>
+            <w:vAlign w:val="center"/>
+          </w:tcPr>
+          <w:p>
+            <w:pPr>
+              <w:jc w:val="center"/>
+              <w:rPr>
+                <w:rFonts w:ascii="Times New Roman" w:hAnsi="Times New Roman" w:cs="Times New Roman"/>
+                <w:sz w:val="24"/>
+              </w:rPr>
+            </w:pPr>
+            <w:r>
+              <w:rPr>
+                <w:rFonts w:ascii="Times New Roman" w:hAnsi="Times New Roman" w:cs="Times New Roman"/>
+                <w:b/>
+                <w:bCs/>
+                <w:sz w:val="24"/>
+              </w:rPr>
+              <w:t>Не зачтено</w:t>
+            </w:r>
+          </w:p>
+        </w:tc>
+      </w:tr>
+      <w:tr>
+        <w:tc>
+          <w:tcPr>
+            <w:tcW w:w="2500" w:type="pct"/>
+            <w:vAlign w:val="center"/>
+          </w:tcPr>
+          <w:p>
+            <w:pPr>
+              <w:jc w:val="center"/>
+              <w:rPr>
+                <w:rFonts w:ascii="Times New Roman" w:hAnsi="Times New Roman" w:cs="Times New Roman"/>
+                <w:bCs/>
+                <w:sz w:val="24"/>
+                <w:lang w:val="en-US"/>
+              </w:rPr>
+            </w:pPr>
+            <w:r>
+              <w:rPr>
+                <w:rFonts w:ascii="Times New Roman" w:hAnsi="Times New Roman" w:cs="Times New Roman"/>
+                <w:bCs/>
+                <w:sz w:val="24"/>
+                <w:lang w:val="en-US"/>
+              </w:rPr>
+              <w:t>{{</w:t>
+            </w:r>
+            <w:proofErr w:type="spellStart"/>
+            <w:r>
+              <w:rPr>
+                <w:rFonts w:ascii="Times New Roman" w:hAnsi="Times New Roman" w:cs="Times New Roman"/>
+                <w:bCs/>
+                <w:sz w:val="24"/>
+                <w:lang w:val="en-US"/>
+              </w:rPr>
+              <w:t>i.passed</w:t>
+            </w:r>
+            <w:proofErr w:type="spellEnd"/>
+            <w:r>
+              <w:rPr>
+                <w:rFonts w:ascii="Times New Roman" w:hAnsi="Times New Roman" w:cs="Times New Roman"/>
+                <w:bCs/>
+                <w:sz w:val="24"/>
+                <w:lang w:val="en-US"/>
+              </w:rPr>
+              <w:t>}}</w:t>
+            </w:r>
+          </w:p>
+        </w:tc>
+        <w:tc>
+          <w:tcPr>
+            <w:tcW w:w="2500" w:type="pct"/>
+            <w:vAlign w:val="center"/>
+          </w:tcPr>
+          <w:p>
+            <w:pPr>
+              <w:jc w:val="center"/>
+              <w:rPr>
+                <w:rFonts w:ascii="Times New Roman" w:hAnsi="Times New Roman" w:cs="Times New Roman"/>
+                <w:bCs/>
+                <w:sz w:val="24"/>
+                <w:lang w:val="en-US"/>
+              </w:rPr>
+            </w:pPr>
+            <w:r>
+              <w:rPr>
+                <w:rFonts w:ascii="Times New Roman" w:hAnsi="Times New Roman" w:cs="Times New Roman"/>
+                <w:bCs/>
+                <w:sz w:val="24"/>
+                <w:lang w:val="en-US"/>
+              </w:rPr>
+              <w:t>{{</w:t>
+            </w:r>
+            <w:proofErr w:type="spellStart"/>
+            <w:r>
+              <w:rPr>
+                <w:rFonts w:ascii="Times New Roman" w:hAnsi="Times New Roman" w:cs="Times New Roman"/>
+                <w:bCs/>
+                <w:sz w:val="24"/>
+                <w:lang w:val="en-US"/>
+              </w:rPr>
+              <w:t>i.unpassed</w:t>
+            </w:r>
+            <w:proofErr w:type="spellEnd"/>
+            <w:r>
+              <w:rPr>
+                <w:rFonts w:ascii="Times New Roman" w:hAnsi="Times New Roman" w:cs="Times New Roman"/>
+                <w:bCs/>
+                <w:sz w:val="24"/>
+                <w:lang w:val="en-US"/>
+              </w:rPr>
+              <w:t>}}</w:t>
+            </w:r>
+          </w:p>
+        </w:tc>
+      </w:tr>
+    </w:tbl>
+    <w:p>
+      <w:pPr>
+        <w:spacing w:before="240" w:after="0" w:line="240" w:lineRule="auto"/>
+        <w:jc w:val="both"/>
+        <w:rPr>
+          <w:rFonts w:ascii="Times New Roman" w:hAnsi="Times New Roman" w:cs="Times New Roman"/>
+          <w:b/>
+          <w:bCs/>
+          <w:sz w:val="24"/>
+          <w:szCs w:val="24"/>
+          <w:lang w:val="en-US"/>
+        </w:rPr>
+      </w:pPr>
+      <w:r>
+        <w:rPr>
+          <w:rFonts w:ascii="Times New Roman" w:hAnsi="Times New Roman" w:cs="Times New Roman"/>
+          <w:b/>
+          <w:bCs/>
+          <w:sz w:val="24"/>
+          <w:szCs w:val="24"/>
+          <w:lang w:val="en-US"/>
+        </w:rPr>
+        <w:t>{% else %}</w:t>
+      </w:r>
+    </w:p>
+    <w:tbl>
+      <w:tblPr>
+        <w:tblStyle w:val="ab"/>
+        <w:tblW w:w="0" w:type="auto"/>
+        <w:tblLook w:val="04A0" w:firstRow="1" w:lastRow="0" w:firstColumn="1" w:lastColumn="0" w:noHBand="0" w:noVBand="1"/>
+      </w:tblPr>
+      <w:tblGrid>
+        <w:gridCol w:w="2166"/>
+        <w:gridCol w:w="2166"/>
+        <w:gridCol w:w="2388"/>
+        <w:gridCol w:w="2625"/>
+      </w:tblGrid>
+      <w:tr>
+        <w:tc>
+          <w:tcPr>
+            <w:tcW w:w="2336" w:type="dxa"/>
+            <w:vAlign w:val="center"/>
+          </w:tcPr>
+          <w:p>
+            <w:pPr>
+              <w:jc w:val="center"/>
+              <w:rPr>
+                <w:rFonts w:ascii="Times New Roman" w:hAnsi="Times New Roman" w:cs="Times New Roman"/>
+                <w:sz w:val="24"/>
+              </w:rPr>
+            </w:pPr>
+            <w:r>
+              <w:rPr>
+                <w:rFonts w:ascii="Times New Roman" w:hAnsi="Times New Roman" w:cs="Times New Roman"/>
+                <w:b/>
+                <w:bCs/>
+                <w:sz w:val="24"/>
+              </w:rPr>
+              <w:t>Отлично</w:t>
+            </w:r>
+          </w:p>
+        </w:tc>
+        <w:tc>
+          <w:tcPr>
+            <w:tcW w:w="2336" w:type="dxa"/>
+            <w:vAlign w:val="center"/>
+          </w:tcPr>
+          <w:p>
+            <w:pPr>
+              <w:jc w:val="center"/>
+              <w:rPr>
+                <w:rFonts w:ascii="Times New Roman" w:hAnsi="Times New Roman" w:cs="Times New Roman"/>
+                <w:sz w:val="24"/>
+              </w:rPr>
+            </w:pPr>
+            <w:r>
+              <w:rPr>
+                <w:rFonts w:ascii="Times New Roman" w:hAnsi="Times New Roman" w:cs="Times New Roman"/>
+                <w:b/>
+                <w:bCs/>
+                <w:sz w:val="24"/>
+              </w:rPr>
+              <w:t>Хорошо</w:t>
+            </w:r>
+          </w:p>
+        </w:tc>
+        <w:tc>
+          <w:tcPr>
+            <w:tcW w:w="2336" w:type="dxa"/>
+            <w:vAlign w:val="center"/>
+          </w:tcPr>
+          <w:p>
+            <w:pPr>
+              <w:jc w:val="center"/>
+              <w:rPr>
+                <w:rFonts w:ascii="Times New Roman" w:hAnsi="Times New Roman" w:cs="Times New Roman"/>
+                <w:sz w:val="24"/>
+              </w:rPr>
+            </w:pPr>
+            <w:r>
+              <w:rPr>
+                <w:rFonts w:ascii="Times New Roman" w:hAnsi="Times New Roman" w:cs="Times New Roman"/>
+                <w:b/>
+                <w:bCs/>
+                <w:sz w:val="24"/>
+              </w:rPr>
+              <w:t>Удовлетворительно</w:t>
+            </w:r>
+          </w:p>
+        </w:tc>
+        <w:tc>
+          <w:tcPr>
+            <w:tcW w:w="2337" w:type="dxa"/>
+            <w:vAlign w:val="center"/>
+          </w:tcPr>
+          <w:p>
+            <w:pPr>
+              <w:jc w:val="center"/>
+              <w:rPr>
+                <w:rFonts w:ascii="Times New Roman" w:hAnsi="Times New Roman" w:cs="Times New Roman"/>
+                <w:sz w:val="24"/>
+              </w:rPr>
+            </w:pPr>
+            <w:r>
+              <w:rPr>
+                <w:rFonts w:ascii="Times New Roman" w:hAnsi="Times New Roman" w:cs="Times New Roman"/>
+                <w:b/>
+                <w:bCs/>
+                <w:sz w:val="24"/>
+              </w:rPr>
+              <w:t>Неудовлетворительно</w:t>
+            </w:r>
+          </w:p>
+        </w:tc>
+      </w:tr>
+      <w:tr>
+        <w:tc>
+          <w:tcPr>
+            <w:tcW w:w="2336" w:type="dxa"/>
+            <w:vAlign w:val="center"/>
+          </w:tcPr>
+          <w:p>
+            <w:pPr>
+              <w:jc w:val="center"/>
+              <w:rPr>
+                <w:rFonts w:ascii="Times New Roman" w:hAnsi="Times New Roman" w:cs="Times New Roman"/>
+                <w:bCs/>
+                <w:sz w:val="24"/>
+                <w:lang w:val="en-US"/>
+              </w:rPr>
+            </w:pPr>
+            <w:r>
+              <w:rPr>
+                <w:rFonts w:ascii="Times New Roman" w:hAnsi="Times New Roman" w:cs="Times New Roman"/>
+                <w:bCs/>
+                <w:sz w:val="24"/>
+                <w:lang w:val="en-US"/>
+              </w:rPr>
+              <w:t>{{</w:t>
+            </w:r>
+            <w:proofErr w:type="spellStart"/>
+            <w:r>
+              <w:rPr>
+                <w:rFonts w:ascii="Times New Roman" w:hAnsi="Times New Roman" w:cs="Times New Roman"/>
+                <w:bCs/>
+                <w:sz w:val="24"/>
+                <w:lang w:val="en-US"/>
+              </w:rPr>
+              <w:t>i.great</w:t>
+            </w:r>
+            <w:proofErr w:type="spellEnd"/>
+            <w:r>
+              <w:rPr>
+                <w:rFonts w:ascii="Times New Roman" w:hAnsi="Times New Roman" w:cs="Times New Roman"/>
+                <w:bCs/>
+                <w:sz w:val="24"/>
+                <w:lang w:val="en-US"/>
+              </w:rPr>
+              <w:t>}}</w:t>
+            </w:r>
+          </w:p>
+        </w:tc>
+        <w:tc>
+          <w:tcPr>
+            <w:tcW w:w="2336" w:type="dxa"/>
+            <w:vAlign w:val="center"/>
+          </w:tcPr>
+          <w:p>
+            <w:pPr>
+              <w:jc w:val="center"/>
+              <w:rPr>
+                <w:rFonts w:ascii="Times New Roman" w:hAnsi="Times New Roman" w:cs="Times New Roman"/>
+                <w:bCs/>
+                <w:sz w:val="24"/>
+                <w:lang w:val="en-US"/>
+              </w:rPr>
+            </w:pPr>
+            <w:r>
+              <w:rPr>
+                <w:rFonts w:ascii="Times New Roman" w:hAnsi="Times New Roman" w:cs="Times New Roman"/>
+                <w:bCs/>
+                <w:sz w:val="24"/>
+                <w:lang w:val="en-US"/>
+              </w:rPr>
+              <w:t>{{</w:t>
+            </w:r>
+            <w:proofErr w:type="spellStart"/>
+            <w:r>
+              <w:rPr>
+                <w:rFonts w:ascii="Times New Roman" w:hAnsi="Times New Roman" w:cs="Times New Roman"/>
+                <w:bCs/>
+                <w:sz w:val="24"/>
+                <w:lang w:val="en-US"/>
+              </w:rPr>
+              <w:t>i.good</w:t>
+            </w:r>
+            <w:proofErr w:type="spellEnd"/>
+            <w:r>
+              <w:rPr>
+                <w:rFonts w:ascii="Times New Roman" w:hAnsi="Times New Roman" w:cs="Times New Roman"/>
+                <w:bCs/>
+                <w:sz w:val="24"/>
+                <w:lang w:val="en-US"/>
+              </w:rPr>
+              <w:t>}}</w:t>
+            </w:r>
+          </w:p>
+        </w:tc>
+        <w:tc>
+          <w:tcPr>
+            <w:tcW w:w="2336" w:type="dxa"/>
+            <w:vAlign w:val="center"/>
+          </w:tcPr>
+          <w:p>
+            <w:pPr>
+              <w:jc w:val="center"/>
+              <w:rPr>
+                <w:rFonts w:ascii="Times New Roman" w:hAnsi="Times New Roman" w:cs="Times New Roman"/>
+                <w:bCs/>
+                <w:sz w:val="24"/>
+                <w:lang w:val="en-US"/>
+              </w:rPr>
+            </w:pPr>
+            <w:r>
+              <w:rPr>
+                <w:rFonts w:ascii="Times New Roman" w:hAnsi="Times New Roman" w:cs="Times New Roman"/>
+                <w:bCs/>
+                <w:sz w:val="24"/>
+                <w:lang w:val="en-US"/>
+              </w:rPr>
+              <w:t>{{</w:t>
+            </w:r>
+            <w:proofErr w:type="spellStart"/>
+            <w:r>
+              <w:rPr>
+                <w:rFonts w:ascii="Times New Roman" w:hAnsi="Times New Roman" w:cs="Times New Roman"/>
+                <w:bCs/>
+                <w:sz w:val="24"/>
+                <w:lang w:val="en-US"/>
+              </w:rPr>
+              <w:t>i.</w:t>
+            </w:r>
+            <w:r>
+              <w:rPr>
+                <w:rFonts w:ascii="Times New Roman" w:hAnsi="Times New Roman" w:cs="Times New Roman"/>
+                <w:bCs/>
+                <w:sz w:val="24"/>
+                <w:lang w:val="en-US"/>
+              </w:rPr>
+              <w:t>satisfactorily</w:t>
+            </w:r>
+            <w:proofErr w:type="spellEnd"/>
+            <w:r>
+              <w:rPr>
+                <w:rFonts w:ascii="Times New Roman" w:hAnsi="Times New Roman" w:cs="Times New Roman"/>
+                <w:bCs/>
+                <w:sz w:val="24"/>
+                <w:lang w:val="en-US"/>
+              </w:rPr>
+              <w:t>}}</w:t>
+            </w:r>
+          </w:p>
+        </w:tc>
+        <w:tc>
+          <w:tcPr>
+            <w:tcW w:w="2337" w:type="dxa"/>
+            <w:vAlign w:val="center"/>
+          </w:tcPr>
+          <w:p>
+            <w:pPr>
+              <w:jc w:val="center"/>
+              <w:rPr>
+                <w:rFonts w:ascii="Times New Roman" w:hAnsi="Times New Roman" w:cs="Times New Roman"/>
+                <w:bCs/>
+                <w:sz w:val="24"/>
+                <w:lang w:val="en-US"/>
+              </w:rPr>
+            </w:pPr>
+            <w:r>
+              <w:rPr>
+                <w:rFonts w:ascii="Times New Roman" w:hAnsi="Times New Roman" w:cs="Times New Roman"/>
+                <w:bCs/>
+                <w:sz w:val="24"/>
+                <w:lang w:val="en-US"/>
+              </w:rPr>
+              <w:t>{{</w:t>
+            </w:r>
+            <w:proofErr w:type="spellStart"/>
+            <w:r>
+              <w:rPr>
+                <w:rFonts w:ascii="Times New Roman" w:hAnsi="Times New Roman" w:cs="Times New Roman"/>
+                <w:bCs/>
+                <w:sz w:val="24"/>
+                <w:lang w:val="en-US"/>
+              </w:rPr>
+              <w:t>i.</w:t>
+            </w:r>
+            <w:r>
+              <w:rPr>
+                <w:rFonts w:ascii="Times New Roman" w:hAnsi="Times New Roman" w:cs="Times New Roman"/>
+                <w:bCs/>
+                <w:sz w:val="24"/>
+                <w:lang w:val="en-US"/>
+              </w:rPr>
+              <w:t>unsatisfactory</w:t>
+            </w:r>
+            <w:proofErr w:type="spellEnd"/>
+            <w:r>
+              <w:rPr>
+                <w:rFonts w:ascii="Times New Roman" w:hAnsi="Times New Roman" w:cs="Times New Roman"/>
+                <w:bCs/>
+                <w:sz w:val="24"/>
+                <w:lang w:val="en-US"/>
+              </w:rPr>
+              <w:t>}}</w:t>
+            </w:r>
+          </w:p>
+        </w:tc>
+      </w:tr>
+    </w:tbl>
+    <w:p>
+      <w:pPr>
+        <w:spacing w:before="200" w:after="200" w:line="240" w:lineRule="auto"/>
+        <w:jc w:val="both"/>
+        <w:rPr>
+          <w:rFonts w:ascii="Times New Roman" w:hAnsi="Times New Roman" w:cs="Times New Roman"/>
+          <w:b/>
+          <w:bCs/>
+          <w:sz w:val="24"/>
+          <w:szCs w:val="24"/>
+        </w:rPr>
+      </w:pPr>
+      <w:r>
+        <w:rPr>
+          <w:rFonts w:ascii="Times New Roman" w:hAnsi="Times New Roman" w:cs="Times New Roman"/>
+          <w:sz w:val="24"/>
+          <w:szCs w:val="24"/>
+          <w:lang w:val="en-US"/>
+        </w:rPr>
+        <w:t xml:space="preserve">{% </w:t>
+      </w:r>
+      <w:proofErr w:type="spellStart"/>
+      <w:r>
+        <w:rPr>
+          <w:rFonts w:ascii="Times New Roman" w:hAnsi="Times New Roman" w:cs="Times New Roman"/>
+          <w:sz w:val="24"/>
+          <w:szCs w:val="24"/>
+          <w:lang w:val="en-US"/>
+        </w:rPr>
+        <w:t>endif</w:t>
+      </w:r>
+      <w:proofErr w:type="spellEnd"/>
+      <w:r>
+        <w:rPr>
+          <w:rFonts w:ascii="Times New Roman" w:hAnsi="Times New Roman" w:cs="Times New Roman"/>
+          <w:sz w:val="24"/>
+          <w:szCs w:val="24"/>
+          <w:lang w:val="en-US"/>
+        </w:rPr>
+        <w:t xml:space="preserve"> %}</w:t>
+      </w:r>
+      <w:r>
+        <w:rPr>
+          <w:rFonts w:ascii="Times New Roman" w:hAnsi="Times New Roman" w:cs="Times New Roman"/>
+          <w:b/>
+          <w:bCs/>
+          <w:sz w:val="24"/>
+          <w:szCs w:val="24"/>
+          <w:lang w:val="en-US"/>
+        </w:rPr>
+        <w:t xml:space="preserve">{% </w:t>
+      </w:r>
+      <w:proofErr w:type="spellStart"/>
+      <w:r>
+        <w:rPr>
+          <w:rFonts w:ascii="Times New Roman" w:hAnsi="Times New Roman" w:cs="Times New Roman"/>
+          <w:b/>
+          <w:bCs/>
+          <w:sz w:val="24"/>
+          <w:szCs w:val="24"/>
+          <w:lang w:val="en-US"/>
+        </w:rPr>
+        <w:t>endfor</w:t>
+      </w:r>
+      <w:proofErr w:type="spellEnd"/>
+      <w:r>
+        <w:rPr>
+          <w:rFonts w:ascii="Times New Roman" w:hAnsi="Times New Roman" w:cs="Times New Roman"/>
+          <w:b/>
+          <w:bCs/>
+          <w:sz w:val="24"/>
+          <w:szCs w:val="24"/>
+          <w:lang w:val="en-US"/>
+        </w:rPr>
+        <w:t xml:space="preserve"> %</w:t>
+      </w:r>
+      <w:proofErr w:type="gramStart"/>
+      <w:r>
+        <w:rPr>
+          <w:rFonts w:ascii="Times New Roman" w:hAnsi="Times New Roman" w:cs="Times New Roman"/>
+          <w:b/>
+          <w:bCs/>
+          <w:sz w:val="24"/>
+          <w:szCs w:val="24"/>
+          <w:lang w:val="en-US"/>
+        </w:rPr>
+        <w:t>}</w:t>
+      </w:r>
+      <w:r>
+        <w:rPr>
+          <w:rFonts w:ascii="Times New Roman" w:hAnsi="Times New Roman" w:cs="Times New Roman"/>
+          <w:b/>
+          <w:bCs/>
+          <w:sz w:val="24"/>
+          <w:szCs w:val="24"/>
+          <w:lang w:val="en-US"/>
+        </w:rPr>
+        <w:t>7</w:t>
+      </w:r>
+      <w:proofErr w:type="gramEnd"/>
+      <w:r>
+        <w:rPr>
+          <w:rFonts w:ascii="Times New Roman" w:hAnsi="Times New Roman" w:cs="Times New Roman"/>
+          <w:b/>
+          <w:bCs/>
+          <w:sz w:val="24"/>
+          <w:szCs w:val="24"/>
+          <w:lang w:val="en-US"/>
+        </w:rPr>
+        <w:t xml:space="preserve"> </w:t>
+      </w:r>
+      <w:r>
+        <w:rPr>
+          <w:rFonts w:ascii="Times New Roman" w:hAnsi="Times New Roman" w:cs="Times New Roman"/>
+          <w:b/>
+          <w:bCs/>
+          <w:sz w:val="24"/>
+          <w:szCs w:val="24"/>
+        </w:rPr>
+        <w:t>Основная учебная литература</w:t>
+      </w:r>
+    </w:p>
+    <w:p>
+      <w:pPr>
+        <w:spacing w:before="200" w:after="200" w:line="240" w:lineRule="auto"/>
+        <w:jc w:val="both"/>
+        <w:rPr>
+          <w:rFonts w:ascii="Times New Roman" w:hAnsi="Times New Roman" w:cs="Times New Roman"/>
+          <w:sz w:val="24"/>
+          <w:szCs w:val="24"/>
+          <w:lang w:val="en-US"/>
+        </w:rPr>
+      </w:pPr>
+      <w:r>
+        <w:rPr>
+          <w:rFonts w:ascii="Times New Roman" w:hAnsi="Times New Roman" w:cs="Times New Roman"/>
+          <w:sz w:val="24"/>
+          <w:szCs w:val="24"/>
+          <w:lang w:val="en-US"/>
+        </w:rPr>
+        <w:t xml:space="preserve">{% for </w:t>
+      </w:r>
+      <w:proofErr w:type="spellStart"/>
+      <w:r>
+        <w:rPr>
+          <w:rFonts w:ascii="Times New Roman" w:hAnsi="Times New Roman" w:cs="Times New Roman"/>
+          <w:sz w:val="24"/>
+          <w:szCs w:val="24"/>
+          <w:lang w:val="en-US"/>
+        </w:rPr>
+        <w:t>i</w:t>
+      </w:r>
+      <w:proofErr w:type="spellEnd"/>
+      <w:r>
+        <w:rPr>
+          <w:rFonts w:ascii="Times New Roman" w:hAnsi="Times New Roman" w:cs="Times New Roman"/>
+          <w:sz w:val="24"/>
+          <w:szCs w:val="24"/>
+          <w:lang w:val="en-US"/>
+        </w:rPr>
+        <w:t xml:space="preserve"> in </w:t>
+      </w:r>
+      <w:proofErr w:type="spellStart"/>
+      <w:r>
+        <w:rPr>
+          <w:rFonts w:ascii="Times New Roman" w:hAnsi="Times New Roman" w:cs="Times New Roman"/>
+          <w:sz w:val="24"/>
+          <w:szCs w:val="24"/>
+          <w:lang w:val="en-US"/>
+        </w:rPr>
+        <w:t>main_library</w:t>
+      </w:r>
+      <w:proofErr w:type="spellEnd"/>
+      <w:r>
+        <w:rPr>
+          <w:rFonts w:ascii="Times New Roman" w:hAnsi="Times New Roman" w:cs="Times New Roman"/>
+          <w:sz w:val="24"/>
+          <w:szCs w:val="24"/>
+          <w:lang w:val="en-US"/>
+        </w:rPr>
+        <w:t xml:space="preserve"> %}{{</w:t>
+      </w:r>
+      <w:proofErr w:type="spellStart"/>
+      <w:r>
+        <w:rPr>
+          <w:rFonts w:ascii="Times New Roman" w:hAnsi="Times New Roman" w:cs="Times New Roman"/>
+          <w:sz w:val="24"/>
+          <w:szCs w:val="24"/>
+          <w:lang w:val="en-US"/>
+        </w:rPr>
+        <w:t>i.number</w:t>
+      </w:r>
+      <w:proofErr w:type="spellEnd"/>
+      <w:r>
+        <w:rPr>
+          <w:rFonts w:ascii="Times New Roman" w:hAnsi="Times New Roman" w:cs="Times New Roman"/>
+          <w:sz w:val="24"/>
+          <w:szCs w:val="24"/>
+          <w:lang w:val="en-US"/>
+        </w:rPr>
+        <w:t>}}</w:t>
+      </w:r>
+      <w:r>
+        <w:rPr>
+          <w:rFonts w:ascii="Times New Roman" w:hAnsi="Times New Roman" w:cs="Times New Roman"/>
+          <w:sz w:val="24"/>
+          <w:szCs w:val="24"/>
+          <w:lang w:val="en-US"/>
+        </w:rPr>
+        <w:t>.</w:t>
+      </w:r>
+      <w:r>
+        <w:rPr>
+          <w:rFonts w:ascii="Times New Roman" w:hAnsi="Times New Roman" w:cs="Times New Roman"/>
+          <w:sz w:val="24"/>
+          <w:szCs w:val="24"/>
+          <w:lang w:val="en-US"/>
+        </w:rPr>
+        <w:t xml:space="preserve"> {{</w:t>
+      </w:r>
+      <w:proofErr w:type="spellStart"/>
+      <w:r>
+        <w:rPr>
+          <w:rFonts w:ascii="Times New Roman" w:hAnsi="Times New Roman" w:cs="Times New Roman"/>
+          <w:sz w:val="24"/>
+          <w:szCs w:val="24"/>
+          <w:lang w:val="en-US"/>
+        </w:rPr>
+        <w:t>i.bib_disc</w:t>
+      </w:r>
+      <w:proofErr w:type="spellEnd"/>
+      <w:r>
+        <w:rPr>
+          <w:rFonts w:ascii="Times New Roman" w:hAnsi="Times New Roman" w:cs="Times New Roman"/>
+          <w:sz w:val="24"/>
+          <w:szCs w:val="24"/>
+          <w:lang w:val="en-US"/>
+        </w:rPr>
+        <w:t xml:space="preserve">}} </w:t>
+      </w:r>
+    </w:p>
+    <w:p>
+      <w:pPr>
+        <w:spacing w:before="200" w:after="200" w:line="240" w:lineRule="auto"/>
+        <w:jc w:val="both"/>
+        <w:rPr>
+          <w:rFonts w:ascii="Times New Roman" w:hAnsi="Times New Roman" w:cs="Times New Roman"/>
+          <w:sz w:val="24"/>
+          <w:szCs w:val="24"/>
+        </w:rPr>
+      </w:pPr>
+      <w:r>
+        <w:rPr>
+          <w:rFonts w:ascii="Times New Roman" w:hAnsi="Times New Roman" w:cs="Times New Roman"/>
+          <w:sz w:val="24"/>
+          <w:szCs w:val="24"/>
+        </w:rPr>
+        <w:t xml:space="preserve">{% </w:t>
+      </w:r>
+      <w:proofErr w:type="spellStart"/>
+      <w:r>
+        <w:rPr>
+          <w:rFonts w:ascii="Times New Roman" w:hAnsi="Times New Roman" w:cs="Times New Roman"/>
+          <w:sz w:val="24"/>
+          <w:szCs w:val="24"/>
+          <w:lang w:val="en-US"/>
+        </w:rPr>
+        <w:t>endfor</w:t>
+      </w:r>
+      <w:proofErr w:type="spellEnd"/>
+      <w:r>
+        <w:rPr>
+          <w:rFonts w:ascii="Times New Roman" w:hAnsi="Times New Roman" w:cs="Times New Roman"/>
+          <w:sz w:val="24"/>
+          <w:szCs w:val="24"/>
+        </w:rPr>
+        <w:t xml:space="preserve"> %}</w:t>
+      </w:r>
+      <w:r>
+        <w:rPr>
+          <w:rFonts w:ascii="Times New Roman" w:hAnsi="Times New Roman" w:cs="Times New Roman"/>
+          <w:b/>
+          <w:bCs/>
+          <w:sz w:val="24"/>
+          <w:szCs w:val="24"/>
+        </w:rPr>
+        <w:t>8</w:t>
+      </w:r>
+      <w:r>
+        <w:rPr>
+          <w:rFonts w:ascii="Times New Roman" w:hAnsi="Times New Roman" w:cs="Times New Roman"/>
+          <w:b/>
+          <w:bCs/>
+          <w:sz w:val="24"/>
+          <w:szCs w:val="24"/>
+        </w:rPr>
+        <w:t xml:space="preserve"> </w:t>
+      </w:r>
+      <w:r>
+        <w:rPr>
+          <w:rFonts w:ascii="Times New Roman" w:hAnsi="Times New Roman" w:cs="Times New Roman"/>
+          <w:b/>
+          <w:bCs/>
+          <w:sz w:val="24"/>
+          <w:szCs w:val="24"/>
+        </w:rPr>
+        <w:t>Дополнительная</w:t>
+      </w:r>
+      <w:r>
+        <w:rPr>
+          <w:rFonts w:ascii="Times New Roman" w:hAnsi="Times New Roman" w:cs="Times New Roman"/>
+          <w:b/>
+          <w:bCs/>
+          <w:sz w:val="24"/>
+          <w:szCs w:val="24"/>
+        </w:rPr>
+        <w:t xml:space="preserve"> </w:t>
+      </w:r>
+      <w:r>
+        <w:rPr>
+          <w:rFonts w:ascii="Times New Roman" w:hAnsi="Times New Roman" w:cs="Times New Roman"/>
+          <w:b/>
+          <w:bCs/>
+          <w:sz w:val="24"/>
+          <w:szCs w:val="24"/>
+        </w:rPr>
+        <w:t>учебная</w:t>
+      </w:r>
+      <w:r>
+        <w:rPr>
+          <w:rFonts w:ascii="Times New Roman" w:hAnsi="Times New Roman" w:cs="Times New Roman"/>
+          <w:b/>
+          <w:bCs/>
+          <w:sz w:val="24"/>
+          <w:szCs w:val="24"/>
+        </w:rPr>
+        <w:t xml:space="preserve"> </w:t>
+      </w:r>
+      <w:r>
+        <w:rPr>
+          <w:rFonts w:ascii="Times New Roman" w:hAnsi="Times New Roman" w:cs="Times New Roman"/>
+          <w:b/>
+          <w:bCs/>
+          <w:sz w:val="24"/>
+          <w:szCs w:val="24"/>
+        </w:rPr>
+        <w:t>литература</w:t>
+      </w:r>
+      <w:r>
+        <w:rPr>
+          <w:rFonts w:ascii="Times New Roman" w:hAnsi="Times New Roman" w:cs="Times New Roman"/>
+          <w:b/>
+          <w:bCs/>
+          <w:sz w:val="24"/>
+          <w:szCs w:val="24"/>
+        </w:rPr>
+        <w:t xml:space="preserve"> </w:t>
+      </w:r>
+      <w:r>
+        <w:rPr>
+          <w:rFonts w:ascii="Times New Roman" w:hAnsi="Times New Roman" w:cs="Times New Roman"/>
+          <w:b/>
+          <w:bCs/>
+          <w:sz w:val="24"/>
+          <w:szCs w:val="24"/>
+        </w:rPr>
+        <w:t>и</w:t>
+      </w:r>
+      <w:r>
+        <w:rPr>
+          <w:rFonts w:ascii="Times New Roman" w:hAnsi="Times New Roman" w:cs="Times New Roman"/>
+          <w:b/>
+          <w:bCs/>
+          <w:sz w:val="24"/>
+          <w:szCs w:val="24"/>
+        </w:rPr>
+        <w:t xml:space="preserve"> </w:t>
+      </w:r>
+      <w:r>
+        <w:rPr>
+          <w:rFonts w:ascii="Times New Roman" w:hAnsi="Times New Roman" w:cs="Times New Roman"/>
+          <w:b/>
+          <w:bCs/>
+          <w:sz w:val="24"/>
+          <w:szCs w:val="24"/>
+        </w:rPr>
+        <w:t>справочная</w:t>
+      </w:r>
+    </w:p>
+    <w:p>
+      <w:pPr>
+        <w:spacing w:before="200" w:after="200" w:line="240" w:lineRule="auto"/>
+        <w:jc w:val="both"/>
+        <w:rPr>
+          <w:rFonts w:ascii="Times New Roman" w:hAnsi="Times New Roman" w:cs="Times New Roman"/>
+          <w:sz w:val="24"/>
+          <w:szCs w:val="24"/>
+          <w:lang w:val="en-US"/>
+        </w:rPr>
+      </w:pPr>
+      <w:r>
+        <w:rPr>
+          <w:rFonts w:ascii="Times New Roman" w:hAnsi="Times New Roman" w:cs="Times New Roman"/>
+          <w:sz w:val="24"/>
+          <w:szCs w:val="24"/>
+          <w:lang w:val="en-US"/>
+        </w:rPr>
+        <w:t xml:space="preserve">{% for </w:t>
+      </w:r>
+      <w:proofErr w:type="spellStart"/>
+      <w:r>
+        <w:rPr>
+          <w:rFonts w:ascii="Times New Roman" w:hAnsi="Times New Roman" w:cs="Times New Roman"/>
+          <w:sz w:val="24"/>
+          <w:szCs w:val="24"/>
+          <w:lang w:val="en-US"/>
+        </w:rPr>
+        <w:t>i</w:t>
+      </w:r>
+      <w:proofErr w:type="spellEnd"/>
+      <w:r>
+        <w:rPr>
+          <w:rFonts w:ascii="Times New Roman" w:hAnsi="Times New Roman" w:cs="Times New Roman"/>
+          <w:sz w:val="24"/>
+          <w:szCs w:val="24"/>
+          <w:lang w:val="en-US"/>
+        </w:rPr>
+        <w:t xml:space="preserve"> in </w:t>
+      </w:r>
+      <w:proofErr w:type="spellStart"/>
+      <w:r>
+        <w:rPr>
+          <w:rFonts w:ascii="Times New Roman" w:hAnsi="Times New Roman" w:cs="Times New Roman"/>
+          <w:sz w:val="24"/>
+          <w:szCs w:val="24"/>
+          <w:lang w:val="en-US"/>
+        </w:rPr>
+        <w:t>additional</w:t>
+      </w:r>
+      <w:r>
+        <w:rPr>
+          <w:rFonts w:ascii="Times New Roman" w:hAnsi="Times New Roman" w:cs="Times New Roman"/>
+          <w:sz w:val="24"/>
+          <w:szCs w:val="24"/>
+          <w:lang w:val="en-US"/>
+        </w:rPr>
+        <w:t>_library</w:t>
+      </w:r>
+      <w:proofErr w:type="spellEnd"/>
+      <w:r>
+        <w:rPr>
+          <w:rFonts w:ascii="Times New Roman" w:hAnsi="Times New Roman" w:cs="Times New Roman"/>
+          <w:sz w:val="24"/>
+          <w:szCs w:val="24"/>
+          <w:lang w:val="en-US"/>
+        </w:rPr>
+        <w:t xml:space="preserve"> %}{{</w:t>
+      </w:r>
+      <w:proofErr w:type="spellStart"/>
+      <w:r>
+        <w:rPr>
+          <w:rFonts w:ascii="Times New Roman" w:hAnsi="Times New Roman" w:cs="Times New Roman"/>
+          <w:sz w:val="24"/>
+          <w:szCs w:val="24"/>
+          <w:lang w:val="en-US"/>
+        </w:rPr>
+        <w:t>i.number</w:t>
+      </w:r>
+      <w:proofErr w:type="spellEnd"/>
+      <w:r>
+        <w:rPr>
+          <w:rFonts w:ascii="Times New Roman" w:hAnsi="Times New Roman" w:cs="Times New Roman"/>
+          <w:sz w:val="24"/>
+          <w:szCs w:val="24"/>
+          <w:lang w:val="en-US"/>
+        </w:rPr>
+        <w:t>}}</w:t>
+      </w:r>
+      <w:r>
+        <w:rPr>
+          <w:rFonts w:ascii="Times New Roman" w:hAnsi="Times New Roman" w:cs="Times New Roman"/>
+          <w:sz w:val="24"/>
+          <w:szCs w:val="24"/>
+          <w:lang w:val="en-US"/>
+        </w:rPr>
+        <w:t>.</w:t>
+      </w:r>
+      <w:r>
+        <w:rPr>
+          <w:rFonts w:ascii="Times New Roman" w:hAnsi="Times New Roman" w:cs="Times New Roman"/>
+          <w:sz w:val="24"/>
+          <w:szCs w:val="24"/>
+          <w:lang w:val="en-US"/>
+        </w:rPr>
+        <w:t xml:space="preserve"> {{</w:t>
+      </w:r>
+      <w:proofErr w:type="spellStart"/>
+      <w:r>
+        <w:rPr>
+          <w:rFonts w:ascii="Times New Roman" w:hAnsi="Times New Roman" w:cs="Times New Roman"/>
+          <w:sz w:val="24"/>
+          <w:szCs w:val="24"/>
+          <w:lang w:val="en-US"/>
+        </w:rPr>
+        <w:t>i.bib_disc</w:t>
+      </w:r>
+      <w:proofErr w:type="spellEnd"/>
+      <w:r>
+        <w:rPr>
+          <w:rFonts w:ascii="Times New Roman" w:hAnsi="Times New Roman" w:cs="Times New Roman"/>
+          <w:sz w:val="24"/>
+          <w:szCs w:val="24"/>
+          <w:lang w:val="en-US"/>
+        </w:rPr>
+        <w:t xml:space="preserve">}} </w:t>
+      </w:r>
+    </w:p>
+    <w:p>
+      <w:pPr>
+        <w:spacing w:before="200" w:after="200" w:line="240" w:lineRule="auto"/>
+        <w:jc w:val="both"/>
+        <w:rPr>
+          <w:rFonts w:ascii="Times New Roman" w:hAnsi="Times New Roman" w:cs="Times New Roman"/>
+          <w:b/>
+          <w:bCs/>
+          <w:sz w:val="24"/>
+          <w:szCs w:val="24"/>
+          <w:lang w:val="en-US"/>
+        </w:rPr>
+      </w:pPr>
+      <w:r>
+        <w:rPr>
+          <w:rFonts w:ascii="Times New Roman" w:hAnsi="Times New Roman" w:cs="Times New Roman"/>
+          <w:sz w:val="24"/>
+          <w:szCs w:val="24"/>
+          <w:lang w:val="en-US"/>
+        </w:rPr>
+        <w:t xml:space="preserve">{% </w:t>
+      </w:r>
+      <w:proofErr w:type="spellStart"/>
+      <w:r>
+        <w:rPr>
+          <w:rFonts w:ascii="Times New Roman" w:hAnsi="Times New Roman" w:cs="Times New Roman"/>
+          <w:sz w:val="24"/>
+          <w:szCs w:val="24"/>
+          <w:lang w:val="en-US"/>
+        </w:rPr>
+        <w:t>endfor</w:t>
+      </w:r>
+      <w:proofErr w:type="spellEnd"/>
+      <w:r>
+        <w:rPr>
+          <w:rFonts w:ascii="Times New Roman" w:hAnsi="Times New Roman" w:cs="Times New Roman"/>
+          <w:sz w:val="24"/>
+          <w:szCs w:val="24"/>
+          <w:lang w:val="en-US"/>
+        </w:rPr>
+        <w:t xml:space="preserve"> %</w:t>
+      </w:r>
+      <w:proofErr w:type="gramStart"/>
+      <w:r>
+        <w:rPr>
+          <w:rFonts w:ascii="Times New Roman" w:hAnsi="Times New Roman" w:cs="Times New Roman"/>
+          <w:sz w:val="24"/>
+          <w:szCs w:val="24"/>
+          <w:lang w:val="en-US"/>
+        </w:rPr>
+        <w:t>}</w:t>
+      </w:r>
+      <w:r>
+        <w:rPr>
+          <w:rFonts w:ascii="Times New Roman" w:hAnsi="Times New Roman" w:cs="Times New Roman"/>
+          <w:b/>
+          <w:bCs/>
+          <w:sz w:val="24"/>
+          <w:szCs w:val="24"/>
+          <w:lang w:val="en-US"/>
+        </w:rPr>
+        <w:t>9</w:t>
+      </w:r>
+      <w:proofErr w:type="gramEnd"/>
+      <w:r>
+        <w:rPr>
+          <w:rFonts w:ascii="Times New Roman" w:hAnsi="Times New Roman" w:cs="Times New Roman"/>
+          <w:b/>
+          <w:bCs/>
+          <w:sz w:val="24"/>
+          <w:szCs w:val="24"/>
+          <w:lang w:val="en-US"/>
+        </w:rPr>
+        <w:t xml:space="preserve"> </w:t>
+      </w:r>
+      <w:r>
+        <w:rPr>
+          <w:rFonts w:ascii="Times New Roman" w:hAnsi="Times New Roman" w:cs="Times New Roman"/>
+          <w:b/>
+          <w:bCs/>
+          <w:sz w:val="24"/>
+          <w:szCs w:val="24"/>
+        </w:rPr>
+        <w:t>Ресурсы</w:t>
+      </w:r>
+      <w:r>
+        <w:rPr>
+          <w:rFonts w:ascii="Times New Roman" w:hAnsi="Times New Roman" w:cs="Times New Roman"/>
+          <w:b/>
+          <w:bCs/>
+          <w:sz w:val="24"/>
+          <w:szCs w:val="24"/>
+          <w:lang w:val="en-US"/>
+        </w:rPr>
+        <w:t xml:space="preserve"> </w:t>
+      </w:r>
+      <w:r>
+        <w:rPr>
+          <w:rFonts w:ascii="Times New Roman" w:hAnsi="Times New Roman" w:cs="Times New Roman"/>
+          <w:b/>
+          <w:bCs/>
+          <w:sz w:val="24"/>
+          <w:szCs w:val="24"/>
+        </w:rPr>
+        <w:t>сети</w:t>
+      </w:r>
+      <w:r>
+        <w:rPr>
+          <w:rFonts w:ascii="Times New Roman" w:hAnsi="Times New Roman" w:cs="Times New Roman"/>
+          <w:b/>
+          <w:bCs/>
+          <w:sz w:val="24"/>
+          <w:szCs w:val="24"/>
+          <w:lang w:val="en-US"/>
+        </w:rPr>
+        <w:t xml:space="preserve"> </w:t>
+      </w:r>
+      <w:r>
+        <w:rPr>
+          <w:rFonts w:ascii="Times New Roman" w:hAnsi="Times New Roman" w:cs="Times New Roman"/>
+          <w:b/>
+          <w:bCs/>
+          <w:sz w:val="24"/>
+          <w:szCs w:val="24"/>
+        </w:rPr>
+        <w:t>Интернет</w:t>
+      </w:r>
+    </w:p>
+    <w:p>
+      <w:pPr>
+        <w:spacing w:before="200" w:after="200" w:line="240" w:lineRule="auto"/>
+        <w:rPr>
+          <w:rFonts w:ascii="Times New Roman" w:hAnsi="Times New Roman" w:cs="Times New Roman"/>
+          <w:sz w:val="24"/>
+          <w:szCs w:val="24"/>
+          <w:lang w:val="en-US"/>
+        </w:rPr>
+      </w:pPr>
+      <w:r>
+        <w:rPr>
+          <w:rFonts w:ascii="Times New Roman" w:hAnsi="Times New Roman" w:cs="Times New Roman"/>
+          <w:sz w:val="24"/>
+          <w:szCs w:val="24"/>
+          <w:lang w:val="en-US"/>
+        </w:rPr>
+        <w:t>{</w:t>
+      </w:r>
+      <w:proofErr w:type="gramStart"/>
+      <w:r>
+        <w:rPr>
+          <w:rFonts w:ascii="Times New Roman" w:hAnsi="Times New Roman" w:cs="Times New Roman"/>
+          <w:sz w:val="24"/>
+          <w:szCs w:val="24"/>
+          <w:lang w:val="en-US"/>
+        </w:rPr>
+        <w:t xml:space="preserve">{ </w:t>
+      </w:r>
+      <w:proofErr w:type="spellStart"/>
+      <w:r>
+        <w:rPr>
+          <w:rFonts w:ascii="Times New Roman" w:hAnsi="Times New Roman" w:cs="Times New Roman"/>
+          <w:sz w:val="24"/>
+          <w:szCs w:val="24"/>
+          <w:lang w:val="en-US"/>
+        </w:rPr>
+        <w:t>resources</w:t>
+      </w:r>
+      <w:r>
+        <w:rPr>
+          <w:rFonts w:ascii="Times New Roman" w:hAnsi="Times New Roman" w:cs="Times New Roman"/>
+          <w:sz w:val="24"/>
+          <w:szCs w:val="24"/>
+          <w:lang w:val="en-US"/>
+        </w:rPr>
+        <w:t>.web</w:t>
+      </w:r>
+      <w:proofErr w:type="spellEnd"/>
+      <w:proofErr w:type="gramEnd"/>
+      <w:r>
+        <w:rPr>
+          <w:rFonts w:ascii="Times New Roman" w:hAnsi="Times New Roman" w:cs="Times New Roman"/>
+          <w:sz w:val="24"/>
+          <w:szCs w:val="24"/>
+          <w:lang w:val="en-US"/>
+        </w:rPr>
+        <w:t xml:space="preserve"> }}</w:t>
+      </w:r>
+    </w:p>
+    <w:p>
+      <w:pPr>
+        <w:spacing w:before="240" w:after="0" w:line="240" w:lineRule="auto"/>
+        <w:jc w:val="both"/>
+        <w:rPr>
+          <w:rFonts w:ascii="Times New Roman" w:hAnsi="Times New Roman" w:cs="Times New Roman"/>
+          <w:b/>
+          <w:bCs/>
+          <w:sz w:val="24"/>
+          <w:szCs w:val="24"/>
+        </w:rPr>
+      </w:pPr>
+      <w:proofErr w:type="gramStart"/>
+      <w:r>
+        <w:rPr>
+          <w:rFonts w:ascii="Times New Roman" w:hAnsi="Times New Roman" w:cs="Times New Roman"/>
+          <w:b/>
+          <w:bCs/>
+          <w:sz w:val="24"/>
+          <w:szCs w:val="24"/>
+          <w:lang w:val="en-US"/>
+        </w:rPr>
+        <w:t>10</w:t>
+      </w:r>
+      <w:r>
+        <w:rPr>
+          <w:rFonts w:ascii="Times New Roman" w:hAnsi="Times New Roman" w:cs="Times New Roman"/>
+          <w:b/>
+          <w:bCs/>
+          <w:sz w:val="24"/>
+          <w:szCs w:val="24"/>
+          <w:lang w:val="en-US"/>
+        </w:rPr>
+        <w:t xml:space="preserve"> </w:t>
+      </w:r>
+      <w:r>
+        <w:rPr>
+          <w:rFonts w:ascii="Times New Roman" w:hAnsi="Times New Roman" w:cs="Times New Roman"/>
+          <w:b/>
+          <w:bCs/>
+          <w:sz w:val="24"/>
+          <w:szCs w:val="24"/>
+        </w:rPr>
+        <w:t>Профессиональные</w:t>
+      </w:r>
+      <w:proofErr w:type="gramEnd"/>
+      <w:r>
+        <w:rPr>
+          <w:rFonts w:ascii="Times New Roman" w:hAnsi="Times New Roman" w:cs="Times New Roman"/>
+          <w:b/>
+          <w:bCs/>
+          <w:sz w:val="24"/>
+          <w:szCs w:val="24"/>
+        </w:rPr>
+        <w:t xml:space="preserve"> базы данных</w:t>
+      </w:r>
+    </w:p>
+    <w:p>
+      <w:pPr>
+        <w:spacing w:before="200" w:after="200" w:line="240" w:lineRule="auto"/>
+        <w:rPr>
+          <w:rFonts w:ascii="Times New Roman" w:hAnsi="Times New Roman" w:cs="Times New Roman"/>
+          <w:sz w:val="24"/>
+          <w:szCs w:val="24"/>
+        </w:rPr>
+      </w:pPr>
+      <w:proofErr w:type="gramStart"/>
+      <w:r>
+        <w:rPr>
+          <w:rFonts w:ascii="Times New Roman" w:hAnsi="Times New Roman" w:cs="Times New Roman"/>
+          <w:sz w:val="24"/>
+          <w:szCs w:val="24"/>
+        </w:rPr>
+        <w:lastRenderedPageBreak/>
+        <w:t xml:space="preserve">{{ </w:t>
+      </w:r>
+      <w:r>
+        <w:rPr>
+          <w:rFonts w:ascii="Times New Roman" w:hAnsi="Times New Roman" w:cs="Times New Roman"/>
+          <w:sz w:val="24"/>
+          <w:szCs w:val="24"/>
+          <w:lang w:val="en-US"/>
+        </w:rPr>
+        <w:t>resources</w:t>
+      </w:r>
+      <w:r>
+        <w:rPr>
+          <w:rFonts w:ascii="Times New Roman" w:hAnsi="Times New Roman" w:cs="Times New Roman"/>
+          <w:sz w:val="24"/>
+          <w:szCs w:val="24"/>
+        </w:rPr>
+        <w:t>.</w:t>
+      </w:r>
+      <w:proofErr w:type="spellStart"/>
+      <w:r>
+        <w:rPr>
+          <w:rFonts w:ascii="Times New Roman" w:hAnsi="Times New Roman" w:cs="Times New Roman"/>
+          <w:sz w:val="24"/>
+          <w:szCs w:val="24"/>
+          <w:lang w:val="en-US"/>
+        </w:rPr>
+        <w:t>bd</w:t>
+      </w:r>
+      <w:proofErr w:type="spellEnd"/>
+      <w:proofErr w:type="gramEnd"/>
+      <w:r>
+        <w:rPr>
+          <w:rFonts w:ascii="Times New Roman" w:hAnsi="Times New Roman" w:cs="Times New Roman"/>
+          <w:sz w:val="24"/>
+          <w:szCs w:val="24"/>
+        </w:rPr>
+        <w:t xml:space="preserve"> }}</w:t>
+      </w:r>
+    </w:p>
+    <w:p>
+      <w:pPr>
+        <w:spacing w:before="240" w:after="0" w:line="240" w:lineRule="auto"/>
+        <w:jc w:val="both"/>
+        <w:rPr>
+          <w:rFonts w:ascii="Times New Roman" w:hAnsi="Times New Roman" w:cs="Times New Roman"/>
+          <w:b/>
+          <w:bCs/>
+          <w:sz w:val="24"/>
+          <w:szCs w:val="24"/>
+        </w:rPr>
+      </w:pPr>
+      <w:r>
+        <w:rPr>
+          <w:rFonts w:ascii="Times New Roman" w:hAnsi="Times New Roman" w:cs="Times New Roman"/>
+          <w:b/>
+          <w:bCs/>
+          <w:sz w:val="24"/>
+          <w:szCs w:val="24"/>
+        </w:rPr>
+        <w:t>11</w:t>
+      </w:r>
+      <w:r>
+        <w:rPr>
+          <w:rFonts w:ascii="Times New Roman" w:hAnsi="Times New Roman" w:cs="Times New Roman"/>
+          <w:b/>
+          <w:bCs/>
+          <w:sz w:val="24"/>
+          <w:szCs w:val="24"/>
+        </w:rPr>
+        <w:t xml:space="preserve"> </w:t>
+      </w:r>
+      <w:r>
+        <w:rPr>
+          <w:rFonts w:ascii="Times New Roman" w:hAnsi="Times New Roman" w:cs="Times New Roman"/>
+          <w:b/>
+          <w:bCs/>
+          <w:sz w:val="24"/>
+          <w:szCs w:val="24"/>
+        </w:rPr>
+        <w:t>Перечень информационных технологий, лицензионных и свободно распространяемых специализированных программных средств, информационных справочных систем</w:t>
+      </w:r>
+    </w:p>
+    <w:p>
+      <w:pPr>
+        <w:spacing w:before="240" w:after="0" w:line="240" w:lineRule="auto"/>
+        <w:rPr>
+          <w:rFonts w:ascii="Times New Roman" w:hAnsi="Times New Roman" w:cs="Times New Roman"/>
+          <w:bCs/>
+          <w:sz w:val="24"/>
+          <w:szCs w:val="24"/>
+          <w:lang w:val="en-US"/>
+        </w:rPr>
+      </w:pPr>
+      <w:r>
+        <w:rPr>
+          <w:rFonts w:ascii="Times New Roman" w:hAnsi="Times New Roman" w:cs="Times New Roman"/>
+          <w:bCs/>
+          <w:sz w:val="24"/>
+          <w:szCs w:val="24"/>
+          <w:lang w:val="en-US"/>
+        </w:rPr>
+        <w:t xml:space="preserve">{% </w:t>
+      </w:r>
+      <w:r>
+        <w:rPr>
+          <w:rFonts w:ascii="Times New Roman" w:hAnsi="Times New Roman" w:cs="Times New Roman"/>
+          <w:bCs/>
+          <w:sz w:val="24"/>
+          <w:szCs w:val="24"/>
+          <w:lang w:val="en-US"/>
+        </w:rPr>
+        <w:t xml:space="preserve">for </w:t>
+      </w:r>
+      <w:proofErr w:type="spellStart"/>
+      <w:r>
+        <w:rPr>
+          <w:rFonts w:ascii="Times New Roman" w:hAnsi="Times New Roman" w:cs="Times New Roman"/>
+          <w:bCs/>
+          <w:sz w:val="24"/>
+          <w:szCs w:val="24"/>
+          <w:lang w:val="en-US"/>
+        </w:rPr>
+        <w:t>i</w:t>
+      </w:r>
+      <w:proofErr w:type="spellEnd"/>
+      <w:r>
+        <w:rPr>
+          <w:rFonts w:ascii="Times New Roman" w:hAnsi="Times New Roman" w:cs="Times New Roman"/>
+          <w:bCs/>
+          <w:sz w:val="24"/>
+          <w:szCs w:val="24"/>
+          <w:lang w:val="en-US"/>
+        </w:rPr>
+        <w:t xml:space="preserve"> in </w:t>
+      </w:r>
+      <w:r>
+        <w:rPr>
+          <w:rFonts w:ascii="Times New Roman" w:hAnsi="Times New Roman" w:cs="Times New Roman"/>
+          <w:bCs/>
+          <w:sz w:val="24"/>
+          <w:szCs w:val="24"/>
+          <w:lang w:val="en-US"/>
+        </w:rPr>
+        <w:t>software</w:t>
+      </w:r>
+      <w:r>
+        <w:rPr>
+          <w:rFonts w:ascii="Times New Roman" w:hAnsi="Times New Roman" w:cs="Times New Roman"/>
+          <w:bCs/>
+          <w:sz w:val="24"/>
+          <w:szCs w:val="24"/>
+          <w:lang w:val="en-US"/>
+        </w:rPr>
+        <w:t xml:space="preserve"> %}</w:t>
+      </w:r>
+      <w:r>
+        <w:rPr>
+          <w:rFonts w:ascii="Times New Roman" w:hAnsi="Times New Roman" w:cs="Times New Roman"/>
+          <w:bCs/>
+          <w:sz w:val="24"/>
+          <w:szCs w:val="24"/>
+          <w:lang w:val="en-US"/>
+        </w:rPr>
+        <w:t>{{</w:t>
+      </w:r>
+      <w:proofErr w:type="spellStart"/>
+      <w:r>
+        <w:rPr>
+          <w:rFonts w:ascii="Times New Roman" w:hAnsi="Times New Roman" w:cs="Times New Roman"/>
+          <w:bCs/>
+          <w:sz w:val="24"/>
+          <w:szCs w:val="24"/>
+          <w:lang w:val="en-US"/>
+        </w:rPr>
+        <w:t>i.number</w:t>
+      </w:r>
+      <w:proofErr w:type="spellEnd"/>
+      <w:r>
+        <w:rPr>
+          <w:rFonts w:ascii="Times New Roman" w:hAnsi="Times New Roman" w:cs="Times New Roman"/>
+          <w:bCs/>
+          <w:sz w:val="24"/>
+          <w:szCs w:val="24"/>
+          <w:lang w:val="en-US"/>
+        </w:rPr>
+        <w:t>}}. {{</w:t>
+      </w:r>
+      <w:proofErr w:type="spellStart"/>
+      <w:r>
+        <w:rPr>
+          <w:rFonts w:ascii="Times New Roman" w:hAnsi="Times New Roman" w:cs="Times New Roman"/>
+          <w:bCs/>
+          <w:sz w:val="24"/>
+          <w:szCs w:val="24"/>
+          <w:lang w:val="en-US"/>
+        </w:rPr>
+        <w:t>i.content</w:t>
+      </w:r>
+      <w:proofErr w:type="spellEnd"/>
+      <w:r>
+        <w:rPr>
+          <w:rFonts w:ascii="Times New Roman" w:hAnsi="Times New Roman" w:cs="Times New Roman"/>
+          <w:bCs/>
+          <w:sz w:val="24"/>
+          <w:szCs w:val="24"/>
+          <w:lang w:val="en-US"/>
+        </w:rPr>
+        <w:t>}}</w:t>
+      </w:r>
+    </w:p>
+    <w:p>
+      <w:pPr>
+        <w:spacing w:before="240" w:after="0" w:line="240" w:lineRule="auto"/>
+        <w:rPr>
+          <w:rFonts w:ascii="Times New Roman" w:hAnsi="Times New Roman" w:cs="Times New Roman"/>
+          <w:bCs/>
+          <w:sz w:val="24"/>
+          <w:szCs w:val="24"/>
+        </w:rPr>
+      </w:pPr>
+      <w:r>
+        <w:rPr>
+          <w:rFonts w:ascii="Times New Roman" w:hAnsi="Times New Roman" w:cs="Times New Roman"/>
+          <w:bCs/>
+          <w:sz w:val="24"/>
+          <w:szCs w:val="24"/>
+        </w:rPr>
+        <w:t xml:space="preserve">{% </w:t>
+      </w:r>
+      <w:proofErr w:type="spellStart"/>
+      <w:r>
+        <w:rPr>
+          <w:rFonts w:ascii="Times New Roman" w:hAnsi="Times New Roman" w:cs="Times New Roman"/>
+          <w:bCs/>
+          <w:sz w:val="24"/>
+          <w:szCs w:val="24"/>
+          <w:lang w:val="en-US"/>
+        </w:rPr>
+        <w:t>endfor</w:t>
+      </w:r>
+      <w:proofErr w:type="spellEnd"/>
+      <w:r>
+        <w:rPr>
+          <w:rFonts w:ascii="Times New Roman" w:hAnsi="Times New Roman" w:cs="Times New Roman"/>
+          <w:bCs/>
+          <w:sz w:val="24"/>
+          <w:szCs w:val="24"/>
+        </w:rPr>
+        <w:t xml:space="preserve"> %}</w:t>
+      </w:r>
+      <w:r>
+        <w:rPr>
+          <w:rFonts w:ascii="Times New Roman" w:hAnsi="Times New Roman" w:cs="Times New Roman"/>
+          <w:b/>
+          <w:bCs/>
+          <w:sz w:val="24"/>
+          <w:szCs w:val="24"/>
+        </w:rPr>
+        <w:t>12</w:t>
+      </w:r>
+      <w:r>
+        <w:rPr>
+          <w:rFonts w:ascii="Times New Roman" w:hAnsi="Times New Roman" w:cs="Times New Roman"/>
+          <w:b/>
+          <w:bCs/>
+          <w:sz w:val="24"/>
+          <w:szCs w:val="24"/>
+        </w:rPr>
+        <w:t xml:space="preserve"> </w:t>
+      </w:r>
+      <w:r>
+        <w:rPr>
+          <w:rFonts w:ascii="Times New Roman" w:hAnsi="Times New Roman" w:cs="Times New Roman"/>
+          <w:b/>
+          <w:bCs/>
+          <w:sz w:val="24"/>
+          <w:szCs w:val="24"/>
+        </w:rPr>
+        <w:t>Материально-техническое обеспечение дисциплины</w:t>
+      </w:r>
+    </w:p>
+    <w:p>
+      <w:pPr>
+        <w:spacing w:before="240" w:after="0" w:line="240" w:lineRule="auto"/>
+        <w:rPr>
+          <w:rFonts w:ascii="Times New Roman" w:hAnsi="Times New Roman" w:cs="Times New Roman"/>
+          <w:bCs/>
+          <w:sz w:val="24"/>
+          <w:szCs w:val="24"/>
+          <w:lang w:val="en-US"/>
+        </w:rPr>
+      </w:pPr>
+      <w:r>
+        <w:rPr>
+          <w:rFonts w:ascii="Times New Roman" w:hAnsi="Times New Roman" w:cs="Times New Roman"/>
+          <w:bCs/>
+          <w:sz w:val="24"/>
+          <w:szCs w:val="24"/>
+          <w:lang w:val="en-US"/>
+        </w:rPr>
+        <w:t xml:space="preserve">{% for </w:t>
+      </w:r>
+      <w:proofErr w:type="spellStart"/>
+      <w:r>
+        <w:rPr>
+          <w:rFonts w:ascii="Times New Roman" w:hAnsi="Times New Roman" w:cs="Times New Roman"/>
+          <w:bCs/>
+          <w:sz w:val="24"/>
+          <w:szCs w:val="24"/>
+          <w:lang w:val="en-US"/>
+        </w:rPr>
+        <w:t>i</w:t>
+      </w:r>
+      <w:proofErr w:type="spellEnd"/>
+      <w:r>
+        <w:rPr>
+          <w:rFonts w:ascii="Times New Roman" w:hAnsi="Times New Roman" w:cs="Times New Roman"/>
+          <w:bCs/>
+          <w:sz w:val="24"/>
+          <w:szCs w:val="24"/>
+          <w:lang w:val="en-US"/>
+        </w:rPr>
+        <w:t xml:space="preserve"> in logistics %}{{</w:t>
+      </w:r>
+      <w:proofErr w:type="spellStart"/>
+      <w:r>
+        <w:rPr>
+          <w:rFonts w:ascii="Times New Roman" w:hAnsi="Times New Roman" w:cs="Times New Roman"/>
+          <w:bCs/>
+          <w:sz w:val="24"/>
+          <w:szCs w:val="24"/>
+          <w:lang w:val="en-US"/>
+        </w:rPr>
+        <w:t>i.number</w:t>
+      </w:r>
+      <w:proofErr w:type="spellEnd"/>
+      <w:r>
+        <w:rPr>
+          <w:rFonts w:ascii="Times New Roman" w:hAnsi="Times New Roman" w:cs="Times New Roman"/>
+          <w:bCs/>
+          <w:sz w:val="24"/>
+          <w:szCs w:val="24"/>
+          <w:lang w:val="en-US"/>
+        </w:rPr>
+        <w:t>}}. {{i.name}}</w:t>
+      </w:r>
+    </w:p>
+    <w:p>
+      <w:pPr>
+        <w:spacing w:before="240" w:after="0" w:line="240" w:lineRule="auto"/>
+        <w:rPr>
+          <w:rFonts w:ascii="Times New Roman" w:hAnsi="Times New Roman" w:cs="Times New Roman"/>
+          <w:bCs/>
+          <w:sz w:val="24"/>
+          <w:szCs w:val="24"/>
+          <w:lang w:val="en-US"/>
+        </w:rPr>
+      </w:pPr>
+      <w:r>
+        <w:rPr>
+          <w:rFonts w:ascii="Times New Roman" w:hAnsi="Times New Roman" w:cs="Times New Roman"/>
+          <w:bCs/>
+          <w:sz w:val="24"/>
+          <w:szCs w:val="24"/>
+          <w:lang w:val="en-US"/>
+        </w:rPr>
+        <w:t xml:space="preserve">{% </w:t>
+      </w:r>
+      <w:proofErr w:type="spellStart"/>
+      <w:r>
+        <w:rPr>
+          <w:rFonts w:ascii="Times New Roman" w:hAnsi="Times New Roman" w:cs="Times New Roman"/>
+          <w:bCs/>
+          <w:sz w:val="24"/>
+          <w:szCs w:val="24"/>
+          <w:lang w:val="en-US"/>
+        </w:rPr>
+        <w:t>endfor</w:t>
+      </w:r>
+      <w:proofErr w:type="spellEnd"/>
+      <w:r>
+        <w:rPr>
+          <w:rFonts w:ascii="Times New Roman" w:hAnsi="Times New Roman" w:cs="Times New Roman"/>
+          <w:bCs/>
+          <w:sz w:val="24"/>
+          <w:szCs w:val="24"/>
+          <w:lang w:val="en-US"/>
+        </w:rPr>
+        <w:t xml:space="preserve"> %}</w:t>
+      </w:r>
+      <w:bookmarkStart w:id="0" w:name="_GoBack"/>
+      <w:bookmarkEnd w:id="0"/>
     </w:p>
     <w:sectPr>
       <w:footerReference w:type="default" r:id="rId7"/>
@@ -9258,7 +14236,7 @@
 </file>
 
 <file path=word/endnotes.xml><?xml version="1.0" encoding="utf-8"?>
-<w:endnotes xmlns:wpc="http://schemas.microsoft.com/office/word/2010/wordprocessingCanvas" xmlns:cx="http://schemas.microsoft.com/office/drawing/2014/chartex" xmlns:cx1="http://schemas.microsoft.com/office/drawing/2015/9/8/chartex" xmlns:cx2="http://schemas.microsoft.com/office/drawing/2015/10/21/chartex" xmlns:cx3="http://schemas.microsoft.com/office/drawing/2016/5/9/chartex" xmlns:cx4="http://schemas.microsoft.com/office/drawing/2016/5/10/chartex" xmlns:cx5="http://schemas.microsoft.com/office/drawing/2016/5/11/chartex" xmlns:cx6="http://schemas.microsoft.com/office/drawing/2016/5/12/chartex" xmlns:cx7="http://schemas.microsoft.com/office/drawing/2016/5/13/chartex" xmlns:cx8="http://schemas.microsoft.com/office/drawing/2016/5/14/chartex" xmlns:mc="http://schemas.openxmlformats.org/markup-compatibility/2006" xmlns:aink="http://schemas.microsoft.com/office/drawing/2016/ink" xmlns:am3d="http://schemas.microsoft.com/office/drawing/2017/model3d" xmlns:o="urn:schemas-microsoft-com:office:office" xmlns:oel="http://schemas.microsoft.com/office/2019/extlst" xmlns:r="http://schemas.openxmlformats.org/officeDocument/2006/relationships" xmlns:m="http://schemas.openxmlformats.org/officeDocument/2006/math" xmlns:v="urn:schemas-microsoft-com:vml" xmlns:wp14="http://schemas.microsoft.com/office/word/2010/wordprocessingDrawing" xmlns:wp="http://schemas.openxmlformats.org/drawingml/2006/wordprocessingDrawing" xmlns:w10="urn:schemas-microsoft-com:office:word" xmlns:w="http://schemas.openxmlformats.org/wordprocessingml/2006/main" xmlns:w14="http://schemas.microsoft.com/office/word/2010/wordml" xmlns:w15="http://schemas.microsoft.com/office/word/2012/wordml" xmlns:w16cex="http://schemas.microsoft.com/office/word/2018/wordml/cex" xmlns:w16cid="http://schemas.microsoft.com/office/word/2016/wordml/cid" xmlns:w16="http://schemas.microsoft.com/office/word/2018/wordml" xmlns:w16du="http://schemas.microsoft.com/office/word/2023/wordml/word16du" xmlns:w16sdtdh="http://schemas.microsoft.com/office/word/2020/wordml/sdtdatahash" xmlns:w16se="http://schemas.microsoft.com/office/word/2015/wordml/symex" xmlns:wpg="http://schemas.microsoft.com/office/word/2010/wordprocessingGroup" xmlns:wpi="http://schemas.microsoft.com/office/word/2010/wordprocessingInk" xmlns:wne="http://schemas.microsoft.com/office/word/2006/wordml" xmlns:wps="http://schemas.microsoft.com/office/word/2010/wordprocessingShape" mc:Ignorable="w14 w15 w16se w16cid w16 w16cex w16sdtdh w16du wp14">
+<w:endnotes xmlns:wpc="http://schemas.microsoft.com/office/word/2010/wordprocessingCanvas" xmlns:mc="http://schemas.openxmlformats.org/markup-compatibility/2006" xmlns:o="urn:schemas-microsoft-com:office:office" xmlns:r="http://schemas.openxmlformats.org/officeDocument/2006/relationships" xmlns:m="http://schemas.openxmlformats.org/officeDocument/2006/math" xmlns:v="urn:schemas-microsoft-com:vml" xmlns:wp14="http://schemas.microsoft.com/office/word/2010/wordprocessingDrawing" xmlns:wp="http://schemas.openxmlformats.org/drawingml/2006/wordprocessingDrawing" xmlns:w10="urn:schemas-microsoft-com:office:word" xmlns:w="http://schemas.openxmlformats.org/wordprocessingml/2006/main" xmlns:w14="http://schemas.microsoft.com/office/word/2010/wordml" xmlns:w15="http://schemas.microsoft.com/office/word/2012/wordml" xmlns:wpg="http://schemas.microsoft.com/office/word/2010/wordprocessingGroup" xmlns:wpi="http://schemas.microsoft.com/office/word/2010/wordprocessingInk" xmlns:wne="http://schemas.microsoft.com/office/word/2006/wordml" xmlns:wps="http://schemas.microsoft.com/office/word/2010/wordprocessingShape" mc:Ignorable="w14 w15 wp14">
   <w:endnote w:type="separator" w:id="-1">
     <w:p>
       <w:pPr>
@@ -9283,7 +14261,7 @@
 </file>
 
 <file path=word/footer1.xml><?xml version="1.0" encoding="utf-8"?>
-<w:ftr xmlns:wpc="http://schemas.microsoft.com/office/word/2010/wordprocessingCanvas" xmlns:cx="http://schemas.microsoft.com/office/drawing/2014/chartex" xmlns:cx1="http://schemas.microsoft.com/office/drawing/2015/9/8/chartex" xmlns:cx2="http://schemas.microsoft.com/office/drawing/2015/10/21/chartex" xmlns:cx3="http://schemas.microsoft.com/office/drawing/2016/5/9/chartex" xmlns:cx4="http://schemas.microsoft.com/office/drawing/2016/5/10/chartex" xmlns:cx5="http://schemas.microsoft.com/office/drawing/2016/5/11/chartex" xmlns:cx6="http://schemas.microsoft.com/office/drawing/2016/5/12/chartex" xmlns:cx7="http://schemas.microsoft.com/office/drawing/2016/5/13/chartex" xmlns:cx8="http://schemas.microsoft.com/office/drawing/2016/5/14/chartex" xmlns:mc="http://schemas.openxmlformats.org/markup-compatibility/2006" xmlns:aink="http://schemas.microsoft.com/office/drawing/2016/ink" xmlns:am3d="http://schemas.microsoft.com/office/drawing/2017/model3d" xmlns:o="urn:schemas-microsoft-com:office:office" xmlns:oel="http://schemas.microsoft.com/office/2019/extlst" xmlns:r="http://schemas.openxmlformats.org/officeDocument/2006/relationships" xmlns:m="http://schemas.openxmlformats.org/officeDocument/2006/math" xmlns:v="urn:schemas-microsoft-com:vml" xmlns:wp14="http://schemas.microsoft.com/office/word/2010/wordprocessingDrawing" xmlns:wp="http://schemas.openxmlformats.org/drawingml/2006/wordprocessingDrawing" xmlns:w10="urn:schemas-microsoft-com:office:word" xmlns:w="http://schemas.openxmlformats.org/wordprocessingml/2006/main" xmlns:w14="http://schemas.microsoft.com/office/word/2010/wordml" xmlns:w15="http://schemas.microsoft.com/office/word/2012/wordml" xmlns:w16cex="http://schemas.microsoft.com/office/word/2018/wordml/cex" xmlns:w16cid="http://schemas.microsoft.com/office/word/2016/wordml/cid" xmlns:w16="http://schemas.microsoft.com/office/word/2018/wordml" xmlns:w16du="http://schemas.microsoft.com/office/word/2023/wordml/word16du" xmlns:w16sdtdh="http://schemas.microsoft.com/office/word/2020/wordml/sdtdatahash" xmlns:w16se="http://schemas.microsoft.com/office/word/2015/wordml/symex" xmlns:wpg="http://schemas.microsoft.com/office/word/2010/wordprocessingGroup" xmlns:wpi="http://schemas.microsoft.com/office/word/2010/wordprocessingInk" xmlns:wne="http://schemas.microsoft.com/office/word/2006/wordml" xmlns:wps="http://schemas.microsoft.com/office/word/2010/wordprocessingShape" mc:Ignorable="w14 w15 w16se w16cid w16 w16cex w16sdtdh w16du wp14">
+<w:ftr xmlns:wpc="http://schemas.microsoft.com/office/word/2010/wordprocessingCanvas" xmlns:mc="http://schemas.openxmlformats.org/markup-compatibility/2006" xmlns:o="urn:schemas-microsoft-com:office:office" xmlns:r="http://schemas.openxmlformats.org/officeDocument/2006/relationships" xmlns:m="http://schemas.openxmlformats.org/officeDocument/2006/math" xmlns:v="urn:schemas-microsoft-com:vml" xmlns:wp14="http://schemas.microsoft.com/office/word/2010/wordprocessingDrawing" xmlns:wp="http://schemas.openxmlformats.org/drawingml/2006/wordprocessingDrawing" xmlns:w10="urn:schemas-microsoft-com:office:word" xmlns:w="http://schemas.openxmlformats.org/wordprocessingml/2006/main" xmlns:w14="http://schemas.microsoft.com/office/word/2010/wordml" xmlns:w15="http://schemas.microsoft.com/office/word/2012/wordml" xmlns:wpg="http://schemas.microsoft.com/office/word/2010/wordprocessingGroup" xmlns:wpi="http://schemas.microsoft.com/office/word/2010/wordprocessingInk" xmlns:wne="http://schemas.microsoft.com/office/word/2006/wordml" xmlns:wps="http://schemas.microsoft.com/office/word/2010/wordprocessingShape" mc:Ignorable="w14 w15 wp14">
   <w:sdt>
     <w:sdtPr>
       <w:id w:val="1344050656"/>
@@ -9292,6 +14270,7 @@
         <w:docPartUnique/>
       </w:docPartObj>
     </w:sdtPr>
+    <w:sdtEndPr/>
     <w:sdtContent>
       <w:p>
         <w:pPr>
@@ -9350,7 +14329,7 @@
 </file>
 
 <file path=word/footer2.xml><?xml version="1.0" encoding="utf-8"?>
-<w:ftr xmlns:wpc="http://schemas.microsoft.com/office/word/2010/wordprocessingCanvas" xmlns:cx="http://schemas.microsoft.com/office/drawing/2014/chartex" xmlns:cx1="http://schemas.microsoft.com/office/drawing/2015/9/8/chartex" xmlns:cx2="http://schemas.microsoft.com/office/drawing/2015/10/21/chartex" xmlns:cx3="http://schemas.microsoft.com/office/drawing/2016/5/9/chartex" xmlns:cx4="http://schemas.microsoft.com/office/drawing/2016/5/10/chartex" xmlns:cx5="http://schemas.microsoft.com/office/drawing/2016/5/11/chartex" xmlns:cx6="http://schemas.microsoft.com/office/drawing/2016/5/12/chartex" xmlns:cx7="http://schemas.microsoft.com/office/drawing/2016/5/13/chartex" xmlns:cx8="http://schemas.microsoft.com/office/drawing/2016/5/14/chartex" xmlns:mc="http://schemas.openxmlformats.org/markup-compatibility/2006" xmlns:aink="http://schemas.microsoft.com/office/drawing/2016/ink" xmlns:am3d="http://schemas.microsoft.com/office/drawing/2017/model3d" xmlns:o="urn:schemas-microsoft-com:office:office" xmlns:oel="http://schemas.microsoft.com/office/2019/extlst" xmlns:r="http://schemas.openxmlformats.org/officeDocument/2006/relationships" xmlns:m="http://schemas.openxmlformats.org/officeDocument/2006/math" xmlns:v="urn:schemas-microsoft-com:vml" xmlns:wp14="http://schemas.microsoft.com/office/word/2010/wordprocessingDrawing" xmlns:wp="http://schemas.openxmlformats.org/drawingml/2006/wordprocessingDrawing" xmlns:w10="urn:schemas-microsoft-com:office:word" xmlns:w="http://schemas.openxmlformats.org/wordprocessingml/2006/main" xmlns:w14="http://schemas.microsoft.com/office/word/2010/wordml" xmlns:w15="http://schemas.microsoft.com/office/word/2012/wordml" xmlns:w16cex="http://schemas.microsoft.com/office/word/2018/wordml/cex" xmlns:w16cid="http://schemas.microsoft.com/office/word/2016/wordml/cid" xmlns:w16="http://schemas.microsoft.com/office/word/2018/wordml" xmlns:w16du="http://schemas.microsoft.com/office/word/2023/wordml/word16du" xmlns:w16sdtdh="http://schemas.microsoft.com/office/word/2020/wordml/sdtdatahash" xmlns:w16se="http://schemas.microsoft.com/office/word/2015/wordml/symex" xmlns:wpg="http://schemas.microsoft.com/office/word/2010/wordprocessingGroup" xmlns:wpi="http://schemas.microsoft.com/office/word/2010/wordprocessingInk" xmlns:wne="http://schemas.microsoft.com/office/word/2006/wordml" xmlns:wps="http://schemas.microsoft.com/office/word/2010/wordprocessingShape" mc:Ignorable="w14 w15 w16se w16cid w16 w16cex w16sdtdh w16du wp14">
+<w:ftr xmlns:wpc="http://schemas.microsoft.com/office/word/2010/wordprocessingCanvas" xmlns:mc="http://schemas.openxmlformats.org/markup-compatibility/2006" xmlns:o="urn:schemas-microsoft-com:office:office" xmlns:r="http://schemas.openxmlformats.org/officeDocument/2006/relationships" xmlns:m="http://schemas.openxmlformats.org/officeDocument/2006/math" xmlns:v="urn:schemas-microsoft-com:vml" xmlns:wp14="http://schemas.microsoft.com/office/word/2010/wordprocessingDrawing" xmlns:wp="http://schemas.openxmlformats.org/drawingml/2006/wordprocessingDrawing" xmlns:w10="urn:schemas-microsoft-com:office:word" xmlns:w="http://schemas.openxmlformats.org/wordprocessingml/2006/main" xmlns:w14="http://schemas.microsoft.com/office/word/2010/wordml" xmlns:w15="http://schemas.microsoft.com/office/word/2012/wordml" xmlns:wpg="http://schemas.microsoft.com/office/word/2010/wordprocessingGroup" xmlns:wpi="http://schemas.microsoft.com/office/word/2010/wordprocessingInk" xmlns:wne="http://schemas.microsoft.com/office/word/2006/wordml" xmlns:wps="http://schemas.microsoft.com/office/word/2010/wordprocessingShape" mc:Ignorable="w14 w15 wp14">
   <w:p>
     <w:pPr>
       <w:jc w:val="center"/>
@@ -9366,7 +14345,16 @@
         <w:color w:val="000000" w:themeColor="text1"/>
         <w:sz w:val="24"/>
       </w:rPr>
-      <w:t xml:space="preserve">Год набора – {{ </w:t>
+      <w:t xml:space="preserve">Год набора – </w:t>
+    </w:r>
+    <w:proofErr w:type="gramStart"/>
+    <w:r>
+      <w:rPr>
+        <w:rFonts w:ascii="Times New Roman" w:hAnsi="Times New Roman" w:cs="Times New Roman"/>
+        <w:color w:val="000000" w:themeColor="text1"/>
+        <w:sz w:val="24"/>
+      </w:rPr>
+      <w:t xml:space="preserve">{{ </w:t>
     </w:r>
     <w:r>
       <w:rPr>
@@ -9377,6 +14365,7 @@
       </w:rPr>
       <w:t>year</w:t>
     </w:r>
+    <w:proofErr w:type="gramEnd"/>
     <w:r>
       <w:rPr>
         <w:rFonts w:ascii="Times New Roman" w:hAnsi="Times New Roman" w:cs="Times New Roman"/>
@@ -9414,13 +14403,23 @@
         <w:sz w:val="24"/>
       </w:rPr>
     </w:pPr>
+    <w:proofErr w:type="gramStart"/>
     <w:r>
       <w:rPr>
         <w:rFonts w:ascii="Times New Roman" w:hAnsi="Times New Roman" w:cs="Times New Roman"/>
         <w:color w:val="000000" w:themeColor="text1"/>
         <w:sz w:val="24"/>
       </w:rPr>
-      <w:t xml:space="preserve">Иркутск,  {{ </w:t>
+      <w:t>Иркутск,  {</w:t>
+    </w:r>
+    <w:proofErr w:type="gramEnd"/>
+    <w:r>
+      <w:rPr>
+        <w:rFonts w:ascii="Times New Roman" w:hAnsi="Times New Roman" w:cs="Times New Roman"/>
+        <w:color w:val="000000" w:themeColor="text1"/>
+        <w:sz w:val="24"/>
+      </w:rPr>
+      <w:t xml:space="preserve">{ </w:t>
     </w:r>
     <w:r>
       <w:rPr>
@@ -9461,7 +14460,7 @@
 </file>
 
 <file path=word/footnotes.xml><?xml version="1.0" encoding="utf-8"?>
-<w:footnotes xmlns:wpc="http://schemas.microsoft.com/office/word/2010/wordprocessingCanvas" xmlns:cx="http://schemas.microsoft.com/office/drawing/2014/chartex" xmlns:cx1="http://schemas.microsoft.com/office/drawing/2015/9/8/chartex" xmlns:cx2="http://schemas.microsoft.com/office/drawing/2015/10/21/chartex" xmlns:cx3="http://schemas.microsoft.com/office/drawing/2016/5/9/chartex" xmlns:cx4="http://schemas.microsoft.com/office/drawing/2016/5/10/chartex" xmlns:cx5="http://schemas.microsoft.com/office/drawing/2016/5/11/chartex" xmlns:cx6="http://schemas.microsoft.com/office/drawing/2016/5/12/chartex" xmlns:cx7="http://schemas.microsoft.com/office/drawing/2016/5/13/chartex" xmlns:cx8="http://schemas.microsoft.com/office/drawing/2016/5/14/chartex" xmlns:mc="http://schemas.openxmlformats.org/markup-compatibility/2006" xmlns:aink="http://schemas.microsoft.com/office/drawing/2016/ink" xmlns:am3d="http://schemas.microsoft.com/office/drawing/2017/model3d" xmlns:o="urn:schemas-microsoft-com:office:office" xmlns:oel="http://schemas.microsoft.com/office/2019/extlst" xmlns:r="http://schemas.openxmlformats.org/officeDocument/2006/relationships" xmlns:m="http://schemas.openxmlformats.org/officeDocument/2006/math" xmlns:v="urn:schemas-microsoft-com:vml" xmlns:wp14="http://schemas.microsoft.com/office/word/2010/wordprocessingDrawing" xmlns:wp="http://schemas.openxmlformats.org/drawingml/2006/wordprocessingDrawing" xmlns:w10="urn:schemas-microsoft-com:office:word" xmlns:w="http://schemas.openxmlformats.org/wordprocessingml/2006/main" xmlns:w14="http://schemas.microsoft.com/office/word/2010/wordml" xmlns:w15="http://schemas.microsoft.com/office/word/2012/wordml" xmlns:w16cex="http://schemas.microsoft.com/office/word/2018/wordml/cex" xmlns:w16cid="http://schemas.microsoft.com/office/word/2016/wordml/cid" xmlns:w16="http://schemas.microsoft.com/office/word/2018/wordml" xmlns:w16du="http://schemas.microsoft.com/office/word/2023/wordml/word16du" xmlns:w16sdtdh="http://schemas.microsoft.com/office/word/2020/wordml/sdtdatahash" xmlns:w16se="http://schemas.microsoft.com/office/word/2015/wordml/symex" xmlns:wpg="http://schemas.microsoft.com/office/word/2010/wordprocessingGroup" xmlns:wpi="http://schemas.microsoft.com/office/word/2010/wordprocessingInk" xmlns:wne="http://schemas.microsoft.com/office/word/2006/wordml" xmlns:wps="http://schemas.microsoft.com/office/word/2010/wordprocessingShape" mc:Ignorable="w14 w15 w16se w16cid w16 w16cex w16sdtdh w16du wp14">
+<w:footnotes xmlns:wpc="http://schemas.microsoft.com/office/word/2010/wordprocessingCanvas" xmlns:mc="http://schemas.openxmlformats.org/markup-compatibility/2006" xmlns:o="urn:schemas-microsoft-com:office:office" xmlns:r="http://schemas.openxmlformats.org/officeDocument/2006/relationships" xmlns:m="http://schemas.openxmlformats.org/officeDocument/2006/math" xmlns:v="urn:schemas-microsoft-com:vml" xmlns:wp14="http://schemas.microsoft.com/office/word/2010/wordprocessingDrawing" xmlns:wp="http://schemas.openxmlformats.org/drawingml/2006/wordprocessingDrawing" xmlns:w10="urn:schemas-microsoft-com:office:word" xmlns:w="http://schemas.openxmlformats.org/wordprocessingml/2006/main" xmlns:w14="http://schemas.microsoft.com/office/word/2010/wordml" xmlns:w15="http://schemas.microsoft.com/office/word/2012/wordml" xmlns:wpg="http://schemas.microsoft.com/office/word/2010/wordprocessingGroup" xmlns:wpi="http://schemas.microsoft.com/office/word/2010/wordprocessingInk" xmlns:wne="http://schemas.microsoft.com/office/word/2006/wordml" xmlns:wps="http://schemas.microsoft.com/office/word/2010/wordprocessingShape" mc:Ignorable="w14 w15 wp14">
   <w:footnote w:type="separator" w:id="-1">
     <w:p>
       <w:pPr>
@@ -9486,7 +14485,7 @@
 </file>
 
 <file path=word/styles.xml><?xml version="1.0" encoding="utf-8"?>
-<w:styles xmlns:mc="http://schemas.openxmlformats.org/markup-compatibility/2006" xmlns:r="http://schemas.openxmlformats.org/officeDocument/2006/relationships" xmlns:w="http://schemas.openxmlformats.org/wordprocessingml/2006/main" xmlns:w14="http://schemas.microsoft.com/office/word/2010/wordml" xmlns:w15="http://schemas.microsoft.com/office/word/2012/wordml" xmlns:w16cex="http://schemas.microsoft.com/office/word/2018/wordml/cex" xmlns:w16cid="http://schemas.microsoft.com/office/word/2016/wordml/cid" xmlns:w16="http://schemas.microsoft.com/office/word/2018/wordml" xmlns:w16du="http://schemas.microsoft.com/office/word/2023/wordml/word16du" xmlns:w16sdtdh="http://schemas.microsoft.com/office/word/2020/wordml/sdtdatahash" xmlns:w16se="http://schemas.microsoft.com/office/word/2015/wordml/symex" mc:Ignorable="w14 w15 w16se w16cid w16 w16cex w16sdtdh w16du">
+<w:styles xmlns:mc="http://schemas.openxmlformats.org/markup-compatibility/2006" xmlns:r="http://schemas.openxmlformats.org/officeDocument/2006/relationships" xmlns:w="http://schemas.openxmlformats.org/wordprocessingml/2006/main" xmlns:w14="http://schemas.microsoft.com/office/word/2010/wordml" xmlns:w15="http://schemas.microsoft.com/office/word/2012/wordml" mc:Ignorable="w14 w15">
   <w:docDefaults>
     <w:rPrDefault>
       <w:rPr>
@@ -9502,7 +14501,7 @@
       </w:pPr>
     </w:pPrDefault>
   </w:docDefaults>
-  <w:latentStyles w:defLockedState="0" w:defUIPriority="99" w:defSemiHidden="0" w:defUnhideWhenUsed="0" w:defQFormat="0" w:count="376">
+  <w:latentStyles w:defLockedState="0" w:defUIPriority="99" w:defSemiHidden="0" w:defUnhideWhenUsed="0" w:defQFormat="0" w:count="371">
     <w:lsdException w:name="Normal" w:uiPriority="0" w:qFormat="1"/>
     <w:lsdException w:name="heading 1" w:uiPriority="9" w:qFormat="1"/>
     <w:lsdException w:name="heading 2" w:semiHidden="1" w:uiPriority="9" w:unhideWhenUsed="1" w:qFormat="1"/>
@@ -9874,16 +14873,11 @@
     <w:lsdException w:name="List Table 5 Dark Accent 6" w:uiPriority="50"/>
     <w:lsdException w:name="List Table 6 Colorful Accent 6" w:uiPriority="51"/>
     <w:lsdException w:name="List Table 7 Colorful Accent 6" w:uiPriority="52"/>
-    <w:lsdException w:name="Mention" w:semiHidden="1" w:unhideWhenUsed="1"/>
-    <w:lsdException w:name="Smart Hyperlink" w:semiHidden="1" w:unhideWhenUsed="1"/>
-    <w:lsdException w:name="Hashtag" w:semiHidden="1" w:unhideWhenUsed="1"/>
-    <w:lsdException w:name="Unresolved Mention" w:semiHidden="1" w:unhideWhenUsed="1"/>
-    <w:lsdException w:name="Smart Link" w:semiHidden="1" w:unhideWhenUsed="1"/>
   </w:latentStyles>
   <w:style w:type="paragraph" w:default="1" w:styleId="a">
     <w:name w:val="Normal"/>
     <w:qFormat/>
-    <w:rsid w:val="0007059D"/>
+    <w:rsid w:val="002E3601"/>
   </w:style>
   <w:style w:type="character" w:default="1" w:styleId="a0">
     <w:name w:val="Default Paragraph Font"/>
@@ -10325,7 +15319,7 @@
 </file>
 
 <file path=customXml/itemProps1.xml><?xml version="1.0" encoding="utf-8"?>
-<ds:datastoreItem xmlns:ds="http://schemas.openxmlformats.org/officeDocument/2006/customXml" ds:itemID="{3006813D-2AD4-4601-A446-C6F095B5A4D0}">
+<ds:datastoreItem xmlns:ds="http://schemas.openxmlformats.org/officeDocument/2006/customXml" ds:itemID="{86D0ACDF-5CA1-4DB9-830C-476DDBB81002}">
   <ds:schemaRefs>
     <ds:schemaRef ds:uri="http://schemas.openxmlformats.org/officeDocument/2006/bibliography"/>
   </ds:schemaRefs>

--- a/templates/docxRPD/rpd.docx
+++ b/templates/docxRPD/rpd.docx
@@ -10428,7 +10428,13 @@
     <w:p>
       <w:pPr>
         <w:spacing w:before="240"/>
+        <w:rPr>
+          <w:rFonts w:ascii="Times New Roman" w:hAnsi="Times New Roman" w:cs="Times New Roman"/>
+          <w:sz w:val="24"/>
+          <w:szCs w:val="24"/>
+        </w:rPr>
       </w:pPr>
+      <w:bookmarkStart w:id="0" w:name="_GoBack"/>
       <w:r>
         <w:rPr>
           <w:rFonts w:ascii="Times New Roman" w:hAnsi="Times New Roman" w:cs="Times New Roman"/>
@@ -10466,25 +10472,83 @@
         <w:t>%}</w:t>
       </w:r>
       <w:r>
+        <w:rPr>
+          <w:rFonts w:ascii="Times New Roman" w:hAnsi="Times New Roman" w:cs="Times New Roman"/>
+          <w:sz w:val="24"/>
+          <w:szCs w:val="24"/>
+        </w:rPr>
         <w:t>В</w:t>
       </w:r>
       <w:proofErr w:type="gramEnd"/>
       <w:r>
-        <w:t xml:space="preserve"> ходе проведения лекций, практических и лабораторных работ используются следующие интерактивные методы обучения</w:t>
-      </w:r>
-      <w:r>
-        <w:t xml:space="preserve">: </w:t>
-      </w:r>
-      <w:r>
-        <w:t xml:space="preserve">{{ </w:t>
+        <w:rPr>
+          <w:rFonts w:ascii="Times New Roman" w:hAnsi="Times New Roman" w:cs="Times New Roman"/>
+          <w:sz w:val="24"/>
+          <w:szCs w:val="24"/>
+        </w:rPr>
+        <w:t xml:space="preserve"> ходе проведения лекций, практических и лабораторных работ используются следующие интерактивные методы обучения: {{ </w:t>
       </w:r>
       <w:proofErr w:type="spellStart"/>
       <w:r>
+        <w:rPr>
+          <w:rFonts w:ascii="Times New Roman" w:hAnsi="Times New Roman" w:cs="Times New Roman"/>
+          <w:sz w:val="24"/>
+          <w:szCs w:val="24"/>
+        </w:rPr>
         <w:t>interactive_methods</w:t>
       </w:r>
       <w:proofErr w:type="spellEnd"/>
       <w:r>
+        <w:rPr>
+          <w:rFonts w:ascii="Times New Roman" w:hAnsi="Times New Roman" w:cs="Times New Roman"/>
+          <w:sz w:val="24"/>
+          <w:szCs w:val="24"/>
+        </w:rPr>
         <w:t xml:space="preserve"> }}</w:t>
+      </w:r>
+    </w:p>
+    <w:bookmarkEnd w:id="0"/>
+    <w:p>
+      <w:pPr>
+        <w:spacing w:before="200" w:after="200" w:line="240" w:lineRule="auto"/>
+        <w:jc w:val="both"/>
+        <w:rPr>
+          <w:rFonts w:ascii="Times New Roman" w:hAnsi="Times New Roman" w:cs="Times New Roman"/>
+          <w:b/>
+          <w:bCs/>
+          <w:sz w:val="24"/>
+          <w:szCs w:val="24"/>
+        </w:rPr>
+      </w:pPr>
+      <w:r>
+        <w:rPr>
+          <w:rFonts w:ascii="Times New Roman" w:hAnsi="Times New Roman" w:cs="Times New Roman"/>
+          <w:b/>
+          <w:bCs/>
+          <w:sz w:val="24"/>
+          <w:szCs w:val="24"/>
+        </w:rPr>
+        <w:t>5</w:t>
+      </w:r>
+      <w:r>
+        <w:rPr>
+          <w:rFonts w:ascii="Times New Roman" w:hAnsi="Times New Roman" w:cs="Times New Roman"/>
+          <w:b/>
+          <w:bCs/>
+          <w:sz w:val="24"/>
+          <w:szCs w:val="24"/>
+        </w:rPr>
+        <w:t xml:space="preserve"> </w:t>
+      </w:r>
+      <w:r>
+        <w:rPr>
+          <w:rFonts w:ascii="Times New Roman" w:hAnsi="Times New Roman" w:cs="Times New Roman"/>
+          <w:b/>
+          <w:bCs/>
+          <w:sz w:val="24"/>
+          <w:szCs w:val="24"/>
+        </w:rPr>
+        <w:t>Перечень учебно-методического обеспечения дисциплины</w:t>
       </w:r>
     </w:p>
     <w:p>
@@ -10517,17 +10581,17 @@
           <w:sz w:val="24"/>
           <w:szCs w:val="24"/>
         </w:rPr>
-        <w:t xml:space="preserve"> </w:t>
-      </w:r>
-      <w:r>
-        <w:rPr>
-          <w:rFonts w:ascii="Times New Roman" w:hAnsi="Times New Roman" w:cs="Times New Roman"/>
-          <w:b/>
-          <w:bCs/>
-          <w:sz w:val="24"/>
-          <w:szCs w:val="24"/>
-        </w:rPr>
-        <w:t>Перечень учебно-методического обеспечения дисциплины</w:t>
+        <w:t xml:space="preserve">.1 </w:t>
+      </w:r>
+      <w:r>
+        <w:rPr>
+          <w:rFonts w:ascii="Times New Roman" w:hAnsi="Times New Roman" w:cs="Times New Roman"/>
+          <w:b/>
+          <w:bCs/>
+          <w:sz w:val="24"/>
+          <w:szCs w:val="24"/>
+        </w:rPr>
+        <w:t>Методические указания для обучающихся по освоению дисциплины</w:t>
       </w:r>
     </w:p>
     <w:p>
@@ -10540,6 +10604,7 @@
           <w:bCs/>
           <w:sz w:val="24"/>
           <w:szCs w:val="24"/>
+          <w:lang w:val="en-US"/>
         </w:rPr>
       </w:pPr>
       <w:r>
@@ -10549,28 +10614,150 @@
           <w:bCs/>
           <w:sz w:val="24"/>
           <w:szCs w:val="24"/>
-        </w:rPr>
-        <w:t>5</w:t>
-      </w:r>
-      <w:r>
-        <w:rPr>
-          <w:rFonts w:ascii="Times New Roman" w:hAnsi="Times New Roman" w:cs="Times New Roman"/>
-          <w:b/>
-          <w:bCs/>
-          <w:sz w:val="24"/>
-          <w:szCs w:val="24"/>
-        </w:rPr>
-        <w:t xml:space="preserve">.1 </w:t>
-      </w:r>
-      <w:r>
-        <w:rPr>
-          <w:rFonts w:ascii="Times New Roman" w:hAnsi="Times New Roman" w:cs="Times New Roman"/>
-          <w:b/>
-          <w:bCs/>
-          <w:sz w:val="24"/>
-          <w:szCs w:val="24"/>
-        </w:rPr>
-        <w:t>Методические указания для обучающихся по освоению дисциплины</w:t>
+          <w:lang w:val="en-US"/>
+        </w:rPr>
+        <w:t xml:space="preserve">{% for </w:t>
+      </w:r>
+      <w:proofErr w:type="spellStart"/>
+      <w:r>
+        <w:rPr>
+          <w:rFonts w:ascii="Times New Roman" w:hAnsi="Times New Roman" w:cs="Times New Roman"/>
+          <w:b/>
+          <w:bCs/>
+          <w:sz w:val="24"/>
+          <w:szCs w:val="24"/>
+          <w:lang w:val="en-US"/>
+        </w:rPr>
+        <w:t>i</w:t>
+      </w:r>
+      <w:proofErr w:type="spellEnd"/>
+      <w:r>
+        <w:rPr>
+          <w:rFonts w:ascii="Times New Roman" w:hAnsi="Times New Roman" w:cs="Times New Roman"/>
+          <w:b/>
+          <w:bCs/>
+          <w:sz w:val="24"/>
+          <w:szCs w:val="24"/>
+          <w:lang w:val="en-US"/>
+        </w:rPr>
+        <w:t xml:space="preserve"> in guidelines %</w:t>
+      </w:r>
+      <w:proofErr w:type="gramStart"/>
+      <w:r>
+        <w:rPr>
+          <w:rFonts w:ascii="Times New Roman" w:hAnsi="Times New Roman" w:cs="Times New Roman"/>
+          <w:b/>
+          <w:bCs/>
+          <w:sz w:val="24"/>
+          <w:szCs w:val="24"/>
+          <w:lang w:val="en-US"/>
+        </w:rPr>
+        <w:t>}</w:t>
+      </w:r>
+      <w:r>
+        <w:rPr>
+          <w:rFonts w:ascii="Times New Roman" w:hAnsi="Times New Roman" w:cs="Times New Roman"/>
+          <w:b/>
+          <w:bCs/>
+          <w:sz w:val="24"/>
+          <w:szCs w:val="24"/>
+          <w:lang w:val="en-US"/>
+        </w:rPr>
+        <w:t>5.1</w:t>
+      </w:r>
+      <w:proofErr w:type="gramEnd"/>
+      <w:r>
+        <w:rPr>
+          <w:rFonts w:ascii="Times New Roman" w:hAnsi="Times New Roman" w:cs="Times New Roman"/>
+          <w:b/>
+          <w:bCs/>
+          <w:sz w:val="24"/>
+          <w:szCs w:val="24"/>
+          <w:lang w:val="en-US"/>
+        </w:rPr>
+        <w:t>.</w:t>
+      </w:r>
+      <w:r>
+        <w:rPr>
+          <w:rFonts w:ascii="Times New Roman" w:hAnsi="Times New Roman" w:cs="Times New Roman"/>
+          <w:b/>
+          <w:bCs/>
+          <w:sz w:val="24"/>
+          <w:szCs w:val="24"/>
+          <w:lang w:val="en-US"/>
+        </w:rPr>
+        <w:t>{{</w:t>
+      </w:r>
+      <w:r>
+        <w:rPr>
+          <w:lang w:val="en-US"/>
+        </w:rPr>
+        <w:t xml:space="preserve"> </w:t>
+      </w:r>
+      <w:proofErr w:type="spellStart"/>
+      <w:r>
+        <w:rPr>
+          <w:lang w:val="en-US"/>
+        </w:rPr>
+        <w:t>i.</w:t>
+      </w:r>
+      <w:r>
+        <w:rPr>
+          <w:rFonts w:ascii="Times New Roman" w:hAnsi="Times New Roman" w:cs="Times New Roman"/>
+          <w:b/>
+          <w:bCs/>
+          <w:sz w:val="24"/>
+          <w:szCs w:val="24"/>
+          <w:lang w:val="en-US"/>
+        </w:rPr>
+        <w:t>number</w:t>
+      </w:r>
+      <w:proofErr w:type="spellEnd"/>
+      <w:r>
+        <w:rPr>
+          <w:rFonts w:ascii="Times New Roman" w:hAnsi="Times New Roman" w:cs="Times New Roman"/>
+          <w:b/>
+          <w:bCs/>
+          <w:sz w:val="24"/>
+          <w:szCs w:val="24"/>
+          <w:lang w:val="en-US"/>
+        </w:rPr>
+        <w:t>}} {{</w:t>
+      </w:r>
+      <w:proofErr w:type="spellStart"/>
+      <w:r>
+        <w:rPr>
+          <w:rFonts w:ascii="Times New Roman" w:hAnsi="Times New Roman" w:cs="Times New Roman"/>
+          <w:b/>
+          <w:bCs/>
+          <w:sz w:val="24"/>
+          <w:szCs w:val="24"/>
+          <w:lang w:val="en-US"/>
+        </w:rPr>
+        <w:t>i.</w:t>
+      </w:r>
+      <w:r>
+        <w:rPr>
+          <w:rFonts w:ascii="Times New Roman" w:hAnsi="Times New Roman" w:cs="Times New Roman"/>
+          <w:b/>
+          <w:bCs/>
+          <w:sz w:val="24"/>
+          <w:szCs w:val="24"/>
+          <w:lang w:val="en-US"/>
+        </w:rPr>
+        <w:t>title</w:t>
+      </w:r>
+      <w:proofErr w:type="spellEnd"/>
+      <w:r>
+        <w:rPr>
+          <w:rFonts w:ascii="Times New Roman" w:hAnsi="Times New Roman" w:cs="Times New Roman"/>
+          <w:b/>
+          <w:bCs/>
+          <w:sz w:val="24"/>
+          <w:szCs w:val="24"/>
+          <w:lang w:val="en-US"/>
+        </w:rPr>
+        <w:t>}}</w:t>
       </w:r>
     </w:p>
     <w:p>
@@ -10579,30 +10766,22 @@
         <w:jc w:val="both"/>
         <w:rPr>
           <w:rFonts w:ascii="Times New Roman" w:hAnsi="Times New Roman" w:cs="Times New Roman"/>
-          <w:b/>
-          <w:bCs/>
-          <w:sz w:val="24"/>
-          <w:szCs w:val="24"/>
-          <w:lang w:val="en-US"/>
+          <w:sz w:val="24"/>
+          <w:szCs w:val="24"/>
         </w:rPr>
       </w:pPr>
       <w:r>
         <w:rPr>
           <w:rFonts w:ascii="Times New Roman" w:hAnsi="Times New Roman" w:cs="Times New Roman"/>
-          <w:b/>
-          <w:bCs/>
-          <w:sz w:val="24"/>
-          <w:szCs w:val="24"/>
-          <w:lang w:val="en-US"/>
-        </w:rPr>
-        <w:t xml:space="preserve">{% for </w:t>
+          <w:sz w:val="24"/>
+          <w:szCs w:val="24"/>
+        </w:rPr>
+        <w:t>{{</w:t>
       </w:r>
       <w:proofErr w:type="spellStart"/>
       <w:r>
         <w:rPr>
           <w:rFonts w:ascii="Times New Roman" w:hAnsi="Times New Roman" w:cs="Times New Roman"/>
-          <w:b/>
-          <w:bCs/>
           <w:sz w:val="24"/>
           <w:szCs w:val="24"/>
           <w:lang w:val="en-US"/>
@@ -10613,128 +10792,25 @@
       <w:r>
         <w:rPr>
           <w:rFonts w:ascii="Times New Roman" w:hAnsi="Times New Roman" w:cs="Times New Roman"/>
-          <w:b/>
-          <w:bCs/>
-          <w:sz w:val="24"/>
-          <w:szCs w:val="24"/>
-          <w:lang w:val="en-US"/>
-        </w:rPr>
-        <w:t xml:space="preserve"> in guidelines %</w:t>
-      </w:r>
-      <w:proofErr w:type="gramStart"/>
-      <w:r>
-        <w:rPr>
-          <w:rFonts w:ascii="Times New Roman" w:hAnsi="Times New Roman" w:cs="Times New Roman"/>
-          <w:b/>
-          <w:bCs/>
-          <w:sz w:val="24"/>
-          <w:szCs w:val="24"/>
-          <w:lang w:val="en-US"/>
-        </w:rPr>
-        <w:t>}</w:t>
-      </w:r>
-      <w:r>
-        <w:rPr>
-          <w:rFonts w:ascii="Times New Roman" w:hAnsi="Times New Roman" w:cs="Times New Roman"/>
-          <w:b/>
-          <w:bCs/>
-          <w:sz w:val="24"/>
-          <w:szCs w:val="24"/>
-          <w:lang w:val="en-US"/>
-        </w:rPr>
-        <w:t>5.1</w:t>
-      </w:r>
-      <w:proofErr w:type="gramEnd"/>
-      <w:r>
-        <w:rPr>
-          <w:rFonts w:ascii="Times New Roman" w:hAnsi="Times New Roman" w:cs="Times New Roman"/>
-          <w:b/>
-          <w:bCs/>
-          <w:sz w:val="24"/>
-          <w:szCs w:val="24"/>
-          <w:lang w:val="en-US"/>
+          <w:sz w:val="24"/>
+          <w:szCs w:val="24"/>
         </w:rPr>
         <w:t>.</w:t>
       </w:r>
       <w:r>
         <w:rPr>
           <w:rFonts w:ascii="Times New Roman" w:hAnsi="Times New Roman" w:cs="Times New Roman"/>
-          <w:b/>
-          <w:bCs/>
-          <w:sz w:val="24"/>
-          <w:szCs w:val="24"/>
-          <w:lang w:val="en-US"/>
-        </w:rPr>
-        <w:t>{{</w:t>
-      </w:r>
-      <w:r>
-        <w:rPr>
-          <w:lang w:val="en-US"/>
-        </w:rPr>
-        <w:t xml:space="preserve"> </w:t>
-      </w:r>
-      <w:proofErr w:type="spellStart"/>
-      <w:r>
-        <w:rPr>
-          <w:lang w:val="en-US"/>
-        </w:rPr>
-        <w:t>i.</w:t>
-      </w:r>
-      <w:r>
-        <w:rPr>
-          <w:rFonts w:ascii="Times New Roman" w:hAnsi="Times New Roman" w:cs="Times New Roman"/>
-          <w:b/>
-          <w:bCs/>
-          <w:sz w:val="24"/>
-          <w:szCs w:val="24"/>
-          <w:lang w:val="en-US"/>
-        </w:rPr>
-        <w:t>number</w:t>
-      </w:r>
-      <w:proofErr w:type="spellEnd"/>
-      <w:r>
-        <w:rPr>
-          <w:rFonts w:ascii="Times New Roman" w:hAnsi="Times New Roman" w:cs="Times New Roman"/>
-          <w:b/>
-          <w:bCs/>
-          <w:sz w:val="24"/>
-          <w:szCs w:val="24"/>
-          <w:lang w:val="en-US"/>
-        </w:rPr>
-        <w:t>}} {{</w:t>
-      </w:r>
-      <w:proofErr w:type="spellStart"/>
-      <w:r>
-        <w:rPr>
-          <w:rFonts w:ascii="Times New Roman" w:hAnsi="Times New Roman" w:cs="Times New Roman"/>
-          <w:b/>
-          <w:bCs/>
-          <w:sz w:val="24"/>
-          <w:szCs w:val="24"/>
-          <w:lang w:val="en-US"/>
-        </w:rPr>
-        <w:t>i.</w:t>
-      </w:r>
-      <w:r>
-        <w:rPr>
-          <w:rFonts w:ascii="Times New Roman" w:hAnsi="Times New Roman" w:cs="Times New Roman"/>
-          <w:b/>
-          <w:bCs/>
-          <w:sz w:val="24"/>
-          <w:szCs w:val="24"/>
-          <w:lang w:val="en-US"/>
-        </w:rPr>
-        <w:t>title</w:t>
-      </w:r>
-      <w:proofErr w:type="spellEnd"/>
-      <w:r>
-        <w:rPr>
-          <w:rFonts w:ascii="Times New Roman" w:hAnsi="Times New Roman" w:cs="Times New Roman"/>
-          <w:b/>
-          <w:bCs/>
-          <w:sz w:val="24"/>
-          <w:szCs w:val="24"/>
-          <w:lang w:val="en-US"/>
+          <w:sz w:val="24"/>
+          <w:szCs w:val="24"/>
+          <w:lang w:val="en-US"/>
+        </w:rPr>
+        <w:t>content</w:t>
+      </w:r>
+      <w:r>
+        <w:rPr>
+          <w:rFonts w:ascii="Times New Roman" w:hAnsi="Times New Roman" w:cs="Times New Roman"/>
+          <w:sz w:val="24"/>
+          <w:szCs w:val="24"/>
         </w:rPr>
         <w:t>}}</w:t>
       </w:r>
@@ -10745,6 +10821,8 @@
         <w:jc w:val="both"/>
         <w:rPr>
           <w:rFonts w:ascii="Times New Roman" w:hAnsi="Times New Roman" w:cs="Times New Roman"/>
+          <w:b/>
+          <w:bCs/>
           <w:sz w:val="24"/>
           <w:szCs w:val="24"/>
         </w:rPr>
@@ -10752,46 +10830,45 @@
       <w:r>
         <w:rPr>
           <w:rFonts w:ascii="Times New Roman" w:hAnsi="Times New Roman" w:cs="Times New Roman"/>
-          <w:sz w:val="24"/>
-          <w:szCs w:val="24"/>
-        </w:rPr>
-        <w:t>{{</w:t>
+          <w:b/>
+          <w:bCs/>
+          <w:sz w:val="24"/>
+          <w:szCs w:val="24"/>
+        </w:rPr>
+        <w:lastRenderedPageBreak/>
+        <w:t xml:space="preserve">{% </w:t>
       </w:r>
       <w:proofErr w:type="spellStart"/>
       <w:r>
         <w:rPr>
           <w:rFonts w:ascii="Times New Roman" w:hAnsi="Times New Roman" w:cs="Times New Roman"/>
-          <w:sz w:val="24"/>
-          <w:szCs w:val="24"/>
-          <w:lang w:val="en-US"/>
-        </w:rPr>
-        <w:t>i</w:t>
+          <w:b/>
+          <w:bCs/>
+          <w:sz w:val="24"/>
+          <w:szCs w:val="24"/>
+        </w:rPr>
+        <w:t>endfor</w:t>
       </w:r>
       <w:proofErr w:type="spellEnd"/>
       <w:r>
         <w:rPr>
           <w:rFonts w:ascii="Times New Roman" w:hAnsi="Times New Roman" w:cs="Times New Roman"/>
-          <w:sz w:val="24"/>
-          <w:szCs w:val="24"/>
-        </w:rPr>
-        <w:t>.</w:t>
-      </w:r>
-      <w:r>
-        <w:rPr>
-          <w:rFonts w:ascii="Times New Roman" w:hAnsi="Times New Roman" w:cs="Times New Roman"/>
-          <w:sz w:val="24"/>
-          <w:szCs w:val="24"/>
-          <w:lang w:val="en-US"/>
-        </w:rPr>
-        <w:t>content</w:t>
-      </w:r>
-      <w:r>
-        <w:rPr>
-          <w:rFonts w:ascii="Times New Roman" w:hAnsi="Times New Roman" w:cs="Times New Roman"/>
-          <w:sz w:val="24"/>
-          <w:szCs w:val="24"/>
-        </w:rPr>
-        <w:t>}}</w:t>
+          <w:b/>
+          <w:bCs/>
+          <w:sz w:val="24"/>
+          <w:szCs w:val="24"/>
+        </w:rPr>
+        <w:t xml:space="preserve"> %}</w:t>
+      </w:r>
+      <w:r>
+        <w:rPr>
+          <w:rFonts w:ascii="Times New Roman" w:hAnsi="Times New Roman" w:cs="Times New Roman"/>
+          <w:b/>
+          <w:bCs/>
+          <w:sz w:val="24"/>
+          <w:szCs w:val="24"/>
+        </w:rPr>
+        <w:t>6 Фонд оценочных средств для контроля текущей успеваемости и проведения промежуточной аттестации по дисциплине</w:t>
       </w:r>
     </w:p>
     <w:p>
@@ -10814,40 +10891,27 @@
           <w:sz w:val="24"/>
           <w:szCs w:val="24"/>
         </w:rPr>
-        <w:lastRenderedPageBreak/>
-        <w:t xml:space="preserve">{% </w:t>
-      </w:r>
-      <w:proofErr w:type="spellStart"/>
-      <w:r>
-        <w:rPr>
-          <w:rFonts w:ascii="Times New Roman" w:hAnsi="Times New Roman" w:cs="Times New Roman"/>
-          <w:b/>
-          <w:bCs/>
-          <w:sz w:val="24"/>
-          <w:szCs w:val="24"/>
-        </w:rPr>
-        <w:t>endfor</w:t>
-      </w:r>
-      <w:proofErr w:type="spellEnd"/>
-      <w:r>
-        <w:rPr>
-          <w:rFonts w:ascii="Times New Roman" w:hAnsi="Times New Roman" w:cs="Times New Roman"/>
-          <w:b/>
-          <w:bCs/>
-          <w:sz w:val="24"/>
-          <w:szCs w:val="24"/>
-        </w:rPr>
-        <w:t xml:space="preserve"> %}</w:t>
-      </w:r>
-      <w:r>
-        <w:rPr>
-          <w:rFonts w:ascii="Times New Roman" w:hAnsi="Times New Roman" w:cs="Times New Roman"/>
-          <w:b/>
-          <w:bCs/>
-          <w:sz w:val="24"/>
-          <w:szCs w:val="24"/>
-        </w:rPr>
-        <w:t>6 Фонд оценочных средств для контроля текущей успеваемости и проведения промежуточной аттестации по дисциплине</w:t>
+        <w:t>6.1</w:t>
+      </w:r>
+      <w:r>
+        <w:rPr>
+          <w:rFonts w:ascii="Times New Roman" w:hAnsi="Times New Roman" w:cs="Times New Roman"/>
+          <w:b/>
+          <w:bCs/>
+          <w:sz w:val="24"/>
+          <w:szCs w:val="24"/>
+        </w:rPr>
+        <w:t xml:space="preserve"> </w:t>
+      </w:r>
+      <w:r>
+        <w:rPr>
+          <w:rFonts w:ascii="Times New Roman" w:hAnsi="Times New Roman" w:cs="Times New Roman"/>
+          <w:b/>
+          <w:bCs/>
+          <w:sz w:val="24"/>
+          <w:szCs w:val="24"/>
+        </w:rPr>
+        <w:t>Оценочные средства для проведения текущего контроля</w:t>
       </w:r>
     </w:p>
     <w:p>
@@ -10860,6 +10924,7 @@
           <w:bCs/>
           <w:sz w:val="24"/>
           <w:szCs w:val="24"/>
+          <w:lang w:val="en-US"/>
         </w:rPr>
       </w:pPr>
       <w:r>
@@ -10869,28 +10934,185 @@
           <w:bCs/>
           <w:sz w:val="24"/>
           <w:szCs w:val="24"/>
-        </w:rPr>
-        <w:t>6.1</w:t>
-      </w:r>
-      <w:r>
-        <w:rPr>
-          <w:rFonts w:ascii="Times New Roman" w:hAnsi="Times New Roman" w:cs="Times New Roman"/>
-          <w:b/>
-          <w:bCs/>
-          <w:sz w:val="24"/>
-          <w:szCs w:val="24"/>
+          <w:lang w:val="en-US"/>
+        </w:rPr>
+        <w:t xml:space="preserve">{% for </w:t>
+      </w:r>
+      <w:proofErr w:type="spellStart"/>
+      <w:r>
+        <w:rPr>
+          <w:rFonts w:ascii="Times New Roman" w:hAnsi="Times New Roman" w:cs="Times New Roman"/>
+          <w:b/>
+          <w:bCs/>
+          <w:sz w:val="24"/>
+          <w:szCs w:val="24"/>
+          <w:lang w:val="en-US"/>
+        </w:rPr>
+        <w:t>i</w:t>
+      </w:r>
+      <w:proofErr w:type="spellEnd"/>
+      <w:r>
+        <w:rPr>
+          <w:rFonts w:ascii="Times New Roman" w:hAnsi="Times New Roman" w:cs="Times New Roman"/>
+          <w:b/>
+          <w:bCs/>
+          <w:sz w:val="24"/>
+          <w:szCs w:val="24"/>
+          <w:lang w:val="en-US"/>
+        </w:rPr>
+        <w:t xml:space="preserve"> in </w:t>
+      </w:r>
+      <w:proofErr w:type="spellStart"/>
+      <w:r>
+        <w:rPr>
+          <w:rFonts w:ascii="Times New Roman" w:hAnsi="Times New Roman" w:cs="Times New Roman"/>
+          <w:b/>
+          <w:bCs/>
+          <w:sz w:val="24"/>
+          <w:szCs w:val="24"/>
+          <w:lang w:val="en-US"/>
+        </w:rPr>
+        <w:t>fos</w:t>
+      </w:r>
+      <w:proofErr w:type="spellEnd"/>
+      <w:r>
+        <w:rPr>
+          <w:rFonts w:ascii="Times New Roman" w:hAnsi="Times New Roman" w:cs="Times New Roman"/>
+          <w:b/>
+          <w:bCs/>
+          <w:sz w:val="24"/>
+          <w:szCs w:val="24"/>
+          <w:lang w:val="en-US"/>
+        </w:rPr>
+        <w:t xml:space="preserve"> %</w:t>
+      </w:r>
+      <w:proofErr w:type="gramStart"/>
+      <w:r>
+        <w:rPr>
+          <w:rFonts w:ascii="Times New Roman" w:hAnsi="Times New Roman" w:cs="Times New Roman"/>
+          <w:b/>
+          <w:bCs/>
+          <w:sz w:val="24"/>
+          <w:szCs w:val="24"/>
+          <w:lang w:val="en-US"/>
+        </w:rPr>
+        <w:t>}</w:t>
+      </w:r>
+      <w:r>
+        <w:rPr>
+          <w:rFonts w:ascii="Times New Roman" w:hAnsi="Times New Roman" w:cs="Times New Roman"/>
+          <w:b/>
+          <w:bCs/>
+          <w:sz w:val="24"/>
+          <w:szCs w:val="24"/>
+          <w:lang w:val="en-US"/>
+        </w:rPr>
+        <w:t>6</w:t>
+      </w:r>
+      <w:r>
+        <w:rPr>
+          <w:rFonts w:ascii="Times New Roman" w:hAnsi="Times New Roman" w:cs="Times New Roman"/>
+          <w:b/>
+          <w:bCs/>
+          <w:sz w:val="24"/>
+          <w:szCs w:val="24"/>
+          <w:lang w:val="en-US"/>
+        </w:rPr>
+        <w:t>.1</w:t>
+      </w:r>
+      <w:proofErr w:type="gramEnd"/>
+      <w:r>
+        <w:rPr>
+          <w:rFonts w:ascii="Times New Roman" w:hAnsi="Times New Roman" w:cs="Times New Roman"/>
+          <w:b/>
+          <w:bCs/>
+          <w:sz w:val="24"/>
+          <w:szCs w:val="24"/>
+          <w:lang w:val="en-US"/>
+        </w:rPr>
+        <w:t>.</w:t>
+      </w:r>
+      <w:r>
+        <w:rPr>
+          <w:rFonts w:ascii="Times New Roman" w:hAnsi="Times New Roman" w:cs="Times New Roman"/>
+          <w:b/>
+          <w:bCs/>
+          <w:sz w:val="24"/>
+          <w:szCs w:val="24"/>
+          <w:lang w:val="en-US"/>
+        </w:rPr>
+        <w:t>{{</w:t>
+      </w:r>
+      <w:r>
+        <w:rPr>
+          <w:lang w:val="en-US"/>
         </w:rPr>
         <w:t xml:space="preserve"> </w:t>
       </w:r>
-      <w:r>
-        <w:rPr>
-          <w:rFonts w:ascii="Times New Roman" w:hAnsi="Times New Roman" w:cs="Times New Roman"/>
-          <w:b/>
-          <w:bCs/>
-          <w:sz w:val="24"/>
-          <w:szCs w:val="24"/>
-        </w:rPr>
-        <w:t>Оценочные средства для проведения текущего контроля</w:t>
+      <w:proofErr w:type="spellStart"/>
+      <w:r>
+        <w:rPr>
+          <w:lang w:val="en-US"/>
+        </w:rPr>
+        <w:t>i.</w:t>
+      </w:r>
+      <w:r>
+        <w:rPr>
+          <w:rFonts w:ascii="Times New Roman" w:hAnsi="Times New Roman" w:cs="Times New Roman"/>
+          <w:b/>
+          <w:bCs/>
+          <w:sz w:val="24"/>
+          <w:szCs w:val="24"/>
+          <w:lang w:val="en-US"/>
+        </w:rPr>
+        <w:t>number</w:t>
+      </w:r>
+      <w:proofErr w:type="spellEnd"/>
+      <w:r>
+        <w:rPr>
+          <w:rFonts w:ascii="Times New Roman" w:hAnsi="Times New Roman" w:cs="Times New Roman"/>
+          <w:b/>
+          <w:bCs/>
+          <w:sz w:val="24"/>
+          <w:szCs w:val="24"/>
+          <w:lang w:val="en-US"/>
+        </w:rPr>
+        <w:t>}} {{</w:t>
+      </w:r>
+      <w:proofErr w:type="spellStart"/>
+      <w:r>
+        <w:rPr>
+          <w:rFonts w:ascii="Times New Roman" w:hAnsi="Times New Roman" w:cs="Times New Roman"/>
+          <w:b/>
+          <w:bCs/>
+          <w:sz w:val="24"/>
+          <w:szCs w:val="24"/>
+          <w:lang w:val="en-US"/>
+        </w:rPr>
+        <w:t>i.</w:t>
+      </w:r>
+      <w:r>
+        <w:rPr>
+          <w:rFonts w:ascii="Times New Roman" w:hAnsi="Times New Roman" w:cs="Times New Roman"/>
+          <w:b/>
+          <w:bCs/>
+          <w:sz w:val="24"/>
+          <w:szCs w:val="24"/>
+          <w:lang w:val="en-US"/>
+        </w:rPr>
+        <w:t>title</w:t>
+      </w:r>
+      <w:proofErr w:type="spellEnd"/>
+      <w:r>
+        <w:rPr>
+          <w:rFonts w:ascii="Times New Roman" w:hAnsi="Times New Roman" w:cs="Times New Roman"/>
+          <w:b/>
+          <w:bCs/>
+          <w:sz w:val="24"/>
+          <w:szCs w:val="24"/>
+          <w:lang w:val="en-US"/>
+        </w:rPr>
+        <w:t>}}</w:t>
       </w:r>
     </w:p>
     <w:p>
@@ -10903,7 +11125,6 @@
           <w:bCs/>
           <w:sz w:val="24"/>
           <w:szCs w:val="24"/>
-          <w:lang w:val="en-US"/>
         </w:rPr>
       </w:pPr>
       <w:r>
@@ -10913,16 +11134,21 @@
           <w:bCs/>
           <w:sz w:val="24"/>
           <w:szCs w:val="24"/>
-          <w:lang w:val="en-US"/>
-        </w:rPr>
-        <w:t xml:space="preserve">{% for </w:t>
+        </w:rPr>
+        <w:t xml:space="preserve">Описание процедуры. </w:t>
+      </w:r>
+      <w:r>
+        <w:rPr>
+          <w:rFonts w:ascii="Times New Roman" w:hAnsi="Times New Roman" w:cs="Times New Roman"/>
+          <w:sz w:val="24"/>
+          <w:szCs w:val="24"/>
+        </w:rPr>
+        <w:t>{{</w:t>
       </w:r>
       <w:proofErr w:type="spellStart"/>
       <w:r>
         <w:rPr>
           <w:rFonts w:ascii="Times New Roman" w:hAnsi="Times New Roman" w:cs="Times New Roman"/>
-          <w:b/>
-          <w:bCs/>
           <w:sz w:val="24"/>
           <w:szCs w:val="24"/>
           <w:lang w:val="en-US"/>
@@ -10933,163 +11159,25 @@
       <w:r>
         <w:rPr>
           <w:rFonts w:ascii="Times New Roman" w:hAnsi="Times New Roman" w:cs="Times New Roman"/>
-          <w:b/>
-          <w:bCs/>
-          <w:sz w:val="24"/>
-          <w:szCs w:val="24"/>
-          <w:lang w:val="en-US"/>
-        </w:rPr>
-        <w:t xml:space="preserve"> in </w:t>
-      </w:r>
-      <w:proofErr w:type="spellStart"/>
-      <w:r>
-        <w:rPr>
-          <w:rFonts w:ascii="Times New Roman" w:hAnsi="Times New Roman" w:cs="Times New Roman"/>
-          <w:b/>
-          <w:bCs/>
-          <w:sz w:val="24"/>
-          <w:szCs w:val="24"/>
-          <w:lang w:val="en-US"/>
-        </w:rPr>
-        <w:t>fos</w:t>
-      </w:r>
-      <w:proofErr w:type="spellEnd"/>
-      <w:r>
-        <w:rPr>
-          <w:rFonts w:ascii="Times New Roman" w:hAnsi="Times New Roman" w:cs="Times New Roman"/>
-          <w:b/>
-          <w:bCs/>
-          <w:sz w:val="24"/>
-          <w:szCs w:val="24"/>
-          <w:lang w:val="en-US"/>
-        </w:rPr>
-        <w:t xml:space="preserve"> %</w:t>
-      </w:r>
-      <w:proofErr w:type="gramStart"/>
-      <w:r>
-        <w:rPr>
-          <w:rFonts w:ascii="Times New Roman" w:hAnsi="Times New Roman" w:cs="Times New Roman"/>
-          <w:b/>
-          <w:bCs/>
-          <w:sz w:val="24"/>
-          <w:szCs w:val="24"/>
-          <w:lang w:val="en-US"/>
-        </w:rPr>
-        <w:t>}</w:t>
-      </w:r>
-      <w:r>
-        <w:rPr>
-          <w:rFonts w:ascii="Times New Roman" w:hAnsi="Times New Roman" w:cs="Times New Roman"/>
-          <w:b/>
-          <w:bCs/>
-          <w:sz w:val="24"/>
-          <w:szCs w:val="24"/>
-          <w:lang w:val="en-US"/>
-        </w:rPr>
-        <w:t>6</w:t>
-      </w:r>
-      <w:r>
-        <w:rPr>
-          <w:rFonts w:ascii="Times New Roman" w:hAnsi="Times New Roman" w:cs="Times New Roman"/>
-          <w:b/>
-          <w:bCs/>
-          <w:sz w:val="24"/>
-          <w:szCs w:val="24"/>
-          <w:lang w:val="en-US"/>
-        </w:rPr>
-        <w:t>.1</w:t>
-      </w:r>
-      <w:proofErr w:type="gramEnd"/>
-      <w:r>
-        <w:rPr>
-          <w:rFonts w:ascii="Times New Roman" w:hAnsi="Times New Roman" w:cs="Times New Roman"/>
-          <w:b/>
-          <w:bCs/>
-          <w:sz w:val="24"/>
-          <w:szCs w:val="24"/>
-          <w:lang w:val="en-US"/>
+          <w:sz w:val="24"/>
+          <w:szCs w:val="24"/>
         </w:rPr>
         <w:t>.</w:t>
       </w:r>
       <w:r>
         <w:rPr>
           <w:rFonts w:ascii="Times New Roman" w:hAnsi="Times New Roman" w:cs="Times New Roman"/>
-          <w:b/>
-          <w:bCs/>
-          <w:sz w:val="24"/>
-          <w:szCs w:val="24"/>
-          <w:lang w:val="en-US"/>
-        </w:rPr>
-        <w:t>{{</w:t>
-      </w:r>
-      <w:r>
-        <w:rPr>
-          <w:lang w:val="en-US"/>
-        </w:rPr>
-        <w:t xml:space="preserve"> </w:t>
-      </w:r>
-      <w:proofErr w:type="spellStart"/>
-      <w:r>
-        <w:rPr>
-          <w:lang w:val="en-US"/>
-        </w:rPr>
-        <w:t>i.</w:t>
-      </w:r>
-      <w:r>
-        <w:rPr>
-          <w:rFonts w:ascii="Times New Roman" w:hAnsi="Times New Roman" w:cs="Times New Roman"/>
-          <w:b/>
-          <w:bCs/>
-          <w:sz w:val="24"/>
-          <w:szCs w:val="24"/>
-          <w:lang w:val="en-US"/>
-        </w:rPr>
-        <w:t>number</w:t>
-      </w:r>
-      <w:proofErr w:type="spellEnd"/>
-      <w:r>
-        <w:rPr>
-          <w:rFonts w:ascii="Times New Roman" w:hAnsi="Times New Roman" w:cs="Times New Roman"/>
-          <w:b/>
-          <w:bCs/>
-          <w:sz w:val="24"/>
-          <w:szCs w:val="24"/>
-          <w:lang w:val="en-US"/>
-        </w:rPr>
-        <w:t>}} {{</w:t>
-      </w:r>
-      <w:proofErr w:type="spellStart"/>
-      <w:r>
-        <w:rPr>
-          <w:rFonts w:ascii="Times New Roman" w:hAnsi="Times New Roman" w:cs="Times New Roman"/>
-          <w:b/>
-          <w:bCs/>
-          <w:sz w:val="24"/>
-          <w:szCs w:val="24"/>
-          <w:lang w:val="en-US"/>
-        </w:rPr>
-        <w:t>i.</w:t>
-      </w:r>
-      <w:r>
-        <w:rPr>
-          <w:rFonts w:ascii="Times New Roman" w:hAnsi="Times New Roman" w:cs="Times New Roman"/>
-          <w:b/>
-          <w:bCs/>
-          <w:sz w:val="24"/>
-          <w:szCs w:val="24"/>
-          <w:lang w:val="en-US"/>
-        </w:rPr>
-        <w:t>title</w:t>
-      </w:r>
-      <w:proofErr w:type="spellEnd"/>
-      <w:r>
-        <w:rPr>
-          <w:rFonts w:ascii="Times New Roman" w:hAnsi="Times New Roman" w:cs="Times New Roman"/>
-          <w:b/>
-          <w:bCs/>
-          <w:sz w:val="24"/>
-          <w:szCs w:val="24"/>
-          <w:lang w:val="en-US"/>
+          <w:sz w:val="24"/>
+          <w:szCs w:val="24"/>
+          <w:lang w:val="en-US"/>
+        </w:rPr>
+        <w:t>about</w:t>
+      </w:r>
+      <w:r>
+        <w:rPr>
+          <w:rFonts w:ascii="Times New Roman" w:hAnsi="Times New Roman" w:cs="Times New Roman"/>
+          <w:sz w:val="24"/>
+          <w:szCs w:val="24"/>
         </w:rPr>
         <w:t>}}</w:t>
       </w:r>
@@ -11100,8 +11188,6 @@
         <w:jc w:val="both"/>
         <w:rPr>
           <w:rFonts w:ascii="Times New Roman" w:hAnsi="Times New Roman" w:cs="Times New Roman"/>
-          <w:b/>
-          <w:bCs/>
           <w:sz w:val="24"/>
           <w:szCs w:val="24"/>
         </w:rPr>
@@ -11114,7 +11200,7 @@
           <w:sz w:val="24"/>
           <w:szCs w:val="24"/>
         </w:rPr>
-        <w:t xml:space="preserve">Описание процедуры. </w:t>
+        <w:t xml:space="preserve">Критерии оценивания. </w:t>
       </w:r>
       <w:r>
         <w:rPr>
@@ -11150,7 +11236,7 @@
           <w:szCs w:val="24"/>
           <w:lang w:val="en-US"/>
         </w:rPr>
-        <w:t>about</w:t>
+        <w:t>criteria</w:t>
       </w:r>
       <w:r>
         <w:rPr>
@@ -11174,20 +11260,10 @@
       <w:r>
         <w:rPr>
           <w:rFonts w:ascii="Times New Roman" w:hAnsi="Times New Roman" w:cs="Times New Roman"/>
-          <w:b/>
-          <w:bCs/>
-          <w:sz w:val="24"/>
-          <w:szCs w:val="24"/>
-        </w:rPr>
-        <w:t xml:space="preserve">Критерии оценивания. </w:t>
-      </w:r>
-      <w:r>
-        <w:rPr>
-          <w:rFonts w:ascii="Times New Roman" w:hAnsi="Times New Roman" w:cs="Times New Roman"/>
-          <w:sz w:val="24"/>
-          <w:szCs w:val="24"/>
-        </w:rPr>
-        <w:t>{{</w:t>
+          <w:sz w:val="24"/>
+          <w:szCs w:val="24"/>
+        </w:rPr>
+        <w:t xml:space="preserve">{% </w:t>
       </w:r>
       <w:proofErr w:type="spellStart"/>
       <w:r>
@@ -11197,7 +11273,7 @@
           <w:szCs w:val="24"/>
           <w:lang w:val="en-US"/>
         </w:rPr>
-        <w:t>i</w:t>
+        <w:t>endfor</w:t>
       </w:r>
       <w:proofErr w:type="spellEnd"/>
       <w:r>
@@ -11206,24 +11282,47 @@
           <w:sz w:val="24"/>
           <w:szCs w:val="24"/>
         </w:rPr>
-        <w:t>.</w:t>
-      </w:r>
-      <w:r>
-        <w:rPr>
-          <w:rFonts w:ascii="Times New Roman" w:hAnsi="Times New Roman" w:cs="Times New Roman"/>
-          <w:sz w:val="24"/>
-          <w:szCs w:val="24"/>
-          <w:lang w:val="en-US"/>
-        </w:rPr>
-        <w:t>criteria</w:t>
-      </w:r>
-      <w:r>
-        <w:rPr>
-          <w:rFonts w:ascii="Times New Roman" w:hAnsi="Times New Roman" w:cs="Times New Roman"/>
-          <w:sz w:val="24"/>
-          <w:szCs w:val="24"/>
-        </w:rPr>
-        <w:t>}}</w:t>
+        <w:t xml:space="preserve"> </w:t>
+      </w:r>
+      <w:proofErr w:type="gramStart"/>
+      <w:r>
+        <w:rPr>
+          <w:rFonts w:ascii="Times New Roman" w:hAnsi="Times New Roman" w:cs="Times New Roman"/>
+          <w:sz w:val="24"/>
+          <w:szCs w:val="24"/>
+        </w:rPr>
+        <w:t>%}</w:t>
+      </w:r>
+      <w:r>
+        <w:rPr>
+          <w:rFonts w:ascii="Times New Roman" w:hAnsi="Times New Roman" w:cs="Times New Roman"/>
+          <w:b/>
+          <w:bCs/>
+          <w:sz w:val="24"/>
+          <w:szCs w:val="24"/>
+        </w:rPr>
+        <w:t>6.2</w:t>
+      </w:r>
+      <w:proofErr w:type="gramEnd"/>
+      <w:r>
+        <w:rPr>
+          <w:rFonts w:ascii="Times New Roman" w:hAnsi="Times New Roman" w:cs="Times New Roman"/>
+          <w:b/>
+          <w:bCs/>
+          <w:sz w:val="24"/>
+          <w:szCs w:val="24"/>
+        </w:rPr>
+        <w:t xml:space="preserve"> </w:t>
+      </w:r>
+      <w:r>
+        <w:rPr>
+          <w:rFonts w:ascii="Times New Roman" w:hAnsi="Times New Roman" w:cs="Times New Roman"/>
+          <w:b/>
+          <w:bCs/>
+          <w:sz w:val="24"/>
+          <w:szCs w:val="24"/>
+        </w:rPr>
+        <w:t>Оценочные средства для проведения текущего контроля</w:t>
       </w:r>
     </w:p>
     <w:p>
@@ -11239,100 +11338,12 @@
       <w:r>
         <w:rPr>
           <w:rFonts w:ascii="Times New Roman" w:hAnsi="Times New Roman" w:cs="Times New Roman"/>
-          <w:sz w:val="24"/>
-          <w:szCs w:val="24"/>
-        </w:rPr>
-        <w:t xml:space="preserve">{% </w:t>
-      </w:r>
-      <w:proofErr w:type="spellStart"/>
-      <w:r>
-        <w:rPr>
-          <w:rFonts w:ascii="Times New Roman" w:hAnsi="Times New Roman" w:cs="Times New Roman"/>
-          <w:sz w:val="24"/>
-          <w:szCs w:val="24"/>
-          <w:lang w:val="en-US"/>
-        </w:rPr>
-        <w:t>endfor</w:t>
-      </w:r>
-      <w:proofErr w:type="spellEnd"/>
-      <w:r>
-        <w:rPr>
-          <w:rFonts w:ascii="Times New Roman" w:hAnsi="Times New Roman" w:cs="Times New Roman"/>
-          <w:sz w:val="24"/>
-          <w:szCs w:val="24"/>
-        </w:rPr>
-        <w:t xml:space="preserve"> </w:t>
-      </w:r>
-      <w:proofErr w:type="gramStart"/>
-      <w:r>
-        <w:rPr>
-          <w:rFonts w:ascii="Times New Roman" w:hAnsi="Times New Roman" w:cs="Times New Roman"/>
-          <w:sz w:val="24"/>
-          <w:szCs w:val="24"/>
-        </w:rPr>
-        <w:t>%}</w:t>
-      </w:r>
-      <w:r>
-        <w:rPr>
-          <w:rFonts w:ascii="Times New Roman" w:hAnsi="Times New Roman" w:cs="Times New Roman"/>
-          <w:b/>
-          <w:bCs/>
-          <w:sz w:val="24"/>
-          <w:szCs w:val="24"/>
-        </w:rPr>
-        <w:t>6.2</w:t>
-      </w:r>
-      <w:proofErr w:type="gramEnd"/>
-      <w:r>
-        <w:rPr>
-          <w:rFonts w:ascii="Times New Roman" w:hAnsi="Times New Roman" w:cs="Times New Roman"/>
-          <w:b/>
-          <w:bCs/>
-          <w:sz w:val="24"/>
-          <w:szCs w:val="24"/>
-        </w:rPr>
-        <w:t xml:space="preserve"> </w:t>
-      </w:r>
-      <w:r>
-        <w:rPr>
-          <w:rFonts w:ascii="Times New Roman" w:hAnsi="Times New Roman" w:cs="Times New Roman"/>
-          <w:b/>
-          <w:bCs/>
-          <w:sz w:val="24"/>
-          <w:szCs w:val="24"/>
-        </w:rPr>
-        <w:t>Оценочные средства для проведения текущего контроля</w:t>
-      </w:r>
-    </w:p>
-    <w:p>
-      <w:pPr>
-        <w:spacing w:before="200" w:after="200" w:line="240" w:lineRule="auto"/>
-        <w:jc w:val="both"/>
-        <w:rPr>
-          <w:rFonts w:ascii="Times New Roman" w:hAnsi="Times New Roman" w:cs="Times New Roman"/>
-          <w:sz w:val="24"/>
-          <w:szCs w:val="24"/>
-        </w:rPr>
-      </w:pPr>
-      <w:r>
-        <w:rPr>
-          <w:rFonts w:ascii="Times New Roman" w:hAnsi="Times New Roman" w:cs="Times New Roman"/>
-          <w:b/>
-          <w:bCs/>
-          <w:sz w:val="24"/>
-          <w:szCs w:val="24"/>
-        </w:rPr>
-        <w:t>6</w:t>
-      </w:r>
-      <w:r>
-        <w:rPr>
-          <w:rFonts w:ascii="Times New Roman" w:hAnsi="Times New Roman" w:cs="Times New Roman"/>
-          <w:b/>
-          <w:bCs/>
-          <w:sz w:val="24"/>
-          <w:szCs w:val="24"/>
-        </w:rPr>
-        <w:t>.2.</w:t>
+          <w:b/>
+          <w:bCs/>
+          <w:sz w:val="24"/>
+          <w:szCs w:val="24"/>
+        </w:rPr>
+        <w:t>6.2.</w:t>
       </w:r>
       <w:r>
         <w:rPr>
@@ -11961,18 +11972,7 @@
           <w:szCs w:val="24"/>
           <w:lang w:val="en-US"/>
         </w:rPr>
-        <w:t>}</w:t>
-      </w:r>
-      <w:r>
-        <w:rPr>
-          <w:rFonts w:ascii="Times New Roman" w:hAnsi="Times New Roman" w:cs="Times New Roman"/>
-          <w:b/>
-          <w:bCs/>
-          <w:sz w:val="24"/>
-          <w:szCs w:val="24"/>
-          <w:lang w:val="en-US"/>
-        </w:rPr>
-        <w:t>6.2.2</w:t>
+        <w:t>}6.2.2</w:t>
       </w:r>
       <w:proofErr w:type="gramEnd"/>
       <w:r>
@@ -12030,18 +12030,7 @@
           <w:szCs w:val="24"/>
           <w:lang w:val="en-US"/>
         </w:rPr>
-        <w:t>}}</w:t>
-      </w:r>
-      <w:r>
-        <w:rPr>
-          <w:rFonts w:ascii="Times New Roman" w:hAnsi="Times New Roman" w:cs="Times New Roman"/>
-          <w:b/>
-          <w:bCs/>
-          <w:sz w:val="24"/>
-          <w:szCs w:val="24"/>
-          <w:lang w:val="en-US"/>
-        </w:rPr>
-        <w:t xml:space="preserve"> </w:t>
+        <w:t xml:space="preserve">}} </w:t>
       </w:r>
       <w:r>
         <w:rPr>
@@ -12443,18 +12432,7 @@
           <w:szCs w:val="24"/>
           <w:lang w:val="en-US"/>
         </w:rPr>
-        <w:t>.</w:t>
-      </w:r>
-      <w:r>
-        <w:rPr>
-          <w:rFonts w:ascii="Times New Roman" w:hAnsi="Times New Roman" w:cs="Times New Roman"/>
-          <w:b/>
-          <w:bCs/>
-          <w:sz w:val="24"/>
-          <w:szCs w:val="24"/>
-          <w:lang w:val="en-US"/>
-        </w:rPr>
-        <w:t>2</w:t>
+        <w:t>.2</w:t>
       </w:r>
       <w:r>
         <w:rPr>
@@ -13179,7 +13157,6 @@
           <w:rFonts w:ascii="Times New Roman" w:hAnsi="Times New Roman" w:cs="Times New Roman"/>
           <w:sz w:val="24"/>
           <w:szCs w:val="24"/>
-          <w:lang w:val="en-US"/>
         </w:rPr>
       </w:pPr>
       <w:r>
@@ -13267,7 +13244,15 @@
           <w:szCs w:val="24"/>
           <w:lang w:val="en-US"/>
         </w:rPr>
-        <w:t xml:space="preserve"> {{</w:t>
+        <w:t xml:space="preserve"> </w:t>
+      </w:r>
+      <w:r>
+        <w:rPr>
+          <w:rFonts w:ascii="Times New Roman" w:hAnsi="Times New Roman" w:cs="Times New Roman"/>
+          <w:sz w:val="24"/>
+          <w:szCs w:val="24"/>
+        </w:rPr>
+        <w:t>{{</w:t>
       </w:r>
       <w:proofErr w:type="spellStart"/>
       <w:r>
@@ -13277,7 +13262,7 @@
           <w:szCs w:val="24"/>
           <w:lang w:val="en-US"/>
         </w:rPr>
-        <w:t>i.bib_disc</w:t>
+        <w:t>i</w:t>
       </w:r>
       <w:proofErr w:type="spellEnd"/>
       <w:r>
@@ -13285,7 +13270,44 @@
           <w:rFonts w:ascii="Times New Roman" w:hAnsi="Times New Roman" w:cs="Times New Roman"/>
           <w:sz w:val="24"/>
           <w:szCs w:val="24"/>
-          <w:lang w:val="en-US"/>
+        </w:rPr>
+        <w:t>.</w:t>
+      </w:r>
+      <w:proofErr w:type="spellStart"/>
+      <w:r>
+        <w:rPr>
+          <w:rFonts w:ascii="Times New Roman" w:hAnsi="Times New Roman" w:cs="Times New Roman"/>
+          <w:sz w:val="24"/>
+          <w:szCs w:val="24"/>
+          <w:lang w:val="en-US"/>
+        </w:rPr>
+        <w:t>bib</w:t>
+      </w:r>
+      <w:proofErr w:type="spellEnd"/>
+      <w:r>
+        <w:rPr>
+          <w:rFonts w:ascii="Times New Roman" w:hAnsi="Times New Roman" w:cs="Times New Roman"/>
+          <w:sz w:val="24"/>
+          <w:szCs w:val="24"/>
+        </w:rPr>
+        <w:t>_</w:t>
+      </w:r>
+      <w:proofErr w:type="spellStart"/>
+      <w:r>
+        <w:rPr>
+          <w:rFonts w:ascii="Times New Roman" w:hAnsi="Times New Roman" w:cs="Times New Roman"/>
+          <w:sz w:val="24"/>
+          <w:szCs w:val="24"/>
+          <w:lang w:val="en-US"/>
+        </w:rPr>
+        <w:t>disc</w:t>
+      </w:r>
+      <w:proofErr w:type="spellEnd"/>
+      <w:r>
+        <w:rPr>
+          <w:rFonts w:ascii="Times New Roman" w:hAnsi="Times New Roman" w:cs="Times New Roman"/>
+          <w:sz w:val="24"/>
+          <w:szCs w:val="24"/>
         </w:rPr>
         <w:t xml:space="preserve">}} </w:t>
       </w:r>
@@ -13335,17 +13357,7 @@
           <w:sz w:val="24"/>
           <w:szCs w:val="24"/>
         </w:rPr>
-        <w:t>8</w:t>
-      </w:r>
-      <w:r>
-        <w:rPr>
-          <w:rFonts w:ascii="Times New Roman" w:hAnsi="Times New Roman" w:cs="Times New Roman"/>
-          <w:b/>
-          <w:bCs/>
-          <w:sz w:val="24"/>
-          <w:szCs w:val="24"/>
-        </w:rPr>
-        <w:t xml:space="preserve"> </w:t>
+        <w:t xml:space="preserve">8 </w:t>
       </w:r>
       <w:r>
         <w:rPr>
@@ -13766,49 +13778,25 @@
           <w:szCs w:val="24"/>
         </w:rPr>
       </w:pPr>
-      <w:proofErr w:type="gramStart"/>
-      <w:r>
-        <w:rPr>
-          <w:rFonts w:ascii="Times New Roman" w:hAnsi="Times New Roman" w:cs="Times New Roman"/>
-          <w:b/>
-          <w:bCs/>
-          <w:sz w:val="24"/>
-          <w:szCs w:val="24"/>
-          <w:lang w:val="en-US"/>
-        </w:rPr>
-        <w:t>10</w:t>
-      </w:r>
-      <w:r>
-        <w:rPr>
-          <w:rFonts w:ascii="Times New Roman" w:hAnsi="Times New Roman" w:cs="Times New Roman"/>
-          <w:b/>
-          <w:bCs/>
-          <w:sz w:val="24"/>
-          <w:szCs w:val="24"/>
-          <w:lang w:val="en-US"/>
-        </w:rPr>
-        <w:t xml:space="preserve"> </w:t>
-      </w:r>
-      <w:r>
-        <w:rPr>
-          <w:rFonts w:ascii="Times New Roman" w:hAnsi="Times New Roman" w:cs="Times New Roman"/>
-          <w:b/>
-          <w:bCs/>
-          <w:sz w:val="24"/>
-          <w:szCs w:val="24"/>
-        </w:rPr>
-        <w:t>Профессиональные</w:t>
-      </w:r>
-      <w:proofErr w:type="gramEnd"/>
-      <w:r>
-        <w:rPr>
-          <w:rFonts w:ascii="Times New Roman" w:hAnsi="Times New Roman" w:cs="Times New Roman"/>
-          <w:b/>
-          <w:bCs/>
-          <w:sz w:val="24"/>
-          <w:szCs w:val="24"/>
-        </w:rPr>
-        <w:t xml:space="preserve"> базы данных</w:t>
+      <w:r>
+        <w:rPr>
+          <w:rFonts w:ascii="Times New Roman" w:hAnsi="Times New Roman" w:cs="Times New Roman"/>
+          <w:b/>
+          <w:bCs/>
+          <w:sz w:val="24"/>
+          <w:szCs w:val="24"/>
+        </w:rPr>
+        <w:t xml:space="preserve">10 </w:t>
+      </w:r>
+      <w:r>
+        <w:rPr>
+          <w:rFonts w:ascii="Times New Roman" w:hAnsi="Times New Roman" w:cs="Times New Roman"/>
+          <w:b/>
+          <w:bCs/>
+          <w:sz w:val="24"/>
+          <w:szCs w:val="24"/>
+        </w:rPr>
+        <w:t>Профессиональные базы данных</w:t>
       </w:r>
     </w:p>
     <w:p>
@@ -13888,17 +13876,7 @@
           <w:sz w:val="24"/>
           <w:szCs w:val="24"/>
         </w:rPr>
-        <w:t>11</w:t>
-      </w:r>
-      <w:r>
-        <w:rPr>
-          <w:rFonts w:ascii="Times New Roman" w:hAnsi="Times New Roman" w:cs="Times New Roman"/>
-          <w:b/>
-          <w:bCs/>
-          <w:sz w:val="24"/>
-          <w:szCs w:val="24"/>
-        </w:rPr>
-        <w:t xml:space="preserve"> </w:t>
+        <w:t xml:space="preserve">11 </w:t>
       </w:r>
       <w:r>
         <w:rPr>
@@ -13919,7 +13897,6 @@
           <w:bCs/>
           <w:sz w:val="24"/>
           <w:szCs w:val="24"/>
-          <w:lang w:val="en-US"/>
         </w:rPr>
       </w:pPr>
       <w:r>
@@ -14014,7 +13991,16 @@
           <w:szCs w:val="24"/>
           <w:lang w:val="en-US"/>
         </w:rPr>
-        <w:t>}}. {{</w:t>
+        <w:t xml:space="preserve">}}. </w:t>
+      </w:r>
+      <w:r>
+        <w:rPr>
+          <w:rFonts w:ascii="Times New Roman" w:hAnsi="Times New Roman" w:cs="Times New Roman"/>
+          <w:bCs/>
+          <w:sz w:val="24"/>
+          <w:szCs w:val="24"/>
+        </w:rPr>
+        <w:t>{{</w:t>
       </w:r>
       <w:proofErr w:type="spellStart"/>
       <w:r>
@@ -14025,7 +14011,7 @@
           <w:szCs w:val="24"/>
           <w:lang w:val="en-US"/>
         </w:rPr>
-        <w:t>i.content</w:t>
+        <w:t>i</w:t>
       </w:r>
       <w:proofErr w:type="spellEnd"/>
       <w:r>
@@ -14034,7 +14020,27 @@
           <w:bCs/>
           <w:sz w:val="24"/>
           <w:szCs w:val="24"/>
-          <w:lang w:val="en-US"/>
+        </w:rPr>
+        <w:t>.</w:t>
+      </w:r>
+      <w:proofErr w:type="spellStart"/>
+      <w:r>
+        <w:rPr>
+          <w:rFonts w:ascii="Times New Roman" w:hAnsi="Times New Roman" w:cs="Times New Roman"/>
+          <w:bCs/>
+          <w:sz w:val="24"/>
+          <w:szCs w:val="24"/>
+          <w:lang w:val="en-US"/>
+        </w:rPr>
+        <w:t>content</w:t>
+      </w:r>
+      <w:proofErr w:type="spellEnd"/>
+      <w:r>
+        <w:rPr>
+          <w:rFonts w:ascii="Times New Roman" w:hAnsi="Times New Roman" w:cs="Times New Roman"/>
+          <w:bCs/>
+          <w:sz w:val="24"/>
+          <w:szCs w:val="24"/>
         </w:rPr>
         <w:t>}}</w:t>
       </w:r>
@@ -14087,17 +14093,7 @@
           <w:sz w:val="24"/>
           <w:szCs w:val="24"/>
         </w:rPr>
-        <w:t>12</w:t>
-      </w:r>
-      <w:r>
-        <w:rPr>
-          <w:rFonts w:ascii="Times New Roman" w:hAnsi="Times New Roman" w:cs="Times New Roman"/>
-          <w:b/>
-          <w:bCs/>
-          <w:sz w:val="24"/>
-          <w:szCs w:val="24"/>
-        </w:rPr>
-        <w:t xml:space="preserve"> </w:t>
+        <w:t xml:space="preserve">12 </w:t>
       </w:r>
       <w:r>
         <w:rPr>
@@ -14219,8 +14215,6 @@
         </w:rPr>
         <w:t xml:space="preserve"> %}</w:t>
       </w:r>
-      <w:bookmarkStart w:id="0" w:name="_GoBack"/>
-      <w:bookmarkEnd w:id="0"/>
     </w:p>
     <w:sectPr>
       <w:footerReference w:type="default" r:id="rId7"/>
@@ -14304,7 +14298,7 @@
             <w:noProof/>
             <w:sz w:val="24"/>
           </w:rPr>
-          <w:t>4</w:t>
+          <w:t>6</w:t>
         </w:r>
         <w:r>
           <w:rPr>
@@ -15319,7 +15313,7 @@
 </file>
 
 <file path=customXml/itemProps1.xml><?xml version="1.0" encoding="utf-8"?>
-<ds:datastoreItem xmlns:ds="http://schemas.openxmlformats.org/officeDocument/2006/customXml" ds:itemID="{86D0ACDF-5CA1-4DB9-830C-476DDBB81002}">
+<ds:datastoreItem xmlns:ds="http://schemas.openxmlformats.org/officeDocument/2006/customXml" ds:itemID="{467483FF-CEFC-4E5F-8399-C64486F5AF7E}">
   <ds:schemaRefs>
     <ds:schemaRef ds:uri="http://schemas.openxmlformats.org/officeDocument/2006/bibliography"/>
   </ds:schemaRefs>

--- a/templates/docxRPD/rpd.docx
+++ b/templates/docxRPD/rpd.docx
@@ -2668,20 +2668,19 @@
       <w:tblPr>
         <w:tblStyle w:val="ab"/>
         <w:tblW w:w="0" w:type="auto"/>
-        <w:tblLayout w:type="fixed"/>
         <w:tblLook w:val="04A0" w:firstRow="1" w:lastRow="0" w:firstColumn="1" w:lastColumn="0" w:noHBand="0" w:noVBand="1"/>
       </w:tblPr>
       <w:tblGrid>
-        <w:gridCol w:w="3681"/>
-        <w:gridCol w:w="1843"/>
-        <w:gridCol w:w="814"/>
-        <w:gridCol w:w="2164"/>
-        <w:gridCol w:w="843"/>
+        <w:gridCol w:w="3029"/>
+        <w:gridCol w:w="2208"/>
+        <w:gridCol w:w="734"/>
+        <w:gridCol w:w="2513"/>
+        <w:gridCol w:w="861"/>
       </w:tblGrid>
       <w:tr>
         <w:tc>
           <w:tcPr>
-            <w:tcW w:w="3681" w:type="dxa"/>
+            <w:tcW w:w="0" w:type="auto"/>
             <w:vAlign w:val="center"/>
           </w:tcPr>
           <w:p>
@@ -2707,7 +2706,7 @@
         </w:tc>
         <w:tc>
           <w:tcPr>
-            <w:tcW w:w="5664" w:type="dxa"/>
+            <w:tcW w:w="0" w:type="auto"/>
             <w:gridSpan w:val="4"/>
             <w:vAlign w:val="center"/>
           </w:tcPr>
@@ -2813,9 +2812,12 @@
         </w:tc>
       </w:tr>
       <w:tr>
-        <w:tc>
-          <w:tcPr>
-            <w:tcW w:w="3681" w:type="dxa"/>
+        <w:trPr>
+          <w:trHeight w:val="70"/>
+        </w:trPr>
+        <w:tc>
+          <w:tcPr>
+            <w:tcW w:w="0" w:type="auto"/>
           </w:tcPr>
           <w:p>
             <w:pPr>
@@ -2837,7 +2839,7 @@
         </w:tc>
         <w:tc>
           <w:tcPr>
-            <w:tcW w:w="1843" w:type="dxa"/>
+            <w:tcW w:w="0" w:type="auto"/>
             <w:vAlign w:val="center"/>
           </w:tcPr>
           <w:p>
@@ -2861,7 +2863,7 @@
         </w:tc>
         <w:tc>
           <w:tcPr>
-            <w:tcW w:w="814" w:type="dxa"/>
+            <w:tcW w:w="0" w:type="auto"/>
             <w:vAlign w:val="center"/>
           </w:tcPr>
           <w:p>
@@ -2927,7 +2929,7 @@
         </w:tc>
         <w:tc>
           <w:tcPr>
-            <w:tcW w:w="2164" w:type="dxa"/>
+            <w:tcW w:w="0" w:type="auto"/>
             <w:vAlign w:val="center"/>
           </w:tcPr>
           <w:p>
@@ -2999,7 +3001,7 @@
         </w:tc>
         <w:tc>
           <w:tcPr>
-            <w:tcW w:w="843" w:type="dxa"/>
+            <w:tcW w:w="0" w:type="auto"/>
             <w:vAlign w:val="center"/>
           </w:tcPr>
           <w:p>
@@ -3065,9 +3067,12 @@
         </w:tc>
       </w:tr>
       <w:tr>
-        <w:tc>
-          <w:tcPr>
-            <w:tcW w:w="3681" w:type="dxa"/>
+        <w:trPr>
+          <w:trHeight w:val="70"/>
+        </w:trPr>
+        <w:tc>
+          <w:tcPr>
+            <w:tcW w:w="0" w:type="auto"/>
           </w:tcPr>
           <w:p>
             <w:pPr>
@@ -3089,7 +3094,7 @@
         </w:tc>
         <w:tc>
           <w:tcPr>
-            <w:tcW w:w="1843" w:type="dxa"/>
+            <w:tcW w:w="0" w:type="auto"/>
             <w:vAlign w:val="center"/>
           </w:tcPr>
           <w:p>
@@ -3165,7 +3170,7 @@
         </w:tc>
         <w:tc>
           <w:tcPr>
-            <w:tcW w:w="814" w:type="dxa"/>
+            <w:tcW w:w="0" w:type="auto"/>
             <w:vAlign w:val="center"/>
           </w:tcPr>
           <w:p>
@@ -3231,7 +3236,7 @@
         </w:tc>
         <w:tc>
           <w:tcPr>
-            <w:tcW w:w="2164" w:type="dxa"/>
+            <w:tcW w:w="0" w:type="auto"/>
             <w:vAlign w:val="center"/>
           </w:tcPr>
           <w:p>
@@ -3277,7 +3282,7 @@
         </w:tc>
         <w:tc>
           <w:tcPr>
-            <w:tcW w:w="843" w:type="dxa"/>
+            <w:tcW w:w="0" w:type="auto"/>
           </w:tcPr>
           <w:p>
             <w:pPr>
@@ -3342,31 +3347,50 @@
         </w:tc>
       </w:tr>
       <w:tr>
-        <w:tc>
-          <w:tcPr>
-            <w:tcW w:w="3681" w:type="dxa"/>
-          </w:tcPr>
-          <w:p>
-            <w:pPr>
-              <w:rPr>
-                <w:rFonts w:ascii="Times New Roman" w:hAnsi="Times New Roman" w:cs="Times New Roman"/>
-                <w:sz w:val="24"/>
-                <w:szCs w:val="24"/>
-              </w:rPr>
-            </w:pPr>
-            <w:r>
-              <w:rPr>
-                <w:rFonts w:ascii="Times New Roman" w:hAnsi="Times New Roman" w:cs="Times New Roman"/>
-                <w:sz w:val="24"/>
-                <w:szCs w:val="24"/>
-              </w:rPr>
-              <w:t xml:space="preserve">    лекции</w:t>
-            </w:r>
-          </w:p>
-        </w:tc>
-        <w:tc>
-          <w:tcPr>
-            <w:tcW w:w="1843" w:type="dxa"/>
+        <w:trPr>
+          <w:trHeight w:val="70"/>
+        </w:trPr>
+        <w:tc>
+          <w:tcPr>
+            <w:tcW w:w="0" w:type="auto"/>
+          </w:tcPr>
+          <w:p>
+            <w:pPr>
+              <w:rPr>
+                <w:rFonts w:ascii="Times New Roman" w:hAnsi="Times New Roman" w:cs="Times New Roman"/>
+                <w:sz w:val="24"/>
+                <w:szCs w:val="24"/>
+              </w:rPr>
+            </w:pPr>
+            <w:r>
+              <w:rPr>
+                <w:rFonts w:ascii="Times New Roman" w:hAnsi="Times New Roman" w:cs="Times New Roman"/>
+                <w:sz w:val="24"/>
+                <w:szCs w:val="24"/>
+              </w:rPr>
+              <w:t xml:space="preserve">    </w:t>
+            </w:r>
+            <w:r>
+              <w:rPr>
+                <w:rFonts w:ascii="Times New Roman" w:hAnsi="Times New Roman" w:cs="Times New Roman"/>
+                <w:sz w:val="24"/>
+                <w:szCs w:val="24"/>
+              </w:rPr>
+              <w:t>Л</w:t>
+            </w:r>
+            <w:r>
+              <w:rPr>
+                <w:rFonts w:ascii="Times New Roman" w:hAnsi="Times New Roman" w:cs="Times New Roman"/>
+                <w:sz w:val="24"/>
+                <w:szCs w:val="24"/>
+              </w:rPr>
+              <w:t>екции</w:t>
+            </w:r>
+          </w:p>
+        </w:tc>
+        <w:tc>
+          <w:tcPr>
+            <w:tcW w:w="0" w:type="auto"/>
             <w:vAlign w:val="center"/>
           </w:tcPr>
           <w:p>
@@ -3464,7 +3488,7 @@
         </w:tc>
         <w:tc>
           <w:tcPr>
-            <w:tcW w:w="814" w:type="dxa"/>
+            <w:tcW w:w="0" w:type="auto"/>
             <w:vAlign w:val="center"/>
           </w:tcPr>
           <w:p>
@@ -3584,7 +3608,7 @@
         </w:tc>
         <w:tc>
           <w:tcPr>
-            <w:tcW w:w="2164" w:type="dxa"/>
+            <w:tcW w:w="0" w:type="auto"/>
             <w:vAlign w:val="center"/>
           </w:tcPr>
           <w:p>
@@ -3670,7 +3694,7 @@
         </w:tc>
         <w:tc>
           <w:tcPr>
-            <w:tcW w:w="843" w:type="dxa"/>
+            <w:tcW w:w="0" w:type="auto"/>
           </w:tcPr>
           <w:p>
             <w:pPr>
@@ -3731,9 +3755,12 @@
         </w:tc>
       </w:tr>
       <w:tr>
-        <w:tc>
-          <w:tcPr>
-            <w:tcW w:w="3681" w:type="dxa"/>
+        <w:trPr>
+          <w:trHeight w:val="1077"/>
+        </w:trPr>
+        <w:tc>
+          <w:tcPr>
+            <w:tcW w:w="0" w:type="auto"/>
           </w:tcPr>
           <w:p>
             <w:pPr>
@@ -3780,7 +3807,7 @@
         </w:tc>
         <w:tc>
           <w:tcPr>
-            <w:tcW w:w="1843" w:type="dxa"/>
+            <w:tcW w:w="0" w:type="auto"/>
             <w:vAlign w:val="center"/>
           </w:tcPr>
           <w:p>
@@ -3876,7 +3903,7 @@
         </w:tc>
         <w:tc>
           <w:tcPr>
-            <w:tcW w:w="814" w:type="dxa"/>
+            <w:tcW w:w="0" w:type="auto"/>
             <w:vAlign w:val="center"/>
           </w:tcPr>
           <w:p>
@@ -4005,7 +4032,7 @@
         </w:tc>
         <w:tc>
           <w:tcPr>
-            <w:tcW w:w="2164" w:type="dxa"/>
+            <w:tcW w:w="0" w:type="auto"/>
             <w:vAlign w:val="center"/>
           </w:tcPr>
           <w:p>
@@ -4060,7 +4087,7 @@
         </w:tc>
         <w:tc>
           <w:tcPr>
-            <w:tcW w:w="843" w:type="dxa"/>
+            <w:tcW w:w="0" w:type="auto"/>
           </w:tcPr>
           <w:p>
             <w:pPr>
@@ -4125,9 +4152,12 @@
         </w:tc>
       </w:tr>
       <w:tr>
-        <w:tc>
-          <w:tcPr>
-            <w:tcW w:w="3681" w:type="dxa"/>
+        <w:trPr>
+          <w:trHeight w:val="70"/>
+        </w:trPr>
+        <w:tc>
+          <w:tcPr>
+            <w:tcW w:w="0" w:type="auto"/>
           </w:tcPr>
           <w:p>
             <w:pPr>
@@ -4158,7 +4188,7 @@
         </w:tc>
         <w:tc>
           <w:tcPr>
-            <w:tcW w:w="1843" w:type="dxa"/>
+            <w:tcW w:w="0" w:type="auto"/>
             <w:vAlign w:val="center"/>
           </w:tcPr>
           <w:p>
@@ -4213,7 +4243,7 @@
         </w:tc>
         <w:tc>
           <w:tcPr>
-            <w:tcW w:w="814" w:type="dxa"/>
+            <w:tcW w:w="0" w:type="auto"/>
             <w:vAlign w:val="center"/>
           </w:tcPr>
           <w:p>
@@ -4279,7 +4309,7 @@
         </w:tc>
         <w:tc>
           <w:tcPr>
-            <w:tcW w:w="2164" w:type="dxa"/>
+            <w:tcW w:w="0" w:type="auto"/>
             <w:vAlign w:val="center"/>
           </w:tcPr>
           <w:p>
@@ -4334,7 +4364,7 @@
         </w:tc>
         <w:tc>
           <w:tcPr>
-            <w:tcW w:w="843" w:type="dxa"/>
+            <w:tcW w:w="0" w:type="auto"/>
           </w:tcPr>
           <w:p>
             <w:pPr>
@@ -4399,25 +4429,56 @@
         </w:tc>
       </w:tr>
       <w:tr>
-        <w:tc>
-          <w:tcPr>
-            <w:tcW w:w="3681" w:type="dxa"/>
-          </w:tcPr>
-          <w:p>
-            <w:pPr>
-              <w:rPr>
-                <w:rFonts w:ascii="Times New Roman" w:hAnsi="Times New Roman" w:cs="Times New Roman"/>
-                <w:sz w:val="24"/>
-                <w:szCs w:val="24"/>
-              </w:rPr>
-            </w:pPr>
-            <w:r>
-              <w:rPr>
-                <w:rFonts w:ascii="Times New Roman" w:hAnsi="Times New Roman" w:cs="Times New Roman"/>
-                <w:sz w:val="24"/>
-                <w:szCs w:val="24"/>
-              </w:rPr>
-              <w:t xml:space="preserve">Самостоятельная работа (в </w:t>
+        <w:trPr>
+          <w:trHeight w:val="70"/>
+        </w:trPr>
+        <w:tc>
+          <w:tcPr>
+            <w:tcW w:w="0" w:type="auto"/>
+          </w:tcPr>
+          <w:p>
+            <w:pPr>
+              <w:rPr>
+                <w:rFonts w:ascii="Times New Roman" w:hAnsi="Times New Roman" w:cs="Times New Roman"/>
+                <w:sz w:val="24"/>
+                <w:szCs w:val="24"/>
+              </w:rPr>
+            </w:pPr>
+            <w:r>
+              <w:rPr>
+                <w:rFonts w:ascii="Times New Roman" w:hAnsi="Times New Roman" w:cs="Times New Roman"/>
+                <w:sz w:val="24"/>
+                <w:szCs w:val="24"/>
+              </w:rPr>
+              <w:t>Контактная работа, в том числе</w:t>
+            </w:r>
+            <w:bookmarkStart w:id="0" w:name="_GoBack"/>
+            <w:bookmarkEnd w:id="0"/>
+          </w:p>
+        </w:tc>
+        <w:tc>
+          <w:tcPr>
+            <w:tcW w:w="0" w:type="auto"/>
+            <w:vAlign w:val="center"/>
+          </w:tcPr>
+          <w:p>
+            <w:pPr>
+              <w:jc w:val="center"/>
+              <w:rPr>
+                <w:rFonts w:ascii="Times New Roman" w:hAnsi="Times New Roman" w:cs="Times New Roman"/>
+                <w:sz w:val="24"/>
+                <w:szCs w:val="24"/>
+                <w:lang w:val="en-US"/>
+              </w:rPr>
+            </w:pPr>
+            <w:r>
+              <w:rPr>
+                <w:rFonts w:ascii="Times New Roman" w:hAnsi="Times New Roman" w:cs="Times New Roman"/>
+                <w:sz w:val="24"/>
+                <w:szCs w:val="24"/>
+                <w:lang w:val="en-US"/>
+              </w:rPr>
+              <w:t xml:space="preserve">{{ </w:t>
             </w:r>
             <w:proofErr w:type="spellStart"/>
             <w:r>
@@ -4425,8 +4486,9 @@
                 <w:rFonts w:ascii="Times New Roman" w:hAnsi="Times New Roman" w:cs="Times New Roman"/>
                 <w:sz w:val="24"/>
                 <w:szCs w:val="24"/>
-              </w:rPr>
-              <w:t>т.ч</w:t>
+                <w:lang w:val="en-US"/>
+              </w:rPr>
+              <w:t>sha</w:t>
             </w:r>
             <w:proofErr w:type="spellEnd"/>
             <w:r>
@@ -4434,14 +4496,38 @@
                 <w:rFonts w:ascii="Times New Roman" w:hAnsi="Times New Roman" w:cs="Times New Roman"/>
                 <w:sz w:val="24"/>
                 <w:szCs w:val="24"/>
-              </w:rPr>
-              <w:t>. курсовое проектирование)</w:t>
-            </w:r>
-          </w:p>
-        </w:tc>
-        <w:tc>
-          <w:tcPr>
-            <w:tcW w:w="1843" w:type="dxa"/>
+                <w:lang w:val="en-US"/>
+              </w:rPr>
+              <w:t>.</w:t>
+            </w:r>
+            <w:r>
+              <w:t xml:space="preserve"> </w:t>
+            </w:r>
+            <w:proofErr w:type="spellStart"/>
+            <w:r>
+              <w:rPr>
+                <w:rFonts w:ascii="Times New Roman" w:hAnsi="Times New Roman" w:cs="Times New Roman"/>
+                <w:sz w:val="24"/>
+                <w:szCs w:val="24"/>
+                <w:lang w:val="en-US"/>
+              </w:rPr>
+              <w:t>contact_hours_all</w:t>
+            </w:r>
+            <w:proofErr w:type="spellEnd"/>
+            <w:r>
+              <w:rPr>
+                <w:rFonts w:ascii="Times New Roman" w:hAnsi="Times New Roman" w:cs="Times New Roman"/>
+                <w:sz w:val="24"/>
+                <w:szCs w:val="24"/>
+                <w:lang w:val="en-US"/>
+              </w:rPr>
+              <w:t xml:space="preserve"> }}</w:t>
+            </w:r>
+          </w:p>
+        </w:tc>
+        <w:tc>
+          <w:tcPr>
+            <w:tcW w:w="0" w:type="auto"/>
             <w:vAlign w:val="center"/>
           </w:tcPr>
           <w:p>
@@ -4461,7 +4547,7 @@
                 <w:szCs w:val="24"/>
                 <w:lang w:val="en-US"/>
               </w:rPr>
-              <w:t xml:space="preserve">{{ </w:t>
+              <w:t>{%</w:t>
             </w:r>
             <w:proofErr w:type="spellStart"/>
             <w:r>
@@ -4471,16 +4557,7 @@
                 <w:szCs w:val="24"/>
                 <w:lang w:val="en-US"/>
               </w:rPr>
-              <w:t>sha</w:t>
-            </w:r>
-            <w:r>
-              <w:rPr>
-                <w:rFonts w:ascii="Times New Roman" w:hAnsi="Times New Roman" w:cs="Times New Roman"/>
-                <w:sz w:val="24"/>
-                <w:szCs w:val="24"/>
-                <w:lang w:val="en-US"/>
-              </w:rPr>
-              <w:t>.srs_hours_all</w:t>
+              <w:t>tc</w:t>
             </w:r>
             <w:proofErr w:type="spellEnd"/>
             <w:r>
@@ -4490,13 +4567,33 @@
                 <w:szCs w:val="24"/>
                 <w:lang w:val="en-US"/>
               </w:rPr>
-              <w:t xml:space="preserve"> }}</w:t>
-            </w:r>
-          </w:p>
-        </w:tc>
-        <w:tc>
-          <w:tcPr>
-            <w:tcW w:w="814" w:type="dxa"/>
+              <w:t xml:space="preserve"> for item in </w:t>
+            </w:r>
+            <w:proofErr w:type="spellStart"/>
+            <w:r>
+              <w:rPr>
+                <w:rFonts w:ascii="Times New Roman" w:hAnsi="Times New Roman" w:cs="Times New Roman"/>
+                <w:sz w:val="24"/>
+                <w:szCs w:val="24"/>
+                <w:lang w:val="en-US"/>
+              </w:rPr>
+              <w:t>sh</w:t>
+            </w:r>
+            <w:proofErr w:type="spellEnd"/>
+            <w:r>
+              <w:rPr>
+                <w:rFonts w:ascii="Times New Roman" w:hAnsi="Times New Roman" w:cs="Times New Roman"/>
+                <w:sz w:val="24"/>
+                <w:szCs w:val="24"/>
+                <w:lang w:val="en-US"/>
+              </w:rPr>
+              <w:t xml:space="preserve"> %}</w:t>
+            </w:r>
+          </w:p>
+        </w:tc>
+        <w:tc>
+          <w:tcPr>
+            <w:tcW w:w="0" w:type="auto"/>
             <w:vAlign w:val="center"/>
           </w:tcPr>
           <w:p>
@@ -4516,6 +4613,61 @@
                 <w:szCs w:val="24"/>
                 <w:lang w:val="en-US"/>
               </w:rPr>
+              <w:t>{{item.</w:t>
+            </w:r>
+            <w:r>
+              <w:t>c</w:t>
+            </w:r>
+            <w:proofErr w:type="spellStart"/>
+            <w:r>
+              <w:rPr>
+                <w:rFonts w:ascii="Times New Roman" w:hAnsi="Times New Roman" w:cs="Times New Roman"/>
+                <w:sz w:val="24"/>
+                <w:szCs w:val="24"/>
+                <w:lang w:val="en-US"/>
+              </w:rPr>
+              <w:t>ontact</w:t>
+            </w:r>
+            <w:r>
+              <w:rPr>
+                <w:rFonts w:ascii="Times New Roman" w:hAnsi="Times New Roman" w:cs="Times New Roman"/>
+                <w:sz w:val="24"/>
+                <w:szCs w:val="24"/>
+                <w:lang w:val="en-US"/>
+              </w:rPr>
+              <w:t>_hours</w:t>
+            </w:r>
+            <w:proofErr w:type="spellEnd"/>
+            <w:r>
+              <w:rPr>
+                <w:rFonts w:ascii="Times New Roman" w:hAnsi="Times New Roman" w:cs="Times New Roman"/>
+                <w:sz w:val="24"/>
+                <w:szCs w:val="24"/>
+                <w:lang w:val="en-US"/>
+              </w:rPr>
+              <w:t>}}</w:t>
+            </w:r>
+          </w:p>
+        </w:tc>
+        <w:tc>
+          <w:tcPr>
+            <w:tcW w:w="0" w:type="auto"/>
+          </w:tcPr>
+          <w:p>
+            <w:pPr>
+              <w:jc w:val="center"/>
+              <w:rPr>
+                <w:rFonts w:ascii="Times New Roman" w:hAnsi="Times New Roman" w:cs="Times New Roman"/>
+                <w:sz w:val="24"/>
+                <w:szCs w:val="24"/>
+              </w:rPr>
+            </w:pPr>
+            <w:r>
+              <w:rPr>
+                <w:rFonts w:ascii="Times New Roman" w:hAnsi="Times New Roman" w:cs="Times New Roman"/>
+                <w:sz w:val="24"/>
+                <w:szCs w:val="24"/>
+              </w:rPr>
               <w:t>{%</w:t>
             </w:r>
             <w:proofErr w:type="spellStart"/>
@@ -4534,9 +4686,8 @@
                 <w:rFonts w:ascii="Times New Roman" w:hAnsi="Times New Roman" w:cs="Times New Roman"/>
                 <w:sz w:val="24"/>
                 <w:szCs w:val="24"/>
-                <w:lang w:val="en-US"/>
-              </w:rPr>
-              <w:t xml:space="preserve"> for item in </w:t>
+              </w:rPr>
+              <w:t xml:space="preserve"> </w:t>
             </w:r>
             <w:proofErr w:type="spellStart"/>
             <w:r>
@@ -4546,7 +4697,7 @@
                 <w:szCs w:val="24"/>
                 <w:lang w:val="en-US"/>
               </w:rPr>
-              <w:t>sh</w:t>
+              <w:t>endfor</w:t>
             </w:r>
             <w:proofErr w:type="spellEnd"/>
             <w:r>
@@ -4554,127 +4705,6 @@
                 <w:rFonts w:ascii="Times New Roman" w:hAnsi="Times New Roman" w:cs="Times New Roman"/>
                 <w:sz w:val="24"/>
                 <w:szCs w:val="24"/>
-                <w:lang w:val="en-US"/>
-              </w:rPr>
-              <w:t xml:space="preserve"> %}</w:t>
-            </w:r>
-          </w:p>
-        </w:tc>
-        <w:tc>
-          <w:tcPr>
-            <w:tcW w:w="2164" w:type="dxa"/>
-            <w:vAlign w:val="center"/>
-          </w:tcPr>
-          <w:p>
-            <w:pPr>
-              <w:jc w:val="center"/>
-              <w:rPr>
-                <w:rFonts w:ascii="Times New Roman" w:hAnsi="Times New Roman" w:cs="Times New Roman"/>
-                <w:sz w:val="24"/>
-                <w:szCs w:val="24"/>
-                <w:lang w:val="en-US"/>
-              </w:rPr>
-            </w:pPr>
-            <w:r>
-              <w:rPr>
-                <w:rFonts w:ascii="Times New Roman" w:hAnsi="Times New Roman" w:cs="Times New Roman"/>
-                <w:sz w:val="24"/>
-                <w:szCs w:val="24"/>
-                <w:lang w:val="en-US"/>
-              </w:rPr>
-              <w:t>{{</w:t>
-            </w:r>
-            <w:proofErr w:type="spellStart"/>
-            <w:r>
-              <w:rPr>
-                <w:rFonts w:ascii="Times New Roman" w:hAnsi="Times New Roman" w:cs="Times New Roman"/>
-                <w:sz w:val="24"/>
-                <w:szCs w:val="24"/>
-                <w:lang w:val="en-US"/>
-              </w:rPr>
-              <w:t>item.srs_hour</w:t>
-            </w:r>
-            <w:r>
-              <w:rPr>
-                <w:rFonts w:ascii="Times New Roman" w:hAnsi="Times New Roman" w:cs="Times New Roman"/>
-                <w:sz w:val="24"/>
-                <w:szCs w:val="24"/>
-                <w:lang w:val="en-US"/>
-              </w:rPr>
-              <w:t>s</w:t>
-            </w:r>
-            <w:proofErr w:type="spellEnd"/>
-            <w:r>
-              <w:rPr>
-                <w:rFonts w:ascii="Times New Roman" w:hAnsi="Times New Roman" w:cs="Times New Roman"/>
-                <w:sz w:val="24"/>
-                <w:szCs w:val="24"/>
-                <w:lang w:val="en-US"/>
-              </w:rPr>
-              <w:t>}}</w:t>
-            </w:r>
-          </w:p>
-        </w:tc>
-        <w:tc>
-          <w:tcPr>
-            <w:tcW w:w="843" w:type="dxa"/>
-          </w:tcPr>
-          <w:p>
-            <w:pPr>
-              <w:jc w:val="center"/>
-              <w:rPr>
-                <w:rFonts w:ascii="Times New Roman" w:hAnsi="Times New Roman" w:cs="Times New Roman"/>
-                <w:sz w:val="24"/>
-                <w:szCs w:val="24"/>
-                <w:lang w:val="en-US"/>
-              </w:rPr>
-            </w:pPr>
-            <w:r>
-              <w:rPr>
-                <w:rFonts w:ascii="Times New Roman" w:hAnsi="Times New Roman" w:cs="Times New Roman"/>
-                <w:sz w:val="24"/>
-                <w:szCs w:val="24"/>
-                <w:lang w:val="en-US"/>
-              </w:rPr>
-              <w:t>{%</w:t>
-            </w:r>
-            <w:proofErr w:type="spellStart"/>
-            <w:r>
-              <w:rPr>
-                <w:rFonts w:ascii="Times New Roman" w:hAnsi="Times New Roman" w:cs="Times New Roman"/>
-                <w:sz w:val="24"/>
-                <w:szCs w:val="24"/>
-                <w:lang w:val="en-US"/>
-              </w:rPr>
-              <w:t>tc</w:t>
-            </w:r>
-            <w:proofErr w:type="spellEnd"/>
-            <w:r>
-              <w:rPr>
-                <w:rFonts w:ascii="Times New Roman" w:hAnsi="Times New Roman" w:cs="Times New Roman"/>
-                <w:sz w:val="24"/>
-                <w:szCs w:val="24"/>
-                <w:lang w:val="en-US"/>
-              </w:rPr>
-              <w:t xml:space="preserve"> </w:t>
-            </w:r>
-            <w:proofErr w:type="spellStart"/>
-            <w:r>
-              <w:rPr>
-                <w:rFonts w:ascii="Times New Roman" w:hAnsi="Times New Roman" w:cs="Times New Roman"/>
-                <w:sz w:val="24"/>
-                <w:szCs w:val="24"/>
-                <w:lang w:val="en-US"/>
-              </w:rPr>
-              <w:t>endfor</w:t>
-            </w:r>
-            <w:proofErr w:type="spellEnd"/>
-            <w:r>
-              <w:rPr>
-                <w:rFonts w:ascii="Times New Roman" w:hAnsi="Times New Roman" w:cs="Times New Roman"/>
-                <w:sz w:val="24"/>
-                <w:szCs w:val="24"/>
-                <w:lang w:val="en-US"/>
               </w:rPr>
               <w:t xml:space="preserve"> %}</w:t>
             </w:r>
@@ -4682,31 +4712,42 @@
         </w:tc>
       </w:tr>
       <w:tr>
-        <w:tc>
-          <w:tcPr>
-            <w:tcW w:w="3681" w:type="dxa"/>
-          </w:tcPr>
-          <w:p>
-            <w:pPr>
-              <w:rPr>
-                <w:rFonts w:ascii="Times New Roman" w:hAnsi="Times New Roman" w:cs="Times New Roman"/>
-                <w:sz w:val="24"/>
-                <w:szCs w:val="24"/>
-              </w:rPr>
-            </w:pPr>
-            <w:r>
-              <w:rPr>
-                <w:rFonts w:ascii="Times New Roman" w:hAnsi="Times New Roman" w:cs="Times New Roman"/>
-                <w:sz w:val="24"/>
-                <w:szCs w:val="24"/>
-              </w:rPr>
-              <w:t>Трудоемкость промежуточной аттестации</w:t>
-            </w:r>
-          </w:p>
-        </w:tc>
-        <w:tc>
-          <w:tcPr>
-            <w:tcW w:w="1843" w:type="dxa"/>
+        <w:trPr>
+          <w:trHeight w:val="70"/>
+        </w:trPr>
+        <w:tc>
+          <w:tcPr>
+            <w:tcW w:w="0" w:type="auto"/>
+          </w:tcPr>
+          <w:p>
+            <w:pPr>
+              <w:rPr>
+                <w:rFonts w:ascii="Times New Roman" w:hAnsi="Times New Roman" w:cs="Times New Roman"/>
+                <w:sz w:val="24"/>
+                <w:szCs w:val="24"/>
+              </w:rPr>
+            </w:pPr>
+            <w:r>
+              <w:rPr>
+                <w:rFonts w:ascii="Times New Roman" w:hAnsi="Times New Roman" w:cs="Times New Roman"/>
+                <w:sz w:val="24"/>
+                <w:szCs w:val="24"/>
+              </w:rPr>
+              <w:t xml:space="preserve">    </w:t>
+            </w:r>
+            <w:r>
+              <w:rPr>
+                <w:rFonts w:ascii="Times New Roman" w:hAnsi="Times New Roman" w:cs="Times New Roman"/>
+                <w:sz w:val="24"/>
+                <w:szCs w:val="24"/>
+              </w:rPr>
+              <w:t>в форме работы в электронной информационной образовательной среде</w:t>
+            </w:r>
+          </w:p>
+        </w:tc>
+        <w:tc>
+          <w:tcPr>
+            <w:tcW w:w="0" w:type="auto"/>
             <w:vAlign w:val="center"/>
           </w:tcPr>
           <w:p>
@@ -4726,7 +4767,7 @@
                 <w:szCs w:val="24"/>
                 <w:lang w:val="en-US"/>
               </w:rPr>
-              <w:t xml:space="preserve">{{ </w:t>
+              <w:t>{{</w:t>
             </w:r>
             <w:proofErr w:type="spellStart"/>
             <w:r>
@@ -4736,7 +4777,7 @@
                 <w:szCs w:val="24"/>
                 <w:lang w:val="en-US"/>
               </w:rPr>
-              <w:t>sha.ekz_hours_all</w:t>
+              <w:t>sha</w:t>
             </w:r>
             <w:proofErr w:type="spellEnd"/>
             <w:r>
@@ -4746,31 +4787,249 @@
                 <w:szCs w:val="24"/>
                 <w:lang w:val="en-US"/>
               </w:rPr>
+              <w:t>.</w:t>
+            </w:r>
+            <w:r>
+              <w:t xml:space="preserve"> </w:t>
+            </w:r>
+            <w:proofErr w:type="spellStart"/>
+            <w:r>
+              <w:rPr>
+                <w:rFonts w:ascii="Times New Roman" w:hAnsi="Times New Roman" w:cs="Times New Roman"/>
+                <w:sz w:val="24"/>
+                <w:szCs w:val="24"/>
+                <w:lang w:val="en-US"/>
+              </w:rPr>
+              <w:t>eios_hours_all</w:t>
+            </w:r>
+            <w:proofErr w:type="spellEnd"/>
+            <w:r>
+              <w:rPr>
+                <w:rFonts w:ascii="Times New Roman" w:hAnsi="Times New Roman" w:cs="Times New Roman"/>
+                <w:sz w:val="24"/>
+                <w:szCs w:val="24"/>
+                <w:lang w:val="en-US"/>
+              </w:rPr>
+              <w:t xml:space="preserve"> }}</w:t>
+            </w:r>
+          </w:p>
+        </w:tc>
+        <w:tc>
+          <w:tcPr>
+            <w:tcW w:w="0" w:type="auto"/>
+            <w:vAlign w:val="center"/>
+          </w:tcPr>
+          <w:p>
+            <w:pPr>
+              <w:jc w:val="center"/>
+              <w:rPr>
+                <w:rFonts w:ascii="Times New Roman" w:hAnsi="Times New Roman" w:cs="Times New Roman"/>
+                <w:sz w:val="24"/>
+                <w:szCs w:val="24"/>
+                <w:lang w:val="en-US"/>
+              </w:rPr>
+            </w:pPr>
+            <w:r>
+              <w:rPr>
+                <w:rFonts w:ascii="Times New Roman" w:hAnsi="Times New Roman" w:cs="Times New Roman"/>
+                <w:sz w:val="24"/>
+                <w:szCs w:val="24"/>
+                <w:lang w:val="en-US"/>
+              </w:rPr>
+              <w:t>{%</w:t>
+            </w:r>
+            <w:proofErr w:type="spellStart"/>
+            <w:r>
+              <w:rPr>
+                <w:rFonts w:ascii="Times New Roman" w:hAnsi="Times New Roman" w:cs="Times New Roman"/>
+                <w:sz w:val="24"/>
+                <w:szCs w:val="24"/>
+                <w:lang w:val="en-US"/>
+              </w:rPr>
+              <w:t>tc</w:t>
+            </w:r>
+            <w:proofErr w:type="spellEnd"/>
+            <w:r>
+              <w:rPr>
+                <w:rFonts w:ascii="Times New Roman" w:hAnsi="Times New Roman" w:cs="Times New Roman"/>
+                <w:sz w:val="24"/>
+                <w:szCs w:val="24"/>
+                <w:lang w:val="en-US"/>
+              </w:rPr>
+              <w:t xml:space="preserve"> </w:t>
+            </w:r>
+            <w:r>
+              <w:rPr>
+                <w:rFonts w:ascii="Times New Roman" w:hAnsi="Times New Roman" w:cs="Times New Roman"/>
+                <w:sz w:val="24"/>
+                <w:szCs w:val="24"/>
+                <w:lang w:val="en-US"/>
+              </w:rPr>
+              <w:t>for</w:t>
+            </w:r>
+            <w:r>
+              <w:rPr>
+                <w:rFonts w:ascii="Times New Roman" w:hAnsi="Times New Roman" w:cs="Times New Roman"/>
+                <w:sz w:val="24"/>
+                <w:szCs w:val="24"/>
+                <w:lang w:val="en-US"/>
+              </w:rPr>
+              <w:t xml:space="preserve"> </w:t>
+            </w:r>
+            <w:r>
+              <w:rPr>
+                <w:rFonts w:ascii="Times New Roman" w:hAnsi="Times New Roman" w:cs="Times New Roman"/>
+                <w:sz w:val="24"/>
+                <w:szCs w:val="24"/>
+                <w:lang w:val="en-US"/>
+              </w:rPr>
+              <w:t>item</w:t>
+            </w:r>
+            <w:r>
+              <w:rPr>
+                <w:rFonts w:ascii="Times New Roman" w:hAnsi="Times New Roman" w:cs="Times New Roman"/>
+                <w:sz w:val="24"/>
+                <w:szCs w:val="24"/>
+                <w:lang w:val="en-US"/>
+              </w:rPr>
+              <w:t xml:space="preserve"> </w:t>
+            </w:r>
+            <w:r>
+              <w:rPr>
+                <w:rFonts w:ascii="Times New Roman" w:hAnsi="Times New Roman" w:cs="Times New Roman"/>
+                <w:sz w:val="24"/>
+                <w:szCs w:val="24"/>
+                <w:lang w:val="en-US"/>
+              </w:rPr>
+              <w:t>in</w:t>
+            </w:r>
+            <w:r>
+              <w:rPr>
+                <w:rFonts w:ascii="Times New Roman" w:hAnsi="Times New Roman" w:cs="Times New Roman"/>
+                <w:sz w:val="24"/>
+                <w:szCs w:val="24"/>
+                <w:lang w:val="en-US"/>
+              </w:rPr>
+              <w:t xml:space="preserve"> </w:t>
+            </w:r>
+            <w:proofErr w:type="spellStart"/>
+            <w:r>
+              <w:rPr>
+                <w:rFonts w:ascii="Times New Roman" w:hAnsi="Times New Roman" w:cs="Times New Roman"/>
+                <w:sz w:val="24"/>
+                <w:szCs w:val="24"/>
+                <w:lang w:val="en-US"/>
+              </w:rPr>
+              <w:t>sh</w:t>
+            </w:r>
+            <w:proofErr w:type="spellEnd"/>
+            <w:r>
+              <w:rPr>
+                <w:rFonts w:ascii="Times New Roman" w:hAnsi="Times New Roman" w:cs="Times New Roman"/>
+                <w:sz w:val="24"/>
+                <w:szCs w:val="24"/>
+                <w:lang w:val="en-US"/>
+              </w:rPr>
+              <w:t xml:space="preserve"> %}</w:t>
+            </w:r>
+          </w:p>
+        </w:tc>
+        <w:tc>
+          <w:tcPr>
+            <w:tcW w:w="0" w:type="auto"/>
+            <w:vAlign w:val="center"/>
+          </w:tcPr>
+          <w:p>
+            <w:pPr>
+              <w:jc w:val="center"/>
+              <w:rPr>
+                <w:rFonts w:ascii="Times New Roman" w:hAnsi="Times New Roman" w:cs="Times New Roman"/>
+                <w:sz w:val="24"/>
+                <w:szCs w:val="24"/>
+              </w:rPr>
+            </w:pPr>
+            <w:r>
+              <w:rPr>
+                <w:rFonts w:ascii="Times New Roman" w:hAnsi="Times New Roman" w:cs="Times New Roman"/>
+                <w:sz w:val="24"/>
+                <w:szCs w:val="24"/>
+              </w:rPr>
+              <w:t>{{</w:t>
+            </w:r>
+            <w:r>
+              <w:rPr>
+                <w:rFonts w:ascii="Times New Roman" w:hAnsi="Times New Roman" w:cs="Times New Roman"/>
+                <w:sz w:val="24"/>
+                <w:szCs w:val="24"/>
+                <w:lang w:val="en-US"/>
+              </w:rPr>
+              <w:t>item</w:t>
+            </w:r>
+            <w:r>
+              <w:rPr>
+                <w:rFonts w:ascii="Times New Roman" w:hAnsi="Times New Roman" w:cs="Times New Roman"/>
+                <w:sz w:val="24"/>
+                <w:szCs w:val="24"/>
+              </w:rPr>
+              <w:t>.</w:t>
+            </w:r>
+            <w:proofErr w:type="spellStart"/>
+            <w:r>
+              <w:rPr>
+                <w:rFonts w:ascii="Times New Roman" w:hAnsi="Times New Roman" w:cs="Times New Roman"/>
+                <w:sz w:val="24"/>
+                <w:szCs w:val="24"/>
+                <w:lang w:val="en-US"/>
+              </w:rPr>
+              <w:t>eios</w:t>
+            </w:r>
+            <w:proofErr w:type="spellEnd"/>
+            <w:r>
+              <w:rPr>
+                <w:rFonts w:ascii="Times New Roman" w:hAnsi="Times New Roman" w:cs="Times New Roman"/>
+                <w:sz w:val="24"/>
+                <w:szCs w:val="24"/>
+              </w:rPr>
+              <w:t>_</w:t>
+            </w:r>
+            <w:r>
+              <w:rPr>
+                <w:rFonts w:ascii="Times New Roman" w:hAnsi="Times New Roman" w:cs="Times New Roman"/>
+                <w:sz w:val="24"/>
+                <w:szCs w:val="24"/>
+                <w:lang w:val="en-US"/>
+              </w:rPr>
+              <w:t>hours</w:t>
+            </w:r>
+            <w:r>
+              <w:rPr>
+                <w:rFonts w:ascii="Times New Roman" w:hAnsi="Times New Roman" w:cs="Times New Roman"/>
+                <w:sz w:val="24"/>
+                <w:szCs w:val="24"/>
+              </w:rPr>
               <w:t>}}</w:t>
             </w:r>
           </w:p>
         </w:tc>
         <w:tc>
           <w:tcPr>
-            <w:tcW w:w="814" w:type="dxa"/>
-            <w:vAlign w:val="center"/>
-          </w:tcPr>
-          <w:p>
-            <w:pPr>
-              <w:jc w:val="center"/>
-              <w:rPr>
-                <w:rFonts w:ascii="Times New Roman" w:hAnsi="Times New Roman" w:cs="Times New Roman"/>
-                <w:sz w:val="24"/>
-                <w:szCs w:val="24"/>
-                <w:lang w:val="en-US"/>
-              </w:rPr>
-            </w:pPr>
-            <w:r>
-              <w:rPr>
-                <w:rFonts w:ascii="Times New Roman" w:hAnsi="Times New Roman" w:cs="Times New Roman"/>
-                <w:sz w:val="24"/>
-                <w:szCs w:val="24"/>
-                <w:lang w:val="en-US"/>
+            <w:tcW w:w="0" w:type="auto"/>
+          </w:tcPr>
+          <w:p>
+            <w:pPr>
+              <w:jc w:val="center"/>
+              <w:rPr>
+                <w:rFonts w:ascii="Times New Roman" w:hAnsi="Times New Roman" w:cs="Times New Roman"/>
+                <w:sz w:val="24"/>
+                <w:szCs w:val="24"/>
+                <w:lang w:val="en-US"/>
+              </w:rPr>
+            </w:pPr>
+            <w:r>
+              <w:rPr>
+                <w:rFonts w:ascii="Times New Roman" w:hAnsi="Times New Roman" w:cs="Times New Roman"/>
+                <w:sz w:val="24"/>
+                <w:szCs w:val="24"/>
               </w:rPr>
               <w:t>{%</w:t>
             </w:r>
@@ -4790,118 +5049,6 @@
                 <w:rFonts w:ascii="Times New Roman" w:hAnsi="Times New Roman" w:cs="Times New Roman"/>
                 <w:sz w:val="24"/>
                 <w:szCs w:val="24"/>
-                <w:lang w:val="en-US"/>
-              </w:rPr>
-              <w:t xml:space="preserve"> for item in </w:t>
-            </w:r>
-            <w:proofErr w:type="spellStart"/>
-            <w:r>
-              <w:rPr>
-                <w:rFonts w:ascii="Times New Roman" w:hAnsi="Times New Roman" w:cs="Times New Roman"/>
-                <w:sz w:val="24"/>
-                <w:szCs w:val="24"/>
-                <w:lang w:val="en-US"/>
-              </w:rPr>
-              <w:t>sh</w:t>
-            </w:r>
-            <w:proofErr w:type="spellEnd"/>
-            <w:r>
-              <w:rPr>
-                <w:rFonts w:ascii="Times New Roman" w:hAnsi="Times New Roman" w:cs="Times New Roman"/>
-                <w:sz w:val="24"/>
-                <w:szCs w:val="24"/>
-                <w:lang w:val="en-US"/>
-              </w:rPr>
-              <w:t xml:space="preserve"> %}</w:t>
-            </w:r>
-          </w:p>
-        </w:tc>
-        <w:tc>
-          <w:tcPr>
-            <w:tcW w:w="2164" w:type="dxa"/>
-            <w:vAlign w:val="center"/>
-          </w:tcPr>
-          <w:p>
-            <w:pPr>
-              <w:jc w:val="center"/>
-              <w:rPr>
-                <w:rFonts w:ascii="Times New Roman" w:hAnsi="Times New Roman" w:cs="Times New Roman"/>
-                <w:sz w:val="24"/>
-                <w:szCs w:val="24"/>
-                <w:lang w:val="en-US"/>
-              </w:rPr>
-            </w:pPr>
-            <w:r>
-              <w:rPr>
-                <w:rFonts w:ascii="Times New Roman" w:hAnsi="Times New Roman" w:cs="Times New Roman"/>
-                <w:sz w:val="24"/>
-                <w:szCs w:val="24"/>
-                <w:lang w:val="en-US"/>
-              </w:rPr>
-              <w:t>{{</w:t>
-            </w:r>
-            <w:proofErr w:type="spellStart"/>
-            <w:r>
-              <w:rPr>
-                <w:rFonts w:ascii="Times New Roman" w:hAnsi="Times New Roman" w:cs="Times New Roman"/>
-                <w:sz w:val="24"/>
-                <w:szCs w:val="24"/>
-                <w:lang w:val="en-US"/>
-              </w:rPr>
-              <w:t>item.ekz_hours</w:t>
-            </w:r>
-            <w:proofErr w:type="spellEnd"/>
-            <w:r>
-              <w:rPr>
-                <w:rFonts w:ascii="Times New Roman" w:hAnsi="Times New Roman" w:cs="Times New Roman"/>
-                <w:sz w:val="24"/>
-                <w:szCs w:val="24"/>
-                <w:lang w:val="en-US"/>
-              </w:rPr>
-              <w:t>}}</w:t>
-            </w:r>
-          </w:p>
-        </w:tc>
-        <w:tc>
-          <w:tcPr>
-            <w:tcW w:w="843" w:type="dxa"/>
-          </w:tcPr>
-          <w:p>
-            <w:pPr>
-              <w:jc w:val="center"/>
-              <w:rPr>
-                <w:rFonts w:ascii="Times New Roman" w:hAnsi="Times New Roman" w:cs="Times New Roman"/>
-                <w:sz w:val="24"/>
-                <w:szCs w:val="24"/>
-                <w:lang w:val="en-US"/>
-              </w:rPr>
-            </w:pPr>
-            <w:r>
-              <w:rPr>
-                <w:rFonts w:ascii="Times New Roman" w:hAnsi="Times New Roman" w:cs="Times New Roman"/>
-                <w:sz w:val="24"/>
-                <w:szCs w:val="24"/>
-                <w:lang w:val="en-US"/>
-              </w:rPr>
-              <w:t>{%</w:t>
-            </w:r>
-            <w:proofErr w:type="spellStart"/>
-            <w:r>
-              <w:rPr>
-                <w:rFonts w:ascii="Times New Roman" w:hAnsi="Times New Roman" w:cs="Times New Roman"/>
-                <w:sz w:val="24"/>
-                <w:szCs w:val="24"/>
-                <w:lang w:val="en-US"/>
-              </w:rPr>
-              <w:t>tc</w:t>
-            </w:r>
-            <w:proofErr w:type="spellEnd"/>
-            <w:r>
-              <w:rPr>
-                <w:rFonts w:ascii="Times New Roman" w:hAnsi="Times New Roman" w:cs="Times New Roman"/>
-                <w:sz w:val="24"/>
-                <w:szCs w:val="24"/>
-                <w:lang w:val="en-US"/>
               </w:rPr>
               <w:t xml:space="preserve"> </w:t>
             </w:r>
@@ -4929,9 +5076,548 @@
         </w:tc>
       </w:tr>
       <w:tr>
-        <w:tc>
-          <w:tcPr>
-            <w:tcW w:w="3681" w:type="dxa"/>
+        <w:trPr>
+          <w:trHeight w:val="70"/>
+        </w:trPr>
+        <w:tc>
+          <w:tcPr>
+            <w:tcW w:w="0" w:type="auto"/>
+          </w:tcPr>
+          <w:p>
+            <w:pPr>
+              <w:rPr>
+                <w:rFonts w:ascii="Times New Roman" w:hAnsi="Times New Roman" w:cs="Times New Roman"/>
+                <w:sz w:val="24"/>
+                <w:szCs w:val="24"/>
+              </w:rPr>
+            </w:pPr>
+            <w:r>
+              <w:rPr>
+                <w:rFonts w:ascii="Times New Roman" w:hAnsi="Times New Roman" w:cs="Times New Roman"/>
+                <w:sz w:val="24"/>
+                <w:szCs w:val="24"/>
+              </w:rPr>
+              <w:t xml:space="preserve">Самостоятельная работа (в </w:t>
+            </w:r>
+            <w:proofErr w:type="spellStart"/>
+            <w:r>
+              <w:rPr>
+                <w:rFonts w:ascii="Times New Roman" w:hAnsi="Times New Roman" w:cs="Times New Roman"/>
+                <w:sz w:val="24"/>
+                <w:szCs w:val="24"/>
+              </w:rPr>
+              <w:t>т.ч</w:t>
+            </w:r>
+            <w:proofErr w:type="spellEnd"/>
+            <w:r>
+              <w:rPr>
+                <w:rFonts w:ascii="Times New Roman" w:hAnsi="Times New Roman" w:cs="Times New Roman"/>
+                <w:sz w:val="24"/>
+                <w:szCs w:val="24"/>
+              </w:rPr>
+              <w:t>. курсовое проектирование)</w:t>
+            </w:r>
+          </w:p>
+        </w:tc>
+        <w:tc>
+          <w:tcPr>
+            <w:tcW w:w="0" w:type="auto"/>
+            <w:vAlign w:val="center"/>
+          </w:tcPr>
+          <w:p>
+            <w:pPr>
+              <w:jc w:val="center"/>
+              <w:rPr>
+                <w:rFonts w:ascii="Times New Roman" w:hAnsi="Times New Roman" w:cs="Times New Roman"/>
+                <w:sz w:val="24"/>
+                <w:szCs w:val="24"/>
+                <w:lang w:val="en-US"/>
+              </w:rPr>
+            </w:pPr>
+            <w:r>
+              <w:rPr>
+                <w:rFonts w:ascii="Times New Roman" w:hAnsi="Times New Roman" w:cs="Times New Roman"/>
+                <w:sz w:val="24"/>
+                <w:szCs w:val="24"/>
+                <w:lang w:val="en-US"/>
+              </w:rPr>
+              <w:t xml:space="preserve">{{ </w:t>
+            </w:r>
+            <w:proofErr w:type="spellStart"/>
+            <w:r>
+              <w:rPr>
+                <w:rFonts w:ascii="Times New Roman" w:hAnsi="Times New Roman" w:cs="Times New Roman"/>
+                <w:sz w:val="24"/>
+                <w:szCs w:val="24"/>
+                <w:lang w:val="en-US"/>
+              </w:rPr>
+              <w:t>sha</w:t>
+            </w:r>
+            <w:r>
+              <w:rPr>
+                <w:rFonts w:ascii="Times New Roman" w:hAnsi="Times New Roman" w:cs="Times New Roman"/>
+                <w:sz w:val="24"/>
+                <w:szCs w:val="24"/>
+                <w:lang w:val="en-US"/>
+              </w:rPr>
+              <w:t>.srs_hours_all</w:t>
+            </w:r>
+            <w:proofErr w:type="spellEnd"/>
+            <w:r>
+              <w:rPr>
+                <w:rFonts w:ascii="Times New Roman" w:hAnsi="Times New Roman" w:cs="Times New Roman"/>
+                <w:sz w:val="24"/>
+                <w:szCs w:val="24"/>
+                <w:lang w:val="en-US"/>
+              </w:rPr>
+              <w:t xml:space="preserve"> }}</w:t>
+            </w:r>
+          </w:p>
+        </w:tc>
+        <w:tc>
+          <w:tcPr>
+            <w:tcW w:w="0" w:type="auto"/>
+            <w:vAlign w:val="center"/>
+          </w:tcPr>
+          <w:p>
+            <w:pPr>
+              <w:jc w:val="center"/>
+              <w:rPr>
+                <w:rFonts w:ascii="Times New Roman" w:hAnsi="Times New Roman" w:cs="Times New Roman"/>
+                <w:sz w:val="24"/>
+                <w:szCs w:val="24"/>
+                <w:lang w:val="en-US"/>
+              </w:rPr>
+            </w:pPr>
+            <w:r>
+              <w:rPr>
+                <w:rFonts w:ascii="Times New Roman" w:hAnsi="Times New Roman" w:cs="Times New Roman"/>
+                <w:sz w:val="24"/>
+                <w:szCs w:val="24"/>
+                <w:lang w:val="en-US"/>
+              </w:rPr>
+              <w:t>{%</w:t>
+            </w:r>
+            <w:proofErr w:type="spellStart"/>
+            <w:r>
+              <w:rPr>
+                <w:rFonts w:ascii="Times New Roman" w:hAnsi="Times New Roman" w:cs="Times New Roman"/>
+                <w:sz w:val="24"/>
+                <w:szCs w:val="24"/>
+                <w:lang w:val="en-US"/>
+              </w:rPr>
+              <w:t>tc</w:t>
+            </w:r>
+            <w:proofErr w:type="spellEnd"/>
+            <w:r>
+              <w:rPr>
+                <w:rFonts w:ascii="Times New Roman" w:hAnsi="Times New Roman" w:cs="Times New Roman"/>
+                <w:sz w:val="24"/>
+                <w:szCs w:val="24"/>
+                <w:lang w:val="en-US"/>
+              </w:rPr>
+              <w:t xml:space="preserve"> for item in </w:t>
+            </w:r>
+            <w:proofErr w:type="spellStart"/>
+            <w:r>
+              <w:rPr>
+                <w:rFonts w:ascii="Times New Roman" w:hAnsi="Times New Roman" w:cs="Times New Roman"/>
+                <w:sz w:val="24"/>
+                <w:szCs w:val="24"/>
+                <w:lang w:val="en-US"/>
+              </w:rPr>
+              <w:t>sh</w:t>
+            </w:r>
+            <w:proofErr w:type="spellEnd"/>
+            <w:r>
+              <w:rPr>
+                <w:rFonts w:ascii="Times New Roman" w:hAnsi="Times New Roman" w:cs="Times New Roman"/>
+                <w:sz w:val="24"/>
+                <w:szCs w:val="24"/>
+                <w:lang w:val="en-US"/>
+              </w:rPr>
+              <w:t xml:space="preserve"> %}</w:t>
+            </w:r>
+          </w:p>
+        </w:tc>
+        <w:tc>
+          <w:tcPr>
+            <w:tcW w:w="0" w:type="auto"/>
+            <w:vAlign w:val="center"/>
+          </w:tcPr>
+          <w:p>
+            <w:pPr>
+              <w:jc w:val="center"/>
+              <w:rPr>
+                <w:rFonts w:ascii="Times New Roman" w:hAnsi="Times New Roman" w:cs="Times New Roman"/>
+                <w:sz w:val="24"/>
+                <w:szCs w:val="24"/>
+                <w:lang w:val="en-US"/>
+              </w:rPr>
+            </w:pPr>
+            <w:r>
+              <w:rPr>
+                <w:rFonts w:ascii="Times New Roman" w:hAnsi="Times New Roman" w:cs="Times New Roman"/>
+                <w:sz w:val="24"/>
+                <w:szCs w:val="24"/>
+                <w:lang w:val="en-US"/>
+              </w:rPr>
+              <w:t>{{</w:t>
+            </w:r>
+            <w:proofErr w:type="spellStart"/>
+            <w:r>
+              <w:rPr>
+                <w:rFonts w:ascii="Times New Roman" w:hAnsi="Times New Roman" w:cs="Times New Roman"/>
+                <w:sz w:val="24"/>
+                <w:szCs w:val="24"/>
+                <w:lang w:val="en-US"/>
+              </w:rPr>
+              <w:t>item.srs_hour</w:t>
+            </w:r>
+            <w:r>
+              <w:rPr>
+                <w:rFonts w:ascii="Times New Roman" w:hAnsi="Times New Roman" w:cs="Times New Roman"/>
+                <w:sz w:val="24"/>
+                <w:szCs w:val="24"/>
+                <w:lang w:val="en-US"/>
+              </w:rPr>
+              <w:t>s</w:t>
+            </w:r>
+            <w:proofErr w:type="spellEnd"/>
+            <w:r>
+              <w:rPr>
+                <w:rFonts w:ascii="Times New Roman" w:hAnsi="Times New Roman" w:cs="Times New Roman"/>
+                <w:sz w:val="24"/>
+                <w:szCs w:val="24"/>
+                <w:lang w:val="en-US"/>
+              </w:rPr>
+              <w:t>}}</w:t>
+            </w:r>
+          </w:p>
+        </w:tc>
+        <w:tc>
+          <w:tcPr>
+            <w:tcW w:w="0" w:type="auto"/>
+          </w:tcPr>
+          <w:p>
+            <w:pPr>
+              <w:jc w:val="center"/>
+              <w:rPr>
+                <w:rFonts w:ascii="Times New Roman" w:hAnsi="Times New Roman" w:cs="Times New Roman"/>
+                <w:sz w:val="24"/>
+                <w:szCs w:val="24"/>
+                <w:lang w:val="en-US"/>
+              </w:rPr>
+            </w:pPr>
+            <w:r>
+              <w:rPr>
+                <w:rFonts w:ascii="Times New Roman" w:hAnsi="Times New Roman" w:cs="Times New Roman"/>
+                <w:sz w:val="24"/>
+                <w:szCs w:val="24"/>
+                <w:lang w:val="en-US"/>
+              </w:rPr>
+              <w:t>{%</w:t>
+            </w:r>
+            <w:proofErr w:type="spellStart"/>
+            <w:r>
+              <w:rPr>
+                <w:rFonts w:ascii="Times New Roman" w:hAnsi="Times New Roman" w:cs="Times New Roman"/>
+                <w:sz w:val="24"/>
+                <w:szCs w:val="24"/>
+                <w:lang w:val="en-US"/>
+              </w:rPr>
+              <w:t>tc</w:t>
+            </w:r>
+            <w:proofErr w:type="spellEnd"/>
+            <w:r>
+              <w:rPr>
+                <w:rFonts w:ascii="Times New Roman" w:hAnsi="Times New Roman" w:cs="Times New Roman"/>
+                <w:sz w:val="24"/>
+                <w:szCs w:val="24"/>
+                <w:lang w:val="en-US"/>
+              </w:rPr>
+              <w:t xml:space="preserve"> </w:t>
+            </w:r>
+            <w:proofErr w:type="spellStart"/>
+            <w:r>
+              <w:rPr>
+                <w:rFonts w:ascii="Times New Roman" w:hAnsi="Times New Roman" w:cs="Times New Roman"/>
+                <w:sz w:val="24"/>
+                <w:szCs w:val="24"/>
+                <w:lang w:val="en-US"/>
+              </w:rPr>
+              <w:t>endfor</w:t>
+            </w:r>
+            <w:proofErr w:type="spellEnd"/>
+            <w:r>
+              <w:rPr>
+                <w:rFonts w:ascii="Times New Roman" w:hAnsi="Times New Roman" w:cs="Times New Roman"/>
+                <w:sz w:val="24"/>
+                <w:szCs w:val="24"/>
+                <w:lang w:val="en-US"/>
+              </w:rPr>
+              <w:t xml:space="preserve"> %}</w:t>
+            </w:r>
+          </w:p>
+        </w:tc>
+      </w:tr>
+      <w:tr>
+        <w:trPr>
+          <w:trHeight w:val="70"/>
+        </w:trPr>
+        <w:tc>
+          <w:tcPr>
+            <w:tcW w:w="0" w:type="auto"/>
+          </w:tcPr>
+          <w:p>
+            <w:pPr>
+              <w:rPr>
+                <w:rFonts w:ascii="Times New Roman" w:hAnsi="Times New Roman" w:cs="Times New Roman"/>
+                <w:sz w:val="24"/>
+                <w:szCs w:val="24"/>
+              </w:rPr>
+            </w:pPr>
+            <w:r>
+              <w:rPr>
+                <w:rFonts w:ascii="Times New Roman" w:hAnsi="Times New Roman" w:cs="Times New Roman"/>
+                <w:sz w:val="24"/>
+                <w:szCs w:val="24"/>
+              </w:rPr>
+              <w:t>Трудоемкость промежуточной аттестации</w:t>
+            </w:r>
+          </w:p>
+        </w:tc>
+        <w:tc>
+          <w:tcPr>
+            <w:tcW w:w="0" w:type="auto"/>
+            <w:vAlign w:val="center"/>
+          </w:tcPr>
+          <w:p>
+            <w:pPr>
+              <w:jc w:val="center"/>
+              <w:rPr>
+                <w:rFonts w:ascii="Times New Roman" w:hAnsi="Times New Roman" w:cs="Times New Roman"/>
+                <w:sz w:val="24"/>
+                <w:szCs w:val="24"/>
+                <w:lang w:val="en-US"/>
+              </w:rPr>
+            </w:pPr>
+            <w:r>
+              <w:rPr>
+                <w:rFonts w:ascii="Times New Roman" w:hAnsi="Times New Roman" w:cs="Times New Roman"/>
+                <w:sz w:val="24"/>
+                <w:szCs w:val="24"/>
+                <w:lang w:val="en-US"/>
+              </w:rPr>
+              <w:t xml:space="preserve">{{ </w:t>
+            </w:r>
+            <w:proofErr w:type="spellStart"/>
+            <w:r>
+              <w:rPr>
+                <w:rFonts w:ascii="Times New Roman" w:hAnsi="Times New Roman" w:cs="Times New Roman"/>
+                <w:sz w:val="24"/>
+                <w:szCs w:val="24"/>
+                <w:lang w:val="en-US"/>
+              </w:rPr>
+              <w:t>sha.ekz_hours_all</w:t>
+            </w:r>
+            <w:proofErr w:type="spellEnd"/>
+            <w:r>
+              <w:rPr>
+                <w:rFonts w:ascii="Times New Roman" w:hAnsi="Times New Roman" w:cs="Times New Roman"/>
+                <w:sz w:val="24"/>
+                <w:szCs w:val="24"/>
+                <w:lang w:val="en-US"/>
+              </w:rPr>
+              <w:t>}}</w:t>
+            </w:r>
+          </w:p>
+        </w:tc>
+        <w:tc>
+          <w:tcPr>
+            <w:tcW w:w="0" w:type="auto"/>
+            <w:vAlign w:val="center"/>
+          </w:tcPr>
+          <w:p>
+            <w:pPr>
+              <w:jc w:val="center"/>
+              <w:rPr>
+                <w:rFonts w:ascii="Times New Roman" w:hAnsi="Times New Roman" w:cs="Times New Roman"/>
+                <w:sz w:val="24"/>
+                <w:szCs w:val="24"/>
+                <w:lang w:val="en-US"/>
+              </w:rPr>
+            </w:pPr>
+            <w:r>
+              <w:rPr>
+                <w:rFonts w:ascii="Times New Roman" w:hAnsi="Times New Roman" w:cs="Times New Roman"/>
+                <w:sz w:val="24"/>
+                <w:szCs w:val="24"/>
+                <w:lang w:val="en-US"/>
+              </w:rPr>
+              <w:t>{%</w:t>
+            </w:r>
+            <w:proofErr w:type="spellStart"/>
+            <w:r>
+              <w:rPr>
+                <w:rFonts w:ascii="Times New Roman" w:hAnsi="Times New Roman" w:cs="Times New Roman"/>
+                <w:sz w:val="24"/>
+                <w:szCs w:val="24"/>
+                <w:lang w:val="en-US"/>
+              </w:rPr>
+              <w:t>tc</w:t>
+            </w:r>
+            <w:proofErr w:type="spellEnd"/>
+            <w:r>
+              <w:rPr>
+                <w:rFonts w:ascii="Times New Roman" w:hAnsi="Times New Roman" w:cs="Times New Roman"/>
+                <w:sz w:val="24"/>
+                <w:szCs w:val="24"/>
+                <w:lang w:val="en-US"/>
+              </w:rPr>
+              <w:t xml:space="preserve"> for item in </w:t>
+            </w:r>
+            <w:proofErr w:type="spellStart"/>
+            <w:r>
+              <w:rPr>
+                <w:rFonts w:ascii="Times New Roman" w:hAnsi="Times New Roman" w:cs="Times New Roman"/>
+                <w:sz w:val="24"/>
+                <w:szCs w:val="24"/>
+                <w:lang w:val="en-US"/>
+              </w:rPr>
+              <w:t>sh</w:t>
+            </w:r>
+            <w:proofErr w:type="spellEnd"/>
+            <w:r>
+              <w:rPr>
+                <w:rFonts w:ascii="Times New Roman" w:hAnsi="Times New Roman" w:cs="Times New Roman"/>
+                <w:sz w:val="24"/>
+                <w:szCs w:val="24"/>
+                <w:lang w:val="en-US"/>
+              </w:rPr>
+              <w:t xml:space="preserve"> %}</w:t>
+            </w:r>
+          </w:p>
+        </w:tc>
+        <w:tc>
+          <w:tcPr>
+            <w:tcW w:w="0" w:type="auto"/>
+            <w:vAlign w:val="center"/>
+          </w:tcPr>
+          <w:p>
+            <w:pPr>
+              <w:jc w:val="center"/>
+              <w:rPr>
+                <w:rFonts w:ascii="Times New Roman" w:hAnsi="Times New Roman" w:cs="Times New Roman"/>
+                <w:sz w:val="24"/>
+                <w:szCs w:val="24"/>
+                <w:lang w:val="en-US"/>
+              </w:rPr>
+            </w:pPr>
+            <w:r>
+              <w:rPr>
+                <w:rFonts w:ascii="Times New Roman" w:hAnsi="Times New Roman" w:cs="Times New Roman"/>
+                <w:sz w:val="24"/>
+                <w:szCs w:val="24"/>
+                <w:lang w:val="en-US"/>
+              </w:rPr>
+              <w:t>{{</w:t>
+            </w:r>
+            <w:proofErr w:type="spellStart"/>
+            <w:r>
+              <w:rPr>
+                <w:rFonts w:ascii="Times New Roman" w:hAnsi="Times New Roman" w:cs="Times New Roman"/>
+                <w:sz w:val="24"/>
+                <w:szCs w:val="24"/>
+                <w:lang w:val="en-US"/>
+              </w:rPr>
+              <w:t>item.ekz_hours</w:t>
+            </w:r>
+            <w:proofErr w:type="spellEnd"/>
+            <w:r>
+              <w:rPr>
+                <w:rFonts w:ascii="Times New Roman" w:hAnsi="Times New Roman" w:cs="Times New Roman"/>
+                <w:sz w:val="24"/>
+                <w:szCs w:val="24"/>
+                <w:lang w:val="en-US"/>
+              </w:rPr>
+              <w:t>}}</w:t>
+            </w:r>
+          </w:p>
+        </w:tc>
+        <w:tc>
+          <w:tcPr>
+            <w:tcW w:w="0" w:type="auto"/>
+          </w:tcPr>
+          <w:p>
+            <w:pPr>
+              <w:jc w:val="center"/>
+              <w:rPr>
+                <w:rFonts w:ascii="Times New Roman" w:hAnsi="Times New Roman" w:cs="Times New Roman"/>
+                <w:sz w:val="24"/>
+                <w:szCs w:val="24"/>
+                <w:lang w:val="en-US"/>
+              </w:rPr>
+            </w:pPr>
+            <w:r>
+              <w:rPr>
+                <w:rFonts w:ascii="Times New Roman" w:hAnsi="Times New Roman" w:cs="Times New Roman"/>
+                <w:sz w:val="24"/>
+                <w:szCs w:val="24"/>
+                <w:lang w:val="en-US"/>
+              </w:rPr>
+              <w:t>{%</w:t>
+            </w:r>
+            <w:proofErr w:type="spellStart"/>
+            <w:r>
+              <w:rPr>
+                <w:rFonts w:ascii="Times New Roman" w:hAnsi="Times New Roman" w:cs="Times New Roman"/>
+                <w:sz w:val="24"/>
+                <w:szCs w:val="24"/>
+                <w:lang w:val="en-US"/>
+              </w:rPr>
+              <w:t>tc</w:t>
+            </w:r>
+            <w:proofErr w:type="spellEnd"/>
+            <w:r>
+              <w:rPr>
+                <w:rFonts w:ascii="Times New Roman" w:hAnsi="Times New Roman" w:cs="Times New Roman"/>
+                <w:sz w:val="24"/>
+                <w:szCs w:val="24"/>
+                <w:lang w:val="en-US"/>
+              </w:rPr>
+              <w:t xml:space="preserve"> </w:t>
+            </w:r>
+            <w:proofErr w:type="spellStart"/>
+            <w:r>
+              <w:rPr>
+                <w:rFonts w:ascii="Times New Roman" w:hAnsi="Times New Roman" w:cs="Times New Roman"/>
+                <w:sz w:val="24"/>
+                <w:szCs w:val="24"/>
+                <w:lang w:val="en-US"/>
+              </w:rPr>
+              <w:t>endfor</w:t>
+            </w:r>
+            <w:proofErr w:type="spellEnd"/>
+            <w:r>
+              <w:rPr>
+                <w:rFonts w:ascii="Times New Roman" w:hAnsi="Times New Roman" w:cs="Times New Roman"/>
+                <w:sz w:val="24"/>
+                <w:szCs w:val="24"/>
+                <w:lang w:val="en-US"/>
+              </w:rPr>
+              <w:t xml:space="preserve"> %}</w:t>
+            </w:r>
+          </w:p>
+        </w:tc>
+      </w:tr>
+      <w:tr>
+        <w:trPr>
+          <w:trHeight w:val="1077"/>
+        </w:trPr>
+        <w:tc>
+          <w:tcPr>
+            <w:tcW w:w="0" w:type="auto"/>
           </w:tcPr>
           <w:p>
             <w:pPr>
@@ -4953,7 +5639,7 @@
         </w:tc>
         <w:tc>
           <w:tcPr>
-            <w:tcW w:w="1843" w:type="dxa"/>
+            <w:tcW w:w="0" w:type="auto"/>
             <w:vAlign w:val="center"/>
           </w:tcPr>
           <w:p>
@@ -5008,7 +5694,7 @@
         </w:tc>
         <w:tc>
           <w:tcPr>
-            <w:tcW w:w="814" w:type="dxa"/>
+            <w:tcW w:w="0" w:type="auto"/>
             <w:vAlign w:val="center"/>
           </w:tcPr>
           <w:p>
@@ -5074,7 +5760,7 @@
         </w:tc>
         <w:tc>
           <w:tcPr>
-            <w:tcW w:w="2164" w:type="dxa"/>
+            <w:tcW w:w="0" w:type="auto"/>
             <w:vAlign w:val="center"/>
           </w:tcPr>
           <w:p>
@@ -5120,7 +5806,7 @@
         </w:tc>
         <w:tc>
           <w:tcPr>
-            <w:tcW w:w="843" w:type="dxa"/>
+            <w:tcW w:w="0" w:type="auto"/>
           </w:tcPr>
           <w:p>
             <w:pPr>
@@ -7038,6 +7724,7 @@
           <w:sz w:val="24"/>
           <w:szCs w:val="24"/>
         </w:rPr>
+        <w:lastRenderedPageBreak/>
         <w:t xml:space="preserve">{% </w:t>
       </w:r>
       <w:proofErr w:type="spellStart"/>
@@ -7648,7 +8335,6 @@
           <w:sz w:val="24"/>
           <w:szCs w:val="24"/>
         </w:rPr>
-        <w:lastRenderedPageBreak/>
         <w:t xml:space="preserve">{% </w:t>
       </w:r>
       <w:proofErr w:type="spellStart"/>
@@ -7819,7 +8505,6 @@
           <w:bCs/>
           <w:sz w:val="24"/>
           <w:szCs w:val="24"/>
-          <w:lang w:val="en-US"/>
         </w:rPr>
       </w:pPr>
       <w:r>
@@ -7828,7 +8513,6 @@
           <w:bCs/>
           <w:sz w:val="24"/>
           <w:szCs w:val="24"/>
-          <w:lang w:val="en-US"/>
         </w:rPr>
         <w:t xml:space="preserve">{% </w:t>
       </w:r>
@@ -7850,20 +8534,39 @@
           <w:bCs/>
           <w:sz w:val="24"/>
           <w:szCs w:val="24"/>
-          <w:lang w:val="en-US"/>
-        </w:rPr>
-        <w:t xml:space="preserve"> %}</w:t>
-      </w:r>
-      <w:r>
-        <w:rPr>
-          <w:rFonts w:ascii="Times New Roman" w:hAnsi="Times New Roman" w:cs="Times New Roman"/>
-          <w:b/>
-          <w:bCs/>
-          <w:sz w:val="24"/>
-          <w:szCs w:val="24"/>
-          <w:lang w:val="en-US"/>
-        </w:rPr>
-        <w:t xml:space="preserve">{% </w:t>
+        </w:rPr>
+        <w:t xml:space="preserve"> </w:t>
+      </w:r>
+      <w:proofErr w:type="gramStart"/>
+      <w:r>
+        <w:rPr>
+          <w:rFonts w:ascii="Times New Roman" w:hAnsi="Times New Roman" w:cs="Times New Roman"/>
+          <w:bCs/>
+          <w:sz w:val="24"/>
+          <w:szCs w:val="24"/>
+        </w:rPr>
+        <w:t>%}</w:t>
+      </w:r>
+      <w:r>
+        <w:rPr>
+          <w:rFonts w:ascii="Times New Roman" w:hAnsi="Times New Roman" w:cs="Times New Roman"/>
+          <w:b/>
+          <w:bCs/>
+          <w:sz w:val="24"/>
+          <w:szCs w:val="24"/>
+        </w:rPr>
+        <w:t>{</w:t>
+      </w:r>
+      <w:proofErr w:type="gramEnd"/>
+      <w:r>
+        <w:rPr>
+          <w:rFonts w:ascii="Times New Roman" w:hAnsi="Times New Roman" w:cs="Times New Roman"/>
+          <w:b/>
+          <w:bCs/>
+          <w:sz w:val="24"/>
+          <w:szCs w:val="24"/>
+        </w:rPr>
+        <w:t xml:space="preserve">% </w:t>
       </w:r>
       <w:r>
         <w:rPr>
@@ -7883,7 +8586,6 @@
           <w:bCs/>
           <w:sz w:val="24"/>
           <w:szCs w:val="24"/>
-          <w:lang w:val="en-US"/>
         </w:rPr>
         <w:t xml:space="preserve"> </w:t>
       </w:r>
@@ -7905,7 +8607,6 @@
           <w:bCs/>
           <w:sz w:val="24"/>
           <w:szCs w:val="24"/>
-          <w:lang w:val="en-US"/>
         </w:rPr>
         <w:t xml:space="preserve">, </w:t>
       </w:r>
@@ -7927,7 +8628,6 @@
           <w:bCs/>
           <w:sz w:val="24"/>
           <w:szCs w:val="24"/>
-          <w:lang w:val="en-US"/>
         </w:rPr>
         <w:t xml:space="preserve"> </w:t>
       </w:r>
@@ -7949,12 +8649,10 @@
           <w:bCs/>
           <w:sz w:val="24"/>
           <w:szCs w:val="24"/>
-          <w:lang w:val="en-US"/>
         </w:rPr>
         <w:t xml:space="preserve"> </w:t>
       </w:r>
       <w:proofErr w:type="spellStart"/>
-      <w:proofErr w:type="gramStart"/>
       <w:r>
         <w:rPr>
           <w:rFonts w:ascii="Times New Roman" w:hAnsi="Times New Roman" w:cs="Times New Roman"/>
@@ -7966,14 +8664,14 @@
         </w:rPr>
         <w:t>labw</w:t>
       </w:r>
-      <w:r>
-        <w:rPr>
-          <w:rFonts w:ascii="Times New Roman" w:hAnsi="Times New Roman" w:cs="Times New Roman"/>
-          <w:b/>
-          <w:bCs/>
-          <w:sz w:val="24"/>
-          <w:szCs w:val="24"/>
-          <w:lang w:val="en-US"/>
+      <w:proofErr w:type="spellEnd"/>
+      <w:r>
+        <w:rPr>
+          <w:rFonts w:ascii="Times New Roman" w:hAnsi="Times New Roman" w:cs="Times New Roman"/>
+          <w:b/>
+          <w:bCs/>
+          <w:sz w:val="24"/>
+          <w:szCs w:val="24"/>
         </w:rPr>
         <w:t>.</w:t>
       </w:r>
@@ -7988,29 +8686,15 @@
         </w:rPr>
         <w:t>items</w:t>
       </w:r>
-      <w:proofErr w:type="spellEnd"/>
-      <w:r>
-        <w:rPr>
-          <w:rFonts w:ascii="Times New Roman" w:hAnsi="Times New Roman" w:cs="Times New Roman"/>
-          <w:b/>
-          <w:bCs/>
-          <w:sz w:val="24"/>
-          <w:szCs w:val="24"/>
-          <w:lang w:val="en-US"/>
-        </w:rPr>
-        <w:t>(</w:t>
-      </w:r>
-      <w:proofErr w:type="gramEnd"/>
-      <w:r>
-        <w:rPr>
-          <w:rFonts w:ascii="Times New Roman" w:hAnsi="Times New Roman" w:cs="Times New Roman"/>
-          <w:b/>
-          <w:bCs/>
-          <w:sz w:val="24"/>
-          <w:szCs w:val="24"/>
-          <w:lang w:val="en-US"/>
-        </w:rPr>
-        <w:t>) %}</w:t>
+      <w:r>
+        <w:rPr>
+          <w:rFonts w:ascii="Times New Roman" w:hAnsi="Times New Roman" w:cs="Times New Roman"/>
+          <w:b/>
+          <w:bCs/>
+          <w:sz w:val="24"/>
+          <w:szCs w:val="24"/>
+        </w:rPr>
+        <w:t>() %}</w:t>
       </w:r>
       <w:r>
         <w:rPr>
@@ -8029,21 +8713,8 @@
           <w:bCs/>
           <w:sz w:val="24"/>
           <w:szCs w:val="24"/>
-          <w:lang w:val="en-US"/>
-        </w:rPr>
-        <w:t xml:space="preserve"> № </w:t>
-      </w:r>
-      <w:proofErr w:type="gramStart"/>
-      <w:r>
-        <w:rPr>
-          <w:rFonts w:ascii="Times New Roman" w:hAnsi="Times New Roman" w:cs="Times New Roman"/>
-          <w:b/>
-          <w:bCs/>
-          <w:sz w:val="24"/>
-          <w:szCs w:val="24"/>
-          <w:lang w:val="en-US"/>
-        </w:rPr>
-        <w:t xml:space="preserve">{{ </w:t>
+        </w:rPr>
+        <w:t xml:space="preserve"> № {{ </w:t>
       </w:r>
       <w:r>
         <w:rPr>
@@ -8056,15 +8727,13 @@
         </w:rPr>
         <w:t>key</w:t>
       </w:r>
-      <w:proofErr w:type="gramEnd"/>
-      <w:r>
-        <w:rPr>
-          <w:rFonts w:ascii="Times New Roman" w:hAnsi="Times New Roman" w:cs="Times New Roman"/>
-          <w:b/>
-          <w:bCs/>
-          <w:sz w:val="24"/>
-          <w:szCs w:val="24"/>
-          <w:lang w:val="en-US"/>
+      <w:r>
+        <w:rPr>
+          <w:rFonts w:ascii="Times New Roman" w:hAnsi="Times New Roman" w:cs="Times New Roman"/>
+          <w:b/>
+          <w:bCs/>
+          <w:sz w:val="24"/>
+          <w:szCs w:val="24"/>
         </w:rPr>
         <w:t xml:space="preserve"> }}</w:t>
       </w:r>
@@ -10434,13 +11103,13 @@
           <w:szCs w:val="24"/>
         </w:rPr>
       </w:pPr>
-      <w:bookmarkStart w:id="0" w:name="_GoBack"/>
-      <w:r>
-        <w:rPr>
-          <w:rFonts w:ascii="Times New Roman" w:hAnsi="Times New Roman" w:cs="Times New Roman"/>
-          <w:sz w:val="24"/>
-          <w:szCs w:val="24"/>
-        </w:rPr>
+      <w:r>
+        <w:rPr>
+          <w:rFonts w:ascii="Times New Roman" w:hAnsi="Times New Roman" w:cs="Times New Roman"/>
+          <w:sz w:val="24"/>
+          <w:szCs w:val="24"/>
+        </w:rPr>
+        <w:lastRenderedPageBreak/>
         <w:t xml:space="preserve">{% </w:t>
       </w:r>
       <w:proofErr w:type="spellStart"/>
@@ -10505,50 +11174,6 @@
           <w:szCs w:val="24"/>
         </w:rPr>
         <w:t xml:space="preserve"> }}</w:t>
-      </w:r>
-    </w:p>
-    <w:bookmarkEnd w:id="0"/>
-    <w:p>
-      <w:pPr>
-        <w:spacing w:before="200" w:after="200" w:line="240" w:lineRule="auto"/>
-        <w:jc w:val="both"/>
-        <w:rPr>
-          <w:rFonts w:ascii="Times New Roman" w:hAnsi="Times New Roman" w:cs="Times New Roman"/>
-          <w:b/>
-          <w:bCs/>
-          <w:sz w:val="24"/>
-          <w:szCs w:val="24"/>
-        </w:rPr>
-      </w:pPr>
-      <w:r>
-        <w:rPr>
-          <w:rFonts w:ascii="Times New Roman" w:hAnsi="Times New Roman" w:cs="Times New Roman"/>
-          <w:b/>
-          <w:bCs/>
-          <w:sz w:val="24"/>
-          <w:szCs w:val="24"/>
-        </w:rPr>
-        <w:t>5</w:t>
-      </w:r>
-      <w:r>
-        <w:rPr>
-          <w:rFonts w:ascii="Times New Roman" w:hAnsi="Times New Roman" w:cs="Times New Roman"/>
-          <w:b/>
-          <w:bCs/>
-          <w:sz w:val="24"/>
-          <w:szCs w:val="24"/>
-        </w:rPr>
-        <w:t xml:space="preserve"> </w:t>
-      </w:r>
-      <w:r>
-        <w:rPr>
-          <w:rFonts w:ascii="Times New Roman" w:hAnsi="Times New Roman" w:cs="Times New Roman"/>
-          <w:b/>
-          <w:bCs/>
-          <w:sz w:val="24"/>
-          <w:szCs w:val="24"/>
-        </w:rPr>
-        <w:t>Перечень учебно-методического обеспечения дисциплины</w:t>
       </w:r>
     </w:p>
     <w:p>
@@ -10581,17 +11206,17 @@
           <w:sz w:val="24"/>
           <w:szCs w:val="24"/>
         </w:rPr>
-        <w:t xml:space="preserve">.1 </w:t>
-      </w:r>
-      <w:r>
-        <w:rPr>
-          <w:rFonts w:ascii="Times New Roman" w:hAnsi="Times New Roman" w:cs="Times New Roman"/>
-          <w:b/>
-          <w:bCs/>
-          <w:sz w:val="24"/>
-          <w:szCs w:val="24"/>
-        </w:rPr>
-        <w:t>Методические указания для обучающихся по освоению дисциплины</w:t>
+        <w:t xml:space="preserve"> </w:t>
+      </w:r>
+      <w:r>
+        <w:rPr>
+          <w:rFonts w:ascii="Times New Roman" w:hAnsi="Times New Roman" w:cs="Times New Roman"/>
+          <w:b/>
+          <w:bCs/>
+          <w:sz w:val="24"/>
+          <w:szCs w:val="24"/>
+        </w:rPr>
+        <w:t>Перечень учебно-методического обеспечения дисциплины</w:t>
       </w:r>
     </w:p>
     <w:p>
@@ -10604,7 +11229,6 @@
           <w:bCs/>
           <w:sz w:val="24"/>
           <w:szCs w:val="24"/>
-          <w:lang w:val="en-US"/>
         </w:rPr>
       </w:pPr>
       <w:r>
@@ -10614,150 +11238,28 @@
           <w:bCs/>
           <w:sz w:val="24"/>
           <w:szCs w:val="24"/>
-          <w:lang w:val="en-US"/>
-        </w:rPr>
-        <w:t xml:space="preserve">{% for </w:t>
-      </w:r>
-      <w:proofErr w:type="spellStart"/>
-      <w:r>
-        <w:rPr>
-          <w:rFonts w:ascii="Times New Roman" w:hAnsi="Times New Roman" w:cs="Times New Roman"/>
-          <w:b/>
-          <w:bCs/>
-          <w:sz w:val="24"/>
-          <w:szCs w:val="24"/>
-          <w:lang w:val="en-US"/>
-        </w:rPr>
-        <w:t>i</w:t>
-      </w:r>
-      <w:proofErr w:type="spellEnd"/>
-      <w:r>
-        <w:rPr>
-          <w:rFonts w:ascii="Times New Roman" w:hAnsi="Times New Roman" w:cs="Times New Roman"/>
-          <w:b/>
-          <w:bCs/>
-          <w:sz w:val="24"/>
-          <w:szCs w:val="24"/>
-          <w:lang w:val="en-US"/>
-        </w:rPr>
-        <w:t xml:space="preserve"> in guidelines %</w:t>
-      </w:r>
-      <w:proofErr w:type="gramStart"/>
-      <w:r>
-        <w:rPr>
-          <w:rFonts w:ascii="Times New Roman" w:hAnsi="Times New Roman" w:cs="Times New Roman"/>
-          <w:b/>
-          <w:bCs/>
-          <w:sz w:val="24"/>
-          <w:szCs w:val="24"/>
-          <w:lang w:val="en-US"/>
-        </w:rPr>
-        <w:t>}</w:t>
-      </w:r>
-      <w:r>
-        <w:rPr>
-          <w:rFonts w:ascii="Times New Roman" w:hAnsi="Times New Roman" w:cs="Times New Roman"/>
-          <w:b/>
-          <w:bCs/>
-          <w:sz w:val="24"/>
-          <w:szCs w:val="24"/>
-          <w:lang w:val="en-US"/>
-        </w:rPr>
-        <w:t>5.1</w:t>
-      </w:r>
-      <w:proofErr w:type="gramEnd"/>
-      <w:r>
-        <w:rPr>
-          <w:rFonts w:ascii="Times New Roman" w:hAnsi="Times New Roman" w:cs="Times New Roman"/>
-          <w:b/>
-          <w:bCs/>
-          <w:sz w:val="24"/>
-          <w:szCs w:val="24"/>
-          <w:lang w:val="en-US"/>
-        </w:rPr>
-        <w:t>.</w:t>
-      </w:r>
-      <w:r>
-        <w:rPr>
-          <w:rFonts w:ascii="Times New Roman" w:hAnsi="Times New Roman" w:cs="Times New Roman"/>
-          <w:b/>
-          <w:bCs/>
-          <w:sz w:val="24"/>
-          <w:szCs w:val="24"/>
-          <w:lang w:val="en-US"/>
-        </w:rPr>
-        <w:t>{{</w:t>
-      </w:r>
-      <w:r>
-        <w:rPr>
-          <w:lang w:val="en-US"/>
-        </w:rPr>
-        <w:t xml:space="preserve"> </w:t>
-      </w:r>
-      <w:proofErr w:type="spellStart"/>
-      <w:r>
-        <w:rPr>
-          <w:lang w:val="en-US"/>
-        </w:rPr>
-        <w:t>i.</w:t>
-      </w:r>
-      <w:r>
-        <w:rPr>
-          <w:rFonts w:ascii="Times New Roman" w:hAnsi="Times New Roman" w:cs="Times New Roman"/>
-          <w:b/>
-          <w:bCs/>
-          <w:sz w:val="24"/>
-          <w:szCs w:val="24"/>
-          <w:lang w:val="en-US"/>
-        </w:rPr>
-        <w:t>number</w:t>
-      </w:r>
-      <w:proofErr w:type="spellEnd"/>
-      <w:r>
-        <w:rPr>
-          <w:rFonts w:ascii="Times New Roman" w:hAnsi="Times New Roman" w:cs="Times New Roman"/>
-          <w:b/>
-          <w:bCs/>
-          <w:sz w:val="24"/>
-          <w:szCs w:val="24"/>
-          <w:lang w:val="en-US"/>
-        </w:rPr>
-        <w:t>}} {{</w:t>
-      </w:r>
-      <w:proofErr w:type="spellStart"/>
-      <w:r>
-        <w:rPr>
-          <w:rFonts w:ascii="Times New Roman" w:hAnsi="Times New Roman" w:cs="Times New Roman"/>
-          <w:b/>
-          <w:bCs/>
-          <w:sz w:val="24"/>
-          <w:szCs w:val="24"/>
-          <w:lang w:val="en-US"/>
-        </w:rPr>
-        <w:t>i.</w:t>
-      </w:r>
-      <w:r>
-        <w:rPr>
-          <w:rFonts w:ascii="Times New Roman" w:hAnsi="Times New Roman" w:cs="Times New Roman"/>
-          <w:b/>
-          <w:bCs/>
-          <w:sz w:val="24"/>
-          <w:szCs w:val="24"/>
-          <w:lang w:val="en-US"/>
-        </w:rPr>
-        <w:t>title</w:t>
-      </w:r>
-      <w:proofErr w:type="spellEnd"/>
-      <w:r>
-        <w:rPr>
-          <w:rFonts w:ascii="Times New Roman" w:hAnsi="Times New Roman" w:cs="Times New Roman"/>
-          <w:b/>
-          <w:bCs/>
-          <w:sz w:val="24"/>
-          <w:szCs w:val="24"/>
-          <w:lang w:val="en-US"/>
-        </w:rPr>
-        <w:t>}}</w:t>
+        </w:rPr>
+        <w:t>5</w:t>
+      </w:r>
+      <w:r>
+        <w:rPr>
+          <w:rFonts w:ascii="Times New Roman" w:hAnsi="Times New Roman" w:cs="Times New Roman"/>
+          <w:b/>
+          <w:bCs/>
+          <w:sz w:val="24"/>
+          <w:szCs w:val="24"/>
+        </w:rPr>
+        <w:t xml:space="preserve">.1 </w:t>
+      </w:r>
+      <w:r>
+        <w:rPr>
+          <w:rFonts w:ascii="Times New Roman" w:hAnsi="Times New Roman" w:cs="Times New Roman"/>
+          <w:b/>
+          <w:bCs/>
+          <w:sz w:val="24"/>
+          <w:szCs w:val="24"/>
+        </w:rPr>
+        <w:t>Методические указания для обучающихся по освоению дисциплины</w:t>
       </w:r>
     </w:p>
     <w:p>
@@ -10766,51 +11268,162 @@
         <w:jc w:val="both"/>
         <w:rPr>
           <w:rFonts w:ascii="Times New Roman" w:hAnsi="Times New Roman" w:cs="Times New Roman"/>
-          <w:sz w:val="24"/>
-          <w:szCs w:val="24"/>
+          <w:b/>
+          <w:bCs/>
+          <w:sz w:val="24"/>
+          <w:szCs w:val="24"/>
+          <w:lang w:val="en-US"/>
         </w:rPr>
       </w:pPr>
       <w:r>
         <w:rPr>
           <w:rFonts w:ascii="Times New Roman" w:hAnsi="Times New Roman" w:cs="Times New Roman"/>
-          <w:sz w:val="24"/>
-          <w:szCs w:val="24"/>
+          <w:b/>
+          <w:bCs/>
+          <w:sz w:val="24"/>
+          <w:szCs w:val="24"/>
+          <w:lang w:val="en-US"/>
+        </w:rPr>
+        <w:t xml:space="preserve">{% for </w:t>
+      </w:r>
+      <w:proofErr w:type="spellStart"/>
+      <w:r>
+        <w:rPr>
+          <w:rFonts w:ascii="Times New Roman" w:hAnsi="Times New Roman" w:cs="Times New Roman"/>
+          <w:b/>
+          <w:bCs/>
+          <w:sz w:val="24"/>
+          <w:szCs w:val="24"/>
+          <w:lang w:val="en-US"/>
+        </w:rPr>
+        <w:t>i</w:t>
+      </w:r>
+      <w:proofErr w:type="spellEnd"/>
+      <w:r>
+        <w:rPr>
+          <w:rFonts w:ascii="Times New Roman" w:hAnsi="Times New Roman" w:cs="Times New Roman"/>
+          <w:b/>
+          <w:bCs/>
+          <w:sz w:val="24"/>
+          <w:szCs w:val="24"/>
+          <w:lang w:val="en-US"/>
+        </w:rPr>
+        <w:t xml:space="preserve"> in guidelines %</w:t>
+      </w:r>
+      <w:proofErr w:type="gramStart"/>
+      <w:r>
+        <w:rPr>
+          <w:rFonts w:ascii="Times New Roman" w:hAnsi="Times New Roman" w:cs="Times New Roman"/>
+          <w:b/>
+          <w:bCs/>
+          <w:sz w:val="24"/>
+          <w:szCs w:val="24"/>
+          <w:lang w:val="en-US"/>
+        </w:rPr>
+        <w:t>}</w:t>
+      </w:r>
+      <w:r>
+        <w:rPr>
+          <w:rFonts w:ascii="Times New Roman" w:hAnsi="Times New Roman" w:cs="Times New Roman"/>
+          <w:b/>
+          <w:bCs/>
+          <w:sz w:val="24"/>
+          <w:szCs w:val="24"/>
+          <w:lang w:val="en-US"/>
+        </w:rPr>
+        <w:t>5.1</w:t>
+      </w:r>
+      <w:proofErr w:type="gramEnd"/>
+      <w:r>
+        <w:rPr>
+          <w:rFonts w:ascii="Times New Roman" w:hAnsi="Times New Roman" w:cs="Times New Roman"/>
+          <w:b/>
+          <w:bCs/>
+          <w:sz w:val="24"/>
+          <w:szCs w:val="24"/>
+          <w:lang w:val="en-US"/>
+        </w:rPr>
+        <w:t>.</w:t>
+      </w:r>
+      <w:r>
+        <w:rPr>
+          <w:rFonts w:ascii="Times New Roman" w:hAnsi="Times New Roman" w:cs="Times New Roman"/>
+          <w:b/>
+          <w:bCs/>
+          <w:sz w:val="24"/>
+          <w:szCs w:val="24"/>
+          <w:lang w:val="en-US"/>
         </w:rPr>
         <w:t>{{</w:t>
       </w:r>
+      <w:r>
+        <w:rPr>
+          <w:lang w:val="en-US"/>
+        </w:rPr>
+        <w:t xml:space="preserve"> </w:t>
+      </w:r>
       <w:proofErr w:type="spellStart"/>
       <w:r>
         <w:rPr>
-          <w:rFonts w:ascii="Times New Roman" w:hAnsi="Times New Roman" w:cs="Times New Roman"/>
-          <w:sz w:val="24"/>
-          <w:szCs w:val="24"/>
-          <w:lang w:val="en-US"/>
-        </w:rPr>
-        <w:t>i</w:t>
+          <w:lang w:val="en-US"/>
+        </w:rPr>
+        <w:t>i.</w:t>
+      </w:r>
+      <w:r>
+        <w:rPr>
+          <w:rFonts w:ascii="Times New Roman" w:hAnsi="Times New Roman" w:cs="Times New Roman"/>
+          <w:b/>
+          <w:bCs/>
+          <w:sz w:val="24"/>
+          <w:szCs w:val="24"/>
+          <w:lang w:val="en-US"/>
+        </w:rPr>
+        <w:t>number</w:t>
       </w:r>
       <w:proofErr w:type="spellEnd"/>
       <w:r>
         <w:rPr>
           <w:rFonts w:ascii="Times New Roman" w:hAnsi="Times New Roman" w:cs="Times New Roman"/>
-          <w:sz w:val="24"/>
-          <w:szCs w:val="24"/>
-        </w:rPr>
-        <w:t>.</w:t>
-      </w:r>
-      <w:r>
-        <w:rPr>
-          <w:rFonts w:ascii="Times New Roman" w:hAnsi="Times New Roman" w:cs="Times New Roman"/>
-          <w:sz w:val="24"/>
-          <w:szCs w:val="24"/>
-          <w:lang w:val="en-US"/>
-        </w:rPr>
-        <w:t>content</w:t>
-      </w:r>
-      <w:r>
-        <w:rPr>
-          <w:rFonts w:ascii="Times New Roman" w:hAnsi="Times New Roman" w:cs="Times New Roman"/>
-          <w:sz w:val="24"/>
-          <w:szCs w:val="24"/>
+          <w:b/>
+          <w:bCs/>
+          <w:sz w:val="24"/>
+          <w:szCs w:val="24"/>
+          <w:lang w:val="en-US"/>
+        </w:rPr>
+        <w:t>}} {{</w:t>
+      </w:r>
+      <w:proofErr w:type="spellStart"/>
+      <w:r>
+        <w:rPr>
+          <w:rFonts w:ascii="Times New Roman" w:hAnsi="Times New Roman" w:cs="Times New Roman"/>
+          <w:b/>
+          <w:bCs/>
+          <w:sz w:val="24"/>
+          <w:szCs w:val="24"/>
+          <w:lang w:val="en-US"/>
+        </w:rPr>
+        <w:t>i.</w:t>
+      </w:r>
+      <w:r>
+        <w:rPr>
+          <w:rFonts w:ascii="Times New Roman" w:hAnsi="Times New Roman" w:cs="Times New Roman"/>
+          <w:b/>
+          <w:bCs/>
+          <w:sz w:val="24"/>
+          <w:szCs w:val="24"/>
+          <w:lang w:val="en-US"/>
+        </w:rPr>
+        <w:t>title</w:t>
+      </w:r>
+      <w:proofErr w:type="spellEnd"/>
+      <w:r>
+        <w:rPr>
+          <w:rFonts w:ascii="Times New Roman" w:hAnsi="Times New Roman" w:cs="Times New Roman"/>
+          <w:b/>
+          <w:bCs/>
+          <w:sz w:val="24"/>
+          <w:szCs w:val="24"/>
+          <w:lang w:val="en-US"/>
         </w:rPr>
         <w:t>}}</w:t>
       </w:r>
@@ -10821,8 +11434,6 @@
         <w:jc w:val="both"/>
         <w:rPr>
           <w:rFonts w:ascii="Times New Roman" w:hAnsi="Times New Roman" w:cs="Times New Roman"/>
-          <w:b/>
-          <w:bCs/>
           <w:sz w:val="24"/>
           <w:szCs w:val="24"/>
         </w:rPr>
@@ -10830,12 +11441,68 @@
       <w:r>
         <w:rPr>
           <w:rFonts w:ascii="Times New Roman" w:hAnsi="Times New Roman" w:cs="Times New Roman"/>
-          <w:b/>
-          <w:bCs/>
-          <w:sz w:val="24"/>
-          <w:szCs w:val="24"/>
-        </w:rPr>
-        <w:lastRenderedPageBreak/>
+          <w:sz w:val="24"/>
+          <w:szCs w:val="24"/>
+        </w:rPr>
+        <w:t>{{</w:t>
+      </w:r>
+      <w:proofErr w:type="spellStart"/>
+      <w:r>
+        <w:rPr>
+          <w:rFonts w:ascii="Times New Roman" w:hAnsi="Times New Roman" w:cs="Times New Roman"/>
+          <w:sz w:val="24"/>
+          <w:szCs w:val="24"/>
+          <w:lang w:val="en-US"/>
+        </w:rPr>
+        <w:t>i</w:t>
+      </w:r>
+      <w:proofErr w:type="spellEnd"/>
+      <w:r>
+        <w:rPr>
+          <w:rFonts w:ascii="Times New Roman" w:hAnsi="Times New Roman" w:cs="Times New Roman"/>
+          <w:sz w:val="24"/>
+          <w:szCs w:val="24"/>
+        </w:rPr>
+        <w:t>.</w:t>
+      </w:r>
+      <w:r>
+        <w:rPr>
+          <w:rFonts w:ascii="Times New Roman" w:hAnsi="Times New Roman" w:cs="Times New Roman"/>
+          <w:sz w:val="24"/>
+          <w:szCs w:val="24"/>
+          <w:lang w:val="en-US"/>
+        </w:rPr>
+        <w:t>content</w:t>
+      </w:r>
+      <w:r>
+        <w:rPr>
+          <w:rFonts w:ascii="Times New Roman" w:hAnsi="Times New Roman" w:cs="Times New Roman"/>
+          <w:sz w:val="24"/>
+          <w:szCs w:val="24"/>
+        </w:rPr>
+        <w:t>}}</w:t>
+      </w:r>
+    </w:p>
+    <w:p>
+      <w:pPr>
+        <w:spacing w:before="200" w:after="200" w:line="240" w:lineRule="auto"/>
+        <w:jc w:val="both"/>
+        <w:rPr>
+          <w:rFonts w:ascii="Times New Roman" w:hAnsi="Times New Roman" w:cs="Times New Roman"/>
+          <w:b/>
+          <w:bCs/>
+          <w:sz w:val="24"/>
+          <w:szCs w:val="24"/>
+        </w:rPr>
+      </w:pPr>
+      <w:r>
+        <w:rPr>
+          <w:rFonts w:ascii="Times New Roman" w:hAnsi="Times New Roman" w:cs="Times New Roman"/>
+          <w:b/>
+          <w:bCs/>
+          <w:sz w:val="24"/>
+          <w:szCs w:val="24"/>
+        </w:rPr>
         <w:t xml:space="preserve">{% </w:t>
       </w:r>
       <w:proofErr w:type="spellStart"/>
@@ -13166,6 +13833,7 @@
           <w:szCs w:val="24"/>
           <w:lang w:val="en-US"/>
         </w:rPr>
+        <w:lastRenderedPageBreak/>
         <w:t xml:space="preserve">{% for </w:t>
       </w:r>
       <w:proofErr w:type="spellStart"/>
@@ -13273,7 +13941,6 @@
         </w:rPr>
         <w:t>.</w:t>
       </w:r>
-      <w:proofErr w:type="spellStart"/>
       <w:r>
         <w:rPr>
           <w:rFonts w:ascii="Times New Roman" w:hAnsi="Times New Roman" w:cs="Times New Roman"/>
@@ -13283,7 +13950,6 @@
         </w:rPr>
         <w:t>bib</w:t>
       </w:r>
-      <w:proofErr w:type="spellEnd"/>
       <w:r>
         <w:rPr>
           <w:rFonts w:ascii="Times New Roman" w:hAnsi="Times New Roman" w:cs="Times New Roman"/>
@@ -13292,7 +13958,6 @@
         </w:rPr>
         <w:t>_</w:t>
       </w:r>
-      <w:proofErr w:type="spellStart"/>
       <w:r>
         <w:rPr>
           <w:rFonts w:ascii="Times New Roman" w:hAnsi="Times New Roman" w:cs="Times New Roman"/>
@@ -13302,7 +13967,6 @@
         </w:rPr>
         <w:t>disc</w:t>
       </w:r>
-      <w:proofErr w:type="spellEnd"/>
       <w:r>
         <w:rPr>
           <w:rFonts w:ascii="Times New Roman" w:hAnsi="Times New Roman" w:cs="Times New Roman"/>
@@ -13815,7 +14479,6 @@
           <w:sz w:val="24"/>
           <w:szCs w:val="24"/>
         </w:rPr>
-        <w:lastRenderedPageBreak/>
         <w:t xml:space="preserve">{{ </w:t>
       </w:r>
       <w:r>
@@ -14023,7 +14686,6 @@
         </w:rPr>
         <w:t>.</w:t>
       </w:r>
-      <w:proofErr w:type="spellStart"/>
       <w:r>
         <w:rPr>
           <w:rFonts w:ascii="Times New Roman" w:hAnsi="Times New Roman" w:cs="Times New Roman"/>
@@ -14034,7 +14696,6 @@
         </w:rPr>
         <w:t>content</w:t>
       </w:r>
-      <w:proofErr w:type="spellEnd"/>
       <w:r>
         <w:rPr>
           <w:rFonts w:ascii="Times New Roman" w:hAnsi="Times New Roman" w:cs="Times New Roman"/>
@@ -15313,7 +15974,7 @@
 </file>
 
 <file path=customXml/itemProps1.xml><?xml version="1.0" encoding="utf-8"?>
-<ds:datastoreItem xmlns:ds="http://schemas.openxmlformats.org/officeDocument/2006/customXml" ds:itemID="{467483FF-CEFC-4E5F-8399-C64486F5AF7E}">
+<ds:datastoreItem xmlns:ds="http://schemas.openxmlformats.org/officeDocument/2006/customXml" ds:itemID="{739DDA11-AC93-4B24-882F-8AD6E62C86BB}">
   <ds:schemaRefs>
     <ds:schemaRef ds:uri="http://schemas.openxmlformats.org/officeDocument/2006/bibliography"/>
   </ds:schemaRefs>

--- a/templates/docxRPD/rpd.docx
+++ b/templates/docxRPD/rpd.docx
@@ -195,41 +195,24 @@
           <w:sz w:val="24"/>
           <w:szCs w:val="24"/>
         </w:rPr>
-        <w:t xml:space="preserve"> {{</w:t>
-      </w:r>
-      <w:r>
-        <w:rPr>
-          <w:rFonts w:ascii="Times New Roman" w:hAnsi="Times New Roman" w:cs="Times New Roman"/>
-          <w:sz w:val="24"/>
-          <w:szCs w:val="24"/>
-          <w:lang w:val="en-US"/>
-        </w:rPr>
-        <w:t>current</w:t>
-      </w:r>
-      <w:r>
-        <w:rPr>
-          <w:rFonts w:ascii="Times New Roman" w:hAnsi="Times New Roman" w:cs="Times New Roman"/>
-          <w:sz w:val="24"/>
-          <w:szCs w:val="24"/>
-        </w:rPr>
-        <w:t>_</w:t>
-      </w:r>
-      <w:r>
-        <w:rPr>
-          <w:rFonts w:ascii="Times New Roman" w:hAnsi="Times New Roman" w:cs="Times New Roman"/>
-          <w:sz w:val="24"/>
-          <w:szCs w:val="24"/>
-          <w:lang w:val="en-US"/>
-        </w:rPr>
-        <w:t>year</w:t>
-      </w:r>
-      <w:r>
-        <w:rPr>
-          <w:rFonts w:ascii="Times New Roman" w:hAnsi="Times New Roman" w:cs="Times New Roman"/>
-          <w:sz w:val="24"/>
-          <w:szCs w:val="24"/>
-        </w:rPr>
-        <w:t xml:space="preserve">}} </w:t>
+        <w:t xml:space="preserve"> </w:t>
+      </w:r>
+      <w:r>
+        <w:rPr>
+          <w:rFonts w:ascii="Times New Roman" w:hAnsi="Times New Roman" w:cs="Times New Roman"/>
+          <w:sz w:val="24"/>
+          <w:szCs w:val="24"/>
+          <w:lang w:val="en-US"/>
+        </w:rPr>
+        <w:t>________</w:t>
+      </w:r>
+      <w:r>
+        <w:rPr>
+          <w:rFonts w:ascii="Times New Roman" w:hAnsi="Times New Roman" w:cs="Times New Roman"/>
+          <w:sz w:val="24"/>
+          <w:szCs w:val="24"/>
+        </w:rPr>
+        <w:t xml:space="preserve"> </w:t>
       </w:r>
       <w:r>
         <w:rPr>
@@ -1272,6 +1255,8 @@
         </w:rPr>
         <w:br w:type="page"/>
       </w:r>
+      <w:bookmarkStart w:id="0" w:name="_GoBack"/>
+      <w:bookmarkEnd w:id="0"/>
     </w:p>
     <w:p>
       <w:pPr>
@@ -3376,7 +3361,7 @@
                 <w:sz w:val="24"/>
                 <w:szCs w:val="24"/>
               </w:rPr>
-              <w:t>Л</w:t>
+              <w:t>л</w:t>
             </w:r>
             <w:r>
               <w:rPr>
@@ -3748,403 +3733,6 @@
                 <w:rFonts w:ascii="Times New Roman" w:hAnsi="Times New Roman" w:cs="Times New Roman"/>
                 <w:sz w:val="24"/>
                 <w:szCs w:val="24"/>
-              </w:rPr>
-              <w:t xml:space="preserve"> %}</w:t>
-            </w:r>
-          </w:p>
-        </w:tc>
-      </w:tr>
-      <w:tr>
-        <w:trPr>
-          <w:trHeight w:val="1077"/>
-        </w:trPr>
-        <w:tc>
-          <w:tcPr>
-            <w:tcW w:w="0" w:type="auto"/>
-          </w:tcPr>
-          <w:p>
-            <w:pPr>
-              <w:rPr>
-                <w:rFonts w:ascii="Times New Roman" w:hAnsi="Times New Roman" w:cs="Times New Roman"/>
-                <w:sz w:val="24"/>
-                <w:szCs w:val="24"/>
-              </w:rPr>
-            </w:pPr>
-            <w:r>
-              <w:rPr>
-                <w:rFonts w:ascii="Times New Roman" w:hAnsi="Times New Roman" w:cs="Times New Roman"/>
-                <w:sz w:val="24"/>
-                <w:szCs w:val="24"/>
-              </w:rPr>
-              <w:lastRenderedPageBreak/>
-              <w:t xml:space="preserve">    </w:t>
-            </w:r>
-            <w:r>
-              <w:rPr>
-                <w:rFonts w:ascii="Times New Roman" w:hAnsi="Times New Roman" w:cs="Times New Roman"/>
-                <w:sz w:val="24"/>
-                <w:szCs w:val="24"/>
-              </w:rPr>
-              <w:t>лабораторные</w:t>
-            </w:r>
-            <w:r>
-              <w:rPr>
-                <w:rFonts w:ascii="Times New Roman" w:hAnsi="Times New Roman" w:cs="Times New Roman"/>
-                <w:sz w:val="24"/>
-                <w:szCs w:val="24"/>
-              </w:rPr>
-              <w:t xml:space="preserve"> </w:t>
-            </w:r>
-            <w:r>
-              <w:rPr>
-                <w:rFonts w:ascii="Times New Roman" w:hAnsi="Times New Roman" w:cs="Times New Roman"/>
-                <w:sz w:val="24"/>
-                <w:szCs w:val="24"/>
-              </w:rPr>
-              <w:t>работы</w:t>
-            </w:r>
-          </w:p>
-        </w:tc>
-        <w:tc>
-          <w:tcPr>
-            <w:tcW w:w="0" w:type="auto"/>
-            <w:vAlign w:val="center"/>
-          </w:tcPr>
-          <w:p>
-            <w:pPr>
-              <w:jc w:val="center"/>
-              <w:rPr>
-                <w:rFonts w:ascii="Times New Roman" w:hAnsi="Times New Roman" w:cs="Times New Roman"/>
-                <w:sz w:val="24"/>
-                <w:szCs w:val="24"/>
-              </w:rPr>
-            </w:pPr>
-            <w:proofErr w:type="gramStart"/>
-            <w:r>
-              <w:rPr>
-                <w:rFonts w:ascii="Times New Roman" w:hAnsi="Times New Roman" w:cs="Times New Roman"/>
-                <w:sz w:val="24"/>
-                <w:szCs w:val="24"/>
-              </w:rPr>
-              <w:t xml:space="preserve">{{ </w:t>
-            </w:r>
-            <w:proofErr w:type="spellStart"/>
-            <w:r>
-              <w:rPr>
-                <w:rFonts w:ascii="Times New Roman" w:hAnsi="Times New Roman" w:cs="Times New Roman"/>
-                <w:sz w:val="24"/>
-                <w:szCs w:val="24"/>
-                <w:lang w:val="en-US"/>
-              </w:rPr>
-              <w:t>sha</w:t>
-            </w:r>
-            <w:proofErr w:type="spellEnd"/>
-            <w:r>
-              <w:rPr>
-                <w:rFonts w:ascii="Times New Roman" w:hAnsi="Times New Roman" w:cs="Times New Roman"/>
-                <w:sz w:val="24"/>
-                <w:szCs w:val="24"/>
-              </w:rPr>
-              <w:t>.</w:t>
-            </w:r>
-            <w:r>
-              <w:rPr>
-                <w:rFonts w:ascii="Times New Roman" w:hAnsi="Times New Roman" w:cs="Times New Roman"/>
-                <w:sz w:val="24"/>
-                <w:szCs w:val="24"/>
-                <w:lang w:val="en-US"/>
-              </w:rPr>
-              <w:t>lab</w:t>
-            </w:r>
-            <w:proofErr w:type="gramEnd"/>
-            <w:r>
-              <w:rPr>
-                <w:rFonts w:ascii="Times New Roman" w:hAnsi="Times New Roman" w:cs="Times New Roman"/>
-                <w:sz w:val="24"/>
-                <w:szCs w:val="24"/>
-              </w:rPr>
-              <w:t>_</w:t>
-            </w:r>
-            <w:r>
-              <w:rPr>
-                <w:rFonts w:ascii="Times New Roman" w:hAnsi="Times New Roman" w:cs="Times New Roman"/>
-                <w:sz w:val="24"/>
-                <w:szCs w:val="24"/>
-                <w:lang w:val="en-US"/>
-              </w:rPr>
-              <w:t>hours</w:t>
-            </w:r>
-            <w:r>
-              <w:rPr>
-                <w:rFonts w:ascii="Times New Roman" w:hAnsi="Times New Roman" w:cs="Times New Roman"/>
-                <w:sz w:val="24"/>
-                <w:szCs w:val="24"/>
-              </w:rPr>
-              <w:t>_</w:t>
-            </w:r>
-            <w:r>
-              <w:rPr>
-                <w:rFonts w:ascii="Times New Roman" w:hAnsi="Times New Roman" w:cs="Times New Roman"/>
-                <w:sz w:val="24"/>
-                <w:szCs w:val="24"/>
-                <w:lang w:val="en-US"/>
-              </w:rPr>
-              <w:t>all</w:t>
-            </w:r>
-            <w:r>
-              <w:rPr>
-                <w:rFonts w:ascii="Times New Roman" w:hAnsi="Times New Roman" w:cs="Times New Roman"/>
-                <w:sz w:val="24"/>
-                <w:szCs w:val="24"/>
-              </w:rPr>
-              <w:t xml:space="preserve"> }}</w:t>
-            </w:r>
-          </w:p>
-        </w:tc>
-        <w:tc>
-          <w:tcPr>
-            <w:tcW w:w="0" w:type="auto"/>
-            <w:vAlign w:val="center"/>
-          </w:tcPr>
-          <w:p>
-            <w:pPr>
-              <w:jc w:val="center"/>
-              <w:rPr>
-                <w:rFonts w:ascii="Times New Roman" w:hAnsi="Times New Roman" w:cs="Times New Roman"/>
-                <w:sz w:val="24"/>
-                <w:szCs w:val="24"/>
-                <w:lang w:val="en-US"/>
-              </w:rPr>
-            </w:pPr>
-            <w:r>
-              <w:rPr>
-                <w:rFonts w:ascii="Times New Roman" w:hAnsi="Times New Roman" w:cs="Times New Roman"/>
-                <w:sz w:val="24"/>
-                <w:szCs w:val="24"/>
-                <w:lang w:val="en-US"/>
-              </w:rPr>
-              <w:t>{%</w:t>
-            </w:r>
-            <w:proofErr w:type="spellStart"/>
-            <w:r>
-              <w:rPr>
-                <w:rFonts w:ascii="Times New Roman" w:hAnsi="Times New Roman" w:cs="Times New Roman"/>
-                <w:sz w:val="24"/>
-                <w:szCs w:val="24"/>
-                <w:lang w:val="en-US"/>
-              </w:rPr>
-              <w:t>tc</w:t>
-            </w:r>
-            <w:proofErr w:type="spellEnd"/>
-            <w:r>
-              <w:rPr>
-                <w:rFonts w:ascii="Times New Roman" w:hAnsi="Times New Roman" w:cs="Times New Roman"/>
-                <w:sz w:val="24"/>
-                <w:szCs w:val="24"/>
-                <w:lang w:val="en-US"/>
-              </w:rPr>
-              <w:t xml:space="preserve"> </w:t>
-            </w:r>
-            <w:r>
-              <w:rPr>
-                <w:rFonts w:ascii="Times New Roman" w:hAnsi="Times New Roman" w:cs="Times New Roman"/>
-                <w:sz w:val="24"/>
-                <w:szCs w:val="24"/>
-                <w:lang w:val="en-US"/>
-              </w:rPr>
-              <w:t>for</w:t>
-            </w:r>
-            <w:r>
-              <w:rPr>
-                <w:rFonts w:ascii="Times New Roman" w:hAnsi="Times New Roman" w:cs="Times New Roman"/>
-                <w:sz w:val="24"/>
-                <w:szCs w:val="24"/>
-                <w:lang w:val="en-US"/>
-              </w:rPr>
-              <w:t xml:space="preserve"> </w:t>
-            </w:r>
-            <w:r>
-              <w:rPr>
-                <w:rFonts w:ascii="Times New Roman" w:hAnsi="Times New Roman" w:cs="Times New Roman"/>
-                <w:sz w:val="24"/>
-                <w:szCs w:val="24"/>
-                <w:lang w:val="en-US"/>
-              </w:rPr>
-              <w:t>item</w:t>
-            </w:r>
-            <w:r>
-              <w:rPr>
-                <w:rFonts w:ascii="Times New Roman" w:hAnsi="Times New Roman" w:cs="Times New Roman"/>
-                <w:sz w:val="24"/>
-                <w:szCs w:val="24"/>
-                <w:lang w:val="en-US"/>
-              </w:rPr>
-              <w:t xml:space="preserve"> </w:t>
-            </w:r>
-            <w:r>
-              <w:rPr>
-                <w:rFonts w:ascii="Times New Roman" w:hAnsi="Times New Roman" w:cs="Times New Roman"/>
-                <w:sz w:val="24"/>
-                <w:szCs w:val="24"/>
-                <w:lang w:val="en-US"/>
-              </w:rPr>
-              <w:t>in</w:t>
-            </w:r>
-            <w:r>
-              <w:rPr>
-                <w:rFonts w:ascii="Times New Roman" w:hAnsi="Times New Roman" w:cs="Times New Roman"/>
-                <w:sz w:val="24"/>
-                <w:szCs w:val="24"/>
-                <w:lang w:val="en-US"/>
-              </w:rPr>
-              <w:t xml:space="preserve"> </w:t>
-            </w:r>
-            <w:proofErr w:type="spellStart"/>
-            <w:r>
-              <w:rPr>
-                <w:rFonts w:ascii="Times New Roman" w:hAnsi="Times New Roman" w:cs="Times New Roman"/>
-                <w:sz w:val="24"/>
-                <w:szCs w:val="24"/>
-                <w:lang w:val="en-US"/>
-              </w:rPr>
-              <w:t>sh</w:t>
-            </w:r>
-            <w:proofErr w:type="spellEnd"/>
-            <w:r>
-              <w:rPr>
-                <w:rFonts w:ascii="Times New Roman" w:hAnsi="Times New Roman" w:cs="Times New Roman"/>
-                <w:sz w:val="24"/>
-                <w:szCs w:val="24"/>
-                <w:lang w:val="en-US"/>
-              </w:rPr>
-              <w:t xml:space="preserve"> %</w:t>
-            </w:r>
-            <w:r>
-              <w:rPr>
-                <w:rFonts w:ascii="Times New Roman" w:hAnsi="Times New Roman" w:cs="Times New Roman"/>
-                <w:sz w:val="24"/>
-                <w:szCs w:val="24"/>
-                <w:lang w:val="en-US"/>
-              </w:rPr>
-              <w:t>}</w:t>
-            </w:r>
-          </w:p>
-        </w:tc>
-        <w:tc>
-          <w:tcPr>
-            <w:tcW w:w="0" w:type="auto"/>
-            <w:vAlign w:val="center"/>
-          </w:tcPr>
-          <w:p>
-            <w:pPr>
-              <w:jc w:val="center"/>
-              <w:rPr>
-                <w:rFonts w:ascii="Times New Roman" w:hAnsi="Times New Roman" w:cs="Times New Roman"/>
-                <w:sz w:val="24"/>
-                <w:szCs w:val="24"/>
-                <w:lang w:val="en-US"/>
-              </w:rPr>
-            </w:pPr>
-            <w:r>
-              <w:rPr>
-                <w:rFonts w:ascii="Times New Roman" w:hAnsi="Times New Roman" w:cs="Times New Roman"/>
-                <w:sz w:val="24"/>
-                <w:szCs w:val="24"/>
-                <w:lang w:val="en-US"/>
-              </w:rPr>
-              <w:t>{{</w:t>
-            </w:r>
-            <w:proofErr w:type="spellStart"/>
-            <w:r>
-              <w:rPr>
-                <w:rFonts w:ascii="Times New Roman" w:hAnsi="Times New Roman" w:cs="Times New Roman"/>
-                <w:sz w:val="24"/>
-                <w:szCs w:val="24"/>
-                <w:lang w:val="en-US"/>
-              </w:rPr>
-              <w:t>item.lab_hour</w:t>
-            </w:r>
-            <w:r>
-              <w:rPr>
-                <w:rFonts w:ascii="Times New Roman" w:hAnsi="Times New Roman" w:cs="Times New Roman"/>
-                <w:sz w:val="24"/>
-                <w:szCs w:val="24"/>
-                <w:lang w:val="en-US"/>
-              </w:rPr>
-              <w:t>s</w:t>
-            </w:r>
-            <w:proofErr w:type="spellEnd"/>
-            <w:r>
-              <w:rPr>
-                <w:rFonts w:ascii="Times New Roman" w:hAnsi="Times New Roman" w:cs="Times New Roman"/>
-                <w:sz w:val="24"/>
-                <w:szCs w:val="24"/>
-                <w:lang w:val="en-US"/>
-              </w:rPr>
-              <w:t>}}</w:t>
-            </w:r>
-          </w:p>
-        </w:tc>
-        <w:tc>
-          <w:tcPr>
-            <w:tcW w:w="0" w:type="auto"/>
-          </w:tcPr>
-          <w:p>
-            <w:pPr>
-              <w:jc w:val="center"/>
-              <w:rPr>
-                <w:rFonts w:ascii="Times New Roman" w:hAnsi="Times New Roman" w:cs="Times New Roman"/>
-                <w:sz w:val="24"/>
-                <w:szCs w:val="24"/>
-                <w:lang w:val="en-US"/>
-              </w:rPr>
-            </w:pPr>
-            <w:r>
-              <w:rPr>
-                <w:rFonts w:ascii="Times New Roman" w:hAnsi="Times New Roman" w:cs="Times New Roman"/>
-                <w:sz w:val="24"/>
-                <w:szCs w:val="24"/>
-                <w:lang w:val="en-US"/>
-              </w:rPr>
-              <w:t>{%</w:t>
-            </w:r>
-            <w:proofErr w:type="spellStart"/>
-            <w:r>
-              <w:rPr>
-                <w:rFonts w:ascii="Times New Roman" w:hAnsi="Times New Roman" w:cs="Times New Roman"/>
-                <w:sz w:val="24"/>
-                <w:szCs w:val="24"/>
-                <w:lang w:val="en-US"/>
-              </w:rPr>
-              <w:t>tc</w:t>
-            </w:r>
-            <w:proofErr w:type="spellEnd"/>
-            <w:r>
-              <w:rPr>
-                <w:rFonts w:ascii="Times New Roman" w:hAnsi="Times New Roman" w:cs="Times New Roman"/>
-                <w:sz w:val="24"/>
-                <w:szCs w:val="24"/>
-                <w:lang w:val="en-US"/>
-              </w:rPr>
-              <w:t xml:space="preserve"> </w:t>
-            </w:r>
-            <w:proofErr w:type="spellStart"/>
-            <w:r>
-              <w:rPr>
-                <w:rFonts w:ascii="Times New Roman" w:hAnsi="Times New Roman" w:cs="Times New Roman"/>
-                <w:sz w:val="24"/>
-                <w:szCs w:val="24"/>
-                <w:lang w:val="en-US"/>
-              </w:rPr>
-              <w:t>endfor</w:t>
-            </w:r>
-            <w:proofErr w:type="spellEnd"/>
-            <w:r>
-              <w:rPr>
-                <w:rFonts w:ascii="Times New Roman" w:hAnsi="Times New Roman" w:cs="Times New Roman"/>
-                <w:sz w:val="24"/>
-                <w:szCs w:val="24"/>
-                <w:lang w:val="en-US"/>
               </w:rPr>
               <w:t xml:space="preserve"> %}</w:t>
             </w:r>
@@ -4172,8 +3760,8 @@
                 <w:rFonts w:ascii="Times New Roman" w:hAnsi="Times New Roman" w:cs="Times New Roman"/>
                 <w:sz w:val="24"/>
                 <w:szCs w:val="24"/>
-                <w:lang w:val="en-US"/>
-              </w:rPr>
+              </w:rPr>
+              <w:lastRenderedPageBreak/>
               <w:t xml:space="preserve">    </w:t>
             </w:r>
             <w:r>
@@ -4182,7 +3770,23 @@
                 <w:sz w:val="24"/>
                 <w:szCs w:val="24"/>
               </w:rPr>
-              <w:t>практические/семинарские занятия</w:t>
+              <w:t>лабораторные</w:t>
+            </w:r>
+            <w:r>
+              <w:rPr>
+                <w:rFonts w:ascii="Times New Roman" w:hAnsi="Times New Roman" w:cs="Times New Roman"/>
+                <w:sz w:val="24"/>
+                <w:szCs w:val="24"/>
+              </w:rPr>
+              <w:t xml:space="preserve"> </w:t>
+            </w:r>
+            <w:r>
+              <w:rPr>
+                <w:rFonts w:ascii="Times New Roman" w:hAnsi="Times New Roman" w:cs="Times New Roman"/>
+                <w:sz w:val="24"/>
+                <w:szCs w:val="24"/>
+              </w:rPr>
+              <w:t>работы</w:t>
             </w:r>
           </w:p>
         </w:tc>
@@ -4198,15 +3802,14 @@
                 <w:rFonts w:ascii="Times New Roman" w:hAnsi="Times New Roman" w:cs="Times New Roman"/>
                 <w:sz w:val="24"/>
                 <w:szCs w:val="24"/>
-                <w:lang w:val="en-US"/>
-              </w:rPr>
-            </w:pPr>
-            <w:r>
-              <w:rPr>
-                <w:rFonts w:ascii="Times New Roman" w:hAnsi="Times New Roman" w:cs="Times New Roman"/>
-                <w:sz w:val="24"/>
-                <w:szCs w:val="24"/>
-                <w:lang w:val="en-US"/>
+              </w:rPr>
+            </w:pPr>
+            <w:proofErr w:type="gramStart"/>
+            <w:r>
+              <w:rPr>
+                <w:rFonts w:ascii="Times New Roman" w:hAnsi="Times New Roman" w:cs="Times New Roman"/>
+                <w:sz w:val="24"/>
+                <w:szCs w:val="24"/>
               </w:rPr>
               <w:t xml:space="preserve">{{ </w:t>
             </w:r>
@@ -4220,22 +3823,64 @@
               </w:rPr>
               <w:t>sha</w:t>
             </w:r>
-            <w:r>
-              <w:rPr>
-                <w:rFonts w:ascii="Times New Roman" w:hAnsi="Times New Roman" w:cs="Times New Roman"/>
-                <w:sz w:val="24"/>
-                <w:szCs w:val="24"/>
-                <w:lang w:val="en-US"/>
-              </w:rPr>
-              <w:t>.pr_hours_all</w:t>
-            </w:r>
             <w:proofErr w:type="spellEnd"/>
             <w:r>
               <w:rPr>
                 <w:rFonts w:ascii="Times New Roman" w:hAnsi="Times New Roman" w:cs="Times New Roman"/>
                 <w:sz w:val="24"/>
                 <w:szCs w:val="24"/>
-                <w:lang w:val="en-US"/>
+              </w:rPr>
+              <w:t>.</w:t>
+            </w:r>
+            <w:r>
+              <w:rPr>
+                <w:rFonts w:ascii="Times New Roman" w:hAnsi="Times New Roman" w:cs="Times New Roman"/>
+                <w:sz w:val="24"/>
+                <w:szCs w:val="24"/>
+                <w:lang w:val="en-US"/>
+              </w:rPr>
+              <w:t>lab</w:t>
+            </w:r>
+            <w:proofErr w:type="gramEnd"/>
+            <w:r>
+              <w:rPr>
+                <w:rFonts w:ascii="Times New Roman" w:hAnsi="Times New Roman" w:cs="Times New Roman"/>
+                <w:sz w:val="24"/>
+                <w:szCs w:val="24"/>
+              </w:rPr>
+              <w:t>_</w:t>
+            </w:r>
+            <w:r>
+              <w:rPr>
+                <w:rFonts w:ascii="Times New Roman" w:hAnsi="Times New Roman" w:cs="Times New Roman"/>
+                <w:sz w:val="24"/>
+                <w:szCs w:val="24"/>
+                <w:lang w:val="en-US"/>
+              </w:rPr>
+              <w:t>hours</w:t>
+            </w:r>
+            <w:r>
+              <w:rPr>
+                <w:rFonts w:ascii="Times New Roman" w:hAnsi="Times New Roman" w:cs="Times New Roman"/>
+                <w:sz w:val="24"/>
+                <w:szCs w:val="24"/>
+              </w:rPr>
+              <w:t>_</w:t>
+            </w:r>
+            <w:r>
+              <w:rPr>
+                <w:rFonts w:ascii="Times New Roman" w:hAnsi="Times New Roman" w:cs="Times New Roman"/>
+                <w:sz w:val="24"/>
+                <w:szCs w:val="24"/>
+                <w:lang w:val="en-US"/>
+              </w:rPr>
+              <w:t>all</w:t>
+            </w:r>
+            <w:r>
+              <w:rPr>
+                <w:rFonts w:ascii="Times New Roman" w:hAnsi="Times New Roman" w:cs="Times New Roman"/>
+                <w:sz w:val="24"/>
+                <w:szCs w:val="24"/>
               </w:rPr>
               <w:t xml:space="preserve"> }}</w:t>
             </w:r>
@@ -4283,7 +3928,61 @@
                 <w:szCs w:val="24"/>
                 <w:lang w:val="en-US"/>
               </w:rPr>
-              <w:t xml:space="preserve"> for item in </w:t>
+              <w:t xml:space="preserve"> </w:t>
+            </w:r>
+            <w:r>
+              <w:rPr>
+                <w:rFonts w:ascii="Times New Roman" w:hAnsi="Times New Roman" w:cs="Times New Roman"/>
+                <w:sz w:val="24"/>
+                <w:szCs w:val="24"/>
+                <w:lang w:val="en-US"/>
+              </w:rPr>
+              <w:t>for</w:t>
+            </w:r>
+            <w:r>
+              <w:rPr>
+                <w:rFonts w:ascii="Times New Roman" w:hAnsi="Times New Roman" w:cs="Times New Roman"/>
+                <w:sz w:val="24"/>
+                <w:szCs w:val="24"/>
+                <w:lang w:val="en-US"/>
+              </w:rPr>
+              <w:t xml:space="preserve"> </w:t>
+            </w:r>
+            <w:r>
+              <w:rPr>
+                <w:rFonts w:ascii="Times New Roman" w:hAnsi="Times New Roman" w:cs="Times New Roman"/>
+                <w:sz w:val="24"/>
+                <w:szCs w:val="24"/>
+                <w:lang w:val="en-US"/>
+              </w:rPr>
+              <w:t>item</w:t>
+            </w:r>
+            <w:r>
+              <w:rPr>
+                <w:rFonts w:ascii="Times New Roman" w:hAnsi="Times New Roman" w:cs="Times New Roman"/>
+                <w:sz w:val="24"/>
+                <w:szCs w:val="24"/>
+                <w:lang w:val="en-US"/>
+              </w:rPr>
+              <w:t xml:space="preserve"> </w:t>
+            </w:r>
+            <w:r>
+              <w:rPr>
+                <w:rFonts w:ascii="Times New Roman" w:hAnsi="Times New Roman" w:cs="Times New Roman"/>
+                <w:sz w:val="24"/>
+                <w:szCs w:val="24"/>
+                <w:lang w:val="en-US"/>
+              </w:rPr>
+              <w:t>in</w:t>
+            </w:r>
+            <w:r>
+              <w:rPr>
+                <w:rFonts w:ascii="Times New Roman" w:hAnsi="Times New Roman" w:cs="Times New Roman"/>
+                <w:sz w:val="24"/>
+                <w:szCs w:val="24"/>
+                <w:lang w:val="en-US"/>
+              </w:rPr>
+              <w:t xml:space="preserve"> </w:t>
             </w:r>
             <w:proofErr w:type="spellStart"/>
             <w:r>
@@ -4303,7 +4002,16 @@
                 <w:szCs w:val="24"/>
                 <w:lang w:val="en-US"/>
               </w:rPr>
-              <w:t xml:space="preserve"> %}</w:t>
+              <w:t xml:space="preserve"> %</w:t>
+            </w:r>
+            <w:r>
+              <w:rPr>
+                <w:rFonts w:ascii="Times New Roman" w:hAnsi="Times New Roman" w:cs="Times New Roman"/>
+                <w:sz w:val="24"/>
+                <w:szCs w:val="24"/>
+                <w:lang w:val="en-US"/>
+              </w:rPr>
+              <w:t>}</w:t>
             </w:r>
           </w:p>
         </w:tc>
@@ -4339,7 +4047,7 @@
                 <w:szCs w:val="24"/>
                 <w:lang w:val="en-US"/>
               </w:rPr>
-              <w:t>item.pr_hour</w:t>
+              <w:t>item.lab_hour</w:t>
             </w:r>
             <w:r>
               <w:rPr>
@@ -4449,11 +4157,286 @@
                 <w:rFonts w:ascii="Times New Roman" w:hAnsi="Times New Roman" w:cs="Times New Roman"/>
                 <w:sz w:val="24"/>
                 <w:szCs w:val="24"/>
+                <w:lang w:val="en-US"/>
+              </w:rPr>
+              <w:t xml:space="preserve">    </w:t>
+            </w:r>
+            <w:r>
+              <w:rPr>
+                <w:rFonts w:ascii="Times New Roman" w:hAnsi="Times New Roman" w:cs="Times New Roman"/>
+                <w:sz w:val="24"/>
+                <w:szCs w:val="24"/>
+              </w:rPr>
+              <w:t>практические/семинарские занятия</w:t>
+            </w:r>
+          </w:p>
+        </w:tc>
+        <w:tc>
+          <w:tcPr>
+            <w:tcW w:w="0" w:type="auto"/>
+            <w:vAlign w:val="center"/>
+          </w:tcPr>
+          <w:p>
+            <w:pPr>
+              <w:jc w:val="center"/>
+              <w:rPr>
+                <w:rFonts w:ascii="Times New Roman" w:hAnsi="Times New Roman" w:cs="Times New Roman"/>
+                <w:sz w:val="24"/>
+                <w:szCs w:val="24"/>
+                <w:lang w:val="en-US"/>
+              </w:rPr>
+            </w:pPr>
+            <w:r>
+              <w:rPr>
+                <w:rFonts w:ascii="Times New Roman" w:hAnsi="Times New Roman" w:cs="Times New Roman"/>
+                <w:sz w:val="24"/>
+                <w:szCs w:val="24"/>
+                <w:lang w:val="en-US"/>
+              </w:rPr>
+              <w:t xml:space="preserve">{{ </w:t>
+            </w:r>
+            <w:proofErr w:type="spellStart"/>
+            <w:r>
+              <w:rPr>
+                <w:rFonts w:ascii="Times New Roman" w:hAnsi="Times New Roman" w:cs="Times New Roman"/>
+                <w:sz w:val="24"/>
+                <w:szCs w:val="24"/>
+                <w:lang w:val="en-US"/>
+              </w:rPr>
+              <w:t>sha</w:t>
+            </w:r>
+            <w:r>
+              <w:rPr>
+                <w:rFonts w:ascii="Times New Roman" w:hAnsi="Times New Roman" w:cs="Times New Roman"/>
+                <w:sz w:val="24"/>
+                <w:szCs w:val="24"/>
+                <w:lang w:val="en-US"/>
+              </w:rPr>
+              <w:t>.pr_hours_all</w:t>
+            </w:r>
+            <w:proofErr w:type="spellEnd"/>
+            <w:r>
+              <w:rPr>
+                <w:rFonts w:ascii="Times New Roman" w:hAnsi="Times New Roman" w:cs="Times New Roman"/>
+                <w:sz w:val="24"/>
+                <w:szCs w:val="24"/>
+                <w:lang w:val="en-US"/>
+              </w:rPr>
+              <w:t xml:space="preserve"> }}</w:t>
+            </w:r>
+          </w:p>
+        </w:tc>
+        <w:tc>
+          <w:tcPr>
+            <w:tcW w:w="0" w:type="auto"/>
+            <w:vAlign w:val="center"/>
+          </w:tcPr>
+          <w:p>
+            <w:pPr>
+              <w:jc w:val="center"/>
+              <w:rPr>
+                <w:rFonts w:ascii="Times New Roman" w:hAnsi="Times New Roman" w:cs="Times New Roman"/>
+                <w:sz w:val="24"/>
+                <w:szCs w:val="24"/>
+                <w:lang w:val="en-US"/>
+              </w:rPr>
+            </w:pPr>
+            <w:r>
+              <w:rPr>
+                <w:rFonts w:ascii="Times New Roman" w:hAnsi="Times New Roman" w:cs="Times New Roman"/>
+                <w:sz w:val="24"/>
+                <w:szCs w:val="24"/>
+                <w:lang w:val="en-US"/>
+              </w:rPr>
+              <w:t>{%</w:t>
+            </w:r>
+            <w:proofErr w:type="spellStart"/>
+            <w:r>
+              <w:rPr>
+                <w:rFonts w:ascii="Times New Roman" w:hAnsi="Times New Roman" w:cs="Times New Roman"/>
+                <w:sz w:val="24"/>
+                <w:szCs w:val="24"/>
+                <w:lang w:val="en-US"/>
+              </w:rPr>
+              <w:t>tc</w:t>
+            </w:r>
+            <w:proofErr w:type="spellEnd"/>
+            <w:r>
+              <w:rPr>
+                <w:rFonts w:ascii="Times New Roman" w:hAnsi="Times New Roman" w:cs="Times New Roman"/>
+                <w:sz w:val="24"/>
+                <w:szCs w:val="24"/>
+                <w:lang w:val="en-US"/>
+              </w:rPr>
+              <w:t xml:space="preserve"> for item in </w:t>
+            </w:r>
+            <w:proofErr w:type="spellStart"/>
+            <w:r>
+              <w:rPr>
+                <w:rFonts w:ascii="Times New Roman" w:hAnsi="Times New Roman" w:cs="Times New Roman"/>
+                <w:sz w:val="24"/>
+                <w:szCs w:val="24"/>
+                <w:lang w:val="en-US"/>
+              </w:rPr>
+              <w:t>sh</w:t>
+            </w:r>
+            <w:proofErr w:type="spellEnd"/>
+            <w:r>
+              <w:rPr>
+                <w:rFonts w:ascii="Times New Roman" w:hAnsi="Times New Roman" w:cs="Times New Roman"/>
+                <w:sz w:val="24"/>
+                <w:szCs w:val="24"/>
+                <w:lang w:val="en-US"/>
+              </w:rPr>
+              <w:t xml:space="preserve"> %}</w:t>
+            </w:r>
+          </w:p>
+        </w:tc>
+        <w:tc>
+          <w:tcPr>
+            <w:tcW w:w="0" w:type="auto"/>
+            <w:vAlign w:val="center"/>
+          </w:tcPr>
+          <w:p>
+            <w:pPr>
+              <w:jc w:val="center"/>
+              <w:rPr>
+                <w:rFonts w:ascii="Times New Roman" w:hAnsi="Times New Roman" w:cs="Times New Roman"/>
+                <w:sz w:val="24"/>
+                <w:szCs w:val="24"/>
+                <w:lang w:val="en-US"/>
+              </w:rPr>
+            </w:pPr>
+            <w:r>
+              <w:rPr>
+                <w:rFonts w:ascii="Times New Roman" w:hAnsi="Times New Roman" w:cs="Times New Roman"/>
+                <w:sz w:val="24"/>
+                <w:szCs w:val="24"/>
+                <w:lang w:val="en-US"/>
+              </w:rPr>
+              <w:t>{{</w:t>
+            </w:r>
+            <w:proofErr w:type="spellStart"/>
+            <w:r>
+              <w:rPr>
+                <w:rFonts w:ascii="Times New Roman" w:hAnsi="Times New Roman" w:cs="Times New Roman"/>
+                <w:sz w:val="24"/>
+                <w:szCs w:val="24"/>
+                <w:lang w:val="en-US"/>
+              </w:rPr>
+              <w:t>item.pr_hour</w:t>
+            </w:r>
+            <w:r>
+              <w:rPr>
+                <w:rFonts w:ascii="Times New Roman" w:hAnsi="Times New Roman" w:cs="Times New Roman"/>
+                <w:sz w:val="24"/>
+                <w:szCs w:val="24"/>
+                <w:lang w:val="en-US"/>
+              </w:rPr>
+              <w:t>s</w:t>
+            </w:r>
+            <w:proofErr w:type="spellEnd"/>
+            <w:r>
+              <w:rPr>
+                <w:rFonts w:ascii="Times New Roman" w:hAnsi="Times New Roman" w:cs="Times New Roman"/>
+                <w:sz w:val="24"/>
+                <w:szCs w:val="24"/>
+                <w:lang w:val="en-US"/>
+              </w:rPr>
+              <w:t>}}</w:t>
+            </w:r>
+          </w:p>
+        </w:tc>
+        <w:tc>
+          <w:tcPr>
+            <w:tcW w:w="0" w:type="auto"/>
+          </w:tcPr>
+          <w:p>
+            <w:pPr>
+              <w:jc w:val="center"/>
+              <w:rPr>
+                <w:rFonts w:ascii="Times New Roman" w:hAnsi="Times New Roman" w:cs="Times New Roman"/>
+                <w:sz w:val="24"/>
+                <w:szCs w:val="24"/>
+                <w:lang w:val="en-US"/>
+              </w:rPr>
+            </w:pPr>
+            <w:r>
+              <w:rPr>
+                <w:rFonts w:ascii="Times New Roman" w:hAnsi="Times New Roman" w:cs="Times New Roman"/>
+                <w:sz w:val="24"/>
+                <w:szCs w:val="24"/>
+                <w:lang w:val="en-US"/>
+              </w:rPr>
+              <w:t>{%</w:t>
+            </w:r>
+            <w:proofErr w:type="spellStart"/>
+            <w:r>
+              <w:rPr>
+                <w:rFonts w:ascii="Times New Roman" w:hAnsi="Times New Roman" w:cs="Times New Roman"/>
+                <w:sz w:val="24"/>
+                <w:szCs w:val="24"/>
+                <w:lang w:val="en-US"/>
+              </w:rPr>
+              <w:t>tc</w:t>
+            </w:r>
+            <w:proofErr w:type="spellEnd"/>
+            <w:r>
+              <w:rPr>
+                <w:rFonts w:ascii="Times New Roman" w:hAnsi="Times New Roman" w:cs="Times New Roman"/>
+                <w:sz w:val="24"/>
+                <w:szCs w:val="24"/>
+                <w:lang w:val="en-US"/>
+              </w:rPr>
+              <w:t xml:space="preserve"> </w:t>
+            </w:r>
+            <w:proofErr w:type="spellStart"/>
+            <w:r>
+              <w:rPr>
+                <w:rFonts w:ascii="Times New Roman" w:hAnsi="Times New Roman" w:cs="Times New Roman"/>
+                <w:sz w:val="24"/>
+                <w:szCs w:val="24"/>
+                <w:lang w:val="en-US"/>
+              </w:rPr>
+              <w:t>endfor</w:t>
+            </w:r>
+            <w:proofErr w:type="spellEnd"/>
+            <w:r>
+              <w:rPr>
+                <w:rFonts w:ascii="Times New Roman" w:hAnsi="Times New Roman" w:cs="Times New Roman"/>
+                <w:sz w:val="24"/>
+                <w:szCs w:val="24"/>
+                <w:lang w:val="en-US"/>
+              </w:rPr>
+              <w:t xml:space="preserve"> %}</w:t>
+            </w:r>
+          </w:p>
+        </w:tc>
+      </w:tr>
+      <w:tr>
+        <w:trPr>
+          <w:trHeight w:val="70"/>
+        </w:trPr>
+        <w:tc>
+          <w:tcPr>
+            <w:tcW w:w="0" w:type="auto"/>
+          </w:tcPr>
+          <w:p>
+            <w:pPr>
+              <w:rPr>
+                <w:rFonts w:ascii="Times New Roman" w:hAnsi="Times New Roman" w:cs="Times New Roman"/>
+                <w:sz w:val="24"/>
+                <w:szCs w:val="24"/>
+              </w:rPr>
+            </w:pPr>
+            <w:r>
+              <w:rPr>
+                <w:rFonts w:ascii="Times New Roman" w:hAnsi="Times New Roman" w:cs="Times New Roman"/>
+                <w:sz w:val="24"/>
+                <w:szCs w:val="24"/>
               </w:rPr>
               <w:t>Контактная работа, в том числе</w:t>
             </w:r>
-            <w:bookmarkStart w:id="0" w:name="_GoBack"/>
-            <w:bookmarkEnd w:id="0"/>
           </w:p>
         </w:tc>
         <w:tc>
@@ -8505,6 +8488,7 @@
           <w:bCs/>
           <w:sz w:val="24"/>
           <w:szCs w:val="24"/>
+          <w:lang w:val="en-US"/>
         </w:rPr>
       </w:pPr>
       <w:r>
@@ -8513,6 +8497,7 @@
           <w:bCs/>
           <w:sz w:val="24"/>
           <w:szCs w:val="24"/>
+          <w:lang w:val="en-US"/>
         </w:rPr>
         <w:t xml:space="preserve">{% </w:t>
       </w:r>
@@ -8534,28 +8519,155 @@
           <w:bCs/>
           <w:sz w:val="24"/>
           <w:szCs w:val="24"/>
+          <w:lang w:val="en-US"/>
+        </w:rPr>
+        <w:t xml:space="preserve"> %}</w:t>
+      </w:r>
+      <w:r>
+        <w:rPr>
+          <w:rFonts w:ascii="Times New Roman" w:hAnsi="Times New Roman" w:cs="Times New Roman"/>
+          <w:b/>
+          <w:bCs/>
+          <w:sz w:val="24"/>
+          <w:szCs w:val="24"/>
+          <w:lang w:val="en-US"/>
+        </w:rPr>
+        <w:t xml:space="preserve">{% </w:t>
+      </w:r>
+      <w:r>
+        <w:rPr>
+          <w:rFonts w:ascii="Times New Roman" w:hAnsi="Times New Roman" w:cs="Times New Roman"/>
+          <w:b/>
+          <w:bCs/>
+          <w:sz w:val="24"/>
+          <w:szCs w:val="24"/>
+          <w:lang w:val="en-US"/>
+        </w:rPr>
+        <w:t>for</w:t>
+      </w:r>
+      <w:r>
+        <w:rPr>
+          <w:rFonts w:ascii="Times New Roman" w:hAnsi="Times New Roman" w:cs="Times New Roman"/>
+          <w:b/>
+          <w:bCs/>
+          <w:sz w:val="24"/>
+          <w:szCs w:val="24"/>
+          <w:lang w:val="en-US"/>
         </w:rPr>
         <w:t xml:space="preserve"> </w:t>
       </w:r>
+      <w:r>
+        <w:rPr>
+          <w:rFonts w:ascii="Times New Roman" w:hAnsi="Times New Roman" w:cs="Times New Roman"/>
+          <w:b/>
+          <w:bCs/>
+          <w:sz w:val="24"/>
+          <w:szCs w:val="24"/>
+          <w:lang w:val="en-US"/>
+        </w:rPr>
+        <w:t>key</w:t>
+      </w:r>
+      <w:r>
+        <w:rPr>
+          <w:rFonts w:ascii="Times New Roman" w:hAnsi="Times New Roman" w:cs="Times New Roman"/>
+          <w:b/>
+          <w:bCs/>
+          <w:sz w:val="24"/>
+          <w:szCs w:val="24"/>
+          <w:lang w:val="en-US"/>
+        </w:rPr>
+        <w:t xml:space="preserve">, </w:t>
+      </w:r>
+      <w:r>
+        <w:rPr>
+          <w:rFonts w:ascii="Times New Roman" w:hAnsi="Times New Roman" w:cs="Times New Roman"/>
+          <w:b/>
+          <w:bCs/>
+          <w:sz w:val="24"/>
+          <w:szCs w:val="24"/>
+          <w:lang w:val="en-US"/>
+        </w:rPr>
+        <w:t>items</w:t>
+      </w:r>
+      <w:r>
+        <w:rPr>
+          <w:rFonts w:ascii="Times New Roman" w:hAnsi="Times New Roman" w:cs="Times New Roman"/>
+          <w:b/>
+          <w:bCs/>
+          <w:sz w:val="24"/>
+          <w:szCs w:val="24"/>
+          <w:lang w:val="en-US"/>
+        </w:rPr>
+        <w:t xml:space="preserve"> </w:t>
+      </w:r>
+      <w:r>
+        <w:rPr>
+          <w:rFonts w:ascii="Times New Roman" w:hAnsi="Times New Roman" w:cs="Times New Roman"/>
+          <w:b/>
+          <w:bCs/>
+          <w:sz w:val="24"/>
+          <w:szCs w:val="24"/>
+          <w:lang w:val="en-US"/>
+        </w:rPr>
+        <w:t>in</w:t>
+      </w:r>
+      <w:r>
+        <w:rPr>
+          <w:rFonts w:ascii="Times New Roman" w:hAnsi="Times New Roman" w:cs="Times New Roman"/>
+          <w:b/>
+          <w:bCs/>
+          <w:sz w:val="24"/>
+          <w:szCs w:val="24"/>
+          <w:lang w:val="en-US"/>
+        </w:rPr>
+        <w:t xml:space="preserve"> </w:t>
+      </w:r>
+      <w:proofErr w:type="spellStart"/>
       <w:proofErr w:type="gramStart"/>
       <w:r>
         <w:rPr>
           <w:rFonts w:ascii="Times New Roman" w:hAnsi="Times New Roman" w:cs="Times New Roman"/>
-          <w:bCs/>
-          <w:sz w:val="24"/>
-          <w:szCs w:val="24"/>
-        </w:rPr>
-        <w:t>%}</w:t>
-      </w:r>
-      <w:r>
-        <w:rPr>
-          <w:rFonts w:ascii="Times New Roman" w:hAnsi="Times New Roman" w:cs="Times New Roman"/>
-          <w:b/>
-          <w:bCs/>
-          <w:sz w:val="24"/>
-          <w:szCs w:val="24"/>
-        </w:rPr>
-        <w:t>{</w:t>
+          <w:b/>
+          <w:bCs/>
+          <w:sz w:val="24"/>
+          <w:szCs w:val="24"/>
+          <w:lang w:val="en-US"/>
+        </w:rPr>
+        <w:t>labw</w:t>
+      </w:r>
+      <w:r>
+        <w:rPr>
+          <w:rFonts w:ascii="Times New Roman" w:hAnsi="Times New Roman" w:cs="Times New Roman"/>
+          <w:b/>
+          <w:bCs/>
+          <w:sz w:val="24"/>
+          <w:szCs w:val="24"/>
+          <w:lang w:val="en-US"/>
+        </w:rPr>
+        <w:t>.</w:t>
+      </w:r>
+      <w:r>
+        <w:rPr>
+          <w:rFonts w:ascii="Times New Roman" w:hAnsi="Times New Roman" w:cs="Times New Roman"/>
+          <w:b/>
+          <w:bCs/>
+          <w:sz w:val="24"/>
+          <w:szCs w:val="24"/>
+          <w:lang w:val="en-US"/>
+        </w:rPr>
+        <w:t>items</w:t>
+      </w:r>
+      <w:proofErr w:type="spellEnd"/>
+      <w:r>
+        <w:rPr>
+          <w:rFonts w:ascii="Times New Roman" w:hAnsi="Times New Roman" w:cs="Times New Roman"/>
+          <w:b/>
+          <w:bCs/>
+          <w:sz w:val="24"/>
+          <w:szCs w:val="24"/>
+          <w:lang w:val="en-US"/>
+        </w:rPr>
+        <w:t>(</w:t>
       </w:r>
       <w:proofErr w:type="gramEnd"/>
       <w:r>
@@ -8565,29 +8677,42 @@
           <w:bCs/>
           <w:sz w:val="24"/>
           <w:szCs w:val="24"/>
-        </w:rPr>
-        <w:t xml:space="preserve">% </w:t>
-      </w:r>
-      <w:r>
-        <w:rPr>
-          <w:rFonts w:ascii="Times New Roman" w:hAnsi="Times New Roman" w:cs="Times New Roman"/>
-          <w:b/>
-          <w:bCs/>
-          <w:sz w:val="24"/>
-          <w:szCs w:val="24"/>
-          <w:lang w:val="en-US"/>
-        </w:rPr>
-        <w:t>for</w:t>
-      </w:r>
-      <w:r>
-        <w:rPr>
-          <w:rFonts w:ascii="Times New Roman" w:hAnsi="Times New Roman" w:cs="Times New Roman"/>
-          <w:b/>
-          <w:bCs/>
-          <w:sz w:val="24"/>
-          <w:szCs w:val="24"/>
-        </w:rPr>
-        <w:t xml:space="preserve"> </w:t>
+          <w:lang w:val="en-US"/>
+        </w:rPr>
+        <w:t>) %}</w:t>
+      </w:r>
+      <w:r>
+        <w:rPr>
+          <w:rFonts w:ascii="Times New Roman" w:hAnsi="Times New Roman" w:cs="Times New Roman"/>
+          <w:b/>
+          <w:bCs/>
+          <w:sz w:val="24"/>
+          <w:szCs w:val="24"/>
+        </w:rPr>
+        <w:t>Семестр</w:t>
+      </w:r>
+      <w:r>
+        <w:rPr>
+          <w:rFonts w:ascii="Times New Roman" w:hAnsi="Times New Roman" w:cs="Times New Roman"/>
+          <w:b/>
+          <w:bCs/>
+          <w:sz w:val="24"/>
+          <w:szCs w:val="24"/>
+          <w:lang w:val="en-US"/>
+        </w:rPr>
+        <w:t xml:space="preserve"> № </w:t>
+      </w:r>
+      <w:proofErr w:type="gramStart"/>
+      <w:r>
+        <w:rPr>
+          <w:rFonts w:ascii="Times New Roman" w:hAnsi="Times New Roman" w:cs="Times New Roman"/>
+          <w:b/>
+          <w:bCs/>
+          <w:sz w:val="24"/>
+          <w:szCs w:val="24"/>
+          <w:lang w:val="en-US"/>
+        </w:rPr>
+        <w:t xml:space="preserve">{{ </w:t>
       </w:r>
       <w:r>
         <w:rPr>
@@ -8600,140 +8725,15 @@
         </w:rPr>
         <w:t>key</w:t>
       </w:r>
-      <w:r>
-        <w:rPr>
-          <w:rFonts w:ascii="Times New Roman" w:hAnsi="Times New Roman" w:cs="Times New Roman"/>
-          <w:b/>
-          <w:bCs/>
-          <w:sz w:val="24"/>
-          <w:szCs w:val="24"/>
-        </w:rPr>
-        <w:t xml:space="preserve">, </w:t>
-      </w:r>
-      <w:r>
-        <w:rPr>
-          <w:rFonts w:ascii="Times New Roman" w:hAnsi="Times New Roman" w:cs="Times New Roman"/>
-          <w:b/>
-          <w:bCs/>
-          <w:sz w:val="24"/>
-          <w:szCs w:val="24"/>
-          <w:lang w:val="en-US"/>
-        </w:rPr>
-        <w:t>items</w:t>
-      </w:r>
-      <w:r>
-        <w:rPr>
-          <w:rFonts w:ascii="Times New Roman" w:hAnsi="Times New Roman" w:cs="Times New Roman"/>
-          <w:b/>
-          <w:bCs/>
-          <w:sz w:val="24"/>
-          <w:szCs w:val="24"/>
-        </w:rPr>
-        <w:t xml:space="preserve"> </w:t>
-      </w:r>
-      <w:r>
-        <w:rPr>
-          <w:rFonts w:ascii="Times New Roman" w:hAnsi="Times New Roman" w:cs="Times New Roman"/>
-          <w:b/>
-          <w:bCs/>
-          <w:sz w:val="24"/>
-          <w:szCs w:val="24"/>
-          <w:lang w:val="en-US"/>
-        </w:rPr>
-        <w:t>in</w:t>
-      </w:r>
-      <w:r>
-        <w:rPr>
-          <w:rFonts w:ascii="Times New Roman" w:hAnsi="Times New Roman" w:cs="Times New Roman"/>
-          <w:b/>
-          <w:bCs/>
-          <w:sz w:val="24"/>
-          <w:szCs w:val="24"/>
-        </w:rPr>
-        <w:t xml:space="preserve"> </w:t>
-      </w:r>
-      <w:proofErr w:type="spellStart"/>
-      <w:r>
-        <w:rPr>
-          <w:rFonts w:ascii="Times New Roman" w:hAnsi="Times New Roman" w:cs="Times New Roman"/>
-          <w:b/>
-          <w:bCs/>
-          <w:sz w:val="24"/>
-          <w:szCs w:val="24"/>
-          <w:lang w:val="en-US"/>
-        </w:rPr>
-        <w:t>labw</w:t>
-      </w:r>
-      <w:proofErr w:type="spellEnd"/>
-      <w:r>
-        <w:rPr>
-          <w:rFonts w:ascii="Times New Roman" w:hAnsi="Times New Roman" w:cs="Times New Roman"/>
-          <w:b/>
-          <w:bCs/>
-          <w:sz w:val="24"/>
-          <w:szCs w:val="24"/>
-        </w:rPr>
-        <w:t>.</w:t>
-      </w:r>
-      <w:r>
-        <w:rPr>
-          <w:rFonts w:ascii="Times New Roman" w:hAnsi="Times New Roman" w:cs="Times New Roman"/>
-          <w:b/>
-          <w:bCs/>
-          <w:sz w:val="24"/>
-          <w:szCs w:val="24"/>
-          <w:lang w:val="en-US"/>
-        </w:rPr>
-        <w:t>items</w:t>
-      </w:r>
-      <w:r>
-        <w:rPr>
-          <w:rFonts w:ascii="Times New Roman" w:hAnsi="Times New Roman" w:cs="Times New Roman"/>
-          <w:b/>
-          <w:bCs/>
-          <w:sz w:val="24"/>
-          <w:szCs w:val="24"/>
-        </w:rPr>
-        <w:t>() %}</w:t>
-      </w:r>
-      <w:r>
-        <w:rPr>
-          <w:rFonts w:ascii="Times New Roman" w:hAnsi="Times New Roman" w:cs="Times New Roman"/>
-          <w:b/>
-          <w:bCs/>
-          <w:sz w:val="24"/>
-          <w:szCs w:val="24"/>
-        </w:rPr>
-        <w:t>Семестр</w:t>
-      </w:r>
-      <w:r>
-        <w:rPr>
-          <w:rFonts w:ascii="Times New Roman" w:hAnsi="Times New Roman" w:cs="Times New Roman"/>
-          <w:b/>
-          <w:bCs/>
-          <w:sz w:val="24"/>
-          <w:szCs w:val="24"/>
-        </w:rPr>
-        <w:t xml:space="preserve"> № {{ </w:t>
-      </w:r>
-      <w:r>
-        <w:rPr>
-          <w:rFonts w:ascii="Times New Roman" w:hAnsi="Times New Roman" w:cs="Times New Roman"/>
-          <w:b/>
-          <w:bCs/>
-          <w:sz w:val="24"/>
-          <w:szCs w:val="24"/>
-          <w:lang w:val="en-US"/>
-        </w:rPr>
-        <w:t>key</w:t>
-      </w:r>
-      <w:r>
-        <w:rPr>
-          <w:rFonts w:ascii="Times New Roman" w:hAnsi="Times New Roman" w:cs="Times New Roman"/>
-          <w:b/>
-          <w:bCs/>
-          <w:sz w:val="24"/>
-          <w:szCs w:val="24"/>
+      <w:proofErr w:type="gramEnd"/>
+      <w:r>
+        <w:rPr>
+          <w:rFonts w:ascii="Times New Roman" w:hAnsi="Times New Roman" w:cs="Times New Roman"/>
+          <w:b/>
+          <w:bCs/>
+          <w:sz w:val="24"/>
+          <w:szCs w:val="24"/>
+          <w:lang w:val="en-US"/>
         </w:rPr>
         <w:t xml:space="preserve"> }}</w:t>
       </w:r>
@@ -14784,9 +14784,27 @@
           <w:bCs/>
           <w:sz w:val="24"/>
           <w:szCs w:val="24"/>
-          <w:lang w:val="en-US"/>
-        </w:rPr>
-        <w:t xml:space="preserve">{% for </w:t>
+        </w:rPr>
+        <w:t xml:space="preserve">{% </w:t>
+      </w:r>
+      <w:r>
+        <w:rPr>
+          <w:rFonts w:ascii="Times New Roman" w:hAnsi="Times New Roman" w:cs="Times New Roman"/>
+          <w:bCs/>
+          <w:sz w:val="24"/>
+          <w:szCs w:val="24"/>
+          <w:lang w:val="en-US"/>
+        </w:rPr>
+        <w:t>for</w:t>
+      </w:r>
+      <w:r>
+        <w:rPr>
+          <w:rFonts w:ascii="Times New Roman" w:hAnsi="Times New Roman" w:cs="Times New Roman"/>
+          <w:bCs/>
+          <w:sz w:val="24"/>
+          <w:szCs w:val="24"/>
+        </w:rPr>
+        <w:t xml:space="preserve"> </w:t>
       </w:r>
       <w:proofErr w:type="spellStart"/>
       <w:r>
@@ -14806,9 +14824,66 @@
           <w:bCs/>
           <w:sz w:val="24"/>
           <w:szCs w:val="24"/>
-          <w:lang w:val="en-US"/>
-        </w:rPr>
-        <w:t xml:space="preserve"> in logistics %}{{</w:t>
+        </w:rPr>
+        <w:t xml:space="preserve"> </w:t>
+      </w:r>
+      <w:r>
+        <w:rPr>
+          <w:rFonts w:ascii="Times New Roman" w:hAnsi="Times New Roman" w:cs="Times New Roman"/>
+          <w:bCs/>
+          <w:sz w:val="24"/>
+          <w:szCs w:val="24"/>
+          <w:lang w:val="en-US"/>
+        </w:rPr>
+        <w:t>in</w:t>
+      </w:r>
+      <w:r>
+        <w:rPr>
+          <w:rFonts w:ascii="Times New Roman" w:hAnsi="Times New Roman" w:cs="Times New Roman"/>
+          <w:bCs/>
+          <w:sz w:val="24"/>
+          <w:szCs w:val="24"/>
+        </w:rPr>
+        <w:t xml:space="preserve"> </w:t>
+      </w:r>
+      <w:r>
+        <w:rPr>
+          <w:rFonts w:ascii="Times New Roman" w:hAnsi="Times New Roman" w:cs="Times New Roman"/>
+          <w:bCs/>
+          <w:sz w:val="24"/>
+          <w:szCs w:val="24"/>
+          <w:lang w:val="en-US"/>
+        </w:rPr>
+        <w:t>logistics</w:t>
+      </w:r>
+      <w:r>
+        <w:rPr>
+          <w:rFonts w:ascii="Times New Roman" w:hAnsi="Times New Roman" w:cs="Times New Roman"/>
+          <w:bCs/>
+          <w:sz w:val="24"/>
+          <w:szCs w:val="24"/>
+        </w:rPr>
+        <w:t xml:space="preserve"> </w:t>
+      </w:r>
+      <w:proofErr w:type="gramStart"/>
+      <w:r>
+        <w:rPr>
+          <w:rFonts w:ascii="Times New Roman" w:hAnsi="Times New Roman" w:cs="Times New Roman"/>
+          <w:bCs/>
+          <w:sz w:val="24"/>
+          <w:szCs w:val="24"/>
+        </w:rPr>
+        <w:t>%}{</w:t>
+      </w:r>
+      <w:proofErr w:type="gramEnd"/>
+      <w:r>
+        <w:rPr>
+          <w:rFonts w:ascii="Times New Roman" w:hAnsi="Times New Roman" w:cs="Times New Roman"/>
+          <w:bCs/>
+          <w:sz w:val="24"/>
+          <w:szCs w:val="24"/>
+        </w:rPr>
+        <w:t>{</w:t>
       </w:r>
       <w:proofErr w:type="spellStart"/>
       <w:r>
@@ -14819,7 +14894,7 @@
           <w:szCs w:val="24"/>
           <w:lang w:val="en-US"/>
         </w:rPr>
-        <w:t>i.number</w:t>
+        <w:t>i</w:t>
       </w:r>
       <w:proofErr w:type="spellEnd"/>
       <w:r>
@@ -14828,9 +14903,37 @@
           <w:bCs/>
           <w:sz w:val="24"/>
           <w:szCs w:val="24"/>
-          <w:lang w:val="en-US"/>
-        </w:rPr>
-        <w:t>}}. {{i.name}}</w:t>
+        </w:rPr>
+        <w:t>.</w:t>
+      </w:r>
+      <w:r>
+        <w:rPr>
+          <w:rFonts w:ascii="Times New Roman" w:hAnsi="Times New Roman" w:cs="Times New Roman"/>
+          <w:bCs/>
+          <w:sz w:val="24"/>
+          <w:szCs w:val="24"/>
+          <w:lang w:val="en-US"/>
+        </w:rPr>
+        <w:t>number</w:t>
+      </w:r>
+      <w:r>
+        <w:rPr>
+          <w:rFonts w:ascii="Times New Roman" w:hAnsi="Times New Roman" w:cs="Times New Roman"/>
+          <w:bCs/>
+          <w:sz w:val="24"/>
+          <w:szCs w:val="24"/>
+        </w:rPr>
+        <w:t xml:space="preserve">}}. </w:t>
+      </w:r>
+      <w:r>
+        <w:rPr>
+          <w:rFonts w:ascii="Times New Roman" w:hAnsi="Times New Roman" w:cs="Times New Roman"/>
+          <w:bCs/>
+          <w:sz w:val="24"/>
+          <w:szCs w:val="24"/>
+          <w:lang w:val="en-US"/>
+        </w:rPr>
+        <w:t>{{i.name}}</w:t>
       </w:r>
     </w:p>
     <w:p>
@@ -15058,23 +15161,13 @@
         <w:sz w:val="24"/>
       </w:rPr>
     </w:pPr>
-    <w:proofErr w:type="gramStart"/>
     <w:r>
       <w:rPr>
         <w:rFonts w:ascii="Times New Roman" w:hAnsi="Times New Roman" w:cs="Times New Roman"/>
         <w:color w:val="000000" w:themeColor="text1"/>
         <w:sz w:val="24"/>
       </w:rPr>
-      <w:t>Иркутск,  {</w:t>
-    </w:r>
-    <w:proofErr w:type="gramEnd"/>
-    <w:r>
-      <w:rPr>
-        <w:rFonts w:ascii="Times New Roman" w:hAnsi="Times New Roman" w:cs="Times New Roman"/>
-        <w:color w:val="000000" w:themeColor="text1"/>
-        <w:sz w:val="24"/>
-      </w:rPr>
-      <w:t xml:space="preserve">{ </w:t>
+      <w:t xml:space="preserve">Иркутск, </w:t>
     </w:r>
     <w:r>
       <w:rPr>
@@ -15083,7 +15176,7 @@
         <w:sz w:val="24"/>
         <w:lang w:val="en-US"/>
       </w:rPr>
-      <w:t>current</w:t>
+      <w:t>____</w:t>
     </w:r>
     <w:r>
       <w:rPr>
@@ -15091,24 +15184,7 @@
         <w:color w:val="000000" w:themeColor="text1"/>
         <w:sz w:val="24"/>
       </w:rPr>
-      <w:t>_</w:t>
-    </w:r>
-    <w:r>
-      <w:rPr>
-        <w:rFonts w:ascii="Times New Roman" w:hAnsi="Times New Roman" w:cs="Times New Roman"/>
-        <w:color w:val="000000" w:themeColor="text1"/>
-        <w:sz w:val="24"/>
-        <w:lang w:val="en-US"/>
-      </w:rPr>
-      <w:t>year</w:t>
-    </w:r>
-    <w:r>
-      <w:rPr>
-        <w:rFonts w:ascii="Times New Roman" w:hAnsi="Times New Roman" w:cs="Times New Roman"/>
-        <w:color w:val="000000" w:themeColor="text1"/>
-        <w:sz w:val="24"/>
-      </w:rPr>
-      <w:t xml:space="preserve"> }} г.</w:t>
+      <w:t xml:space="preserve"> г.</w:t>
     </w:r>
   </w:p>
 </w:ftr>
@@ -15974,7 +16050,7 @@
 </file>
 
 <file path=customXml/itemProps1.xml><?xml version="1.0" encoding="utf-8"?>
-<ds:datastoreItem xmlns:ds="http://schemas.openxmlformats.org/officeDocument/2006/customXml" ds:itemID="{739DDA11-AC93-4B24-882F-8AD6E62C86BB}">
+<ds:datastoreItem xmlns:ds="http://schemas.openxmlformats.org/officeDocument/2006/customXml" ds:itemID="{AA9250B7-F828-4ECA-8F63-003FE3CD3AF8}">
   <ds:schemaRefs>
     <ds:schemaRef ds:uri="http://schemas.openxmlformats.org/officeDocument/2006/bibliography"/>
   </ds:schemaRefs>

--- a/templates/docxRPD/rpd.docx
+++ b/templates/docxRPD/rpd.docx
@@ -202,7 +202,6 @@
           <w:rFonts w:ascii="Times New Roman" w:hAnsi="Times New Roman" w:cs="Times New Roman"/>
           <w:sz w:val="24"/>
           <w:szCs w:val="24"/>
-          <w:lang w:val="en-US"/>
         </w:rPr>
         <w:t>________</w:t>
       </w:r>
@@ -1255,8 +1254,6 @@
         </w:rPr>
         <w:br w:type="page"/>
       </w:r>
-      <w:bookmarkStart w:id="0" w:name="_GoBack"/>
-      <w:bookmarkEnd w:id="0"/>
     </w:p>
     <w:p>
       <w:pPr>
@@ -13002,16 +12999,101 @@
         <w:jc w:val="both"/>
         <w:rPr>
           <w:rFonts w:ascii="Times New Roman" w:hAnsi="Times New Roman" w:cs="Times New Roman"/>
-          <w:b/>
-          <w:bCs/>
-          <w:sz w:val="24"/>
-          <w:szCs w:val="24"/>
-          <w:lang w:val="en-US"/>
+          <w:sz w:val="24"/>
+          <w:szCs w:val="24"/>
         </w:rPr>
       </w:pPr>
       <w:r>
         <w:rPr>
           <w:rFonts w:ascii="Times New Roman" w:hAnsi="Times New Roman" w:cs="Times New Roman"/>
+          <w:sz w:val="24"/>
+          <w:szCs w:val="24"/>
+          <w:u w:val="single"/>
+        </w:rPr>
+        <w:t>Пример билета:</w:t>
+      </w:r>
+      <w:bookmarkStart w:id="0" w:name="_GoBack"/>
+      <w:bookmarkEnd w:id="0"/>
+    </w:p>
+    <w:p>
+      <w:pPr>
+        <w:spacing w:before="200" w:after="200" w:line="240" w:lineRule="auto"/>
+        <w:jc w:val="both"/>
+        <w:rPr>
+          <w:rFonts w:ascii="Times New Roman" w:hAnsi="Times New Roman" w:cs="Times New Roman"/>
+          <w:sz w:val="24"/>
+          <w:szCs w:val="24"/>
+          <w:u w:val="single"/>
+          <w:lang w:val="en-US"/>
+        </w:rPr>
+      </w:pPr>
+      <w:r>
+        <w:rPr>
+          <w:rFonts w:ascii="Times New Roman" w:hAnsi="Times New Roman" w:cs="Times New Roman"/>
+          <w:sz w:val="24"/>
+          <w:szCs w:val="24"/>
+          <w:lang w:val="en-US"/>
+        </w:rPr>
+        <w:t>{</w:t>
+      </w:r>
+      <w:proofErr w:type="gramStart"/>
+      <w:r>
+        <w:rPr>
+          <w:rFonts w:ascii="Times New Roman" w:hAnsi="Times New Roman" w:cs="Times New Roman"/>
+          <w:sz w:val="24"/>
+          <w:szCs w:val="24"/>
+          <w:lang w:val="en-US"/>
+        </w:rPr>
+        <w:t xml:space="preserve">{ </w:t>
+      </w:r>
+      <w:proofErr w:type="spellStart"/>
+      <w:r>
+        <w:rPr>
+          <w:rFonts w:ascii="Times New Roman" w:hAnsi="Times New Roman" w:cs="Times New Roman"/>
+          <w:sz w:val="24"/>
+          <w:szCs w:val="24"/>
+          <w:lang w:val="en-US"/>
+        </w:rPr>
+        <w:t>i.example</w:t>
+      </w:r>
+      <w:proofErr w:type="spellEnd"/>
+      <w:proofErr w:type="gramEnd"/>
+      <w:r>
+        <w:rPr>
+          <w:rFonts w:ascii="Times New Roman" w:hAnsi="Times New Roman" w:cs="Times New Roman"/>
+          <w:sz w:val="24"/>
+          <w:szCs w:val="24"/>
+          <w:lang w:val="en-US"/>
+        </w:rPr>
+        <w:t xml:space="preserve"> }}</w:t>
+      </w:r>
+      <w:r>
+        <w:rPr>
+          <w:rFonts w:ascii="Times New Roman" w:hAnsi="Times New Roman" w:cs="Times New Roman"/>
+          <w:sz w:val="24"/>
+          <w:szCs w:val="24"/>
+          <w:u w:val="single"/>
+          <w:lang w:val="en-US"/>
+        </w:rPr>
+        <w:t xml:space="preserve"> </w:t>
+      </w:r>
+    </w:p>
+    <w:p>
+      <w:pPr>
+        <w:spacing w:before="200" w:after="200" w:line="240" w:lineRule="auto"/>
+        <w:jc w:val="both"/>
+        <w:rPr>
+          <w:rFonts w:ascii="Times New Roman" w:hAnsi="Times New Roman" w:cs="Times New Roman"/>
+          <w:b/>
+          <w:bCs/>
+          <w:sz w:val="24"/>
+          <w:szCs w:val="24"/>
+          <w:lang w:val="en-US"/>
+        </w:rPr>
+      </w:pPr>
+      <w:r>
+        <w:rPr>
+          <w:rFonts w:ascii="Times New Roman" w:hAnsi="Times New Roman" w:cs="Times New Roman"/>
           <w:b/>
           <w:bCs/>
           <w:sz w:val="24"/>
@@ -13088,18 +13170,17 @@
           <w:szCs w:val="24"/>
           <w:lang w:val="en-US"/>
         </w:rPr>
-        <w:t>}}</w:t>
-      </w:r>
-      <w:r>
-        <w:rPr>
-          <w:rFonts w:ascii="Times New Roman" w:hAnsi="Times New Roman" w:cs="Times New Roman"/>
-          <w:b/>
-          <w:bCs/>
-          <w:sz w:val="24"/>
-          <w:szCs w:val="24"/>
-          <w:lang w:val="en-US"/>
-        </w:rPr>
-        <w:t>.2</w:t>
+        <w:t xml:space="preserve">}}.2 </w:t>
+      </w:r>
+      <w:r>
+        <w:rPr>
+          <w:rFonts w:ascii="Times New Roman" w:hAnsi="Times New Roman" w:cs="Times New Roman"/>
+          <w:b/>
+          <w:bCs/>
+          <w:sz w:val="24"/>
+          <w:szCs w:val="24"/>
+        </w:rPr>
+        <w:t>Критерии</w:t>
       </w:r>
       <w:r>
         <w:rPr>
@@ -13120,12 +13201,31 @@
           <w:sz w:val="24"/>
           <w:szCs w:val="24"/>
         </w:rPr>
-        <w:t>Критерии</w:t>
-      </w:r>
-      <w:r>
-        <w:rPr>
-          <w:rFonts w:ascii="Times New Roman" w:hAnsi="Times New Roman" w:cs="Times New Roman"/>
-          <w:b/>
+        <w:t>оценивания</w:t>
+      </w:r>
+      <w:r>
+        <w:rPr>
+          <w:rFonts w:ascii="Times New Roman" w:hAnsi="Times New Roman" w:cs="Times New Roman"/>
+          <w:bCs/>
+          <w:sz w:val="24"/>
+          <w:szCs w:val="24"/>
+          <w:lang w:val="en-US"/>
+        </w:rPr>
+        <w:t xml:space="preserve">{% </w:t>
+      </w:r>
+      <w:r>
+        <w:rPr>
+          <w:rFonts w:ascii="Times New Roman" w:hAnsi="Times New Roman" w:cs="Times New Roman"/>
+          <w:bCs/>
+          <w:sz w:val="24"/>
+          <w:szCs w:val="24"/>
+          <w:lang w:val="en-US"/>
+        </w:rPr>
+        <w:t>if</w:t>
+      </w:r>
+      <w:r>
+        <w:rPr>
+          <w:rFonts w:ascii="Times New Roman" w:hAnsi="Times New Roman" w:cs="Times New Roman"/>
           <w:bCs/>
           <w:sz w:val="24"/>
           <w:szCs w:val="24"/>
@@ -13133,26 +13233,6 @@
         </w:rPr>
         <w:t xml:space="preserve"> </w:t>
       </w:r>
-      <w:r>
-        <w:rPr>
-          <w:rFonts w:ascii="Times New Roman" w:hAnsi="Times New Roman" w:cs="Times New Roman"/>
-          <w:b/>
-          <w:bCs/>
-          <w:sz w:val="24"/>
-          <w:szCs w:val="24"/>
-        </w:rPr>
-        <w:t>оценивания</w:t>
-      </w:r>
-      <w:r>
-        <w:rPr>
-          <w:rFonts w:ascii="Times New Roman" w:hAnsi="Times New Roman" w:cs="Times New Roman"/>
-          <w:bCs/>
-          <w:sz w:val="24"/>
-          <w:szCs w:val="24"/>
-          <w:lang w:val="en-US"/>
-        </w:rPr>
-        <w:t xml:space="preserve">{% if </w:t>
-      </w:r>
       <w:proofErr w:type="spellStart"/>
       <w:r>
         <w:rPr>
@@ -13162,7 +13242,27 @@
           <w:szCs w:val="24"/>
           <w:lang w:val="en-US"/>
         </w:rPr>
-        <w:t>i.type</w:t>
+        <w:t>i</w:t>
+      </w:r>
+      <w:r>
+        <w:rPr>
+          <w:rFonts w:ascii="Times New Roman" w:hAnsi="Times New Roman" w:cs="Times New Roman"/>
+          <w:bCs/>
+          <w:sz w:val="24"/>
+          <w:szCs w:val="24"/>
+          <w:lang w:val="en-US"/>
+        </w:rPr>
+        <w:t>.</w:t>
+      </w:r>
+      <w:r>
+        <w:rPr>
+          <w:rFonts w:ascii="Times New Roman" w:hAnsi="Times New Roman" w:cs="Times New Roman"/>
+          <w:bCs/>
+          <w:sz w:val="24"/>
+          <w:szCs w:val="24"/>
+          <w:lang w:val="en-US"/>
+        </w:rPr>
+        <w:t>type</w:t>
       </w:r>
       <w:proofErr w:type="spellEnd"/>
       <w:r>
@@ -13512,6 +13612,7 @@
                 <w:sz w:val="24"/>
                 <w:lang w:val="en-US"/>
               </w:rPr>
+              <w:lastRenderedPageBreak/>
               <w:t>{{</w:t>
             </w:r>
             <w:proofErr w:type="spellStart"/>
@@ -13833,7 +13934,6 @@
           <w:szCs w:val="24"/>
           <w:lang w:val="en-US"/>
         </w:rPr>
-        <w:lastRenderedPageBreak/>
         <w:t xml:space="preserve">{% for </w:t>
       </w:r>
       <w:proofErr w:type="spellStart"/>
@@ -14784,6 +14884,7 @@
           <w:bCs/>
           <w:sz w:val="24"/>
           <w:szCs w:val="24"/>
+          <w:lang w:val="en-US"/>
         </w:rPr>
         <w:t xml:space="preserve">{% </w:t>
       </w:r>
@@ -14803,6 +14904,7 @@
           <w:bCs/>
           <w:sz w:val="24"/>
           <w:szCs w:val="24"/>
+          <w:lang w:val="en-US"/>
         </w:rPr>
         <w:t xml:space="preserve"> </w:t>
       </w:r>
@@ -14824,6 +14926,7 @@
           <w:bCs/>
           <w:sz w:val="24"/>
           <w:szCs w:val="24"/>
+          <w:lang w:val="en-US"/>
         </w:rPr>
         <w:t xml:space="preserve"> </w:t>
       </w:r>
@@ -14843,6 +14946,7 @@
           <w:bCs/>
           <w:sz w:val="24"/>
           <w:szCs w:val="24"/>
+          <w:lang w:val="en-US"/>
         </w:rPr>
         <w:t xml:space="preserve"> </w:t>
       </w:r>
@@ -14862,28 +14966,9 @@
           <w:bCs/>
           <w:sz w:val="24"/>
           <w:szCs w:val="24"/>
-        </w:rPr>
-        <w:t xml:space="preserve"> </w:t>
-      </w:r>
-      <w:proofErr w:type="gramStart"/>
-      <w:r>
-        <w:rPr>
-          <w:rFonts w:ascii="Times New Roman" w:hAnsi="Times New Roman" w:cs="Times New Roman"/>
-          <w:bCs/>
-          <w:sz w:val="24"/>
-          <w:szCs w:val="24"/>
-        </w:rPr>
-        <w:t>%}{</w:t>
-      </w:r>
-      <w:proofErr w:type="gramEnd"/>
-      <w:r>
-        <w:rPr>
-          <w:rFonts w:ascii="Times New Roman" w:hAnsi="Times New Roman" w:cs="Times New Roman"/>
-          <w:bCs/>
-          <w:sz w:val="24"/>
-          <w:szCs w:val="24"/>
-        </w:rPr>
-        <w:t>{</w:t>
+          <w:lang w:val="en-US"/>
+        </w:rPr>
+        <w:t xml:space="preserve"> %}{{</w:t>
       </w:r>
       <w:proofErr w:type="spellStart"/>
       <w:r>
@@ -14896,6 +14981,26 @@
         </w:rPr>
         <w:t>i</w:t>
       </w:r>
+      <w:r>
+        <w:rPr>
+          <w:rFonts w:ascii="Times New Roman" w:hAnsi="Times New Roman" w:cs="Times New Roman"/>
+          <w:bCs/>
+          <w:sz w:val="24"/>
+          <w:szCs w:val="24"/>
+          <w:lang w:val="en-US"/>
+        </w:rPr>
+        <w:t>.</w:t>
+      </w:r>
+      <w:r>
+        <w:rPr>
+          <w:rFonts w:ascii="Times New Roman" w:hAnsi="Times New Roman" w:cs="Times New Roman"/>
+          <w:bCs/>
+          <w:sz w:val="24"/>
+          <w:szCs w:val="24"/>
+          <w:lang w:val="en-US"/>
+        </w:rPr>
+        <w:t>number</w:t>
+      </w:r>
       <w:proofErr w:type="spellEnd"/>
       <w:r>
         <w:rPr>
@@ -14903,25 +15008,7 @@
           <w:bCs/>
           <w:sz w:val="24"/>
           <w:szCs w:val="24"/>
-        </w:rPr>
-        <w:t>.</w:t>
-      </w:r>
-      <w:r>
-        <w:rPr>
-          <w:rFonts w:ascii="Times New Roman" w:hAnsi="Times New Roman" w:cs="Times New Roman"/>
-          <w:bCs/>
-          <w:sz w:val="24"/>
-          <w:szCs w:val="24"/>
-          <w:lang w:val="en-US"/>
-        </w:rPr>
-        <w:t>number</w:t>
-      </w:r>
-      <w:r>
-        <w:rPr>
-          <w:rFonts w:ascii="Times New Roman" w:hAnsi="Times New Roman" w:cs="Times New Roman"/>
-          <w:bCs/>
-          <w:sz w:val="24"/>
-          <w:szCs w:val="24"/>
+          <w:lang w:val="en-US"/>
         </w:rPr>
         <w:t xml:space="preserve">}}. </w:t>
       </w:r>
@@ -15062,7 +15149,7 @@
             <w:noProof/>
             <w:sz w:val="24"/>
           </w:rPr>
-          <w:t>6</w:t>
+          <w:t>4</w:t>
         </w:r>
         <w:r>
           <w:rPr>
@@ -15174,7 +15261,6 @@
         <w:rFonts w:ascii="Times New Roman" w:hAnsi="Times New Roman" w:cs="Times New Roman"/>
         <w:color w:val="000000" w:themeColor="text1"/>
         <w:sz w:val="24"/>
-        <w:lang w:val="en-US"/>
       </w:rPr>
       <w:t>____</w:t>
     </w:r>
@@ -16050,7 +16136,7 @@
 </file>
 
 <file path=customXml/itemProps1.xml><?xml version="1.0" encoding="utf-8"?>
-<ds:datastoreItem xmlns:ds="http://schemas.openxmlformats.org/officeDocument/2006/customXml" ds:itemID="{AA9250B7-F828-4ECA-8F63-003FE3CD3AF8}">
+<ds:datastoreItem xmlns:ds="http://schemas.openxmlformats.org/officeDocument/2006/customXml" ds:itemID="{495ADCAC-7670-4439-A98B-170C57308111}">
   <ds:schemaRefs>
     <ds:schemaRef ds:uri="http://schemas.openxmlformats.org/officeDocument/2006/bibliography"/>
   </ds:schemaRefs>

--- a/templates/docxRPD/rpd.docx
+++ b/templates/docxRPD/rpd.docx
@@ -2569,6 +2569,7 @@
     </w:p>
     <w:p>
       <w:pPr>
+        <w:spacing w:after="0"/>
         <w:rPr>
           <w:rFonts w:ascii="Times New Roman" w:hAnsi="Times New Roman" w:cs="Times New Roman"/>
           <w:sz w:val="24"/>
@@ -2653,16 +2654,17 @@
         <w:tblLook w:val="04A0" w:firstRow="1" w:lastRow="0" w:firstColumn="1" w:lastColumn="0" w:noHBand="0" w:noVBand="1"/>
       </w:tblPr>
       <w:tblGrid>
-        <w:gridCol w:w="3029"/>
-        <w:gridCol w:w="2208"/>
-        <w:gridCol w:w="734"/>
-        <w:gridCol w:w="2513"/>
-        <w:gridCol w:w="861"/>
+        <w:gridCol w:w="3025"/>
+        <w:gridCol w:w="2225"/>
+        <w:gridCol w:w="720"/>
+        <w:gridCol w:w="2524"/>
+        <w:gridCol w:w="851"/>
       </w:tblGrid>
       <w:tr>
         <w:tc>
           <w:tcPr>
             <w:tcW w:w="0" w:type="auto"/>
+            <w:vMerge w:val="restart"/>
             <w:vAlign w:val="center"/>
           </w:tcPr>
           <w:p>
@@ -2800,23 +2802,16 @@
         <w:tc>
           <w:tcPr>
             <w:tcW w:w="0" w:type="auto"/>
-          </w:tcPr>
-          <w:p>
-            <w:pPr>
-              <w:rPr>
-                <w:rFonts w:ascii="Times New Roman" w:hAnsi="Times New Roman" w:cs="Times New Roman"/>
-                <w:sz w:val="24"/>
-                <w:szCs w:val="24"/>
-              </w:rPr>
-            </w:pPr>
-            <w:r>
-              <w:rPr>
-                <w:rFonts w:ascii="Times New Roman" w:hAnsi="Times New Roman" w:cs="Times New Roman"/>
-                <w:sz w:val="24"/>
-                <w:szCs w:val="24"/>
-              </w:rPr>
-              <w:t>Общая трудоемкость дисциплины</w:t>
-            </w:r>
+            <w:vMerge/>
+          </w:tcPr>
+          <w:p>
+            <w:pPr>
+              <w:rPr>
+                <w:rFonts w:ascii="Times New Roman" w:hAnsi="Times New Roman" w:cs="Times New Roman"/>
+                <w:sz w:val="24"/>
+                <w:szCs w:val="24"/>
+              </w:rPr>
+            </w:pPr>
           </w:p>
         </w:tc>
         <w:tc>
@@ -2968,16 +2963,7 @@
                 <w:szCs w:val="24"/>
                 <w:lang w:val="en-US"/>
               </w:rPr>
-              <w:t>}</w:t>
-            </w:r>
-            <w:r>
-              <w:rPr>
-                <w:rFonts w:ascii="Times New Roman" w:hAnsi="Times New Roman" w:cs="Times New Roman"/>
-                <w:sz w:val="24"/>
-                <w:szCs w:val="24"/>
-                <w:lang w:val="en-US"/>
-              </w:rPr>
-              <w:t>}</w:t>
+              <w:t>}}</w:t>
             </w:r>
           </w:p>
         </w:tc>
@@ -3070,7 +3056,7 @@
                 <w:sz w:val="24"/>
                 <w:szCs w:val="24"/>
               </w:rPr>
-              <w:t>Аудиторные занятия, в том числе:</w:t>
+              <w:t>Общая трудоемкость дисциплины</w:t>
             </w:r>
           </w:p>
         </w:tc>
@@ -3098,7 +3084,30 @@
               </w:rPr>
               <w:t>{{</w:t>
             </w:r>
-            <w:r>
+            <w:proofErr w:type="spellStart"/>
+            <w:r>
+              <w:rPr>
+                <w:rFonts w:ascii="Times New Roman" w:hAnsi="Times New Roman" w:cs="Times New Roman"/>
+                <w:sz w:val="24"/>
+                <w:szCs w:val="24"/>
+                <w:lang w:val="en-US"/>
+              </w:rPr>
+              <w:t>sha</w:t>
+            </w:r>
+            <w:proofErr w:type="spellEnd"/>
+            <w:r>
+              <w:rPr>
+                <w:rFonts w:ascii="Times New Roman" w:hAnsi="Times New Roman" w:cs="Times New Roman"/>
+                <w:sz w:val="24"/>
+                <w:szCs w:val="24"/>
+                <w:lang w:val="en-US"/>
+              </w:rPr>
+              <w:t>.</w:t>
+            </w:r>
+            <w:r>
+              <w:rPr>
+                <w:lang w:val="en-US"/>
+              </w:rPr>
               <w:t xml:space="preserve"> </w:t>
             </w:r>
             <w:proofErr w:type="spellStart"/>
@@ -3109,8 +3118,65 @@
                 <w:szCs w:val="24"/>
                 <w:lang w:val="en-US"/>
               </w:rPr>
+              <w:t>aud</w:t>
+            </w:r>
+            <w:r>
+              <w:rPr>
+                <w:rFonts w:ascii="Times New Roman" w:hAnsi="Times New Roman" w:cs="Times New Roman"/>
+                <w:sz w:val="24"/>
+                <w:szCs w:val="24"/>
+                <w:lang w:val="en-US"/>
+              </w:rPr>
+              <w:t>_</w:t>
+            </w:r>
+            <w:r>
+              <w:rPr>
+                <w:rFonts w:ascii="Times New Roman" w:hAnsi="Times New Roman" w:cs="Times New Roman"/>
+                <w:sz w:val="24"/>
+                <w:szCs w:val="24"/>
+                <w:lang w:val="en-US"/>
+              </w:rPr>
+              <w:t>hours</w:t>
+            </w:r>
+            <w:r>
+              <w:rPr>
+                <w:rFonts w:ascii="Times New Roman" w:hAnsi="Times New Roman" w:cs="Times New Roman"/>
+                <w:sz w:val="24"/>
+                <w:szCs w:val="24"/>
+                <w:lang w:val="en-US"/>
+              </w:rPr>
+              <w:t>_</w:t>
+            </w:r>
+            <w:r>
+              <w:rPr>
+                <w:rFonts w:ascii="Times New Roman" w:hAnsi="Times New Roman" w:cs="Times New Roman"/>
+                <w:sz w:val="24"/>
+                <w:szCs w:val="24"/>
+                <w:lang w:val="en-US"/>
+              </w:rPr>
+              <w:t>all</w:t>
+            </w:r>
+            <w:proofErr w:type="spellEnd"/>
+            <w:r>
+              <w:rPr>
+                <w:rFonts w:ascii="Times New Roman" w:hAnsi="Times New Roman" w:cs="Times New Roman"/>
+                <w:sz w:val="24"/>
+                <w:szCs w:val="24"/>
+                <w:lang w:val="en-US"/>
+              </w:rPr>
+              <w:t xml:space="preserve"> + </w:t>
+            </w:r>
+            <w:proofErr w:type="spellStart"/>
+            <w:r>
+              <w:rPr>
+                <w:rFonts w:ascii="Times New Roman" w:hAnsi="Times New Roman" w:cs="Times New Roman"/>
+                <w:sz w:val="24"/>
+                <w:szCs w:val="24"/>
+                <w:lang w:val="en-US"/>
+              </w:rPr>
               <w:t>sha</w:t>
             </w:r>
+            <w:proofErr w:type="spellEnd"/>
             <w:r>
               <w:rPr>
                 <w:rFonts w:ascii="Times New Roman" w:hAnsi="Times New Roman" w:cs="Times New Roman"/>
@@ -3122,21 +3188,120 @@
             </w:r>
             <w:r>
               <w:rPr>
-                <w:rFonts w:ascii="Times New Roman" w:hAnsi="Times New Roman" w:cs="Times New Roman"/>
-                <w:sz w:val="24"/>
-                <w:szCs w:val="24"/>
-                <w:lang w:val="en-US"/>
-              </w:rPr>
-              <w:t>aud_</w:t>
-            </w:r>
-            <w:r>
-              <w:rPr>
-                <w:rFonts w:ascii="Times New Roman" w:hAnsi="Times New Roman" w:cs="Times New Roman"/>
-                <w:sz w:val="24"/>
-                <w:szCs w:val="24"/>
-                <w:lang w:val="en-US"/>
-              </w:rPr>
-              <w:t>hours_all</w:t>
+                <w:lang w:val="en-US"/>
+              </w:rPr>
+              <w:t xml:space="preserve"> </w:t>
+            </w:r>
+            <w:proofErr w:type="spellStart"/>
+            <w:r>
+              <w:rPr>
+                <w:rFonts w:ascii="Times New Roman" w:hAnsi="Times New Roman" w:cs="Times New Roman"/>
+                <w:sz w:val="24"/>
+                <w:szCs w:val="24"/>
+                <w:lang w:val="en-US"/>
+              </w:rPr>
+              <w:t>s</w:t>
+            </w:r>
+            <w:r>
+              <w:rPr>
+                <w:rFonts w:ascii="Times New Roman" w:hAnsi="Times New Roman" w:cs="Times New Roman"/>
+                <w:sz w:val="24"/>
+                <w:szCs w:val="24"/>
+                <w:lang w:val="en-US"/>
+              </w:rPr>
+              <w:t>rs_hours</w:t>
+            </w:r>
+            <w:r>
+              <w:rPr>
+                <w:rFonts w:ascii="Times New Roman" w:hAnsi="Times New Roman" w:cs="Times New Roman"/>
+                <w:sz w:val="24"/>
+                <w:szCs w:val="24"/>
+                <w:lang w:val="en-US"/>
+              </w:rPr>
+              <w:t>_</w:t>
+            </w:r>
+            <w:r>
+              <w:rPr>
+                <w:rFonts w:ascii="Times New Roman" w:hAnsi="Times New Roman" w:cs="Times New Roman"/>
+                <w:sz w:val="24"/>
+                <w:szCs w:val="24"/>
+                <w:lang w:val="en-US"/>
+              </w:rPr>
+              <w:t>all</w:t>
+            </w:r>
+            <w:proofErr w:type="spellEnd"/>
+            <w:r>
+              <w:rPr>
+                <w:rFonts w:ascii="Times New Roman" w:hAnsi="Times New Roman" w:cs="Times New Roman"/>
+                <w:sz w:val="24"/>
+                <w:szCs w:val="24"/>
+                <w:lang w:val="en-US"/>
+              </w:rPr>
+              <w:t xml:space="preserve"> + </w:t>
+            </w:r>
+            <w:proofErr w:type="spellStart"/>
+            <w:r>
+              <w:rPr>
+                <w:rFonts w:ascii="Times New Roman" w:hAnsi="Times New Roman" w:cs="Times New Roman"/>
+                <w:sz w:val="24"/>
+                <w:szCs w:val="24"/>
+                <w:lang w:val="en-US"/>
+              </w:rPr>
+              <w:t>sha</w:t>
+            </w:r>
+            <w:r>
+              <w:rPr>
+                <w:rFonts w:ascii="Times New Roman" w:hAnsi="Times New Roman" w:cs="Times New Roman"/>
+                <w:sz w:val="24"/>
+                <w:szCs w:val="24"/>
+                <w:lang w:val="en-US"/>
+              </w:rPr>
+              <w:t>.</w:t>
+            </w:r>
+            <w:r>
+              <w:rPr>
+                <w:rFonts w:ascii="Times New Roman" w:hAnsi="Times New Roman" w:cs="Times New Roman"/>
+                <w:sz w:val="24"/>
+                <w:szCs w:val="24"/>
+                <w:lang w:val="en-US"/>
+              </w:rPr>
+              <w:t>ekz</w:t>
+            </w:r>
+            <w:r>
+              <w:rPr>
+                <w:rFonts w:ascii="Times New Roman" w:hAnsi="Times New Roman" w:cs="Times New Roman"/>
+                <w:sz w:val="24"/>
+                <w:szCs w:val="24"/>
+                <w:lang w:val="en-US"/>
+              </w:rPr>
+              <w:t>_</w:t>
+            </w:r>
+            <w:r>
+              <w:rPr>
+                <w:rFonts w:ascii="Times New Roman" w:hAnsi="Times New Roman" w:cs="Times New Roman"/>
+                <w:sz w:val="24"/>
+                <w:szCs w:val="24"/>
+                <w:lang w:val="en-US"/>
+              </w:rPr>
+              <w:t>hours</w:t>
+            </w:r>
+            <w:r>
+              <w:rPr>
+                <w:rFonts w:ascii="Times New Roman" w:hAnsi="Times New Roman" w:cs="Times New Roman"/>
+                <w:sz w:val="24"/>
+                <w:szCs w:val="24"/>
+                <w:lang w:val="en-US"/>
+              </w:rPr>
+              <w:t>_</w:t>
+            </w:r>
+            <w:r>
+              <w:rPr>
+                <w:rFonts w:ascii="Times New Roman" w:hAnsi="Times New Roman" w:cs="Times New Roman"/>
+                <w:sz w:val="24"/>
+                <w:szCs w:val="24"/>
+                <w:lang w:val="en-US"/>
+              </w:rPr>
+              <w:t>all</w:t>
             </w:r>
             <w:proofErr w:type="spellEnd"/>
             <w:r>
@@ -3192,7 +3357,61 @@
                 <w:szCs w:val="24"/>
                 <w:lang w:val="en-US"/>
               </w:rPr>
-              <w:t xml:space="preserve"> for item in </w:t>
+              <w:t xml:space="preserve"> </w:t>
+            </w:r>
+            <w:r>
+              <w:rPr>
+                <w:rFonts w:ascii="Times New Roman" w:hAnsi="Times New Roman" w:cs="Times New Roman"/>
+                <w:sz w:val="24"/>
+                <w:szCs w:val="24"/>
+                <w:lang w:val="en-US"/>
+              </w:rPr>
+              <w:t>for</w:t>
+            </w:r>
+            <w:r>
+              <w:rPr>
+                <w:rFonts w:ascii="Times New Roman" w:hAnsi="Times New Roman" w:cs="Times New Roman"/>
+                <w:sz w:val="24"/>
+                <w:szCs w:val="24"/>
+                <w:lang w:val="en-US"/>
+              </w:rPr>
+              <w:t xml:space="preserve"> </w:t>
+            </w:r>
+            <w:r>
+              <w:rPr>
+                <w:rFonts w:ascii="Times New Roman" w:hAnsi="Times New Roman" w:cs="Times New Roman"/>
+                <w:sz w:val="24"/>
+                <w:szCs w:val="24"/>
+                <w:lang w:val="en-US"/>
+              </w:rPr>
+              <w:t>item</w:t>
+            </w:r>
+            <w:r>
+              <w:rPr>
+                <w:rFonts w:ascii="Times New Roman" w:hAnsi="Times New Roman" w:cs="Times New Roman"/>
+                <w:sz w:val="24"/>
+                <w:szCs w:val="24"/>
+                <w:lang w:val="en-US"/>
+              </w:rPr>
+              <w:t xml:space="preserve"> </w:t>
+            </w:r>
+            <w:r>
+              <w:rPr>
+                <w:rFonts w:ascii="Times New Roman" w:hAnsi="Times New Roman" w:cs="Times New Roman"/>
+                <w:sz w:val="24"/>
+                <w:szCs w:val="24"/>
+                <w:lang w:val="en-US"/>
+              </w:rPr>
+              <w:t>in</w:t>
+            </w:r>
+            <w:r>
+              <w:rPr>
+                <w:rFonts w:ascii="Times New Roman" w:hAnsi="Times New Roman" w:cs="Times New Roman"/>
+                <w:sz w:val="24"/>
+                <w:szCs w:val="24"/>
+                <w:lang w:val="en-US"/>
+              </w:rPr>
+              <w:t xml:space="preserve"> </w:t>
             </w:r>
             <w:proofErr w:type="spellStart"/>
             <w:r>
@@ -3248,7 +3467,43 @@
                 <w:szCs w:val="24"/>
                 <w:lang w:val="en-US"/>
               </w:rPr>
-              <w:t>item.aud_hours</w:t>
+              <w:t>item</w:t>
+            </w:r>
+            <w:r>
+              <w:rPr>
+                <w:rFonts w:ascii="Times New Roman" w:hAnsi="Times New Roman" w:cs="Times New Roman"/>
+                <w:sz w:val="24"/>
+                <w:szCs w:val="24"/>
+                <w:lang w:val="en-US"/>
+              </w:rPr>
+              <w:t>.</w:t>
+            </w:r>
+            <w:r>
+              <w:rPr>
+                <w:rFonts w:ascii="Times New Roman" w:hAnsi="Times New Roman" w:cs="Times New Roman"/>
+                <w:sz w:val="24"/>
+                <w:szCs w:val="24"/>
+                <w:lang w:val="en-US"/>
+              </w:rPr>
+              <w:t>aud</w:t>
+            </w:r>
+            <w:r>
+              <w:rPr>
+                <w:rFonts w:ascii="Times New Roman" w:hAnsi="Times New Roman" w:cs="Times New Roman"/>
+                <w:sz w:val="24"/>
+                <w:szCs w:val="24"/>
+                <w:lang w:val="en-US"/>
+              </w:rPr>
+              <w:t>_</w:t>
+            </w:r>
+            <w:r>
+              <w:rPr>
+                <w:rFonts w:ascii="Times New Roman" w:hAnsi="Times New Roman" w:cs="Times New Roman"/>
+                <w:sz w:val="24"/>
+                <w:szCs w:val="24"/>
+                <w:lang w:val="en-US"/>
+              </w:rPr>
+              <w:t>hours</w:t>
             </w:r>
             <w:proofErr w:type="spellEnd"/>
             <w:r>
@@ -3258,6 +3513,118 @@
                 <w:szCs w:val="24"/>
                 <w:lang w:val="en-US"/>
               </w:rPr>
+              <w:t xml:space="preserve"> + </w:t>
+            </w:r>
+            <w:proofErr w:type="spellStart"/>
+            <w:r>
+              <w:rPr>
+                <w:rFonts w:ascii="Times New Roman" w:hAnsi="Times New Roman" w:cs="Times New Roman"/>
+                <w:sz w:val="24"/>
+                <w:szCs w:val="24"/>
+                <w:lang w:val="en-US"/>
+              </w:rPr>
+              <w:t>item</w:t>
+            </w:r>
+            <w:r>
+              <w:rPr>
+                <w:rFonts w:ascii="Times New Roman" w:hAnsi="Times New Roman" w:cs="Times New Roman"/>
+                <w:sz w:val="24"/>
+                <w:szCs w:val="24"/>
+                <w:lang w:val="en-US"/>
+              </w:rPr>
+              <w:t>.</w:t>
+            </w:r>
+            <w:r>
+              <w:rPr>
+                <w:rFonts w:ascii="Times New Roman" w:hAnsi="Times New Roman" w:cs="Times New Roman"/>
+                <w:sz w:val="24"/>
+                <w:szCs w:val="24"/>
+                <w:lang w:val="en-US"/>
+              </w:rPr>
+              <w:t>srs</w:t>
+            </w:r>
+            <w:r>
+              <w:rPr>
+                <w:rFonts w:ascii="Times New Roman" w:hAnsi="Times New Roman" w:cs="Times New Roman"/>
+                <w:sz w:val="24"/>
+                <w:szCs w:val="24"/>
+                <w:lang w:val="en-US"/>
+              </w:rPr>
+              <w:t>_</w:t>
+            </w:r>
+            <w:r>
+              <w:rPr>
+                <w:rFonts w:ascii="Times New Roman" w:hAnsi="Times New Roman" w:cs="Times New Roman"/>
+                <w:sz w:val="24"/>
+                <w:szCs w:val="24"/>
+                <w:lang w:val="en-US"/>
+              </w:rPr>
+              <w:t>hours</w:t>
+            </w:r>
+            <w:proofErr w:type="spellEnd"/>
+            <w:r>
+              <w:rPr>
+                <w:rFonts w:ascii="Times New Roman" w:hAnsi="Times New Roman" w:cs="Times New Roman"/>
+                <w:sz w:val="24"/>
+                <w:szCs w:val="24"/>
+                <w:lang w:val="en-US"/>
+              </w:rPr>
+              <w:t xml:space="preserve"> + </w:t>
+            </w:r>
+            <w:proofErr w:type="spellStart"/>
+            <w:r>
+              <w:rPr>
+                <w:rFonts w:ascii="Times New Roman" w:hAnsi="Times New Roman" w:cs="Times New Roman"/>
+                <w:sz w:val="24"/>
+                <w:szCs w:val="24"/>
+                <w:lang w:val="en-US"/>
+              </w:rPr>
+              <w:t>item</w:t>
+            </w:r>
+            <w:r>
+              <w:rPr>
+                <w:rFonts w:ascii="Times New Roman" w:hAnsi="Times New Roman" w:cs="Times New Roman"/>
+                <w:sz w:val="24"/>
+                <w:szCs w:val="24"/>
+                <w:lang w:val="en-US"/>
+              </w:rPr>
+              <w:t>.</w:t>
+            </w:r>
+            <w:r>
+              <w:rPr>
+                <w:rFonts w:ascii="Times New Roman" w:hAnsi="Times New Roman" w:cs="Times New Roman"/>
+                <w:sz w:val="24"/>
+                <w:szCs w:val="24"/>
+                <w:lang w:val="en-US"/>
+              </w:rPr>
+              <w:t>ekz</w:t>
+            </w:r>
+            <w:r>
+              <w:rPr>
+                <w:rFonts w:ascii="Times New Roman" w:hAnsi="Times New Roman" w:cs="Times New Roman"/>
+                <w:sz w:val="24"/>
+                <w:szCs w:val="24"/>
+                <w:lang w:val="en-US"/>
+              </w:rPr>
+              <w:t>_</w:t>
+            </w:r>
+            <w:r>
+              <w:rPr>
+                <w:rFonts w:ascii="Times New Roman" w:hAnsi="Times New Roman" w:cs="Times New Roman"/>
+                <w:sz w:val="24"/>
+                <w:szCs w:val="24"/>
+                <w:lang w:val="en-US"/>
+              </w:rPr>
+              <w:t>hours</w:t>
+            </w:r>
+            <w:proofErr w:type="spellEnd"/>
+            <w:r>
+              <w:rPr>
+                <w:rFonts w:ascii="Times New Roman" w:hAnsi="Times New Roman" w:cs="Times New Roman"/>
+                <w:sz w:val="24"/>
+                <w:szCs w:val="24"/>
+                <w:lang w:val="en-US"/>
+              </w:rPr>
               <w:t>}}</w:t>
             </w:r>
           </w:p>
@@ -3265,6 +3632,7 @@
         <w:tc>
           <w:tcPr>
             <w:tcW w:w="0" w:type="auto"/>
+            <w:vAlign w:val="center"/>
           </w:tcPr>
           <w:p>
             <w:pPr>
@@ -3273,15 +3641,13 @@
                 <w:rFonts w:ascii="Times New Roman" w:hAnsi="Times New Roman" w:cs="Times New Roman"/>
                 <w:sz w:val="24"/>
                 <w:szCs w:val="24"/>
-                <w:lang w:val="en-US"/>
-              </w:rPr>
-            </w:pPr>
-            <w:r>
-              <w:rPr>
-                <w:rFonts w:ascii="Times New Roman" w:hAnsi="Times New Roman" w:cs="Times New Roman"/>
-                <w:sz w:val="24"/>
-                <w:szCs w:val="24"/>
-                <w:lang w:val="en-US"/>
+              </w:rPr>
+            </w:pPr>
+            <w:r>
+              <w:rPr>
+                <w:rFonts w:ascii="Times New Roman" w:hAnsi="Times New Roman" w:cs="Times New Roman"/>
+                <w:sz w:val="24"/>
+                <w:szCs w:val="24"/>
               </w:rPr>
               <w:t>{%</w:t>
             </w:r>
@@ -3301,7 +3667,6 @@
                 <w:rFonts w:ascii="Times New Roman" w:hAnsi="Times New Roman" w:cs="Times New Roman"/>
                 <w:sz w:val="24"/>
                 <w:szCs w:val="24"/>
-                <w:lang w:val="en-US"/>
               </w:rPr>
               <w:t xml:space="preserve"> </w:t>
             </w:r>
@@ -3321,7 +3686,6 @@
                 <w:rFonts w:ascii="Times New Roman" w:hAnsi="Times New Roman" w:cs="Times New Roman"/>
                 <w:sz w:val="24"/>
                 <w:szCs w:val="24"/>
-                <w:lang w:val="en-US"/>
               </w:rPr>
               <w:t xml:space="preserve"> %}</w:t>
             </w:r>
@@ -3350,23 +3714,7 @@
                 <w:sz w:val="24"/>
                 <w:szCs w:val="24"/>
               </w:rPr>
-              <w:t xml:space="preserve">    </w:t>
-            </w:r>
-            <w:r>
-              <w:rPr>
-                <w:rFonts w:ascii="Times New Roman" w:hAnsi="Times New Roman" w:cs="Times New Roman"/>
-                <w:sz w:val="24"/>
-                <w:szCs w:val="24"/>
-              </w:rPr>
-              <w:t>л</w:t>
-            </w:r>
-            <w:r>
-              <w:rPr>
-                <w:rFonts w:ascii="Times New Roman" w:hAnsi="Times New Roman" w:cs="Times New Roman"/>
-                <w:sz w:val="24"/>
-                <w:szCs w:val="24"/>
-              </w:rPr>
-              <w:t>екции</w:t>
+              <w:t>Аудиторные занятия, в том числе:</w:t>
             </w:r>
           </w:p>
         </w:tc>
@@ -3382,16 +3730,20 @@
                 <w:rFonts w:ascii="Times New Roman" w:hAnsi="Times New Roman" w:cs="Times New Roman"/>
                 <w:sz w:val="24"/>
                 <w:szCs w:val="24"/>
-              </w:rPr>
-            </w:pPr>
-            <w:proofErr w:type="gramStart"/>
-            <w:r>
-              <w:rPr>
-                <w:rFonts w:ascii="Times New Roman" w:hAnsi="Times New Roman" w:cs="Times New Roman"/>
-                <w:sz w:val="24"/>
-                <w:szCs w:val="24"/>
-              </w:rPr>
-              <w:t xml:space="preserve">{{ </w:t>
+                <w:lang w:val="en-US"/>
+              </w:rPr>
+            </w:pPr>
+            <w:r>
+              <w:rPr>
+                <w:rFonts w:ascii="Times New Roman" w:hAnsi="Times New Roman" w:cs="Times New Roman"/>
+                <w:sz w:val="24"/>
+                <w:szCs w:val="24"/>
+                <w:lang w:val="en-US"/>
+              </w:rPr>
+              <w:t>{{</w:t>
+            </w:r>
+            <w:r>
+              <w:t xml:space="preserve"> </w:t>
             </w:r>
             <w:proofErr w:type="spellStart"/>
             <w:r>
@@ -3403,68 +3755,42 @@
               </w:rPr>
               <w:t>sha</w:t>
             </w:r>
+            <w:r>
+              <w:rPr>
+                <w:rFonts w:ascii="Times New Roman" w:hAnsi="Times New Roman" w:cs="Times New Roman"/>
+                <w:sz w:val="24"/>
+                <w:szCs w:val="24"/>
+                <w:lang w:val="en-US"/>
+              </w:rPr>
+              <w:t>.</w:t>
+            </w:r>
+            <w:r>
+              <w:rPr>
+                <w:rFonts w:ascii="Times New Roman" w:hAnsi="Times New Roman" w:cs="Times New Roman"/>
+                <w:sz w:val="24"/>
+                <w:szCs w:val="24"/>
+                <w:lang w:val="en-US"/>
+              </w:rPr>
+              <w:t>aud_</w:t>
+            </w:r>
+            <w:r>
+              <w:rPr>
+                <w:rFonts w:ascii="Times New Roman" w:hAnsi="Times New Roman" w:cs="Times New Roman"/>
+                <w:sz w:val="24"/>
+                <w:szCs w:val="24"/>
+                <w:lang w:val="en-US"/>
+              </w:rPr>
+              <w:t>hours_all</w:t>
+            </w:r>
             <w:proofErr w:type="spellEnd"/>
             <w:r>
               <w:rPr>
                 <w:rFonts w:ascii="Times New Roman" w:hAnsi="Times New Roman" w:cs="Times New Roman"/>
                 <w:sz w:val="24"/>
                 <w:szCs w:val="24"/>
-              </w:rPr>
-              <w:t>.</w:t>
-            </w:r>
-            <w:proofErr w:type="spellStart"/>
-            <w:r>
-              <w:rPr>
-                <w:rFonts w:ascii="Times New Roman" w:hAnsi="Times New Roman" w:cs="Times New Roman"/>
-                <w:sz w:val="24"/>
-                <w:szCs w:val="24"/>
-                <w:lang w:val="en-US"/>
-              </w:rPr>
-              <w:t>lekc</w:t>
-            </w:r>
-            <w:proofErr w:type="spellEnd"/>
-            <w:proofErr w:type="gramEnd"/>
-            <w:r>
-              <w:rPr>
-                <w:rFonts w:ascii="Times New Roman" w:hAnsi="Times New Roman" w:cs="Times New Roman"/>
-                <w:sz w:val="24"/>
-                <w:szCs w:val="24"/>
-              </w:rPr>
-              <w:t>_</w:t>
-            </w:r>
-            <w:r>
-              <w:rPr>
-                <w:rFonts w:ascii="Times New Roman" w:hAnsi="Times New Roman" w:cs="Times New Roman"/>
-                <w:sz w:val="24"/>
-                <w:szCs w:val="24"/>
-                <w:lang w:val="en-US"/>
-              </w:rPr>
-              <w:t>hours</w:t>
-            </w:r>
-            <w:r>
-              <w:rPr>
-                <w:rFonts w:ascii="Times New Roman" w:hAnsi="Times New Roman" w:cs="Times New Roman"/>
-                <w:sz w:val="24"/>
-                <w:szCs w:val="24"/>
-              </w:rPr>
-              <w:t>_</w:t>
-            </w:r>
-            <w:r>
-              <w:rPr>
-                <w:rFonts w:ascii="Times New Roman" w:hAnsi="Times New Roman" w:cs="Times New Roman"/>
-                <w:sz w:val="24"/>
-                <w:szCs w:val="24"/>
-                <w:lang w:val="en-US"/>
-              </w:rPr>
-              <w:t>all</w:t>
-            </w:r>
-            <w:r>
-              <w:rPr>
-                <w:rFonts w:ascii="Times New Roman" w:hAnsi="Times New Roman" w:cs="Times New Roman"/>
-                <w:sz w:val="24"/>
-                <w:szCs w:val="24"/>
-              </w:rPr>
-              <w:t xml:space="preserve"> }}</w:t>
+                <w:lang w:val="en-US"/>
+              </w:rPr>
+              <w:t>}}</w:t>
             </w:r>
           </w:p>
         </w:tc>
@@ -3510,61 +3836,7 @@
                 <w:szCs w:val="24"/>
                 <w:lang w:val="en-US"/>
               </w:rPr>
-              <w:t xml:space="preserve"> </w:t>
-            </w:r>
-            <w:r>
-              <w:rPr>
-                <w:rFonts w:ascii="Times New Roman" w:hAnsi="Times New Roman" w:cs="Times New Roman"/>
-                <w:sz w:val="24"/>
-                <w:szCs w:val="24"/>
-                <w:lang w:val="en-US"/>
-              </w:rPr>
-              <w:t>for</w:t>
-            </w:r>
-            <w:r>
-              <w:rPr>
-                <w:rFonts w:ascii="Times New Roman" w:hAnsi="Times New Roman" w:cs="Times New Roman"/>
-                <w:sz w:val="24"/>
-                <w:szCs w:val="24"/>
-                <w:lang w:val="en-US"/>
-              </w:rPr>
-              <w:t xml:space="preserve"> </w:t>
-            </w:r>
-            <w:r>
-              <w:rPr>
-                <w:rFonts w:ascii="Times New Roman" w:hAnsi="Times New Roman" w:cs="Times New Roman"/>
-                <w:sz w:val="24"/>
-                <w:szCs w:val="24"/>
-                <w:lang w:val="en-US"/>
-              </w:rPr>
-              <w:t>item</w:t>
-            </w:r>
-            <w:r>
-              <w:rPr>
-                <w:rFonts w:ascii="Times New Roman" w:hAnsi="Times New Roman" w:cs="Times New Roman"/>
-                <w:sz w:val="24"/>
-                <w:szCs w:val="24"/>
-                <w:lang w:val="en-US"/>
-              </w:rPr>
-              <w:t xml:space="preserve"> </w:t>
-            </w:r>
-            <w:r>
-              <w:rPr>
-                <w:rFonts w:ascii="Times New Roman" w:hAnsi="Times New Roman" w:cs="Times New Roman"/>
-                <w:sz w:val="24"/>
-                <w:szCs w:val="24"/>
-                <w:lang w:val="en-US"/>
-              </w:rPr>
-              <w:t>in</w:t>
-            </w:r>
-            <w:r>
-              <w:rPr>
-                <w:rFonts w:ascii="Times New Roman" w:hAnsi="Times New Roman" w:cs="Times New Roman"/>
-                <w:sz w:val="24"/>
-                <w:szCs w:val="24"/>
-                <w:lang w:val="en-US"/>
-              </w:rPr>
-              <w:t xml:space="preserve"> </w:t>
+              <w:t xml:space="preserve"> for item in </w:t>
             </w:r>
             <w:proofErr w:type="spellStart"/>
             <w:r>
@@ -3600,33 +3872,18 @@
                 <w:rFonts w:ascii="Times New Roman" w:hAnsi="Times New Roman" w:cs="Times New Roman"/>
                 <w:sz w:val="24"/>
                 <w:szCs w:val="24"/>
-              </w:rPr>
-            </w:pPr>
-            <w:r>
-              <w:rPr>
-                <w:rFonts w:ascii="Times New Roman" w:hAnsi="Times New Roman" w:cs="Times New Roman"/>
-                <w:sz w:val="24"/>
-                <w:szCs w:val="24"/>
+                <w:lang w:val="en-US"/>
+              </w:rPr>
+            </w:pPr>
+            <w:r>
+              <w:rPr>
+                <w:rFonts w:ascii="Times New Roman" w:hAnsi="Times New Roman" w:cs="Times New Roman"/>
+                <w:sz w:val="24"/>
+                <w:szCs w:val="24"/>
+                <w:lang w:val="en-US"/>
               </w:rPr>
               <w:t>{{</w:t>
             </w:r>
-            <w:r>
-              <w:rPr>
-                <w:rFonts w:ascii="Times New Roman" w:hAnsi="Times New Roman" w:cs="Times New Roman"/>
-                <w:sz w:val="24"/>
-                <w:szCs w:val="24"/>
-                <w:lang w:val="en-US"/>
-              </w:rPr>
-              <w:t>item</w:t>
-            </w:r>
-            <w:r>
-              <w:rPr>
-                <w:rFonts w:ascii="Times New Roman" w:hAnsi="Times New Roman" w:cs="Times New Roman"/>
-                <w:sz w:val="24"/>
-                <w:szCs w:val="24"/>
-              </w:rPr>
-              <w:t>.</w:t>
-            </w:r>
             <w:proofErr w:type="spellStart"/>
             <w:r>
               <w:rPr>
@@ -3635,7 +3892,7 @@
                 <w:szCs w:val="24"/>
                 <w:lang w:val="en-US"/>
               </w:rPr>
-              <w:t>lekc</w:t>
+              <w:t>item.aud_hours</w:t>
             </w:r>
             <w:proofErr w:type="spellEnd"/>
             <w:r>
@@ -3643,32 +3900,7 @@
                 <w:rFonts w:ascii="Times New Roman" w:hAnsi="Times New Roman" w:cs="Times New Roman"/>
                 <w:sz w:val="24"/>
                 <w:szCs w:val="24"/>
-              </w:rPr>
-              <w:t>_</w:t>
-            </w:r>
-            <w:r>
-              <w:rPr>
-                <w:rFonts w:ascii="Times New Roman" w:hAnsi="Times New Roman" w:cs="Times New Roman"/>
-                <w:sz w:val="24"/>
-                <w:szCs w:val="24"/>
-                <w:lang w:val="en-US"/>
-              </w:rPr>
-              <w:t>hour</w:t>
-            </w:r>
-            <w:r>
-              <w:rPr>
-                <w:rFonts w:ascii="Times New Roman" w:hAnsi="Times New Roman" w:cs="Times New Roman"/>
-                <w:sz w:val="24"/>
-                <w:szCs w:val="24"/>
-                <w:lang w:val="en-US"/>
-              </w:rPr>
-              <w:t>s</w:t>
-            </w:r>
-            <w:r>
-              <w:rPr>
-                <w:rFonts w:ascii="Times New Roman" w:hAnsi="Times New Roman" w:cs="Times New Roman"/>
-                <w:sz w:val="24"/>
-                <w:szCs w:val="24"/>
+                <w:lang w:val="en-US"/>
               </w:rPr>
               <w:t>}}</w:t>
             </w:r>
@@ -3685,13 +3917,15 @@
                 <w:rFonts w:ascii="Times New Roman" w:hAnsi="Times New Roman" w:cs="Times New Roman"/>
                 <w:sz w:val="24"/>
                 <w:szCs w:val="24"/>
-              </w:rPr>
-            </w:pPr>
-            <w:r>
-              <w:rPr>
-                <w:rFonts w:ascii="Times New Roman" w:hAnsi="Times New Roman" w:cs="Times New Roman"/>
-                <w:sz w:val="24"/>
-                <w:szCs w:val="24"/>
+                <w:lang w:val="en-US"/>
+              </w:rPr>
+            </w:pPr>
+            <w:r>
+              <w:rPr>
+                <w:rFonts w:ascii="Times New Roman" w:hAnsi="Times New Roman" w:cs="Times New Roman"/>
+                <w:sz w:val="24"/>
+                <w:szCs w:val="24"/>
+                <w:lang w:val="en-US"/>
               </w:rPr>
               <w:t>{%</w:t>
             </w:r>
@@ -3711,6 +3945,7 @@
                 <w:rFonts w:ascii="Times New Roman" w:hAnsi="Times New Roman" w:cs="Times New Roman"/>
                 <w:sz w:val="24"/>
                 <w:szCs w:val="24"/>
+                <w:lang w:val="en-US"/>
               </w:rPr>
               <w:t xml:space="preserve"> </w:t>
             </w:r>
@@ -3730,6 +3965,7 @@
                 <w:rFonts w:ascii="Times New Roman" w:hAnsi="Times New Roman" w:cs="Times New Roman"/>
                 <w:sz w:val="24"/>
                 <w:szCs w:val="24"/>
+                <w:lang w:val="en-US"/>
               </w:rPr>
               <w:t xml:space="preserve"> %}</w:t>
             </w:r>
@@ -3758,7 +3994,416 @@
                 <w:sz w:val="24"/>
                 <w:szCs w:val="24"/>
               </w:rPr>
+              <w:t xml:space="preserve">    </w:t>
+            </w:r>
+            <w:r>
+              <w:rPr>
+                <w:rFonts w:ascii="Times New Roman" w:hAnsi="Times New Roman" w:cs="Times New Roman"/>
+                <w:sz w:val="24"/>
+                <w:szCs w:val="24"/>
+              </w:rPr>
+              <w:t>л</w:t>
+            </w:r>
+            <w:r>
+              <w:rPr>
+                <w:rFonts w:ascii="Times New Roman" w:hAnsi="Times New Roman" w:cs="Times New Roman"/>
+                <w:sz w:val="24"/>
+                <w:szCs w:val="24"/>
+              </w:rPr>
+              <w:t>екции</w:t>
+            </w:r>
+          </w:p>
+        </w:tc>
+        <w:tc>
+          <w:tcPr>
+            <w:tcW w:w="0" w:type="auto"/>
+            <w:vAlign w:val="center"/>
+          </w:tcPr>
+          <w:p>
+            <w:pPr>
+              <w:jc w:val="center"/>
+              <w:rPr>
+                <w:rFonts w:ascii="Times New Roman" w:hAnsi="Times New Roman" w:cs="Times New Roman"/>
+                <w:sz w:val="24"/>
+                <w:szCs w:val="24"/>
+              </w:rPr>
+            </w:pPr>
+            <w:proofErr w:type="gramStart"/>
+            <w:r>
+              <w:rPr>
+                <w:rFonts w:ascii="Times New Roman" w:hAnsi="Times New Roman" w:cs="Times New Roman"/>
+                <w:sz w:val="24"/>
+                <w:szCs w:val="24"/>
+              </w:rPr>
+              <w:t xml:space="preserve">{{ </w:t>
+            </w:r>
+            <w:proofErr w:type="spellStart"/>
+            <w:r>
+              <w:rPr>
+                <w:rFonts w:ascii="Times New Roman" w:hAnsi="Times New Roman" w:cs="Times New Roman"/>
+                <w:sz w:val="24"/>
+                <w:szCs w:val="24"/>
+                <w:lang w:val="en-US"/>
+              </w:rPr>
+              <w:t>sha</w:t>
+            </w:r>
+            <w:proofErr w:type="spellEnd"/>
+            <w:r>
+              <w:rPr>
+                <w:rFonts w:ascii="Times New Roman" w:hAnsi="Times New Roman" w:cs="Times New Roman"/>
+                <w:sz w:val="24"/>
+                <w:szCs w:val="24"/>
+              </w:rPr>
+              <w:t>.</w:t>
+            </w:r>
+            <w:proofErr w:type="spellStart"/>
+            <w:r>
+              <w:rPr>
+                <w:rFonts w:ascii="Times New Roman" w:hAnsi="Times New Roman" w:cs="Times New Roman"/>
+                <w:sz w:val="24"/>
+                <w:szCs w:val="24"/>
+                <w:lang w:val="en-US"/>
+              </w:rPr>
+              <w:t>lekc</w:t>
+            </w:r>
+            <w:proofErr w:type="spellEnd"/>
+            <w:proofErr w:type="gramEnd"/>
+            <w:r>
+              <w:rPr>
+                <w:rFonts w:ascii="Times New Roman" w:hAnsi="Times New Roman" w:cs="Times New Roman"/>
+                <w:sz w:val="24"/>
+                <w:szCs w:val="24"/>
+              </w:rPr>
+              <w:t>_</w:t>
+            </w:r>
+            <w:r>
+              <w:rPr>
+                <w:rFonts w:ascii="Times New Roman" w:hAnsi="Times New Roman" w:cs="Times New Roman"/>
+                <w:sz w:val="24"/>
+                <w:szCs w:val="24"/>
+                <w:lang w:val="en-US"/>
+              </w:rPr>
+              <w:t>hours</w:t>
+            </w:r>
+            <w:r>
+              <w:rPr>
+                <w:rFonts w:ascii="Times New Roman" w:hAnsi="Times New Roman" w:cs="Times New Roman"/>
+                <w:sz w:val="24"/>
+                <w:szCs w:val="24"/>
+              </w:rPr>
+              <w:t>_</w:t>
+            </w:r>
+            <w:r>
+              <w:rPr>
+                <w:rFonts w:ascii="Times New Roman" w:hAnsi="Times New Roman" w:cs="Times New Roman"/>
+                <w:sz w:val="24"/>
+                <w:szCs w:val="24"/>
+                <w:lang w:val="en-US"/>
+              </w:rPr>
+              <w:t>all</w:t>
+            </w:r>
+            <w:r>
+              <w:rPr>
+                <w:rFonts w:ascii="Times New Roman" w:hAnsi="Times New Roman" w:cs="Times New Roman"/>
+                <w:sz w:val="24"/>
+                <w:szCs w:val="24"/>
+              </w:rPr>
+              <w:t xml:space="preserve"> }}</w:t>
+            </w:r>
+          </w:p>
+        </w:tc>
+        <w:tc>
+          <w:tcPr>
+            <w:tcW w:w="0" w:type="auto"/>
+            <w:vAlign w:val="center"/>
+          </w:tcPr>
+          <w:p>
+            <w:pPr>
+              <w:jc w:val="center"/>
+              <w:rPr>
+                <w:rFonts w:ascii="Times New Roman" w:hAnsi="Times New Roman" w:cs="Times New Roman"/>
+                <w:sz w:val="24"/>
+                <w:szCs w:val="24"/>
+                <w:lang w:val="en-US"/>
+              </w:rPr>
+            </w:pPr>
+            <w:r>
+              <w:rPr>
+                <w:rFonts w:ascii="Times New Roman" w:hAnsi="Times New Roman" w:cs="Times New Roman"/>
+                <w:sz w:val="24"/>
+                <w:szCs w:val="24"/>
+                <w:lang w:val="en-US"/>
+              </w:rPr>
+              <w:t>{%</w:t>
+            </w:r>
+            <w:proofErr w:type="spellStart"/>
+            <w:r>
+              <w:rPr>
+                <w:rFonts w:ascii="Times New Roman" w:hAnsi="Times New Roman" w:cs="Times New Roman"/>
+                <w:sz w:val="24"/>
+                <w:szCs w:val="24"/>
+                <w:lang w:val="en-US"/>
+              </w:rPr>
+              <w:t>tc</w:t>
+            </w:r>
+            <w:proofErr w:type="spellEnd"/>
+            <w:r>
+              <w:rPr>
+                <w:rFonts w:ascii="Times New Roman" w:hAnsi="Times New Roman" w:cs="Times New Roman"/>
+                <w:sz w:val="24"/>
+                <w:szCs w:val="24"/>
+                <w:lang w:val="en-US"/>
+              </w:rPr>
+              <w:t xml:space="preserve"> </w:t>
+            </w:r>
+            <w:r>
+              <w:rPr>
+                <w:rFonts w:ascii="Times New Roman" w:hAnsi="Times New Roman" w:cs="Times New Roman"/>
+                <w:sz w:val="24"/>
+                <w:szCs w:val="24"/>
+                <w:lang w:val="en-US"/>
+              </w:rPr>
+              <w:t>for</w:t>
+            </w:r>
+            <w:r>
+              <w:rPr>
+                <w:rFonts w:ascii="Times New Roman" w:hAnsi="Times New Roman" w:cs="Times New Roman"/>
+                <w:sz w:val="24"/>
+                <w:szCs w:val="24"/>
+                <w:lang w:val="en-US"/>
+              </w:rPr>
+              <w:t xml:space="preserve"> </w:t>
+            </w:r>
+            <w:r>
+              <w:rPr>
+                <w:rFonts w:ascii="Times New Roman" w:hAnsi="Times New Roman" w:cs="Times New Roman"/>
+                <w:sz w:val="24"/>
+                <w:szCs w:val="24"/>
+                <w:lang w:val="en-US"/>
+              </w:rPr>
+              <w:t>item</w:t>
+            </w:r>
+            <w:r>
+              <w:rPr>
+                <w:rFonts w:ascii="Times New Roman" w:hAnsi="Times New Roman" w:cs="Times New Roman"/>
+                <w:sz w:val="24"/>
+                <w:szCs w:val="24"/>
+                <w:lang w:val="en-US"/>
+              </w:rPr>
+              <w:t xml:space="preserve"> </w:t>
+            </w:r>
+            <w:r>
+              <w:rPr>
+                <w:rFonts w:ascii="Times New Roman" w:hAnsi="Times New Roman" w:cs="Times New Roman"/>
+                <w:sz w:val="24"/>
+                <w:szCs w:val="24"/>
+                <w:lang w:val="en-US"/>
+              </w:rPr>
               <w:lastRenderedPageBreak/>
+              <w:t>in</w:t>
+            </w:r>
+            <w:r>
+              <w:rPr>
+                <w:rFonts w:ascii="Times New Roman" w:hAnsi="Times New Roman" w:cs="Times New Roman"/>
+                <w:sz w:val="24"/>
+                <w:szCs w:val="24"/>
+                <w:lang w:val="en-US"/>
+              </w:rPr>
+              <w:t xml:space="preserve"> </w:t>
+            </w:r>
+            <w:proofErr w:type="spellStart"/>
+            <w:r>
+              <w:rPr>
+                <w:rFonts w:ascii="Times New Roman" w:hAnsi="Times New Roman" w:cs="Times New Roman"/>
+                <w:sz w:val="24"/>
+                <w:szCs w:val="24"/>
+                <w:lang w:val="en-US"/>
+              </w:rPr>
+              <w:t>sh</w:t>
+            </w:r>
+            <w:proofErr w:type="spellEnd"/>
+            <w:r>
+              <w:rPr>
+                <w:rFonts w:ascii="Times New Roman" w:hAnsi="Times New Roman" w:cs="Times New Roman"/>
+                <w:sz w:val="24"/>
+                <w:szCs w:val="24"/>
+                <w:lang w:val="en-US"/>
+              </w:rPr>
+              <w:t xml:space="preserve"> %}</w:t>
+            </w:r>
+          </w:p>
+        </w:tc>
+        <w:tc>
+          <w:tcPr>
+            <w:tcW w:w="0" w:type="auto"/>
+            <w:vAlign w:val="center"/>
+          </w:tcPr>
+          <w:p>
+            <w:pPr>
+              <w:jc w:val="center"/>
+              <w:rPr>
+                <w:rFonts w:ascii="Times New Roman" w:hAnsi="Times New Roman" w:cs="Times New Roman"/>
+                <w:sz w:val="24"/>
+                <w:szCs w:val="24"/>
+              </w:rPr>
+            </w:pPr>
+            <w:r>
+              <w:rPr>
+                <w:rFonts w:ascii="Times New Roman" w:hAnsi="Times New Roman" w:cs="Times New Roman"/>
+                <w:sz w:val="24"/>
+                <w:szCs w:val="24"/>
+              </w:rPr>
+              <w:lastRenderedPageBreak/>
+              <w:t>{{</w:t>
+            </w:r>
+            <w:r>
+              <w:rPr>
+                <w:rFonts w:ascii="Times New Roman" w:hAnsi="Times New Roman" w:cs="Times New Roman"/>
+                <w:sz w:val="24"/>
+                <w:szCs w:val="24"/>
+                <w:lang w:val="en-US"/>
+              </w:rPr>
+              <w:t>item</w:t>
+            </w:r>
+            <w:r>
+              <w:rPr>
+                <w:rFonts w:ascii="Times New Roman" w:hAnsi="Times New Roman" w:cs="Times New Roman"/>
+                <w:sz w:val="24"/>
+                <w:szCs w:val="24"/>
+              </w:rPr>
+              <w:t>.</w:t>
+            </w:r>
+            <w:proofErr w:type="spellStart"/>
+            <w:r>
+              <w:rPr>
+                <w:rFonts w:ascii="Times New Roman" w:hAnsi="Times New Roman" w:cs="Times New Roman"/>
+                <w:sz w:val="24"/>
+                <w:szCs w:val="24"/>
+                <w:lang w:val="en-US"/>
+              </w:rPr>
+              <w:t>lekc</w:t>
+            </w:r>
+            <w:proofErr w:type="spellEnd"/>
+            <w:r>
+              <w:rPr>
+                <w:rFonts w:ascii="Times New Roman" w:hAnsi="Times New Roman" w:cs="Times New Roman"/>
+                <w:sz w:val="24"/>
+                <w:szCs w:val="24"/>
+              </w:rPr>
+              <w:t>_</w:t>
+            </w:r>
+            <w:r>
+              <w:rPr>
+                <w:rFonts w:ascii="Times New Roman" w:hAnsi="Times New Roman" w:cs="Times New Roman"/>
+                <w:sz w:val="24"/>
+                <w:szCs w:val="24"/>
+                <w:lang w:val="en-US"/>
+              </w:rPr>
+              <w:t>hour</w:t>
+            </w:r>
+            <w:r>
+              <w:rPr>
+                <w:rFonts w:ascii="Times New Roman" w:hAnsi="Times New Roman" w:cs="Times New Roman"/>
+                <w:sz w:val="24"/>
+                <w:szCs w:val="24"/>
+                <w:lang w:val="en-US"/>
+              </w:rPr>
+              <w:t>s</w:t>
+            </w:r>
+            <w:r>
+              <w:rPr>
+                <w:rFonts w:ascii="Times New Roman" w:hAnsi="Times New Roman" w:cs="Times New Roman"/>
+                <w:sz w:val="24"/>
+                <w:szCs w:val="24"/>
+              </w:rPr>
+              <w:t>}}</w:t>
+            </w:r>
+          </w:p>
+        </w:tc>
+        <w:tc>
+          <w:tcPr>
+            <w:tcW w:w="0" w:type="auto"/>
+          </w:tcPr>
+          <w:p>
+            <w:pPr>
+              <w:jc w:val="center"/>
+              <w:rPr>
+                <w:rFonts w:ascii="Times New Roman" w:hAnsi="Times New Roman" w:cs="Times New Roman"/>
+                <w:sz w:val="24"/>
+                <w:szCs w:val="24"/>
+              </w:rPr>
+            </w:pPr>
+            <w:r>
+              <w:rPr>
+                <w:rFonts w:ascii="Times New Roman" w:hAnsi="Times New Roman" w:cs="Times New Roman"/>
+                <w:sz w:val="24"/>
+                <w:szCs w:val="24"/>
+              </w:rPr>
+              <w:t>{%</w:t>
+            </w:r>
+            <w:proofErr w:type="spellStart"/>
+            <w:r>
+              <w:rPr>
+                <w:rFonts w:ascii="Times New Roman" w:hAnsi="Times New Roman" w:cs="Times New Roman"/>
+                <w:sz w:val="24"/>
+                <w:szCs w:val="24"/>
+                <w:lang w:val="en-US"/>
+              </w:rPr>
+              <w:t>tc</w:t>
+            </w:r>
+            <w:proofErr w:type="spellEnd"/>
+            <w:r>
+              <w:rPr>
+                <w:rFonts w:ascii="Times New Roman" w:hAnsi="Times New Roman" w:cs="Times New Roman"/>
+                <w:sz w:val="24"/>
+                <w:szCs w:val="24"/>
+              </w:rPr>
+              <w:t xml:space="preserve"> </w:t>
+            </w:r>
+            <w:proofErr w:type="spellStart"/>
+            <w:r>
+              <w:rPr>
+                <w:rFonts w:ascii="Times New Roman" w:hAnsi="Times New Roman" w:cs="Times New Roman"/>
+                <w:sz w:val="24"/>
+                <w:szCs w:val="24"/>
+                <w:lang w:val="en-US"/>
+              </w:rPr>
+              <w:t>endfor</w:t>
+            </w:r>
+            <w:proofErr w:type="spellEnd"/>
+            <w:r>
+              <w:rPr>
+                <w:rFonts w:ascii="Times New Roman" w:hAnsi="Times New Roman" w:cs="Times New Roman"/>
+                <w:sz w:val="24"/>
+                <w:szCs w:val="24"/>
+              </w:rPr>
+              <w:t xml:space="preserve"> %}</w:t>
+            </w:r>
+          </w:p>
+        </w:tc>
+      </w:tr>
+      <w:tr>
+        <w:trPr>
+          <w:trHeight w:val="70"/>
+        </w:trPr>
+        <w:tc>
+          <w:tcPr>
+            <w:tcW w:w="0" w:type="auto"/>
+          </w:tcPr>
+          <w:p>
+            <w:pPr>
+              <w:rPr>
+                <w:rFonts w:ascii="Times New Roman" w:hAnsi="Times New Roman" w:cs="Times New Roman"/>
+                <w:sz w:val="24"/>
+                <w:szCs w:val="24"/>
+              </w:rPr>
+            </w:pPr>
+            <w:r>
+              <w:rPr>
+                <w:rFonts w:ascii="Times New Roman" w:hAnsi="Times New Roman" w:cs="Times New Roman"/>
+                <w:sz w:val="24"/>
+                <w:szCs w:val="24"/>
+              </w:rPr>
               <w:t xml:space="preserve">    </w:t>
             </w:r>
             <w:r>
@@ -6128,8 +6773,44 @@
           <w:szCs w:val="24"/>
           <w:lang w:val="en-US"/>
         </w:rPr>
-        <w:t xml:space="preserve"> %}</w:t>
-      </w:r>
+        <w:t xml:space="preserve"> </w:t>
+      </w:r>
+      <w:r>
+        <w:rPr>
+          <w:rFonts w:ascii="Times New Roman" w:hAnsi="Times New Roman" w:cs="Times New Roman"/>
+          <w:b/>
+          <w:bCs/>
+          <w:sz w:val="24"/>
+          <w:szCs w:val="24"/>
+          <w:lang w:val="en-US"/>
+        </w:rPr>
+        <w:t>-</w:t>
+      </w:r>
+      <w:r>
+        <w:rPr>
+          <w:rFonts w:ascii="Times New Roman" w:hAnsi="Times New Roman" w:cs="Times New Roman"/>
+          <w:b/>
+          <w:bCs/>
+          <w:sz w:val="24"/>
+          <w:szCs w:val="24"/>
+          <w:lang w:val="en-US"/>
+        </w:rPr>
+        <w:t>%}</w:t>
+      </w:r>
+    </w:p>
+    <w:p>
+      <w:pPr>
+        <w:spacing w:line="240" w:lineRule="auto"/>
+        <w:jc w:val="both"/>
+        <w:rPr>
+          <w:rFonts w:ascii="Times New Roman" w:hAnsi="Times New Roman" w:cs="Times New Roman"/>
+          <w:b/>
+          <w:bCs/>
+          <w:sz w:val="24"/>
+          <w:szCs w:val="24"/>
+          <w:lang w:val="en-US"/>
+        </w:rPr>
+      </w:pPr>
       <w:r>
         <w:rPr>
           <w:rFonts w:ascii="Times New Roman" w:hAnsi="Times New Roman" w:cs="Times New Roman"/>
@@ -7130,6 +7811,7 @@
                 <w:szCs w:val="20"/>
                 <w:lang w:val="en-US"/>
               </w:rPr>
+              <w:lastRenderedPageBreak/>
               <w:t>{{ k[1] }}</w:t>
             </w:r>
           </w:p>
@@ -7704,7 +8386,6 @@
           <w:sz w:val="24"/>
           <w:szCs w:val="24"/>
         </w:rPr>
-        <w:lastRenderedPageBreak/>
         <w:t xml:space="preserve">{% </w:t>
       </w:r>
       <w:proofErr w:type="spellStart"/>
@@ -7726,7 +8407,14 @@
         </w:rPr>
         <w:t xml:space="preserve"> </w:t>
       </w:r>
-      <w:proofErr w:type="gramStart"/>
+      <w:r>
+        <w:rPr>
+          <w:rFonts w:ascii="Times New Roman" w:hAnsi="Times New Roman" w:cs="Times New Roman"/>
+          <w:sz w:val="24"/>
+          <w:szCs w:val="24"/>
+        </w:rPr>
+        <w:t>-</w:t>
+      </w:r>
       <w:r>
         <w:rPr>
           <w:rFonts w:ascii="Times New Roman" w:hAnsi="Times New Roman" w:cs="Times New Roman"/>
@@ -7735,6 +8423,16 @@
         </w:rPr>
         <w:t>%}</w:t>
       </w:r>
+    </w:p>
+    <w:p>
+      <w:pPr>
+        <w:spacing w:before="240"/>
+        <w:rPr>
+          <w:rFonts w:ascii="Times New Roman" w:hAnsi="Times New Roman" w:cs="Times New Roman"/>
+          <w:sz w:val="24"/>
+          <w:szCs w:val="24"/>
+        </w:rPr>
+      </w:pPr>
       <w:r>
         <w:rPr>
           <w:rFonts w:ascii="Times New Roman" w:hAnsi="Times New Roman" w:cs="Times New Roman"/>
@@ -7765,7 +8463,6 @@
         </w:rPr>
         <w:t>2</w:t>
       </w:r>
-      <w:proofErr w:type="gramEnd"/>
       <w:r>
         <w:rPr>
           <w:rFonts w:ascii="Times New Roman" w:hAnsi="Times New Roman" w:cs="Times New Roman"/>
@@ -7809,7 +8506,29 @@
           <w:szCs w:val="24"/>
           <w:lang w:val="en-US"/>
         </w:rPr>
-        <w:t>{% for key, item</w:t>
+        <w:t>{%</w:t>
+      </w:r>
+      <w:r>
+        <w:rPr>
+          <w:rFonts w:ascii="Times New Roman" w:hAnsi="Times New Roman" w:cs="Times New Roman"/>
+          <w:b/>
+          <w:bCs/>
+          <w:sz w:val="24"/>
+          <w:szCs w:val="24"/>
+          <w:lang w:val="en-US"/>
+        </w:rPr>
+        <w:t xml:space="preserve"> </w:t>
+      </w:r>
+      <w:r>
+        <w:rPr>
+          <w:rFonts w:ascii="Times New Roman" w:hAnsi="Times New Roman" w:cs="Times New Roman"/>
+          <w:b/>
+          <w:bCs/>
+          <w:sz w:val="24"/>
+          <w:szCs w:val="24"/>
+          <w:lang w:val="en-US"/>
+        </w:rPr>
+        <w:t>for key, item</w:t>
       </w:r>
       <w:r>
         <w:rPr>
@@ -7868,8 +8587,44 @@
           <w:szCs w:val="24"/>
           <w:lang w:val="en-US"/>
         </w:rPr>
-        <w:t>) %}</w:t>
-      </w:r>
+        <w:t xml:space="preserve">) </w:t>
+      </w:r>
+      <w:r>
+        <w:rPr>
+          <w:rFonts w:ascii="Times New Roman" w:hAnsi="Times New Roman" w:cs="Times New Roman"/>
+          <w:b/>
+          <w:bCs/>
+          <w:sz w:val="24"/>
+          <w:szCs w:val="24"/>
+          <w:lang w:val="en-US"/>
+        </w:rPr>
+        <w:t>-</w:t>
+      </w:r>
+      <w:r>
+        <w:rPr>
+          <w:rFonts w:ascii="Times New Roman" w:hAnsi="Times New Roman" w:cs="Times New Roman"/>
+          <w:b/>
+          <w:bCs/>
+          <w:sz w:val="24"/>
+          <w:szCs w:val="24"/>
+          <w:lang w:val="en-US"/>
+        </w:rPr>
+        <w:t>%}</w:t>
+      </w:r>
+    </w:p>
+    <w:p>
+      <w:pPr>
+        <w:spacing w:before="200" w:after="0" w:line="240" w:lineRule="auto"/>
+        <w:jc w:val="both"/>
+        <w:rPr>
+          <w:rFonts w:ascii="Times New Roman" w:hAnsi="Times New Roman" w:cs="Times New Roman"/>
+          <w:b/>
+          <w:bCs/>
+          <w:sz w:val="24"/>
+          <w:szCs w:val="24"/>
+          <w:lang w:val="en-US"/>
+        </w:rPr>
+      </w:pPr>
       <w:r>
         <w:rPr>
           <w:rFonts w:ascii="Times New Roman" w:hAnsi="Times New Roman" w:cs="Times New Roman"/>
@@ -8336,7 +9091,14 @@
         </w:rPr>
         <w:t xml:space="preserve"> </w:t>
       </w:r>
-      <w:proofErr w:type="gramStart"/>
+      <w:r>
+        <w:rPr>
+          <w:rFonts w:ascii="Times New Roman" w:hAnsi="Times New Roman" w:cs="Times New Roman"/>
+          <w:sz w:val="24"/>
+          <w:szCs w:val="24"/>
+        </w:rPr>
+        <w:t>-</w:t>
+      </w:r>
       <w:r>
         <w:rPr>
           <w:rFonts w:ascii="Times New Roman" w:hAnsi="Times New Roman" w:cs="Times New Roman"/>
@@ -8345,6 +9107,16 @@
         </w:rPr>
         <w:t>%}</w:t>
       </w:r>
+    </w:p>
+    <w:p>
+      <w:pPr>
+        <w:spacing w:before="240"/>
+        <w:rPr>
+          <w:rFonts w:ascii="Times New Roman" w:hAnsi="Times New Roman" w:cs="Times New Roman"/>
+          <w:sz w:val="24"/>
+          <w:szCs w:val="24"/>
+        </w:rPr>
+      </w:pPr>
       <w:r>
         <w:rPr>
           <w:rFonts w:ascii="Times New Roman" w:hAnsi="Times New Roman" w:cs="Times New Roman"/>
@@ -8375,7 +9147,6 @@
         </w:rPr>
         <w:t>3</w:t>
       </w:r>
-      <w:proofErr w:type="gramEnd"/>
       <w:r>
         <w:rPr>
           <w:rFonts w:ascii="Times New Roman" w:hAnsi="Times New Roman" w:cs="Times New Roman"/>
@@ -8395,6 +9166,103 @@
           <w:szCs w:val="24"/>
         </w:rPr>
         <w:t>Перечень лабораторных работ</w:t>
+      </w:r>
+    </w:p>
+    <w:p>
+      <w:pPr>
+        <w:spacing w:before="240"/>
+        <w:rPr>
+          <w:rFonts w:ascii="Times New Roman" w:hAnsi="Times New Roman" w:cs="Times New Roman"/>
+          <w:bCs/>
+          <w:sz w:val="24"/>
+          <w:szCs w:val="24"/>
+        </w:rPr>
+      </w:pPr>
+      <w:r>
+        <w:rPr>
+          <w:rFonts w:ascii="Times New Roman" w:hAnsi="Times New Roman" w:cs="Times New Roman"/>
+          <w:bCs/>
+          <w:sz w:val="24"/>
+          <w:szCs w:val="24"/>
+        </w:rPr>
+        <w:t>{%</w:t>
+      </w:r>
+      <w:r>
+        <w:rPr>
+          <w:rFonts w:ascii="Times New Roman" w:hAnsi="Times New Roman" w:cs="Times New Roman"/>
+          <w:bCs/>
+          <w:sz w:val="24"/>
+          <w:szCs w:val="24"/>
+        </w:rPr>
+        <w:t>-</w:t>
+      </w:r>
+      <w:r>
+        <w:rPr>
+          <w:rFonts w:ascii="Times New Roman" w:hAnsi="Times New Roman" w:cs="Times New Roman"/>
+          <w:bCs/>
+          <w:sz w:val="24"/>
+          <w:szCs w:val="24"/>
+        </w:rPr>
+        <w:t xml:space="preserve"> </w:t>
+      </w:r>
+      <w:r>
+        <w:rPr>
+          <w:rFonts w:ascii="Times New Roman" w:hAnsi="Times New Roman" w:cs="Times New Roman"/>
+          <w:bCs/>
+          <w:sz w:val="24"/>
+          <w:szCs w:val="24"/>
+          <w:lang w:val="en-US"/>
+        </w:rPr>
+        <w:t>if</w:t>
+      </w:r>
+      <w:r>
+        <w:rPr>
+          <w:rFonts w:ascii="Times New Roman" w:hAnsi="Times New Roman" w:cs="Times New Roman"/>
+          <w:bCs/>
+          <w:sz w:val="24"/>
+          <w:szCs w:val="24"/>
+        </w:rPr>
+        <w:t xml:space="preserve"> </w:t>
+      </w:r>
+      <w:r>
+        <w:rPr>
+          <w:rFonts w:ascii="Times New Roman" w:hAnsi="Times New Roman" w:cs="Times New Roman"/>
+          <w:bCs/>
+          <w:sz w:val="24"/>
+          <w:szCs w:val="24"/>
+          <w:lang w:val="en-US"/>
+        </w:rPr>
+        <w:t>not</w:t>
+      </w:r>
+      <w:r>
+        <w:rPr>
+          <w:rFonts w:ascii="Times New Roman" w:hAnsi="Times New Roman" w:cs="Times New Roman"/>
+          <w:bCs/>
+          <w:sz w:val="24"/>
+          <w:szCs w:val="24"/>
+        </w:rPr>
+        <w:t xml:space="preserve"> </w:t>
+      </w:r>
+      <w:proofErr w:type="spellStart"/>
+      <w:r>
+        <w:rPr>
+          <w:rFonts w:ascii="Times New Roman" w:hAnsi="Times New Roman" w:cs="Times New Roman"/>
+          <w:bCs/>
+          <w:sz w:val="24"/>
+          <w:szCs w:val="24"/>
+          <w:lang w:val="en-US"/>
+        </w:rPr>
+        <w:t>labw</w:t>
+      </w:r>
+      <w:proofErr w:type="spellEnd"/>
+      <w:r>
+        <w:rPr>
+          <w:rFonts w:ascii="Times New Roman" w:hAnsi="Times New Roman" w:cs="Times New Roman"/>
+          <w:bCs/>
+          <w:sz w:val="24"/>
+          <w:szCs w:val="24"/>
+        </w:rPr>
+        <w:t xml:space="preserve"> %} </w:t>
       </w:r>
     </w:p>
     <w:p>
@@ -8415,66 +9283,7 @@
           <w:sz w:val="24"/>
           <w:szCs w:val="24"/>
         </w:rPr>
-        <w:t xml:space="preserve">{% </w:t>
-      </w:r>
-      <w:r>
-        <w:rPr>
-          <w:rFonts w:ascii="Times New Roman" w:hAnsi="Times New Roman" w:cs="Times New Roman"/>
-          <w:bCs/>
-          <w:sz w:val="24"/>
-          <w:szCs w:val="24"/>
-          <w:lang w:val="en-US"/>
-        </w:rPr>
-        <w:t>if</w:t>
-      </w:r>
-      <w:r>
-        <w:rPr>
-          <w:rFonts w:ascii="Times New Roman" w:hAnsi="Times New Roman" w:cs="Times New Roman"/>
-          <w:bCs/>
-          <w:sz w:val="24"/>
-          <w:szCs w:val="24"/>
-        </w:rPr>
-        <w:t xml:space="preserve"> </w:t>
-      </w:r>
-      <w:r>
-        <w:rPr>
-          <w:rFonts w:ascii="Times New Roman" w:hAnsi="Times New Roman" w:cs="Times New Roman"/>
-          <w:bCs/>
-          <w:sz w:val="24"/>
-          <w:szCs w:val="24"/>
-          <w:lang w:val="en-US"/>
-        </w:rPr>
-        <w:t>not</w:t>
-      </w:r>
-      <w:r>
-        <w:rPr>
-          <w:rFonts w:ascii="Times New Roman" w:hAnsi="Times New Roman" w:cs="Times New Roman"/>
-          <w:bCs/>
-          <w:sz w:val="24"/>
-          <w:szCs w:val="24"/>
-        </w:rPr>
-        <w:t xml:space="preserve"> </w:t>
-      </w:r>
-      <w:proofErr w:type="spellStart"/>
-      <w:r>
-        <w:rPr>
-          <w:rFonts w:ascii="Times New Roman" w:hAnsi="Times New Roman" w:cs="Times New Roman"/>
-          <w:bCs/>
-          <w:sz w:val="24"/>
-          <w:szCs w:val="24"/>
-          <w:lang w:val="en-US"/>
-        </w:rPr>
-        <w:t>labw</w:t>
-      </w:r>
-      <w:proofErr w:type="spellEnd"/>
-      <w:r>
-        <w:rPr>
-          <w:rFonts w:ascii="Times New Roman" w:hAnsi="Times New Roman" w:cs="Times New Roman"/>
-          <w:bCs/>
-          <w:sz w:val="24"/>
-          <w:szCs w:val="24"/>
-        </w:rPr>
-        <w:t xml:space="preserve"> %} Практических занятий не предусмотрено </w:t>
+        <w:t xml:space="preserve">Практических занятий не предусмотрено </w:t>
       </w:r>
     </w:p>
     <w:p>
@@ -8485,7 +9294,6 @@
           <w:bCs/>
           <w:sz w:val="24"/>
           <w:szCs w:val="24"/>
-          <w:lang w:val="en-US"/>
         </w:rPr>
       </w:pPr>
       <w:r>
@@ -8494,9 +9302,26 @@
           <w:bCs/>
           <w:sz w:val="24"/>
           <w:szCs w:val="24"/>
-          <w:lang w:val="en-US"/>
-        </w:rPr>
-        <w:t xml:space="preserve">{% </w:t>
+        </w:rPr>
+        <w:t>{%</w:t>
+      </w:r>
+      <w:r>
+        <w:rPr>
+          <w:rFonts w:ascii="Times New Roman" w:hAnsi="Times New Roman" w:cs="Times New Roman"/>
+          <w:bCs/>
+          <w:sz w:val="24"/>
+          <w:szCs w:val="24"/>
+        </w:rPr>
+        <w:t>-</w:t>
+      </w:r>
+      <w:r>
+        <w:rPr>
+          <w:rFonts w:ascii="Times New Roman" w:hAnsi="Times New Roman" w:cs="Times New Roman"/>
+          <w:bCs/>
+          <w:sz w:val="24"/>
+          <w:szCs w:val="24"/>
+        </w:rPr>
+        <w:t xml:space="preserve"> </w:t>
       </w:r>
       <w:proofErr w:type="spellStart"/>
       <w:r>
@@ -8518,8 +9343,30 @@
           <w:szCs w:val="24"/>
           <w:lang w:val="en-US"/>
         </w:rPr>
-        <w:t xml:space="preserve"> %}</w:t>
-      </w:r>
+        <w:t xml:space="preserve"> </w:t>
+      </w:r>
+      <w:r>
+        <w:rPr>
+          <w:rFonts w:ascii="Times New Roman" w:hAnsi="Times New Roman" w:cs="Times New Roman"/>
+          <w:bCs/>
+          <w:sz w:val="24"/>
+          <w:szCs w:val="24"/>
+        </w:rPr>
+        <w:t>%}</w:t>
+      </w:r>
+    </w:p>
+    <w:p>
+      <w:pPr>
+        <w:spacing w:before="240"/>
+        <w:rPr>
+          <w:rFonts w:ascii="Times New Roman" w:hAnsi="Times New Roman" w:cs="Times New Roman"/>
+          <w:b/>
+          <w:bCs/>
+          <w:sz w:val="24"/>
+          <w:szCs w:val="24"/>
+          <w:lang w:val="en-US"/>
+        </w:rPr>
+      </w:pPr>
       <w:r>
         <w:rPr>
           <w:rFonts w:ascii="Times New Roman" w:hAnsi="Times New Roman" w:cs="Times New Roman"/>
@@ -8676,8 +9523,42 @@
           <w:szCs w:val="24"/>
           <w:lang w:val="en-US"/>
         </w:rPr>
-        <w:t>) %}</w:t>
-      </w:r>
+        <w:t xml:space="preserve">) </w:t>
+      </w:r>
+      <w:r>
+        <w:rPr>
+          <w:rFonts w:ascii="Times New Roman" w:hAnsi="Times New Roman" w:cs="Times New Roman"/>
+          <w:b/>
+          <w:bCs/>
+          <w:sz w:val="24"/>
+          <w:szCs w:val="24"/>
+          <w:lang w:val="en-US"/>
+        </w:rPr>
+        <w:t>-</w:t>
+      </w:r>
+      <w:r>
+        <w:rPr>
+          <w:rFonts w:ascii="Times New Roman" w:hAnsi="Times New Roman" w:cs="Times New Roman"/>
+          <w:b/>
+          <w:bCs/>
+          <w:sz w:val="24"/>
+          <w:szCs w:val="24"/>
+          <w:lang w:val="en-US"/>
+        </w:rPr>
+        <w:t>%}</w:t>
+      </w:r>
+    </w:p>
+    <w:p>
+      <w:pPr>
+        <w:spacing w:before="240" w:after="0"/>
+        <w:rPr>
+          <w:rFonts w:ascii="Times New Roman" w:hAnsi="Times New Roman" w:cs="Times New Roman"/>
+          <w:bCs/>
+          <w:sz w:val="24"/>
+          <w:szCs w:val="24"/>
+          <w:lang w:val="en-US"/>
+        </w:rPr>
+      </w:pPr>
       <w:r>
         <w:rPr>
           <w:rFonts w:ascii="Times New Roman" w:hAnsi="Times New Roman" w:cs="Times New Roman"/>
@@ -9240,8 +10121,6 @@
         <w:spacing w:before="240"/>
         <w:rPr>
           <w:rFonts w:ascii="Times New Roman" w:hAnsi="Times New Roman" w:cs="Times New Roman"/>
-          <w:b/>
-          <w:bCs/>
           <w:sz w:val="24"/>
           <w:szCs w:val="24"/>
         </w:rPr>
@@ -9273,7 +10152,14 @@
         </w:rPr>
         <w:t xml:space="preserve"> </w:t>
       </w:r>
-      <w:proofErr w:type="gramStart"/>
+      <w:r>
+        <w:rPr>
+          <w:rFonts w:ascii="Times New Roman" w:hAnsi="Times New Roman" w:cs="Times New Roman"/>
+          <w:sz w:val="24"/>
+          <w:szCs w:val="24"/>
+        </w:rPr>
+        <w:t>-</w:t>
+      </w:r>
       <w:r>
         <w:rPr>
           <w:rFonts w:ascii="Times New Roman" w:hAnsi="Times New Roman" w:cs="Times New Roman"/>
@@ -9282,6 +10168,18 @@
         </w:rPr>
         <w:t>%}</w:t>
       </w:r>
+    </w:p>
+    <w:p>
+      <w:pPr>
+        <w:spacing w:before="240"/>
+        <w:rPr>
+          <w:rFonts w:ascii="Times New Roman" w:hAnsi="Times New Roman" w:cs="Times New Roman"/>
+          <w:b/>
+          <w:bCs/>
+          <w:sz w:val="24"/>
+          <w:szCs w:val="24"/>
+        </w:rPr>
+      </w:pPr>
       <w:r>
         <w:rPr>
           <w:rFonts w:ascii="Times New Roman" w:hAnsi="Times New Roman" w:cs="Times New Roman"/>
@@ -9312,7 +10210,6 @@
         </w:rPr>
         <w:t>4</w:t>
       </w:r>
-      <w:proofErr w:type="gramEnd"/>
       <w:r>
         <w:rPr>
           <w:rFonts w:ascii="Times New Roman" w:hAnsi="Times New Roman" w:cs="Times New Roman"/>
@@ -9332,6 +10229,103 @@
           <w:szCs w:val="24"/>
         </w:rPr>
         <w:t>Перечень практических занятий</w:t>
+      </w:r>
+    </w:p>
+    <w:p>
+      <w:pPr>
+        <w:spacing w:before="240"/>
+        <w:rPr>
+          <w:rFonts w:ascii="Times New Roman" w:hAnsi="Times New Roman" w:cs="Times New Roman"/>
+          <w:bCs/>
+          <w:sz w:val="24"/>
+          <w:szCs w:val="24"/>
+        </w:rPr>
+      </w:pPr>
+      <w:r>
+        <w:rPr>
+          <w:rFonts w:ascii="Times New Roman" w:hAnsi="Times New Roman" w:cs="Times New Roman"/>
+          <w:bCs/>
+          <w:sz w:val="24"/>
+          <w:szCs w:val="24"/>
+        </w:rPr>
+        <w:t>{%</w:t>
+      </w:r>
+      <w:r>
+        <w:rPr>
+          <w:rFonts w:ascii="Times New Roman" w:hAnsi="Times New Roman" w:cs="Times New Roman"/>
+          <w:bCs/>
+          <w:sz w:val="24"/>
+          <w:szCs w:val="24"/>
+        </w:rPr>
+        <w:t>-</w:t>
+      </w:r>
+      <w:r>
+        <w:rPr>
+          <w:rFonts w:ascii="Times New Roman" w:hAnsi="Times New Roman" w:cs="Times New Roman"/>
+          <w:bCs/>
+          <w:sz w:val="24"/>
+          <w:szCs w:val="24"/>
+        </w:rPr>
+        <w:t xml:space="preserve"> </w:t>
+      </w:r>
+      <w:r>
+        <w:rPr>
+          <w:rFonts w:ascii="Times New Roman" w:hAnsi="Times New Roman" w:cs="Times New Roman"/>
+          <w:bCs/>
+          <w:sz w:val="24"/>
+          <w:szCs w:val="24"/>
+          <w:lang w:val="en-US"/>
+        </w:rPr>
+        <w:t>if</w:t>
+      </w:r>
+      <w:r>
+        <w:rPr>
+          <w:rFonts w:ascii="Times New Roman" w:hAnsi="Times New Roman" w:cs="Times New Roman"/>
+          <w:bCs/>
+          <w:sz w:val="24"/>
+          <w:szCs w:val="24"/>
+        </w:rPr>
+        <w:t xml:space="preserve"> </w:t>
+      </w:r>
+      <w:r>
+        <w:rPr>
+          <w:rFonts w:ascii="Times New Roman" w:hAnsi="Times New Roman" w:cs="Times New Roman"/>
+          <w:bCs/>
+          <w:sz w:val="24"/>
+          <w:szCs w:val="24"/>
+          <w:lang w:val="en-US"/>
+        </w:rPr>
+        <w:t>not</w:t>
+      </w:r>
+      <w:r>
+        <w:rPr>
+          <w:rFonts w:ascii="Times New Roman" w:hAnsi="Times New Roman" w:cs="Times New Roman"/>
+          <w:bCs/>
+          <w:sz w:val="24"/>
+          <w:szCs w:val="24"/>
+        </w:rPr>
+        <w:t xml:space="preserve"> </w:t>
+      </w:r>
+      <w:proofErr w:type="spellStart"/>
+      <w:r>
+        <w:rPr>
+          <w:rFonts w:ascii="Times New Roman" w:hAnsi="Times New Roman" w:cs="Times New Roman"/>
+          <w:bCs/>
+          <w:sz w:val="24"/>
+          <w:szCs w:val="24"/>
+          <w:lang w:val="en-US"/>
+        </w:rPr>
+        <w:t>prw</w:t>
+      </w:r>
+      <w:proofErr w:type="spellEnd"/>
+      <w:r>
+        <w:rPr>
+          <w:rFonts w:ascii="Times New Roman" w:hAnsi="Times New Roman" w:cs="Times New Roman"/>
+          <w:bCs/>
+          <w:sz w:val="24"/>
+          <w:szCs w:val="24"/>
+        </w:rPr>
+        <w:t xml:space="preserve"> %} </w:t>
       </w:r>
     </w:p>
     <w:p>
@@ -9352,66 +10346,7 @@
           <w:sz w:val="24"/>
           <w:szCs w:val="24"/>
         </w:rPr>
-        <w:t xml:space="preserve">{% </w:t>
-      </w:r>
-      <w:r>
-        <w:rPr>
-          <w:rFonts w:ascii="Times New Roman" w:hAnsi="Times New Roman" w:cs="Times New Roman"/>
-          <w:bCs/>
-          <w:sz w:val="24"/>
-          <w:szCs w:val="24"/>
-          <w:lang w:val="en-US"/>
-        </w:rPr>
-        <w:t>if</w:t>
-      </w:r>
-      <w:r>
-        <w:rPr>
-          <w:rFonts w:ascii="Times New Roman" w:hAnsi="Times New Roman" w:cs="Times New Roman"/>
-          <w:bCs/>
-          <w:sz w:val="24"/>
-          <w:szCs w:val="24"/>
-        </w:rPr>
-        <w:t xml:space="preserve"> </w:t>
-      </w:r>
-      <w:r>
-        <w:rPr>
-          <w:rFonts w:ascii="Times New Roman" w:hAnsi="Times New Roman" w:cs="Times New Roman"/>
-          <w:bCs/>
-          <w:sz w:val="24"/>
-          <w:szCs w:val="24"/>
-          <w:lang w:val="en-US"/>
-        </w:rPr>
-        <w:t>not</w:t>
-      </w:r>
-      <w:r>
-        <w:rPr>
-          <w:rFonts w:ascii="Times New Roman" w:hAnsi="Times New Roman" w:cs="Times New Roman"/>
-          <w:bCs/>
-          <w:sz w:val="24"/>
-          <w:szCs w:val="24"/>
-        </w:rPr>
-        <w:t xml:space="preserve"> </w:t>
-      </w:r>
-      <w:proofErr w:type="spellStart"/>
-      <w:r>
-        <w:rPr>
-          <w:rFonts w:ascii="Times New Roman" w:hAnsi="Times New Roman" w:cs="Times New Roman"/>
-          <w:bCs/>
-          <w:sz w:val="24"/>
-          <w:szCs w:val="24"/>
-          <w:lang w:val="en-US"/>
-        </w:rPr>
-        <w:t>prw</w:t>
-      </w:r>
-      <w:proofErr w:type="spellEnd"/>
-      <w:r>
-        <w:rPr>
-          <w:rFonts w:ascii="Times New Roman" w:hAnsi="Times New Roman" w:cs="Times New Roman"/>
-          <w:bCs/>
-          <w:sz w:val="24"/>
-          <w:szCs w:val="24"/>
-        </w:rPr>
-        <w:t xml:space="preserve"> %} Практических занятий не предусмотрено </w:t>
+        <w:t xml:space="preserve">Практических занятий не предусмотрено </w:t>
       </w:r>
     </w:p>
     <w:p>
@@ -9419,7 +10354,6 @@
         <w:spacing w:before="240"/>
         <w:rPr>
           <w:rFonts w:ascii="Times New Roman" w:hAnsi="Times New Roman" w:cs="Times New Roman"/>
-          <w:b/>
           <w:bCs/>
           <w:sz w:val="24"/>
           <w:szCs w:val="24"/>
@@ -9434,7 +10368,26 @@
           <w:szCs w:val="24"/>
           <w:lang w:val="en-US"/>
         </w:rPr>
-        <w:t xml:space="preserve">{% </w:t>
+        <w:t>{%</w:t>
+      </w:r>
+      <w:r>
+        <w:rPr>
+          <w:rFonts w:ascii="Times New Roman" w:hAnsi="Times New Roman" w:cs="Times New Roman"/>
+          <w:bCs/>
+          <w:sz w:val="24"/>
+          <w:szCs w:val="24"/>
+        </w:rPr>
+        <w:t>-</w:t>
+      </w:r>
+      <w:r>
+        <w:rPr>
+          <w:rFonts w:ascii="Times New Roman" w:hAnsi="Times New Roman" w:cs="Times New Roman"/>
+          <w:bCs/>
+          <w:sz w:val="24"/>
+          <w:szCs w:val="24"/>
+          <w:lang w:val="en-US"/>
+        </w:rPr>
+        <w:t xml:space="preserve"> </w:t>
       </w:r>
       <w:proofErr w:type="spellStart"/>
       <w:r>
@@ -9458,6 +10411,19 @@
         </w:rPr>
         <w:t xml:space="preserve"> %}</w:t>
       </w:r>
+    </w:p>
+    <w:p>
+      <w:pPr>
+        <w:spacing w:before="240"/>
+        <w:rPr>
+          <w:rFonts w:ascii="Times New Roman" w:hAnsi="Times New Roman" w:cs="Times New Roman"/>
+          <w:b/>
+          <w:bCs/>
+          <w:sz w:val="24"/>
+          <w:szCs w:val="24"/>
+          <w:lang w:val="en-US"/>
+        </w:rPr>
+      </w:pPr>
       <w:r>
         <w:rPr>
           <w:rFonts w:ascii="Times New Roman" w:hAnsi="Times New Roman" w:cs="Times New Roman"/>
@@ -9614,8 +10580,43 @@
           <w:szCs w:val="24"/>
           <w:lang w:val="en-US"/>
         </w:rPr>
-        <w:t>) %}</w:t>
-      </w:r>
+        <w:t xml:space="preserve">) </w:t>
+      </w:r>
+      <w:r>
+        <w:rPr>
+          <w:rFonts w:ascii="Times New Roman" w:hAnsi="Times New Roman" w:cs="Times New Roman"/>
+          <w:b/>
+          <w:bCs/>
+          <w:sz w:val="24"/>
+          <w:szCs w:val="24"/>
+          <w:lang w:val="en-US"/>
+        </w:rPr>
+        <w:t>-</w:t>
+      </w:r>
+      <w:r>
+        <w:rPr>
+          <w:rFonts w:ascii="Times New Roman" w:hAnsi="Times New Roman" w:cs="Times New Roman"/>
+          <w:b/>
+          <w:bCs/>
+          <w:sz w:val="24"/>
+          <w:szCs w:val="24"/>
+          <w:lang w:val="en-US"/>
+        </w:rPr>
+        <w:t>%}</w:t>
+      </w:r>
+    </w:p>
+    <w:p>
+      <w:pPr>
+        <w:spacing w:before="240" w:after="0"/>
+        <w:rPr>
+          <w:rFonts w:ascii="Times New Roman" w:hAnsi="Times New Roman" w:cs="Times New Roman"/>
+          <w:b/>
+          <w:bCs/>
+          <w:sz w:val="24"/>
+          <w:szCs w:val="24"/>
+          <w:lang w:val="en-US"/>
+        </w:rPr>
+      </w:pPr>
       <w:r>
         <w:rPr>
           <w:rFonts w:ascii="Times New Roman" w:hAnsi="Times New Roman" w:cs="Times New Roman"/>
@@ -9707,6 +10708,7 @@
                 <w:sz w:val="24"/>
                 <w:szCs w:val="24"/>
               </w:rPr>
+              <w:lastRenderedPageBreak/>
               <w:t>№</w:t>
             </w:r>
             <w:r>
@@ -10200,7 +11202,14 @@
         </w:rPr>
         <w:t xml:space="preserve"> </w:t>
       </w:r>
-      <w:proofErr w:type="gramStart"/>
+      <w:r>
+        <w:rPr>
+          <w:rFonts w:ascii="Times New Roman" w:hAnsi="Times New Roman" w:cs="Times New Roman"/>
+          <w:sz w:val="24"/>
+          <w:szCs w:val="24"/>
+        </w:rPr>
+        <w:t>-</w:t>
+      </w:r>
       <w:r>
         <w:rPr>
           <w:rFonts w:ascii="Times New Roman" w:hAnsi="Times New Roman" w:cs="Times New Roman"/>
@@ -10209,6 +11218,16 @@
         </w:rPr>
         <w:t>%}</w:t>
       </w:r>
+    </w:p>
+    <w:p>
+      <w:pPr>
+        <w:spacing w:before="240"/>
+        <w:rPr>
+          <w:rFonts w:ascii="Times New Roman" w:hAnsi="Times New Roman" w:cs="Times New Roman"/>
+          <w:sz w:val="24"/>
+          <w:szCs w:val="24"/>
+        </w:rPr>
+      </w:pPr>
       <w:r>
         <w:rPr>
           <w:rFonts w:ascii="Times New Roman" w:hAnsi="Times New Roman" w:cs="Times New Roman"/>
@@ -10237,18 +11256,114 @@
           <w:sz w:val="24"/>
           <w:szCs w:val="24"/>
         </w:rPr>
-        <w:t>5</w:t>
-      </w:r>
-      <w:proofErr w:type="gramEnd"/>
-      <w:r>
-        <w:rPr>
-          <w:rFonts w:ascii="Times New Roman" w:hAnsi="Times New Roman" w:cs="Times New Roman"/>
-          <w:b/>
-          <w:bCs/>
-          <w:sz w:val="24"/>
-          <w:szCs w:val="24"/>
-        </w:rPr>
-        <w:t xml:space="preserve"> Самостоятельная работа</w:t>
+        <w:t>5 Самостоятельная работа</w:t>
+      </w:r>
+    </w:p>
+    <w:p>
+      <w:pPr>
+        <w:spacing w:before="240"/>
+        <w:rPr>
+          <w:rFonts w:ascii="Times New Roman" w:hAnsi="Times New Roman" w:cs="Times New Roman"/>
+          <w:bCs/>
+          <w:sz w:val="24"/>
+          <w:szCs w:val="24"/>
+        </w:rPr>
+      </w:pPr>
+      <w:r>
+        <w:rPr>
+          <w:rFonts w:ascii="Times New Roman" w:hAnsi="Times New Roman" w:cs="Times New Roman"/>
+          <w:bCs/>
+          <w:sz w:val="24"/>
+          <w:szCs w:val="24"/>
+        </w:rPr>
+        <w:t>{%</w:t>
+      </w:r>
+      <w:r>
+        <w:rPr>
+          <w:rFonts w:ascii="Times New Roman" w:hAnsi="Times New Roman" w:cs="Times New Roman"/>
+          <w:bCs/>
+          <w:sz w:val="24"/>
+          <w:szCs w:val="24"/>
+        </w:rPr>
+        <w:t>-</w:t>
+      </w:r>
+      <w:r>
+        <w:rPr>
+          <w:rFonts w:ascii="Times New Roman" w:hAnsi="Times New Roman" w:cs="Times New Roman"/>
+          <w:bCs/>
+          <w:sz w:val="24"/>
+          <w:szCs w:val="24"/>
+        </w:rPr>
+        <w:t xml:space="preserve"> </w:t>
+      </w:r>
+      <w:r>
+        <w:rPr>
+          <w:rFonts w:ascii="Times New Roman" w:hAnsi="Times New Roman" w:cs="Times New Roman"/>
+          <w:bCs/>
+          <w:sz w:val="24"/>
+          <w:szCs w:val="24"/>
+          <w:lang w:val="en-US"/>
+        </w:rPr>
+        <w:t>if</w:t>
+      </w:r>
+      <w:r>
+        <w:rPr>
+          <w:rFonts w:ascii="Times New Roman" w:hAnsi="Times New Roman" w:cs="Times New Roman"/>
+          <w:bCs/>
+          <w:sz w:val="24"/>
+          <w:szCs w:val="24"/>
+        </w:rPr>
+        <w:t xml:space="preserve"> </w:t>
+      </w:r>
+      <w:r>
+        <w:rPr>
+          <w:rFonts w:ascii="Times New Roman" w:hAnsi="Times New Roman" w:cs="Times New Roman"/>
+          <w:bCs/>
+          <w:sz w:val="24"/>
+          <w:szCs w:val="24"/>
+          <w:lang w:val="en-US"/>
+        </w:rPr>
+        <w:t>not</w:t>
+      </w:r>
+      <w:r>
+        <w:rPr>
+          <w:rFonts w:ascii="Times New Roman" w:hAnsi="Times New Roman" w:cs="Times New Roman"/>
+          <w:bCs/>
+          <w:sz w:val="24"/>
+          <w:szCs w:val="24"/>
+        </w:rPr>
+        <w:t xml:space="preserve"> </w:t>
+      </w:r>
+      <w:proofErr w:type="spellStart"/>
+      <w:r>
+        <w:rPr>
+          <w:rFonts w:ascii="Times New Roman" w:hAnsi="Times New Roman" w:cs="Times New Roman"/>
+          <w:bCs/>
+          <w:sz w:val="24"/>
+          <w:szCs w:val="24"/>
+          <w:lang w:val="en-US"/>
+        </w:rPr>
+        <w:t>srs</w:t>
+      </w:r>
+      <w:r>
+        <w:rPr>
+          <w:rFonts w:ascii="Times New Roman" w:hAnsi="Times New Roman" w:cs="Times New Roman"/>
+          <w:bCs/>
+          <w:sz w:val="24"/>
+          <w:szCs w:val="24"/>
+          <w:lang w:val="en-US"/>
+        </w:rPr>
+        <w:t>w</w:t>
+      </w:r>
+      <w:proofErr w:type="spellEnd"/>
+      <w:r>
+        <w:rPr>
+          <w:rFonts w:ascii="Times New Roman" w:hAnsi="Times New Roman" w:cs="Times New Roman"/>
+          <w:bCs/>
+          <w:sz w:val="24"/>
+          <w:szCs w:val="24"/>
+        </w:rPr>
+        <w:t xml:space="preserve"> %} </w:t>
       </w:r>
     </w:p>
     <w:p>
@@ -10269,76 +11384,7 @@
           <w:sz w:val="24"/>
           <w:szCs w:val="24"/>
         </w:rPr>
-        <w:t xml:space="preserve">{% </w:t>
-      </w:r>
-      <w:r>
-        <w:rPr>
-          <w:rFonts w:ascii="Times New Roman" w:hAnsi="Times New Roman" w:cs="Times New Roman"/>
-          <w:bCs/>
-          <w:sz w:val="24"/>
-          <w:szCs w:val="24"/>
-          <w:lang w:val="en-US"/>
-        </w:rPr>
-        <w:t>if</w:t>
-      </w:r>
-      <w:r>
-        <w:rPr>
-          <w:rFonts w:ascii="Times New Roman" w:hAnsi="Times New Roman" w:cs="Times New Roman"/>
-          <w:bCs/>
-          <w:sz w:val="24"/>
-          <w:szCs w:val="24"/>
-        </w:rPr>
-        <w:t xml:space="preserve"> </w:t>
-      </w:r>
-      <w:r>
-        <w:rPr>
-          <w:rFonts w:ascii="Times New Roman" w:hAnsi="Times New Roman" w:cs="Times New Roman"/>
-          <w:bCs/>
-          <w:sz w:val="24"/>
-          <w:szCs w:val="24"/>
-          <w:lang w:val="en-US"/>
-        </w:rPr>
-        <w:t>not</w:t>
-      </w:r>
-      <w:r>
-        <w:rPr>
-          <w:rFonts w:ascii="Times New Roman" w:hAnsi="Times New Roman" w:cs="Times New Roman"/>
-          <w:bCs/>
-          <w:sz w:val="24"/>
-          <w:szCs w:val="24"/>
-        </w:rPr>
-        <w:t xml:space="preserve"> </w:t>
-      </w:r>
-      <w:proofErr w:type="spellStart"/>
-      <w:r>
-        <w:rPr>
-          <w:rFonts w:ascii="Times New Roman" w:hAnsi="Times New Roman" w:cs="Times New Roman"/>
-          <w:bCs/>
-          <w:sz w:val="24"/>
-          <w:szCs w:val="24"/>
-          <w:lang w:val="en-US"/>
-        </w:rPr>
-        <w:t>srs</w:t>
-      </w:r>
-      <w:r>
-        <w:rPr>
-          <w:rFonts w:ascii="Times New Roman" w:hAnsi="Times New Roman" w:cs="Times New Roman"/>
-          <w:bCs/>
-          <w:sz w:val="24"/>
-          <w:szCs w:val="24"/>
-          <w:lang w:val="en-US"/>
-        </w:rPr>
-        <w:t>w</w:t>
-      </w:r>
-      <w:proofErr w:type="spellEnd"/>
-      <w:r>
-        <w:rPr>
-          <w:rFonts w:ascii="Times New Roman" w:hAnsi="Times New Roman" w:cs="Times New Roman"/>
-          <w:bCs/>
-          <w:sz w:val="24"/>
-          <w:szCs w:val="24"/>
-        </w:rPr>
-        <w:t xml:space="preserve"> %} Практических занятий не предусмотрено </w:t>
+        <w:t xml:space="preserve">Практических занятий не предусмотрено </w:t>
       </w:r>
     </w:p>
     <w:p>
@@ -10346,11 +11392,9 @@
         <w:spacing w:before="240"/>
         <w:rPr>
           <w:rFonts w:ascii="Times New Roman" w:hAnsi="Times New Roman" w:cs="Times New Roman"/>
-          <w:b/>
-          <w:bCs/>
-          <w:sz w:val="24"/>
-          <w:szCs w:val="24"/>
-          <w:lang w:val="en-US"/>
+          <w:bCs/>
+          <w:sz w:val="24"/>
+          <w:szCs w:val="24"/>
         </w:rPr>
       </w:pPr>
       <w:r>
@@ -10359,9 +11403,26 @@
           <w:bCs/>
           <w:sz w:val="24"/>
           <w:szCs w:val="24"/>
-          <w:lang w:val="en-US"/>
-        </w:rPr>
-        <w:t xml:space="preserve">{% </w:t>
+        </w:rPr>
+        <w:t>{%</w:t>
+      </w:r>
+      <w:r>
+        <w:rPr>
+          <w:rFonts w:ascii="Times New Roman" w:hAnsi="Times New Roman" w:cs="Times New Roman"/>
+          <w:bCs/>
+          <w:sz w:val="24"/>
+          <w:szCs w:val="24"/>
+        </w:rPr>
+        <w:t>-</w:t>
+      </w:r>
+      <w:r>
+        <w:rPr>
+          <w:rFonts w:ascii="Times New Roman" w:hAnsi="Times New Roman" w:cs="Times New Roman"/>
+          <w:bCs/>
+          <w:sz w:val="24"/>
+          <w:szCs w:val="24"/>
+        </w:rPr>
+        <w:t xml:space="preserve"> </w:t>
       </w:r>
       <w:proofErr w:type="spellStart"/>
       <w:r>
@@ -10381,20 +11442,43 @@
           <w:bCs/>
           <w:sz w:val="24"/>
           <w:szCs w:val="24"/>
-          <w:lang w:val="en-US"/>
         </w:rPr>
         <w:t xml:space="preserve"> %}</w:t>
       </w:r>
-      <w:r>
-        <w:rPr>
-          <w:rFonts w:ascii="Times New Roman" w:hAnsi="Times New Roman" w:cs="Times New Roman"/>
-          <w:b/>
-          <w:bCs/>
-          <w:sz w:val="24"/>
-          <w:szCs w:val="24"/>
-          <w:lang w:val="en-US"/>
-        </w:rPr>
-        <w:t xml:space="preserve">{% </w:t>
+    </w:p>
+    <w:p>
+      <w:pPr>
+        <w:spacing w:before="240"/>
+        <w:rPr>
+          <w:rFonts w:ascii="Times New Roman" w:hAnsi="Times New Roman" w:cs="Times New Roman"/>
+          <w:b/>
+          <w:bCs/>
+          <w:sz w:val="24"/>
+          <w:szCs w:val="24"/>
+          <w:lang w:val="en-US"/>
+        </w:rPr>
+      </w:pPr>
+      <w:r>
+        <w:rPr>
+          <w:rFonts w:ascii="Times New Roman" w:hAnsi="Times New Roman" w:cs="Times New Roman"/>
+          <w:b/>
+          <w:bCs/>
+          <w:sz w:val="24"/>
+          <w:szCs w:val="24"/>
+          <w:lang w:val="en-US"/>
+        </w:rPr>
+        <w:t>{%</w:t>
+      </w:r>
+      <w:r>
+        <w:rPr>
+          <w:rFonts w:ascii="Times New Roman" w:hAnsi="Times New Roman" w:cs="Times New Roman"/>
+          <w:b/>
+          <w:bCs/>
+          <w:sz w:val="24"/>
+          <w:szCs w:val="24"/>
+          <w:lang w:val="en-US"/>
+        </w:rPr>
+        <w:t xml:space="preserve"> </w:t>
       </w:r>
       <w:r>
         <w:rPr>
@@ -10541,8 +11625,42 @@
           <w:szCs w:val="24"/>
           <w:lang w:val="en-US"/>
         </w:rPr>
-        <w:t>) %}</w:t>
-      </w:r>
+        <w:t xml:space="preserve">) </w:t>
+      </w:r>
+      <w:r>
+        <w:rPr>
+          <w:rFonts w:ascii="Times New Roman" w:hAnsi="Times New Roman" w:cs="Times New Roman"/>
+          <w:b/>
+          <w:bCs/>
+          <w:sz w:val="24"/>
+          <w:szCs w:val="24"/>
+          <w:lang w:val="en-US"/>
+        </w:rPr>
+        <w:t>-</w:t>
+      </w:r>
+      <w:r>
+        <w:rPr>
+          <w:rFonts w:ascii="Times New Roman" w:hAnsi="Times New Roman" w:cs="Times New Roman"/>
+          <w:b/>
+          <w:bCs/>
+          <w:sz w:val="24"/>
+          <w:szCs w:val="24"/>
+          <w:lang w:val="en-US"/>
+        </w:rPr>
+        <w:t>%}</w:t>
+      </w:r>
+    </w:p>
+    <w:p>
+      <w:pPr>
+        <w:spacing w:before="240"/>
+        <w:rPr>
+          <w:rFonts w:ascii="Times New Roman" w:hAnsi="Times New Roman" w:cs="Times New Roman"/>
+          <w:bCs/>
+          <w:sz w:val="24"/>
+          <w:szCs w:val="24"/>
+          <w:lang w:val="en-US"/>
+        </w:rPr>
+      </w:pPr>
       <w:r>
         <w:rPr>
           <w:rFonts w:ascii="Times New Roman" w:hAnsi="Times New Roman" w:cs="Times New Roman"/>
@@ -11106,7 +12224,6 @@
           <w:sz w:val="24"/>
           <w:szCs w:val="24"/>
         </w:rPr>
-        <w:lastRenderedPageBreak/>
         <w:t xml:space="preserve">{% </w:t>
       </w:r>
       <w:proofErr w:type="spellStart"/>
@@ -11128,6 +12245,40 @@
         </w:rPr>
         <w:t xml:space="preserve"> </w:t>
       </w:r>
+      <w:r>
+        <w:rPr>
+          <w:rFonts w:ascii="Times New Roman" w:hAnsi="Times New Roman" w:cs="Times New Roman"/>
+          <w:sz w:val="24"/>
+          <w:szCs w:val="24"/>
+        </w:rPr>
+        <w:t>-</w:t>
+      </w:r>
+      <w:r>
+        <w:rPr>
+          <w:rFonts w:ascii="Times New Roman" w:hAnsi="Times New Roman" w:cs="Times New Roman"/>
+          <w:sz w:val="24"/>
+          <w:szCs w:val="24"/>
+        </w:rPr>
+        <w:t>%}</w:t>
+      </w:r>
+    </w:p>
+    <w:p>
+      <w:pPr>
+        <w:spacing w:before="240"/>
+        <w:rPr>
+          <w:rFonts w:ascii="Times New Roman" w:hAnsi="Times New Roman" w:cs="Times New Roman"/>
+          <w:sz w:val="24"/>
+          <w:szCs w:val="24"/>
+        </w:rPr>
+      </w:pPr>
+      <w:r>
+        <w:rPr>
+          <w:rFonts w:ascii="Times New Roman" w:hAnsi="Times New Roman" w:cs="Times New Roman"/>
+          <w:sz w:val="24"/>
+          <w:szCs w:val="24"/>
+        </w:rPr>
+        <w:t xml:space="preserve">В ходе проведения лекций, практических и лабораторных работ используются следующие интерактивные методы обучения: </w:t>
+      </w:r>
       <w:proofErr w:type="gramStart"/>
       <w:r>
         <w:rPr>
@@ -11135,15 +12286,16 @@
           <w:sz w:val="24"/>
           <w:szCs w:val="24"/>
         </w:rPr>
-        <w:t>%}</w:t>
-      </w:r>
-      <w:r>
-        <w:rPr>
-          <w:rFonts w:ascii="Times New Roman" w:hAnsi="Times New Roman" w:cs="Times New Roman"/>
-          <w:sz w:val="24"/>
-          <w:szCs w:val="24"/>
-        </w:rPr>
-        <w:t>В</w:t>
+        <w:t xml:space="preserve">{{ </w:t>
+      </w:r>
+      <w:proofErr w:type="spellStart"/>
+      <w:r>
+        <w:rPr>
+          <w:rFonts w:ascii="Times New Roman" w:hAnsi="Times New Roman" w:cs="Times New Roman"/>
+          <w:sz w:val="24"/>
+          <w:szCs w:val="24"/>
+        </w:rPr>
+        <w:t>interactive</w:t>
       </w:r>
       <w:proofErr w:type="gramEnd"/>
       <w:r>
@@ -11152,16 +12304,7 @@
           <w:sz w:val="24"/>
           <w:szCs w:val="24"/>
         </w:rPr>
-        <w:t xml:space="preserve"> ходе проведения лекций, практических и лабораторных работ используются следующие интерактивные методы обучения: {{ </w:t>
-      </w:r>
-      <w:proofErr w:type="spellStart"/>
-      <w:r>
-        <w:rPr>
-          <w:rFonts w:ascii="Times New Roman" w:hAnsi="Times New Roman" w:cs="Times New Roman"/>
-          <w:sz w:val="24"/>
-          <w:szCs w:val="24"/>
-        </w:rPr>
-        <w:t>interactive_methods</w:t>
+        <w:t>_methods</w:t>
       </w:r>
       <w:proofErr w:type="spellEnd"/>
       <w:r>
@@ -11281,7 +12424,28 @@
           <w:szCs w:val="24"/>
           <w:lang w:val="en-US"/>
         </w:rPr>
-        <w:t xml:space="preserve">{% for </w:t>
+        <w:t>{%</w:t>
+      </w:r>
+      <w:r>
+        <w:rPr>
+          <w:rFonts w:ascii="Times New Roman" w:hAnsi="Times New Roman" w:cs="Times New Roman"/>
+          <w:b/>
+          <w:bCs/>
+          <w:sz w:val="24"/>
+          <w:szCs w:val="24"/>
+        </w:rPr>
+        <w:t>-</w:t>
+      </w:r>
+      <w:r>
+        <w:rPr>
+          <w:rFonts w:ascii="Times New Roman" w:hAnsi="Times New Roman" w:cs="Times New Roman"/>
+          <w:b/>
+          <w:bCs/>
+          <w:sz w:val="24"/>
+          <w:szCs w:val="24"/>
+          <w:lang w:val="en-US"/>
+        </w:rPr>
+        <w:t xml:space="preserve"> for </w:t>
       </w:r>
       <w:proofErr w:type="spellStart"/>
       <w:r>
@@ -11305,124 +12469,7 @@
           <w:szCs w:val="24"/>
           <w:lang w:val="en-US"/>
         </w:rPr>
-        <w:t xml:space="preserve"> in guidelines %</w:t>
-      </w:r>
-      <w:proofErr w:type="gramStart"/>
-      <w:r>
-        <w:rPr>
-          <w:rFonts w:ascii="Times New Roman" w:hAnsi="Times New Roman" w:cs="Times New Roman"/>
-          <w:b/>
-          <w:bCs/>
-          <w:sz w:val="24"/>
-          <w:szCs w:val="24"/>
-          <w:lang w:val="en-US"/>
-        </w:rPr>
-        <w:t>}</w:t>
-      </w:r>
-      <w:r>
-        <w:rPr>
-          <w:rFonts w:ascii="Times New Roman" w:hAnsi="Times New Roman" w:cs="Times New Roman"/>
-          <w:b/>
-          <w:bCs/>
-          <w:sz w:val="24"/>
-          <w:szCs w:val="24"/>
-          <w:lang w:val="en-US"/>
-        </w:rPr>
-        <w:t>5.1</w:t>
-      </w:r>
-      <w:proofErr w:type="gramEnd"/>
-      <w:r>
-        <w:rPr>
-          <w:rFonts w:ascii="Times New Roman" w:hAnsi="Times New Roman" w:cs="Times New Roman"/>
-          <w:b/>
-          <w:bCs/>
-          <w:sz w:val="24"/>
-          <w:szCs w:val="24"/>
-          <w:lang w:val="en-US"/>
-        </w:rPr>
-        <w:t>.</w:t>
-      </w:r>
-      <w:r>
-        <w:rPr>
-          <w:rFonts w:ascii="Times New Roman" w:hAnsi="Times New Roman" w:cs="Times New Roman"/>
-          <w:b/>
-          <w:bCs/>
-          <w:sz w:val="24"/>
-          <w:szCs w:val="24"/>
-          <w:lang w:val="en-US"/>
-        </w:rPr>
-        <w:t>{{</w:t>
-      </w:r>
-      <w:r>
-        <w:rPr>
-          <w:lang w:val="en-US"/>
-        </w:rPr>
-        <w:t xml:space="preserve"> </w:t>
-      </w:r>
-      <w:proofErr w:type="spellStart"/>
-      <w:r>
-        <w:rPr>
-          <w:lang w:val="en-US"/>
-        </w:rPr>
-        <w:t>i.</w:t>
-      </w:r>
-      <w:r>
-        <w:rPr>
-          <w:rFonts w:ascii="Times New Roman" w:hAnsi="Times New Roman" w:cs="Times New Roman"/>
-          <w:b/>
-          <w:bCs/>
-          <w:sz w:val="24"/>
-          <w:szCs w:val="24"/>
-          <w:lang w:val="en-US"/>
-        </w:rPr>
-        <w:t>number</w:t>
-      </w:r>
-      <w:proofErr w:type="spellEnd"/>
-      <w:r>
-        <w:rPr>
-          <w:rFonts w:ascii="Times New Roman" w:hAnsi="Times New Roman" w:cs="Times New Roman"/>
-          <w:b/>
-          <w:bCs/>
-          <w:sz w:val="24"/>
-          <w:szCs w:val="24"/>
-          <w:lang w:val="en-US"/>
-        </w:rPr>
-        <w:t>}} {{</w:t>
-      </w:r>
-      <w:proofErr w:type="spellStart"/>
-      <w:r>
-        <w:rPr>
-          <w:rFonts w:ascii="Times New Roman" w:hAnsi="Times New Roman" w:cs="Times New Roman"/>
-          <w:b/>
-          <w:bCs/>
-          <w:sz w:val="24"/>
-          <w:szCs w:val="24"/>
-          <w:lang w:val="en-US"/>
-        </w:rPr>
-        <w:t>i.</w:t>
-      </w:r>
-      <w:r>
-        <w:rPr>
-          <w:rFonts w:ascii="Times New Roman" w:hAnsi="Times New Roman" w:cs="Times New Roman"/>
-          <w:b/>
-          <w:bCs/>
-          <w:sz w:val="24"/>
-          <w:szCs w:val="24"/>
-          <w:lang w:val="en-US"/>
-        </w:rPr>
-        <w:t>title</w:t>
-      </w:r>
-      <w:proofErr w:type="spellEnd"/>
-      <w:r>
-        <w:rPr>
-          <w:rFonts w:ascii="Times New Roman" w:hAnsi="Times New Roman" w:cs="Times New Roman"/>
-          <w:b/>
-          <w:bCs/>
-          <w:sz w:val="24"/>
-          <w:szCs w:val="24"/>
-          <w:lang w:val="en-US"/>
-        </w:rPr>
-        <w:t>}}</w:t>
+        <w:t xml:space="preserve"> in guidelines %}</w:t>
       </w:r>
     </w:p>
     <w:p>
@@ -11431,6 +12478,136 @@
         <w:jc w:val="both"/>
         <w:rPr>
           <w:rFonts w:ascii="Times New Roman" w:hAnsi="Times New Roman" w:cs="Times New Roman"/>
+          <w:b/>
+          <w:bCs/>
+          <w:sz w:val="24"/>
+          <w:szCs w:val="24"/>
+          <w:lang w:val="en-US"/>
+        </w:rPr>
+      </w:pPr>
+      <w:r>
+        <w:rPr>
+          <w:rFonts w:ascii="Times New Roman" w:hAnsi="Times New Roman" w:cs="Times New Roman"/>
+          <w:b/>
+          <w:bCs/>
+          <w:sz w:val="24"/>
+          <w:szCs w:val="24"/>
+          <w:lang w:val="en-US"/>
+        </w:rPr>
+        <w:t>5.1</w:t>
+      </w:r>
+      <w:proofErr w:type="gramStart"/>
+      <w:r>
+        <w:rPr>
+          <w:rFonts w:ascii="Times New Roman" w:hAnsi="Times New Roman" w:cs="Times New Roman"/>
+          <w:b/>
+          <w:bCs/>
+          <w:sz w:val="24"/>
+          <w:szCs w:val="24"/>
+          <w:lang w:val="en-US"/>
+        </w:rPr>
+        <w:t>.</w:t>
+      </w:r>
+      <w:r>
+        <w:rPr>
+          <w:rFonts w:ascii="Times New Roman" w:hAnsi="Times New Roman" w:cs="Times New Roman"/>
+          <w:b/>
+          <w:bCs/>
+          <w:sz w:val="24"/>
+          <w:szCs w:val="24"/>
+          <w:lang w:val="en-US"/>
+        </w:rPr>
+        <w:t>{</w:t>
+      </w:r>
+      <w:proofErr w:type="gramEnd"/>
+      <w:r>
+        <w:rPr>
+          <w:rFonts w:ascii="Times New Roman" w:hAnsi="Times New Roman" w:cs="Times New Roman"/>
+          <w:b/>
+          <w:bCs/>
+          <w:sz w:val="24"/>
+          <w:szCs w:val="24"/>
+          <w:lang w:val="en-US"/>
+        </w:rPr>
+        <w:t>{</w:t>
+      </w:r>
+      <w:r>
+        <w:rPr>
+          <w:lang w:val="en-US"/>
+        </w:rPr>
+        <w:t xml:space="preserve"> </w:t>
+      </w:r>
+      <w:proofErr w:type="spellStart"/>
+      <w:r>
+        <w:rPr>
+          <w:lang w:val="en-US"/>
+        </w:rPr>
+        <w:t>i.</w:t>
+      </w:r>
+      <w:r>
+        <w:rPr>
+          <w:rFonts w:ascii="Times New Roman" w:hAnsi="Times New Roman" w:cs="Times New Roman"/>
+          <w:b/>
+          <w:bCs/>
+          <w:sz w:val="24"/>
+          <w:szCs w:val="24"/>
+          <w:lang w:val="en-US"/>
+        </w:rPr>
+        <w:t>number</w:t>
+      </w:r>
+      <w:proofErr w:type="spellEnd"/>
+      <w:r>
+        <w:rPr>
+          <w:rFonts w:ascii="Times New Roman" w:hAnsi="Times New Roman" w:cs="Times New Roman"/>
+          <w:b/>
+          <w:bCs/>
+          <w:sz w:val="24"/>
+          <w:szCs w:val="24"/>
+          <w:lang w:val="en-US"/>
+        </w:rPr>
+        <w:t>}} {{</w:t>
+      </w:r>
+      <w:proofErr w:type="spellStart"/>
+      <w:r>
+        <w:rPr>
+          <w:rFonts w:ascii="Times New Roman" w:hAnsi="Times New Roman" w:cs="Times New Roman"/>
+          <w:b/>
+          <w:bCs/>
+          <w:sz w:val="24"/>
+          <w:szCs w:val="24"/>
+          <w:lang w:val="en-US"/>
+        </w:rPr>
+        <w:t>i.</w:t>
+      </w:r>
+      <w:r>
+        <w:rPr>
+          <w:rFonts w:ascii="Times New Roman" w:hAnsi="Times New Roman" w:cs="Times New Roman"/>
+          <w:b/>
+          <w:bCs/>
+          <w:sz w:val="24"/>
+          <w:szCs w:val="24"/>
+          <w:lang w:val="en-US"/>
+        </w:rPr>
+        <w:t>title</w:t>
+      </w:r>
+      <w:proofErr w:type="spellEnd"/>
+      <w:r>
+        <w:rPr>
+          <w:rFonts w:ascii="Times New Roman" w:hAnsi="Times New Roman" w:cs="Times New Roman"/>
+          <w:b/>
+          <w:bCs/>
+          <w:sz w:val="24"/>
+          <w:szCs w:val="24"/>
+          <w:lang w:val="en-US"/>
+        </w:rPr>
+        <w:t>}}</w:t>
+      </w:r>
+    </w:p>
+    <w:p>
+      <w:pPr>
+        <w:spacing w:before="200" w:after="200" w:line="240" w:lineRule="auto"/>
+        <w:rPr>
+          <w:rFonts w:ascii="Times New Roman" w:hAnsi="Times New Roman" w:cs="Times New Roman"/>
           <w:sz w:val="24"/>
           <w:szCs w:val="24"/>
         </w:rPr>
@@ -11500,7 +12677,27 @@
           <w:sz w:val="24"/>
           <w:szCs w:val="24"/>
         </w:rPr>
-        <w:t xml:space="preserve">{% </w:t>
+        <w:t>{%</w:t>
+      </w:r>
+      <w:r>
+        <w:rPr>
+          <w:rFonts w:ascii="Times New Roman" w:hAnsi="Times New Roman" w:cs="Times New Roman"/>
+          <w:b/>
+          <w:bCs/>
+          <w:sz w:val="24"/>
+          <w:szCs w:val="24"/>
+        </w:rPr>
+        <w:t>-</w:t>
+      </w:r>
+      <w:r>
+        <w:rPr>
+          <w:rFonts w:ascii="Times New Roman" w:hAnsi="Times New Roman" w:cs="Times New Roman"/>
+          <w:b/>
+          <w:bCs/>
+          <w:sz w:val="24"/>
+          <w:szCs w:val="24"/>
+        </w:rPr>
+        <w:t xml:space="preserve"> </w:t>
       </w:r>
       <w:proofErr w:type="spellStart"/>
       <w:r>
@@ -11522,17 +12719,27 @@
           <w:sz w:val="24"/>
           <w:szCs w:val="24"/>
         </w:rPr>
-        <w:t xml:space="preserve"> %}</w:t>
-      </w:r>
-      <w:r>
-        <w:rPr>
-          <w:rFonts w:ascii="Times New Roman" w:hAnsi="Times New Roman" w:cs="Times New Roman"/>
-          <w:b/>
-          <w:bCs/>
-          <w:sz w:val="24"/>
-          <w:szCs w:val="24"/>
-        </w:rPr>
-        <w:t>6 Фонд оценочных средств для контроля текущей успеваемости и проведения промежуточной аттестации по дисциплине</w:t>
+        <w:t xml:space="preserve"> </w:t>
+      </w:r>
+      <w:r>
+        <w:rPr>
+          <w:rFonts w:ascii="Times New Roman" w:hAnsi="Times New Roman" w:cs="Times New Roman"/>
+          <w:b/>
+          <w:bCs/>
+          <w:sz w:val="24"/>
+          <w:szCs w:val="24"/>
+        </w:rPr>
+        <w:t>-</w:t>
+      </w:r>
+      <w:r>
+        <w:rPr>
+          <w:rFonts w:ascii="Times New Roman" w:hAnsi="Times New Roman" w:cs="Times New Roman"/>
+          <w:b/>
+          <w:bCs/>
+          <w:sz w:val="24"/>
+          <w:szCs w:val="24"/>
+        </w:rPr>
+        <w:t>%}</w:t>
       </w:r>
     </w:p>
     <w:p>
@@ -11555,27 +12762,7 @@
           <w:sz w:val="24"/>
           <w:szCs w:val="24"/>
         </w:rPr>
-        <w:t>6.1</w:t>
-      </w:r>
-      <w:r>
-        <w:rPr>
-          <w:rFonts w:ascii="Times New Roman" w:hAnsi="Times New Roman" w:cs="Times New Roman"/>
-          <w:b/>
-          <w:bCs/>
-          <w:sz w:val="24"/>
-          <w:szCs w:val="24"/>
-        </w:rPr>
-        <w:t xml:space="preserve"> </w:t>
-      </w:r>
-      <w:r>
-        <w:rPr>
-          <w:rFonts w:ascii="Times New Roman" w:hAnsi="Times New Roman" w:cs="Times New Roman"/>
-          <w:b/>
-          <w:bCs/>
-          <w:sz w:val="24"/>
-          <w:szCs w:val="24"/>
-        </w:rPr>
-        <w:t>Оценочные средства для проведения текущего контроля</w:t>
+        <w:t>6 Фонд оценочных средств для контроля текущей успеваемости и проведения промежуточной аттестации по дисциплине</w:t>
       </w:r>
     </w:p>
     <w:p>
@@ -11588,7 +12775,6 @@
           <w:bCs/>
           <w:sz w:val="24"/>
           <w:szCs w:val="24"/>
-          <w:lang w:val="en-US"/>
         </w:rPr>
       </w:pPr>
       <w:r>
@@ -11598,185 +12784,28 @@
           <w:bCs/>
           <w:sz w:val="24"/>
           <w:szCs w:val="24"/>
-          <w:lang w:val="en-US"/>
-        </w:rPr>
-        <w:t xml:space="preserve">{% for </w:t>
-      </w:r>
-      <w:proofErr w:type="spellStart"/>
-      <w:r>
-        <w:rPr>
-          <w:rFonts w:ascii="Times New Roman" w:hAnsi="Times New Roman" w:cs="Times New Roman"/>
-          <w:b/>
-          <w:bCs/>
-          <w:sz w:val="24"/>
-          <w:szCs w:val="24"/>
-          <w:lang w:val="en-US"/>
-        </w:rPr>
-        <w:t>i</w:t>
-      </w:r>
-      <w:proofErr w:type="spellEnd"/>
-      <w:r>
-        <w:rPr>
-          <w:rFonts w:ascii="Times New Roman" w:hAnsi="Times New Roman" w:cs="Times New Roman"/>
-          <w:b/>
-          <w:bCs/>
-          <w:sz w:val="24"/>
-          <w:szCs w:val="24"/>
-          <w:lang w:val="en-US"/>
-        </w:rPr>
-        <w:t xml:space="preserve"> in </w:t>
-      </w:r>
-      <w:proofErr w:type="spellStart"/>
-      <w:r>
-        <w:rPr>
-          <w:rFonts w:ascii="Times New Roman" w:hAnsi="Times New Roman" w:cs="Times New Roman"/>
-          <w:b/>
-          <w:bCs/>
-          <w:sz w:val="24"/>
-          <w:szCs w:val="24"/>
-          <w:lang w:val="en-US"/>
-        </w:rPr>
-        <w:t>fos</w:t>
-      </w:r>
-      <w:proofErr w:type="spellEnd"/>
-      <w:r>
-        <w:rPr>
-          <w:rFonts w:ascii="Times New Roman" w:hAnsi="Times New Roman" w:cs="Times New Roman"/>
-          <w:b/>
-          <w:bCs/>
-          <w:sz w:val="24"/>
-          <w:szCs w:val="24"/>
-          <w:lang w:val="en-US"/>
-        </w:rPr>
-        <w:t xml:space="preserve"> %</w:t>
-      </w:r>
-      <w:proofErr w:type="gramStart"/>
-      <w:r>
-        <w:rPr>
-          <w:rFonts w:ascii="Times New Roman" w:hAnsi="Times New Roman" w:cs="Times New Roman"/>
-          <w:b/>
-          <w:bCs/>
-          <w:sz w:val="24"/>
-          <w:szCs w:val="24"/>
-          <w:lang w:val="en-US"/>
-        </w:rPr>
-        <w:t>}</w:t>
-      </w:r>
-      <w:r>
-        <w:rPr>
-          <w:rFonts w:ascii="Times New Roman" w:hAnsi="Times New Roman" w:cs="Times New Roman"/>
-          <w:b/>
-          <w:bCs/>
-          <w:sz w:val="24"/>
-          <w:szCs w:val="24"/>
-          <w:lang w:val="en-US"/>
-        </w:rPr>
-        <w:t>6</w:t>
-      </w:r>
-      <w:r>
-        <w:rPr>
-          <w:rFonts w:ascii="Times New Roman" w:hAnsi="Times New Roman" w:cs="Times New Roman"/>
-          <w:b/>
-          <w:bCs/>
-          <w:sz w:val="24"/>
-          <w:szCs w:val="24"/>
-          <w:lang w:val="en-US"/>
-        </w:rPr>
-        <w:t>.1</w:t>
-      </w:r>
-      <w:proofErr w:type="gramEnd"/>
-      <w:r>
-        <w:rPr>
-          <w:rFonts w:ascii="Times New Roman" w:hAnsi="Times New Roman" w:cs="Times New Roman"/>
-          <w:b/>
-          <w:bCs/>
-          <w:sz w:val="24"/>
-          <w:szCs w:val="24"/>
-          <w:lang w:val="en-US"/>
-        </w:rPr>
-        <w:t>.</w:t>
-      </w:r>
-      <w:r>
-        <w:rPr>
-          <w:rFonts w:ascii="Times New Roman" w:hAnsi="Times New Roman" w:cs="Times New Roman"/>
-          <w:b/>
-          <w:bCs/>
-          <w:sz w:val="24"/>
-          <w:szCs w:val="24"/>
-          <w:lang w:val="en-US"/>
-        </w:rPr>
-        <w:t>{{</w:t>
-      </w:r>
-      <w:r>
-        <w:rPr>
-          <w:lang w:val="en-US"/>
+        </w:rPr>
+        <w:t>6.1</w:t>
+      </w:r>
+      <w:r>
+        <w:rPr>
+          <w:rFonts w:ascii="Times New Roman" w:hAnsi="Times New Roman" w:cs="Times New Roman"/>
+          <w:b/>
+          <w:bCs/>
+          <w:sz w:val="24"/>
+          <w:szCs w:val="24"/>
         </w:rPr>
         <w:t xml:space="preserve"> </w:t>
       </w:r>
-      <w:proofErr w:type="spellStart"/>
-      <w:r>
-        <w:rPr>
-          <w:lang w:val="en-US"/>
-        </w:rPr>
-        <w:t>i.</w:t>
-      </w:r>
-      <w:r>
-        <w:rPr>
-          <w:rFonts w:ascii="Times New Roman" w:hAnsi="Times New Roman" w:cs="Times New Roman"/>
-          <w:b/>
-          <w:bCs/>
-          <w:sz w:val="24"/>
-          <w:szCs w:val="24"/>
-          <w:lang w:val="en-US"/>
-        </w:rPr>
-        <w:t>number</w:t>
-      </w:r>
-      <w:proofErr w:type="spellEnd"/>
-      <w:r>
-        <w:rPr>
-          <w:rFonts w:ascii="Times New Roman" w:hAnsi="Times New Roman" w:cs="Times New Roman"/>
-          <w:b/>
-          <w:bCs/>
-          <w:sz w:val="24"/>
-          <w:szCs w:val="24"/>
-          <w:lang w:val="en-US"/>
-        </w:rPr>
-        <w:t>}} {{</w:t>
-      </w:r>
-      <w:proofErr w:type="spellStart"/>
-      <w:r>
-        <w:rPr>
-          <w:rFonts w:ascii="Times New Roman" w:hAnsi="Times New Roman" w:cs="Times New Roman"/>
-          <w:b/>
-          <w:bCs/>
-          <w:sz w:val="24"/>
-          <w:szCs w:val="24"/>
-          <w:lang w:val="en-US"/>
-        </w:rPr>
-        <w:t>i.</w:t>
-      </w:r>
-      <w:r>
-        <w:rPr>
-          <w:rFonts w:ascii="Times New Roman" w:hAnsi="Times New Roman" w:cs="Times New Roman"/>
-          <w:b/>
-          <w:bCs/>
-          <w:sz w:val="24"/>
-          <w:szCs w:val="24"/>
-          <w:lang w:val="en-US"/>
-        </w:rPr>
-        <w:t>title</w:t>
-      </w:r>
-      <w:proofErr w:type="spellEnd"/>
-      <w:r>
-        <w:rPr>
-          <w:rFonts w:ascii="Times New Roman" w:hAnsi="Times New Roman" w:cs="Times New Roman"/>
-          <w:b/>
-          <w:bCs/>
-          <w:sz w:val="24"/>
-          <w:szCs w:val="24"/>
-          <w:lang w:val="en-US"/>
-        </w:rPr>
-        <w:t>}}</w:t>
+      <w:r>
+        <w:rPr>
+          <w:rFonts w:ascii="Times New Roman" w:hAnsi="Times New Roman" w:cs="Times New Roman"/>
+          <w:b/>
+          <w:bCs/>
+          <w:sz w:val="24"/>
+          <w:szCs w:val="24"/>
+        </w:rPr>
+        <w:t>Оценочные средства для проведения текущего контроля</w:t>
       </w:r>
     </w:p>
     <w:p>
@@ -11789,6 +12818,7 @@
           <w:bCs/>
           <w:sz w:val="24"/>
           <w:szCs w:val="24"/>
+          <w:lang w:val="en-US"/>
         </w:rPr>
       </w:pPr>
       <w:r>
@@ -11798,21 +12828,37 @@
           <w:bCs/>
           <w:sz w:val="24"/>
           <w:szCs w:val="24"/>
-        </w:rPr>
-        <w:t xml:space="preserve">Описание процедуры. </w:t>
-      </w:r>
-      <w:r>
-        <w:rPr>
-          <w:rFonts w:ascii="Times New Roman" w:hAnsi="Times New Roman" w:cs="Times New Roman"/>
-          <w:sz w:val="24"/>
-          <w:szCs w:val="24"/>
-        </w:rPr>
-        <w:t>{{</w:t>
+          <w:lang w:val="en-US"/>
+        </w:rPr>
+        <w:t>{%</w:t>
+      </w:r>
+      <w:r>
+        <w:rPr>
+          <w:rFonts w:ascii="Times New Roman" w:hAnsi="Times New Roman" w:cs="Times New Roman"/>
+          <w:b/>
+          <w:bCs/>
+          <w:sz w:val="24"/>
+          <w:szCs w:val="24"/>
+        </w:rPr>
+        <w:t>-</w:t>
+      </w:r>
+      <w:r>
+        <w:rPr>
+          <w:rFonts w:ascii="Times New Roman" w:hAnsi="Times New Roman" w:cs="Times New Roman"/>
+          <w:b/>
+          <w:bCs/>
+          <w:sz w:val="24"/>
+          <w:szCs w:val="24"/>
+          <w:lang w:val="en-US"/>
+        </w:rPr>
+        <w:t xml:space="preserve"> for </w:t>
       </w:r>
       <w:proofErr w:type="spellStart"/>
       <w:r>
         <w:rPr>
           <w:rFonts w:ascii="Times New Roman" w:hAnsi="Times New Roman" w:cs="Times New Roman"/>
+          <w:b/>
+          <w:bCs/>
           <w:sz w:val="24"/>
           <w:szCs w:val="24"/>
           <w:lang w:val="en-US"/>
@@ -11823,27 +12869,49 @@
       <w:r>
         <w:rPr>
           <w:rFonts w:ascii="Times New Roman" w:hAnsi="Times New Roman" w:cs="Times New Roman"/>
-          <w:sz w:val="24"/>
-          <w:szCs w:val="24"/>
-        </w:rPr>
-        <w:t>.</w:t>
-      </w:r>
-      <w:r>
-        <w:rPr>
-          <w:rFonts w:ascii="Times New Roman" w:hAnsi="Times New Roman" w:cs="Times New Roman"/>
-          <w:sz w:val="24"/>
-          <w:szCs w:val="24"/>
-          <w:lang w:val="en-US"/>
-        </w:rPr>
-        <w:t>about</w:t>
-      </w:r>
-      <w:r>
-        <w:rPr>
-          <w:rFonts w:ascii="Times New Roman" w:hAnsi="Times New Roman" w:cs="Times New Roman"/>
-          <w:sz w:val="24"/>
-          <w:szCs w:val="24"/>
-        </w:rPr>
-        <w:t>}}</w:t>
+          <w:b/>
+          <w:bCs/>
+          <w:sz w:val="24"/>
+          <w:szCs w:val="24"/>
+          <w:lang w:val="en-US"/>
+        </w:rPr>
+        <w:t xml:space="preserve"> in </w:t>
+      </w:r>
+      <w:proofErr w:type="spellStart"/>
+      <w:proofErr w:type="gramStart"/>
+      <w:r>
+        <w:rPr>
+          <w:rFonts w:ascii="Times New Roman" w:hAnsi="Times New Roman" w:cs="Times New Roman"/>
+          <w:b/>
+          <w:bCs/>
+          <w:sz w:val="24"/>
+          <w:szCs w:val="24"/>
+          <w:lang w:val="en-US"/>
+        </w:rPr>
+        <w:t>fos</w:t>
+      </w:r>
+      <w:proofErr w:type="spellEnd"/>
+      <w:proofErr w:type="gramEnd"/>
+      <w:r>
+        <w:rPr>
+          <w:rFonts w:ascii="Times New Roman" w:hAnsi="Times New Roman" w:cs="Times New Roman"/>
+          <w:b/>
+          <w:bCs/>
+          <w:sz w:val="24"/>
+          <w:szCs w:val="24"/>
+        </w:rPr>
+        <w:t xml:space="preserve"> </w:t>
+      </w:r>
+      <w:r>
+        <w:rPr>
+          <w:rFonts w:ascii="Times New Roman" w:hAnsi="Times New Roman" w:cs="Times New Roman"/>
+          <w:b/>
+          <w:bCs/>
+          <w:sz w:val="24"/>
+          <w:szCs w:val="24"/>
+          <w:lang w:val="en-US"/>
+        </w:rPr>
+        <w:t>%}</w:t>
       </w:r>
     </w:p>
     <w:p>
@@ -11852,8 +12920,11 @@
         <w:jc w:val="both"/>
         <w:rPr>
           <w:rFonts w:ascii="Times New Roman" w:hAnsi="Times New Roman" w:cs="Times New Roman"/>
-          <w:sz w:val="24"/>
-          <w:szCs w:val="24"/>
+          <w:b/>
+          <w:bCs/>
+          <w:sz w:val="24"/>
+          <w:szCs w:val="24"/>
+          <w:lang w:val="en-US"/>
         </w:rPr>
       </w:pPr>
       <w:r>
@@ -11863,50 +12934,125 @@
           <w:bCs/>
           <w:sz w:val="24"/>
           <w:szCs w:val="24"/>
-        </w:rPr>
-        <w:t xml:space="preserve">Критерии оценивания. </w:t>
-      </w:r>
-      <w:r>
-        <w:rPr>
-          <w:rFonts w:ascii="Times New Roman" w:hAnsi="Times New Roman" w:cs="Times New Roman"/>
-          <w:sz w:val="24"/>
-          <w:szCs w:val="24"/>
-        </w:rPr>
-        <w:t>{{</w:t>
+          <w:lang w:val="en-US"/>
+        </w:rPr>
+        <w:lastRenderedPageBreak/>
+        <w:t>6</w:t>
+      </w:r>
+      <w:r>
+        <w:rPr>
+          <w:rFonts w:ascii="Times New Roman" w:hAnsi="Times New Roman" w:cs="Times New Roman"/>
+          <w:b/>
+          <w:bCs/>
+          <w:sz w:val="24"/>
+          <w:szCs w:val="24"/>
+          <w:lang w:val="en-US"/>
+        </w:rPr>
+        <w:t>.1</w:t>
+      </w:r>
+      <w:proofErr w:type="gramStart"/>
+      <w:r>
+        <w:rPr>
+          <w:rFonts w:ascii="Times New Roman" w:hAnsi="Times New Roman" w:cs="Times New Roman"/>
+          <w:b/>
+          <w:bCs/>
+          <w:sz w:val="24"/>
+          <w:szCs w:val="24"/>
+          <w:lang w:val="en-US"/>
+        </w:rPr>
+        <w:t>.</w:t>
+      </w:r>
+      <w:r>
+        <w:rPr>
+          <w:rFonts w:ascii="Times New Roman" w:hAnsi="Times New Roman" w:cs="Times New Roman"/>
+          <w:b/>
+          <w:bCs/>
+          <w:sz w:val="24"/>
+          <w:szCs w:val="24"/>
+          <w:lang w:val="en-US"/>
+        </w:rPr>
+        <w:t>{</w:t>
+      </w:r>
+      <w:proofErr w:type="gramEnd"/>
+      <w:r>
+        <w:rPr>
+          <w:rFonts w:ascii="Times New Roman" w:hAnsi="Times New Roman" w:cs="Times New Roman"/>
+          <w:b/>
+          <w:bCs/>
+          <w:sz w:val="24"/>
+          <w:szCs w:val="24"/>
+          <w:lang w:val="en-US"/>
+        </w:rPr>
+        <w:t>{</w:t>
+      </w:r>
+      <w:r>
+        <w:rPr>
+          <w:lang w:val="en-US"/>
+        </w:rPr>
+        <w:t xml:space="preserve"> </w:t>
       </w:r>
       <w:proofErr w:type="spellStart"/>
       <w:r>
         <w:rPr>
-          <w:rFonts w:ascii="Times New Roman" w:hAnsi="Times New Roman" w:cs="Times New Roman"/>
-          <w:sz w:val="24"/>
-          <w:szCs w:val="24"/>
-          <w:lang w:val="en-US"/>
-        </w:rPr>
-        <w:t>i</w:t>
+          <w:lang w:val="en-US"/>
+        </w:rPr>
+        <w:t>i.</w:t>
+      </w:r>
+      <w:r>
+        <w:rPr>
+          <w:rFonts w:ascii="Times New Roman" w:hAnsi="Times New Roman" w:cs="Times New Roman"/>
+          <w:b/>
+          <w:bCs/>
+          <w:sz w:val="24"/>
+          <w:szCs w:val="24"/>
+          <w:lang w:val="en-US"/>
+        </w:rPr>
+        <w:t>number</w:t>
       </w:r>
       <w:proofErr w:type="spellEnd"/>
       <w:r>
         <w:rPr>
           <w:rFonts w:ascii="Times New Roman" w:hAnsi="Times New Roman" w:cs="Times New Roman"/>
-          <w:sz w:val="24"/>
-          <w:szCs w:val="24"/>
-        </w:rPr>
-        <w:t>.</w:t>
-      </w:r>
-      <w:r>
-        <w:rPr>
-          <w:rFonts w:ascii="Times New Roman" w:hAnsi="Times New Roman" w:cs="Times New Roman"/>
-          <w:sz w:val="24"/>
-          <w:szCs w:val="24"/>
-          <w:lang w:val="en-US"/>
-        </w:rPr>
-        <w:t>criteria</w:t>
-      </w:r>
-      <w:r>
-        <w:rPr>
-          <w:rFonts w:ascii="Times New Roman" w:hAnsi="Times New Roman" w:cs="Times New Roman"/>
-          <w:sz w:val="24"/>
-          <w:szCs w:val="24"/>
+          <w:b/>
+          <w:bCs/>
+          <w:sz w:val="24"/>
+          <w:szCs w:val="24"/>
+          <w:lang w:val="en-US"/>
+        </w:rPr>
+        <w:t>}} {{</w:t>
+      </w:r>
+      <w:proofErr w:type="spellStart"/>
+      <w:r>
+        <w:rPr>
+          <w:rFonts w:ascii="Times New Roman" w:hAnsi="Times New Roman" w:cs="Times New Roman"/>
+          <w:b/>
+          <w:bCs/>
+          <w:sz w:val="24"/>
+          <w:szCs w:val="24"/>
+          <w:lang w:val="en-US"/>
+        </w:rPr>
+        <w:t>i.</w:t>
+      </w:r>
+      <w:r>
+        <w:rPr>
+          <w:rFonts w:ascii="Times New Roman" w:hAnsi="Times New Roman" w:cs="Times New Roman"/>
+          <w:b/>
+          <w:bCs/>
+          <w:sz w:val="24"/>
+          <w:szCs w:val="24"/>
+          <w:lang w:val="en-US"/>
+        </w:rPr>
+        <w:t>title</w:t>
+      </w:r>
+      <w:proofErr w:type="spellEnd"/>
+      <w:r>
+        <w:rPr>
+          <w:rFonts w:ascii="Times New Roman" w:hAnsi="Times New Roman" w:cs="Times New Roman"/>
+          <w:b/>
+          <w:bCs/>
+          <w:sz w:val="24"/>
+          <w:szCs w:val="24"/>
+          <w:lang w:val="en-US"/>
         </w:rPr>
         <w:t>}}</w:t>
       </w:r>
@@ -11917,6 +13063,8 @@
         <w:jc w:val="both"/>
         <w:rPr>
           <w:rFonts w:ascii="Times New Roman" w:hAnsi="Times New Roman" w:cs="Times New Roman"/>
+          <w:b/>
+          <w:bCs/>
           <w:sz w:val="24"/>
           <w:szCs w:val="24"/>
         </w:rPr>
@@ -11924,10 +13072,32 @@
       <w:r>
         <w:rPr>
           <w:rFonts w:ascii="Times New Roman" w:hAnsi="Times New Roman" w:cs="Times New Roman"/>
-          <w:sz w:val="24"/>
-          <w:szCs w:val="24"/>
-        </w:rPr>
-        <w:t xml:space="preserve">{% </w:t>
+          <w:b/>
+          <w:bCs/>
+          <w:sz w:val="24"/>
+          <w:szCs w:val="24"/>
+        </w:rPr>
+        <w:t xml:space="preserve">Описание процедуры. </w:t>
+      </w:r>
+    </w:p>
+    <w:p>
+      <w:pPr>
+        <w:spacing w:before="200" w:after="200" w:line="240" w:lineRule="auto"/>
+        <w:rPr>
+          <w:rFonts w:ascii="Times New Roman" w:hAnsi="Times New Roman" w:cs="Times New Roman"/>
+          <w:b/>
+          <w:bCs/>
+          <w:sz w:val="24"/>
+          <w:szCs w:val="24"/>
+        </w:rPr>
+      </w:pPr>
+      <w:r>
+        <w:rPr>
+          <w:rFonts w:ascii="Times New Roman" w:hAnsi="Times New Roman" w:cs="Times New Roman"/>
+          <w:sz w:val="24"/>
+          <w:szCs w:val="24"/>
+        </w:rPr>
+        <w:t>{{</w:t>
       </w:r>
       <w:proofErr w:type="spellStart"/>
       <w:r>
@@ -11937,6 +13107,155 @@
           <w:szCs w:val="24"/>
           <w:lang w:val="en-US"/>
         </w:rPr>
+        <w:t>i</w:t>
+      </w:r>
+      <w:proofErr w:type="spellEnd"/>
+      <w:r>
+        <w:rPr>
+          <w:rFonts w:ascii="Times New Roman" w:hAnsi="Times New Roman" w:cs="Times New Roman"/>
+          <w:sz w:val="24"/>
+          <w:szCs w:val="24"/>
+        </w:rPr>
+        <w:t>.</w:t>
+      </w:r>
+      <w:r>
+        <w:rPr>
+          <w:rFonts w:ascii="Times New Roman" w:hAnsi="Times New Roman" w:cs="Times New Roman"/>
+          <w:sz w:val="24"/>
+          <w:szCs w:val="24"/>
+          <w:lang w:val="en-US"/>
+        </w:rPr>
+        <w:t>about</w:t>
+      </w:r>
+      <w:r>
+        <w:rPr>
+          <w:rFonts w:ascii="Times New Roman" w:hAnsi="Times New Roman" w:cs="Times New Roman"/>
+          <w:sz w:val="24"/>
+          <w:szCs w:val="24"/>
+        </w:rPr>
+        <w:t>}}</w:t>
+      </w:r>
+    </w:p>
+    <w:p>
+      <w:pPr>
+        <w:spacing w:before="200" w:after="200" w:line="240" w:lineRule="auto"/>
+        <w:jc w:val="both"/>
+        <w:rPr>
+          <w:rFonts w:ascii="Times New Roman" w:hAnsi="Times New Roman" w:cs="Times New Roman"/>
+          <w:b/>
+          <w:bCs/>
+          <w:sz w:val="24"/>
+          <w:szCs w:val="24"/>
+        </w:rPr>
+      </w:pPr>
+      <w:r>
+        <w:rPr>
+          <w:rFonts w:ascii="Times New Roman" w:hAnsi="Times New Roman" w:cs="Times New Roman"/>
+          <w:b/>
+          <w:bCs/>
+          <w:sz w:val="24"/>
+          <w:szCs w:val="24"/>
+        </w:rPr>
+        <w:t xml:space="preserve">Критерии оценивания. </w:t>
+      </w:r>
+    </w:p>
+    <w:p>
+      <w:pPr>
+        <w:spacing w:before="200" w:after="200" w:line="240" w:lineRule="auto"/>
+        <w:jc w:val="both"/>
+        <w:rPr>
+          <w:rFonts w:ascii="Times New Roman" w:hAnsi="Times New Roman" w:cs="Times New Roman"/>
+          <w:sz w:val="24"/>
+          <w:szCs w:val="24"/>
+        </w:rPr>
+      </w:pPr>
+      <w:r>
+        <w:rPr>
+          <w:rFonts w:ascii="Times New Roman" w:hAnsi="Times New Roman" w:cs="Times New Roman"/>
+          <w:sz w:val="24"/>
+          <w:szCs w:val="24"/>
+        </w:rPr>
+        <w:t>{{</w:t>
+      </w:r>
+      <w:proofErr w:type="spellStart"/>
+      <w:r>
+        <w:rPr>
+          <w:rFonts w:ascii="Times New Roman" w:hAnsi="Times New Roman" w:cs="Times New Roman"/>
+          <w:sz w:val="24"/>
+          <w:szCs w:val="24"/>
+          <w:lang w:val="en-US"/>
+        </w:rPr>
+        <w:t>i</w:t>
+      </w:r>
+      <w:proofErr w:type="spellEnd"/>
+      <w:r>
+        <w:rPr>
+          <w:rFonts w:ascii="Times New Roman" w:hAnsi="Times New Roman" w:cs="Times New Roman"/>
+          <w:sz w:val="24"/>
+          <w:szCs w:val="24"/>
+        </w:rPr>
+        <w:t>.</w:t>
+      </w:r>
+      <w:r>
+        <w:rPr>
+          <w:rFonts w:ascii="Times New Roman" w:hAnsi="Times New Roman" w:cs="Times New Roman"/>
+          <w:sz w:val="24"/>
+          <w:szCs w:val="24"/>
+          <w:lang w:val="en-US"/>
+        </w:rPr>
+        <w:t>criteria</w:t>
+      </w:r>
+      <w:r>
+        <w:rPr>
+          <w:rFonts w:ascii="Times New Roman" w:hAnsi="Times New Roman" w:cs="Times New Roman"/>
+          <w:sz w:val="24"/>
+          <w:szCs w:val="24"/>
+        </w:rPr>
+        <w:t>}}</w:t>
+      </w:r>
+    </w:p>
+    <w:p>
+      <w:pPr>
+        <w:spacing w:before="200" w:after="200" w:line="240" w:lineRule="auto"/>
+        <w:jc w:val="both"/>
+        <w:rPr>
+          <w:rFonts w:ascii="Times New Roman" w:hAnsi="Times New Roman" w:cs="Times New Roman"/>
+          <w:sz w:val="24"/>
+          <w:szCs w:val="24"/>
+        </w:rPr>
+      </w:pPr>
+      <w:r>
+        <w:rPr>
+          <w:rFonts w:ascii="Times New Roman" w:hAnsi="Times New Roman" w:cs="Times New Roman"/>
+          <w:sz w:val="24"/>
+          <w:szCs w:val="24"/>
+        </w:rPr>
+        <w:t>{%</w:t>
+      </w:r>
+      <w:r>
+        <w:rPr>
+          <w:rFonts w:ascii="Times New Roman" w:hAnsi="Times New Roman" w:cs="Times New Roman"/>
+          <w:sz w:val="24"/>
+          <w:szCs w:val="24"/>
+        </w:rPr>
+        <w:t>-</w:t>
+      </w:r>
+      <w:r>
+        <w:rPr>
+          <w:rFonts w:ascii="Times New Roman" w:hAnsi="Times New Roman" w:cs="Times New Roman"/>
+          <w:sz w:val="24"/>
+          <w:szCs w:val="24"/>
+        </w:rPr>
+        <w:t xml:space="preserve"> </w:t>
+      </w:r>
+      <w:proofErr w:type="spellStart"/>
+      <w:r>
+        <w:rPr>
+          <w:rFonts w:ascii="Times New Roman" w:hAnsi="Times New Roman" w:cs="Times New Roman"/>
+          <w:sz w:val="24"/>
+          <w:szCs w:val="24"/>
+          <w:lang w:val="en-US"/>
+        </w:rPr>
         <w:t>endfor</w:t>
       </w:r>
       <w:proofErr w:type="spellEnd"/>
@@ -11946,17 +13265,19 @@
           <w:sz w:val="24"/>
           <w:szCs w:val="24"/>
         </w:rPr>
-        <w:t xml:space="preserve"> </w:t>
-      </w:r>
-      <w:proofErr w:type="gramStart"/>
-      <w:r>
-        <w:rPr>
-          <w:rFonts w:ascii="Times New Roman" w:hAnsi="Times New Roman" w:cs="Times New Roman"/>
-          <w:sz w:val="24"/>
-          <w:szCs w:val="24"/>
-        </w:rPr>
-        <w:t>%}</w:t>
-      </w:r>
+        <w:t xml:space="preserve"> %}</w:t>
+      </w:r>
+    </w:p>
+    <w:p>
+      <w:pPr>
+        <w:spacing w:before="200" w:after="200" w:line="240" w:lineRule="auto"/>
+        <w:jc w:val="both"/>
+        <w:rPr>
+          <w:rFonts w:ascii="Times New Roman" w:hAnsi="Times New Roman" w:cs="Times New Roman"/>
+          <w:sz w:val="24"/>
+          <w:szCs w:val="24"/>
+        </w:rPr>
+      </w:pPr>
       <w:r>
         <w:rPr>
           <w:rFonts w:ascii="Times New Roman" w:hAnsi="Times New Roman" w:cs="Times New Roman"/>
@@ -11967,7 +13288,6 @@
         </w:rPr>
         <w:t>6.2</w:t>
       </w:r>
-      <w:proofErr w:type="gramEnd"/>
       <w:r>
         <w:rPr>
           <w:rFonts w:ascii="Times New Roman" w:hAnsi="Times New Roman" w:cs="Times New Roman"/>
@@ -12519,6 +13839,7 @@
         <w:jc w:val="both"/>
         <w:rPr>
           <w:rFonts w:ascii="Times New Roman" w:hAnsi="Times New Roman" w:cs="Times New Roman"/>
+          <w:b/>
           <w:bCs/>
           <w:sz w:val="24"/>
           <w:szCs w:val="24"/>
@@ -12624,7 +13945,7 @@
           <w:szCs w:val="24"/>
           <w:lang w:val="en-US"/>
         </w:rPr>
-        <w:t xml:space="preserve"> %</w:t>
+        <w:t xml:space="preserve"> </w:t>
       </w:r>
       <w:proofErr w:type="gramStart"/>
       <w:r>
@@ -12636,7 +13957,7 @@
           <w:szCs w:val="24"/>
           <w:lang w:val="en-US"/>
         </w:rPr>
-        <w:t>}6.2.2</w:t>
+        <w:t>%</w:t>
       </w:r>
       <w:proofErr w:type="gramEnd"/>
       <w:r>
@@ -12648,88 +13969,7 @@
           <w:szCs w:val="24"/>
           <w:lang w:val="en-US"/>
         </w:rPr>
-        <w:t>.{{</w:t>
-      </w:r>
-      <w:proofErr w:type="spellStart"/>
-      <w:r>
-        <w:rPr>
-          <w:rFonts w:ascii="Times New Roman" w:hAnsi="Times New Roman" w:cs="Times New Roman"/>
-          <w:b/>
-          <w:bCs/>
-          <w:sz w:val="24"/>
-          <w:szCs w:val="24"/>
-          <w:lang w:val="en-US"/>
-        </w:rPr>
-        <w:t>i</w:t>
-      </w:r>
-      <w:r>
-        <w:rPr>
-          <w:rFonts w:ascii="Times New Roman" w:hAnsi="Times New Roman" w:cs="Times New Roman"/>
-          <w:b/>
-          <w:bCs/>
-          <w:sz w:val="24"/>
-          <w:szCs w:val="24"/>
-          <w:lang w:val="en-US"/>
-        </w:rPr>
-        <w:t>.</w:t>
-      </w:r>
-      <w:r>
-        <w:rPr>
-          <w:rFonts w:ascii="Times New Roman" w:hAnsi="Times New Roman" w:cs="Times New Roman"/>
-          <w:b/>
-          <w:bCs/>
-          <w:sz w:val="24"/>
-          <w:szCs w:val="24"/>
-          <w:lang w:val="en-US"/>
-        </w:rPr>
-        <w:t>number</w:t>
-      </w:r>
-      <w:proofErr w:type="spellEnd"/>
-      <w:r>
-        <w:rPr>
-          <w:rFonts w:ascii="Times New Roman" w:hAnsi="Times New Roman" w:cs="Times New Roman"/>
-          <w:b/>
-          <w:bCs/>
-          <w:sz w:val="24"/>
-          <w:szCs w:val="24"/>
-          <w:lang w:val="en-US"/>
-        </w:rPr>
-        <w:t xml:space="preserve">}} </w:t>
-      </w:r>
-      <w:r>
-        <w:rPr>
-          <w:rFonts w:ascii="Times New Roman" w:hAnsi="Times New Roman" w:cs="Times New Roman"/>
-          <w:b/>
-          <w:bCs/>
-          <w:sz w:val="24"/>
-          <w:szCs w:val="24"/>
-          <w:lang w:val="en-US"/>
-        </w:rPr>
-        <w:t>{{</w:t>
-      </w:r>
-      <w:proofErr w:type="spellStart"/>
-      <w:r>
-        <w:rPr>
-          <w:rFonts w:ascii="Times New Roman" w:hAnsi="Times New Roman" w:cs="Times New Roman"/>
-          <w:b/>
-          <w:bCs/>
-          <w:sz w:val="24"/>
-          <w:szCs w:val="24"/>
-          <w:lang w:val="en-US"/>
-        </w:rPr>
-        <w:t>i.title</w:t>
-      </w:r>
-      <w:proofErr w:type="spellEnd"/>
-      <w:r>
-        <w:rPr>
-          <w:rFonts w:ascii="Times New Roman" w:hAnsi="Times New Roman" w:cs="Times New Roman"/>
-          <w:b/>
-          <w:bCs/>
-          <w:sz w:val="24"/>
-          <w:szCs w:val="24"/>
-          <w:lang w:val="en-US"/>
-        </w:rPr>
-        <w:t>}}</w:t>
+        <w:t>}</w:t>
       </w:r>
     </w:p>
     <w:p>
@@ -12747,6 +13987,134 @@
       <w:r>
         <w:rPr>
           <w:rFonts w:ascii="Times New Roman" w:hAnsi="Times New Roman" w:cs="Times New Roman"/>
+          <w:b/>
+          <w:bCs/>
+          <w:sz w:val="24"/>
+          <w:szCs w:val="24"/>
+          <w:lang w:val="en-US"/>
+        </w:rPr>
+        <w:t>6.2.2</w:t>
+      </w:r>
+      <w:proofErr w:type="gramStart"/>
+      <w:r>
+        <w:rPr>
+          <w:rFonts w:ascii="Times New Roman" w:hAnsi="Times New Roman" w:cs="Times New Roman"/>
+          <w:b/>
+          <w:bCs/>
+          <w:sz w:val="24"/>
+          <w:szCs w:val="24"/>
+          <w:lang w:val="en-US"/>
+        </w:rPr>
+        <w:t>.{</w:t>
+      </w:r>
+      <w:proofErr w:type="gramEnd"/>
+      <w:r>
+        <w:rPr>
+          <w:rFonts w:ascii="Times New Roman" w:hAnsi="Times New Roman" w:cs="Times New Roman"/>
+          <w:b/>
+          <w:bCs/>
+          <w:sz w:val="24"/>
+          <w:szCs w:val="24"/>
+          <w:lang w:val="en-US"/>
+        </w:rPr>
+        <w:t>{</w:t>
+      </w:r>
+      <w:proofErr w:type="spellStart"/>
+      <w:r>
+        <w:rPr>
+          <w:rFonts w:ascii="Times New Roman" w:hAnsi="Times New Roman" w:cs="Times New Roman"/>
+          <w:b/>
+          <w:bCs/>
+          <w:sz w:val="24"/>
+          <w:szCs w:val="24"/>
+          <w:lang w:val="en-US"/>
+        </w:rPr>
+        <w:t>i</w:t>
+      </w:r>
+      <w:r>
+        <w:rPr>
+          <w:rFonts w:ascii="Times New Roman" w:hAnsi="Times New Roman" w:cs="Times New Roman"/>
+          <w:b/>
+          <w:bCs/>
+          <w:sz w:val="24"/>
+          <w:szCs w:val="24"/>
+          <w:lang w:val="en-US"/>
+        </w:rPr>
+        <w:t>.</w:t>
+      </w:r>
+      <w:r>
+        <w:rPr>
+          <w:rFonts w:ascii="Times New Roman" w:hAnsi="Times New Roman" w:cs="Times New Roman"/>
+          <w:b/>
+          <w:bCs/>
+          <w:sz w:val="24"/>
+          <w:szCs w:val="24"/>
+          <w:lang w:val="en-US"/>
+        </w:rPr>
+        <w:t>number</w:t>
+      </w:r>
+      <w:proofErr w:type="spellEnd"/>
+      <w:r>
+        <w:rPr>
+          <w:rFonts w:ascii="Times New Roman" w:hAnsi="Times New Roman" w:cs="Times New Roman"/>
+          <w:b/>
+          <w:bCs/>
+          <w:sz w:val="24"/>
+          <w:szCs w:val="24"/>
+          <w:lang w:val="en-US"/>
+        </w:rPr>
+        <w:t xml:space="preserve">}} </w:t>
+      </w:r>
+      <w:r>
+        <w:rPr>
+          <w:rFonts w:ascii="Times New Roman" w:hAnsi="Times New Roman" w:cs="Times New Roman"/>
+          <w:b/>
+          <w:bCs/>
+          <w:sz w:val="24"/>
+          <w:szCs w:val="24"/>
+          <w:lang w:val="en-US"/>
+        </w:rPr>
+        <w:t>{{</w:t>
+      </w:r>
+      <w:proofErr w:type="spellStart"/>
+      <w:r>
+        <w:rPr>
+          <w:rFonts w:ascii="Times New Roman" w:hAnsi="Times New Roman" w:cs="Times New Roman"/>
+          <w:b/>
+          <w:bCs/>
+          <w:sz w:val="24"/>
+          <w:szCs w:val="24"/>
+          <w:lang w:val="en-US"/>
+        </w:rPr>
+        <w:t>i.title</w:t>
+      </w:r>
+      <w:proofErr w:type="spellEnd"/>
+      <w:r>
+        <w:rPr>
+          <w:rFonts w:ascii="Times New Roman" w:hAnsi="Times New Roman" w:cs="Times New Roman"/>
+          <w:b/>
+          <w:bCs/>
+          <w:sz w:val="24"/>
+          <w:szCs w:val="24"/>
+          <w:lang w:val="en-US"/>
+        </w:rPr>
+        <w:t>}}</w:t>
+      </w:r>
+    </w:p>
+    <w:p>
+      <w:pPr>
+        <w:spacing w:before="200" w:after="200" w:line="240" w:lineRule="auto"/>
+        <w:rPr>
+          <w:rFonts w:ascii="Times New Roman" w:hAnsi="Times New Roman" w:cs="Times New Roman"/>
+          <w:bCs/>
+          <w:sz w:val="24"/>
+          <w:szCs w:val="24"/>
+          <w:lang w:val="en-US"/>
+        </w:rPr>
+      </w:pPr>
+      <w:r>
+        <w:rPr>
+          <w:rFonts w:ascii="Times New Roman" w:hAnsi="Times New Roman" w:cs="Times New Roman"/>
           <w:bCs/>
           <w:sz w:val="24"/>
           <w:szCs w:val="24"/>
@@ -13008,12 +14376,88 @@
           <w:rFonts w:ascii="Times New Roman" w:hAnsi="Times New Roman" w:cs="Times New Roman"/>
           <w:sz w:val="24"/>
           <w:szCs w:val="24"/>
-          <w:u w:val="single"/>
-        </w:rPr>
-        <w:t>Пример билета:</w:t>
-      </w:r>
-      <w:bookmarkStart w:id="0" w:name="_GoBack"/>
-      <w:bookmarkEnd w:id="0"/>
+        </w:rPr>
+        <w:t>{%</w:t>
+      </w:r>
+      <w:r>
+        <w:rPr>
+          <w:rFonts w:ascii="Times New Roman" w:hAnsi="Times New Roman" w:cs="Times New Roman"/>
+          <w:sz w:val="24"/>
+          <w:szCs w:val="24"/>
+        </w:rPr>
+        <w:t>-</w:t>
+      </w:r>
+      <w:r>
+        <w:rPr>
+          <w:rFonts w:ascii="Times New Roman" w:hAnsi="Times New Roman" w:cs="Times New Roman"/>
+          <w:sz w:val="24"/>
+          <w:szCs w:val="24"/>
+        </w:rPr>
+        <w:t xml:space="preserve"> </w:t>
+      </w:r>
+      <w:r>
+        <w:rPr>
+          <w:rFonts w:ascii="Times New Roman" w:hAnsi="Times New Roman" w:cs="Times New Roman"/>
+          <w:sz w:val="24"/>
+          <w:szCs w:val="24"/>
+          <w:lang w:val="en-US"/>
+        </w:rPr>
+        <w:t>if</w:t>
+      </w:r>
+      <w:r>
+        <w:rPr>
+          <w:rFonts w:ascii="Times New Roman" w:hAnsi="Times New Roman" w:cs="Times New Roman"/>
+          <w:sz w:val="24"/>
+          <w:szCs w:val="24"/>
+        </w:rPr>
+        <w:t xml:space="preserve"> </w:t>
+      </w:r>
+      <w:proofErr w:type="spellStart"/>
+      <w:proofErr w:type="gramStart"/>
+      <w:r>
+        <w:rPr>
+          <w:rFonts w:ascii="Times New Roman" w:hAnsi="Times New Roman" w:cs="Times New Roman"/>
+          <w:sz w:val="24"/>
+          <w:szCs w:val="24"/>
+          <w:lang w:val="en-US"/>
+        </w:rPr>
+        <w:t>i</w:t>
+      </w:r>
+      <w:proofErr w:type="spellEnd"/>
+      <w:r>
+        <w:rPr>
+          <w:rFonts w:ascii="Times New Roman" w:hAnsi="Times New Roman" w:cs="Times New Roman"/>
+          <w:sz w:val="24"/>
+          <w:szCs w:val="24"/>
+        </w:rPr>
+        <w:t>.</w:t>
+      </w:r>
+      <w:r>
+        <w:rPr>
+          <w:rFonts w:ascii="Times New Roman" w:hAnsi="Times New Roman" w:cs="Times New Roman"/>
+          <w:sz w:val="24"/>
+          <w:szCs w:val="24"/>
+          <w:lang w:val="en-US"/>
+        </w:rPr>
+        <w:t>example</w:t>
+      </w:r>
+      <w:r>
+        <w:rPr>
+          <w:rFonts w:ascii="Times New Roman" w:hAnsi="Times New Roman" w:cs="Times New Roman"/>
+          <w:sz w:val="24"/>
+          <w:szCs w:val="24"/>
+        </w:rPr>
+        <w:t xml:space="preserve"> !</w:t>
+      </w:r>
+      <w:proofErr w:type="gramEnd"/>
+      <w:r>
+        <w:rPr>
+          <w:rFonts w:ascii="Times New Roman" w:hAnsi="Times New Roman" w:cs="Times New Roman"/>
+          <w:sz w:val="24"/>
+          <w:szCs w:val="24"/>
+        </w:rPr>
+        <w:t>= ‘’ %}</w:t>
+      </w:r>
     </w:p>
     <w:p>
       <w:pPr>
@@ -13023,7 +14467,53 @@
           <w:rFonts w:ascii="Times New Roman" w:hAnsi="Times New Roman" w:cs="Times New Roman"/>
           <w:sz w:val="24"/>
           <w:szCs w:val="24"/>
+        </w:rPr>
+      </w:pPr>
+      <w:r>
+        <w:rPr>
+          <w:rFonts w:ascii="Times New Roman" w:hAnsi="Times New Roman" w:cs="Times New Roman"/>
+          <w:sz w:val="24"/>
+          <w:szCs w:val="24"/>
           <w:u w:val="single"/>
+        </w:rPr>
+        <w:t>Пример</w:t>
+      </w:r>
+      <w:r>
+        <w:rPr>
+          <w:rFonts w:ascii="Times New Roman" w:hAnsi="Times New Roman" w:cs="Times New Roman"/>
+          <w:sz w:val="24"/>
+          <w:szCs w:val="24"/>
+          <w:u w:val="single"/>
+        </w:rPr>
+        <w:t xml:space="preserve"> </w:t>
+      </w:r>
+      <w:r>
+        <w:rPr>
+          <w:rFonts w:ascii="Times New Roman" w:hAnsi="Times New Roman" w:cs="Times New Roman"/>
+          <w:sz w:val="24"/>
+          <w:szCs w:val="24"/>
+          <w:u w:val="single"/>
+        </w:rPr>
+        <w:t>билета</w:t>
+      </w:r>
+      <w:r>
+        <w:rPr>
+          <w:rFonts w:ascii="Times New Roman" w:hAnsi="Times New Roman" w:cs="Times New Roman"/>
+          <w:sz w:val="24"/>
+          <w:szCs w:val="24"/>
+          <w:u w:val="single"/>
+        </w:rPr>
+        <w:t>:</w:t>
+      </w:r>
+    </w:p>
+    <w:p>
+      <w:pPr>
+        <w:spacing w:before="200" w:after="200" w:line="240" w:lineRule="auto"/>
+        <w:rPr>
+          <w:rFonts w:ascii="Times New Roman" w:hAnsi="Times New Roman" w:cs="Times New Roman"/>
+          <w:sz w:val="24"/>
+          <w:szCs w:val="24"/>
+          <w:u w:val="single"/>
           <w:lang w:val="en-US"/>
         </w:rPr>
       </w:pPr>
@@ -13054,7 +14544,25 @@
           <w:szCs w:val="24"/>
           <w:lang w:val="en-US"/>
         </w:rPr>
-        <w:t>i.example</w:t>
+        <w:t>i</w:t>
+      </w:r>
+      <w:r>
+        <w:rPr>
+          <w:rFonts w:ascii="Times New Roman" w:hAnsi="Times New Roman" w:cs="Times New Roman"/>
+          <w:sz w:val="24"/>
+          <w:szCs w:val="24"/>
+          <w:lang w:val="en-US"/>
+        </w:rPr>
+        <w:t>.</w:t>
+      </w:r>
+      <w:r>
+        <w:rPr>
+          <w:rFonts w:ascii="Times New Roman" w:hAnsi="Times New Roman" w:cs="Times New Roman"/>
+          <w:sz w:val="24"/>
+          <w:szCs w:val="24"/>
+          <w:lang w:val="en-US"/>
+        </w:rPr>
+        <w:t>example</w:t>
       </w:r>
       <w:proofErr w:type="spellEnd"/>
       <w:proofErr w:type="gramEnd"/>
@@ -13076,6 +14584,72 @@
           <w:lang w:val="en-US"/>
         </w:rPr>
         <w:t xml:space="preserve"> </w:t>
+      </w:r>
+    </w:p>
+    <w:p>
+      <w:pPr>
+        <w:spacing w:before="200" w:after="200" w:line="240" w:lineRule="auto"/>
+        <w:rPr>
+          <w:rFonts w:ascii="Times New Roman" w:hAnsi="Times New Roman" w:cs="Times New Roman"/>
+          <w:sz w:val="24"/>
+          <w:szCs w:val="24"/>
+          <w:lang w:val="en-US"/>
+        </w:rPr>
+      </w:pPr>
+      <w:r>
+        <w:rPr>
+          <w:rFonts w:ascii="Times New Roman" w:hAnsi="Times New Roman" w:cs="Times New Roman"/>
+          <w:sz w:val="24"/>
+          <w:szCs w:val="24"/>
+          <w:lang w:val="en-US"/>
+        </w:rPr>
+        <w:t>{%</w:t>
+      </w:r>
+      <w:r>
+        <w:rPr>
+          <w:rFonts w:ascii="Times New Roman" w:hAnsi="Times New Roman" w:cs="Times New Roman"/>
+          <w:sz w:val="24"/>
+          <w:szCs w:val="24"/>
+        </w:rPr>
+        <w:t>-</w:t>
+      </w:r>
+      <w:r>
+        <w:rPr>
+          <w:rFonts w:ascii="Times New Roman" w:hAnsi="Times New Roman" w:cs="Times New Roman"/>
+          <w:sz w:val="24"/>
+          <w:szCs w:val="24"/>
+          <w:lang w:val="en-US"/>
+        </w:rPr>
+        <w:t xml:space="preserve"> </w:t>
+      </w:r>
+      <w:proofErr w:type="spellStart"/>
+      <w:r>
+        <w:rPr>
+          <w:rFonts w:ascii="Times New Roman" w:hAnsi="Times New Roman" w:cs="Times New Roman"/>
+          <w:sz w:val="24"/>
+          <w:szCs w:val="24"/>
+          <w:lang w:val="en-US"/>
+        </w:rPr>
+        <w:t>endif</w:t>
+      </w:r>
+      <w:proofErr w:type="spellEnd"/>
+      <w:r>
+        <w:rPr>
+          <w:rFonts w:ascii="Times New Roman" w:hAnsi="Times New Roman" w:cs="Times New Roman"/>
+          <w:sz w:val="24"/>
+          <w:szCs w:val="24"/>
+          <w:lang w:val="en-US"/>
+        </w:rPr>
+        <w:t xml:space="preserve"> </w:t>
+      </w:r>
+      <w:r>
+        <w:rPr>
+          <w:rFonts w:ascii="Times New Roman" w:hAnsi="Times New Roman" w:cs="Times New Roman"/>
+          <w:sz w:val="24"/>
+          <w:szCs w:val="24"/>
+          <w:lang w:val="en-US"/>
+        </w:rPr>
+        <w:t>%}</w:t>
       </w:r>
     </w:p>
     <w:p>
@@ -13088,7 +14662,6 @@
           <w:bCs/>
           <w:sz w:val="24"/>
           <w:szCs w:val="24"/>
-          <w:lang w:val="en-US"/>
         </w:rPr>
       </w:pPr>
       <w:r>
@@ -13203,15 +14776,48 @@
         </w:rPr>
         <w:t>оценивания</w:t>
       </w:r>
-      <w:r>
-        <w:rPr>
-          <w:rFonts w:ascii="Times New Roman" w:hAnsi="Times New Roman" w:cs="Times New Roman"/>
-          <w:bCs/>
-          <w:sz w:val="24"/>
-          <w:szCs w:val="24"/>
-          <w:lang w:val="en-US"/>
-        </w:rPr>
-        <w:t xml:space="preserve">{% </w:t>
+    </w:p>
+    <w:p>
+      <w:pPr>
+        <w:spacing w:before="200" w:after="200" w:line="240" w:lineRule="auto"/>
+        <w:jc w:val="both"/>
+        <w:rPr>
+          <w:rFonts w:ascii="Times New Roman" w:hAnsi="Times New Roman" w:cs="Times New Roman"/>
+          <w:b/>
+          <w:bCs/>
+          <w:sz w:val="24"/>
+          <w:szCs w:val="24"/>
+          <w:lang w:val="en-US"/>
+        </w:rPr>
+      </w:pPr>
+      <w:r>
+        <w:rPr>
+          <w:rFonts w:ascii="Times New Roman" w:hAnsi="Times New Roman" w:cs="Times New Roman"/>
+          <w:bCs/>
+          <w:sz w:val="24"/>
+          <w:szCs w:val="24"/>
+          <w:lang w:val="en-US"/>
+        </w:rPr>
+        <w:t>{%</w:t>
+      </w:r>
+      <w:r>
+        <w:rPr>
+          <w:rFonts w:ascii="Times New Roman" w:hAnsi="Times New Roman" w:cs="Times New Roman"/>
+          <w:bCs/>
+          <w:sz w:val="24"/>
+          <w:szCs w:val="24"/>
+        </w:rPr>
+        <w:t>-</w:t>
+      </w:r>
+      <w:r>
+        <w:rPr>
+          <w:rFonts w:ascii="Times New Roman" w:hAnsi="Times New Roman" w:cs="Times New Roman"/>
+          <w:bCs/>
+          <w:sz w:val="24"/>
+          <w:szCs w:val="24"/>
+          <w:lang w:val="en-US"/>
+        </w:rPr>
+        <w:t xml:space="preserve"> </w:t>
       </w:r>
       <w:r>
         <w:rPr>
@@ -13345,6 +14951,7 @@
               <w:rPr>
                 <w:rFonts w:ascii="Times New Roman" w:hAnsi="Times New Roman" w:cs="Times New Roman"/>
                 <w:sz w:val="24"/>
+                <w:lang w:val="en-US"/>
               </w:rPr>
             </w:pPr>
             <w:r>
@@ -13354,7 +14961,26 @@
                 <w:bCs/>
                 <w:sz w:val="24"/>
               </w:rPr>
-              <w:t>Не зачтено</w:t>
+              <w:t>Не</w:t>
+            </w:r>
+            <w:r>
+              <w:rPr>
+                <w:rFonts w:ascii="Times New Roman" w:hAnsi="Times New Roman" w:cs="Times New Roman"/>
+                <w:b/>
+                <w:bCs/>
+                <w:sz w:val="24"/>
+                <w:lang w:val="en-US"/>
+              </w:rPr>
+              <w:t xml:space="preserve"> </w:t>
+            </w:r>
+            <w:r>
+              <w:rPr>
+                <w:rFonts w:ascii="Times New Roman" w:hAnsi="Times New Roman" w:cs="Times New Roman"/>
+                <w:b/>
+                <w:bCs/>
+                <w:sz w:val="24"/>
+              </w:rPr>
+              <w:t>зачтено</w:t>
             </w:r>
           </w:p>
         </w:tc>
@@ -13476,7 +15102,31 @@
           <w:szCs w:val="24"/>
           <w:lang w:val="en-US"/>
         </w:rPr>
-        <w:t>{% else %}</w:t>
+        <w:t xml:space="preserve">{% else </w:t>
+      </w:r>
+      <w:proofErr w:type="gramStart"/>
+      <w:r>
+        <w:rPr>
+          <w:rFonts w:ascii="Times New Roman" w:hAnsi="Times New Roman" w:cs="Times New Roman"/>
+          <w:b/>
+          <w:bCs/>
+          <w:sz w:val="24"/>
+          <w:szCs w:val="24"/>
+          <w:lang w:val="en-US"/>
+        </w:rPr>
+        <w:t>%</w:t>
+      </w:r>
+      <w:proofErr w:type="gramEnd"/>
+      <w:r>
+        <w:rPr>
+          <w:rFonts w:ascii="Times New Roman" w:hAnsi="Times New Roman" w:cs="Times New Roman"/>
+          <w:b/>
+          <w:bCs/>
+          <w:sz w:val="24"/>
+          <w:szCs w:val="24"/>
+          <w:lang w:val="en-US"/>
+        </w:rPr>
+        <w:t>}</w:t>
       </w:r>
     </w:p>
     <w:tbl>
@@ -13503,6 +15153,7 @@
               <w:rPr>
                 <w:rFonts w:ascii="Times New Roman" w:hAnsi="Times New Roman" w:cs="Times New Roman"/>
                 <w:sz w:val="24"/>
+                <w:lang w:val="en-US"/>
               </w:rPr>
             </w:pPr>
             <w:r>
@@ -13527,6 +15178,7 @@
               <w:rPr>
                 <w:rFonts w:ascii="Times New Roman" w:hAnsi="Times New Roman" w:cs="Times New Roman"/>
                 <w:sz w:val="24"/>
+                <w:lang w:val="en-US"/>
               </w:rPr>
             </w:pPr>
             <w:r>
@@ -13551,6 +15203,7 @@
               <w:rPr>
                 <w:rFonts w:ascii="Times New Roman" w:hAnsi="Times New Roman" w:cs="Times New Roman"/>
                 <w:sz w:val="24"/>
+                <w:lang w:val="en-US"/>
               </w:rPr>
             </w:pPr>
             <w:r>
@@ -13575,6 +15228,7 @@
               <w:rPr>
                 <w:rFonts w:ascii="Times New Roman" w:hAnsi="Times New Roman" w:cs="Times New Roman"/>
                 <w:sz w:val="24"/>
+                <w:lang w:val="en-US"/>
               </w:rPr>
             </w:pPr>
             <w:r>
@@ -13612,7 +15266,6 @@
                 <w:sz w:val="24"/>
                 <w:lang w:val="en-US"/>
               </w:rPr>
-              <w:lastRenderedPageBreak/>
               <w:t>{{</w:t>
             </w:r>
             <w:proofErr w:type="spellStart"/>
@@ -13801,10 +15454,9 @@
         <w:jc w:val="both"/>
         <w:rPr>
           <w:rFonts w:ascii="Times New Roman" w:hAnsi="Times New Roman" w:cs="Times New Roman"/>
-          <w:b/>
-          <w:bCs/>
-          <w:sz w:val="24"/>
-          <w:szCs w:val="24"/>
+          <w:sz w:val="24"/>
+          <w:szCs w:val="24"/>
+          <w:lang w:val="en-US"/>
         </w:rPr>
       </w:pPr>
       <w:r>
@@ -13814,6 +15466,7 @@
           <w:szCs w:val="24"/>
           <w:lang w:val="en-US"/>
         </w:rPr>
+        <w:lastRenderedPageBreak/>
         <w:t xml:space="preserve">{% </w:t>
       </w:r>
       <w:proofErr w:type="spellStart"/>
@@ -13834,87 +15487,35 @@
           <w:szCs w:val="24"/>
           <w:lang w:val="en-US"/>
         </w:rPr>
-        <w:t xml:space="preserve"> %}</w:t>
-      </w:r>
-      <w:r>
-        <w:rPr>
-          <w:rFonts w:ascii="Times New Roman" w:hAnsi="Times New Roman" w:cs="Times New Roman"/>
-          <w:b/>
-          <w:bCs/>
-          <w:sz w:val="24"/>
-          <w:szCs w:val="24"/>
-          <w:lang w:val="en-US"/>
-        </w:rPr>
-        <w:t xml:space="preserve">{% </w:t>
-      </w:r>
-      <w:proofErr w:type="spellStart"/>
-      <w:r>
-        <w:rPr>
-          <w:rFonts w:ascii="Times New Roman" w:hAnsi="Times New Roman" w:cs="Times New Roman"/>
-          <w:b/>
-          <w:bCs/>
-          <w:sz w:val="24"/>
-          <w:szCs w:val="24"/>
-          <w:lang w:val="en-US"/>
-        </w:rPr>
-        <w:t>endfor</w:t>
-      </w:r>
-      <w:proofErr w:type="spellEnd"/>
-      <w:r>
-        <w:rPr>
-          <w:rFonts w:ascii="Times New Roman" w:hAnsi="Times New Roman" w:cs="Times New Roman"/>
-          <w:b/>
-          <w:bCs/>
-          <w:sz w:val="24"/>
-          <w:szCs w:val="24"/>
-          <w:lang w:val="en-US"/>
-        </w:rPr>
-        <w:t xml:space="preserve"> %</w:t>
+        <w:t xml:space="preserve"> </w:t>
       </w:r>
       <w:proofErr w:type="gramStart"/>
       <w:r>
         <w:rPr>
           <w:rFonts w:ascii="Times New Roman" w:hAnsi="Times New Roman" w:cs="Times New Roman"/>
-          <w:b/>
-          <w:bCs/>
+          <w:sz w:val="24"/>
+          <w:szCs w:val="24"/>
+        </w:rPr>
+        <w:t>-</w:t>
+      </w:r>
+      <w:r>
+        <w:rPr>
+          <w:rFonts w:ascii="Times New Roman" w:hAnsi="Times New Roman" w:cs="Times New Roman"/>
+          <w:sz w:val="24"/>
+          <w:szCs w:val="24"/>
+          <w:lang w:val="en-US"/>
+        </w:rPr>
+        <w:t>%</w:t>
+      </w:r>
+      <w:proofErr w:type="gramEnd"/>
+      <w:r>
+        <w:rPr>
+          <w:rFonts w:ascii="Times New Roman" w:hAnsi="Times New Roman" w:cs="Times New Roman"/>
           <w:sz w:val="24"/>
           <w:szCs w:val="24"/>
           <w:lang w:val="en-US"/>
         </w:rPr>
         <w:t>}</w:t>
-      </w:r>
-      <w:r>
-        <w:rPr>
-          <w:rFonts w:ascii="Times New Roman" w:hAnsi="Times New Roman" w:cs="Times New Roman"/>
-          <w:b/>
-          <w:bCs/>
-          <w:sz w:val="24"/>
-          <w:szCs w:val="24"/>
-          <w:lang w:val="en-US"/>
-        </w:rPr>
-        <w:t>7</w:t>
-      </w:r>
-      <w:proofErr w:type="gramEnd"/>
-      <w:r>
-        <w:rPr>
-          <w:rFonts w:ascii="Times New Roman" w:hAnsi="Times New Roman" w:cs="Times New Roman"/>
-          <w:b/>
-          <w:bCs/>
-          <w:sz w:val="24"/>
-          <w:szCs w:val="24"/>
-          <w:lang w:val="en-US"/>
-        </w:rPr>
-        <w:t xml:space="preserve"> </w:t>
-      </w:r>
-      <w:r>
-        <w:rPr>
-          <w:rFonts w:ascii="Times New Roman" w:hAnsi="Times New Roman" w:cs="Times New Roman"/>
-          <w:b/>
-          <w:bCs/>
-          <w:sz w:val="24"/>
-          <w:szCs w:val="24"/>
-        </w:rPr>
-        <w:t>Основная учебная литература</w:t>
       </w:r>
     </w:p>
     <w:p>
@@ -13923,157 +15524,102 @@
         <w:jc w:val="both"/>
         <w:rPr>
           <w:rFonts w:ascii="Times New Roman" w:hAnsi="Times New Roman" w:cs="Times New Roman"/>
-          <w:sz w:val="24"/>
-          <w:szCs w:val="24"/>
+          <w:b/>
+          <w:bCs/>
+          <w:sz w:val="24"/>
+          <w:szCs w:val="24"/>
+          <w:lang w:val="en-US"/>
         </w:rPr>
       </w:pPr>
       <w:r>
         <w:rPr>
           <w:rFonts w:ascii="Times New Roman" w:hAnsi="Times New Roman" w:cs="Times New Roman"/>
-          <w:sz w:val="24"/>
-          <w:szCs w:val="24"/>
-          <w:lang w:val="en-US"/>
-        </w:rPr>
-        <w:t xml:space="preserve">{% for </w:t>
+          <w:b/>
+          <w:bCs/>
+          <w:sz w:val="24"/>
+          <w:szCs w:val="24"/>
+          <w:lang w:val="en-US"/>
+        </w:rPr>
+        <w:t>{%</w:t>
+      </w:r>
+      <w:r>
+        <w:rPr>
+          <w:rFonts w:ascii="Times New Roman" w:hAnsi="Times New Roman" w:cs="Times New Roman"/>
+          <w:b/>
+          <w:bCs/>
+          <w:sz w:val="24"/>
+          <w:szCs w:val="24"/>
+        </w:rPr>
+        <w:t>-</w:t>
+      </w:r>
+      <w:r>
+        <w:rPr>
+          <w:rFonts w:ascii="Times New Roman" w:hAnsi="Times New Roman" w:cs="Times New Roman"/>
+          <w:b/>
+          <w:bCs/>
+          <w:sz w:val="24"/>
+          <w:szCs w:val="24"/>
+          <w:lang w:val="en-US"/>
+        </w:rPr>
+        <w:t xml:space="preserve"> </w:t>
       </w:r>
       <w:proofErr w:type="spellStart"/>
       <w:r>
         <w:rPr>
           <w:rFonts w:ascii="Times New Roman" w:hAnsi="Times New Roman" w:cs="Times New Roman"/>
-          <w:sz w:val="24"/>
-          <w:szCs w:val="24"/>
-          <w:lang w:val="en-US"/>
-        </w:rPr>
-        <w:t>i</w:t>
+          <w:b/>
+          <w:bCs/>
+          <w:sz w:val="24"/>
+          <w:szCs w:val="24"/>
+          <w:lang w:val="en-US"/>
+        </w:rPr>
+        <w:t>endfor</w:t>
       </w:r>
       <w:proofErr w:type="spellEnd"/>
       <w:r>
         <w:rPr>
           <w:rFonts w:ascii="Times New Roman" w:hAnsi="Times New Roman" w:cs="Times New Roman"/>
-          <w:sz w:val="24"/>
-          <w:szCs w:val="24"/>
-          <w:lang w:val="en-US"/>
-        </w:rPr>
-        <w:t xml:space="preserve"> in </w:t>
-      </w:r>
-      <w:proofErr w:type="spellStart"/>
-      <w:r>
-        <w:rPr>
-          <w:rFonts w:ascii="Times New Roman" w:hAnsi="Times New Roman" w:cs="Times New Roman"/>
-          <w:sz w:val="24"/>
-          <w:szCs w:val="24"/>
-          <w:lang w:val="en-US"/>
-        </w:rPr>
-        <w:t>main_library</w:t>
-      </w:r>
-      <w:proofErr w:type="spellEnd"/>
-      <w:r>
-        <w:rPr>
-          <w:rFonts w:ascii="Times New Roman" w:hAnsi="Times New Roman" w:cs="Times New Roman"/>
-          <w:sz w:val="24"/>
-          <w:szCs w:val="24"/>
-          <w:lang w:val="en-US"/>
-        </w:rPr>
-        <w:t xml:space="preserve"> %}{{</w:t>
-      </w:r>
-      <w:proofErr w:type="spellStart"/>
-      <w:r>
-        <w:rPr>
-          <w:rFonts w:ascii="Times New Roman" w:hAnsi="Times New Roman" w:cs="Times New Roman"/>
-          <w:sz w:val="24"/>
-          <w:szCs w:val="24"/>
-          <w:lang w:val="en-US"/>
-        </w:rPr>
-        <w:t>i.number</w:t>
-      </w:r>
-      <w:proofErr w:type="spellEnd"/>
-      <w:r>
-        <w:rPr>
-          <w:rFonts w:ascii="Times New Roman" w:hAnsi="Times New Roman" w:cs="Times New Roman"/>
-          <w:sz w:val="24"/>
-          <w:szCs w:val="24"/>
-          <w:lang w:val="en-US"/>
-        </w:rPr>
-        <w:t>}}</w:t>
-      </w:r>
-      <w:r>
-        <w:rPr>
-          <w:rFonts w:ascii="Times New Roman" w:hAnsi="Times New Roman" w:cs="Times New Roman"/>
-          <w:sz w:val="24"/>
-          <w:szCs w:val="24"/>
-          <w:lang w:val="en-US"/>
-        </w:rPr>
-        <w:t>.</w:t>
-      </w:r>
-      <w:r>
-        <w:rPr>
-          <w:rFonts w:ascii="Times New Roman" w:hAnsi="Times New Roman" w:cs="Times New Roman"/>
+          <w:b/>
+          <w:bCs/>
           <w:sz w:val="24"/>
           <w:szCs w:val="24"/>
           <w:lang w:val="en-US"/>
         </w:rPr>
         <w:t xml:space="preserve"> </w:t>
       </w:r>
-      <w:r>
-        <w:rPr>
-          <w:rFonts w:ascii="Times New Roman" w:hAnsi="Times New Roman" w:cs="Times New Roman"/>
-          <w:sz w:val="24"/>
-          <w:szCs w:val="24"/>
-        </w:rPr>
-        <w:t>{{</w:t>
-      </w:r>
-      <w:proofErr w:type="spellStart"/>
-      <w:r>
-        <w:rPr>
-          <w:rFonts w:ascii="Times New Roman" w:hAnsi="Times New Roman" w:cs="Times New Roman"/>
-          <w:sz w:val="24"/>
-          <w:szCs w:val="24"/>
-          <w:lang w:val="en-US"/>
-        </w:rPr>
-        <w:t>i</w:t>
-      </w:r>
-      <w:proofErr w:type="spellEnd"/>
-      <w:r>
-        <w:rPr>
-          <w:rFonts w:ascii="Times New Roman" w:hAnsi="Times New Roman" w:cs="Times New Roman"/>
-          <w:sz w:val="24"/>
-          <w:szCs w:val="24"/>
-        </w:rPr>
-        <w:t>.</w:t>
-      </w:r>
-      <w:r>
-        <w:rPr>
-          <w:rFonts w:ascii="Times New Roman" w:hAnsi="Times New Roman" w:cs="Times New Roman"/>
-          <w:sz w:val="24"/>
-          <w:szCs w:val="24"/>
-          <w:lang w:val="en-US"/>
-        </w:rPr>
-        <w:t>bib</w:t>
-      </w:r>
-      <w:r>
-        <w:rPr>
-          <w:rFonts w:ascii="Times New Roman" w:hAnsi="Times New Roman" w:cs="Times New Roman"/>
-          <w:sz w:val="24"/>
-          <w:szCs w:val="24"/>
-        </w:rPr>
-        <w:t>_</w:t>
-      </w:r>
-      <w:r>
-        <w:rPr>
-          <w:rFonts w:ascii="Times New Roman" w:hAnsi="Times New Roman" w:cs="Times New Roman"/>
-          <w:sz w:val="24"/>
-          <w:szCs w:val="24"/>
-          <w:lang w:val="en-US"/>
-        </w:rPr>
-        <w:t>disc</w:t>
-      </w:r>
-      <w:r>
-        <w:rPr>
-          <w:rFonts w:ascii="Times New Roman" w:hAnsi="Times New Roman" w:cs="Times New Roman"/>
-          <w:sz w:val="24"/>
-          <w:szCs w:val="24"/>
-        </w:rPr>
-        <w:t xml:space="preserve">}} </w:t>
+      <w:proofErr w:type="gramStart"/>
+      <w:r>
+        <w:rPr>
+          <w:rFonts w:ascii="Times New Roman" w:hAnsi="Times New Roman" w:cs="Times New Roman"/>
+          <w:b/>
+          <w:bCs/>
+          <w:sz w:val="24"/>
+          <w:szCs w:val="24"/>
+        </w:rPr>
+        <w:t>-</w:t>
+      </w:r>
+      <w:r>
+        <w:rPr>
+          <w:rFonts w:ascii="Times New Roman" w:hAnsi="Times New Roman" w:cs="Times New Roman"/>
+          <w:b/>
+          <w:bCs/>
+          <w:sz w:val="24"/>
+          <w:szCs w:val="24"/>
+          <w:lang w:val="en-US"/>
+        </w:rPr>
+        <w:t>%</w:t>
+      </w:r>
+      <w:proofErr w:type="gramEnd"/>
+      <w:r>
+        <w:rPr>
+          <w:rFonts w:ascii="Times New Roman" w:hAnsi="Times New Roman" w:cs="Times New Roman"/>
+          <w:b/>
+          <w:bCs/>
+          <w:sz w:val="24"/>
+          <w:szCs w:val="24"/>
+          <w:lang w:val="en-US"/>
+        </w:rPr>
+        <w:t>}</w:t>
       </w:r>
     </w:p>
     <w:p>
@@ -14082,17 +15628,113 @@
         <w:jc w:val="both"/>
         <w:rPr>
           <w:rFonts w:ascii="Times New Roman" w:hAnsi="Times New Roman" w:cs="Times New Roman"/>
-          <w:sz w:val="24"/>
-          <w:szCs w:val="24"/>
+          <w:b/>
+          <w:bCs/>
+          <w:sz w:val="24"/>
+          <w:szCs w:val="24"/>
+          <w:lang w:val="en-US"/>
         </w:rPr>
       </w:pPr>
       <w:r>
         <w:rPr>
           <w:rFonts w:ascii="Times New Roman" w:hAnsi="Times New Roman" w:cs="Times New Roman"/>
-          <w:sz w:val="24"/>
-          <w:szCs w:val="24"/>
-        </w:rPr>
-        <w:t xml:space="preserve">{% </w:t>
+          <w:b/>
+          <w:bCs/>
+          <w:sz w:val="24"/>
+          <w:szCs w:val="24"/>
+          <w:lang w:val="en-US"/>
+        </w:rPr>
+        <w:t xml:space="preserve">7 </w:t>
+      </w:r>
+      <w:r>
+        <w:rPr>
+          <w:rFonts w:ascii="Times New Roman" w:hAnsi="Times New Roman" w:cs="Times New Roman"/>
+          <w:b/>
+          <w:bCs/>
+          <w:sz w:val="24"/>
+          <w:szCs w:val="24"/>
+        </w:rPr>
+        <w:t>Основная</w:t>
+      </w:r>
+      <w:r>
+        <w:rPr>
+          <w:rFonts w:ascii="Times New Roman" w:hAnsi="Times New Roman" w:cs="Times New Roman"/>
+          <w:b/>
+          <w:bCs/>
+          <w:sz w:val="24"/>
+          <w:szCs w:val="24"/>
+          <w:lang w:val="en-US"/>
+        </w:rPr>
+        <w:t xml:space="preserve"> </w:t>
+      </w:r>
+      <w:r>
+        <w:rPr>
+          <w:rFonts w:ascii="Times New Roman" w:hAnsi="Times New Roman" w:cs="Times New Roman"/>
+          <w:b/>
+          <w:bCs/>
+          <w:sz w:val="24"/>
+          <w:szCs w:val="24"/>
+        </w:rPr>
+        <w:t>учебная</w:t>
+      </w:r>
+      <w:r>
+        <w:rPr>
+          <w:rFonts w:ascii="Times New Roman" w:hAnsi="Times New Roman" w:cs="Times New Roman"/>
+          <w:b/>
+          <w:bCs/>
+          <w:sz w:val="24"/>
+          <w:szCs w:val="24"/>
+          <w:lang w:val="en-US"/>
+        </w:rPr>
+        <w:t xml:space="preserve"> </w:t>
+      </w:r>
+      <w:r>
+        <w:rPr>
+          <w:rFonts w:ascii="Times New Roman" w:hAnsi="Times New Roman" w:cs="Times New Roman"/>
+          <w:b/>
+          <w:bCs/>
+          <w:sz w:val="24"/>
+          <w:szCs w:val="24"/>
+        </w:rPr>
+        <w:t>литература</w:t>
+      </w:r>
+    </w:p>
+    <w:p>
+      <w:pPr>
+        <w:spacing w:before="200" w:after="200" w:line="240" w:lineRule="auto"/>
+        <w:rPr>
+          <w:rFonts w:ascii="Times New Roman" w:hAnsi="Times New Roman" w:cs="Times New Roman"/>
+          <w:sz w:val="24"/>
+          <w:szCs w:val="24"/>
+          <w:lang w:val="en-US"/>
+        </w:rPr>
+      </w:pPr>
+      <w:r>
+        <w:rPr>
+          <w:rFonts w:ascii="Times New Roman" w:hAnsi="Times New Roman" w:cs="Times New Roman"/>
+          <w:sz w:val="24"/>
+          <w:szCs w:val="24"/>
+          <w:lang w:val="en-US"/>
+        </w:rPr>
+        <w:t>{%</w:t>
+      </w:r>
+      <w:r>
+        <w:rPr>
+          <w:rFonts w:ascii="Times New Roman" w:hAnsi="Times New Roman" w:cs="Times New Roman"/>
+          <w:sz w:val="24"/>
+          <w:szCs w:val="24"/>
+          <w:lang w:val="en-US"/>
+        </w:rPr>
+        <w:t>-</w:t>
+      </w:r>
+      <w:r>
+        <w:rPr>
+          <w:rFonts w:ascii="Times New Roman" w:hAnsi="Times New Roman" w:cs="Times New Roman"/>
+          <w:sz w:val="24"/>
+          <w:szCs w:val="24"/>
+          <w:lang w:val="en-US"/>
+        </w:rPr>
+        <w:t xml:space="preserve"> for </w:t>
       </w:r>
       <w:proofErr w:type="spellStart"/>
       <w:r>
@@ -14102,7 +15744,7 @@
           <w:szCs w:val="24"/>
           <w:lang w:val="en-US"/>
         </w:rPr>
-        <w:t>endfor</w:t>
+        <w:t>i</w:t>
       </w:r>
       <w:proofErr w:type="spellEnd"/>
       <w:r>
@@ -14110,108 +15752,152 @@
           <w:rFonts w:ascii="Times New Roman" w:hAnsi="Times New Roman" w:cs="Times New Roman"/>
           <w:sz w:val="24"/>
           <w:szCs w:val="24"/>
+          <w:lang w:val="en-US"/>
+        </w:rPr>
+        <w:t xml:space="preserve"> in </w:t>
+      </w:r>
+      <w:proofErr w:type="spellStart"/>
+      <w:r>
+        <w:rPr>
+          <w:rFonts w:ascii="Times New Roman" w:hAnsi="Times New Roman" w:cs="Times New Roman"/>
+          <w:sz w:val="24"/>
+          <w:szCs w:val="24"/>
+          <w:lang w:val="en-US"/>
+        </w:rPr>
+        <w:t>main_library</w:t>
+      </w:r>
+      <w:proofErr w:type="spellEnd"/>
+      <w:r>
+        <w:rPr>
+          <w:rFonts w:ascii="Times New Roman" w:hAnsi="Times New Roman" w:cs="Times New Roman"/>
+          <w:sz w:val="24"/>
+          <w:szCs w:val="24"/>
+          <w:lang w:val="en-US"/>
         </w:rPr>
         <w:t xml:space="preserve"> %}</w:t>
       </w:r>
-      <w:r>
-        <w:rPr>
-          <w:rFonts w:ascii="Times New Roman" w:hAnsi="Times New Roman" w:cs="Times New Roman"/>
-          <w:b/>
-          <w:bCs/>
-          <w:sz w:val="24"/>
-          <w:szCs w:val="24"/>
-        </w:rPr>
-        <w:t xml:space="preserve">8 </w:t>
-      </w:r>
-      <w:r>
-        <w:rPr>
-          <w:rFonts w:ascii="Times New Roman" w:hAnsi="Times New Roman" w:cs="Times New Roman"/>
-          <w:b/>
-          <w:bCs/>
-          <w:sz w:val="24"/>
-          <w:szCs w:val="24"/>
-        </w:rPr>
-        <w:t>Дополнительная</w:t>
-      </w:r>
-      <w:r>
-        <w:rPr>
-          <w:rFonts w:ascii="Times New Roman" w:hAnsi="Times New Roman" w:cs="Times New Roman"/>
-          <w:b/>
-          <w:bCs/>
-          <w:sz w:val="24"/>
-          <w:szCs w:val="24"/>
+    </w:p>
+    <w:p>
+      <w:pPr>
+        <w:spacing w:before="200" w:after="200" w:line="240" w:lineRule="auto"/>
+        <w:rPr>
+          <w:rFonts w:ascii="Times New Roman" w:hAnsi="Times New Roman" w:cs="Times New Roman"/>
+          <w:sz w:val="24"/>
+          <w:szCs w:val="24"/>
+          <w:lang w:val="en-US"/>
+        </w:rPr>
+      </w:pPr>
+      <w:r>
+        <w:rPr>
+          <w:rFonts w:ascii="Times New Roman" w:hAnsi="Times New Roman" w:cs="Times New Roman"/>
+          <w:sz w:val="24"/>
+          <w:szCs w:val="24"/>
+          <w:lang w:val="en-US"/>
+        </w:rPr>
+        <w:t>{{</w:t>
+      </w:r>
+      <w:proofErr w:type="spellStart"/>
+      <w:r>
+        <w:rPr>
+          <w:rFonts w:ascii="Times New Roman" w:hAnsi="Times New Roman" w:cs="Times New Roman"/>
+          <w:sz w:val="24"/>
+          <w:szCs w:val="24"/>
+          <w:lang w:val="en-US"/>
+        </w:rPr>
+        <w:t>i.number</w:t>
+      </w:r>
+      <w:proofErr w:type="spellEnd"/>
+      <w:r>
+        <w:rPr>
+          <w:rFonts w:ascii="Times New Roman" w:hAnsi="Times New Roman" w:cs="Times New Roman"/>
+          <w:sz w:val="24"/>
+          <w:szCs w:val="24"/>
+          <w:lang w:val="en-US"/>
+        </w:rPr>
+        <w:t>}}</w:t>
+      </w:r>
+      <w:r>
+        <w:rPr>
+          <w:rFonts w:ascii="Times New Roman" w:hAnsi="Times New Roman" w:cs="Times New Roman"/>
+          <w:sz w:val="24"/>
+          <w:szCs w:val="24"/>
+          <w:lang w:val="en-US"/>
+        </w:rPr>
+        <w:t>.</w:t>
+      </w:r>
+      <w:r>
+        <w:rPr>
+          <w:rFonts w:ascii="Times New Roman" w:hAnsi="Times New Roman" w:cs="Times New Roman"/>
+          <w:sz w:val="24"/>
+          <w:szCs w:val="24"/>
+          <w:lang w:val="en-US"/>
         </w:rPr>
         <w:t xml:space="preserve"> </w:t>
       </w:r>
       <w:r>
         <w:rPr>
           <w:rFonts w:ascii="Times New Roman" w:hAnsi="Times New Roman" w:cs="Times New Roman"/>
-          <w:b/>
-          <w:bCs/>
-          <w:sz w:val="24"/>
-          <w:szCs w:val="24"/>
-        </w:rPr>
-        <w:t>учебная</w:t>
-      </w:r>
-      <w:r>
-        <w:rPr>
-          <w:rFonts w:ascii="Times New Roman" w:hAnsi="Times New Roman" w:cs="Times New Roman"/>
-          <w:b/>
-          <w:bCs/>
-          <w:sz w:val="24"/>
-          <w:szCs w:val="24"/>
-        </w:rPr>
-        <w:t xml:space="preserve"> </w:t>
-      </w:r>
-      <w:r>
-        <w:rPr>
-          <w:rFonts w:ascii="Times New Roman" w:hAnsi="Times New Roman" w:cs="Times New Roman"/>
-          <w:b/>
-          <w:bCs/>
-          <w:sz w:val="24"/>
-          <w:szCs w:val="24"/>
-        </w:rPr>
-        <w:t>литература</w:t>
-      </w:r>
-      <w:r>
-        <w:rPr>
-          <w:rFonts w:ascii="Times New Roman" w:hAnsi="Times New Roman" w:cs="Times New Roman"/>
-          <w:b/>
-          <w:bCs/>
-          <w:sz w:val="24"/>
-          <w:szCs w:val="24"/>
-        </w:rPr>
-        <w:t xml:space="preserve"> </w:t>
-      </w:r>
-      <w:r>
-        <w:rPr>
-          <w:rFonts w:ascii="Times New Roman" w:hAnsi="Times New Roman" w:cs="Times New Roman"/>
-          <w:b/>
-          <w:bCs/>
-          <w:sz w:val="24"/>
-          <w:szCs w:val="24"/>
-        </w:rPr>
-        <w:t>и</w:t>
-      </w:r>
-      <w:r>
-        <w:rPr>
-          <w:rFonts w:ascii="Times New Roman" w:hAnsi="Times New Roman" w:cs="Times New Roman"/>
-          <w:b/>
-          <w:bCs/>
-          <w:sz w:val="24"/>
-          <w:szCs w:val="24"/>
-        </w:rPr>
-        <w:t xml:space="preserve"> </w:t>
-      </w:r>
-      <w:r>
-        <w:rPr>
-          <w:rFonts w:ascii="Times New Roman" w:hAnsi="Times New Roman" w:cs="Times New Roman"/>
-          <w:b/>
-          <w:bCs/>
-          <w:sz w:val="24"/>
-          <w:szCs w:val="24"/>
-        </w:rPr>
-        <w:t>справочная</w:t>
+          <w:sz w:val="24"/>
+          <w:szCs w:val="24"/>
+          <w:lang w:val="en-US"/>
+        </w:rPr>
+        <w:t>{{</w:t>
+      </w:r>
+      <w:proofErr w:type="spellStart"/>
+      <w:r>
+        <w:rPr>
+          <w:rFonts w:ascii="Times New Roman" w:hAnsi="Times New Roman" w:cs="Times New Roman"/>
+          <w:sz w:val="24"/>
+          <w:szCs w:val="24"/>
+          <w:lang w:val="en-US"/>
+        </w:rPr>
+        <w:t>i</w:t>
+      </w:r>
+      <w:r>
+        <w:rPr>
+          <w:rFonts w:ascii="Times New Roman" w:hAnsi="Times New Roman" w:cs="Times New Roman"/>
+          <w:sz w:val="24"/>
+          <w:szCs w:val="24"/>
+          <w:lang w:val="en-US"/>
+        </w:rPr>
+        <w:t>.</w:t>
+      </w:r>
+      <w:r>
+        <w:rPr>
+          <w:rFonts w:ascii="Times New Roman" w:hAnsi="Times New Roman" w:cs="Times New Roman"/>
+          <w:sz w:val="24"/>
+          <w:szCs w:val="24"/>
+          <w:lang w:val="en-US"/>
+        </w:rPr>
+        <w:t>bib</w:t>
+      </w:r>
+      <w:r>
+        <w:rPr>
+          <w:rFonts w:ascii="Times New Roman" w:hAnsi="Times New Roman" w:cs="Times New Roman"/>
+          <w:sz w:val="24"/>
+          <w:szCs w:val="24"/>
+          <w:lang w:val="en-US"/>
+        </w:rPr>
+        <w:t>_</w:t>
+      </w:r>
+      <w:r>
+        <w:rPr>
+          <w:rFonts w:ascii="Times New Roman" w:hAnsi="Times New Roman" w:cs="Times New Roman"/>
+          <w:sz w:val="24"/>
+          <w:szCs w:val="24"/>
+          <w:lang w:val="en-US"/>
+        </w:rPr>
+        <w:t>disc</w:t>
+      </w:r>
+      <w:proofErr w:type="spellEnd"/>
+      <w:r>
+        <w:rPr>
+          <w:rFonts w:ascii="Times New Roman" w:hAnsi="Times New Roman" w:cs="Times New Roman"/>
+          <w:sz w:val="24"/>
+          <w:szCs w:val="24"/>
+          <w:lang w:val="en-US"/>
+        </w:rPr>
+        <w:t xml:space="preserve">}} </w:t>
       </w:r>
     </w:p>
     <w:p>
@@ -14232,7 +15918,24 @@
           <w:szCs w:val="24"/>
           <w:lang w:val="en-US"/>
         </w:rPr>
-        <w:t xml:space="preserve">{% for </w:t>
+        <w:t>{%</w:t>
+      </w:r>
+      <w:r>
+        <w:rPr>
+          <w:rFonts w:ascii="Times New Roman" w:hAnsi="Times New Roman" w:cs="Times New Roman"/>
+          <w:sz w:val="24"/>
+          <w:szCs w:val="24"/>
+        </w:rPr>
+        <w:t>-</w:t>
+      </w:r>
+      <w:r>
+        <w:rPr>
+          <w:rFonts w:ascii="Times New Roman" w:hAnsi="Times New Roman" w:cs="Times New Roman"/>
+          <w:sz w:val="24"/>
+          <w:szCs w:val="24"/>
+          <w:lang w:val="en-US"/>
+        </w:rPr>
+        <w:t xml:space="preserve"> </w:t>
       </w:r>
       <w:proofErr w:type="spellStart"/>
       <w:r>
@@ -14242,7 +15945,7 @@
           <w:szCs w:val="24"/>
           <w:lang w:val="en-US"/>
         </w:rPr>
-        <w:t>i</w:t>
+        <w:t>endfor</w:t>
       </w:r>
       <w:proofErr w:type="spellEnd"/>
       <w:r>
@@ -14252,94 +15955,7 @@
           <w:szCs w:val="24"/>
           <w:lang w:val="en-US"/>
         </w:rPr>
-        <w:t xml:space="preserve"> in </w:t>
-      </w:r>
-      <w:proofErr w:type="spellStart"/>
-      <w:r>
-        <w:rPr>
-          <w:rFonts w:ascii="Times New Roman" w:hAnsi="Times New Roman" w:cs="Times New Roman"/>
-          <w:sz w:val="24"/>
-          <w:szCs w:val="24"/>
-          <w:lang w:val="en-US"/>
-        </w:rPr>
-        <w:t>additional</w:t>
-      </w:r>
-      <w:r>
-        <w:rPr>
-          <w:rFonts w:ascii="Times New Roman" w:hAnsi="Times New Roman" w:cs="Times New Roman"/>
-          <w:sz w:val="24"/>
-          <w:szCs w:val="24"/>
-          <w:lang w:val="en-US"/>
-        </w:rPr>
-        <w:t>_library</w:t>
-      </w:r>
-      <w:proofErr w:type="spellEnd"/>
-      <w:r>
-        <w:rPr>
-          <w:rFonts w:ascii="Times New Roman" w:hAnsi="Times New Roman" w:cs="Times New Roman"/>
-          <w:sz w:val="24"/>
-          <w:szCs w:val="24"/>
-          <w:lang w:val="en-US"/>
-        </w:rPr>
-        <w:t xml:space="preserve"> %}{{</w:t>
-      </w:r>
-      <w:proofErr w:type="spellStart"/>
-      <w:r>
-        <w:rPr>
-          <w:rFonts w:ascii="Times New Roman" w:hAnsi="Times New Roman" w:cs="Times New Roman"/>
-          <w:sz w:val="24"/>
-          <w:szCs w:val="24"/>
-          <w:lang w:val="en-US"/>
-        </w:rPr>
-        <w:t>i.number</w:t>
-      </w:r>
-      <w:proofErr w:type="spellEnd"/>
-      <w:r>
-        <w:rPr>
-          <w:rFonts w:ascii="Times New Roman" w:hAnsi="Times New Roman" w:cs="Times New Roman"/>
-          <w:sz w:val="24"/>
-          <w:szCs w:val="24"/>
-          <w:lang w:val="en-US"/>
-        </w:rPr>
-        <w:t>}}</w:t>
-      </w:r>
-      <w:r>
-        <w:rPr>
-          <w:rFonts w:ascii="Times New Roman" w:hAnsi="Times New Roman" w:cs="Times New Roman"/>
-          <w:sz w:val="24"/>
-          <w:szCs w:val="24"/>
-          <w:lang w:val="en-US"/>
-        </w:rPr>
-        <w:t>.</w:t>
-      </w:r>
-      <w:r>
-        <w:rPr>
-          <w:rFonts w:ascii="Times New Roman" w:hAnsi="Times New Roman" w:cs="Times New Roman"/>
-          <w:sz w:val="24"/>
-          <w:szCs w:val="24"/>
-          <w:lang w:val="en-US"/>
-        </w:rPr>
-        <w:t xml:space="preserve"> {{</w:t>
-      </w:r>
-      <w:proofErr w:type="spellStart"/>
-      <w:r>
-        <w:rPr>
-          <w:rFonts w:ascii="Times New Roman" w:hAnsi="Times New Roman" w:cs="Times New Roman"/>
-          <w:sz w:val="24"/>
-          <w:szCs w:val="24"/>
-          <w:lang w:val="en-US"/>
-        </w:rPr>
-        <w:t>i.bib_disc</w:t>
-      </w:r>
-      <w:proofErr w:type="spellEnd"/>
-      <w:r>
-        <w:rPr>
-          <w:rFonts w:ascii="Times New Roman" w:hAnsi="Times New Roman" w:cs="Times New Roman"/>
-          <w:sz w:val="24"/>
-          <w:szCs w:val="24"/>
-          <w:lang w:val="en-US"/>
-        </w:rPr>
-        <w:t xml:space="preserve">}} </w:t>
+        <w:t xml:space="preserve"> %}</w:t>
       </w:r>
     </w:p>
     <w:p>
@@ -14348,21 +15964,147 @@
         <w:jc w:val="both"/>
         <w:rPr>
           <w:rFonts w:ascii="Times New Roman" w:hAnsi="Times New Roman" w:cs="Times New Roman"/>
-          <w:b/>
-          <w:bCs/>
-          <w:sz w:val="24"/>
-          <w:szCs w:val="24"/>
-          <w:lang w:val="en-US"/>
+          <w:sz w:val="24"/>
+          <w:szCs w:val="24"/>
         </w:rPr>
       </w:pPr>
       <w:r>
         <w:rPr>
           <w:rFonts w:ascii="Times New Roman" w:hAnsi="Times New Roman" w:cs="Times New Roman"/>
-          <w:sz w:val="24"/>
-          <w:szCs w:val="24"/>
-          <w:lang w:val="en-US"/>
-        </w:rPr>
-        <w:t xml:space="preserve">{% </w:t>
+          <w:b/>
+          <w:bCs/>
+          <w:sz w:val="24"/>
+          <w:szCs w:val="24"/>
+        </w:rPr>
+        <w:t xml:space="preserve">8 </w:t>
+      </w:r>
+      <w:r>
+        <w:rPr>
+          <w:rFonts w:ascii="Times New Roman" w:hAnsi="Times New Roman" w:cs="Times New Roman"/>
+          <w:b/>
+          <w:bCs/>
+          <w:sz w:val="24"/>
+          <w:szCs w:val="24"/>
+        </w:rPr>
+        <w:t>Дополнительная</w:t>
+      </w:r>
+      <w:r>
+        <w:rPr>
+          <w:rFonts w:ascii="Times New Roman" w:hAnsi="Times New Roman" w:cs="Times New Roman"/>
+          <w:b/>
+          <w:bCs/>
+          <w:sz w:val="24"/>
+          <w:szCs w:val="24"/>
+        </w:rPr>
+        <w:t xml:space="preserve"> </w:t>
+      </w:r>
+      <w:r>
+        <w:rPr>
+          <w:rFonts w:ascii="Times New Roman" w:hAnsi="Times New Roman" w:cs="Times New Roman"/>
+          <w:b/>
+          <w:bCs/>
+          <w:sz w:val="24"/>
+          <w:szCs w:val="24"/>
+        </w:rPr>
+        <w:t>учебная</w:t>
+      </w:r>
+      <w:r>
+        <w:rPr>
+          <w:rFonts w:ascii="Times New Roman" w:hAnsi="Times New Roman" w:cs="Times New Roman"/>
+          <w:b/>
+          <w:bCs/>
+          <w:sz w:val="24"/>
+          <w:szCs w:val="24"/>
+        </w:rPr>
+        <w:t xml:space="preserve"> </w:t>
+      </w:r>
+      <w:r>
+        <w:rPr>
+          <w:rFonts w:ascii="Times New Roman" w:hAnsi="Times New Roman" w:cs="Times New Roman"/>
+          <w:b/>
+          <w:bCs/>
+          <w:sz w:val="24"/>
+          <w:szCs w:val="24"/>
+        </w:rPr>
+        <w:t>литература</w:t>
+      </w:r>
+      <w:r>
+        <w:rPr>
+          <w:rFonts w:ascii="Times New Roman" w:hAnsi="Times New Roman" w:cs="Times New Roman"/>
+          <w:b/>
+          <w:bCs/>
+          <w:sz w:val="24"/>
+          <w:szCs w:val="24"/>
+        </w:rPr>
+        <w:t xml:space="preserve"> </w:t>
+      </w:r>
+      <w:r>
+        <w:rPr>
+          <w:rFonts w:ascii="Times New Roman" w:hAnsi="Times New Roman" w:cs="Times New Roman"/>
+          <w:b/>
+          <w:bCs/>
+          <w:sz w:val="24"/>
+          <w:szCs w:val="24"/>
+        </w:rPr>
+        <w:t>и</w:t>
+      </w:r>
+      <w:r>
+        <w:rPr>
+          <w:rFonts w:ascii="Times New Roman" w:hAnsi="Times New Roman" w:cs="Times New Roman"/>
+          <w:b/>
+          <w:bCs/>
+          <w:sz w:val="24"/>
+          <w:szCs w:val="24"/>
+        </w:rPr>
+        <w:t xml:space="preserve"> </w:t>
+      </w:r>
+      <w:r>
+        <w:rPr>
+          <w:rFonts w:ascii="Times New Roman" w:hAnsi="Times New Roman" w:cs="Times New Roman"/>
+          <w:b/>
+          <w:bCs/>
+          <w:sz w:val="24"/>
+          <w:szCs w:val="24"/>
+        </w:rPr>
+        <w:t>справочная</w:t>
+      </w:r>
+    </w:p>
+    <w:p>
+      <w:pPr>
+        <w:spacing w:before="200" w:after="200" w:line="240" w:lineRule="auto"/>
+        <w:rPr>
+          <w:rFonts w:ascii="Times New Roman" w:hAnsi="Times New Roman" w:cs="Times New Roman"/>
+          <w:sz w:val="24"/>
+          <w:szCs w:val="24"/>
+          <w:lang w:val="en-US"/>
+        </w:rPr>
+      </w:pPr>
+      <w:r>
+        <w:rPr>
+          <w:rFonts w:ascii="Times New Roman" w:hAnsi="Times New Roman" w:cs="Times New Roman"/>
+          <w:sz w:val="24"/>
+          <w:szCs w:val="24"/>
+          <w:lang w:val="en-US"/>
+        </w:rPr>
+        <w:t>{%</w:t>
+      </w:r>
+      <w:r>
+        <w:rPr>
+          <w:rFonts w:ascii="Times New Roman" w:hAnsi="Times New Roman" w:cs="Times New Roman"/>
+          <w:sz w:val="24"/>
+          <w:szCs w:val="24"/>
+          <w:lang w:val="en-US"/>
+        </w:rPr>
+        <w:t>-</w:t>
+      </w:r>
+      <w:r>
+        <w:rPr>
+          <w:rFonts w:ascii="Times New Roman" w:hAnsi="Times New Roman" w:cs="Times New Roman"/>
+          <w:sz w:val="24"/>
+          <w:szCs w:val="24"/>
+          <w:lang w:val="en-US"/>
+        </w:rPr>
+        <w:t xml:space="preserve"> for </w:t>
       </w:r>
       <w:proofErr w:type="spellStart"/>
       <w:r>
@@ -14372,6 +16114,172 @@
           <w:szCs w:val="24"/>
           <w:lang w:val="en-US"/>
         </w:rPr>
+        <w:t>i</w:t>
+      </w:r>
+      <w:proofErr w:type="spellEnd"/>
+      <w:r>
+        <w:rPr>
+          <w:rFonts w:ascii="Times New Roman" w:hAnsi="Times New Roman" w:cs="Times New Roman"/>
+          <w:sz w:val="24"/>
+          <w:szCs w:val="24"/>
+          <w:lang w:val="en-US"/>
+        </w:rPr>
+        <w:t xml:space="preserve"> in </w:t>
+      </w:r>
+      <w:proofErr w:type="spellStart"/>
+      <w:r>
+        <w:rPr>
+          <w:rFonts w:ascii="Times New Roman" w:hAnsi="Times New Roman" w:cs="Times New Roman"/>
+          <w:sz w:val="24"/>
+          <w:szCs w:val="24"/>
+          <w:lang w:val="en-US"/>
+        </w:rPr>
+        <w:t>additional</w:t>
+      </w:r>
+      <w:r>
+        <w:rPr>
+          <w:rFonts w:ascii="Times New Roman" w:hAnsi="Times New Roman" w:cs="Times New Roman"/>
+          <w:sz w:val="24"/>
+          <w:szCs w:val="24"/>
+          <w:lang w:val="en-US"/>
+        </w:rPr>
+        <w:t>_library</w:t>
+      </w:r>
+      <w:proofErr w:type="spellEnd"/>
+      <w:r>
+        <w:rPr>
+          <w:rFonts w:ascii="Times New Roman" w:hAnsi="Times New Roman" w:cs="Times New Roman"/>
+          <w:sz w:val="24"/>
+          <w:szCs w:val="24"/>
+          <w:lang w:val="en-US"/>
+        </w:rPr>
+        <w:t xml:space="preserve"> %}</w:t>
+      </w:r>
+    </w:p>
+    <w:p>
+      <w:pPr>
+        <w:spacing w:before="200" w:after="200" w:line="240" w:lineRule="auto"/>
+        <w:rPr>
+          <w:rFonts w:ascii="Times New Roman" w:hAnsi="Times New Roman" w:cs="Times New Roman"/>
+          <w:sz w:val="24"/>
+          <w:szCs w:val="24"/>
+          <w:lang w:val="en-US"/>
+        </w:rPr>
+      </w:pPr>
+      <w:r>
+        <w:rPr>
+          <w:rFonts w:ascii="Times New Roman" w:hAnsi="Times New Roman" w:cs="Times New Roman"/>
+          <w:sz w:val="24"/>
+          <w:szCs w:val="24"/>
+          <w:lang w:val="en-US"/>
+        </w:rPr>
+        <w:t>{{</w:t>
+      </w:r>
+      <w:proofErr w:type="spellStart"/>
+      <w:r>
+        <w:rPr>
+          <w:rFonts w:ascii="Times New Roman" w:hAnsi="Times New Roman" w:cs="Times New Roman"/>
+          <w:sz w:val="24"/>
+          <w:szCs w:val="24"/>
+          <w:lang w:val="en-US"/>
+        </w:rPr>
+        <w:t>i.number</w:t>
+      </w:r>
+      <w:proofErr w:type="spellEnd"/>
+      <w:r>
+        <w:rPr>
+          <w:rFonts w:ascii="Times New Roman" w:hAnsi="Times New Roman" w:cs="Times New Roman"/>
+          <w:sz w:val="24"/>
+          <w:szCs w:val="24"/>
+          <w:lang w:val="en-US"/>
+        </w:rPr>
+        <w:t>}}</w:t>
+      </w:r>
+      <w:r>
+        <w:rPr>
+          <w:rFonts w:ascii="Times New Roman" w:hAnsi="Times New Roman" w:cs="Times New Roman"/>
+          <w:sz w:val="24"/>
+          <w:szCs w:val="24"/>
+          <w:lang w:val="en-US"/>
+        </w:rPr>
+        <w:t>.</w:t>
+      </w:r>
+      <w:r>
+        <w:rPr>
+          <w:rFonts w:ascii="Times New Roman" w:hAnsi="Times New Roman" w:cs="Times New Roman"/>
+          <w:sz w:val="24"/>
+          <w:szCs w:val="24"/>
+          <w:lang w:val="en-US"/>
+        </w:rPr>
+        <w:t xml:space="preserve"> {{</w:t>
+      </w:r>
+      <w:proofErr w:type="spellStart"/>
+      <w:r>
+        <w:rPr>
+          <w:rFonts w:ascii="Times New Roman" w:hAnsi="Times New Roman" w:cs="Times New Roman"/>
+          <w:sz w:val="24"/>
+          <w:szCs w:val="24"/>
+          <w:lang w:val="en-US"/>
+        </w:rPr>
+        <w:t>i.bib_disc</w:t>
+      </w:r>
+      <w:proofErr w:type="spellEnd"/>
+      <w:r>
+        <w:rPr>
+          <w:rFonts w:ascii="Times New Roman" w:hAnsi="Times New Roman" w:cs="Times New Roman"/>
+          <w:sz w:val="24"/>
+          <w:szCs w:val="24"/>
+          <w:lang w:val="en-US"/>
+        </w:rPr>
+        <w:t xml:space="preserve">}} </w:t>
+      </w:r>
+    </w:p>
+    <w:p>
+      <w:pPr>
+        <w:spacing w:before="200" w:after="200" w:line="240" w:lineRule="auto"/>
+        <w:jc w:val="both"/>
+        <w:rPr>
+          <w:rFonts w:ascii="Times New Roman" w:hAnsi="Times New Roman" w:cs="Times New Roman"/>
+          <w:sz w:val="24"/>
+          <w:szCs w:val="24"/>
+          <w:lang w:val="en-US"/>
+        </w:rPr>
+      </w:pPr>
+      <w:r>
+        <w:rPr>
+          <w:rFonts w:ascii="Times New Roman" w:hAnsi="Times New Roman" w:cs="Times New Roman"/>
+          <w:sz w:val="24"/>
+          <w:szCs w:val="24"/>
+          <w:lang w:val="en-US"/>
+        </w:rPr>
+        <w:t>{%</w:t>
+      </w:r>
+      <w:r>
+        <w:rPr>
+          <w:rFonts w:ascii="Times New Roman" w:hAnsi="Times New Roman" w:cs="Times New Roman"/>
+          <w:sz w:val="24"/>
+          <w:szCs w:val="24"/>
+          <w:lang w:val="en-US"/>
+        </w:rPr>
+        <w:t>-</w:t>
+      </w:r>
+      <w:r>
+        <w:rPr>
+          <w:rFonts w:ascii="Times New Roman" w:hAnsi="Times New Roman" w:cs="Times New Roman"/>
+          <w:sz w:val="24"/>
+          <w:szCs w:val="24"/>
+          <w:lang w:val="en-US"/>
+        </w:rPr>
+        <w:t xml:space="preserve"> </w:t>
+      </w:r>
+      <w:proofErr w:type="spellStart"/>
+      <w:r>
+        <w:rPr>
+          <w:rFonts w:ascii="Times New Roman" w:hAnsi="Times New Roman" w:cs="Times New Roman"/>
+          <w:sz w:val="24"/>
+          <w:szCs w:val="24"/>
+          <w:lang w:val="en-US"/>
+        </w:rPr>
         <w:t>endfor</w:t>
       </w:r>
       <w:proofErr w:type="spellEnd"/>
@@ -14382,40 +16290,32 @@
           <w:szCs w:val="24"/>
           <w:lang w:val="en-US"/>
         </w:rPr>
-        <w:t xml:space="preserve"> %</w:t>
-      </w:r>
-      <w:proofErr w:type="gramStart"/>
-      <w:r>
-        <w:rPr>
-          <w:rFonts w:ascii="Times New Roman" w:hAnsi="Times New Roman" w:cs="Times New Roman"/>
-          <w:sz w:val="24"/>
-          <w:szCs w:val="24"/>
-          <w:lang w:val="en-US"/>
-        </w:rPr>
-        <w:t>}</w:t>
-      </w:r>
-      <w:r>
-        <w:rPr>
-          <w:rFonts w:ascii="Times New Roman" w:hAnsi="Times New Roman" w:cs="Times New Roman"/>
-          <w:b/>
-          <w:bCs/>
-          <w:sz w:val="24"/>
-          <w:szCs w:val="24"/>
-          <w:lang w:val="en-US"/>
-        </w:rPr>
-        <w:t>9</w:t>
-      </w:r>
-      <w:proofErr w:type="gramEnd"/>
-      <w:r>
-        <w:rPr>
-          <w:rFonts w:ascii="Times New Roman" w:hAnsi="Times New Roman" w:cs="Times New Roman"/>
-          <w:b/>
-          <w:bCs/>
-          <w:sz w:val="24"/>
-          <w:szCs w:val="24"/>
-          <w:lang w:val="en-US"/>
-        </w:rPr>
-        <w:t xml:space="preserve"> </w:t>
+        <w:t xml:space="preserve"> %}</w:t>
+      </w:r>
+    </w:p>
+    <w:p>
+      <w:pPr>
+        <w:spacing w:before="200" w:after="200" w:line="240" w:lineRule="auto"/>
+        <w:jc w:val="both"/>
+        <w:rPr>
+          <w:rFonts w:ascii="Times New Roman" w:hAnsi="Times New Roman" w:cs="Times New Roman"/>
+          <w:b/>
+          <w:bCs/>
+          <w:sz w:val="24"/>
+          <w:szCs w:val="24"/>
+          <w:lang w:val="en-US"/>
+        </w:rPr>
+      </w:pPr>
+      <w:r>
+        <w:rPr>
+          <w:rFonts w:ascii="Times New Roman" w:hAnsi="Times New Roman" w:cs="Times New Roman"/>
+          <w:b/>
+          <w:bCs/>
+          <w:sz w:val="24"/>
+          <w:szCs w:val="24"/>
+          <w:lang w:val="en-US"/>
+        </w:rPr>
+        <w:t xml:space="preserve">9 </w:t>
       </w:r>
       <w:r>
         <w:rPr>
@@ -14618,6 +16518,8 @@
         </w:rPr>
         <w:t xml:space="preserve"> }}</w:t>
       </w:r>
+      <w:bookmarkStart w:id="0" w:name="_GoBack"/>
+      <w:bookmarkEnd w:id="0"/>
     </w:p>
     <w:p>
       <w:pPr>
@@ -14655,11 +16557,13 @@
     <w:p>
       <w:pPr>
         <w:spacing w:before="240" w:after="0" w:line="240" w:lineRule="auto"/>
-        <w:rPr>
-          <w:rFonts w:ascii="Times New Roman" w:hAnsi="Times New Roman" w:cs="Times New Roman"/>
-          <w:bCs/>
-          <w:sz w:val="24"/>
-          <w:szCs w:val="24"/>
+        <w:jc w:val="both"/>
+        <w:rPr>
+          <w:rFonts w:ascii="Times New Roman" w:hAnsi="Times New Roman" w:cs="Times New Roman"/>
+          <w:bCs/>
+          <w:sz w:val="24"/>
+          <w:szCs w:val="24"/>
+          <w:lang w:val="en-US"/>
         </w:rPr>
       </w:pPr>
       <w:r>
@@ -14670,7 +16574,26 @@
           <w:szCs w:val="24"/>
           <w:lang w:val="en-US"/>
         </w:rPr>
-        <w:t xml:space="preserve">{% </w:t>
+        <w:t>{%</w:t>
+      </w:r>
+      <w:r>
+        <w:rPr>
+          <w:rFonts w:ascii="Times New Roman" w:hAnsi="Times New Roman" w:cs="Times New Roman"/>
+          <w:bCs/>
+          <w:sz w:val="24"/>
+          <w:szCs w:val="24"/>
+        </w:rPr>
+        <w:t>-</w:t>
+      </w:r>
+      <w:r>
+        <w:rPr>
+          <w:rFonts w:ascii="Times New Roman" w:hAnsi="Times New Roman" w:cs="Times New Roman"/>
+          <w:bCs/>
+          <w:sz w:val="24"/>
+          <w:szCs w:val="24"/>
+          <w:lang w:val="en-US"/>
+        </w:rPr>
+        <w:t xml:space="preserve"> </w:t>
       </w:r>
       <w:r>
         <w:rPr>
@@ -14723,92 +16646,12 @@
           <w:lang w:val="en-US"/>
         </w:rPr>
         <w:t xml:space="preserve"> %}</w:t>
-      </w:r>
-      <w:r>
-        <w:rPr>
-          <w:rFonts w:ascii="Times New Roman" w:hAnsi="Times New Roman" w:cs="Times New Roman"/>
-          <w:bCs/>
-          <w:sz w:val="24"/>
-          <w:szCs w:val="24"/>
-          <w:lang w:val="en-US"/>
-        </w:rPr>
-        <w:t>{{</w:t>
-      </w:r>
-      <w:proofErr w:type="spellStart"/>
-      <w:r>
-        <w:rPr>
-          <w:rFonts w:ascii="Times New Roman" w:hAnsi="Times New Roman" w:cs="Times New Roman"/>
-          <w:bCs/>
-          <w:sz w:val="24"/>
-          <w:szCs w:val="24"/>
-          <w:lang w:val="en-US"/>
-        </w:rPr>
-        <w:t>i.number</w:t>
-      </w:r>
-      <w:proofErr w:type="spellEnd"/>
-      <w:r>
-        <w:rPr>
-          <w:rFonts w:ascii="Times New Roman" w:hAnsi="Times New Roman" w:cs="Times New Roman"/>
-          <w:bCs/>
-          <w:sz w:val="24"/>
-          <w:szCs w:val="24"/>
-          <w:lang w:val="en-US"/>
-        </w:rPr>
-        <w:t xml:space="preserve">}}. </w:t>
-      </w:r>
-      <w:r>
-        <w:rPr>
-          <w:rFonts w:ascii="Times New Roman" w:hAnsi="Times New Roman" w:cs="Times New Roman"/>
-          <w:bCs/>
-          <w:sz w:val="24"/>
-          <w:szCs w:val="24"/>
-        </w:rPr>
-        <w:t>{{</w:t>
-      </w:r>
-      <w:proofErr w:type="spellStart"/>
-      <w:r>
-        <w:rPr>
-          <w:rFonts w:ascii="Times New Roman" w:hAnsi="Times New Roman" w:cs="Times New Roman"/>
-          <w:bCs/>
-          <w:sz w:val="24"/>
-          <w:szCs w:val="24"/>
-          <w:lang w:val="en-US"/>
-        </w:rPr>
-        <w:t>i</w:t>
-      </w:r>
-      <w:proofErr w:type="spellEnd"/>
-      <w:r>
-        <w:rPr>
-          <w:rFonts w:ascii="Times New Roman" w:hAnsi="Times New Roman" w:cs="Times New Roman"/>
-          <w:bCs/>
-          <w:sz w:val="24"/>
-          <w:szCs w:val="24"/>
-        </w:rPr>
-        <w:t>.</w:t>
-      </w:r>
-      <w:r>
-        <w:rPr>
-          <w:rFonts w:ascii="Times New Roman" w:hAnsi="Times New Roman" w:cs="Times New Roman"/>
-          <w:bCs/>
-          <w:sz w:val="24"/>
-          <w:szCs w:val="24"/>
-          <w:lang w:val="en-US"/>
-        </w:rPr>
-        <w:t>content</w:t>
-      </w:r>
-      <w:r>
-        <w:rPr>
-          <w:rFonts w:ascii="Times New Roman" w:hAnsi="Times New Roman" w:cs="Times New Roman"/>
-          <w:bCs/>
-          <w:sz w:val="24"/>
-          <w:szCs w:val="24"/>
-        </w:rPr>
-        <w:t>}}</w:t>
       </w:r>
     </w:p>
     <w:p>
       <w:pPr>
         <w:spacing w:before="240" w:after="0" w:line="240" w:lineRule="auto"/>
+        <w:jc w:val="both"/>
         <w:rPr>
           <w:rFonts w:ascii="Times New Roman" w:hAnsi="Times New Roman" w:cs="Times New Roman"/>
           <w:bCs/>
@@ -14822,8 +16665,9 @@
           <w:bCs/>
           <w:sz w:val="24"/>
           <w:szCs w:val="24"/>
-        </w:rPr>
-        <w:t xml:space="preserve">{% </w:t>
+          <w:lang w:val="en-US"/>
+        </w:rPr>
+        <w:t>{{</w:t>
       </w:r>
       <w:proofErr w:type="spellStart"/>
       <w:r>
@@ -14834,7 +16678,7 @@
           <w:szCs w:val="24"/>
           <w:lang w:val="en-US"/>
         </w:rPr>
-        <w:t>endfor</w:t>
+        <w:t>i.number</w:t>
       </w:r>
       <w:proofErr w:type="spellEnd"/>
       <w:r>
@@ -14843,39 +16687,69 @@
           <w:bCs/>
           <w:sz w:val="24"/>
           <w:szCs w:val="24"/>
-        </w:rPr>
-        <w:t xml:space="preserve"> %}</w:t>
-      </w:r>
-      <w:r>
-        <w:rPr>
-          <w:rFonts w:ascii="Times New Roman" w:hAnsi="Times New Roman" w:cs="Times New Roman"/>
-          <w:b/>
-          <w:bCs/>
-          <w:sz w:val="24"/>
-          <w:szCs w:val="24"/>
-        </w:rPr>
-        <w:t xml:space="preserve">12 </w:t>
-      </w:r>
-      <w:r>
-        <w:rPr>
-          <w:rFonts w:ascii="Times New Roman" w:hAnsi="Times New Roman" w:cs="Times New Roman"/>
-          <w:b/>
-          <w:bCs/>
-          <w:sz w:val="24"/>
-          <w:szCs w:val="24"/>
-        </w:rPr>
-        <w:t>Материально-техническое обеспечение дисциплины</w:t>
+          <w:lang w:val="en-US"/>
+        </w:rPr>
+        <w:t xml:space="preserve">}}. </w:t>
+      </w:r>
+      <w:r>
+        <w:rPr>
+          <w:rFonts w:ascii="Times New Roman" w:hAnsi="Times New Roman" w:cs="Times New Roman"/>
+          <w:bCs/>
+          <w:sz w:val="24"/>
+          <w:szCs w:val="24"/>
+        </w:rPr>
+        <w:t>{{</w:t>
+      </w:r>
+      <w:proofErr w:type="spellStart"/>
+      <w:r>
+        <w:rPr>
+          <w:rFonts w:ascii="Times New Roman" w:hAnsi="Times New Roman" w:cs="Times New Roman"/>
+          <w:bCs/>
+          <w:sz w:val="24"/>
+          <w:szCs w:val="24"/>
+          <w:lang w:val="en-US"/>
+        </w:rPr>
+        <w:t>i</w:t>
+      </w:r>
+      <w:proofErr w:type="spellEnd"/>
+      <w:r>
+        <w:rPr>
+          <w:rFonts w:ascii="Times New Roman" w:hAnsi="Times New Roman" w:cs="Times New Roman"/>
+          <w:bCs/>
+          <w:sz w:val="24"/>
+          <w:szCs w:val="24"/>
+        </w:rPr>
+        <w:t>.</w:t>
+      </w:r>
+      <w:r>
+        <w:rPr>
+          <w:rFonts w:ascii="Times New Roman" w:hAnsi="Times New Roman" w:cs="Times New Roman"/>
+          <w:bCs/>
+          <w:sz w:val="24"/>
+          <w:szCs w:val="24"/>
+          <w:lang w:val="en-US"/>
+        </w:rPr>
+        <w:t>content</w:t>
+      </w:r>
+      <w:r>
+        <w:rPr>
+          <w:rFonts w:ascii="Times New Roman" w:hAnsi="Times New Roman" w:cs="Times New Roman"/>
+          <w:bCs/>
+          <w:sz w:val="24"/>
+          <w:szCs w:val="24"/>
+        </w:rPr>
+        <w:t>}}</w:t>
       </w:r>
     </w:p>
     <w:p>
       <w:pPr>
         <w:spacing w:before="240" w:after="0" w:line="240" w:lineRule="auto"/>
-        <w:rPr>
-          <w:rFonts w:ascii="Times New Roman" w:hAnsi="Times New Roman" w:cs="Times New Roman"/>
-          <w:bCs/>
-          <w:sz w:val="24"/>
-          <w:szCs w:val="24"/>
-          <w:lang w:val="en-US"/>
+        <w:jc w:val="both"/>
+        <w:rPr>
+          <w:rFonts w:ascii="Times New Roman" w:hAnsi="Times New Roman" w:cs="Times New Roman"/>
+          <w:bCs/>
+          <w:sz w:val="24"/>
+          <w:szCs w:val="24"/>
         </w:rPr>
       </w:pPr>
       <w:r>
@@ -14884,27 +16758,24 @@
           <w:bCs/>
           <w:sz w:val="24"/>
           <w:szCs w:val="24"/>
-          <w:lang w:val="en-US"/>
-        </w:rPr>
-        <w:t xml:space="preserve">{% </w:t>
-      </w:r>
-      <w:r>
-        <w:rPr>
-          <w:rFonts w:ascii="Times New Roman" w:hAnsi="Times New Roman" w:cs="Times New Roman"/>
-          <w:bCs/>
-          <w:sz w:val="24"/>
-          <w:szCs w:val="24"/>
-          <w:lang w:val="en-US"/>
-        </w:rPr>
-        <w:t>for</w:t>
-      </w:r>
-      <w:r>
-        <w:rPr>
-          <w:rFonts w:ascii="Times New Roman" w:hAnsi="Times New Roman" w:cs="Times New Roman"/>
-          <w:bCs/>
-          <w:sz w:val="24"/>
-          <w:szCs w:val="24"/>
-          <w:lang w:val="en-US"/>
+        </w:rPr>
+        <w:t>{%</w:t>
+      </w:r>
+      <w:r>
+        <w:rPr>
+          <w:rFonts w:ascii="Times New Roman" w:hAnsi="Times New Roman" w:cs="Times New Roman"/>
+          <w:bCs/>
+          <w:sz w:val="24"/>
+          <w:szCs w:val="24"/>
+        </w:rPr>
+        <w:t>-</w:t>
+      </w:r>
+      <w:r>
+        <w:rPr>
+          <w:rFonts w:ascii="Times New Roman" w:hAnsi="Times New Roman" w:cs="Times New Roman"/>
+          <w:bCs/>
+          <w:sz w:val="24"/>
+          <w:szCs w:val="24"/>
         </w:rPr>
         <w:t xml:space="preserve"> </w:t>
       </w:r>
@@ -14917,7 +16788,7 @@
           <w:szCs w:val="24"/>
           <w:lang w:val="en-US"/>
         </w:rPr>
-        <w:t>i</w:t>
+        <w:t>endfor</w:t>
       </w:r>
       <w:proofErr w:type="spellEnd"/>
       <w:r>
@@ -14926,101 +16797,8 @@
           <w:bCs/>
           <w:sz w:val="24"/>
           <w:szCs w:val="24"/>
-          <w:lang w:val="en-US"/>
-        </w:rPr>
-        <w:t xml:space="preserve"> </w:t>
-      </w:r>
-      <w:r>
-        <w:rPr>
-          <w:rFonts w:ascii="Times New Roman" w:hAnsi="Times New Roman" w:cs="Times New Roman"/>
-          <w:bCs/>
-          <w:sz w:val="24"/>
-          <w:szCs w:val="24"/>
-          <w:lang w:val="en-US"/>
-        </w:rPr>
-        <w:t>in</w:t>
-      </w:r>
-      <w:r>
-        <w:rPr>
-          <w:rFonts w:ascii="Times New Roman" w:hAnsi="Times New Roman" w:cs="Times New Roman"/>
-          <w:bCs/>
-          <w:sz w:val="24"/>
-          <w:szCs w:val="24"/>
-          <w:lang w:val="en-US"/>
-        </w:rPr>
-        <w:t xml:space="preserve"> </w:t>
-      </w:r>
-      <w:r>
-        <w:rPr>
-          <w:rFonts w:ascii="Times New Roman" w:hAnsi="Times New Roman" w:cs="Times New Roman"/>
-          <w:bCs/>
-          <w:sz w:val="24"/>
-          <w:szCs w:val="24"/>
-          <w:lang w:val="en-US"/>
-        </w:rPr>
-        <w:t>logistics</w:t>
-      </w:r>
-      <w:r>
-        <w:rPr>
-          <w:rFonts w:ascii="Times New Roman" w:hAnsi="Times New Roman" w:cs="Times New Roman"/>
-          <w:bCs/>
-          <w:sz w:val="24"/>
-          <w:szCs w:val="24"/>
-          <w:lang w:val="en-US"/>
-        </w:rPr>
-        <w:t xml:space="preserve"> %}{{</w:t>
-      </w:r>
-      <w:proofErr w:type="spellStart"/>
-      <w:r>
-        <w:rPr>
-          <w:rFonts w:ascii="Times New Roman" w:hAnsi="Times New Roman" w:cs="Times New Roman"/>
-          <w:bCs/>
-          <w:sz w:val="24"/>
-          <w:szCs w:val="24"/>
-          <w:lang w:val="en-US"/>
-        </w:rPr>
-        <w:t>i</w:t>
-      </w:r>
-      <w:r>
-        <w:rPr>
-          <w:rFonts w:ascii="Times New Roman" w:hAnsi="Times New Roman" w:cs="Times New Roman"/>
-          <w:bCs/>
-          <w:sz w:val="24"/>
-          <w:szCs w:val="24"/>
-          <w:lang w:val="en-US"/>
-        </w:rPr>
-        <w:t>.</w:t>
-      </w:r>
-      <w:r>
-        <w:rPr>
-          <w:rFonts w:ascii="Times New Roman" w:hAnsi="Times New Roman" w:cs="Times New Roman"/>
-          <w:bCs/>
-          <w:sz w:val="24"/>
-          <w:szCs w:val="24"/>
-          <w:lang w:val="en-US"/>
-        </w:rPr>
-        <w:t>number</w:t>
-      </w:r>
-      <w:proofErr w:type="spellEnd"/>
-      <w:r>
-        <w:rPr>
-          <w:rFonts w:ascii="Times New Roman" w:hAnsi="Times New Roman" w:cs="Times New Roman"/>
-          <w:bCs/>
-          <w:sz w:val="24"/>
-          <w:szCs w:val="24"/>
-          <w:lang w:val="en-US"/>
-        </w:rPr>
-        <w:t xml:space="preserve">}}. </w:t>
-      </w:r>
-      <w:r>
-        <w:rPr>
-          <w:rFonts w:ascii="Times New Roman" w:hAnsi="Times New Roman" w:cs="Times New Roman"/>
-          <w:bCs/>
-          <w:sz w:val="24"/>
-          <w:szCs w:val="24"/>
-          <w:lang w:val="en-US"/>
-        </w:rPr>
-        <w:t>{{i.name}}</w:t>
+        </w:rPr>
+        <w:t xml:space="preserve"> %}</w:t>
       </w:r>
     </w:p>
     <w:p>
@@ -15031,18 +16809,258 @@
           <w:bCs/>
           <w:sz w:val="24"/>
           <w:szCs w:val="24"/>
-          <w:lang w:val="en-US"/>
         </w:rPr>
       </w:pPr>
       <w:r>
         <w:rPr>
           <w:rFonts w:ascii="Times New Roman" w:hAnsi="Times New Roman" w:cs="Times New Roman"/>
-          <w:bCs/>
-          <w:sz w:val="24"/>
-          <w:szCs w:val="24"/>
-          <w:lang w:val="en-US"/>
-        </w:rPr>
-        <w:t xml:space="preserve">{% </w:t>
+          <w:b/>
+          <w:bCs/>
+          <w:sz w:val="24"/>
+          <w:szCs w:val="24"/>
+        </w:rPr>
+        <w:t xml:space="preserve">12 </w:t>
+      </w:r>
+      <w:r>
+        <w:rPr>
+          <w:rFonts w:ascii="Times New Roman" w:hAnsi="Times New Roman" w:cs="Times New Roman"/>
+          <w:b/>
+          <w:bCs/>
+          <w:sz w:val="24"/>
+          <w:szCs w:val="24"/>
+        </w:rPr>
+        <w:t>Материально-техническое обеспечение дисциплины</w:t>
+      </w:r>
+    </w:p>
+    <w:p>
+      <w:pPr>
+        <w:spacing w:before="240" w:after="0" w:line="240" w:lineRule="auto"/>
+        <w:rPr>
+          <w:rFonts w:ascii="Times New Roman" w:hAnsi="Times New Roman" w:cs="Times New Roman"/>
+          <w:bCs/>
+          <w:sz w:val="24"/>
+          <w:szCs w:val="24"/>
+        </w:rPr>
+      </w:pPr>
+      <w:r>
+        <w:rPr>
+          <w:rFonts w:ascii="Times New Roman" w:hAnsi="Times New Roman" w:cs="Times New Roman"/>
+          <w:bCs/>
+          <w:sz w:val="24"/>
+          <w:szCs w:val="24"/>
+        </w:rPr>
+        <w:t>{%</w:t>
+      </w:r>
+      <w:r>
+        <w:rPr>
+          <w:rFonts w:ascii="Times New Roman" w:hAnsi="Times New Roman" w:cs="Times New Roman"/>
+          <w:bCs/>
+          <w:sz w:val="24"/>
+          <w:szCs w:val="24"/>
+        </w:rPr>
+        <w:t>-</w:t>
+      </w:r>
+      <w:r>
+        <w:rPr>
+          <w:rFonts w:ascii="Times New Roman" w:hAnsi="Times New Roman" w:cs="Times New Roman"/>
+          <w:bCs/>
+          <w:sz w:val="24"/>
+          <w:szCs w:val="24"/>
+        </w:rPr>
+        <w:t xml:space="preserve"> </w:t>
+      </w:r>
+      <w:r>
+        <w:rPr>
+          <w:rFonts w:ascii="Times New Roman" w:hAnsi="Times New Roman" w:cs="Times New Roman"/>
+          <w:bCs/>
+          <w:sz w:val="24"/>
+          <w:szCs w:val="24"/>
+          <w:lang w:val="en-US"/>
+        </w:rPr>
+        <w:t>for</w:t>
+      </w:r>
+      <w:r>
+        <w:rPr>
+          <w:rFonts w:ascii="Times New Roman" w:hAnsi="Times New Roman" w:cs="Times New Roman"/>
+          <w:bCs/>
+          <w:sz w:val="24"/>
+          <w:szCs w:val="24"/>
+        </w:rPr>
+        <w:t xml:space="preserve"> </w:t>
+      </w:r>
+      <w:proofErr w:type="spellStart"/>
+      <w:r>
+        <w:rPr>
+          <w:rFonts w:ascii="Times New Roman" w:hAnsi="Times New Roman" w:cs="Times New Roman"/>
+          <w:bCs/>
+          <w:sz w:val="24"/>
+          <w:szCs w:val="24"/>
+          <w:lang w:val="en-US"/>
+        </w:rPr>
+        <w:t>i</w:t>
+      </w:r>
+      <w:proofErr w:type="spellEnd"/>
+      <w:r>
+        <w:rPr>
+          <w:rFonts w:ascii="Times New Roman" w:hAnsi="Times New Roman" w:cs="Times New Roman"/>
+          <w:bCs/>
+          <w:sz w:val="24"/>
+          <w:szCs w:val="24"/>
+        </w:rPr>
+        <w:t xml:space="preserve"> </w:t>
+      </w:r>
+      <w:r>
+        <w:rPr>
+          <w:rFonts w:ascii="Times New Roman" w:hAnsi="Times New Roman" w:cs="Times New Roman"/>
+          <w:bCs/>
+          <w:sz w:val="24"/>
+          <w:szCs w:val="24"/>
+          <w:lang w:val="en-US"/>
+        </w:rPr>
+        <w:t>in</w:t>
+      </w:r>
+      <w:r>
+        <w:rPr>
+          <w:rFonts w:ascii="Times New Roman" w:hAnsi="Times New Roman" w:cs="Times New Roman"/>
+          <w:bCs/>
+          <w:sz w:val="24"/>
+          <w:szCs w:val="24"/>
+        </w:rPr>
+        <w:t xml:space="preserve"> </w:t>
+      </w:r>
+      <w:r>
+        <w:rPr>
+          <w:rFonts w:ascii="Times New Roman" w:hAnsi="Times New Roman" w:cs="Times New Roman"/>
+          <w:bCs/>
+          <w:sz w:val="24"/>
+          <w:szCs w:val="24"/>
+          <w:lang w:val="en-US"/>
+        </w:rPr>
+        <w:t>logistics</w:t>
+      </w:r>
+      <w:r>
+        <w:rPr>
+          <w:rFonts w:ascii="Times New Roman" w:hAnsi="Times New Roman" w:cs="Times New Roman"/>
+          <w:bCs/>
+          <w:sz w:val="24"/>
+          <w:szCs w:val="24"/>
+        </w:rPr>
+        <w:t xml:space="preserve"> %}</w:t>
+      </w:r>
+    </w:p>
+    <w:p>
+      <w:pPr>
+        <w:spacing w:before="240" w:after="0" w:line="240" w:lineRule="auto"/>
+        <w:rPr>
+          <w:rFonts w:ascii="Times New Roman" w:hAnsi="Times New Roman" w:cs="Times New Roman"/>
+          <w:bCs/>
+          <w:sz w:val="24"/>
+          <w:szCs w:val="24"/>
+          <w:lang w:val="en-US"/>
+        </w:rPr>
+      </w:pPr>
+      <w:r>
+        <w:rPr>
+          <w:rFonts w:ascii="Times New Roman" w:hAnsi="Times New Roman" w:cs="Times New Roman"/>
+          <w:bCs/>
+          <w:sz w:val="24"/>
+          <w:szCs w:val="24"/>
+          <w:lang w:val="en-US"/>
+        </w:rPr>
+        <w:t>{{</w:t>
+      </w:r>
+      <w:proofErr w:type="spellStart"/>
+      <w:r>
+        <w:rPr>
+          <w:rFonts w:ascii="Times New Roman" w:hAnsi="Times New Roman" w:cs="Times New Roman"/>
+          <w:bCs/>
+          <w:sz w:val="24"/>
+          <w:szCs w:val="24"/>
+          <w:lang w:val="en-US"/>
+        </w:rPr>
+        <w:t>i</w:t>
+      </w:r>
+      <w:r>
+        <w:rPr>
+          <w:rFonts w:ascii="Times New Roman" w:hAnsi="Times New Roman" w:cs="Times New Roman"/>
+          <w:bCs/>
+          <w:sz w:val="24"/>
+          <w:szCs w:val="24"/>
+          <w:lang w:val="en-US"/>
+        </w:rPr>
+        <w:t>.</w:t>
+      </w:r>
+      <w:r>
+        <w:rPr>
+          <w:rFonts w:ascii="Times New Roman" w:hAnsi="Times New Roman" w:cs="Times New Roman"/>
+          <w:bCs/>
+          <w:sz w:val="24"/>
+          <w:szCs w:val="24"/>
+          <w:lang w:val="en-US"/>
+        </w:rPr>
+        <w:t>number</w:t>
+      </w:r>
+      <w:proofErr w:type="spellEnd"/>
+      <w:r>
+        <w:rPr>
+          <w:rFonts w:ascii="Times New Roman" w:hAnsi="Times New Roman" w:cs="Times New Roman"/>
+          <w:bCs/>
+          <w:sz w:val="24"/>
+          <w:szCs w:val="24"/>
+          <w:lang w:val="en-US"/>
+        </w:rPr>
+        <w:t xml:space="preserve">}}. </w:t>
+      </w:r>
+      <w:r>
+        <w:rPr>
+          <w:rFonts w:ascii="Times New Roman" w:hAnsi="Times New Roman" w:cs="Times New Roman"/>
+          <w:bCs/>
+          <w:sz w:val="24"/>
+          <w:szCs w:val="24"/>
+          <w:lang w:val="en-US"/>
+        </w:rPr>
+        <w:t>{{i.name}}</w:t>
+      </w:r>
+    </w:p>
+    <w:p>
+      <w:pPr>
+        <w:spacing w:before="240" w:after="0" w:line="240" w:lineRule="auto"/>
+        <w:rPr>
+          <w:rFonts w:ascii="Times New Roman" w:hAnsi="Times New Roman" w:cs="Times New Roman"/>
+          <w:bCs/>
+          <w:sz w:val="24"/>
+          <w:szCs w:val="24"/>
+          <w:lang w:val="en-US"/>
+        </w:rPr>
+      </w:pPr>
+      <w:r>
+        <w:rPr>
+          <w:rFonts w:ascii="Times New Roman" w:hAnsi="Times New Roman" w:cs="Times New Roman"/>
+          <w:bCs/>
+          <w:sz w:val="24"/>
+          <w:szCs w:val="24"/>
+          <w:lang w:val="en-US"/>
+        </w:rPr>
+        <w:t>{%</w:t>
+      </w:r>
+      <w:r>
+        <w:rPr>
+          <w:rFonts w:ascii="Times New Roman" w:hAnsi="Times New Roman" w:cs="Times New Roman"/>
+          <w:bCs/>
+          <w:sz w:val="24"/>
+          <w:szCs w:val="24"/>
+        </w:rPr>
+        <w:t>-</w:t>
+      </w:r>
+      <w:r>
+        <w:rPr>
+          <w:rFonts w:ascii="Times New Roman" w:hAnsi="Times New Roman" w:cs="Times New Roman"/>
+          <w:bCs/>
+          <w:sz w:val="24"/>
+          <w:szCs w:val="24"/>
+          <w:lang w:val="en-US"/>
+        </w:rPr>
+        <w:t xml:space="preserve"> </w:t>
       </w:r>
       <w:proofErr w:type="spellStart"/>
       <w:r>
@@ -15149,7 +17167,7 @@
             <w:noProof/>
             <w:sz w:val="24"/>
           </w:rPr>
-          <w:t>4</w:t>
+          <w:t>6</w:t>
         </w:r>
         <w:r>
           <w:rPr>
@@ -16136,7 +18154,7 @@
 </file>
 
 <file path=customXml/itemProps1.xml><?xml version="1.0" encoding="utf-8"?>
-<ds:datastoreItem xmlns:ds="http://schemas.openxmlformats.org/officeDocument/2006/customXml" ds:itemID="{495ADCAC-7670-4439-A98B-170C57308111}">
+<ds:datastoreItem xmlns:ds="http://schemas.openxmlformats.org/officeDocument/2006/customXml" ds:itemID="{30F31565-7A9F-4BE7-A922-1E004DA4E950}">
   <ds:schemaRefs>
     <ds:schemaRef ds:uri="http://schemas.openxmlformats.org/officeDocument/2006/bibliography"/>
   </ds:schemaRefs>

--- a/templates/docxRPD/rpd.docx
+++ b/templates/docxRPD/rpd.docx
@@ -7743,7 +7743,7 @@
                 <w:szCs w:val="20"/>
                 <w:lang w:val="en-US"/>
               </w:rPr>
-              <w:t xml:space="preserve"> for k, </w:t>
+              <w:t xml:space="preserve"> for </w:t>
             </w:r>
             <w:proofErr w:type="spellStart"/>
             <w:r>
@@ -7763,19 +7763,26 @@
                 <w:szCs w:val="20"/>
                 <w:lang w:val="en-US"/>
               </w:rPr>
-              <w:t xml:space="preserve"> in </w:t>
-            </w:r>
-            <w:proofErr w:type="spellStart"/>
-            <w:r>
+              <w:t xml:space="preserve"> in items %}</w:t>
+            </w:r>
+          </w:p>
+        </w:tc>
+      </w:tr>
+      <w:tr>
+        <w:tc>
+          <w:tcPr>
+            <w:tcW w:w="704" w:type="dxa"/>
+            <w:vAlign w:val="center"/>
+          </w:tcPr>
+          <w:p>
+            <w:pPr>
+              <w:jc w:val="center"/>
               <w:rPr>
                 <w:rFonts w:ascii="Times New Roman" w:hAnsi="Times New Roman" w:cs="Times New Roman"/>
                 <w:sz w:val="20"/>
                 <w:szCs w:val="20"/>
-                <w:lang w:val="en-US"/>
-              </w:rPr>
-              <w:t>items.items</w:t>
-            </w:r>
-            <w:proofErr w:type="spellEnd"/>
+              </w:rPr>
+            </w:pPr>
             <w:r>
               <w:rPr>
                 <w:rFonts w:ascii="Times New Roman" w:hAnsi="Times New Roman" w:cs="Times New Roman"/>
@@ -7783,27 +7790,19 @@
                 <w:szCs w:val="20"/>
                 <w:lang w:val="en-US"/>
               </w:rPr>
-              <w:t>() %}</w:t>
-            </w:r>
-          </w:p>
-        </w:tc>
-      </w:tr>
-      <w:tr>
-        <w:tc>
-          <w:tcPr>
-            <w:tcW w:w="704" w:type="dxa"/>
-            <w:vAlign w:val="center"/>
-          </w:tcPr>
-          <w:p>
-            <w:pPr>
-              <w:jc w:val="center"/>
+              <w:lastRenderedPageBreak/>
+              <w:t xml:space="preserve">{{ </w:t>
+            </w:r>
+            <w:proofErr w:type="spellStart"/>
+            <w:r>
               <w:rPr>
                 <w:rFonts w:ascii="Times New Roman" w:hAnsi="Times New Roman" w:cs="Times New Roman"/>
                 <w:sz w:val="20"/>
                 <w:szCs w:val="20"/>
                 <w:lang w:val="en-US"/>
               </w:rPr>
-            </w:pPr>
+              <w:t>i</w:t>
+            </w:r>
             <w:r>
               <w:rPr>
                 <w:rFonts w:ascii="Times New Roman" w:hAnsi="Times New Roman" w:cs="Times New Roman"/>
@@ -7811,32 +7810,33 @@
                 <w:szCs w:val="20"/>
                 <w:lang w:val="en-US"/>
               </w:rPr>
-              <w:lastRenderedPageBreak/>
-              <w:t>{{ k[1] }}</w:t>
-            </w:r>
-          </w:p>
-        </w:tc>
-        <w:tc>
-          <w:tcPr>
-            <w:tcW w:w="1791" w:type="dxa"/>
-          </w:tcPr>
-          <w:p>
-            <w:pPr>
+              <w:t>.num</w:t>
+            </w:r>
+            <w:proofErr w:type="spellEnd"/>
+            <w:r>
               <w:rPr>
                 <w:rFonts w:ascii="Times New Roman" w:hAnsi="Times New Roman" w:cs="Times New Roman"/>
                 <w:sz w:val="20"/>
                 <w:szCs w:val="20"/>
-              </w:rPr>
-            </w:pPr>
-            <w:r>
+                <w:lang w:val="en-US"/>
+              </w:rPr>
+              <w:t>}}</w:t>
+            </w:r>
+          </w:p>
+        </w:tc>
+        <w:tc>
+          <w:tcPr>
+            <w:tcW w:w="1791" w:type="dxa"/>
+          </w:tcPr>
+          <w:p>
+            <w:pPr>
               <w:rPr>
                 <w:rFonts w:ascii="Times New Roman" w:hAnsi="Times New Roman" w:cs="Times New Roman"/>
                 <w:sz w:val="20"/>
                 <w:szCs w:val="20"/>
                 <w:lang w:val="en-US"/>
               </w:rPr>
-              <w:t>{{ k</w:t>
-            </w:r>
+            </w:pPr>
             <w:r>
               <w:rPr>
                 <w:rFonts w:ascii="Times New Roman" w:hAnsi="Times New Roman" w:cs="Times New Roman"/>
@@ -7844,34 +7844,35 @@
                 <w:szCs w:val="20"/>
                 <w:lang w:val="en-US"/>
               </w:rPr>
-              <w:t>[0]</w:t>
-            </w:r>
-            <w:r>
+              <w:t>{{ i.name }}</w:t>
+            </w:r>
+          </w:p>
+        </w:tc>
+        <w:tc>
+          <w:tcPr>
+            <w:tcW w:w="708" w:type="dxa"/>
+            <w:vAlign w:val="center"/>
+          </w:tcPr>
+          <w:p>
+            <w:pPr>
+              <w:jc w:val="center"/>
               <w:rPr>
                 <w:rFonts w:ascii="Times New Roman" w:hAnsi="Times New Roman" w:cs="Times New Roman"/>
                 <w:sz w:val="20"/>
                 <w:szCs w:val="20"/>
                 <w:lang w:val="en-US"/>
               </w:rPr>
-              <w:t xml:space="preserve"> }}</w:t>
-            </w:r>
-          </w:p>
-        </w:tc>
-        <w:tc>
-          <w:tcPr>
-            <w:tcW w:w="708" w:type="dxa"/>
-            <w:vAlign w:val="center"/>
-          </w:tcPr>
-          <w:p>
-            <w:pPr>
-              <w:jc w:val="center"/>
+            </w:pPr>
+            <w:r>
               <w:rPr>
                 <w:rFonts w:ascii="Times New Roman" w:hAnsi="Times New Roman" w:cs="Times New Roman"/>
                 <w:sz w:val="20"/>
                 <w:szCs w:val="20"/>
                 <w:lang w:val="en-US"/>
               </w:rPr>
-            </w:pPr>
+              <w:t xml:space="preserve">{{ </w:t>
+            </w:r>
+            <w:proofErr w:type="spellStart"/>
             <w:r>
               <w:rPr>
                 <w:rFonts w:ascii="Times New Roman" w:hAnsi="Times New Roman" w:cs="Times New Roman"/>
@@ -7879,9 +7880,9 @@
                 <w:szCs w:val="20"/>
                 <w:lang w:val="en-US"/>
               </w:rPr>
-              <w:t xml:space="preserve">{{ </w:t>
-            </w:r>
-            <w:proofErr w:type="spellStart"/>
+              <w:t>i.lekc</w:t>
+            </w:r>
+            <w:proofErr w:type="spellEnd"/>
             <w:r>
               <w:rPr>
                 <w:rFonts w:ascii="Times New Roman" w:hAnsi="Times New Roman" w:cs="Times New Roman"/>
@@ -7889,18 +7890,25 @@
                 <w:szCs w:val="20"/>
                 <w:lang w:val="en-US"/>
               </w:rPr>
-              <w:t>i.lec_num</w:t>
-            </w:r>
-            <w:r>
+              <w:t xml:space="preserve"> }}</w:t>
+            </w:r>
+          </w:p>
+        </w:tc>
+        <w:tc>
+          <w:tcPr>
+            <w:tcW w:w="709" w:type="dxa"/>
+            <w:vAlign w:val="center"/>
+          </w:tcPr>
+          <w:p>
+            <w:pPr>
+              <w:jc w:val="center"/>
               <w:rPr>
                 <w:rFonts w:ascii="Times New Roman" w:hAnsi="Times New Roman" w:cs="Times New Roman"/>
                 <w:sz w:val="20"/>
                 <w:szCs w:val="20"/>
                 <w:lang w:val="en-US"/>
               </w:rPr>
-              <w:t>s</w:t>
-            </w:r>
-            <w:proofErr w:type="spellEnd"/>
+            </w:pPr>
             <w:r>
               <w:rPr>
                 <w:rFonts w:ascii="Times New Roman" w:hAnsi="Times New Roman" w:cs="Times New Roman"/>
@@ -7908,7 +7916,27 @@
                 <w:szCs w:val="20"/>
                 <w:lang w:val="en-US"/>
               </w:rPr>
-              <w:t xml:space="preserve"> }}</w:t>
+              <w:t xml:space="preserve">{{ </w:t>
+            </w:r>
+            <w:proofErr w:type="spellStart"/>
+            <w:r>
+              <w:rPr>
+                <w:rFonts w:ascii="Times New Roman" w:hAnsi="Times New Roman" w:cs="Times New Roman"/>
+                <w:sz w:val="20"/>
+                <w:szCs w:val="20"/>
+                <w:lang w:val="en-US"/>
+              </w:rPr>
+              <w:t>i.lekc_hours</w:t>
+            </w:r>
+            <w:proofErr w:type="spellEnd"/>
+            <w:r>
+              <w:rPr>
+                <w:rFonts w:ascii="Times New Roman" w:hAnsi="Times New Roman" w:cs="Times New Roman"/>
+                <w:sz w:val="20"/>
+                <w:szCs w:val="20"/>
+                <w:lang w:val="en-US"/>
+              </w:rPr>
+              <w:t>}}</w:t>
             </w:r>
           </w:p>
         </w:tc>
@@ -7944,7 +7972,7 @@
                 <w:szCs w:val="20"/>
                 <w:lang w:val="en-US"/>
               </w:rPr>
-              <w:t>i.lec</w:t>
+              <w:t>i.lab</w:t>
             </w:r>
             <w:proofErr w:type="spellEnd"/>
             <w:r>
@@ -7960,7 +7988,7 @@
         </w:tc>
         <w:tc>
           <w:tcPr>
-            <w:tcW w:w="709" w:type="dxa"/>
+            <w:tcW w:w="710" w:type="dxa"/>
             <w:vAlign w:val="center"/>
           </w:tcPr>
           <w:p>
@@ -7990,7 +8018,7 @@
                 <w:szCs w:val="20"/>
                 <w:lang w:val="en-US"/>
               </w:rPr>
-              <w:t>i.labs_nums</w:t>
+              <w:t>i.lab_hours</w:t>
             </w:r>
             <w:proofErr w:type="spellEnd"/>
             <w:r>
@@ -8026,19 +8054,25 @@
                 <w:szCs w:val="20"/>
                 <w:lang w:val="en-US"/>
               </w:rPr>
-              <w:t xml:space="preserve">{{ </w:t>
-            </w:r>
-            <w:proofErr w:type="spellStart"/>
-            <w:r>
+              <w:t>{{ i.pr }}</w:t>
+            </w:r>
+          </w:p>
+        </w:tc>
+        <w:tc>
+          <w:tcPr>
+            <w:tcW w:w="710" w:type="dxa"/>
+            <w:vAlign w:val="center"/>
+          </w:tcPr>
+          <w:p>
+            <w:pPr>
+              <w:jc w:val="center"/>
               <w:rPr>
                 <w:rFonts w:ascii="Times New Roman" w:hAnsi="Times New Roman" w:cs="Times New Roman"/>
                 <w:sz w:val="20"/>
                 <w:szCs w:val="20"/>
                 <w:lang w:val="en-US"/>
               </w:rPr>
-              <w:t>i.labs</w:t>
-            </w:r>
-            <w:proofErr w:type="spellEnd"/>
+            </w:pPr>
             <w:r>
               <w:rPr>
                 <w:rFonts w:ascii="Times New Roman" w:hAnsi="Times New Roman" w:cs="Times New Roman"/>
@@ -8046,6 +8080,26 @@
                 <w:szCs w:val="20"/>
                 <w:lang w:val="en-US"/>
               </w:rPr>
+              <w:t xml:space="preserve">{{ </w:t>
+            </w:r>
+            <w:proofErr w:type="spellStart"/>
+            <w:r>
+              <w:rPr>
+                <w:rFonts w:ascii="Times New Roman" w:hAnsi="Times New Roman" w:cs="Times New Roman"/>
+                <w:sz w:val="20"/>
+                <w:szCs w:val="20"/>
+                <w:lang w:val="en-US"/>
+              </w:rPr>
+              <w:t>i.pr_hours</w:t>
+            </w:r>
+            <w:proofErr w:type="spellEnd"/>
+            <w:r>
+              <w:rPr>
+                <w:rFonts w:ascii="Times New Roman" w:hAnsi="Times New Roman" w:cs="Times New Roman"/>
+                <w:sz w:val="20"/>
+                <w:szCs w:val="20"/>
+                <w:lang w:val="en-US"/>
+              </w:rPr>
               <w:t xml:space="preserve"> }}</w:t>
             </w:r>
           </w:p>
@@ -8082,7 +8136,7 @@
                 <w:szCs w:val="20"/>
                 <w:lang w:val="en-US"/>
               </w:rPr>
-              <w:t>i.pr.nums</w:t>
+              <w:t>i.srs</w:t>
             </w:r>
             <w:proofErr w:type="spellEnd"/>
             <w:r>
@@ -8118,25 +8172,19 @@
                 <w:szCs w:val="20"/>
                 <w:lang w:val="en-US"/>
               </w:rPr>
-              <w:t>{{ i.pr }}</w:t>
-            </w:r>
-          </w:p>
-        </w:tc>
-        <w:tc>
-          <w:tcPr>
-            <w:tcW w:w="710" w:type="dxa"/>
-            <w:vAlign w:val="center"/>
-          </w:tcPr>
-          <w:p>
-            <w:pPr>
-              <w:jc w:val="center"/>
+              <w:t xml:space="preserve">{{ </w:t>
+            </w:r>
+            <w:proofErr w:type="spellStart"/>
+            <w:r>
               <w:rPr>
                 <w:rFonts w:ascii="Times New Roman" w:hAnsi="Times New Roman" w:cs="Times New Roman"/>
                 <w:sz w:val="20"/>
                 <w:szCs w:val="20"/>
                 <w:lang w:val="en-US"/>
               </w:rPr>
-            </w:pPr>
+              <w:t>i.srs_hours</w:t>
+            </w:r>
+            <w:proofErr w:type="spellEnd"/>
             <w:r>
               <w:rPr>
                 <w:rFonts w:ascii="Times New Roman" w:hAnsi="Times New Roman" w:cs="Times New Roman"/>
@@ -8144,19 +8192,25 @@
                 <w:szCs w:val="20"/>
                 <w:lang w:val="en-US"/>
               </w:rPr>
-              <w:t xml:space="preserve">{{ </w:t>
-            </w:r>
-            <w:proofErr w:type="spellStart"/>
-            <w:r>
+              <w:t xml:space="preserve"> }}</w:t>
+            </w:r>
+          </w:p>
+        </w:tc>
+        <w:tc>
+          <w:tcPr>
+            <w:tcW w:w="1174" w:type="dxa"/>
+            <w:vAlign w:val="center"/>
+          </w:tcPr>
+          <w:p>
+            <w:pPr>
+              <w:jc w:val="center"/>
               <w:rPr>
                 <w:rFonts w:ascii="Times New Roman" w:hAnsi="Times New Roman" w:cs="Times New Roman"/>
                 <w:sz w:val="20"/>
                 <w:szCs w:val="20"/>
                 <w:lang w:val="en-US"/>
               </w:rPr>
-              <w:t>i</w:t>
-            </w:r>
-            <w:proofErr w:type="spellEnd"/>
+            </w:pPr>
             <w:r>
               <w:rPr>
                 <w:rFonts w:ascii="Times New Roman" w:hAnsi="Times New Roman" w:cs="Times New Roman"/>
@@ -8164,12 +8218,8 @@
                 <w:szCs w:val="20"/>
                 <w:lang w:val="en-US"/>
               </w:rPr>
-              <w:t>.</w:t>
-            </w:r>
-            <w:r>
-              <w:t xml:space="preserve"> </w:t>
-            </w:r>
-            <w:proofErr w:type="spellStart"/>
+              <w:t>{{ i.</w:t>
+            </w:r>
             <w:r>
               <w:rPr>
                 <w:rFonts w:ascii="Times New Roman" w:hAnsi="Times New Roman" w:cs="Times New Roman"/>
@@ -8177,101 +8227,10 @@
                 <w:szCs w:val="20"/>
                 <w:lang w:val="en-US"/>
               </w:rPr>
-              <w:t>srs_nums</w:t>
-            </w:r>
-            <w:proofErr w:type="spellEnd"/>
-            <w:r>
-              <w:rPr>
-                <w:rFonts w:ascii="Times New Roman" w:hAnsi="Times New Roman" w:cs="Times New Roman"/>
-                <w:sz w:val="20"/>
-                <w:szCs w:val="20"/>
-                <w:lang w:val="en-US"/>
-              </w:rPr>
-              <w:t>}}</w:t>
-            </w:r>
-          </w:p>
-        </w:tc>
-        <w:tc>
-          <w:tcPr>
-            <w:tcW w:w="710" w:type="dxa"/>
-            <w:vAlign w:val="center"/>
-          </w:tcPr>
-          <w:p>
-            <w:pPr>
-              <w:jc w:val="center"/>
-              <w:rPr>
-                <w:rFonts w:ascii="Times New Roman" w:hAnsi="Times New Roman" w:cs="Times New Roman"/>
-                <w:sz w:val="20"/>
-                <w:szCs w:val="20"/>
-                <w:lang w:val="en-US"/>
-              </w:rPr>
-            </w:pPr>
-            <w:r>
-              <w:rPr>
-                <w:rFonts w:ascii="Times New Roman" w:hAnsi="Times New Roman" w:cs="Times New Roman"/>
-                <w:sz w:val="20"/>
-                <w:szCs w:val="20"/>
-                <w:lang w:val="en-US"/>
-              </w:rPr>
-              <w:t xml:space="preserve">{{ </w:t>
-            </w:r>
-            <w:proofErr w:type="spellStart"/>
-            <w:r>
-              <w:rPr>
-                <w:rFonts w:ascii="Times New Roman" w:hAnsi="Times New Roman" w:cs="Times New Roman"/>
-                <w:sz w:val="20"/>
-                <w:szCs w:val="20"/>
-                <w:lang w:val="en-US"/>
-              </w:rPr>
-              <w:t>i.srs</w:t>
-            </w:r>
-            <w:proofErr w:type="spellEnd"/>
-            <w:r>
-              <w:rPr>
-                <w:rFonts w:ascii="Times New Roman" w:hAnsi="Times New Roman" w:cs="Times New Roman"/>
-                <w:sz w:val="20"/>
-                <w:szCs w:val="20"/>
-                <w:lang w:val="en-US"/>
-              </w:rPr>
-              <w:t xml:space="preserve"> }}</w:t>
-            </w:r>
-          </w:p>
-        </w:tc>
-        <w:tc>
-          <w:tcPr>
-            <w:tcW w:w="1174" w:type="dxa"/>
-            <w:vAlign w:val="center"/>
-          </w:tcPr>
-          <w:p>
-            <w:pPr>
-              <w:jc w:val="center"/>
-              <w:rPr>
-                <w:rFonts w:ascii="Times New Roman" w:hAnsi="Times New Roman" w:cs="Times New Roman"/>
-                <w:sz w:val="20"/>
-                <w:szCs w:val="20"/>
-                <w:lang w:val="en-US"/>
-              </w:rPr>
-            </w:pPr>
-            <w:r>
-              <w:rPr>
-                <w:rFonts w:ascii="Times New Roman" w:hAnsi="Times New Roman" w:cs="Times New Roman"/>
-                <w:sz w:val="20"/>
-                <w:szCs w:val="20"/>
-                <w:lang w:val="en-US"/>
-              </w:rPr>
-              <w:t xml:space="preserve">{{ </w:t>
-            </w:r>
-            <w:proofErr w:type="spellStart"/>
-            <w:r>
-              <w:rPr>
-                <w:rFonts w:ascii="Times New Roman" w:hAnsi="Times New Roman" w:cs="Times New Roman"/>
-                <w:sz w:val="20"/>
-                <w:szCs w:val="20"/>
-                <w:lang w:val="en-US"/>
-              </w:rPr>
-              <w:t>i.formcontrol</w:t>
-            </w:r>
-            <w:proofErr w:type="spellEnd"/>
+              <w:t>tic</w:t>
+            </w:r>
+            <w:bookmarkStart w:id="0" w:name="_GoBack"/>
+            <w:bookmarkEnd w:id="0"/>
             <w:r>
               <w:rPr>
                 <w:rFonts w:ascii="Times New Roman" w:hAnsi="Times New Roman" w:cs="Times New Roman"/>
@@ -8378,6 +8337,7 @@
           <w:rFonts w:ascii="Times New Roman" w:hAnsi="Times New Roman" w:cs="Times New Roman"/>
           <w:sz w:val="24"/>
           <w:szCs w:val="24"/>
+          <w:lang w:val="en-US"/>
         </w:rPr>
       </w:pPr>
       <w:r>
@@ -8385,6 +8345,7 @@
           <w:rFonts w:ascii="Times New Roman" w:hAnsi="Times New Roman" w:cs="Times New Roman"/>
           <w:sz w:val="24"/>
           <w:szCs w:val="24"/>
+          <w:lang w:val="en-US"/>
         </w:rPr>
         <w:t xml:space="preserve">{% </w:t>
       </w:r>
@@ -8404,14 +8365,17 @@
           <w:rFonts w:ascii="Times New Roman" w:hAnsi="Times New Roman" w:cs="Times New Roman"/>
           <w:sz w:val="24"/>
           <w:szCs w:val="24"/>
+          <w:lang w:val="en-US"/>
         </w:rPr>
         <w:t xml:space="preserve"> </w:t>
       </w:r>
-      <w:r>
-        <w:rPr>
-          <w:rFonts w:ascii="Times New Roman" w:hAnsi="Times New Roman" w:cs="Times New Roman"/>
-          <w:sz w:val="24"/>
-          <w:szCs w:val="24"/>
+      <w:proofErr w:type="gramStart"/>
+      <w:r>
+        <w:rPr>
+          <w:rFonts w:ascii="Times New Roman" w:hAnsi="Times New Roman" w:cs="Times New Roman"/>
+          <w:sz w:val="24"/>
+          <w:szCs w:val="24"/>
+          <w:lang w:val="en-US"/>
         </w:rPr>
         <w:t>-</w:t>
       </w:r>
@@ -8420,8 +8384,19 @@
           <w:rFonts w:ascii="Times New Roman" w:hAnsi="Times New Roman" w:cs="Times New Roman"/>
           <w:sz w:val="24"/>
           <w:szCs w:val="24"/>
-        </w:rPr>
-        <w:t>%}</w:t>
+          <w:lang w:val="en-US"/>
+        </w:rPr>
+        <w:t>%</w:t>
+      </w:r>
+      <w:proofErr w:type="gramEnd"/>
+      <w:r>
+        <w:rPr>
+          <w:rFonts w:ascii="Times New Roman" w:hAnsi="Times New Roman" w:cs="Times New Roman"/>
+          <w:sz w:val="24"/>
+          <w:szCs w:val="24"/>
+          <w:lang w:val="en-US"/>
+        </w:rPr>
+        <w:t>}</w:t>
       </w:r>
     </w:p>
     <w:p>
@@ -8431,6 +8406,7 @@
           <w:rFonts w:ascii="Times New Roman" w:hAnsi="Times New Roman" w:cs="Times New Roman"/>
           <w:sz w:val="24"/>
           <w:szCs w:val="24"/>
+          <w:lang w:val="en-US"/>
         </w:rPr>
       </w:pPr>
       <w:r>
@@ -8440,36 +8416,28 @@
           <w:bCs/>
           <w:sz w:val="24"/>
           <w:szCs w:val="24"/>
-        </w:rPr>
-        <w:t>4</w:t>
-      </w:r>
-      <w:r>
-        <w:rPr>
-          <w:rFonts w:ascii="Times New Roman" w:hAnsi="Times New Roman" w:cs="Times New Roman"/>
-          <w:b/>
-          <w:bCs/>
-          <w:sz w:val="24"/>
-          <w:szCs w:val="24"/>
-        </w:rPr>
-        <w:t>.</w:t>
-      </w:r>
-      <w:r>
-        <w:rPr>
-          <w:rFonts w:ascii="Times New Roman" w:hAnsi="Times New Roman" w:cs="Times New Roman"/>
-          <w:b/>
-          <w:bCs/>
-          <w:sz w:val="24"/>
-          <w:szCs w:val="24"/>
-        </w:rPr>
-        <w:t>2</w:t>
-      </w:r>
-      <w:r>
-        <w:rPr>
-          <w:rFonts w:ascii="Times New Roman" w:hAnsi="Times New Roman" w:cs="Times New Roman"/>
-          <w:b/>
-          <w:bCs/>
-          <w:sz w:val="24"/>
-          <w:szCs w:val="24"/>
+          <w:lang w:val="en-US"/>
+        </w:rPr>
+        <w:t xml:space="preserve">4.2 </w:t>
+      </w:r>
+      <w:r>
+        <w:rPr>
+          <w:rFonts w:ascii="Times New Roman" w:hAnsi="Times New Roman" w:cs="Times New Roman"/>
+          <w:b/>
+          <w:bCs/>
+          <w:sz w:val="24"/>
+          <w:szCs w:val="24"/>
+        </w:rPr>
+        <w:t>Краткое</w:t>
+      </w:r>
+      <w:r>
+        <w:rPr>
+          <w:rFonts w:ascii="Times New Roman" w:hAnsi="Times New Roman" w:cs="Times New Roman"/>
+          <w:b/>
+          <w:bCs/>
+          <w:sz w:val="24"/>
+          <w:szCs w:val="24"/>
+          <w:lang w:val="en-US"/>
         </w:rPr>
         <w:t xml:space="preserve"> </w:t>
       </w:r>
@@ -8481,7 +8449,91 @@
           <w:sz w:val="24"/>
           <w:szCs w:val="24"/>
         </w:rPr>
-        <w:t>Краткое содержание разделов и тем занятий</w:t>
+        <w:t>содержание</w:t>
+      </w:r>
+      <w:r>
+        <w:rPr>
+          <w:rFonts w:ascii="Times New Roman" w:hAnsi="Times New Roman" w:cs="Times New Roman"/>
+          <w:b/>
+          <w:bCs/>
+          <w:sz w:val="24"/>
+          <w:szCs w:val="24"/>
+          <w:lang w:val="en-US"/>
+        </w:rPr>
+        <w:t xml:space="preserve"> </w:t>
+      </w:r>
+      <w:r>
+        <w:rPr>
+          <w:rFonts w:ascii="Times New Roman" w:hAnsi="Times New Roman" w:cs="Times New Roman"/>
+          <w:b/>
+          <w:bCs/>
+          <w:sz w:val="24"/>
+          <w:szCs w:val="24"/>
+        </w:rPr>
+        <w:t>разделов</w:t>
+      </w:r>
+      <w:r>
+        <w:rPr>
+          <w:rFonts w:ascii="Times New Roman" w:hAnsi="Times New Roman" w:cs="Times New Roman"/>
+          <w:b/>
+          <w:bCs/>
+          <w:sz w:val="24"/>
+          <w:szCs w:val="24"/>
+          <w:lang w:val="en-US"/>
+        </w:rPr>
+        <w:t xml:space="preserve"> </w:t>
+      </w:r>
+      <w:r>
+        <w:rPr>
+          <w:rFonts w:ascii="Times New Roman" w:hAnsi="Times New Roman" w:cs="Times New Roman"/>
+          <w:b/>
+          <w:bCs/>
+          <w:sz w:val="24"/>
+          <w:szCs w:val="24"/>
+        </w:rPr>
+        <w:t>и</w:t>
+      </w:r>
+      <w:r>
+        <w:rPr>
+          <w:rFonts w:ascii="Times New Roman" w:hAnsi="Times New Roman" w:cs="Times New Roman"/>
+          <w:b/>
+          <w:bCs/>
+          <w:sz w:val="24"/>
+          <w:szCs w:val="24"/>
+          <w:lang w:val="en-US"/>
+        </w:rPr>
+        <w:t xml:space="preserve"> </w:t>
+      </w:r>
+      <w:r>
+        <w:rPr>
+          <w:rFonts w:ascii="Times New Roman" w:hAnsi="Times New Roman" w:cs="Times New Roman"/>
+          <w:b/>
+          <w:bCs/>
+          <w:sz w:val="24"/>
+          <w:szCs w:val="24"/>
+        </w:rPr>
+        <w:t>тем</w:t>
+      </w:r>
+      <w:r>
+        <w:rPr>
+          <w:rFonts w:ascii="Times New Roman" w:hAnsi="Times New Roman" w:cs="Times New Roman"/>
+          <w:b/>
+          <w:bCs/>
+          <w:sz w:val="24"/>
+          <w:szCs w:val="24"/>
+          <w:lang w:val="en-US"/>
+        </w:rPr>
+        <w:t xml:space="preserve"> </w:t>
+      </w:r>
+      <w:r>
+        <w:rPr>
+          <w:rFonts w:ascii="Times New Roman" w:hAnsi="Times New Roman" w:cs="Times New Roman"/>
+          <w:b/>
+          <w:bCs/>
+          <w:sz w:val="24"/>
+          <w:szCs w:val="24"/>
+        </w:rPr>
+        <w:t>занятий</w:t>
       </w:r>
     </w:p>
     <w:p>
@@ -12433,6 +12485,7 @@
           <w:bCs/>
           <w:sz w:val="24"/>
           <w:szCs w:val="24"/>
+          <w:lang w:val="en-US"/>
         </w:rPr>
         <w:t>-</w:t>
       </w:r>
@@ -12610,6 +12663,7 @@
           <w:rFonts w:ascii="Times New Roman" w:hAnsi="Times New Roman" w:cs="Times New Roman"/>
           <w:sz w:val="24"/>
           <w:szCs w:val="24"/>
+          <w:lang w:val="en-US"/>
         </w:rPr>
       </w:pPr>
       <w:r>
@@ -12617,6 +12671,7 @@
           <w:rFonts w:ascii="Times New Roman" w:hAnsi="Times New Roman" w:cs="Times New Roman"/>
           <w:sz w:val="24"/>
           <w:szCs w:val="24"/>
+          <w:lang w:val="en-US"/>
         </w:rPr>
         <w:t>{{</w:t>
       </w:r>
@@ -12630,29 +12685,31 @@
         </w:rPr>
         <w:t>i</w:t>
       </w:r>
+      <w:r>
+        <w:rPr>
+          <w:rFonts w:ascii="Times New Roman" w:hAnsi="Times New Roman" w:cs="Times New Roman"/>
+          <w:sz w:val="24"/>
+          <w:szCs w:val="24"/>
+          <w:lang w:val="en-US"/>
+        </w:rPr>
+        <w:t>.</w:t>
+      </w:r>
+      <w:r>
+        <w:rPr>
+          <w:rFonts w:ascii="Times New Roman" w:hAnsi="Times New Roman" w:cs="Times New Roman"/>
+          <w:sz w:val="24"/>
+          <w:szCs w:val="24"/>
+          <w:lang w:val="en-US"/>
+        </w:rPr>
+        <w:t>content</w:t>
+      </w:r>
       <w:proofErr w:type="spellEnd"/>
       <w:r>
         <w:rPr>
           <w:rFonts w:ascii="Times New Roman" w:hAnsi="Times New Roman" w:cs="Times New Roman"/>
           <w:sz w:val="24"/>
           <w:szCs w:val="24"/>
-        </w:rPr>
-        <w:t>.</w:t>
-      </w:r>
-      <w:r>
-        <w:rPr>
-          <w:rFonts w:ascii="Times New Roman" w:hAnsi="Times New Roman" w:cs="Times New Roman"/>
-          <w:sz w:val="24"/>
-          <w:szCs w:val="24"/>
-          <w:lang w:val="en-US"/>
-        </w:rPr>
-        <w:t>content</w:t>
-      </w:r>
-      <w:r>
-        <w:rPr>
-          <w:rFonts w:ascii="Times New Roman" w:hAnsi="Times New Roman" w:cs="Times New Roman"/>
-          <w:sz w:val="24"/>
-          <w:szCs w:val="24"/>
+          <w:lang w:val="en-US"/>
         </w:rPr>
         <w:t>}}</w:t>
       </w:r>
@@ -12839,6 +12896,7 @@
           <w:bCs/>
           <w:sz w:val="24"/>
           <w:szCs w:val="24"/>
+          <w:lang w:val="en-US"/>
         </w:rPr>
         <w:t>-</w:t>
       </w:r>
@@ -12899,6 +12957,7 @@
           <w:bCs/>
           <w:sz w:val="24"/>
           <w:szCs w:val="24"/>
+          <w:lang w:val="en-US"/>
         </w:rPr>
         <w:t xml:space="preserve"> </w:t>
       </w:r>
@@ -13945,31 +14004,7 @@
           <w:szCs w:val="24"/>
           <w:lang w:val="en-US"/>
         </w:rPr>
-        <w:t xml:space="preserve"> </w:t>
-      </w:r>
-      <w:proofErr w:type="gramStart"/>
-      <w:r>
-        <w:rPr>
-          <w:rFonts w:ascii="Times New Roman" w:hAnsi="Times New Roman" w:cs="Times New Roman"/>
-          <w:b/>
-          <w:bCs/>
-          <w:sz w:val="24"/>
-          <w:szCs w:val="24"/>
-          <w:lang w:val="en-US"/>
-        </w:rPr>
-        <w:t>%</w:t>
-      </w:r>
-      <w:proofErr w:type="gramEnd"/>
-      <w:r>
-        <w:rPr>
-          <w:rFonts w:ascii="Times New Roman" w:hAnsi="Times New Roman" w:cs="Times New Roman"/>
-          <w:b/>
-          <w:bCs/>
-          <w:sz w:val="24"/>
-          <w:szCs w:val="24"/>
-          <w:lang w:val="en-US"/>
-        </w:rPr>
-        <w:t>}</w:t>
+        <w:t xml:space="preserve"> %}</w:t>
       </w:r>
     </w:p>
     <w:p>
@@ -14514,27 +14549,16 @@
           <w:sz w:val="24"/>
           <w:szCs w:val="24"/>
           <w:u w:val="single"/>
-          <w:lang w:val="en-US"/>
         </w:rPr>
       </w:pPr>
-      <w:r>
-        <w:rPr>
-          <w:rFonts w:ascii="Times New Roman" w:hAnsi="Times New Roman" w:cs="Times New Roman"/>
-          <w:sz w:val="24"/>
-          <w:szCs w:val="24"/>
-          <w:lang w:val="en-US"/>
-        </w:rPr>
-        <w:t>{</w:t>
-      </w:r>
       <w:proofErr w:type="gramStart"/>
       <w:r>
         <w:rPr>
           <w:rFonts w:ascii="Times New Roman" w:hAnsi="Times New Roman" w:cs="Times New Roman"/>
           <w:sz w:val="24"/>
           <w:szCs w:val="24"/>
-          <w:lang w:val="en-US"/>
-        </w:rPr>
-        <w:t xml:space="preserve">{ </w:t>
+        </w:rPr>
+        <w:t xml:space="preserve">{{ </w:t>
       </w:r>
       <w:proofErr w:type="spellStart"/>
       <w:r>
@@ -14546,12 +14570,12 @@
         </w:rPr>
         <w:t>i</w:t>
       </w:r>
-      <w:r>
-        <w:rPr>
-          <w:rFonts w:ascii="Times New Roman" w:hAnsi="Times New Roman" w:cs="Times New Roman"/>
-          <w:sz w:val="24"/>
-          <w:szCs w:val="24"/>
-          <w:lang w:val="en-US"/>
+      <w:proofErr w:type="spellEnd"/>
+      <w:r>
+        <w:rPr>
+          <w:rFonts w:ascii="Times New Roman" w:hAnsi="Times New Roman" w:cs="Times New Roman"/>
+          <w:sz w:val="24"/>
+          <w:szCs w:val="24"/>
         </w:rPr>
         <w:t>.</w:t>
       </w:r>
@@ -14564,14 +14588,12 @@
         </w:rPr>
         <w:t>example</w:t>
       </w:r>
-      <w:proofErr w:type="spellEnd"/>
       <w:proofErr w:type="gramEnd"/>
       <w:r>
         <w:rPr>
           <w:rFonts w:ascii="Times New Roman" w:hAnsi="Times New Roman" w:cs="Times New Roman"/>
           <w:sz w:val="24"/>
           <w:szCs w:val="24"/>
-          <w:lang w:val="en-US"/>
         </w:rPr>
         <w:t xml:space="preserve"> }}</w:t>
       </w:r>
@@ -14581,7 +14603,6 @@
           <w:sz w:val="24"/>
           <w:szCs w:val="24"/>
           <w:u w:val="single"/>
-          <w:lang w:val="en-US"/>
         </w:rPr>
         <w:t xml:space="preserve"> </w:t>
       </w:r>
@@ -14593,7 +14614,6 @@
           <w:rFonts w:ascii="Times New Roman" w:hAnsi="Times New Roman" w:cs="Times New Roman"/>
           <w:sz w:val="24"/>
           <w:szCs w:val="24"/>
-          <w:lang w:val="en-US"/>
         </w:rPr>
       </w:pPr>
       <w:r>
@@ -14601,7 +14621,6 @@
           <w:rFonts w:ascii="Times New Roman" w:hAnsi="Times New Roman" w:cs="Times New Roman"/>
           <w:sz w:val="24"/>
           <w:szCs w:val="24"/>
-          <w:lang w:val="en-US"/>
         </w:rPr>
         <w:t>{%</w:t>
       </w:r>
@@ -14618,7 +14637,6 @@
           <w:rFonts w:ascii="Times New Roman" w:hAnsi="Times New Roman" w:cs="Times New Roman"/>
           <w:sz w:val="24"/>
           <w:szCs w:val="24"/>
-          <w:lang w:val="en-US"/>
         </w:rPr>
         <w:t xml:space="preserve"> </w:t>
       </w:r>
@@ -14638,7 +14656,6 @@
           <w:rFonts w:ascii="Times New Roman" w:hAnsi="Times New Roman" w:cs="Times New Roman"/>
           <w:sz w:val="24"/>
           <w:szCs w:val="24"/>
-          <w:lang w:val="en-US"/>
         </w:rPr>
         <w:t xml:space="preserve"> </w:t>
       </w:r>
@@ -14647,7 +14664,6 @@
           <w:rFonts w:ascii="Times New Roman" w:hAnsi="Times New Roman" w:cs="Times New Roman"/>
           <w:sz w:val="24"/>
           <w:szCs w:val="24"/>
-          <w:lang w:val="en-US"/>
         </w:rPr>
         <w:t>%}</w:t>
       </w:r>
@@ -14664,17 +14680,6 @@
           <w:szCs w:val="24"/>
         </w:rPr>
       </w:pPr>
-      <w:r>
-        <w:rPr>
-          <w:rFonts w:ascii="Times New Roman" w:hAnsi="Times New Roman" w:cs="Times New Roman"/>
-          <w:b/>
-          <w:bCs/>
-          <w:sz w:val="24"/>
-          <w:szCs w:val="24"/>
-          <w:lang w:val="en-US"/>
-        </w:rPr>
-        <w:t>6.2.2</w:t>
-      </w:r>
       <w:proofErr w:type="gramStart"/>
       <w:r>
         <w:rPr>
@@ -14683,9 +14688,8 @@
           <w:bCs/>
           <w:sz w:val="24"/>
           <w:szCs w:val="24"/>
-          <w:lang w:val="en-US"/>
-        </w:rPr>
-        <w:t>.{</w:t>
+        </w:rPr>
+        <w:t>6.2.2.{</w:t>
       </w:r>
       <w:proofErr w:type="gramEnd"/>
       <w:r>
@@ -14695,7 +14699,6 @@
           <w:bCs/>
           <w:sz w:val="24"/>
           <w:szCs w:val="24"/>
-          <w:lang w:val="en-US"/>
         </w:rPr>
         <w:t>{</w:t>
       </w:r>
@@ -14711,14 +14714,14 @@
         </w:rPr>
         <w:t>i</w:t>
       </w:r>
-      <w:r>
-        <w:rPr>
-          <w:rFonts w:ascii="Times New Roman" w:hAnsi="Times New Roman" w:cs="Times New Roman"/>
-          <w:b/>
-          <w:bCs/>
-          <w:sz w:val="24"/>
-          <w:szCs w:val="24"/>
-          <w:lang w:val="en-US"/>
+      <w:proofErr w:type="spellEnd"/>
+      <w:r>
+        <w:rPr>
+          <w:rFonts w:ascii="Times New Roman" w:hAnsi="Times New Roman" w:cs="Times New Roman"/>
+          <w:b/>
+          <w:bCs/>
+          <w:sz w:val="24"/>
+          <w:szCs w:val="24"/>
         </w:rPr>
         <w:t>.</w:t>
       </w:r>
@@ -14733,15 +14736,13 @@
         </w:rPr>
         <w:t>number</w:t>
       </w:r>
-      <w:proofErr w:type="spellEnd"/>
-      <w:r>
-        <w:rPr>
-          <w:rFonts w:ascii="Times New Roman" w:hAnsi="Times New Roman" w:cs="Times New Roman"/>
-          <w:b/>
-          <w:bCs/>
-          <w:sz w:val="24"/>
-          <w:szCs w:val="24"/>
-          <w:lang w:val="en-US"/>
+      <w:r>
+        <w:rPr>
+          <w:rFonts w:ascii="Times New Roman" w:hAnsi="Times New Roman" w:cs="Times New Roman"/>
+          <w:b/>
+          <w:bCs/>
+          <w:sz w:val="24"/>
+          <w:szCs w:val="24"/>
         </w:rPr>
         <w:t xml:space="preserve">}}.2 </w:t>
       </w:r>
@@ -14762,7 +14763,6 @@
           <w:bCs/>
           <w:sz w:val="24"/>
           <w:szCs w:val="24"/>
-          <w:lang w:val="en-US"/>
         </w:rPr>
         <w:t xml:space="preserve"> </w:t>
       </w:r>
@@ -14787,7 +14787,6 @@
           <w:bCs/>
           <w:sz w:val="24"/>
           <w:szCs w:val="24"/>
-          <w:lang w:val="en-US"/>
         </w:rPr>
       </w:pPr>
       <w:r>
@@ -14796,7 +14795,6 @@
           <w:bCs/>
           <w:sz w:val="24"/>
           <w:szCs w:val="24"/>
-          <w:lang w:val="en-US"/>
         </w:rPr>
         <w:t>{%</w:t>
       </w:r>
@@ -14815,7 +14813,6 @@
           <w:bCs/>
           <w:sz w:val="24"/>
           <w:szCs w:val="24"/>
-          <w:lang w:val="en-US"/>
         </w:rPr>
         <w:t xml:space="preserve"> </w:t>
       </w:r>
@@ -14835,7 +14832,6 @@
           <w:bCs/>
           <w:sz w:val="24"/>
           <w:szCs w:val="24"/>
-          <w:lang w:val="en-US"/>
         </w:rPr>
         <w:t xml:space="preserve"> </w:t>
       </w:r>
@@ -14850,13 +14846,13 @@
         </w:rPr>
         <w:t>i</w:t>
       </w:r>
-      <w:r>
-        <w:rPr>
-          <w:rFonts w:ascii="Times New Roman" w:hAnsi="Times New Roman" w:cs="Times New Roman"/>
-          <w:bCs/>
-          <w:sz w:val="24"/>
-          <w:szCs w:val="24"/>
-          <w:lang w:val="en-US"/>
+      <w:proofErr w:type="spellEnd"/>
+      <w:r>
+        <w:rPr>
+          <w:rFonts w:ascii="Times New Roman" w:hAnsi="Times New Roman" w:cs="Times New Roman"/>
+          <w:bCs/>
+          <w:sz w:val="24"/>
+          <w:szCs w:val="24"/>
         </w:rPr>
         <w:t>.</w:t>
       </w:r>
@@ -14870,6 +14866,26 @@
         </w:rPr>
         <w:t>type</w:t>
       </w:r>
+      <w:r>
+        <w:rPr>
+          <w:rFonts w:ascii="Times New Roman" w:hAnsi="Times New Roman" w:cs="Times New Roman"/>
+          <w:bCs/>
+          <w:sz w:val="24"/>
+          <w:szCs w:val="24"/>
+        </w:rPr>
+        <w:t xml:space="preserve"> == ‘</w:t>
+      </w:r>
+      <w:proofErr w:type="spellStart"/>
+      <w:r>
+        <w:rPr>
+          <w:rFonts w:ascii="Times New Roman" w:hAnsi="Times New Roman" w:cs="Times New Roman"/>
+          <w:bCs/>
+          <w:sz w:val="24"/>
+          <w:szCs w:val="24"/>
+          <w:lang w:val="en-US"/>
+        </w:rPr>
+        <w:t>zach</w:t>
+      </w:r>
       <w:proofErr w:type="spellEnd"/>
       <w:r>
         <w:rPr>
@@ -14877,29 +14893,6 @@
           <w:bCs/>
           <w:sz w:val="24"/>
           <w:szCs w:val="24"/>
-          <w:lang w:val="en-US"/>
-        </w:rPr>
-        <w:t xml:space="preserve"> == ‘</w:t>
-      </w:r>
-      <w:proofErr w:type="spellStart"/>
-      <w:r>
-        <w:rPr>
-          <w:rFonts w:ascii="Times New Roman" w:hAnsi="Times New Roman" w:cs="Times New Roman"/>
-          <w:bCs/>
-          <w:sz w:val="24"/>
-          <w:szCs w:val="24"/>
-          <w:lang w:val="en-US"/>
-        </w:rPr>
-        <w:t>zach</w:t>
-      </w:r>
-      <w:proofErr w:type="spellEnd"/>
-      <w:r>
-        <w:rPr>
-          <w:rFonts w:ascii="Times New Roman" w:hAnsi="Times New Roman" w:cs="Times New Roman"/>
-          <w:bCs/>
-          <w:sz w:val="24"/>
-          <w:szCs w:val="24"/>
-          <w:lang w:val="en-US"/>
         </w:rPr>
         <w:t>’ %}</w:t>
       </w:r>
@@ -15102,31 +15095,7 @@
           <w:szCs w:val="24"/>
           <w:lang w:val="en-US"/>
         </w:rPr>
-        <w:t xml:space="preserve">{% else </w:t>
-      </w:r>
-      <w:proofErr w:type="gramStart"/>
-      <w:r>
-        <w:rPr>
-          <w:rFonts w:ascii="Times New Roman" w:hAnsi="Times New Roman" w:cs="Times New Roman"/>
-          <w:b/>
-          <w:bCs/>
-          <w:sz w:val="24"/>
-          <w:szCs w:val="24"/>
-          <w:lang w:val="en-US"/>
-        </w:rPr>
-        <w:t>%</w:t>
-      </w:r>
-      <w:proofErr w:type="gramEnd"/>
-      <w:r>
-        <w:rPr>
-          <w:rFonts w:ascii="Times New Roman" w:hAnsi="Times New Roman" w:cs="Times New Roman"/>
-          <w:b/>
-          <w:bCs/>
-          <w:sz w:val="24"/>
-          <w:szCs w:val="24"/>
-          <w:lang w:val="en-US"/>
-        </w:rPr>
-        <w:t>}</w:t>
+        <w:t>{% else %}</w:t>
       </w:r>
     </w:p>
     <w:tbl>
@@ -15908,7 +15877,6 @@
           <w:rFonts w:ascii="Times New Roman" w:hAnsi="Times New Roman" w:cs="Times New Roman"/>
           <w:sz w:val="24"/>
           <w:szCs w:val="24"/>
-          <w:lang w:val="en-US"/>
         </w:rPr>
       </w:pPr>
       <w:r>
@@ -15916,7 +15884,6 @@
           <w:rFonts w:ascii="Times New Roman" w:hAnsi="Times New Roman" w:cs="Times New Roman"/>
           <w:sz w:val="24"/>
           <w:szCs w:val="24"/>
-          <w:lang w:val="en-US"/>
         </w:rPr>
         <w:t>{%</w:t>
       </w:r>
@@ -15933,7 +15900,6 @@
           <w:rFonts w:ascii="Times New Roman" w:hAnsi="Times New Roman" w:cs="Times New Roman"/>
           <w:sz w:val="24"/>
           <w:szCs w:val="24"/>
-          <w:lang w:val="en-US"/>
         </w:rPr>
         <w:t xml:space="preserve"> </w:t>
       </w:r>
@@ -15953,7 +15919,6 @@
           <w:rFonts w:ascii="Times New Roman" w:hAnsi="Times New Roman" w:cs="Times New Roman"/>
           <w:sz w:val="24"/>
           <w:szCs w:val="24"/>
-          <w:lang w:val="en-US"/>
         </w:rPr>
         <w:t xml:space="preserve"> %}</w:t>
       </w:r>
@@ -16242,7 +16207,6 @@
           <w:rFonts w:ascii="Times New Roman" w:hAnsi="Times New Roman" w:cs="Times New Roman"/>
           <w:sz w:val="24"/>
           <w:szCs w:val="24"/>
-          <w:lang w:val="en-US"/>
         </w:rPr>
       </w:pPr>
       <w:r>
@@ -16250,7 +16214,6 @@
           <w:rFonts w:ascii="Times New Roman" w:hAnsi="Times New Roman" w:cs="Times New Roman"/>
           <w:sz w:val="24"/>
           <w:szCs w:val="24"/>
-          <w:lang w:val="en-US"/>
         </w:rPr>
         <w:t>{%</w:t>
       </w:r>
@@ -16259,7 +16222,6 @@
           <w:rFonts w:ascii="Times New Roman" w:hAnsi="Times New Roman" w:cs="Times New Roman"/>
           <w:sz w:val="24"/>
           <w:szCs w:val="24"/>
-          <w:lang w:val="en-US"/>
         </w:rPr>
         <w:t>-</w:t>
       </w:r>
@@ -16268,7 +16230,6 @@
           <w:rFonts w:ascii="Times New Roman" w:hAnsi="Times New Roman" w:cs="Times New Roman"/>
           <w:sz w:val="24"/>
           <w:szCs w:val="24"/>
-          <w:lang w:val="en-US"/>
         </w:rPr>
         <w:t xml:space="preserve"> </w:t>
       </w:r>
@@ -16288,7 +16249,6 @@
           <w:rFonts w:ascii="Times New Roman" w:hAnsi="Times New Roman" w:cs="Times New Roman"/>
           <w:sz w:val="24"/>
           <w:szCs w:val="24"/>
-          <w:lang w:val="en-US"/>
         </w:rPr>
         <w:t xml:space="preserve"> %}</w:t>
       </w:r>
@@ -16303,7 +16263,6 @@
           <w:bCs/>
           <w:sz w:val="24"/>
           <w:szCs w:val="24"/>
-          <w:lang w:val="en-US"/>
         </w:rPr>
       </w:pPr>
       <w:r>
@@ -16313,7 +16272,6 @@
           <w:bCs/>
           <w:sz w:val="24"/>
           <w:szCs w:val="24"/>
-          <w:lang w:val="en-US"/>
         </w:rPr>
         <w:t xml:space="preserve">9 </w:t>
       </w:r>
@@ -16334,7 +16292,6 @@
           <w:bCs/>
           <w:sz w:val="24"/>
           <w:szCs w:val="24"/>
-          <w:lang w:val="en-US"/>
         </w:rPr>
         <w:t xml:space="preserve"> </w:t>
       </w:r>
@@ -16355,7 +16312,6 @@
           <w:bCs/>
           <w:sz w:val="24"/>
           <w:szCs w:val="24"/>
-          <w:lang w:val="en-US"/>
         </w:rPr>
         <w:t xml:space="preserve"> </w:t>
       </w:r>
@@ -16377,29 +16333,17 @@
           <w:rFonts w:ascii="Times New Roman" w:hAnsi="Times New Roman" w:cs="Times New Roman"/>
           <w:sz w:val="24"/>
           <w:szCs w:val="24"/>
-          <w:lang w:val="en-US"/>
         </w:rPr>
       </w:pPr>
-      <w:r>
-        <w:rPr>
-          <w:rFonts w:ascii="Times New Roman" w:hAnsi="Times New Roman" w:cs="Times New Roman"/>
-          <w:sz w:val="24"/>
-          <w:szCs w:val="24"/>
-          <w:lang w:val="en-US"/>
-        </w:rPr>
-        <w:t>{</w:t>
-      </w:r>
       <w:proofErr w:type="gramStart"/>
       <w:r>
         <w:rPr>
           <w:rFonts w:ascii="Times New Roman" w:hAnsi="Times New Roman" w:cs="Times New Roman"/>
           <w:sz w:val="24"/>
           <w:szCs w:val="24"/>
-          <w:lang w:val="en-US"/>
-        </w:rPr>
-        <w:t xml:space="preserve">{ </w:t>
-      </w:r>
-      <w:proofErr w:type="spellStart"/>
+        </w:rPr>
+        <w:t xml:space="preserve">{{ </w:t>
+      </w:r>
       <w:r>
         <w:rPr>
           <w:rFonts w:ascii="Times New Roman" w:hAnsi="Times New Roman" w:cs="Times New Roman"/>
@@ -16414,18 +16358,24 @@
           <w:rFonts w:ascii="Times New Roman" w:hAnsi="Times New Roman" w:cs="Times New Roman"/>
           <w:sz w:val="24"/>
           <w:szCs w:val="24"/>
-          <w:lang w:val="en-US"/>
-        </w:rPr>
-        <w:t>.web</w:t>
-      </w:r>
-      <w:proofErr w:type="spellEnd"/>
+        </w:rPr>
+        <w:t>.</w:t>
+      </w:r>
+      <w:r>
+        <w:rPr>
+          <w:rFonts w:ascii="Times New Roman" w:hAnsi="Times New Roman" w:cs="Times New Roman"/>
+          <w:sz w:val="24"/>
+          <w:szCs w:val="24"/>
+          <w:lang w:val="en-US"/>
+        </w:rPr>
+        <w:t>web</w:t>
+      </w:r>
       <w:proofErr w:type="gramEnd"/>
       <w:r>
         <w:rPr>
           <w:rFonts w:ascii="Times New Roman" w:hAnsi="Times New Roman" w:cs="Times New Roman"/>
           <w:sz w:val="24"/>
           <w:szCs w:val="24"/>
-          <w:lang w:val="en-US"/>
         </w:rPr>
         <w:t xml:space="preserve"> }}</w:t>
       </w:r>
@@ -16518,8 +16468,6 @@
         </w:rPr>
         <w:t xml:space="preserve"> }}</w:t>
       </w:r>
-      <w:bookmarkStart w:id="0" w:name="_GoBack"/>
-      <w:bookmarkEnd w:id="0"/>
     </w:p>
     <w:p>
       <w:pPr>
@@ -16582,6 +16530,7 @@
           <w:bCs/>
           <w:sz w:val="24"/>
           <w:szCs w:val="24"/>
+          <w:lang w:val="en-US"/>
         </w:rPr>
         <w:t>-</w:t>
       </w:r>
@@ -16840,6 +16789,7 @@
           <w:bCs/>
           <w:sz w:val="24"/>
           <w:szCs w:val="24"/>
+          <w:lang w:val="en-US"/>
         </w:rPr>
       </w:pPr>
       <w:r>
@@ -16848,6 +16798,7 @@
           <w:bCs/>
           <w:sz w:val="24"/>
           <w:szCs w:val="24"/>
+          <w:lang w:val="en-US"/>
         </w:rPr>
         <w:t>{%</w:t>
       </w:r>
@@ -16857,6 +16808,7 @@
           <w:bCs/>
           <w:sz w:val="24"/>
           <w:szCs w:val="24"/>
+          <w:lang w:val="en-US"/>
         </w:rPr>
         <w:t>-</w:t>
       </w:r>
@@ -16866,6 +16818,7 @@
           <w:bCs/>
           <w:sz w:val="24"/>
           <w:szCs w:val="24"/>
+          <w:lang w:val="en-US"/>
         </w:rPr>
         <w:t xml:space="preserve"> </w:t>
       </w:r>
@@ -16885,6 +16838,7 @@
           <w:bCs/>
           <w:sz w:val="24"/>
           <w:szCs w:val="24"/>
+          <w:lang w:val="en-US"/>
         </w:rPr>
         <w:t xml:space="preserve"> </w:t>
       </w:r>
@@ -16906,6 +16860,7 @@
           <w:bCs/>
           <w:sz w:val="24"/>
           <w:szCs w:val="24"/>
+          <w:lang w:val="en-US"/>
         </w:rPr>
         <w:t xml:space="preserve"> </w:t>
       </w:r>
@@ -16925,6 +16880,7 @@
           <w:bCs/>
           <w:sz w:val="24"/>
           <w:szCs w:val="24"/>
+          <w:lang w:val="en-US"/>
         </w:rPr>
         <w:t xml:space="preserve"> </w:t>
       </w:r>
@@ -16944,6 +16900,7 @@
           <w:bCs/>
           <w:sz w:val="24"/>
           <w:szCs w:val="24"/>
+          <w:lang w:val="en-US"/>
         </w:rPr>
         <w:t xml:space="preserve"> %}</w:t>
       </w:r>
@@ -18154,7 +18111,7 @@
 </file>
 
 <file path=customXml/itemProps1.xml><?xml version="1.0" encoding="utf-8"?>
-<ds:datastoreItem xmlns:ds="http://schemas.openxmlformats.org/officeDocument/2006/customXml" ds:itemID="{30F31565-7A9F-4BE7-A922-1E004DA4E950}">
+<ds:datastoreItem xmlns:ds="http://schemas.openxmlformats.org/officeDocument/2006/customXml" ds:itemID="{89D48347-7D65-4557-8093-44154B66767C}">
   <ds:schemaRefs>
     <ds:schemaRef ds:uri="http://schemas.openxmlformats.org/officeDocument/2006/bibliography"/>
   </ds:schemaRefs>

--- a/templates/docxRPD/rpd.docx
+++ b/templates/docxRPD/rpd.docx
@@ -976,267 +976,15 @@
     </w:tbl>
     <w:p>
       <w:pPr>
-        <w:spacing w:before="350" w:after="150" w:line="300" w:lineRule="auto"/>
+        <w:jc w:val="center"/>
         <w:rPr>
           <w:rFonts w:ascii="Times New Roman" w:hAnsi="Times New Roman" w:cs="Times New Roman"/>
           <w:sz w:val="24"/>
           <w:szCs w:val="24"/>
         </w:rPr>
       </w:pPr>
-      <w:r>
-        <w:rPr>
-          <w:rFonts w:ascii="Times New Roman" w:hAnsi="Times New Roman" w:cs="Times New Roman"/>
-          <w:b/>
-          <w:bCs/>
-          <w:sz w:val="24"/>
-          <w:szCs w:val="24"/>
-        </w:rPr>
-        <w:t xml:space="preserve">Руководитель ООП: </w:t>
-      </w:r>
-    </w:p>
-    <w:tbl>
-      <w:tblPr>
-        <w:tblW w:w="0" w:type="auto"/>
-        <w:tblInd w:w="10" w:type="dxa"/>
-        <w:tblCellMar>
-          <w:left w:w="10" w:type="dxa"/>
-          <w:right w:w="10" w:type="dxa"/>
-        </w:tblCellMar>
-        <w:tblLook w:val="0000" w:firstRow="0" w:lastRow="0" w:firstColumn="0" w:lastColumn="0" w:noHBand="0" w:noVBand="0"/>
-      </w:tblPr>
-      <w:tblGrid>
-        <w:gridCol w:w="2650"/>
-        <w:gridCol w:w="230"/>
-        <w:gridCol w:w="1150"/>
-        <w:gridCol w:w="575"/>
-        <w:gridCol w:w="500"/>
-        <w:gridCol w:w="230"/>
-        <w:gridCol w:w="1150"/>
-        <w:gridCol w:w="2010"/>
-      </w:tblGrid>
-      <w:tr>
-        <w:trPr>
-          <w:trHeight w:val="80"/>
-        </w:trPr>
-        <w:tc>
-          <w:tcPr>
-            <w:tcW w:w="2650" w:type="dxa"/>
-            <w:tcBorders>
-              <w:bottom w:val="single" w:sz="6" w:space="0" w:color="000000"/>
-            </w:tcBorders>
-            <w:vAlign w:val="center"/>
-          </w:tcPr>
-          <w:p>
-            <w:pPr>
-              <w:spacing w:after="0" w:line="240" w:lineRule="auto"/>
-              <w:jc w:val="center"/>
-              <w:rPr>
-                <w:rFonts w:ascii="Times New Roman" w:hAnsi="Times New Roman" w:cs="Times New Roman"/>
-                <w:sz w:val="24"/>
-                <w:szCs w:val="24"/>
-              </w:rPr>
-            </w:pPr>
-          </w:p>
-        </w:tc>
-        <w:tc>
-          <w:tcPr>
-            <w:tcW w:w="230" w:type="dxa"/>
-            <w:vAlign w:val="center"/>
-          </w:tcPr>
-          <w:p>
-            <w:pPr>
-              <w:spacing w:after="0" w:line="240" w:lineRule="auto"/>
-              <w:jc w:val="center"/>
-              <w:rPr>
-                <w:rFonts w:ascii="Times New Roman" w:hAnsi="Times New Roman" w:cs="Times New Roman"/>
-                <w:sz w:val="24"/>
-                <w:szCs w:val="24"/>
-              </w:rPr>
-            </w:pPr>
-            <w:r>
-              <w:rPr>
-                <w:rFonts w:ascii="Times New Roman" w:hAnsi="Times New Roman" w:cs="Times New Roman"/>
-                <w:sz w:val="24"/>
-                <w:szCs w:val="24"/>
-              </w:rPr>
-              <w:t>/</w:t>
-            </w:r>
-          </w:p>
-        </w:tc>
-        <w:tc>
-          <w:tcPr>
-            <w:tcW w:w="1150" w:type="dxa"/>
-            <w:tcBorders>
-              <w:bottom w:val="single" w:sz="6" w:space="0" w:color="000000"/>
-            </w:tcBorders>
-            <w:vAlign w:val="center"/>
-          </w:tcPr>
-          <w:p>
-            <w:pPr>
-              <w:spacing w:after="0" w:line="240" w:lineRule="auto"/>
-              <w:jc w:val="center"/>
-              <w:rPr>
-                <w:rFonts w:ascii="Times New Roman" w:hAnsi="Times New Roman" w:cs="Times New Roman"/>
-                <w:sz w:val="24"/>
-                <w:szCs w:val="24"/>
-              </w:rPr>
-            </w:pPr>
-          </w:p>
-        </w:tc>
-        <w:tc>
-          <w:tcPr>
-            <w:tcW w:w="575" w:type="dxa"/>
-            <w:vAlign w:val="center"/>
-          </w:tcPr>
-          <w:p>
-            <w:pPr>
-              <w:spacing w:after="0" w:line="240" w:lineRule="auto"/>
-              <w:jc w:val="center"/>
-              <w:rPr>
-                <w:rFonts w:ascii="Times New Roman" w:hAnsi="Times New Roman" w:cs="Times New Roman"/>
-                <w:sz w:val="24"/>
-                <w:szCs w:val="24"/>
-              </w:rPr>
-            </w:pPr>
-            <w:r>
-              <w:rPr>
-                <w:rFonts w:ascii="Times New Roman" w:hAnsi="Times New Roman" w:cs="Times New Roman"/>
-                <w:sz w:val="24"/>
-                <w:szCs w:val="24"/>
-              </w:rPr>
-              <w:t>/   “</w:t>
-            </w:r>
-          </w:p>
-        </w:tc>
-        <w:tc>
-          <w:tcPr>
-            <w:tcW w:w="500" w:type="dxa"/>
-            <w:tcBorders>
-              <w:bottom w:val="single" w:sz="6" w:space="0" w:color="000000"/>
-            </w:tcBorders>
-            <w:vAlign w:val="center"/>
-          </w:tcPr>
-          <w:p>
-            <w:pPr>
-              <w:spacing w:after="0" w:line="240" w:lineRule="auto"/>
-              <w:jc w:val="center"/>
-              <w:rPr>
-                <w:rFonts w:ascii="Times New Roman" w:hAnsi="Times New Roman" w:cs="Times New Roman"/>
-                <w:sz w:val="24"/>
-                <w:szCs w:val="24"/>
-              </w:rPr>
-            </w:pPr>
-          </w:p>
-        </w:tc>
-        <w:tc>
-          <w:tcPr>
-            <w:tcW w:w="230" w:type="dxa"/>
-            <w:vAlign w:val="center"/>
-          </w:tcPr>
-          <w:p>
-            <w:pPr>
-              <w:spacing w:after="0" w:line="240" w:lineRule="auto"/>
-              <w:jc w:val="center"/>
-              <w:rPr>
-                <w:rFonts w:ascii="Times New Roman" w:hAnsi="Times New Roman" w:cs="Times New Roman"/>
-                <w:sz w:val="24"/>
-                <w:szCs w:val="24"/>
-              </w:rPr>
-            </w:pPr>
-            <w:r>
-              <w:rPr>
-                <w:rFonts w:ascii="Times New Roman" w:hAnsi="Times New Roman" w:cs="Times New Roman"/>
-                <w:sz w:val="24"/>
-                <w:szCs w:val="24"/>
-              </w:rPr>
-              <w:t>”</w:t>
-            </w:r>
-          </w:p>
-        </w:tc>
-        <w:tc>
-          <w:tcPr>
-            <w:tcW w:w="1150" w:type="dxa"/>
-            <w:tcBorders>
-              <w:bottom w:val="single" w:sz="6" w:space="0" w:color="000000"/>
-            </w:tcBorders>
-            <w:vAlign w:val="center"/>
-          </w:tcPr>
-          <w:p>
-            <w:pPr>
-              <w:spacing w:after="0" w:line="240" w:lineRule="auto"/>
-              <w:jc w:val="center"/>
-              <w:rPr>
-                <w:rFonts w:ascii="Times New Roman" w:hAnsi="Times New Roman" w:cs="Times New Roman"/>
-                <w:sz w:val="24"/>
-                <w:szCs w:val="24"/>
-              </w:rPr>
-            </w:pPr>
-          </w:p>
-        </w:tc>
-        <w:tc>
-          <w:tcPr>
-            <w:tcW w:w="2010" w:type="dxa"/>
-            <w:vAlign w:val="bottom"/>
-          </w:tcPr>
-          <w:p>
-            <w:pPr>
-              <w:spacing w:after="0" w:line="240" w:lineRule="auto"/>
-              <w:rPr>
-                <w:rFonts w:ascii="Times New Roman" w:hAnsi="Times New Roman" w:cs="Times New Roman"/>
-                <w:sz w:val="24"/>
-                <w:szCs w:val="24"/>
-              </w:rPr>
-            </w:pPr>
-            <w:r>
-              <w:rPr>
-                <w:rFonts w:ascii="Times New Roman" w:hAnsi="Times New Roman" w:cs="Times New Roman"/>
-                <w:sz w:val="24"/>
-                <w:szCs w:val="24"/>
-                <w:lang w:val="en-US"/>
-              </w:rPr>
-              <w:t>{{</w:t>
-            </w:r>
-            <w:proofErr w:type="spellStart"/>
-            <w:r>
-              <w:rPr>
-                <w:rFonts w:ascii="Times New Roman" w:hAnsi="Times New Roman" w:cs="Times New Roman"/>
-                <w:sz w:val="24"/>
-                <w:szCs w:val="24"/>
-                <w:lang w:val="en-US"/>
-              </w:rPr>
-              <w:t>current_year</w:t>
-            </w:r>
-            <w:proofErr w:type="spellEnd"/>
-            <w:r>
-              <w:rPr>
-                <w:rFonts w:ascii="Times New Roman" w:hAnsi="Times New Roman" w:cs="Times New Roman"/>
-                <w:sz w:val="24"/>
-                <w:szCs w:val="24"/>
-                <w:lang w:val="en-US"/>
-              </w:rPr>
-              <w:t xml:space="preserve">}} </w:t>
-            </w:r>
-            <w:r>
-              <w:rPr>
-                <w:rFonts w:ascii="Times New Roman" w:hAnsi="Times New Roman" w:cs="Times New Roman"/>
-                <w:sz w:val="24"/>
-                <w:szCs w:val="24"/>
-              </w:rPr>
-              <w:t>г.</w:t>
-            </w:r>
-          </w:p>
-        </w:tc>
-      </w:tr>
-    </w:tbl>
-    <w:p>
-      <w:pPr>
-        <w:jc w:val="center"/>
-        <w:rPr>
-          <w:rFonts w:ascii="Times New Roman" w:hAnsi="Times New Roman" w:cs="Times New Roman"/>
-          <w:sz w:val="24"/>
-          <w:szCs w:val="24"/>
-        </w:rPr>
-      </w:pPr>
+      <w:bookmarkStart w:id="0" w:name="_GoBack"/>
+      <w:bookmarkEnd w:id="0"/>
     </w:p>
     <w:p>
       <w:pPr>
@@ -8229,8 +7977,6 @@
               </w:rPr>
               <w:t>tic</w:t>
             </w:r>
-            <w:bookmarkStart w:id="0" w:name="_GoBack"/>
-            <w:bookmarkEnd w:id="0"/>
             <w:r>
               <w:rPr>
                 <w:rFonts w:ascii="Times New Roman" w:hAnsi="Times New Roman" w:cs="Times New Roman"/>
@@ -8406,7 +8152,6 @@
           <w:rFonts w:ascii="Times New Roman" w:hAnsi="Times New Roman" w:cs="Times New Roman"/>
           <w:sz w:val="24"/>
           <w:szCs w:val="24"/>
-          <w:lang w:val="en-US"/>
         </w:rPr>
       </w:pPr>
       <w:r>
@@ -8416,7 +8161,6 @@
           <w:bCs/>
           <w:sz w:val="24"/>
           <w:szCs w:val="24"/>
-          <w:lang w:val="en-US"/>
         </w:rPr>
         <w:t xml:space="preserve">4.2 </w:t>
       </w:r>
@@ -8437,7 +8181,6 @@
           <w:bCs/>
           <w:sz w:val="24"/>
           <w:szCs w:val="24"/>
-          <w:lang w:val="en-US"/>
         </w:rPr>
         <w:t xml:space="preserve"> </w:t>
       </w:r>
@@ -8458,7 +8201,6 @@
           <w:bCs/>
           <w:sz w:val="24"/>
           <w:szCs w:val="24"/>
-          <w:lang w:val="en-US"/>
         </w:rPr>
         <w:t xml:space="preserve"> </w:t>
       </w:r>
@@ -8479,7 +8221,6 @@
           <w:bCs/>
           <w:sz w:val="24"/>
           <w:szCs w:val="24"/>
-          <w:lang w:val="en-US"/>
         </w:rPr>
         <w:t xml:space="preserve"> </w:t>
       </w:r>
@@ -8500,7 +8241,6 @@
           <w:bCs/>
           <w:sz w:val="24"/>
           <w:szCs w:val="24"/>
-          <w:lang w:val="en-US"/>
         </w:rPr>
         <w:t xml:space="preserve"> </w:t>
       </w:r>
@@ -8521,7 +8261,6 @@
           <w:bCs/>
           <w:sz w:val="24"/>
           <w:szCs w:val="24"/>
-          <w:lang w:val="en-US"/>
         </w:rPr>
         <w:t xml:space="preserve"> </w:t>
       </w:r>
@@ -17124,7 +16863,7 @@
             <w:noProof/>
             <w:sz w:val="24"/>
           </w:rPr>
-          <w:t>6</w:t>
+          <w:t>2</w:t>
         </w:r>
         <w:r>
           <w:rPr>
@@ -18111,7 +17850,7 @@
 </file>
 
 <file path=customXml/itemProps1.xml><?xml version="1.0" encoding="utf-8"?>
-<ds:datastoreItem xmlns:ds="http://schemas.openxmlformats.org/officeDocument/2006/customXml" ds:itemID="{89D48347-7D65-4557-8093-44154B66767C}">
+<ds:datastoreItem xmlns:ds="http://schemas.openxmlformats.org/officeDocument/2006/customXml" ds:itemID="{1F3B7D93-4E62-4626-B2DF-400BAB4443B1}">
   <ds:schemaRefs>
     <ds:schemaRef ds:uri="http://schemas.openxmlformats.org/officeDocument/2006/bibliography"/>
   </ds:schemaRefs>

--- a/templates/docxRPD/rpd.docx
+++ b/templates/docxRPD/rpd.docx
@@ -1,6 +1,6 @@
 
 <file path=word/document.xml><?xml version="1.0" encoding="utf-8"?>
-<w:document xmlns:wpc="http://schemas.microsoft.com/office/word/2010/wordprocessingCanvas" xmlns:mc="http://schemas.openxmlformats.org/markup-compatibility/2006" xmlns:o="urn:schemas-microsoft-com:office:office" xmlns:r="http://schemas.openxmlformats.org/officeDocument/2006/relationships" xmlns:m="http://schemas.openxmlformats.org/officeDocument/2006/math" xmlns:v="urn:schemas-microsoft-com:vml" xmlns:wp14="http://schemas.microsoft.com/office/word/2010/wordprocessingDrawing" xmlns:wp="http://schemas.openxmlformats.org/drawingml/2006/wordprocessingDrawing" xmlns:w10="urn:schemas-microsoft-com:office:word" xmlns:w="http://schemas.openxmlformats.org/wordprocessingml/2006/main" xmlns:w14="http://schemas.microsoft.com/office/word/2010/wordml" xmlns:w15="http://schemas.microsoft.com/office/word/2012/wordml" xmlns:wpg="http://schemas.microsoft.com/office/word/2010/wordprocessingGroup" xmlns:wpi="http://schemas.microsoft.com/office/word/2010/wordprocessingInk" xmlns:wne="http://schemas.microsoft.com/office/word/2006/wordml" xmlns:wps="http://schemas.microsoft.com/office/word/2010/wordprocessingShape" mc:Ignorable="w14 w15 wp14">
+<w:document xmlns:wpc="http://schemas.microsoft.com/office/word/2010/wordprocessingCanvas" xmlns:cx="http://schemas.microsoft.com/office/drawing/2014/chartex" xmlns:cx1="http://schemas.microsoft.com/office/drawing/2015/9/8/chartex" xmlns:cx2="http://schemas.microsoft.com/office/drawing/2015/10/21/chartex" xmlns:cx3="http://schemas.microsoft.com/office/drawing/2016/5/9/chartex" xmlns:cx4="http://schemas.microsoft.com/office/drawing/2016/5/10/chartex" xmlns:cx5="http://schemas.microsoft.com/office/drawing/2016/5/11/chartex" xmlns:cx6="http://schemas.microsoft.com/office/drawing/2016/5/12/chartex" xmlns:cx7="http://schemas.microsoft.com/office/drawing/2016/5/13/chartex" xmlns:cx8="http://schemas.microsoft.com/office/drawing/2016/5/14/chartex" xmlns:mc="http://schemas.openxmlformats.org/markup-compatibility/2006" xmlns:aink="http://schemas.microsoft.com/office/drawing/2016/ink" xmlns:am3d="http://schemas.microsoft.com/office/drawing/2017/model3d" xmlns:o="urn:schemas-microsoft-com:office:office" xmlns:oel="http://schemas.microsoft.com/office/2019/extlst" xmlns:r="http://schemas.openxmlformats.org/officeDocument/2006/relationships" xmlns:m="http://schemas.openxmlformats.org/officeDocument/2006/math" xmlns:v="urn:schemas-microsoft-com:vml" xmlns:wp14="http://schemas.microsoft.com/office/word/2010/wordprocessingDrawing" xmlns:wp="http://schemas.openxmlformats.org/drawingml/2006/wordprocessingDrawing" xmlns:w10="urn:schemas-microsoft-com:office:word" xmlns:w="http://schemas.openxmlformats.org/wordprocessingml/2006/main" xmlns:w14="http://schemas.microsoft.com/office/word/2010/wordml" xmlns:w15="http://schemas.microsoft.com/office/word/2012/wordml" xmlns:w16cex="http://schemas.microsoft.com/office/word/2018/wordml/cex" xmlns:w16cid="http://schemas.microsoft.com/office/word/2016/wordml/cid" xmlns:w16="http://schemas.microsoft.com/office/word/2018/wordml" xmlns:w16du="http://schemas.microsoft.com/office/word/2023/wordml/word16du" xmlns:w16sdtdh="http://schemas.microsoft.com/office/word/2020/wordml/sdtdatahash" xmlns:w16sdtfl="http://schemas.microsoft.com/office/word/2024/wordml/sdtformatlock" xmlns:w16se="http://schemas.microsoft.com/office/word/2015/wordml/symex" xmlns:wpg="http://schemas.microsoft.com/office/word/2010/wordprocessingGroup" xmlns:wpi="http://schemas.microsoft.com/office/word/2010/wordprocessingInk" xmlns:wne="http://schemas.microsoft.com/office/word/2006/wordml" xmlns:wps="http://schemas.microsoft.com/office/word/2010/wordprocessingShape" mc:Ignorable="w14 w15 w16se w16cid w16 w16cex w16sdtdh w16sdtfl w16du wp14">
   <w:body>
     <w:p>
       <w:pPr>
@@ -83,7 +83,6 @@
         </w:rPr>
         <w:t xml:space="preserve">Структурное подразделение </w:t>
       </w:r>
-      <w:proofErr w:type="gramStart"/>
       <w:r>
         <w:rPr>
           <w:rFonts w:ascii="Times New Roman" w:hAnsi="Times New Roman" w:cs="Times New Roman"/>
@@ -92,7 +91,6 @@
         </w:rPr>
         <w:t xml:space="preserve">{{ </w:t>
       </w:r>
-      <w:proofErr w:type="spellStart"/>
       <w:r>
         <w:rPr>
           <w:rFonts w:ascii="Times New Roman" w:hAnsi="Times New Roman" w:cs="Times New Roman"/>
@@ -102,8 +100,6 @@
         </w:rPr>
         <w:t>kaf</w:t>
       </w:r>
-      <w:proofErr w:type="spellEnd"/>
-      <w:proofErr w:type="gramEnd"/>
       <w:r>
         <w:rPr>
           <w:rFonts w:ascii="Times New Roman" w:hAnsi="Times New Roman" w:cs="Times New Roman"/>
@@ -384,47 +380,7 @@
                 <w:szCs w:val="24"/>
                 <w:lang w:val="en-US"/>
               </w:rPr>
-              <w:t xml:space="preserve">{{ </w:t>
-            </w:r>
-            <w:proofErr w:type="spellStart"/>
-            <w:r>
-              <w:rPr>
-                <w:rFonts w:ascii="Times New Roman" w:hAnsi="Times New Roman" w:cs="Times New Roman"/>
-                <w:sz w:val="24"/>
-                <w:szCs w:val="24"/>
-                <w:lang w:val="en-US"/>
-              </w:rPr>
-              <w:t>kind_direct</w:t>
-            </w:r>
-            <w:proofErr w:type="spellEnd"/>
-            <w:r>
-              <w:rPr>
-                <w:rFonts w:ascii="Times New Roman" w:hAnsi="Times New Roman" w:cs="Times New Roman"/>
-                <w:sz w:val="24"/>
-                <w:szCs w:val="24"/>
-                <w:lang w:val="en-US"/>
-              </w:rPr>
-              <w:t xml:space="preserve"> }}: {{ </w:t>
-            </w:r>
-            <w:proofErr w:type="spellStart"/>
-            <w:r>
-              <w:rPr>
-                <w:rFonts w:ascii="Times New Roman" w:hAnsi="Times New Roman" w:cs="Times New Roman"/>
-                <w:sz w:val="24"/>
-                <w:szCs w:val="24"/>
-                <w:lang w:val="en-US"/>
-              </w:rPr>
-              <w:t>direction_code</w:t>
-            </w:r>
-            <w:proofErr w:type="spellEnd"/>
-            <w:r>
-              <w:rPr>
-                <w:rFonts w:ascii="Times New Roman" w:hAnsi="Times New Roman" w:cs="Times New Roman"/>
-                <w:sz w:val="24"/>
-                <w:szCs w:val="24"/>
-                <w:lang w:val="en-US"/>
-              </w:rPr>
-              <w:t xml:space="preserve"> }} {{ direction }}</w:t>
+              <w:t>{{ kind_direct }}: {{ direction_code }} {{ direction }}</w:t>
             </w:r>
           </w:p>
         </w:tc>
@@ -485,27 +441,7 @@
                 <w:szCs w:val="24"/>
                 <w:lang w:val="en-US"/>
               </w:rPr>
-              <w:t xml:space="preserve">{{ </w:t>
-            </w:r>
-            <w:proofErr w:type="spellStart"/>
-            <w:r>
-              <w:rPr>
-                <w:rFonts w:ascii="Times New Roman" w:hAnsi="Times New Roman" w:cs="Times New Roman"/>
-                <w:sz w:val="24"/>
-                <w:szCs w:val="24"/>
-                <w:lang w:val="en-US"/>
-              </w:rPr>
-              <w:t>spec_name</w:t>
-            </w:r>
-            <w:proofErr w:type="spellEnd"/>
-            <w:r>
-              <w:rPr>
-                <w:rFonts w:ascii="Times New Roman" w:hAnsi="Times New Roman" w:cs="Times New Roman"/>
-                <w:sz w:val="24"/>
-                <w:szCs w:val="24"/>
-                <w:lang w:val="en-US"/>
-              </w:rPr>
-              <w:t xml:space="preserve"> }} </w:t>
+              <w:t xml:space="preserve">{{ spec_name }} </w:t>
             </w:r>
           </w:p>
         </w:tc>
@@ -567,36 +503,14 @@
               </w:rPr>
               <w:t xml:space="preserve">Квалификация: </w:t>
             </w:r>
-            <w:proofErr w:type="gramStart"/>
-            <w:r>
-              <w:rPr>
-                <w:rFonts w:ascii="Times New Roman" w:hAnsi="Times New Roman" w:cs="Times New Roman"/>
-                <w:sz w:val="24"/>
-                <w:szCs w:val="24"/>
-                <w:lang w:val="en-US"/>
-              </w:rPr>
-              <w:t xml:space="preserve">{{ </w:t>
-            </w:r>
-            <w:proofErr w:type="spellStart"/>
-            <w:r>
-              <w:rPr>
-                <w:rFonts w:ascii="Times New Roman" w:hAnsi="Times New Roman" w:cs="Times New Roman"/>
-                <w:sz w:val="24"/>
-                <w:szCs w:val="24"/>
-                <w:lang w:val="en-US"/>
-              </w:rPr>
-              <w:t>kvalif</w:t>
-            </w:r>
-            <w:proofErr w:type="spellEnd"/>
-            <w:proofErr w:type="gramEnd"/>
-            <w:r>
-              <w:rPr>
-                <w:rFonts w:ascii="Times New Roman" w:hAnsi="Times New Roman" w:cs="Times New Roman"/>
-                <w:sz w:val="24"/>
-                <w:szCs w:val="24"/>
-                <w:lang w:val="en-US"/>
-              </w:rPr>
-              <w:t xml:space="preserve"> }}</w:t>
+            <w:r>
+              <w:rPr>
+                <w:rFonts w:ascii="Times New Roman" w:hAnsi="Times New Roman" w:cs="Times New Roman"/>
+                <w:sz w:val="24"/>
+                <w:szCs w:val="24"/>
+                <w:lang w:val="en-US"/>
+              </w:rPr>
+              <w:t>{{ kvalif }}</w:t>
             </w:r>
           </w:p>
         </w:tc>
@@ -657,7 +571,6 @@
               </w:rPr>
               <w:t xml:space="preserve">Форма обучения: </w:t>
             </w:r>
-            <w:proofErr w:type="gramStart"/>
             <w:r>
               <w:rPr>
                 <w:rFonts w:ascii="Times New Roman" w:hAnsi="Times New Roman" w:cs="Times New Roman"/>
@@ -676,7 +589,6 @@
               </w:rPr>
               <w:t>fob</w:t>
             </w:r>
-            <w:proofErr w:type="gramEnd"/>
             <w:r>
               <w:rPr>
                 <w:rFonts w:ascii="Times New Roman" w:hAnsi="Times New Roman" w:cs="Times New Roman"/>
@@ -760,27 +672,7 @@
                 <w:szCs w:val="24"/>
                 <w:lang w:val="en-US"/>
               </w:rPr>
-              <w:t xml:space="preserve">{{ </w:t>
-            </w:r>
-            <w:proofErr w:type="spellStart"/>
-            <w:r>
-              <w:rPr>
-                <w:rFonts w:ascii="Times New Roman" w:hAnsi="Times New Roman" w:cs="Times New Roman"/>
-                <w:sz w:val="24"/>
-                <w:szCs w:val="24"/>
-                <w:lang w:val="en-US"/>
-              </w:rPr>
-              <w:t>person_name</w:t>
-            </w:r>
-            <w:proofErr w:type="spellEnd"/>
-            <w:r>
-              <w:rPr>
-                <w:rFonts w:ascii="Times New Roman" w:hAnsi="Times New Roman" w:cs="Times New Roman"/>
-                <w:sz w:val="24"/>
-                <w:szCs w:val="24"/>
-                <w:lang w:val="en-US"/>
-              </w:rPr>
-              <w:t xml:space="preserve"> }}</w:t>
+              <w:t>{{ person_name }}</w:t>
             </w:r>
           </w:p>
         </w:tc>
@@ -940,27 +832,7 @@
                 <w:szCs w:val="24"/>
                 <w:lang w:val="en-US"/>
               </w:rPr>
-              <w:t>{{</w:t>
-            </w:r>
-            <w:proofErr w:type="spellStart"/>
-            <w:r>
-              <w:rPr>
-                <w:rFonts w:ascii="Times New Roman" w:hAnsi="Times New Roman" w:cs="Times New Roman"/>
-                <w:sz w:val="24"/>
-                <w:szCs w:val="24"/>
-                <w:lang w:val="en-US"/>
-              </w:rPr>
-              <w:t>current_year</w:t>
-            </w:r>
-            <w:proofErr w:type="spellEnd"/>
-            <w:r>
-              <w:rPr>
-                <w:rFonts w:ascii="Times New Roman" w:hAnsi="Times New Roman" w:cs="Times New Roman"/>
-                <w:sz w:val="24"/>
-                <w:szCs w:val="24"/>
-                <w:lang w:val="en-US"/>
-              </w:rPr>
-              <w:t xml:space="preserve">}} </w:t>
+              <w:t xml:space="preserve">{{current_year}} </w:t>
             </w:r>
             <w:r>
               <w:rPr>
@@ -983,8 +855,6 @@
           <w:szCs w:val="24"/>
         </w:rPr>
       </w:pPr>
-      <w:bookmarkStart w:id="0" w:name="_GoBack"/>
-      <w:bookmarkEnd w:id="0"/>
     </w:p>
     <w:p>
       <w:pPr>
@@ -1143,7 +1013,16 @@
                 <w:sz w:val="24"/>
                 <w:szCs w:val="24"/>
               </w:rPr>
-              <w:t>Код, этапа освоения компетенции</w:t>
+              <w:t xml:space="preserve">Код, </w:t>
+            </w:r>
+            <w:r>
+              <w:rPr>
+                <w:rFonts w:ascii="Times New Roman" w:hAnsi="Times New Roman" w:cs="Times New Roman"/>
+                <w:b/>
+                <w:sz w:val="24"/>
+                <w:szCs w:val="24"/>
+              </w:rPr>
+              <w:t>наименования компетенции</w:t>
             </w:r>
           </w:p>
         </w:tc>
@@ -1174,7 +1053,16 @@
                 <w:sz w:val="24"/>
                 <w:szCs w:val="24"/>
               </w:rPr>
-              <w:t>Код, наименования компетенции</w:t>
+              <w:t>Код</w:t>
+            </w:r>
+            <w:r>
+              <w:rPr>
+                <w:rFonts w:ascii="Times New Roman" w:hAnsi="Times New Roman" w:cs="Times New Roman"/>
+                <w:b/>
+                <w:sz w:val="24"/>
+                <w:szCs w:val="24"/>
+              </w:rPr>
+              <w:t xml:space="preserve"> индикатора компетенции</w:t>
             </w:r>
           </w:p>
         </w:tc>
@@ -1207,27 +1095,7 @@
                 <w:szCs w:val="24"/>
                 <w:lang w:val="en-US"/>
               </w:rPr>
-              <w:t>{%</w:t>
-            </w:r>
-            <w:proofErr w:type="spellStart"/>
-            <w:r>
-              <w:rPr>
-                <w:rFonts w:ascii="Times New Roman" w:hAnsi="Times New Roman" w:cs="Times New Roman"/>
-                <w:sz w:val="24"/>
-                <w:szCs w:val="24"/>
-                <w:lang w:val="en-US"/>
-              </w:rPr>
-              <w:t>tr</w:t>
-            </w:r>
-            <w:proofErr w:type="spellEnd"/>
-            <w:r>
-              <w:rPr>
-                <w:rFonts w:ascii="Times New Roman" w:hAnsi="Times New Roman" w:cs="Times New Roman"/>
-                <w:sz w:val="24"/>
-                <w:szCs w:val="24"/>
-                <w:lang w:val="en-US"/>
-              </w:rPr>
-              <w:t xml:space="preserve"> for item in competence%}</w:t>
+              <w:t>{%tr for item in competence%}</w:t>
             </w:r>
           </w:p>
         </w:tc>
@@ -1261,7 +1129,6 @@
               </w:rPr>
               <w:t>{{</w:t>
             </w:r>
-            <w:proofErr w:type="spellStart"/>
             <w:r>
               <w:rPr>
                 <w:rFonts w:ascii="Times New Roman" w:hAnsi="Times New Roman" w:cs="Times New Roman"/>
@@ -1278,19 +1145,8 @@
                 <w:szCs w:val="24"/>
                 <w:lang w:val="en-US"/>
               </w:rPr>
-              <w:t>index</w:t>
-            </w:r>
-            <w:proofErr w:type="spellEnd"/>
-            <w:r>
-              <w:rPr>
-                <w:rFonts w:ascii="Times New Roman" w:hAnsi="Times New Roman" w:cs="Times New Roman"/>
-                <w:sz w:val="24"/>
-                <w:szCs w:val="24"/>
-                <w:lang w:val="en-US"/>
-              </w:rPr>
-              <w:t>}} {{</w:t>
-            </w:r>
-            <w:proofErr w:type="spellStart"/>
+              <w:t>index}} {{</w:t>
+            </w:r>
             <w:r>
               <w:rPr>
                 <w:rFonts w:ascii="Times New Roman" w:hAnsi="Times New Roman" w:cs="Times New Roman"/>
@@ -1309,7 +1165,6 @@
               </w:rPr>
               <w:t>content</w:t>
             </w:r>
-            <w:proofErr w:type="spellEnd"/>
             <w:r>
               <w:rPr>
                 <w:rFonts w:ascii="Times New Roman" w:hAnsi="Times New Roman" w:cs="Times New Roman"/>
@@ -1350,7 +1205,6 @@
               </w:rPr>
               <w:t xml:space="preserve">{{ </w:t>
             </w:r>
-            <w:proofErr w:type="spellStart"/>
             <w:r>
               <w:rPr>
                 <w:rFonts w:ascii="Times New Roman" w:hAnsi="Times New Roman" w:cs="Times New Roman"/>
@@ -1367,17 +1221,7 @@
                 <w:szCs w:val="24"/>
                 <w:lang w:val="en-US"/>
               </w:rPr>
-              <w:t>indicators</w:t>
-            </w:r>
-            <w:proofErr w:type="spellEnd"/>
-            <w:r>
-              <w:rPr>
-                <w:rFonts w:ascii="Times New Roman" w:hAnsi="Times New Roman" w:cs="Times New Roman"/>
-                <w:sz w:val="24"/>
-                <w:szCs w:val="24"/>
-                <w:lang w:val="en-US"/>
-              </w:rPr>
-              <w:t xml:space="preserve"> }}</w:t>
+              <w:t>indicators }}</w:t>
             </w:r>
           </w:p>
         </w:tc>
@@ -1410,47 +1254,7 @@
                 <w:szCs w:val="24"/>
                 <w:lang w:val="en-US"/>
               </w:rPr>
-              <w:t>{%</w:t>
-            </w:r>
-            <w:proofErr w:type="spellStart"/>
-            <w:r>
-              <w:rPr>
-                <w:rFonts w:ascii="Times New Roman" w:hAnsi="Times New Roman" w:cs="Times New Roman"/>
-                <w:sz w:val="24"/>
-                <w:szCs w:val="24"/>
-                <w:lang w:val="en-US"/>
-              </w:rPr>
-              <w:t>tr</w:t>
-            </w:r>
-            <w:proofErr w:type="spellEnd"/>
-            <w:r>
-              <w:rPr>
-                <w:rFonts w:ascii="Times New Roman" w:hAnsi="Times New Roman" w:cs="Times New Roman"/>
-                <w:sz w:val="24"/>
-                <w:szCs w:val="24"/>
-                <w:lang w:val="en-US"/>
-              </w:rPr>
-              <w:t xml:space="preserve"> </w:t>
-            </w:r>
-            <w:proofErr w:type="spellStart"/>
-            <w:r>
-              <w:rPr>
-                <w:rFonts w:ascii="Times New Roman" w:hAnsi="Times New Roman" w:cs="Times New Roman"/>
-                <w:sz w:val="24"/>
-                <w:szCs w:val="24"/>
-                <w:lang w:val="en-US"/>
-              </w:rPr>
-              <w:t>endfor</w:t>
-            </w:r>
-            <w:proofErr w:type="spellEnd"/>
-            <w:r>
-              <w:rPr>
-                <w:rFonts w:ascii="Times New Roman" w:hAnsi="Times New Roman" w:cs="Times New Roman"/>
-                <w:sz w:val="24"/>
-                <w:szCs w:val="24"/>
-                <w:lang w:val="en-US"/>
-              </w:rPr>
-              <w:t xml:space="preserve"> %}</w:t>
+              <w:t>{%tr endfor %}</w:t>
             </w:r>
           </w:p>
         </w:tc>
@@ -1474,29 +1278,7 @@
           <w:sz w:val="24"/>
           <w:szCs w:val="24"/>
         </w:rPr>
-        <w:t xml:space="preserve">1.2 </w:t>
-      </w:r>
-      <w:proofErr w:type="gramStart"/>
-      <w:r>
-        <w:rPr>
-          <w:rFonts w:ascii="Times New Roman" w:hAnsi="Times New Roman" w:cs="Times New Roman"/>
-          <w:b/>
-          <w:bCs/>
-          <w:sz w:val="24"/>
-          <w:szCs w:val="24"/>
-        </w:rPr>
-        <w:t>В</w:t>
-      </w:r>
-      <w:proofErr w:type="gramEnd"/>
-      <w:r>
-        <w:rPr>
-          <w:rFonts w:ascii="Times New Roman" w:hAnsi="Times New Roman" w:cs="Times New Roman"/>
-          <w:b/>
-          <w:bCs/>
-          <w:sz w:val="24"/>
-          <w:szCs w:val="24"/>
-        </w:rPr>
-        <w:t xml:space="preserve"> результате освоения дисциплины у обучающихся должны быть сформированы</w:t>
+        <w:t>1.2 В результате освоения дисциплины у обучающихся должны быть сформированы</w:t>
       </w:r>
     </w:p>
     <w:tbl>
@@ -1666,29 +1448,7 @@
                 <w:szCs w:val="24"/>
                 <w:lang w:val="en-US"/>
               </w:rPr>
-              <w:t>{%</w:t>
-            </w:r>
-            <w:proofErr w:type="spellStart"/>
-            <w:r>
-              <w:rPr>
-                <w:rFonts w:ascii="Times New Roman" w:hAnsi="Times New Roman" w:cs="Times New Roman"/>
-                <w:color w:val="000000" w:themeColor="text1"/>
-                <w:sz w:val="24"/>
-                <w:szCs w:val="24"/>
-                <w:lang w:val="en-US"/>
-              </w:rPr>
-              <w:t>tr</w:t>
-            </w:r>
-            <w:proofErr w:type="spellEnd"/>
-            <w:r>
-              <w:rPr>
-                <w:rFonts w:ascii="Times New Roman" w:hAnsi="Times New Roman" w:cs="Times New Roman"/>
-                <w:color w:val="000000" w:themeColor="text1"/>
-                <w:sz w:val="24"/>
-                <w:szCs w:val="24"/>
-                <w:lang w:val="en-US"/>
-              </w:rPr>
-              <w:t xml:space="preserve"> for item in indicators %}</w:t>
+              <w:t>{%tr for item in indicators %}</w:t>
             </w:r>
           </w:p>
         </w:tc>
@@ -1730,31 +1490,7 @@
                 <w:szCs w:val="24"/>
                 <w:lang w:val="en-US"/>
               </w:rPr>
-              <w:t>{{</w:t>
-            </w:r>
-            <w:proofErr w:type="spellStart"/>
-            <w:r>
-              <w:rPr>
-                <w:rFonts w:ascii="Times New Roman" w:hAnsi="Times New Roman" w:cs="Times New Roman"/>
-                <w:bCs/>
-                <w:color w:val="000000" w:themeColor="text1"/>
-                <w:sz w:val="24"/>
-                <w:szCs w:val="24"/>
-                <w:lang w:val="en-US"/>
-              </w:rPr>
-              <w:t>item.index</w:t>
-            </w:r>
-            <w:proofErr w:type="spellEnd"/>
-            <w:r>
-              <w:rPr>
-                <w:rFonts w:ascii="Times New Roman" w:hAnsi="Times New Roman" w:cs="Times New Roman"/>
-                <w:bCs/>
-                <w:color w:val="000000" w:themeColor="text1"/>
-                <w:sz w:val="24"/>
-                <w:szCs w:val="24"/>
-                <w:lang w:val="en-US"/>
-              </w:rPr>
-              <w:t>}}</w:t>
+              <w:t>{{item.index}}</w:t>
             </w:r>
           </w:p>
         </w:tc>
@@ -1791,31 +1527,7 @@
                 <w:szCs w:val="24"/>
                 <w:lang w:val="en-US"/>
               </w:rPr>
-              <w:t>{{</w:t>
-            </w:r>
-            <w:proofErr w:type="spellStart"/>
-            <w:r>
-              <w:rPr>
-                <w:rFonts w:ascii="Times New Roman" w:hAnsi="Times New Roman" w:cs="Times New Roman"/>
-                <w:bCs/>
-                <w:color w:val="000000" w:themeColor="text1"/>
-                <w:sz w:val="24"/>
-                <w:szCs w:val="24"/>
-                <w:lang w:val="en-US"/>
-              </w:rPr>
-              <w:t>item.content</w:t>
-            </w:r>
-            <w:proofErr w:type="spellEnd"/>
-            <w:r>
-              <w:rPr>
-                <w:rFonts w:ascii="Times New Roman" w:hAnsi="Times New Roman" w:cs="Times New Roman"/>
-                <w:bCs/>
-                <w:color w:val="000000" w:themeColor="text1"/>
-                <w:sz w:val="24"/>
-                <w:szCs w:val="24"/>
-                <w:lang w:val="en-US"/>
-              </w:rPr>
-              <w:t>}}</w:t>
+              <w:t>{{item.content}}</w:t>
             </w:r>
           </w:p>
         </w:tc>
@@ -1861,31 +1573,7 @@
                 <w:szCs w:val="24"/>
                 <w:lang w:val="en-US"/>
               </w:rPr>
-              <w:t xml:space="preserve"> {{</w:t>
-            </w:r>
-            <w:proofErr w:type="spellStart"/>
-            <w:r>
-              <w:rPr>
-                <w:rFonts w:ascii="Times New Roman" w:hAnsi="Times New Roman" w:cs="Times New Roman"/>
-                <w:bCs/>
-                <w:color w:val="000000" w:themeColor="text1"/>
-                <w:sz w:val="24"/>
-                <w:szCs w:val="24"/>
-                <w:lang w:val="en-US"/>
-              </w:rPr>
-              <w:t>item.know</w:t>
-            </w:r>
-            <w:proofErr w:type="spellEnd"/>
-            <w:r>
-              <w:rPr>
-                <w:rFonts w:ascii="Times New Roman" w:hAnsi="Times New Roman" w:cs="Times New Roman"/>
-                <w:bCs/>
-                <w:color w:val="000000" w:themeColor="text1"/>
-                <w:sz w:val="24"/>
-                <w:szCs w:val="24"/>
-                <w:lang w:val="en-US"/>
-              </w:rPr>
-              <w:t>}}</w:t>
+              <w:t xml:space="preserve"> {{item.know}}</w:t>
             </w:r>
           </w:p>
           <w:p>
@@ -1931,31 +1619,7 @@
                 <w:szCs w:val="24"/>
                 <w:lang w:val="en-US"/>
               </w:rPr>
-              <w:t>{{</w:t>
-            </w:r>
-            <w:proofErr w:type="spellStart"/>
-            <w:r>
-              <w:rPr>
-                <w:rFonts w:ascii="Times New Roman" w:hAnsi="Times New Roman" w:cs="Times New Roman"/>
-                <w:bCs/>
-                <w:color w:val="000000" w:themeColor="text1"/>
-                <w:sz w:val="24"/>
-                <w:szCs w:val="24"/>
-                <w:lang w:val="en-US"/>
-              </w:rPr>
-              <w:t>item.able</w:t>
-            </w:r>
-            <w:proofErr w:type="spellEnd"/>
-            <w:r>
-              <w:rPr>
-                <w:rFonts w:ascii="Times New Roman" w:hAnsi="Times New Roman" w:cs="Times New Roman"/>
-                <w:bCs/>
-                <w:color w:val="000000" w:themeColor="text1"/>
-                <w:sz w:val="24"/>
-                <w:szCs w:val="24"/>
-                <w:lang w:val="en-US"/>
-              </w:rPr>
-              <w:t>}}</w:t>
+              <w:t>{{item.able}}</w:t>
             </w:r>
           </w:p>
           <w:p>
@@ -1990,31 +1654,7 @@
                 <w:szCs w:val="24"/>
                 <w:lang w:val="en-US"/>
               </w:rPr>
-              <w:t xml:space="preserve"> {{</w:t>
-            </w:r>
-            <w:proofErr w:type="spellStart"/>
-            <w:r>
-              <w:rPr>
-                <w:rFonts w:ascii="Times New Roman" w:hAnsi="Times New Roman" w:cs="Times New Roman"/>
-                <w:bCs/>
-                <w:color w:val="000000" w:themeColor="text1"/>
-                <w:sz w:val="24"/>
-                <w:szCs w:val="24"/>
-                <w:lang w:val="en-US"/>
-              </w:rPr>
-              <w:t>item.own</w:t>
-            </w:r>
-            <w:proofErr w:type="spellEnd"/>
-            <w:r>
-              <w:rPr>
-                <w:rFonts w:ascii="Times New Roman" w:hAnsi="Times New Roman" w:cs="Times New Roman"/>
-                <w:bCs/>
-                <w:color w:val="000000" w:themeColor="text1"/>
-                <w:sz w:val="24"/>
-                <w:szCs w:val="24"/>
-                <w:lang w:val="en-US"/>
-              </w:rPr>
-              <w:t>}}</w:t>
+              <w:t xml:space="preserve"> {{item.own}}</w:t>
             </w:r>
           </w:p>
         </w:tc>
@@ -2053,51 +1693,7 @@
                 <w:szCs w:val="24"/>
                 <w:lang w:val="en-US"/>
               </w:rPr>
-              <w:t>{%</w:t>
-            </w:r>
-            <w:proofErr w:type="spellStart"/>
-            <w:r>
-              <w:rPr>
-                <w:rFonts w:ascii="Times New Roman" w:hAnsi="Times New Roman" w:cs="Times New Roman"/>
-                <w:color w:val="000000" w:themeColor="text1"/>
-                <w:sz w:val="24"/>
-                <w:szCs w:val="24"/>
-                <w:lang w:val="en-US"/>
-              </w:rPr>
-              <w:t>tr</w:t>
-            </w:r>
-            <w:proofErr w:type="spellEnd"/>
-            <w:r>
-              <w:rPr>
-                <w:rFonts w:ascii="Times New Roman" w:hAnsi="Times New Roman" w:cs="Times New Roman"/>
-                <w:color w:val="000000" w:themeColor="text1"/>
-                <w:sz w:val="24"/>
-                <w:szCs w:val="24"/>
-                <w:lang w:val="en-US"/>
-              </w:rPr>
-              <w:t xml:space="preserve"> </w:t>
-            </w:r>
-            <w:proofErr w:type="spellStart"/>
-            <w:r>
-              <w:rPr>
-                <w:rFonts w:ascii="Times New Roman" w:hAnsi="Times New Roman" w:cs="Times New Roman"/>
-                <w:color w:val="000000" w:themeColor="text1"/>
-                <w:sz w:val="24"/>
-                <w:szCs w:val="24"/>
-                <w:lang w:val="en-US"/>
-              </w:rPr>
-              <w:t>endfor</w:t>
-            </w:r>
-            <w:proofErr w:type="spellEnd"/>
-            <w:r>
-              <w:rPr>
-                <w:rFonts w:ascii="Times New Roman" w:hAnsi="Times New Roman" w:cs="Times New Roman"/>
-                <w:color w:val="000000" w:themeColor="text1"/>
-                <w:sz w:val="24"/>
-                <w:szCs w:val="24"/>
-                <w:lang w:val="en-US"/>
-              </w:rPr>
-              <w:t xml:space="preserve"> %}</w:t>
+              <w:t>{%tr endfor %}</w:t>
             </w:r>
           </w:p>
         </w:tc>
@@ -2180,9 +1776,24 @@
           <w:sz w:val="24"/>
           <w:szCs w:val="24"/>
         </w:rPr>
-        <w:t xml:space="preserve">}}» базируется на результатах освоения следующих дисциплин: </w:t>
-      </w:r>
-      <w:proofErr w:type="gramStart"/>
+        <w:t>}}» базируется на результатах освоения следующих дисциплин</w:t>
+      </w:r>
+      <w:r>
+        <w:rPr>
+          <w:rFonts w:ascii="Times New Roman" w:hAnsi="Times New Roman" w:cs="Times New Roman"/>
+          <w:sz w:val="24"/>
+          <w:szCs w:val="24"/>
+        </w:rPr>
+        <w:t>/практик</w:t>
+      </w:r>
+      <w:r>
+        <w:rPr>
+          <w:rFonts w:ascii="Times New Roman" w:hAnsi="Times New Roman" w:cs="Times New Roman"/>
+          <w:sz w:val="24"/>
+          <w:szCs w:val="24"/>
+        </w:rPr>
+        <w:t xml:space="preserve">: </w:t>
+      </w:r>
       <w:r>
         <w:rPr>
           <w:rFonts w:ascii="Times New Roman" w:hAnsi="Times New Roman" w:cs="Times New Roman"/>
@@ -2194,24 +1805,13 @@
       <w:r>
         <w:t xml:space="preserve"> </w:t>
       </w:r>
-      <w:proofErr w:type="spellStart"/>
-      <w:r>
-        <w:rPr>
-          <w:rFonts w:ascii="Times New Roman" w:hAnsi="Times New Roman" w:cs="Times New Roman"/>
-          <w:sz w:val="24"/>
-          <w:szCs w:val="24"/>
-        </w:rPr>
-        <w:t>subsequent</w:t>
-      </w:r>
-      <w:proofErr w:type="spellEnd"/>
-      <w:proofErr w:type="gramEnd"/>
-      <w:r>
-        <w:rPr>
-          <w:rFonts w:ascii="Times New Roman" w:hAnsi="Times New Roman" w:cs="Times New Roman"/>
-          <w:sz w:val="24"/>
-          <w:szCs w:val="24"/>
-        </w:rPr>
-        <w:t xml:space="preserve"> }}</w:t>
+      <w:r>
+        <w:rPr>
+          <w:rFonts w:ascii="Times New Roman" w:hAnsi="Times New Roman" w:cs="Times New Roman"/>
+          <w:sz w:val="24"/>
+          <w:szCs w:val="24"/>
+        </w:rPr>
+        <w:t>subsequent }}</w:t>
       </w:r>
     </w:p>
     <w:p>
@@ -2231,35 +1831,31 @@
           <w:szCs w:val="24"/>
         </w:rPr>
         <w:tab/>
-        <w:t xml:space="preserve">Дисциплина является предшествующей для дисциплин: </w:t>
-      </w:r>
-      <w:proofErr w:type="gramStart"/>
-      <w:r>
-        <w:rPr>
-          <w:rFonts w:ascii="Times New Roman" w:hAnsi="Times New Roman" w:cs="Times New Roman"/>
-          <w:sz w:val="24"/>
-          <w:szCs w:val="24"/>
-        </w:rPr>
-        <w:t xml:space="preserve">{{ </w:t>
-      </w:r>
-      <w:proofErr w:type="spellStart"/>
-      <w:r>
-        <w:rPr>
-          <w:rFonts w:ascii="Times New Roman" w:hAnsi="Times New Roman" w:cs="Times New Roman"/>
-          <w:sz w:val="24"/>
-          <w:szCs w:val="24"/>
-        </w:rPr>
-        <w:t>precedence</w:t>
-      </w:r>
-      <w:proofErr w:type="spellEnd"/>
-      <w:proofErr w:type="gramEnd"/>
-      <w:r>
-        <w:rPr>
-          <w:rFonts w:ascii="Times New Roman" w:hAnsi="Times New Roman" w:cs="Times New Roman"/>
-          <w:sz w:val="24"/>
-          <w:szCs w:val="24"/>
-        </w:rPr>
-        <w:t xml:space="preserve"> }}</w:t>
+        <w:t>Дисциплина является предшествующей для дисциплин</w:t>
+      </w:r>
+      <w:r>
+        <w:rPr>
+          <w:rFonts w:ascii="Times New Roman" w:hAnsi="Times New Roman" w:cs="Times New Roman"/>
+          <w:sz w:val="24"/>
+          <w:szCs w:val="24"/>
+        </w:rPr>
+        <w:t>/практик</w:t>
+      </w:r>
+      <w:r>
+        <w:rPr>
+          <w:rFonts w:ascii="Times New Roman" w:hAnsi="Times New Roman" w:cs="Times New Roman"/>
+          <w:sz w:val="24"/>
+          <w:szCs w:val="24"/>
+        </w:rPr>
+        <w:t xml:space="preserve">: </w:t>
+      </w:r>
+      <w:r>
+        <w:rPr>
+          <w:rFonts w:ascii="Times New Roman" w:hAnsi="Times New Roman" w:cs="Times New Roman"/>
+          <w:sz w:val="24"/>
+          <w:szCs w:val="24"/>
+        </w:rPr>
+        <w:t>{{ precedence }}</w:t>
       </w:r>
     </w:p>
     <w:p>
@@ -2340,7 +1936,6 @@
         </w:rPr>
         <w:t xml:space="preserve"> </w:t>
       </w:r>
-      <w:proofErr w:type="gramStart"/>
       <w:r>
         <w:rPr>
           <w:rFonts w:ascii="Times New Roman" w:hAnsi="Times New Roman" w:cs="Times New Roman"/>
@@ -2366,7 +1961,6 @@
         </w:rPr>
         <w:t>sum</w:t>
       </w:r>
-      <w:proofErr w:type="gramEnd"/>
       <w:r>
         <w:rPr>
           <w:rFonts w:ascii="Times New Roman" w:hAnsi="Times New Roman" w:cs="Times New Roman"/>
@@ -2375,7 +1969,6 @@
         </w:rPr>
         <w:t>_</w:t>
       </w:r>
-      <w:proofErr w:type="spellStart"/>
       <w:r>
         <w:rPr>
           <w:rFonts w:ascii="Times New Roman" w:hAnsi="Times New Roman" w:cs="Times New Roman"/>
@@ -2385,7 +1978,6 @@
         </w:rPr>
         <w:t>zet</w:t>
       </w:r>
-      <w:proofErr w:type="spellEnd"/>
       <w:r>
         <w:rPr>
           <w:rFonts w:ascii="Times New Roman" w:hAnsi="Times New Roman" w:cs="Times New Roman"/>
@@ -2459,7 +2051,6 @@
               </w:rPr>
               <w:t xml:space="preserve">{% </w:t>
             </w:r>
-            <w:proofErr w:type="spellStart"/>
             <w:r>
               <w:rPr>
                 <w:rFonts w:ascii="Times New Roman" w:hAnsi="Times New Roman" w:cs="Times New Roman"/>
@@ -2469,7 +2060,6 @@
               </w:rPr>
               <w:t>colspan</w:t>
             </w:r>
-            <w:proofErr w:type="spellEnd"/>
             <w:r>
               <w:rPr>
                 <w:rFonts w:ascii="Times New Roman" w:hAnsi="Times New Roman" w:cs="Times New Roman"/>
@@ -2478,7 +2068,6 @@
               </w:rPr>
               <w:t xml:space="preserve"> </w:t>
             </w:r>
-            <w:proofErr w:type="spellStart"/>
             <w:r>
               <w:rPr>
                 <w:rFonts w:ascii="Times New Roman" w:hAnsi="Times New Roman" w:cs="Times New Roman"/>
@@ -2488,7 +2077,6 @@
               </w:rPr>
               <w:t>sh</w:t>
             </w:r>
-            <w:proofErr w:type="spellEnd"/>
             <w:r>
               <w:rPr>
                 <w:rFonts w:ascii="Times New Roman" w:hAnsi="Times New Roman" w:cs="Times New Roman"/>
@@ -2522,23 +2110,67 @@
               </w:rPr>
               <w:t xml:space="preserve"> </w:t>
             </w:r>
-            <w:proofErr w:type="gramStart"/>
-            <w:r>
-              <w:rPr>
-                <w:rFonts w:ascii="Times New Roman" w:hAnsi="Times New Roman" w:cs="Times New Roman"/>
-                <w:sz w:val="24"/>
-                <w:szCs w:val="24"/>
-              </w:rPr>
-              <w:t>%}Трудоемкость</w:t>
-            </w:r>
-            <w:proofErr w:type="gramEnd"/>
-            <w:r>
-              <w:rPr>
-                <w:rFonts w:ascii="Times New Roman" w:hAnsi="Times New Roman" w:cs="Times New Roman"/>
-                <w:sz w:val="24"/>
-                <w:szCs w:val="24"/>
-              </w:rPr>
-              <w:t xml:space="preserve"> в академических часах (Один академический час соответствует 45 минутам астрономического часа)</w:t>
+            <w:r>
+              <w:rPr>
+                <w:rFonts w:ascii="Times New Roman" w:hAnsi="Times New Roman" w:cs="Times New Roman"/>
+                <w:sz w:val="24"/>
+                <w:szCs w:val="24"/>
+              </w:rPr>
+              <w:t>%}</w:t>
+            </w:r>
+            <w:r>
+              <w:rPr>
+                <w:rFonts w:ascii="Times New Roman" w:hAnsi="Times New Roman" w:cs="Times New Roman"/>
+                <w:b/>
+                <w:bCs/>
+                <w:sz w:val="24"/>
+                <w:szCs w:val="24"/>
+              </w:rPr>
+              <w:t>Трудоемкость в академических</w:t>
+            </w:r>
+            <w:r>
+              <w:rPr>
+                <w:rFonts w:ascii="Times New Roman" w:hAnsi="Times New Roman" w:cs="Times New Roman"/>
+                <w:sz w:val="24"/>
+                <w:szCs w:val="24"/>
+              </w:rPr>
+              <w:t xml:space="preserve"> </w:t>
+            </w:r>
+            <w:r>
+              <w:rPr>
+                <w:rFonts w:ascii="Times New Roman" w:hAnsi="Times New Roman" w:cs="Times New Roman"/>
+                <w:b/>
+                <w:bCs/>
+                <w:sz w:val="24"/>
+                <w:szCs w:val="24"/>
+              </w:rPr>
+              <w:t>часах</w:t>
+            </w:r>
+            <w:r>
+              <w:rPr>
+                <w:rFonts w:ascii="Times New Roman" w:hAnsi="Times New Roman" w:cs="Times New Roman"/>
+                <w:sz w:val="24"/>
+                <w:szCs w:val="24"/>
+              </w:rPr>
+              <w:t xml:space="preserve"> </w:t>
+            </w:r>
+          </w:p>
+          <w:p>
+            <w:pPr>
+              <w:jc w:val="center"/>
+              <w:rPr>
+                <w:rFonts w:ascii="Times New Roman" w:hAnsi="Times New Roman" w:cs="Times New Roman"/>
+                <w:sz w:val="24"/>
+                <w:szCs w:val="24"/>
+              </w:rPr>
+            </w:pPr>
+            <w:r>
+              <w:rPr>
+                <w:rFonts w:ascii="Times New Roman" w:hAnsi="Times New Roman" w:cs="Times New Roman"/>
+                <w:sz w:val="24"/>
+                <w:szCs w:val="24"/>
+              </w:rPr>
+              <w:t>(Один академический час соответствует 45 минутам астрономического часа)</w:t>
             </w:r>
           </w:p>
         </w:tc>
@@ -2608,47 +2240,7 @@
                 <w:szCs w:val="24"/>
                 <w:lang w:val="en-US"/>
               </w:rPr>
-              <w:t>{%</w:t>
-            </w:r>
-            <w:proofErr w:type="spellStart"/>
-            <w:r>
-              <w:rPr>
-                <w:rFonts w:ascii="Times New Roman" w:hAnsi="Times New Roman" w:cs="Times New Roman"/>
-                <w:sz w:val="24"/>
-                <w:szCs w:val="24"/>
-                <w:lang w:val="en-US"/>
-              </w:rPr>
-              <w:t>tc</w:t>
-            </w:r>
-            <w:proofErr w:type="spellEnd"/>
-            <w:r>
-              <w:rPr>
-                <w:rFonts w:ascii="Times New Roman" w:hAnsi="Times New Roman" w:cs="Times New Roman"/>
-                <w:sz w:val="24"/>
-                <w:szCs w:val="24"/>
-                <w:lang w:val="en-US"/>
-              </w:rPr>
-              <w:t xml:space="preserve"> for item in </w:t>
-            </w:r>
-            <w:proofErr w:type="spellStart"/>
-            <w:r>
-              <w:rPr>
-                <w:rFonts w:ascii="Times New Roman" w:hAnsi="Times New Roman" w:cs="Times New Roman"/>
-                <w:sz w:val="24"/>
-                <w:szCs w:val="24"/>
-                <w:lang w:val="en-US"/>
-              </w:rPr>
-              <w:t>sh</w:t>
-            </w:r>
-            <w:proofErr w:type="spellEnd"/>
-            <w:r>
-              <w:rPr>
-                <w:rFonts w:ascii="Times New Roman" w:hAnsi="Times New Roman" w:cs="Times New Roman"/>
-                <w:sz w:val="24"/>
-                <w:szCs w:val="24"/>
-                <w:lang w:val="en-US"/>
-              </w:rPr>
-              <w:t xml:space="preserve"> %}</w:t>
+              <w:t>{%tc for item in sh %}</w:t>
             </w:r>
           </w:p>
         </w:tc>
@@ -2691,27 +2283,7 @@
                 <w:szCs w:val="24"/>
                 <w:lang w:val="en-US"/>
               </w:rPr>
-              <w:t>{{</w:t>
-            </w:r>
-            <w:proofErr w:type="spellStart"/>
-            <w:r>
-              <w:rPr>
-                <w:rFonts w:ascii="Times New Roman" w:hAnsi="Times New Roman" w:cs="Times New Roman"/>
-                <w:sz w:val="24"/>
-                <w:szCs w:val="24"/>
-                <w:lang w:val="en-US"/>
-              </w:rPr>
-              <w:t>item.num</w:t>
-            </w:r>
-            <w:proofErr w:type="spellEnd"/>
-            <w:r>
-              <w:rPr>
-                <w:rFonts w:ascii="Times New Roman" w:hAnsi="Times New Roman" w:cs="Times New Roman"/>
-                <w:sz w:val="24"/>
-                <w:szCs w:val="24"/>
-                <w:lang w:val="en-US"/>
-              </w:rPr>
-              <w:t>}}</w:t>
+              <w:t>{{item.num}}</w:t>
             </w:r>
           </w:p>
         </w:tc>
@@ -2737,47 +2309,7 @@
                 <w:szCs w:val="24"/>
                 <w:lang w:val="en-US"/>
               </w:rPr>
-              <w:t>{%</w:t>
-            </w:r>
-            <w:proofErr w:type="spellStart"/>
-            <w:r>
-              <w:rPr>
-                <w:rFonts w:ascii="Times New Roman" w:hAnsi="Times New Roman" w:cs="Times New Roman"/>
-                <w:sz w:val="24"/>
-                <w:szCs w:val="24"/>
-                <w:lang w:val="en-US"/>
-              </w:rPr>
-              <w:t>tc</w:t>
-            </w:r>
-            <w:proofErr w:type="spellEnd"/>
-            <w:r>
-              <w:rPr>
-                <w:rFonts w:ascii="Times New Roman" w:hAnsi="Times New Roman" w:cs="Times New Roman"/>
-                <w:sz w:val="24"/>
-                <w:szCs w:val="24"/>
-                <w:lang w:val="en-US"/>
-              </w:rPr>
-              <w:t xml:space="preserve"> </w:t>
-            </w:r>
-            <w:proofErr w:type="spellStart"/>
-            <w:r>
-              <w:rPr>
-                <w:rFonts w:ascii="Times New Roman" w:hAnsi="Times New Roman" w:cs="Times New Roman"/>
-                <w:sz w:val="24"/>
-                <w:szCs w:val="24"/>
-                <w:lang w:val="en-US"/>
-              </w:rPr>
-              <w:t>endfor</w:t>
-            </w:r>
-            <w:proofErr w:type="spellEnd"/>
-            <w:r>
-              <w:rPr>
-                <w:rFonts w:ascii="Times New Roman" w:hAnsi="Times New Roman" w:cs="Times New Roman"/>
-                <w:sz w:val="24"/>
-                <w:szCs w:val="24"/>
-                <w:lang w:val="en-US"/>
-              </w:rPr>
-              <w:t xml:space="preserve"> %}</w:t>
+              <w:t>{%tc endfor %}</w:t>
             </w:r>
           </w:p>
         </w:tc>
@@ -2832,7 +2364,6 @@
               </w:rPr>
               <w:t>{{</w:t>
             </w:r>
-            <w:proofErr w:type="spellStart"/>
             <w:r>
               <w:rPr>
                 <w:rFonts w:ascii="Times New Roman" w:hAnsi="Times New Roman" w:cs="Times New Roman"/>
@@ -2842,7 +2373,6 @@
               </w:rPr>
               <w:t>sha</w:t>
             </w:r>
-            <w:proofErr w:type="spellEnd"/>
             <w:r>
               <w:rPr>
                 <w:rFonts w:ascii="Times New Roman" w:hAnsi="Times New Roman" w:cs="Times New Roman"/>
@@ -2858,7 +2388,6 @@
               </w:rPr>
               <w:t xml:space="preserve"> </w:t>
             </w:r>
-            <w:proofErr w:type="spellStart"/>
             <w:r>
               <w:rPr>
                 <w:rFonts w:ascii="Times New Roman" w:hAnsi="Times New Roman" w:cs="Times New Roman"/>
@@ -2904,7 +2433,6 @@
               </w:rPr>
               <w:t>all</w:t>
             </w:r>
-            <w:proofErr w:type="spellEnd"/>
             <w:r>
               <w:rPr>
                 <w:rFonts w:ascii="Times New Roman" w:hAnsi="Times New Roman" w:cs="Times New Roman"/>
@@ -2914,7 +2442,6 @@
               </w:rPr>
               <w:t xml:space="preserve"> + </w:t>
             </w:r>
-            <w:proofErr w:type="spellStart"/>
             <w:r>
               <w:rPr>
                 <w:rFonts w:ascii="Times New Roman" w:hAnsi="Times New Roman" w:cs="Times New Roman"/>
@@ -2924,7 +2451,6 @@
               </w:rPr>
               <w:t>sha</w:t>
             </w:r>
-            <w:proofErr w:type="spellEnd"/>
             <w:r>
               <w:rPr>
                 <w:rFonts w:ascii="Times New Roman" w:hAnsi="Times New Roman" w:cs="Times New Roman"/>
@@ -2940,7 +2466,6 @@
               </w:rPr>
               <w:t xml:space="preserve"> </w:t>
             </w:r>
-            <w:proofErr w:type="spellStart"/>
             <w:r>
               <w:rPr>
                 <w:rFonts w:ascii="Times New Roman" w:hAnsi="Times New Roman" w:cs="Times New Roman"/>
@@ -2977,7 +2502,6 @@
               </w:rPr>
               <w:t>all</w:t>
             </w:r>
-            <w:proofErr w:type="spellEnd"/>
             <w:r>
               <w:rPr>
                 <w:rFonts w:ascii="Times New Roman" w:hAnsi="Times New Roman" w:cs="Times New Roman"/>
@@ -2987,7 +2511,6 @@
               </w:rPr>
               <w:t xml:space="preserve"> + </w:t>
             </w:r>
-            <w:proofErr w:type="spellStart"/>
             <w:r>
               <w:rPr>
                 <w:rFonts w:ascii="Times New Roman" w:hAnsi="Times New Roman" w:cs="Times New Roman"/>
@@ -3051,7 +2574,6 @@
               </w:rPr>
               <w:t>all</w:t>
             </w:r>
-            <w:proofErr w:type="spellEnd"/>
             <w:r>
               <w:rPr>
                 <w:rFonts w:ascii="Times New Roman" w:hAnsi="Times New Roman" w:cs="Times New Roman"/>
@@ -3087,7 +2609,6 @@
               </w:rPr>
               <w:t>{%</w:t>
             </w:r>
-            <w:proofErr w:type="spellStart"/>
             <w:r>
               <w:rPr>
                 <w:rFonts w:ascii="Times New Roman" w:hAnsi="Times New Roman" w:cs="Times New Roman"/>
@@ -3097,7 +2618,6 @@
               </w:rPr>
               <w:t>tc</w:t>
             </w:r>
-            <w:proofErr w:type="spellEnd"/>
             <w:r>
               <w:rPr>
                 <w:rFonts w:ascii="Times New Roman" w:hAnsi="Times New Roman" w:cs="Times New Roman"/>
@@ -3161,7 +2681,6 @@
               </w:rPr>
               <w:t xml:space="preserve"> </w:t>
             </w:r>
-            <w:proofErr w:type="spellStart"/>
             <w:r>
               <w:rPr>
                 <w:rFonts w:ascii="Times New Roman" w:hAnsi="Times New Roman" w:cs="Times New Roman"/>
@@ -3171,7 +2690,6 @@
               </w:rPr>
               <w:t>sh</w:t>
             </w:r>
-            <w:proofErr w:type="spellEnd"/>
             <w:r>
               <w:rPr>
                 <w:rFonts w:ascii="Times New Roman" w:hAnsi="Times New Roman" w:cs="Times New Roman"/>
@@ -3207,7 +2725,6 @@
               </w:rPr>
               <w:t>{{</w:t>
             </w:r>
-            <w:proofErr w:type="spellStart"/>
             <w:r>
               <w:rPr>
                 <w:rFonts w:ascii="Times New Roman" w:hAnsi="Times New Roman" w:cs="Times New Roman"/>
@@ -3253,7 +2770,6 @@
               </w:rPr>
               <w:t>hours</w:t>
             </w:r>
-            <w:proofErr w:type="spellEnd"/>
             <w:r>
               <w:rPr>
                 <w:rFonts w:ascii="Times New Roman" w:hAnsi="Times New Roman" w:cs="Times New Roman"/>
@@ -3263,7 +2779,6 @@
               </w:rPr>
               <w:t xml:space="preserve"> + </w:t>
             </w:r>
-            <w:proofErr w:type="spellStart"/>
             <w:r>
               <w:rPr>
                 <w:rFonts w:ascii="Times New Roman" w:hAnsi="Times New Roman" w:cs="Times New Roman"/>
@@ -3309,7 +2824,6 @@
               </w:rPr>
               <w:t>hours</w:t>
             </w:r>
-            <w:proofErr w:type="spellEnd"/>
             <w:r>
               <w:rPr>
                 <w:rFonts w:ascii="Times New Roman" w:hAnsi="Times New Roman" w:cs="Times New Roman"/>
@@ -3319,7 +2833,6 @@
               </w:rPr>
               <w:t xml:space="preserve"> + </w:t>
             </w:r>
-            <w:proofErr w:type="spellStart"/>
             <w:r>
               <w:rPr>
                 <w:rFonts w:ascii="Times New Roman" w:hAnsi="Times New Roman" w:cs="Times New Roman"/>
@@ -3365,7 +2878,6 @@
               </w:rPr>
               <w:t>hours</w:t>
             </w:r>
-            <w:proofErr w:type="spellEnd"/>
             <w:r>
               <w:rPr>
                 <w:rFonts w:ascii="Times New Roman" w:hAnsi="Times New Roman" w:cs="Times New Roman"/>
@@ -3399,7 +2911,6 @@
               </w:rPr>
               <w:t>{%</w:t>
             </w:r>
-            <w:proofErr w:type="spellStart"/>
             <w:r>
               <w:rPr>
                 <w:rFonts w:ascii="Times New Roman" w:hAnsi="Times New Roman" w:cs="Times New Roman"/>
@@ -3409,7 +2920,6 @@
               </w:rPr>
               <w:t>tc</w:t>
             </w:r>
-            <w:proofErr w:type="spellEnd"/>
             <w:r>
               <w:rPr>
                 <w:rFonts w:ascii="Times New Roman" w:hAnsi="Times New Roman" w:cs="Times New Roman"/>
@@ -3418,7 +2928,6 @@
               </w:rPr>
               <w:t xml:space="preserve"> </w:t>
             </w:r>
-            <w:proofErr w:type="spellStart"/>
             <w:r>
               <w:rPr>
                 <w:rFonts w:ascii="Times New Roman" w:hAnsi="Times New Roman" w:cs="Times New Roman"/>
@@ -3428,7 +2937,6 @@
               </w:rPr>
               <w:t>endfor</w:t>
             </w:r>
-            <w:proofErr w:type="spellEnd"/>
             <w:r>
               <w:rPr>
                 <w:rFonts w:ascii="Times New Roman" w:hAnsi="Times New Roman" w:cs="Times New Roman"/>
@@ -3493,7 +3001,6 @@
             <w:r>
               <w:t xml:space="preserve"> </w:t>
             </w:r>
-            <w:proofErr w:type="spellStart"/>
             <w:r>
               <w:rPr>
                 <w:rFonts w:ascii="Times New Roman" w:hAnsi="Times New Roman" w:cs="Times New Roman"/>
@@ -3528,17 +3035,7 @@
                 <w:szCs w:val="24"/>
                 <w:lang w:val="en-US"/>
               </w:rPr>
-              <w:t>hours_all</w:t>
-            </w:r>
-            <w:proofErr w:type="spellEnd"/>
-            <w:r>
-              <w:rPr>
-                <w:rFonts w:ascii="Times New Roman" w:hAnsi="Times New Roman" w:cs="Times New Roman"/>
-                <w:sz w:val="24"/>
-                <w:szCs w:val="24"/>
-                <w:lang w:val="en-US"/>
-              </w:rPr>
-              <w:t>}}</w:t>
+              <w:t>hours_all}}</w:t>
             </w:r>
           </w:p>
         </w:tc>
@@ -3564,47 +3061,7 @@
                 <w:szCs w:val="24"/>
                 <w:lang w:val="en-US"/>
               </w:rPr>
-              <w:t>{%</w:t>
-            </w:r>
-            <w:proofErr w:type="spellStart"/>
-            <w:r>
-              <w:rPr>
-                <w:rFonts w:ascii="Times New Roman" w:hAnsi="Times New Roman" w:cs="Times New Roman"/>
-                <w:sz w:val="24"/>
-                <w:szCs w:val="24"/>
-                <w:lang w:val="en-US"/>
-              </w:rPr>
-              <w:t>tc</w:t>
-            </w:r>
-            <w:proofErr w:type="spellEnd"/>
-            <w:r>
-              <w:rPr>
-                <w:rFonts w:ascii="Times New Roman" w:hAnsi="Times New Roman" w:cs="Times New Roman"/>
-                <w:sz w:val="24"/>
-                <w:szCs w:val="24"/>
-                <w:lang w:val="en-US"/>
-              </w:rPr>
-              <w:t xml:space="preserve"> for item in </w:t>
-            </w:r>
-            <w:proofErr w:type="spellStart"/>
-            <w:r>
-              <w:rPr>
-                <w:rFonts w:ascii="Times New Roman" w:hAnsi="Times New Roman" w:cs="Times New Roman"/>
-                <w:sz w:val="24"/>
-                <w:szCs w:val="24"/>
-                <w:lang w:val="en-US"/>
-              </w:rPr>
-              <w:t>sh</w:t>
-            </w:r>
-            <w:proofErr w:type="spellEnd"/>
-            <w:r>
-              <w:rPr>
-                <w:rFonts w:ascii="Times New Roman" w:hAnsi="Times New Roman" w:cs="Times New Roman"/>
-                <w:sz w:val="24"/>
-                <w:szCs w:val="24"/>
-                <w:lang w:val="en-US"/>
-              </w:rPr>
-              <w:t xml:space="preserve"> %}</w:t>
+              <w:t>{%tc for item in sh %}</w:t>
             </w:r>
           </w:p>
         </w:tc>
@@ -3630,27 +3087,7 @@
                 <w:szCs w:val="24"/>
                 <w:lang w:val="en-US"/>
               </w:rPr>
-              <w:t>{{</w:t>
-            </w:r>
-            <w:proofErr w:type="spellStart"/>
-            <w:r>
-              <w:rPr>
-                <w:rFonts w:ascii="Times New Roman" w:hAnsi="Times New Roman" w:cs="Times New Roman"/>
-                <w:sz w:val="24"/>
-                <w:szCs w:val="24"/>
-                <w:lang w:val="en-US"/>
-              </w:rPr>
-              <w:t>item.aud_hours</w:t>
-            </w:r>
-            <w:proofErr w:type="spellEnd"/>
-            <w:r>
-              <w:rPr>
-                <w:rFonts w:ascii="Times New Roman" w:hAnsi="Times New Roman" w:cs="Times New Roman"/>
-                <w:sz w:val="24"/>
-                <w:szCs w:val="24"/>
-                <w:lang w:val="en-US"/>
-              </w:rPr>
-              <w:t>}}</w:t>
+              <w:t>{{item.aud_hours}}</w:t>
             </w:r>
           </w:p>
         </w:tc>
@@ -3675,47 +3112,7 @@
                 <w:szCs w:val="24"/>
                 <w:lang w:val="en-US"/>
               </w:rPr>
-              <w:t>{%</w:t>
-            </w:r>
-            <w:proofErr w:type="spellStart"/>
-            <w:r>
-              <w:rPr>
-                <w:rFonts w:ascii="Times New Roman" w:hAnsi="Times New Roman" w:cs="Times New Roman"/>
-                <w:sz w:val="24"/>
-                <w:szCs w:val="24"/>
-                <w:lang w:val="en-US"/>
-              </w:rPr>
-              <w:t>tc</w:t>
-            </w:r>
-            <w:proofErr w:type="spellEnd"/>
-            <w:r>
-              <w:rPr>
-                <w:rFonts w:ascii="Times New Roman" w:hAnsi="Times New Roman" w:cs="Times New Roman"/>
-                <w:sz w:val="24"/>
-                <w:szCs w:val="24"/>
-                <w:lang w:val="en-US"/>
-              </w:rPr>
-              <w:t xml:space="preserve"> </w:t>
-            </w:r>
-            <w:proofErr w:type="spellStart"/>
-            <w:r>
-              <w:rPr>
-                <w:rFonts w:ascii="Times New Roman" w:hAnsi="Times New Roman" w:cs="Times New Roman"/>
-                <w:sz w:val="24"/>
-                <w:szCs w:val="24"/>
-                <w:lang w:val="en-US"/>
-              </w:rPr>
-              <w:t>endfor</w:t>
-            </w:r>
-            <w:proofErr w:type="spellEnd"/>
-            <w:r>
-              <w:rPr>
-                <w:rFonts w:ascii="Times New Roman" w:hAnsi="Times New Roman" w:cs="Times New Roman"/>
-                <w:sz w:val="24"/>
-                <w:szCs w:val="24"/>
-                <w:lang w:val="en-US"/>
-              </w:rPr>
-              <w:t xml:space="preserve"> %}</w:t>
+              <w:t>{%tc endfor %}</w:t>
             </w:r>
           </w:p>
         </w:tc>
@@ -3742,6 +3139,7 @@
                 <w:sz w:val="24"/>
                 <w:szCs w:val="24"/>
               </w:rPr>
+              <w:lastRenderedPageBreak/>
               <w:t xml:space="preserve">    </w:t>
             </w:r>
             <w:r>
@@ -3776,7 +3174,6 @@
                 <w:szCs w:val="24"/>
               </w:rPr>
             </w:pPr>
-            <w:proofErr w:type="gramStart"/>
             <w:r>
               <w:rPr>
                 <w:rFonts w:ascii="Times New Roman" w:hAnsi="Times New Roman" w:cs="Times New Roman"/>
@@ -3785,7 +3182,6 @@
               </w:rPr>
               <w:t xml:space="preserve">{{ </w:t>
             </w:r>
-            <w:proofErr w:type="spellStart"/>
             <w:r>
               <w:rPr>
                 <w:rFonts w:ascii="Times New Roman" w:hAnsi="Times New Roman" w:cs="Times New Roman"/>
@@ -3795,7 +3191,6 @@
               </w:rPr>
               <w:t>sha</w:t>
             </w:r>
-            <w:proofErr w:type="spellEnd"/>
             <w:r>
               <w:rPr>
                 <w:rFonts w:ascii="Times New Roman" w:hAnsi="Times New Roman" w:cs="Times New Roman"/>
@@ -3804,7 +3199,6 @@
               </w:rPr>
               <w:t>.</w:t>
             </w:r>
-            <w:proofErr w:type="spellStart"/>
             <w:r>
               <w:rPr>
                 <w:rFonts w:ascii="Times New Roman" w:hAnsi="Times New Roman" w:cs="Times New Roman"/>
@@ -3814,8 +3208,6 @@
               </w:rPr>
               <w:t>lekc</w:t>
             </w:r>
-            <w:proofErr w:type="spellEnd"/>
-            <w:proofErr w:type="gramEnd"/>
             <w:r>
               <w:rPr>
                 <w:rFonts w:ascii="Times New Roman" w:hAnsi="Times New Roman" w:cs="Times New Roman"/>
@@ -3884,7 +3276,6 @@
               </w:rPr>
               <w:t>{%</w:t>
             </w:r>
-            <w:proofErr w:type="spellStart"/>
             <w:r>
               <w:rPr>
                 <w:rFonts w:ascii="Times New Roman" w:hAnsi="Times New Roman" w:cs="Times New Roman"/>
@@ -3894,7 +3285,6 @@
               </w:rPr>
               <w:t>tc</w:t>
             </w:r>
-            <w:proofErr w:type="spellEnd"/>
             <w:r>
               <w:rPr>
                 <w:rFonts w:ascii="Times New Roman" w:hAnsi="Times New Roman" w:cs="Times New Roman"/>
@@ -3947,7 +3337,6 @@
                 <w:szCs w:val="24"/>
                 <w:lang w:val="en-US"/>
               </w:rPr>
-              <w:lastRenderedPageBreak/>
               <w:t>in</w:t>
             </w:r>
             <w:r>
@@ -3959,7 +3348,6 @@
               </w:rPr>
               <w:t xml:space="preserve"> </w:t>
             </w:r>
-            <w:proofErr w:type="spellStart"/>
             <w:r>
               <w:rPr>
                 <w:rFonts w:ascii="Times New Roman" w:hAnsi="Times New Roman" w:cs="Times New Roman"/>
@@ -3969,7 +3357,6 @@
               </w:rPr>
               <w:t>sh</w:t>
             </w:r>
-            <w:proofErr w:type="spellEnd"/>
             <w:r>
               <w:rPr>
                 <w:rFonts w:ascii="Times New Roman" w:hAnsi="Times New Roman" w:cs="Times New Roman"/>
@@ -4001,7 +3388,6 @@
                 <w:sz w:val="24"/>
                 <w:szCs w:val="24"/>
               </w:rPr>
-              <w:lastRenderedPageBreak/>
               <w:t>{{</w:t>
             </w:r>
             <w:r>
@@ -4021,7 +3407,6 @@
               </w:rPr>
               <w:t>.</w:t>
             </w:r>
-            <w:proofErr w:type="spellStart"/>
             <w:r>
               <w:rPr>
                 <w:rFonts w:ascii="Times New Roman" w:hAnsi="Times New Roman" w:cs="Times New Roman"/>
@@ -4031,7 +3416,6 @@
               </w:rPr>
               <w:t>lekc</w:t>
             </w:r>
-            <w:proofErr w:type="spellEnd"/>
             <w:r>
               <w:rPr>
                 <w:rFonts w:ascii="Times New Roman" w:hAnsi="Times New Roman" w:cs="Times New Roman"/>
@@ -4089,7 +3473,6 @@
               </w:rPr>
               <w:t>{%</w:t>
             </w:r>
-            <w:proofErr w:type="spellStart"/>
             <w:r>
               <w:rPr>
                 <w:rFonts w:ascii="Times New Roman" w:hAnsi="Times New Roman" w:cs="Times New Roman"/>
@@ -4099,7 +3482,6 @@
               </w:rPr>
               <w:t>tc</w:t>
             </w:r>
-            <w:proofErr w:type="spellEnd"/>
             <w:r>
               <w:rPr>
                 <w:rFonts w:ascii="Times New Roman" w:hAnsi="Times New Roman" w:cs="Times New Roman"/>
@@ -4108,7 +3490,6 @@
               </w:rPr>
               <w:t xml:space="preserve"> </w:t>
             </w:r>
-            <w:proofErr w:type="spellStart"/>
             <w:r>
               <w:rPr>
                 <w:rFonts w:ascii="Times New Roman" w:hAnsi="Times New Roman" w:cs="Times New Roman"/>
@@ -4118,7 +3499,6 @@
               </w:rPr>
               <w:t>endfor</w:t>
             </w:r>
-            <w:proofErr w:type="spellEnd"/>
             <w:r>
               <w:rPr>
                 <w:rFonts w:ascii="Times New Roman" w:hAnsi="Times New Roman" w:cs="Times New Roman"/>
@@ -4194,7 +3574,6 @@
                 <w:szCs w:val="24"/>
               </w:rPr>
             </w:pPr>
-            <w:proofErr w:type="gramStart"/>
             <w:r>
               <w:rPr>
                 <w:rFonts w:ascii="Times New Roman" w:hAnsi="Times New Roman" w:cs="Times New Roman"/>
@@ -4203,7 +3582,6 @@
               </w:rPr>
               <w:t xml:space="preserve">{{ </w:t>
             </w:r>
-            <w:proofErr w:type="spellStart"/>
             <w:r>
               <w:rPr>
                 <w:rFonts w:ascii="Times New Roman" w:hAnsi="Times New Roman" w:cs="Times New Roman"/>
@@ -4213,7 +3591,6 @@
               </w:rPr>
               <w:t>sha</w:t>
             </w:r>
-            <w:proofErr w:type="spellEnd"/>
             <w:r>
               <w:rPr>
                 <w:rFonts w:ascii="Times New Roman" w:hAnsi="Times New Roman" w:cs="Times New Roman"/>
@@ -4231,7 +3608,6 @@
               </w:rPr>
               <w:t>lab</w:t>
             </w:r>
-            <w:proofErr w:type="gramEnd"/>
             <w:r>
               <w:rPr>
                 <w:rFonts w:ascii="Times New Roman" w:hAnsi="Times New Roman" w:cs="Times New Roman"/>
@@ -4300,7 +3676,6 @@
               </w:rPr>
               <w:t>{%</w:t>
             </w:r>
-            <w:proofErr w:type="spellStart"/>
             <w:r>
               <w:rPr>
                 <w:rFonts w:ascii="Times New Roman" w:hAnsi="Times New Roman" w:cs="Times New Roman"/>
@@ -4310,7 +3685,6 @@
               </w:rPr>
               <w:t>tc</w:t>
             </w:r>
-            <w:proofErr w:type="spellEnd"/>
             <w:r>
               <w:rPr>
                 <w:rFonts w:ascii="Times New Roman" w:hAnsi="Times New Roman" w:cs="Times New Roman"/>
@@ -4374,7 +3748,6 @@
               </w:rPr>
               <w:t xml:space="preserve"> </w:t>
             </w:r>
-            <w:proofErr w:type="spellStart"/>
             <w:r>
               <w:rPr>
                 <w:rFonts w:ascii="Times New Roman" w:hAnsi="Times New Roman" w:cs="Times New Roman"/>
@@ -4384,7 +3757,6 @@
               </w:rPr>
               <w:t>sh</w:t>
             </w:r>
-            <w:proofErr w:type="spellEnd"/>
             <w:r>
               <w:rPr>
                 <w:rFonts w:ascii="Times New Roman" w:hAnsi="Times New Roman" w:cs="Times New Roman"/>
@@ -4427,17 +3799,7 @@
                 <w:szCs w:val="24"/>
                 <w:lang w:val="en-US"/>
               </w:rPr>
-              <w:t>{{</w:t>
-            </w:r>
-            <w:proofErr w:type="spellStart"/>
-            <w:r>
-              <w:rPr>
-                <w:rFonts w:ascii="Times New Roman" w:hAnsi="Times New Roman" w:cs="Times New Roman"/>
-                <w:sz w:val="24"/>
-                <w:szCs w:val="24"/>
-                <w:lang w:val="en-US"/>
-              </w:rPr>
-              <w:t>item.lab_hour</w:t>
+              <w:t>{{item.lab_hour</w:t>
             </w:r>
             <w:r>
               <w:rPr>
@@ -4448,7 +3810,6 @@
               </w:rPr>
               <w:t>s</w:t>
             </w:r>
-            <w:proofErr w:type="spellEnd"/>
             <w:r>
               <w:rPr>
                 <w:rFonts w:ascii="Times New Roman" w:hAnsi="Times New Roman" w:cs="Times New Roman"/>
@@ -4481,47 +3842,7 @@
                 <w:szCs w:val="24"/>
                 <w:lang w:val="en-US"/>
               </w:rPr>
-              <w:t>{%</w:t>
-            </w:r>
-            <w:proofErr w:type="spellStart"/>
-            <w:r>
-              <w:rPr>
-                <w:rFonts w:ascii="Times New Roman" w:hAnsi="Times New Roman" w:cs="Times New Roman"/>
-                <w:sz w:val="24"/>
-                <w:szCs w:val="24"/>
-                <w:lang w:val="en-US"/>
-              </w:rPr>
-              <w:t>tc</w:t>
-            </w:r>
-            <w:proofErr w:type="spellEnd"/>
-            <w:r>
-              <w:rPr>
-                <w:rFonts w:ascii="Times New Roman" w:hAnsi="Times New Roman" w:cs="Times New Roman"/>
-                <w:sz w:val="24"/>
-                <w:szCs w:val="24"/>
-                <w:lang w:val="en-US"/>
-              </w:rPr>
-              <w:t xml:space="preserve"> </w:t>
-            </w:r>
-            <w:proofErr w:type="spellStart"/>
-            <w:r>
-              <w:rPr>
-                <w:rFonts w:ascii="Times New Roman" w:hAnsi="Times New Roman" w:cs="Times New Roman"/>
-                <w:sz w:val="24"/>
-                <w:szCs w:val="24"/>
-                <w:lang w:val="en-US"/>
-              </w:rPr>
-              <w:t>endfor</w:t>
-            </w:r>
-            <w:proofErr w:type="spellEnd"/>
-            <w:r>
-              <w:rPr>
-                <w:rFonts w:ascii="Times New Roman" w:hAnsi="Times New Roman" w:cs="Times New Roman"/>
-                <w:sz w:val="24"/>
-                <w:szCs w:val="24"/>
-                <w:lang w:val="en-US"/>
-              </w:rPr>
-              <w:t xml:space="preserve"> %}</w:t>
+              <w:t>{%tc endfor %}</w:t>
             </w:r>
           </w:p>
         </w:tc>
@@ -4585,7 +3906,6 @@
               </w:rPr>
               <w:t xml:space="preserve">{{ </w:t>
             </w:r>
-            <w:proofErr w:type="spellStart"/>
             <w:r>
               <w:rPr>
                 <w:rFonts w:ascii="Times New Roman" w:hAnsi="Times New Roman" w:cs="Times New Roman"/>
@@ -4602,17 +3922,7 @@
                 <w:szCs w:val="24"/>
                 <w:lang w:val="en-US"/>
               </w:rPr>
-              <w:t>.pr_hours_all</w:t>
-            </w:r>
-            <w:proofErr w:type="spellEnd"/>
-            <w:r>
-              <w:rPr>
-                <w:rFonts w:ascii="Times New Roman" w:hAnsi="Times New Roman" w:cs="Times New Roman"/>
-                <w:sz w:val="24"/>
-                <w:szCs w:val="24"/>
-                <w:lang w:val="en-US"/>
-              </w:rPr>
-              <w:t xml:space="preserve"> }}</w:t>
+              <w:t>.pr_hours_all }}</w:t>
             </w:r>
           </w:p>
         </w:tc>
@@ -4638,47 +3948,7 @@
                 <w:szCs w:val="24"/>
                 <w:lang w:val="en-US"/>
               </w:rPr>
-              <w:t>{%</w:t>
-            </w:r>
-            <w:proofErr w:type="spellStart"/>
-            <w:r>
-              <w:rPr>
-                <w:rFonts w:ascii="Times New Roman" w:hAnsi="Times New Roman" w:cs="Times New Roman"/>
-                <w:sz w:val="24"/>
-                <w:szCs w:val="24"/>
-                <w:lang w:val="en-US"/>
-              </w:rPr>
-              <w:t>tc</w:t>
-            </w:r>
-            <w:proofErr w:type="spellEnd"/>
-            <w:r>
-              <w:rPr>
-                <w:rFonts w:ascii="Times New Roman" w:hAnsi="Times New Roman" w:cs="Times New Roman"/>
-                <w:sz w:val="24"/>
-                <w:szCs w:val="24"/>
-                <w:lang w:val="en-US"/>
-              </w:rPr>
-              <w:t xml:space="preserve"> for item in </w:t>
-            </w:r>
-            <w:proofErr w:type="spellStart"/>
-            <w:r>
-              <w:rPr>
-                <w:rFonts w:ascii="Times New Roman" w:hAnsi="Times New Roman" w:cs="Times New Roman"/>
-                <w:sz w:val="24"/>
-                <w:szCs w:val="24"/>
-                <w:lang w:val="en-US"/>
-              </w:rPr>
-              <w:t>sh</w:t>
-            </w:r>
-            <w:proofErr w:type="spellEnd"/>
-            <w:r>
-              <w:rPr>
-                <w:rFonts w:ascii="Times New Roman" w:hAnsi="Times New Roman" w:cs="Times New Roman"/>
-                <w:sz w:val="24"/>
-                <w:szCs w:val="24"/>
-                <w:lang w:val="en-US"/>
-              </w:rPr>
-              <w:t xml:space="preserve"> %}</w:t>
+              <w:t>{%tc for item in sh %}</w:t>
             </w:r>
           </w:p>
         </w:tc>
@@ -4704,17 +3974,7 @@
                 <w:szCs w:val="24"/>
                 <w:lang w:val="en-US"/>
               </w:rPr>
-              <w:t>{{</w:t>
-            </w:r>
-            <w:proofErr w:type="spellStart"/>
-            <w:r>
-              <w:rPr>
-                <w:rFonts w:ascii="Times New Roman" w:hAnsi="Times New Roman" w:cs="Times New Roman"/>
-                <w:sz w:val="24"/>
-                <w:szCs w:val="24"/>
-                <w:lang w:val="en-US"/>
-              </w:rPr>
-              <w:t>item.pr_hour</w:t>
+              <w:t>{{item.pr_hour</w:t>
             </w:r>
             <w:r>
               <w:rPr>
@@ -4725,7 +3985,6 @@
               </w:rPr>
               <w:t>s</w:t>
             </w:r>
-            <w:proofErr w:type="spellEnd"/>
             <w:r>
               <w:rPr>
                 <w:rFonts w:ascii="Times New Roman" w:hAnsi="Times New Roman" w:cs="Times New Roman"/>
@@ -4758,47 +4017,7 @@
                 <w:szCs w:val="24"/>
                 <w:lang w:val="en-US"/>
               </w:rPr>
-              <w:t>{%</w:t>
-            </w:r>
-            <w:proofErr w:type="spellStart"/>
-            <w:r>
-              <w:rPr>
-                <w:rFonts w:ascii="Times New Roman" w:hAnsi="Times New Roman" w:cs="Times New Roman"/>
-                <w:sz w:val="24"/>
-                <w:szCs w:val="24"/>
-                <w:lang w:val="en-US"/>
-              </w:rPr>
-              <w:t>tc</w:t>
-            </w:r>
-            <w:proofErr w:type="spellEnd"/>
-            <w:r>
-              <w:rPr>
-                <w:rFonts w:ascii="Times New Roman" w:hAnsi="Times New Roman" w:cs="Times New Roman"/>
-                <w:sz w:val="24"/>
-                <w:szCs w:val="24"/>
-                <w:lang w:val="en-US"/>
-              </w:rPr>
-              <w:t xml:space="preserve"> </w:t>
-            </w:r>
-            <w:proofErr w:type="spellStart"/>
-            <w:r>
-              <w:rPr>
-                <w:rFonts w:ascii="Times New Roman" w:hAnsi="Times New Roman" w:cs="Times New Roman"/>
-                <w:sz w:val="24"/>
-                <w:szCs w:val="24"/>
-                <w:lang w:val="en-US"/>
-              </w:rPr>
-              <w:t>endfor</w:t>
-            </w:r>
-            <w:proofErr w:type="spellEnd"/>
-            <w:r>
-              <w:rPr>
-                <w:rFonts w:ascii="Times New Roman" w:hAnsi="Times New Roman" w:cs="Times New Roman"/>
-                <w:sz w:val="24"/>
-                <w:szCs w:val="24"/>
-                <w:lang w:val="en-US"/>
-              </w:rPr>
-              <w:t xml:space="preserve"> %}</w:t>
+              <w:t>{%tc endfor %}</w:t>
             </w:r>
           </w:p>
         </w:tc>
@@ -4851,32 +4070,11 @@
                 <w:szCs w:val="24"/>
                 <w:lang w:val="en-US"/>
               </w:rPr>
-              <w:t xml:space="preserve">{{ </w:t>
-            </w:r>
-            <w:proofErr w:type="spellStart"/>
-            <w:r>
-              <w:rPr>
-                <w:rFonts w:ascii="Times New Roman" w:hAnsi="Times New Roman" w:cs="Times New Roman"/>
-                <w:sz w:val="24"/>
-                <w:szCs w:val="24"/>
-                <w:lang w:val="en-US"/>
-              </w:rPr>
-              <w:t>sha</w:t>
-            </w:r>
-            <w:proofErr w:type="spellEnd"/>
-            <w:r>
-              <w:rPr>
-                <w:rFonts w:ascii="Times New Roman" w:hAnsi="Times New Roman" w:cs="Times New Roman"/>
-                <w:sz w:val="24"/>
-                <w:szCs w:val="24"/>
-                <w:lang w:val="en-US"/>
-              </w:rPr>
-              <w:t>.</w:t>
+              <w:t>{{ sha.</w:t>
             </w:r>
             <w:r>
               <w:t xml:space="preserve"> </w:t>
             </w:r>
-            <w:proofErr w:type="spellStart"/>
             <w:r>
               <w:rPr>
                 <w:rFonts w:ascii="Times New Roman" w:hAnsi="Times New Roman" w:cs="Times New Roman"/>
@@ -4886,7 +4084,6 @@
               </w:rPr>
               <w:t>contact_hours_all</w:t>
             </w:r>
-            <w:proofErr w:type="spellEnd"/>
             <w:r>
               <w:rPr>
                 <w:rFonts w:ascii="Times New Roman" w:hAnsi="Times New Roman" w:cs="Times New Roman"/>
@@ -4920,47 +4117,7 @@
                 <w:szCs w:val="24"/>
                 <w:lang w:val="en-US"/>
               </w:rPr>
-              <w:t>{%</w:t>
-            </w:r>
-            <w:proofErr w:type="spellStart"/>
-            <w:r>
-              <w:rPr>
-                <w:rFonts w:ascii="Times New Roman" w:hAnsi="Times New Roman" w:cs="Times New Roman"/>
-                <w:sz w:val="24"/>
-                <w:szCs w:val="24"/>
-                <w:lang w:val="en-US"/>
-              </w:rPr>
-              <w:t>tc</w:t>
-            </w:r>
-            <w:proofErr w:type="spellEnd"/>
-            <w:r>
-              <w:rPr>
-                <w:rFonts w:ascii="Times New Roman" w:hAnsi="Times New Roman" w:cs="Times New Roman"/>
-                <w:sz w:val="24"/>
-                <w:szCs w:val="24"/>
-                <w:lang w:val="en-US"/>
-              </w:rPr>
-              <w:t xml:space="preserve"> for item in </w:t>
-            </w:r>
-            <w:proofErr w:type="spellStart"/>
-            <w:r>
-              <w:rPr>
-                <w:rFonts w:ascii="Times New Roman" w:hAnsi="Times New Roman" w:cs="Times New Roman"/>
-                <w:sz w:val="24"/>
-                <w:szCs w:val="24"/>
-                <w:lang w:val="en-US"/>
-              </w:rPr>
-              <w:t>sh</w:t>
-            </w:r>
-            <w:proofErr w:type="spellEnd"/>
-            <w:r>
-              <w:rPr>
-                <w:rFonts w:ascii="Times New Roman" w:hAnsi="Times New Roman" w:cs="Times New Roman"/>
-                <w:sz w:val="24"/>
-                <w:szCs w:val="24"/>
-                <w:lang w:val="en-US"/>
-              </w:rPr>
-              <w:t xml:space="preserve"> %}</w:t>
+              <w:t>{%tc for item in sh %}</w:t>
             </w:r>
           </w:p>
         </w:tc>
@@ -4991,7 +4148,6 @@
             <w:r>
               <w:t>c</w:t>
             </w:r>
-            <w:proofErr w:type="spellStart"/>
             <w:r>
               <w:rPr>
                 <w:rFonts w:ascii="Times New Roman" w:hAnsi="Times New Roman" w:cs="Times New Roman"/>
@@ -5008,17 +4164,7 @@
                 <w:szCs w:val="24"/>
                 <w:lang w:val="en-US"/>
               </w:rPr>
-              <w:t>_hours</w:t>
-            </w:r>
-            <w:proofErr w:type="spellEnd"/>
-            <w:r>
-              <w:rPr>
-                <w:rFonts w:ascii="Times New Roman" w:hAnsi="Times New Roman" w:cs="Times New Roman"/>
-                <w:sz w:val="24"/>
-                <w:szCs w:val="24"/>
-                <w:lang w:val="en-US"/>
-              </w:rPr>
-              <w:t>}}</w:t>
+              <w:t>_hours}}</w:t>
             </w:r>
           </w:p>
         </w:tc>
@@ -5043,7 +4189,6 @@
               </w:rPr>
               <w:t>{%</w:t>
             </w:r>
-            <w:proofErr w:type="spellStart"/>
             <w:r>
               <w:rPr>
                 <w:rFonts w:ascii="Times New Roman" w:hAnsi="Times New Roman" w:cs="Times New Roman"/>
@@ -5053,7 +4198,6 @@
               </w:rPr>
               <w:t>tc</w:t>
             </w:r>
-            <w:proofErr w:type="spellEnd"/>
             <w:r>
               <w:rPr>
                 <w:rFonts w:ascii="Times New Roman" w:hAnsi="Times New Roman" w:cs="Times New Roman"/>
@@ -5062,7 +4206,6 @@
               </w:rPr>
               <w:t xml:space="preserve"> </w:t>
             </w:r>
-            <w:proofErr w:type="spellStart"/>
             <w:r>
               <w:rPr>
                 <w:rFonts w:ascii="Times New Roman" w:hAnsi="Times New Roman" w:cs="Times New Roman"/>
@@ -5072,7 +4215,6 @@
               </w:rPr>
               <w:t>endfor</w:t>
             </w:r>
-            <w:proofErr w:type="spellEnd"/>
             <w:r>
               <w:rPr>
                 <w:rFonts w:ascii="Times New Roman" w:hAnsi="Times New Roman" w:cs="Times New Roman"/>
@@ -5140,32 +4282,11 @@
                 <w:szCs w:val="24"/>
                 <w:lang w:val="en-US"/>
               </w:rPr>
-              <w:t>{{</w:t>
-            </w:r>
-            <w:proofErr w:type="spellStart"/>
-            <w:r>
-              <w:rPr>
-                <w:rFonts w:ascii="Times New Roman" w:hAnsi="Times New Roman" w:cs="Times New Roman"/>
-                <w:sz w:val="24"/>
-                <w:szCs w:val="24"/>
-                <w:lang w:val="en-US"/>
-              </w:rPr>
-              <w:t>sha</w:t>
-            </w:r>
-            <w:proofErr w:type="spellEnd"/>
-            <w:r>
-              <w:rPr>
-                <w:rFonts w:ascii="Times New Roman" w:hAnsi="Times New Roman" w:cs="Times New Roman"/>
-                <w:sz w:val="24"/>
-                <w:szCs w:val="24"/>
-                <w:lang w:val="en-US"/>
-              </w:rPr>
-              <w:t>.</w:t>
+              <w:t>{{sha.</w:t>
             </w:r>
             <w:r>
               <w:t xml:space="preserve"> </w:t>
             </w:r>
-            <w:proofErr w:type="spellStart"/>
             <w:r>
               <w:rPr>
                 <w:rFonts w:ascii="Times New Roman" w:hAnsi="Times New Roman" w:cs="Times New Roman"/>
@@ -5175,7 +4296,6 @@
               </w:rPr>
               <w:t>eios_hours_all</w:t>
             </w:r>
-            <w:proofErr w:type="spellEnd"/>
             <w:r>
               <w:rPr>
                 <w:rFonts w:ascii="Times New Roman" w:hAnsi="Times New Roman" w:cs="Times New Roman"/>
@@ -5211,7 +4331,6 @@
               </w:rPr>
               <w:t>{%</w:t>
             </w:r>
-            <w:proofErr w:type="spellStart"/>
             <w:r>
               <w:rPr>
                 <w:rFonts w:ascii="Times New Roman" w:hAnsi="Times New Roman" w:cs="Times New Roman"/>
@@ -5221,7 +4340,6 @@
               </w:rPr>
               <w:t>tc</w:t>
             </w:r>
-            <w:proofErr w:type="spellEnd"/>
             <w:r>
               <w:rPr>
                 <w:rFonts w:ascii="Times New Roman" w:hAnsi="Times New Roman" w:cs="Times New Roman"/>
@@ -5285,7 +4403,6 @@
               </w:rPr>
               <w:t xml:space="preserve"> </w:t>
             </w:r>
-            <w:proofErr w:type="spellStart"/>
             <w:r>
               <w:rPr>
                 <w:rFonts w:ascii="Times New Roman" w:hAnsi="Times New Roman" w:cs="Times New Roman"/>
@@ -5295,7 +4412,6 @@
               </w:rPr>
               <w:t>sh</w:t>
             </w:r>
-            <w:proofErr w:type="spellEnd"/>
             <w:r>
               <w:rPr>
                 <w:rFonts w:ascii="Times New Roman" w:hAnsi="Times New Roman" w:cs="Times New Roman"/>
@@ -5346,7 +4462,6 @@
               </w:rPr>
               <w:t>.</w:t>
             </w:r>
-            <w:proofErr w:type="spellStart"/>
             <w:r>
               <w:rPr>
                 <w:rFonts w:ascii="Times New Roman" w:hAnsi="Times New Roman" w:cs="Times New Roman"/>
@@ -5356,7 +4471,6 @@
               </w:rPr>
               <w:t>eios</w:t>
             </w:r>
-            <w:proofErr w:type="spellEnd"/>
             <w:r>
               <w:rPr>
                 <w:rFonts w:ascii="Times New Roman" w:hAnsi="Times New Roman" w:cs="Times New Roman"/>
@@ -5406,7 +4520,6 @@
               </w:rPr>
               <w:t>{%</w:t>
             </w:r>
-            <w:proofErr w:type="spellStart"/>
             <w:r>
               <w:rPr>
                 <w:rFonts w:ascii="Times New Roman" w:hAnsi="Times New Roman" w:cs="Times New Roman"/>
@@ -5416,7 +4529,6 @@
               </w:rPr>
               <w:t>tc</w:t>
             </w:r>
-            <w:proofErr w:type="spellEnd"/>
             <w:r>
               <w:rPr>
                 <w:rFonts w:ascii="Times New Roman" w:hAnsi="Times New Roman" w:cs="Times New Roman"/>
@@ -5425,25 +4537,14 @@
               </w:rPr>
               <w:t xml:space="preserve"> </w:t>
             </w:r>
-            <w:proofErr w:type="spellStart"/>
-            <w:r>
-              <w:rPr>
-                <w:rFonts w:ascii="Times New Roman" w:hAnsi="Times New Roman" w:cs="Times New Roman"/>
-                <w:sz w:val="24"/>
-                <w:szCs w:val="24"/>
-                <w:lang w:val="en-US"/>
-              </w:rPr>
-              <w:t>endfor</w:t>
-            </w:r>
-            <w:proofErr w:type="spellEnd"/>
-            <w:r>
-              <w:rPr>
-                <w:rFonts w:ascii="Times New Roman" w:hAnsi="Times New Roman" w:cs="Times New Roman"/>
-                <w:sz w:val="24"/>
-                <w:szCs w:val="24"/>
-                <w:lang w:val="en-US"/>
-              </w:rPr>
-              <w:t xml:space="preserve"> %}</w:t>
+            <w:r>
+              <w:rPr>
+                <w:rFonts w:ascii="Times New Roman" w:hAnsi="Times New Roman" w:cs="Times New Roman"/>
+                <w:sz w:val="24"/>
+                <w:szCs w:val="24"/>
+                <w:lang w:val="en-US"/>
+              </w:rPr>
+              <w:t>endfor %}</w:t>
             </w:r>
           </w:p>
         </w:tc>
@@ -5470,25 +4571,7 @@
                 <w:sz w:val="24"/>
                 <w:szCs w:val="24"/>
               </w:rPr>
-              <w:t xml:space="preserve">Самостоятельная работа (в </w:t>
-            </w:r>
-            <w:proofErr w:type="spellStart"/>
-            <w:r>
-              <w:rPr>
-                <w:rFonts w:ascii="Times New Roman" w:hAnsi="Times New Roman" w:cs="Times New Roman"/>
-                <w:sz w:val="24"/>
-                <w:szCs w:val="24"/>
-              </w:rPr>
-              <w:t>т.ч</w:t>
-            </w:r>
-            <w:proofErr w:type="spellEnd"/>
-            <w:r>
-              <w:rPr>
-                <w:rFonts w:ascii="Times New Roman" w:hAnsi="Times New Roman" w:cs="Times New Roman"/>
-                <w:sz w:val="24"/>
-                <w:szCs w:val="24"/>
-              </w:rPr>
-              <w:t>. курсовое проектирование)</w:t>
+              <w:t>Самостоятельная работа (в т.ч. курсовое проектирование)</w:t>
             </w:r>
           </w:p>
         </w:tc>
@@ -5516,7 +4599,6 @@
               </w:rPr>
               <w:t xml:space="preserve">{{ </w:t>
             </w:r>
-            <w:proofErr w:type="spellStart"/>
             <w:r>
               <w:rPr>
                 <w:rFonts w:ascii="Times New Roman" w:hAnsi="Times New Roman" w:cs="Times New Roman"/>
@@ -5533,17 +4615,7 @@
                 <w:szCs w:val="24"/>
                 <w:lang w:val="en-US"/>
               </w:rPr>
-              <w:t>.srs_hours_all</w:t>
-            </w:r>
-            <w:proofErr w:type="spellEnd"/>
-            <w:r>
-              <w:rPr>
-                <w:rFonts w:ascii="Times New Roman" w:hAnsi="Times New Roman" w:cs="Times New Roman"/>
-                <w:sz w:val="24"/>
-                <w:szCs w:val="24"/>
-                <w:lang w:val="en-US"/>
-              </w:rPr>
-              <w:t xml:space="preserve"> }}</w:t>
+              <w:t>.srs_hours_all }}</w:t>
             </w:r>
           </w:p>
         </w:tc>
@@ -5569,47 +4641,7 @@
                 <w:szCs w:val="24"/>
                 <w:lang w:val="en-US"/>
               </w:rPr>
-              <w:t>{%</w:t>
-            </w:r>
-            <w:proofErr w:type="spellStart"/>
-            <w:r>
-              <w:rPr>
-                <w:rFonts w:ascii="Times New Roman" w:hAnsi="Times New Roman" w:cs="Times New Roman"/>
-                <w:sz w:val="24"/>
-                <w:szCs w:val="24"/>
-                <w:lang w:val="en-US"/>
-              </w:rPr>
-              <w:t>tc</w:t>
-            </w:r>
-            <w:proofErr w:type="spellEnd"/>
-            <w:r>
-              <w:rPr>
-                <w:rFonts w:ascii="Times New Roman" w:hAnsi="Times New Roman" w:cs="Times New Roman"/>
-                <w:sz w:val="24"/>
-                <w:szCs w:val="24"/>
-                <w:lang w:val="en-US"/>
-              </w:rPr>
-              <w:t xml:space="preserve"> for item in </w:t>
-            </w:r>
-            <w:proofErr w:type="spellStart"/>
-            <w:r>
-              <w:rPr>
-                <w:rFonts w:ascii="Times New Roman" w:hAnsi="Times New Roman" w:cs="Times New Roman"/>
-                <w:sz w:val="24"/>
-                <w:szCs w:val="24"/>
-                <w:lang w:val="en-US"/>
-              </w:rPr>
-              <w:t>sh</w:t>
-            </w:r>
-            <w:proofErr w:type="spellEnd"/>
-            <w:r>
-              <w:rPr>
-                <w:rFonts w:ascii="Times New Roman" w:hAnsi="Times New Roman" w:cs="Times New Roman"/>
-                <w:sz w:val="24"/>
-                <w:szCs w:val="24"/>
-                <w:lang w:val="en-US"/>
-              </w:rPr>
-              <w:t xml:space="preserve"> %}</w:t>
+              <w:t>{%tc for item in sh %}</w:t>
             </w:r>
           </w:p>
         </w:tc>
@@ -5635,17 +4667,7 @@
                 <w:szCs w:val="24"/>
                 <w:lang w:val="en-US"/>
               </w:rPr>
-              <w:t>{{</w:t>
-            </w:r>
-            <w:proofErr w:type="spellStart"/>
-            <w:r>
-              <w:rPr>
-                <w:rFonts w:ascii="Times New Roman" w:hAnsi="Times New Roman" w:cs="Times New Roman"/>
-                <w:sz w:val="24"/>
-                <w:szCs w:val="24"/>
-                <w:lang w:val="en-US"/>
-              </w:rPr>
-              <w:t>item.srs_hour</w:t>
+              <w:t>{{item.srs_hour</w:t>
             </w:r>
             <w:r>
               <w:rPr>
@@ -5656,7 +4678,6 @@
               </w:rPr>
               <w:t>s</w:t>
             </w:r>
-            <w:proofErr w:type="spellEnd"/>
             <w:r>
               <w:rPr>
                 <w:rFonts w:ascii="Times New Roman" w:hAnsi="Times New Roman" w:cs="Times New Roman"/>
@@ -5689,47 +4710,7 @@
                 <w:szCs w:val="24"/>
                 <w:lang w:val="en-US"/>
               </w:rPr>
-              <w:t>{%</w:t>
-            </w:r>
-            <w:proofErr w:type="spellStart"/>
-            <w:r>
-              <w:rPr>
-                <w:rFonts w:ascii="Times New Roman" w:hAnsi="Times New Roman" w:cs="Times New Roman"/>
-                <w:sz w:val="24"/>
-                <w:szCs w:val="24"/>
-                <w:lang w:val="en-US"/>
-              </w:rPr>
-              <w:t>tc</w:t>
-            </w:r>
-            <w:proofErr w:type="spellEnd"/>
-            <w:r>
-              <w:rPr>
-                <w:rFonts w:ascii="Times New Roman" w:hAnsi="Times New Roman" w:cs="Times New Roman"/>
-                <w:sz w:val="24"/>
-                <w:szCs w:val="24"/>
-                <w:lang w:val="en-US"/>
-              </w:rPr>
-              <w:t xml:space="preserve"> </w:t>
-            </w:r>
-            <w:proofErr w:type="spellStart"/>
-            <w:r>
-              <w:rPr>
-                <w:rFonts w:ascii="Times New Roman" w:hAnsi="Times New Roman" w:cs="Times New Roman"/>
-                <w:sz w:val="24"/>
-                <w:szCs w:val="24"/>
-                <w:lang w:val="en-US"/>
-              </w:rPr>
-              <w:t>endfor</w:t>
-            </w:r>
-            <w:proofErr w:type="spellEnd"/>
-            <w:r>
-              <w:rPr>
-                <w:rFonts w:ascii="Times New Roman" w:hAnsi="Times New Roman" w:cs="Times New Roman"/>
-                <w:sz w:val="24"/>
-                <w:szCs w:val="24"/>
-                <w:lang w:val="en-US"/>
-              </w:rPr>
-              <w:t xml:space="preserve"> %}</w:t>
+              <w:t>{%tc endfor %}</w:t>
             </w:r>
           </w:p>
         </w:tc>
@@ -5782,27 +4763,7 @@
                 <w:szCs w:val="24"/>
                 <w:lang w:val="en-US"/>
               </w:rPr>
-              <w:t xml:space="preserve">{{ </w:t>
-            </w:r>
-            <w:proofErr w:type="spellStart"/>
-            <w:r>
-              <w:rPr>
-                <w:rFonts w:ascii="Times New Roman" w:hAnsi="Times New Roman" w:cs="Times New Roman"/>
-                <w:sz w:val="24"/>
-                <w:szCs w:val="24"/>
-                <w:lang w:val="en-US"/>
-              </w:rPr>
-              <w:t>sha.ekz_hours_all</w:t>
-            </w:r>
-            <w:proofErr w:type="spellEnd"/>
-            <w:r>
-              <w:rPr>
-                <w:rFonts w:ascii="Times New Roman" w:hAnsi="Times New Roman" w:cs="Times New Roman"/>
-                <w:sz w:val="24"/>
-                <w:szCs w:val="24"/>
-                <w:lang w:val="en-US"/>
-              </w:rPr>
-              <w:t>}}</w:t>
+              <w:t>{{ sha.ekz_hours_all}}</w:t>
             </w:r>
           </w:p>
         </w:tc>
@@ -5828,47 +4789,7 @@
                 <w:szCs w:val="24"/>
                 <w:lang w:val="en-US"/>
               </w:rPr>
-              <w:t>{%</w:t>
-            </w:r>
-            <w:proofErr w:type="spellStart"/>
-            <w:r>
-              <w:rPr>
-                <w:rFonts w:ascii="Times New Roman" w:hAnsi="Times New Roman" w:cs="Times New Roman"/>
-                <w:sz w:val="24"/>
-                <w:szCs w:val="24"/>
-                <w:lang w:val="en-US"/>
-              </w:rPr>
-              <w:t>tc</w:t>
-            </w:r>
-            <w:proofErr w:type="spellEnd"/>
-            <w:r>
-              <w:rPr>
-                <w:rFonts w:ascii="Times New Roman" w:hAnsi="Times New Roman" w:cs="Times New Roman"/>
-                <w:sz w:val="24"/>
-                <w:szCs w:val="24"/>
-                <w:lang w:val="en-US"/>
-              </w:rPr>
-              <w:t xml:space="preserve"> for item in </w:t>
-            </w:r>
-            <w:proofErr w:type="spellStart"/>
-            <w:r>
-              <w:rPr>
-                <w:rFonts w:ascii="Times New Roman" w:hAnsi="Times New Roman" w:cs="Times New Roman"/>
-                <w:sz w:val="24"/>
-                <w:szCs w:val="24"/>
-                <w:lang w:val="en-US"/>
-              </w:rPr>
-              <w:t>sh</w:t>
-            </w:r>
-            <w:proofErr w:type="spellEnd"/>
-            <w:r>
-              <w:rPr>
-                <w:rFonts w:ascii="Times New Roman" w:hAnsi="Times New Roman" w:cs="Times New Roman"/>
-                <w:sz w:val="24"/>
-                <w:szCs w:val="24"/>
-                <w:lang w:val="en-US"/>
-              </w:rPr>
-              <w:t xml:space="preserve"> %}</w:t>
+              <w:t>{%tc for item in sh %}</w:t>
             </w:r>
           </w:p>
         </w:tc>
@@ -5894,27 +4815,7 @@
                 <w:szCs w:val="24"/>
                 <w:lang w:val="en-US"/>
               </w:rPr>
-              <w:t>{{</w:t>
-            </w:r>
-            <w:proofErr w:type="spellStart"/>
-            <w:r>
-              <w:rPr>
-                <w:rFonts w:ascii="Times New Roman" w:hAnsi="Times New Roman" w:cs="Times New Roman"/>
-                <w:sz w:val="24"/>
-                <w:szCs w:val="24"/>
-                <w:lang w:val="en-US"/>
-              </w:rPr>
-              <w:t>item.ekz_hours</w:t>
-            </w:r>
-            <w:proofErr w:type="spellEnd"/>
-            <w:r>
-              <w:rPr>
-                <w:rFonts w:ascii="Times New Roman" w:hAnsi="Times New Roman" w:cs="Times New Roman"/>
-                <w:sz w:val="24"/>
-                <w:szCs w:val="24"/>
-                <w:lang w:val="en-US"/>
-              </w:rPr>
-              <w:t>}}</w:t>
+              <w:t>{{item.ekz_hours}}</w:t>
             </w:r>
           </w:p>
         </w:tc>
@@ -5939,47 +4840,7 @@
                 <w:szCs w:val="24"/>
                 <w:lang w:val="en-US"/>
               </w:rPr>
-              <w:t>{%</w:t>
-            </w:r>
-            <w:proofErr w:type="spellStart"/>
-            <w:r>
-              <w:rPr>
-                <w:rFonts w:ascii="Times New Roman" w:hAnsi="Times New Roman" w:cs="Times New Roman"/>
-                <w:sz w:val="24"/>
-                <w:szCs w:val="24"/>
-                <w:lang w:val="en-US"/>
-              </w:rPr>
-              <w:t>tc</w:t>
-            </w:r>
-            <w:proofErr w:type="spellEnd"/>
-            <w:r>
-              <w:rPr>
-                <w:rFonts w:ascii="Times New Roman" w:hAnsi="Times New Roman" w:cs="Times New Roman"/>
-                <w:sz w:val="24"/>
-                <w:szCs w:val="24"/>
-                <w:lang w:val="en-US"/>
-              </w:rPr>
-              <w:t xml:space="preserve"> </w:t>
-            </w:r>
-            <w:proofErr w:type="spellStart"/>
-            <w:r>
-              <w:rPr>
-                <w:rFonts w:ascii="Times New Roman" w:hAnsi="Times New Roman" w:cs="Times New Roman"/>
-                <w:sz w:val="24"/>
-                <w:szCs w:val="24"/>
-                <w:lang w:val="en-US"/>
-              </w:rPr>
-              <w:t>endfor</w:t>
-            </w:r>
-            <w:proofErr w:type="spellEnd"/>
-            <w:r>
-              <w:rPr>
-                <w:rFonts w:ascii="Times New Roman" w:hAnsi="Times New Roman" w:cs="Times New Roman"/>
-                <w:sz w:val="24"/>
-                <w:szCs w:val="24"/>
-                <w:lang w:val="en-US"/>
-              </w:rPr>
-              <w:t xml:space="preserve"> %}</w:t>
+              <w:t>{%tc endfor %}</w:t>
             </w:r>
           </w:p>
         </w:tc>
@@ -6034,7 +4895,6 @@
               </w:rPr>
               <w:t xml:space="preserve">{{ </w:t>
             </w:r>
-            <w:proofErr w:type="spellStart"/>
             <w:r>
               <w:rPr>
                 <w:rFonts w:ascii="Times New Roman" w:hAnsi="Times New Roman" w:cs="Times New Roman"/>
@@ -6051,17 +4911,7 @@
                 <w:szCs w:val="24"/>
                 <w:lang w:val="en-US"/>
               </w:rPr>
-              <w:t>.tic_all</w:t>
-            </w:r>
-            <w:proofErr w:type="spellEnd"/>
-            <w:r>
-              <w:rPr>
-                <w:rFonts w:ascii="Times New Roman" w:hAnsi="Times New Roman" w:cs="Times New Roman"/>
-                <w:sz w:val="24"/>
-                <w:szCs w:val="24"/>
-                <w:lang w:val="en-US"/>
-              </w:rPr>
-              <w:t xml:space="preserve"> }}</w:t>
+              <w:t>.tic_all }}</w:t>
             </w:r>
           </w:p>
         </w:tc>
@@ -6087,47 +4937,7 @@
                 <w:szCs w:val="24"/>
                 <w:lang w:val="en-US"/>
               </w:rPr>
-              <w:t>{%</w:t>
-            </w:r>
-            <w:proofErr w:type="spellStart"/>
-            <w:r>
-              <w:rPr>
-                <w:rFonts w:ascii="Times New Roman" w:hAnsi="Times New Roman" w:cs="Times New Roman"/>
-                <w:sz w:val="24"/>
-                <w:szCs w:val="24"/>
-                <w:lang w:val="en-US"/>
-              </w:rPr>
-              <w:t>tc</w:t>
-            </w:r>
-            <w:proofErr w:type="spellEnd"/>
-            <w:r>
-              <w:rPr>
-                <w:rFonts w:ascii="Times New Roman" w:hAnsi="Times New Roman" w:cs="Times New Roman"/>
-                <w:sz w:val="24"/>
-                <w:szCs w:val="24"/>
-                <w:lang w:val="en-US"/>
-              </w:rPr>
-              <w:t xml:space="preserve"> for item in </w:t>
-            </w:r>
-            <w:proofErr w:type="spellStart"/>
-            <w:r>
-              <w:rPr>
-                <w:rFonts w:ascii="Times New Roman" w:hAnsi="Times New Roman" w:cs="Times New Roman"/>
-                <w:sz w:val="24"/>
-                <w:szCs w:val="24"/>
-                <w:lang w:val="en-US"/>
-              </w:rPr>
-              <w:t>sh</w:t>
-            </w:r>
-            <w:proofErr w:type="spellEnd"/>
-            <w:r>
-              <w:rPr>
-                <w:rFonts w:ascii="Times New Roman" w:hAnsi="Times New Roman" w:cs="Times New Roman"/>
-                <w:sz w:val="24"/>
-                <w:szCs w:val="24"/>
-                <w:lang w:val="en-US"/>
-              </w:rPr>
-              <w:t xml:space="preserve"> %}</w:t>
+              <w:t>{%tc for item in sh %}</w:t>
             </w:r>
           </w:p>
         </w:tc>
@@ -6153,27 +4963,7 @@
                 <w:szCs w:val="24"/>
                 <w:lang w:val="en-US"/>
               </w:rPr>
-              <w:t>{{</w:t>
-            </w:r>
-            <w:proofErr w:type="spellStart"/>
-            <w:r>
-              <w:rPr>
-                <w:rFonts w:ascii="Times New Roman" w:hAnsi="Times New Roman" w:cs="Times New Roman"/>
-                <w:sz w:val="24"/>
-                <w:szCs w:val="24"/>
-                <w:lang w:val="en-US"/>
-              </w:rPr>
-              <w:t>item.tic</w:t>
-            </w:r>
-            <w:proofErr w:type="spellEnd"/>
-            <w:r>
-              <w:rPr>
-                <w:rFonts w:ascii="Times New Roman" w:hAnsi="Times New Roman" w:cs="Times New Roman"/>
-                <w:sz w:val="24"/>
-                <w:szCs w:val="24"/>
-                <w:lang w:val="en-US"/>
-              </w:rPr>
-              <w:t>}}</w:t>
+              <w:t>{{item.tic}}</w:t>
             </w:r>
           </w:p>
         </w:tc>
@@ -6198,47 +4988,7 @@
                 <w:szCs w:val="24"/>
                 <w:lang w:val="en-US"/>
               </w:rPr>
-              <w:t>{%</w:t>
-            </w:r>
-            <w:proofErr w:type="spellStart"/>
-            <w:r>
-              <w:rPr>
-                <w:rFonts w:ascii="Times New Roman" w:hAnsi="Times New Roman" w:cs="Times New Roman"/>
-                <w:sz w:val="24"/>
-                <w:szCs w:val="24"/>
-                <w:lang w:val="en-US"/>
-              </w:rPr>
-              <w:t>tc</w:t>
-            </w:r>
-            <w:proofErr w:type="spellEnd"/>
-            <w:r>
-              <w:rPr>
-                <w:rFonts w:ascii="Times New Roman" w:hAnsi="Times New Roman" w:cs="Times New Roman"/>
-                <w:sz w:val="24"/>
-                <w:szCs w:val="24"/>
-                <w:lang w:val="en-US"/>
-              </w:rPr>
-              <w:t xml:space="preserve"> </w:t>
-            </w:r>
-            <w:proofErr w:type="spellStart"/>
-            <w:r>
-              <w:rPr>
-                <w:rFonts w:ascii="Times New Roman" w:hAnsi="Times New Roman" w:cs="Times New Roman"/>
-                <w:sz w:val="24"/>
-                <w:szCs w:val="24"/>
-                <w:lang w:val="en-US"/>
-              </w:rPr>
-              <w:t>endfor</w:t>
-            </w:r>
-            <w:proofErr w:type="spellEnd"/>
-            <w:r>
-              <w:rPr>
-                <w:rFonts w:ascii="Times New Roman" w:hAnsi="Times New Roman" w:cs="Times New Roman"/>
-                <w:sz w:val="24"/>
-                <w:szCs w:val="24"/>
-                <w:lang w:val="en-US"/>
-              </w:rPr>
-              <w:t xml:space="preserve"> %}</w:t>
+              <w:t>{%tc endfor %}</w:t>
             </w:r>
           </w:p>
         </w:tc>
@@ -6453,8 +5203,6 @@
         </w:rPr>
         <w:t xml:space="preserve"> </w:t>
       </w:r>
-      <w:proofErr w:type="spellStart"/>
-      <w:proofErr w:type="gramStart"/>
       <w:r>
         <w:rPr>
           <w:rFonts w:ascii="Times New Roman" w:hAnsi="Times New Roman" w:cs="Times New Roman"/>
@@ -6486,31 +5234,7 @@
           <w:szCs w:val="24"/>
           <w:lang w:val="en-US"/>
         </w:rPr>
-        <w:t>items</w:t>
-      </w:r>
-      <w:proofErr w:type="spellEnd"/>
-      <w:r>
-        <w:rPr>
-          <w:rFonts w:ascii="Times New Roman" w:hAnsi="Times New Roman" w:cs="Times New Roman"/>
-          <w:b/>
-          <w:bCs/>
-          <w:sz w:val="24"/>
-          <w:szCs w:val="24"/>
-          <w:lang w:val="en-US"/>
-        </w:rPr>
-        <w:t>(</w:t>
-      </w:r>
-      <w:proofErr w:type="gramEnd"/>
-      <w:r>
-        <w:rPr>
-          <w:rFonts w:ascii="Times New Roman" w:hAnsi="Times New Roman" w:cs="Times New Roman"/>
-          <w:b/>
-          <w:bCs/>
-          <w:sz w:val="24"/>
-          <w:szCs w:val="24"/>
-          <w:lang w:val="en-US"/>
-        </w:rPr>
-        <w:t>)</w:t>
+        <w:t>items()</w:t>
       </w:r>
       <w:r>
         <w:rPr>
@@ -6580,14 +5304,14 @@
         </w:rPr>
         <w:t xml:space="preserve"> № </w:t>
       </w:r>
-      <w:proofErr w:type="gramStart"/>
-      <w:r>
-        <w:rPr>
-          <w:rFonts w:ascii="Times New Roman" w:hAnsi="Times New Roman" w:cs="Times New Roman"/>
-          <w:b/>
-          <w:bCs/>
-          <w:sz w:val="24"/>
-          <w:szCs w:val="24"/>
+      <w:r>
+        <w:rPr>
+          <w:rFonts w:ascii="Times New Roman" w:hAnsi="Times New Roman" w:cs="Times New Roman"/>
+          <w:b/>
+          <w:bCs/>
+          <w:sz w:val="24"/>
+          <w:szCs w:val="24"/>
+          <w:u w:val="single"/>
           <w:lang w:val="en-US"/>
         </w:rPr>
         <w:t>{{</w:t>
@@ -6599,18 +5323,19 @@
           <w:bCs/>
           <w:sz w:val="24"/>
           <w:szCs w:val="24"/>
+          <w:u w:val="single"/>
           <w:lang w:val="en-US"/>
         </w:rPr>
         <w:t xml:space="preserve"> key</w:t>
       </w:r>
-      <w:proofErr w:type="gramEnd"/>
-      <w:r>
-        <w:rPr>
-          <w:rFonts w:ascii="Times New Roman" w:hAnsi="Times New Roman" w:cs="Times New Roman"/>
-          <w:b/>
-          <w:bCs/>
-          <w:sz w:val="24"/>
-          <w:szCs w:val="24"/>
+      <w:r>
+        <w:rPr>
+          <w:rFonts w:ascii="Times New Roman" w:hAnsi="Times New Roman" w:cs="Times New Roman"/>
+          <w:b/>
+          <w:bCs/>
+          <w:sz w:val="24"/>
+          <w:szCs w:val="24"/>
+          <w:u w:val="single"/>
           <w:lang w:val="en-US"/>
         </w:rPr>
         <w:t xml:space="preserve"> }}</w:t>
@@ -7185,6 +5910,7 @@
                 <w:sz w:val="20"/>
                 <w:szCs w:val="20"/>
               </w:rPr>
+              <w:lastRenderedPageBreak/>
               <w:t>1</w:t>
             </w:r>
           </w:p>
@@ -7471,9 +6197,8 @@
                 <w:szCs w:val="20"/>
                 <w:lang w:val="en-US"/>
               </w:rPr>
-              <w:t>{%</w:t>
-            </w:r>
-            <w:proofErr w:type="spellStart"/>
+              <w:t xml:space="preserve">{%tr for </w:t>
+            </w:r>
             <w:r>
               <w:rPr>
                 <w:rFonts w:ascii="Times New Roman" w:hAnsi="Times New Roman" w:cs="Times New Roman"/>
@@ -7481,19 +6206,26 @@
                 <w:szCs w:val="20"/>
                 <w:lang w:val="en-US"/>
               </w:rPr>
-              <w:t>tr</w:t>
-            </w:r>
-            <w:proofErr w:type="spellEnd"/>
-            <w:r>
+              <w:t>i in items %}</w:t>
+            </w:r>
+          </w:p>
+        </w:tc>
+      </w:tr>
+      <w:tr>
+        <w:tc>
+          <w:tcPr>
+            <w:tcW w:w="704" w:type="dxa"/>
+            <w:vAlign w:val="center"/>
+          </w:tcPr>
+          <w:p>
+            <w:pPr>
+              <w:jc w:val="center"/>
               <w:rPr>
                 <w:rFonts w:ascii="Times New Roman" w:hAnsi="Times New Roman" w:cs="Times New Roman"/>
                 <w:sz w:val="20"/>
                 <w:szCs w:val="20"/>
-                <w:lang w:val="en-US"/>
-              </w:rPr>
-              <w:t xml:space="preserve"> for </w:t>
-            </w:r>
-            <w:proofErr w:type="spellStart"/>
+              </w:rPr>
+            </w:pPr>
             <w:r>
               <w:rPr>
                 <w:rFonts w:ascii="Times New Roman" w:hAnsi="Times New Roman" w:cs="Times New Roman"/>
@@ -7501,9 +6233,8 @@
                 <w:szCs w:val="20"/>
                 <w:lang w:val="en-US"/>
               </w:rPr>
-              <w:t>i</w:t>
-            </w:r>
-            <w:proofErr w:type="spellEnd"/>
+              <w:t>{{ i</w:t>
+            </w:r>
             <w:r>
               <w:rPr>
                 <w:rFonts w:ascii="Times New Roman" w:hAnsi="Times New Roman" w:cs="Times New Roman"/>
@@ -7511,37 +6242,32 @@
                 <w:szCs w:val="20"/>
                 <w:lang w:val="en-US"/>
               </w:rPr>
-              <w:t xml:space="preserve"> in items %}</w:t>
-            </w:r>
-          </w:p>
-        </w:tc>
-      </w:tr>
-      <w:tr>
-        <w:tc>
-          <w:tcPr>
-            <w:tcW w:w="704" w:type="dxa"/>
-            <w:vAlign w:val="center"/>
-          </w:tcPr>
-          <w:p>
-            <w:pPr>
-              <w:jc w:val="center"/>
+              <w:t>.num</w:t>
+            </w:r>
+            <w:r>
               <w:rPr>
                 <w:rFonts w:ascii="Times New Roman" w:hAnsi="Times New Roman" w:cs="Times New Roman"/>
                 <w:sz w:val="20"/>
                 <w:szCs w:val="20"/>
-              </w:rPr>
-            </w:pPr>
-            <w:r>
+                <w:lang w:val="en-US"/>
+              </w:rPr>
+              <w:t>}}</w:t>
+            </w:r>
+          </w:p>
+        </w:tc>
+        <w:tc>
+          <w:tcPr>
+            <w:tcW w:w="1791" w:type="dxa"/>
+          </w:tcPr>
+          <w:p>
+            <w:pPr>
               <w:rPr>
                 <w:rFonts w:ascii="Times New Roman" w:hAnsi="Times New Roman" w:cs="Times New Roman"/>
                 <w:sz w:val="20"/>
                 <w:szCs w:val="20"/>
                 <w:lang w:val="en-US"/>
               </w:rPr>
-              <w:lastRenderedPageBreak/>
-              <w:t xml:space="preserve">{{ </w:t>
-            </w:r>
-            <w:proofErr w:type="spellStart"/>
+            </w:pPr>
             <w:r>
               <w:rPr>
                 <w:rFonts w:ascii="Times New Roman" w:hAnsi="Times New Roman" w:cs="Times New Roman"/>
@@ -7549,18 +6275,25 @@
                 <w:szCs w:val="20"/>
                 <w:lang w:val="en-US"/>
               </w:rPr>
-              <w:t>i</w:t>
-            </w:r>
-            <w:r>
+              <w:t>{{ i.name }}</w:t>
+            </w:r>
+          </w:p>
+        </w:tc>
+        <w:tc>
+          <w:tcPr>
+            <w:tcW w:w="708" w:type="dxa"/>
+            <w:vAlign w:val="center"/>
+          </w:tcPr>
+          <w:p>
+            <w:pPr>
+              <w:jc w:val="center"/>
               <w:rPr>
                 <w:rFonts w:ascii="Times New Roman" w:hAnsi="Times New Roman" w:cs="Times New Roman"/>
                 <w:sz w:val="20"/>
                 <w:szCs w:val="20"/>
                 <w:lang w:val="en-US"/>
               </w:rPr>
-              <w:t>.num</w:t>
-            </w:r>
-            <w:proofErr w:type="spellEnd"/>
+            </w:pPr>
             <w:r>
               <w:rPr>
                 <w:rFonts w:ascii="Times New Roman" w:hAnsi="Times New Roman" w:cs="Times New Roman"/>
@@ -7568,16 +6301,18 @@
                 <w:szCs w:val="20"/>
                 <w:lang w:val="en-US"/>
               </w:rPr>
-              <w:t>}}</w:t>
-            </w:r>
-          </w:p>
-        </w:tc>
-        <w:tc>
-          <w:tcPr>
-            <w:tcW w:w="1791" w:type="dxa"/>
-          </w:tcPr>
-          <w:p>
-            <w:pPr>
+              <w:t>{{ i.lekc }}</w:t>
+            </w:r>
+          </w:p>
+        </w:tc>
+        <w:tc>
+          <w:tcPr>
+            <w:tcW w:w="709" w:type="dxa"/>
+            <w:vAlign w:val="center"/>
+          </w:tcPr>
+          <w:p>
+            <w:pPr>
+              <w:jc w:val="center"/>
               <w:rPr>
                 <w:rFonts w:ascii="Times New Roman" w:hAnsi="Times New Roman" w:cs="Times New Roman"/>
                 <w:sz w:val="20"/>
@@ -7592,13 +6327,13 @@
                 <w:szCs w:val="20"/>
                 <w:lang w:val="en-US"/>
               </w:rPr>
-              <w:t>{{ i.name }}</w:t>
-            </w:r>
-          </w:p>
-        </w:tc>
-        <w:tc>
-          <w:tcPr>
-            <w:tcW w:w="708" w:type="dxa"/>
+              <w:t>{{ i.lekc_hours}}</w:t>
+            </w:r>
+          </w:p>
+        </w:tc>
+        <w:tc>
+          <w:tcPr>
+            <w:tcW w:w="709" w:type="dxa"/>
             <w:vAlign w:val="center"/>
           </w:tcPr>
           <w:p>
@@ -7618,19 +6353,25 @@
                 <w:szCs w:val="20"/>
                 <w:lang w:val="en-US"/>
               </w:rPr>
-              <w:t xml:space="preserve">{{ </w:t>
-            </w:r>
-            <w:proofErr w:type="spellStart"/>
-            <w:r>
+              <w:t>{{ i.lab }}</w:t>
+            </w:r>
+          </w:p>
+        </w:tc>
+        <w:tc>
+          <w:tcPr>
+            <w:tcW w:w="710" w:type="dxa"/>
+            <w:vAlign w:val="center"/>
+          </w:tcPr>
+          <w:p>
+            <w:pPr>
+              <w:jc w:val="center"/>
               <w:rPr>
                 <w:rFonts w:ascii="Times New Roman" w:hAnsi="Times New Roman" w:cs="Times New Roman"/>
                 <w:sz w:val="20"/>
                 <w:szCs w:val="20"/>
                 <w:lang w:val="en-US"/>
               </w:rPr>
-              <w:t>i.lekc</w:t>
-            </w:r>
-            <w:proofErr w:type="spellEnd"/>
+            </w:pPr>
             <w:r>
               <w:rPr>
                 <w:rFonts w:ascii="Times New Roman" w:hAnsi="Times New Roman" w:cs="Times New Roman"/>
@@ -7638,13 +6379,13 @@
                 <w:szCs w:val="20"/>
                 <w:lang w:val="en-US"/>
               </w:rPr>
-              <w:t xml:space="preserve"> }}</w:t>
-            </w:r>
-          </w:p>
-        </w:tc>
-        <w:tc>
-          <w:tcPr>
-            <w:tcW w:w="709" w:type="dxa"/>
+              <w:t>{{ i.lab_hours }}</w:t>
+            </w:r>
+          </w:p>
+        </w:tc>
+        <w:tc>
+          <w:tcPr>
+            <w:tcW w:w="710" w:type="dxa"/>
             <w:vAlign w:val="center"/>
           </w:tcPr>
           <w:p>
@@ -7664,19 +6405,25 @@
                 <w:szCs w:val="20"/>
                 <w:lang w:val="en-US"/>
               </w:rPr>
-              <w:t xml:space="preserve">{{ </w:t>
-            </w:r>
-            <w:proofErr w:type="spellStart"/>
-            <w:r>
+              <w:t>{{ i.pr }}</w:t>
+            </w:r>
+          </w:p>
+        </w:tc>
+        <w:tc>
+          <w:tcPr>
+            <w:tcW w:w="710" w:type="dxa"/>
+            <w:vAlign w:val="center"/>
+          </w:tcPr>
+          <w:p>
+            <w:pPr>
+              <w:jc w:val="center"/>
               <w:rPr>
                 <w:rFonts w:ascii="Times New Roman" w:hAnsi="Times New Roman" w:cs="Times New Roman"/>
                 <w:sz w:val="20"/>
                 <w:szCs w:val="20"/>
                 <w:lang w:val="en-US"/>
               </w:rPr>
-              <w:t>i.lekc_hours</w:t>
-            </w:r>
-            <w:proofErr w:type="spellEnd"/>
+            </w:pPr>
             <w:r>
               <w:rPr>
                 <w:rFonts w:ascii="Times New Roman" w:hAnsi="Times New Roman" w:cs="Times New Roman"/>
@@ -7684,13 +6431,13 @@
                 <w:szCs w:val="20"/>
                 <w:lang w:val="en-US"/>
               </w:rPr>
-              <w:t>}}</w:t>
-            </w:r>
-          </w:p>
-        </w:tc>
-        <w:tc>
-          <w:tcPr>
-            <w:tcW w:w="709" w:type="dxa"/>
+              <w:t>{{ i.pr_hours }}</w:t>
+            </w:r>
+          </w:p>
+        </w:tc>
+        <w:tc>
+          <w:tcPr>
+            <w:tcW w:w="710" w:type="dxa"/>
             <w:vAlign w:val="center"/>
           </w:tcPr>
           <w:p>
@@ -7710,19 +6457,25 @@
                 <w:szCs w:val="20"/>
                 <w:lang w:val="en-US"/>
               </w:rPr>
-              <w:t xml:space="preserve">{{ </w:t>
-            </w:r>
-            <w:proofErr w:type="spellStart"/>
-            <w:r>
+              <w:t>{{ i.srs }}</w:t>
+            </w:r>
+          </w:p>
+        </w:tc>
+        <w:tc>
+          <w:tcPr>
+            <w:tcW w:w="710" w:type="dxa"/>
+            <w:vAlign w:val="center"/>
+          </w:tcPr>
+          <w:p>
+            <w:pPr>
+              <w:jc w:val="center"/>
               <w:rPr>
                 <w:rFonts w:ascii="Times New Roman" w:hAnsi="Times New Roman" w:cs="Times New Roman"/>
                 <w:sz w:val="20"/>
                 <w:szCs w:val="20"/>
                 <w:lang w:val="en-US"/>
               </w:rPr>
-              <w:t>i.lab</w:t>
-            </w:r>
-            <w:proofErr w:type="spellEnd"/>
+            </w:pPr>
             <w:r>
               <w:rPr>
                 <w:rFonts w:ascii="Times New Roman" w:hAnsi="Times New Roman" w:cs="Times New Roman"/>
@@ -7730,217 +6483,7 @@
                 <w:szCs w:val="20"/>
                 <w:lang w:val="en-US"/>
               </w:rPr>
-              <w:t xml:space="preserve"> }}</w:t>
-            </w:r>
-          </w:p>
-        </w:tc>
-        <w:tc>
-          <w:tcPr>
-            <w:tcW w:w="710" w:type="dxa"/>
-            <w:vAlign w:val="center"/>
-          </w:tcPr>
-          <w:p>
-            <w:pPr>
-              <w:jc w:val="center"/>
-              <w:rPr>
-                <w:rFonts w:ascii="Times New Roman" w:hAnsi="Times New Roman" w:cs="Times New Roman"/>
-                <w:sz w:val="20"/>
-                <w:szCs w:val="20"/>
-                <w:lang w:val="en-US"/>
-              </w:rPr>
-            </w:pPr>
-            <w:r>
-              <w:rPr>
-                <w:rFonts w:ascii="Times New Roman" w:hAnsi="Times New Roman" w:cs="Times New Roman"/>
-                <w:sz w:val="20"/>
-                <w:szCs w:val="20"/>
-                <w:lang w:val="en-US"/>
-              </w:rPr>
-              <w:t xml:space="preserve">{{ </w:t>
-            </w:r>
-            <w:proofErr w:type="spellStart"/>
-            <w:r>
-              <w:rPr>
-                <w:rFonts w:ascii="Times New Roman" w:hAnsi="Times New Roman" w:cs="Times New Roman"/>
-                <w:sz w:val="20"/>
-                <w:szCs w:val="20"/>
-                <w:lang w:val="en-US"/>
-              </w:rPr>
-              <w:t>i.lab_hours</w:t>
-            </w:r>
-            <w:proofErr w:type="spellEnd"/>
-            <w:r>
-              <w:rPr>
-                <w:rFonts w:ascii="Times New Roman" w:hAnsi="Times New Roman" w:cs="Times New Roman"/>
-                <w:sz w:val="20"/>
-                <w:szCs w:val="20"/>
-                <w:lang w:val="en-US"/>
-              </w:rPr>
-              <w:t xml:space="preserve"> }}</w:t>
-            </w:r>
-          </w:p>
-        </w:tc>
-        <w:tc>
-          <w:tcPr>
-            <w:tcW w:w="710" w:type="dxa"/>
-            <w:vAlign w:val="center"/>
-          </w:tcPr>
-          <w:p>
-            <w:pPr>
-              <w:jc w:val="center"/>
-              <w:rPr>
-                <w:rFonts w:ascii="Times New Roman" w:hAnsi="Times New Roman" w:cs="Times New Roman"/>
-                <w:sz w:val="20"/>
-                <w:szCs w:val="20"/>
-                <w:lang w:val="en-US"/>
-              </w:rPr>
-            </w:pPr>
-            <w:r>
-              <w:rPr>
-                <w:rFonts w:ascii="Times New Roman" w:hAnsi="Times New Roman" w:cs="Times New Roman"/>
-                <w:sz w:val="20"/>
-                <w:szCs w:val="20"/>
-                <w:lang w:val="en-US"/>
-              </w:rPr>
-              <w:t>{{ i.pr }}</w:t>
-            </w:r>
-          </w:p>
-        </w:tc>
-        <w:tc>
-          <w:tcPr>
-            <w:tcW w:w="710" w:type="dxa"/>
-            <w:vAlign w:val="center"/>
-          </w:tcPr>
-          <w:p>
-            <w:pPr>
-              <w:jc w:val="center"/>
-              <w:rPr>
-                <w:rFonts w:ascii="Times New Roman" w:hAnsi="Times New Roman" w:cs="Times New Roman"/>
-                <w:sz w:val="20"/>
-                <w:szCs w:val="20"/>
-                <w:lang w:val="en-US"/>
-              </w:rPr>
-            </w:pPr>
-            <w:r>
-              <w:rPr>
-                <w:rFonts w:ascii="Times New Roman" w:hAnsi="Times New Roman" w:cs="Times New Roman"/>
-                <w:sz w:val="20"/>
-                <w:szCs w:val="20"/>
-                <w:lang w:val="en-US"/>
-              </w:rPr>
-              <w:t xml:space="preserve">{{ </w:t>
-            </w:r>
-            <w:proofErr w:type="spellStart"/>
-            <w:r>
-              <w:rPr>
-                <w:rFonts w:ascii="Times New Roman" w:hAnsi="Times New Roman" w:cs="Times New Roman"/>
-                <w:sz w:val="20"/>
-                <w:szCs w:val="20"/>
-                <w:lang w:val="en-US"/>
-              </w:rPr>
-              <w:t>i.pr_hours</w:t>
-            </w:r>
-            <w:proofErr w:type="spellEnd"/>
-            <w:r>
-              <w:rPr>
-                <w:rFonts w:ascii="Times New Roman" w:hAnsi="Times New Roman" w:cs="Times New Roman"/>
-                <w:sz w:val="20"/>
-                <w:szCs w:val="20"/>
-                <w:lang w:val="en-US"/>
-              </w:rPr>
-              <w:t xml:space="preserve"> }}</w:t>
-            </w:r>
-          </w:p>
-        </w:tc>
-        <w:tc>
-          <w:tcPr>
-            <w:tcW w:w="710" w:type="dxa"/>
-            <w:vAlign w:val="center"/>
-          </w:tcPr>
-          <w:p>
-            <w:pPr>
-              <w:jc w:val="center"/>
-              <w:rPr>
-                <w:rFonts w:ascii="Times New Roman" w:hAnsi="Times New Roman" w:cs="Times New Roman"/>
-                <w:sz w:val="20"/>
-                <w:szCs w:val="20"/>
-                <w:lang w:val="en-US"/>
-              </w:rPr>
-            </w:pPr>
-            <w:r>
-              <w:rPr>
-                <w:rFonts w:ascii="Times New Roman" w:hAnsi="Times New Roman" w:cs="Times New Roman"/>
-                <w:sz w:val="20"/>
-                <w:szCs w:val="20"/>
-                <w:lang w:val="en-US"/>
-              </w:rPr>
-              <w:t xml:space="preserve">{{ </w:t>
-            </w:r>
-            <w:proofErr w:type="spellStart"/>
-            <w:r>
-              <w:rPr>
-                <w:rFonts w:ascii="Times New Roman" w:hAnsi="Times New Roman" w:cs="Times New Roman"/>
-                <w:sz w:val="20"/>
-                <w:szCs w:val="20"/>
-                <w:lang w:val="en-US"/>
-              </w:rPr>
-              <w:t>i.srs</w:t>
-            </w:r>
-            <w:proofErr w:type="spellEnd"/>
-            <w:r>
-              <w:rPr>
-                <w:rFonts w:ascii="Times New Roman" w:hAnsi="Times New Roman" w:cs="Times New Roman"/>
-                <w:sz w:val="20"/>
-                <w:szCs w:val="20"/>
-                <w:lang w:val="en-US"/>
-              </w:rPr>
-              <w:t xml:space="preserve"> }}</w:t>
-            </w:r>
-          </w:p>
-        </w:tc>
-        <w:tc>
-          <w:tcPr>
-            <w:tcW w:w="710" w:type="dxa"/>
-            <w:vAlign w:val="center"/>
-          </w:tcPr>
-          <w:p>
-            <w:pPr>
-              <w:jc w:val="center"/>
-              <w:rPr>
-                <w:rFonts w:ascii="Times New Roman" w:hAnsi="Times New Roman" w:cs="Times New Roman"/>
-                <w:sz w:val="20"/>
-                <w:szCs w:val="20"/>
-                <w:lang w:val="en-US"/>
-              </w:rPr>
-            </w:pPr>
-            <w:r>
-              <w:rPr>
-                <w:rFonts w:ascii="Times New Roman" w:hAnsi="Times New Roman" w:cs="Times New Roman"/>
-                <w:sz w:val="20"/>
-                <w:szCs w:val="20"/>
-                <w:lang w:val="en-US"/>
-              </w:rPr>
-              <w:t xml:space="preserve">{{ </w:t>
-            </w:r>
-            <w:proofErr w:type="spellStart"/>
-            <w:r>
-              <w:rPr>
-                <w:rFonts w:ascii="Times New Roman" w:hAnsi="Times New Roman" w:cs="Times New Roman"/>
-                <w:sz w:val="20"/>
-                <w:szCs w:val="20"/>
-                <w:lang w:val="en-US"/>
-              </w:rPr>
-              <w:t>i.srs_hours</w:t>
-            </w:r>
-            <w:proofErr w:type="spellEnd"/>
-            <w:r>
-              <w:rPr>
-                <w:rFonts w:ascii="Times New Roman" w:hAnsi="Times New Roman" w:cs="Times New Roman"/>
-                <w:sz w:val="20"/>
-                <w:szCs w:val="20"/>
-                <w:lang w:val="en-US"/>
-              </w:rPr>
-              <w:t xml:space="preserve"> }}</w:t>
+              <w:t>{{ i.srs_hours }}</w:t>
             </w:r>
           </w:p>
         </w:tc>
@@ -8030,47 +6573,7 @@
                 <w:szCs w:val="20"/>
                 <w:lang w:val="en-US"/>
               </w:rPr>
-              <w:t>{%</w:t>
-            </w:r>
-            <w:proofErr w:type="spellStart"/>
-            <w:r>
-              <w:rPr>
-                <w:rFonts w:ascii="Times New Roman" w:hAnsi="Times New Roman" w:cs="Times New Roman"/>
-                <w:sz w:val="20"/>
-                <w:szCs w:val="20"/>
-                <w:lang w:val="en-US"/>
-              </w:rPr>
-              <w:t>tr</w:t>
-            </w:r>
-            <w:proofErr w:type="spellEnd"/>
-            <w:r>
-              <w:rPr>
-                <w:rFonts w:ascii="Times New Roman" w:hAnsi="Times New Roman" w:cs="Times New Roman"/>
-                <w:sz w:val="20"/>
-                <w:szCs w:val="20"/>
-                <w:lang w:val="en-US"/>
-              </w:rPr>
-              <w:t xml:space="preserve"> </w:t>
-            </w:r>
-            <w:proofErr w:type="spellStart"/>
-            <w:r>
-              <w:rPr>
-                <w:rFonts w:ascii="Times New Roman" w:hAnsi="Times New Roman" w:cs="Times New Roman"/>
-                <w:sz w:val="20"/>
-                <w:szCs w:val="20"/>
-                <w:lang w:val="en-US"/>
-              </w:rPr>
-              <w:t>endfor</w:t>
-            </w:r>
-            <w:proofErr w:type="spellEnd"/>
-            <w:r>
-              <w:rPr>
-                <w:rFonts w:ascii="Times New Roman" w:hAnsi="Times New Roman" w:cs="Times New Roman"/>
-                <w:sz w:val="20"/>
-                <w:szCs w:val="20"/>
-                <w:lang w:val="en-US"/>
-              </w:rPr>
-              <w:t xml:space="preserve"> %}</w:t>
+              <w:t>{%tr endfor %}</w:t>
             </w:r>
           </w:p>
         </w:tc>
@@ -8095,7 +6598,6 @@
         </w:rPr>
         <w:t xml:space="preserve">{% </w:t>
       </w:r>
-      <w:proofErr w:type="spellStart"/>
       <w:r>
         <w:rPr>
           <w:rFonts w:ascii="Times New Roman" w:hAnsi="Times New Roman" w:cs="Times New Roman"/>
@@ -8105,7 +6607,6 @@
         </w:rPr>
         <w:t>endfor</w:t>
       </w:r>
-      <w:proofErr w:type="spellEnd"/>
       <w:r>
         <w:rPr>
           <w:rFonts w:ascii="Times New Roman" w:hAnsi="Times New Roman" w:cs="Times New Roman"/>
@@ -8115,7 +6616,6 @@
         </w:rPr>
         <w:t xml:space="preserve"> </w:t>
       </w:r>
-      <w:proofErr w:type="gramStart"/>
       <w:r>
         <w:rPr>
           <w:rFonts w:ascii="Times New Roman" w:hAnsi="Times New Roman" w:cs="Times New Roman"/>
@@ -8132,17 +6632,7 @@
           <w:szCs w:val="24"/>
           <w:lang w:val="en-US"/>
         </w:rPr>
-        <w:t>%</w:t>
-      </w:r>
-      <w:proofErr w:type="gramEnd"/>
-      <w:r>
-        <w:rPr>
-          <w:rFonts w:ascii="Times New Roman" w:hAnsi="Times New Roman" w:cs="Times New Roman"/>
-          <w:sz w:val="24"/>
-          <w:szCs w:val="24"/>
-          <w:lang w:val="en-US"/>
-        </w:rPr>
-        <w:t>}</w:t>
+        <w:t>%}</w:t>
       </w:r>
     </w:p>
     <w:p>
@@ -8341,44 +6831,7 @@
           <w:szCs w:val="24"/>
           <w:lang w:val="en-US"/>
         </w:rPr>
-        <w:t xml:space="preserve"> in </w:t>
-      </w:r>
-      <w:proofErr w:type="spellStart"/>
-      <w:proofErr w:type="gramStart"/>
-      <w:r>
-        <w:rPr>
-          <w:rFonts w:ascii="Times New Roman" w:hAnsi="Times New Roman" w:cs="Times New Roman"/>
-          <w:b/>
-          <w:bCs/>
-          <w:sz w:val="24"/>
-          <w:szCs w:val="24"/>
-          <w:lang w:val="en-US"/>
-        </w:rPr>
-        <w:t>dg.items</w:t>
-      </w:r>
-      <w:proofErr w:type="spellEnd"/>
-      <w:r>
-        <w:rPr>
-          <w:rFonts w:ascii="Times New Roman" w:hAnsi="Times New Roman" w:cs="Times New Roman"/>
-          <w:b/>
-          <w:bCs/>
-          <w:sz w:val="24"/>
-          <w:szCs w:val="24"/>
-          <w:lang w:val="en-US"/>
-        </w:rPr>
-        <w:t>(</w:t>
-      </w:r>
-      <w:proofErr w:type="gramEnd"/>
-      <w:r>
-        <w:rPr>
-          <w:rFonts w:ascii="Times New Roman" w:hAnsi="Times New Roman" w:cs="Times New Roman"/>
-          <w:b/>
-          <w:bCs/>
-          <w:sz w:val="24"/>
-          <w:szCs w:val="24"/>
-          <w:lang w:val="en-US"/>
-        </w:rPr>
-        <w:t xml:space="preserve">) </w:t>
+        <w:t xml:space="preserve"> in dg.items() </w:t>
       </w:r>
       <w:r>
         <w:rPr>
@@ -8413,6 +6866,7 @@
           <w:bCs/>
           <w:sz w:val="24"/>
           <w:szCs w:val="24"/>
+          <w:u w:val="single"/>
           <w:lang w:val="en-US"/>
         </w:rPr>
       </w:pPr>
@@ -8437,29 +6891,17 @@
         </w:rPr>
         <w:t xml:space="preserve"> № </w:t>
       </w:r>
-      <w:proofErr w:type="gramStart"/>
-      <w:r>
-        <w:rPr>
-          <w:rFonts w:ascii="Times New Roman" w:hAnsi="Times New Roman" w:cs="Times New Roman"/>
-          <w:b/>
-          <w:bCs/>
-          <w:sz w:val="24"/>
-          <w:szCs w:val="24"/>
-          <w:lang w:val="en-US"/>
-        </w:rPr>
-        <w:t>{{ key</w:t>
-      </w:r>
-      <w:proofErr w:type="gramEnd"/>
-      <w:r>
-        <w:rPr>
-          <w:rFonts w:ascii="Times New Roman" w:hAnsi="Times New Roman" w:cs="Times New Roman"/>
-          <w:b/>
-          <w:bCs/>
-          <w:sz w:val="24"/>
-          <w:szCs w:val="24"/>
-          <w:lang w:val="en-US"/>
-        </w:rPr>
-        <w:t xml:space="preserve"> }}</w:t>
+      <w:r>
+        <w:rPr>
+          <w:rFonts w:ascii="Times New Roman" w:hAnsi="Times New Roman" w:cs="Times New Roman"/>
+          <w:b/>
+          <w:bCs/>
+          <w:sz w:val="24"/>
+          <w:szCs w:val="24"/>
+          <w:u w:val="single"/>
+          <w:lang w:val="en-US"/>
+        </w:rPr>
+        <w:t>{{ key }}</w:t>
       </w:r>
     </w:p>
     <w:tbl>
@@ -8573,47 +7015,7 @@
                 <w:szCs w:val="24"/>
                 <w:lang w:val="en-US"/>
               </w:rPr>
-              <w:t>{%</w:t>
-            </w:r>
-            <w:proofErr w:type="spellStart"/>
-            <w:r>
-              <w:rPr>
-                <w:rFonts w:ascii="Times New Roman" w:hAnsi="Times New Roman" w:cs="Times New Roman"/>
-                <w:sz w:val="24"/>
-                <w:szCs w:val="24"/>
-                <w:lang w:val="en-US"/>
-              </w:rPr>
-              <w:t>tr</w:t>
-            </w:r>
-            <w:proofErr w:type="spellEnd"/>
-            <w:r>
-              <w:rPr>
-                <w:rFonts w:ascii="Times New Roman" w:hAnsi="Times New Roman" w:cs="Times New Roman"/>
-                <w:sz w:val="24"/>
-                <w:szCs w:val="24"/>
-                <w:lang w:val="en-US"/>
-              </w:rPr>
-              <w:t xml:space="preserve"> for </w:t>
-            </w:r>
-            <w:proofErr w:type="spellStart"/>
-            <w:r>
-              <w:rPr>
-                <w:rFonts w:ascii="Times New Roman" w:hAnsi="Times New Roman" w:cs="Times New Roman"/>
-                <w:sz w:val="24"/>
-                <w:szCs w:val="24"/>
-                <w:lang w:val="en-US"/>
-              </w:rPr>
-              <w:t>i</w:t>
-            </w:r>
-            <w:proofErr w:type="spellEnd"/>
-            <w:r>
-              <w:rPr>
-                <w:rFonts w:ascii="Times New Roman" w:hAnsi="Times New Roman" w:cs="Times New Roman"/>
-                <w:sz w:val="24"/>
-                <w:szCs w:val="24"/>
-                <w:lang w:val="en-US"/>
-              </w:rPr>
-              <w:t xml:space="preserve"> in items %}</w:t>
+              <w:t>{%tr for i in items %}</w:t>
             </w:r>
           </w:p>
         </w:tc>
@@ -8648,9 +7050,83 @@
                 <w:szCs w:val="24"/>
                 <w:lang w:val="en-US"/>
               </w:rPr>
-              <w:t xml:space="preserve"> </w:t>
-            </w:r>
-            <w:proofErr w:type="spellStart"/>
+              <w:t xml:space="preserve"> i</w:t>
+            </w:r>
+            <w:r>
+              <w:rPr>
+                <w:rFonts w:ascii="Times New Roman" w:hAnsi="Times New Roman" w:cs="Times New Roman"/>
+                <w:sz w:val="24"/>
+                <w:szCs w:val="24"/>
+                <w:lang w:val="en-US"/>
+              </w:rPr>
+              <w:t>.num }}</w:t>
+            </w:r>
+          </w:p>
+        </w:tc>
+        <w:tc>
+          <w:tcPr>
+            <w:tcW w:w="2717" w:type="dxa"/>
+          </w:tcPr>
+          <w:p>
+            <w:pPr>
+              <w:rPr>
+                <w:rFonts w:ascii="Times New Roman" w:hAnsi="Times New Roman" w:cs="Times New Roman"/>
+                <w:sz w:val="24"/>
+                <w:szCs w:val="24"/>
+                <w:lang w:val="en-US"/>
+              </w:rPr>
+            </w:pPr>
+            <w:r>
+              <w:rPr>
+                <w:rFonts w:ascii="Times New Roman" w:hAnsi="Times New Roman" w:cs="Times New Roman"/>
+                <w:sz w:val="24"/>
+                <w:szCs w:val="24"/>
+                <w:lang w:val="en-US"/>
+              </w:rPr>
+              <w:t>{{</w:t>
+            </w:r>
+            <w:r>
+              <w:rPr>
+                <w:rFonts w:ascii="Times New Roman" w:hAnsi="Times New Roman" w:cs="Times New Roman"/>
+                <w:sz w:val="24"/>
+                <w:szCs w:val="24"/>
+                <w:lang w:val="en-US"/>
+              </w:rPr>
+              <w:t xml:space="preserve"> i</w:t>
+            </w:r>
+            <w:r>
+              <w:rPr>
+                <w:rFonts w:ascii="Times New Roman" w:hAnsi="Times New Roman" w:cs="Times New Roman"/>
+                <w:sz w:val="24"/>
+                <w:szCs w:val="24"/>
+                <w:lang w:val="en-US"/>
+              </w:rPr>
+              <w:t>.name }}</w:t>
+            </w:r>
+          </w:p>
+        </w:tc>
+        <w:tc>
+          <w:tcPr>
+            <w:tcW w:w="5498" w:type="dxa"/>
+          </w:tcPr>
+          <w:p>
+            <w:pPr>
+              <w:rPr>
+                <w:rFonts w:ascii="Times New Roman" w:hAnsi="Times New Roman" w:cs="Times New Roman"/>
+                <w:sz w:val="24"/>
+                <w:szCs w:val="24"/>
+                <w:lang w:val="en-US"/>
+              </w:rPr>
+            </w:pPr>
+            <w:r>
+              <w:rPr>
+                <w:rFonts w:ascii="Times New Roman" w:hAnsi="Times New Roman" w:cs="Times New Roman"/>
+                <w:sz w:val="24"/>
+                <w:szCs w:val="24"/>
+                <w:lang w:val="en-US"/>
+              </w:rPr>
+              <w:t xml:space="preserve">{{ </w:t>
+            </w:r>
             <w:r>
               <w:rPr>
                 <w:rFonts w:ascii="Times New Roman" w:hAnsi="Times New Roman" w:cs="Times New Roman"/>
@@ -8667,112 +7143,7 @@
                 <w:szCs w:val="24"/>
                 <w:lang w:val="en-US"/>
               </w:rPr>
-              <w:t>.num</w:t>
-            </w:r>
-            <w:proofErr w:type="spellEnd"/>
-            <w:r>
-              <w:rPr>
-                <w:rFonts w:ascii="Times New Roman" w:hAnsi="Times New Roman" w:cs="Times New Roman"/>
-                <w:sz w:val="24"/>
-                <w:szCs w:val="24"/>
-                <w:lang w:val="en-US"/>
-              </w:rPr>
-              <w:t xml:space="preserve"> }}</w:t>
-            </w:r>
-          </w:p>
-        </w:tc>
-        <w:tc>
-          <w:tcPr>
-            <w:tcW w:w="2717" w:type="dxa"/>
-          </w:tcPr>
-          <w:p>
-            <w:pPr>
-              <w:rPr>
-                <w:rFonts w:ascii="Times New Roman" w:hAnsi="Times New Roman" w:cs="Times New Roman"/>
-                <w:sz w:val="24"/>
-                <w:szCs w:val="24"/>
-                <w:lang w:val="en-US"/>
-              </w:rPr>
-            </w:pPr>
-            <w:r>
-              <w:rPr>
-                <w:rFonts w:ascii="Times New Roman" w:hAnsi="Times New Roman" w:cs="Times New Roman"/>
-                <w:sz w:val="24"/>
-                <w:szCs w:val="24"/>
-                <w:lang w:val="en-US"/>
-              </w:rPr>
-              <w:t>{{</w:t>
-            </w:r>
-            <w:r>
-              <w:rPr>
-                <w:rFonts w:ascii="Times New Roman" w:hAnsi="Times New Roman" w:cs="Times New Roman"/>
-                <w:sz w:val="24"/>
-                <w:szCs w:val="24"/>
-                <w:lang w:val="en-US"/>
-              </w:rPr>
-              <w:t xml:space="preserve"> i</w:t>
-            </w:r>
-            <w:r>
-              <w:rPr>
-                <w:rFonts w:ascii="Times New Roman" w:hAnsi="Times New Roman" w:cs="Times New Roman"/>
-                <w:sz w:val="24"/>
-                <w:szCs w:val="24"/>
-                <w:lang w:val="en-US"/>
-              </w:rPr>
-              <w:t>.name }}</w:t>
-            </w:r>
-          </w:p>
-        </w:tc>
-        <w:tc>
-          <w:tcPr>
-            <w:tcW w:w="5498" w:type="dxa"/>
-          </w:tcPr>
-          <w:p>
-            <w:pPr>
-              <w:rPr>
-                <w:rFonts w:ascii="Times New Roman" w:hAnsi="Times New Roman" w:cs="Times New Roman"/>
-                <w:sz w:val="24"/>
-                <w:szCs w:val="24"/>
-                <w:lang w:val="en-US"/>
-              </w:rPr>
-            </w:pPr>
-            <w:r>
-              <w:rPr>
-                <w:rFonts w:ascii="Times New Roman" w:hAnsi="Times New Roman" w:cs="Times New Roman"/>
-                <w:sz w:val="24"/>
-                <w:szCs w:val="24"/>
-                <w:lang w:val="en-US"/>
-              </w:rPr>
-              <w:t xml:space="preserve">{{ </w:t>
-            </w:r>
-            <w:proofErr w:type="spellStart"/>
-            <w:r>
-              <w:rPr>
-                <w:rFonts w:ascii="Times New Roman" w:hAnsi="Times New Roman" w:cs="Times New Roman"/>
-                <w:sz w:val="24"/>
-                <w:szCs w:val="24"/>
-                <w:lang w:val="en-US"/>
-              </w:rPr>
-              <w:t>i</w:t>
-            </w:r>
-            <w:r>
-              <w:rPr>
-                <w:rFonts w:ascii="Times New Roman" w:hAnsi="Times New Roman" w:cs="Times New Roman"/>
-                <w:sz w:val="24"/>
-                <w:szCs w:val="24"/>
-                <w:lang w:val="en-US"/>
-              </w:rPr>
-              <w:t>.comment</w:t>
-            </w:r>
-            <w:proofErr w:type="spellEnd"/>
-            <w:r>
-              <w:rPr>
-                <w:rFonts w:ascii="Times New Roman" w:hAnsi="Times New Roman" w:cs="Times New Roman"/>
-                <w:sz w:val="24"/>
-                <w:szCs w:val="24"/>
-                <w:lang w:val="en-US"/>
-              </w:rPr>
-              <w:t xml:space="preserve"> }}</w:t>
+              <w:t>.comment }}</w:t>
             </w:r>
           </w:p>
         </w:tc>
@@ -8800,47 +7171,7 @@
                 <w:szCs w:val="24"/>
                 <w:lang w:val="en-US"/>
               </w:rPr>
-              <w:t>{%</w:t>
-            </w:r>
-            <w:proofErr w:type="spellStart"/>
-            <w:r>
-              <w:rPr>
-                <w:rFonts w:ascii="Times New Roman" w:hAnsi="Times New Roman" w:cs="Times New Roman"/>
-                <w:sz w:val="24"/>
-                <w:szCs w:val="24"/>
-                <w:lang w:val="en-US"/>
-              </w:rPr>
-              <w:t>tr</w:t>
-            </w:r>
-            <w:proofErr w:type="spellEnd"/>
-            <w:r>
-              <w:rPr>
-                <w:rFonts w:ascii="Times New Roman" w:hAnsi="Times New Roman" w:cs="Times New Roman"/>
-                <w:sz w:val="24"/>
-                <w:szCs w:val="24"/>
-                <w:lang w:val="en-US"/>
-              </w:rPr>
-              <w:t xml:space="preserve"> </w:t>
-            </w:r>
-            <w:proofErr w:type="spellStart"/>
-            <w:r>
-              <w:rPr>
-                <w:rFonts w:ascii="Times New Roman" w:hAnsi="Times New Roman" w:cs="Times New Roman"/>
-                <w:sz w:val="24"/>
-                <w:szCs w:val="24"/>
-                <w:lang w:val="en-US"/>
-              </w:rPr>
-              <w:t>endfor</w:t>
-            </w:r>
-            <w:proofErr w:type="spellEnd"/>
-            <w:r>
-              <w:rPr>
-                <w:rFonts w:ascii="Times New Roman" w:hAnsi="Times New Roman" w:cs="Times New Roman"/>
-                <w:sz w:val="24"/>
-                <w:szCs w:val="24"/>
-                <w:lang w:val="en-US"/>
-              </w:rPr>
-              <w:t xml:space="preserve"> %}</w:t>
+              <w:t>{%tr endfor %}</w:t>
             </w:r>
           </w:p>
         </w:tc>
@@ -8863,7 +7194,6 @@
         </w:rPr>
         <w:t xml:space="preserve">{% </w:t>
       </w:r>
-      <w:proofErr w:type="spellStart"/>
       <w:r>
         <w:rPr>
           <w:rFonts w:ascii="Times New Roman" w:hAnsi="Times New Roman" w:cs="Times New Roman"/>
@@ -8873,7 +7203,6 @@
         </w:rPr>
         <w:t>endfor</w:t>
       </w:r>
-      <w:proofErr w:type="spellEnd"/>
       <w:r>
         <w:rPr>
           <w:rFonts w:ascii="Times New Roman" w:hAnsi="Times New Roman" w:cs="Times New Roman"/>
@@ -9034,7 +7363,6 @@
         </w:rPr>
         <w:t xml:space="preserve"> </w:t>
       </w:r>
-      <w:proofErr w:type="spellStart"/>
       <w:r>
         <w:rPr>
           <w:rFonts w:ascii="Times New Roman" w:hAnsi="Times New Roman" w:cs="Times New Roman"/>
@@ -9045,7 +7373,6 @@
         </w:rPr>
         <w:t>labw</w:t>
       </w:r>
-      <w:proofErr w:type="spellEnd"/>
       <w:r>
         <w:rPr>
           <w:rFonts w:ascii="Times New Roman" w:hAnsi="Times New Roman" w:cs="Times New Roman"/>
@@ -9074,7 +7401,16 @@
           <w:sz w:val="24"/>
           <w:szCs w:val="24"/>
         </w:rPr>
-        <w:t xml:space="preserve">Практических занятий не предусмотрено </w:t>
+        <w:t>Лабораторных работ</w:t>
+      </w:r>
+      <w:r>
+        <w:rPr>
+          <w:rFonts w:ascii="Times New Roman" w:hAnsi="Times New Roman" w:cs="Times New Roman"/>
+          <w:bCs/>
+          <w:sz w:val="24"/>
+          <w:szCs w:val="24"/>
+        </w:rPr>
+        <w:t xml:space="preserve"> не предусмотрено </w:t>
       </w:r>
     </w:p>
     <w:p>
@@ -9114,7 +7450,6 @@
         </w:rPr>
         <w:t xml:space="preserve"> </w:t>
       </w:r>
-      <w:proofErr w:type="spellStart"/>
       <w:r>
         <w:rPr>
           <w:rFonts w:ascii="Times New Roman" w:hAnsi="Times New Roman" w:cs="Times New Roman"/>
@@ -9125,7 +7460,6 @@
         </w:rPr>
         <w:t>endif</w:t>
       </w:r>
-      <w:proofErr w:type="spellEnd"/>
       <w:r>
         <w:rPr>
           <w:rFonts w:ascii="Times New Roman" w:hAnsi="Times New Roman" w:cs="Times New Roman"/>
@@ -9257,8 +7591,6 @@
         </w:rPr>
         <w:t xml:space="preserve"> </w:t>
       </w:r>
-      <w:proofErr w:type="spellStart"/>
-      <w:proofErr w:type="gramStart"/>
       <w:r>
         <w:rPr>
           <w:rFonts w:ascii="Times New Roman" w:hAnsi="Times New Roman" w:cs="Times New Roman"/>
@@ -9292,29 +7624,16 @@
         </w:rPr>
         <w:t>items</w:t>
       </w:r>
-      <w:proofErr w:type="spellEnd"/>
-      <w:r>
-        <w:rPr>
-          <w:rFonts w:ascii="Times New Roman" w:hAnsi="Times New Roman" w:cs="Times New Roman"/>
-          <w:b/>
-          <w:bCs/>
-          <w:sz w:val="24"/>
-          <w:szCs w:val="24"/>
-          <w:lang w:val="en-US"/>
-        </w:rPr>
-        <w:t>(</w:t>
-      </w:r>
-      <w:proofErr w:type="gramEnd"/>
-      <w:r>
-        <w:rPr>
-          <w:rFonts w:ascii="Times New Roman" w:hAnsi="Times New Roman" w:cs="Times New Roman"/>
-          <w:b/>
-          <w:bCs/>
-          <w:sz w:val="24"/>
-          <w:szCs w:val="24"/>
-          <w:lang w:val="en-US"/>
-        </w:rPr>
-        <w:t xml:space="preserve">) </w:t>
+      <w:r>
+        <w:rPr>
+          <w:rFonts w:ascii="Times New Roman" w:hAnsi="Times New Roman" w:cs="Times New Roman"/>
+          <w:b/>
+          <w:bCs/>
+          <w:sz w:val="24"/>
+          <w:szCs w:val="24"/>
+          <w:lang w:val="en-US"/>
+        </w:rPr>
+        <w:t xml:space="preserve">() </w:t>
       </w:r>
       <w:r>
         <w:rPr>
@@ -9371,40 +7690,17 @@
         </w:rPr>
         <w:t xml:space="preserve"> № </w:t>
       </w:r>
-      <w:proofErr w:type="gramStart"/>
-      <w:r>
-        <w:rPr>
-          <w:rFonts w:ascii="Times New Roman" w:hAnsi="Times New Roman" w:cs="Times New Roman"/>
-          <w:b/>
-          <w:bCs/>
-          <w:sz w:val="24"/>
-          <w:szCs w:val="24"/>
-          <w:lang w:val="en-US"/>
-        </w:rPr>
-        <w:t xml:space="preserve">{{ </w:t>
-      </w:r>
-      <w:r>
-        <w:rPr>
-          <w:rFonts w:ascii="Times New Roman" w:hAnsi="Times New Roman" w:cs="Times New Roman"/>
-          <w:b/>
-          <w:bCs/>
-          <w:sz w:val="24"/>
-          <w:szCs w:val="24"/>
-          <w:lang w:val="en-US"/>
-        </w:rPr>
-        <w:t>key</w:t>
-      </w:r>
-      <w:proofErr w:type="gramEnd"/>
-      <w:r>
-        <w:rPr>
-          <w:rFonts w:ascii="Times New Roman" w:hAnsi="Times New Roman" w:cs="Times New Roman"/>
-          <w:b/>
-          <w:bCs/>
-          <w:sz w:val="24"/>
-          <w:szCs w:val="24"/>
-          <w:lang w:val="en-US"/>
-        </w:rPr>
-        <w:t xml:space="preserve"> }}</w:t>
+      <w:r>
+        <w:rPr>
+          <w:rFonts w:ascii="Times New Roman" w:hAnsi="Times New Roman" w:cs="Times New Roman"/>
+          <w:b/>
+          <w:bCs/>
+          <w:sz w:val="24"/>
+          <w:szCs w:val="24"/>
+          <w:u w:val="single"/>
+          <w:lang w:val="en-US"/>
+        </w:rPr>
+        <w:t>{{ key }}</w:t>
       </w:r>
     </w:p>
     <w:tbl>
@@ -9443,33 +7739,6 @@
               </w:rPr>
               <w:t>№</w:t>
             </w:r>
-            <w:r>
-              <w:rPr>
-                <w:rFonts w:ascii="Times New Roman" w:hAnsi="Times New Roman" w:cs="Times New Roman"/>
-                <w:b/>
-                <w:sz w:val="24"/>
-                <w:szCs w:val="24"/>
-              </w:rPr>
-              <w:t xml:space="preserve"> п</w:t>
-            </w:r>
-            <w:r>
-              <w:rPr>
-                <w:rFonts w:ascii="Times New Roman" w:hAnsi="Times New Roman" w:cs="Times New Roman"/>
-                <w:b/>
-                <w:sz w:val="24"/>
-                <w:szCs w:val="24"/>
-              </w:rPr>
-              <w:t>/</w:t>
-            </w:r>
-            <w:r>
-              <w:rPr>
-                <w:rFonts w:ascii="Times New Roman" w:hAnsi="Times New Roman" w:cs="Times New Roman"/>
-                <w:b/>
-                <w:sz w:val="24"/>
-                <w:szCs w:val="24"/>
-              </w:rPr>
-              <w:t>п</w:t>
-            </w:r>
           </w:p>
         </w:tc>
         <w:tc>
@@ -9550,7 +7819,6 @@
               </w:rPr>
               <w:t>{%</w:t>
             </w:r>
-            <w:proofErr w:type="spellStart"/>
             <w:r>
               <w:rPr>
                 <w:rFonts w:ascii="Times New Roman" w:hAnsi="Times New Roman" w:cs="Times New Roman"/>
@@ -9560,7 +7828,6 @@
               </w:rPr>
               <w:t>tr</w:t>
             </w:r>
-            <w:proofErr w:type="spellEnd"/>
             <w:r>
               <w:rPr>
                 <w:rFonts w:ascii="Times New Roman" w:hAnsi="Times New Roman" w:cs="Times New Roman"/>
@@ -9588,7 +7855,6 @@
               </w:rPr>
               <w:t xml:space="preserve"> </w:t>
             </w:r>
-            <w:proofErr w:type="spellStart"/>
             <w:r>
               <w:rPr>
                 <w:rFonts w:ascii="Times New Roman" w:hAnsi="Times New Roman" w:cs="Times New Roman"/>
@@ -9598,7 +7864,6 @@
               </w:rPr>
               <w:t>i</w:t>
             </w:r>
-            <w:proofErr w:type="spellEnd"/>
             <w:r>
               <w:rPr>
                 <w:rFonts w:ascii="Times New Roman" w:hAnsi="Times New Roman" w:cs="Times New Roman"/>
@@ -9671,7 +7936,6 @@
                 <w:szCs w:val="24"/>
               </w:rPr>
             </w:pPr>
-            <w:proofErr w:type="gramStart"/>
             <w:r>
               <w:rPr>
                 <w:rFonts w:ascii="Times New Roman" w:hAnsi="Times New Roman" w:cs="Times New Roman"/>
@@ -9680,7 +7944,6 @@
               </w:rPr>
               <w:t xml:space="preserve">{{ </w:t>
             </w:r>
-            <w:proofErr w:type="spellStart"/>
             <w:r>
               <w:rPr>
                 <w:rFonts w:ascii="Times New Roman" w:hAnsi="Times New Roman" w:cs="Times New Roman"/>
@@ -9690,7 +7953,6 @@
               </w:rPr>
               <w:t>i</w:t>
             </w:r>
-            <w:proofErr w:type="spellEnd"/>
             <w:r>
               <w:rPr>
                 <w:rFonts w:ascii="Times New Roman" w:hAnsi="Times New Roman" w:cs="Times New Roman"/>
@@ -9708,7 +7970,6 @@
               </w:rPr>
               <w:t>number</w:t>
             </w:r>
-            <w:proofErr w:type="gramEnd"/>
             <w:r>
               <w:rPr>
                 <w:rFonts w:ascii="Times New Roman" w:hAnsi="Times New Roman" w:cs="Times New Roman"/>
@@ -9731,7 +7992,6 @@
                 <w:szCs w:val="24"/>
               </w:rPr>
             </w:pPr>
-            <w:proofErr w:type="gramStart"/>
             <w:r>
               <w:rPr>
                 <w:rFonts w:ascii="Times New Roman" w:hAnsi="Times New Roman" w:cs="Times New Roman"/>
@@ -9740,7 +8000,6 @@
               </w:rPr>
               <w:t xml:space="preserve">{{ </w:t>
             </w:r>
-            <w:proofErr w:type="spellStart"/>
             <w:r>
               <w:rPr>
                 <w:rFonts w:ascii="Times New Roman" w:hAnsi="Times New Roman" w:cs="Times New Roman"/>
@@ -9750,7 +8009,6 @@
               </w:rPr>
               <w:t>i</w:t>
             </w:r>
-            <w:proofErr w:type="spellEnd"/>
             <w:r>
               <w:rPr>
                 <w:rFonts w:ascii="Times New Roman" w:hAnsi="Times New Roman" w:cs="Times New Roman"/>
@@ -9768,7 +8026,6 @@
               </w:rPr>
               <w:t>content</w:t>
             </w:r>
-            <w:proofErr w:type="gramEnd"/>
             <w:r>
               <w:rPr>
                 <w:rFonts w:ascii="Times New Roman" w:hAnsi="Times New Roman" w:cs="Times New Roman"/>
@@ -9793,7 +8050,6 @@
                 <w:szCs w:val="24"/>
               </w:rPr>
             </w:pPr>
-            <w:proofErr w:type="gramStart"/>
             <w:r>
               <w:rPr>
                 <w:rFonts w:ascii="Times New Roman" w:hAnsi="Times New Roman" w:cs="Times New Roman"/>
@@ -9802,7 +8058,6 @@
               </w:rPr>
               <w:t xml:space="preserve">{{ </w:t>
             </w:r>
-            <w:proofErr w:type="spellStart"/>
             <w:r>
               <w:rPr>
                 <w:rFonts w:ascii="Times New Roman" w:hAnsi="Times New Roman" w:cs="Times New Roman"/>
@@ -9812,7 +8067,6 @@
               </w:rPr>
               <w:t>i</w:t>
             </w:r>
-            <w:proofErr w:type="spellEnd"/>
             <w:r>
               <w:rPr>
                 <w:rFonts w:ascii="Times New Roman" w:hAnsi="Times New Roman" w:cs="Times New Roman"/>
@@ -9830,7 +8084,6 @@
               </w:rPr>
               <w:t>hours</w:t>
             </w:r>
-            <w:proofErr w:type="gramEnd"/>
             <w:r>
               <w:rPr>
                 <w:rFonts w:ascii="Times New Roman" w:hAnsi="Times New Roman" w:cs="Times New Roman"/>
@@ -9865,7 +8118,6 @@
               </w:rPr>
               <w:t>{%</w:t>
             </w:r>
-            <w:proofErr w:type="spellStart"/>
             <w:r>
               <w:rPr>
                 <w:rFonts w:ascii="Times New Roman" w:hAnsi="Times New Roman" w:cs="Times New Roman"/>
@@ -9875,7 +8127,6 @@
               </w:rPr>
               <w:t>tr</w:t>
             </w:r>
-            <w:proofErr w:type="spellEnd"/>
             <w:r>
               <w:rPr>
                 <w:rFonts w:ascii="Times New Roman" w:hAnsi="Times New Roman" w:cs="Times New Roman"/>
@@ -9884,7 +8135,6 @@
               </w:rPr>
               <w:t xml:space="preserve"> </w:t>
             </w:r>
-            <w:proofErr w:type="spellStart"/>
             <w:r>
               <w:rPr>
                 <w:rFonts w:ascii="Times New Roman" w:hAnsi="Times New Roman" w:cs="Times New Roman"/>
@@ -9894,7 +8144,6 @@
               </w:rPr>
               <w:t>endfor</w:t>
             </w:r>
-            <w:proofErr w:type="spellEnd"/>
             <w:r>
               <w:rPr>
                 <w:rFonts w:ascii="Times New Roman" w:hAnsi="Times New Roman" w:cs="Times New Roman"/>
@@ -9924,7 +8173,6 @@
         </w:rPr>
         <w:t xml:space="preserve">{% </w:t>
       </w:r>
-      <w:proofErr w:type="spellStart"/>
       <w:r>
         <w:rPr>
           <w:rFonts w:ascii="Times New Roman" w:hAnsi="Times New Roman" w:cs="Times New Roman"/>
@@ -9934,7 +8182,6 @@
         </w:rPr>
         <w:t>endfor</w:t>
       </w:r>
-      <w:proofErr w:type="spellEnd"/>
       <w:r>
         <w:rPr>
           <w:rFonts w:ascii="Times New Roman" w:hAnsi="Times New Roman" w:cs="Times New Roman"/>
@@ -10097,7 +8344,6 @@
         </w:rPr>
         <w:t xml:space="preserve"> </w:t>
       </w:r>
-      <w:proofErr w:type="spellStart"/>
       <w:r>
         <w:rPr>
           <w:rFonts w:ascii="Times New Roman" w:hAnsi="Times New Roman" w:cs="Times New Roman"/>
@@ -10108,7 +8354,6 @@
         </w:rPr>
         <w:t>prw</w:t>
       </w:r>
-      <w:proofErr w:type="spellEnd"/>
       <w:r>
         <w:rPr>
           <w:rFonts w:ascii="Times New Roman" w:hAnsi="Times New Roman" w:cs="Times New Roman"/>
@@ -10180,7 +8425,6 @@
         </w:rPr>
         <w:t xml:space="preserve"> </w:t>
       </w:r>
-      <w:proofErr w:type="spellStart"/>
       <w:r>
         <w:rPr>
           <w:rFonts w:ascii="Times New Roman" w:hAnsi="Times New Roman" w:cs="Times New Roman"/>
@@ -10191,7 +8435,6 @@
         </w:rPr>
         <w:t>endif</w:t>
       </w:r>
-      <w:proofErr w:type="spellEnd"/>
       <w:r>
         <w:rPr>
           <w:rFonts w:ascii="Times New Roman" w:hAnsi="Times New Roman" w:cs="Times New Roman"/>
@@ -10314,8 +8557,6 @@
         </w:rPr>
         <w:t xml:space="preserve"> </w:t>
       </w:r>
-      <w:proofErr w:type="spellStart"/>
-      <w:proofErr w:type="gramStart"/>
       <w:r>
         <w:rPr>
           <w:rFonts w:ascii="Times New Roman" w:hAnsi="Times New Roman" w:cs="Times New Roman"/>
@@ -10349,29 +8590,16 @@
         </w:rPr>
         <w:t>items</w:t>
       </w:r>
-      <w:proofErr w:type="spellEnd"/>
-      <w:r>
-        <w:rPr>
-          <w:rFonts w:ascii="Times New Roman" w:hAnsi="Times New Roman" w:cs="Times New Roman"/>
-          <w:b/>
-          <w:bCs/>
-          <w:sz w:val="24"/>
-          <w:szCs w:val="24"/>
-          <w:lang w:val="en-US"/>
-        </w:rPr>
-        <w:t>(</w:t>
-      </w:r>
-      <w:proofErr w:type="gramEnd"/>
-      <w:r>
-        <w:rPr>
-          <w:rFonts w:ascii="Times New Roman" w:hAnsi="Times New Roman" w:cs="Times New Roman"/>
-          <w:b/>
-          <w:bCs/>
-          <w:sz w:val="24"/>
-          <w:szCs w:val="24"/>
-          <w:lang w:val="en-US"/>
-        </w:rPr>
-        <w:t xml:space="preserve">) </w:t>
+      <w:r>
+        <w:rPr>
+          <w:rFonts w:ascii="Times New Roman" w:hAnsi="Times New Roman" w:cs="Times New Roman"/>
+          <w:b/>
+          <w:bCs/>
+          <w:sz w:val="24"/>
+          <w:szCs w:val="24"/>
+          <w:lang w:val="en-US"/>
+        </w:rPr>
+        <w:t xml:space="preserve">() </w:t>
       </w:r>
       <w:r>
         <w:rPr>
@@ -10416,6 +8644,7 @@
           <w:sz w:val="24"/>
           <w:szCs w:val="24"/>
         </w:rPr>
+        <w:lastRenderedPageBreak/>
         <w:t>Семестр</w:t>
       </w:r>
       <w:r>
@@ -10429,40 +8658,17 @@
         </w:rPr>
         <w:t xml:space="preserve"> № </w:t>
       </w:r>
-      <w:proofErr w:type="gramStart"/>
-      <w:r>
-        <w:rPr>
-          <w:rFonts w:ascii="Times New Roman" w:hAnsi="Times New Roman" w:cs="Times New Roman"/>
-          <w:b/>
-          <w:bCs/>
-          <w:sz w:val="24"/>
-          <w:szCs w:val="24"/>
-          <w:lang w:val="en-US"/>
-        </w:rPr>
-        <w:t xml:space="preserve">{{ </w:t>
-      </w:r>
-      <w:r>
-        <w:rPr>
-          <w:rFonts w:ascii="Times New Roman" w:hAnsi="Times New Roman" w:cs="Times New Roman"/>
-          <w:b/>
-          <w:bCs/>
-          <w:sz w:val="24"/>
-          <w:szCs w:val="24"/>
-          <w:lang w:val="en-US"/>
-        </w:rPr>
-        <w:t>key</w:t>
-      </w:r>
-      <w:proofErr w:type="gramEnd"/>
-      <w:r>
-        <w:rPr>
-          <w:rFonts w:ascii="Times New Roman" w:hAnsi="Times New Roman" w:cs="Times New Roman"/>
-          <w:b/>
-          <w:bCs/>
-          <w:sz w:val="24"/>
-          <w:szCs w:val="24"/>
-          <w:lang w:val="en-US"/>
-        </w:rPr>
-        <w:t xml:space="preserve"> }}</w:t>
+      <w:r>
+        <w:rPr>
+          <w:rFonts w:ascii="Times New Roman" w:hAnsi="Times New Roman" w:cs="Times New Roman"/>
+          <w:b/>
+          <w:bCs/>
+          <w:sz w:val="24"/>
+          <w:szCs w:val="24"/>
+          <w:u w:val="single"/>
+          <w:lang w:val="en-US"/>
+        </w:rPr>
+        <w:t>{{ key }}</w:t>
       </w:r>
     </w:p>
     <w:tbl>
@@ -10499,35 +8705,7 @@
                 <w:sz w:val="24"/>
                 <w:szCs w:val="24"/>
               </w:rPr>
-              <w:lastRenderedPageBreak/>
               <w:t>№</w:t>
-            </w:r>
-            <w:r>
-              <w:rPr>
-                <w:rFonts w:ascii="Times New Roman" w:hAnsi="Times New Roman" w:cs="Times New Roman"/>
-                <w:b/>
-                <w:sz w:val="24"/>
-                <w:szCs w:val="24"/>
-              </w:rPr>
-              <w:t xml:space="preserve"> п</w:t>
-            </w:r>
-            <w:r>
-              <w:rPr>
-                <w:rFonts w:ascii="Times New Roman" w:hAnsi="Times New Roman" w:cs="Times New Roman"/>
-                <w:b/>
-                <w:sz w:val="24"/>
-                <w:szCs w:val="24"/>
-              </w:rPr>
-              <w:t>/</w:t>
-            </w:r>
-            <w:r>
-              <w:rPr>
-                <w:rFonts w:ascii="Times New Roman" w:hAnsi="Times New Roman" w:cs="Times New Roman"/>
-                <w:b/>
-                <w:sz w:val="24"/>
-                <w:szCs w:val="24"/>
-              </w:rPr>
-              <w:t>п</w:t>
             </w:r>
           </w:p>
         </w:tc>
@@ -10553,7 +8731,7 @@
                 <w:sz w:val="24"/>
                 <w:szCs w:val="24"/>
               </w:rPr>
-              <w:t>Наименование лабораторной работы</w:t>
+              <w:t>Темы практических (семинарских занятий)</w:t>
             </w:r>
           </w:p>
         </w:tc>
@@ -10609,7 +8787,6 @@
               </w:rPr>
               <w:t>{%</w:t>
             </w:r>
-            <w:proofErr w:type="spellStart"/>
             <w:r>
               <w:rPr>
                 <w:rFonts w:ascii="Times New Roman" w:hAnsi="Times New Roman" w:cs="Times New Roman"/>
@@ -10619,7 +8796,6 @@
               </w:rPr>
               <w:t>tr</w:t>
             </w:r>
-            <w:proofErr w:type="spellEnd"/>
             <w:r>
               <w:rPr>
                 <w:rFonts w:ascii="Times New Roman" w:hAnsi="Times New Roman" w:cs="Times New Roman"/>
@@ -10647,7 +8823,6 @@
               </w:rPr>
               <w:t xml:space="preserve"> </w:t>
             </w:r>
-            <w:proofErr w:type="spellStart"/>
             <w:r>
               <w:rPr>
                 <w:rFonts w:ascii="Times New Roman" w:hAnsi="Times New Roman" w:cs="Times New Roman"/>
@@ -10657,7 +8832,6 @@
               </w:rPr>
               <w:t>i</w:t>
             </w:r>
-            <w:proofErr w:type="spellEnd"/>
             <w:r>
               <w:rPr>
                 <w:rFonts w:ascii="Times New Roman" w:hAnsi="Times New Roman" w:cs="Times New Roman"/>
@@ -10721,7 +8895,6 @@
                 <w:szCs w:val="24"/>
               </w:rPr>
             </w:pPr>
-            <w:proofErr w:type="gramStart"/>
             <w:r>
               <w:rPr>
                 <w:rFonts w:ascii="Times New Roman" w:hAnsi="Times New Roman" w:cs="Times New Roman"/>
@@ -10730,7 +8903,6 @@
               </w:rPr>
               <w:t xml:space="preserve">{{ </w:t>
             </w:r>
-            <w:proofErr w:type="spellStart"/>
             <w:r>
               <w:rPr>
                 <w:rFonts w:ascii="Times New Roman" w:hAnsi="Times New Roman" w:cs="Times New Roman"/>
@@ -10740,7 +8912,6 @@
               </w:rPr>
               <w:t>i</w:t>
             </w:r>
-            <w:proofErr w:type="spellEnd"/>
             <w:r>
               <w:rPr>
                 <w:rFonts w:ascii="Times New Roman" w:hAnsi="Times New Roman" w:cs="Times New Roman"/>
@@ -10758,7 +8929,6 @@
               </w:rPr>
               <w:t>number</w:t>
             </w:r>
-            <w:proofErr w:type="gramEnd"/>
             <w:r>
               <w:rPr>
                 <w:rFonts w:ascii="Times New Roman" w:hAnsi="Times New Roman" w:cs="Times New Roman"/>
@@ -10781,7 +8951,6 @@
                 <w:szCs w:val="24"/>
               </w:rPr>
             </w:pPr>
-            <w:proofErr w:type="gramStart"/>
             <w:r>
               <w:rPr>
                 <w:rFonts w:ascii="Times New Roman" w:hAnsi="Times New Roman" w:cs="Times New Roman"/>
@@ -10790,7 +8959,6 @@
               </w:rPr>
               <w:t xml:space="preserve">{{ </w:t>
             </w:r>
-            <w:proofErr w:type="spellStart"/>
             <w:r>
               <w:rPr>
                 <w:rFonts w:ascii="Times New Roman" w:hAnsi="Times New Roman" w:cs="Times New Roman"/>
@@ -10800,7 +8968,6 @@
               </w:rPr>
               <w:t>i</w:t>
             </w:r>
-            <w:proofErr w:type="spellEnd"/>
             <w:r>
               <w:rPr>
                 <w:rFonts w:ascii="Times New Roman" w:hAnsi="Times New Roman" w:cs="Times New Roman"/>
@@ -10818,7 +8985,6 @@
               </w:rPr>
               <w:t>content</w:t>
             </w:r>
-            <w:proofErr w:type="gramEnd"/>
             <w:r>
               <w:rPr>
                 <w:rFonts w:ascii="Times New Roman" w:hAnsi="Times New Roman" w:cs="Times New Roman"/>
@@ -10843,7 +9009,6 @@
                 <w:szCs w:val="24"/>
               </w:rPr>
             </w:pPr>
-            <w:proofErr w:type="gramStart"/>
             <w:r>
               <w:rPr>
                 <w:rFonts w:ascii="Times New Roman" w:hAnsi="Times New Roman" w:cs="Times New Roman"/>
@@ -10852,7 +9017,6 @@
               </w:rPr>
               <w:t xml:space="preserve">{{ </w:t>
             </w:r>
-            <w:proofErr w:type="spellStart"/>
             <w:r>
               <w:rPr>
                 <w:rFonts w:ascii="Times New Roman" w:hAnsi="Times New Roman" w:cs="Times New Roman"/>
@@ -10862,7 +9026,6 @@
               </w:rPr>
               <w:t>i</w:t>
             </w:r>
-            <w:proofErr w:type="spellEnd"/>
             <w:r>
               <w:rPr>
                 <w:rFonts w:ascii="Times New Roman" w:hAnsi="Times New Roman" w:cs="Times New Roman"/>
@@ -10880,7 +9043,6 @@
               </w:rPr>
               <w:t>hours</w:t>
             </w:r>
-            <w:proofErr w:type="gramEnd"/>
             <w:r>
               <w:rPr>
                 <w:rFonts w:ascii="Times New Roman" w:hAnsi="Times New Roman" w:cs="Times New Roman"/>
@@ -10915,7 +9077,6 @@
               </w:rPr>
               <w:t>{%</w:t>
             </w:r>
-            <w:proofErr w:type="spellStart"/>
             <w:r>
               <w:rPr>
                 <w:rFonts w:ascii="Times New Roman" w:hAnsi="Times New Roman" w:cs="Times New Roman"/>
@@ -10925,7 +9086,6 @@
               </w:rPr>
               <w:t>tr</w:t>
             </w:r>
-            <w:proofErr w:type="spellEnd"/>
             <w:r>
               <w:rPr>
                 <w:rFonts w:ascii="Times New Roman" w:hAnsi="Times New Roman" w:cs="Times New Roman"/>
@@ -10934,7 +9094,6 @@
               </w:rPr>
               <w:t xml:space="preserve"> </w:t>
             </w:r>
-            <w:proofErr w:type="spellStart"/>
             <w:r>
               <w:rPr>
                 <w:rFonts w:ascii="Times New Roman" w:hAnsi="Times New Roman" w:cs="Times New Roman"/>
@@ -10944,7 +9103,6 @@
               </w:rPr>
               <w:t>endfor</w:t>
             </w:r>
-            <w:proofErr w:type="spellEnd"/>
             <w:r>
               <w:rPr>
                 <w:rFonts w:ascii="Times New Roman" w:hAnsi="Times New Roman" w:cs="Times New Roman"/>
@@ -10974,7 +9132,6 @@
         </w:rPr>
         <w:t xml:space="preserve">{% </w:t>
       </w:r>
-      <w:proofErr w:type="spellStart"/>
       <w:r>
         <w:rPr>
           <w:rFonts w:ascii="Times New Roman" w:hAnsi="Times New Roman" w:cs="Times New Roman"/>
@@ -10984,7 +9141,6 @@
         </w:rPr>
         <w:t>endfor</w:t>
       </w:r>
-      <w:proofErr w:type="spellEnd"/>
       <w:r>
         <w:rPr>
           <w:rFonts w:ascii="Times New Roman" w:hAnsi="Times New Roman" w:cs="Times New Roman"/>
@@ -11125,7 +9281,6 @@
         </w:rPr>
         <w:t xml:space="preserve"> </w:t>
       </w:r>
-      <w:proofErr w:type="spellStart"/>
       <w:r>
         <w:rPr>
           <w:rFonts w:ascii="Times New Roman" w:hAnsi="Times New Roman" w:cs="Times New Roman"/>
@@ -11146,7 +9301,6 @@
         </w:rPr>
         <w:t>w</w:t>
       </w:r>
-      <w:proofErr w:type="spellEnd"/>
       <w:r>
         <w:rPr>
           <w:rFonts w:ascii="Times New Roman" w:hAnsi="Times New Roman" w:cs="Times New Roman"/>
@@ -11175,7 +9329,34 @@
           <w:sz w:val="24"/>
           <w:szCs w:val="24"/>
         </w:rPr>
-        <w:t xml:space="preserve">Практических занятий не предусмотрено </w:t>
+        <w:t>Самостоятельных</w:t>
+      </w:r>
+      <w:r>
+        <w:rPr>
+          <w:rFonts w:ascii="Times New Roman" w:hAnsi="Times New Roman" w:cs="Times New Roman"/>
+          <w:bCs/>
+          <w:sz w:val="24"/>
+          <w:szCs w:val="24"/>
+        </w:rPr>
+        <w:t xml:space="preserve"> </w:t>
+      </w:r>
+      <w:r>
+        <w:rPr>
+          <w:rFonts w:ascii="Times New Roman" w:hAnsi="Times New Roman" w:cs="Times New Roman"/>
+          <w:bCs/>
+          <w:sz w:val="24"/>
+          <w:szCs w:val="24"/>
+        </w:rPr>
+        <w:t>работ</w:t>
+      </w:r>
+      <w:r>
+        <w:rPr>
+          <w:rFonts w:ascii="Times New Roman" w:hAnsi="Times New Roman" w:cs="Times New Roman"/>
+          <w:bCs/>
+          <w:sz w:val="24"/>
+          <w:szCs w:val="24"/>
+        </w:rPr>
+        <w:t xml:space="preserve"> не предусмотрено </w:t>
       </w:r>
     </w:p>
     <w:p>
@@ -11215,7 +9396,6 @@
         </w:rPr>
         <w:t xml:space="preserve"> </w:t>
       </w:r>
-      <w:proofErr w:type="spellStart"/>
       <w:r>
         <w:rPr>
           <w:rFonts w:ascii="Times New Roman" w:hAnsi="Times New Roman" w:cs="Times New Roman"/>
@@ -11226,7 +9406,6 @@
         </w:rPr>
         <w:t>endif</w:t>
       </w:r>
-      <w:proofErr w:type="spellEnd"/>
       <w:r>
         <w:rPr>
           <w:rFonts w:ascii="Times New Roman" w:hAnsi="Times New Roman" w:cs="Times New Roman"/>
@@ -11359,8 +9538,6 @@
         </w:rPr>
         <w:t xml:space="preserve"> </w:t>
       </w:r>
-      <w:proofErr w:type="spellStart"/>
-      <w:proofErr w:type="gramStart"/>
       <w:r>
         <w:rPr>
           <w:rFonts w:ascii="Times New Roman" w:hAnsi="Times New Roman" w:cs="Times New Roman"/>
@@ -11394,29 +9571,16 @@
         </w:rPr>
         <w:t>items</w:t>
       </w:r>
-      <w:proofErr w:type="spellEnd"/>
-      <w:r>
-        <w:rPr>
-          <w:rFonts w:ascii="Times New Roman" w:hAnsi="Times New Roman" w:cs="Times New Roman"/>
-          <w:b/>
-          <w:bCs/>
-          <w:sz w:val="24"/>
-          <w:szCs w:val="24"/>
-          <w:lang w:val="en-US"/>
-        </w:rPr>
-        <w:t>(</w:t>
-      </w:r>
-      <w:proofErr w:type="gramEnd"/>
-      <w:r>
-        <w:rPr>
-          <w:rFonts w:ascii="Times New Roman" w:hAnsi="Times New Roman" w:cs="Times New Roman"/>
-          <w:b/>
-          <w:bCs/>
-          <w:sz w:val="24"/>
-          <w:szCs w:val="24"/>
-          <w:lang w:val="en-US"/>
-        </w:rPr>
-        <w:t xml:space="preserve">) </w:t>
+      <w:r>
+        <w:rPr>
+          <w:rFonts w:ascii="Times New Roman" w:hAnsi="Times New Roman" w:cs="Times New Roman"/>
+          <w:b/>
+          <w:bCs/>
+          <w:sz w:val="24"/>
+          <w:szCs w:val="24"/>
+          <w:lang w:val="en-US"/>
+        </w:rPr>
+        <w:t xml:space="preserve">() </w:t>
       </w:r>
       <w:r>
         <w:rPr>
@@ -11473,40 +9637,17 @@
         </w:rPr>
         <w:t xml:space="preserve"> № </w:t>
       </w:r>
-      <w:proofErr w:type="gramStart"/>
-      <w:r>
-        <w:rPr>
-          <w:rFonts w:ascii="Times New Roman" w:hAnsi="Times New Roman" w:cs="Times New Roman"/>
-          <w:b/>
-          <w:bCs/>
-          <w:sz w:val="24"/>
-          <w:szCs w:val="24"/>
-          <w:lang w:val="en-US"/>
-        </w:rPr>
-        <w:t xml:space="preserve">{{ </w:t>
-      </w:r>
-      <w:r>
-        <w:rPr>
-          <w:rFonts w:ascii="Times New Roman" w:hAnsi="Times New Roman" w:cs="Times New Roman"/>
-          <w:b/>
-          <w:bCs/>
-          <w:sz w:val="24"/>
-          <w:szCs w:val="24"/>
-          <w:lang w:val="en-US"/>
-        </w:rPr>
-        <w:t>key</w:t>
-      </w:r>
-      <w:proofErr w:type="gramEnd"/>
-      <w:r>
-        <w:rPr>
-          <w:rFonts w:ascii="Times New Roman" w:hAnsi="Times New Roman" w:cs="Times New Roman"/>
-          <w:b/>
-          <w:bCs/>
-          <w:sz w:val="24"/>
-          <w:szCs w:val="24"/>
-          <w:lang w:val="en-US"/>
-        </w:rPr>
-        <w:t xml:space="preserve"> }}</w:t>
+      <w:r>
+        <w:rPr>
+          <w:rFonts w:ascii="Times New Roman" w:hAnsi="Times New Roman" w:cs="Times New Roman"/>
+          <w:b/>
+          <w:bCs/>
+          <w:sz w:val="24"/>
+          <w:szCs w:val="24"/>
+          <w:u w:val="single"/>
+          <w:lang w:val="en-US"/>
+        </w:rPr>
+        <w:t>{{ key }}</w:t>
       </w:r>
     </w:p>
     <w:tbl>
@@ -11545,33 +9686,6 @@
               </w:rPr>
               <w:t>№</w:t>
             </w:r>
-            <w:r>
-              <w:rPr>
-                <w:rFonts w:ascii="Times New Roman" w:hAnsi="Times New Roman" w:cs="Times New Roman"/>
-                <w:b/>
-                <w:sz w:val="24"/>
-                <w:szCs w:val="24"/>
-              </w:rPr>
-              <w:t xml:space="preserve"> п</w:t>
-            </w:r>
-            <w:r>
-              <w:rPr>
-                <w:rFonts w:ascii="Times New Roman" w:hAnsi="Times New Roman" w:cs="Times New Roman"/>
-                <w:b/>
-                <w:sz w:val="24"/>
-                <w:szCs w:val="24"/>
-              </w:rPr>
-              <w:t>/</w:t>
-            </w:r>
-            <w:r>
-              <w:rPr>
-                <w:rFonts w:ascii="Times New Roman" w:hAnsi="Times New Roman" w:cs="Times New Roman"/>
-                <w:b/>
-                <w:sz w:val="24"/>
-                <w:szCs w:val="24"/>
-              </w:rPr>
-              <w:t>п</w:t>
-            </w:r>
           </w:p>
         </w:tc>
         <w:tc>
@@ -11596,7 +9710,7 @@
                 <w:sz w:val="24"/>
                 <w:szCs w:val="24"/>
               </w:rPr>
-              <w:t>Наименование лабораторной работы</w:t>
+              <w:t>Вид СРС</w:t>
             </w:r>
           </w:p>
         </w:tc>
@@ -11652,7 +9766,6 @@
               </w:rPr>
               <w:t>{%</w:t>
             </w:r>
-            <w:proofErr w:type="spellStart"/>
             <w:r>
               <w:rPr>
                 <w:rFonts w:ascii="Times New Roman" w:hAnsi="Times New Roman" w:cs="Times New Roman"/>
@@ -11662,7 +9775,6 @@
               </w:rPr>
               <w:t>tr</w:t>
             </w:r>
-            <w:proofErr w:type="spellEnd"/>
             <w:r>
               <w:rPr>
                 <w:rFonts w:ascii="Times New Roman" w:hAnsi="Times New Roman" w:cs="Times New Roman"/>
@@ -11690,7 +9802,6 @@
               </w:rPr>
               <w:t xml:space="preserve"> </w:t>
             </w:r>
-            <w:proofErr w:type="spellStart"/>
             <w:r>
               <w:rPr>
                 <w:rFonts w:ascii="Times New Roman" w:hAnsi="Times New Roman" w:cs="Times New Roman"/>
@@ -11700,7 +9811,6 @@
               </w:rPr>
               <w:t>i</w:t>
             </w:r>
-            <w:proofErr w:type="spellEnd"/>
             <w:r>
               <w:rPr>
                 <w:rFonts w:ascii="Times New Roman" w:hAnsi="Times New Roman" w:cs="Times New Roman"/>
@@ -11764,7 +9874,6 @@
                 <w:szCs w:val="24"/>
               </w:rPr>
             </w:pPr>
-            <w:proofErr w:type="gramStart"/>
             <w:r>
               <w:rPr>
                 <w:rFonts w:ascii="Times New Roman" w:hAnsi="Times New Roman" w:cs="Times New Roman"/>
@@ -11773,7 +9882,6 @@
               </w:rPr>
               <w:t xml:space="preserve">{{ </w:t>
             </w:r>
-            <w:proofErr w:type="spellStart"/>
             <w:r>
               <w:rPr>
                 <w:rFonts w:ascii="Times New Roman" w:hAnsi="Times New Roman" w:cs="Times New Roman"/>
@@ -11783,7 +9891,6 @@
               </w:rPr>
               <w:t>i</w:t>
             </w:r>
-            <w:proofErr w:type="spellEnd"/>
             <w:r>
               <w:rPr>
                 <w:rFonts w:ascii="Times New Roman" w:hAnsi="Times New Roman" w:cs="Times New Roman"/>
@@ -11801,7 +9908,6 @@
               </w:rPr>
               <w:t>number</w:t>
             </w:r>
-            <w:proofErr w:type="gramEnd"/>
             <w:r>
               <w:rPr>
                 <w:rFonts w:ascii="Times New Roman" w:hAnsi="Times New Roman" w:cs="Times New Roman"/>
@@ -11824,7 +9930,6 @@
                 <w:szCs w:val="24"/>
               </w:rPr>
             </w:pPr>
-            <w:proofErr w:type="gramStart"/>
             <w:r>
               <w:rPr>
                 <w:rFonts w:ascii="Times New Roman" w:hAnsi="Times New Roman" w:cs="Times New Roman"/>
@@ -11833,7 +9938,6 @@
               </w:rPr>
               <w:t xml:space="preserve">{{ </w:t>
             </w:r>
-            <w:proofErr w:type="spellStart"/>
             <w:r>
               <w:rPr>
                 <w:rFonts w:ascii="Times New Roman" w:hAnsi="Times New Roman" w:cs="Times New Roman"/>
@@ -11843,7 +9947,6 @@
               </w:rPr>
               <w:t>i</w:t>
             </w:r>
-            <w:proofErr w:type="spellEnd"/>
             <w:r>
               <w:rPr>
                 <w:rFonts w:ascii="Times New Roman" w:hAnsi="Times New Roman" w:cs="Times New Roman"/>
@@ -11861,7 +9964,6 @@
               </w:rPr>
               <w:t>content</w:t>
             </w:r>
-            <w:proofErr w:type="gramEnd"/>
             <w:r>
               <w:rPr>
                 <w:rFonts w:ascii="Times New Roman" w:hAnsi="Times New Roman" w:cs="Times New Roman"/>
@@ -11886,7 +9988,6 @@
                 <w:szCs w:val="24"/>
               </w:rPr>
             </w:pPr>
-            <w:proofErr w:type="gramStart"/>
             <w:r>
               <w:rPr>
                 <w:rFonts w:ascii="Times New Roman" w:hAnsi="Times New Roman" w:cs="Times New Roman"/>
@@ -11895,7 +9996,6 @@
               </w:rPr>
               <w:t xml:space="preserve">{{ </w:t>
             </w:r>
-            <w:proofErr w:type="spellStart"/>
             <w:r>
               <w:rPr>
                 <w:rFonts w:ascii="Times New Roman" w:hAnsi="Times New Roman" w:cs="Times New Roman"/>
@@ -11905,7 +10005,6 @@
               </w:rPr>
               <w:t>i</w:t>
             </w:r>
-            <w:proofErr w:type="spellEnd"/>
             <w:r>
               <w:rPr>
                 <w:rFonts w:ascii="Times New Roman" w:hAnsi="Times New Roman" w:cs="Times New Roman"/>
@@ -11923,7 +10022,6 @@
               </w:rPr>
               <w:t>hours</w:t>
             </w:r>
-            <w:proofErr w:type="gramEnd"/>
             <w:r>
               <w:rPr>
                 <w:rFonts w:ascii="Times New Roman" w:hAnsi="Times New Roman" w:cs="Times New Roman"/>
@@ -11958,7 +10056,6 @@
               </w:rPr>
               <w:t>{%</w:t>
             </w:r>
-            <w:proofErr w:type="spellStart"/>
             <w:r>
               <w:rPr>
                 <w:rFonts w:ascii="Times New Roman" w:hAnsi="Times New Roman" w:cs="Times New Roman"/>
@@ -11968,7 +10065,6 @@
               </w:rPr>
               <w:t>tr</w:t>
             </w:r>
-            <w:proofErr w:type="spellEnd"/>
             <w:r>
               <w:rPr>
                 <w:rFonts w:ascii="Times New Roman" w:hAnsi="Times New Roman" w:cs="Times New Roman"/>
@@ -11977,7 +10073,6 @@
               </w:rPr>
               <w:t xml:space="preserve"> </w:t>
             </w:r>
-            <w:proofErr w:type="spellStart"/>
             <w:r>
               <w:rPr>
                 <w:rFonts w:ascii="Times New Roman" w:hAnsi="Times New Roman" w:cs="Times New Roman"/>
@@ -11987,7 +10082,6 @@
               </w:rPr>
               <w:t>endfor</w:t>
             </w:r>
-            <w:proofErr w:type="spellEnd"/>
             <w:r>
               <w:rPr>
                 <w:rFonts w:ascii="Times New Roman" w:hAnsi="Times New Roman" w:cs="Times New Roman"/>
@@ -12017,7 +10111,6 @@
         </w:rPr>
         <w:t xml:space="preserve">{% </w:t>
       </w:r>
-      <w:proofErr w:type="spellStart"/>
       <w:r>
         <w:rPr>
           <w:rFonts w:ascii="Times New Roman" w:hAnsi="Times New Roman" w:cs="Times New Roman"/>
@@ -12027,7 +10120,6 @@
         </w:rPr>
         <w:t>endfor</w:t>
       </w:r>
-      <w:proofErr w:type="spellEnd"/>
       <w:r>
         <w:rPr>
           <w:rFonts w:ascii="Times New Roman" w:hAnsi="Times New Roman" w:cs="Times New Roman"/>
@@ -12068,43 +10160,23 @@
           <w:sz w:val="24"/>
           <w:szCs w:val="24"/>
         </w:rPr>
-        <w:t xml:space="preserve">В ходе проведения лекций, практических и лабораторных работ используются следующие интерактивные методы обучения: </w:t>
-      </w:r>
-      <w:proofErr w:type="gramStart"/>
-      <w:r>
-        <w:rPr>
-          <w:rFonts w:ascii="Times New Roman" w:hAnsi="Times New Roman" w:cs="Times New Roman"/>
-          <w:sz w:val="24"/>
-          <w:szCs w:val="24"/>
-        </w:rPr>
-        <w:t xml:space="preserve">{{ </w:t>
-      </w:r>
-      <w:proofErr w:type="spellStart"/>
-      <w:r>
-        <w:rPr>
-          <w:rFonts w:ascii="Times New Roman" w:hAnsi="Times New Roman" w:cs="Times New Roman"/>
-          <w:sz w:val="24"/>
-          <w:szCs w:val="24"/>
-        </w:rPr>
-        <w:t>interactive</w:t>
-      </w:r>
-      <w:proofErr w:type="gramEnd"/>
-      <w:r>
-        <w:rPr>
-          <w:rFonts w:ascii="Times New Roman" w:hAnsi="Times New Roman" w:cs="Times New Roman"/>
-          <w:sz w:val="24"/>
-          <w:szCs w:val="24"/>
-        </w:rPr>
-        <w:t>_methods</w:t>
-      </w:r>
-      <w:proofErr w:type="spellEnd"/>
-      <w:r>
-        <w:rPr>
-          <w:rFonts w:ascii="Times New Roman" w:hAnsi="Times New Roman" w:cs="Times New Roman"/>
-          <w:sz w:val="24"/>
-          <w:szCs w:val="24"/>
-        </w:rPr>
-        <w:t xml:space="preserve"> }}</w:t>
+        <w:t xml:space="preserve">В ходе проведения </w:t>
+      </w:r>
+      <w:r>
+        <w:rPr>
+          <w:rFonts w:ascii="Times New Roman" w:hAnsi="Times New Roman" w:cs="Times New Roman"/>
+          <w:sz w:val="24"/>
+          <w:szCs w:val="24"/>
+        </w:rPr>
+        <w:t>занятий по дисциплине используются</w:t>
+      </w:r>
+      <w:r>
+        <w:rPr>
+          <w:rFonts w:ascii="Times New Roman" w:hAnsi="Times New Roman" w:cs="Times New Roman"/>
+          <w:sz w:val="24"/>
+          <w:szCs w:val="24"/>
+        </w:rPr>
+        <w:t xml:space="preserve"> следующие интерактивные методы обучения: {{ interactive_methods }}</w:t>
       </w:r>
     </w:p>
     <w:p>
@@ -12237,31 +10309,7 @@
           <w:szCs w:val="24"/>
           <w:lang w:val="en-US"/>
         </w:rPr>
-        <w:t xml:space="preserve"> for </w:t>
-      </w:r>
-      <w:proofErr w:type="spellStart"/>
-      <w:r>
-        <w:rPr>
-          <w:rFonts w:ascii="Times New Roman" w:hAnsi="Times New Roman" w:cs="Times New Roman"/>
-          <w:b/>
-          <w:bCs/>
-          <w:sz w:val="24"/>
-          <w:szCs w:val="24"/>
-          <w:lang w:val="en-US"/>
-        </w:rPr>
-        <w:t>i</w:t>
-      </w:r>
-      <w:proofErr w:type="spellEnd"/>
-      <w:r>
-        <w:rPr>
-          <w:rFonts w:ascii="Times New Roman" w:hAnsi="Times New Roman" w:cs="Times New Roman"/>
-          <w:b/>
-          <w:bCs/>
-          <w:sz w:val="24"/>
-          <w:szCs w:val="24"/>
-          <w:lang w:val="en-US"/>
-        </w:rPr>
-        <w:t xml:space="preserve"> in guidelines %}</w:t>
+        <w:t xml:space="preserve"> for i in guidelines %}</w:t>
       </w:r>
     </w:p>
     <w:p>
@@ -12286,42 +10334,18 @@
           <w:szCs w:val="24"/>
           <w:lang w:val="en-US"/>
         </w:rPr>
-        <w:t>5.1</w:t>
-      </w:r>
-      <w:proofErr w:type="gramStart"/>
-      <w:r>
-        <w:rPr>
-          <w:rFonts w:ascii="Times New Roman" w:hAnsi="Times New Roman" w:cs="Times New Roman"/>
-          <w:b/>
-          <w:bCs/>
-          <w:sz w:val="24"/>
-          <w:szCs w:val="24"/>
-          <w:lang w:val="en-US"/>
-        </w:rPr>
-        <w:t>.</w:t>
-      </w:r>
-      <w:r>
-        <w:rPr>
-          <w:rFonts w:ascii="Times New Roman" w:hAnsi="Times New Roman" w:cs="Times New Roman"/>
-          <w:b/>
-          <w:bCs/>
-          <w:sz w:val="24"/>
-          <w:szCs w:val="24"/>
-          <w:lang w:val="en-US"/>
-        </w:rPr>
-        <w:t>{</w:t>
-      </w:r>
-      <w:proofErr w:type="gramEnd"/>
-      <w:r>
-        <w:rPr>
-          <w:rFonts w:ascii="Times New Roman" w:hAnsi="Times New Roman" w:cs="Times New Roman"/>
-          <w:b/>
-          <w:bCs/>
-          <w:sz w:val="24"/>
-          <w:szCs w:val="24"/>
-          <w:lang w:val="en-US"/>
-        </w:rPr>
-        <w:t>{</w:t>
+        <w:t>5.1.</w:t>
+      </w:r>
+      <w:r>
+        <w:rPr>
+          <w:rFonts w:ascii="Times New Roman" w:hAnsi="Times New Roman" w:cs="Times New Roman"/>
+          <w:b/>
+          <w:bCs/>
+          <w:sz w:val="24"/>
+          <w:szCs w:val="24"/>
+          <w:lang w:val="en-US"/>
+        </w:rPr>
+        <w:t>{{</w:t>
       </w:r>
       <w:r>
         <w:rPr>
@@ -12329,7 +10353,6 @@
         </w:rPr>
         <w:t xml:space="preserve"> </w:t>
       </w:r>
-      <w:proofErr w:type="spellStart"/>
       <w:r>
         <w:rPr>
           <w:lang w:val="en-US"/>
@@ -12347,7 +10370,6 @@
         </w:rPr>
         <w:t>number</w:t>
       </w:r>
-      <w:proofErr w:type="spellEnd"/>
       <w:r>
         <w:rPr>
           <w:rFonts w:ascii="Times New Roman" w:hAnsi="Times New Roman" w:cs="Times New Roman"/>
@@ -12359,7 +10381,6 @@
         </w:rPr>
         <w:t>}} {{</w:t>
       </w:r>
-      <w:proofErr w:type="spellStart"/>
       <w:r>
         <w:rPr>
           <w:rFonts w:ascii="Times New Roman" w:hAnsi="Times New Roman" w:cs="Times New Roman"/>
@@ -12382,7 +10403,6 @@
         </w:rPr>
         <w:t>title</w:t>
       </w:r>
-      <w:proofErr w:type="spellEnd"/>
       <w:r>
         <w:rPr>
           <w:rFonts w:ascii="Times New Roman" w:hAnsi="Times New Roman" w:cs="Times New Roman"/>
@@ -12414,7 +10434,6 @@
         </w:rPr>
         <w:t>{{</w:t>
       </w:r>
-      <w:proofErr w:type="spellStart"/>
       <w:r>
         <w:rPr>
           <w:rFonts w:ascii="Times New Roman" w:hAnsi="Times New Roman" w:cs="Times New Roman"/>
@@ -12442,7 +10461,6 @@
         </w:rPr>
         <w:t>content</w:t>
       </w:r>
-      <w:proofErr w:type="spellEnd"/>
       <w:r>
         <w:rPr>
           <w:rFonts w:ascii="Times New Roman" w:hAnsi="Times New Roman" w:cs="Times New Roman"/>
@@ -12493,29 +10511,7 @@
           <w:sz w:val="24"/>
           <w:szCs w:val="24"/>
         </w:rPr>
-        <w:t xml:space="preserve"> </w:t>
-      </w:r>
-      <w:proofErr w:type="spellStart"/>
-      <w:r>
-        <w:rPr>
-          <w:rFonts w:ascii="Times New Roman" w:hAnsi="Times New Roman" w:cs="Times New Roman"/>
-          <w:b/>
-          <w:bCs/>
-          <w:sz w:val="24"/>
-          <w:szCs w:val="24"/>
-        </w:rPr>
-        <w:t>endfor</w:t>
-      </w:r>
-      <w:proofErr w:type="spellEnd"/>
-      <w:r>
-        <w:rPr>
-          <w:rFonts w:ascii="Times New Roman" w:hAnsi="Times New Roman" w:cs="Times New Roman"/>
-          <w:b/>
-          <w:bCs/>
-          <w:sz w:val="24"/>
-          <w:szCs w:val="24"/>
-        </w:rPr>
-        <w:t xml:space="preserve"> </w:t>
+        <w:t xml:space="preserve"> endfor </w:t>
       </w:r>
       <w:r>
         <w:rPr>
@@ -12614,7 +10610,6 @@
           <w:bCs/>
           <w:sz w:val="24"/>
           <w:szCs w:val="24"/>
-          <w:lang w:val="en-US"/>
         </w:rPr>
       </w:pPr>
       <w:r>
@@ -12624,7 +10619,6 @@
           <w:bCs/>
           <w:sz w:val="24"/>
           <w:szCs w:val="24"/>
-          <w:lang w:val="en-US"/>
         </w:rPr>
         <w:t>{%</w:t>
       </w:r>
@@ -12635,7 +10629,6 @@
           <w:bCs/>
           <w:sz w:val="24"/>
           <w:szCs w:val="24"/>
-          <w:lang w:val="en-US"/>
         </w:rPr>
         <w:t>-</w:t>
       </w:r>
@@ -12646,11 +10639,30 @@
           <w:bCs/>
           <w:sz w:val="24"/>
           <w:szCs w:val="24"/>
-          <w:lang w:val="en-US"/>
-        </w:rPr>
-        <w:t xml:space="preserve"> for </w:t>
-      </w:r>
-      <w:proofErr w:type="spellStart"/>
+        </w:rPr>
+        <w:t xml:space="preserve"> </w:t>
+      </w:r>
+      <w:r>
+        <w:rPr>
+          <w:rFonts w:ascii="Times New Roman" w:hAnsi="Times New Roman" w:cs="Times New Roman"/>
+          <w:b/>
+          <w:bCs/>
+          <w:sz w:val="24"/>
+          <w:szCs w:val="24"/>
+          <w:lang w:val="en-US"/>
+        </w:rPr>
+        <w:t>for</w:t>
+      </w:r>
+      <w:r>
+        <w:rPr>
+          <w:rFonts w:ascii="Times New Roman" w:hAnsi="Times New Roman" w:cs="Times New Roman"/>
+          <w:b/>
+          <w:bCs/>
+          <w:sz w:val="24"/>
+          <w:szCs w:val="24"/>
+        </w:rPr>
+        <w:t xml:space="preserve"> </w:t>
+      </w:r>
       <w:r>
         <w:rPr>
           <w:rFonts w:ascii="Times New Roman" w:hAnsi="Times New Roman" w:cs="Times New Roman"/>
@@ -12662,20 +10674,37 @@
         </w:rPr>
         <w:t>i</w:t>
       </w:r>
-      <w:proofErr w:type="spellEnd"/>
-      <w:r>
-        <w:rPr>
-          <w:rFonts w:ascii="Times New Roman" w:hAnsi="Times New Roman" w:cs="Times New Roman"/>
-          <w:b/>
-          <w:bCs/>
-          <w:sz w:val="24"/>
-          <w:szCs w:val="24"/>
-          <w:lang w:val="en-US"/>
-        </w:rPr>
-        <w:t xml:space="preserve"> in </w:t>
-      </w:r>
-      <w:proofErr w:type="spellStart"/>
-      <w:proofErr w:type="gramStart"/>
+      <w:r>
+        <w:rPr>
+          <w:rFonts w:ascii="Times New Roman" w:hAnsi="Times New Roman" w:cs="Times New Roman"/>
+          <w:b/>
+          <w:bCs/>
+          <w:sz w:val="24"/>
+          <w:szCs w:val="24"/>
+        </w:rPr>
+        <w:t xml:space="preserve"> </w:t>
+      </w:r>
+      <w:r>
+        <w:rPr>
+          <w:rFonts w:ascii="Times New Roman" w:hAnsi="Times New Roman" w:cs="Times New Roman"/>
+          <w:b/>
+          <w:bCs/>
+          <w:sz w:val="24"/>
+          <w:szCs w:val="24"/>
+          <w:lang w:val="en-US"/>
+        </w:rPr>
+        <w:t>in</w:t>
+      </w:r>
+      <w:r>
+        <w:rPr>
+          <w:rFonts w:ascii="Times New Roman" w:hAnsi="Times New Roman" w:cs="Times New Roman"/>
+          <w:b/>
+          <w:bCs/>
+          <w:sz w:val="24"/>
+          <w:szCs w:val="24"/>
+        </w:rPr>
+        <w:t xml:space="preserve"> </w:t>
+      </w:r>
       <w:r>
         <w:rPr>
           <w:rFonts w:ascii="Times New Roman" w:hAnsi="Times New Roman" w:cs="Times New Roman"/>
@@ -12687,16 +10716,13 @@
         </w:rPr>
         <w:t>fos</w:t>
       </w:r>
-      <w:proofErr w:type="spellEnd"/>
-      <w:proofErr w:type="gramEnd"/>
-      <w:r>
-        <w:rPr>
-          <w:rFonts w:ascii="Times New Roman" w:hAnsi="Times New Roman" w:cs="Times New Roman"/>
-          <w:b/>
-          <w:bCs/>
-          <w:sz w:val="24"/>
-          <w:szCs w:val="24"/>
-          <w:lang w:val="en-US"/>
+      <w:r>
+        <w:rPr>
+          <w:rFonts w:ascii="Times New Roman" w:hAnsi="Times New Roman" w:cs="Times New Roman"/>
+          <w:b/>
+          <w:bCs/>
+          <w:sz w:val="24"/>
+          <w:szCs w:val="24"/>
         </w:rPr>
         <w:t xml:space="preserve"> </w:t>
       </w:r>
@@ -12707,7 +10733,6 @@
           <w:bCs/>
           <w:sz w:val="24"/>
           <w:szCs w:val="24"/>
-          <w:lang w:val="en-US"/>
         </w:rPr>
         <w:t>%}</w:t>
       </w:r>
@@ -12722,7 +10747,6 @@
           <w:bCs/>
           <w:sz w:val="24"/>
           <w:szCs w:val="24"/>
-          <w:lang w:val="en-US"/>
         </w:rPr>
       </w:pPr>
       <w:r>
@@ -12732,32 +10756,20 @@
           <w:bCs/>
           <w:sz w:val="24"/>
           <w:szCs w:val="24"/>
-          <w:lang w:val="en-US"/>
         </w:rPr>
         <w:lastRenderedPageBreak/>
-        <w:t>6</w:t>
-      </w:r>
-      <w:r>
-        <w:rPr>
-          <w:rFonts w:ascii="Times New Roman" w:hAnsi="Times New Roman" w:cs="Times New Roman"/>
-          <w:b/>
-          <w:bCs/>
-          <w:sz w:val="24"/>
-          <w:szCs w:val="24"/>
-          <w:lang w:val="en-US"/>
-        </w:rPr>
-        <w:t>.1</w:t>
-      </w:r>
-      <w:proofErr w:type="gramStart"/>
-      <w:r>
-        <w:rPr>
-          <w:rFonts w:ascii="Times New Roman" w:hAnsi="Times New Roman" w:cs="Times New Roman"/>
-          <w:b/>
-          <w:bCs/>
-          <w:sz w:val="24"/>
-          <w:szCs w:val="24"/>
-          <w:lang w:val="en-US"/>
-        </w:rPr>
+        <w:t>6.1.{{</w:t>
+      </w:r>
+      <w:r>
+        <w:t xml:space="preserve"> </w:t>
+      </w:r>
+      <w:r>
+        <w:rPr>
+          <w:lang w:val="en-US"/>
+        </w:rPr>
+        <w:t>i</w:t>
+      </w:r>
+      <w:r>
         <w:t>.</w:t>
       </w:r>
       <w:r>
@@ -12769,67 +10781,38 @@
           <w:szCs w:val="24"/>
           <w:lang w:val="en-US"/>
         </w:rPr>
-        <w:t>{</w:t>
-      </w:r>
-      <w:proofErr w:type="gramEnd"/>
-      <w:r>
-        <w:rPr>
-          <w:rFonts w:ascii="Times New Roman" w:hAnsi="Times New Roman" w:cs="Times New Roman"/>
-          <w:b/>
-          <w:bCs/>
-          <w:sz w:val="24"/>
-          <w:szCs w:val="24"/>
-          <w:lang w:val="en-US"/>
-        </w:rPr>
-        <w:t>{</w:t>
-      </w:r>
-      <w:r>
-        <w:rPr>
-          <w:lang w:val="en-US"/>
-        </w:rPr>
-        <w:t xml:space="preserve"> </w:t>
-      </w:r>
-      <w:proofErr w:type="spellStart"/>
-      <w:r>
-        <w:rPr>
-          <w:lang w:val="en-US"/>
-        </w:rPr>
-        <w:t>i.</w:t>
-      </w:r>
-      <w:r>
-        <w:rPr>
-          <w:rFonts w:ascii="Times New Roman" w:hAnsi="Times New Roman" w:cs="Times New Roman"/>
-          <w:b/>
-          <w:bCs/>
-          <w:sz w:val="24"/>
-          <w:szCs w:val="24"/>
-          <w:lang w:val="en-US"/>
-        </w:rPr>
         <w:t>number</w:t>
       </w:r>
-      <w:proofErr w:type="spellEnd"/>
-      <w:r>
-        <w:rPr>
-          <w:rFonts w:ascii="Times New Roman" w:hAnsi="Times New Roman" w:cs="Times New Roman"/>
-          <w:b/>
-          <w:bCs/>
-          <w:sz w:val="24"/>
-          <w:szCs w:val="24"/>
-          <w:lang w:val="en-US"/>
+      <w:r>
+        <w:rPr>
+          <w:rFonts w:ascii="Times New Roman" w:hAnsi="Times New Roman" w:cs="Times New Roman"/>
+          <w:b/>
+          <w:bCs/>
+          <w:sz w:val="24"/>
+          <w:szCs w:val="24"/>
         </w:rPr>
         <w:t>}} {{</w:t>
       </w:r>
-      <w:proofErr w:type="spellStart"/>
-      <w:r>
-        <w:rPr>
-          <w:rFonts w:ascii="Times New Roman" w:hAnsi="Times New Roman" w:cs="Times New Roman"/>
-          <w:b/>
-          <w:bCs/>
-          <w:sz w:val="24"/>
-          <w:szCs w:val="24"/>
-          <w:lang w:val="en-US"/>
-        </w:rPr>
-        <w:t>i.</w:t>
+      <w:r>
+        <w:rPr>
+          <w:rFonts w:ascii="Times New Roman" w:hAnsi="Times New Roman" w:cs="Times New Roman"/>
+          <w:b/>
+          <w:bCs/>
+          <w:sz w:val="24"/>
+          <w:szCs w:val="24"/>
+          <w:lang w:val="en-US"/>
+        </w:rPr>
+        <w:t>i</w:t>
+      </w:r>
+      <w:r>
+        <w:rPr>
+          <w:rFonts w:ascii="Times New Roman" w:hAnsi="Times New Roman" w:cs="Times New Roman"/>
+          <w:b/>
+          <w:bCs/>
+          <w:sz w:val="24"/>
+          <w:szCs w:val="24"/>
+        </w:rPr>
+        <w:t>.</w:t>
       </w:r>
       <w:r>
         <w:rPr>
@@ -12842,15 +10825,13 @@
         </w:rPr>
         <w:t>title</w:t>
       </w:r>
-      <w:proofErr w:type="spellEnd"/>
-      <w:r>
-        <w:rPr>
-          <w:rFonts w:ascii="Times New Roman" w:hAnsi="Times New Roman" w:cs="Times New Roman"/>
-          <w:b/>
-          <w:bCs/>
-          <w:sz w:val="24"/>
-          <w:szCs w:val="24"/>
-          <w:lang w:val="en-US"/>
+      <w:r>
+        <w:rPr>
+          <w:rFonts w:ascii="Times New Roman" w:hAnsi="Times New Roman" w:cs="Times New Roman"/>
+          <w:b/>
+          <w:bCs/>
+          <w:sz w:val="24"/>
+          <w:szCs w:val="24"/>
         </w:rPr>
         <w:t>}}</w:t>
       </w:r>
@@ -12897,7 +10878,6 @@
         </w:rPr>
         <w:t>{{</w:t>
       </w:r>
-      <w:proofErr w:type="spellStart"/>
       <w:r>
         <w:rPr>
           <w:rFonts w:ascii="Times New Roman" w:hAnsi="Times New Roman" w:cs="Times New Roman"/>
@@ -12907,7 +10887,6 @@
         </w:rPr>
         <w:t>i</w:t>
       </w:r>
-      <w:proofErr w:type="spellEnd"/>
       <w:r>
         <w:rPr>
           <w:rFonts w:ascii="Times New Roman" w:hAnsi="Times New Roman" w:cs="Times New Roman"/>
@@ -12975,7 +10954,6 @@
         </w:rPr>
         <w:t>{{</w:t>
       </w:r>
-      <w:proofErr w:type="spellStart"/>
       <w:r>
         <w:rPr>
           <w:rFonts w:ascii="Times New Roman" w:hAnsi="Times New Roman" w:cs="Times New Roman"/>
@@ -12985,7 +10963,6 @@
         </w:rPr>
         <w:t>i</w:t>
       </w:r>
-      <w:proofErr w:type="spellEnd"/>
       <w:r>
         <w:rPr>
           <w:rFonts w:ascii="Times New Roman" w:hAnsi="Times New Roman" w:cs="Times New Roman"/>
@@ -13046,7 +11023,6 @@
         </w:rPr>
         <w:t xml:space="preserve"> </w:t>
       </w:r>
-      <w:proofErr w:type="spellStart"/>
       <w:r>
         <w:rPr>
           <w:rFonts w:ascii="Times New Roman" w:hAnsi="Times New Roman" w:cs="Times New Roman"/>
@@ -13056,7 +11032,6 @@
         </w:rPr>
         <w:t>endfor</w:t>
       </w:r>
-      <w:proofErr w:type="spellEnd"/>
       <w:r>
         <w:rPr>
           <w:rFonts w:ascii="Times New Roman" w:hAnsi="Times New Roman" w:cs="Times New Roman"/>
@@ -13104,7 +11079,17 @@
           <w:sz w:val="24"/>
           <w:szCs w:val="24"/>
         </w:rPr>
-        <w:t>Оценочные средства для проведения текущего контроля</w:t>
+        <w:t xml:space="preserve">Оценочные средства для проведения </w:t>
+      </w:r>
+      <w:r>
+        <w:rPr>
+          <w:rFonts w:ascii="Times New Roman" w:hAnsi="Times New Roman" w:cs="Times New Roman"/>
+          <w:b/>
+          <w:bCs/>
+          <w:sz w:val="24"/>
+          <w:szCs w:val="24"/>
+        </w:rPr>
+        <w:t>промежуточной аттестации</w:t>
       </w:r>
     </w:p>
     <w:p>
@@ -13275,9 +11260,8 @@
                 <w:szCs w:val="24"/>
                 <w:lang w:val="en-US"/>
               </w:rPr>
-              <w:t>{%</w:t>
-            </w:r>
-            <w:proofErr w:type="spellStart"/>
+              <w:t xml:space="preserve">{%tr for i in </w:t>
+            </w:r>
             <w:r>
               <w:rPr>
                 <w:rFonts w:ascii="Times New Roman" w:hAnsi="Times New Roman" w:cs="Times New Roman"/>
@@ -13287,9 +11271,8 @@
                 <w:szCs w:val="24"/>
                 <w:lang w:val="en-US"/>
               </w:rPr>
-              <w:t>tr</w:t>
-            </w:r>
-            <w:proofErr w:type="spellEnd"/>
+              <w:t>indicators</w:t>
+            </w:r>
             <w:r>
               <w:rPr>
                 <w:rFonts w:ascii="Times New Roman" w:hAnsi="Times New Roman" w:cs="Times New Roman"/>
@@ -13299,10 +11282,103 @@
                 <w:szCs w:val="24"/>
                 <w:lang w:val="en-US"/>
               </w:rPr>
-              <w:t xml:space="preserve"> for </w:t>
-            </w:r>
-            <w:proofErr w:type="spellStart"/>
-            <w:r>
+              <w:t>%}</w:t>
+            </w:r>
+          </w:p>
+        </w:tc>
+      </w:tr>
+      <w:tr>
+        <w:tc>
+          <w:tcPr>
+            <w:tcW w:w="2972" w:type="dxa"/>
+          </w:tcPr>
+          <w:p>
+            <w:pPr>
+              <w:jc w:val="both"/>
+              <w:rPr>
+                <w:rFonts w:ascii="Times New Roman" w:hAnsi="Times New Roman" w:cs="Times New Roman"/>
+                <w:bCs/>
+                <w:sz w:val="24"/>
+                <w:szCs w:val="24"/>
+                <w:lang w:val="en-US"/>
+              </w:rPr>
+            </w:pPr>
+            <w:r>
+              <w:rPr>
+                <w:rFonts w:ascii="Times New Roman" w:hAnsi="Times New Roman" w:cs="Times New Roman"/>
+                <w:bCs/>
+                <w:sz w:val="24"/>
+                <w:szCs w:val="24"/>
+                <w:lang w:val="en-US"/>
+              </w:rPr>
+              <w:t>{{ i.index }}</w:t>
+            </w:r>
+          </w:p>
+        </w:tc>
+        <w:tc>
+          <w:tcPr>
+            <w:tcW w:w="4253" w:type="dxa"/>
+          </w:tcPr>
+          <w:p>
+            <w:pPr>
+              <w:jc w:val="both"/>
+              <w:rPr>
+                <w:rFonts w:ascii="Times New Roman" w:hAnsi="Times New Roman" w:cs="Times New Roman"/>
+                <w:bCs/>
+                <w:sz w:val="24"/>
+                <w:szCs w:val="24"/>
+                <w:lang w:val="en-US"/>
+              </w:rPr>
+            </w:pPr>
+            <w:r>
+              <w:rPr>
+                <w:rFonts w:ascii="Times New Roman" w:hAnsi="Times New Roman" w:cs="Times New Roman"/>
+                <w:bCs/>
+                <w:sz w:val="24"/>
+                <w:szCs w:val="24"/>
+                <w:lang w:val="en-US"/>
+              </w:rPr>
+              <w:t>{{i.criteria}}</w:t>
+            </w:r>
+          </w:p>
+        </w:tc>
+        <w:tc>
+          <w:tcPr>
+            <w:tcW w:w="2120" w:type="dxa"/>
+          </w:tcPr>
+          <w:p>
+            <w:pPr>
+              <w:jc w:val="both"/>
+              <w:rPr>
+                <w:rFonts w:ascii="Times New Roman" w:hAnsi="Times New Roman" w:cs="Times New Roman"/>
+                <w:bCs/>
+                <w:sz w:val="24"/>
+                <w:szCs w:val="24"/>
+                <w:lang w:val="en-US"/>
+              </w:rPr>
+            </w:pPr>
+            <w:r>
+              <w:rPr>
+                <w:rFonts w:ascii="Times New Roman" w:hAnsi="Times New Roman" w:cs="Times New Roman"/>
+                <w:bCs/>
+                <w:sz w:val="24"/>
+                <w:szCs w:val="24"/>
+                <w:lang w:val="en-US"/>
+              </w:rPr>
+              <w:t>{{i.methods}}</w:t>
+            </w:r>
+          </w:p>
+        </w:tc>
+      </w:tr>
+      <w:tr>
+        <w:tc>
+          <w:tcPr>
+            <w:tcW w:w="9345" w:type="dxa"/>
+            <w:gridSpan w:val="3"/>
+          </w:tcPr>
+          <w:p>
+            <w:pPr>
+              <w:jc w:val="center"/>
               <w:rPr>
                 <w:rFonts w:ascii="Times New Roman" w:hAnsi="Times New Roman" w:cs="Times New Roman"/>
                 <w:b/>
@@ -13311,9 +11387,7 @@
                 <w:szCs w:val="24"/>
                 <w:lang w:val="en-US"/>
               </w:rPr>
-              <w:t>i</w:t>
-            </w:r>
-            <w:proofErr w:type="spellEnd"/>
+            </w:pPr>
             <w:r>
               <w:rPr>
                 <w:rFonts w:ascii="Times New Roman" w:hAnsi="Times New Roman" w:cs="Times New Roman"/>
@@ -13323,258 +11397,7 @@
                 <w:szCs w:val="24"/>
                 <w:lang w:val="en-US"/>
               </w:rPr>
-              <w:t xml:space="preserve"> in </w:t>
-            </w:r>
-            <w:r>
-              <w:rPr>
-                <w:rFonts w:ascii="Times New Roman" w:hAnsi="Times New Roman" w:cs="Times New Roman"/>
-                <w:b/>
-                <w:bCs/>
-                <w:sz w:val="24"/>
-                <w:szCs w:val="24"/>
-                <w:lang w:val="en-US"/>
-              </w:rPr>
-              <w:t>indicators</w:t>
-            </w:r>
-            <w:r>
-              <w:rPr>
-                <w:rFonts w:ascii="Times New Roman" w:hAnsi="Times New Roman" w:cs="Times New Roman"/>
-                <w:b/>
-                <w:bCs/>
-                <w:sz w:val="24"/>
-                <w:szCs w:val="24"/>
-                <w:lang w:val="en-US"/>
-              </w:rPr>
-              <w:t>%}</w:t>
-            </w:r>
-          </w:p>
-        </w:tc>
-      </w:tr>
-      <w:tr>
-        <w:tc>
-          <w:tcPr>
-            <w:tcW w:w="2972" w:type="dxa"/>
-          </w:tcPr>
-          <w:p>
-            <w:pPr>
-              <w:jc w:val="both"/>
-              <w:rPr>
-                <w:rFonts w:ascii="Times New Roman" w:hAnsi="Times New Roman" w:cs="Times New Roman"/>
-                <w:bCs/>
-                <w:sz w:val="24"/>
-                <w:szCs w:val="24"/>
-                <w:lang w:val="en-US"/>
-              </w:rPr>
-            </w:pPr>
-            <w:r>
-              <w:rPr>
-                <w:rFonts w:ascii="Times New Roman" w:hAnsi="Times New Roman" w:cs="Times New Roman"/>
-                <w:bCs/>
-                <w:sz w:val="24"/>
-                <w:szCs w:val="24"/>
-                <w:lang w:val="en-US"/>
-              </w:rPr>
-              <w:t xml:space="preserve">{{ </w:t>
-            </w:r>
-            <w:proofErr w:type="spellStart"/>
-            <w:r>
-              <w:rPr>
-                <w:rFonts w:ascii="Times New Roman" w:hAnsi="Times New Roman" w:cs="Times New Roman"/>
-                <w:bCs/>
-                <w:sz w:val="24"/>
-                <w:szCs w:val="24"/>
-                <w:lang w:val="en-US"/>
-              </w:rPr>
-              <w:t>i.index</w:t>
-            </w:r>
-            <w:proofErr w:type="spellEnd"/>
-            <w:r>
-              <w:rPr>
-                <w:rFonts w:ascii="Times New Roman" w:hAnsi="Times New Roman" w:cs="Times New Roman"/>
-                <w:bCs/>
-                <w:sz w:val="24"/>
-                <w:szCs w:val="24"/>
-                <w:lang w:val="en-US"/>
-              </w:rPr>
-              <w:t xml:space="preserve"> }}</w:t>
-            </w:r>
-          </w:p>
-        </w:tc>
-        <w:tc>
-          <w:tcPr>
-            <w:tcW w:w="4253" w:type="dxa"/>
-          </w:tcPr>
-          <w:p>
-            <w:pPr>
-              <w:jc w:val="both"/>
-              <w:rPr>
-                <w:rFonts w:ascii="Times New Roman" w:hAnsi="Times New Roman" w:cs="Times New Roman"/>
-                <w:bCs/>
-                <w:sz w:val="24"/>
-                <w:szCs w:val="24"/>
-                <w:lang w:val="en-US"/>
-              </w:rPr>
-            </w:pPr>
-            <w:r>
-              <w:rPr>
-                <w:rFonts w:ascii="Times New Roman" w:hAnsi="Times New Roman" w:cs="Times New Roman"/>
-                <w:bCs/>
-                <w:sz w:val="24"/>
-                <w:szCs w:val="24"/>
-                <w:lang w:val="en-US"/>
-              </w:rPr>
-              <w:t>{{</w:t>
-            </w:r>
-            <w:proofErr w:type="spellStart"/>
-            <w:r>
-              <w:rPr>
-                <w:rFonts w:ascii="Times New Roman" w:hAnsi="Times New Roman" w:cs="Times New Roman"/>
-                <w:bCs/>
-                <w:sz w:val="24"/>
-                <w:szCs w:val="24"/>
-                <w:lang w:val="en-US"/>
-              </w:rPr>
-              <w:t>i.criteria</w:t>
-            </w:r>
-            <w:proofErr w:type="spellEnd"/>
-            <w:r>
-              <w:rPr>
-                <w:rFonts w:ascii="Times New Roman" w:hAnsi="Times New Roman" w:cs="Times New Roman"/>
-                <w:bCs/>
-                <w:sz w:val="24"/>
-                <w:szCs w:val="24"/>
-                <w:lang w:val="en-US"/>
-              </w:rPr>
-              <w:t>}}</w:t>
-            </w:r>
-          </w:p>
-        </w:tc>
-        <w:tc>
-          <w:tcPr>
-            <w:tcW w:w="2120" w:type="dxa"/>
-          </w:tcPr>
-          <w:p>
-            <w:pPr>
-              <w:jc w:val="both"/>
-              <w:rPr>
-                <w:rFonts w:ascii="Times New Roman" w:hAnsi="Times New Roman" w:cs="Times New Roman"/>
-                <w:bCs/>
-                <w:sz w:val="24"/>
-                <w:szCs w:val="24"/>
-                <w:lang w:val="en-US"/>
-              </w:rPr>
-            </w:pPr>
-            <w:r>
-              <w:rPr>
-                <w:rFonts w:ascii="Times New Roman" w:hAnsi="Times New Roman" w:cs="Times New Roman"/>
-                <w:bCs/>
-                <w:sz w:val="24"/>
-                <w:szCs w:val="24"/>
-                <w:lang w:val="en-US"/>
-              </w:rPr>
-              <w:t>{{</w:t>
-            </w:r>
-            <w:proofErr w:type="spellStart"/>
-            <w:r>
-              <w:rPr>
-                <w:rFonts w:ascii="Times New Roman" w:hAnsi="Times New Roman" w:cs="Times New Roman"/>
-                <w:bCs/>
-                <w:sz w:val="24"/>
-                <w:szCs w:val="24"/>
-                <w:lang w:val="en-US"/>
-              </w:rPr>
-              <w:t>i.methods</w:t>
-            </w:r>
-            <w:proofErr w:type="spellEnd"/>
-            <w:r>
-              <w:rPr>
-                <w:rFonts w:ascii="Times New Roman" w:hAnsi="Times New Roman" w:cs="Times New Roman"/>
-                <w:bCs/>
-                <w:sz w:val="24"/>
-                <w:szCs w:val="24"/>
-                <w:lang w:val="en-US"/>
-              </w:rPr>
-              <w:t>}}</w:t>
-            </w:r>
-          </w:p>
-        </w:tc>
-      </w:tr>
-      <w:tr>
-        <w:tc>
-          <w:tcPr>
-            <w:tcW w:w="9345" w:type="dxa"/>
-            <w:gridSpan w:val="3"/>
-          </w:tcPr>
-          <w:p>
-            <w:pPr>
-              <w:jc w:val="center"/>
-              <w:rPr>
-                <w:rFonts w:ascii="Times New Roman" w:hAnsi="Times New Roman" w:cs="Times New Roman"/>
-                <w:b/>
-                <w:bCs/>
-                <w:sz w:val="24"/>
-                <w:szCs w:val="24"/>
-                <w:lang w:val="en-US"/>
-              </w:rPr>
-            </w:pPr>
-            <w:r>
-              <w:rPr>
-                <w:rFonts w:ascii="Times New Roman" w:hAnsi="Times New Roman" w:cs="Times New Roman"/>
-                <w:b/>
-                <w:bCs/>
-                <w:sz w:val="24"/>
-                <w:szCs w:val="24"/>
-                <w:lang w:val="en-US"/>
-              </w:rPr>
-              <w:t>{%</w:t>
-            </w:r>
-            <w:proofErr w:type="spellStart"/>
-            <w:r>
-              <w:rPr>
-                <w:rFonts w:ascii="Times New Roman" w:hAnsi="Times New Roman" w:cs="Times New Roman"/>
-                <w:b/>
-                <w:bCs/>
-                <w:sz w:val="24"/>
-                <w:szCs w:val="24"/>
-                <w:lang w:val="en-US"/>
-              </w:rPr>
-              <w:t>tr</w:t>
-            </w:r>
-            <w:proofErr w:type="spellEnd"/>
-            <w:r>
-              <w:rPr>
-                <w:rFonts w:ascii="Times New Roman" w:hAnsi="Times New Roman" w:cs="Times New Roman"/>
-                <w:b/>
-                <w:bCs/>
-                <w:sz w:val="24"/>
-                <w:szCs w:val="24"/>
-                <w:lang w:val="en-US"/>
-              </w:rPr>
-              <w:t xml:space="preserve"> </w:t>
-            </w:r>
-            <w:proofErr w:type="spellStart"/>
-            <w:r>
-              <w:rPr>
-                <w:rFonts w:ascii="Times New Roman" w:hAnsi="Times New Roman" w:cs="Times New Roman"/>
-                <w:b/>
-                <w:bCs/>
-                <w:sz w:val="24"/>
-                <w:szCs w:val="24"/>
-                <w:lang w:val="en-US"/>
-              </w:rPr>
-              <w:t>endfor</w:t>
-            </w:r>
-            <w:proofErr w:type="spellEnd"/>
-            <w:r>
-              <w:rPr>
-                <w:rFonts w:ascii="Times New Roman" w:hAnsi="Times New Roman" w:cs="Times New Roman"/>
-                <w:b/>
-                <w:bCs/>
-                <w:sz w:val="24"/>
-                <w:szCs w:val="24"/>
-                <w:lang w:val="en-US"/>
-              </w:rPr>
-              <w:t xml:space="preserve"> %}</w:t>
+              <w:t>{%tr endfor %}</w:t>
             </w:r>
           </w:p>
         </w:tc>
@@ -13677,7 +11500,6 @@
         </w:rPr>
         <w:t xml:space="preserve"> </w:t>
       </w:r>
-      <w:proofErr w:type="spellStart"/>
       <w:r>
         <w:rPr>
           <w:rFonts w:ascii="Times New Roman" w:hAnsi="Times New Roman" w:cs="Times New Roman"/>
@@ -13689,7 +11511,6 @@
         </w:rPr>
         <w:t>i</w:t>
       </w:r>
-      <w:proofErr w:type="spellEnd"/>
       <w:r>
         <w:rPr>
           <w:rFonts w:ascii="Times New Roman" w:hAnsi="Times New Roman" w:cs="Times New Roman"/>
@@ -13767,33 +11588,8 @@
           <w:szCs w:val="24"/>
           <w:lang w:val="en-US"/>
         </w:rPr>
-        <w:t>6.2.2</w:t>
-      </w:r>
-      <w:proofErr w:type="gramStart"/>
-      <w:r>
-        <w:rPr>
-          <w:rFonts w:ascii="Times New Roman" w:hAnsi="Times New Roman" w:cs="Times New Roman"/>
-          <w:b/>
-          <w:bCs/>
-          <w:sz w:val="24"/>
-          <w:szCs w:val="24"/>
-          <w:lang w:val="en-US"/>
-        </w:rPr>
-        <w:t>.{</w:t>
-      </w:r>
-      <w:proofErr w:type="gramEnd"/>
-      <w:r>
-        <w:rPr>
-          <w:rFonts w:ascii="Times New Roman" w:hAnsi="Times New Roman" w:cs="Times New Roman"/>
-          <w:b/>
-          <w:bCs/>
-          <w:sz w:val="24"/>
-          <w:szCs w:val="24"/>
-          <w:lang w:val="en-US"/>
-        </w:rPr>
-        <w:t>{</w:t>
-      </w:r>
-      <w:proofErr w:type="spellStart"/>
+        <w:t>6.2.2.{{</w:t>
+      </w:r>
       <w:r>
         <w:rPr>
           <w:rFonts w:ascii="Times New Roman" w:hAnsi="Times New Roman" w:cs="Times New Roman"/>
@@ -13827,7 +11623,6 @@
         </w:rPr>
         <w:t>number</w:t>
       </w:r>
-      <w:proofErr w:type="spellEnd"/>
       <w:r>
         <w:rPr>
           <w:rFonts w:ascii="Times New Roman" w:hAnsi="Times New Roman" w:cs="Times New Roman"/>
@@ -13848,31 +11643,7 @@
           <w:szCs w:val="24"/>
           <w:lang w:val="en-US"/>
         </w:rPr>
-        <w:t>{{</w:t>
-      </w:r>
-      <w:proofErr w:type="spellStart"/>
-      <w:r>
-        <w:rPr>
-          <w:rFonts w:ascii="Times New Roman" w:hAnsi="Times New Roman" w:cs="Times New Roman"/>
-          <w:b/>
-          <w:bCs/>
-          <w:sz w:val="24"/>
-          <w:szCs w:val="24"/>
-          <w:lang w:val="en-US"/>
-        </w:rPr>
-        <w:t>i.title</w:t>
-      </w:r>
-      <w:proofErr w:type="spellEnd"/>
-      <w:r>
-        <w:rPr>
-          <w:rFonts w:ascii="Times New Roman" w:hAnsi="Times New Roman" w:cs="Times New Roman"/>
-          <w:b/>
-          <w:bCs/>
-          <w:sz w:val="24"/>
-          <w:szCs w:val="24"/>
-          <w:lang w:val="en-US"/>
-        </w:rPr>
-        <w:t>}}</w:t>
+        <w:t>{{i.title}}</w:t>
       </w:r>
     </w:p>
     <w:p>
@@ -13894,29 +11665,7 @@
           <w:szCs w:val="24"/>
           <w:lang w:val="en-US"/>
         </w:rPr>
-        <w:t>{{</w:t>
-      </w:r>
-      <w:proofErr w:type="spellStart"/>
-      <w:r>
-        <w:rPr>
-          <w:rFonts w:ascii="Times New Roman" w:hAnsi="Times New Roman" w:cs="Times New Roman"/>
-          <w:bCs/>
-          <w:sz w:val="24"/>
-          <w:szCs w:val="24"/>
-          <w:lang w:val="en-US"/>
-        </w:rPr>
-        <w:t>i.main</w:t>
-      </w:r>
-      <w:proofErr w:type="spellEnd"/>
-      <w:r>
-        <w:rPr>
-          <w:rFonts w:ascii="Times New Roman" w:hAnsi="Times New Roman" w:cs="Times New Roman"/>
-          <w:bCs/>
-          <w:sz w:val="24"/>
-          <w:szCs w:val="24"/>
-          <w:lang w:val="en-US"/>
-        </w:rPr>
-        <w:t>}}</w:t>
+        <w:t>{{i.main}}</w:t>
       </w:r>
     </w:p>
     <w:p>
@@ -13939,33 +11688,8 @@
           <w:szCs w:val="24"/>
           <w:lang w:val="en-US"/>
         </w:rPr>
-        <w:t>6.2.2</w:t>
-      </w:r>
-      <w:proofErr w:type="gramStart"/>
-      <w:r>
-        <w:rPr>
-          <w:rFonts w:ascii="Times New Roman" w:hAnsi="Times New Roman" w:cs="Times New Roman"/>
-          <w:b/>
-          <w:bCs/>
-          <w:sz w:val="24"/>
-          <w:szCs w:val="24"/>
-          <w:lang w:val="en-US"/>
-        </w:rPr>
-        <w:t>.{</w:t>
-      </w:r>
-      <w:proofErr w:type="gramEnd"/>
-      <w:r>
-        <w:rPr>
-          <w:rFonts w:ascii="Times New Roman" w:hAnsi="Times New Roman" w:cs="Times New Roman"/>
-          <w:b/>
-          <w:bCs/>
-          <w:sz w:val="24"/>
-          <w:szCs w:val="24"/>
-          <w:lang w:val="en-US"/>
-        </w:rPr>
-        <w:t>{</w:t>
-      </w:r>
-      <w:proofErr w:type="spellStart"/>
+        <w:t>6.2.2.{{</w:t>
+      </w:r>
       <w:r>
         <w:rPr>
           <w:rFonts w:ascii="Times New Roman" w:hAnsi="Times New Roman" w:cs="Times New Roman"/>
@@ -13999,7 +11723,6 @@
         </w:rPr>
         <w:t>number</w:t>
       </w:r>
-      <w:proofErr w:type="spellEnd"/>
       <w:r>
         <w:rPr>
           <w:rFonts w:ascii="Times New Roman" w:hAnsi="Times New Roman" w:cs="Times New Roman"/>
@@ -14083,17 +11806,7 @@
           <w:szCs w:val="24"/>
           <w:lang w:val="en-US"/>
         </w:rPr>
-        <w:t>{</w:t>
-      </w:r>
-      <w:proofErr w:type="gramStart"/>
-      <w:r>
-        <w:rPr>
-          <w:rFonts w:ascii="Times New Roman" w:hAnsi="Times New Roman" w:cs="Times New Roman"/>
-          <w:sz w:val="24"/>
-          <w:szCs w:val="24"/>
-          <w:lang w:val="en-US"/>
-        </w:rPr>
-        <w:t>{</w:t>
+        <w:t>{{</w:t>
       </w:r>
       <w:r>
         <w:rPr>
@@ -14104,7 +11817,6 @@
         </w:rPr>
         <w:t xml:space="preserve"> </w:t>
       </w:r>
-      <w:proofErr w:type="spellStart"/>
       <w:r>
         <w:rPr>
           <w:rFonts w:ascii="Times New Roman" w:hAnsi="Times New Roman" w:cs="Times New Roman"/>
@@ -14114,8 +11826,6 @@
         </w:rPr>
         <w:t>i.about</w:t>
       </w:r>
-      <w:proofErr w:type="spellEnd"/>
-      <w:proofErr w:type="gramEnd"/>
       <w:r>
         <w:rPr>
           <w:rFonts w:ascii="Times New Roman" w:hAnsi="Times New Roman" w:cs="Times New Roman"/>
@@ -14186,8 +11896,6 @@
         </w:rPr>
         <w:t xml:space="preserve"> </w:t>
       </w:r>
-      <w:proofErr w:type="spellStart"/>
-      <w:proofErr w:type="gramStart"/>
       <w:r>
         <w:rPr>
           <w:rFonts w:ascii="Times New Roman" w:hAnsi="Times New Roman" w:cs="Times New Roman"/>
@@ -14197,7 +11905,6 @@
         </w:rPr>
         <w:t>i</w:t>
       </w:r>
-      <w:proofErr w:type="spellEnd"/>
       <w:r>
         <w:rPr>
           <w:rFonts w:ascii="Times New Roman" w:hAnsi="Times New Roman" w:cs="Times New Roman"/>
@@ -14221,16 +11928,7 @@
           <w:sz w:val="24"/>
           <w:szCs w:val="24"/>
         </w:rPr>
-        <w:t xml:space="preserve"> !</w:t>
-      </w:r>
-      <w:proofErr w:type="gramEnd"/>
-      <w:r>
-        <w:rPr>
-          <w:rFonts w:ascii="Times New Roman" w:hAnsi="Times New Roman" w:cs="Times New Roman"/>
-          <w:sz w:val="24"/>
-          <w:szCs w:val="24"/>
-        </w:rPr>
-        <w:t>= ‘’ %}</w:t>
+        <w:t xml:space="preserve"> != ‘’ %}</w:t>
       </w:r>
     </w:p>
     <w:p>
@@ -14290,7 +11988,6 @@
           <w:u w:val="single"/>
         </w:rPr>
       </w:pPr>
-      <w:proofErr w:type="gramStart"/>
       <w:r>
         <w:rPr>
           <w:rFonts w:ascii="Times New Roman" w:hAnsi="Times New Roman" w:cs="Times New Roman"/>
@@ -14299,7 +11996,6 @@
         </w:rPr>
         <w:t xml:space="preserve">{{ </w:t>
       </w:r>
-      <w:proofErr w:type="spellStart"/>
       <w:r>
         <w:rPr>
           <w:rFonts w:ascii="Times New Roman" w:hAnsi="Times New Roman" w:cs="Times New Roman"/>
@@ -14309,7 +12005,6 @@
         </w:rPr>
         <w:t>i</w:t>
       </w:r>
-      <w:proofErr w:type="spellEnd"/>
       <w:r>
         <w:rPr>
           <w:rFonts w:ascii="Times New Roman" w:hAnsi="Times New Roman" w:cs="Times New Roman"/>
@@ -14327,7 +12022,6 @@
         </w:rPr>
         <w:t>example</w:t>
       </w:r>
-      <w:proofErr w:type="gramEnd"/>
       <w:r>
         <w:rPr>
           <w:rFonts w:ascii="Times New Roman" w:hAnsi="Times New Roman" w:cs="Times New Roman"/>
@@ -14379,7 +12073,6 @@
         </w:rPr>
         <w:t xml:space="preserve"> </w:t>
       </w:r>
-      <w:proofErr w:type="spellStart"/>
       <w:r>
         <w:rPr>
           <w:rFonts w:ascii="Times New Roman" w:hAnsi="Times New Roman" w:cs="Times New Roman"/>
@@ -14389,7 +12082,6 @@
         </w:rPr>
         <w:t>endif</w:t>
       </w:r>
-      <w:proofErr w:type="spellEnd"/>
       <w:r>
         <w:rPr>
           <w:rFonts w:ascii="Times New Roman" w:hAnsi="Times New Roman" w:cs="Times New Roman"/>
@@ -14419,29 +12111,16 @@
           <w:szCs w:val="24"/>
         </w:rPr>
       </w:pPr>
-      <w:proofErr w:type="gramStart"/>
-      <w:r>
-        <w:rPr>
-          <w:rFonts w:ascii="Times New Roman" w:hAnsi="Times New Roman" w:cs="Times New Roman"/>
-          <w:b/>
-          <w:bCs/>
-          <w:sz w:val="24"/>
-          <w:szCs w:val="24"/>
-        </w:rPr>
-        <w:t>6.2.2.{</w:t>
-      </w:r>
-      <w:proofErr w:type="gramEnd"/>
-      <w:r>
-        <w:rPr>
-          <w:rFonts w:ascii="Times New Roman" w:hAnsi="Times New Roman" w:cs="Times New Roman"/>
-          <w:b/>
-          <w:bCs/>
-          <w:sz w:val="24"/>
-          <w:szCs w:val="24"/>
-        </w:rPr>
-        <w:t>{</w:t>
-      </w:r>
-      <w:proofErr w:type="spellStart"/>
+      <w:r>
+        <w:rPr>
+          <w:rFonts w:ascii="Times New Roman" w:hAnsi="Times New Roman" w:cs="Times New Roman"/>
+          <w:b/>
+          <w:bCs/>
+          <w:sz w:val="24"/>
+          <w:szCs w:val="24"/>
+        </w:rPr>
+        <w:t>6.2.2.{{</w:t>
+      </w:r>
       <w:r>
         <w:rPr>
           <w:rFonts w:ascii="Times New Roman" w:hAnsi="Times New Roman" w:cs="Times New Roman"/>
@@ -14453,7 +12132,6 @@
         </w:rPr>
         <w:t>i</w:t>
       </w:r>
-      <w:proofErr w:type="spellEnd"/>
       <w:r>
         <w:rPr>
           <w:rFonts w:ascii="Times New Roman" w:hAnsi="Times New Roman" w:cs="Times New Roman"/>
@@ -14574,7 +12252,6 @@
         </w:rPr>
         <w:t xml:space="preserve"> </w:t>
       </w:r>
-      <w:proofErr w:type="spellStart"/>
       <w:r>
         <w:rPr>
           <w:rFonts w:ascii="Times New Roman" w:hAnsi="Times New Roman" w:cs="Times New Roman"/>
@@ -14585,7 +12262,6 @@
         </w:rPr>
         <w:t>i</w:t>
       </w:r>
-      <w:proofErr w:type="spellEnd"/>
       <w:r>
         <w:rPr>
           <w:rFonts w:ascii="Times New Roman" w:hAnsi="Times New Roman" w:cs="Times New Roman"/>
@@ -14614,7 +12290,6 @@
         </w:rPr>
         <w:t xml:space="preserve"> == ‘</w:t>
       </w:r>
-      <w:proofErr w:type="spellStart"/>
       <w:r>
         <w:rPr>
           <w:rFonts w:ascii="Times New Roman" w:hAnsi="Times New Roman" w:cs="Times New Roman"/>
@@ -14625,7 +12300,6 @@
         </w:rPr>
         <w:t>zach</w:t>
       </w:r>
-      <w:proofErr w:type="spellEnd"/>
       <w:r>
         <w:rPr>
           <w:rFonts w:ascii="Times New Roman" w:hAnsi="Times New Roman" w:cs="Times New Roman"/>
@@ -14740,27 +12414,7 @@
                 <w:sz w:val="24"/>
                 <w:lang w:val="en-US"/>
               </w:rPr>
-              <w:t>{{</w:t>
-            </w:r>
-            <w:proofErr w:type="spellStart"/>
-            <w:r>
-              <w:rPr>
-                <w:rFonts w:ascii="Times New Roman" w:hAnsi="Times New Roman" w:cs="Times New Roman"/>
-                <w:bCs/>
-                <w:sz w:val="24"/>
-                <w:lang w:val="en-US"/>
-              </w:rPr>
-              <w:t>i.passed</w:t>
-            </w:r>
-            <w:proofErr w:type="spellEnd"/>
-            <w:r>
-              <w:rPr>
-                <w:rFonts w:ascii="Times New Roman" w:hAnsi="Times New Roman" w:cs="Times New Roman"/>
-                <w:bCs/>
-                <w:sz w:val="24"/>
-                <w:lang w:val="en-US"/>
-              </w:rPr>
-              <w:t>}}</w:t>
+              <w:t>{{i.passed}}</w:t>
             </w:r>
           </w:p>
         </w:tc>
@@ -14786,27 +12440,7 @@
                 <w:sz w:val="24"/>
                 <w:lang w:val="en-US"/>
               </w:rPr>
-              <w:t>{{</w:t>
-            </w:r>
-            <w:proofErr w:type="spellStart"/>
-            <w:r>
-              <w:rPr>
-                <w:rFonts w:ascii="Times New Roman" w:hAnsi="Times New Roman" w:cs="Times New Roman"/>
-                <w:bCs/>
-                <w:sz w:val="24"/>
-                <w:lang w:val="en-US"/>
-              </w:rPr>
-              <w:t>i.unpassed</w:t>
-            </w:r>
-            <w:proofErr w:type="spellEnd"/>
-            <w:r>
-              <w:rPr>
-                <w:rFonts w:ascii="Times New Roman" w:hAnsi="Times New Roman" w:cs="Times New Roman"/>
-                <w:bCs/>
-                <w:sz w:val="24"/>
-                <w:lang w:val="en-US"/>
-              </w:rPr>
-              <w:t>}}</w:t>
+              <w:t>{{i.unpassed}}</w:t>
             </w:r>
           </w:p>
         </w:tc>
@@ -14974,27 +12608,7 @@
                 <w:sz w:val="24"/>
                 <w:lang w:val="en-US"/>
               </w:rPr>
-              <w:t>{{</w:t>
-            </w:r>
-            <w:proofErr w:type="spellStart"/>
-            <w:r>
-              <w:rPr>
-                <w:rFonts w:ascii="Times New Roman" w:hAnsi="Times New Roman" w:cs="Times New Roman"/>
-                <w:bCs/>
-                <w:sz w:val="24"/>
-                <w:lang w:val="en-US"/>
-              </w:rPr>
-              <w:t>i.great</w:t>
-            </w:r>
-            <w:proofErr w:type="spellEnd"/>
-            <w:r>
-              <w:rPr>
-                <w:rFonts w:ascii="Times New Roman" w:hAnsi="Times New Roman" w:cs="Times New Roman"/>
-                <w:bCs/>
-                <w:sz w:val="24"/>
-                <w:lang w:val="en-US"/>
-              </w:rPr>
-              <w:t>}}</w:t>
+              <w:t>{{i.great}}</w:t>
             </w:r>
           </w:p>
         </w:tc>
@@ -15020,27 +12634,7 @@
                 <w:sz w:val="24"/>
                 <w:lang w:val="en-US"/>
               </w:rPr>
-              <w:t>{{</w:t>
-            </w:r>
-            <w:proofErr w:type="spellStart"/>
-            <w:r>
-              <w:rPr>
-                <w:rFonts w:ascii="Times New Roman" w:hAnsi="Times New Roman" w:cs="Times New Roman"/>
-                <w:bCs/>
-                <w:sz w:val="24"/>
-                <w:lang w:val="en-US"/>
-              </w:rPr>
-              <w:t>i.good</w:t>
-            </w:r>
-            <w:proofErr w:type="spellEnd"/>
-            <w:r>
-              <w:rPr>
-                <w:rFonts w:ascii="Times New Roman" w:hAnsi="Times New Roman" w:cs="Times New Roman"/>
-                <w:bCs/>
-                <w:sz w:val="24"/>
-                <w:lang w:val="en-US"/>
-              </w:rPr>
-              <w:t>}}</w:t>
+              <w:t>{{i.good}}</w:t>
             </w:r>
           </w:p>
         </w:tc>
@@ -15066,9 +12660,8 @@
                 <w:sz w:val="24"/>
                 <w:lang w:val="en-US"/>
               </w:rPr>
-              <w:t>{{</w:t>
-            </w:r>
-            <w:proofErr w:type="spellStart"/>
+              <w:t>{{i.</w:t>
+            </w:r>
             <w:r>
               <w:rPr>
                 <w:rFonts w:ascii="Times New Roman" w:hAnsi="Times New Roman" w:cs="Times New Roman"/>
@@ -15076,18 +12669,8 @@
                 <w:sz w:val="24"/>
                 <w:lang w:val="en-US"/>
               </w:rPr>
-              <w:t>i.</w:t>
-            </w:r>
-            <w:r>
-              <w:rPr>
-                <w:rFonts w:ascii="Times New Roman" w:hAnsi="Times New Roman" w:cs="Times New Roman"/>
-                <w:bCs/>
-                <w:sz w:val="24"/>
-                <w:lang w:val="en-US"/>
-              </w:rPr>
               <w:t>satisfactorily</w:t>
             </w:r>
-            <w:proofErr w:type="spellEnd"/>
             <w:r>
               <w:rPr>
                 <w:rFonts w:ascii="Times New Roman" w:hAnsi="Times New Roman" w:cs="Times New Roman"/>
@@ -15121,9 +12704,8 @@
                 <w:sz w:val="24"/>
                 <w:lang w:val="en-US"/>
               </w:rPr>
-              <w:t>{{</w:t>
-            </w:r>
-            <w:proofErr w:type="spellStart"/>
+              <w:t>{{i.</w:t>
+            </w:r>
             <w:r>
               <w:rPr>
                 <w:rFonts w:ascii="Times New Roman" w:hAnsi="Times New Roman" w:cs="Times New Roman"/>
@@ -15131,18 +12713,8 @@
                 <w:sz w:val="24"/>
                 <w:lang w:val="en-US"/>
               </w:rPr>
-              <w:t>i.</w:t>
-            </w:r>
-            <w:r>
-              <w:rPr>
-                <w:rFonts w:ascii="Times New Roman" w:hAnsi="Times New Roman" w:cs="Times New Roman"/>
-                <w:bCs/>
-                <w:sz w:val="24"/>
-                <w:lang w:val="en-US"/>
-              </w:rPr>
               <w:t>unsatisfactory</w:t>
             </w:r>
-            <w:proofErr w:type="spellEnd"/>
             <w:r>
               <w:rPr>
                 <w:rFonts w:ascii="Times New Roman" w:hAnsi="Times New Roman" w:cs="Times New Roman"/>
@@ -15175,29 +12747,8 @@
           <w:lang w:val="en-US"/>
         </w:rPr>
         <w:lastRenderedPageBreak/>
-        <w:t xml:space="preserve">{% </w:t>
-      </w:r>
-      <w:proofErr w:type="spellStart"/>
-      <w:r>
-        <w:rPr>
-          <w:rFonts w:ascii="Times New Roman" w:hAnsi="Times New Roman" w:cs="Times New Roman"/>
-          <w:sz w:val="24"/>
-          <w:szCs w:val="24"/>
-          <w:lang w:val="en-US"/>
-        </w:rPr>
-        <w:t>endif</w:t>
-      </w:r>
-      <w:proofErr w:type="spellEnd"/>
-      <w:r>
-        <w:rPr>
-          <w:rFonts w:ascii="Times New Roman" w:hAnsi="Times New Roman" w:cs="Times New Roman"/>
-          <w:sz w:val="24"/>
-          <w:szCs w:val="24"/>
-          <w:lang w:val="en-US"/>
-        </w:rPr>
-        <w:t xml:space="preserve"> </w:t>
-      </w:r>
-      <w:proofErr w:type="gramStart"/>
+        <w:t xml:space="preserve">{% endif </w:t>
+      </w:r>
       <w:r>
         <w:rPr>
           <w:rFonts w:ascii="Times New Roman" w:hAnsi="Times New Roman" w:cs="Times New Roman"/>
@@ -15213,17 +12764,7 @@
           <w:szCs w:val="24"/>
           <w:lang w:val="en-US"/>
         </w:rPr>
-        <w:t>%</w:t>
-      </w:r>
-      <w:proofErr w:type="gramEnd"/>
-      <w:r>
-        <w:rPr>
-          <w:rFonts w:ascii="Times New Roman" w:hAnsi="Times New Roman" w:cs="Times New Roman"/>
-          <w:sz w:val="24"/>
-          <w:szCs w:val="24"/>
-          <w:lang w:val="en-US"/>
-        </w:rPr>
-        <w:t>}</w:t>
+        <w:t>%}</w:t>
       </w:r>
     </w:p>
     <w:p>
@@ -15269,33 +12810,8 @@
           <w:szCs w:val="24"/>
           <w:lang w:val="en-US"/>
         </w:rPr>
-        <w:t xml:space="preserve"> </w:t>
-      </w:r>
-      <w:proofErr w:type="spellStart"/>
-      <w:r>
-        <w:rPr>
-          <w:rFonts w:ascii="Times New Roman" w:hAnsi="Times New Roman" w:cs="Times New Roman"/>
-          <w:b/>
-          <w:bCs/>
-          <w:sz w:val="24"/>
-          <w:szCs w:val="24"/>
-          <w:lang w:val="en-US"/>
-        </w:rPr>
-        <w:t>endfor</w:t>
-      </w:r>
-      <w:proofErr w:type="spellEnd"/>
-      <w:r>
-        <w:rPr>
-          <w:rFonts w:ascii="Times New Roman" w:hAnsi="Times New Roman" w:cs="Times New Roman"/>
-          <w:b/>
-          <w:bCs/>
-          <w:sz w:val="24"/>
-          <w:szCs w:val="24"/>
-          <w:lang w:val="en-US"/>
-        </w:rPr>
-        <w:t xml:space="preserve"> </w:t>
-      </w:r>
-      <w:proofErr w:type="gramStart"/>
+        <w:t xml:space="preserve"> endfor </w:t>
+      </w:r>
       <w:r>
         <w:rPr>
           <w:rFonts w:ascii="Times New Roman" w:hAnsi="Times New Roman" w:cs="Times New Roman"/>
@@ -15315,19 +12831,7 @@
           <w:szCs w:val="24"/>
           <w:lang w:val="en-US"/>
         </w:rPr>
-        <w:t>%</w:t>
-      </w:r>
-      <w:proofErr w:type="gramEnd"/>
-      <w:r>
-        <w:rPr>
-          <w:rFonts w:ascii="Times New Roman" w:hAnsi="Times New Roman" w:cs="Times New Roman"/>
-          <w:b/>
-          <w:bCs/>
-          <w:sz w:val="24"/>
-          <w:szCs w:val="24"/>
-          <w:lang w:val="en-US"/>
-        </w:rPr>
-        <w:t>}</w:t>
+        <w:t>%}</w:t>
       </w:r>
     </w:p>
     <w:p>
@@ -15442,29 +12946,8 @@
           <w:szCs w:val="24"/>
           <w:lang w:val="en-US"/>
         </w:rPr>
-        <w:t xml:space="preserve"> for </w:t>
-      </w:r>
-      <w:proofErr w:type="spellStart"/>
-      <w:r>
-        <w:rPr>
-          <w:rFonts w:ascii="Times New Roman" w:hAnsi="Times New Roman" w:cs="Times New Roman"/>
-          <w:sz w:val="24"/>
-          <w:szCs w:val="24"/>
-          <w:lang w:val="en-US"/>
-        </w:rPr>
-        <w:t>i</w:t>
-      </w:r>
-      <w:proofErr w:type="spellEnd"/>
-      <w:r>
-        <w:rPr>
-          <w:rFonts w:ascii="Times New Roman" w:hAnsi="Times New Roman" w:cs="Times New Roman"/>
-          <w:sz w:val="24"/>
-          <w:szCs w:val="24"/>
-          <w:lang w:val="en-US"/>
-        </w:rPr>
-        <w:t xml:space="preserve"> in </w:t>
-      </w:r>
-      <w:proofErr w:type="spellStart"/>
+        <w:t xml:space="preserve"> for i in </w:t>
+      </w:r>
       <w:r>
         <w:rPr>
           <w:rFonts w:ascii="Times New Roman" w:hAnsi="Times New Roman" w:cs="Times New Roman"/>
@@ -15474,7 +12957,6 @@
         </w:rPr>
         <w:t>main_library</w:t>
       </w:r>
-      <w:proofErr w:type="spellEnd"/>
       <w:r>
         <w:rPr>
           <w:rFonts w:ascii="Times New Roman" w:hAnsi="Times New Roman" w:cs="Times New Roman"/>
@@ -15502,27 +12984,43 @@
           <w:szCs w:val="24"/>
           <w:lang w:val="en-US"/>
         </w:rPr>
+        <w:t>{{i.number}}</w:t>
+      </w:r>
+      <w:r>
+        <w:rPr>
+          <w:rFonts w:ascii="Times New Roman" w:hAnsi="Times New Roman" w:cs="Times New Roman"/>
+          <w:sz w:val="24"/>
+          <w:szCs w:val="24"/>
+          <w:lang w:val="en-US"/>
+        </w:rPr>
+        <w:t>.</w:t>
+      </w:r>
+      <w:r>
+        <w:rPr>
+          <w:rFonts w:ascii="Times New Roman" w:hAnsi="Times New Roman" w:cs="Times New Roman"/>
+          <w:sz w:val="24"/>
+          <w:szCs w:val="24"/>
+          <w:lang w:val="en-US"/>
+        </w:rPr>
+        <w:t xml:space="preserve"> </w:t>
+      </w:r>
+      <w:r>
+        <w:rPr>
+          <w:rFonts w:ascii="Times New Roman" w:hAnsi="Times New Roman" w:cs="Times New Roman"/>
+          <w:sz w:val="24"/>
+          <w:szCs w:val="24"/>
+          <w:lang w:val="en-US"/>
+        </w:rPr>
         <w:t>{{</w:t>
       </w:r>
-      <w:proofErr w:type="spellStart"/>
-      <w:r>
-        <w:rPr>
-          <w:rFonts w:ascii="Times New Roman" w:hAnsi="Times New Roman" w:cs="Times New Roman"/>
-          <w:sz w:val="24"/>
-          <w:szCs w:val="24"/>
-          <w:lang w:val="en-US"/>
-        </w:rPr>
-        <w:t>i.number</w:t>
-      </w:r>
-      <w:proofErr w:type="spellEnd"/>
-      <w:r>
-        <w:rPr>
-          <w:rFonts w:ascii="Times New Roman" w:hAnsi="Times New Roman" w:cs="Times New Roman"/>
-          <w:sz w:val="24"/>
-          <w:szCs w:val="24"/>
-          <w:lang w:val="en-US"/>
-        </w:rPr>
-        <w:t>}}</w:t>
+      <w:r>
+        <w:rPr>
+          <w:rFonts w:ascii="Times New Roman" w:hAnsi="Times New Roman" w:cs="Times New Roman"/>
+          <w:sz w:val="24"/>
+          <w:szCs w:val="24"/>
+          <w:lang w:val="en-US"/>
+        </w:rPr>
+        <w:t>i</w:t>
       </w:r>
       <w:r>
         <w:rPr>
@@ -15540,43 +13038,6 @@
           <w:szCs w:val="24"/>
           <w:lang w:val="en-US"/>
         </w:rPr>
-        <w:t xml:space="preserve"> </w:t>
-      </w:r>
-      <w:r>
-        <w:rPr>
-          <w:rFonts w:ascii="Times New Roman" w:hAnsi="Times New Roman" w:cs="Times New Roman"/>
-          <w:sz w:val="24"/>
-          <w:szCs w:val="24"/>
-          <w:lang w:val="en-US"/>
-        </w:rPr>
-        <w:t>{{</w:t>
-      </w:r>
-      <w:proofErr w:type="spellStart"/>
-      <w:r>
-        <w:rPr>
-          <w:rFonts w:ascii="Times New Roman" w:hAnsi="Times New Roman" w:cs="Times New Roman"/>
-          <w:sz w:val="24"/>
-          <w:szCs w:val="24"/>
-          <w:lang w:val="en-US"/>
-        </w:rPr>
-        <w:t>i</w:t>
-      </w:r>
-      <w:r>
-        <w:rPr>
-          <w:rFonts w:ascii="Times New Roman" w:hAnsi="Times New Roman" w:cs="Times New Roman"/>
-          <w:sz w:val="24"/>
-          <w:szCs w:val="24"/>
-          <w:lang w:val="en-US"/>
-        </w:rPr>
-        <w:t>.</w:t>
-      </w:r>
-      <w:r>
-        <w:rPr>
-          <w:rFonts w:ascii="Times New Roman" w:hAnsi="Times New Roman" w:cs="Times New Roman"/>
-          <w:sz w:val="24"/>
-          <w:szCs w:val="24"/>
-          <w:lang w:val="en-US"/>
-        </w:rPr>
         <w:t>bib</w:t>
       </w:r>
       <w:r>
@@ -15597,7 +13058,6 @@
         </w:rPr>
         <w:t>disc</w:t>
       </w:r>
-      <w:proofErr w:type="spellEnd"/>
       <w:r>
         <w:rPr>
           <w:rFonts w:ascii="Times New Roman" w:hAnsi="Times New Roman" w:cs="Times New Roman"/>
@@ -15642,7 +13102,6 @@
         </w:rPr>
         <w:t xml:space="preserve"> </w:t>
       </w:r>
-      <w:proofErr w:type="spellStart"/>
       <w:r>
         <w:rPr>
           <w:rFonts w:ascii="Times New Roman" w:hAnsi="Times New Roman" w:cs="Times New Roman"/>
@@ -15652,7 +13111,6 @@
         </w:rPr>
         <w:t>endfor</w:t>
       </w:r>
-      <w:proofErr w:type="spellEnd"/>
       <w:r>
         <w:rPr>
           <w:rFonts w:ascii="Times New Roman" w:hAnsi="Times New Roman" w:cs="Times New Roman"/>
@@ -15808,37 +13266,7 @@
           <w:szCs w:val="24"/>
           <w:lang w:val="en-US"/>
         </w:rPr>
-        <w:t xml:space="preserve"> for </w:t>
-      </w:r>
-      <w:proofErr w:type="spellStart"/>
-      <w:r>
-        <w:rPr>
-          <w:rFonts w:ascii="Times New Roman" w:hAnsi="Times New Roman" w:cs="Times New Roman"/>
-          <w:sz w:val="24"/>
-          <w:szCs w:val="24"/>
-          <w:lang w:val="en-US"/>
-        </w:rPr>
-        <w:t>i</w:t>
-      </w:r>
-      <w:proofErr w:type="spellEnd"/>
-      <w:r>
-        <w:rPr>
-          <w:rFonts w:ascii="Times New Roman" w:hAnsi="Times New Roman" w:cs="Times New Roman"/>
-          <w:sz w:val="24"/>
-          <w:szCs w:val="24"/>
-          <w:lang w:val="en-US"/>
-        </w:rPr>
-        <w:t xml:space="preserve"> in </w:t>
-      </w:r>
-      <w:proofErr w:type="spellStart"/>
-      <w:r>
-        <w:rPr>
-          <w:rFonts w:ascii="Times New Roman" w:hAnsi="Times New Roman" w:cs="Times New Roman"/>
-          <w:sz w:val="24"/>
-          <w:szCs w:val="24"/>
-          <w:lang w:val="en-US"/>
-        </w:rPr>
-        <w:t>additional</w:t>
+        <w:t xml:space="preserve"> for i in additional</w:t>
       </w:r>
       <w:r>
         <w:rPr>
@@ -15849,7 +13277,6 @@
         </w:rPr>
         <w:t>_library</w:t>
       </w:r>
-      <w:proofErr w:type="spellEnd"/>
       <w:r>
         <w:rPr>
           <w:rFonts w:ascii="Times New Roman" w:hAnsi="Times New Roman" w:cs="Times New Roman"/>
@@ -15877,27 +13304,7 @@
           <w:szCs w:val="24"/>
           <w:lang w:val="en-US"/>
         </w:rPr>
-        <w:t>{{</w:t>
-      </w:r>
-      <w:proofErr w:type="spellStart"/>
-      <w:r>
-        <w:rPr>
-          <w:rFonts w:ascii="Times New Roman" w:hAnsi="Times New Roman" w:cs="Times New Roman"/>
-          <w:sz w:val="24"/>
-          <w:szCs w:val="24"/>
-          <w:lang w:val="en-US"/>
-        </w:rPr>
-        <w:t>i.number</w:t>
-      </w:r>
-      <w:proofErr w:type="spellEnd"/>
-      <w:r>
-        <w:rPr>
-          <w:rFonts w:ascii="Times New Roman" w:hAnsi="Times New Roman" w:cs="Times New Roman"/>
-          <w:sz w:val="24"/>
-          <w:szCs w:val="24"/>
-          <w:lang w:val="en-US"/>
-        </w:rPr>
-        <w:t>}}</w:t>
+        <w:t>{{i.number}}</w:t>
       </w:r>
       <w:r>
         <w:rPr>
@@ -15915,27 +13322,7 @@
           <w:szCs w:val="24"/>
           <w:lang w:val="en-US"/>
         </w:rPr>
-        <w:t xml:space="preserve"> {{</w:t>
-      </w:r>
-      <w:proofErr w:type="spellStart"/>
-      <w:r>
-        <w:rPr>
-          <w:rFonts w:ascii="Times New Roman" w:hAnsi="Times New Roman" w:cs="Times New Roman"/>
-          <w:sz w:val="24"/>
-          <w:szCs w:val="24"/>
-          <w:lang w:val="en-US"/>
-        </w:rPr>
-        <w:t>i.bib_disc</w:t>
-      </w:r>
-      <w:proofErr w:type="spellEnd"/>
-      <w:r>
-        <w:rPr>
-          <w:rFonts w:ascii="Times New Roman" w:hAnsi="Times New Roman" w:cs="Times New Roman"/>
-          <w:sz w:val="24"/>
-          <w:szCs w:val="24"/>
-          <w:lang w:val="en-US"/>
-        </w:rPr>
-        <w:t xml:space="preserve">}} </w:t>
+        <w:t xml:space="preserve"> {{i.bib_disc}} </w:t>
       </w:r>
     </w:p>
     <w:p>
@@ -15972,7 +13359,6 @@
         </w:rPr>
         <w:t xml:space="preserve"> </w:t>
       </w:r>
-      <w:proofErr w:type="spellStart"/>
       <w:r>
         <w:rPr>
           <w:rFonts w:ascii="Times New Roman" w:hAnsi="Times New Roman" w:cs="Times New Roman"/>
@@ -15982,7 +13368,6 @@
         </w:rPr>
         <w:t>endfor</w:t>
       </w:r>
-      <w:proofErr w:type="spellEnd"/>
       <w:r>
         <w:rPr>
           <w:rFonts w:ascii="Times New Roman" w:hAnsi="Times New Roman" w:cs="Times New Roman"/>
@@ -16074,7 +13459,6 @@
           <w:szCs w:val="24"/>
         </w:rPr>
       </w:pPr>
-      <w:proofErr w:type="gramStart"/>
       <w:r>
         <w:rPr>
           <w:rFonts w:ascii="Times New Roman" w:hAnsi="Times New Roman" w:cs="Times New Roman"/>
@@ -16109,7 +13493,6 @@
         </w:rPr>
         <w:t>web</w:t>
       </w:r>
-      <w:proofErr w:type="gramEnd"/>
       <w:r>
         <w:rPr>
           <w:rFonts w:ascii="Times New Roman" w:hAnsi="Times New Roman" w:cs="Times New Roman"/>
@@ -16161,7 +13544,6 @@
           <w:szCs w:val="24"/>
         </w:rPr>
       </w:pPr>
-      <w:proofErr w:type="gramStart"/>
       <w:r>
         <w:rPr>
           <w:rFonts w:ascii="Times New Roman" w:hAnsi="Times New Roman" w:cs="Times New Roman"/>
@@ -16187,7 +13569,6 @@
         </w:rPr>
         <w:t>.</w:t>
       </w:r>
-      <w:proofErr w:type="spellStart"/>
       <w:r>
         <w:rPr>
           <w:rFonts w:ascii="Times New Roman" w:hAnsi="Times New Roman" w:cs="Times New Roman"/>
@@ -16197,8 +13578,6 @@
         </w:rPr>
         <w:t>bd</w:t>
       </w:r>
-      <w:proofErr w:type="spellEnd"/>
-      <w:proofErr w:type="gramEnd"/>
       <w:r>
         <w:rPr>
           <w:rFonts w:ascii="Times New Roman" w:hAnsi="Times New Roman" w:cs="Times New Roman"/>
@@ -16291,29 +13670,7 @@
           <w:szCs w:val="24"/>
           <w:lang w:val="en-US"/>
         </w:rPr>
-        <w:t xml:space="preserve">for </w:t>
-      </w:r>
-      <w:proofErr w:type="spellStart"/>
-      <w:r>
-        <w:rPr>
-          <w:rFonts w:ascii="Times New Roman" w:hAnsi="Times New Roman" w:cs="Times New Roman"/>
-          <w:bCs/>
-          <w:sz w:val="24"/>
-          <w:szCs w:val="24"/>
-          <w:lang w:val="en-US"/>
-        </w:rPr>
-        <w:t>i</w:t>
-      </w:r>
-      <w:proofErr w:type="spellEnd"/>
-      <w:r>
-        <w:rPr>
-          <w:rFonts w:ascii="Times New Roman" w:hAnsi="Times New Roman" w:cs="Times New Roman"/>
-          <w:bCs/>
-          <w:sz w:val="24"/>
-          <w:szCs w:val="24"/>
-          <w:lang w:val="en-US"/>
-        </w:rPr>
-        <w:t xml:space="preserve"> in </w:t>
+        <w:t xml:space="preserve">for i in </w:t>
       </w:r>
       <w:r>
         <w:rPr>
@@ -16355,40 +13712,17 @@
           <w:szCs w:val="24"/>
           <w:lang w:val="en-US"/>
         </w:rPr>
+        <w:t xml:space="preserve">{{i.number}}. </w:t>
+      </w:r>
+      <w:r>
+        <w:rPr>
+          <w:rFonts w:ascii="Times New Roman" w:hAnsi="Times New Roman" w:cs="Times New Roman"/>
+          <w:bCs/>
+          <w:sz w:val="24"/>
+          <w:szCs w:val="24"/>
+        </w:rPr>
         <w:t>{{</w:t>
       </w:r>
-      <w:proofErr w:type="spellStart"/>
-      <w:r>
-        <w:rPr>
-          <w:rFonts w:ascii="Times New Roman" w:hAnsi="Times New Roman" w:cs="Times New Roman"/>
-          <w:bCs/>
-          <w:sz w:val="24"/>
-          <w:szCs w:val="24"/>
-          <w:lang w:val="en-US"/>
-        </w:rPr>
-        <w:t>i.number</w:t>
-      </w:r>
-      <w:proofErr w:type="spellEnd"/>
-      <w:r>
-        <w:rPr>
-          <w:rFonts w:ascii="Times New Roman" w:hAnsi="Times New Roman" w:cs="Times New Roman"/>
-          <w:bCs/>
-          <w:sz w:val="24"/>
-          <w:szCs w:val="24"/>
-          <w:lang w:val="en-US"/>
-        </w:rPr>
-        <w:t xml:space="preserve">}}. </w:t>
-      </w:r>
-      <w:r>
-        <w:rPr>
-          <w:rFonts w:ascii="Times New Roman" w:hAnsi="Times New Roman" w:cs="Times New Roman"/>
-          <w:bCs/>
-          <w:sz w:val="24"/>
-          <w:szCs w:val="24"/>
-        </w:rPr>
-        <w:t>{{</w:t>
-      </w:r>
-      <w:proofErr w:type="spellStart"/>
       <w:r>
         <w:rPr>
           <w:rFonts w:ascii="Times New Roman" w:hAnsi="Times New Roman" w:cs="Times New Roman"/>
@@ -16399,7 +13733,6 @@
         </w:rPr>
         <w:t>i</w:t>
       </w:r>
-      <w:proofErr w:type="spellEnd"/>
       <w:r>
         <w:rPr>
           <w:rFonts w:ascii="Times New Roman" w:hAnsi="Times New Roman" w:cs="Times New Roman"/>
@@ -16467,7 +13800,6 @@
         </w:rPr>
         <w:t xml:space="preserve"> </w:t>
       </w:r>
-      <w:proofErr w:type="spellStart"/>
       <w:r>
         <w:rPr>
           <w:rFonts w:ascii="Times New Roman" w:hAnsi="Times New Roman" w:cs="Times New Roman"/>
@@ -16478,7 +13810,6 @@
         </w:rPr>
         <w:t>endfor</w:t>
       </w:r>
-      <w:proofErr w:type="spellEnd"/>
       <w:r>
         <w:rPr>
           <w:rFonts w:ascii="Times New Roman" w:hAnsi="Times New Roman" w:cs="Times New Roman"/>
@@ -16581,7 +13912,6 @@
         </w:rPr>
         <w:t xml:space="preserve"> </w:t>
       </w:r>
-      <w:proofErr w:type="spellStart"/>
       <w:r>
         <w:rPr>
           <w:rFonts w:ascii="Times New Roman" w:hAnsi="Times New Roman" w:cs="Times New Roman"/>
@@ -16592,7 +13922,6 @@
         </w:rPr>
         <w:t>i</w:t>
       </w:r>
-      <w:proofErr w:type="spellEnd"/>
       <w:r>
         <w:rPr>
           <w:rFonts w:ascii="Times New Roman" w:hAnsi="Times New Roman" w:cs="Times New Roman"/>
@@ -16665,7 +13994,6 @@
         </w:rPr>
         <w:t>{{</w:t>
       </w:r>
-      <w:proofErr w:type="spellStart"/>
       <w:r>
         <w:rPr>
           <w:rFonts w:ascii="Times New Roman" w:hAnsi="Times New Roman" w:cs="Times New Roman"/>
@@ -16696,7 +14024,6 @@
         </w:rPr>
         <w:t>number</w:t>
       </w:r>
-      <w:proofErr w:type="spellEnd"/>
       <w:r>
         <w:rPr>
           <w:rFonts w:ascii="Times New Roman" w:hAnsi="Times New Roman" w:cs="Times New Roman"/>
@@ -16756,29 +14083,7 @@
           <w:szCs w:val="24"/>
           <w:lang w:val="en-US"/>
         </w:rPr>
-        <w:t xml:space="preserve"> </w:t>
-      </w:r>
-      <w:proofErr w:type="spellStart"/>
-      <w:r>
-        <w:rPr>
-          <w:rFonts w:ascii="Times New Roman" w:hAnsi="Times New Roman" w:cs="Times New Roman"/>
-          <w:bCs/>
-          <w:sz w:val="24"/>
-          <w:szCs w:val="24"/>
-          <w:lang w:val="en-US"/>
-        </w:rPr>
-        <w:t>endfor</w:t>
-      </w:r>
-      <w:proofErr w:type="spellEnd"/>
-      <w:r>
-        <w:rPr>
-          <w:rFonts w:ascii="Times New Roman" w:hAnsi="Times New Roman" w:cs="Times New Roman"/>
-          <w:bCs/>
-          <w:sz w:val="24"/>
-          <w:szCs w:val="24"/>
-          <w:lang w:val="en-US"/>
-        </w:rPr>
-        <w:t xml:space="preserve"> %}</w:t>
+        <w:t xml:space="preserve"> endfor %}</w:t>
       </w:r>
     </w:p>
     <w:sectPr>
@@ -16795,7 +14100,7 @@
 </file>
 
 <file path=word/endnotes.xml><?xml version="1.0" encoding="utf-8"?>
-<w:endnotes xmlns:wpc="http://schemas.microsoft.com/office/word/2010/wordprocessingCanvas" xmlns:mc="http://schemas.openxmlformats.org/markup-compatibility/2006" xmlns:o="urn:schemas-microsoft-com:office:office" xmlns:r="http://schemas.openxmlformats.org/officeDocument/2006/relationships" xmlns:m="http://schemas.openxmlformats.org/officeDocument/2006/math" xmlns:v="urn:schemas-microsoft-com:vml" xmlns:wp14="http://schemas.microsoft.com/office/word/2010/wordprocessingDrawing" xmlns:wp="http://schemas.openxmlformats.org/drawingml/2006/wordprocessingDrawing" xmlns:w10="urn:schemas-microsoft-com:office:word" xmlns:w="http://schemas.openxmlformats.org/wordprocessingml/2006/main" xmlns:w14="http://schemas.microsoft.com/office/word/2010/wordml" xmlns:w15="http://schemas.microsoft.com/office/word/2012/wordml" xmlns:wpg="http://schemas.microsoft.com/office/word/2010/wordprocessingGroup" xmlns:wpi="http://schemas.microsoft.com/office/word/2010/wordprocessingInk" xmlns:wne="http://schemas.microsoft.com/office/word/2006/wordml" xmlns:wps="http://schemas.microsoft.com/office/word/2010/wordprocessingShape" mc:Ignorable="w14 w15 wp14">
+<w:endnotes xmlns:wpc="http://schemas.microsoft.com/office/word/2010/wordprocessingCanvas" xmlns:cx="http://schemas.microsoft.com/office/drawing/2014/chartex" xmlns:cx1="http://schemas.microsoft.com/office/drawing/2015/9/8/chartex" xmlns:cx2="http://schemas.microsoft.com/office/drawing/2015/10/21/chartex" xmlns:cx3="http://schemas.microsoft.com/office/drawing/2016/5/9/chartex" xmlns:cx4="http://schemas.microsoft.com/office/drawing/2016/5/10/chartex" xmlns:cx5="http://schemas.microsoft.com/office/drawing/2016/5/11/chartex" xmlns:cx6="http://schemas.microsoft.com/office/drawing/2016/5/12/chartex" xmlns:cx7="http://schemas.microsoft.com/office/drawing/2016/5/13/chartex" xmlns:cx8="http://schemas.microsoft.com/office/drawing/2016/5/14/chartex" xmlns:mc="http://schemas.openxmlformats.org/markup-compatibility/2006" xmlns:aink="http://schemas.microsoft.com/office/drawing/2016/ink" xmlns:am3d="http://schemas.microsoft.com/office/drawing/2017/model3d" xmlns:o="urn:schemas-microsoft-com:office:office" xmlns:oel="http://schemas.microsoft.com/office/2019/extlst" xmlns:r="http://schemas.openxmlformats.org/officeDocument/2006/relationships" xmlns:m="http://schemas.openxmlformats.org/officeDocument/2006/math" xmlns:v="urn:schemas-microsoft-com:vml" xmlns:wp14="http://schemas.microsoft.com/office/word/2010/wordprocessingDrawing" xmlns:wp="http://schemas.openxmlformats.org/drawingml/2006/wordprocessingDrawing" xmlns:w10="urn:schemas-microsoft-com:office:word" xmlns:w="http://schemas.openxmlformats.org/wordprocessingml/2006/main" xmlns:w14="http://schemas.microsoft.com/office/word/2010/wordml" xmlns:w15="http://schemas.microsoft.com/office/word/2012/wordml" xmlns:w16cex="http://schemas.microsoft.com/office/word/2018/wordml/cex" xmlns:w16cid="http://schemas.microsoft.com/office/word/2016/wordml/cid" xmlns:w16="http://schemas.microsoft.com/office/word/2018/wordml" xmlns:w16du="http://schemas.microsoft.com/office/word/2023/wordml/word16du" xmlns:w16sdtdh="http://schemas.microsoft.com/office/word/2020/wordml/sdtdatahash" xmlns:w16sdtfl="http://schemas.microsoft.com/office/word/2024/wordml/sdtformatlock" xmlns:w16se="http://schemas.microsoft.com/office/word/2015/wordml/symex" xmlns:wpg="http://schemas.microsoft.com/office/word/2010/wordprocessingGroup" xmlns:wpi="http://schemas.microsoft.com/office/word/2010/wordprocessingInk" xmlns:wne="http://schemas.microsoft.com/office/word/2006/wordml" xmlns:wps="http://schemas.microsoft.com/office/word/2010/wordprocessingShape" mc:Ignorable="w14 w15 w16se w16cid w16 w16cex w16sdtdh w16sdtfl w16du wp14">
   <w:endnote w:type="separator" w:id="-1">
     <w:p>
       <w:pPr>
@@ -16820,7 +14125,7 @@
 </file>
 
 <file path=word/footer1.xml><?xml version="1.0" encoding="utf-8"?>
-<w:ftr xmlns:wpc="http://schemas.microsoft.com/office/word/2010/wordprocessingCanvas" xmlns:mc="http://schemas.openxmlformats.org/markup-compatibility/2006" xmlns:o="urn:schemas-microsoft-com:office:office" xmlns:r="http://schemas.openxmlformats.org/officeDocument/2006/relationships" xmlns:m="http://schemas.openxmlformats.org/officeDocument/2006/math" xmlns:v="urn:schemas-microsoft-com:vml" xmlns:wp14="http://schemas.microsoft.com/office/word/2010/wordprocessingDrawing" xmlns:wp="http://schemas.openxmlformats.org/drawingml/2006/wordprocessingDrawing" xmlns:w10="urn:schemas-microsoft-com:office:word" xmlns:w="http://schemas.openxmlformats.org/wordprocessingml/2006/main" xmlns:w14="http://schemas.microsoft.com/office/word/2010/wordml" xmlns:w15="http://schemas.microsoft.com/office/word/2012/wordml" xmlns:wpg="http://schemas.microsoft.com/office/word/2010/wordprocessingGroup" xmlns:wpi="http://schemas.microsoft.com/office/word/2010/wordprocessingInk" xmlns:wne="http://schemas.microsoft.com/office/word/2006/wordml" xmlns:wps="http://schemas.microsoft.com/office/word/2010/wordprocessingShape" mc:Ignorable="w14 w15 wp14">
+<w:ftr xmlns:wpc="http://schemas.microsoft.com/office/word/2010/wordprocessingCanvas" xmlns:cx="http://schemas.microsoft.com/office/drawing/2014/chartex" xmlns:cx1="http://schemas.microsoft.com/office/drawing/2015/9/8/chartex" xmlns:cx2="http://schemas.microsoft.com/office/drawing/2015/10/21/chartex" xmlns:cx3="http://schemas.microsoft.com/office/drawing/2016/5/9/chartex" xmlns:cx4="http://schemas.microsoft.com/office/drawing/2016/5/10/chartex" xmlns:cx5="http://schemas.microsoft.com/office/drawing/2016/5/11/chartex" xmlns:cx6="http://schemas.microsoft.com/office/drawing/2016/5/12/chartex" xmlns:cx7="http://schemas.microsoft.com/office/drawing/2016/5/13/chartex" xmlns:cx8="http://schemas.microsoft.com/office/drawing/2016/5/14/chartex" xmlns:mc="http://schemas.openxmlformats.org/markup-compatibility/2006" xmlns:aink="http://schemas.microsoft.com/office/drawing/2016/ink" xmlns:am3d="http://schemas.microsoft.com/office/drawing/2017/model3d" xmlns:o="urn:schemas-microsoft-com:office:office" xmlns:oel="http://schemas.microsoft.com/office/2019/extlst" xmlns:r="http://schemas.openxmlformats.org/officeDocument/2006/relationships" xmlns:m="http://schemas.openxmlformats.org/officeDocument/2006/math" xmlns:v="urn:schemas-microsoft-com:vml" xmlns:wp14="http://schemas.microsoft.com/office/word/2010/wordprocessingDrawing" xmlns:wp="http://schemas.openxmlformats.org/drawingml/2006/wordprocessingDrawing" xmlns:w10="urn:schemas-microsoft-com:office:word" xmlns:w="http://schemas.openxmlformats.org/wordprocessingml/2006/main" xmlns:w14="http://schemas.microsoft.com/office/word/2010/wordml" xmlns:w15="http://schemas.microsoft.com/office/word/2012/wordml" xmlns:w16cex="http://schemas.microsoft.com/office/word/2018/wordml/cex" xmlns:w16cid="http://schemas.microsoft.com/office/word/2016/wordml/cid" xmlns:w16="http://schemas.microsoft.com/office/word/2018/wordml" xmlns:w16du="http://schemas.microsoft.com/office/word/2023/wordml/word16du" xmlns:w16sdtdh="http://schemas.microsoft.com/office/word/2020/wordml/sdtdatahash" xmlns:w16sdtfl="http://schemas.microsoft.com/office/word/2024/wordml/sdtformatlock" xmlns:w16se="http://schemas.microsoft.com/office/word/2015/wordml/symex" xmlns:wpg="http://schemas.microsoft.com/office/word/2010/wordprocessingGroup" xmlns:wpi="http://schemas.microsoft.com/office/word/2010/wordprocessingInk" xmlns:wne="http://schemas.microsoft.com/office/word/2006/wordml" xmlns:wps="http://schemas.microsoft.com/office/word/2010/wordprocessingShape" mc:Ignorable="w14 w15 w16se w16cid w16 w16cex w16sdtdh w16sdtfl w16du wp14">
   <w:sdt>
     <w:sdtPr>
       <w:id w:val="1344050656"/>
@@ -16829,7 +14134,6 @@
         <w:docPartUnique/>
       </w:docPartObj>
     </w:sdtPr>
-    <w:sdtEndPr/>
     <w:sdtContent>
       <w:p>
         <w:pPr>
@@ -16888,7 +14192,7 @@
 </file>
 
 <file path=word/footer2.xml><?xml version="1.0" encoding="utf-8"?>
-<w:ftr xmlns:wpc="http://schemas.microsoft.com/office/word/2010/wordprocessingCanvas" xmlns:mc="http://schemas.openxmlformats.org/markup-compatibility/2006" xmlns:o="urn:schemas-microsoft-com:office:office" xmlns:r="http://schemas.openxmlformats.org/officeDocument/2006/relationships" xmlns:m="http://schemas.openxmlformats.org/officeDocument/2006/math" xmlns:v="urn:schemas-microsoft-com:vml" xmlns:wp14="http://schemas.microsoft.com/office/word/2010/wordprocessingDrawing" xmlns:wp="http://schemas.openxmlformats.org/drawingml/2006/wordprocessingDrawing" xmlns:w10="urn:schemas-microsoft-com:office:word" xmlns:w="http://schemas.openxmlformats.org/wordprocessingml/2006/main" xmlns:w14="http://schemas.microsoft.com/office/word/2010/wordml" xmlns:w15="http://schemas.microsoft.com/office/word/2012/wordml" xmlns:wpg="http://schemas.microsoft.com/office/word/2010/wordprocessingGroup" xmlns:wpi="http://schemas.microsoft.com/office/word/2010/wordprocessingInk" xmlns:wne="http://schemas.microsoft.com/office/word/2006/wordml" xmlns:wps="http://schemas.microsoft.com/office/word/2010/wordprocessingShape" mc:Ignorable="w14 w15 wp14">
+<w:ftr xmlns:wpc="http://schemas.microsoft.com/office/word/2010/wordprocessingCanvas" xmlns:cx="http://schemas.microsoft.com/office/drawing/2014/chartex" xmlns:cx1="http://schemas.microsoft.com/office/drawing/2015/9/8/chartex" xmlns:cx2="http://schemas.microsoft.com/office/drawing/2015/10/21/chartex" xmlns:cx3="http://schemas.microsoft.com/office/drawing/2016/5/9/chartex" xmlns:cx4="http://schemas.microsoft.com/office/drawing/2016/5/10/chartex" xmlns:cx5="http://schemas.microsoft.com/office/drawing/2016/5/11/chartex" xmlns:cx6="http://schemas.microsoft.com/office/drawing/2016/5/12/chartex" xmlns:cx7="http://schemas.microsoft.com/office/drawing/2016/5/13/chartex" xmlns:cx8="http://schemas.microsoft.com/office/drawing/2016/5/14/chartex" xmlns:mc="http://schemas.openxmlformats.org/markup-compatibility/2006" xmlns:aink="http://schemas.microsoft.com/office/drawing/2016/ink" xmlns:am3d="http://schemas.microsoft.com/office/drawing/2017/model3d" xmlns:o="urn:schemas-microsoft-com:office:office" xmlns:oel="http://schemas.microsoft.com/office/2019/extlst" xmlns:r="http://schemas.openxmlformats.org/officeDocument/2006/relationships" xmlns:m="http://schemas.openxmlformats.org/officeDocument/2006/math" xmlns:v="urn:schemas-microsoft-com:vml" xmlns:wp14="http://schemas.microsoft.com/office/word/2010/wordprocessingDrawing" xmlns:wp="http://schemas.openxmlformats.org/drawingml/2006/wordprocessingDrawing" xmlns:w10="urn:schemas-microsoft-com:office:word" xmlns:w="http://schemas.openxmlformats.org/wordprocessingml/2006/main" xmlns:w14="http://schemas.microsoft.com/office/word/2010/wordml" xmlns:w15="http://schemas.microsoft.com/office/word/2012/wordml" xmlns:w16cex="http://schemas.microsoft.com/office/word/2018/wordml/cex" xmlns:w16cid="http://schemas.microsoft.com/office/word/2016/wordml/cid" xmlns:w16="http://schemas.microsoft.com/office/word/2018/wordml" xmlns:w16du="http://schemas.microsoft.com/office/word/2023/wordml/word16du" xmlns:w16sdtdh="http://schemas.microsoft.com/office/word/2020/wordml/sdtdatahash" xmlns:w16sdtfl="http://schemas.microsoft.com/office/word/2024/wordml/sdtformatlock" xmlns:w16se="http://schemas.microsoft.com/office/word/2015/wordml/symex" xmlns:wpg="http://schemas.microsoft.com/office/word/2010/wordprocessingGroup" xmlns:wpi="http://schemas.microsoft.com/office/word/2010/wordprocessingInk" xmlns:wne="http://schemas.microsoft.com/office/word/2006/wordml" xmlns:wps="http://schemas.microsoft.com/office/word/2010/wordprocessingShape" mc:Ignorable="w14 w15 w16se w16cid w16 w16cex w16sdtdh w16sdtfl w16du wp14">
   <w:p>
     <w:pPr>
       <w:jc w:val="center"/>
@@ -16904,16 +14208,7 @@
         <w:color w:val="000000" w:themeColor="text1"/>
         <w:sz w:val="24"/>
       </w:rPr>
-      <w:t xml:space="preserve">Год набора – </w:t>
-    </w:r>
-    <w:proofErr w:type="gramStart"/>
-    <w:r>
-      <w:rPr>
-        <w:rFonts w:ascii="Times New Roman" w:hAnsi="Times New Roman" w:cs="Times New Roman"/>
-        <w:color w:val="000000" w:themeColor="text1"/>
-        <w:sz w:val="24"/>
-      </w:rPr>
-      <w:t xml:space="preserve">{{ </w:t>
+      <w:t xml:space="preserve">Год набора – {{ </w:t>
     </w:r>
     <w:r>
       <w:rPr>
@@ -16924,7 +14219,6 @@
       </w:rPr>
       <w:t>year</w:t>
     </w:r>
-    <w:proofErr w:type="gramEnd"/>
     <w:r>
       <w:rPr>
         <w:rFonts w:ascii="Times New Roman" w:hAnsi="Times New Roman" w:cs="Times New Roman"/>
@@ -16991,7 +14285,7 @@
 </file>
 
 <file path=word/footnotes.xml><?xml version="1.0" encoding="utf-8"?>
-<w:footnotes xmlns:wpc="http://schemas.microsoft.com/office/word/2010/wordprocessingCanvas" xmlns:mc="http://schemas.openxmlformats.org/markup-compatibility/2006" xmlns:o="urn:schemas-microsoft-com:office:office" xmlns:r="http://schemas.openxmlformats.org/officeDocument/2006/relationships" xmlns:m="http://schemas.openxmlformats.org/officeDocument/2006/math" xmlns:v="urn:schemas-microsoft-com:vml" xmlns:wp14="http://schemas.microsoft.com/office/word/2010/wordprocessingDrawing" xmlns:wp="http://schemas.openxmlformats.org/drawingml/2006/wordprocessingDrawing" xmlns:w10="urn:schemas-microsoft-com:office:word" xmlns:w="http://schemas.openxmlformats.org/wordprocessingml/2006/main" xmlns:w14="http://schemas.microsoft.com/office/word/2010/wordml" xmlns:w15="http://schemas.microsoft.com/office/word/2012/wordml" xmlns:wpg="http://schemas.microsoft.com/office/word/2010/wordprocessingGroup" xmlns:wpi="http://schemas.microsoft.com/office/word/2010/wordprocessingInk" xmlns:wne="http://schemas.microsoft.com/office/word/2006/wordml" xmlns:wps="http://schemas.microsoft.com/office/word/2010/wordprocessingShape" mc:Ignorable="w14 w15 wp14">
+<w:footnotes xmlns:wpc="http://schemas.microsoft.com/office/word/2010/wordprocessingCanvas" xmlns:cx="http://schemas.microsoft.com/office/drawing/2014/chartex" xmlns:cx1="http://schemas.microsoft.com/office/drawing/2015/9/8/chartex" xmlns:cx2="http://schemas.microsoft.com/office/drawing/2015/10/21/chartex" xmlns:cx3="http://schemas.microsoft.com/office/drawing/2016/5/9/chartex" xmlns:cx4="http://schemas.microsoft.com/office/drawing/2016/5/10/chartex" xmlns:cx5="http://schemas.microsoft.com/office/drawing/2016/5/11/chartex" xmlns:cx6="http://schemas.microsoft.com/office/drawing/2016/5/12/chartex" xmlns:cx7="http://schemas.microsoft.com/office/drawing/2016/5/13/chartex" xmlns:cx8="http://schemas.microsoft.com/office/drawing/2016/5/14/chartex" xmlns:mc="http://schemas.openxmlformats.org/markup-compatibility/2006" xmlns:aink="http://schemas.microsoft.com/office/drawing/2016/ink" xmlns:am3d="http://schemas.microsoft.com/office/drawing/2017/model3d" xmlns:o="urn:schemas-microsoft-com:office:office" xmlns:oel="http://schemas.microsoft.com/office/2019/extlst" xmlns:r="http://schemas.openxmlformats.org/officeDocument/2006/relationships" xmlns:m="http://schemas.openxmlformats.org/officeDocument/2006/math" xmlns:v="urn:schemas-microsoft-com:vml" xmlns:wp14="http://schemas.microsoft.com/office/word/2010/wordprocessingDrawing" xmlns:wp="http://schemas.openxmlformats.org/drawingml/2006/wordprocessingDrawing" xmlns:w10="urn:schemas-microsoft-com:office:word" xmlns:w="http://schemas.openxmlformats.org/wordprocessingml/2006/main" xmlns:w14="http://schemas.microsoft.com/office/word/2010/wordml" xmlns:w15="http://schemas.microsoft.com/office/word/2012/wordml" xmlns:w16cex="http://schemas.microsoft.com/office/word/2018/wordml/cex" xmlns:w16cid="http://schemas.microsoft.com/office/word/2016/wordml/cid" xmlns:w16="http://schemas.microsoft.com/office/word/2018/wordml" xmlns:w16du="http://schemas.microsoft.com/office/word/2023/wordml/word16du" xmlns:w16sdtdh="http://schemas.microsoft.com/office/word/2020/wordml/sdtdatahash" xmlns:w16sdtfl="http://schemas.microsoft.com/office/word/2024/wordml/sdtformatlock" xmlns:w16se="http://schemas.microsoft.com/office/word/2015/wordml/symex" xmlns:wpg="http://schemas.microsoft.com/office/word/2010/wordprocessingGroup" xmlns:wpi="http://schemas.microsoft.com/office/word/2010/wordprocessingInk" xmlns:wne="http://schemas.microsoft.com/office/word/2006/wordml" xmlns:wps="http://schemas.microsoft.com/office/word/2010/wordprocessingShape" mc:Ignorable="w14 w15 w16se w16cid w16 w16cex w16sdtdh w16sdtfl w16du wp14">
   <w:footnote w:type="separator" w:id="-1">
     <w:p>
       <w:pPr>
@@ -17016,7 +14310,7 @@
 </file>
 
 <file path=word/styles.xml><?xml version="1.0" encoding="utf-8"?>
-<w:styles xmlns:mc="http://schemas.openxmlformats.org/markup-compatibility/2006" xmlns:r="http://schemas.openxmlformats.org/officeDocument/2006/relationships" xmlns:w="http://schemas.openxmlformats.org/wordprocessingml/2006/main" xmlns:w14="http://schemas.microsoft.com/office/word/2010/wordml" xmlns:w15="http://schemas.microsoft.com/office/word/2012/wordml" mc:Ignorable="w14 w15">
+<w:styles xmlns:mc="http://schemas.openxmlformats.org/markup-compatibility/2006" xmlns:r="http://schemas.openxmlformats.org/officeDocument/2006/relationships" xmlns:w="http://schemas.openxmlformats.org/wordprocessingml/2006/main" xmlns:w14="http://schemas.microsoft.com/office/word/2010/wordml" xmlns:w15="http://schemas.microsoft.com/office/word/2012/wordml" xmlns:w16cex="http://schemas.microsoft.com/office/word/2018/wordml/cex" xmlns:w16cid="http://schemas.microsoft.com/office/word/2016/wordml/cid" xmlns:w16="http://schemas.microsoft.com/office/word/2018/wordml" xmlns:w16du="http://schemas.microsoft.com/office/word/2023/wordml/word16du" xmlns:w16sdtdh="http://schemas.microsoft.com/office/word/2020/wordml/sdtdatahash" xmlns:w16sdtfl="http://schemas.microsoft.com/office/word/2024/wordml/sdtformatlock" xmlns:w16se="http://schemas.microsoft.com/office/word/2015/wordml/symex" mc:Ignorable="w14 w15 w16se w16cid w16 w16cex w16sdtdh w16sdtfl w16du">
   <w:docDefaults>
     <w:rPrDefault>
       <w:rPr>
@@ -17032,7 +14326,7 @@
       </w:pPr>
     </w:pPrDefault>
   </w:docDefaults>
-  <w:latentStyles w:defLockedState="0" w:defUIPriority="99" w:defSemiHidden="0" w:defUnhideWhenUsed="0" w:defQFormat="0" w:count="371">
+  <w:latentStyles w:defLockedState="0" w:defUIPriority="99" w:defSemiHidden="0" w:defUnhideWhenUsed="0" w:defQFormat="0" w:count="376">
     <w:lsdException w:name="Normal" w:uiPriority="0" w:qFormat="1"/>
     <w:lsdException w:name="heading 1" w:uiPriority="9" w:qFormat="1"/>
     <w:lsdException w:name="heading 2" w:semiHidden="1" w:uiPriority="9" w:unhideWhenUsed="1" w:qFormat="1"/>
@@ -17404,6 +14698,11 @@
     <w:lsdException w:name="List Table 5 Dark Accent 6" w:uiPriority="50"/>
     <w:lsdException w:name="List Table 6 Colorful Accent 6" w:uiPriority="51"/>
     <w:lsdException w:name="List Table 7 Colorful Accent 6" w:uiPriority="52"/>
+    <w:lsdException w:name="Mention" w:semiHidden="1" w:unhideWhenUsed="1"/>
+    <w:lsdException w:name="Smart Hyperlink" w:semiHidden="1" w:unhideWhenUsed="1"/>
+    <w:lsdException w:name="Hashtag" w:semiHidden="1" w:unhideWhenUsed="1"/>
+    <w:lsdException w:name="Unresolved Mention" w:semiHidden="1" w:unhideWhenUsed="1"/>
+    <w:lsdException w:name="Smart Link" w:semiHidden="1" w:unhideWhenUsed="1"/>
   </w:latentStyles>
   <w:style w:type="paragraph" w:default="1" w:styleId="a">
     <w:name w:val="Normal"/>

--- a/templates/docxRPD/rpd.docx
+++ b/templates/docxRPD/rpd.docx
@@ -156,6 +156,7 @@
           <w:rFonts w:ascii="Times New Roman" w:hAnsi="Times New Roman" w:cs="Times New Roman"/>
           <w:sz w:val="24"/>
           <w:szCs w:val="24"/>
+          <w:u w:val="single"/>
         </w:rPr>
       </w:pPr>
       <w:r>
@@ -164,7 +165,32 @@
           <w:sz w:val="24"/>
           <w:szCs w:val="24"/>
         </w:rPr>
-        <w:t>на заседании __________________</w:t>
+        <w:t xml:space="preserve">на </w:t>
+      </w:r>
+      <w:r>
+        <w:rPr>
+          <w:rFonts w:ascii="Times New Roman" w:hAnsi="Times New Roman" w:cs="Times New Roman"/>
+          <w:sz w:val="24"/>
+          <w:szCs w:val="24"/>
+        </w:rPr>
+        <w:t xml:space="preserve">{{ </w:t>
+      </w:r>
+      <w:r>
+        <w:rPr>
+          <w:rFonts w:ascii="Times New Roman" w:hAnsi="Times New Roman" w:cs="Times New Roman"/>
+          <w:sz w:val="24"/>
+          <w:szCs w:val="24"/>
+          <w:lang w:val="en-US"/>
+        </w:rPr>
+        <w:t>meeting</w:t>
+      </w:r>
+      <w:r>
+        <w:rPr>
+          <w:rFonts w:ascii="Times New Roman" w:hAnsi="Times New Roman" w:cs="Times New Roman"/>
+          <w:sz w:val="24"/>
+          <w:szCs w:val="24"/>
+        </w:rPr>
+        <w:t xml:space="preserve"> }}</w:t>
       </w:r>
     </w:p>
     <w:p>
@@ -183,7 +209,61 @@
           <w:sz w:val="24"/>
           <w:szCs w:val="24"/>
         </w:rPr>
-        <w:t>Протокол №___ от «____»</w:t>
+        <w:t>Протокол</w:t>
+      </w:r>
+      <w:r>
+        <w:rPr>
+          <w:rFonts w:ascii="Times New Roman" w:hAnsi="Times New Roman" w:cs="Times New Roman"/>
+          <w:sz w:val="24"/>
+          <w:szCs w:val="24"/>
+        </w:rPr>
+        <w:t xml:space="preserve"> №</w:t>
+      </w:r>
+      <w:r>
+        <w:rPr>
+          <w:rFonts w:ascii="Times New Roman" w:hAnsi="Times New Roman" w:cs="Times New Roman"/>
+          <w:sz w:val="24"/>
+          <w:szCs w:val="24"/>
+          <w:u w:val="single"/>
+        </w:rPr>
+        <w:t xml:space="preserve">{{ </w:t>
+      </w:r>
+      <w:r>
+        <w:rPr>
+          <w:rFonts w:ascii="Times New Roman" w:hAnsi="Times New Roman" w:cs="Times New Roman"/>
+          <w:sz w:val="24"/>
+          <w:szCs w:val="24"/>
+          <w:u w:val="single"/>
+          <w:lang w:val="en-US"/>
+        </w:rPr>
+        <w:t>protocol</w:t>
+      </w:r>
+      <w:r>
+        <w:rPr>
+          <w:rFonts w:ascii="Times New Roman" w:hAnsi="Times New Roman" w:cs="Times New Roman"/>
+          <w:sz w:val="24"/>
+          <w:szCs w:val="24"/>
+          <w:u w:val="single"/>
+        </w:rPr>
+        <w:t>_</w:t>
+      </w:r>
+      <w:r>
+        <w:rPr>
+          <w:rFonts w:ascii="Times New Roman" w:hAnsi="Times New Roman" w:cs="Times New Roman"/>
+          <w:sz w:val="24"/>
+          <w:szCs w:val="24"/>
+          <w:u w:val="single"/>
+        </w:rPr>
+        <w:t>number</w:t>
+      </w:r>
+      <w:r>
+        <w:rPr>
+          <w:rFonts w:ascii="Times New Roman" w:hAnsi="Times New Roman" w:cs="Times New Roman"/>
+          <w:sz w:val="24"/>
+          <w:szCs w:val="24"/>
+          <w:u w:val="single"/>
+        </w:rPr>
+        <w:t xml:space="preserve"> }}</w:t>
       </w:r>
       <w:r>
         <w:rPr>
@@ -199,7 +279,7 @@
           <w:sz w:val="24"/>
           <w:szCs w:val="24"/>
         </w:rPr>
-        <w:t>________</w:t>
+        <w:t>от</w:t>
       </w:r>
       <w:r>
         <w:rPr>
@@ -214,8 +294,71 @@
           <w:rFonts w:ascii="Times New Roman" w:hAnsi="Times New Roman" w:cs="Times New Roman"/>
           <w:sz w:val="24"/>
           <w:szCs w:val="24"/>
-        </w:rPr>
-        <w:t>г.</w:t>
+          <w:u w:val="single"/>
+        </w:rPr>
+        <w:t xml:space="preserve">{{ </w:t>
+      </w:r>
+      <w:r>
+        <w:rPr>
+          <w:rFonts w:ascii="Times New Roman" w:hAnsi="Times New Roman" w:cs="Times New Roman"/>
+          <w:sz w:val="24"/>
+          <w:szCs w:val="24"/>
+          <w:u w:val="single"/>
+          <w:lang w:val="en-US"/>
+        </w:rPr>
+        <w:t>protocol</w:t>
+      </w:r>
+      <w:r>
+        <w:rPr>
+          <w:rFonts w:ascii="Times New Roman" w:hAnsi="Times New Roman" w:cs="Times New Roman"/>
+          <w:sz w:val="24"/>
+          <w:szCs w:val="24"/>
+          <w:u w:val="single"/>
+        </w:rPr>
+        <w:t>_</w:t>
+      </w:r>
+      <w:r>
+        <w:rPr>
+          <w:rFonts w:ascii="Times New Roman" w:hAnsi="Times New Roman" w:cs="Times New Roman"/>
+          <w:sz w:val="24"/>
+          <w:szCs w:val="24"/>
+          <w:u w:val="single"/>
+          <w:lang w:val="en-US"/>
+        </w:rPr>
+        <w:t>date</w:t>
+      </w:r>
+      <w:r>
+        <w:rPr>
+          <w:rFonts w:ascii="Times New Roman" w:hAnsi="Times New Roman" w:cs="Times New Roman"/>
+          <w:sz w:val="24"/>
+          <w:szCs w:val="24"/>
+          <w:u w:val="single"/>
+        </w:rPr>
+        <w:t xml:space="preserve"> }}</w:t>
+      </w:r>
+      <w:r>
+        <w:rPr>
+          <w:rFonts w:ascii="Times New Roman" w:hAnsi="Times New Roman" w:cs="Times New Roman"/>
+          <w:sz w:val="24"/>
+          <w:szCs w:val="24"/>
+        </w:rPr>
+        <w:t xml:space="preserve"> </w:t>
+      </w:r>
+      <w:r>
+        <w:rPr>
+          <w:rFonts w:ascii="Times New Roman" w:hAnsi="Times New Roman" w:cs="Times New Roman"/>
+          <w:sz w:val="24"/>
+          <w:szCs w:val="24"/>
+        </w:rPr>
+        <w:t>г</w:t>
+      </w:r>
+      <w:r>
+        <w:rPr>
+          <w:rFonts w:ascii="Times New Roman" w:hAnsi="Times New Roman" w:cs="Times New Roman"/>
+          <w:sz w:val="24"/>
+          <w:szCs w:val="24"/>
+        </w:rPr>
+        <w:t>.</w:t>
       </w:r>
     </w:p>
     <w:p>
@@ -604,250 +747,6 @@
     </w:tbl>
     <w:p>
       <w:pPr>
-        <w:spacing w:before="850" w:after="150" w:line="300" w:lineRule="auto"/>
-        <w:rPr>
-          <w:rFonts w:ascii="Times New Roman" w:hAnsi="Times New Roman" w:cs="Times New Roman"/>
-          <w:sz w:val="24"/>
-          <w:szCs w:val="24"/>
-        </w:rPr>
-      </w:pPr>
-      <w:r>
-        <w:rPr>
-          <w:rFonts w:ascii="Times New Roman" w:hAnsi="Times New Roman" w:cs="Times New Roman"/>
-          <w:b/>
-          <w:bCs/>
-          <w:sz w:val="24"/>
-          <w:szCs w:val="24"/>
-        </w:rPr>
-        <w:t>Составитель программы:</w:t>
-      </w:r>
-    </w:p>
-    <w:tbl>
-      <w:tblPr>
-        <w:tblW w:w="0" w:type="auto"/>
-        <w:tblInd w:w="10" w:type="dxa"/>
-        <w:tblCellMar>
-          <w:left w:w="10" w:type="dxa"/>
-          <w:right w:w="10" w:type="dxa"/>
-        </w:tblCellMar>
-        <w:tblLook w:val="0000" w:firstRow="0" w:lastRow="0" w:firstColumn="0" w:lastColumn="0" w:noHBand="0" w:noVBand="0"/>
-      </w:tblPr>
-      <w:tblGrid>
-        <w:gridCol w:w="2650"/>
-        <w:gridCol w:w="230"/>
-        <w:gridCol w:w="1150"/>
-        <w:gridCol w:w="575"/>
-        <w:gridCol w:w="500"/>
-        <w:gridCol w:w="230"/>
-        <w:gridCol w:w="1150"/>
-        <w:gridCol w:w="2010"/>
-      </w:tblGrid>
-      <w:tr>
-        <w:trPr>
-          <w:trHeight w:val="80"/>
-        </w:trPr>
-        <w:tc>
-          <w:tcPr>
-            <w:tcW w:w="2650" w:type="dxa"/>
-            <w:tcBorders>
-              <w:bottom w:val="single" w:sz="6" w:space="0" w:color="000000"/>
-            </w:tcBorders>
-            <w:vAlign w:val="center"/>
-          </w:tcPr>
-          <w:p>
-            <w:pPr>
-              <w:spacing w:after="0" w:line="240" w:lineRule="auto"/>
-              <w:jc w:val="center"/>
-              <w:rPr>
-                <w:rFonts w:ascii="Times New Roman" w:hAnsi="Times New Roman" w:cs="Times New Roman"/>
-                <w:sz w:val="24"/>
-                <w:szCs w:val="24"/>
-                <w:lang w:val="en-US"/>
-              </w:rPr>
-            </w:pPr>
-            <w:r>
-              <w:rPr>
-                <w:rFonts w:ascii="Times New Roman" w:hAnsi="Times New Roman" w:cs="Times New Roman"/>
-                <w:sz w:val="24"/>
-                <w:szCs w:val="24"/>
-                <w:lang w:val="en-US"/>
-              </w:rPr>
-              <w:t>{{ person_name }}</w:t>
-            </w:r>
-          </w:p>
-        </w:tc>
-        <w:tc>
-          <w:tcPr>
-            <w:tcW w:w="230" w:type="dxa"/>
-            <w:vAlign w:val="center"/>
-          </w:tcPr>
-          <w:p>
-            <w:pPr>
-              <w:spacing w:after="0" w:line="240" w:lineRule="auto"/>
-              <w:jc w:val="center"/>
-              <w:rPr>
-                <w:rFonts w:ascii="Times New Roman" w:hAnsi="Times New Roman" w:cs="Times New Roman"/>
-                <w:sz w:val="24"/>
-                <w:szCs w:val="24"/>
-              </w:rPr>
-            </w:pPr>
-            <w:r>
-              <w:rPr>
-                <w:rFonts w:ascii="Times New Roman" w:hAnsi="Times New Roman" w:cs="Times New Roman"/>
-                <w:sz w:val="24"/>
-                <w:szCs w:val="24"/>
-              </w:rPr>
-              <w:t>/</w:t>
-            </w:r>
-          </w:p>
-        </w:tc>
-        <w:tc>
-          <w:tcPr>
-            <w:tcW w:w="1150" w:type="dxa"/>
-            <w:tcBorders>
-              <w:bottom w:val="single" w:sz="6" w:space="0" w:color="000000"/>
-            </w:tcBorders>
-            <w:vAlign w:val="center"/>
-          </w:tcPr>
-          <w:p>
-            <w:pPr>
-              <w:spacing w:after="0" w:line="240" w:lineRule="auto"/>
-              <w:jc w:val="center"/>
-              <w:rPr>
-                <w:rFonts w:ascii="Times New Roman" w:hAnsi="Times New Roman" w:cs="Times New Roman"/>
-                <w:sz w:val="24"/>
-                <w:szCs w:val="24"/>
-              </w:rPr>
-            </w:pPr>
-          </w:p>
-        </w:tc>
-        <w:tc>
-          <w:tcPr>
-            <w:tcW w:w="575" w:type="dxa"/>
-            <w:vAlign w:val="center"/>
-          </w:tcPr>
-          <w:p>
-            <w:pPr>
-              <w:spacing w:after="0" w:line="240" w:lineRule="auto"/>
-              <w:jc w:val="center"/>
-              <w:rPr>
-                <w:rFonts w:ascii="Times New Roman" w:hAnsi="Times New Roman" w:cs="Times New Roman"/>
-                <w:sz w:val="24"/>
-                <w:szCs w:val="24"/>
-              </w:rPr>
-            </w:pPr>
-            <w:r>
-              <w:rPr>
-                <w:rFonts w:ascii="Times New Roman" w:hAnsi="Times New Roman" w:cs="Times New Roman"/>
-                <w:sz w:val="24"/>
-                <w:szCs w:val="24"/>
-              </w:rPr>
-              <w:t>/   “</w:t>
-            </w:r>
-          </w:p>
-        </w:tc>
-        <w:tc>
-          <w:tcPr>
-            <w:tcW w:w="500" w:type="dxa"/>
-            <w:tcBorders>
-              <w:bottom w:val="single" w:sz="6" w:space="0" w:color="000000"/>
-            </w:tcBorders>
-            <w:vAlign w:val="center"/>
-          </w:tcPr>
-          <w:p>
-            <w:pPr>
-              <w:spacing w:after="0" w:line="240" w:lineRule="auto"/>
-              <w:jc w:val="center"/>
-              <w:rPr>
-                <w:rFonts w:ascii="Times New Roman" w:hAnsi="Times New Roman" w:cs="Times New Roman"/>
-                <w:sz w:val="24"/>
-                <w:szCs w:val="24"/>
-              </w:rPr>
-            </w:pPr>
-          </w:p>
-        </w:tc>
-        <w:tc>
-          <w:tcPr>
-            <w:tcW w:w="230" w:type="dxa"/>
-            <w:vAlign w:val="center"/>
-          </w:tcPr>
-          <w:p>
-            <w:pPr>
-              <w:spacing w:after="0" w:line="240" w:lineRule="auto"/>
-              <w:jc w:val="center"/>
-              <w:rPr>
-                <w:rFonts w:ascii="Times New Roman" w:hAnsi="Times New Roman" w:cs="Times New Roman"/>
-                <w:sz w:val="24"/>
-                <w:szCs w:val="24"/>
-              </w:rPr>
-            </w:pPr>
-            <w:r>
-              <w:rPr>
-                <w:rFonts w:ascii="Times New Roman" w:hAnsi="Times New Roman" w:cs="Times New Roman"/>
-                <w:sz w:val="24"/>
-                <w:szCs w:val="24"/>
-              </w:rPr>
-              <w:t>”</w:t>
-            </w:r>
-          </w:p>
-        </w:tc>
-        <w:tc>
-          <w:tcPr>
-            <w:tcW w:w="1150" w:type="dxa"/>
-            <w:tcBorders>
-              <w:bottom w:val="single" w:sz="6" w:space="0" w:color="000000"/>
-            </w:tcBorders>
-            <w:vAlign w:val="center"/>
-          </w:tcPr>
-          <w:p>
-            <w:pPr>
-              <w:spacing w:after="0" w:line="240" w:lineRule="auto"/>
-              <w:jc w:val="center"/>
-              <w:rPr>
-                <w:rFonts w:ascii="Times New Roman" w:hAnsi="Times New Roman" w:cs="Times New Roman"/>
-                <w:sz w:val="24"/>
-                <w:szCs w:val="24"/>
-              </w:rPr>
-            </w:pPr>
-          </w:p>
-        </w:tc>
-        <w:tc>
-          <w:tcPr>
-            <w:tcW w:w="2010" w:type="dxa"/>
-            <w:vAlign w:val="bottom"/>
-          </w:tcPr>
-          <w:p>
-            <w:pPr>
-              <w:spacing w:after="0" w:line="240" w:lineRule="auto"/>
-              <w:rPr>
-                <w:rFonts w:ascii="Times New Roman" w:hAnsi="Times New Roman" w:cs="Times New Roman"/>
-                <w:sz w:val="24"/>
-                <w:szCs w:val="24"/>
-              </w:rPr>
-            </w:pPr>
-            <w:r>
-              <w:rPr>
-                <w:rFonts w:ascii="Times New Roman" w:hAnsi="Times New Roman" w:cs="Times New Roman"/>
-                <w:sz w:val="24"/>
-                <w:szCs w:val="24"/>
-                <w:lang w:val="en-US"/>
-              </w:rPr>
-              <w:t xml:space="preserve">{{current_year}} </w:t>
-            </w:r>
-            <w:r>
-              <w:rPr>
-                <w:rFonts w:ascii="Times New Roman" w:hAnsi="Times New Roman" w:cs="Times New Roman"/>
-                <w:sz w:val="24"/>
-                <w:szCs w:val="24"/>
-              </w:rPr>
-              <w:t>г.</w:t>
-            </w:r>
-          </w:p>
-        </w:tc>
-      </w:tr>
-    </w:tbl>
-    <w:p>
-      <w:pPr>
         <w:jc w:val="center"/>
         <w:rPr>
           <w:rFonts w:ascii="Times New Roman" w:hAnsi="Times New Roman" w:cs="Times New Roman"/>
@@ -858,117 +757,72 @@
     </w:p>
     <w:p>
       <w:pPr>
+        <w:jc w:val="center"/>
         <w:rPr>
           <w:rFonts w:ascii="Times New Roman" w:hAnsi="Times New Roman" w:cs="Times New Roman"/>
           <w:sz w:val="24"/>
           <w:szCs w:val="24"/>
         </w:rPr>
       </w:pPr>
-      <w:r>
-        <w:rPr>
-          <w:rFonts w:ascii="Times New Roman" w:hAnsi="Times New Roman" w:cs="Times New Roman"/>
-          <w:sz w:val="24"/>
-          <w:szCs w:val="24"/>
-        </w:rPr>
-        <w:br w:type="page"/>
-      </w:r>
     </w:p>
     <w:p>
       <w:pPr>
-        <w:spacing w:before="200" w:after="200" w:line="240" w:lineRule="auto"/>
-        <w:jc w:val="both"/>
-        <w:rPr>
-          <w:rFonts w:ascii="Times New Roman" w:hAnsi="Times New Roman" w:cs="Times New Roman"/>
-          <w:b/>
-          <w:bCs/>
+        <w:jc w:val="center"/>
+        <w:rPr>
+          <w:rFonts w:ascii="Times New Roman" w:hAnsi="Times New Roman" w:cs="Times New Roman"/>
           <w:sz w:val="24"/>
           <w:szCs w:val="24"/>
         </w:rPr>
       </w:pPr>
-      <w:r>
-        <w:rPr>
-          <w:rFonts w:ascii="Times New Roman" w:hAnsi="Times New Roman" w:cs="Times New Roman"/>
-          <w:b/>
-          <w:bCs/>
-          <w:sz w:val="24"/>
-          <w:szCs w:val="24"/>
-        </w:rPr>
-        <w:lastRenderedPageBreak/>
-        <w:t>1</w:t>
-      </w:r>
-      <w:r>
-        <w:rPr>
-          <w:rFonts w:ascii="Times New Roman" w:hAnsi="Times New Roman" w:cs="Times New Roman"/>
-          <w:b/>
-          <w:bCs/>
-          <w:sz w:val="24"/>
-          <w:szCs w:val="24"/>
-        </w:rPr>
-        <w:t xml:space="preserve"> Перечень планируемых результатов обучения по дисциплине, соотнесённых с планируемыми результатами освоения образовательной программы</w:t>
-      </w:r>
     </w:p>
     <w:p>
       <w:pPr>
-        <w:spacing w:before="200" w:after="200" w:line="240" w:lineRule="auto"/>
-        <w:jc w:val="both"/>
-        <w:rPr>
-          <w:rFonts w:ascii="Times New Roman" w:hAnsi="Times New Roman" w:cs="Times New Roman"/>
-          <w:b/>
-          <w:bCs/>
+        <w:jc w:val="center"/>
+        <w:rPr>
+          <w:rFonts w:ascii="Times New Roman" w:hAnsi="Times New Roman" w:cs="Times New Roman"/>
           <w:sz w:val="24"/>
           <w:szCs w:val="24"/>
         </w:rPr>
       </w:pPr>
-      <w:r>
-        <w:rPr>
-          <w:rFonts w:ascii="Times New Roman" w:hAnsi="Times New Roman" w:cs="Times New Roman"/>
-          <w:b/>
-          <w:bCs/>
-          <w:sz w:val="24"/>
-          <w:szCs w:val="24"/>
-        </w:rPr>
-        <w:t>1.1 Дисциплина «</w:t>
-      </w:r>
-      <w:r>
-        <w:rPr>
-          <w:rFonts w:ascii="Times New Roman" w:hAnsi="Times New Roman" w:cs="Times New Roman"/>
-          <w:b/>
-          <w:bCs/>
-          <w:sz w:val="24"/>
-          <w:szCs w:val="24"/>
-        </w:rPr>
-        <w:t>{{</w:t>
-      </w:r>
-      <w:r>
-        <w:rPr>
-          <w:rFonts w:ascii="Times New Roman" w:hAnsi="Times New Roman" w:cs="Times New Roman"/>
-          <w:b/>
-          <w:bCs/>
-          <w:sz w:val="24"/>
-          <w:szCs w:val="24"/>
-          <w:lang w:val="en-US"/>
-        </w:rPr>
-        <w:t>discipline</w:t>
-      </w:r>
-      <w:r>
-        <w:rPr>
-          <w:rFonts w:ascii="Times New Roman" w:hAnsi="Times New Roman" w:cs="Times New Roman"/>
-          <w:b/>
-          <w:bCs/>
-          <w:sz w:val="24"/>
-          <w:szCs w:val="24"/>
-        </w:rPr>
-        <w:t>}}</w:t>
-      </w:r>
-      <w:r>
-        <w:rPr>
-          <w:rFonts w:ascii="Times New Roman" w:hAnsi="Times New Roman" w:cs="Times New Roman"/>
-          <w:b/>
-          <w:bCs/>
-          <w:sz w:val="24"/>
-          <w:szCs w:val="24"/>
-        </w:rPr>
-        <w:t>» обеспечивает формирование следующих компетенций с учётом индикаторов их достижения</w:t>
+    </w:p>
+    <w:p>
+      <w:pPr>
+        <w:jc w:val="center"/>
+        <w:rPr>
+          <w:rFonts w:ascii="Times New Roman" w:hAnsi="Times New Roman" w:cs="Times New Roman"/>
+          <w:sz w:val="24"/>
+          <w:szCs w:val="24"/>
+        </w:rPr>
+      </w:pPr>
+    </w:p>
+    <w:p>
+      <w:pPr>
+        <w:jc w:val="center"/>
+        <w:rPr>
+          <w:rFonts w:ascii="Times New Roman" w:hAnsi="Times New Roman" w:cs="Times New Roman"/>
+          <w:sz w:val="24"/>
+          <w:szCs w:val="24"/>
+        </w:rPr>
+      </w:pPr>
+    </w:p>
+    <w:p>
+      <w:pPr>
+        <w:jc w:val="center"/>
+        <w:rPr>
+          <w:rFonts w:ascii="Times New Roman" w:hAnsi="Times New Roman" w:cs="Times New Roman"/>
+          <w:sz w:val="24"/>
+          <w:szCs w:val="24"/>
+          <w:lang w:val="en-US"/>
+        </w:rPr>
+      </w:pPr>
+      <w:r>
+        <w:rPr>
+          <w:rFonts w:ascii="Times New Roman" w:hAnsi="Times New Roman" w:cs="Times New Roman"/>
+          <w:sz w:val="24"/>
+          <w:szCs w:val="24"/>
+          <w:lang w:val="en-US"/>
+        </w:rPr>
+        <w:t>{% if status == 3 %}</w:t>
       </w:r>
     </w:p>
     <w:tbl>
@@ -978,8 +832,515 @@
         <w:tblLook w:val="04A0" w:firstRow="1" w:lastRow="0" w:firstColumn="1" w:lastColumn="0" w:noHBand="0" w:noVBand="1"/>
       </w:tblPr>
       <w:tblGrid>
-        <w:gridCol w:w="4672"/>
-        <w:gridCol w:w="4673"/>
+        <w:gridCol w:w="4106"/>
+        <w:gridCol w:w="851"/>
+        <w:gridCol w:w="4388"/>
+      </w:tblGrid>
+      <w:tr>
+        <w:tc>
+          <w:tcPr>
+            <w:tcW w:w="4106" w:type="dxa"/>
+            <w:tcBorders>
+              <w:right w:val="single" w:sz="4" w:space="0" w:color="auto"/>
+            </w:tcBorders>
+          </w:tcPr>
+          <w:p>
+            <w:pPr>
+              <w:rPr>
+                <w:rFonts w:ascii="Times New Roman" w:hAnsi="Times New Roman" w:cs="Times New Roman"/>
+                <w:sz w:val="20"/>
+                <w:szCs w:val="24"/>
+              </w:rPr>
+            </w:pPr>
+            <w:r>
+              <w:rPr>
+                <w:rFonts w:ascii="Times New Roman" w:hAnsi="Times New Roman" w:cs="Times New Roman"/>
+                <w:sz w:val="20"/>
+                <w:szCs w:val="24"/>
+              </w:rPr>
+              <w:t>Документ подписан простой электронной подписью</w:t>
+            </w:r>
+          </w:p>
+          <w:p>
+            <w:pPr>
+              <w:rPr>
+                <w:rFonts w:ascii="Times New Roman" w:hAnsi="Times New Roman" w:cs="Times New Roman"/>
+                <w:sz w:val="20"/>
+                <w:szCs w:val="24"/>
+              </w:rPr>
+            </w:pPr>
+            <w:r>
+              <w:rPr>
+                <w:rFonts w:ascii="Times New Roman" w:hAnsi="Times New Roman" w:cs="Times New Roman"/>
+                <w:sz w:val="20"/>
+                <w:szCs w:val="24"/>
+              </w:rPr>
+              <w:t xml:space="preserve">Составитель программы: {{ </w:t>
+            </w:r>
+            <w:r>
+              <w:rPr>
+                <w:rFonts w:ascii="Times New Roman" w:hAnsi="Times New Roman" w:cs="Times New Roman"/>
+                <w:sz w:val="20"/>
+                <w:szCs w:val="24"/>
+                <w:lang w:val="en-US"/>
+              </w:rPr>
+              <w:t>person</w:t>
+            </w:r>
+            <w:r>
+              <w:rPr>
+                <w:rFonts w:ascii="Times New Roman" w:hAnsi="Times New Roman" w:cs="Times New Roman"/>
+                <w:sz w:val="20"/>
+                <w:szCs w:val="24"/>
+              </w:rPr>
+              <w:t>_</w:t>
+            </w:r>
+            <w:r>
+              <w:rPr>
+                <w:rFonts w:ascii="Times New Roman" w:hAnsi="Times New Roman" w:cs="Times New Roman"/>
+                <w:sz w:val="20"/>
+                <w:szCs w:val="24"/>
+                <w:lang w:val="en-US"/>
+              </w:rPr>
+              <w:t>name</w:t>
+            </w:r>
+            <w:r>
+              <w:rPr>
+                <w:rFonts w:ascii="Times New Roman" w:hAnsi="Times New Roman" w:cs="Times New Roman"/>
+                <w:sz w:val="20"/>
+                <w:szCs w:val="24"/>
+              </w:rPr>
+              <w:t xml:space="preserve"> }}</w:t>
+            </w:r>
+          </w:p>
+          <w:p>
+            <w:pPr>
+              <w:rPr>
+                <w:rFonts w:ascii="Times New Roman" w:hAnsi="Times New Roman" w:cs="Times New Roman"/>
+                <w:sz w:val="20"/>
+                <w:szCs w:val="24"/>
+              </w:rPr>
+            </w:pPr>
+            <w:r>
+              <w:rPr>
+                <w:rFonts w:ascii="Times New Roman" w:hAnsi="Times New Roman" w:cs="Times New Roman"/>
+                <w:sz w:val="20"/>
+                <w:szCs w:val="24"/>
+              </w:rPr>
+              <w:t xml:space="preserve">Дата подписания: </w:t>
+            </w:r>
+            <w:r>
+              <w:rPr>
+                <w:rFonts w:ascii="Times New Roman" w:hAnsi="Times New Roman" w:cs="Times New Roman"/>
+                <w:sz w:val="20"/>
+                <w:szCs w:val="24"/>
+              </w:rPr>
+              <w:t xml:space="preserve">{{ </w:t>
+            </w:r>
+            <w:r>
+              <w:rPr>
+                <w:rFonts w:ascii="Times New Roman" w:hAnsi="Times New Roman" w:cs="Times New Roman"/>
+                <w:sz w:val="20"/>
+                <w:szCs w:val="24"/>
+                <w:lang w:val="en-US"/>
+              </w:rPr>
+              <w:t>review</w:t>
+            </w:r>
+            <w:r>
+              <w:rPr>
+                <w:rFonts w:ascii="Times New Roman" w:hAnsi="Times New Roman" w:cs="Times New Roman"/>
+                <w:sz w:val="20"/>
+                <w:szCs w:val="24"/>
+              </w:rPr>
+              <w:t>_</w:t>
+            </w:r>
+            <w:r>
+              <w:rPr>
+                <w:rFonts w:ascii="Times New Roman" w:hAnsi="Times New Roman" w:cs="Times New Roman"/>
+                <w:sz w:val="20"/>
+                <w:szCs w:val="24"/>
+                <w:lang w:val="en-US"/>
+              </w:rPr>
+              <w:t>date</w:t>
+            </w:r>
+            <w:r>
+              <w:rPr>
+                <w:rFonts w:ascii="Times New Roman" w:hAnsi="Times New Roman" w:cs="Times New Roman"/>
+                <w:sz w:val="20"/>
+                <w:szCs w:val="24"/>
+              </w:rPr>
+              <w:t xml:space="preserve"> }}</w:t>
+            </w:r>
+          </w:p>
+        </w:tc>
+        <w:tc>
+          <w:tcPr>
+            <w:tcW w:w="851" w:type="dxa"/>
+            <w:tcBorders>
+              <w:top w:val="nil"/>
+              <w:left w:val="single" w:sz="4" w:space="0" w:color="auto"/>
+              <w:bottom w:val="nil"/>
+            </w:tcBorders>
+          </w:tcPr>
+          <w:p>
+            <w:pPr>
+              <w:rPr>
+                <w:rFonts w:ascii="Times New Roman" w:hAnsi="Times New Roman" w:cs="Times New Roman"/>
+                <w:sz w:val="20"/>
+                <w:szCs w:val="24"/>
+              </w:rPr>
+            </w:pPr>
+          </w:p>
+        </w:tc>
+        <w:tc>
+          <w:tcPr>
+            <w:tcW w:w="4388" w:type="dxa"/>
+          </w:tcPr>
+          <w:p>
+            <w:pPr>
+              <w:rPr>
+                <w:rFonts w:ascii="Times New Roman" w:hAnsi="Times New Roman" w:cs="Times New Roman"/>
+                <w:sz w:val="20"/>
+                <w:szCs w:val="24"/>
+              </w:rPr>
+            </w:pPr>
+            <w:r>
+              <w:rPr>
+                <w:rFonts w:ascii="Times New Roman" w:hAnsi="Times New Roman" w:cs="Times New Roman"/>
+                <w:sz w:val="20"/>
+                <w:szCs w:val="24"/>
+              </w:rPr>
+              <w:t>Документ подписан простой электронной подписью</w:t>
+            </w:r>
+          </w:p>
+          <w:p>
+            <w:pPr>
+              <w:rPr>
+                <w:rFonts w:ascii="Times New Roman" w:hAnsi="Times New Roman" w:cs="Times New Roman"/>
+                <w:sz w:val="20"/>
+                <w:szCs w:val="24"/>
+                <w:lang w:val="en-US"/>
+              </w:rPr>
+            </w:pPr>
+            <w:r>
+              <w:rPr>
+                <w:rFonts w:ascii="Times New Roman" w:hAnsi="Times New Roman" w:cs="Times New Roman"/>
+                <w:sz w:val="20"/>
+                <w:szCs w:val="24"/>
+                <w:lang w:val="en-US"/>
+              </w:rPr>
+              <w:t xml:space="preserve">{{ </w:t>
+            </w:r>
+            <w:r>
+              <w:rPr>
+                <w:rFonts w:ascii="Times New Roman" w:hAnsi="Times New Roman" w:cs="Times New Roman"/>
+                <w:sz w:val="20"/>
+                <w:szCs w:val="24"/>
+                <w:lang w:val="en-US"/>
+              </w:rPr>
+              <w:t>user</w:t>
+            </w:r>
+            <w:r>
+              <w:rPr>
+                <w:rFonts w:ascii="Times New Roman" w:hAnsi="Times New Roman" w:cs="Times New Roman"/>
+                <w:sz w:val="20"/>
+                <w:szCs w:val="24"/>
+                <w:lang w:val="en-US"/>
+              </w:rPr>
+              <w:t>_</w:t>
+            </w:r>
+            <w:r>
+              <w:rPr>
+                <w:rFonts w:ascii="Times New Roman" w:hAnsi="Times New Roman" w:cs="Times New Roman"/>
+                <w:sz w:val="20"/>
+                <w:szCs w:val="24"/>
+                <w:lang w:val="en-US"/>
+              </w:rPr>
+              <w:t>type</w:t>
+            </w:r>
+            <w:r>
+              <w:rPr>
+                <w:rFonts w:ascii="Times New Roman" w:hAnsi="Times New Roman" w:cs="Times New Roman"/>
+                <w:sz w:val="20"/>
+                <w:szCs w:val="24"/>
+                <w:lang w:val="en-US"/>
+              </w:rPr>
+              <w:t xml:space="preserve"> }}: </w:t>
+            </w:r>
+            <w:r>
+              <w:rPr>
+                <w:rFonts w:ascii="Times New Roman" w:hAnsi="Times New Roman" w:cs="Times New Roman"/>
+                <w:sz w:val="20"/>
+                <w:szCs w:val="24"/>
+                <w:lang w:val="en-US"/>
+              </w:rPr>
+              <w:t xml:space="preserve">{{ </w:t>
+            </w:r>
+            <w:r>
+              <w:rPr>
+                <w:rFonts w:ascii="Times New Roman" w:hAnsi="Times New Roman" w:cs="Times New Roman"/>
+                <w:sz w:val="20"/>
+                <w:szCs w:val="24"/>
+                <w:lang w:val="en-US"/>
+              </w:rPr>
+              <w:t>user</w:t>
+            </w:r>
+            <w:r>
+              <w:rPr>
+                <w:rFonts w:ascii="Times New Roman" w:hAnsi="Times New Roman" w:cs="Times New Roman"/>
+                <w:sz w:val="20"/>
+                <w:szCs w:val="24"/>
+                <w:lang w:val="en-US"/>
+              </w:rPr>
+              <w:t>_</w:t>
+            </w:r>
+            <w:r>
+              <w:rPr>
+                <w:rFonts w:ascii="Times New Roman" w:hAnsi="Times New Roman" w:cs="Times New Roman"/>
+                <w:sz w:val="20"/>
+                <w:szCs w:val="24"/>
+                <w:lang w:val="en-US"/>
+              </w:rPr>
+              <w:t>accepted</w:t>
+            </w:r>
+            <w:r>
+              <w:rPr>
+                <w:rFonts w:ascii="Times New Roman" w:hAnsi="Times New Roman" w:cs="Times New Roman"/>
+                <w:sz w:val="20"/>
+                <w:szCs w:val="24"/>
+                <w:lang w:val="en-US"/>
+              </w:rPr>
+              <w:t xml:space="preserve"> }}</w:t>
+            </w:r>
+          </w:p>
+          <w:p>
+            <w:pPr>
+              <w:rPr>
+                <w:rFonts w:ascii="Times New Roman" w:hAnsi="Times New Roman" w:cs="Times New Roman"/>
+                <w:sz w:val="20"/>
+                <w:szCs w:val="24"/>
+                <w:lang w:val="en-US"/>
+              </w:rPr>
+            </w:pPr>
+            <w:r>
+              <w:rPr>
+                <w:rFonts w:ascii="Times New Roman" w:hAnsi="Times New Roman" w:cs="Times New Roman"/>
+                <w:sz w:val="20"/>
+                <w:szCs w:val="24"/>
+              </w:rPr>
+              <w:t>Дата</w:t>
+            </w:r>
+            <w:r>
+              <w:rPr>
+                <w:rFonts w:ascii="Times New Roman" w:hAnsi="Times New Roman" w:cs="Times New Roman"/>
+                <w:sz w:val="20"/>
+                <w:szCs w:val="24"/>
+                <w:lang w:val="en-US"/>
+              </w:rPr>
+              <w:t xml:space="preserve"> </w:t>
+            </w:r>
+            <w:r>
+              <w:rPr>
+                <w:rFonts w:ascii="Times New Roman" w:hAnsi="Times New Roman" w:cs="Times New Roman"/>
+                <w:sz w:val="20"/>
+                <w:szCs w:val="24"/>
+              </w:rPr>
+              <w:t>подписания</w:t>
+            </w:r>
+            <w:r>
+              <w:rPr>
+                <w:rFonts w:ascii="Times New Roman" w:hAnsi="Times New Roman" w:cs="Times New Roman"/>
+                <w:sz w:val="20"/>
+                <w:szCs w:val="24"/>
+                <w:lang w:val="en-US"/>
+              </w:rPr>
+              <w:t>:</w:t>
+            </w:r>
+            <w:r>
+              <w:rPr>
+                <w:rFonts w:ascii="Times New Roman" w:hAnsi="Times New Roman" w:cs="Times New Roman"/>
+                <w:sz w:val="20"/>
+                <w:szCs w:val="24"/>
+                <w:lang w:val="en-US"/>
+              </w:rPr>
+              <w:t xml:space="preserve"> {{ </w:t>
+            </w:r>
+            <w:r>
+              <w:rPr>
+                <w:rFonts w:ascii="Times New Roman" w:hAnsi="Times New Roman" w:cs="Times New Roman"/>
+                <w:sz w:val="20"/>
+                <w:szCs w:val="24"/>
+                <w:lang w:val="en-US"/>
+              </w:rPr>
+              <w:t>accept_date</w:t>
+            </w:r>
+            <w:r>
+              <w:rPr>
+                <w:rFonts w:ascii="Times New Roman" w:hAnsi="Times New Roman" w:cs="Times New Roman"/>
+                <w:sz w:val="20"/>
+                <w:szCs w:val="24"/>
+                <w:lang w:val="en-US"/>
+              </w:rPr>
+              <w:t xml:space="preserve"> </w:t>
+            </w:r>
+            <w:r>
+              <w:rPr>
+                <w:rFonts w:ascii="Times New Roman" w:hAnsi="Times New Roman" w:cs="Times New Roman"/>
+                <w:sz w:val="20"/>
+                <w:szCs w:val="24"/>
+                <w:lang w:val="en-US"/>
+              </w:rPr>
+              <w:t>}}</w:t>
+            </w:r>
+          </w:p>
+        </w:tc>
+      </w:tr>
+    </w:tbl>
+    <w:p>
+      <w:pPr>
+        <w:jc w:val="center"/>
+        <w:rPr>
+          <w:rFonts w:ascii="Times New Roman" w:hAnsi="Times New Roman" w:cs="Times New Roman"/>
+          <w:sz w:val="24"/>
+          <w:szCs w:val="24"/>
+          <w:lang w:val="en-US"/>
+        </w:rPr>
+      </w:pPr>
+      <w:r>
+        <w:rPr>
+          <w:rFonts w:ascii="Times New Roman" w:hAnsi="Times New Roman" w:cs="Times New Roman"/>
+          <w:sz w:val="24"/>
+          <w:szCs w:val="24"/>
+          <w:lang w:val="en-US"/>
+        </w:rPr>
+        <w:t>{% endif %}</w:t>
+      </w:r>
+    </w:p>
+    <w:p>
+      <w:pPr>
+        <w:rPr>
+          <w:rFonts w:ascii="Times New Roman" w:hAnsi="Times New Roman" w:cs="Times New Roman"/>
+          <w:sz w:val="24"/>
+          <w:szCs w:val="24"/>
+          <w:lang w:val="en-US"/>
+        </w:rPr>
+      </w:pPr>
+      <w:r>
+        <w:rPr>
+          <w:rFonts w:ascii="Times New Roman" w:hAnsi="Times New Roman" w:cs="Times New Roman"/>
+          <w:sz w:val="24"/>
+          <w:szCs w:val="24"/>
+          <w:lang w:val="en-US"/>
+        </w:rPr>
+        <w:br w:type="page"/>
+      </w:r>
+    </w:p>
+    <w:p>
+      <w:pPr>
+        <w:spacing w:before="200" w:after="200" w:line="240" w:lineRule="auto"/>
+        <w:jc w:val="both"/>
+        <w:rPr>
+          <w:rFonts w:ascii="Times New Roman" w:hAnsi="Times New Roman" w:cs="Times New Roman"/>
+          <w:b/>
+          <w:bCs/>
+          <w:sz w:val="24"/>
+          <w:szCs w:val="24"/>
+        </w:rPr>
+      </w:pPr>
+      <w:r>
+        <w:rPr>
+          <w:rFonts w:ascii="Times New Roman" w:hAnsi="Times New Roman" w:cs="Times New Roman"/>
+          <w:b/>
+          <w:bCs/>
+          <w:sz w:val="24"/>
+          <w:szCs w:val="24"/>
+        </w:rPr>
+        <w:lastRenderedPageBreak/>
+        <w:t>1</w:t>
+      </w:r>
+      <w:r>
+        <w:rPr>
+          <w:rFonts w:ascii="Times New Roman" w:hAnsi="Times New Roman" w:cs="Times New Roman"/>
+          <w:b/>
+          <w:bCs/>
+          <w:sz w:val="24"/>
+          <w:szCs w:val="24"/>
+        </w:rPr>
+        <w:t xml:space="preserve"> Перечень планируемых результатов обучения по дисциплине, соотнесённых с планируемыми результатами освоения образовательной программы</w:t>
+      </w:r>
+    </w:p>
+    <w:p>
+      <w:pPr>
+        <w:spacing w:before="200" w:after="200" w:line="240" w:lineRule="auto"/>
+        <w:jc w:val="both"/>
+        <w:rPr>
+          <w:rFonts w:ascii="Times New Roman" w:hAnsi="Times New Roman" w:cs="Times New Roman"/>
+          <w:b/>
+          <w:bCs/>
+          <w:sz w:val="24"/>
+          <w:szCs w:val="24"/>
+        </w:rPr>
+      </w:pPr>
+      <w:r>
+        <w:rPr>
+          <w:rFonts w:ascii="Times New Roman" w:hAnsi="Times New Roman" w:cs="Times New Roman"/>
+          <w:b/>
+          <w:bCs/>
+          <w:sz w:val="24"/>
+          <w:szCs w:val="24"/>
+        </w:rPr>
+        <w:t>1.1 Дисциплина «</w:t>
+      </w:r>
+      <w:r>
+        <w:rPr>
+          <w:rFonts w:ascii="Times New Roman" w:hAnsi="Times New Roman" w:cs="Times New Roman"/>
+          <w:b/>
+          <w:bCs/>
+          <w:sz w:val="24"/>
+          <w:szCs w:val="24"/>
+        </w:rPr>
+        <w:t>{{</w:t>
+      </w:r>
+      <w:r>
+        <w:rPr>
+          <w:rFonts w:ascii="Times New Roman" w:hAnsi="Times New Roman" w:cs="Times New Roman"/>
+          <w:b/>
+          <w:bCs/>
+          <w:sz w:val="24"/>
+          <w:szCs w:val="24"/>
+          <w:lang w:val="en-US"/>
+        </w:rPr>
+        <w:t>discipline</w:t>
+      </w:r>
+      <w:r>
+        <w:rPr>
+          <w:rFonts w:ascii="Times New Roman" w:hAnsi="Times New Roman" w:cs="Times New Roman"/>
+          <w:b/>
+          <w:bCs/>
+          <w:sz w:val="24"/>
+          <w:szCs w:val="24"/>
+        </w:rPr>
+        <w:t>}}</w:t>
+      </w:r>
+      <w:r>
+        <w:rPr>
+          <w:rFonts w:ascii="Times New Roman" w:hAnsi="Times New Roman" w:cs="Times New Roman"/>
+          <w:b/>
+          <w:bCs/>
+          <w:sz w:val="24"/>
+          <w:szCs w:val="24"/>
+        </w:rPr>
+        <w:t>» обеспечивает формирование следующих компетенций с учётом индикаторов их достижения</w:t>
+      </w:r>
+    </w:p>
+    <w:tbl>
+      <w:tblPr>
+        <w:tblStyle w:val="ab"/>
+        <w:tblW w:w="0" w:type="auto"/>
+        <w:tblLook w:val="04A0" w:firstRow="1" w:lastRow="0" w:firstColumn="1" w:lastColumn="0" w:noHBand="0" w:noVBand="1"/>
+      </w:tblPr>
+      <w:tblGrid>
+        <w:gridCol w:w="5807"/>
+        <w:gridCol w:w="3538"/>
       </w:tblGrid>
       <w:tr>
         <w:trPr>
@@ -987,7 +1348,7 @@
         </w:trPr>
         <w:tc>
           <w:tcPr>
-            <w:tcW w:w="4672" w:type="dxa"/>
+            <w:tcW w:w="5807" w:type="dxa"/>
             <w:tcBorders>
               <w:top w:val="single" w:sz="4" w:space="0" w:color="auto"/>
               <w:left w:val="single" w:sz="4" w:space="0" w:color="auto"/>
@@ -1022,13 +1383,13 @@
                 <w:sz w:val="24"/>
                 <w:szCs w:val="24"/>
               </w:rPr>
-              <w:t>наименования компетенции</w:t>
-            </w:r>
-          </w:p>
-        </w:tc>
-        <w:tc>
-          <w:tcPr>
-            <w:tcW w:w="4673" w:type="dxa"/>
+              <w:t>наименование компетенции</w:t>
+            </w:r>
+          </w:p>
+        </w:tc>
+        <w:tc>
+          <w:tcPr>
+            <w:tcW w:w="3538" w:type="dxa"/>
             <w:tcBorders>
               <w:top w:val="single" w:sz="4" w:space="0" w:color="auto"/>
               <w:left w:val="single" w:sz="4" w:space="0" w:color="auto"/>
@@ -1103,7 +1464,7 @@
       <w:tr>
         <w:tc>
           <w:tcPr>
-            <w:tcW w:w="4672" w:type="dxa"/>
+            <w:tcW w:w="5807" w:type="dxa"/>
             <w:tcBorders>
               <w:top w:val="single" w:sz="4" w:space="0" w:color="auto"/>
               <w:left w:val="single" w:sz="4" w:space="0" w:color="auto"/>
@@ -1178,7 +1539,7 @@
         </w:tc>
         <w:tc>
           <w:tcPr>
-            <w:tcW w:w="4673" w:type="dxa"/>
+            <w:tcW w:w="3538" w:type="dxa"/>
             <w:tcBorders>
               <w:top w:val="single" w:sz="4" w:space="0" w:color="auto"/>
               <w:left w:val="single" w:sz="4" w:space="0" w:color="auto"/>
@@ -2126,33 +2487,7 @@
                 <w:sz w:val="24"/>
                 <w:szCs w:val="24"/>
               </w:rPr>
-              <w:t>Трудоемкость в академических</w:t>
-            </w:r>
-            <w:r>
-              <w:rPr>
-                <w:rFonts w:ascii="Times New Roman" w:hAnsi="Times New Roman" w:cs="Times New Roman"/>
-                <w:sz w:val="24"/>
-                <w:szCs w:val="24"/>
-              </w:rPr>
-              <w:t xml:space="preserve"> </w:t>
-            </w:r>
-            <w:r>
-              <w:rPr>
-                <w:rFonts w:ascii="Times New Roman" w:hAnsi="Times New Roman" w:cs="Times New Roman"/>
-                <w:b/>
-                <w:bCs/>
-                <w:sz w:val="24"/>
-                <w:szCs w:val="24"/>
-              </w:rPr>
-              <w:t>часах</w:t>
-            </w:r>
-            <w:r>
-              <w:rPr>
-                <w:rFonts w:ascii="Times New Roman" w:hAnsi="Times New Roman" w:cs="Times New Roman"/>
-                <w:sz w:val="24"/>
-                <w:szCs w:val="24"/>
-              </w:rPr>
-              <w:t xml:space="preserve"> </w:t>
+              <w:t>Трудоемкость в академических часах</w:t>
             </w:r>
           </w:p>
           <w:p>
@@ -2170,7 +2505,7 @@
                 <w:sz w:val="24"/>
                 <w:szCs w:val="24"/>
               </w:rPr>
-              <w:t>(Один академический час соответствует 45 минутам астрономического часа)</w:t>
+              <w:t xml:space="preserve"> (Один академический час соответствует 45 минутам астрономического часа)</w:t>
             </w:r>
           </w:p>
         </w:tc>
@@ -5344,7 +5679,7 @@
     <w:tbl>
       <w:tblPr>
         <w:tblStyle w:val="ab"/>
-        <w:tblW w:w="0" w:type="auto"/>
+        <w:tblW w:w="9347" w:type="dxa"/>
         <w:tblLayout w:type="fixed"/>
         <w:tblLook w:val="04A0" w:firstRow="1" w:lastRow="0" w:firstColumn="1" w:lastColumn="0" w:noHBand="0" w:noVBand="1"/>
       </w:tblPr>
@@ -5354,10 +5689,10 @@
         <w:gridCol w:w="708"/>
         <w:gridCol w:w="709"/>
         <w:gridCol w:w="709"/>
+        <w:gridCol w:w="712"/>
         <w:gridCol w:w="710"/>
-        <w:gridCol w:w="710"/>
-        <w:gridCol w:w="710"/>
-        <w:gridCol w:w="710"/>
+        <w:gridCol w:w="756"/>
+        <w:gridCol w:w="664"/>
         <w:gridCol w:w="710"/>
         <w:gridCol w:w="1174"/>
       </w:tblGrid>
@@ -5438,8 +5773,8 @@
         </w:tc>
         <w:tc>
           <w:tcPr>
-            <w:tcW w:w="5676" w:type="dxa"/>
-            <w:gridSpan w:val="8"/>
+            <w:tcW w:w="4304" w:type="dxa"/>
+            <w:gridSpan w:val="6"/>
             <w:vAlign w:val="center"/>
           </w:tcPr>
           <w:p>
@@ -5465,6 +5800,33 @@
         </w:tc>
         <w:tc>
           <w:tcPr>
+            <w:tcW w:w="1374" w:type="dxa"/>
+            <w:gridSpan w:val="2"/>
+            <w:vMerge w:val="restart"/>
+            <w:vAlign w:val="center"/>
+          </w:tcPr>
+          <w:p>
+            <w:pPr>
+              <w:jc w:val="center"/>
+              <w:rPr>
+                <w:rFonts w:ascii="Times New Roman" w:hAnsi="Times New Roman" w:cs="Times New Roman"/>
+                <w:b/>
+                <w:sz w:val="20"/>
+                <w:szCs w:val="20"/>
+              </w:rPr>
+            </w:pPr>
+            <w:r>
+              <w:rPr>
+                <w:rFonts w:ascii="Times New Roman" w:hAnsi="Times New Roman" w:cs="Times New Roman"/>
+                <w:sz w:val="20"/>
+                <w:szCs w:val="20"/>
+              </w:rPr>
+              <w:t>СРС</w:t>
+            </w:r>
+          </w:p>
+        </w:tc>
+        <w:tc>
+          <w:tcPr>
             <w:tcW w:w="1174" w:type="dxa"/>
             <w:vMerge w:val="restart"/>
             <w:vAlign w:val="center"/>
@@ -5553,7 +5915,7 @@
         </w:tc>
         <w:tc>
           <w:tcPr>
-            <w:tcW w:w="1419" w:type="dxa"/>
+            <w:tcW w:w="1421" w:type="dxa"/>
             <w:gridSpan w:val="2"/>
             <w:vAlign w:val="center"/>
           </w:tcPr>
@@ -5578,7 +5940,7 @@
         </w:tc>
         <w:tc>
           <w:tcPr>
-            <w:tcW w:w="1420" w:type="dxa"/>
+            <w:tcW w:w="1466" w:type="dxa"/>
             <w:gridSpan w:val="2"/>
             <w:vAlign w:val="center"/>
           </w:tcPr>
@@ -5603,8 +5965,9 @@
         </w:tc>
         <w:tc>
           <w:tcPr>
-            <w:tcW w:w="1420" w:type="dxa"/>
+            <w:tcW w:w="1374" w:type="dxa"/>
             <w:gridSpan w:val="2"/>
+            <w:vMerge/>
             <w:vAlign w:val="center"/>
           </w:tcPr>
           <w:p>
@@ -5616,14 +5979,6 @@
                 <w:szCs w:val="20"/>
               </w:rPr>
             </w:pPr>
-            <w:r>
-              <w:rPr>
-                <w:rFonts w:ascii="Times New Roman" w:hAnsi="Times New Roman" w:cs="Times New Roman"/>
-                <w:sz w:val="20"/>
-                <w:szCs w:val="20"/>
-              </w:rPr>
-              <w:t>СРС</w:t>
-            </w:r>
           </w:p>
         </w:tc>
         <w:tc>
@@ -5753,6 +6108,30 @@
         </w:tc>
         <w:tc>
           <w:tcPr>
+            <w:tcW w:w="712" w:type="dxa"/>
+            <w:vAlign w:val="center"/>
+          </w:tcPr>
+          <w:p>
+            <w:pPr>
+              <w:jc w:val="center"/>
+              <w:rPr>
+                <w:rFonts w:ascii="Times New Roman" w:hAnsi="Times New Roman" w:cs="Times New Roman"/>
+                <w:sz w:val="20"/>
+                <w:szCs w:val="20"/>
+              </w:rPr>
+            </w:pPr>
+            <w:r>
+              <w:rPr>
+                <w:rFonts w:ascii="Times New Roman" w:hAnsi="Times New Roman" w:cs="Times New Roman"/>
+                <w:sz w:val="20"/>
+                <w:szCs w:val="20"/>
+              </w:rPr>
+              <w:t>Кол. Час.</w:t>
+            </w:r>
+          </w:p>
+        </w:tc>
+        <w:tc>
+          <w:tcPr>
             <w:tcW w:w="710" w:type="dxa"/>
             <w:vAlign w:val="center"/>
           </w:tcPr>
@@ -5771,13 +6150,13 @@
                 <w:sz w:val="20"/>
                 <w:szCs w:val="20"/>
               </w:rPr>
-              <w:t>Кол. Час.</w:t>
-            </w:r>
-          </w:p>
-        </w:tc>
-        <w:tc>
-          <w:tcPr>
-            <w:tcW w:w="710" w:type="dxa"/>
+              <w:t>№</w:t>
+            </w:r>
+          </w:p>